--- a/docs (kubernetes)/kcna_kodekloud.docx
+++ b/docs (kubernetes)/kcna_kodekloud.docx
@@ -3486,7 +3486,589 @@
           <w:rFonts w:hint="default" w:ascii="Bodoni MT" w:hAnsi="Bodoni MT" w:cs="Bodoni MT"/>
           <w:lang w:val="en-IN"/>
         </w:rPr>
-        <w:t>Lets see the below example: --------------</w:t>
+        <w:t xml:space="preserve">There are a few commands </w:t>
+      </w:r>
+      <w:r>
+        <w:rPr>
+          <w:rFonts w:hint="default" w:ascii="Bodoni MT" w:hAnsi="Bodoni MT" w:cs="Bodoni MT"/>
+          <w:color w:val="00B0F0"/>
+          <w:lang w:val="en-IN"/>
+        </w:rPr>
+        <w:t>[ deployment is used for example; can be used for any objects ]</w:t>
+      </w:r>
+      <w:r>
+        <w:rPr>
+          <w:rFonts w:hint="default" w:ascii="Bodoni MT" w:hAnsi="Bodoni MT" w:cs="Bodoni MT"/>
+          <w:lang w:val="en-IN"/>
+        </w:rPr>
+        <w:t>:</w:t>
+      </w:r>
+    </w:p>
+    <w:p>
+      <w:pPr>
+        <w:keepNext w:val="0"/>
+        <w:keepLines w:val="0"/>
+        <w:widowControl/>
+        <w:numPr>
+          <w:ilvl w:val="1"/>
+          <w:numId w:val="11"/>
+        </w:numPr>
+        <w:suppressLineNumbers w:val="0"/>
+        <w:spacing w:before="0" w:beforeAutospacing="0" w:after="0" w:afterAutospacing="0" w:line="360" w:lineRule="auto"/>
+        <w:ind w:left="840" w:leftChars="0" w:right="0" w:hanging="420" w:firstLineChars="0"/>
+        <w:jc w:val="left"/>
+        <w:rPr>
+          <w:rFonts w:hint="default" w:ascii="Bodoni MT" w:hAnsi="Bodoni MT" w:cs="Bodoni MT"/>
+        </w:rPr>
+      </w:pPr>
+      <w:r>
+        <w:rPr>
+          <w:rFonts w:hint="default" w:ascii="Bodoni MT" w:hAnsi="Bodoni MT" w:cs="Bodoni MT"/>
+          <w:b/>
+          <w:bCs/>
+          <w:color w:val="C00000"/>
+          <w:shd w:val="clear" w:color="FFFFFF" w:fill="D9D9D9"/>
+          <w:lang w:val="en-IN"/>
+        </w:rPr>
+        <w:t>kubectl diff -f &lt;</w:t>
+      </w:r>
+      <w:r>
+        <w:rPr>
+          <w:rFonts w:hint="default" w:ascii="Bodoni MT" w:hAnsi="Bodoni MT" w:cs="Bodoni MT"/>
+          <w:b w:val="0"/>
+          <w:bCs w:val="0"/>
+          <w:color w:val="C00000"/>
+          <w:shd w:val="clear" w:color="FFFFFF" w:fill="D9D9D9"/>
+          <w:lang w:val="en-IN"/>
+        </w:rPr>
+        <w:t>yaml file name</w:t>
+      </w:r>
+      <w:r>
+        <w:rPr>
+          <w:rFonts w:hint="default" w:ascii="Bodoni MT" w:hAnsi="Bodoni MT" w:cs="Bodoni MT"/>
+          <w:b/>
+          <w:bCs/>
+          <w:color w:val="C00000"/>
+          <w:shd w:val="clear" w:color="FFFFFF" w:fill="D9D9D9"/>
+          <w:lang w:val="en-IN"/>
+        </w:rPr>
+        <w:t>&gt;</w:t>
+      </w:r>
+      <w:r>
+        <w:rPr>
+          <w:rFonts w:hint="default" w:ascii="Bodoni MT" w:hAnsi="Bodoni MT" w:cs="Bodoni MT"/>
+          <w:b/>
+          <w:bCs/>
+          <w:lang w:val="en-IN"/>
+        </w:rPr>
+        <w:br w:type="textWrapping"/>
+      </w:r>
+      <w:r>
+        <w:rPr>
+          <w:rFonts w:hint="default" w:ascii="Bodoni MT" w:hAnsi="Bodoni MT" w:cs="Bodoni MT"/>
+          <w:b w:val="0"/>
+          <w:bCs w:val="0"/>
+          <w:lang w:val="en-IN"/>
+        </w:rPr>
+        <w:t xml:space="preserve">compare the </w:t>
+      </w:r>
+      <w:r>
+        <w:rPr>
+          <w:rFonts w:hint="default" w:ascii="Bodoni MT" w:hAnsi="Bodoni MT" w:cs="Bodoni MT"/>
+          <w:b w:val="0"/>
+          <w:bCs w:val="0"/>
+          <w:color w:val="00B050"/>
+          <w:lang w:val="en-IN"/>
+        </w:rPr>
+        <w:t xml:space="preserve">yaml with the </w:t>
+      </w:r>
+      <w:r>
+        <w:rPr>
+          <w:rFonts w:hint="default" w:ascii="Bodoni MT" w:hAnsi="Bodoni MT" w:cs="Bodoni MT"/>
+          <w:b w:val="0"/>
+          <w:bCs w:val="0"/>
+          <w:i/>
+          <w:iCs/>
+          <w:color w:val="00B050"/>
+          <w:lang w:val="en-IN"/>
+        </w:rPr>
+        <w:t>live config</w:t>
+      </w:r>
+      <w:r>
+        <w:rPr>
+          <w:rFonts w:hint="default" w:ascii="Bodoni MT" w:hAnsi="Bodoni MT" w:cs="Bodoni MT"/>
+          <w:b w:val="0"/>
+          <w:bCs w:val="0"/>
+          <w:i w:val="0"/>
+          <w:iCs w:val="0"/>
+          <w:lang w:val="en-IN"/>
+        </w:rPr>
+        <w:t xml:space="preserve"> along with</w:t>
+      </w:r>
+      <w:r>
+        <w:rPr>
+          <w:rFonts w:hint="default" w:ascii="Bodoni MT" w:hAnsi="Bodoni MT" w:cs="Bodoni MT"/>
+          <w:b w:val="0"/>
+          <w:bCs w:val="0"/>
+          <w:i w:val="0"/>
+          <w:iCs w:val="0"/>
+          <w:color w:val="C00000"/>
+          <w:lang w:val="en-IN"/>
+        </w:rPr>
+        <w:t xml:space="preserve"> last applied</w:t>
+      </w:r>
+      <w:r>
+        <w:rPr>
+          <w:rFonts w:hint="default" w:ascii="Bodoni MT" w:hAnsi="Bodoni MT" w:cs="Bodoni MT"/>
+          <w:b w:val="0"/>
+          <w:bCs w:val="0"/>
+          <w:i w:val="0"/>
+          <w:iCs w:val="0"/>
+          <w:lang w:val="en-IN"/>
+        </w:rPr>
+        <w:t xml:space="preserve"> and display </w:t>
+      </w:r>
+      <w:r>
+        <w:rPr>
+          <w:rFonts w:hint="default" w:ascii="Bodoni MT" w:hAnsi="Bodoni MT" w:cs="Bodoni MT"/>
+          <w:b w:val="0"/>
+          <w:bCs w:val="0"/>
+          <w:i w:val="0"/>
+          <w:iCs w:val="0"/>
+          <w:shd w:val="clear" w:color="FFFFFF" w:fill="D9D9D9"/>
+          <w:lang w:val="en-IN"/>
+        </w:rPr>
+        <w:t xml:space="preserve">how it’ll look like after you execute </w:t>
+      </w:r>
+      <w:r>
+        <w:rPr>
+          <w:rFonts w:hint="default" w:ascii="Bodoni MT" w:hAnsi="Bodoni MT" w:cs="Bodoni MT"/>
+          <w:b w:val="0"/>
+          <w:bCs w:val="0"/>
+          <w:i/>
+          <w:iCs/>
+          <w:color w:val="C00000"/>
+          <w:shd w:val="clear" w:color="FFFFFF" w:fill="D9D9D9"/>
+          <w:lang w:val="en-IN"/>
+        </w:rPr>
+        <w:t>kubectl apply</w:t>
+      </w:r>
+      <w:r>
+        <w:rPr>
+          <w:rFonts w:hint="default" w:ascii="Bodoni MT" w:hAnsi="Bodoni MT" w:cs="Bodoni MT"/>
+          <w:b w:val="0"/>
+          <w:bCs w:val="0"/>
+          <w:lang w:val="en-IN"/>
+        </w:rPr>
+        <w:t>.</w:t>
+      </w:r>
+    </w:p>
+    <w:p>
+      <w:pPr>
+        <w:keepNext w:val="0"/>
+        <w:keepLines w:val="0"/>
+        <w:widowControl/>
+        <w:numPr>
+          <w:ilvl w:val="1"/>
+          <w:numId w:val="11"/>
+        </w:numPr>
+        <w:suppressLineNumbers w:val="0"/>
+        <w:spacing w:before="0" w:beforeAutospacing="0" w:after="0" w:afterAutospacing="0" w:line="360" w:lineRule="auto"/>
+        <w:ind w:left="840" w:leftChars="0" w:right="0" w:hanging="420" w:firstLineChars="0"/>
+        <w:jc w:val="left"/>
+        <w:rPr>
+          <w:rFonts w:hint="default" w:ascii="Bodoni MT" w:hAnsi="Bodoni MT" w:cs="Bodoni MT"/>
+        </w:rPr>
+      </w:pPr>
+      <w:r>
+        <w:rPr>
+          <w:rFonts w:hint="default" w:ascii="Bodoni MT" w:hAnsi="Bodoni MT" w:cs="Bodoni MT"/>
+          <w:b/>
+          <w:bCs/>
+          <w:color w:val="C00000"/>
+          <w:shd w:val="clear" w:color="FFFFFF" w:fill="D9D9D9"/>
+          <w:lang w:val="en-IN"/>
+        </w:rPr>
+        <w:t>kubectl apply view-last-updated deployment &lt;</w:t>
+      </w:r>
+      <w:r>
+        <w:rPr>
+          <w:rFonts w:hint="default" w:ascii="Bodoni MT" w:hAnsi="Bodoni MT" w:cs="Bodoni MT"/>
+          <w:b w:val="0"/>
+          <w:bCs w:val="0"/>
+          <w:color w:val="C00000"/>
+          <w:shd w:val="clear" w:color="FFFFFF" w:fill="D9D9D9"/>
+          <w:lang w:val="en-IN"/>
+        </w:rPr>
+        <w:t>deployment name</w:t>
+      </w:r>
+      <w:r>
+        <w:rPr>
+          <w:rFonts w:hint="default" w:ascii="Bodoni MT" w:hAnsi="Bodoni MT" w:cs="Bodoni MT"/>
+          <w:b/>
+          <w:bCs/>
+          <w:color w:val="C00000"/>
+          <w:shd w:val="clear" w:color="FFFFFF" w:fill="D9D9D9"/>
+          <w:lang w:val="en-IN"/>
+        </w:rPr>
+        <w:t>&gt;</w:t>
+      </w:r>
+      <w:r>
+        <w:rPr>
+          <w:rFonts w:hint="default" w:ascii="Bodoni MT" w:hAnsi="Bodoni MT" w:cs="Bodoni MT"/>
+          <w:b w:val="0"/>
+          <w:bCs w:val="0"/>
+          <w:color w:val="C00000"/>
+          <w:shd w:val="clear" w:color="FFFFFF" w:fill="D9D9D9"/>
+          <w:lang w:val="en-IN"/>
+        </w:rPr>
+        <w:t xml:space="preserve"> </w:t>
+      </w:r>
+      <w:r>
+        <w:rPr>
+          <w:rFonts w:hint="default" w:ascii="Bodoni MT" w:hAnsi="Bodoni MT" w:cs="Bodoni MT"/>
+          <w:b w:val="0"/>
+          <w:bCs w:val="0"/>
+          <w:lang w:val="en-IN"/>
+        </w:rPr>
+        <w:br w:type="textWrapping"/>
+      </w:r>
+      <w:r>
+        <w:rPr>
+          <w:rFonts w:hint="default" w:ascii="Bodoni MT" w:hAnsi="Bodoni MT" w:cs="Bodoni MT"/>
+          <w:b w:val="0"/>
+          <w:bCs w:val="0"/>
+          <w:lang w:val="en-IN"/>
+        </w:rPr>
+        <w:t xml:space="preserve">show the last updated configs [ which is present actually in JSON ] in </w:t>
+      </w:r>
+      <w:r>
+        <w:rPr>
+          <w:rFonts w:hint="default" w:ascii="Bodoni MT" w:hAnsi="Bodoni MT" w:cs="Bodoni MT"/>
+          <w:b w:val="0"/>
+          <w:bCs w:val="0"/>
+          <w:i/>
+          <w:iCs/>
+          <w:lang w:val="en-IN"/>
+        </w:rPr>
+        <w:t xml:space="preserve">yaml </w:t>
+      </w:r>
+      <w:r>
+        <w:rPr>
+          <w:rFonts w:hint="default" w:ascii="Bodoni MT" w:hAnsi="Bodoni MT" w:cs="Bodoni MT"/>
+          <w:b w:val="0"/>
+          <w:bCs w:val="0"/>
+          <w:lang w:val="en-IN"/>
+        </w:rPr>
+        <w:t>format cleanly.</w:t>
+      </w:r>
+    </w:p>
+    <w:p>
+      <w:pPr>
+        <w:keepNext w:val="0"/>
+        <w:keepLines w:val="0"/>
+        <w:widowControl/>
+        <w:numPr>
+          <w:ilvl w:val="1"/>
+          <w:numId w:val="11"/>
+        </w:numPr>
+        <w:suppressLineNumbers w:val="0"/>
+        <w:spacing w:before="0" w:beforeAutospacing="0" w:after="0" w:afterAutospacing="0" w:line="360" w:lineRule="auto"/>
+        <w:ind w:left="840" w:leftChars="0" w:right="0" w:hanging="420" w:firstLineChars="0"/>
+        <w:jc w:val="left"/>
+        <w:rPr>
+          <w:rFonts w:hint="default" w:ascii="Bodoni MT" w:hAnsi="Bodoni MT" w:cs="Bodoni MT"/>
+        </w:rPr>
+      </w:pPr>
+      <w:r>
+        <w:rPr>
+          <w:rFonts w:hint="default" w:ascii="Bodoni MT" w:hAnsi="Bodoni MT" w:cs="Bodoni MT"/>
+          <w:b/>
+          <w:bCs/>
+          <w:color w:val="C00000"/>
+          <w:shd w:val="clear" w:color="FFFFFF" w:fill="D9D9D9"/>
+          <w:lang w:val="en-IN"/>
+        </w:rPr>
+        <w:t>kubectl get deployment &lt;</w:t>
+      </w:r>
+      <w:r>
+        <w:rPr>
+          <w:rFonts w:hint="default" w:ascii="Bodoni MT" w:hAnsi="Bodoni MT" w:cs="Bodoni MT"/>
+          <w:b w:val="0"/>
+          <w:bCs w:val="0"/>
+          <w:color w:val="C00000"/>
+          <w:shd w:val="clear" w:color="FFFFFF" w:fill="D9D9D9"/>
+          <w:lang w:val="en-IN"/>
+        </w:rPr>
+        <w:t>deployment name</w:t>
+      </w:r>
+      <w:r>
+        <w:rPr>
+          <w:rFonts w:hint="default" w:ascii="Bodoni MT" w:hAnsi="Bodoni MT" w:cs="Bodoni MT"/>
+          <w:b/>
+          <w:bCs/>
+          <w:color w:val="C00000"/>
+          <w:shd w:val="clear" w:color="FFFFFF" w:fill="D9D9D9"/>
+          <w:lang w:val="en-IN"/>
+        </w:rPr>
+        <w:t>&gt;</w:t>
+      </w:r>
+      <w:r>
+        <w:rPr>
+          <w:rFonts w:hint="default" w:ascii="Bodoni MT" w:hAnsi="Bodoni MT" w:cs="Bodoni MT"/>
+          <w:b w:val="0"/>
+          <w:bCs w:val="0"/>
+          <w:color w:val="C00000"/>
+          <w:shd w:val="clear" w:color="FFFFFF" w:fill="D9D9D9"/>
+          <w:lang w:val="en-IN"/>
+        </w:rPr>
+        <w:t xml:space="preserve"> </w:t>
+      </w:r>
+      <w:r>
+        <w:rPr>
+          <w:rFonts w:hint="default" w:ascii="Bodoni MT" w:hAnsi="Bodoni MT" w:cs="Bodoni MT"/>
+          <w:b/>
+          <w:bCs/>
+          <w:color w:val="C00000"/>
+          <w:shd w:val="clear" w:color="FFFFFF" w:fill="D9D9D9"/>
+          <w:lang w:val="en-IN"/>
+        </w:rPr>
+        <w:t>-o yaml</w:t>
+      </w:r>
+      <w:r>
+        <w:rPr>
+          <w:rFonts w:hint="default" w:ascii="Bodoni MT" w:hAnsi="Bodoni MT" w:cs="Bodoni MT"/>
+          <w:b w:val="0"/>
+          <w:bCs w:val="0"/>
+          <w:color w:val="C00000"/>
+          <w:shd w:val="clear" w:color="FFFFFF" w:fill="D9D9D9"/>
+          <w:lang w:val="en-IN"/>
+        </w:rPr>
+        <w:t xml:space="preserve"> </w:t>
+      </w:r>
+      <w:r>
+        <w:rPr>
+          <w:rFonts w:hint="default" w:ascii="Bodoni MT" w:hAnsi="Bodoni MT" w:cs="Bodoni MT"/>
+          <w:b w:val="0"/>
+          <w:bCs w:val="0"/>
+          <w:color w:val="C00000"/>
+          <w:shd w:val="clear" w:color="FFFFFF" w:fill="D9D9D9"/>
+          <w:lang w:val="en-IN"/>
+        </w:rPr>
+        <w:br w:type="textWrapping"/>
+      </w:r>
+      <w:r>
+        <w:rPr>
+          <w:rFonts w:hint="default" w:ascii="Bodoni MT" w:hAnsi="Bodoni MT" w:cs="Bodoni MT"/>
+          <w:b/>
+          <w:bCs/>
+          <w:color w:val="C00000"/>
+          <w:shd w:val="clear" w:color="FFFFFF" w:fill="D9D9D9"/>
+          <w:lang w:val="en-IN"/>
+        </w:rPr>
+        <w:t>kubectl get -f &lt;</w:t>
+      </w:r>
+      <w:r>
+        <w:rPr>
+          <w:rFonts w:hint="default" w:ascii="Bodoni MT" w:hAnsi="Bodoni MT" w:cs="Bodoni MT"/>
+          <w:b w:val="0"/>
+          <w:bCs w:val="0"/>
+          <w:color w:val="C00000"/>
+          <w:shd w:val="clear" w:color="FFFFFF" w:fill="D9D9D9"/>
+          <w:lang w:val="en-IN"/>
+        </w:rPr>
+        <w:t xml:space="preserve">deployment </w:t>
+      </w:r>
+      <w:r>
+        <w:rPr>
+          <w:rFonts w:hint="default" w:ascii="Bodoni MT" w:hAnsi="Bodoni MT" w:cs="Bodoni MT"/>
+          <w:b w:val="0"/>
+          <w:bCs w:val="0"/>
+          <w:i/>
+          <w:iCs/>
+          <w:color w:val="C00000"/>
+          <w:shd w:val="clear" w:color="FFFFFF" w:fill="D9D9D9"/>
+          <w:lang w:val="en-IN"/>
+        </w:rPr>
+        <w:t xml:space="preserve">yaml file </w:t>
+      </w:r>
+      <w:r>
+        <w:rPr>
+          <w:rFonts w:hint="default" w:ascii="Bodoni MT" w:hAnsi="Bodoni MT" w:cs="Bodoni MT"/>
+          <w:b w:val="0"/>
+          <w:bCs w:val="0"/>
+          <w:i w:val="0"/>
+          <w:iCs w:val="0"/>
+          <w:color w:val="C00000"/>
+          <w:shd w:val="clear" w:color="FFFFFF" w:fill="D9D9D9"/>
+          <w:lang w:val="en-IN"/>
+        </w:rPr>
+        <w:t>name</w:t>
+      </w:r>
+      <w:r>
+        <w:rPr>
+          <w:rFonts w:hint="default" w:ascii="Bodoni MT" w:hAnsi="Bodoni MT" w:cs="Bodoni MT"/>
+          <w:b/>
+          <w:bCs/>
+          <w:i w:val="0"/>
+          <w:iCs w:val="0"/>
+          <w:color w:val="C00000"/>
+          <w:shd w:val="clear" w:color="FFFFFF" w:fill="D9D9D9"/>
+          <w:lang w:val="en-IN"/>
+        </w:rPr>
+        <w:t>&gt; -o yaml</w:t>
+      </w:r>
+      <w:r>
+        <w:rPr>
+          <w:rFonts w:hint="default" w:ascii="Bodoni MT" w:hAnsi="Bodoni MT" w:cs="Bodoni MT"/>
+          <w:b w:val="0"/>
+          <w:bCs w:val="0"/>
+          <w:i w:val="0"/>
+          <w:iCs w:val="0"/>
+          <w:color w:val="C00000"/>
+          <w:shd w:val="clear" w:color="auto" w:fill="auto"/>
+          <w:lang w:val="en-IN"/>
+        </w:rPr>
+        <w:t xml:space="preserve"> </w:t>
+      </w:r>
+      <w:r>
+        <w:rPr>
+          <w:rFonts w:hint="default" w:ascii="Bodoni MT" w:hAnsi="Bodoni MT" w:cs="Bodoni MT"/>
+          <w:b w:val="0"/>
+          <w:bCs w:val="0"/>
+          <w:i w:val="0"/>
+          <w:iCs w:val="0"/>
+          <w:color w:val="00B0F0"/>
+          <w:shd w:val="clear" w:color="auto" w:fill="auto"/>
+          <w:lang w:val="en-IN"/>
+        </w:rPr>
+        <w:t xml:space="preserve">  [it fetch from the file]</w:t>
+      </w:r>
+      <w:r>
+        <w:rPr>
+          <w:rFonts w:hint="default" w:ascii="Bodoni MT" w:hAnsi="Bodoni MT" w:cs="Bodoni MT"/>
+          <w:b w:val="0"/>
+          <w:bCs w:val="0"/>
+          <w:color w:val="auto"/>
+          <w:shd w:val="clear" w:color="auto" w:fill="auto"/>
+          <w:lang w:val="en-IN"/>
+        </w:rPr>
+        <w:br w:type="textWrapping"/>
+      </w:r>
+      <w:r>
+        <w:rPr>
+          <w:rFonts w:hint="default" w:ascii="Bodoni MT" w:hAnsi="Bodoni MT" w:cs="Bodoni MT"/>
+          <w:b w:val="0"/>
+          <w:bCs w:val="0"/>
+          <w:color w:val="auto"/>
+          <w:shd w:val="clear" w:color="auto" w:fill="auto"/>
+          <w:lang w:val="en-IN"/>
+        </w:rPr>
+        <w:t xml:space="preserve">Both will </w:t>
+      </w:r>
+      <w:r>
+        <w:rPr>
+          <w:rFonts w:hint="default" w:ascii="Bodoni MT" w:hAnsi="Bodoni MT" w:cs="Bodoni MT"/>
+          <w:b w:val="0"/>
+          <w:bCs w:val="0"/>
+          <w:lang w:val="en-IN"/>
+        </w:rPr>
+        <w:t xml:space="preserve">display the </w:t>
+      </w:r>
+      <w:r>
+        <w:rPr>
+          <w:rFonts w:hint="default" w:ascii="Bodoni MT" w:hAnsi="Bodoni MT" w:cs="Bodoni MT"/>
+          <w:b w:val="0"/>
+          <w:bCs w:val="0"/>
+          <w:color w:val="7030A0"/>
+          <w:lang w:val="en-IN"/>
+        </w:rPr>
+        <w:t>live configs of the deployment object</w:t>
+      </w:r>
+      <w:r>
+        <w:rPr>
+          <w:rFonts w:hint="default" w:ascii="Bodoni MT" w:hAnsi="Bodoni MT" w:cs="Bodoni MT"/>
+          <w:b w:val="0"/>
+          <w:bCs w:val="0"/>
+          <w:lang w:val="en-IN"/>
+        </w:rPr>
+        <w:t>.</w:t>
+      </w:r>
+      <w:r>
+        <w:rPr>
+          <w:rFonts w:hint="default" w:ascii="Bodoni MT" w:hAnsi="Bodoni MT" w:cs="Bodoni MT"/>
+          <w:b w:val="0"/>
+          <w:bCs w:val="0"/>
+          <w:lang w:val="en-IN"/>
+        </w:rPr>
+        <w:br w:type="textWrapping"/>
+      </w:r>
+      <w:r>
+        <w:rPr>
+          <w:rFonts w:hint="default" w:ascii="Bodoni MT" w:hAnsi="Bodoni MT" w:cs="Bodoni MT"/>
+          <w:b w:val="0"/>
+          <w:bCs w:val="0"/>
+          <w:lang w:val="en-IN"/>
+        </w:rPr>
+        <w:t xml:space="preserve">Also, there will be a JSON structure under </w:t>
+      </w:r>
+      <w:r>
+        <w:rPr>
+          <w:rFonts w:hint="default" w:ascii="Bodoni MT" w:hAnsi="Bodoni MT" w:cs="Bodoni MT"/>
+          <w:b w:val="0"/>
+          <w:bCs w:val="0"/>
+          <w:i/>
+          <w:iCs/>
+          <w:lang w:val="en-IN"/>
+        </w:rPr>
+        <w:t>annotations</w:t>
+      </w:r>
+      <w:r>
+        <w:rPr>
+          <w:rFonts w:hint="default" w:ascii="Bodoni MT" w:hAnsi="Bodoni MT" w:cs="Bodoni MT"/>
+          <w:b w:val="0"/>
+          <w:bCs w:val="0"/>
+          <w:i w:val="0"/>
+          <w:iCs w:val="0"/>
+          <w:lang w:val="en-IN"/>
+        </w:rPr>
+        <w:t xml:space="preserve"> field where you can see </w:t>
+      </w:r>
+      <w:r>
+        <w:rPr>
+          <w:rFonts w:hint="default" w:ascii="Bodoni MT" w:hAnsi="Bodoni MT" w:cs="Bodoni MT"/>
+          <w:b w:val="0"/>
+          <w:bCs w:val="0"/>
+          <w:i/>
+          <w:iCs/>
+          <w:lang w:val="en-IN"/>
+        </w:rPr>
+        <w:t>last updated config</w:t>
+      </w:r>
+      <w:r>
+        <w:rPr>
+          <w:rFonts w:hint="default" w:ascii="Bodoni MT" w:hAnsi="Bodoni MT" w:cs="Bodoni MT"/>
+          <w:b w:val="0"/>
+          <w:bCs w:val="0"/>
+          <w:i w:val="0"/>
+          <w:iCs w:val="0"/>
+          <w:lang w:val="en-IN"/>
+        </w:rPr>
+        <w:t>.</w:t>
+      </w:r>
+    </w:p>
+    <w:p>
+      <w:pPr>
+        <w:rPr>
+          <w:rFonts w:hint="default" w:ascii="Bodoni MT" w:hAnsi="Bodoni MT" w:cs="Bodoni MT"/>
+        </w:rPr>
+      </w:pPr>
+      <w:r>
+        <w:rPr>
+          <w:rFonts w:hint="default" w:ascii="Bodoni MT" w:hAnsi="Bodoni MT" w:cs="Bodoni MT"/>
+          <w:lang w:val="en-IN"/>
+        </w:rPr>
+        <w:br w:type="page"/>
       </w:r>
     </w:p>
     <w:p>
@@ -3504,67 +4086,14 @@
         <w:jc w:val="left"/>
         <w:rPr>
           <w:rFonts w:hint="default" w:ascii="Bodoni MT" w:hAnsi="Bodoni MT" w:cs="Bodoni MT"/>
-          <w:color w:val="auto"/>
-          <w:shd w:val="clear" w:color="auto" w:fill="auto"/>
         </w:rPr>
       </w:pPr>
       <w:r>
         <w:rPr>
           <w:rFonts w:hint="default" w:ascii="Bodoni MT" w:hAnsi="Bodoni MT" w:cs="Bodoni MT"/>
-          <w:color w:val="auto"/>
-          <w:shd w:val="clear" w:color="auto" w:fill="auto"/>
-          <w:lang w:val="en-IN"/>
-        </w:rPr>
-        <w:t xml:space="preserve">Stage-1; </w:t>
-      </w:r>
-      <w:r>
-        <w:rPr>
-          <w:rFonts w:hint="default" w:ascii="Bodoni MT" w:hAnsi="Bodoni MT" w:cs="Bodoni MT"/>
-          <w:color w:val="0070C0"/>
-          <w:shd w:val="clear" w:color="auto" w:fill="auto"/>
-          <w:lang w:val="en-IN"/>
-        </w:rPr>
-        <w:t>declarative</w:t>
-      </w:r>
-      <w:r>
-        <w:rPr>
-          <w:rFonts w:hint="default" w:ascii="Bodoni MT" w:hAnsi="Bodoni MT" w:cs="Bodoni MT"/>
-          <w:color w:val="auto"/>
-          <w:shd w:val="clear" w:color="auto" w:fill="auto"/>
-          <w:lang w:val="en-IN"/>
-        </w:rPr>
-        <w:t>; using</w:t>
-      </w:r>
-      <w:r>
-        <w:rPr>
-          <w:rFonts w:hint="default" w:ascii="Bodoni MT" w:hAnsi="Bodoni MT" w:cs="Bodoni MT"/>
-          <w:color w:val="C00000"/>
-          <w:shd w:val="clear" w:color="auto" w:fill="auto"/>
-          <w:lang w:val="en-IN"/>
-        </w:rPr>
-        <w:t xml:space="preserve"> </w:t>
-      </w:r>
-      <w:r>
-        <w:rPr>
-          <w:rFonts w:hint="default" w:ascii="Bodoni MT" w:hAnsi="Bodoni MT" w:cs="Bodoni MT"/>
-          <w:i/>
-          <w:iCs/>
-          <w:color w:val="C00000"/>
-          <w:shd w:val="clear" w:color="auto" w:fill="auto"/>
-          <w:lang w:val="en-IN"/>
-        </w:rPr>
-        <w:t>kubectl apply -f my-dep.yaml</w:t>
-      </w:r>
-      <w:r>
-        <w:rPr>
-          <w:rFonts w:hint="default" w:ascii="Bodoni MT" w:hAnsi="Bodoni MT" w:cs="Bodoni MT"/>
-          <w:i/>
-          <w:iCs/>
-          <w:color w:val="auto"/>
-          <w:shd w:val="clear" w:color="auto" w:fill="auto"/>
-          <w:lang w:val="en-IN"/>
-        </w:rPr>
-        <w:t xml:space="preserve"> </w:t>
+          <w:lang w:val="en-IN"/>
+        </w:rPr>
+        <w:t>Stage-1: [ create a deployment from yaml ]</w:t>
       </w:r>
     </w:p>
     <w:p>
@@ -3589,7 +4118,7 @@
           <w:rFonts w:hint="default" w:ascii="Bodoni MT" w:hAnsi="Bodoni MT" w:cs="Bodoni MT"/>
           <w:lang w:val="en-IN"/>
         </w:rPr>
-        <w:t>The below is my initial yaml config</w:t>
+        <w:t>Initial yaml</w:t>
       </w:r>
       <w:r>
         <w:rPr>
@@ -3604,9 +4133,9 @@
         </w:rPr>
         <w:drawing>
           <wp:inline distT="0" distB="0" distL="114300" distR="114300">
-            <wp:extent cx="1614170" cy="3260090"/>
-            <wp:effectExtent l="0" t="0" r="11430" b="3810"/>
-            <wp:docPr id="18" name="Picture 18"/>
+            <wp:extent cx="1579880" cy="2628265"/>
+            <wp:effectExtent l="0" t="0" r="7620" b="635"/>
+            <wp:docPr id="51" name="Picture 51"/>
             <wp:cNvGraphicFramePr>
               <a:graphicFrameLocks xmlns:a="http://schemas.openxmlformats.org/drawingml/2006/main" noChangeAspect="1"/>
             </wp:cNvGraphicFramePr>
@@ -3614,7 +4143,7 @@
               <a:graphicData uri="http://schemas.openxmlformats.org/drawingml/2006/picture">
                 <pic:pic xmlns:pic="http://schemas.openxmlformats.org/drawingml/2006/picture">
                   <pic:nvPicPr>
-                    <pic:cNvPr id="18" name="Picture 18"/>
+                    <pic:cNvPr id="51" name="Picture 51"/>
                     <pic:cNvPicPr>
                       <a:picLocks noChangeAspect="1"/>
                     </pic:cNvPicPr>
@@ -3628,7 +4157,7 @@
                   <pic:spPr>
                     <a:xfrm>
                       <a:off x="0" y="0"/>
-                      <a:ext cx="1614170" cy="3260090"/>
+                      <a:ext cx="1579880" cy="2628265"/>
                     </a:xfrm>
                     <a:prstGeom prst="rect">
                       <a:avLst/>
@@ -3644,31 +4173,6 @@
           </wp:inline>
         </w:drawing>
       </w:r>
-      <w:r>
-        <w:rPr>
-          <w:rFonts w:hint="default" w:ascii="Bodoni MT" w:hAnsi="Bodoni MT" w:cs="Bodoni MT"/>
-          <w:lang w:val="en-IN"/>
-        </w:rPr>
-        <w:t xml:space="preserve"> [ just look into </w:t>
-      </w:r>
-      <w:r>
-        <w:rPr>
-          <w:rFonts w:hint="default" w:ascii="Bodoni MT" w:hAnsi="Bodoni MT" w:cs="Bodoni MT"/>
-          <w:i/>
-          <w:iCs/>
-          <w:lang w:val="en-IN"/>
-        </w:rPr>
-        <w:t>replicas, image</w:t>
-      </w:r>
-      <w:r>
-        <w:rPr>
-          <w:rFonts w:hint="default" w:ascii="Bodoni MT" w:hAnsi="Bodoni MT" w:cs="Bodoni MT"/>
-          <w:i w:val="0"/>
-          <w:iCs w:val="0"/>
-          <w:lang w:val="en-IN"/>
-        </w:rPr>
-        <w:t xml:space="preserve"> ]</w:t>
-      </w:r>
     </w:p>
     <w:p>
       <w:pPr>
@@ -3690,51 +4194,97 @@
       <w:r>
         <w:rPr>
           <w:rFonts w:hint="default" w:ascii="Bodoni MT" w:hAnsi="Bodoni MT" w:cs="Bodoni MT"/>
-          <w:i w:val="0"/>
-          <w:iCs w:val="0"/>
-          <w:lang w:val="en-IN"/>
-        </w:rPr>
-        <w:t xml:space="preserve">replicas: </w:t>
-      </w:r>
-      <w:r>
-        <w:rPr>
-          <w:rFonts w:hint="default" w:ascii="Bodoni MT" w:hAnsi="Bodoni MT" w:cs="Bodoni MT"/>
           <w:b/>
           <w:bCs/>
-          <w:i/>
-          <w:iCs/>
-          <w:lang w:val="en-IN"/>
-        </w:rPr>
-        <w:t xml:space="preserve">2 </w:t>
-      </w:r>
-      <w:r>
-        <w:rPr>
-          <w:rFonts w:hint="default" w:ascii="Bodoni MT" w:hAnsi="Bodoni MT" w:cs="Bodoni MT"/>
-          <w:i w:val="0"/>
-          <w:iCs w:val="0"/>
-          <w:lang w:val="en-IN"/>
-        </w:rPr>
-        <w:t xml:space="preserve">; image: </w:t>
+          <w:lang w:val="en-IN"/>
+        </w:rPr>
+        <w:t>kubectl diff -f &lt;</w:t>
+      </w:r>
+      <w:r>
+        <w:rPr>
+          <w:rFonts w:hint="default" w:ascii="Bodoni MT" w:hAnsi="Bodoni MT" w:cs="Bodoni MT"/>
+          <w:b w:val="0"/>
+          <w:bCs w:val="0"/>
+          <w:lang w:val="en-IN"/>
+        </w:rPr>
+        <w:t>yaml file name</w:t>
       </w:r>
       <w:r>
         <w:rPr>
           <w:rFonts w:hint="default" w:ascii="Bodoni MT" w:hAnsi="Bodoni MT" w:cs="Bodoni MT"/>
           <w:b/>
           <w:bCs/>
-          <w:i/>
-          <w:iCs/>
-          <w:lang w:val="en-IN"/>
-        </w:rPr>
-        <w:t>nginx:1.29</w:t>
-      </w:r>
-      <w:r>
-        <w:rPr>
-          <w:rFonts w:hint="default" w:ascii="Bodoni MT" w:hAnsi="Bodoni MT" w:cs="Bodoni MT"/>
-          <w:i w:val="0"/>
-          <w:iCs w:val="0"/>
-          <w:lang w:val="en-IN"/>
-        </w:rPr>
-        <w:t xml:space="preserve"> </w:t>
+          <w:lang w:val="en-IN"/>
+        </w:rPr>
+        <w:t xml:space="preserve">&gt; </w:t>
+      </w:r>
+      <w:r>
+        <w:rPr>
+          <w:rFonts w:hint="default" w:ascii="Bodoni MT" w:hAnsi="Bodoni MT" w:cs="Bodoni MT"/>
+          <w:b w:val="0"/>
+          <w:bCs w:val="0"/>
+          <w:lang w:val="en-IN"/>
+        </w:rPr>
+        <w:t>will display like below</w:t>
+      </w:r>
+      <w:r>
+        <w:rPr>
+          <w:rFonts w:hint="default" w:ascii="Bodoni MT" w:hAnsi="Bodoni MT" w:cs="Bodoni MT"/>
+        </w:rPr>
+        <w:br w:type="textWrapping"/>
+      </w:r>
+      <w:r>
+        <w:rPr>
+          <w:rFonts w:hint="default" w:ascii="Bodoni MT" w:hAnsi="Bodoni MT" w:cs="Bodoni MT"/>
+        </w:rPr>
+        <w:drawing>
+          <wp:inline distT="0" distB="0" distL="114300" distR="114300">
+            <wp:extent cx="3355340" cy="1505585"/>
+            <wp:effectExtent l="0" t="0" r="10160" b="5715"/>
+            <wp:docPr id="52" name="Picture 52"/>
+            <wp:cNvGraphicFramePr>
+              <a:graphicFrameLocks xmlns:a="http://schemas.openxmlformats.org/drawingml/2006/main" noChangeAspect="1"/>
+            </wp:cNvGraphicFramePr>
+            <a:graphic xmlns:a="http://schemas.openxmlformats.org/drawingml/2006/main">
+              <a:graphicData uri="http://schemas.openxmlformats.org/drawingml/2006/picture">
+                <pic:pic xmlns:pic="http://schemas.openxmlformats.org/drawingml/2006/picture">
+                  <pic:nvPicPr>
+                    <pic:cNvPr id="52" name="Picture 52"/>
+                    <pic:cNvPicPr>
+                      <a:picLocks noChangeAspect="1"/>
+                    </pic:cNvPicPr>
+                  </pic:nvPicPr>
+                  <pic:blipFill>
+                    <a:blip r:embed="rId14"/>
+                    <a:stretch>
+                      <a:fillRect/>
+                    </a:stretch>
+                  </pic:blipFill>
+                  <pic:spPr>
+                    <a:xfrm>
+                      <a:off x="0" y="0"/>
+                      <a:ext cx="3355340" cy="1505585"/>
+                    </a:xfrm>
+                    <a:prstGeom prst="rect">
+                      <a:avLst/>
+                    </a:prstGeom>
+                    <a:noFill/>
+                    <a:ln>
+                      <a:noFill/>
+                    </a:ln>
+                  </pic:spPr>
+                </pic:pic>
+              </a:graphicData>
+            </a:graphic>
+          </wp:inline>
+        </w:drawing>
+      </w:r>
+      <w:r>
+        <w:rPr>
+          <w:rFonts w:hint="default" w:ascii="Bodoni MT" w:hAnsi="Bodoni MT" w:cs="Bodoni MT"/>
+          <w:lang w:val="en-IN"/>
+        </w:rPr>
+        <w:t>[cropped]</w:t>
       </w:r>
     </w:p>
     <w:p>
@@ -3757,46 +4307,80 @@
       <w:r>
         <w:rPr>
           <w:rFonts w:hint="default" w:ascii="Bodoni MT" w:hAnsi="Bodoni MT" w:cs="Bodoni MT"/>
-          <w:b/>
-          <w:bCs/>
-          <w:lang w:val="en-IN"/>
-        </w:rPr>
-        <w:t>Last applied configuration</w:t>
-      </w:r>
-      <w:r>
-        <w:rPr>
-          <w:rFonts w:hint="default" w:ascii="Bodoni MT" w:hAnsi="Bodoni MT" w:cs="Bodoni MT"/>
-          <w:lang w:val="en-IN"/>
-        </w:rPr>
-        <w:t xml:space="preserve"> [ </w:t>
-      </w:r>
-      <w:r>
-        <w:rPr>
-          <w:rFonts w:hint="default" w:ascii="Bodoni MT" w:hAnsi="Bodoni MT" w:cs="Bodoni MT"/>
-          <w:color w:val="C00000"/>
-          <w:lang w:val="en-IN"/>
-        </w:rPr>
-        <w:t xml:space="preserve">kubectl get deploy my-dep </w:t>
-      </w:r>
-      <w:r>
-        <w:rPr>
-          <w:rFonts w:hint="default" w:ascii="Bodoni MT" w:hAnsi="Bodoni MT" w:cs="Bodoni MT"/>
-          <w:b/>
-          <w:bCs/>
+          <w:lang w:val="en-IN"/>
+        </w:rPr>
+        <w:t xml:space="preserve">Run the deployment using: </w:t>
+      </w:r>
+      <w:r>
+        <w:rPr>
+          <w:rFonts w:hint="default" w:ascii="Bodoni MT" w:hAnsi="Bodoni MT" w:cs="Bodoni MT"/>
           <w:i/>
           <w:iCs/>
           <w:color w:val="C00000"/>
           <w:lang w:val="en-IN"/>
         </w:rPr>
-        <w:t>-o yaml</w:t>
-      </w:r>
+        <w:t>kubectl apply -f &lt;yaml file name&gt;</w:t>
+      </w:r>
+      <w:r>
+        <w:rPr>
+          <w:rFonts w:hint="default" w:ascii="Bodoni MT" w:hAnsi="Bodoni MT" w:cs="Bodoni MT"/>
+          <w:i w:val="0"/>
+          <w:iCs w:val="0"/>
+          <w:color w:val="C00000"/>
+          <w:lang w:val="en-IN"/>
+        </w:rPr>
+        <w:t xml:space="preserve"> </w:t>
+      </w:r>
+    </w:p>
+    <w:p>
+      <w:pPr>
+        <w:keepNext w:val="0"/>
+        <w:keepLines w:val="0"/>
+        <w:widowControl/>
+        <w:numPr>
+          <w:ilvl w:val="1"/>
+          <w:numId w:val="11"/>
+        </w:numPr>
+        <w:suppressLineNumbers w:val="0"/>
+        <w:spacing w:before="0" w:beforeAutospacing="0" w:after="0" w:afterAutospacing="0" w:line="360" w:lineRule="auto"/>
+        <w:ind w:left="840" w:leftChars="0" w:right="0" w:hanging="420" w:firstLineChars="0"/>
+        <w:jc w:val="left"/>
+        <w:rPr>
+          <w:rFonts w:hint="default" w:ascii="Bodoni MT" w:hAnsi="Bodoni MT" w:cs="Bodoni MT"/>
+        </w:rPr>
+      </w:pPr>
       <w:r>
         <w:rPr>
           <w:rFonts w:hint="default" w:ascii="Bodoni MT" w:hAnsi="Bodoni MT" w:cs="Bodoni MT"/>
           <w:b/>
           <w:bCs/>
-          <w:i/>
-          <w:iCs/>
+          <w:lang w:val="en-IN"/>
+        </w:rPr>
+        <w:t>kubectl apply view-last-applied deployment &lt;</w:t>
+      </w:r>
+      <w:r>
+        <w:rPr>
+          <w:rFonts w:hint="default" w:ascii="Bodoni MT" w:hAnsi="Bodoni MT" w:cs="Bodoni MT"/>
+          <w:b w:val="0"/>
+          <w:bCs w:val="0"/>
+          <w:lang w:val="en-IN"/>
+        </w:rPr>
+        <w:t>deployment name</w:t>
+      </w:r>
+      <w:r>
+        <w:rPr>
+          <w:rFonts w:hint="default" w:ascii="Bodoni MT" w:hAnsi="Bodoni MT" w:cs="Bodoni MT"/>
+          <w:b/>
+          <w:bCs/>
+          <w:lang w:val="en-IN"/>
+        </w:rPr>
+        <w:t>&gt;</w:t>
+      </w:r>
+      <w:r>
+        <w:rPr>
+          <w:rFonts w:hint="default" w:ascii="Bodoni MT" w:hAnsi="Bodoni MT" w:cs="Bodoni MT"/>
+          <w:b w:val="0"/>
+          <w:bCs w:val="0"/>
           <w:lang w:val="en-IN"/>
         </w:rPr>
         <w:t xml:space="preserve"> </w:t>
@@ -3804,71 +4388,8 @@
       <w:r>
         <w:rPr>
           <w:rFonts w:hint="default" w:ascii="Bodoni MT" w:hAnsi="Bodoni MT" w:cs="Bodoni MT"/>
-          <w:lang w:val="en-IN"/>
-        </w:rPr>
-        <w:t xml:space="preserve">] : </w:t>
-      </w:r>
-      <w:r>
-        <w:rPr>
-          <w:rFonts w:hint="default" w:ascii="Bodoni MT" w:hAnsi="Bodoni MT" w:cs="Bodoni MT"/>
-          <w:i/>
-          <w:iCs/>
-          <w:lang w:val="en-IN"/>
-        </w:rPr>
-        <w:t>{"apiVersion":"apps/v1","kind":"Deployment","metadata":{"annotations":{},"labels":{"app":"my-dep"},"name":"my-dep","namespace":"default"},"spec":{</w:t>
-      </w:r>
-      <w:r>
-        <w:rPr>
-          <w:rFonts w:hint="default" w:ascii="Bodoni MT" w:hAnsi="Bodoni MT" w:cs="Bodoni MT"/>
-          <w:i/>
-          <w:iCs/>
-          <w:color w:val="0070C0"/>
-          <w:lang w:val="en-IN"/>
-        </w:rPr>
-        <w:t>"replicas":2</w:t>
-      </w:r>
-      <w:r>
-        <w:rPr>
-          <w:rFonts w:hint="default" w:ascii="Bodoni MT" w:hAnsi="Bodoni MT" w:cs="Bodoni MT"/>
-          <w:i/>
-          <w:iCs/>
-          <w:lang w:val="en-IN"/>
-        </w:rPr>
-        <w:t>,"selector":{"matchLabels":{"app":"my-dep-pod"}},"strategy":{"type":"RollingUpdate"},"template":{"metadata":{"labels":{"app":"my-dep-pod"}},"spec":{"containers":[{</w:t>
-      </w:r>
-      <w:r>
-        <w:rPr>
-          <w:rFonts w:hint="default" w:ascii="Bodoni MT" w:hAnsi="Bodoni MT" w:cs="Bodoni MT"/>
-          <w:i/>
-          <w:iCs/>
-          <w:color w:val="0070C0"/>
-          <w:lang w:val="en-IN"/>
-        </w:rPr>
-        <w:t>"image":"nginx:1.29"</w:t>
-      </w:r>
-      <w:r>
-        <w:rPr>
-          <w:rFonts w:hint="default" w:ascii="Bodoni MT" w:hAnsi="Bodoni MT" w:cs="Bodoni MT"/>
-          <w:i/>
-          <w:iCs/>
-          <w:lang w:val="en-IN"/>
-        </w:rPr>
-        <w:t>,"name":"my-dep-cont","ports":[{"containerPort":80,"name":"nginx-port"}]}]}}}}</w:t>
-      </w:r>
-      <w:r>
-        <w:rPr>
-          <w:rFonts w:hint="default" w:ascii="Bodoni MT" w:hAnsi="Bodoni MT" w:cs="Bodoni MT"/>
-          <w:i w:val="0"/>
-          <w:iCs w:val="0"/>
-          <w:lang w:val="en-IN"/>
-        </w:rPr>
-        <w:t xml:space="preserve"> </w:t>
-      </w:r>
-      <w:r>
-        <w:rPr>
-          <w:rFonts w:hint="default" w:ascii="Bodoni MT" w:hAnsi="Bodoni MT" w:cs="Bodoni MT"/>
-          <w:i w:val="0"/>
-          <w:iCs w:val="0"/>
+          <w:b w:val="0"/>
+          <w:bCs w:val="0"/>
           <w:lang w:val="en-IN"/>
         </w:rPr>
         <w:br w:type="textWrapping"/>
@@ -3879,9 +4400,9 @@
         </w:rPr>
         <w:drawing>
           <wp:inline distT="0" distB="0" distL="114300" distR="114300">
-            <wp:extent cx="4502785" cy="1766570"/>
-            <wp:effectExtent l="0" t="0" r="5715" b="11430"/>
-            <wp:docPr id="20" name="Picture 20"/>
+            <wp:extent cx="4195445" cy="3213735"/>
+            <wp:effectExtent l="0" t="0" r="8255" b="12065"/>
+            <wp:docPr id="53" name="Picture 53"/>
             <wp:cNvGraphicFramePr>
               <a:graphicFrameLocks xmlns:a="http://schemas.openxmlformats.org/drawingml/2006/main" noChangeAspect="1"/>
             </wp:cNvGraphicFramePr>
@@ -3889,13 +4410,13 @@
               <a:graphicData uri="http://schemas.openxmlformats.org/drawingml/2006/picture">
                 <pic:pic xmlns:pic="http://schemas.openxmlformats.org/drawingml/2006/picture">
                   <pic:nvPicPr>
-                    <pic:cNvPr id="20" name="Picture 20"/>
+                    <pic:cNvPr id="53" name="Picture 53"/>
                     <pic:cNvPicPr>
                       <a:picLocks noChangeAspect="1"/>
                     </pic:cNvPicPr>
                   </pic:nvPicPr>
                   <pic:blipFill>
-                    <a:blip r:embed="rId14"/>
+                    <a:blip r:embed="rId15"/>
                     <a:stretch>
                       <a:fillRect/>
                     </a:stretch>
@@ -3903,7 +4424,7 @@
                   <pic:spPr>
                     <a:xfrm>
                       <a:off x="0" y="0"/>
-                      <a:ext cx="4502785" cy="1766570"/>
+                      <a:ext cx="4195445" cy="3213735"/>
                     </a:xfrm>
                     <a:prstGeom prst="rect">
                       <a:avLst/>
@@ -3919,6 +4440,190 @@
           </wp:inline>
         </w:drawing>
       </w:r>
+    </w:p>
+    <w:p>
+      <w:pPr>
+        <w:keepNext w:val="0"/>
+        <w:keepLines w:val="0"/>
+        <w:widowControl/>
+        <w:numPr>
+          <w:ilvl w:val="0"/>
+          <w:numId w:val="11"/>
+        </w:numPr>
+        <w:suppressLineNumbers w:val="0"/>
+        <w:spacing w:before="0" w:beforeAutospacing="0" w:after="0" w:afterAutospacing="0" w:line="360" w:lineRule="auto"/>
+        <w:ind w:left="420" w:leftChars="0" w:right="0" w:hanging="420" w:firstLineChars="0"/>
+        <w:jc w:val="left"/>
+        <w:rPr>
+          <w:rFonts w:hint="default" w:ascii="Bodoni MT" w:hAnsi="Bodoni MT" w:cs="Bodoni MT"/>
+        </w:rPr>
+      </w:pPr>
+      <w:r>
+        <w:rPr>
+          <w:rFonts w:hint="default" w:ascii="Bodoni MT" w:hAnsi="Bodoni MT" w:cs="Bodoni MT"/>
+          <w:lang w:val="en-IN"/>
+        </w:rPr>
+        <w:t>Stage 2: [ change image using imperative command ]</w:t>
+      </w:r>
+    </w:p>
+    <w:p>
+      <w:pPr>
+        <w:keepNext w:val="0"/>
+        <w:keepLines w:val="0"/>
+        <w:widowControl/>
+        <w:numPr>
+          <w:ilvl w:val="1"/>
+          <w:numId w:val="11"/>
+        </w:numPr>
+        <w:suppressLineNumbers w:val="0"/>
+        <w:spacing w:before="0" w:beforeAutospacing="0" w:after="0" w:afterAutospacing="0" w:line="360" w:lineRule="auto"/>
+        <w:ind w:left="840" w:leftChars="0" w:right="0" w:hanging="420" w:firstLineChars="0"/>
+        <w:jc w:val="left"/>
+        <w:rPr>
+          <w:rFonts w:hint="default" w:ascii="Bodoni MT" w:hAnsi="Bodoni MT" w:cs="Bodoni MT"/>
+        </w:rPr>
+      </w:pPr>
+      <w:r>
+        <w:rPr>
+          <w:rFonts w:hint="default" w:ascii="Bodoni MT" w:hAnsi="Bodoni MT" w:cs="Bodoni MT"/>
+          <w:b/>
+          <w:bCs/>
+          <w:color w:val="C00000"/>
+          <w:u w:val="none"/>
+          <w:shd w:val="clear" w:color="FFFFFF" w:fill="D9D9D9"/>
+        </w:rPr>
+        <w:t xml:space="preserve">kubectl set image deploy </w:t>
+      </w:r>
+      <w:r>
+        <w:rPr>
+          <w:rFonts w:hint="default" w:ascii="Bodoni MT" w:hAnsi="Bodoni MT" w:cs="Bodoni MT"/>
+          <w:b/>
+          <w:bCs/>
+          <w:color w:val="C00000"/>
+          <w:u w:val="none"/>
+          <w:shd w:val="clear" w:color="FFFFFF" w:fill="D9D9D9"/>
+          <w:lang w:val="en-IN"/>
+        </w:rPr>
+        <w:t>&lt;</w:t>
+      </w:r>
+      <w:r>
+        <w:rPr>
+          <w:rFonts w:hint="default" w:ascii="Bodoni MT" w:hAnsi="Bodoni MT" w:cs="Bodoni MT"/>
+          <w:b w:val="0"/>
+          <w:bCs w:val="0"/>
+          <w:color w:val="C00000"/>
+          <w:u w:val="none"/>
+          <w:shd w:val="clear" w:color="FFFFFF" w:fill="D9D9D9"/>
+          <w:lang w:val="en-IN"/>
+        </w:rPr>
+        <w:t>deployment name</w:t>
+      </w:r>
+      <w:r>
+        <w:rPr>
+          <w:rFonts w:hint="default" w:ascii="Bodoni MT" w:hAnsi="Bodoni MT" w:cs="Bodoni MT"/>
+          <w:b/>
+          <w:bCs/>
+          <w:color w:val="C00000"/>
+          <w:u w:val="none"/>
+          <w:shd w:val="clear" w:color="FFFFFF" w:fill="D9D9D9"/>
+          <w:lang w:val="en-IN"/>
+        </w:rPr>
+        <w:t>&gt;</w:t>
+      </w:r>
+      <w:r>
+        <w:rPr>
+          <w:rFonts w:hint="default" w:ascii="Bodoni MT" w:hAnsi="Bodoni MT" w:cs="Bodoni MT"/>
+          <w:b/>
+          <w:bCs/>
+          <w:color w:val="C00000"/>
+          <w:u w:val="none"/>
+          <w:shd w:val="clear" w:color="FFFFFF" w:fill="D9D9D9"/>
+        </w:rPr>
+        <w:t xml:space="preserve"> </w:t>
+      </w:r>
+      <w:r>
+        <w:rPr>
+          <w:rFonts w:hint="default" w:ascii="Bodoni MT" w:hAnsi="Bodoni MT" w:cs="Bodoni MT"/>
+          <w:b/>
+          <w:bCs/>
+          <w:color w:val="C00000"/>
+          <w:u w:val="none"/>
+          <w:shd w:val="clear" w:color="FFFFFF" w:fill="D9D9D9"/>
+          <w:lang w:val="en-IN"/>
+        </w:rPr>
+        <w:t>&lt;</w:t>
+      </w:r>
+      <w:r>
+        <w:rPr>
+          <w:rFonts w:hint="default" w:ascii="Bodoni MT" w:hAnsi="Bodoni MT" w:cs="Bodoni MT"/>
+          <w:b w:val="0"/>
+          <w:bCs w:val="0"/>
+          <w:color w:val="C00000"/>
+          <w:u w:val="none"/>
+          <w:shd w:val="clear" w:color="FFFFFF" w:fill="D9D9D9"/>
+          <w:lang w:val="en-IN"/>
+        </w:rPr>
+        <w:t>container name</w:t>
+      </w:r>
+      <w:r>
+        <w:rPr>
+          <w:rFonts w:hint="default" w:ascii="Bodoni MT" w:hAnsi="Bodoni MT" w:cs="Bodoni MT"/>
+          <w:b/>
+          <w:bCs/>
+          <w:color w:val="C00000"/>
+          <w:u w:val="none"/>
+          <w:shd w:val="clear" w:color="FFFFFF" w:fill="D9D9D9"/>
+          <w:lang w:val="en-IN"/>
+        </w:rPr>
+        <w:t>&gt;</w:t>
+      </w:r>
+      <w:r>
+        <w:rPr>
+          <w:rFonts w:hint="default" w:ascii="Bodoni MT" w:hAnsi="Bodoni MT" w:cs="Bodoni MT"/>
+          <w:b/>
+          <w:bCs/>
+          <w:color w:val="C00000"/>
+          <w:u w:val="none"/>
+          <w:shd w:val="clear" w:color="FFFFFF" w:fill="D9D9D9"/>
+        </w:rPr>
+        <w:t>=</w:t>
+      </w:r>
+      <w:r>
+        <w:rPr>
+          <w:rFonts w:hint="default" w:ascii="Bodoni MT" w:hAnsi="Bodoni MT" w:cs="Bodoni MT"/>
+          <w:b/>
+          <w:bCs/>
+          <w:color w:val="C00000"/>
+          <w:u w:val="none"/>
+          <w:shd w:val="clear" w:color="FFFFFF" w:fill="D9D9D9"/>
+          <w:lang w:val="en-IN"/>
+        </w:rPr>
+        <w:t>&lt;</w:t>
+      </w:r>
+      <w:r>
+        <w:rPr>
+          <w:rFonts w:hint="default" w:ascii="Bodoni MT" w:hAnsi="Bodoni MT" w:cs="Bodoni MT"/>
+          <w:b w:val="0"/>
+          <w:bCs w:val="0"/>
+          <w:color w:val="C00000"/>
+          <w:u w:val="none"/>
+          <w:shd w:val="clear" w:color="FFFFFF" w:fill="D9D9D9"/>
+          <w:lang w:val="en-IN"/>
+        </w:rPr>
+        <w:t>new image</w:t>
+      </w:r>
+      <w:r>
+        <w:rPr>
+          <w:rFonts w:hint="default" w:ascii="Bodoni MT" w:hAnsi="Bodoni MT" w:cs="Bodoni MT"/>
+          <w:b/>
+          <w:bCs/>
+          <w:color w:val="C00000"/>
+          <w:u w:val="none"/>
+          <w:shd w:val="clear" w:color="FFFFFF" w:fill="D9D9D9"/>
+          <w:lang w:val="en-IN"/>
+        </w:rPr>
+        <w:t>&gt;</w:t>
+      </w:r>
       <w:r>
         <w:rPr>
           <w:rFonts w:hint="default" w:ascii="Bodoni MT" w:hAnsi="Bodoni MT" w:cs="Bodoni MT"/>
@@ -3929,43 +4634,11 @@
         <w:rPr>
           <w:rFonts w:hint="default" w:ascii="Bodoni MT" w:hAnsi="Bodoni MT" w:cs="Bodoni MT"/>
         </w:rPr>
-        <w:t xml:space="preserve">[template.spec.containers.image: </w:t>
-      </w:r>
-      <w:r>
-        <w:rPr>
-          <w:rFonts w:hint="default" w:ascii="Bodoni MT" w:hAnsi="Bodoni MT" w:cs="Bodoni MT"/>
-          <w:color w:val="0070C0"/>
-        </w:rPr>
-        <w:t>nginx:1.29</w:t>
-      </w:r>
-      <w:r>
-        <w:rPr>
-          <w:rFonts w:hint="default" w:ascii="Bodoni MT" w:hAnsi="Bodoni MT" w:cs="Bodoni MT"/>
-        </w:rPr>
-        <w:t xml:space="preserve"> ]</w:t>
-      </w:r>
-      <w:r>
-        <w:rPr>
-          <w:rFonts w:hint="default" w:ascii="Bodoni MT" w:hAnsi="Bodoni MT" w:cs="Bodoni MT"/>
-          <w:i w:val="0"/>
-          <w:iCs w:val="0"/>
-          <w:lang w:val="en-IN"/>
-        </w:rPr>
-        <w:br w:type="textWrapping"/>
-      </w:r>
-      <w:r>
-        <w:rPr>
-          <w:rFonts w:hint="default" w:ascii="Bodoni MT" w:hAnsi="Bodoni MT" w:cs="Bodoni MT"/>
-          <w:i w:val="0"/>
-          <w:iCs w:val="0"/>
-          <w:lang w:val="en-IN"/>
-        </w:rPr>
-        <w:t>[ the last-applied-configuration stays inside annotation field ]</w:t>
-      </w:r>
-      <w:r>
-        <w:rPr>
-          <w:rFonts w:hint="default" w:ascii="Bodoni MT" w:hAnsi="Bodoni MT" w:cs="Bodoni MT"/>
-          <w:lang w:val="en-IN"/>
+        <w:t>kubectl set image deploy ng-dep nginx=nginx:1.14.2</w:t>
+      </w:r>
+      <w:r>
+        <w:rPr>
+          <w:rFonts w:hint="default" w:ascii="Bodoni MT" w:hAnsi="Bodoni MT" w:cs="Bodoni MT"/>
         </w:rPr>
         <w:br w:type="textWrapping"/>
       </w:r>
@@ -3975,9 +4648,9 @@
         </w:rPr>
         <w:drawing>
           <wp:inline distT="0" distB="0" distL="114300" distR="114300">
-            <wp:extent cx="2176145" cy="512445"/>
-            <wp:effectExtent l="0" t="0" r="8255" b="8255"/>
-            <wp:docPr id="19" name="Picture 19"/>
+            <wp:extent cx="4766310" cy="304165"/>
+            <wp:effectExtent l="0" t="0" r="8890" b="635"/>
+            <wp:docPr id="54" name="Picture 54"/>
             <wp:cNvGraphicFramePr>
               <a:graphicFrameLocks xmlns:a="http://schemas.openxmlformats.org/drawingml/2006/main" noChangeAspect="1"/>
             </wp:cNvGraphicFramePr>
@@ -3985,13 +4658,13 @@
               <a:graphicData uri="http://schemas.openxmlformats.org/drawingml/2006/picture">
                 <pic:pic xmlns:pic="http://schemas.openxmlformats.org/drawingml/2006/picture">
                   <pic:nvPicPr>
-                    <pic:cNvPr id="19" name="Picture 19"/>
+                    <pic:cNvPr id="54" name="Picture 54"/>
                     <pic:cNvPicPr>
                       <a:picLocks noChangeAspect="1"/>
                     </pic:cNvPicPr>
                   </pic:nvPicPr>
                   <pic:blipFill>
-                    <a:blip r:embed="rId15"/>
+                    <a:blip r:embed="rId16"/>
                     <a:stretch>
                       <a:fillRect/>
                     </a:stretch>
@@ -3999,7 +4672,7 @@
                   <pic:spPr>
                     <a:xfrm>
                       <a:off x="0" y="0"/>
-                      <a:ext cx="2176145" cy="512445"/>
+                      <a:ext cx="4766310" cy="304165"/>
                     </a:xfrm>
                     <a:prstGeom prst="rect">
                       <a:avLst/>
@@ -4015,13 +4688,6 @@
           </wp:inline>
         </w:drawing>
       </w:r>
-      <w:r>
-        <w:rPr>
-          <w:rFonts w:hint="default" w:ascii="Bodoni MT" w:hAnsi="Bodoni MT" w:cs="Bodoni MT"/>
-          <w:lang w:val="en-IN"/>
-        </w:rPr>
-        <w:t xml:space="preserve"> [ spec.replicas: 2] </w:t>
-      </w:r>
     </w:p>
     <w:p>
       <w:pPr>
@@ -4047,103 +4713,40 @@
           <w:bCs/>
           <w:lang w:val="en-IN"/>
         </w:rPr>
-        <w:t>Live configuration</w:t>
-      </w:r>
-      <w:r>
-        <w:rPr>
-          <w:rFonts w:hint="default" w:ascii="Bodoni MT" w:hAnsi="Bodoni MT" w:cs="Bodoni MT"/>
-          <w:lang w:val="en-IN"/>
-        </w:rPr>
-        <w:t xml:space="preserve"> [ </w:t>
-      </w:r>
-      <w:r>
-        <w:rPr>
-          <w:rFonts w:hint="default" w:ascii="Bodoni MT" w:hAnsi="Bodoni MT" w:cs="Bodoni MT"/>
-          <w:color w:val="C00000"/>
-          <w:lang w:val="en-IN"/>
-        </w:rPr>
-        <w:t>kubectl edit deploy my-dep</w:t>
-      </w:r>
-      <w:r>
-        <w:rPr>
-          <w:rFonts w:hint="default" w:ascii="Bodoni MT" w:hAnsi="Bodoni MT" w:cs="Bodoni MT"/>
-          <w:lang w:val="en-IN"/>
-        </w:rPr>
-        <w:t xml:space="preserve"> (or) </w:t>
-      </w:r>
-      <w:r>
-        <w:rPr>
-          <w:rFonts w:hint="default" w:ascii="Bodoni MT" w:hAnsi="Bodoni MT" w:cs="Bodoni MT"/>
-          <w:color w:val="C00000"/>
-          <w:lang w:val="en-IN"/>
-        </w:rPr>
-        <w:t>kubectl describe deploy my-dep</w:t>
-      </w:r>
-      <w:r>
-        <w:rPr>
-          <w:rFonts w:hint="default" w:ascii="Bodoni MT" w:hAnsi="Bodoni MT" w:cs="Bodoni MT"/>
-          <w:lang w:val="en-IN"/>
-        </w:rPr>
-        <w:t xml:space="preserve"> ]</w:t>
-      </w:r>
-      <w:r>
-        <w:rPr>
-          <w:rFonts w:hint="default" w:ascii="Bodoni MT" w:hAnsi="Bodoni MT" w:cs="Bodoni MT"/>
-          <w:lang w:val="en-IN"/>
-        </w:rPr>
-        <w:br w:type="textWrapping"/>
-      </w:r>
-      <w:r>
-        <w:rPr>
-          <w:rFonts w:hint="default" w:ascii="Bodoni MT" w:hAnsi="Bodoni MT" w:cs="Bodoni MT"/>
-          <w:lang w:val="en-IN"/>
-        </w:rPr>
-        <w:t xml:space="preserve">[ even in </w:t>
-      </w:r>
-      <w:r>
-        <w:rPr>
-          <w:rFonts w:hint="default" w:ascii="Bodoni MT" w:hAnsi="Bodoni MT" w:cs="Bodoni MT"/>
-          <w:i/>
-          <w:iCs/>
-          <w:lang w:val="en-IN"/>
-        </w:rPr>
-        <w:t>kubectl edit</w:t>
-      </w:r>
-      <w:r>
-        <w:rPr>
-          <w:rFonts w:hint="default" w:ascii="Bodoni MT" w:hAnsi="Bodoni MT" w:cs="Bodoni MT"/>
-          <w:i w:val="0"/>
-          <w:iCs w:val="0"/>
-          <w:lang w:val="en-IN"/>
-        </w:rPr>
-        <w:t xml:space="preserve"> command you’ll see that json (last-applied-config), </w:t>
+        <w:t>kubectl diff -f &lt;</w:t>
+      </w:r>
+      <w:r>
+        <w:rPr>
+          <w:rFonts w:hint="default" w:ascii="Bodoni MT" w:hAnsi="Bodoni MT" w:cs="Bodoni MT"/>
+          <w:b w:val="0"/>
+          <w:bCs w:val="0"/>
+          <w:lang w:val="en-IN"/>
+        </w:rPr>
+        <w:t>deployment file name</w:t>
       </w:r>
       <w:r>
         <w:rPr>
           <w:rFonts w:hint="default" w:ascii="Bodoni MT" w:hAnsi="Bodoni MT" w:cs="Bodoni MT"/>
           <w:b/>
           <w:bCs/>
-          <w:i w:val="0"/>
-          <w:iCs w:val="0"/>
-          <w:color w:val="FF0000"/>
-          <w:lang w:val="en-IN"/>
-        </w:rPr>
-        <w:t>don’t change this</w:t>
-      </w:r>
-      <w:r>
-        <w:rPr>
-          <w:rFonts w:hint="default" w:ascii="Bodoni MT" w:hAnsi="Bodoni MT" w:cs="Bodoni MT"/>
-          <w:i w:val="0"/>
-          <w:iCs w:val="0"/>
-          <w:lang w:val="en-IN"/>
-        </w:rPr>
-        <w:t>. If you do then it’ll update the last-applied-config which is dangerous. Will discuss this ]</w:t>
-      </w:r>
-      <w:r>
-        <w:rPr>
-          <w:rFonts w:hint="default" w:ascii="Bodoni MT" w:hAnsi="Bodoni MT" w:cs="Bodoni MT"/>
-          <w:i w:val="0"/>
-          <w:iCs w:val="0"/>
+          <w:lang w:val="en-IN"/>
+        </w:rPr>
+        <w:t>&gt;</w:t>
+      </w:r>
+      <w:r>
+        <w:rPr>
+          <w:rFonts w:hint="default" w:ascii="Bodoni MT" w:hAnsi="Bodoni MT" w:cs="Bodoni MT"/>
+          <w:b w:val="0"/>
+          <w:bCs w:val="0"/>
+          <w:lang w:val="en-IN"/>
+        </w:rPr>
+        <w:t xml:space="preserve"> </w:t>
+      </w:r>
+      <w:r>
+        <w:rPr>
+          <w:rFonts w:hint="default" w:ascii="Bodoni MT" w:hAnsi="Bodoni MT" w:cs="Bodoni MT"/>
+          <w:b w:val="0"/>
+          <w:bCs w:val="0"/>
           <w:lang w:val="en-IN"/>
         </w:rPr>
         <w:br w:type="textWrapping"/>
@@ -4154,9 +4757,9 @@
         </w:rPr>
         <w:drawing>
           <wp:inline distT="0" distB="0" distL="114300" distR="114300">
-            <wp:extent cx="2743200" cy="666750"/>
-            <wp:effectExtent l="0" t="0" r="0" b="6350"/>
-            <wp:docPr id="21" name="Picture 21"/>
+            <wp:extent cx="3700145" cy="2961005"/>
+            <wp:effectExtent l="0" t="0" r="8255" b="10795"/>
+            <wp:docPr id="55" name="Picture 55"/>
             <wp:cNvGraphicFramePr>
               <a:graphicFrameLocks xmlns:a="http://schemas.openxmlformats.org/drawingml/2006/main" noChangeAspect="1"/>
             </wp:cNvGraphicFramePr>
@@ -4164,13 +4767,13 @@
               <a:graphicData uri="http://schemas.openxmlformats.org/drawingml/2006/picture">
                 <pic:pic xmlns:pic="http://schemas.openxmlformats.org/drawingml/2006/picture">
                   <pic:nvPicPr>
-                    <pic:cNvPr id="21" name="Picture 21"/>
+                    <pic:cNvPr id="55" name="Picture 55"/>
                     <pic:cNvPicPr>
                       <a:picLocks noChangeAspect="1"/>
                     </pic:cNvPicPr>
                   </pic:nvPicPr>
                   <pic:blipFill>
-                    <a:blip r:embed="rId16"/>
+                    <a:blip r:embed="rId17"/>
                     <a:stretch>
                       <a:fillRect/>
                     </a:stretch>
@@ -4178,7 +4781,7 @@
                   <pic:spPr>
                     <a:xfrm>
                       <a:off x="0" y="0"/>
-                      <a:ext cx="2743200" cy="666750"/>
+                      <a:ext cx="3700145" cy="2961005"/>
                     </a:xfrm>
                     <a:prstGeom prst="rect">
                       <a:avLst/>
@@ -4197,14 +4800,233 @@
       <w:r>
         <w:rPr>
           <w:rFonts w:hint="default" w:ascii="Bodoni MT" w:hAnsi="Bodoni MT" w:cs="Bodoni MT"/>
-          <w:lang w:val="en-IN"/>
-        </w:rPr>
-        <w:t xml:space="preserve"> [ spec.replicas: 2]</w:t>
-      </w:r>
-      <w:r>
-        <w:rPr>
-          <w:rFonts w:hint="default" w:ascii="Bodoni MT" w:hAnsi="Bodoni MT" w:cs="Bodoni MT"/>
-          <w:lang w:val="en-IN"/>
+        </w:rPr>
+        <w:br w:type="textWrapping"/>
+      </w:r>
+      <w:r>
+        <w:rPr>
+          <w:rFonts w:hint="default" w:ascii="Bodoni MT" w:hAnsi="Bodoni MT" w:cs="Bodoni MT"/>
+          <w:lang w:val="en-IN"/>
+        </w:rPr>
+        <w:t xml:space="preserve">[ you can see, yaml file has </w:t>
+      </w:r>
+      <w:r>
+        <w:rPr>
+          <w:rFonts w:hint="default" w:ascii="Bodoni MT" w:hAnsi="Bodoni MT" w:cs="Bodoni MT"/>
+          <w:i/>
+          <w:iCs/>
+          <w:lang w:val="en-IN"/>
+        </w:rPr>
+        <w:t>nginx:1.16.1</w:t>
+      </w:r>
+      <w:r>
+        <w:rPr>
+          <w:rFonts w:hint="default" w:ascii="Bodoni MT" w:hAnsi="Bodoni MT" w:cs="Bodoni MT"/>
+          <w:i w:val="0"/>
+          <w:iCs w:val="0"/>
+          <w:lang w:val="en-IN"/>
+        </w:rPr>
+        <w:t xml:space="preserve"> but live config has </w:t>
+      </w:r>
+      <w:r>
+        <w:rPr>
+          <w:rFonts w:hint="default" w:ascii="Bodoni MT" w:hAnsi="Bodoni MT" w:cs="Bodoni MT"/>
+          <w:i/>
+          <w:iCs/>
+          <w:lang w:val="en-IN"/>
+        </w:rPr>
+        <w:t>nginx:1.14.2</w:t>
+      </w:r>
+      <w:r>
+        <w:rPr>
+          <w:rFonts w:hint="default" w:ascii="Bodoni MT" w:hAnsi="Bodoni MT" w:cs="Bodoni MT"/>
+          <w:i w:val="0"/>
+          <w:iCs w:val="0"/>
+          <w:lang w:val="en-IN"/>
+        </w:rPr>
+        <w:t>]</w:t>
+      </w:r>
+      <w:r>
+        <w:rPr>
+          <w:rFonts w:hint="default" w:ascii="Bodoni MT" w:hAnsi="Bodoni MT" w:cs="Bodoni MT"/>
+          <w:i w:val="0"/>
+          <w:iCs w:val="0"/>
+          <w:lang w:val="en-IN"/>
+        </w:rPr>
+        <w:br w:type="textWrapping"/>
+      </w:r>
+      <w:r>
+        <w:rPr>
+          <w:rFonts w:hint="default" w:ascii="Bodoni MT" w:hAnsi="Bodoni MT" w:cs="Bodoni MT"/>
+          <w:i w:val="0"/>
+          <w:iCs w:val="0"/>
+          <w:lang w:val="en-IN"/>
+        </w:rPr>
+        <w:t xml:space="preserve">[ so, its showing </w:t>
+      </w:r>
+      <w:r>
+        <w:rPr>
+          <w:rFonts w:hint="default" w:ascii="Bodoni MT" w:hAnsi="Bodoni MT" w:cs="Bodoni MT"/>
+          <w:i w:val="0"/>
+          <w:iCs w:val="0"/>
+          <w:color w:val="C00000"/>
+          <w:shd w:val="clear" w:color="FFFFFF" w:fill="D9D9D9"/>
+          <w:lang w:val="en-IN"/>
+        </w:rPr>
+        <w:t xml:space="preserve"> </w:t>
+      </w:r>
+      <w:r>
+        <w:rPr>
+          <w:rFonts w:hint="default" w:ascii="Bodoni MT" w:hAnsi="Bodoni MT" w:cs="Bodoni MT"/>
+          <w:b/>
+          <w:bCs/>
+          <w:i/>
+          <w:iCs/>
+          <w:color w:val="C00000"/>
+          <w:shd w:val="clear" w:color="FFFFFF" w:fill="D9D9D9"/>
+          <w:lang w:val="en-IN"/>
+        </w:rPr>
+        <w:t xml:space="preserve">- </w:t>
+      </w:r>
+      <w:r>
+        <w:rPr>
+          <w:rFonts w:hint="default" w:ascii="Bodoni MT" w:hAnsi="Bodoni MT" w:cs="Bodoni MT"/>
+          <w:b w:val="0"/>
+          <w:bCs w:val="0"/>
+          <w:i w:val="0"/>
+          <w:iCs w:val="0"/>
+          <w:lang w:val="en-IN"/>
+        </w:rPr>
+        <w:t xml:space="preserve"> on </w:t>
+      </w:r>
+      <w:r>
+        <w:rPr>
+          <w:rFonts w:hint="default" w:ascii="Bodoni MT" w:hAnsi="Bodoni MT" w:cs="Bodoni MT"/>
+          <w:b w:val="0"/>
+          <w:bCs w:val="0"/>
+          <w:i/>
+          <w:iCs/>
+          <w:lang w:val="en-IN"/>
+        </w:rPr>
+        <w:t>nginx:1.14.2</w:t>
+      </w:r>
+      <w:r>
+        <w:rPr>
+          <w:rFonts w:hint="default" w:ascii="Bodoni MT" w:hAnsi="Bodoni MT" w:cs="Bodoni MT"/>
+          <w:b w:val="0"/>
+          <w:bCs w:val="0"/>
+          <w:i w:val="0"/>
+          <w:iCs w:val="0"/>
+          <w:lang w:val="en-IN"/>
+        </w:rPr>
+        <w:t xml:space="preserve"> and </w:t>
+      </w:r>
+      <w:r>
+        <w:rPr>
+          <w:rFonts w:hint="default" w:ascii="Bodoni MT" w:hAnsi="Bodoni MT" w:cs="Bodoni MT"/>
+          <w:b w:val="0"/>
+          <w:bCs w:val="0"/>
+          <w:i w:val="0"/>
+          <w:iCs w:val="0"/>
+          <w:color w:val="00B050"/>
+          <w:shd w:val="clear" w:color="FFFFFF" w:fill="D9D9D9"/>
+          <w:lang w:val="en-IN"/>
+        </w:rPr>
+        <w:t xml:space="preserve"> + </w:t>
+      </w:r>
+      <w:r>
+        <w:rPr>
+          <w:rFonts w:hint="default" w:ascii="Bodoni MT" w:hAnsi="Bodoni MT" w:cs="Bodoni MT"/>
+          <w:b w:val="0"/>
+          <w:bCs w:val="0"/>
+          <w:i w:val="0"/>
+          <w:iCs w:val="0"/>
+          <w:lang w:val="en-IN"/>
+        </w:rPr>
+        <w:t xml:space="preserve"> on </w:t>
+      </w:r>
+      <w:r>
+        <w:rPr>
+          <w:rFonts w:hint="default" w:ascii="Bodoni MT" w:hAnsi="Bodoni MT" w:cs="Bodoni MT"/>
+          <w:b w:val="0"/>
+          <w:bCs w:val="0"/>
+          <w:i/>
+          <w:iCs/>
+          <w:lang w:val="en-IN"/>
+        </w:rPr>
+        <w:t>nginx:1.16.1</w:t>
+      </w:r>
+      <w:r>
+        <w:rPr>
+          <w:rFonts w:hint="default" w:ascii="Bodoni MT" w:hAnsi="Bodoni MT" w:cs="Bodoni MT"/>
+          <w:b w:val="0"/>
+          <w:bCs w:val="0"/>
+          <w:i w:val="0"/>
+          <w:iCs w:val="0"/>
+          <w:lang w:val="en-IN"/>
+        </w:rPr>
+        <w:t xml:space="preserve"> ]</w:t>
+      </w:r>
+    </w:p>
+    <w:p>
+      <w:pPr>
+        <w:keepNext w:val="0"/>
+        <w:keepLines w:val="0"/>
+        <w:widowControl/>
+        <w:numPr>
+          <w:ilvl w:val="1"/>
+          <w:numId w:val="11"/>
+        </w:numPr>
+        <w:suppressLineNumbers w:val="0"/>
+        <w:spacing w:before="0" w:beforeAutospacing="0" w:after="0" w:afterAutospacing="0" w:line="360" w:lineRule="auto"/>
+        <w:ind w:left="840" w:leftChars="0" w:right="0" w:hanging="420" w:firstLineChars="0"/>
+        <w:jc w:val="left"/>
+        <w:rPr>
+          <w:rFonts w:hint="default" w:ascii="Bodoni MT" w:hAnsi="Bodoni MT" w:cs="Bodoni MT"/>
+        </w:rPr>
+      </w:pPr>
+      <w:r>
+        <w:rPr>
+          <w:rFonts w:hint="default" w:ascii="Bodoni MT" w:hAnsi="Bodoni MT" w:cs="Bodoni MT"/>
+          <w:b/>
+          <w:bCs/>
+          <w:color w:val="C00000"/>
+          <w:lang w:val="en-IN"/>
+        </w:rPr>
+        <w:t>kubectl apply view-last-applied deploy &lt;</w:t>
+      </w:r>
+      <w:r>
+        <w:rPr>
+          <w:rFonts w:hint="default" w:ascii="Bodoni MT" w:hAnsi="Bodoni MT" w:cs="Bodoni MT"/>
+          <w:b w:val="0"/>
+          <w:bCs w:val="0"/>
+          <w:color w:val="C00000"/>
+          <w:lang w:val="en-IN"/>
+        </w:rPr>
+        <w:t>deployment name</w:t>
+      </w:r>
+      <w:r>
+        <w:rPr>
+          <w:rFonts w:hint="default" w:ascii="Bodoni MT" w:hAnsi="Bodoni MT" w:cs="Bodoni MT"/>
+          <w:b/>
+          <w:bCs/>
+          <w:color w:val="C00000"/>
+          <w:lang w:val="en-IN"/>
+        </w:rPr>
+        <w:t>&gt;</w:t>
+      </w:r>
+      <w:r>
+        <w:rPr>
+          <w:rFonts w:hint="default" w:ascii="Bodoni MT" w:hAnsi="Bodoni MT" w:cs="Bodoni MT"/>
+          <w:b w:val="0"/>
+          <w:bCs w:val="0"/>
+          <w:lang w:val="en-IN"/>
+        </w:rPr>
+        <w:t xml:space="preserve">  </w:t>
+      </w:r>
+      <w:r>
+        <w:rPr>
+          <w:rFonts w:hint="default" w:ascii="Bodoni MT" w:hAnsi="Bodoni MT" w:cs="Bodoni MT"/>
         </w:rPr>
         <w:br w:type="textWrapping"/>
       </w:r>
@@ -4214,9 +5036,9 @@
         </w:rPr>
         <w:drawing>
           <wp:inline distT="0" distB="0" distL="114300" distR="114300">
-            <wp:extent cx="2857500" cy="1066800"/>
-            <wp:effectExtent l="0" t="0" r="0" b="0"/>
-            <wp:docPr id="23" name="Picture 23"/>
+            <wp:extent cx="4076700" cy="3082925"/>
+            <wp:effectExtent l="0" t="0" r="0" b="3175"/>
+            <wp:docPr id="56" name="Picture 56"/>
             <wp:cNvGraphicFramePr>
               <a:graphicFrameLocks xmlns:a="http://schemas.openxmlformats.org/drawingml/2006/main" noChangeAspect="1"/>
             </wp:cNvGraphicFramePr>
@@ -4224,13 +5046,13 @@
               <a:graphicData uri="http://schemas.openxmlformats.org/drawingml/2006/picture">
                 <pic:pic xmlns:pic="http://schemas.openxmlformats.org/drawingml/2006/picture">
                   <pic:nvPicPr>
-                    <pic:cNvPr id="23" name="Picture 23"/>
+                    <pic:cNvPr id="56" name="Picture 56"/>
                     <pic:cNvPicPr>
                       <a:picLocks noChangeAspect="1"/>
                     </pic:cNvPicPr>
                   </pic:nvPicPr>
                   <pic:blipFill>
-                    <a:blip r:embed="rId17"/>
+                    <a:blip r:embed="rId18"/>
                     <a:stretch>
                       <a:fillRect/>
                     </a:stretch>
@@ -4238,7 +5060,7 @@
                   <pic:spPr>
                     <a:xfrm>
                       <a:off x="0" y="0"/>
-                      <a:ext cx="2857500" cy="1066800"/>
+                      <a:ext cx="4076700" cy="3082925"/>
                     </a:xfrm>
                     <a:prstGeom prst="rect">
                       <a:avLst/>
@@ -4257,24 +5079,31 @@
       <w:r>
         <w:rPr>
           <w:rFonts w:hint="default" w:ascii="Bodoni MT" w:hAnsi="Bodoni MT" w:cs="Bodoni MT"/>
-          <w:lang w:val="en-IN"/>
-        </w:rPr>
-        <w:t xml:space="preserve"> [template.spec.containers.image: </w:t>
-      </w:r>
-      <w:r>
-        <w:rPr>
-          <w:rFonts w:hint="default" w:ascii="Bodoni MT" w:hAnsi="Bodoni MT" w:cs="Bodoni MT"/>
-          <w:color w:val="0070C0"/>
-          <w:lang w:val="en-IN"/>
-        </w:rPr>
-        <w:t>nginx:1.29</w:t>
-      </w:r>
-      <w:r>
-        <w:rPr>
-          <w:rFonts w:hint="default" w:ascii="Bodoni MT" w:hAnsi="Bodoni MT" w:cs="Bodoni MT"/>
-          <w:lang w:val="en-IN"/>
-        </w:rPr>
-        <w:t xml:space="preserve"> ]</w:t>
+        </w:rPr>
+        <w:br w:type="textWrapping"/>
+      </w:r>
+      <w:r>
+        <w:rPr>
+          <w:rFonts w:hint="default" w:ascii="Bodoni MT" w:hAnsi="Bodoni MT" w:cs="Bodoni MT"/>
+          <w:lang w:val="en-IN"/>
+        </w:rPr>
+        <w:t xml:space="preserve">[ its showing image as  </w:t>
+      </w:r>
+      <w:r>
+        <w:rPr>
+          <w:rFonts w:hint="default" w:ascii="Bodoni MT" w:hAnsi="Bodoni MT" w:cs="Bodoni MT"/>
+          <w:i/>
+          <w:iCs/>
+          <w:lang w:val="en-IN"/>
+        </w:rPr>
+        <w:t xml:space="preserve">nginx:1.16.1 </w:t>
+      </w:r>
+      <w:r>
+        <w:rPr>
+          <w:rFonts w:hint="default" w:ascii="Bodoni MT" w:hAnsi="Bodoni MT" w:cs="Bodoni MT"/>
+          <w:lang w:val="en-IN"/>
+        </w:rPr>
+        <w:t>because imperative change doesn’t effect last applied config ]</w:t>
       </w:r>
     </w:p>
     <w:p>
@@ -4297,85 +5126,9 @@
       <w:r>
         <w:rPr>
           <w:rFonts w:hint="default" w:ascii="Bodoni MT" w:hAnsi="Bodoni MT" w:cs="Bodoni MT"/>
-        </w:rPr>
-        <w:t>Stage-</w:t>
-      </w:r>
-      <w:r>
-        <w:rPr>
-          <w:rFonts w:hint="default" w:ascii="Bodoni MT" w:hAnsi="Bodoni MT" w:cs="Bodoni MT"/>
-          <w:lang w:val="en-IN"/>
-        </w:rPr>
-        <w:t>2</w:t>
-      </w:r>
-      <w:r>
-        <w:rPr>
-          <w:rFonts w:hint="default" w:ascii="Bodoni MT" w:hAnsi="Bodoni MT" w:cs="Bodoni MT"/>
-        </w:rPr>
-        <w:t xml:space="preserve">; </w:t>
-      </w:r>
-      <w:r>
-        <w:rPr>
-          <w:rFonts w:hint="default" w:ascii="Bodoni MT" w:hAnsi="Bodoni MT" w:cs="Bodoni MT"/>
-          <w:color w:val="0070C0"/>
-          <w:lang w:val="en-IN"/>
-        </w:rPr>
-        <w:t>imperative</w:t>
-      </w:r>
-      <w:r>
-        <w:rPr>
-          <w:rFonts w:hint="default" w:ascii="Bodoni MT" w:hAnsi="Bodoni MT" w:cs="Bodoni MT"/>
-        </w:rPr>
-        <w:t xml:space="preserve">; using </w:t>
-      </w:r>
-      <w:r>
-        <w:rPr>
-          <w:rFonts w:hint="default" w:ascii="Bodoni MT" w:hAnsi="Bodoni MT" w:cs="Bodoni MT"/>
-          <w:i/>
-          <w:iCs/>
-          <w:color w:val="C00000"/>
-        </w:rPr>
-        <w:t xml:space="preserve">kubectl </w:t>
-      </w:r>
-      <w:r>
-        <w:rPr>
-          <w:rFonts w:hint="default" w:ascii="Bodoni MT" w:hAnsi="Bodoni MT" w:cs="Bodoni MT"/>
-          <w:i/>
-          <w:iCs/>
-          <w:color w:val="C00000"/>
-          <w:lang w:val="en-IN"/>
-        </w:rPr>
-        <w:t>set image deploy my-dep my-dep-cont=nginx:1.30</w:t>
-      </w:r>
-      <w:r>
-        <w:rPr>
-          <w:rFonts w:hint="default" w:ascii="Bodoni MT" w:hAnsi="Bodoni MT" w:cs="Bodoni MT"/>
-          <w:i w:val="0"/>
-          <w:iCs w:val="0"/>
-          <w:color w:val="C00000"/>
-          <w:lang w:val="en-IN"/>
-        </w:rPr>
-        <w:t xml:space="preserve"> </w:t>
-      </w:r>
-      <w:r>
-        <w:rPr>
-          <w:rFonts w:hint="default" w:ascii="Bodoni MT" w:hAnsi="Bodoni MT" w:cs="Bodoni MT"/>
-          <w:lang w:val="en-IN"/>
-        </w:rPr>
-        <w:t xml:space="preserve"> </w:t>
-      </w:r>
-      <w:r>
-        <w:rPr>
-          <w:rFonts w:hint="default" w:ascii="Bodoni MT" w:hAnsi="Bodoni MT" w:cs="Bodoni MT"/>
-          <w:lang w:val="en-IN"/>
-        </w:rPr>
-        <w:br w:type="textWrapping"/>
-      </w:r>
-      <w:r>
-        <w:rPr>
-          <w:rFonts w:hint="default" w:ascii="Bodoni MT" w:hAnsi="Bodoni MT" w:cs="Bodoni MT"/>
-          <w:lang w:val="en-IN"/>
-        </w:rPr>
-        <w:t>[only image will be changed here keeping the replicas same]</w:t>
+          <w:lang w:val="en-IN"/>
+        </w:rPr>
+        <w:t>Stage-3: [ update yaml, remove replica field, then declarative update ]</w:t>
       </w:r>
     </w:p>
     <w:p>
@@ -4398,97 +5151,48 @@
       <w:r>
         <w:rPr>
           <w:rFonts w:hint="default" w:ascii="Bodoni MT" w:hAnsi="Bodoni MT" w:cs="Bodoni MT"/>
-          <w:i/>
-          <w:iCs/>
-          <w:color w:val="00B050"/>
-          <w:lang w:val="en-IN"/>
-        </w:rPr>
-        <w:t>yaml</w:t>
-      </w:r>
-      <w:r>
-        <w:rPr>
-          <w:rFonts w:hint="default" w:ascii="Bodoni MT" w:hAnsi="Bodoni MT" w:cs="Bodoni MT"/>
-          <w:i w:val="0"/>
-          <w:iCs w:val="0"/>
-          <w:color w:val="00B050"/>
-          <w:lang w:val="en-IN"/>
-        </w:rPr>
-        <w:t xml:space="preserve"> </w:t>
-      </w:r>
-      <w:r>
-        <w:rPr>
-          <w:rFonts w:hint="default" w:ascii="Bodoni MT" w:hAnsi="Bodoni MT" w:cs="Bodoni MT"/>
-          <w:i w:val="0"/>
-          <w:iCs w:val="0"/>
-          <w:lang w:val="en-IN"/>
-        </w:rPr>
-        <w:t>has not changed. So</w:t>
-      </w:r>
-      <w:r>
-        <w:rPr>
-          <w:rFonts w:hint="default" w:ascii="Bodoni MT" w:hAnsi="Bodoni MT" w:cs="Bodoni MT"/>
-          <w:i w:val="0"/>
-          <w:iCs w:val="0"/>
-          <w:lang w:val="en-IN"/>
-        </w:rPr>
-        <w:br w:type="textWrapping"/>
-      </w:r>
-      <w:r>
-        <w:rPr>
-          <w:rFonts w:hint="default" w:ascii="Bodoni MT" w:hAnsi="Bodoni MT" w:eastAsia="SimSun" w:cs="Bodoni MT"/>
-          <w:i w:val="0"/>
-          <w:iCs w:val="0"/>
-          <w:sz w:val="22"/>
-          <w:szCs w:val="22"/>
-        </w:rPr>
-        <w:t xml:space="preserve">replicas: </w:t>
-      </w:r>
-      <w:r>
-        <w:rPr>
-          <w:rFonts w:hint="default" w:ascii="Bodoni MT" w:hAnsi="Bodoni MT" w:eastAsia="SimSun" w:cs="Bodoni MT"/>
-          <w:b/>
-          <w:bCs/>
-          <w:i/>
-          <w:iCs/>
-          <w:sz w:val="22"/>
-          <w:szCs w:val="22"/>
-        </w:rPr>
-        <w:t xml:space="preserve">2 </w:t>
-      </w:r>
-      <w:r>
-        <w:rPr>
-          <w:rFonts w:hint="default" w:ascii="Bodoni MT" w:hAnsi="Bodoni MT" w:eastAsia="SimSun" w:cs="Bodoni MT"/>
-          <w:i w:val="0"/>
-          <w:iCs w:val="0"/>
-          <w:sz w:val="22"/>
-          <w:szCs w:val="22"/>
-        </w:rPr>
-        <w:t xml:space="preserve">; image: </w:t>
-      </w:r>
-      <w:r>
-        <w:rPr>
-          <w:rFonts w:hint="default" w:ascii="Bodoni MT" w:hAnsi="Bodoni MT" w:eastAsia="SimSun" w:cs="Bodoni MT"/>
-          <w:b/>
-          <w:bCs/>
-          <w:i/>
-          <w:iCs/>
-          <w:sz w:val="22"/>
-          <w:szCs w:val="22"/>
-        </w:rPr>
-        <w:t>nginx:1.29</w:t>
-      </w:r>
-      <w:r>
-        <w:rPr>
-          <w:rFonts w:hint="default" w:ascii="Bodoni MT" w:hAnsi="Bodoni MT" w:eastAsia="SimSun" w:cs="Bodoni MT"/>
-          <w:b w:val="0"/>
-          <w:bCs w:val="0"/>
-          <w:i w:val="0"/>
-          <w:iCs w:val="0"/>
-          <w:sz w:val="22"/>
-          <w:szCs w:val="22"/>
-          <w:lang w:val="en-IN"/>
-        </w:rPr>
-        <w:t xml:space="preserve">  [ in yaml ]</w:t>
+        </w:rPr>
+        <w:drawing>
+          <wp:inline distT="0" distB="0" distL="114300" distR="114300">
+            <wp:extent cx="1889760" cy="2924175"/>
+            <wp:effectExtent l="0" t="0" r="2540" b="9525"/>
+            <wp:docPr id="57" name="Picture 57"/>
+            <wp:cNvGraphicFramePr>
+              <a:graphicFrameLocks xmlns:a="http://schemas.openxmlformats.org/drawingml/2006/main" noChangeAspect="1"/>
+            </wp:cNvGraphicFramePr>
+            <a:graphic xmlns:a="http://schemas.openxmlformats.org/drawingml/2006/main">
+              <a:graphicData uri="http://schemas.openxmlformats.org/drawingml/2006/picture">
+                <pic:pic xmlns:pic="http://schemas.openxmlformats.org/drawingml/2006/picture">
+                  <pic:nvPicPr>
+                    <pic:cNvPr id="57" name="Picture 57"/>
+                    <pic:cNvPicPr>
+                      <a:picLocks noChangeAspect="1"/>
+                    </pic:cNvPicPr>
+                  </pic:nvPicPr>
+                  <pic:blipFill>
+                    <a:blip r:embed="rId19"/>
+                    <a:stretch>
+                      <a:fillRect/>
+                    </a:stretch>
+                  </pic:blipFill>
+                  <pic:spPr>
+                    <a:xfrm>
+                      <a:off x="0" y="0"/>
+                      <a:ext cx="1889760" cy="2924175"/>
+                    </a:xfrm>
+                    <a:prstGeom prst="rect">
+                      <a:avLst/>
+                    </a:prstGeom>
+                    <a:noFill/>
+                    <a:ln>
+                      <a:noFill/>
+                    </a:ln>
+                  </pic:spPr>
+                </pic:pic>
+              </a:graphicData>
+            </a:graphic>
+          </wp:inline>
+        </w:drawing>
       </w:r>
     </w:p>
     <w:p>
@@ -4511,31 +5215,12 @@
       <w:r>
         <w:rPr>
           <w:rFonts w:hint="default" w:ascii="Bodoni MT" w:hAnsi="Bodoni MT" w:cs="Bodoni MT"/>
-          <w:i/>
-          <w:iCs/>
-          <w:color w:val="00B050"/>
-          <w:lang w:val="en-IN"/>
-        </w:rPr>
-        <w:t>last-applied-config</w:t>
-      </w:r>
-      <w:r>
-        <w:rPr>
-          <w:rFonts w:hint="default" w:ascii="Bodoni MT" w:hAnsi="Bodoni MT" w:cs="Bodoni MT"/>
-          <w:i/>
-          <w:iCs/>
-          <w:lang w:val="en-IN"/>
-        </w:rPr>
-        <w:br w:type="textWrapping"/>
-      </w:r>
-      <w:r>
-        <w:rPr>
-          <w:rFonts w:hint="default" w:ascii="Bodoni MT" w:hAnsi="Bodoni MT" w:cs="Bodoni MT"/>
         </w:rPr>
         <w:drawing>
           <wp:inline distT="0" distB="0" distL="114300" distR="114300">
-            <wp:extent cx="4117340" cy="238760"/>
-            <wp:effectExtent l="0" t="0" r="10160" b="2540"/>
-            <wp:docPr id="25" name="Picture 25"/>
+            <wp:extent cx="3692525" cy="4094480"/>
+            <wp:effectExtent l="0" t="0" r="3175" b="7620"/>
+            <wp:docPr id="58" name="Picture 58"/>
             <wp:cNvGraphicFramePr>
               <a:graphicFrameLocks xmlns:a="http://schemas.openxmlformats.org/drawingml/2006/main" noChangeAspect="1"/>
             </wp:cNvGraphicFramePr>
@@ -4543,13 +5228,13 @@
               <a:graphicData uri="http://schemas.openxmlformats.org/drawingml/2006/picture">
                 <pic:pic xmlns:pic="http://schemas.openxmlformats.org/drawingml/2006/picture">
                   <pic:nvPicPr>
-                    <pic:cNvPr id="25" name="Picture 25"/>
+                    <pic:cNvPr id="58" name="Picture 58"/>
                     <pic:cNvPicPr>
                       <a:picLocks noChangeAspect="1"/>
                     </pic:cNvPicPr>
                   </pic:nvPicPr>
                   <pic:blipFill>
-                    <a:blip r:embed="rId18"/>
+                    <a:blip r:embed="rId20"/>
                     <a:stretch>
                       <a:fillRect/>
                     </a:stretch>
@@ -4557,7 +5242,7 @@
                   <pic:spPr>
                     <a:xfrm>
                       <a:off x="0" y="0"/>
-                      <a:ext cx="4117340" cy="238760"/>
+                      <a:ext cx="3692525" cy="4094480"/>
                     </a:xfrm>
                     <a:prstGeom prst="rect">
                       <a:avLst/>
@@ -4582,12 +5267,107 @@
       <w:r>
         <w:rPr>
           <w:rFonts w:hint="default" w:ascii="Bodoni MT" w:hAnsi="Bodoni MT" w:cs="Bodoni MT"/>
+          <w:lang w:val="en-IN"/>
+        </w:rPr>
+        <w:t xml:space="preserve">[ its showing if I update, </w:t>
+      </w:r>
+      <w:r>
+        <w:rPr>
+          <w:rFonts w:hint="default" w:ascii="Bodoni MT" w:hAnsi="Bodoni MT" w:cs="Bodoni MT"/>
+          <w:i/>
+          <w:iCs/>
+          <w:lang w:val="en-IN"/>
+        </w:rPr>
+        <w:t>replica</w:t>
+      </w:r>
+      <w:r>
+        <w:rPr>
+          <w:rFonts w:hint="default" w:ascii="Bodoni MT" w:hAnsi="Bodoni MT" w:cs="Bodoni MT"/>
+          <w:i w:val="0"/>
+          <w:iCs w:val="0"/>
+          <w:lang w:val="en-IN"/>
+        </w:rPr>
+        <w:t xml:space="preserve"> and </w:t>
+      </w:r>
+      <w:r>
+        <w:rPr>
+          <w:rFonts w:hint="default" w:ascii="Bodoni MT" w:hAnsi="Bodoni MT" w:cs="Bodoni MT"/>
+          <w:i/>
+          <w:iCs/>
+          <w:lang w:val="en-IN"/>
+        </w:rPr>
+        <w:t>image</w:t>
+      </w:r>
+      <w:r>
+        <w:rPr>
+          <w:rFonts w:hint="default" w:ascii="Bodoni MT" w:hAnsi="Bodoni MT" w:cs="Bodoni MT"/>
+          <w:i w:val="0"/>
+          <w:iCs w:val="0"/>
+          <w:lang w:val="en-IN"/>
+        </w:rPr>
+        <w:t xml:space="preserve"> will be updated ]</w:t>
+      </w:r>
+    </w:p>
+    <w:p>
+      <w:pPr>
+        <w:keepNext w:val="0"/>
+        <w:keepLines w:val="0"/>
+        <w:widowControl/>
+        <w:numPr>
+          <w:ilvl w:val="1"/>
+          <w:numId w:val="11"/>
+        </w:numPr>
+        <w:suppressLineNumbers w:val="0"/>
+        <w:spacing w:before="0" w:beforeAutospacing="0" w:after="0" w:afterAutospacing="0" w:line="360" w:lineRule="auto"/>
+        <w:ind w:left="840" w:leftChars="0" w:right="0" w:hanging="420" w:firstLineChars="0"/>
+        <w:jc w:val="left"/>
+        <w:rPr>
+          <w:rFonts w:hint="default" w:ascii="Bodoni MT" w:hAnsi="Bodoni MT" w:cs="Bodoni MT"/>
+        </w:rPr>
+      </w:pPr>
+      <w:r>
+        <w:rPr>
+          <w:rFonts w:hint="default" w:ascii="Bodoni MT" w:hAnsi="Bodoni MT" w:cs="Bodoni MT"/>
+          <w:lang w:val="en-IN"/>
+        </w:rPr>
+        <w:t xml:space="preserve">Now in last applied config, </w:t>
+      </w:r>
+      <w:r>
+        <w:rPr>
+          <w:rFonts w:hint="default" w:ascii="Bodoni MT" w:hAnsi="Bodoni MT" w:cs="Bodoni MT"/>
+          <w:i/>
+          <w:iCs/>
+          <w:lang w:val="en-IN"/>
+        </w:rPr>
+        <w:t>replicas</w:t>
+      </w:r>
+      <w:r>
+        <w:rPr>
+          <w:rFonts w:hint="default" w:ascii="Bodoni MT" w:hAnsi="Bodoni MT" w:cs="Bodoni MT"/>
+          <w:i w:val="0"/>
+          <w:iCs w:val="0"/>
+          <w:lang w:val="en-IN"/>
+        </w:rPr>
+        <w:t xml:space="preserve"> field would have been removed because we deleted that field in yaml.</w:t>
+      </w:r>
+      <w:r>
+        <w:rPr>
+          <w:rFonts w:hint="default" w:ascii="Bodoni MT" w:hAnsi="Bodoni MT" w:cs="Bodoni MT"/>
+          <w:i w:val="0"/>
+          <w:iCs w:val="0"/>
+          <w:lang w:val="en-IN"/>
+        </w:rPr>
+        <w:br w:type="textWrapping"/>
+      </w:r>
+      <w:r>
+        <w:rPr>
+          <w:rFonts w:hint="default" w:ascii="Bodoni MT" w:hAnsi="Bodoni MT" w:cs="Bodoni MT"/>
         </w:rPr>
         <w:drawing>
           <wp:inline distT="0" distB="0" distL="114300" distR="114300">
-            <wp:extent cx="1819275" cy="228600"/>
-            <wp:effectExtent l="0" t="0" r="9525" b="0"/>
-            <wp:docPr id="26" name="Picture 26"/>
+            <wp:extent cx="4524375" cy="2860040"/>
+            <wp:effectExtent l="0" t="0" r="9525" b="10160"/>
+            <wp:docPr id="59" name="Picture 59"/>
             <wp:cNvGraphicFramePr>
               <a:graphicFrameLocks xmlns:a="http://schemas.openxmlformats.org/drawingml/2006/main" noChangeAspect="1"/>
             </wp:cNvGraphicFramePr>
@@ -4595,13 +5375,13 @@
               <a:graphicData uri="http://schemas.openxmlformats.org/drawingml/2006/picture">
                 <pic:pic xmlns:pic="http://schemas.openxmlformats.org/drawingml/2006/picture">
                   <pic:nvPicPr>
-                    <pic:cNvPr id="26" name="Picture 26"/>
+                    <pic:cNvPr id="59" name="Picture 59"/>
                     <pic:cNvPicPr>
                       <a:picLocks noChangeAspect="1"/>
                     </pic:cNvPicPr>
                   </pic:nvPicPr>
                   <pic:blipFill>
-                    <a:blip r:embed="rId19"/>
+                    <a:blip r:embed="rId21"/>
                     <a:stretch>
                       <a:fillRect/>
                     </a:stretch>
@@ -4609,7 +5389,7 @@
                   <pic:spPr>
                     <a:xfrm>
                       <a:off x="0" y="0"/>
-                      <a:ext cx="1819275" cy="228600"/>
+                      <a:ext cx="4524375" cy="2860040"/>
                     </a:xfrm>
                     <a:prstGeom prst="rect">
                       <a:avLst/>
@@ -4633,135 +5413,28 @@
       </w:r>
       <w:r>
         <w:rPr>
-          <w:rFonts w:hint="default" w:ascii="Bodoni MT" w:hAnsi="Bodoni MT" w:eastAsia="SimSun" w:cs="Bodoni MT"/>
+          <w:rFonts w:hint="default" w:ascii="Bodoni MT" w:hAnsi="Bodoni MT" w:cs="Bodoni MT"/>
+          <w:lang w:val="en-IN"/>
+        </w:rPr>
+        <w:t xml:space="preserve">[ replicas is not there, image is </w:t>
+      </w:r>
+      <w:r>
+        <w:rPr>
+          <w:rFonts w:hint="default" w:ascii="Bodoni MT" w:hAnsi="Bodoni MT" w:cs="Bodoni MT"/>
+          <w:i/>
+          <w:iCs/>
+          <w:lang w:val="en-IN"/>
+        </w:rPr>
+        <w:t>nginx:1.16.1</w:t>
+      </w:r>
+      <w:r>
+        <w:rPr>
+          <w:rFonts w:hint="default" w:ascii="Bodoni MT" w:hAnsi="Bodoni MT" w:cs="Bodoni MT"/>
           <w:i w:val="0"/>
           <w:iCs w:val="0"/>
-          <w:sz w:val="22"/>
-          <w:szCs w:val="22"/>
-        </w:rPr>
-        <w:t xml:space="preserve">replicas: </w:t>
-      </w:r>
-      <w:r>
-        <w:rPr>
-          <w:rFonts w:hint="default" w:ascii="Bodoni MT" w:hAnsi="Bodoni MT" w:eastAsia="SimSun" w:cs="Bodoni MT"/>
-          <w:b/>
-          <w:bCs/>
-          <w:i/>
-          <w:iCs/>
-          <w:sz w:val="22"/>
-          <w:szCs w:val="22"/>
-        </w:rPr>
-        <w:t xml:space="preserve">2 </w:t>
-      </w:r>
-      <w:r>
-        <w:rPr>
-          <w:rFonts w:hint="default" w:ascii="Bodoni MT" w:hAnsi="Bodoni MT" w:eastAsia="SimSun" w:cs="Bodoni MT"/>
-          <w:i w:val="0"/>
-          <w:iCs w:val="0"/>
-          <w:sz w:val="22"/>
-          <w:szCs w:val="22"/>
-        </w:rPr>
-        <w:t xml:space="preserve">; image: </w:t>
-      </w:r>
-      <w:r>
-        <w:rPr>
-          <w:rFonts w:hint="default" w:ascii="Bodoni MT" w:hAnsi="Bodoni MT" w:eastAsia="SimSun" w:cs="Bodoni MT"/>
-          <w:b/>
-          <w:bCs/>
-          <w:i/>
-          <w:iCs/>
-          <w:sz w:val="22"/>
-          <w:szCs w:val="22"/>
-        </w:rPr>
-        <w:t>nginx:1.29</w:t>
-      </w:r>
-      <w:r>
-        <w:rPr>
-          <w:rFonts w:hint="default" w:ascii="Bodoni MT" w:hAnsi="Bodoni MT" w:eastAsia="SimSun" w:cs="Bodoni MT"/>
-          <w:b w:val="0"/>
-          <w:bCs w:val="0"/>
-          <w:i w:val="0"/>
-          <w:iCs w:val="0"/>
-          <w:sz w:val="22"/>
-          <w:szCs w:val="22"/>
-        </w:rPr>
-        <w:t xml:space="preserve">  [ in </w:t>
-      </w:r>
-      <w:r>
-        <w:rPr>
-          <w:rFonts w:hint="default" w:ascii="Bodoni MT" w:hAnsi="Bodoni MT" w:eastAsia="SimSun" w:cs="Bodoni MT"/>
-          <w:b w:val="0"/>
-          <w:bCs w:val="0"/>
-          <w:i w:val="0"/>
-          <w:iCs w:val="0"/>
-          <w:sz w:val="22"/>
-          <w:szCs w:val="22"/>
-          <w:lang w:val="en-IN"/>
-        </w:rPr>
-        <w:t>last-applied-config</w:t>
-      </w:r>
-      <w:r>
-        <w:rPr>
-          <w:rFonts w:hint="default" w:ascii="Bodoni MT" w:hAnsi="Bodoni MT" w:eastAsia="SimSun" w:cs="Bodoni MT"/>
-          <w:b w:val="0"/>
-          <w:bCs w:val="0"/>
-          <w:i w:val="0"/>
-          <w:iCs w:val="0"/>
-          <w:sz w:val="22"/>
-          <w:szCs w:val="22"/>
+          <w:lang w:val="en-IN"/>
         </w:rPr>
         <w:t>]</w:t>
-      </w:r>
-      <w:r>
-        <w:rPr>
-          <w:rFonts w:hint="default" w:ascii="Bodoni MT" w:hAnsi="Bodoni MT" w:eastAsia="SimSun" w:cs="Bodoni MT"/>
-          <w:b w:val="0"/>
-          <w:bCs w:val="0"/>
-          <w:i w:val="0"/>
-          <w:iCs w:val="0"/>
-          <w:sz w:val="22"/>
-          <w:szCs w:val="22"/>
-        </w:rPr>
-        <w:br w:type="textWrapping"/>
-      </w:r>
-      <w:r>
-        <w:rPr>
-          <w:rFonts w:hint="default" w:ascii="Bodoni MT" w:hAnsi="Bodoni MT" w:eastAsia="SimSun" w:cs="Bodoni MT"/>
-          <w:b w:val="0"/>
-          <w:bCs w:val="0"/>
-          <w:i w:val="0"/>
-          <w:iCs w:val="0"/>
-          <w:sz w:val="22"/>
-          <w:szCs w:val="22"/>
-          <w:lang w:val="en-IN"/>
-        </w:rPr>
-        <w:t xml:space="preserve">it didn’t change because the command executed was of </w:t>
-      </w:r>
-      <w:r>
-        <w:rPr>
-          <w:rFonts w:hint="default" w:ascii="Bodoni MT" w:hAnsi="Bodoni MT" w:eastAsia="SimSun" w:cs="Bodoni MT"/>
-          <w:b w:val="0"/>
-          <w:bCs w:val="0"/>
-          <w:i/>
-          <w:iCs/>
-          <w:sz w:val="22"/>
-          <w:szCs w:val="22"/>
-          <w:lang w:val="en-IN"/>
-        </w:rPr>
-        <w:t>imperative</w:t>
-      </w:r>
-      <w:r>
-        <w:rPr>
-          <w:rFonts w:hint="default" w:ascii="Bodoni MT" w:hAnsi="Bodoni MT" w:eastAsia="SimSun" w:cs="Bodoni MT"/>
-          <w:b w:val="0"/>
-          <w:bCs w:val="0"/>
-          <w:i w:val="0"/>
-          <w:iCs w:val="0"/>
-          <w:sz w:val="22"/>
-          <w:szCs w:val="22"/>
-          <w:lang w:val="en-IN"/>
-        </w:rPr>
-        <w:t>.</w:t>
       </w:r>
     </w:p>
     <w:p>
@@ -4788,7 +5461,7 @@
           <w:iCs/>
           <w:lang w:val="en-IN"/>
         </w:rPr>
-        <w:t>live-config</w:t>
+        <w:t>live config</w:t>
       </w:r>
       <w:r>
         <w:rPr>
@@ -4797,7 +5470,7 @@
           <w:iCs w:val="0"/>
           <w:lang w:val="en-IN"/>
         </w:rPr>
-        <w:t xml:space="preserve">  </w:t>
+        <w:t xml:space="preserve"> </w:t>
       </w:r>
       <w:r>
         <w:rPr>
@@ -4814,9 +5487,9 @@
         </w:rPr>
         <w:drawing>
           <wp:inline distT="0" distB="0" distL="114300" distR="114300">
-            <wp:extent cx="2387600" cy="573405"/>
-            <wp:effectExtent l="0" t="0" r="0" b="10795"/>
-            <wp:docPr id="27" name="Picture 27"/>
+            <wp:extent cx="1969770" cy="461010"/>
+            <wp:effectExtent l="0" t="0" r="11430" b="8890"/>
+            <wp:docPr id="60" name="Picture 60"/>
             <wp:cNvGraphicFramePr>
               <a:graphicFrameLocks xmlns:a="http://schemas.openxmlformats.org/drawingml/2006/main" noChangeAspect="1"/>
             </wp:cNvGraphicFramePr>
@@ -4824,13 +5497,13 @@
               <a:graphicData uri="http://schemas.openxmlformats.org/drawingml/2006/picture">
                 <pic:pic xmlns:pic="http://schemas.openxmlformats.org/drawingml/2006/picture">
                   <pic:nvPicPr>
-                    <pic:cNvPr id="27" name="Picture 27"/>
+                    <pic:cNvPr id="60" name="Picture 60"/>
                     <pic:cNvPicPr>
                       <a:picLocks noChangeAspect="1"/>
                     </pic:cNvPicPr>
                   </pic:nvPicPr>
                   <pic:blipFill>
-                    <a:blip r:embed="rId20"/>
+                    <a:blip r:embed="rId22"/>
                     <a:stretch>
                       <a:fillRect/>
                     </a:stretch>
@@ -4838,7 +5511,7 @@
                   <pic:spPr>
                     <a:xfrm>
                       <a:off x="0" y="0"/>
-                      <a:ext cx="2387600" cy="573405"/>
+                      <a:ext cx="1969770" cy="461010"/>
                     </a:xfrm>
                     <a:prstGeom prst="rect">
                       <a:avLst/>
@@ -4857,14 +5530,6 @@
       <w:r>
         <w:rPr>
           <w:rFonts w:hint="default" w:ascii="Bodoni MT" w:hAnsi="Bodoni MT" w:cs="Bodoni MT"/>
-          <w:lang w:val="en-IN"/>
-        </w:rPr>
-        <w:t xml:space="preserve"> [because we have not changed]</w:t>
-      </w:r>
-      <w:r>
-        <w:rPr>
-          <w:rFonts w:hint="default" w:ascii="Bodoni MT" w:hAnsi="Bodoni MT" w:cs="Bodoni MT"/>
-          <w:lang w:val="en-IN"/>
         </w:rPr>
         <w:br w:type="textWrapping"/>
       </w:r>
@@ -4874,9 +5539,9 @@
         </w:rPr>
         <w:drawing>
           <wp:inline distT="0" distB="0" distL="114300" distR="114300">
-            <wp:extent cx="2376170" cy="850900"/>
-            <wp:effectExtent l="0" t="0" r="11430" b="0"/>
-            <wp:docPr id="28" name="Picture 28"/>
+            <wp:extent cx="1543685" cy="544830"/>
+            <wp:effectExtent l="0" t="0" r="5715" b="1270"/>
+            <wp:docPr id="61" name="Picture 61"/>
             <wp:cNvGraphicFramePr>
               <a:graphicFrameLocks xmlns:a="http://schemas.openxmlformats.org/drawingml/2006/main" noChangeAspect="1"/>
             </wp:cNvGraphicFramePr>
@@ -4884,14 +5549,13 @@
               <a:graphicData uri="http://schemas.openxmlformats.org/drawingml/2006/picture">
                 <pic:pic xmlns:pic="http://schemas.openxmlformats.org/drawingml/2006/picture">
                   <pic:nvPicPr>
-                    <pic:cNvPr id="28" name="Picture 28"/>
+                    <pic:cNvPr id="61" name="Picture 61"/>
                     <pic:cNvPicPr>
                       <a:picLocks noChangeAspect="1"/>
                     </pic:cNvPicPr>
                   </pic:nvPicPr>
                   <pic:blipFill>
-                    <a:blip r:embed="rId21"/>
-                    <a:srcRect l="1759" t="5263"/>
+                    <a:blip r:embed="rId23"/>
                     <a:stretch>
                       <a:fillRect/>
                     </a:stretch>
@@ -4899,7 +5563,7 @@
                   <pic:spPr>
                     <a:xfrm>
                       <a:off x="0" y="0"/>
-                      <a:ext cx="2376170" cy="850900"/>
+                      <a:ext cx="1543685" cy="544830"/>
                     </a:xfrm>
                     <a:prstGeom prst="rect">
                       <a:avLst/>
@@ -4918,131 +5582,15 @@
       <w:r>
         <w:rPr>
           <w:rFonts w:hint="default" w:ascii="Bodoni MT" w:hAnsi="Bodoni MT" w:cs="Bodoni MT"/>
-          <w:lang w:val="en-IN"/>
-        </w:rPr>
-        <w:t xml:space="preserve">[image changed to </w:t>
-      </w:r>
-      <w:r>
-        <w:rPr>
-          <w:rFonts w:hint="default" w:ascii="Bodoni MT" w:hAnsi="Bodoni MT" w:cs="Bodoni MT"/>
-          <w:i/>
-          <w:iCs/>
-          <w:lang w:val="en-IN"/>
-        </w:rPr>
-        <w:t>nginx:1.30</w:t>
-      </w:r>
-      <w:r>
-        <w:rPr>
-          <w:rFonts w:hint="default" w:ascii="Bodoni MT" w:hAnsi="Bodoni MT" w:cs="Bodoni MT"/>
-          <w:i w:val="0"/>
-          <w:iCs w:val="0"/>
-          <w:lang w:val="en-IN"/>
-        </w:rPr>
-        <w:t>]</w:t>
-      </w:r>
-      <w:r>
-        <w:rPr>
-          <w:rFonts w:hint="default" w:ascii="Bodoni MT" w:hAnsi="Bodoni MT" w:cs="Bodoni MT"/>
-          <w:i w:val="0"/>
-          <w:iCs w:val="0"/>
-          <w:lang w:val="en-IN"/>
         </w:rPr>
         <w:br w:type="textWrapping"/>
       </w:r>
       <w:r>
         <w:rPr>
-          <w:rFonts w:hint="default" w:ascii="Bodoni MT" w:hAnsi="Bodoni MT" w:eastAsia="SimSun" w:cs="Bodoni MT"/>
-          <w:i w:val="0"/>
-          <w:iCs w:val="0"/>
-          <w:sz w:val="22"/>
-          <w:szCs w:val="22"/>
-        </w:rPr>
-        <w:t xml:space="preserve">replicas: </w:t>
-      </w:r>
-      <w:r>
-        <w:rPr>
-          <w:rFonts w:hint="default" w:ascii="Bodoni MT" w:hAnsi="Bodoni MT" w:eastAsia="SimSun" w:cs="Bodoni MT"/>
-          <w:b/>
-          <w:bCs/>
-          <w:i/>
-          <w:iCs/>
-          <w:sz w:val="22"/>
-          <w:szCs w:val="22"/>
-        </w:rPr>
-        <w:t xml:space="preserve">2 </w:t>
-      </w:r>
-      <w:r>
-        <w:rPr>
-          <w:rFonts w:hint="default" w:ascii="Bodoni MT" w:hAnsi="Bodoni MT" w:eastAsia="SimSun" w:cs="Bodoni MT"/>
-          <w:i w:val="0"/>
-          <w:iCs w:val="0"/>
-          <w:sz w:val="22"/>
-          <w:szCs w:val="22"/>
-        </w:rPr>
-        <w:t xml:space="preserve">; image: </w:t>
-      </w:r>
-      <w:r>
-        <w:rPr>
-          <w:rFonts w:hint="default" w:ascii="Bodoni MT" w:hAnsi="Bodoni MT" w:eastAsia="SimSun" w:cs="Bodoni MT"/>
-          <w:b/>
-          <w:bCs/>
-          <w:i/>
-          <w:iCs/>
-          <w:sz w:val="22"/>
-          <w:szCs w:val="22"/>
-        </w:rPr>
-        <w:t>nginx:1.</w:t>
-      </w:r>
-      <w:r>
-        <w:rPr>
-          <w:rFonts w:hint="default" w:ascii="Bodoni MT" w:hAnsi="Bodoni MT" w:eastAsia="SimSun" w:cs="Bodoni MT"/>
-          <w:b/>
-          <w:bCs/>
-          <w:i/>
-          <w:iCs/>
-          <w:color w:val="C00000"/>
-          <w:sz w:val="22"/>
-          <w:szCs w:val="22"/>
-          <w:lang w:val="en-IN"/>
-        </w:rPr>
-        <w:t>30</w:t>
-      </w:r>
-      <w:r>
-        <w:rPr>
-          <w:rFonts w:hint="default" w:ascii="Bodoni MT" w:hAnsi="Bodoni MT" w:eastAsia="SimSun" w:cs="Bodoni MT"/>
-          <w:b w:val="0"/>
-          <w:bCs w:val="0"/>
-          <w:i w:val="0"/>
-          <w:iCs w:val="0"/>
-          <w:sz w:val="22"/>
-          <w:szCs w:val="22"/>
-        </w:rPr>
-        <w:t xml:space="preserve">  [ in </w:t>
-      </w:r>
-      <w:r>
-        <w:rPr>
-          <w:rFonts w:hint="default" w:ascii="Bodoni MT" w:hAnsi="Bodoni MT" w:eastAsia="SimSun" w:cs="Bodoni MT"/>
-          <w:b w:val="0"/>
-          <w:bCs w:val="0"/>
-          <w:i w:val="0"/>
-          <w:iCs w:val="0"/>
-          <w:sz w:val="22"/>
-          <w:szCs w:val="22"/>
-          <w:lang w:val="en-IN"/>
-        </w:rPr>
-        <w:t>live</w:t>
-      </w:r>
-      <w:r>
-        <w:rPr>
-          <w:rFonts w:hint="default" w:ascii="Bodoni MT" w:hAnsi="Bodoni MT" w:eastAsia="SimSun" w:cs="Bodoni MT"/>
-          <w:b w:val="0"/>
-          <w:bCs w:val="0"/>
-          <w:i w:val="0"/>
-          <w:iCs w:val="0"/>
-          <w:sz w:val="22"/>
-          <w:szCs w:val="22"/>
-        </w:rPr>
-        <w:t>-config]</w:t>
+          <w:rFonts w:hint="default" w:ascii="Bodoni MT" w:hAnsi="Bodoni MT" w:cs="Bodoni MT"/>
+          <w:lang w:val="en-IN"/>
+        </w:rPr>
+        <w:t>[ the image and replicas got changed ]</w:t>
       </w:r>
     </w:p>
     <w:p>
@@ -5064,96 +5612,55 @@
       </w:pPr>
       <w:r>
         <w:rPr>
-          <w:rFonts w:hint="default" w:ascii="Bodoni MT" w:hAnsi="Bodoni MT" w:eastAsia="SimSun" w:cs="Bodoni MT"/>
-          <w:b w:val="0"/>
-          <w:bCs w:val="0"/>
+          <w:rFonts w:hint="default" w:ascii="Bodoni MT" w:hAnsi="Bodoni MT" w:cs="Bodoni MT"/>
+          <w:lang w:val="en-IN"/>
+        </w:rPr>
+        <w:t xml:space="preserve">Its looking like, why there is need of </w:t>
+      </w:r>
+      <w:r>
+        <w:rPr>
+          <w:rFonts w:hint="default" w:ascii="Bodoni MT" w:hAnsi="Bodoni MT" w:cs="Bodoni MT"/>
+          <w:i/>
+          <w:iCs/>
+          <w:lang w:val="en-IN"/>
+        </w:rPr>
+        <w:t>last applied config</w:t>
+      </w:r>
+      <w:r>
+        <w:rPr>
+          <w:rFonts w:hint="default" w:ascii="Bodoni MT" w:hAnsi="Bodoni MT" w:cs="Bodoni MT"/>
           <w:i w:val="0"/>
           <w:iCs w:val="0"/>
-          <w:sz w:val="22"/>
-          <w:szCs w:val="22"/>
-          <w:lang w:val="en-IN"/>
-        </w:rPr>
-        <w:t xml:space="preserve">Stage-3; </w:t>
-      </w:r>
-      <w:r>
-        <w:rPr>
-          <w:rFonts w:hint="default" w:ascii="Bodoni MT" w:hAnsi="Bodoni MT" w:eastAsia="SimSun" w:cs="Bodoni MT"/>
-          <w:b w:val="0"/>
-          <w:bCs w:val="0"/>
-          <w:i w:val="0"/>
-          <w:iCs w:val="0"/>
-          <w:color w:val="0070C0"/>
-          <w:sz w:val="22"/>
-          <w:szCs w:val="22"/>
-          <w:lang w:val="en-IN"/>
-        </w:rPr>
-        <w:t>declarative</w:t>
-      </w:r>
-      <w:r>
-        <w:rPr>
-          <w:rFonts w:hint="default" w:ascii="Bodoni MT" w:hAnsi="Bodoni MT" w:eastAsia="SimSun" w:cs="Bodoni MT"/>
-          <w:b w:val="0"/>
-          <w:bCs w:val="0"/>
-          <w:i w:val="0"/>
-          <w:iCs w:val="0"/>
-          <w:sz w:val="22"/>
-          <w:szCs w:val="22"/>
-          <w:lang w:val="en-IN"/>
-        </w:rPr>
-        <w:t xml:space="preserve">; using </w:t>
-      </w:r>
-      <w:r>
-        <w:rPr>
-          <w:rFonts w:hint="default" w:ascii="Bodoni MT" w:hAnsi="Bodoni MT" w:eastAsia="SimSun" w:cs="Bodoni MT"/>
-          <w:b w:val="0"/>
-          <w:bCs w:val="0"/>
-          <w:i/>
-          <w:iCs/>
-          <w:color w:val="C00000"/>
-          <w:sz w:val="22"/>
-          <w:szCs w:val="22"/>
-          <w:lang w:val="en-IN"/>
-        </w:rPr>
-        <w:t>kubectl apply -f my-dep.yaml</w:t>
-      </w:r>
-      <w:r>
-        <w:rPr>
-          <w:rFonts w:hint="default" w:ascii="Bodoni MT" w:hAnsi="Bodoni MT" w:eastAsia="SimSun" w:cs="Bodoni MT"/>
-          <w:b w:val="0"/>
-          <w:bCs w:val="0"/>
-          <w:i w:val="0"/>
-          <w:iCs w:val="0"/>
-          <w:sz w:val="22"/>
-          <w:szCs w:val="22"/>
-          <w:lang w:val="en-IN"/>
-        </w:rPr>
-        <w:t xml:space="preserve">  </w:t>
-      </w:r>
-      <w:r>
-        <w:rPr>
-          <w:rFonts w:hint="default" w:ascii="Bodoni MT" w:hAnsi="Bodoni MT" w:eastAsia="SimSun" w:cs="Bodoni MT"/>
-          <w:b w:val="0"/>
-          <w:bCs w:val="0"/>
-          <w:i w:val="0"/>
-          <w:iCs w:val="0"/>
-          <w:sz w:val="22"/>
-          <w:szCs w:val="22"/>
-          <w:lang w:val="en-IN"/>
-        </w:rPr>
-        <w:br w:type="textWrapping"/>
-      </w:r>
-      <w:r>
-        <w:rPr>
-          <w:rFonts w:hint="default" w:ascii="Bodoni MT" w:hAnsi="Bodoni MT" w:eastAsia="SimSun" w:cs="Bodoni MT"/>
-          <w:b w:val="0"/>
-          <w:bCs w:val="0"/>
-          <w:i w:val="0"/>
-          <w:iCs w:val="0"/>
-          <w:sz w:val="22"/>
-          <w:szCs w:val="22"/>
-          <w:lang w:val="en-IN"/>
-        </w:rPr>
-        <w:t>[only replicas will be changed here]</w:t>
+          <w:lang w:val="en-IN"/>
+        </w:rPr>
+        <w:t xml:space="preserve"> because when we apply, the live config is becoming same as the yaml.</w:t>
+      </w:r>
+    </w:p>
+    <w:p>
+      <w:pPr>
+        <w:keepNext w:val="0"/>
+        <w:keepLines w:val="0"/>
+        <w:widowControl/>
+        <w:numPr>
+          <w:ilvl w:val="0"/>
+          <w:numId w:val="11"/>
+        </w:numPr>
+        <w:suppressLineNumbers w:val="0"/>
+        <w:spacing w:before="0" w:beforeAutospacing="0" w:after="0" w:afterAutospacing="0" w:line="360" w:lineRule="auto"/>
+        <w:ind w:left="420" w:leftChars="0" w:right="0" w:hanging="420" w:firstLineChars="0"/>
+        <w:jc w:val="left"/>
+        <w:rPr>
+          <w:rFonts w:hint="default" w:ascii="Bodoni MT" w:hAnsi="Bodoni MT" w:cs="Bodoni MT"/>
+          <w:u w:val="single"/>
+        </w:rPr>
+      </w:pPr>
+      <w:r>
+        <w:rPr>
+          <w:rFonts w:hint="default" w:ascii="Bodoni MT" w:hAnsi="Bodoni MT" w:cs="Bodoni MT"/>
+          <w:u w:val="single"/>
+          <w:lang w:val="en-IN"/>
+        </w:rPr>
+        <w:t>Stage-1: [ create declarative from yaml ]</w:t>
       </w:r>
     </w:p>
     <w:p>
@@ -5176,12 +5683,30 @@
       <w:r>
         <w:rPr>
           <w:rFonts w:hint="default" w:ascii="Bodoni MT" w:hAnsi="Bodoni MT" w:cs="Bodoni MT"/>
+          <w:i w:val="0"/>
+          <w:iCs w:val="0"/>
+          <w:lang w:val="en-IN"/>
+        </w:rPr>
+        <w:t>See the yaml now</w:t>
+      </w:r>
+      <w:r>
+        <w:rPr>
+          <w:rFonts w:hint="default" w:ascii="Bodoni MT" w:hAnsi="Bodoni MT" w:cs="Bodoni MT"/>
+          <w:i w:val="0"/>
+          <w:iCs w:val="0"/>
+          <w:lang w:val="en-IN"/>
+        </w:rPr>
+        <w:br w:type="textWrapping"/>
+      </w:r>
+      <w:r>
+        <w:rPr>
+          <w:rFonts w:hint="default" w:ascii="Bodoni MT" w:hAnsi="Bodoni MT" w:cs="Bodoni MT"/>
         </w:rPr>
         <w:drawing>
           <wp:inline distT="0" distB="0" distL="114300" distR="114300">
-            <wp:extent cx="1710690" cy="2756535"/>
-            <wp:effectExtent l="0" t="0" r="0" b="0"/>
-            <wp:docPr id="29" name="Picture 29"/>
+            <wp:extent cx="2795270" cy="2820670"/>
+            <wp:effectExtent l="0" t="0" r="11430" b="11430"/>
+            <wp:docPr id="62" name="Picture 62"/>
             <wp:cNvGraphicFramePr>
               <a:graphicFrameLocks xmlns:a="http://schemas.openxmlformats.org/drawingml/2006/main" noChangeAspect="1"/>
             </wp:cNvGraphicFramePr>
@@ -5189,14 +5714,13 @@
               <a:graphicData uri="http://schemas.openxmlformats.org/drawingml/2006/picture">
                 <pic:pic xmlns:pic="http://schemas.openxmlformats.org/drawingml/2006/picture">
                   <pic:nvPicPr>
-                    <pic:cNvPr id="29" name="Picture 29"/>
+                    <pic:cNvPr id="62" name="Picture 62"/>
                     <pic:cNvPicPr>
                       <a:picLocks noChangeAspect="1"/>
                     </pic:cNvPicPr>
                   </pic:nvPicPr>
                   <pic:blipFill>
-                    <a:blip r:embed="rId22"/>
-                    <a:srcRect t="23668"/>
+                    <a:blip r:embed="rId24"/>
                     <a:stretch>
                       <a:fillRect/>
                     </a:stretch>
@@ -5204,7 +5728,7 @@
                   <pic:spPr>
                     <a:xfrm>
                       <a:off x="0" y="0"/>
-                      <a:ext cx="1710690" cy="2756535"/>
+                      <a:ext cx="2795270" cy="2820670"/>
                     </a:xfrm>
                     <a:prstGeom prst="rect">
                       <a:avLst/>
@@ -5225,7 +5749,7 @@
           <w:rFonts w:hint="default" w:ascii="Bodoni MT" w:hAnsi="Bodoni MT" w:cs="Bodoni MT"/>
           <w:lang w:val="en-IN"/>
         </w:rPr>
-        <w:t xml:space="preserve"> [ replicas: 4; image is showing 1.29 because we have not changed this yaml; stage-2 change was imperative]</w:t>
+        <w:t xml:space="preserve"> [ added one label only ]</w:t>
       </w:r>
     </w:p>
     <w:p>
@@ -5247,104 +5771,109 @@
       </w:pPr>
       <w:r>
         <w:rPr>
-          <w:rFonts w:hint="default" w:ascii="Bodoni MT" w:hAnsi="Bodoni MT" w:eastAsia="SimSun" w:cs="Bodoni MT"/>
+          <w:rFonts w:hint="default" w:ascii="Bodoni MT" w:hAnsi="Bodoni MT" w:cs="Bodoni MT"/>
+        </w:rPr>
+        <w:drawing>
+          <wp:inline distT="0" distB="0" distL="114300" distR="114300">
+            <wp:extent cx="4187190" cy="3350895"/>
+            <wp:effectExtent l="0" t="0" r="3810" b="1905"/>
+            <wp:docPr id="63" name="Picture 63"/>
+            <wp:cNvGraphicFramePr>
+              <a:graphicFrameLocks xmlns:a="http://schemas.openxmlformats.org/drawingml/2006/main" noChangeAspect="1"/>
+            </wp:cNvGraphicFramePr>
+            <a:graphic xmlns:a="http://schemas.openxmlformats.org/drawingml/2006/main">
+              <a:graphicData uri="http://schemas.openxmlformats.org/drawingml/2006/picture">
+                <pic:pic xmlns:pic="http://schemas.openxmlformats.org/drawingml/2006/picture">
+                  <pic:nvPicPr>
+                    <pic:cNvPr id="63" name="Picture 63"/>
+                    <pic:cNvPicPr>
+                      <a:picLocks noChangeAspect="1"/>
+                    </pic:cNvPicPr>
+                  </pic:nvPicPr>
+                  <pic:blipFill>
+                    <a:blip r:embed="rId25"/>
+                    <a:stretch>
+                      <a:fillRect/>
+                    </a:stretch>
+                  </pic:blipFill>
+                  <pic:spPr>
+                    <a:xfrm>
+                      <a:off x="0" y="0"/>
+                      <a:ext cx="4187190" cy="3350895"/>
+                    </a:xfrm>
+                    <a:prstGeom prst="rect">
+                      <a:avLst/>
+                    </a:prstGeom>
+                    <a:noFill/>
+                    <a:ln>
+                      <a:noFill/>
+                    </a:ln>
+                  </pic:spPr>
+                </pic:pic>
+              </a:graphicData>
+            </a:graphic>
+          </wp:inline>
+        </w:drawing>
+      </w:r>
+      <w:r>
+        <w:rPr>
+          <w:rFonts w:hint="default" w:ascii="Bodoni MT" w:hAnsi="Bodoni MT" w:cs="Bodoni MT"/>
+        </w:rPr>
+        <w:br w:type="textWrapping"/>
+      </w:r>
+      <w:r>
+        <w:rPr>
+          <w:rFonts w:hint="default" w:ascii="Bodoni MT" w:hAnsi="Bodoni MT" w:cs="Bodoni MT"/>
+          <w:lang w:val="en-IN"/>
+        </w:rPr>
+        <w:t>[ last applied config will be same as yaml because of declarative change ]</w:t>
+      </w:r>
+    </w:p>
+    <w:p>
+      <w:pPr>
+        <w:keepNext w:val="0"/>
+        <w:keepLines w:val="0"/>
+        <w:widowControl/>
+        <w:numPr>
+          <w:ilvl w:val="0"/>
+          <w:numId w:val="11"/>
+        </w:numPr>
+        <w:suppressLineNumbers w:val="0"/>
+        <w:spacing w:before="0" w:beforeAutospacing="0" w:after="0" w:afterAutospacing="0" w:line="360" w:lineRule="auto"/>
+        <w:ind w:left="420" w:leftChars="0" w:right="0" w:hanging="420" w:firstLineChars="0"/>
+        <w:jc w:val="left"/>
+        <w:rPr>
+          <w:rFonts w:hint="default" w:ascii="Bodoni MT" w:hAnsi="Bodoni MT" w:cs="Bodoni MT"/>
+          <w:u w:val="single"/>
+        </w:rPr>
+      </w:pPr>
+      <w:r>
+        <w:rPr>
+          <w:rFonts w:hint="default" w:ascii="Bodoni MT" w:hAnsi="Bodoni MT" w:cs="Bodoni MT"/>
+          <w:u w:val="single"/>
+          <w:lang w:val="en-IN"/>
+        </w:rPr>
+        <w:t xml:space="preserve">Stage-2: [ add one more label in imperative way; </w:t>
+      </w:r>
+      <w:r>
+        <w:rPr>
+          <w:rFonts w:hint="default" w:ascii="Bodoni MT" w:hAnsi="Bodoni MT" w:cs="Bodoni MT"/>
           <w:i/>
           <w:iCs/>
-          <w:color w:val="00B050"/>
-          <w:sz w:val="22"/>
-          <w:szCs w:val="22"/>
-        </w:rPr>
-        <w:t>yaml</w:t>
-      </w:r>
-      <w:r>
-        <w:rPr>
-          <w:rFonts w:hint="default" w:ascii="Bodoni MT" w:hAnsi="Bodoni MT" w:eastAsia="SimSun" w:cs="Bodoni MT"/>
+          <w:u w:val="single"/>
+          <w:lang w:val="en-IN"/>
+        </w:rPr>
+        <w:t>kubectl edit</w:t>
+      </w:r>
+      <w:r>
+        <w:rPr>
+          <w:rFonts w:hint="default" w:ascii="Bodoni MT" w:hAnsi="Bodoni MT" w:cs="Bodoni MT"/>
           <w:i w:val="0"/>
           <w:iCs w:val="0"/>
-          <w:color w:val="00B050"/>
-          <w:sz w:val="22"/>
-          <w:szCs w:val="22"/>
-        </w:rPr>
-        <w:t xml:space="preserve"> </w:t>
-      </w:r>
-      <w:r>
-        <w:rPr>
-          <w:rFonts w:hint="default" w:ascii="Bodoni MT" w:hAnsi="Bodoni MT" w:eastAsia="SimSun" w:cs="Bodoni MT"/>
-          <w:i w:val="0"/>
-          <w:iCs w:val="0"/>
-          <w:sz w:val="22"/>
-          <w:szCs w:val="22"/>
-        </w:rPr>
-        <w:br w:type="textWrapping"/>
-      </w:r>
-      <w:r>
-        <w:rPr>
-          <w:rFonts w:hint="default" w:ascii="Bodoni MT" w:hAnsi="Bodoni MT" w:eastAsia="SimSun" w:cs="Bodoni MT"/>
-          <w:i w:val="0"/>
-          <w:iCs w:val="0"/>
-          <w:sz w:val="22"/>
-          <w:szCs w:val="22"/>
-        </w:rPr>
-        <w:t xml:space="preserve">replicas: </w:t>
-      </w:r>
-      <w:r>
-        <w:rPr>
-          <w:rFonts w:hint="default" w:ascii="Bodoni MT" w:hAnsi="Bodoni MT" w:eastAsia="SimSun" w:cs="Bodoni MT"/>
-          <w:b/>
-          <w:bCs/>
-          <w:i/>
-          <w:iCs/>
-          <w:sz w:val="22"/>
-          <w:szCs w:val="22"/>
-          <w:lang w:val="en-IN"/>
-        </w:rPr>
-        <w:t>4</w:t>
-      </w:r>
-      <w:r>
-        <w:rPr>
-          <w:rFonts w:hint="default" w:ascii="Bodoni MT" w:hAnsi="Bodoni MT" w:eastAsia="SimSun" w:cs="Bodoni MT"/>
-          <w:b/>
-          <w:bCs/>
-          <w:i/>
-          <w:iCs/>
-          <w:sz w:val="22"/>
-          <w:szCs w:val="22"/>
-        </w:rPr>
-        <w:t xml:space="preserve"> </w:t>
-      </w:r>
-      <w:r>
-        <w:rPr>
-          <w:rFonts w:hint="default" w:ascii="Bodoni MT" w:hAnsi="Bodoni MT" w:eastAsia="SimSun" w:cs="Bodoni MT"/>
-          <w:i w:val="0"/>
-          <w:iCs w:val="0"/>
-          <w:sz w:val="22"/>
-          <w:szCs w:val="22"/>
-        </w:rPr>
-        <w:t xml:space="preserve">; image: </w:t>
-      </w:r>
-      <w:r>
-        <w:rPr>
-          <w:rFonts w:hint="default" w:ascii="Bodoni MT" w:hAnsi="Bodoni MT" w:eastAsia="SimSun" w:cs="Bodoni MT"/>
-          <w:b/>
-          <w:bCs/>
-          <w:i/>
-          <w:iCs/>
-          <w:sz w:val="22"/>
-          <w:szCs w:val="22"/>
-        </w:rPr>
-        <w:t>nginx:1.29</w:t>
-      </w:r>
-      <w:r>
-        <w:rPr>
-          <w:rFonts w:hint="default" w:ascii="Bodoni MT" w:hAnsi="Bodoni MT" w:eastAsia="SimSun" w:cs="Bodoni MT"/>
-          <w:b w:val="0"/>
-          <w:bCs w:val="0"/>
-          <w:i w:val="0"/>
-          <w:iCs w:val="0"/>
-          <w:sz w:val="22"/>
-          <w:szCs w:val="22"/>
-        </w:rPr>
-        <w:t xml:space="preserve">  [ in yaml ]</w:t>
+          <w:u w:val="single"/>
+          <w:lang w:val="en-IN"/>
+        </w:rPr>
+        <w:t xml:space="preserve"> command ]</w:t>
       </w:r>
     </w:p>
     <w:p>
@@ -5367,37 +5896,12 @@
       <w:r>
         <w:rPr>
           <w:rFonts w:hint="default" w:ascii="Bodoni MT" w:hAnsi="Bodoni MT" w:cs="Bodoni MT"/>
-          <w:i/>
-          <w:iCs/>
-          <w:color w:val="00B050"/>
-          <w:lang w:val="en-IN"/>
-        </w:rPr>
-        <w:t>last-applied-config</w:t>
-      </w:r>
-      <w:r>
-        <w:rPr>
-          <w:rFonts w:hint="default" w:ascii="Bodoni MT" w:hAnsi="Bodoni MT" w:cs="Bodoni MT"/>
-          <w:i w:val="0"/>
-          <w:iCs w:val="0"/>
-          <w:lang w:val="en-IN"/>
-        </w:rPr>
-        <w:t xml:space="preserve">  </w:t>
-      </w:r>
-      <w:r>
-        <w:rPr>
-          <w:rFonts w:hint="default" w:ascii="Bodoni MT" w:hAnsi="Bodoni MT" w:cs="Bodoni MT"/>
-          <w:i w:val="0"/>
-          <w:iCs w:val="0"/>
-          <w:lang w:val="en-IN"/>
-        </w:rPr>
-        <w:br w:type="textWrapping"/>
-      </w:r>
-      <w:r>
+        </w:rPr>
         <w:drawing>
           <wp:inline distT="0" distB="0" distL="114300" distR="114300">
-            <wp:extent cx="3810000" cy="228600"/>
-            <wp:effectExtent l="0" t="0" r="0" b="0"/>
-            <wp:docPr id="30" name="Picture 30"/>
+            <wp:extent cx="1405255" cy="510540"/>
+            <wp:effectExtent l="0" t="0" r="4445" b="10160"/>
+            <wp:docPr id="64" name="Picture 64"/>
             <wp:cNvGraphicFramePr>
               <a:graphicFrameLocks xmlns:a="http://schemas.openxmlformats.org/drawingml/2006/main" noChangeAspect="1"/>
             </wp:cNvGraphicFramePr>
@@ -5405,13 +5909,13 @@
               <a:graphicData uri="http://schemas.openxmlformats.org/drawingml/2006/picture">
                 <pic:pic xmlns:pic="http://schemas.openxmlformats.org/drawingml/2006/picture">
                   <pic:nvPicPr>
-                    <pic:cNvPr id="30" name="Picture 30"/>
+                    <pic:cNvPr id="64" name="Picture 64"/>
                     <pic:cNvPicPr>
                       <a:picLocks noChangeAspect="1"/>
                     </pic:cNvPicPr>
                   </pic:nvPicPr>
                   <pic:blipFill>
-                    <a:blip r:embed="rId23"/>
+                    <a:blip r:embed="rId26"/>
                     <a:stretch>
                       <a:fillRect/>
                     </a:stretch>
@@ -5419,7 +5923,7 @@
                   <pic:spPr>
                     <a:xfrm>
                       <a:off x="0" y="0"/>
-                      <a:ext cx="3810000" cy="228600"/>
+                      <a:ext cx="1405255" cy="510540"/>
                     </a:xfrm>
                     <a:prstGeom prst="rect">
                       <a:avLst/>
@@ -5436,14 +5940,39 @@
         </w:drawing>
       </w:r>
       <w:r>
-        <w:br w:type="textWrapping"/>
-      </w:r>
-      <w:r>
+        <w:rPr>
+          <w:rFonts w:hint="default" w:ascii="Bodoni MT" w:hAnsi="Bodoni MT" w:cs="Bodoni MT"/>
+          <w:lang w:val="en-IN"/>
+        </w:rPr>
+        <w:t xml:space="preserve"> [ live config changed ]</w:t>
+      </w:r>
+    </w:p>
+    <w:p>
+      <w:pPr>
+        <w:keepNext w:val="0"/>
+        <w:keepLines w:val="0"/>
+        <w:widowControl/>
+        <w:numPr>
+          <w:ilvl w:val="1"/>
+          <w:numId w:val="11"/>
+        </w:numPr>
+        <w:suppressLineNumbers w:val="0"/>
+        <w:spacing w:before="0" w:beforeAutospacing="0" w:after="0" w:afterAutospacing="0" w:line="360" w:lineRule="auto"/>
+        <w:ind w:left="840" w:leftChars="0" w:right="0" w:hanging="420" w:firstLineChars="0"/>
+        <w:jc w:val="left"/>
+        <w:rPr>
+          <w:rFonts w:hint="default" w:ascii="Bodoni MT" w:hAnsi="Bodoni MT" w:cs="Bodoni MT"/>
+        </w:rPr>
+      </w:pPr>
+      <w:r>
+        <w:rPr>
+          <w:rFonts w:hint="default" w:ascii="Bodoni MT" w:hAnsi="Bodoni MT" w:cs="Bodoni MT"/>
+        </w:rPr>
         <w:drawing>
           <wp:inline distT="0" distB="0" distL="114300" distR="114300">
-            <wp:extent cx="1800225" cy="257175"/>
-            <wp:effectExtent l="0" t="0" r="3175" b="9525"/>
-            <wp:docPr id="31" name="Picture 31"/>
+            <wp:extent cx="4849495" cy="1290955"/>
+            <wp:effectExtent l="0" t="0" r="1905" b="4445"/>
+            <wp:docPr id="65" name="Picture 65"/>
             <wp:cNvGraphicFramePr>
               <a:graphicFrameLocks xmlns:a="http://schemas.openxmlformats.org/drawingml/2006/main" noChangeAspect="1"/>
             </wp:cNvGraphicFramePr>
@@ -5451,13 +5980,13 @@
               <a:graphicData uri="http://schemas.openxmlformats.org/drawingml/2006/picture">
                 <pic:pic xmlns:pic="http://schemas.openxmlformats.org/drawingml/2006/picture">
                   <pic:nvPicPr>
-                    <pic:cNvPr id="31" name="Picture 31"/>
+                    <pic:cNvPr id="65" name="Picture 65"/>
                     <pic:cNvPicPr>
                       <a:picLocks noChangeAspect="1"/>
                     </pic:cNvPicPr>
                   </pic:nvPicPr>
                   <pic:blipFill>
-                    <a:blip r:embed="rId24"/>
+                    <a:blip r:embed="rId27"/>
                     <a:stretch>
                       <a:fillRect/>
                     </a:stretch>
@@ -5465,7 +5994,7 @@
                   <pic:spPr>
                     <a:xfrm>
                       <a:off x="0" y="0"/>
-                      <a:ext cx="1800225" cy="257175"/>
+                      <a:ext cx="4849495" cy="1290955"/>
                     </a:xfrm>
                     <a:prstGeom prst="rect">
                       <a:avLst/>
@@ -5482,153 +6011,44 @@
         </w:drawing>
       </w:r>
       <w:r>
+        <w:rPr>
+          <w:rFonts w:hint="default" w:ascii="Bodoni MT" w:hAnsi="Bodoni MT" w:cs="Bodoni MT"/>
+        </w:rPr>
         <w:br w:type="textWrapping"/>
       </w:r>
       <w:r>
         <w:rPr>
-          <w:rFonts w:hint="default" w:ascii="Bodoni MT" w:hAnsi="Bodoni MT" w:eastAsia="SimSun" w:cs="Bodoni MT"/>
-          <w:i w:val="0"/>
-          <w:iCs w:val="0"/>
-          <w:sz w:val="22"/>
-          <w:szCs w:val="22"/>
-        </w:rPr>
-        <w:t xml:space="preserve">replicas: </w:t>
-      </w:r>
-      <w:r>
-        <w:rPr>
-          <w:rFonts w:hint="default" w:ascii="Bodoni MT" w:hAnsi="Bodoni MT" w:eastAsia="SimSun" w:cs="Bodoni MT"/>
-          <w:b/>
-          <w:bCs/>
-          <w:i/>
-          <w:iCs/>
-          <w:color w:val="C00000"/>
-          <w:sz w:val="22"/>
-          <w:szCs w:val="22"/>
-        </w:rPr>
-        <w:t>4</w:t>
-      </w:r>
-      <w:r>
-        <w:rPr>
-          <w:rFonts w:hint="default" w:ascii="Bodoni MT" w:hAnsi="Bodoni MT" w:eastAsia="SimSun" w:cs="Bodoni MT"/>
-          <w:b/>
-          <w:bCs/>
-          <w:i/>
-          <w:iCs/>
-          <w:sz w:val="22"/>
-          <w:szCs w:val="22"/>
-        </w:rPr>
-        <w:t xml:space="preserve"> </w:t>
-      </w:r>
-      <w:r>
-        <w:rPr>
-          <w:rFonts w:hint="default" w:ascii="Bodoni MT" w:hAnsi="Bodoni MT" w:eastAsia="SimSun" w:cs="Bodoni MT"/>
-          <w:i w:val="0"/>
-          <w:iCs w:val="0"/>
-          <w:sz w:val="22"/>
-          <w:szCs w:val="22"/>
-        </w:rPr>
-        <w:t xml:space="preserve">; image: </w:t>
-      </w:r>
-      <w:r>
-        <w:rPr>
-          <w:rFonts w:hint="default" w:ascii="Bodoni MT" w:hAnsi="Bodoni MT" w:eastAsia="SimSun" w:cs="Bodoni MT"/>
-          <w:b/>
-          <w:bCs/>
-          <w:i/>
-          <w:iCs/>
-          <w:sz w:val="22"/>
-          <w:szCs w:val="22"/>
-        </w:rPr>
-        <w:t>nginx:1.29</w:t>
-      </w:r>
-      <w:r>
-        <w:rPr>
-          <w:rFonts w:hint="default" w:ascii="Bodoni MT" w:hAnsi="Bodoni MT" w:eastAsia="SimSun" w:cs="Bodoni MT"/>
-          <w:b w:val="0"/>
-          <w:bCs w:val="0"/>
-          <w:i w:val="0"/>
-          <w:iCs w:val="0"/>
-          <w:sz w:val="22"/>
-          <w:szCs w:val="22"/>
-        </w:rPr>
-        <w:t xml:space="preserve">  [ in </w:t>
-      </w:r>
-      <w:r>
-        <w:rPr>
-          <w:rFonts w:hint="default" w:ascii="Bodoni MT" w:hAnsi="Bodoni MT" w:eastAsia="SimSun" w:cs="Bodoni MT"/>
-          <w:b w:val="0"/>
-          <w:bCs w:val="0"/>
-          <w:i w:val="0"/>
-          <w:iCs w:val="0"/>
-          <w:sz w:val="22"/>
-          <w:szCs w:val="22"/>
-          <w:lang w:val="en-IN"/>
-        </w:rPr>
-        <w:t>last-applied-config</w:t>
-      </w:r>
-      <w:r>
-        <w:rPr>
-          <w:rFonts w:hint="default" w:ascii="Bodoni MT" w:hAnsi="Bodoni MT" w:eastAsia="SimSun" w:cs="Bodoni MT"/>
-          <w:b w:val="0"/>
-          <w:bCs w:val="0"/>
-          <w:i w:val="0"/>
-          <w:iCs w:val="0"/>
-          <w:sz w:val="22"/>
-          <w:szCs w:val="22"/>
-        </w:rPr>
-        <w:t>]</w:t>
-      </w:r>
-      <w:r>
-        <w:rPr>
-          <w:rFonts w:hint="default" w:ascii="Bodoni MT" w:hAnsi="Bodoni MT" w:eastAsia="SimSun" w:cs="Bodoni MT"/>
-          <w:b w:val="0"/>
-          <w:bCs w:val="0"/>
-          <w:i w:val="0"/>
-          <w:iCs w:val="0"/>
-          <w:sz w:val="22"/>
-          <w:szCs w:val="22"/>
-        </w:rPr>
-        <w:br w:type="textWrapping"/>
-      </w:r>
-      <w:r>
-        <w:rPr>
-          <w:rFonts w:hint="default" w:ascii="Bodoni MT" w:hAnsi="Bodoni MT" w:eastAsia="SimSun" w:cs="Bodoni MT"/>
-          <w:b w:val="0"/>
-          <w:bCs w:val="0"/>
-          <w:i w:val="0"/>
-          <w:iCs w:val="0"/>
-          <w:sz w:val="22"/>
-          <w:szCs w:val="22"/>
-          <w:lang w:val="en-IN"/>
-        </w:rPr>
-        <w:tab/>
-        <w:t xml:space="preserve">replicas got updated because the change was </w:t>
-      </w:r>
-      <w:r>
-        <w:rPr>
-          <w:rFonts w:hint="default" w:ascii="Bodoni MT" w:hAnsi="Bodoni MT" w:eastAsia="SimSun" w:cs="Bodoni MT"/>
-          <w:b w:val="0"/>
-          <w:bCs w:val="0"/>
-          <w:i/>
-          <w:iCs/>
-          <w:sz w:val="22"/>
-          <w:szCs w:val="22"/>
-          <w:lang w:val="en-IN"/>
-        </w:rPr>
-        <w:t>declarative</w:t>
-      </w:r>
-      <w:r>
-        <w:rPr>
-          <w:rFonts w:hint="default" w:ascii="Bodoni MT" w:hAnsi="Bodoni MT" w:eastAsia="SimSun" w:cs="Bodoni MT"/>
-          <w:b w:val="0"/>
-          <w:bCs w:val="0"/>
-          <w:i w:val="0"/>
-          <w:iCs w:val="0"/>
-          <w:sz w:val="22"/>
-          <w:szCs w:val="22"/>
-          <w:lang w:val="en-IN"/>
-        </w:rPr>
-        <w:t>.</w:t>
+          <w:rFonts w:hint="default" w:ascii="Bodoni MT" w:hAnsi="Bodoni MT" w:cs="Bodoni MT"/>
+          <w:lang w:val="en-IN"/>
+        </w:rPr>
+        <w:t>[ last applied config will be same because it was imperative update ]</w:t>
+      </w:r>
+    </w:p>
+    <w:p>
+      <w:pPr>
+        <w:keepNext w:val="0"/>
+        <w:keepLines w:val="0"/>
+        <w:widowControl/>
+        <w:numPr>
+          <w:ilvl w:val="0"/>
+          <w:numId w:val="11"/>
+        </w:numPr>
+        <w:suppressLineNumbers w:val="0"/>
+        <w:spacing w:before="0" w:beforeAutospacing="0" w:after="0" w:afterAutospacing="0" w:line="360" w:lineRule="auto"/>
+        <w:ind w:left="420" w:leftChars="0" w:right="0" w:hanging="420" w:firstLineChars="0"/>
+        <w:jc w:val="left"/>
+        <w:rPr>
+          <w:rFonts w:hint="default" w:ascii="Bodoni MT" w:hAnsi="Bodoni MT" w:cs="Bodoni MT"/>
+          <w:u w:val="single"/>
+        </w:rPr>
+      </w:pPr>
+      <w:r>
+        <w:rPr>
+          <w:rFonts w:hint="default" w:ascii="Bodoni MT" w:hAnsi="Bodoni MT" w:cs="Bodoni MT"/>
+          <w:u w:val="single"/>
+          <w:lang w:val="en-IN"/>
+        </w:rPr>
+        <w:t>Stage-3: [ update the replicas using declarative ]</w:t>
       </w:r>
     </w:p>
     <w:p>
@@ -5651,36 +6071,12 @@
       <w:r>
         <w:rPr>
           <w:rFonts w:hint="default" w:ascii="Bodoni MT" w:hAnsi="Bodoni MT" w:cs="Bodoni MT"/>
-          <w:i/>
-          <w:iCs/>
-          <w:lang w:val="en-IN"/>
-        </w:rPr>
-        <w:t>live-config</w:t>
-      </w:r>
-      <w:r>
-        <w:rPr>
-          <w:rFonts w:hint="default" w:ascii="Bodoni MT" w:hAnsi="Bodoni MT" w:cs="Bodoni MT"/>
-          <w:i w:val="0"/>
-          <w:iCs w:val="0"/>
-          <w:lang w:val="en-IN"/>
-        </w:rPr>
-        <w:t xml:space="preserve">  </w:t>
-      </w:r>
-      <w:r>
-        <w:rPr>
-          <w:rFonts w:hint="default" w:ascii="Bodoni MT" w:hAnsi="Bodoni MT" w:cs="Bodoni MT"/>
-          <w:i w:val="0"/>
-          <w:iCs w:val="0"/>
-          <w:lang w:val="en-IN"/>
-        </w:rPr>
-        <w:br w:type="textWrapping"/>
-      </w:r>
-      <w:r>
+        </w:rPr>
         <w:drawing>
           <wp:inline distT="0" distB="0" distL="114300" distR="114300">
-            <wp:extent cx="2411095" cy="573405"/>
-            <wp:effectExtent l="0" t="0" r="1905" b="10795"/>
-            <wp:docPr id="32" name="Picture 32"/>
+            <wp:extent cx="3627120" cy="1695450"/>
+            <wp:effectExtent l="0" t="0" r="5080" b="6350"/>
+            <wp:docPr id="66" name="Picture 66"/>
             <wp:cNvGraphicFramePr>
               <a:graphicFrameLocks xmlns:a="http://schemas.openxmlformats.org/drawingml/2006/main" noChangeAspect="1"/>
             </wp:cNvGraphicFramePr>
@@ -5688,13 +6084,13 @@
               <a:graphicData uri="http://schemas.openxmlformats.org/drawingml/2006/picture">
                 <pic:pic xmlns:pic="http://schemas.openxmlformats.org/drawingml/2006/picture">
                   <pic:nvPicPr>
-                    <pic:cNvPr id="32" name="Picture 32"/>
+                    <pic:cNvPr id="66" name="Picture 66"/>
                     <pic:cNvPicPr>
                       <a:picLocks noChangeAspect="1"/>
                     </pic:cNvPicPr>
                   </pic:nvPicPr>
                   <pic:blipFill>
-                    <a:blip r:embed="rId25"/>
+                    <a:blip r:embed="rId28"/>
                     <a:stretch>
                       <a:fillRect/>
                     </a:stretch>
@@ -5702,7 +6098,7 @@
                   <pic:spPr>
                     <a:xfrm>
                       <a:off x="0" y="0"/>
-                      <a:ext cx="2411095" cy="573405"/>
+                      <a:ext cx="3627120" cy="1695450"/>
                     </a:xfrm>
                     <a:prstGeom prst="rect">
                       <a:avLst/>
@@ -5719,14 +6115,39 @@
         </w:drawing>
       </w:r>
       <w:r>
-        <w:br w:type="textWrapping"/>
-      </w:r>
-      <w:r>
+        <w:rPr>
+          <w:rFonts w:hint="default" w:ascii="Bodoni MT" w:hAnsi="Bodoni MT" w:cs="Bodoni MT"/>
+          <w:lang w:val="en-IN"/>
+        </w:rPr>
+        <w:t xml:space="preserve"> [updated yaml file]</w:t>
+      </w:r>
+    </w:p>
+    <w:p>
+      <w:pPr>
+        <w:keepNext w:val="0"/>
+        <w:keepLines w:val="0"/>
+        <w:widowControl/>
+        <w:numPr>
+          <w:ilvl w:val="1"/>
+          <w:numId w:val="11"/>
+        </w:numPr>
+        <w:suppressLineNumbers w:val="0"/>
+        <w:spacing w:before="0" w:beforeAutospacing="0" w:after="0" w:afterAutospacing="0" w:line="360" w:lineRule="auto"/>
+        <w:ind w:left="840" w:leftChars="0" w:right="0" w:hanging="420" w:firstLineChars="0"/>
+        <w:jc w:val="left"/>
+        <w:rPr>
+          <w:rFonts w:hint="default" w:ascii="Bodoni MT" w:hAnsi="Bodoni MT" w:cs="Bodoni MT"/>
+        </w:rPr>
+      </w:pPr>
+      <w:r>
+        <w:rPr>
+          <w:rFonts w:hint="default" w:ascii="Bodoni MT" w:hAnsi="Bodoni MT" w:cs="Bodoni MT"/>
+        </w:rPr>
         <w:drawing>
           <wp:inline distT="0" distB="0" distL="114300" distR="114300">
-            <wp:extent cx="1697990" cy="586105"/>
-            <wp:effectExtent l="0" t="0" r="3810" b="10795"/>
-            <wp:docPr id="33" name="Picture 33"/>
+            <wp:extent cx="1884680" cy="1978660"/>
+            <wp:effectExtent l="0" t="0" r="7620" b="2540"/>
+            <wp:docPr id="68" name="Picture 68"/>
             <wp:cNvGraphicFramePr>
               <a:graphicFrameLocks xmlns:a="http://schemas.openxmlformats.org/drawingml/2006/main" noChangeAspect="1"/>
             </wp:cNvGraphicFramePr>
@@ -5734,13 +6155,13 @@
               <a:graphicData uri="http://schemas.openxmlformats.org/drawingml/2006/picture">
                 <pic:pic xmlns:pic="http://schemas.openxmlformats.org/drawingml/2006/picture">
                   <pic:nvPicPr>
-                    <pic:cNvPr id="33" name="Picture 33"/>
+                    <pic:cNvPr id="68" name="Picture 68"/>
                     <pic:cNvPicPr>
                       <a:picLocks noChangeAspect="1"/>
                     </pic:cNvPicPr>
                   </pic:nvPicPr>
                   <pic:blipFill>
-                    <a:blip r:embed="rId26"/>
+                    <a:blip r:embed="rId29"/>
                     <a:stretch>
                       <a:fillRect/>
                     </a:stretch>
@@ -5748,7 +6169,7 @@
                   <pic:spPr>
                     <a:xfrm>
                       <a:off x="0" y="0"/>
-                      <a:ext cx="1697990" cy="586105"/>
+                      <a:ext cx="1884680" cy="1978660"/>
                     </a:xfrm>
                     <a:prstGeom prst="rect">
                       <a:avLst/>
@@ -5765,76 +6186,236 @@
         </w:drawing>
       </w:r>
       <w:r>
+        <w:rPr>
+          <w:rFonts w:hint="default" w:ascii="Bodoni MT" w:hAnsi="Bodoni MT" w:cs="Bodoni MT"/>
+          <w:color w:val="7030A0"/>
+          <w:lang w:val="en-IN"/>
+        </w:rPr>
+        <w:t xml:space="preserve"> [ ignore generation ]</w:t>
+      </w:r>
+      <w:r>
+        <w:rPr>
+          <w:rFonts w:hint="default" w:ascii="Bodoni MT" w:hAnsi="Bodoni MT" w:cs="Bodoni MT"/>
+        </w:rPr>
         <w:br w:type="textWrapping"/>
       </w:r>
       <w:r>
         <w:rPr>
-          <w:rFonts w:hint="default" w:ascii="Bodoni MT" w:hAnsi="Bodoni MT" w:eastAsia="SimSun" w:cs="Bodoni MT"/>
+          <w:rFonts w:hint="default" w:ascii="Bodoni MT" w:hAnsi="Bodoni MT" w:cs="Bodoni MT"/>
+          <w:lang w:val="en-IN"/>
+        </w:rPr>
+        <w:t>[ kubectl diff -f &lt;deployment file name&gt; ]</w:t>
+      </w:r>
+      <w:r>
+        <w:rPr>
+          <w:rFonts w:hint="default" w:ascii="Bodoni MT" w:hAnsi="Bodoni MT" w:cs="Bodoni MT"/>
+          <w:lang w:val="en-IN"/>
+        </w:rPr>
+        <w:br w:type="textWrapping"/>
+      </w:r>
+      <w:r>
+        <w:rPr>
+          <w:rFonts w:hint="default" w:ascii="Bodoni MT" w:hAnsi="Bodoni MT" w:cs="Bodoni MT"/>
+          <w:lang w:val="en-IN"/>
+        </w:rPr>
+        <w:t xml:space="preserve">you can see, its not showing </w:t>
+      </w:r>
+      <w:r>
+        <w:rPr>
+          <w:rFonts w:hint="default" w:ascii="Bodoni MT" w:hAnsi="Bodoni MT" w:cs="Bodoni MT"/>
+          <w:i/>
+          <w:iCs/>
+          <w:lang w:val="en-IN"/>
+        </w:rPr>
+        <w:t>keys: valx</w:t>
+      </w:r>
+      <w:r>
+        <w:rPr>
+          <w:rFonts w:hint="default" w:ascii="Bodoni MT" w:hAnsi="Bodoni MT" w:cs="Bodoni MT"/>
           <w:i w:val="0"/>
           <w:iCs w:val="0"/>
-          <w:sz w:val="22"/>
-          <w:szCs w:val="22"/>
-        </w:rPr>
-        <w:t xml:space="preserve">replicas: </w:t>
-      </w:r>
-      <w:r>
-        <w:rPr>
-          <w:rFonts w:hint="default" w:ascii="Bodoni MT" w:hAnsi="Bodoni MT" w:eastAsia="SimSun" w:cs="Bodoni MT"/>
-          <w:b/>
-          <w:bCs/>
-          <w:i/>
-          <w:iCs/>
-          <w:color w:val="C00000"/>
-          <w:sz w:val="22"/>
-          <w:szCs w:val="22"/>
-        </w:rPr>
-        <w:t>4</w:t>
-      </w:r>
-      <w:r>
-        <w:rPr>
-          <w:rFonts w:hint="default" w:ascii="Bodoni MT" w:hAnsi="Bodoni MT" w:eastAsia="SimSun" w:cs="Bodoni MT"/>
-          <w:b/>
-          <w:bCs/>
-          <w:i/>
-          <w:iCs/>
-          <w:sz w:val="22"/>
-          <w:szCs w:val="22"/>
-        </w:rPr>
-        <w:t xml:space="preserve"> </w:t>
-      </w:r>
-      <w:r>
-        <w:rPr>
-          <w:rFonts w:hint="default" w:ascii="Bodoni MT" w:hAnsi="Bodoni MT" w:eastAsia="SimSun" w:cs="Bodoni MT"/>
-          <w:i w:val="0"/>
-          <w:iCs w:val="0"/>
-          <w:sz w:val="22"/>
-          <w:szCs w:val="22"/>
-        </w:rPr>
-        <w:t xml:space="preserve">; image: </w:t>
-      </w:r>
-      <w:r>
-        <w:rPr>
-          <w:rFonts w:hint="default" w:ascii="Bodoni MT" w:hAnsi="Bodoni MT" w:eastAsia="SimSun" w:cs="Bodoni MT"/>
-          <w:b/>
-          <w:bCs/>
-          <w:i/>
-          <w:iCs/>
-          <w:sz w:val="22"/>
-          <w:szCs w:val="22"/>
-        </w:rPr>
-        <w:t>nginx:1.29</w:t>
-      </w:r>
-      <w:r>
-        <w:rPr>
-          <w:rFonts w:hint="default" w:ascii="Bodoni MT" w:hAnsi="Bodoni MT" w:eastAsia="SimSun" w:cs="Bodoni MT"/>
-          <w:b w:val="0"/>
-          <w:bCs w:val="0"/>
-          <w:i w:val="0"/>
-          <w:iCs w:val="0"/>
-          <w:sz w:val="22"/>
-          <w:szCs w:val="22"/>
-        </w:rPr>
-        <w:t xml:space="preserve">  [ in last-applied-config]</w:t>
+          <w:lang w:val="en-IN"/>
+        </w:rPr>
+        <w:t xml:space="preserve"> label to be deleted when it is not there in our current yaml file.</w:t>
+      </w:r>
+    </w:p>
+    <w:p>
+      <w:pPr>
+        <w:keepNext w:val="0"/>
+        <w:keepLines w:val="0"/>
+        <w:widowControl/>
+        <w:numPr>
+          <w:ilvl w:val="1"/>
+          <w:numId w:val="11"/>
+        </w:numPr>
+        <w:suppressLineNumbers w:val="0"/>
+        <w:spacing w:before="0" w:beforeAutospacing="0" w:after="0" w:afterAutospacing="0" w:line="360" w:lineRule="auto"/>
+        <w:ind w:left="840" w:leftChars="0" w:right="0" w:hanging="420" w:firstLineChars="0"/>
+        <w:jc w:val="left"/>
+        <w:rPr>
+          <w:rFonts w:hint="default" w:ascii="Bodoni MT" w:hAnsi="Bodoni MT" w:cs="Bodoni MT"/>
+        </w:rPr>
+      </w:pPr>
+      <w:r>
+        <w:rPr>
+          <w:rFonts w:hint="default" w:ascii="Bodoni MT" w:hAnsi="Bodoni MT" w:cs="Bodoni MT"/>
+          <w:lang w:val="en-IN"/>
+        </w:rPr>
+        <w:t xml:space="preserve">kubectl apply -f &lt;deployment file name&gt; </w:t>
+      </w:r>
+    </w:p>
+    <w:p>
+      <w:pPr>
+        <w:keepNext w:val="0"/>
+        <w:keepLines w:val="0"/>
+        <w:widowControl/>
+        <w:numPr>
+          <w:ilvl w:val="1"/>
+          <w:numId w:val="11"/>
+        </w:numPr>
+        <w:suppressLineNumbers w:val="0"/>
+        <w:spacing w:before="0" w:beforeAutospacing="0" w:after="0" w:afterAutospacing="0" w:line="360" w:lineRule="auto"/>
+        <w:ind w:left="840" w:leftChars="0" w:right="0" w:hanging="420" w:firstLineChars="0"/>
+        <w:jc w:val="left"/>
+        <w:rPr>
+          <w:rFonts w:hint="default" w:ascii="Bodoni MT" w:hAnsi="Bodoni MT" w:cs="Bodoni MT"/>
+        </w:rPr>
+      </w:pPr>
+      <w:r>
+        <w:rPr>
+          <w:rFonts w:hint="default" w:ascii="Bodoni MT" w:hAnsi="Bodoni MT" w:cs="Bodoni MT"/>
+        </w:rPr>
+        <w:drawing>
+          <wp:inline distT="0" distB="0" distL="114300" distR="114300">
+            <wp:extent cx="4426585" cy="1657350"/>
+            <wp:effectExtent l="0" t="0" r="5715" b="6350"/>
+            <wp:docPr id="71" name="Picture 71"/>
+            <wp:cNvGraphicFramePr>
+              <a:graphicFrameLocks xmlns:a="http://schemas.openxmlformats.org/drawingml/2006/main" noChangeAspect="1"/>
+            </wp:cNvGraphicFramePr>
+            <a:graphic xmlns:a="http://schemas.openxmlformats.org/drawingml/2006/main">
+              <a:graphicData uri="http://schemas.openxmlformats.org/drawingml/2006/picture">
+                <pic:pic xmlns:pic="http://schemas.openxmlformats.org/drawingml/2006/picture">
+                  <pic:nvPicPr>
+                    <pic:cNvPr id="71" name="Picture 71"/>
+                    <pic:cNvPicPr>
+                      <a:picLocks noChangeAspect="1"/>
+                    </pic:cNvPicPr>
+                  </pic:nvPicPr>
+                  <pic:blipFill>
+                    <a:blip r:embed="rId30"/>
+                    <a:stretch>
+                      <a:fillRect/>
+                    </a:stretch>
+                  </pic:blipFill>
+                  <pic:spPr>
+                    <a:xfrm>
+                      <a:off x="0" y="0"/>
+                      <a:ext cx="4426585" cy="1657350"/>
+                    </a:xfrm>
+                    <a:prstGeom prst="rect">
+                      <a:avLst/>
+                    </a:prstGeom>
+                    <a:noFill/>
+                    <a:ln>
+                      <a:noFill/>
+                    </a:ln>
+                  </pic:spPr>
+                </pic:pic>
+              </a:graphicData>
+            </a:graphic>
+          </wp:inline>
+        </w:drawing>
+      </w:r>
+      <w:r>
+        <w:rPr>
+          <w:rFonts w:hint="default" w:ascii="Bodoni MT" w:hAnsi="Bodoni MT" w:cs="Bodoni MT"/>
+        </w:rPr>
+        <w:br w:type="textWrapping"/>
+      </w:r>
+      <w:r>
+        <w:rPr>
+          <w:rFonts w:hint="default" w:ascii="Bodoni MT" w:hAnsi="Bodoni MT" w:cs="Bodoni MT"/>
+          <w:lang w:val="en-IN"/>
+        </w:rPr>
+        <w:t>[ last applied config ]</w:t>
+      </w:r>
+    </w:p>
+    <w:p>
+      <w:pPr>
+        <w:keepNext w:val="0"/>
+        <w:keepLines w:val="0"/>
+        <w:widowControl/>
+        <w:numPr>
+          <w:ilvl w:val="1"/>
+          <w:numId w:val="11"/>
+        </w:numPr>
+        <w:suppressLineNumbers w:val="0"/>
+        <w:spacing w:before="0" w:beforeAutospacing="0" w:after="0" w:afterAutospacing="0" w:line="360" w:lineRule="auto"/>
+        <w:ind w:left="840" w:leftChars="0" w:right="0" w:hanging="420" w:firstLineChars="0"/>
+        <w:jc w:val="left"/>
+        <w:rPr>
+          <w:rFonts w:hint="default" w:ascii="Bodoni MT" w:hAnsi="Bodoni MT" w:cs="Bodoni MT"/>
+        </w:rPr>
+      </w:pPr>
+      <w:r>
+        <w:rPr>
+          <w:rFonts w:hint="default" w:ascii="Bodoni MT" w:hAnsi="Bodoni MT" w:cs="Bodoni MT"/>
+        </w:rPr>
+        <w:drawing>
+          <wp:inline distT="0" distB="0" distL="114300" distR="114300">
+            <wp:extent cx="2187575" cy="2220595"/>
+            <wp:effectExtent l="0" t="0" r="9525" b="1905"/>
+            <wp:docPr id="70" name="Picture 70"/>
+            <wp:cNvGraphicFramePr>
+              <a:graphicFrameLocks xmlns:a="http://schemas.openxmlformats.org/drawingml/2006/main" noChangeAspect="1"/>
+            </wp:cNvGraphicFramePr>
+            <a:graphic xmlns:a="http://schemas.openxmlformats.org/drawingml/2006/main">
+              <a:graphicData uri="http://schemas.openxmlformats.org/drawingml/2006/picture">
+                <pic:pic xmlns:pic="http://schemas.openxmlformats.org/drawingml/2006/picture">
+                  <pic:nvPicPr>
+                    <pic:cNvPr id="70" name="Picture 70"/>
+                    <pic:cNvPicPr>
+                      <a:picLocks noChangeAspect="1"/>
+                    </pic:cNvPicPr>
+                  </pic:nvPicPr>
+                  <pic:blipFill>
+                    <a:blip r:embed="rId31"/>
+                    <a:stretch>
+                      <a:fillRect/>
+                    </a:stretch>
+                  </pic:blipFill>
+                  <pic:spPr>
+                    <a:xfrm>
+                      <a:off x="0" y="0"/>
+                      <a:ext cx="2187575" cy="2220595"/>
+                    </a:xfrm>
+                    <a:prstGeom prst="rect">
+                      <a:avLst/>
+                    </a:prstGeom>
+                    <a:noFill/>
+                    <a:ln>
+                      <a:noFill/>
+                    </a:ln>
+                  </pic:spPr>
+                </pic:pic>
+              </a:graphicData>
+            </a:graphic>
+          </wp:inline>
+        </w:drawing>
+      </w:r>
+      <w:r>
+        <w:rPr>
+          <w:rFonts w:hint="default" w:ascii="Bodoni MT" w:hAnsi="Bodoni MT" w:cs="Bodoni MT"/>
+        </w:rPr>
+        <w:br w:type="textWrapping"/>
+      </w:r>
+      <w:r>
+        <w:rPr>
+          <w:rFonts w:hint="default" w:ascii="Bodoni MT" w:hAnsi="Bodoni MT" w:cs="Bodoni MT"/>
+          <w:lang w:val="en-IN"/>
+        </w:rPr>
+        <w:t>[ live config, replicas got increased but that label (keyx: valx) is still there ]</w:t>
       </w:r>
     </w:p>
     <w:p>
@@ -5859,7 +6440,29 @@
           <w:rFonts w:hint="default" w:ascii="Bodoni MT" w:hAnsi="Bodoni MT" w:cs="Bodoni MT"/>
           <w:lang w:val="en-IN"/>
         </w:rPr>
-        <w:t>F</w:t>
+        <w:t xml:space="preserve">So, how does </w:t>
+      </w:r>
+      <w:r>
+        <w:rPr>
+          <w:rFonts w:hint="default" w:ascii="Bodoni MT" w:hAnsi="Bodoni MT" w:cs="Bodoni MT"/>
+          <w:b/>
+          <w:bCs/>
+          <w:i/>
+          <w:iCs/>
+          <w:lang w:val="en-IN"/>
+        </w:rPr>
+        <w:t>kubectl apply</w:t>
+      </w:r>
+      <w:r>
+        <w:rPr>
+          <w:rFonts w:hint="default" w:ascii="Bodoni MT" w:hAnsi="Bodoni MT" w:cs="Bodoni MT"/>
+          <w:b w:val="0"/>
+          <w:bCs w:val="0"/>
+          <w:i w:val="0"/>
+          <w:iCs w:val="0"/>
+          <w:lang w:val="en-IN"/>
+        </w:rPr>
+        <w:t xml:space="preserve"> work then?</w:t>
       </w:r>
     </w:p>
     <w:p>
@@ -5868,12 +6471,12 @@
         <w:keepLines w:val="0"/>
         <w:widowControl/>
         <w:numPr>
-          <w:ilvl w:val="0"/>
+          <w:ilvl w:val="1"/>
           <w:numId w:val="11"/>
         </w:numPr>
         <w:suppressLineNumbers w:val="0"/>
         <w:spacing w:before="0" w:beforeAutospacing="0" w:after="0" w:afterAutospacing="0" w:line="360" w:lineRule="auto"/>
-        <w:ind w:left="420" w:leftChars="0" w:right="0" w:hanging="420" w:firstLineChars="0"/>
+        <w:ind w:left="840" w:leftChars="0" w:right="0" w:hanging="420" w:firstLineChars="0"/>
         <w:jc w:val="left"/>
         <w:rPr>
           <w:rFonts w:hint="default" w:ascii="Bodoni MT" w:hAnsi="Bodoni MT" w:cs="Bodoni MT"/>
@@ -5884,7 +6487,58 @@
           <w:rFonts w:hint="default" w:ascii="Bodoni MT" w:hAnsi="Bodoni MT" w:cs="Bodoni MT"/>
           <w:lang w:val="en-IN"/>
         </w:rPr>
-        <w:t>F</w:t>
+        <w:t>It does the below</w:t>
+      </w:r>
+      <w:r>
+        <w:rPr>
+          <w:rFonts w:hint="default" w:ascii="Bodoni MT" w:hAnsi="Bodoni MT" w:cs="Bodoni MT"/>
+          <w:lang w:val="en-IN"/>
+        </w:rPr>
+        <w:br w:type="textWrapping"/>
+      </w:r>
+      <w:r>
+        <w:rPr>
+          <w:rFonts w:hint="default" w:ascii="Bodoni MT" w:hAnsi="Bodoni MT" w:cs="Bodoni MT"/>
+        </w:rPr>
+        <w:t>Sets fields, that appear in the configuration</w:t>
+      </w:r>
+      <w:r>
+        <w:rPr>
+          <w:rFonts w:hint="default" w:ascii="Bodoni MT" w:hAnsi="Bodoni MT" w:cs="Bodoni MT"/>
+          <w:lang w:val="en-IN"/>
+        </w:rPr>
+        <w:t xml:space="preserve"> (yaml)</w:t>
+      </w:r>
+      <w:r>
+        <w:rPr>
+          <w:rFonts w:hint="default" w:ascii="Bodoni MT" w:hAnsi="Bodoni MT" w:cs="Bodoni MT"/>
+        </w:rPr>
+        <w:t xml:space="preserve"> file, in the live configuration.</w:t>
+      </w:r>
+      <w:r>
+        <w:rPr>
+          <w:rFonts w:hint="default" w:ascii="Bodoni MT" w:hAnsi="Bodoni MT" w:cs="Bodoni MT"/>
+        </w:rPr>
+        <w:br w:type="textWrapping"/>
+      </w:r>
+      <w:r>
+        <w:rPr>
+          <w:rFonts w:hint="default" w:ascii="Bodoni MT" w:hAnsi="Bodoni MT" w:cs="Bodoni MT"/>
+        </w:rPr>
+        <w:t>Clears fields, that removed from the configuration</w:t>
+      </w:r>
+      <w:r>
+        <w:rPr>
+          <w:rFonts w:hint="default" w:ascii="Bodoni MT" w:hAnsi="Bodoni MT" w:cs="Bodoni MT"/>
+          <w:lang w:val="en-IN"/>
+        </w:rPr>
+        <w:t xml:space="preserve"> (yal)</w:t>
+      </w:r>
+      <w:r>
+        <w:rPr>
+          <w:rFonts w:hint="default" w:ascii="Bodoni MT" w:hAnsi="Bodoni MT" w:cs="Bodoni MT"/>
+        </w:rPr>
+        <w:t xml:space="preserve"> file, in the live configuration.</w:t>
       </w:r>
     </w:p>
     <w:p>
@@ -5893,12 +6547,12 @@
         <w:keepLines w:val="0"/>
         <w:widowControl/>
         <w:numPr>
-          <w:ilvl w:val="0"/>
+          <w:ilvl w:val="1"/>
           <w:numId w:val="11"/>
         </w:numPr>
         <w:suppressLineNumbers w:val="0"/>
         <w:spacing w:before="0" w:beforeAutospacing="0" w:after="0" w:afterAutospacing="0" w:line="360" w:lineRule="auto"/>
-        <w:ind w:left="420" w:leftChars="0" w:right="0" w:hanging="420" w:firstLineChars="0"/>
+        <w:ind w:left="840" w:leftChars="0" w:right="0" w:hanging="420" w:firstLineChars="0"/>
         <w:jc w:val="left"/>
         <w:rPr>
           <w:rFonts w:hint="default" w:ascii="Bodoni MT" w:hAnsi="Bodoni MT" w:cs="Bodoni MT"/>
@@ -5909,7 +6563,25 @@
           <w:rFonts w:hint="default" w:ascii="Bodoni MT" w:hAnsi="Bodoni MT" w:cs="Bodoni MT"/>
           <w:lang w:val="en-IN"/>
         </w:rPr>
-        <w:t>F</w:t>
+        <w:t xml:space="preserve">It does the above after comparing with </w:t>
+      </w:r>
+      <w:r>
+        <w:rPr>
+          <w:rFonts w:hint="default" w:ascii="Bodoni MT" w:hAnsi="Bodoni MT" w:cs="Bodoni MT"/>
+          <w:i/>
+          <w:iCs/>
+          <w:lang w:val="en-IN"/>
+        </w:rPr>
+        <w:t>last applied field</w:t>
+      </w:r>
+      <w:r>
+        <w:rPr>
+          <w:rFonts w:hint="default" w:ascii="Bodoni MT" w:hAnsi="Bodoni MT" w:cs="Bodoni MT"/>
+          <w:i w:val="0"/>
+          <w:iCs w:val="0"/>
+          <w:lang w:val="en-IN"/>
+        </w:rPr>
+        <w:t>.</w:t>
       </w:r>
     </w:p>
     <w:p>
@@ -5918,12 +6590,12 @@
         <w:keepLines w:val="0"/>
         <w:widowControl/>
         <w:numPr>
-          <w:ilvl w:val="0"/>
+          <w:ilvl w:val="1"/>
           <w:numId w:val="11"/>
         </w:numPr>
         <w:suppressLineNumbers w:val="0"/>
         <w:spacing w:before="0" w:beforeAutospacing="0" w:after="0" w:afterAutospacing="0" w:line="360" w:lineRule="auto"/>
-        <w:ind w:left="420" w:leftChars="0" w:right="0" w:hanging="420" w:firstLineChars="0"/>
+        <w:ind w:left="840" w:leftChars="0" w:right="0" w:hanging="420" w:firstLineChars="0"/>
         <w:jc w:val="left"/>
         <w:rPr>
           <w:rFonts w:hint="default" w:ascii="Bodoni MT" w:hAnsi="Bodoni MT" w:cs="Bodoni MT"/>
@@ -5932,9 +6604,119 @@
       <w:r>
         <w:rPr>
           <w:rFonts w:hint="default" w:ascii="Bodoni MT" w:hAnsi="Bodoni MT" w:cs="Bodoni MT"/>
-          <w:lang w:val="en-IN"/>
-        </w:rPr>
-        <w:t>F</w:t>
+          <w:i w:val="0"/>
+          <w:iCs w:val="0"/>
+          <w:lang w:val="en-IN"/>
+        </w:rPr>
+        <w:t xml:space="preserve">If any field is there in [ either of </w:t>
+      </w:r>
+      <w:r>
+        <w:rPr>
+          <w:rFonts w:hint="default" w:ascii="Bodoni MT" w:hAnsi="Bodoni MT" w:cs="Bodoni MT"/>
+          <w:i/>
+          <w:iCs/>
+          <w:lang w:val="en-IN"/>
+        </w:rPr>
+        <w:t>yaml</w:t>
+      </w:r>
+      <w:r>
+        <w:rPr>
+          <w:rFonts w:hint="default" w:ascii="Bodoni MT" w:hAnsi="Bodoni MT" w:cs="Bodoni MT"/>
+          <w:i w:val="0"/>
+          <w:iCs w:val="0"/>
+          <w:lang w:val="en-IN"/>
+        </w:rPr>
+        <w:t xml:space="preserve"> or </w:t>
+      </w:r>
+      <w:r>
+        <w:rPr>
+          <w:rFonts w:hint="default" w:ascii="Bodoni MT" w:hAnsi="Bodoni MT" w:cs="Bodoni MT"/>
+          <w:i/>
+          <w:iCs/>
+          <w:lang w:val="en-IN"/>
+        </w:rPr>
+        <w:t>last applied config</w:t>
+      </w:r>
+      <w:r>
+        <w:rPr>
+          <w:rFonts w:hint="default" w:ascii="Bodoni MT" w:hAnsi="Bodoni MT" w:cs="Bodoni MT"/>
+          <w:i w:val="0"/>
+          <w:iCs w:val="0"/>
+          <w:lang w:val="en-IN"/>
+        </w:rPr>
+        <w:t xml:space="preserve"> ] (or) [ the field is present in both </w:t>
+      </w:r>
+      <w:r>
+        <w:rPr>
+          <w:rFonts w:hint="default" w:ascii="Bodoni MT" w:hAnsi="Bodoni MT" w:cs="Bodoni MT"/>
+          <w:i/>
+          <w:iCs/>
+          <w:lang w:val="en-IN"/>
+        </w:rPr>
+        <w:t>yaml</w:t>
+      </w:r>
+      <w:r>
+        <w:rPr>
+          <w:rFonts w:hint="default" w:ascii="Bodoni MT" w:hAnsi="Bodoni MT" w:cs="Bodoni MT"/>
+          <w:i w:val="0"/>
+          <w:iCs w:val="0"/>
+          <w:lang w:val="en-IN"/>
+        </w:rPr>
+        <w:t xml:space="preserve"> and </w:t>
+      </w:r>
+      <w:r>
+        <w:rPr>
+          <w:rFonts w:hint="default" w:ascii="Bodoni MT" w:hAnsi="Bodoni MT" w:cs="Bodoni MT"/>
+          <w:i/>
+          <w:iCs/>
+          <w:lang w:val="en-IN"/>
+        </w:rPr>
+        <w:t xml:space="preserve">last applied config </w:t>
+      </w:r>
+      <w:r>
+        <w:rPr>
+          <w:rFonts w:hint="default" w:ascii="Bodoni MT" w:hAnsi="Bodoni MT" w:cs="Bodoni MT"/>
+          <w:i w:val="0"/>
+          <w:iCs w:val="0"/>
+          <w:lang w:val="en-IN"/>
+        </w:rPr>
+        <w:t xml:space="preserve">] </w:t>
+      </w:r>
+      <w:r>
+        <w:rPr>
+          <w:rFonts w:hint="default" w:ascii="Bodoni MT" w:hAnsi="Bodoni MT" w:cs="Bodoni MT"/>
+          <w:i w:val="0"/>
+          <w:iCs w:val="0"/>
+          <w:lang w:val="en-IN"/>
+        </w:rPr>
+        <w:br w:type="textWrapping"/>
+      </w:r>
+      <w:r>
+        <w:rPr>
+          <w:rFonts w:hint="default" w:ascii="Bodoni MT" w:hAnsi="Bodoni MT" w:cs="Bodoni MT"/>
+          <w:i w:val="0"/>
+          <w:iCs w:val="0"/>
+          <w:lang w:val="en-IN"/>
+        </w:rPr>
+        <w:t xml:space="preserve">then that field will be updated in the </w:t>
+      </w:r>
+      <w:r>
+        <w:rPr>
+          <w:rFonts w:hint="default" w:ascii="Bodoni MT" w:hAnsi="Bodoni MT" w:cs="Bodoni MT"/>
+          <w:i/>
+          <w:iCs/>
+          <w:lang w:val="en-IN"/>
+        </w:rPr>
+        <w:t>live config</w:t>
+      </w:r>
+      <w:r>
+        <w:rPr>
+          <w:rFonts w:hint="default" w:ascii="Bodoni MT" w:hAnsi="Bodoni MT" w:cs="Bodoni MT"/>
+          <w:i w:val="0"/>
+          <w:iCs w:val="0"/>
+          <w:lang w:val="en-IN"/>
+        </w:rPr>
+        <w:t>.</w:t>
       </w:r>
     </w:p>
     <w:p>
@@ -5943,12 +6725,12 @@
         <w:keepLines w:val="0"/>
         <w:widowControl/>
         <w:numPr>
-          <w:ilvl w:val="0"/>
+          <w:ilvl w:val="1"/>
           <w:numId w:val="11"/>
         </w:numPr>
         <w:suppressLineNumbers w:val="0"/>
         <w:spacing w:before="0" w:beforeAutospacing="0" w:after="0" w:afterAutospacing="0" w:line="360" w:lineRule="auto"/>
-        <w:ind w:left="420" w:leftChars="0" w:right="0" w:hanging="420" w:firstLineChars="0"/>
+        <w:ind w:left="840" w:leftChars="0" w:right="0" w:hanging="420" w:firstLineChars="0"/>
         <w:jc w:val="left"/>
         <w:rPr>
           <w:rFonts w:hint="default" w:ascii="Bodoni MT" w:hAnsi="Bodoni MT" w:cs="Bodoni MT"/>
@@ -5957,35 +6739,222 @@
       <w:r>
         <w:rPr>
           <w:rFonts w:hint="default" w:ascii="Bodoni MT" w:hAnsi="Bodoni MT" w:cs="Bodoni MT"/>
-        </w:rPr>
-        <w:t>kubectl diff -f simple_deployment.yaml</w:t>
-      </w:r>
-      <w:r>
-        <w:rPr>
-          <w:rFonts w:hint="default" w:ascii="Bodoni MT" w:hAnsi="Bodoni MT" w:cs="Bodoni MT"/>
-        </w:rPr>
-        <w:br w:type="textWrapping"/>
-      </w:r>
-      <w:r>
-        <w:rPr>
-          <w:rFonts w:hint="default" w:ascii="Bodoni MT" w:hAnsi="Bodoni MT" w:cs="Bodoni MT"/>
-        </w:rPr>
-        <w:t>kubectl get -f simple_deployment.yaml -o yaml</w:t>
-      </w:r>
-      <w:r>
-        <w:rPr>
-          <w:rFonts w:hint="default" w:ascii="Bodoni MT" w:hAnsi="Bodoni MT" w:cs="Bodoni MT"/>
-        </w:rPr>
-        <w:br w:type="textWrapping"/>
-      </w:r>
-      <w:r>
-        <w:rPr>
-          <w:rFonts w:hint="default" w:ascii="Bodoni MT" w:hAnsi="Bodoni MT" w:cs="Bodoni MT"/>
-          <w:lang w:val="en-IN"/>
-        </w:rPr>
-        <w:t xml:space="preserve">kubectl apply view-last-updated </w:t>
-      </w:r>
+          <w:i w:val="0"/>
+          <w:iCs w:val="0"/>
+          <w:lang w:val="en-IN"/>
+        </w:rPr>
+        <w:t xml:space="preserve">In the previous example. The label (keyx: valx) was not there in both yaml and </w:t>
+      </w:r>
+      <w:r>
+        <w:rPr>
+          <w:rFonts w:hint="default" w:ascii="Bodoni MT" w:hAnsi="Bodoni MT" w:cs="Bodoni MT"/>
+          <w:i/>
+          <w:iCs/>
+          <w:lang w:val="en-IN"/>
+        </w:rPr>
+        <w:t>last applied config</w:t>
+      </w:r>
+      <w:r>
+        <w:rPr>
+          <w:rFonts w:hint="default" w:ascii="Bodoni MT" w:hAnsi="Bodoni MT" w:cs="Bodoni MT"/>
+          <w:i w:val="0"/>
+          <w:iCs w:val="0"/>
+          <w:lang w:val="en-IN"/>
+        </w:rPr>
+        <w:t>, so it didn’t track that.</w:t>
+      </w:r>
+    </w:p>
+    <w:p>
+      <w:pPr>
+        <w:keepNext w:val="0"/>
+        <w:keepLines w:val="0"/>
+        <w:widowControl/>
+        <w:numPr>
+          <w:ilvl w:val="1"/>
+          <w:numId w:val="11"/>
+        </w:numPr>
+        <w:suppressLineNumbers w:val="0"/>
+        <w:spacing w:before="0" w:beforeAutospacing="0" w:after="0" w:afterAutospacing="0" w:line="360" w:lineRule="auto"/>
+        <w:ind w:left="840" w:leftChars="0" w:right="0" w:hanging="420" w:firstLineChars="0"/>
+        <w:jc w:val="left"/>
+        <w:rPr>
+          <w:rFonts w:hint="default" w:ascii="Bodoni MT" w:hAnsi="Bodoni MT" w:cs="Bodoni MT"/>
+          <w:color w:val="7030A0"/>
+        </w:rPr>
+      </w:pPr>
+      <w:r>
+        <w:drawing>
+          <wp:inline distT="0" distB="0" distL="114300" distR="114300">
+            <wp:extent cx="4406900" cy="1012825"/>
+            <wp:effectExtent l="0" t="0" r="0" b="3175"/>
+            <wp:docPr id="73" name="Picture 72"/>
+            <wp:cNvGraphicFramePr>
+              <a:graphicFrameLocks xmlns:a="http://schemas.openxmlformats.org/drawingml/2006/main" noChangeAspect="1"/>
+            </wp:cNvGraphicFramePr>
+            <a:graphic xmlns:a="http://schemas.openxmlformats.org/drawingml/2006/main">
+              <a:graphicData uri="http://schemas.openxmlformats.org/drawingml/2006/picture">
+                <pic:pic xmlns:pic="http://schemas.openxmlformats.org/drawingml/2006/picture">
+                  <pic:nvPicPr>
+                    <pic:cNvPr id="73" name="Picture 72"/>
+                    <pic:cNvPicPr>
+                      <a:picLocks noChangeAspect="1"/>
+                    </pic:cNvPicPr>
+                  </pic:nvPicPr>
+                  <pic:blipFill>
+                    <a:blip r:embed="rId32"/>
+                    <a:srcRect l="422"/>
+                    <a:stretch>
+                      <a:fillRect/>
+                    </a:stretch>
+                  </pic:blipFill>
+                  <pic:spPr>
+                    <a:xfrm>
+                      <a:off x="0" y="0"/>
+                      <a:ext cx="4406900" cy="1012825"/>
+                    </a:xfrm>
+                    <a:prstGeom prst="rect">
+                      <a:avLst/>
+                    </a:prstGeom>
+                    <a:noFill/>
+                    <a:ln>
+                      <a:noFill/>
+                    </a:ln>
+                  </pic:spPr>
+                </pic:pic>
+              </a:graphicData>
+            </a:graphic>
+          </wp:inline>
+        </w:drawing>
+      </w:r>
+    </w:p>
+    <w:p>
+      <w:pPr>
+        <w:keepNext w:val="0"/>
+        <w:keepLines w:val="0"/>
+        <w:widowControl/>
+        <w:numPr>
+          <w:ilvl w:val="1"/>
+          <w:numId w:val="11"/>
+        </w:numPr>
+        <w:suppressLineNumbers w:val="0"/>
+        <w:spacing w:before="0" w:beforeAutospacing="0" w:after="0" w:afterAutospacing="0" w:line="360" w:lineRule="auto"/>
+        <w:ind w:left="840" w:leftChars="0" w:right="0" w:hanging="420" w:firstLineChars="0"/>
+        <w:jc w:val="left"/>
+        <w:rPr>
+          <w:rFonts w:hint="default" w:ascii="Bodoni MT" w:hAnsi="Bodoni MT" w:cs="Bodoni MT"/>
+        </w:rPr>
+      </w:pPr>
+      <w:r>
+        <w:rPr>
+          <w:rFonts w:ascii="SimSun" w:hAnsi="SimSun" w:eastAsia="SimSun" w:cs="SimSun"/>
+          <w:sz w:val="24"/>
+          <w:szCs w:val="24"/>
+        </w:rPr>
+        <w:drawing>
+          <wp:inline distT="0" distB="0" distL="114300" distR="114300">
+            <wp:extent cx="5437505" cy="3940175"/>
+            <wp:effectExtent l="0" t="0" r="10795" b="9525"/>
+            <wp:docPr id="74" name="Picture 73" descr="IMG_256"/>
+            <wp:cNvGraphicFramePr>
+              <a:graphicFrameLocks xmlns:a="http://schemas.openxmlformats.org/drawingml/2006/main" noChangeAspect="1"/>
+            </wp:cNvGraphicFramePr>
+            <a:graphic xmlns:a="http://schemas.openxmlformats.org/drawingml/2006/main">
+              <a:graphicData uri="http://schemas.openxmlformats.org/drawingml/2006/picture">
+                <pic:pic xmlns:pic="http://schemas.openxmlformats.org/drawingml/2006/picture">
+                  <pic:nvPicPr>
+                    <pic:cNvPr id="74" name="Picture 73" descr="IMG_256"/>
+                    <pic:cNvPicPr>
+                      <a:picLocks noChangeAspect="1"/>
+                    </pic:cNvPicPr>
+                  </pic:nvPicPr>
+                  <pic:blipFill>
+                    <a:blip r:embed="rId33"/>
+                    <a:srcRect l="12841" r="16892" b="9494"/>
+                    <a:stretch>
+                      <a:fillRect/>
+                    </a:stretch>
+                  </pic:blipFill>
+                  <pic:spPr>
+                    <a:xfrm>
+                      <a:off x="0" y="0"/>
+                      <a:ext cx="5437505" cy="3940175"/>
+                    </a:xfrm>
+                    <a:prstGeom prst="rect">
+                      <a:avLst/>
+                    </a:prstGeom>
+                    <a:noFill/>
+                    <a:ln w="9525">
+                      <a:noFill/>
+                    </a:ln>
+                  </pic:spPr>
+                </pic:pic>
+              </a:graphicData>
+            </a:graphic>
+          </wp:inline>
+        </w:drawing>
+      </w:r>
+    </w:p>
+    <w:p>
+      <w:pPr>
+        <w:keepNext w:val="0"/>
+        <w:keepLines w:val="0"/>
+        <w:widowControl/>
+        <w:numPr>
+          <w:ilvl w:val="1"/>
+          <w:numId w:val="11"/>
+        </w:numPr>
+        <w:suppressLineNumbers w:val="0"/>
+        <w:spacing w:before="0" w:beforeAutospacing="0" w:after="0" w:afterAutospacing="0" w:line="360" w:lineRule="auto"/>
+        <w:ind w:left="840" w:leftChars="0" w:right="0" w:hanging="420" w:firstLineChars="0"/>
+        <w:jc w:val="left"/>
+        <w:rPr>
+          <w:rFonts w:hint="default" w:ascii="Bodoni MT" w:hAnsi="Bodoni MT" w:cs="Bodoni MT"/>
+        </w:rPr>
+      </w:pPr>
       <w:bookmarkStart w:id="0" w:name="_GoBack"/>
+      <w:r>
+        <w:drawing>
+          <wp:inline distT="0" distB="0" distL="114300" distR="114300">
+            <wp:extent cx="4561840" cy="2602230"/>
+            <wp:effectExtent l="0" t="0" r="10160" b="1270"/>
+            <wp:docPr id="75" name="Picture 74"/>
+            <wp:cNvGraphicFramePr>
+              <a:graphicFrameLocks xmlns:a="http://schemas.openxmlformats.org/drawingml/2006/main" noChangeAspect="1"/>
+            </wp:cNvGraphicFramePr>
+            <a:graphic xmlns:a="http://schemas.openxmlformats.org/drawingml/2006/main">
+              <a:graphicData uri="http://schemas.openxmlformats.org/drawingml/2006/picture">
+                <pic:pic xmlns:pic="http://schemas.openxmlformats.org/drawingml/2006/picture">
+                  <pic:nvPicPr>
+                    <pic:cNvPr id="75" name="Picture 74"/>
+                    <pic:cNvPicPr>
+                      <a:picLocks noChangeAspect="1"/>
+                    </pic:cNvPicPr>
+                  </pic:nvPicPr>
+                  <pic:blipFill>
+                    <a:blip r:embed="rId34"/>
+                    <a:stretch>
+                      <a:fillRect/>
+                    </a:stretch>
+                  </pic:blipFill>
+                  <pic:spPr>
+                    <a:xfrm>
+                      <a:off x="0" y="0"/>
+                      <a:ext cx="4561840" cy="2602230"/>
+                    </a:xfrm>
+                    <a:prstGeom prst="rect">
+                      <a:avLst/>
+                    </a:prstGeom>
+                    <a:noFill/>
+                    <a:ln>
+                      <a:noFill/>
+                    </a:ln>
+                  </pic:spPr>
+                </pic:pic>
+              </a:graphicData>
+            </a:graphic>
+          </wp:inline>
+        </w:drawing>
+      </w:r>
       <w:bookmarkEnd w:id="0"/>
     </w:p>
     <w:p>
@@ -6036,130 +7005,6 @@
           <w:lang w:val="en-IN"/>
         </w:rPr>
         <w:t>F</w:t>
-      </w:r>
-    </w:p>
-    <w:p>
-      <w:pPr>
-        <w:keepNext w:val="0"/>
-        <w:keepLines w:val="0"/>
-        <w:widowControl/>
-        <w:numPr>
-          <w:ilvl w:val="0"/>
-          <w:numId w:val="11"/>
-        </w:numPr>
-        <w:suppressLineNumbers w:val="0"/>
-        <w:spacing w:before="0" w:beforeAutospacing="0" w:after="0" w:afterAutospacing="0" w:line="360" w:lineRule="auto"/>
-        <w:ind w:left="420" w:leftChars="0" w:right="0" w:hanging="420" w:firstLineChars="0"/>
-        <w:jc w:val="left"/>
-        <w:rPr>
-          <w:rFonts w:hint="default" w:ascii="Bodoni MT" w:hAnsi="Bodoni MT" w:cs="Bodoni MT"/>
-        </w:rPr>
-      </w:pPr>
-      <w:r>
-        <w:rPr>
-          <w:rFonts w:hint="default" w:ascii="Bodoni MT" w:hAnsi="Bodoni MT" w:cs="Bodoni MT"/>
-          <w:lang w:val="en-IN"/>
-        </w:rPr>
-        <w:t>F</w:t>
-      </w:r>
-    </w:p>
-    <w:p>
-      <w:pPr>
-        <w:keepNext w:val="0"/>
-        <w:keepLines w:val="0"/>
-        <w:widowControl/>
-        <w:numPr>
-          <w:ilvl w:val="0"/>
-          <w:numId w:val="11"/>
-        </w:numPr>
-        <w:suppressLineNumbers w:val="0"/>
-        <w:spacing w:before="0" w:beforeAutospacing="0" w:after="0" w:afterAutospacing="0" w:line="360" w:lineRule="auto"/>
-        <w:ind w:left="420" w:leftChars="0" w:right="0" w:hanging="420" w:firstLineChars="0"/>
-        <w:jc w:val="left"/>
-        <w:rPr>
-          <w:rFonts w:hint="default" w:ascii="Bodoni MT" w:hAnsi="Bodoni MT" w:cs="Bodoni MT"/>
-        </w:rPr>
-      </w:pPr>
-      <w:r>
-        <w:rPr>
-          <w:rFonts w:hint="default" w:ascii="Bodoni MT" w:hAnsi="Bodoni MT" w:cs="Bodoni MT"/>
-          <w:lang w:val="en-IN"/>
-        </w:rPr>
-        <w:t>Replicas     nginx</w:t>
-      </w:r>
-      <w:r>
-        <w:rPr>
-          <w:rFonts w:hint="default" w:ascii="Bodoni MT" w:hAnsi="Bodoni MT" w:cs="Bodoni MT"/>
-          <w:lang w:val="en-IN"/>
-        </w:rPr>
-        <w:br w:type="textWrapping"/>
-      </w:r>
-      <w:r>
-        <w:rPr>
-          <w:rFonts w:hint="default" w:ascii="Bodoni MT" w:hAnsi="Bodoni MT" w:cs="Bodoni MT"/>
-          <w:lang w:val="en-IN"/>
-        </w:rPr>
-        <w:t>1             1.14.2   (apply)</w:t>
-      </w:r>
-      <w:r>
-        <w:rPr>
-          <w:rFonts w:hint="default" w:ascii="Bodoni MT" w:hAnsi="Bodoni MT" w:cs="Bodoni MT"/>
-          <w:lang w:val="en-IN"/>
-        </w:rPr>
-        <w:br w:type="textWrapping"/>
-      </w:r>
-    </w:p>
-    <w:p>
-      <w:pPr>
-        <w:keepNext w:val="0"/>
-        <w:keepLines w:val="0"/>
-        <w:widowControl/>
-        <w:numPr>
-          <w:ilvl w:val="0"/>
-          <w:numId w:val="11"/>
-        </w:numPr>
-        <w:suppressLineNumbers w:val="0"/>
-        <w:spacing w:before="0" w:beforeAutospacing="0" w:after="0" w:afterAutospacing="0" w:line="360" w:lineRule="auto"/>
-        <w:ind w:left="420" w:leftChars="0" w:right="0" w:hanging="420" w:firstLineChars="0"/>
-        <w:jc w:val="left"/>
-        <w:rPr>
-          <w:rFonts w:hint="default" w:ascii="Bodoni MT" w:hAnsi="Bodoni MT" w:cs="Bodoni MT"/>
-        </w:rPr>
-      </w:pPr>
-      <w:r>
-        <w:rPr>
-          <w:rFonts w:hint="default" w:ascii="Bodoni MT" w:hAnsi="Bodoni MT" w:cs="Bodoni MT"/>
-          <w:lang w:val="en-IN"/>
-        </w:rPr>
-        <w:t>kubectl apply</w:t>
-      </w:r>
-      <w:r>
-        <w:rPr>
-          <w:rFonts w:hint="default" w:ascii="Bodoni MT" w:hAnsi="Bodoni MT" w:cs="Bodoni MT"/>
-          <w:lang w:val="en-IN"/>
-        </w:rPr>
-        <w:br w:type="textWrapping"/>
-      </w:r>
-      <w:r>
-        <w:rPr>
-          <w:rFonts w:hint="default" w:ascii="Bodoni MT" w:hAnsi="Bodoni MT" w:cs="Bodoni MT"/>
-          <w:lang w:val="en-IN"/>
-        </w:rPr>
-        <w:t>Sets fields, that appear in the configuration file, in the live configuration.</w:t>
-      </w:r>
-      <w:r>
-        <w:rPr>
-          <w:rFonts w:hint="default" w:ascii="Bodoni MT" w:hAnsi="Bodoni MT" w:cs="Bodoni MT"/>
-          <w:lang w:val="en-IN"/>
-        </w:rPr>
-        <w:br w:type="textWrapping"/>
-      </w:r>
-      <w:r>
-        <w:rPr>
-          <w:rFonts w:hint="default" w:ascii="Bodoni MT" w:hAnsi="Bodoni MT" w:cs="Bodoni MT"/>
-          <w:lang w:val="en-IN"/>
-        </w:rPr>
-        <w:t>Clears fields, that removed from the configuration file, in the live configuration.</w:t>
       </w:r>
     </w:p>
     <w:p>
@@ -6635,7 +7480,7 @@
                     </pic:cNvPicPr>
                   </pic:nvPicPr>
                   <pic:blipFill>
-                    <a:blip r:embed="rId27"/>
+                    <a:blip r:embed="rId35"/>
                     <a:stretch>
                       <a:fillRect/>
                     </a:stretch>
@@ -6842,7 +7687,7 @@
                     </pic:cNvPicPr>
                   </pic:nvPicPr>
                   <pic:blipFill>
-                    <a:blip r:embed="rId28"/>
+                    <a:blip r:embed="rId36"/>
                     <a:stretch>
                       <a:fillRect/>
                     </a:stretch>
@@ -7027,7 +7872,7 @@
                     </pic:cNvPicPr>
                   </pic:nvPicPr>
                   <pic:blipFill>
-                    <a:blip r:embed="rId29"/>
+                    <a:blip r:embed="rId37"/>
                     <a:stretch>
                       <a:fillRect/>
                     </a:stretch>
@@ -7135,7 +7980,7 @@
                     </pic:cNvPicPr>
                   </pic:nvPicPr>
                   <pic:blipFill>
-                    <a:blip r:embed="rId30"/>
+                    <a:blip r:embed="rId38"/>
                     <a:srcRect b="42801"/>
                     <a:stretch>
                       <a:fillRect/>
@@ -7376,7 +8221,7 @@
                     </pic:cNvPicPr>
                   </pic:nvPicPr>
                   <pic:blipFill>
-                    <a:blip r:embed="rId31"/>
+                    <a:blip r:embed="rId39"/>
                     <a:srcRect b="7377"/>
                     <a:stretch>
                       <a:fillRect/>
@@ -7441,7 +8286,7 @@
                     </pic:cNvPicPr>
                   </pic:nvPicPr>
                   <pic:blipFill>
-                    <a:blip r:embed="rId32"/>
+                    <a:blip r:embed="rId40"/>
                     <a:srcRect b="4847"/>
                     <a:stretch>
                       <a:fillRect/>
@@ -7587,67 +8432,6 @@
     </w:p>
     <w:p>
       <w:pPr>
-        <w:keepNext w:val="0"/>
-        <w:keepLines w:val="0"/>
-        <w:widowControl/>
-        <w:numPr>
-          <w:ilvl w:val="0"/>
-          <w:numId w:val="11"/>
-        </w:numPr>
-        <w:suppressLineNumbers w:val="0"/>
-        <w:spacing w:before="0" w:beforeAutospacing="0" w:after="0" w:afterAutospacing="0" w:line="360" w:lineRule="auto"/>
-        <w:ind w:left="420" w:leftChars="0" w:right="0" w:hanging="420" w:firstLineChars="0"/>
-        <w:jc w:val="left"/>
-        <w:rPr>
-          <w:rFonts w:hint="default" w:ascii="Bodoni MT" w:hAnsi="Bodoni MT" w:cs="Bodoni MT"/>
-        </w:rPr>
-      </w:pPr>
-      <w:r>
-        <w:rPr>
-          <w:rFonts w:hint="default" w:ascii="Bodoni MT" w:hAnsi="Bodoni MT" w:cs="Bodoni MT"/>
-          <w:lang w:val="en-IN"/>
-        </w:rPr>
-        <w:t>F</w:t>
-      </w:r>
-    </w:p>
-    <w:p>
-      <w:pPr>
-        <w:keepNext w:val="0"/>
-        <w:keepLines w:val="0"/>
-        <w:widowControl/>
-        <w:numPr>
-          <w:ilvl w:val="0"/>
-          <w:numId w:val="11"/>
-        </w:numPr>
-        <w:suppressLineNumbers w:val="0"/>
-        <w:spacing w:before="0" w:beforeAutospacing="0" w:after="0" w:afterAutospacing="0" w:line="360" w:lineRule="auto"/>
-        <w:ind w:left="420" w:leftChars="0" w:right="0" w:hanging="420" w:firstLineChars="0"/>
-        <w:jc w:val="left"/>
-        <w:rPr>
-          <w:rFonts w:hint="default" w:ascii="Bodoni MT" w:hAnsi="Bodoni MT" w:cs="Bodoni MT"/>
-        </w:rPr>
-      </w:pPr>
-      <w:r>
-        <w:rPr>
-          <w:rFonts w:hint="default" w:ascii="Bodoni MT" w:hAnsi="Bodoni MT" w:cs="Bodoni MT"/>
-          <w:lang w:val="en-IN"/>
-        </w:rPr>
-        <w:t>F</w:t>
-      </w:r>
-    </w:p>
-    <w:p>
-      <w:pPr>
-        <w:keepNext w:val="0"/>
-        <w:keepLines w:val="0"/>
-        <w:widowControl/>
-        <w:numPr>
-          <w:ilvl w:val="0"/>
-          <w:numId w:val="11"/>
-        </w:numPr>
-        <w:suppressLineNumbers w:val="0"/>
-        <w:spacing w:before="0" w:beforeAutospacing="0" w:after="0" w:afterAutospacing="0" w:line="360" w:lineRule="auto"/>
-        <w:ind w:left="420" w:leftChars="0" w:right="0" w:hanging="420" w:firstLineChars="0"/>
-        <w:jc w:val="left"/>
         <w:rPr>
           <w:rFonts w:hint="default" w:ascii="Bodoni MT" w:hAnsi="Bodoni MT" w:cs="Bodoni MT"/>
         </w:rPr>

--- a/docs (kubernetes)/kcna_kodekloud.docx
+++ b/docs (kubernetes)/kcna_kodekloud.docx
@@ -311,20 +311,37 @@
       <w:r>
         <w:rPr>
           <w:rFonts w:hint="default" w:ascii="Bodoni MT" w:hAnsi="Bodoni MT" w:cs="Bodoni MT"/>
+          <w:lang w:val="en-IN"/>
+        </w:rPr>
+        <w:t xml:space="preserve">it </w:t>
+      </w:r>
+      <w:r>
+        <w:rPr>
+          <w:rFonts w:hint="default" w:ascii="Bodoni MT" w:hAnsi="Bodoni MT" w:cs="Bodoni MT"/>
+          <w:i w:val="0"/>
+          <w:iCs w:val="0"/>
+          <w:lang w:val="en-IN"/>
+        </w:rPr>
+        <w:t xml:space="preserve">is </w:t>
+      </w:r>
+      <w:r>
+        <w:rPr>
+          <w:rFonts w:hint="default" w:ascii="Bodoni MT" w:hAnsi="Bodoni MT" w:cs="Bodoni MT"/>
           <w:i/>
           <w:iCs/>
-          <w:lang w:val="en-IN"/>
-        </w:rPr>
-        <w:t>namespace</w:t>
-      </w:r>
-      <w:r>
-        <w:rPr>
-          <w:rFonts w:hint="default" w:ascii="Bodoni MT" w:hAnsi="Bodoni MT" w:cs="Bodoni MT"/>
-          <w:i w:val="0"/>
-          <w:iCs w:val="0"/>
-          <w:lang w:val="en-IN"/>
-        </w:rPr>
-        <w:t xml:space="preserve"> is logical grouping of a cluster to separate logically like dev, prod, teams ..etc.</w:t>
+          <w:shd w:val="clear" w:color="FFFFFF" w:fill="D9D9D9"/>
+          <w:lang w:val="en-IN"/>
+        </w:rPr>
+        <w:t xml:space="preserve">logical </w:t>
+      </w:r>
+      <w:r>
+        <w:rPr>
+          <w:rFonts w:hint="default" w:ascii="Bodoni MT" w:hAnsi="Bodoni MT" w:cs="Bodoni MT"/>
+          <w:i w:val="0"/>
+          <w:iCs w:val="0"/>
+          <w:lang w:val="en-IN"/>
+        </w:rPr>
+        <w:t>grouping of a cluster to separate logically like dev, prod, ..etc. You can set the resource allocation according to namespace as well.</w:t>
       </w:r>
     </w:p>
     <w:p>
@@ -1450,24 +1467,6 @@
         <w:keepLines w:val="0"/>
         <w:widowControl/>
         <w:numPr>
-          <w:ilvl w:val="1"/>
-          <w:numId w:val="11"/>
-        </w:numPr>
-        <w:suppressLineNumbers w:val="0"/>
-        <w:spacing w:before="0" w:beforeAutospacing="0" w:after="0" w:afterAutospacing="0" w:line="360" w:lineRule="auto"/>
-        <w:ind w:left="840" w:leftChars="0" w:right="0" w:hanging="420" w:firstLineChars="0"/>
-        <w:jc w:val="left"/>
-        <w:rPr>
-          <w:rFonts w:hint="default" w:ascii="Bodoni MT" w:hAnsi="Bodoni MT" w:cs="Bodoni MT"/>
-        </w:rPr>
-      </w:pPr>
-    </w:p>
-    <w:p>
-      <w:pPr>
-        <w:keepNext w:val="0"/>
-        <w:keepLines w:val="0"/>
-        <w:widowControl/>
-        <w:numPr>
           <w:ilvl w:val="0"/>
           <w:numId w:val="11"/>
         </w:numPr>
@@ -1576,6 +1575,17 @@
           <w:bCs/>
           <w:color w:val="C00000"/>
           <w:shd w:val="clear" w:color="FFFFFF" w:fill="D9D9D9"/>
+          <w:lang w:val="en-IN"/>
+        </w:rPr>
+        <w:br w:type="textWrapping"/>
+      </w:r>
+      <w:r>
+        <w:rPr>
+          <w:rFonts w:hint="default" w:ascii="Bodoni MT" w:hAnsi="Bodoni MT" w:cs="Bodoni MT"/>
+          <w:b/>
+          <w:bCs/>
+          <w:color w:val="C00000"/>
+          <w:shd w:val="clear" w:color="FFFFFF" w:fill="D9D9D9"/>
         </w:rPr>
         <w:br w:type="textWrapping"/>
       </w:r>
@@ -1843,24 +1853,6 @@
         </w:rPr>
         <w:t>.</w:t>
       </w:r>
-    </w:p>
-    <w:p>
-      <w:pPr>
-        <w:keepNext w:val="0"/>
-        <w:keepLines w:val="0"/>
-        <w:widowControl/>
-        <w:numPr>
-          <w:ilvl w:val="1"/>
-          <w:numId w:val="11"/>
-        </w:numPr>
-        <w:suppressLineNumbers w:val="0"/>
-        <w:spacing w:before="0" w:beforeAutospacing="0" w:after="0" w:afterAutospacing="0" w:line="360" w:lineRule="auto"/>
-        <w:ind w:left="840" w:leftChars="0" w:right="0" w:hanging="420" w:firstLineChars="0"/>
-        <w:jc w:val="left"/>
-        <w:rPr>
-          <w:rFonts w:hint="default" w:ascii="Bodoni MT" w:hAnsi="Bodoni MT" w:cs="Bodoni MT"/>
-        </w:rPr>
-      </w:pPr>
     </w:p>
     <w:p>
       <w:pPr>
@@ -6783,6 +6775,9 @@
         </w:rPr>
       </w:pPr>
       <w:r>
+        <w:rPr>
+          <w:rFonts w:hint="default" w:ascii="Bodoni MT" w:hAnsi="Bodoni MT" w:cs="Bodoni MT"/>
+        </w:rPr>
         <w:drawing>
           <wp:inline distT="0" distB="0" distL="114300" distR="114300">
             <wp:extent cx="4406900" cy="1012825"/>
@@ -6846,14 +6841,14 @@
       </w:pPr>
       <w:r>
         <w:rPr>
-          <w:rFonts w:ascii="SimSun" w:hAnsi="SimSun" w:eastAsia="SimSun" w:cs="SimSun"/>
+          <w:rFonts w:hint="default" w:ascii="Bodoni MT" w:hAnsi="Bodoni MT" w:eastAsia="SimSun" w:cs="Bodoni MT"/>
           <w:sz w:val="24"/>
           <w:szCs w:val="24"/>
         </w:rPr>
         <w:drawing>
           <wp:inline distT="0" distB="0" distL="114300" distR="114300">
-            <wp:extent cx="5437505" cy="3940175"/>
-            <wp:effectExtent l="0" t="0" r="10795" b="9525"/>
+            <wp:extent cx="5784215" cy="4191635"/>
+            <wp:effectExtent l="0" t="0" r="6985" b="12065"/>
             <wp:docPr id="74" name="Picture 73" descr="IMG_256"/>
             <wp:cNvGraphicFramePr>
               <a:graphicFrameLocks xmlns:a="http://schemas.openxmlformats.org/drawingml/2006/main" noChangeAspect="1"/>
@@ -6877,7 +6872,7 @@
                   <pic:spPr>
                     <a:xfrm>
                       <a:off x="0" y="0"/>
-                      <a:ext cx="5437505" cy="3940175"/>
+                      <a:ext cx="5784215" cy="4191635"/>
                     </a:xfrm>
                     <a:prstGeom prst="rect">
                       <a:avLst/>
@@ -6911,12 +6906,14 @@
           <w:rFonts w:hint="default" w:ascii="Bodoni MT" w:hAnsi="Bodoni MT" w:cs="Bodoni MT"/>
         </w:rPr>
       </w:pPr>
-      <w:bookmarkStart w:id="0" w:name="_GoBack"/>
-      <w:r>
+      <w:r>
+        <w:rPr>
+          <w:rFonts w:hint="default" w:ascii="Bodoni MT" w:hAnsi="Bodoni MT" w:cs="Bodoni MT"/>
+        </w:rPr>
         <w:drawing>
           <wp:inline distT="0" distB="0" distL="114300" distR="114300">
-            <wp:extent cx="4561840" cy="2602230"/>
-            <wp:effectExtent l="0" t="0" r="10160" b="1270"/>
+            <wp:extent cx="4043680" cy="2306955"/>
+            <wp:effectExtent l="0" t="0" r="7620" b="4445"/>
             <wp:docPr id="75" name="Picture 74"/>
             <wp:cNvGraphicFramePr>
               <a:graphicFrameLocks xmlns:a="http://schemas.openxmlformats.org/drawingml/2006/main" noChangeAspect="1"/>
@@ -6939,7 +6936,7 @@
                   <pic:spPr>
                     <a:xfrm>
                       <a:off x="0" y="0"/>
-                      <a:ext cx="4561840" cy="2602230"/>
+                      <a:ext cx="4043680" cy="2306955"/>
                     </a:xfrm>
                     <a:prstGeom prst="rect">
                       <a:avLst/>
@@ -6955,6 +6952,8815 @@
           </wp:inline>
         </w:drawing>
       </w:r>
+    </w:p>
+    <w:p>
+      <w:pPr>
+        <w:keepNext w:val="0"/>
+        <w:keepLines w:val="0"/>
+        <w:widowControl/>
+        <w:numPr>
+          <w:ilvl w:val="0"/>
+          <w:numId w:val="11"/>
+        </w:numPr>
+        <w:suppressLineNumbers w:val="0"/>
+        <w:spacing w:before="0" w:beforeAutospacing="0" w:after="0" w:afterAutospacing="0" w:line="360" w:lineRule="auto"/>
+        <w:ind w:left="420" w:leftChars="0" w:right="0" w:hanging="420" w:firstLineChars="0"/>
+        <w:jc w:val="left"/>
+        <w:rPr>
+          <w:rFonts w:hint="default" w:ascii="Bodoni MT" w:hAnsi="Bodoni MT" w:cs="Bodoni MT"/>
+        </w:rPr>
+      </w:pPr>
+      <w:r>
+        <w:rPr>
+          <w:rFonts w:hint="default" w:ascii="Bodoni MT" w:hAnsi="Bodoni MT" w:cs="Bodoni MT"/>
+          <w:lang w:val="en-IN"/>
+        </w:rPr>
+        <w:t>F</w:t>
+      </w:r>
+    </w:p>
+    <w:p>
+      <w:pPr>
+        <w:rPr>
+          <w:rFonts w:hint="default" w:ascii="Bodoni MT" w:hAnsi="Bodoni MT" w:cs="Bodoni MT"/>
+        </w:rPr>
+      </w:pPr>
+      <w:r>
+        <w:rPr>
+          <w:rFonts w:hint="default" w:ascii="Bodoni MT" w:hAnsi="Bodoni MT" w:cs="Bodoni MT"/>
+          <w:lang w:val="en-IN"/>
+        </w:rPr>
+        <w:br w:type="page"/>
+      </w:r>
+    </w:p>
+    <w:p>
+      <w:pPr>
+        <w:keepNext w:val="0"/>
+        <w:keepLines w:val="0"/>
+        <w:widowControl/>
+        <w:numPr>
+          <w:numId w:val="0"/>
+        </w:numPr>
+        <w:suppressLineNumbers w:val="0"/>
+        <w:spacing w:before="0" w:beforeAutospacing="0" w:after="0" w:afterAutospacing="0" w:line="360" w:lineRule="auto"/>
+        <w:ind w:leftChars="0" w:right="0" w:rightChars="0"/>
+        <w:jc w:val="center"/>
+        <w:rPr>
+          <w:rFonts w:hint="default" w:ascii="Bodoni MT" w:hAnsi="Bodoni MT" w:cs="Bodoni MT"/>
+          <w:u w:val="single"/>
+          <w:lang w:val="en-IN"/>
+        </w:rPr>
+      </w:pPr>
+      <w:r>
+        <w:rPr>
+          <w:rFonts w:hint="default" w:ascii="Bodoni MT" w:hAnsi="Bodoni MT" w:cs="Bodoni MT"/>
+          <w:b/>
+          <w:bCs/>
+          <w:color w:val="002060"/>
+          <w:sz w:val="40"/>
+          <w:szCs w:val="40"/>
+          <w:highlight w:val="lightGray"/>
+          <w:u w:val="single"/>
+          <w:lang w:val="en-IN"/>
+        </w:rPr>
+        <w:t xml:space="preserve">  Namespaces  </w:t>
+      </w:r>
+    </w:p>
+    <w:p>
+      <w:pPr>
+        <w:keepNext w:val="0"/>
+        <w:keepLines w:val="0"/>
+        <w:widowControl/>
+        <w:numPr>
+          <w:ilvl w:val="0"/>
+          <w:numId w:val="11"/>
+        </w:numPr>
+        <w:suppressLineNumbers w:val="0"/>
+        <w:spacing w:before="0" w:beforeAutospacing="0" w:after="0" w:afterAutospacing="0" w:line="360" w:lineRule="auto"/>
+        <w:ind w:left="420" w:leftChars="0" w:right="0" w:hanging="420" w:firstLineChars="0"/>
+        <w:jc w:val="left"/>
+        <w:rPr>
+          <w:rFonts w:hint="default" w:ascii="Bodoni MT" w:hAnsi="Bodoni MT" w:cs="Bodoni MT"/>
+        </w:rPr>
+      </w:pPr>
+      <w:r>
+        <w:rPr>
+          <w:rFonts w:hint="default" w:ascii="Bodoni MT" w:hAnsi="Bodoni MT" w:cs="Bodoni MT"/>
+          <w:lang w:val="en-IN"/>
+        </w:rPr>
+        <w:t>Consider the below analogy</w:t>
+      </w:r>
+      <w:r>
+        <w:rPr>
+          <w:rFonts w:hint="default" w:ascii="Bodoni MT" w:hAnsi="Bodoni MT" w:cs="Bodoni MT"/>
+          <w:lang w:val="en-IN"/>
+        </w:rPr>
+        <w:br w:type="textWrapping"/>
+      </w:r>
+      <w:r>
+        <w:rPr>
+          <w:rFonts w:hint="default" w:ascii="Bodoni MT" w:hAnsi="Bodoni MT" w:cs="Bodoni MT"/>
+        </w:rPr>
+        <w:drawing>
+          <wp:inline distT="0" distB="0" distL="114300" distR="114300">
+            <wp:extent cx="5266690" cy="1739900"/>
+            <wp:effectExtent l="0" t="0" r="0" b="0"/>
+            <wp:docPr id="76" name="Picture 75"/>
+            <wp:cNvGraphicFramePr>
+              <a:graphicFrameLocks xmlns:a="http://schemas.openxmlformats.org/drawingml/2006/main" noChangeAspect="1"/>
+            </wp:cNvGraphicFramePr>
+            <a:graphic xmlns:a="http://schemas.openxmlformats.org/drawingml/2006/main">
+              <a:graphicData uri="http://schemas.openxmlformats.org/drawingml/2006/picture">
+                <pic:pic xmlns:pic="http://schemas.openxmlformats.org/drawingml/2006/picture">
+                  <pic:nvPicPr>
+                    <pic:cNvPr id="76" name="Picture 75"/>
+                    <pic:cNvPicPr>
+                      <a:picLocks noChangeAspect="1"/>
+                    </pic:cNvPicPr>
+                  </pic:nvPicPr>
+                  <pic:blipFill>
+                    <a:blip r:embed="rId35"/>
+                    <a:srcRect t="12348"/>
+                    <a:stretch>
+                      <a:fillRect/>
+                    </a:stretch>
+                  </pic:blipFill>
+                  <pic:spPr>
+                    <a:xfrm>
+                      <a:off x="0" y="0"/>
+                      <a:ext cx="5266690" cy="1739900"/>
+                    </a:xfrm>
+                    <a:prstGeom prst="rect">
+                      <a:avLst/>
+                    </a:prstGeom>
+                    <a:noFill/>
+                    <a:ln>
+                      <a:noFill/>
+                    </a:ln>
+                  </pic:spPr>
+                </pic:pic>
+              </a:graphicData>
+            </a:graphic>
+          </wp:inline>
+        </w:drawing>
+      </w:r>
+    </w:p>
+    <w:p>
+      <w:pPr>
+        <w:keepNext w:val="0"/>
+        <w:keepLines w:val="0"/>
+        <w:widowControl/>
+        <w:numPr>
+          <w:ilvl w:val="1"/>
+          <w:numId w:val="11"/>
+        </w:numPr>
+        <w:suppressLineNumbers w:val="0"/>
+        <w:spacing w:before="0" w:beforeAutospacing="0" w:after="0" w:afterAutospacing="0" w:line="360" w:lineRule="auto"/>
+        <w:ind w:left="840" w:leftChars="0" w:right="0" w:hanging="420" w:firstLineChars="0"/>
+        <w:jc w:val="left"/>
+        <w:rPr>
+          <w:rFonts w:hint="default" w:ascii="Bodoni MT" w:hAnsi="Bodoni MT" w:cs="Bodoni MT"/>
+        </w:rPr>
+      </w:pPr>
+      <w:r>
+        <w:rPr>
+          <w:rFonts w:hint="default" w:ascii="Bodoni MT" w:hAnsi="Bodoni MT" w:cs="Bodoni MT"/>
+          <w:lang w:val="en-IN"/>
+        </w:rPr>
+        <w:t xml:space="preserve">There are 2 houses, </w:t>
+      </w:r>
+      <w:r>
+        <w:rPr>
+          <w:rFonts w:hint="default" w:ascii="Bodoni MT" w:hAnsi="Bodoni MT" w:cs="Bodoni MT"/>
+          <w:lang w:val="en-IN"/>
+        </w:rPr>
+        <w:br w:type="textWrapping"/>
+      </w:r>
+      <w:r>
+        <w:rPr>
+          <w:rFonts w:hint="default" w:ascii="Bodoni MT" w:hAnsi="Bodoni MT" w:cs="Bodoni MT"/>
+          <w:lang w:val="en-IN"/>
+        </w:rPr>
+        <w:t xml:space="preserve">In one house (house-A), one person called Mark </w:t>
+      </w:r>
+      <w:r>
+        <w:rPr>
+          <w:rFonts w:hint="default" w:ascii="Bodoni MT" w:hAnsi="Bodoni MT" w:cs="Bodoni MT"/>
+          <w:i/>
+          <w:iCs/>
+          <w:lang w:val="en-IN"/>
+        </w:rPr>
+        <w:t>Smith</w:t>
+      </w:r>
+      <w:r>
+        <w:rPr>
+          <w:rFonts w:hint="default" w:ascii="Bodoni MT" w:hAnsi="Bodoni MT" w:cs="Bodoni MT"/>
+          <w:i w:val="0"/>
+          <w:iCs w:val="0"/>
+          <w:lang w:val="en-IN"/>
+        </w:rPr>
+        <w:t xml:space="preserve"> is there.</w:t>
+      </w:r>
+      <w:r>
+        <w:rPr>
+          <w:rFonts w:hint="default" w:ascii="Bodoni MT" w:hAnsi="Bodoni MT" w:cs="Bodoni MT"/>
+          <w:i w:val="0"/>
+          <w:iCs w:val="0"/>
+          <w:lang w:val="en-IN"/>
+        </w:rPr>
+        <w:br w:type="textWrapping"/>
+      </w:r>
+      <w:r>
+        <w:rPr>
+          <w:rFonts w:hint="default" w:ascii="Bodoni MT" w:hAnsi="Bodoni MT" w:cs="Bodoni MT"/>
+          <w:i w:val="0"/>
+          <w:iCs w:val="0"/>
+          <w:lang w:val="en-IN"/>
+        </w:rPr>
+        <w:t xml:space="preserve">In another house (house-B), one person called Mark </w:t>
+      </w:r>
+      <w:r>
+        <w:rPr>
+          <w:rFonts w:hint="default" w:ascii="Bodoni MT" w:hAnsi="Bodoni MT" w:cs="Bodoni MT"/>
+          <w:i/>
+          <w:iCs/>
+          <w:lang w:val="en-IN"/>
+        </w:rPr>
+        <w:t>Williams</w:t>
+      </w:r>
+      <w:r>
+        <w:rPr>
+          <w:rFonts w:hint="default" w:ascii="Bodoni MT" w:hAnsi="Bodoni MT" w:cs="Bodoni MT"/>
+          <w:i w:val="0"/>
+          <w:iCs w:val="0"/>
+          <w:lang w:val="en-IN"/>
+        </w:rPr>
+        <w:t xml:space="preserve"> is there.</w:t>
+      </w:r>
+    </w:p>
+    <w:p>
+      <w:pPr>
+        <w:keepNext w:val="0"/>
+        <w:keepLines w:val="0"/>
+        <w:widowControl/>
+        <w:numPr>
+          <w:ilvl w:val="1"/>
+          <w:numId w:val="11"/>
+        </w:numPr>
+        <w:suppressLineNumbers w:val="0"/>
+        <w:spacing w:before="0" w:beforeAutospacing="0" w:after="0" w:afterAutospacing="0" w:line="360" w:lineRule="auto"/>
+        <w:ind w:left="840" w:leftChars="0" w:right="0" w:hanging="420" w:firstLineChars="0"/>
+        <w:jc w:val="left"/>
+        <w:rPr>
+          <w:rFonts w:hint="default" w:ascii="Bodoni MT" w:hAnsi="Bodoni MT" w:cs="Bodoni MT"/>
+        </w:rPr>
+      </w:pPr>
+      <w:r>
+        <w:rPr>
+          <w:rFonts w:hint="default" w:ascii="Bodoni MT" w:hAnsi="Bodoni MT" w:cs="Bodoni MT"/>
+          <w:lang w:val="en-IN"/>
+        </w:rPr>
+        <w:t xml:space="preserve">In house-A, people can call </w:t>
+      </w:r>
+      <w:r>
+        <w:rPr>
+          <w:rFonts w:hint="default" w:ascii="Bodoni MT" w:hAnsi="Bodoni MT" w:cs="Bodoni MT"/>
+          <w:i/>
+          <w:iCs/>
+          <w:lang w:val="en-IN"/>
+        </w:rPr>
+        <w:t>Mark Smith</w:t>
+      </w:r>
+      <w:r>
+        <w:rPr>
+          <w:rFonts w:hint="default" w:ascii="Bodoni MT" w:hAnsi="Bodoni MT" w:cs="Bodoni MT"/>
+          <w:i w:val="0"/>
+          <w:iCs w:val="0"/>
+          <w:lang w:val="en-IN"/>
+        </w:rPr>
+        <w:t xml:space="preserve"> as only </w:t>
+      </w:r>
+      <w:r>
+        <w:rPr>
+          <w:rFonts w:hint="default" w:ascii="Bodoni MT" w:hAnsi="Bodoni MT" w:cs="Bodoni MT"/>
+          <w:i/>
+          <w:iCs/>
+          <w:lang w:val="en-IN"/>
+        </w:rPr>
+        <w:t>Mark</w:t>
+      </w:r>
+      <w:r>
+        <w:rPr>
+          <w:rFonts w:hint="default" w:ascii="Bodoni MT" w:hAnsi="Bodoni MT" w:cs="Bodoni MT"/>
+          <w:i w:val="0"/>
+          <w:iCs w:val="0"/>
+          <w:lang w:val="en-IN"/>
+        </w:rPr>
+        <w:t xml:space="preserve"> because there is no other guy having this name in that house.</w:t>
+      </w:r>
+      <w:r>
+        <w:rPr>
+          <w:rFonts w:hint="default" w:ascii="Bodoni MT" w:hAnsi="Bodoni MT" w:cs="Bodoni MT"/>
+          <w:i w:val="0"/>
+          <w:iCs w:val="0"/>
+          <w:lang w:val="en-IN"/>
+        </w:rPr>
+        <w:br w:type="textWrapping"/>
+      </w:r>
+      <w:r>
+        <w:rPr>
+          <w:rFonts w:hint="default" w:ascii="Bodoni MT" w:hAnsi="Bodoni MT" w:cs="Bodoni MT"/>
+          <w:i w:val="0"/>
+          <w:iCs w:val="0"/>
+          <w:lang w:val="en-IN"/>
+        </w:rPr>
+        <w:t xml:space="preserve">Similarly in house-B, people can call </w:t>
+      </w:r>
+      <w:r>
+        <w:rPr>
+          <w:rFonts w:hint="default" w:ascii="Bodoni MT" w:hAnsi="Bodoni MT" w:cs="Bodoni MT"/>
+          <w:i/>
+          <w:iCs/>
+          <w:lang w:val="en-IN"/>
+        </w:rPr>
+        <w:t>Mark Williams</w:t>
+      </w:r>
+      <w:r>
+        <w:rPr>
+          <w:rFonts w:hint="default" w:ascii="Bodoni MT" w:hAnsi="Bodoni MT" w:cs="Bodoni MT"/>
+          <w:i w:val="0"/>
+          <w:iCs w:val="0"/>
+          <w:lang w:val="en-IN"/>
+        </w:rPr>
+        <w:t xml:space="preserve"> as </w:t>
+      </w:r>
+      <w:r>
+        <w:rPr>
+          <w:rFonts w:hint="default" w:ascii="Bodoni MT" w:hAnsi="Bodoni MT" w:cs="Bodoni MT"/>
+          <w:i/>
+          <w:iCs/>
+          <w:lang w:val="en-IN"/>
+        </w:rPr>
+        <w:t>Mark</w:t>
+      </w:r>
+      <w:r>
+        <w:rPr>
+          <w:rFonts w:hint="default" w:ascii="Bodoni MT" w:hAnsi="Bodoni MT" w:cs="Bodoni MT"/>
+          <w:i w:val="0"/>
+          <w:iCs w:val="0"/>
+          <w:lang w:val="en-IN"/>
+        </w:rPr>
+        <w:t xml:space="preserve"> only.</w:t>
+      </w:r>
+    </w:p>
+    <w:p>
+      <w:pPr>
+        <w:keepNext w:val="0"/>
+        <w:keepLines w:val="0"/>
+        <w:widowControl/>
+        <w:numPr>
+          <w:ilvl w:val="1"/>
+          <w:numId w:val="11"/>
+        </w:numPr>
+        <w:suppressLineNumbers w:val="0"/>
+        <w:spacing w:before="0" w:beforeAutospacing="0" w:after="0" w:afterAutospacing="0" w:line="360" w:lineRule="auto"/>
+        <w:ind w:left="840" w:leftChars="0" w:right="0" w:hanging="420" w:firstLineChars="0"/>
+        <w:jc w:val="left"/>
+        <w:rPr>
+          <w:rFonts w:hint="default" w:ascii="Bodoni MT" w:hAnsi="Bodoni MT" w:cs="Bodoni MT"/>
+        </w:rPr>
+      </w:pPr>
+      <w:r>
+        <w:rPr>
+          <w:rFonts w:hint="default" w:ascii="Bodoni MT" w:hAnsi="Bodoni MT" w:cs="Bodoni MT"/>
+          <w:i w:val="0"/>
+          <w:iCs w:val="0"/>
+          <w:lang w:val="en-IN"/>
+        </w:rPr>
+        <w:t xml:space="preserve">But, if people of house-A wants to call </w:t>
+      </w:r>
+      <w:r>
+        <w:rPr>
+          <w:rFonts w:hint="default" w:ascii="Bodoni MT" w:hAnsi="Bodoni MT" w:cs="Bodoni MT"/>
+          <w:i/>
+          <w:iCs/>
+          <w:lang w:val="en-IN"/>
+        </w:rPr>
+        <w:t>Mark Williams</w:t>
+      </w:r>
+      <w:r>
+        <w:rPr>
+          <w:rFonts w:hint="default" w:ascii="Bodoni MT" w:hAnsi="Bodoni MT" w:cs="Bodoni MT"/>
+          <w:i w:val="0"/>
+          <w:iCs w:val="0"/>
+          <w:lang w:val="en-IN"/>
+        </w:rPr>
+        <w:t xml:space="preserve"> then they need to call by full-name i.e. </w:t>
+      </w:r>
+      <w:r>
+        <w:rPr>
+          <w:rFonts w:hint="default" w:ascii="Bodoni MT" w:hAnsi="Bodoni MT" w:cs="Bodoni MT"/>
+          <w:i/>
+          <w:iCs/>
+          <w:lang w:val="en-IN"/>
+        </w:rPr>
+        <w:t>Mark Williams</w:t>
+      </w:r>
+      <w:r>
+        <w:rPr>
+          <w:rFonts w:hint="default" w:ascii="Bodoni MT" w:hAnsi="Bodoni MT" w:cs="Bodoni MT"/>
+          <w:i w:val="0"/>
+          <w:iCs w:val="0"/>
+          <w:lang w:val="en-IN"/>
+        </w:rPr>
+        <w:t xml:space="preserve">. Not only </w:t>
+      </w:r>
+      <w:r>
+        <w:rPr>
+          <w:rFonts w:hint="default" w:ascii="Bodoni MT" w:hAnsi="Bodoni MT" w:cs="Bodoni MT"/>
+          <w:i/>
+          <w:iCs/>
+          <w:lang w:val="en-IN"/>
+        </w:rPr>
+        <w:t>Mark</w:t>
+      </w:r>
+      <w:r>
+        <w:rPr>
+          <w:rFonts w:hint="default" w:ascii="Bodoni MT" w:hAnsi="Bodoni MT" w:cs="Bodoni MT"/>
+          <w:i w:val="0"/>
+          <w:iCs w:val="0"/>
+          <w:lang w:val="en-IN"/>
+        </w:rPr>
+        <w:t>.</w:t>
+      </w:r>
+      <w:r>
+        <w:rPr>
+          <w:rFonts w:hint="default" w:ascii="Bodoni MT" w:hAnsi="Bodoni MT" w:cs="Bodoni MT"/>
+          <w:i w:val="0"/>
+          <w:iCs w:val="0"/>
+          <w:lang w:val="en-IN"/>
+        </w:rPr>
+        <w:br w:type="textWrapping"/>
+      </w:r>
+      <w:r>
+        <w:rPr>
+          <w:rFonts w:hint="default" w:ascii="Bodoni MT" w:hAnsi="Bodoni MT" w:cs="Bodoni MT"/>
+          <w:i w:val="0"/>
+          <w:iCs w:val="0"/>
+          <w:lang w:val="en-IN"/>
+        </w:rPr>
+        <w:t xml:space="preserve">Similarly for people of house-B as well. They need to call </w:t>
+      </w:r>
+      <w:r>
+        <w:rPr>
+          <w:rFonts w:hint="default" w:ascii="Bodoni MT" w:hAnsi="Bodoni MT" w:cs="Bodoni MT"/>
+          <w:i/>
+          <w:iCs/>
+          <w:lang w:val="en-IN"/>
+        </w:rPr>
+        <w:t>Mark Smith</w:t>
+      </w:r>
+      <w:r>
+        <w:rPr>
+          <w:rFonts w:hint="default" w:ascii="Bodoni MT" w:hAnsi="Bodoni MT" w:cs="Bodoni MT"/>
+          <w:i w:val="0"/>
+          <w:iCs w:val="0"/>
+          <w:lang w:val="en-IN"/>
+        </w:rPr>
+        <w:t xml:space="preserve"> .</w:t>
+      </w:r>
+    </w:p>
+    <w:p>
+      <w:pPr>
+        <w:keepNext w:val="0"/>
+        <w:keepLines w:val="0"/>
+        <w:widowControl/>
+        <w:numPr>
+          <w:ilvl w:val="1"/>
+          <w:numId w:val="11"/>
+        </w:numPr>
+        <w:suppressLineNumbers w:val="0"/>
+        <w:spacing w:before="0" w:beforeAutospacing="0" w:after="0" w:afterAutospacing="0" w:line="360" w:lineRule="auto"/>
+        <w:ind w:left="840" w:leftChars="0" w:right="0" w:hanging="420" w:firstLineChars="0"/>
+        <w:jc w:val="left"/>
+        <w:rPr>
+          <w:rFonts w:hint="default" w:ascii="Bodoni MT" w:hAnsi="Bodoni MT" w:cs="Bodoni MT"/>
+        </w:rPr>
+      </w:pPr>
+      <w:r>
+        <w:rPr>
+          <w:rFonts w:hint="default" w:ascii="Bodoni MT" w:hAnsi="Bodoni MT" w:cs="Bodoni MT"/>
+          <w:i w:val="0"/>
+          <w:iCs w:val="0"/>
+          <w:lang w:val="en-IN"/>
+        </w:rPr>
+        <w:t xml:space="preserve">A person who neither belong to house-A nor house-B, needs to call those by their full name only i.e. </w:t>
+      </w:r>
+      <w:r>
+        <w:rPr>
+          <w:rFonts w:hint="default" w:ascii="Bodoni MT" w:hAnsi="Bodoni MT" w:cs="Bodoni MT"/>
+          <w:i/>
+          <w:iCs/>
+          <w:lang w:val="en-IN"/>
+        </w:rPr>
+        <w:t>Mark Smith</w:t>
+      </w:r>
+      <w:r>
+        <w:rPr>
+          <w:rFonts w:hint="default" w:ascii="Bodoni MT" w:hAnsi="Bodoni MT" w:cs="Bodoni MT"/>
+          <w:i w:val="0"/>
+          <w:iCs w:val="0"/>
+          <w:lang w:val="en-IN"/>
+        </w:rPr>
+        <w:t xml:space="preserve"> or </w:t>
+      </w:r>
+      <w:r>
+        <w:rPr>
+          <w:rFonts w:hint="default" w:ascii="Bodoni MT" w:hAnsi="Bodoni MT" w:cs="Bodoni MT"/>
+          <w:i/>
+          <w:iCs/>
+          <w:lang w:val="en-IN"/>
+        </w:rPr>
+        <w:t>Mark Williams</w:t>
+      </w:r>
+      <w:r>
+        <w:rPr>
+          <w:rFonts w:hint="default" w:ascii="Bodoni MT" w:hAnsi="Bodoni MT" w:cs="Bodoni MT"/>
+          <w:i w:val="0"/>
+          <w:iCs w:val="0"/>
+          <w:lang w:val="en-IN"/>
+        </w:rPr>
+        <w:t>.</w:t>
+      </w:r>
+    </w:p>
+    <w:p>
+      <w:pPr>
+        <w:keepNext w:val="0"/>
+        <w:keepLines w:val="0"/>
+        <w:widowControl/>
+        <w:numPr>
+          <w:ilvl w:val="1"/>
+          <w:numId w:val="11"/>
+        </w:numPr>
+        <w:suppressLineNumbers w:val="0"/>
+        <w:spacing w:before="0" w:beforeAutospacing="0" w:after="0" w:afterAutospacing="0" w:line="360" w:lineRule="auto"/>
+        <w:ind w:left="840" w:leftChars="0" w:right="0" w:hanging="420" w:firstLineChars="0"/>
+        <w:jc w:val="left"/>
+        <w:rPr>
+          <w:rFonts w:hint="default" w:ascii="Bodoni MT" w:hAnsi="Bodoni MT" w:cs="Bodoni MT"/>
+          <w:sz w:val="24"/>
+          <w:szCs w:val="24"/>
+        </w:rPr>
+      </w:pPr>
+      <w:r>
+        <w:rPr>
+          <w:rFonts w:hint="default" w:ascii="Bodoni MT" w:hAnsi="Bodoni MT" w:cs="Bodoni MT"/>
+          <w:i w:val="0"/>
+          <w:iCs w:val="0"/>
+          <w:lang w:val="en-IN"/>
+        </w:rPr>
+        <w:t xml:space="preserve">Consider these </w:t>
+      </w:r>
+      <w:r>
+        <w:rPr>
+          <w:rFonts w:hint="default" w:ascii="Bodoni MT" w:hAnsi="Bodoni MT" w:cs="Bodoni MT"/>
+          <w:i w:val="0"/>
+          <w:iCs w:val="0"/>
+          <w:color w:val="0070C0"/>
+          <w:lang w:val="en-IN"/>
+        </w:rPr>
+        <w:t>houses as namespaces</w:t>
+      </w:r>
+      <w:r>
+        <w:rPr>
+          <w:rFonts w:hint="default" w:ascii="Bodoni MT" w:hAnsi="Bodoni MT" w:cs="Bodoni MT"/>
+          <w:i w:val="0"/>
+          <w:iCs w:val="0"/>
+          <w:lang w:val="en-IN"/>
+        </w:rPr>
+        <w:t>.</w:t>
+      </w:r>
+      <w:r>
+        <w:rPr>
+          <w:rFonts w:hint="default" w:ascii="Bodoni MT" w:hAnsi="Bodoni MT" w:cs="Bodoni MT"/>
+          <w:i w:val="0"/>
+          <w:iCs w:val="0"/>
+          <w:lang w:val="en-IN"/>
+        </w:rPr>
+        <w:br w:type="textWrapping"/>
+      </w:r>
+      <w:r>
+        <w:rPr>
+          <w:rFonts w:hint="default" w:ascii="Bodoni MT" w:hAnsi="Bodoni MT" w:cs="Bodoni MT"/>
+          <w:i w:val="0"/>
+          <w:iCs w:val="0"/>
+          <w:sz w:val="24"/>
+          <w:szCs w:val="24"/>
+          <w:lang w:val="en-IN"/>
+        </w:rPr>
+        <w:t xml:space="preserve">Inside a namespace, resources having </w:t>
+      </w:r>
+      <w:r>
+        <w:rPr>
+          <w:rFonts w:hint="default" w:ascii="Bodoni MT" w:hAnsi="Bodoni MT" w:cs="Bodoni MT"/>
+          <w:i w:val="0"/>
+          <w:iCs w:val="0"/>
+          <w:color w:val="C00000"/>
+          <w:sz w:val="24"/>
+          <w:szCs w:val="24"/>
+          <w:lang w:val="en-IN"/>
+        </w:rPr>
+        <w:t>same names cannot be present</w:t>
+      </w:r>
+      <w:r>
+        <w:rPr>
+          <w:rFonts w:hint="default" w:ascii="Bodoni MT" w:hAnsi="Bodoni MT" w:cs="Bodoni MT"/>
+          <w:i w:val="0"/>
+          <w:iCs w:val="0"/>
+          <w:sz w:val="24"/>
+          <w:szCs w:val="24"/>
+          <w:lang w:val="en-IN"/>
+        </w:rPr>
+        <w:t xml:space="preserve"> (you can’t create 2 pods having exactly same name). but, in multiple namespaces, resources of </w:t>
+      </w:r>
+      <w:r>
+        <w:rPr>
+          <w:rFonts w:hint="default" w:ascii="Bodoni MT" w:hAnsi="Bodoni MT" w:cs="Bodoni MT"/>
+          <w:i w:val="0"/>
+          <w:iCs w:val="0"/>
+          <w:color w:val="C00000"/>
+          <w:sz w:val="24"/>
+          <w:szCs w:val="24"/>
+          <w:lang w:val="en-IN"/>
+        </w:rPr>
+        <w:t>same name can be present</w:t>
+      </w:r>
+      <w:r>
+        <w:rPr>
+          <w:rFonts w:hint="default" w:ascii="Bodoni MT" w:hAnsi="Bodoni MT" w:cs="Bodoni MT"/>
+          <w:i w:val="0"/>
+          <w:iCs w:val="0"/>
+          <w:sz w:val="24"/>
+          <w:szCs w:val="24"/>
+          <w:lang w:val="en-IN"/>
+        </w:rPr>
+        <w:t>.</w:t>
+      </w:r>
+    </w:p>
+    <w:p>
+      <w:pPr>
+        <w:keepNext w:val="0"/>
+        <w:keepLines w:val="0"/>
+        <w:widowControl/>
+        <w:numPr>
+          <w:ilvl w:val="1"/>
+          <w:numId w:val="11"/>
+        </w:numPr>
+        <w:suppressLineNumbers w:val="0"/>
+        <w:spacing w:before="0" w:beforeAutospacing="0" w:after="0" w:afterAutospacing="0" w:line="360" w:lineRule="auto"/>
+        <w:ind w:left="840" w:leftChars="0" w:right="0" w:hanging="420" w:firstLineChars="0"/>
+        <w:jc w:val="left"/>
+        <w:rPr>
+          <w:rFonts w:hint="default" w:ascii="Bodoni MT" w:hAnsi="Bodoni MT" w:cs="Bodoni MT"/>
+        </w:rPr>
+      </w:pPr>
+      <w:r>
+        <w:rPr>
+          <w:rFonts w:hint="default" w:ascii="Bodoni MT" w:hAnsi="Bodoni MT" w:cs="Bodoni MT"/>
+          <w:sz w:val="24"/>
+          <w:szCs w:val="24"/>
+          <w:lang w:val="en-IN"/>
+        </w:rPr>
+        <w:t>For exampl</w:t>
+      </w:r>
+      <w:r>
+        <w:rPr>
+          <w:rFonts w:hint="default" w:ascii="Bodoni MT" w:hAnsi="Bodoni MT" w:cs="Bodoni MT"/>
+          <w:lang w:val="en-IN"/>
+        </w:rPr>
+        <w:t xml:space="preserve">e, if you want multiple environments like </w:t>
+      </w:r>
+      <w:r>
+        <w:rPr>
+          <w:rFonts w:hint="default" w:ascii="Bodoni MT" w:hAnsi="Bodoni MT" w:cs="Bodoni MT"/>
+          <w:i/>
+          <w:iCs/>
+          <w:lang w:val="en-IN"/>
+        </w:rPr>
+        <w:t>dev</w:t>
+      </w:r>
+      <w:r>
+        <w:rPr>
+          <w:rFonts w:hint="default" w:ascii="Bodoni MT" w:hAnsi="Bodoni MT" w:cs="Bodoni MT"/>
+          <w:i w:val="0"/>
+          <w:iCs w:val="0"/>
+          <w:lang w:val="en-IN"/>
+        </w:rPr>
+        <w:t xml:space="preserve">, </w:t>
+      </w:r>
+      <w:r>
+        <w:rPr>
+          <w:rFonts w:hint="default" w:ascii="Bodoni MT" w:hAnsi="Bodoni MT" w:cs="Bodoni MT"/>
+          <w:i/>
+          <w:iCs/>
+          <w:lang w:val="en-IN"/>
+        </w:rPr>
+        <w:t>prod</w:t>
+      </w:r>
+      <w:r>
+        <w:rPr>
+          <w:rFonts w:hint="default" w:ascii="Bodoni MT" w:hAnsi="Bodoni MT" w:cs="Bodoni MT"/>
+          <w:i w:val="0"/>
+          <w:iCs w:val="0"/>
+          <w:lang w:val="en-IN"/>
+        </w:rPr>
+        <w:t xml:space="preserve"> and you don’t want to update any </w:t>
+      </w:r>
+      <w:r>
+        <w:rPr>
+          <w:rFonts w:hint="default" w:ascii="Bodoni MT" w:hAnsi="Bodoni MT" w:cs="Bodoni MT"/>
+          <w:i/>
+          <w:iCs/>
+          <w:lang w:val="en-IN"/>
+        </w:rPr>
+        <w:t>production</w:t>
+      </w:r>
+      <w:r>
+        <w:rPr>
+          <w:rFonts w:hint="default" w:ascii="Bodoni MT" w:hAnsi="Bodoni MT" w:cs="Bodoni MT"/>
+          <w:i w:val="0"/>
+          <w:iCs w:val="0"/>
+          <w:lang w:val="en-IN"/>
+        </w:rPr>
+        <w:t xml:space="preserve"> pods while testing during </w:t>
+      </w:r>
+      <w:r>
+        <w:rPr>
+          <w:rFonts w:hint="default" w:ascii="Bodoni MT" w:hAnsi="Bodoni MT" w:cs="Bodoni MT"/>
+          <w:i/>
+          <w:iCs/>
+          <w:lang w:val="en-IN"/>
+        </w:rPr>
+        <w:t>development</w:t>
+      </w:r>
+      <w:r>
+        <w:rPr>
+          <w:rFonts w:hint="default" w:ascii="Bodoni MT" w:hAnsi="Bodoni MT" w:cs="Bodoni MT"/>
+          <w:i w:val="0"/>
+          <w:iCs w:val="0"/>
+          <w:lang w:val="en-IN"/>
+        </w:rPr>
+        <w:t xml:space="preserve"> or something like that, </w:t>
+      </w:r>
+      <w:r>
+        <w:rPr>
+          <w:rFonts w:hint="default" w:ascii="Bodoni MT" w:hAnsi="Bodoni MT" w:cs="Bodoni MT"/>
+          <w:b/>
+          <w:bCs/>
+          <w:i/>
+          <w:iCs/>
+          <w:lang w:val="en-IN"/>
+        </w:rPr>
+        <w:t xml:space="preserve">namespaces </w:t>
+      </w:r>
+      <w:r>
+        <w:rPr>
+          <w:rFonts w:hint="default" w:ascii="Bodoni MT" w:hAnsi="Bodoni MT" w:cs="Bodoni MT"/>
+          <w:b w:val="0"/>
+          <w:bCs w:val="0"/>
+          <w:i w:val="0"/>
+          <w:iCs w:val="0"/>
+          <w:lang w:val="en-IN"/>
+        </w:rPr>
+        <w:t>help in that.</w:t>
+      </w:r>
+      <w:r>
+        <w:rPr>
+          <w:rFonts w:hint="default" w:ascii="Bodoni MT" w:hAnsi="Bodoni MT" w:cs="Bodoni MT"/>
+          <w:b w:val="0"/>
+          <w:bCs w:val="0"/>
+          <w:i w:val="0"/>
+          <w:iCs w:val="0"/>
+          <w:lang w:val="en-IN"/>
+        </w:rPr>
+        <w:br w:type="textWrapping"/>
+      </w:r>
+      <w:r>
+        <w:rPr>
+          <w:rFonts w:hint="default" w:ascii="Bodoni MT" w:hAnsi="Bodoni MT" w:cs="Bodoni MT"/>
+          <w:b w:val="0"/>
+          <w:bCs w:val="0"/>
+          <w:i w:val="0"/>
+          <w:iCs w:val="0"/>
+          <w:lang w:val="en-IN"/>
+        </w:rPr>
+        <w:t>You can have exact same resources in both the namespaces.</w:t>
+      </w:r>
+    </w:p>
+    <w:p>
+      <w:pPr>
+        <w:keepNext w:val="0"/>
+        <w:keepLines w:val="0"/>
+        <w:widowControl/>
+        <w:numPr>
+          <w:ilvl w:val="0"/>
+          <w:numId w:val="11"/>
+        </w:numPr>
+        <w:suppressLineNumbers w:val="0"/>
+        <w:spacing w:before="0" w:beforeAutospacing="0" w:after="0" w:afterAutospacing="0" w:line="360" w:lineRule="auto"/>
+        <w:ind w:left="420" w:leftChars="0" w:right="0" w:hanging="420" w:firstLineChars="0"/>
+        <w:jc w:val="left"/>
+        <w:rPr>
+          <w:rFonts w:hint="default" w:ascii="Bodoni MT" w:hAnsi="Bodoni MT" w:cs="Bodoni MT"/>
+        </w:rPr>
+      </w:pPr>
+      <w:r>
+        <w:rPr>
+          <w:rFonts w:hint="default" w:ascii="Bodoni MT" w:hAnsi="Bodoni MT" w:cs="Bodoni MT"/>
+          <w:lang w:val="en-IN"/>
+        </w:rPr>
+        <w:t>Example:</w:t>
+      </w:r>
+    </w:p>
+    <w:p>
+      <w:pPr>
+        <w:keepNext w:val="0"/>
+        <w:keepLines w:val="0"/>
+        <w:widowControl/>
+        <w:numPr>
+          <w:ilvl w:val="1"/>
+          <w:numId w:val="11"/>
+        </w:numPr>
+        <w:suppressLineNumbers w:val="0"/>
+        <w:spacing w:before="0" w:beforeAutospacing="0" w:after="0" w:afterAutospacing="0" w:line="360" w:lineRule="auto"/>
+        <w:ind w:left="840" w:leftChars="0" w:right="0" w:hanging="420" w:firstLineChars="0"/>
+        <w:jc w:val="left"/>
+        <w:rPr>
+          <w:rFonts w:hint="default" w:ascii="Bodoni MT" w:hAnsi="Bodoni MT" w:cs="Bodoni MT"/>
+        </w:rPr>
+      </w:pPr>
+      <w:r>
+        <w:rPr>
+          <w:rFonts w:hint="default" w:ascii="Bodoni MT" w:hAnsi="Bodoni MT" w:cs="Bodoni MT"/>
+          <w:lang w:val="en-IN"/>
+        </w:rPr>
+        <w:t>Consider a single namespace scenario:</w:t>
+      </w:r>
+    </w:p>
+    <w:p>
+      <w:pPr>
+        <w:keepNext w:val="0"/>
+        <w:keepLines w:val="0"/>
+        <w:widowControl/>
+        <w:numPr>
+          <w:ilvl w:val="2"/>
+          <w:numId w:val="11"/>
+        </w:numPr>
+        <w:suppressLineNumbers w:val="0"/>
+        <w:spacing w:before="0" w:beforeAutospacing="0" w:after="0" w:afterAutospacing="0" w:line="360" w:lineRule="auto"/>
+        <w:ind w:left="1260" w:leftChars="0" w:right="0" w:hanging="420" w:firstLineChars="0"/>
+        <w:jc w:val="left"/>
+        <w:rPr>
+          <w:rFonts w:hint="default" w:ascii="Bodoni MT" w:hAnsi="Bodoni MT" w:cs="Bodoni MT"/>
+        </w:rPr>
+      </w:pPr>
+      <w:r>
+        <w:rPr>
+          <w:rFonts w:hint="default" w:ascii="Bodoni MT" w:hAnsi="Bodoni MT" w:cs="Bodoni MT"/>
+          <w:lang w:val="en-IN"/>
+        </w:rPr>
+        <w:t xml:space="preserve">Some pods are running DB. And service name (ClusterIP) is </w:t>
+      </w:r>
+      <w:r>
+        <w:rPr>
+          <w:rFonts w:hint="default" w:ascii="Bodoni MT" w:hAnsi="Bodoni MT" w:cs="Bodoni MT"/>
+          <w:b/>
+          <w:bCs/>
+          <w:i/>
+          <w:iCs/>
+          <w:lang w:val="en-IN"/>
+        </w:rPr>
+        <w:t>db</w:t>
+      </w:r>
+      <w:r>
+        <w:rPr>
+          <w:rFonts w:hint="default" w:ascii="Bodoni MT" w:hAnsi="Bodoni MT" w:cs="Bodoni MT"/>
+          <w:b w:val="0"/>
+          <w:bCs w:val="0"/>
+          <w:i w:val="0"/>
+          <w:iCs w:val="0"/>
+          <w:lang w:val="en-IN"/>
+        </w:rPr>
+        <w:t>.</w:t>
+      </w:r>
+    </w:p>
+    <w:p>
+      <w:pPr>
+        <w:keepNext w:val="0"/>
+        <w:keepLines w:val="0"/>
+        <w:widowControl/>
+        <w:numPr>
+          <w:ilvl w:val="2"/>
+          <w:numId w:val="11"/>
+        </w:numPr>
+        <w:suppressLineNumbers w:val="0"/>
+        <w:spacing w:before="0" w:beforeAutospacing="0" w:after="0" w:afterAutospacing="0" w:line="360" w:lineRule="auto"/>
+        <w:ind w:left="1260" w:leftChars="0" w:right="0" w:hanging="420" w:firstLineChars="0"/>
+        <w:jc w:val="left"/>
+        <w:rPr>
+          <w:rFonts w:hint="default" w:ascii="Bodoni MT" w:hAnsi="Bodoni MT" w:cs="Bodoni MT"/>
+        </w:rPr>
+      </w:pPr>
+      <w:r>
+        <w:rPr>
+          <w:rFonts w:hint="default" w:ascii="Bodoni MT" w:hAnsi="Bodoni MT" w:cs="Bodoni MT"/>
+          <w:b w:val="0"/>
+          <w:bCs w:val="0"/>
+          <w:i w:val="0"/>
+          <w:iCs w:val="0"/>
+          <w:lang w:val="en-IN"/>
+        </w:rPr>
+        <w:t xml:space="preserve">The application pods who want to use database can use </w:t>
+      </w:r>
+      <w:r>
+        <w:rPr>
+          <w:rFonts w:hint="default" w:ascii="Bodoni MT" w:hAnsi="Bodoni MT" w:cs="Bodoni MT"/>
+          <w:b/>
+          <w:bCs/>
+          <w:i/>
+          <w:iCs/>
+          <w:lang w:val="en-IN"/>
+        </w:rPr>
+        <w:t>db</w:t>
+      </w:r>
+      <w:r>
+        <w:rPr>
+          <w:rFonts w:hint="default" w:ascii="Bodoni MT" w:hAnsi="Bodoni MT" w:cs="Bodoni MT"/>
+          <w:b w:val="0"/>
+          <w:bCs w:val="0"/>
+          <w:i w:val="0"/>
+          <w:iCs w:val="0"/>
+          <w:lang w:val="en-IN"/>
+        </w:rPr>
+        <w:t xml:space="preserve"> directly to access the database.</w:t>
+      </w:r>
+    </w:p>
+    <w:p>
+      <w:pPr>
+        <w:keepNext w:val="0"/>
+        <w:keepLines w:val="0"/>
+        <w:widowControl/>
+        <w:numPr>
+          <w:ilvl w:val="1"/>
+          <w:numId w:val="11"/>
+        </w:numPr>
+        <w:suppressLineNumbers w:val="0"/>
+        <w:spacing w:before="0" w:beforeAutospacing="0" w:after="0" w:afterAutospacing="0" w:line="360" w:lineRule="auto"/>
+        <w:ind w:left="840" w:leftChars="0" w:right="0" w:hanging="420" w:firstLineChars="0"/>
+        <w:jc w:val="left"/>
+        <w:rPr>
+          <w:rFonts w:hint="default" w:ascii="Bodoni MT" w:hAnsi="Bodoni MT" w:cs="Bodoni MT"/>
+        </w:rPr>
+      </w:pPr>
+      <w:r>
+        <w:rPr>
+          <w:rFonts w:hint="default" w:ascii="Bodoni MT" w:hAnsi="Bodoni MT" w:cs="Bodoni MT"/>
+          <w:b w:val="0"/>
+          <w:bCs w:val="0"/>
+          <w:i w:val="0"/>
+          <w:iCs w:val="0"/>
+          <w:lang w:val="en-IN"/>
+        </w:rPr>
+        <w:t>Consider a multiple namespace scenario:</w:t>
+      </w:r>
+    </w:p>
+    <w:p>
+      <w:pPr>
+        <w:keepNext w:val="0"/>
+        <w:keepLines w:val="0"/>
+        <w:widowControl/>
+        <w:numPr>
+          <w:ilvl w:val="2"/>
+          <w:numId w:val="11"/>
+        </w:numPr>
+        <w:suppressLineNumbers w:val="0"/>
+        <w:spacing w:before="0" w:beforeAutospacing="0" w:after="0" w:afterAutospacing="0" w:line="360" w:lineRule="auto"/>
+        <w:ind w:left="1260" w:leftChars="0" w:right="0" w:hanging="420" w:firstLineChars="0"/>
+        <w:jc w:val="left"/>
+        <w:rPr>
+          <w:rFonts w:hint="default" w:ascii="Bodoni MT" w:hAnsi="Bodoni MT" w:cs="Bodoni MT"/>
+        </w:rPr>
+      </w:pPr>
+      <w:r>
+        <w:rPr>
+          <w:rFonts w:hint="default" w:ascii="Bodoni MT" w:hAnsi="Bodoni MT" w:cs="Bodoni MT"/>
+          <w:b w:val="0"/>
+          <w:bCs w:val="0"/>
+          <w:i w:val="0"/>
+          <w:iCs w:val="0"/>
+          <w:lang w:val="en-IN"/>
+        </w:rPr>
+        <w:t>In the same example as above, lets imagine 2 namespaces are there.</w:t>
+      </w:r>
+    </w:p>
+    <w:p>
+      <w:pPr>
+        <w:keepNext w:val="0"/>
+        <w:keepLines w:val="0"/>
+        <w:widowControl/>
+        <w:numPr>
+          <w:ilvl w:val="2"/>
+          <w:numId w:val="11"/>
+        </w:numPr>
+        <w:suppressLineNumbers w:val="0"/>
+        <w:spacing w:before="0" w:beforeAutospacing="0" w:after="0" w:afterAutospacing="0" w:line="360" w:lineRule="auto"/>
+        <w:ind w:left="1260" w:leftChars="0" w:right="0" w:hanging="420" w:firstLineChars="0"/>
+        <w:jc w:val="left"/>
+        <w:rPr>
+          <w:rFonts w:hint="default" w:ascii="Bodoni MT" w:hAnsi="Bodoni MT" w:cs="Bodoni MT"/>
+        </w:rPr>
+      </w:pPr>
+      <w:r>
+        <w:rPr>
+          <w:rFonts w:hint="default" w:ascii="Bodoni MT" w:hAnsi="Bodoni MT" w:cs="Bodoni MT"/>
+          <w:b w:val="0"/>
+          <w:bCs w:val="0"/>
+          <w:i w:val="0"/>
+          <w:iCs w:val="0"/>
+          <w:lang w:val="en-IN"/>
+        </w:rPr>
+        <w:t xml:space="preserve">Now, the application pods of one namespace can directly use </w:t>
+      </w:r>
+      <w:r>
+        <w:rPr>
+          <w:rFonts w:hint="default" w:ascii="Bodoni MT" w:hAnsi="Bodoni MT" w:cs="Bodoni MT"/>
+          <w:b/>
+          <w:bCs/>
+          <w:i/>
+          <w:iCs/>
+          <w:lang w:val="en-IN"/>
+        </w:rPr>
+        <w:t>db</w:t>
+      </w:r>
+      <w:r>
+        <w:rPr>
+          <w:rFonts w:hint="default" w:ascii="Bodoni MT" w:hAnsi="Bodoni MT" w:cs="Bodoni MT"/>
+          <w:b w:val="0"/>
+          <w:bCs w:val="0"/>
+          <w:i w:val="0"/>
+          <w:iCs w:val="0"/>
+          <w:lang w:val="en-IN"/>
+        </w:rPr>
+        <w:t xml:space="preserve"> to access the database running in same namespace.</w:t>
+      </w:r>
+      <w:r>
+        <w:rPr>
+          <w:rFonts w:hint="default" w:ascii="Bodoni MT" w:hAnsi="Bodoni MT" w:cs="Bodoni MT"/>
+          <w:b w:val="0"/>
+          <w:bCs w:val="0"/>
+          <w:i w:val="0"/>
+          <w:iCs w:val="0"/>
+          <w:lang w:val="en-IN"/>
+        </w:rPr>
+        <w:br w:type="textWrapping"/>
+      </w:r>
+      <w:r>
+        <w:rPr>
+          <w:rFonts w:hint="default" w:ascii="Bodoni MT" w:hAnsi="Bodoni MT" w:cs="Bodoni MT"/>
+          <w:b w:val="0"/>
+          <w:bCs w:val="0"/>
+          <w:i w:val="0"/>
+          <w:iCs w:val="0"/>
+          <w:lang w:val="en-IN"/>
+        </w:rPr>
+        <w:t xml:space="preserve">But, if they want to use </w:t>
+      </w:r>
+      <w:r>
+        <w:rPr>
+          <w:rFonts w:hint="default" w:ascii="Bodoni MT" w:hAnsi="Bodoni MT" w:cs="Bodoni MT"/>
+          <w:b/>
+          <w:bCs/>
+          <w:i/>
+          <w:iCs/>
+          <w:lang w:val="en-IN"/>
+        </w:rPr>
+        <w:t>db</w:t>
+      </w:r>
+      <w:r>
+        <w:rPr>
+          <w:rFonts w:hint="default" w:ascii="Bodoni MT" w:hAnsi="Bodoni MT" w:cs="Bodoni MT"/>
+          <w:b w:val="0"/>
+          <w:bCs w:val="0"/>
+          <w:i w:val="0"/>
+          <w:iCs w:val="0"/>
+          <w:lang w:val="en-IN"/>
+        </w:rPr>
+        <w:t xml:space="preserve"> of the other namespace then they need to give the full DNS path i.e. </w:t>
+      </w:r>
+      <w:r>
+        <w:rPr>
+          <w:rFonts w:hint="default" w:ascii="Bodoni MT" w:hAnsi="Bodoni MT" w:cs="Bodoni MT"/>
+          <w:b/>
+          <w:bCs/>
+          <w:i/>
+          <w:iCs/>
+          <w:color w:val="C00000"/>
+          <w:shd w:val="clear" w:color="FFFFFF" w:fill="D9D9D9"/>
+          <w:lang w:val="en-IN"/>
+        </w:rPr>
+        <w:t>db.</w:t>
+      </w:r>
+      <w:r>
+        <w:rPr>
+          <w:rFonts w:hint="default" w:ascii="Bodoni MT" w:hAnsi="Bodoni MT" w:cs="Bodoni MT"/>
+          <w:b/>
+          <w:bCs/>
+          <w:i/>
+          <w:iCs/>
+          <w:color w:val="C00000"/>
+          <w:sz w:val="21"/>
+          <w:szCs w:val="21"/>
+          <w:shd w:val="clear" w:color="FFFFFF" w:fill="D9D9D9"/>
+          <w:lang w:val="en-IN"/>
+        </w:rPr>
+        <w:t>&lt;</w:t>
+      </w:r>
+      <w:r>
+        <w:rPr>
+          <w:rFonts w:hint="default" w:ascii="Bodoni MT" w:hAnsi="Bodoni MT" w:cs="Bodoni MT"/>
+          <w:b w:val="0"/>
+          <w:bCs w:val="0"/>
+          <w:i/>
+          <w:iCs/>
+          <w:color w:val="C00000"/>
+          <w:sz w:val="21"/>
+          <w:szCs w:val="21"/>
+          <w:shd w:val="clear" w:color="FFFFFF" w:fill="D9D9D9"/>
+          <w:lang w:val="en-IN"/>
+        </w:rPr>
+        <w:t>namespace name</w:t>
+      </w:r>
+      <w:r>
+        <w:rPr>
+          <w:rFonts w:hint="default" w:ascii="Bodoni MT" w:hAnsi="Bodoni MT" w:cs="Bodoni MT"/>
+          <w:b/>
+          <w:bCs/>
+          <w:i/>
+          <w:iCs/>
+          <w:color w:val="C00000"/>
+          <w:shd w:val="clear" w:color="FFFFFF" w:fill="D9D9D9"/>
+          <w:lang w:val="en-IN"/>
+        </w:rPr>
+        <w:t>&gt;</w:t>
+      </w:r>
+      <w:r>
+        <w:rPr>
+          <w:rFonts w:hint="default" w:ascii="Bodoni MT" w:hAnsi="Bodoni MT" w:cs="Bodoni MT"/>
+          <w:b/>
+          <w:bCs/>
+          <w:i/>
+          <w:iCs/>
+          <w:lang w:val="en-IN"/>
+        </w:rPr>
+        <w:br w:type="textWrapping"/>
+      </w:r>
+      <w:r>
+        <w:rPr>
+          <w:rFonts w:hint="default" w:ascii="Bodoni MT" w:hAnsi="Bodoni MT" w:cs="Bodoni MT"/>
+          <w:b w:val="0"/>
+          <w:bCs w:val="0"/>
+          <w:i w:val="0"/>
+          <w:iCs w:val="0"/>
+          <w:lang w:val="en-IN"/>
+        </w:rPr>
+        <w:t xml:space="preserve">or </w:t>
+      </w:r>
+      <w:r>
+        <w:rPr>
+          <w:rFonts w:hint="default" w:ascii="Bodoni MT" w:hAnsi="Bodoni MT" w:cs="Bodoni MT"/>
+          <w:b/>
+          <w:bCs/>
+          <w:i/>
+          <w:iCs/>
+          <w:color w:val="C00000"/>
+          <w:lang w:val="en-IN"/>
+        </w:rPr>
+        <w:t>db.&lt;</w:t>
+      </w:r>
+      <w:r>
+        <w:rPr>
+          <w:rFonts w:hint="default" w:ascii="Bodoni MT" w:hAnsi="Bodoni MT" w:cs="Bodoni MT"/>
+          <w:b w:val="0"/>
+          <w:bCs w:val="0"/>
+          <w:i/>
+          <w:iCs/>
+          <w:color w:val="C00000"/>
+          <w:lang w:val="en-IN"/>
+        </w:rPr>
+        <w:t>namespace name</w:t>
+      </w:r>
+      <w:r>
+        <w:rPr>
+          <w:rFonts w:hint="default" w:ascii="Bodoni MT" w:hAnsi="Bodoni MT" w:cs="Bodoni MT"/>
+          <w:b/>
+          <w:bCs/>
+          <w:i/>
+          <w:iCs/>
+          <w:color w:val="C00000"/>
+          <w:lang w:val="en-IN"/>
+        </w:rPr>
+        <w:t>&gt;.svc.cluster.local</w:t>
+      </w:r>
+      <w:r>
+        <w:rPr>
+          <w:rFonts w:hint="default" w:ascii="Bodoni MT" w:hAnsi="Bodoni MT" w:cs="Bodoni MT"/>
+          <w:b w:val="0"/>
+          <w:bCs w:val="0"/>
+          <w:i w:val="0"/>
+          <w:iCs w:val="0"/>
+          <w:lang w:val="en-IN"/>
+        </w:rPr>
+        <w:t xml:space="preserve">  [ you don’t need to give this, </w:t>
+      </w:r>
+      <w:r>
+        <w:rPr>
+          <w:rFonts w:hint="default" w:ascii="Bodoni MT" w:hAnsi="Bodoni MT" w:cs="Bodoni MT"/>
+          <w:b w:val="0"/>
+          <w:bCs w:val="0"/>
+          <w:i/>
+          <w:iCs/>
+          <w:lang w:val="en-IN"/>
+        </w:rPr>
+        <w:t>db.&lt;namespace name&gt;</w:t>
+      </w:r>
+      <w:r>
+        <w:rPr>
+          <w:rFonts w:hint="default" w:ascii="Bodoni MT" w:hAnsi="Bodoni MT" w:cs="Bodoni MT"/>
+          <w:b w:val="0"/>
+          <w:bCs w:val="0"/>
+          <w:i w:val="0"/>
+          <w:iCs w:val="0"/>
+          <w:lang w:val="en-IN"/>
+        </w:rPr>
+        <w:t xml:space="preserve"> is converted to this internally ]</w:t>
+      </w:r>
+    </w:p>
+    <w:p>
+      <w:pPr>
+        <w:keepNext w:val="0"/>
+        <w:keepLines w:val="0"/>
+        <w:widowControl/>
+        <w:numPr>
+          <w:ilvl w:val="1"/>
+          <w:numId w:val="11"/>
+        </w:numPr>
+        <w:suppressLineNumbers w:val="0"/>
+        <w:spacing w:before="0" w:beforeAutospacing="0" w:after="0" w:afterAutospacing="0" w:line="360" w:lineRule="auto"/>
+        <w:ind w:left="840" w:leftChars="0" w:right="0" w:hanging="420" w:firstLineChars="0"/>
+        <w:jc w:val="left"/>
+        <w:rPr>
+          <w:rFonts w:hint="default" w:ascii="Bodoni MT" w:hAnsi="Bodoni MT" w:cs="Bodoni MT"/>
+        </w:rPr>
+      </w:pPr>
+      <w:r>
+        <w:rPr>
+          <w:rFonts w:hint="default" w:ascii="Bodoni MT" w:hAnsi="Bodoni MT" w:cs="Bodoni MT"/>
+          <w:b/>
+          <w:bCs/>
+          <w:u w:val="single"/>
+        </w:rPr>
+        <w:t>db.&lt;namespace name&gt;.svc.cluster.local</w:t>
+      </w:r>
+      <w:r>
+        <w:rPr>
+          <w:rFonts w:hint="default" w:ascii="Bodoni MT" w:hAnsi="Bodoni MT" w:cs="Bodoni MT"/>
+          <w:b/>
+          <w:bCs/>
+          <w:u w:val="single"/>
+        </w:rPr>
+        <w:br w:type="textWrapping"/>
+      </w:r>
+      <w:r>
+        <w:rPr>
+          <w:rFonts w:hint="default" w:ascii="Bodoni MT" w:hAnsi="Bodoni MT" w:cs="Bodoni MT"/>
+          <w:lang w:val="en-IN"/>
+        </w:rPr>
+        <w:t xml:space="preserve">in here, </w:t>
+      </w:r>
+      <w:r>
+        <w:rPr>
+          <w:rFonts w:hint="default" w:ascii="Bodoni MT" w:hAnsi="Bodoni MT" w:cs="Bodoni MT"/>
+          <w:b/>
+          <w:bCs/>
+          <w:lang w:val="en-IN"/>
+        </w:rPr>
+        <w:t>svc</w:t>
+      </w:r>
+      <w:r>
+        <w:rPr>
+          <w:rFonts w:hint="default" w:ascii="Bodoni MT" w:hAnsi="Bodoni MT" w:cs="Bodoni MT"/>
+          <w:b w:val="0"/>
+          <w:bCs w:val="0"/>
+          <w:lang w:val="en-IN"/>
+        </w:rPr>
+        <w:t xml:space="preserve"> means don’t access the pod directly, rather do using the </w:t>
+      </w:r>
+      <w:r>
+        <w:rPr>
+          <w:rFonts w:hint="default" w:ascii="Bodoni MT" w:hAnsi="Bodoni MT" w:cs="Bodoni MT"/>
+          <w:b/>
+          <w:bCs/>
+          <w:i/>
+          <w:iCs/>
+          <w:lang w:val="en-IN"/>
+        </w:rPr>
+        <w:t>db</w:t>
+      </w:r>
+      <w:r>
+        <w:rPr>
+          <w:rFonts w:hint="default" w:ascii="Bodoni MT" w:hAnsi="Bodoni MT" w:cs="Bodoni MT"/>
+          <w:b w:val="0"/>
+          <w:bCs w:val="0"/>
+          <w:i w:val="0"/>
+          <w:iCs w:val="0"/>
+          <w:lang w:val="en-IN"/>
+        </w:rPr>
+        <w:t xml:space="preserve"> service.</w:t>
+      </w:r>
+      <w:r>
+        <w:rPr>
+          <w:rFonts w:hint="default" w:ascii="Bodoni MT" w:hAnsi="Bodoni MT" w:cs="Bodoni MT"/>
+          <w:b w:val="0"/>
+          <w:bCs w:val="0"/>
+          <w:i w:val="0"/>
+          <w:iCs w:val="0"/>
+          <w:lang w:val="en-IN"/>
+        </w:rPr>
+        <w:br w:type="textWrapping"/>
+      </w:r>
+      <w:r>
+        <w:rPr>
+          <w:rFonts w:hint="default" w:ascii="Bodoni MT" w:hAnsi="Bodoni MT" w:cs="Bodoni MT"/>
+          <w:b/>
+          <w:bCs/>
+          <w:i w:val="0"/>
+          <w:iCs w:val="0"/>
+          <w:lang w:val="en-IN"/>
+        </w:rPr>
+        <w:t>cluster.local</w:t>
+      </w:r>
+      <w:r>
+        <w:rPr>
+          <w:rFonts w:hint="default" w:ascii="Bodoni MT" w:hAnsi="Bodoni MT" w:cs="Bodoni MT"/>
+          <w:b w:val="0"/>
+          <w:bCs w:val="0"/>
+          <w:i w:val="0"/>
+          <w:iCs w:val="0"/>
+          <w:lang w:val="en-IN"/>
+        </w:rPr>
+        <w:t xml:space="preserve"> is the internal DNS of the cluster. [</w:t>
+      </w:r>
+      <w:r>
+        <w:rPr>
+          <w:rFonts w:hint="default" w:ascii="Bodoni MT" w:hAnsi="Bodoni MT" w:cs="Bodoni MT"/>
+          <w:b/>
+          <w:bCs/>
+          <w:i w:val="0"/>
+          <w:iCs w:val="0"/>
+          <w:lang w:val="en-IN"/>
+        </w:rPr>
+        <w:t>.local</w:t>
+      </w:r>
+      <w:r>
+        <w:rPr>
+          <w:rFonts w:hint="default" w:ascii="Bodoni MT" w:hAnsi="Bodoni MT" w:cs="Bodoni MT"/>
+          <w:b w:val="0"/>
+          <w:bCs w:val="0"/>
+          <w:i w:val="0"/>
+          <w:iCs w:val="0"/>
+          <w:lang w:val="en-IN"/>
+        </w:rPr>
+        <w:t xml:space="preserve"> is a </w:t>
+      </w:r>
+      <w:r>
+        <w:rPr>
+          <w:rFonts w:hint="default" w:ascii="Bodoni MT" w:hAnsi="Bodoni MT" w:cs="Bodoni MT"/>
+          <w:b w:val="0"/>
+          <w:bCs w:val="0"/>
+          <w:i w:val="0"/>
+          <w:iCs w:val="0"/>
+          <w:color w:val="0070C0"/>
+          <w:shd w:val="clear" w:color="FFFFFF" w:fill="D9D9D9"/>
+          <w:lang w:val="en-IN"/>
+        </w:rPr>
+        <w:t>top-level-domain</w:t>
+      </w:r>
+      <w:r>
+        <w:rPr>
+          <w:rFonts w:hint="default" w:ascii="Bodoni MT" w:hAnsi="Bodoni MT" w:cs="Bodoni MT"/>
+          <w:b w:val="0"/>
+          <w:bCs w:val="0"/>
+          <w:i w:val="0"/>
+          <w:iCs w:val="0"/>
+          <w:lang w:val="en-IN"/>
+        </w:rPr>
+        <w:t xml:space="preserve"> just like </w:t>
+      </w:r>
+      <w:r>
+        <w:rPr>
+          <w:rFonts w:hint="default" w:ascii="Bodoni MT" w:hAnsi="Bodoni MT" w:cs="Bodoni MT"/>
+          <w:b w:val="0"/>
+          <w:bCs w:val="0"/>
+          <w:i/>
+          <w:iCs/>
+          <w:lang w:val="en-IN"/>
+        </w:rPr>
+        <w:t>.com</w:t>
+      </w:r>
+      <w:r>
+        <w:rPr>
+          <w:rFonts w:hint="default" w:ascii="Bodoni MT" w:hAnsi="Bodoni MT" w:cs="Bodoni MT"/>
+          <w:b w:val="0"/>
+          <w:bCs w:val="0"/>
+          <w:i w:val="0"/>
+          <w:iCs w:val="0"/>
+          <w:lang w:val="en-IN"/>
+        </w:rPr>
+        <w:t xml:space="preserve">, </w:t>
+      </w:r>
+      <w:r>
+        <w:rPr>
+          <w:rFonts w:hint="default" w:ascii="Bodoni MT" w:hAnsi="Bodoni MT" w:cs="Bodoni MT"/>
+          <w:b w:val="0"/>
+          <w:bCs w:val="0"/>
+          <w:i/>
+          <w:iCs/>
+          <w:lang w:val="en-IN"/>
+        </w:rPr>
+        <w:t>.in</w:t>
+      </w:r>
+      <w:r>
+        <w:rPr>
+          <w:rFonts w:hint="default" w:ascii="Bodoni MT" w:hAnsi="Bodoni MT" w:cs="Bodoni MT"/>
+          <w:b w:val="0"/>
+          <w:bCs w:val="0"/>
+          <w:i w:val="0"/>
+          <w:iCs w:val="0"/>
+          <w:lang w:val="en-IN"/>
+        </w:rPr>
+        <w:t xml:space="preserve"> ..etc but it is internal ]</w:t>
+      </w:r>
+      <w:r>
+        <w:rPr>
+          <w:rFonts w:hint="default" w:ascii="Bodoni MT" w:hAnsi="Bodoni MT" w:cs="Bodoni MT"/>
+          <w:b w:val="0"/>
+          <w:bCs w:val="0"/>
+          <w:i w:val="0"/>
+          <w:iCs w:val="0"/>
+          <w:lang w:val="en-IN"/>
+        </w:rPr>
+        <w:br w:type="textWrapping"/>
+      </w:r>
+      <w:r>
+        <w:rPr>
+          <w:rFonts w:hint="default" w:ascii="Bodoni MT" w:hAnsi="Bodoni MT" w:cs="Bodoni MT"/>
+        </w:rPr>
+        <w:drawing>
+          <wp:inline distT="0" distB="0" distL="114300" distR="114300">
+            <wp:extent cx="5109210" cy="2501265"/>
+            <wp:effectExtent l="0" t="0" r="8890" b="635"/>
+            <wp:docPr id="78" name="Picture 77"/>
+            <wp:cNvGraphicFramePr>
+              <a:graphicFrameLocks xmlns:a="http://schemas.openxmlformats.org/drawingml/2006/main" noChangeAspect="1"/>
+            </wp:cNvGraphicFramePr>
+            <a:graphic xmlns:a="http://schemas.openxmlformats.org/drawingml/2006/main">
+              <a:graphicData uri="http://schemas.openxmlformats.org/drawingml/2006/picture">
+                <pic:pic xmlns:pic="http://schemas.openxmlformats.org/drawingml/2006/picture">
+                  <pic:nvPicPr>
+                    <pic:cNvPr id="78" name="Picture 77"/>
+                    <pic:cNvPicPr>
+                      <a:picLocks noChangeAspect="1"/>
+                    </pic:cNvPicPr>
+                  </pic:nvPicPr>
+                  <pic:blipFill>
+                    <a:blip r:embed="rId36"/>
+                    <a:srcRect r="2920"/>
+                    <a:stretch>
+                      <a:fillRect/>
+                    </a:stretch>
+                  </pic:blipFill>
+                  <pic:spPr>
+                    <a:xfrm>
+                      <a:off x="0" y="0"/>
+                      <a:ext cx="5109210" cy="2501265"/>
+                    </a:xfrm>
+                    <a:prstGeom prst="rect">
+                      <a:avLst/>
+                    </a:prstGeom>
+                    <a:noFill/>
+                    <a:ln>
+                      <a:noFill/>
+                    </a:ln>
+                  </pic:spPr>
+                </pic:pic>
+              </a:graphicData>
+            </a:graphic>
+          </wp:inline>
+        </w:drawing>
+      </w:r>
+      <w:r>
+        <w:rPr>
+          <w:rFonts w:hint="default" w:ascii="Bodoni MT" w:hAnsi="Bodoni MT" w:cs="Bodoni MT"/>
+        </w:rPr>
+        <w:br w:type="textWrapping"/>
+      </w:r>
+      <w:r>
+        <w:rPr>
+          <w:rFonts w:hint="default" w:ascii="Bodoni MT" w:hAnsi="Bodoni MT" w:cs="Bodoni MT"/>
+        </w:rPr>
+        <w:drawing>
+          <wp:inline distT="0" distB="0" distL="114300" distR="114300">
+            <wp:extent cx="4026535" cy="1096010"/>
+            <wp:effectExtent l="0" t="0" r="12065" b="8890"/>
+            <wp:docPr id="79" name="Picture 78"/>
+            <wp:cNvGraphicFramePr>
+              <a:graphicFrameLocks xmlns:a="http://schemas.openxmlformats.org/drawingml/2006/main" noChangeAspect="1"/>
+            </wp:cNvGraphicFramePr>
+            <a:graphic xmlns:a="http://schemas.openxmlformats.org/drawingml/2006/main">
+              <a:graphicData uri="http://schemas.openxmlformats.org/drawingml/2006/picture">
+                <pic:pic xmlns:pic="http://schemas.openxmlformats.org/drawingml/2006/picture">
+                  <pic:nvPicPr>
+                    <pic:cNvPr id="79" name="Picture 78"/>
+                    <pic:cNvPicPr>
+                      <a:picLocks noChangeAspect="1"/>
+                    </pic:cNvPicPr>
+                  </pic:nvPicPr>
+                  <pic:blipFill>
+                    <a:blip r:embed="rId37"/>
+                    <a:stretch>
+                      <a:fillRect/>
+                    </a:stretch>
+                  </pic:blipFill>
+                  <pic:spPr>
+                    <a:xfrm>
+                      <a:off x="0" y="0"/>
+                      <a:ext cx="4026535" cy="1096010"/>
+                    </a:xfrm>
+                    <a:prstGeom prst="rect">
+                      <a:avLst/>
+                    </a:prstGeom>
+                    <a:noFill/>
+                    <a:ln>
+                      <a:noFill/>
+                    </a:ln>
+                  </pic:spPr>
+                </pic:pic>
+              </a:graphicData>
+            </a:graphic>
+          </wp:inline>
+        </w:drawing>
+      </w:r>
+    </w:p>
+    <w:p>
+      <w:pPr>
+        <w:keepNext w:val="0"/>
+        <w:keepLines w:val="0"/>
+        <w:widowControl/>
+        <w:numPr>
+          <w:ilvl w:val="1"/>
+          <w:numId w:val="11"/>
+        </w:numPr>
+        <w:suppressLineNumbers w:val="0"/>
+        <w:spacing w:before="0" w:beforeAutospacing="0" w:after="0" w:afterAutospacing="0" w:line="360" w:lineRule="auto"/>
+        <w:ind w:left="840" w:leftChars="0" w:right="0" w:hanging="420" w:firstLineChars="0"/>
+        <w:jc w:val="left"/>
+        <w:rPr>
+          <w:rFonts w:hint="default" w:ascii="Bodoni MT" w:hAnsi="Bodoni MT" w:cs="Bodoni MT"/>
+          <w:color w:val="auto"/>
+          <w:shd w:val="clear" w:color="auto" w:fill="auto"/>
+        </w:rPr>
+      </w:pPr>
+      <w:r>
+        <w:rPr>
+          <w:rFonts w:hint="default" w:ascii="Bodoni MT" w:hAnsi="Bodoni MT" w:cs="Bodoni MT"/>
+          <w:lang w:val="en-IN"/>
+        </w:rPr>
+        <w:t>If you want to get or create the resources present in a specific namespace then</w:t>
+      </w:r>
+      <w:r>
+        <w:rPr>
+          <w:rFonts w:hint="default" w:ascii="Bodoni MT" w:hAnsi="Bodoni MT" w:cs="Bodoni MT"/>
+          <w:lang w:val="en-IN"/>
+        </w:rPr>
+        <w:br w:type="textWrapping"/>
+      </w:r>
+      <w:r>
+        <w:rPr>
+          <w:rFonts w:hint="default" w:ascii="Bodoni MT" w:hAnsi="Bodoni MT" w:cs="Bodoni MT"/>
+          <w:b/>
+          <w:bCs/>
+          <w:color w:val="C00000"/>
+          <w:shd w:val="clear" w:color="auto" w:fill="auto"/>
+          <w:lang w:val="en-IN"/>
+        </w:rPr>
+        <w:t>kubectl get &lt;</w:t>
+      </w:r>
+      <w:r>
+        <w:rPr>
+          <w:rFonts w:hint="default" w:ascii="Bodoni MT" w:hAnsi="Bodoni MT" w:cs="Bodoni MT"/>
+          <w:b w:val="0"/>
+          <w:bCs w:val="0"/>
+          <w:color w:val="C00000"/>
+          <w:shd w:val="clear" w:color="auto" w:fill="auto"/>
+          <w:lang w:val="en-IN"/>
+        </w:rPr>
+        <w:t xml:space="preserve">resource type like </w:t>
+      </w:r>
+      <w:r>
+        <w:rPr>
+          <w:rFonts w:hint="default" w:ascii="Bodoni MT" w:hAnsi="Bodoni MT" w:cs="Bodoni MT"/>
+          <w:b w:val="0"/>
+          <w:bCs w:val="0"/>
+          <w:i/>
+          <w:iCs/>
+          <w:color w:val="C00000"/>
+          <w:shd w:val="clear" w:color="auto" w:fill="auto"/>
+          <w:lang w:val="en-IN"/>
+        </w:rPr>
+        <w:t>pod, rs, deploy</w:t>
+      </w:r>
+      <w:r>
+        <w:rPr>
+          <w:rFonts w:hint="default" w:ascii="Bodoni MT" w:hAnsi="Bodoni MT" w:cs="Bodoni MT"/>
+          <w:b/>
+          <w:bCs/>
+          <w:i w:val="0"/>
+          <w:iCs w:val="0"/>
+          <w:color w:val="C00000"/>
+          <w:shd w:val="clear" w:color="auto" w:fill="auto"/>
+          <w:lang w:val="en-IN"/>
+        </w:rPr>
+        <w:t>&gt;</w:t>
+      </w:r>
+      <w:r>
+        <w:rPr>
+          <w:rFonts w:hint="default" w:ascii="Bodoni MT" w:hAnsi="Bodoni MT" w:cs="Bodoni MT"/>
+          <w:b w:val="0"/>
+          <w:bCs w:val="0"/>
+          <w:i w:val="0"/>
+          <w:iCs w:val="0"/>
+          <w:color w:val="C00000"/>
+          <w:shd w:val="clear" w:color="auto" w:fill="auto"/>
+          <w:lang w:val="en-IN"/>
+        </w:rPr>
+        <w:t xml:space="preserve"> </w:t>
+      </w:r>
+      <w:r>
+        <w:rPr>
+          <w:rFonts w:hint="default" w:ascii="Bodoni MT" w:hAnsi="Bodoni MT" w:cs="Bodoni MT"/>
+          <w:b/>
+          <w:bCs/>
+          <w:i w:val="0"/>
+          <w:iCs w:val="0"/>
+          <w:color w:val="7030A0"/>
+          <w:shd w:val="clear" w:color="auto" w:fill="auto"/>
+          <w:lang w:val="en-IN"/>
+        </w:rPr>
+        <w:t>-n &lt;</w:t>
+      </w:r>
+      <w:r>
+        <w:rPr>
+          <w:rFonts w:hint="default" w:ascii="Bodoni MT" w:hAnsi="Bodoni MT" w:cs="Bodoni MT"/>
+          <w:b w:val="0"/>
+          <w:bCs w:val="0"/>
+          <w:i w:val="0"/>
+          <w:iCs w:val="0"/>
+          <w:color w:val="7030A0"/>
+          <w:shd w:val="clear" w:color="auto" w:fill="auto"/>
+          <w:lang w:val="en-IN"/>
+        </w:rPr>
+        <w:t>namespace name</w:t>
+      </w:r>
+      <w:r>
+        <w:rPr>
+          <w:rFonts w:hint="default" w:ascii="Bodoni MT" w:hAnsi="Bodoni MT" w:cs="Bodoni MT"/>
+          <w:b/>
+          <w:bCs/>
+          <w:i w:val="0"/>
+          <w:iCs w:val="0"/>
+          <w:color w:val="7030A0"/>
+          <w:shd w:val="clear" w:color="auto" w:fill="auto"/>
+          <w:lang w:val="en-IN"/>
+        </w:rPr>
+        <w:t>&gt;</w:t>
+      </w:r>
+      <w:r>
+        <w:rPr>
+          <w:rFonts w:hint="default" w:ascii="Bodoni MT" w:hAnsi="Bodoni MT" w:cs="Bodoni MT"/>
+          <w:b/>
+          <w:bCs/>
+          <w:i w:val="0"/>
+          <w:iCs w:val="0"/>
+          <w:color w:val="7030A0"/>
+          <w:shd w:val="clear" w:color="auto" w:fill="auto"/>
+          <w:lang w:val="en-IN"/>
+        </w:rPr>
+        <w:br w:type="textWrapping"/>
+      </w:r>
+      <w:r>
+        <w:rPr>
+          <w:rFonts w:hint="default" w:ascii="Bodoni MT" w:hAnsi="Bodoni MT" w:cs="Bodoni MT"/>
+          <w:b/>
+          <w:bCs/>
+          <w:i w:val="0"/>
+          <w:iCs w:val="0"/>
+          <w:color w:val="C00000"/>
+          <w:shd w:val="clear" w:color="auto" w:fill="auto"/>
+          <w:lang w:val="en-IN"/>
+        </w:rPr>
+        <w:t>kubectl creae -f &lt;</w:t>
+      </w:r>
+      <w:r>
+        <w:rPr>
+          <w:rFonts w:hint="default" w:ascii="Bodoni MT" w:hAnsi="Bodoni MT" w:cs="Bodoni MT"/>
+          <w:b w:val="0"/>
+          <w:bCs w:val="0"/>
+          <w:i w:val="0"/>
+          <w:iCs w:val="0"/>
+          <w:color w:val="C00000"/>
+          <w:shd w:val="clear" w:color="auto" w:fill="auto"/>
+          <w:lang w:val="en-IN"/>
+        </w:rPr>
+        <w:t>yaml file name</w:t>
+      </w:r>
+      <w:r>
+        <w:rPr>
+          <w:rFonts w:hint="default" w:ascii="Bodoni MT" w:hAnsi="Bodoni MT" w:cs="Bodoni MT"/>
+          <w:b/>
+          <w:bCs/>
+          <w:i w:val="0"/>
+          <w:iCs w:val="0"/>
+          <w:color w:val="C00000"/>
+          <w:shd w:val="clear" w:color="auto" w:fill="auto"/>
+          <w:lang w:val="en-IN"/>
+        </w:rPr>
+        <w:t>&gt;</w:t>
+      </w:r>
+      <w:r>
+        <w:rPr>
+          <w:rFonts w:hint="default" w:ascii="Bodoni MT" w:hAnsi="Bodoni MT" w:cs="Bodoni MT"/>
+          <w:b/>
+          <w:bCs/>
+          <w:i w:val="0"/>
+          <w:iCs w:val="0"/>
+          <w:color w:val="7030A0"/>
+          <w:shd w:val="clear" w:color="auto" w:fill="auto"/>
+          <w:lang w:val="en-IN"/>
+        </w:rPr>
+        <w:t xml:space="preserve"> -n &lt;namespace name&gt;</w:t>
+      </w:r>
+      <w:r>
+        <w:rPr>
+          <w:rFonts w:hint="default" w:ascii="Bodoni MT" w:hAnsi="Bodoni MT" w:cs="Bodoni MT"/>
+          <w:b/>
+          <w:bCs/>
+          <w:i w:val="0"/>
+          <w:iCs w:val="0"/>
+          <w:color w:val="7030A0"/>
+          <w:shd w:val="clear" w:color="FFFFFF" w:fill="D9D9D9"/>
+          <w:lang w:val="en-IN"/>
+        </w:rPr>
+        <w:br w:type="textWrapping"/>
+      </w:r>
+      <w:r>
+        <w:rPr>
+          <w:rFonts w:hint="default" w:ascii="Bodoni MT" w:hAnsi="Bodoni MT" w:cs="Bodoni MT"/>
+          <w:b/>
+          <w:bCs/>
+          <w:i w:val="0"/>
+          <w:iCs w:val="0"/>
+          <w:color w:val="auto"/>
+          <w:shd w:val="clear" w:color="FFFFFF" w:fill="D9D9D9"/>
+          <w:lang w:val="en-IN"/>
+        </w:rPr>
+        <w:t>[</w:t>
+      </w:r>
+      <w:r>
+        <w:rPr>
+          <w:rFonts w:hint="default" w:ascii="Bodoni MT" w:hAnsi="Bodoni MT" w:cs="Bodoni MT"/>
+          <w:b/>
+          <w:bCs/>
+          <w:i w:val="0"/>
+          <w:iCs w:val="0"/>
+          <w:color w:val="auto"/>
+          <w:highlight w:val="darkMagenta"/>
+          <w:shd w:val="clear" w:color="FFFFFF" w:fill="D9D9D9"/>
+          <w:lang w:val="en-IN"/>
+        </w:rPr>
+        <w:t xml:space="preserve"> </w:t>
+      </w:r>
+      <w:r>
+        <w:rPr>
+          <w:rFonts w:hint="default" w:ascii="Bodoni MT" w:hAnsi="Bodoni MT" w:cs="Bodoni MT"/>
+          <w:b/>
+          <w:bCs/>
+          <w:i w:val="0"/>
+          <w:iCs w:val="0"/>
+          <w:color w:val="FFFFFF" w:themeColor="background1"/>
+          <w:highlight w:val="darkMagenta"/>
+          <w:shd w:val="clear" w:color="FFFFFF" w:fill="D9D9D9"/>
+          <w:lang w:val="en-IN"/>
+          <w14:textFill>
+            <w14:solidFill>
+              <w14:schemeClr w14:val="bg1"/>
+            </w14:solidFill>
+          </w14:textFill>
+        </w:rPr>
+        <w:t>NOTE</w:t>
+      </w:r>
+      <w:r>
+        <w:rPr>
+          <w:rFonts w:hint="default" w:ascii="Bodoni MT" w:hAnsi="Bodoni MT" w:cs="Bodoni MT"/>
+          <w:b/>
+          <w:bCs/>
+          <w:i w:val="0"/>
+          <w:iCs w:val="0"/>
+          <w:color w:val="auto"/>
+          <w:highlight w:val="darkMagenta"/>
+          <w:shd w:val="clear" w:color="FFFFFF" w:fill="D9D9D9"/>
+          <w:lang w:val="en-IN"/>
+        </w:rPr>
+        <w:t>:</w:t>
+      </w:r>
+      <w:r>
+        <w:rPr>
+          <w:rFonts w:hint="default" w:ascii="Bodoni MT" w:hAnsi="Bodoni MT" w:cs="Bodoni MT"/>
+          <w:b/>
+          <w:bCs/>
+          <w:i w:val="0"/>
+          <w:iCs w:val="0"/>
+          <w:color w:val="auto"/>
+          <w:shd w:val="clear" w:color="FFFFFF" w:fill="D9D9D9"/>
+          <w:lang w:val="en-IN"/>
+        </w:rPr>
+        <w:t xml:space="preserve"> </w:t>
+      </w:r>
+      <w:r>
+        <w:rPr>
+          <w:rFonts w:hint="default" w:ascii="Bodoni MT" w:hAnsi="Bodoni MT" w:cs="Bodoni MT"/>
+          <w:b w:val="0"/>
+          <w:bCs w:val="0"/>
+          <w:i w:val="0"/>
+          <w:iCs w:val="0"/>
+          <w:color w:val="auto"/>
+          <w:shd w:val="clear" w:color="FFFFFF" w:fill="D9D9D9"/>
+          <w:lang w:val="en-IN"/>
+        </w:rPr>
+        <w:t>You need to write ‘</w:t>
+      </w:r>
+      <w:r>
+        <w:rPr>
+          <w:rFonts w:hint="default" w:ascii="Bodoni MT" w:hAnsi="Bodoni MT" w:cs="Bodoni MT"/>
+          <w:b/>
+          <w:bCs/>
+          <w:i/>
+          <w:iCs/>
+          <w:color w:val="auto"/>
+          <w:shd w:val="clear" w:color="FFFFFF" w:fill="D9D9D9"/>
+          <w:lang w:val="en-IN"/>
+        </w:rPr>
+        <w:t>create’</w:t>
+      </w:r>
+      <w:r>
+        <w:rPr>
+          <w:rFonts w:hint="default" w:ascii="Bodoni MT" w:hAnsi="Bodoni MT" w:cs="Bodoni MT"/>
+          <w:b w:val="0"/>
+          <w:bCs w:val="0"/>
+          <w:i w:val="0"/>
+          <w:iCs w:val="0"/>
+          <w:color w:val="auto"/>
+          <w:shd w:val="clear" w:color="FFFFFF" w:fill="D9D9D9"/>
+          <w:lang w:val="en-IN"/>
+        </w:rPr>
+        <w:t>, not ‘</w:t>
+      </w:r>
+      <w:r>
+        <w:rPr>
+          <w:rFonts w:hint="default" w:ascii="Bodoni MT" w:hAnsi="Bodoni MT" w:cs="Bodoni MT"/>
+          <w:b/>
+          <w:bCs/>
+          <w:i/>
+          <w:iCs/>
+          <w:color w:val="auto"/>
+          <w:shd w:val="clear" w:color="FFFFFF" w:fill="D9D9D9"/>
+          <w:lang w:val="en-IN"/>
+        </w:rPr>
+        <w:t xml:space="preserve">apply’ </w:t>
+      </w:r>
+      <w:r>
+        <w:rPr>
+          <w:rFonts w:hint="default" w:ascii="Bodoni MT" w:hAnsi="Bodoni MT" w:cs="Bodoni MT"/>
+          <w:b w:val="0"/>
+          <w:bCs w:val="0"/>
+          <w:i w:val="0"/>
+          <w:iCs w:val="0"/>
+          <w:color w:val="auto"/>
+          <w:shd w:val="clear" w:color="FFFFFF" w:fill="D9D9D9"/>
+          <w:lang w:val="en-IN"/>
+        </w:rPr>
+        <w:t xml:space="preserve">when you are creating something from tha yaml </w:t>
+      </w:r>
+      <w:r>
+        <w:rPr>
+          <w:rFonts w:hint="default" w:ascii="Bodoni MT" w:hAnsi="Bodoni MT" w:cs="Bodoni MT"/>
+          <w:b w:val="0"/>
+          <w:bCs w:val="0"/>
+          <w:i w:val="0"/>
+          <w:iCs w:val="0"/>
+          <w:color w:val="C00000"/>
+          <w:shd w:val="clear" w:color="FFFFFF" w:fill="D9D9D9"/>
+          <w:lang w:val="en-IN"/>
+        </w:rPr>
+        <w:t xml:space="preserve">first time </w:t>
+      </w:r>
+      <w:r>
+        <w:rPr>
+          <w:rFonts w:hint="default" w:ascii="Bodoni MT" w:hAnsi="Bodoni MT" w:cs="Bodoni MT"/>
+          <w:b/>
+          <w:bCs/>
+          <w:i w:val="0"/>
+          <w:iCs w:val="0"/>
+          <w:color w:val="7030A0"/>
+          <w:u w:val="single"/>
+          <w:shd w:val="clear" w:color="FFFFFF" w:fill="D9D9D9"/>
+          <w:lang w:val="en-IN"/>
+        </w:rPr>
+        <w:t>(still have to verify this)</w:t>
+      </w:r>
+      <w:r>
+        <w:rPr>
+          <w:rFonts w:hint="default" w:ascii="Bodoni MT" w:hAnsi="Bodoni MT" w:cs="Bodoni MT"/>
+          <w:b/>
+          <w:bCs/>
+          <w:i w:val="0"/>
+          <w:iCs w:val="0"/>
+          <w:color w:val="auto"/>
+          <w:shd w:val="clear" w:color="FFFFFF" w:fill="D9D9D9"/>
+          <w:lang w:val="en-IN"/>
+        </w:rPr>
+        <w:t xml:space="preserve"> ]</w:t>
+      </w:r>
+      <w:r>
+        <w:rPr>
+          <w:rFonts w:hint="default" w:ascii="Bodoni MT" w:hAnsi="Bodoni MT" w:cs="Bodoni MT"/>
+          <w:b/>
+          <w:bCs/>
+          <w:i w:val="0"/>
+          <w:iCs w:val="0"/>
+          <w:color w:val="auto"/>
+          <w:shd w:val="clear" w:color="FFFFFF" w:fill="D9D9D9"/>
+          <w:lang w:val="en-IN"/>
+        </w:rPr>
+        <w:br w:type="textWrapping"/>
+      </w:r>
+      <w:r>
+        <w:rPr>
+          <w:rFonts w:hint="default" w:ascii="Bodoni MT" w:hAnsi="Bodoni MT" w:cs="Bodoni MT"/>
+          <w:b/>
+          <w:bCs/>
+          <w:i w:val="0"/>
+          <w:iCs w:val="0"/>
+          <w:color w:val="auto"/>
+          <w:shd w:val="clear" w:color="FFFFFF" w:fill="D9D9D9"/>
+          <w:lang w:val="en-IN"/>
+        </w:rPr>
+        <w:t xml:space="preserve">[ </w:t>
+      </w:r>
+      <w:r>
+        <w:rPr>
+          <w:rFonts w:hint="default" w:ascii="Bodoni MT" w:hAnsi="Bodoni MT" w:cs="Bodoni MT"/>
+          <w:b w:val="0"/>
+          <w:bCs w:val="0"/>
+          <w:i w:val="0"/>
+          <w:iCs w:val="0"/>
+          <w:color w:val="auto"/>
+          <w:shd w:val="clear" w:color="FFFFFF" w:fill="D9D9D9"/>
+          <w:lang w:val="en-IN"/>
+        </w:rPr>
+        <w:t xml:space="preserve">if the </w:t>
+      </w:r>
+      <w:r>
+        <w:rPr>
+          <w:rFonts w:hint="default" w:ascii="Bodoni MT" w:hAnsi="Bodoni MT" w:cs="Bodoni MT"/>
+          <w:b/>
+          <w:bCs/>
+          <w:i w:val="0"/>
+          <w:iCs w:val="0"/>
+          <w:color w:val="auto"/>
+          <w:shd w:val="clear" w:color="FFFFFF" w:fill="D9D9D9"/>
+          <w:lang w:val="en-IN"/>
+        </w:rPr>
+        <w:t xml:space="preserve">namespace </w:t>
+      </w:r>
+      <w:r>
+        <w:rPr>
+          <w:rFonts w:hint="default" w:ascii="Bodoni MT" w:hAnsi="Bodoni MT" w:cs="Bodoni MT"/>
+          <w:b w:val="0"/>
+          <w:bCs w:val="0"/>
+          <w:i w:val="0"/>
+          <w:iCs w:val="0"/>
+          <w:color w:val="auto"/>
+          <w:shd w:val="clear" w:color="FFFFFF" w:fill="D9D9D9"/>
+          <w:lang w:val="en-IN"/>
+        </w:rPr>
+        <w:t xml:space="preserve">key is present in the </w:t>
+      </w:r>
+      <w:r>
+        <w:rPr>
+          <w:rFonts w:hint="default" w:ascii="Bodoni MT" w:hAnsi="Bodoni MT" w:cs="Bodoni MT"/>
+          <w:b w:val="0"/>
+          <w:bCs w:val="0"/>
+          <w:i/>
+          <w:iCs/>
+          <w:color w:val="auto"/>
+          <w:shd w:val="clear" w:color="FFFFFF" w:fill="D9D9D9"/>
+          <w:lang w:val="en-IN"/>
+        </w:rPr>
+        <w:t>yaml</w:t>
+      </w:r>
+      <w:r>
+        <w:rPr>
+          <w:rFonts w:hint="default" w:ascii="Bodoni MT" w:hAnsi="Bodoni MT" w:cs="Bodoni MT"/>
+          <w:b w:val="0"/>
+          <w:bCs w:val="0"/>
+          <w:i w:val="0"/>
+          <w:iCs w:val="0"/>
+          <w:color w:val="auto"/>
+          <w:shd w:val="clear" w:color="FFFFFF" w:fill="D9D9D9"/>
+          <w:lang w:val="en-IN"/>
+        </w:rPr>
+        <w:t xml:space="preserve"> file already, then no need to give </w:t>
+      </w:r>
+      <w:r>
+        <w:rPr>
+          <w:rFonts w:hint="default" w:ascii="Bodoni MT" w:hAnsi="Bodoni MT" w:cs="Bodoni MT"/>
+          <w:b/>
+          <w:bCs/>
+          <w:i/>
+          <w:iCs/>
+          <w:color w:val="auto"/>
+          <w:shd w:val="clear" w:color="FFFFFF" w:fill="D9D9D9"/>
+          <w:lang w:val="en-IN"/>
+        </w:rPr>
+        <w:t>--namespace</w:t>
+      </w:r>
+      <w:r>
+        <w:rPr>
+          <w:rFonts w:hint="default" w:ascii="Bodoni MT" w:hAnsi="Bodoni MT" w:cs="Bodoni MT"/>
+          <w:b w:val="0"/>
+          <w:bCs w:val="0"/>
+          <w:i w:val="0"/>
+          <w:iCs w:val="0"/>
+          <w:color w:val="auto"/>
+          <w:shd w:val="clear" w:color="FFFFFF" w:fill="D9D9D9"/>
+          <w:lang w:val="en-IN"/>
+        </w:rPr>
+        <w:t xml:space="preserve"> flag ]</w:t>
+      </w:r>
+    </w:p>
+    <w:p>
+      <w:pPr>
+        <w:keepNext w:val="0"/>
+        <w:keepLines w:val="0"/>
+        <w:widowControl/>
+        <w:numPr>
+          <w:ilvl w:val="1"/>
+          <w:numId w:val="11"/>
+        </w:numPr>
+        <w:suppressLineNumbers w:val="0"/>
+        <w:spacing w:before="0" w:beforeAutospacing="0" w:after="0" w:afterAutospacing="0" w:line="360" w:lineRule="auto"/>
+        <w:ind w:left="840" w:leftChars="0" w:right="0" w:hanging="420" w:firstLineChars="0"/>
+        <w:jc w:val="left"/>
+        <w:rPr>
+          <w:rFonts w:hint="default" w:ascii="Bodoni MT" w:hAnsi="Bodoni MT" w:cs="Bodoni MT"/>
+          <w:b w:val="0"/>
+          <w:bCs w:val="0"/>
+          <w:color w:val="auto"/>
+          <w:shd w:val="clear" w:color="auto" w:fill="auto"/>
+        </w:rPr>
+      </w:pPr>
+      <w:r>
+        <w:rPr>
+          <w:rFonts w:hint="default" w:ascii="Bodoni MT" w:hAnsi="Bodoni MT" w:cs="Bodoni MT"/>
+          <w:b w:val="0"/>
+          <w:bCs w:val="0"/>
+          <w:color w:val="auto"/>
+          <w:shd w:val="clear" w:color="auto" w:fill="auto"/>
+          <w:lang w:val="en-IN"/>
+        </w:rPr>
+        <w:t xml:space="preserve">Or, in </w:t>
+      </w:r>
+      <w:r>
+        <w:rPr>
+          <w:rFonts w:hint="default" w:ascii="Bodoni MT" w:hAnsi="Bodoni MT" w:cs="Bodoni MT"/>
+          <w:b/>
+          <w:bCs/>
+          <w:i/>
+          <w:iCs/>
+          <w:color w:val="auto"/>
+          <w:shd w:val="clear" w:color="auto" w:fill="auto"/>
+          <w:lang w:val="en-IN"/>
+        </w:rPr>
+        <w:t>yaml</w:t>
+      </w:r>
+      <w:r>
+        <w:rPr>
+          <w:rFonts w:hint="default" w:ascii="Bodoni MT" w:hAnsi="Bodoni MT" w:cs="Bodoni MT"/>
+          <w:b w:val="0"/>
+          <w:bCs w:val="0"/>
+          <w:i w:val="0"/>
+          <w:iCs w:val="0"/>
+          <w:color w:val="auto"/>
+          <w:shd w:val="clear" w:color="auto" w:fill="auto"/>
+          <w:lang w:val="en-IN"/>
+        </w:rPr>
+        <w:t xml:space="preserve"> you can write </w:t>
+      </w:r>
+      <w:r>
+        <w:rPr>
+          <w:rFonts w:hint="default" w:ascii="Bodoni MT" w:hAnsi="Bodoni MT" w:cs="Bodoni MT"/>
+          <w:b/>
+          <w:bCs/>
+          <w:i/>
+          <w:iCs/>
+          <w:color w:val="auto"/>
+          <w:shd w:val="clear" w:color="auto" w:fill="auto"/>
+          <w:lang w:val="en-IN"/>
+        </w:rPr>
+        <w:t>namespace</w:t>
+      </w:r>
+      <w:r>
+        <w:rPr>
+          <w:rFonts w:hint="default" w:ascii="Bodoni MT" w:hAnsi="Bodoni MT" w:cs="Bodoni MT"/>
+          <w:b w:val="0"/>
+          <w:bCs w:val="0"/>
+          <w:i w:val="0"/>
+          <w:iCs w:val="0"/>
+          <w:color w:val="auto"/>
+          <w:shd w:val="clear" w:color="auto" w:fill="auto"/>
+          <w:lang w:val="en-IN"/>
+        </w:rPr>
+        <w:t xml:space="preserve"> inside metadata section.</w:t>
+      </w:r>
+      <w:r>
+        <w:rPr>
+          <w:rFonts w:hint="default" w:ascii="Bodoni MT" w:hAnsi="Bodoni MT" w:cs="Bodoni MT"/>
+          <w:b w:val="0"/>
+          <w:bCs w:val="0"/>
+          <w:i w:val="0"/>
+          <w:iCs w:val="0"/>
+          <w:color w:val="auto"/>
+          <w:shd w:val="clear" w:color="auto" w:fill="auto"/>
+          <w:lang w:val="en-IN"/>
+        </w:rPr>
+        <w:br w:type="textWrapping"/>
+      </w:r>
+      <w:r>
+        <w:rPr>
+          <w:rFonts w:hint="default" w:ascii="Bodoni MT" w:hAnsi="Bodoni MT" w:cs="Bodoni MT"/>
+        </w:rPr>
+        <w:drawing>
+          <wp:inline distT="0" distB="0" distL="114300" distR="114300">
+            <wp:extent cx="1492885" cy="1172845"/>
+            <wp:effectExtent l="0" t="0" r="5715" b="8255"/>
+            <wp:docPr id="80" name="Picture 79"/>
+            <wp:cNvGraphicFramePr>
+              <a:graphicFrameLocks xmlns:a="http://schemas.openxmlformats.org/drawingml/2006/main" noChangeAspect="1"/>
+            </wp:cNvGraphicFramePr>
+            <a:graphic xmlns:a="http://schemas.openxmlformats.org/drawingml/2006/main">
+              <a:graphicData uri="http://schemas.openxmlformats.org/drawingml/2006/picture">
+                <pic:pic xmlns:pic="http://schemas.openxmlformats.org/drawingml/2006/picture">
+                  <pic:nvPicPr>
+                    <pic:cNvPr id="80" name="Picture 79"/>
+                    <pic:cNvPicPr>
+                      <a:picLocks noChangeAspect="1"/>
+                    </pic:cNvPicPr>
+                  </pic:nvPicPr>
+                  <pic:blipFill>
+                    <a:blip r:embed="rId38"/>
+                    <a:stretch>
+                      <a:fillRect/>
+                    </a:stretch>
+                  </pic:blipFill>
+                  <pic:spPr>
+                    <a:xfrm>
+                      <a:off x="0" y="0"/>
+                      <a:ext cx="1492885" cy="1172845"/>
+                    </a:xfrm>
+                    <a:prstGeom prst="rect">
+                      <a:avLst/>
+                    </a:prstGeom>
+                    <a:noFill/>
+                    <a:ln>
+                      <a:noFill/>
+                    </a:ln>
+                  </pic:spPr>
+                </pic:pic>
+              </a:graphicData>
+            </a:graphic>
+          </wp:inline>
+        </w:drawing>
+      </w:r>
+    </w:p>
+    <w:p>
+      <w:pPr>
+        <w:keepNext w:val="0"/>
+        <w:keepLines w:val="0"/>
+        <w:widowControl/>
+        <w:numPr>
+          <w:ilvl w:val="1"/>
+          <w:numId w:val="11"/>
+        </w:numPr>
+        <w:suppressLineNumbers w:val="0"/>
+        <w:spacing w:before="0" w:beforeAutospacing="0" w:after="0" w:afterAutospacing="0" w:line="360" w:lineRule="auto"/>
+        <w:ind w:left="840" w:leftChars="0" w:right="0" w:hanging="420" w:firstLineChars="0"/>
+        <w:jc w:val="left"/>
+        <w:rPr>
+          <w:rFonts w:hint="default" w:ascii="Bodoni MT" w:hAnsi="Bodoni MT" w:cs="Bodoni MT"/>
+          <w:b w:val="0"/>
+          <w:bCs w:val="0"/>
+          <w:color w:val="auto"/>
+          <w:shd w:val="clear" w:color="auto" w:fill="auto"/>
+        </w:rPr>
+      </w:pPr>
+      <w:r>
+        <w:rPr>
+          <w:rFonts w:hint="default" w:ascii="Bodoni MT" w:hAnsi="Bodoni MT" w:cs="Bodoni MT"/>
+          <w:lang w:val="en-IN"/>
+        </w:rPr>
+        <w:t xml:space="preserve">To create a </w:t>
+      </w:r>
+      <w:r>
+        <w:rPr>
+          <w:rFonts w:hint="default" w:ascii="Bodoni MT" w:hAnsi="Bodoni MT" w:cs="Bodoni MT"/>
+          <w:i/>
+          <w:iCs/>
+          <w:lang w:val="en-IN"/>
+        </w:rPr>
+        <w:t>namespace</w:t>
+      </w:r>
+      <w:r>
+        <w:rPr>
+          <w:rFonts w:hint="default" w:ascii="Bodoni MT" w:hAnsi="Bodoni MT" w:cs="Bodoni MT"/>
+          <w:i w:val="0"/>
+          <w:iCs w:val="0"/>
+          <w:lang w:val="en-IN"/>
+        </w:rPr>
+        <w:t>, the yaml file format will be like this</w:t>
+      </w:r>
+      <w:r>
+        <w:rPr>
+          <w:rFonts w:hint="default" w:ascii="Bodoni MT" w:hAnsi="Bodoni MT" w:cs="Bodoni MT"/>
+          <w:i w:val="0"/>
+          <w:iCs w:val="0"/>
+          <w:lang w:val="en-IN"/>
+        </w:rPr>
+        <w:br w:type="textWrapping"/>
+      </w:r>
+      <w:r>
+        <w:rPr>
+          <w:rFonts w:hint="default" w:ascii="Bodoni MT" w:hAnsi="Bodoni MT" w:cs="Bodoni MT"/>
+        </w:rPr>
+        <w:drawing>
+          <wp:inline distT="0" distB="0" distL="114300" distR="114300">
+            <wp:extent cx="5267960" cy="808990"/>
+            <wp:effectExtent l="0" t="0" r="2540" b="3810"/>
+            <wp:docPr id="81" name="Picture 80"/>
+            <wp:cNvGraphicFramePr>
+              <a:graphicFrameLocks xmlns:a="http://schemas.openxmlformats.org/drawingml/2006/main" noChangeAspect="1"/>
+            </wp:cNvGraphicFramePr>
+            <a:graphic xmlns:a="http://schemas.openxmlformats.org/drawingml/2006/main">
+              <a:graphicData uri="http://schemas.openxmlformats.org/drawingml/2006/picture">
+                <pic:pic xmlns:pic="http://schemas.openxmlformats.org/drawingml/2006/picture">
+                  <pic:nvPicPr>
+                    <pic:cNvPr id="81" name="Picture 80"/>
+                    <pic:cNvPicPr>
+                      <a:picLocks noChangeAspect="1"/>
+                    </pic:cNvPicPr>
+                  </pic:nvPicPr>
+                  <pic:blipFill>
+                    <a:blip r:embed="rId39"/>
+                    <a:stretch>
+                      <a:fillRect/>
+                    </a:stretch>
+                  </pic:blipFill>
+                  <pic:spPr>
+                    <a:xfrm>
+                      <a:off x="0" y="0"/>
+                      <a:ext cx="5267960" cy="808990"/>
+                    </a:xfrm>
+                    <a:prstGeom prst="rect">
+                      <a:avLst/>
+                    </a:prstGeom>
+                    <a:noFill/>
+                    <a:ln>
+                      <a:noFill/>
+                    </a:ln>
+                  </pic:spPr>
+                </pic:pic>
+              </a:graphicData>
+            </a:graphic>
+          </wp:inline>
+        </w:drawing>
+      </w:r>
+      <w:r>
+        <w:rPr>
+          <w:rFonts w:hint="default" w:ascii="Bodoni MT" w:hAnsi="Bodoni MT" w:cs="Bodoni MT"/>
+        </w:rPr>
+        <w:br w:type="textWrapping"/>
+      </w:r>
+      <w:r>
+        <w:rPr>
+          <w:rFonts w:hint="default" w:ascii="Bodoni MT" w:hAnsi="Bodoni MT" w:cs="Bodoni MT"/>
+        </w:rPr>
+        <w:drawing>
+          <wp:inline distT="0" distB="0" distL="114300" distR="114300">
+            <wp:extent cx="1409700" cy="958215"/>
+            <wp:effectExtent l="0" t="0" r="0" b="6985"/>
+            <wp:docPr id="82" name="Picture 81"/>
+            <wp:cNvGraphicFramePr>
+              <a:graphicFrameLocks xmlns:a="http://schemas.openxmlformats.org/drawingml/2006/main" noChangeAspect="1"/>
+            </wp:cNvGraphicFramePr>
+            <a:graphic xmlns:a="http://schemas.openxmlformats.org/drawingml/2006/main">
+              <a:graphicData uri="http://schemas.openxmlformats.org/drawingml/2006/picture">
+                <pic:pic xmlns:pic="http://schemas.openxmlformats.org/drawingml/2006/picture">
+                  <pic:nvPicPr>
+                    <pic:cNvPr id="82" name="Picture 81"/>
+                    <pic:cNvPicPr>
+                      <a:picLocks noChangeAspect="1"/>
+                    </pic:cNvPicPr>
+                  </pic:nvPicPr>
+                  <pic:blipFill>
+                    <a:blip r:embed="rId40"/>
+                    <a:stretch>
+                      <a:fillRect/>
+                    </a:stretch>
+                  </pic:blipFill>
+                  <pic:spPr>
+                    <a:xfrm>
+                      <a:off x="0" y="0"/>
+                      <a:ext cx="1409700" cy="958215"/>
+                    </a:xfrm>
+                    <a:prstGeom prst="rect">
+                      <a:avLst/>
+                    </a:prstGeom>
+                    <a:noFill/>
+                    <a:ln>
+                      <a:noFill/>
+                    </a:ln>
+                  </pic:spPr>
+                </pic:pic>
+              </a:graphicData>
+            </a:graphic>
+          </wp:inline>
+        </w:drawing>
+      </w:r>
+    </w:p>
+    <w:p>
+      <w:pPr>
+        <w:keepNext w:val="0"/>
+        <w:keepLines w:val="0"/>
+        <w:widowControl/>
+        <w:numPr>
+          <w:ilvl w:val="0"/>
+          <w:numId w:val="11"/>
+        </w:numPr>
+        <w:suppressLineNumbers w:val="0"/>
+        <w:spacing w:before="0" w:beforeAutospacing="0" w:after="0" w:afterAutospacing="0" w:line="360" w:lineRule="auto"/>
+        <w:ind w:left="420" w:leftChars="0" w:right="0" w:hanging="420" w:firstLineChars="0"/>
+        <w:jc w:val="left"/>
+        <w:rPr>
+          <w:rFonts w:hint="default" w:ascii="Bodoni MT" w:hAnsi="Bodoni MT" w:cs="Bodoni MT"/>
+        </w:rPr>
+      </w:pPr>
+      <w:r>
+        <w:rPr>
+          <w:rFonts w:hint="default" w:ascii="Bodoni MT" w:hAnsi="Bodoni MT" w:cs="Bodoni MT"/>
+          <w:lang w:val="en-IN"/>
+        </w:rPr>
+        <w:t xml:space="preserve">All the </w:t>
+      </w:r>
+      <w:r>
+        <w:rPr>
+          <w:rFonts w:hint="default" w:ascii="Bodoni MT" w:hAnsi="Bodoni MT" w:cs="Bodoni MT"/>
+          <w:b/>
+          <w:bCs/>
+          <w:i/>
+          <w:iCs/>
+          <w:lang w:val="en-IN"/>
+        </w:rPr>
+        <w:t>namespace</w:t>
+      </w:r>
+      <w:r>
+        <w:rPr>
+          <w:rFonts w:hint="default" w:ascii="Bodoni MT" w:hAnsi="Bodoni MT" w:cs="Bodoni MT"/>
+          <w:b w:val="0"/>
+          <w:bCs w:val="0"/>
+          <w:i w:val="0"/>
+          <w:iCs w:val="0"/>
+          <w:lang w:val="en-IN"/>
+        </w:rPr>
+        <w:t xml:space="preserve"> configures while setup:</w:t>
+      </w:r>
+    </w:p>
+    <w:p>
+      <w:pPr>
+        <w:keepNext w:val="0"/>
+        <w:keepLines w:val="0"/>
+        <w:widowControl/>
+        <w:numPr>
+          <w:ilvl w:val="1"/>
+          <w:numId w:val="11"/>
+        </w:numPr>
+        <w:suppressLineNumbers w:val="0"/>
+        <w:spacing w:before="0" w:beforeAutospacing="0" w:after="0" w:afterAutospacing="0" w:line="360" w:lineRule="auto"/>
+        <w:ind w:left="840" w:leftChars="0" w:right="0" w:hanging="420" w:firstLineChars="0"/>
+        <w:jc w:val="left"/>
+        <w:rPr>
+          <w:rFonts w:hint="default" w:ascii="Bodoni MT" w:hAnsi="Bodoni MT" w:cs="Bodoni MT"/>
+        </w:rPr>
+      </w:pPr>
+      <w:r>
+        <w:rPr>
+          <w:rFonts w:hint="default" w:ascii="Bodoni MT" w:hAnsi="Bodoni MT" w:cs="Bodoni MT"/>
+          <w:b w:val="0"/>
+          <w:bCs w:val="0"/>
+          <w:i w:val="0"/>
+          <w:iCs w:val="0"/>
+          <w:lang w:val="en-IN"/>
+        </w:rPr>
+        <w:t xml:space="preserve">When a kubernetes </w:t>
+      </w:r>
+      <w:r>
+        <w:rPr>
+          <w:rFonts w:hint="default" w:ascii="Bodoni MT" w:hAnsi="Bodoni MT" w:cs="Bodoni MT"/>
+          <w:b w:val="0"/>
+          <w:bCs w:val="0"/>
+          <w:i/>
+          <w:iCs/>
+          <w:lang w:val="en-IN"/>
+        </w:rPr>
+        <w:t>cluster</w:t>
+      </w:r>
+      <w:r>
+        <w:rPr>
+          <w:rFonts w:hint="default" w:ascii="Bodoni MT" w:hAnsi="Bodoni MT" w:cs="Bodoni MT"/>
+          <w:b w:val="0"/>
+          <w:bCs w:val="0"/>
+          <w:i w:val="0"/>
+          <w:iCs w:val="0"/>
+          <w:lang w:val="en-IN"/>
+        </w:rPr>
+        <w:t xml:space="preserve"> is first setup, </w:t>
+      </w:r>
+      <w:r>
+        <w:rPr>
+          <w:rFonts w:hint="default" w:ascii="Bodoni MT" w:hAnsi="Bodoni MT" w:cs="Bodoni MT"/>
+          <w:b/>
+          <w:bCs/>
+          <w:i/>
+          <w:iCs/>
+          <w:color w:val="0070C0"/>
+          <w:shd w:val="clear" w:color="FFFFFF" w:fill="D9D9D9"/>
+          <w:lang w:val="en-IN"/>
+        </w:rPr>
+        <w:t>default</w:t>
+      </w:r>
+      <w:r>
+        <w:rPr>
+          <w:rFonts w:hint="default" w:ascii="Bodoni MT" w:hAnsi="Bodoni MT" w:cs="Bodoni MT"/>
+          <w:b w:val="0"/>
+          <w:bCs w:val="0"/>
+          <w:i w:val="0"/>
+          <w:iCs w:val="0"/>
+          <w:lang w:val="en-IN"/>
+        </w:rPr>
+        <w:t xml:space="preserve"> namespace is created.</w:t>
+      </w:r>
+      <w:r>
+        <w:rPr>
+          <w:rFonts w:hint="default" w:ascii="Bodoni MT" w:hAnsi="Bodoni MT" w:cs="Bodoni MT"/>
+          <w:b w:val="0"/>
+          <w:bCs w:val="0"/>
+          <w:i w:val="0"/>
+          <w:iCs w:val="0"/>
+          <w:lang w:val="en-IN"/>
+        </w:rPr>
+        <w:br w:type="textWrapping"/>
+      </w:r>
+      <w:r>
+        <w:rPr>
+          <w:rFonts w:hint="default" w:ascii="Bodoni MT" w:hAnsi="Bodoni MT" w:cs="Bodoni MT"/>
+          <w:b w:val="0"/>
+          <w:bCs w:val="0"/>
+          <w:i w:val="0"/>
+          <w:iCs w:val="0"/>
+          <w:lang w:val="en-IN"/>
+        </w:rPr>
+        <w:t>Whatever resources you create, it is created inside this.</w:t>
+      </w:r>
+    </w:p>
+    <w:p>
+      <w:pPr>
+        <w:keepNext w:val="0"/>
+        <w:keepLines w:val="0"/>
+        <w:widowControl/>
+        <w:numPr>
+          <w:ilvl w:val="1"/>
+          <w:numId w:val="11"/>
+        </w:numPr>
+        <w:suppressLineNumbers w:val="0"/>
+        <w:spacing w:before="0" w:beforeAutospacing="0" w:after="0" w:afterAutospacing="0" w:line="360" w:lineRule="auto"/>
+        <w:ind w:left="840" w:leftChars="0" w:right="0" w:hanging="420" w:firstLineChars="0"/>
+        <w:jc w:val="left"/>
+        <w:rPr>
+          <w:rFonts w:hint="default" w:ascii="Bodoni MT" w:hAnsi="Bodoni MT" w:cs="Bodoni MT"/>
+        </w:rPr>
+      </w:pPr>
+      <w:r>
+        <w:rPr>
+          <w:rFonts w:hint="default" w:ascii="Bodoni MT" w:hAnsi="Bodoni MT" w:cs="Bodoni MT"/>
+          <w:lang w:val="en-IN"/>
+        </w:rPr>
+        <w:t xml:space="preserve">Kubernetes creates a set of Pods and Services for its internal puspose. These all stays in the namespace called </w:t>
+      </w:r>
+      <w:r>
+        <w:rPr>
+          <w:rFonts w:hint="default" w:ascii="Bodoni MT" w:hAnsi="Bodoni MT" w:cs="Bodoni MT"/>
+          <w:b/>
+          <w:bCs/>
+          <w:i/>
+          <w:iCs/>
+          <w:color w:val="0070C0"/>
+          <w:shd w:val="clear" w:color="FFFFFF" w:fill="D9D9D9"/>
+          <w:lang w:val="en-IN"/>
+        </w:rPr>
+        <w:t>kube-system</w:t>
+      </w:r>
+      <w:r>
+        <w:rPr>
+          <w:rFonts w:hint="default" w:ascii="Bodoni MT" w:hAnsi="Bodoni MT" w:cs="Bodoni MT"/>
+          <w:b w:val="0"/>
+          <w:bCs w:val="0"/>
+          <w:i w:val="0"/>
+          <w:iCs w:val="0"/>
+          <w:lang w:val="en-IN"/>
+        </w:rPr>
+        <w:t xml:space="preserve"> .</w:t>
+      </w:r>
+    </w:p>
+    <w:p>
+      <w:pPr>
+        <w:keepNext w:val="0"/>
+        <w:keepLines w:val="0"/>
+        <w:widowControl/>
+        <w:numPr>
+          <w:ilvl w:val="1"/>
+          <w:numId w:val="11"/>
+        </w:numPr>
+        <w:suppressLineNumbers w:val="0"/>
+        <w:spacing w:before="0" w:beforeAutospacing="0" w:after="0" w:afterAutospacing="0" w:line="360" w:lineRule="auto"/>
+        <w:ind w:left="840" w:leftChars="0" w:right="0" w:hanging="420" w:firstLineChars="0"/>
+        <w:jc w:val="left"/>
+        <w:rPr>
+          <w:rFonts w:hint="default" w:ascii="Bodoni MT" w:hAnsi="Bodoni MT" w:cs="Bodoni MT"/>
+        </w:rPr>
+      </w:pPr>
+      <w:r>
+        <w:rPr>
+          <w:rFonts w:hint="default" w:ascii="Bodoni MT" w:hAnsi="Bodoni MT" w:cs="Bodoni MT"/>
+          <w:b w:val="0"/>
+          <w:bCs w:val="0"/>
+          <w:i w:val="0"/>
+          <w:iCs w:val="0"/>
+          <w:lang w:val="en-IN"/>
+        </w:rPr>
+        <w:t xml:space="preserve">There is another namespace called </w:t>
+      </w:r>
+      <w:r>
+        <w:rPr>
+          <w:rFonts w:hint="default" w:ascii="Bodoni MT" w:hAnsi="Bodoni MT" w:cs="Bodoni MT"/>
+          <w:b/>
+          <w:bCs/>
+          <w:i/>
+          <w:iCs/>
+          <w:color w:val="0070C0"/>
+          <w:shd w:val="clear" w:color="FFFFFF" w:fill="D9D9D9"/>
+          <w:lang w:val="en-IN"/>
+        </w:rPr>
+        <w:t>kube-public</w:t>
+      </w:r>
+      <w:r>
+        <w:rPr>
+          <w:rFonts w:hint="default" w:ascii="Bodoni MT" w:hAnsi="Bodoni MT" w:cs="Bodoni MT"/>
+          <w:b w:val="0"/>
+          <w:bCs w:val="0"/>
+          <w:i w:val="0"/>
+          <w:iCs w:val="0"/>
+          <w:lang w:val="en-IN"/>
+        </w:rPr>
+        <w:t xml:space="preserve"> where resources available to all users are created.</w:t>
+      </w:r>
+    </w:p>
+    <w:p>
+      <w:pPr>
+        <w:keepNext w:val="0"/>
+        <w:keepLines w:val="0"/>
+        <w:widowControl/>
+        <w:numPr>
+          <w:ilvl w:val="0"/>
+          <w:numId w:val="11"/>
+        </w:numPr>
+        <w:suppressLineNumbers w:val="0"/>
+        <w:spacing w:before="0" w:beforeAutospacing="0" w:after="0" w:afterAutospacing="0" w:line="360" w:lineRule="auto"/>
+        <w:ind w:left="420" w:leftChars="0" w:right="0" w:hanging="420" w:firstLineChars="0"/>
+        <w:jc w:val="left"/>
+        <w:rPr>
+          <w:rFonts w:hint="default" w:ascii="Bodoni MT" w:hAnsi="Bodoni MT" w:cs="Bodoni MT"/>
+        </w:rPr>
+      </w:pPr>
+      <w:r>
+        <w:rPr>
+          <w:rFonts w:hint="default" w:ascii="Bodoni MT" w:hAnsi="Bodoni MT" w:cs="Bodoni MT"/>
+          <w:lang w:val="en-IN"/>
+        </w:rPr>
+        <w:t xml:space="preserve">You can create </w:t>
+      </w:r>
+      <w:r>
+        <w:rPr>
+          <w:rFonts w:hint="default" w:ascii="Bodoni MT" w:hAnsi="Bodoni MT" w:cs="Bodoni MT"/>
+          <w:b/>
+          <w:bCs/>
+          <w:color w:val="7030A0"/>
+          <w:shd w:val="clear" w:color="FFFFFF" w:fill="D9D9D9"/>
+          <w:lang w:val="en-IN"/>
+        </w:rPr>
+        <w:t>quota</w:t>
+      </w:r>
+      <w:r>
+        <w:rPr>
+          <w:rFonts w:hint="default" w:ascii="Bodoni MT" w:hAnsi="Bodoni MT" w:cs="Bodoni MT"/>
+          <w:b w:val="0"/>
+          <w:bCs w:val="0"/>
+          <w:color w:val="7030A0"/>
+          <w:shd w:val="clear" w:color="FFFFFF" w:fill="D9D9D9"/>
+          <w:lang w:val="en-IN"/>
+        </w:rPr>
+        <w:t xml:space="preserve"> (</w:t>
+      </w:r>
+      <w:r>
+        <w:rPr>
+          <w:rFonts w:hint="default" w:ascii="Bodoni MT" w:hAnsi="Bodoni MT" w:cs="Bodoni MT"/>
+          <w:b w:val="0"/>
+          <w:bCs w:val="0"/>
+          <w:color w:val="auto"/>
+          <w:shd w:val="clear" w:color="FFFFFF" w:fill="D9D9D9"/>
+          <w:lang w:val="en-IN"/>
+        </w:rPr>
+        <w:t>long format:</w:t>
+      </w:r>
+      <w:r>
+        <w:rPr>
+          <w:rFonts w:hint="default" w:ascii="Bodoni MT" w:hAnsi="Bodoni MT" w:cs="Bodoni MT"/>
+          <w:b w:val="0"/>
+          <w:bCs w:val="0"/>
+          <w:color w:val="7030A0"/>
+          <w:shd w:val="clear" w:color="FFFFFF" w:fill="D9D9D9"/>
+          <w:lang w:val="en-IN"/>
+        </w:rPr>
+        <w:t xml:space="preserve"> </w:t>
+      </w:r>
+      <w:r>
+        <w:rPr>
+          <w:rFonts w:hint="default" w:ascii="Bodoni MT" w:hAnsi="Bodoni MT" w:cs="Bodoni MT"/>
+          <w:b/>
+          <w:bCs/>
+          <w:color w:val="7030A0"/>
+          <w:shd w:val="clear" w:color="FFFFFF" w:fill="D9D9D9"/>
+          <w:lang w:val="en-IN"/>
+        </w:rPr>
+        <w:t>ResourceQuota</w:t>
+      </w:r>
+      <w:r>
+        <w:rPr>
+          <w:rFonts w:hint="default" w:ascii="Bodoni MT" w:hAnsi="Bodoni MT" w:cs="Bodoni MT"/>
+          <w:b w:val="0"/>
+          <w:bCs w:val="0"/>
+          <w:color w:val="7030A0"/>
+          <w:shd w:val="clear" w:color="FFFFFF" w:fill="D9D9D9"/>
+          <w:lang w:val="en-IN"/>
+        </w:rPr>
+        <w:t>)</w:t>
+      </w:r>
+      <w:r>
+        <w:rPr>
+          <w:rFonts w:hint="default" w:ascii="Bodoni MT" w:hAnsi="Bodoni MT" w:cs="Bodoni MT"/>
+          <w:b/>
+          <w:bCs/>
+          <w:lang w:val="en-IN"/>
+        </w:rPr>
+        <w:t xml:space="preserve"> </w:t>
+      </w:r>
+      <w:r>
+        <w:rPr>
+          <w:rFonts w:hint="default" w:ascii="Bodoni MT" w:hAnsi="Bodoni MT" w:cs="Bodoni MT"/>
+          <w:lang w:val="en-IN"/>
+        </w:rPr>
+        <w:t>to the namespaces (setting the limits)</w:t>
+      </w:r>
+      <w:r>
+        <w:rPr>
+          <w:rFonts w:hint="default" w:ascii="Bodoni MT" w:hAnsi="Bodoni MT" w:cs="Bodoni MT"/>
+          <w:lang w:val="en-IN"/>
+        </w:rPr>
+        <w:br w:type="textWrapping"/>
+      </w:r>
+      <w:r>
+        <w:rPr>
+          <w:rFonts w:hint="default" w:ascii="Bodoni MT" w:hAnsi="Bodoni MT" w:eastAsia="SimSun" w:cs="Bodoni MT"/>
+          <w:sz w:val="24"/>
+          <w:szCs w:val="24"/>
+        </w:rPr>
+        <w:drawing>
+          <wp:inline distT="0" distB="0" distL="114300" distR="114300">
+            <wp:extent cx="4312920" cy="2476500"/>
+            <wp:effectExtent l="0" t="0" r="0" b="0"/>
+            <wp:docPr id="77" name="Picture 76" descr="IMG_256"/>
+            <wp:cNvGraphicFramePr>
+              <a:graphicFrameLocks xmlns:a="http://schemas.openxmlformats.org/drawingml/2006/main" noChangeAspect="1"/>
+            </wp:cNvGraphicFramePr>
+            <a:graphic xmlns:a="http://schemas.openxmlformats.org/drawingml/2006/main">
+              <a:graphicData uri="http://schemas.openxmlformats.org/drawingml/2006/picture">
+                <pic:pic xmlns:pic="http://schemas.openxmlformats.org/drawingml/2006/picture">
+                  <pic:nvPicPr>
+                    <pic:cNvPr id="77" name="Picture 76" descr="IMG_256"/>
+                    <pic:cNvPicPr>
+                      <a:picLocks noChangeAspect="1"/>
+                    </pic:cNvPicPr>
+                  </pic:nvPicPr>
+                  <pic:blipFill>
+                    <a:blip r:embed="rId41"/>
+                    <a:srcRect l="2580" t="5079" r="15529" b="11337"/>
+                    <a:stretch>
+                      <a:fillRect/>
+                    </a:stretch>
+                  </pic:blipFill>
+                  <pic:spPr>
+                    <a:xfrm>
+                      <a:off x="0" y="0"/>
+                      <a:ext cx="4312920" cy="2476500"/>
+                    </a:xfrm>
+                    <a:prstGeom prst="rect">
+                      <a:avLst/>
+                    </a:prstGeom>
+                    <a:noFill/>
+                    <a:ln w="9525">
+                      <a:noFill/>
+                    </a:ln>
+                  </pic:spPr>
+                </pic:pic>
+              </a:graphicData>
+            </a:graphic>
+          </wp:inline>
+        </w:drawing>
+      </w:r>
+    </w:p>
+    <w:p>
+      <w:pPr>
+        <w:keepNext w:val="0"/>
+        <w:keepLines w:val="0"/>
+        <w:widowControl/>
+        <w:numPr>
+          <w:ilvl w:val="0"/>
+          <w:numId w:val="11"/>
+        </w:numPr>
+        <w:suppressLineNumbers w:val="0"/>
+        <w:spacing w:before="0" w:beforeAutospacing="0" w:after="0" w:afterAutospacing="0" w:line="360" w:lineRule="auto"/>
+        <w:ind w:left="420" w:leftChars="0" w:right="0" w:hanging="420" w:firstLineChars="0"/>
+        <w:jc w:val="left"/>
+        <w:rPr>
+          <w:rFonts w:hint="default" w:ascii="Bodoni MT" w:hAnsi="Bodoni MT" w:cs="Bodoni MT"/>
+          <w:color w:val="auto"/>
+        </w:rPr>
+      </w:pPr>
+      <w:r>
+        <w:rPr>
+          <w:rFonts w:hint="default" w:ascii="Bodoni MT" w:hAnsi="Bodoni MT" w:cs="Bodoni MT"/>
+          <w:lang w:val="en-IN"/>
+        </w:rPr>
+        <w:t xml:space="preserve">If you want to change the default (not talking about the namespace having name </w:t>
+      </w:r>
+      <w:r>
+        <w:rPr>
+          <w:rFonts w:hint="default" w:ascii="Bodoni MT" w:hAnsi="Bodoni MT" w:cs="Bodoni MT"/>
+          <w:i/>
+          <w:iCs/>
+          <w:lang w:val="en-IN"/>
+        </w:rPr>
+        <w:t>default</w:t>
+      </w:r>
+      <w:r>
+        <w:rPr>
+          <w:rFonts w:hint="default" w:ascii="Bodoni MT" w:hAnsi="Bodoni MT" w:cs="Bodoni MT"/>
+          <w:i w:val="0"/>
+          <w:iCs w:val="0"/>
+          <w:lang w:val="en-IN"/>
+        </w:rPr>
+        <w:t>)</w:t>
+      </w:r>
+      <w:r>
+        <w:rPr>
+          <w:rFonts w:hint="default" w:ascii="Bodoni MT" w:hAnsi="Bodoni MT" w:cs="Bodoni MT"/>
+          <w:lang w:val="en-IN"/>
+        </w:rPr>
+        <w:t xml:space="preserve"> namespace</w:t>
+      </w:r>
+      <w:r>
+        <w:rPr>
+          <w:rFonts w:hint="default" w:ascii="Bodoni MT" w:hAnsi="Bodoni MT" w:cs="Bodoni MT"/>
+          <w:lang w:val="en-IN"/>
+        </w:rPr>
+        <w:br w:type="textWrapping"/>
+      </w:r>
+      <w:r>
+        <w:rPr>
+          <w:rFonts w:hint="default" w:ascii="Bodoni MT" w:hAnsi="Bodoni MT" w:cs="Bodoni MT"/>
+          <w:b/>
+          <w:bCs/>
+          <w:color w:val="C00000"/>
+          <w:lang w:val="en-IN"/>
+        </w:rPr>
+        <w:t xml:space="preserve">kubectl config set-context </w:t>
+      </w:r>
+      <w:r>
+        <w:rPr>
+          <w:rFonts w:hint="default" w:ascii="Bodoni MT" w:hAnsi="Bodoni MT" w:cs="Bodoni MT"/>
+          <w:b/>
+          <w:bCs/>
+          <w:color w:val="0070C0"/>
+          <w:lang w:val="en-IN"/>
+        </w:rPr>
+        <w:t>$(kubectl config current-context)</w:t>
+      </w:r>
+      <w:r>
+        <w:rPr>
+          <w:rFonts w:hint="default" w:ascii="Bodoni MT" w:hAnsi="Bodoni MT" w:cs="Bodoni MT"/>
+          <w:b/>
+          <w:bCs/>
+          <w:color w:val="C00000"/>
+          <w:lang w:val="en-IN"/>
+        </w:rPr>
+        <w:t xml:space="preserve"> --namespace=&lt;</w:t>
+      </w:r>
+      <w:r>
+        <w:rPr>
+          <w:rFonts w:hint="default" w:ascii="Bodoni MT" w:hAnsi="Bodoni MT" w:cs="Bodoni MT"/>
+          <w:b w:val="0"/>
+          <w:bCs w:val="0"/>
+          <w:color w:val="7030A0"/>
+          <w:lang w:val="en-IN"/>
+        </w:rPr>
+        <w:t>namespae  name which has to be made default</w:t>
+      </w:r>
+      <w:r>
+        <w:rPr>
+          <w:rFonts w:hint="default" w:ascii="Bodoni MT" w:hAnsi="Bodoni MT" w:cs="Bodoni MT"/>
+          <w:b/>
+          <w:bCs/>
+          <w:color w:val="C00000"/>
+          <w:lang w:val="en-IN"/>
+        </w:rPr>
+        <w:t>&gt;</w:t>
+      </w:r>
+      <w:r>
+        <w:rPr>
+          <w:rFonts w:hint="default" w:ascii="Bodoni MT" w:hAnsi="Bodoni MT" w:cs="Bodoni MT"/>
+          <w:b w:val="0"/>
+          <w:bCs w:val="0"/>
+          <w:color w:val="auto"/>
+          <w:lang w:val="en-IN"/>
+        </w:rPr>
+        <w:t xml:space="preserve"> </w:t>
+      </w:r>
+    </w:p>
+    <w:p>
+      <w:pPr>
+        <w:rPr>
+          <w:rFonts w:hint="default" w:ascii="Bodoni MT" w:hAnsi="Bodoni MT" w:cs="Bodoni MT"/>
+          <w:color w:val="auto"/>
+          <w:u w:val="none"/>
+          <w:lang w:val="en-IN"/>
+        </w:rPr>
+      </w:pPr>
+      <w:r>
+        <w:rPr>
+          <w:rFonts w:hint="default" w:ascii="Bodoni MT" w:hAnsi="Bodoni MT" w:cs="Bodoni MT"/>
+          <w:b w:val="0"/>
+          <w:bCs w:val="0"/>
+          <w:color w:val="F2F2F2" w:themeColor="background1" w:themeShade="F2"/>
+          <w:highlight w:val="darkRed"/>
+          <w:lang w:val="en-IN"/>
+        </w:rPr>
+        <w:br w:type="page"/>
+      </w:r>
+    </w:p>
+    <w:p>
+      <w:pPr>
+        <w:keepNext w:val="0"/>
+        <w:keepLines w:val="0"/>
+        <w:widowControl/>
+        <w:numPr>
+          <w:numId w:val="0"/>
+        </w:numPr>
+        <w:suppressLineNumbers w:val="0"/>
+        <w:spacing w:before="0" w:beforeAutospacing="0" w:after="0" w:afterAutospacing="0" w:line="360" w:lineRule="auto"/>
+        <w:ind w:leftChars="0" w:right="0" w:rightChars="0"/>
+        <w:jc w:val="center"/>
+        <w:rPr>
+          <w:rFonts w:hint="default" w:ascii="Bodoni MT" w:hAnsi="Bodoni MT" w:cs="Bodoni MT"/>
+          <w:b/>
+          <w:bCs/>
+          <w:color w:val="002060"/>
+          <w:sz w:val="56"/>
+          <w:szCs w:val="56"/>
+          <w:highlight w:val="lightGray"/>
+          <w:u w:val="none"/>
+          <w:lang w:val="en-IN"/>
+        </w:rPr>
+      </w:pPr>
+      <w:r>
+        <w:rPr>
+          <w:rFonts w:hint="default" w:ascii="Bodoni MT" w:hAnsi="Bodoni MT" w:cs="Bodoni MT"/>
+          <w:b/>
+          <w:bCs/>
+          <w:color w:val="002060"/>
+          <w:sz w:val="56"/>
+          <w:szCs w:val="56"/>
+          <w:highlight w:val="lightGray"/>
+          <w:u w:val="none"/>
+          <w:lang w:val="en-IN"/>
+        </w:rPr>
+        <w:t>-    config    -</w:t>
+      </w:r>
+    </w:p>
+    <w:p>
+      <w:pPr>
+        <w:keepNext w:val="0"/>
+        <w:keepLines w:val="0"/>
+        <w:widowControl/>
+        <w:numPr>
+          <w:ilvl w:val="0"/>
+          <w:numId w:val="11"/>
+        </w:numPr>
+        <w:suppressLineNumbers w:val="0"/>
+        <w:spacing w:before="0" w:beforeAutospacing="0" w:after="0" w:afterAutospacing="0" w:line="360" w:lineRule="auto"/>
+        <w:ind w:left="420" w:leftChars="0" w:right="0" w:hanging="420" w:firstLineChars="0"/>
+        <w:jc w:val="left"/>
+        <w:rPr>
+          <w:rFonts w:hint="default" w:ascii="Bodoni MT" w:hAnsi="Bodoni MT" w:cs="Bodoni MT"/>
+          <w:color w:val="auto"/>
+        </w:rPr>
+      </w:pPr>
+      <w:r>
+        <w:rPr>
+          <w:rFonts w:hint="default" w:ascii="Bodoni MT" w:hAnsi="Bodoni MT" w:cs="Bodoni MT"/>
+          <w:color w:val="auto"/>
+          <w:lang w:val="en-IN"/>
+        </w:rPr>
+        <w:t xml:space="preserve">The config file path is </w:t>
+      </w:r>
+      <w:r>
+        <w:rPr>
+          <w:rFonts w:hint="default" w:ascii="Bodoni MT" w:hAnsi="Bodoni MT" w:cs="Bodoni MT"/>
+          <w:b/>
+          <w:bCs/>
+          <w:i/>
+          <w:iCs/>
+          <w:color w:val="7030A0"/>
+          <w:shd w:val="clear" w:color="FFFFFF" w:fill="D9D9D9"/>
+          <w:lang w:val="en-IN"/>
+        </w:rPr>
+        <w:t>~/.kube/config</w:t>
+      </w:r>
+      <w:r>
+        <w:rPr>
+          <w:rFonts w:hint="default" w:ascii="Bodoni MT" w:hAnsi="Bodoni MT" w:cs="Bodoni MT"/>
+          <w:b w:val="0"/>
+          <w:bCs w:val="0"/>
+          <w:i w:val="0"/>
+          <w:iCs w:val="0"/>
+          <w:color w:val="auto"/>
+          <w:lang w:val="en-IN"/>
+        </w:rPr>
+        <w:t xml:space="preserve"> .</w:t>
+      </w:r>
+    </w:p>
+    <w:p>
+      <w:pPr>
+        <w:keepNext w:val="0"/>
+        <w:keepLines w:val="0"/>
+        <w:widowControl/>
+        <w:numPr>
+          <w:ilvl w:val="0"/>
+          <w:numId w:val="11"/>
+        </w:numPr>
+        <w:suppressLineNumbers w:val="0"/>
+        <w:spacing w:before="0" w:beforeAutospacing="0" w:after="0" w:afterAutospacing="0" w:line="360" w:lineRule="auto"/>
+        <w:ind w:left="420" w:leftChars="0" w:right="0" w:hanging="420" w:firstLineChars="0"/>
+        <w:jc w:val="left"/>
+        <w:rPr>
+          <w:rFonts w:hint="default" w:ascii="Bodoni MT" w:hAnsi="Bodoni MT" w:cs="Bodoni MT"/>
+          <w:color w:val="auto"/>
+        </w:rPr>
+      </w:pPr>
+      <w:r>
+        <w:rPr>
+          <w:rFonts w:hint="default" w:ascii="Bodoni MT" w:hAnsi="Bodoni MT" w:cs="Bodoni MT"/>
+          <w:color w:val="FFFFFF" w:themeColor="background1"/>
+          <w:highlight w:val="green"/>
+          <w:lang w:val="en-IN"/>
+          <w14:textFill>
+            <w14:solidFill>
+              <w14:schemeClr w14:val="bg1"/>
+            </w14:solidFill>
+          </w14:textFill>
+        </w:rPr>
+        <w:t xml:space="preserve"> </w:t>
+      </w:r>
+      <w:r>
+        <w:rPr>
+          <w:rFonts w:hint="default" w:ascii="Bodoni MT" w:hAnsi="Bodoni MT" w:cs="Bodoni MT"/>
+          <w:color w:val="FFFFFF" w:themeColor="background1"/>
+          <w:highlight w:val="green"/>
+          <w14:textFill>
+            <w14:solidFill>
+              <w14:schemeClr w14:val="bg1"/>
+            </w14:solidFill>
+          </w14:textFill>
+        </w:rPr>
+        <w:drawing>
+          <wp:inline distT="0" distB="0" distL="114300" distR="114300">
+            <wp:extent cx="3225800" cy="3414395"/>
+            <wp:effectExtent l="0" t="0" r="0" b="1905"/>
+            <wp:docPr id="86" name="Picture 85"/>
+            <wp:cNvGraphicFramePr>
+              <a:graphicFrameLocks xmlns:a="http://schemas.openxmlformats.org/drawingml/2006/main" noChangeAspect="1"/>
+            </wp:cNvGraphicFramePr>
+            <a:graphic xmlns:a="http://schemas.openxmlformats.org/drawingml/2006/main">
+              <a:graphicData uri="http://schemas.openxmlformats.org/drawingml/2006/picture">
+                <pic:pic xmlns:pic="http://schemas.openxmlformats.org/drawingml/2006/picture">
+                  <pic:nvPicPr>
+                    <pic:cNvPr id="86" name="Picture 85"/>
+                    <pic:cNvPicPr>
+                      <a:picLocks noChangeAspect="1"/>
+                    </pic:cNvPicPr>
+                  </pic:nvPicPr>
+                  <pic:blipFill>
+                    <a:blip r:embed="rId42"/>
+                    <a:stretch>
+                      <a:fillRect/>
+                    </a:stretch>
+                  </pic:blipFill>
+                  <pic:spPr>
+                    <a:xfrm>
+                      <a:off x="0" y="0"/>
+                      <a:ext cx="3225800" cy="3414395"/>
+                    </a:xfrm>
+                    <a:prstGeom prst="rect">
+                      <a:avLst/>
+                    </a:prstGeom>
+                    <a:noFill/>
+                    <a:ln>
+                      <a:noFill/>
+                    </a:ln>
+                  </pic:spPr>
+                </pic:pic>
+              </a:graphicData>
+            </a:graphic>
+          </wp:inline>
+        </w:drawing>
+      </w:r>
+      <w:r>
+        <w:rPr>
+          <w:rFonts w:hint="default" w:ascii="Bodoni MT" w:hAnsi="Bodoni MT" w:cs="Bodoni MT"/>
+          <w:color w:val="FFFFFF" w:themeColor="background1"/>
+          <w:highlight w:val="green"/>
+          <w:lang w:val="en-IN"/>
+          <w14:textFill>
+            <w14:solidFill>
+              <w14:schemeClr w14:val="bg1"/>
+            </w14:solidFill>
+          </w14:textFill>
+        </w:rPr>
+        <w:t xml:space="preserve"> </w:t>
+      </w:r>
+      <w:r>
+        <w:rPr>
+          <w:rFonts w:hint="default" w:ascii="Bodoni MT" w:hAnsi="Bodoni MT" w:cs="Bodoni MT"/>
+        </w:rPr>
+        <w:drawing>
+          <wp:inline distT="0" distB="0" distL="114300" distR="114300">
+            <wp:extent cx="3145155" cy="1205865"/>
+            <wp:effectExtent l="0" t="0" r="4445" b="635"/>
+            <wp:docPr id="87" name="Picture 86"/>
+            <wp:cNvGraphicFramePr>
+              <a:graphicFrameLocks xmlns:a="http://schemas.openxmlformats.org/drawingml/2006/main" noChangeAspect="1"/>
+            </wp:cNvGraphicFramePr>
+            <a:graphic xmlns:a="http://schemas.openxmlformats.org/drawingml/2006/main">
+              <a:graphicData uri="http://schemas.openxmlformats.org/drawingml/2006/picture">
+                <pic:pic xmlns:pic="http://schemas.openxmlformats.org/drawingml/2006/picture">
+                  <pic:nvPicPr>
+                    <pic:cNvPr id="87" name="Picture 86"/>
+                    <pic:cNvPicPr>
+                      <a:picLocks noChangeAspect="1"/>
+                    </pic:cNvPicPr>
+                  </pic:nvPicPr>
+                  <pic:blipFill>
+                    <a:blip r:embed="rId43"/>
+                    <a:stretch>
+                      <a:fillRect/>
+                    </a:stretch>
+                  </pic:blipFill>
+                  <pic:spPr>
+                    <a:xfrm>
+                      <a:off x="0" y="0"/>
+                      <a:ext cx="3145155" cy="1205865"/>
+                    </a:xfrm>
+                    <a:prstGeom prst="rect">
+                      <a:avLst/>
+                    </a:prstGeom>
+                    <a:noFill/>
+                    <a:ln>
+                      <a:noFill/>
+                    </a:ln>
+                  </pic:spPr>
+                </pic:pic>
+              </a:graphicData>
+            </a:graphic>
+          </wp:inline>
+        </w:drawing>
+      </w:r>
+      <w:r>
+        <w:rPr>
+          <w:rFonts w:hint="default" w:ascii="Bodoni MT" w:hAnsi="Bodoni MT" w:cs="Bodoni MT"/>
+          <w:shd w:val="clear" w:color="FFFFFF" w:fill="D9D9D9"/>
+          <w:lang w:val="en-IN"/>
+        </w:rPr>
+        <w:t xml:space="preserve"> [if namespace is not there]</w:t>
+      </w:r>
+      <w:r>
+        <w:rPr>
+          <w:rFonts w:hint="default" w:ascii="Bodoni MT" w:hAnsi="Bodoni MT" w:cs="Bodoni MT"/>
+          <w:color w:val="FFFFFF" w:themeColor="background1"/>
+          <w14:textFill>
+            <w14:solidFill>
+              <w14:schemeClr w14:val="bg1"/>
+            </w14:solidFill>
+          </w14:textFill>
+        </w:rPr>
+        <w:br w:type="textWrapping"/>
+      </w:r>
+      <w:r>
+        <w:rPr>
+          <w:rFonts w:hint="default" w:ascii="Bodoni MT" w:hAnsi="Bodoni MT" w:cs="Bodoni MT"/>
+          <w:lang w:val="en-IN"/>
+        </w:rPr>
+        <w:t xml:space="preserve">it looks something like this (its content format is of yaml, but the filename is </w:t>
+      </w:r>
+      <w:r>
+        <w:rPr>
+          <w:rFonts w:hint="default" w:ascii="Bodoni MT" w:hAnsi="Bodoni MT" w:cs="Bodoni MT"/>
+          <w:b/>
+          <w:bCs/>
+          <w:i/>
+          <w:iCs/>
+          <w:color w:val="00B050"/>
+          <w:lang w:val="en-IN"/>
+        </w:rPr>
+        <w:t>config</w:t>
+      </w:r>
+      <w:r>
+        <w:rPr>
+          <w:rFonts w:hint="default" w:ascii="Bodoni MT" w:hAnsi="Bodoni MT" w:cs="Bodoni MT"/>
+          <w:b w:val="0"/>
+          <w:bCs w:val="0"/>
+          <w:i w:val="0"/>
+          <w:iCs w:val="0"/>
+          <w:color w:val="00B050"/>
+          <w:lang w:val="en-IN"/>
+        </w:rPr>
+        <w:t xml:space="preserve"> </w:t>
+      </w:r>
+      <w:r>
+        <w:rPr>
+          <w:rFonts w:hint="default" w:ascii="Bodoni MT" w:hAnsi="Bodoni MT" w:cs="Bodoni MT"/>
+          <w:b w:val="0"/>
+          <w:bCs w:val="0"/>
+          <w:i w:val="0"/>
+          <w:iCs w:val="0"/>
+          <w:lang w:val="en-IN"/>
+        </w:rPr>
+        <w:t xml:space="preserve">only, not </w:t>
+      </w:r>
+      <w:r>
+        <w:rPr>
+          <w:rFonts w:hint="default" w:ascii="Bodoni MT" w:hAnsi="Bodoni MT" w:cs="Bodoni MT"/>
+          <w:b/>
+          <w:bCs/>
+          <w:i/>
+          <w:iCs/>
+          <w:strike/>
+          <w:dstrike w:val="0"/>
+          <w:color w:val="C00000"/>
+          <w:lang w:val="en-IN"/>
+        </w:rPr>
+        <w:t>config.yaml</w:t>
+      </w:r>
+      <w:r>
+        <w:rPr>
+          <w:rFonts w:hint="default" w:ascii="Bodoni MT" w:hAnsi="Bodoni MT" w:cs="Bodoni MT"/>
+          <w:b w:val="0"/>
+          <w:bCs w:val="0"/>
+          <w:i w:val="0"/>
+          <w:iCs w:val="0"/>
+          <w:lang w:val="en-IN"/>
+        </w:rPr>
+        <w:t>)</w:t>
+      </w:r>
+    </w:p>
+    <w:p>
+      <w:pPr>
+        <w:keepNext w:val="0"/>
+        <w:keepLines w:val="0"/>
+        <w:widowControl/>
+        <w:numPr>
+          <w:ilvl w:val="0"/>
+          <w:numId w:val="11"/>
+        </w:numPr>
+        <w:suppressLineNumbers w:val="0"/>
+        <w:spacing w:before="0" w:beforeAutospacing="0" w:after="0" w:afterAutospacing="0" w:line="360" w:lineRule="auto"/>
+        <w:ind w:left="420" w:leftChars="0" w:right="0" w:hanging="420" w:firstLineChars="0"/>
+        <w:jc w:val="left"/>
+        <w:rPr>
+          <w:rFonts w:hint="default" w:ascii="Bodoni MT" w:hAnsi="Bodoni MT" w:cs="Bodoni MT"/>
+          <w:color w:val="auto"/>
+        </w:rPr>
+      </w:pPr>
+      <w:r>
+        <w:rPr>
+          <w:rFonts w:hint="default" w:ascii="Bodoni MT" w:hAnsi="Bodoni MT" w:cs="Bodoni MT"/>
+          <w:color w:val="auto"/>
+          <w:lang w:val="en-IN"/>
+        </w:rPr>
+        <w:t xml:space="preserve">It mainly contains three things: </w:t>
+      </w:r>
+      <w:r>
+        <w:rPr>
+          <w:rFonts w:hint="default" w:ascii="Bodoni MT" w:hAnsi="Bodoni MT" w:cs="Bodoni MT"/>
+          <w:b/>
+          <w:bCs/>
+          <w:color w:val="auto"/>
+          <w:lang w:val="en-IN"/>
+        </w:rPr>
+        <w:t>cluster, contexts, users</w:t>
+      </w:r>
+      <w:r>
+        <w:rPr>
+          <w:rFonts w:hint="default" w:ascii="Bodoni MT" w:hAnsi="Bodoni MT" w:cs="Bodoni MT"/>
+          <w:b w:val="0"/>
+          <w:bCs w:val="0"/>
+          <w:color w:val="auto"/>
+          <w:lang w:val="en-IN"/>
+        </w:rPr>
+        <w:t xml:space="preserve"> </w:t>
+      </w:r>
+    </w:p>
+    <w:p>
+      <w:pPr>
+        <w:keepNext w:val="0"/>
+        <w:keepLines w:val="0"/>
+        <w:widowControl/>
+        <w:numPr>
+          <w:ilvl w:val="0"/>
+          <w:numId w:val="11"/>
+        </w:numPr>
+        <w:suppressLineNumbers w:val="0"/>
+        <w:spacing w:before="0" w:beforeAutospacing="0" w:after="0" w:afterAutospacing="0" w:line="360" w:lineRule="auto"/>
+        <w:ind w:left="420" w:leftChars="0" w:right="0" w:hanging="420" w:firstLineChars="0"/>
+        <w:jc w:val="left"/>
+        <w:rPr>
+          <w:rFonts w:hint="default" w:ascii="Bodoni MT" w:hAnsi="Bodoni MT" w:cs="Bodoni MT"/>
+          <w:color w:val="C00000"/>
+          <w:u w:val="single"/>
+        </w:rPr>
+      </w:pPr>
+      <w:r>
+        <w:rPr>
+          <w:rFonts w:hint="default" w:ascii="Bodoni MT" w:hAnsi="Bodoni MT" w:cs="Bodoni MT"/>
+          <w:b/>
+          <w:bCs/>
+          <w:color w:val="C00000"/>
+          <w:u w:val="single"/>
+          <w:lang w:val="en-IN"/>
+        </w:rPr>
+        <w:t>clusters</w:t>
+      </w:r>
+    </w:p>
+    <w:p>
+      <w:pPr>
+        <w:keepNext w:val="0"/>
+        <w:keepLines w:val="0"/>
+        <w:widowControl/>
+        <w:numPr>
+          <w:ilvl w:val="1"/>
+          <w:numId w:val="11"/>
+        </w:numPr>
+        <w:suppressLineNumbers w:val="0"/>
+        <w:spacing w:before="0" w:beforeAutospacing="0" w:after="0" w:afterAutospacing="0" w:line="360" w:lineRule="auto"/>
+        <w:ind w:left="840" w:leftChars="0" w:right="0" w:hanging="420" w:firstLineChars="0"/>
+        <w:jc w:val="left"/>
+        <w:rPr>
+          <w:rFonts w:hint="default" w:ascii="Bodoni MT" w:hAnsi="Bodoni MT" w:cs="Bodoni MT"/>
+          <w:color w:val="auto"/>
+        </w:rPr>
+      </w:pPr>
+      <w:r>
+        <w:rPr>
+          <w:rFonts w:hint="default" w:ascii="Bodoni MT" w:hAnsi="Bodoni MT" w:cs="Bodoni MT"/>
+          <w:b w:val="0"/>
+          <w:bCs w:val="0"/>
+          <w:color w:val="auto"/>
+          <w:lang w:val="en-IN"/>
+        </w:rPr>
+        <w:t>its an list of clusters.</w:t>
+      </w:r>
+    </w:p>
+    <w:p>
+      <w:pPr>
+        <w:keepNext w:val="0"/>
+        <w:keepLines w:val="0"/>
+        <w:widowControl/>
+        <w:numPr>
+          <w:ilvl w:val="1"/>
+          <w:numId w:val="11"/>
+        </w:numPr>
+        <w:suppressLineNumbers w:val="0"/>
+        <w:spacing w:before="0" w:beforeAutospacing="0" w:after="0" w:afterAutospacing="0" w:line="360" w:lineRule="auto"/>
+        <w:ind w:left="840" w:leftChars="0" w:right="0" w:hanging="420" w:firstLineChars="0"/>
+        <w:jc w:val="left"/>
+        <w:rPr>
+          <w:rFonts w:hint="default" w:ascii="Bodoni MT" w:hAnsi="Bodoni MT" w:cs="Bodoni MT"/>
+          <w:color w:val="auto"/>
+        </w:rPr>
+      </w:pPr>
+      <w:r>
+        <w:rPr>
+          <w:rFonts w:hint="default" w:ascii="Bodoni MT" w:hAnsi="Bodoni MT" w:cs="Bodoni MT"/>
+          <w:b w:val="0"/>
+          <w:bCs w:val="0"/>
+          <w:color w:val="auto"/>
+          <w:lang w:val="en-IN"/>
+        </w:rPr>
+        <w:t xml:space="preserve">Each cluster contains </w:t>
+      </w:r>
+      <w:r>
+        <w:rPr>
+          <w:rFonts w:hint="default" w:ascii="Bodoni MT" w:hAnsi="Bodoni MT" w:cs="Bodoni MT"/>
+          <w:b w:val="0"/>
+          <w:bCs w:val="0"/>
+          <w:i/>
+          <w:iCs/>
+          <w:color w:val="auto"/>
+          <w:lang w:val="en-IN"/>
+        </w:rPr>
+        <w:t>name, cluster</w:t>
+      </w:r>
+      <w:r>
+        <w:rPr>
+          <w:rFonts w:hint="default" w:ascii="Bodoni MT" w:hAnsi="Bodoni MT" w:cs="Bodoni MT"/>
+          <w:b w:val="0"/>
+          <w:bCs w:val="0"/>
+          <w:i w:val="0"/>
+          <w:iCs w:val="0"/>
+          <w:color w:val="auto"/>
+          <w:lang w:val="en-IN"/>
+        </w:rPr>
+        <w:t xml:space="preserve"> (cluster contains </w:t>
+      </w:r>
+      <w:r>
+        <w:rPr>
+          <w:rFonts w:hint="default" w:ascii="Bodoni MT" w:hAnsi="Bodoni MT" w:cs="Bodoni MT"/>
+          <w:b w:val="0"/>
+          <w:bCs w:val="0"/>
+          <w:i/>
+          <w:iCs/>
+          <w:color w:val="auto"/>
+          <w:lang w:val="en-IN"/>
+        </w:rPr>
+        <w:t>certificate-authority-data, server)</w:t>
+      </w:r>
+      <w:r>
+        <w:rPr>
+          <w:rFonts w:hint="default" w:ascii="Bodoni MT" w:hAnsi="Bodoni MT" w:cs="Bodoni MT"/>
+          <w:b w:val="0"/>
+          <w:bCs w:val="0"/>
+          <w:i w:val="0"/>
+          <w:iCs w:val="0"/>
+          <w:color w:val="auto"/>
+          <w:lang w:val="en-IN"/>
+        </w:rPr>
+        <w:t xml:space="preserve"> fields.</w:t>
+      </w:r>
+    </w:p>
+    <w:p>
+      <w:pPr>
+        <w:keepNext w:val="0"/>
+        <w:keepLines w:val="0"/>
+        <w:widowControl/>
+        <w:numPr>
+          <w:ilvl w:val="1"/>
+          <w:numId w:val="11"/>
+        </w:numPr>
+        <w:suppressLineNumbers w:val="0"/>
+        <w:spacing w:before="0" w:beforeAutospacing="0" w:after="0" w:afterAutospacing="0" w:line="360" w:lineRule="auto"/>
+        <w:ind w:left="840" w:leftChars="0" w:right="0" w:hanging="420" w:firstLineChars="0"/>
+        <w:jc w:val="left"/>
+        <w:rPr>
+          <w:rFonts w:hint="default" w:ascii="Bodoni MT" w:hAnsi="Bodoni MT" w:cs="Bodoni MT"/>
+          <w:color w:val="auto"/>
+        </w:rPr>
+      </w:pPr>
+      <w:r>
+        <w:rPr>
+          <w:rFonts w:hint="default" w:ascii="Bodoni MT" w:hAnsi="Bodoni MT" w:cs="Bodoni MT"/>
+          <w:b/>
+          <w:bCs/>
+          <w:i w:val="0"/>
+          <w:iCs w:val="0"/>
+          <w:color w:val="auto"/>
+          <w:highlight w:val="none"/>
+          <w:u w:val="single"/>
+          <w:lang w:val="en-IN"/>
+        </w:rPr>
+        <w:t>name</w:t>
+      </w:r>
+      <w:r>
+        <w:rPr>
+          <w:rFonts w:hint="default" w:ascii="Bodoni MT" w:hAnsi="Bodoni MT" w:cs="Bodoni MT"/>
+          <w:b w:val="0"/>
+          <w:bCs w:val="0"/>
+          <w:i w:val="0"/>
+          <w:iCs w:val="0"/>
+          <w:color w:val="FFFFFF" w:themeColor="background1"/>
+          <w:u w:val="none"/>
+          <w:lang w:val="en-IN"/>
+          <w14:textFill>
+            <w14:solidFill>
+              <w14:schemeClr w14:val="bg1"/>
+            </w14:solidFill>
+          </w14:textFill>
+        </w:rPr>
+        <w:t xml:space="preserve">  </w:t>
+      </w:r>
+    </w:p>
+    <w:p>
+      <w:pPr>
+        <w:keepNext w:val="0"/>
+        <w:keepLines w:val="0"/>
+        <w:widowControl/>
+        <w:numPr>
+          <w:ilvl w:val="2"/>
+          <w:numId w:val="11"/>
+        </w:numPr>
+        <w:suppressLineNumbers w:val="0"/>
+        <w:spacing w:before="0" w:beforeAutospacing="0" w:after="0" w:afterAutospacing="0" w:line="360" w:lineRule="auto"/>
+        <w:ind w:left="1260" w:leftChars="0" w:right="0" w:hanging="420" w:firstLineChars="0"/>
+        <w:jc w:val="left"/>
+        <w:rPr>
+          <w:rFonts w:hint="default" w:ascii="Bodoni MT" w:hAnsi="Bodoni MT" w:cs="Bodoni MT"/>
+          <w:color w:val="auto"/>
+        </w:rPr>
+      </w:pPr>
+      <w:r>
+        <w:rPr>
+          <w:rFonts w:hint="default" w:ascii="Bodoni MT" w:hAnsi="Bodoni MT" w:cs="Bodoni MT"/>
+          <w:b w:val="0"/>
+          <w:bCs w:val="0"/>
+          <w:i w:val="0"/>
+          <w:iCs w:val="0"/>
+          <w:color w:val="auto"/>
+          <w:lang w:val="en-IN"/>
+        </w:rPr>
+        <w:t xml:space="preserve">its just an identifier that will be used later inside </w:t>
+      </w:r>
+      <w:r>
+        <w:rPr>
+          <w:rFonts w:hint="default" w:ascii="Bodoni MT" w:hAnsi="Bodoni MT" w:cs="Bodoni MT"/>
+          <w:b w:val="0"/>
+          <w:bCs w:val="0"/>
+          <w:i/>
+          <w:iCs/>
+          <w:color w:val="auto"/>
+          <w:u w:val="single"/>
+          <w:lang w:val="en-IN"/>
+        </w:rPr>
+        <w:t xml:space="preserve">context </w:t>
+      </w:r>
+      <w:r>
+        <w:rPr>
+          <w:rFonts w:hint="default" w:ascii="Bodoni MT" w:hAnsi="Bodoni MT" w:cs="Bodoni MT"/>
+          <w:b w:val="0"/>
+          <w:bCs w:val="0"/>
+          <w:i w:val="0"/>
+          <w:iCs w:val="0"/>
+          <w:color w:val="auto"/>
+          <w:lang w:val="en-IN"/>
+        </w:rPr>
+        <w:t xml:space="preserve">(you can see inside </w:t>
+      </w:r>
+      <w:r>
+        <w:rPr>
+          <w:rFonts w:hint="default" w:ascii="Bodoni MT" w:hAnsi="Bodoni MT" w:cs="Bodoni MT"/>
+          <w:b w:val="0"/>
+          <w:bCs w:val="0"/>
+          <w:i/>
+          <w:iCs/>
+          <w:color w:val="auto"/>
+          <w:lang w:val="en-IN"/>
+        </w:rPr>
+        <w:t xml:space="preserve">context </w:t>
+      </w:r>
+      <w:r>
+        <w:rPr>
+          <w:rFonts w:hint="default" w:ascii="Bodoni MT" w:hAnsi="Bodoni MT" w:cs="Bodoni MT"/>
+          <w:b w:val="0"/>
+          <w:bCs w:val="0"/>
+          <w:i w:val="0"/>
+          <w:iCs w:val="0"/>
+          <w:color w:val="auto"/>
+          <w:lang w:val="en-IN"/>
+        </w:rPr>
+        <w:t>field).</w:t>
+      </w:r>
+    </w:p>
+    <w:p>
+      <w:pPr>
+        <w:keepNext w:val="0"/>
+        <w:keepLines w:val="0"/>
+        <w:widowControl/>
+        <w:numPr>
+          <w:ilvl w:val="2"/>
+          <w:numId w:val="11"/>
+        </w:numPr>
+        <w:suppressLineNumbers w:val="0"/>
+        <w:spacing w:before="0" w:beforeAutospacing="0" w:after="0" w:afterAutospacing="0" w:line="360" w:lineRule="auto"/>
+        <w:ind w:left="1260" w:leftChars="0" w:right="0" w:hanging="420" w:firstLineChars="0"/>
+        <w:jc w:val="left"/>
+        <w:rPr>
+          <w:rFonts w:hint="default" w:ascii="Bodoni MT" w:hAnsi="Bodoni MT" w:cs="Bodoni MT"/>
+          <w:color w:val="auto"/>
+        </w:rPr>
+      </w:pPr>
+      <w:r>
+        <w:rPr>
+          <w:rFonts w:hint="default" w:ascii="Bodoni MT" w:hAnsi="Bodoni MT" w:cs="Bodoni MT"/>
+          <w:b w:val="0"/>
+          <w:bCs w:val="0"/>
+          <w:i w:val="0"/>
+          <w:iCs w:val="0"/>
+          <w:color w:val="auto"/>
+          <w:lang w:val="en-IN"/>
+        </w:rPr>
+        <w:t>every operation i.e. create pod, get svc ..etc</w:t>
+      </w:r>
+      <w:r>
+        <w:rPr>
+          <w:rFonts w:hint="default" w:ascii="Bodoni MT" w:hAnsi="Bodoni MT" w:cs="Bodoni MT"/>
+          <w:b w:val="0"/>
+          <w:bCs w:val="0"/>
+          <w:i w:val="0"/>
+          <w:iCs w:val="0"/>
+          <w:color w:val="C00000"/>
+          <w:lang w:val="en-IN"/>
+        </w:rPr>
+        <w:t xml:space="preserve"> hits this URL</w:t>
+      </w:r>
+      <w:r>
+        <w:rPr>
+          <w:rFonts w:hint="default" w:ascii="Bodoni MT" w:hAnsi="Bodoni MT" w:cs="Bodoni MT"/>
+          <w:b w:val="0"/>
+          <w:bCs w:val="0"/>
+          <w:i w:val="0"/>
+          <w:iCs w:val="0"/>
+          <w:color w:val="auto"/>
+          <w:lang w:val="en-IN"/>
+        </w:rPr>
+        <w:t>.</w:t>
+      </w:r>
+      <w:r>
+        <w:rPr>
+          <w:rFonts w:hint="default" w:ascii="Bodoni MT" w:hAnsi="Bodoni MT" w:cs="Bodoni MT"/>
+          <w:b w:val="0"/>
+          <w:bCs w:val="0"/>
+          <w:i w:val="0"/>
+          <w:iCs w:val="0"/>
+          <w:color w:val="auto"/>
+          <w:lang w:val="en-IN"/>
+        </w:rPr>
+        <w:br w:type="textWrapping"/>
+      </w:r>
+      <w:r>
+        <w:rPr>
+          <w:rFonts w:hint="default" w:ascii="Bodoni MT" w:hAnsi="Bodoni MT" w:cs="Bodoni MT"/>
+          <w:b/>
+          <w:bCs/>
+          <w:i w:val="0"/>
+          <w:iCs w:val="0"/>
+          <w:color w:val="auto"/>
+          <w:shd w:val="clear" w:color="auto" w:fill="auto"/>
+          <w:lang w:val="en-IN"/>
+        </w:rPr>
+        <w:tab/>
+      </w:r>
+      <w:r>
+        <w:rPr>
+          <w:rFonts w:hint="default" w:ascii="Bodoni MT" w:hAnsi="Bodoni MT" w:cs="Bodoni MT"/>
+          <w:b/>
+          <w:bCs/>
+          <w:i w:val="0"/>
+          <w:iCs w:val="0"/>
+          <w:color w:val="auto"/>
+          <w:shd w:val="clear" w:color="FFFFFF" w:fill="D9D9D9"/>
+          <w:lang w:val="en-IN"/>
+        </w:rPr>
+        <w:t>kubectl → API Server → Cluster</w:t>
+      </w:r>
+    </w:p>
+    <w:p>
+      <w:pPr>
+        <w:keepNext w:val="0"/>
+        <w:keepLines w:val="0"/>
+        <w:widowControl/>
+        <w:numPr>
+          <w:ilvl w:val="1"/>
+          <w:numId w:val="11"/>
+        </w:numPr>
+        <w:suppressLineNumbers w:val="0"/>
+        <w:spacing w:before="0" w:beforeAutospacing="0" w:after="0" w:afterAutospacing="0" w:line="360" w:lineRule="auto"/>
+        <w:ind w:left="840" w:leftChars="0" w:right="0" w:hanging="420" w:firstLineChars="0"/>
+        <w:jc w:val="left"/>
+        <w:rPr>
+          <w:rFonts w:hint="default" w:ascii="Bodoni MT" w:hAnsi="Bodoni MT" w:cs="Bodoni MT"/>
+          <w:color w:val="auto"/>
+        </w:rPr>
+      </w:pPr>
+      <w:r>
+        <w:rPr>
+          <w:rFonts w:hint="default" w:ascii="Bodoni MT" w:hAnsi="Bodoni MT" w:cs="Bodoni MT"/>
+          <w:b/>
+          <w:bCs/>
+          <w:i/>
+          <w:iCs/>
+          <w:color w:val="7030A0"/>
+          <w:highlight w:val="none"/>
+          <w:u w:val="single"/>
+          <w:lang w:val="en-IN"/>
+        </w:rPr>
+        <w:t>cluster.</w:t>
+      </w:r>
+      <w:r>
+        <w:rPr>
+          <w:rFonts w:hint="default" w:ascii="Bodoni MT" w:hAnsi="Bodoni MT" w:cs="Bodoni MT"/>
+          <w:b/>
+          <w:bCs/>
+          <w:i w:val="0"/>
+          <w:iCs w:val="0"/>
+          <w:color w:val="auto"/>
+          <w:highlight w:val="none"/>
+          <w:u w:val="single"/>
+          <w:lang w:val="en-IN"/>
+        </w:rPr>
+        <w:t>server</w:t>
+      </w:r>
+      <w:r>
+        <w:rPr>
+          <w:rFonts w:hint="default" w:ascii="Bodoni MT" w:hAnsi="Bodoni MT" w:cs="Bodoni MT"/>
+          <w:b w:val="0"/>
+          <w:bCs w:val="0"/>
+          <w:i w:val="0"/>
+          <w:iCs w:val="0"/>
+          <w:color w:val="auto"/>
+          <w:u w:val="none"/>
+          <w:lang w:val="en-IN"/>
+        </w:rPr>
+        <w:t xml:space="preserve"> </w:t>
+      </w:r>
+      <w:r>
+        <w:rPr>
+          <w:rFonts w:hint="default" w:ascii="Bodoni MT" w:hAnsi="Bodoni MT" w:cs="Bodoni MT"/>
+          <w:b w:val="0"/>
+          <w:bCs w:val="0"/>
+          <w:i w:val="0"/>
+          <w:iCs w:val="0"/>
+          <w:color w:val="auto"/>
+          <w:u w:val="none"/>
+          <w:lang w:val="en-IN"/>
+        </w:rPr>
+        <w:br w:type="textWrapping"/>
+      </w:r>
+      <w:r>
+        <w:rPr>
+          <w:rFonts w:hint="default" w:ascii="Bodoni MT" w:hAnsi="Bodoni MT" w:cs="Bodoni MT"/>
+          <w:b w:val="0"/>
+          <w:bCs w:val="0"/>
+          <w:i w:val="0"/>
+          <w:iCs w:val="0"/>
+          <w:color w:val="auto"/>
+          <w:u w:val="none"/>
+          <w:lang w:val="en-IN"/>
+        </w:rPr>
+        <w:t xml:space="preserve">it’s the end-point of </w:t>
+      </w:r>
+      <w:r>
+        <w:rPr>
+          <w:rFonts w:hint="default" w:ascii="Bodoni MT" w:hAnsi="Bodoni MT" w:cs="Bodoni MT"/>
+          <w:b/>
+          <w:bCs/>
+          <w:i/>
+          <w:iCs/>
+          <w:color w:val="auto"/>
+          <w:u w:val="none"/>
+          <w:lang w:val="en-IN"/>
+        </w:rPr>
+        <w:t>API Server</w:t>
+      </w:r>
+      <w:r>
+        <w:rPr>
+          <w:rFonts w:hint="default" w:ascii="Bodoni MT" w:hAnsi="Bodoni MT" w:cs="Bodoni MT"/>
+          <w:b w:val="0"/>
+          <w:bCs w:val="0"/>
+          <w:i w:val="0"/>
+          <w:iCs w:val="0"/>
+          <w:color w:val="auto"/>
+          <w:u w:val="none"/>
+          <w:lang w:val="en-IN"/>
+        </w:rPr>
+        <w:t xml:space="preserve"> where all </w:t>
+      </w:r>
+      <w:r>
+        <w:rPr>
+          <w:rFonts w:hint="default" w:ascii="Bodoni MT" w:hAnsi="Bodoni MT" w:cs="Bodoni MT"/>
+          <w:b/>
+          <w:bCs/>
+          <w:i/>
+          <w:iCs/>
+          <w:color w:val="auto"/>
+          <w:u w:val="none"/>
+          <w:lang w:val="en-IN"/>
+        </w:rPr>
+        <w:t>kubectl</w:t>
+      </w:r>
+      <w:r>
+        <w:rPr>
+          <w:rFonts w:hint="default" w:ascii="Bodoni MT" w:hAnsi="Bodoni MT" w:cs="Bodoni MT"/>
+          <w:b w:val="0"/>
+          <w:bCs w:val="0"/>
+          <w:i w:val="0"/>
+          <w:iCs w:val="0"/>
+          <w:color w:val="auto"/>
+          <w:u w:val="none"/>
+          <w:lang w:val="en-IN"/>
+        </w:rPr>
+        <w:t xml:space="preserve"> command goes.   </w:t>
+      </w:r>
+    </w:p>
+    <w:p>
+      <w:pPr>
+        <w:keepNext w:val="0"/>
+        <w:keepLines w:val="0"/>
+        <w:widowControl/>
+        <w:numPr>
+          <w:ilvl w:val="1"/>
+          <w:numId w:val="11"/>
+        </w:numPr>
+        <w:suppressLineNumbers w:val="0"/>
+        <w:spacing w:before="0" w:beforeAutospacing="0" w:after="0" w:afterAutospacing="0" w:line="360" w:lineRule="auto"/>
+        <w:ind w:left="840" w:leftChars="0" w:right="0" w:hanging="420" w:firstLineChars="0"/>
+        <w:jc w:val="left"/>
+        <w:rPr>
+          <w:rFonts w:hint="default" w:ascii="Bodoni MT" w:hAnsi="Bodoni MT" w:cs="Bodoni MT"/>
+          <w:color w:val="auto"/>
+        </w:rPr>
+      </w:pPr>
+      <w:r>
+        <w:rPr>
+          <w:rFonts w:hint="default" w:ascii="Bodoni MT" w:hAnsi="Bodoni MT" w:cs="Bodoni MT"/>
+          <w:b/>
+          <w:bCs/>
+          <w:i/>
+          <w:iCs/>
+          <w:color w:val="7030A0"/>
+          <w:highlight w:val="none"/>
+          <w:u w:val="single"/>
+          <w:lang w:val="en-IN"/>
+        </w:rPr>
+        <w:t>cluster.</w:t>
+      </w:r>
+      <w:r>
+        <w:rPr>
+          <w:rFonts w:hint="default" w:ascii="Bodoni MT" w:hAnsi="Bodoni MT" w:cs="Bodoni MT"/>
+          <w:b/>
+          <w:bCs/>
+          <w:i w:val="0"/>
+          <w:iCs w:val="0"/>
+          <w:color w:val="auto"/>
+          <w:highlight w:val="none"/>
+          <w:u w:val="single"/>
+          <w:lang w:val="en-IN"/>
+        </w:rPr>
+        <w:t>certificate-authority-data</w:t>
+      </w:r>
+      <w:r>
+        <w:rPr>
+          <w:rFonts w:hint="default" w:ascii="Bodoni MT" w:hAnsi="Bodoni MT" w:cs="Bodoni MT"/>
+          <w:b w:val="0"/>
+          <w:bCs w:val="0"/>
+          <w:i w:val="0"/>
+          <w:iCs w:val="0"/>
+          <w:color w:val="auto"/>
+          <w:lang w:val="en-IN"/>
+        </w:rPr>
+        <w:t xml:space="preserve"> </w:t>
+      </w:r>
+    </w:p>
+    <w:p>
+      <w:pPr>
+        <w:keepNext w:val="0"/>
+        <w:keepLines w:val="0"/>
+        <w:widowControl/>
+        <w:numPr>
+          <w:ilvl w:val="2"/>
+          <w:numId w:val="11"/>
+        </w:numPr>
+        <w:suppressLineNumbers w:val="0"/>
+        <w:spacing w:before="0" w:beforeAutospacing="0" w:after="0" w:afterAutospacing="0" w:line="360" w:lineRule="auto"/>
+        <w:ind w:left="1260" w:leftChars="0" w:right="0" w:hanging="420" w:firstLineChars="0"/>
+        <w:jc w:val="left"/>
+        <w:rPr>
+          <w:rFonts w:hint="default" w:ascii="Bodoni MT" w:hAnsi="Bodoni MT" w:cs="Bodoni MT"/>
+          <w:color w:val="auto"/>
+        </w:rPr>
+      </w:pPr>
+      <w:r>
+        <w:rPr>
+          <w:rFonts w:hint="default" w:ascii="Bodoni MT" w:hAnsi="Bodoni MT" w:cs="Bodoni MT"/>
+          <w:color w:val="auto"/>
+          <w:lang w:val="en-IN"/>
+        </w:rPr>
+        <w:t>Ensures you're talking to the real cluster</w:t>
+      </w:r>
+    </w:p>
+    <w:p>
+      <w:pPr>
+        <w:keepNext w:val="0"/>
+        <w:keepLines w:val="0"/>
+        <w:widowControl/>
+        <w:numPr>
+          <w:ilvl w:val="2"/>
+          <w:numId w:val="11"/>
+        </w:numPr>
+        <w:suppressLineNumbers w:val="0"/>
+        <w:spacing w:before="0" w:beforeAutospacing="0" w:after="0" w:afterAutospacing="0" w:line="360" w:lineRule="auto"/>
+        <w:ind w:left="1260" w:leftChars="0" w:right="0" w:hanging="420" w:firstLineChars="0"/>
+        <w:jc w:val="left"/>
+        <w:rPr>
+          <w:rFonts w:hint="default" w:ascii="Bodoni MT" w:hAnsi="Bodoni MT" w:cs="Bodoni MT"/>
+          <w:color w:val="auto"/>
+        </w:rPr>
+      </w:pPr>
+      <w:r>
+        <w:rPr>
+          <w:rFonts w:hint="default" w:ascii="Bodoni MT" w:hAnsi="Bodoni MT" w:cs="Bodoni MT"/>
+          <w:color w:val="auto"/>
+          <w:lang w:val="en-IN"/>
+        </w:rPr>
+        <w:t>Prevents man-in-the-middle attacks</w:t>
+      </w:r>
+    </w:p>
+    <w:p>
+      <w:pPr>
+        <w:keepNext w:val="0"/>
+        <w:keepLines w:val="0"/>
+        <w:widowControl/>
+        <w:numPr>
+          <w:ilvl w:val="0"/>
+          <w:numId w:val="11"/>
+        </w:numPr>
+        <w:suppressLineNumbers w:val="0"/>
+        <w:spacing w:before="0" w:beforeAutospacing="0" w:after="0" w:afterAutospacing="0" w:line="360" w:lineRule="auto"/>
+        <w:ind w:left="420" w:leftChars="0" w:right="0" w:hanging="420" w:firstLineChars="0"/>
+        <w:jc w:val="left"/>
+        <w:rPr>
+          <w:rFonts w:hint="default" w:ascii="Bodoni MT" w:hAnsi="Bodoni MT" w:cs="Bodoni MT"/>
+          <w:color w:val="auto"/>
+        </w:rPr>
+      </w:pPr>
+      <w:r>
+        <w:rPr>
+          <w:rFonts w:hint="default" w:ascii="Bodoni MT" w:hAnsi="Bodoni MT" w:cs="Bodoni MT"/>
+          <w:b/>
+          <w:bCs/>
+          <w:color w:val="C00000"/>
+          <w:u w:val="single"/>
+          <w:lang w:val="en-IN"/>
+        </w:rPr>
+        <w:t>users</w:t>
+      </w:r>
+      <w:r>
+        <w:rPr>
+          <w:rFonts w:hint="default" w:ascii="Bodoni MT" w:hAnsi="Bodoni MT" w:cs="Bodoni MT"/>
+          <w:b w:val="0"/>
+          <w:bCs w:val="0"/>
+          <w:color w:val="auto"/>
+          <w:lang w:val="en-IN"/>
+        </w:rPr>
+        <w:t xml:space="preserve"> </w:t>
+      </w:r>
+    </w:p>
+    <w:p>
+      <w:pPr>
+        <w:keepNext w:val="0"/>
+        <w:keepLines w:val="0"/>
+        <w:widowControl/>
+        <w:numPr>
+          <w:ilvl w:val="1"/>
+          <w:numId w:val="11"/>
+        </w:numPr>
+        <w:suppressLineNumbers w:val="0"/>
+        <w:spacing w:before="0" w:beforeAutospacing="0" w:after="0" w:afterAutospacing="0" w:line="360" w:lineRule="auto"/>
+        <w:ind w:left="840" w:leftChars="0" w:right="0" w:hanging="420" w:firstLineChars="0"/>
+        <w:jc w:val="left"/>
+        <w:rPr>
+          <w:rFonts w:hint="default" w:ascii="Bodoni MT" w:hAnsi="Bodoni MT" w:cs="Bodoni MT"/>
+          <w:color w:val="auto"/>
+        </w:rPr>
+      </w:pPr>
+      <w:r>
+        <w:rPr>
+          <w:rFonts w:hint="default" w:ascii="Bodoni MT" w:hAnsi="Bodoni MT" w:cs="Bodoni MT"/>
+          <w:color w:val="auto"/>
+          <w:lang w:val="en-IN"/>
+        </w:rPr>
+        <w:t>It contains the list of users.</w:t>
+      </w:r>
+    </w:p>
+    <w:p>
+      <w:pPr>
+        <w:keepNext w:val="0"/>
+        <w:keepLines w:val="0"/>
+        <w:widowControl/>
+        <w:numPr>
+          <w:ilvl w:val="1"/>
+          <w:numId w:val="11"/>
+        </w:numPr>
+        <w:suppressLineNumbers w:val="0"/>
+        <w:spacing w:before="0" w:beforeAutospacing="0" w:after="0" w:afterAutospacing="0" w:line="360" w:lineRule="auto"/>
+        <w:ind w:left="840" w:leftChars="0" w:right="0" w:hanging="420" w:firstLineChars="0"/>
+        <w:jc w:val="left"/>
+        <w:rPr>
+          <w:rFonts w:hint="default" w:ascii="Bodoni MT" w:hAnsi="Bodoni MT" w:cs="Bodoni MT"/>
+          <w:color w:val="auto"/>
+        </w:rPr>
+      </w:pPr>
+      <w:r>
+        <w:rPr>
+          <w:rFonts w:hint="default" w:ascii="Bodoni MT" w:hAnsi="Bodoni MT" w:cs="Bodoni MT"/>
+          <w:color w:val="auto"/>
+          <w:lang w:val="en-IN"/>
+        </w:rPr>
+        <w:t>It defines “</w:t>
+      </w:r>
+      <w:r>
+        <w:rPr>
+          <w:rFonts w:hint="default" w:ascii="Bodoni MT" w:hAnsi="Bodoni MT" w:cs="Bodoni MT"/>
+          <w:color w:val="002060"/>
+          <w:lang w:val="en-IN"/>
+        </w:rPr>
+        <w:t>Who are you when talking to the Cluster</w:t>
+      </w:r>
+      <w:r>
+        <w:rPr>
+          <w:rFonts w:hint="default" w:ascii="Bodoni MT" w:hAnsi="Bodoni MT" w:cs="Bodoni MT"/>
+          <w:color w:val="auto"/>
+          <w:lang w:val="en-IN"/>
+        </w:rPr>
+        <w:t>”</w:t>
+      </w:r>
+    </w:p>
+    <w:p>
+      <w:pPr>
+        <w:keepNext w:val="0"/>
+        <w:keepLines w:val="0"/>
+        <w:widowControl/>
+        <w:numPr>
+          <w:ilvl w:val="1"/>
+          <w:numId w:val="11"/>
+        </w:numPr>
+        <w:suppressLineNumbers w:val="0"/>
+        <w:spacing w:before="0" w:beforeAutospacing="0" w:after="0" w:afterAutospacing="0" w:line="360" w:lineRule="auto"/>
+        <w:ind w:left="840" w:leftChars="0" w:right="0" w:hanging="420" w:firstLineChars="0"/>
+        <w:jc w:val="left"/>
+        <w:rPr>
+          <w:rFonts w:hint="default" w:ascii="Bodoni MT" w:hAnsi="Bodoni MT" w:cs="Bodoni MT"/>
+          <w:color w:val="auto"/>
+        </w:rPr>
+      </w:pPr>
+      <w:r>
+        <w:rPr>
+          <w:rFonts w:hint="default" w:ascii="Bodoni MT" w:hAnsi="Bodoni MT" w:cs="Bodoni MT"/>
+          <w:color w:val="auto"/>
+          <w:lang w:val="en-IN"/>
+        </w:rPr>
+        <w:t xml:space="preserve">Each entries of </w:t>
+      </w:r>
+      <w:r>
+        <w:rPr>
+          <w:rFonts w:hint="default" w:ascii="Bodoni MT" w:hAnsi="Bodoni MT" w:cs="Bodoni MT"/>
+          <w:i/>
+          <w:iCs/>
+          <w:color w:val="auto"/>
+          <w:lang w:val="en-IN"/>
+        </w:rPr>
+        <w:t>user</w:t>
+      </w:r>
+      <w:r>
+        <w:rPr>
+          <w:rFonts w:hint="default" w:ascii="Bodoni MT" w:hAnsi="Bodoni MT" w:cs="Bodoni MT"/>
+          <w:i w:val="0"/>
+          <w:iCs w:val="0"/>
+          <w:color w:val="auto"/>
+          <w:lang w:val="en-IN"/>
+        </w:rPr>
+        <w:t xml:space="preserve"> contain the below fields </w:t>
+      </w:r>
+      <w:r>
+        <w:rPr>
+          <w:rFonts w:hint="default" w:ascii="Bodoni MT" w:hAnsi="Bodoni MT" w:cs="Bodoni MT"/>
+          <w:b/>
+          <w:bCs/>
+          <w:i w:val="0"/>
+          <w:iCs w:val="0"/>
+          <w:color w:val="auto"/>
+          <w:lang w:val="en-IN"/>
+        </w:rPr>
+        <w:t>name, user</w:t>
+      </w:r>
+      <w:r>
+        <w:rPr>
+          <w:rFonts w:hint="default" w:ascii="Bodoni MT" w:hAnsi="Bodoni MT" w:cs="Bodoni MT"/>
+          <w:b w:val="0"/>
+          <w:bCs w:val="0"/>
+          <w:i w:val="0"/>
+          <w:iCs w:val="0"/>
+          <w:color w:val="auto"/>
+          <w:lang w:val="en-IN"/>
+        </w:rPr>
+        <w:t xml:space="preserve"> (</w:t>
+      </w:r>
+      <w:r>
+        <w:rPr>
+          <w:rFonts w:hint="default" w:ascii="Bodoni MT" w:hAnsi="Bodoni MT" w:cs="Bodoni MT"/>
+          <w:b w:val="0"/>
+          <w:bCs w:val="0"/>
+          <w:i/>
+          <w:iCs/>
+          <w:color w:val="auto"/>
+          <w:lang w:val="en-IN"/>
+        </w:rPr>
+        <w:t xml:space="preserve">user </w:t>
+      </w:r>
+      <w:r>
+        <w:rPr>
+          <w:rFonts w:hint="default" w:ascii="Bodoni MT" w:hAnsi="Bodoni MT" w:cs="Bodoni MT"/>
+          <w:b w:val="0"/>
+          <w:bCs w:val="0"/>
+          <w:i w:val="0"/>
+          <w:iCs w:val="0"/>
+          <w:color w:val="auto"/>
+          <w:lang w:val="en-IN"/>
+        </w:rPr>
+        <w:t xml:space="preserve">contains </w:t>
+      </w:r>
+      <w:r>
+        <w:rPr>
+          <w:rFonts w:hint="default" w:ascii="Bodoni MT" w:hAnsi="Bodoni MT" w:cs="Bodoni MT"/>
+          <w:b w:val="0"/>
+          <w:bCs w:val="0"/>
+          <w:i/>
+          <w:iCs/>
+          <w:color w:val="auto"/>
+          <w:lang w:val="en-IN"/>
+        </w:rPr>
+        <w:t>client-certificate-data, client-key-data</w:t>
+      </w:r>
+      <w:r>
+        <w:rPr>
+          <w:rFonts w:hint="default" w:ascii="Bodoni MT" w:hAnsi="Bodoni MT" w:cs="Bodoni MT"/>
+          <w:b w:val="0"/>
+          <w:bCs w:val="0"/>
+          <w:i w:val="0"/>
+          <w:iCs w:val="0"/>
+          <w:color w:val="auto"/>
+          <w:lang w:val="en-IN"/>
+        </w:rPr>
+        <w:t xml:space="preserve"> ) fields.</w:t>
+      </w:r>
+    </w:p>
+    <w:p>
+      <w:pPr>
+        <w:keepNext w:val="0"/>
+        <w:keepLines w:val="0"/>
+        <w:widowControl/>
+        <w:numPr>
+          <w:ilvl w:val="1"/>
+          <w:numId w:val="11"/>
+        </w:numPr>
+        <w:suppressLineNumbers w:val="0"/>
+        <w:spacing w:before="0" w:beforeAutospacing="0" w:after="0" w:afterAutospacing="0" w:line="360" w:lineRule="auto"/>
+        <w:ind w:left="840" w:leftChars="0" w:right="0" w:hanging="420" w:firstLineChars="0"/>
+        <w:jc w:val="left"/>
+        <w:rPr>
+          <w:rFonts w:hint="default" w:ascii="Bodoni MT" w:hAnsi="Bodoni MT" w:cs="Bodoni MT"/>
+          <w:color w:val="auto"/>
+        </w:rPr>
+      </w:pPr>
+      <w:r>
+        <w:rPr>
+          <w:rFonts w:hint="default" w:ascii="Bodoni MT" w:hAnsi="Bodoni MT" w:cs="Bodoni MT"/>
+          <w:b/>
+          <w:bCs/>
+          <w:i w:val="0"/>
+          <w:iCs w:val="0"/>
+          <w:color w:val="auto"/>
+          <w:u w:val="single"/>
+          <w:lang w:val="en-IN"/>
+        </w:rPr>
+        <w:t>name</w:t>
+      </w:r>
+      <w:r>
+        <w:rPr>
+          <w:rFonts w:hint="default" w:ascii="Bodoni MT" w:hAnsi="Bodoni MT" w:cs="Bodoni MT"/>
+          <w:b w:val="0"/>
+          <w:bCs w:val="0"/>
+          <w:i w:val="0"/>
+          <w:iCs w:val="0"/>
+          <w:color w:val="auto"/>
+          <w:lang w:val="en-IN"/>
+        </w:rPr>
+        <w:t xml:space="preserve"> </w:t>
+      </w:r>
+      <w:r>
+        <w:rPr>
+          <w:rFonts w:hint="default" w:ascii="Bodoni MT" w:hAnsi="Bodoni MT" w:cs="Bodoni MT"/>
+          <w:b w:val="0"/>
+          <w:bCs w:val="0"/>
+          <w:i w:val="0"/>
+          <w:iCs w:val="0"/>
+          <w:color w:val="auto"/>
+          <w:lang w:val="en-IN"/>
+        </w:rPr>
+        <w:br w:type="textWrapping"/>
+      </w:r>
+      <w:r>
+        <w:rPr>
+          <w:rFonts w:hint="default" w:ascii="Bodoni MT" w:hAnsi="Bodoni MT" w:cs="Bodoni MT"/>
+          <w:b w:val="0"/>
+          <w:bCs w:val="0"/>
+          <w:i w:val="0"/>
+          <w:iCs w:val="0"/>
+          <w:color w:val="auto"/>
+          <w:lang w:val="en-IN"/>
+        </w:rPr>
+        <w:t xml:space="preserve">just a identifier to the user. Which is referenced inside </w:t>
+      </w:r>
+      <w:r>
+        <w:rPr>
+          <w:rFonts w:hint="default" w:ascii="Bodoni MT" w:hAnsi="Bodoni MT" w:cs="Bodoni MT"/>
+          <w:b w:val="0"/>
+          <w:bCs w:val="0"/>
+          <w:i/>
+          <w:iCs/>
+          <w:color w:val="auto"/>
+          <w:lang w:val="en-IN"/>
+        </w:rPr>
+        <w:t>context</w:t>
+      </w:r>
+      <w:r>
+        <w:rPr>
+          <w:rFonts w:hint="default" w:ascii="Bodoni MT" w:hAnsi="Bodoni MT" w:cs="Bodoni MT"/>
+          <w:b w:val="0"/>
+          <w:bCs w:val="0"/>
+          <w:i w:val="0"/>
+          <w:iCs w:val="0"/>
+          <w:color w:val="auto"/>
+          <w:lang w:val="en-IN"/>
+        </w:rPr>
+        <w:t xml:space="preserve"> field (you can see in the yaml).</w:t>
+      </w:r>
+    </w:p>
+    <w:p>
+      <w:pPr>
+        <w:keepNext w:val="0"/>
+        <w:keepLines w:val="0"/>
+        <w:widowControl/>
+        <w:numPr>
+          <w:ilvl w:val="1"/>
+          <w:numId w:val="11"/>
+        </w:numPr>
+        <w:suppressLineNumbers w:val="0"/>
+        <w:spacing w:before="0" w:beforeAutospacing="0" w:after="0" w:afterAutospacing="0" w:line="360" w:lineRule="auto"/>
+        <w:ind w:left="840" w:leftChars="0" w:right="0" w:hanging="420" w:firstLineChars="0"/>
+        <w:jc w:val="left"/>
+        <w:rPr>
+          <w:rFonts w:hint="default" w:ascii="Bodoni MT" w:hAnsi="Bodoni MT" w:cs="Bodoni MT"/>
+          <w:color w:val="auto"/>
+        </w:rPr>
+      </w:pPr>
+      <w:r>
+        <w:rPr>
+          <w:rFonts w:hint="default" w:ascii="Bodoni MT" w:hAnsi="Bodoni MT" w:cs="Bodoni MT"/>
+          <w:b/>
+          <w:bCs/>
+          <w:i w:val="0"/>
+          <w:iCs w:val="0"/>
+          <w:color w:val="7030A0"/>
+          <w:u w:val="single"/>
+          <w:lang w:val="en-IN"/>
+        </w:rPr>
+        <w:t>user</w:t>
+      </w:r>
+      <w:r>
+        <w:rPr>
+          <w:rFonts w:hint="default" w:ascii="Bodoni MT" w:hAnsi="Bodoni MT" w:cs="Bodoni MT"/>
+          <w:b/>
+          <w:bCs/>
+          <w:i w:val="0"/>
+          <w:iCs w:val="0"/>
+          <w:color w:val="auto"/>
+          <w:u w:val="single"/>
+          <w:lang w:val="en-IN"/>
+        </w:rPr>
+        <w:t>.client-certificate-data</w:t>
+      </w:r>
+      <w:r>
+        <w:rPr>
+          <w:rFonts w:hint="default" w:ascii="Bodoni MT" w:hAnsi="Bodoni MT" w:cs="Bodoni MT"/>
+          <w:b w:val="0"/>
+          <w:bCs w:val="0"/>
+          <w:i w:val="0"/>
+          <w:iCs w:val="0"/>
+          <w:color w:val="auto"/>
+          <w:lang w:val="en-IN"/>
+        </w:rPr>
+        <w:t xml:space="preserve"> &amp; </w:t>
+      </w:r>
+      <w:r>
+        <w:rPr>
+          <w:rFonts w:hint="default" w:ascii="Bodoni MT" w:hAnsi="Bodoni MT" w:cs="Bodoni MT"/>
+          <w:b/>
+          <w:bCs/>
+          <w:color w:val="7030A0"/>
+          <w:u w:val="single"/>
+          <w:lang w:val="en-IN"/>
+        </w:rPr>
+        <w:t>user.</w:t>
+      </w:r>
+      <w:r>
+        <w:rPr>
+          <w:rFonts w:hint="default" w:ascii="Bodoni MT" w:hAnsi="Bodoni MT" w:cs="Bodoni MT"/>
+          <w:b/>
+          <w:bCs/>
+          <w:color w:val="auto"/>
+          <w:u w:val="single"/>
+          <w:lang w:val="en-IN"/>
+        </w:rPr>
+        <w:t>client-key-data</w:t>
+      </w:r>
+      <w:r>
+        <w:rPr>
+          <w:rFonts w:hint="default" w:ascii="Bodoni MT" w:hAnsi="Bodoni MT" w:cs="Bodoni MT"/>
+          <w:b w:val="0"/>
+          <w:bCs w:val="0"/>
+          <w:color w:val="auto"/>
+          <w:u w:val="none"/>
+          <w:lang w:val="en-IN"/>
+        </w:rPr>
+        <w:t xml:space="preserve">  (common in local setup)</w:t>
+      </w:r>
+      <w:r>
+        <w:rPr>
+          <w:rFonts w:hint="default" w:ascii="Bodoni MT" w:hAnsi="Bodoni MT" w:cs="Bodoni MT"/>
+          <w:b/>
+          <w:bCs/>
+          <w:color w:val="auto"/>
+          <w:lang w:val="en-IN"/>
+        </w:rPr>
+        <w:br w:type="textWrapping"/>
+      </w:r>
+      <w:r>
+        <w:rPr>
+          <w:rFonts w:hint="default" w:ascii="Bodoni MT" w:hAnsi="Bodoni MT" w:cs="Bodoni MT"/>
+          <w:b/>
+          <w:bCs/>
+          <w:i/>
+          <w:iCs/>
+          <w:color w:val="auto"/>
+          <w:lang w:val="en-IN"/>
+        </w:rPr>
+        <w:t>certificate</w:t>
+      </w:r>
+      <w:r>
+        <w:rPr>
+          <w:rFonts w:hint="default" w:ascii="Bodoni MT" w:hAnsi="Bodoni MT" w:cs="Bodoni MT"/>
+          <w:b/>
+          <w:bCs/>
+          <w:i w:val="0"/>
+          <w:iCs w:val="0"/>
+          <w:color w:val="auto"/>
+          <w:lang w:val="en-IN"/>
+        </w:rPr>
+        <w:t xml:space="preserve"> </w:t>
+      </w:r>
+      <w:r>
+        <w:rPr>
+          <w:rFonts w:hint="default" w:ascii="Bodoni MT" w:hAnsi="Bodoni MT" w:cs="Bodoni MT"/>
+          <w:b w:val="0"/>
+          <w:bCs w:val="0"/>
+          <w:i w:val="0"/>
+          <w:iCs w:val="0"/>
+          <w:color w:val="auto"/>
+          <w:lang w:val="en-IN"/>
+        </w:rPr>
+        <w:t>is like ID card</w:t>
+      </w:r>
+      <w:r>
+        <w:rPr>
+          <w:rFonts w:hint="default" w:ascii="Bodoni MT" w:hAnsi="Bodoni MT" w:cs="Bodoni MT"/>
+          <w:b w:val="0"/>
+          <w:bCs w:val="0"/>
+          <w:i/>
+          <w:iCs/>
+          <w:color w:val="auto"/>
+          <w:lang w:val="en-IN"/>
+        </w:rPr>
+        <w:t xml:space="preserve">; </w:t>
+      </w:r>
+      <w:r>
+        <w:rPr>
+          <w:rFonts w:hint="default" w:ascii="Bodoni MT" w:hAnsi="Bodoni MT" w:cs="Bodoni MT"/>
+          <w:b/>
+          <w:bCs/>
+          <w:i/>
+          <w:iCs/>
+          <w:color w:val="auto"/>
+          <w:lang w:val="en-IN"/>
+        </w:rPr>
+        <w:t>key</w:t>
+      </w:r>
+      <w:r>
+        <w:rPr>
+          <w:rFonts w:hint="default" w:ascii="Bodoni MT" w:hAnsi="Bodoni MT" w:cs="Bodoni MT"/>
+          <w:b w:val="0"/>
+          <w:bCs w:val="0"/>
+          <w:i w:val="0"/>
+          <w:iCs w:val="0"/>
+          <w:color w:val="auto"/>
+          <w:lang w:val="en-IN"/>
+        </w:rPr>
+        <w:t xml:space="preserve"> is like signature  (Analogy)</w:t>
+      </w:r>
+    </w:p>
+    <w:p>
+      <w:pPr>
+        <w:keepNext w:val="0"/>
+        <w:keepLines w:val="0"/>
+        <w:widowControl/>
+        <w:numPr>
+          <w:ilvl w:val="1"/>
+          <w:numId w:val="11"/>
+        </w:numPr>
+        <w:suppressLineNumbers w:val="0"/>
+        <w:spacing w:before="0" w:beforeAutospacing="0" w:after="0" w:afterAutospacing="0" w:line="360" w:lineRule="auto"/>
+        <w:ind w:left="840" w:leftChars="0" w:right="0" w:hanging="420" w:firstLineChars="0"/>
+        <w:jc w:val="left"/>
+        <w:rPr>
+          <w:rFonts w:hint="default" w:ascii="Bodoni MT" w:hAnsi="Bodoni MT" w:cs="Bodoni MT"/>
+          <w:color w:val="auto"/>
+        </w:rPr>
+      </w:pPr>
+      <w:r>
+        <w:rPr>
+          <w:rFonts w:hint="default" w:ascii="Bodoni MT" w:hAnsi="Bodoni MT" w:cs="Bodoni MT"/>
+          <w:b w:val="0"/>
+          <w:bCs w:val="0"/>
+          <w:i w:val="0"/>
+          <w:iCs w:val="0"/>
+          <w:color w:val="auto"/>
+          <w:lang w:val="en-IN"/>
+        </w:rPr>
+        <w:t xml:space="preserve">In real-world, instead of certificate and key, </w:t>
+      </w:r>
+      <w:r>
+        <w:rPr>
+          <w:rFonts w:hint="default" w:ascii="Bodoni MT" w:hAnsi="Bodoni MT" w:cs="Bodoni MT"/>
+          <w:b/>
+          <w:bCs/>
+          <w:i/>
+          <w:iCs/>
+          <w:color w:val="7030A0"/>
+          <w:u w:val="single"/>
+          <w:lang w:val="en-IN"/>
+        </w:rPr>
+        <w:t>token</w:t>
+      </w:r>
+      <w:r>
+        <w:rPr>
+          <w:rFonts w:hint="default" w:ascii="Bodoni MT" w:hAnsi="Bodoni MT" w:cs="Bodoni MT"/>
+          <w:b w:val="0"/>
+          <w:bCs w:val="0"/>
+          <w:i w:val="0"/>
+          <w:iCs w:val="0"/>
+          <w:color w:val="7030A0"/>
+          <w:u w:val="none"/>
+          <w:lang w:val="en-IN"/>
+        </w:rPr>
+        <w:t xml:space="preserve"> </w:t>
+      </w:r>
+      <w:r>
+        <w:rPr>
+          <w:rFonts w:hint="default" w:ascii="Bodoni MT" w:hAnsi="Bodoni MT" w:cs="Bodoni MT"/>
+          <w:b w:val="0"/>
+          <w:bCs w:val="0"/>
+          <w:i w:val="0"/>
+          <w:iCs w:val="0"/>
+          <w:color w:val="auto"/>
+          <w:lang w:val="en-IN"/>
+        </w:rPr>
+        <w:t>is used.</w:t>
+      </w:r>
+      <w:r>
+        <w:rPr>
+          <w:rFonts w:hint="default" w:ascii="Bodoni MT" w:hAnsi="Bodoni MT" w:cs="Bodoni MT"/>
+          <w:b w:val="0"/>
+          <w:bCs w:val="0"/>
+          <w:i w:val="0"/>
+          <w:iCs w:val="0"/>
+          <w:color w:val="auto"/>
+          <w:lang w:val="en-IN"/>
+        </w:rPr>
+        <w:br w:type="textWrapping"/>
+      </w:r>
+      <w:r>
+        <w:rPr>
+          <w:rFonts w:hint="default" w:ascii="Bodoni MT" w:hAnsi="Bodoni MT" w:cs="Bodoni MT"/>
+        </w:rPr>
+        <w:drawing>
+          <wp:inline distT="0" distB="0" distL="114300" distR="114300">
+            <wp:extent cx="2320290" cy="236220"/>
+            <wp:effectExtent l="0" t="0" r="3810" b="5080"/>
+            <wp:docPr id="88" name="Picture 87"/>
+            <wp:cNvGraphicFramePr>
+              <a:graphicFrameLocks xmlns:a="http://schemas.openxmlformats.org/drawingml/2006/main" noChangeAspect="1"/>
+            </wp:cNvGraphicFramePr>
+            <a:graphic xmlns:a="http://schemas.openxmlformats.org/drawingml/2006/main">
+              <a:graphicData uri="http://schemas.openxmlformats.org/drawingml/2006/picture">
+                <pic:pic xmlns:pic="http://schemas.openxmlformats.org/drawingml/2006/picture">
+                  <pic:nvPicPr>
+                    <pic:cNvPr id="88" name="Picture 87"/>
+                    <pic:cNvPicPr>
+                      <a:picLocks noChangeAspect="1"/>
+                    </pic:cNvPicPr>
+                  </pic:nvPicPr>
+                  <pic:blipFill>
+                    <a:blip r:embed="rId44"/>
+                    <a:stretch>
+                      <a:fillRect/>
+                    </a:stretch>
+                  </pic:blipFill>
+                  <pic:spPr>
+                    <a:xfrm>
+                      <a:off x="0" y="0"/>
+                      <a:ext cx="2320290" cy="236220"/>
+                    </a:xfrm>
+                    <a:prstGeom prst="rect">
+                      <a:avLst/>
+                    </a:prstGeom>
+                    <a:noFill/>
+                    <a:ln>
+                      <a:noFill/>
+                    </a:ln>
+                  </pic:spPr>
+                </pic:pic>
+              </a:graphicData>
+            </a:graphic>
+          </wp:inline>
+        </w:drawing>
+      </w:r>
+    </w:p>
+    <w:p>
+      <w:pPr>
+        <w:keepNext w:val="0"/>
+        <w:keepLines w:val="0"/>
+        <w:widowControl/>
+        <w:numPr>
+          <w:ilvl w:val="2"/>
+          <w:numId w:val="11"/>
+        </w:numPr>
+        <w:suppressLineNumbers w:val="0"/>
+        <w:spacing w:before="0" w:beforeAutospacing="0" w:after="0" w:afterAutospacing="0" w:line="360" w:lineRule="auto"/>
+        <w:ind w:left="1260" w:leftChars="0" w:right="0" w:hanging="420" w:firstLineChars="0"/>
+        <w:jc w:val="left"/>
+        <w:rPr>
+          <w:rFonts w:hint="default" w:ascii="Bodoni MT" w:hAnsi="Bodoni MT" w:cs="Bodoni MT"/>
+          <w:color w:val="auto"/>
+        </w:rPr>
+      </w:pPr>
+      <w:r>
+        <w:rPr>
+          <w:rFonts w:hint="default" w:ascii="Bodoni MT" w:hAnsi="Bodoni MT" w:cs="Bodoni MT"/>
+          <w:lang w:val="en-IN"/>
+        </w:rPr>
+        <w:t>it is used in ServiceAccounts, CI/CD, API access.</w:t>
+      </w:r>
+    </w:p>
+    <w:p>
+      <w:pPr>
+        <w:keepNext w:val="0"/>
+        <w:keepLines w:val="0"/>
+        <w:widowControl/>
+        <w:numPr>
+          <w:ilvl w:val="1"/>
+          <w:numId w:val="11"/>
+        </w:numPr>
+        <w:suppressLineNumbers w:val="0"/>
+        <w:spacing w:before="0" w:beforeAutospacing="0" w:after="0" w:afterAutospacing="0" w:line="360" w:lineRule="auto"/>
+        <w:ind w:left="840" w:leftChars="0" w:right="0" w:hanging="420" w:firstLineChars="0"/>
+        <w:jc w:val="left"/>
+        <w:rPr>
+          <w:rFonts w:hint="default" w:ascii="Bodoni MT" w:hAnsi="Bodoni MT" w:cs="Bodoni MT"/>
+          <w:color w:val="auto"/>
+        </w:rPr>
+      </w:pPr>
+      <w:r>
+        <w:rPr>
+          <w:rFonts w:hint="default" w:ascii="Bodoni MT" w:hAnsi="Bodoni MT" w:cs="Bodoni MT"/>
+          <w:color w:val="auto"/>
+          <w:lang w:val="en-IN"/>
+        </w:rPr>
+        <w:t>In cloud provider cases, external Auth is present.</w:t>
+      </w:r>
+    </w:p>
+    <w:p>
+      <w:pPr>
+        <w:keepNext w:val="0"/>
+        <w:keepLines w:val="0"/>
+        <w:widowControl/>
+        <w:numPr>
+          <w:ilvl w:val="1"/>
+          <w:numId w:val="11"/>
+        </w:numPr>
+        <w:suppressLineNumbers w:val="0"/>
+        <w:spacing w:before="0" w:beforeAutospacing="0" w:after="0" w:afterAutospacing="0" w:line="360" w:lineRule="auto"/>
+        <w:ind w:left="840" w:leftChars="0" w:right="0" w:hanging="420" w:firstLineChars="0"/>
+        <w:jc w:val="left"/>
+        <w:rPr>
+          <w:rFonts w:hint="default" w:ascii="Bodoni MT" w:hAnsi="Bodoni MT" w:cs="Bodoni MT"/>
+          <w:color w:val="auto"/>
+        </w:rPr>
+      </w:pPr>
+      <w:r>
+        <w:rPr>
+          <w:rFonts w:hint="default" w:ascii="Bodoni MT" w:hAnsi="Bodoni MT" w:cs="Bodoni MT"/>
+          <w:color w:val="C00000"/>
+          <w:shd w:val="clear" w:color="FFFFFF" w:fill="D9D9D9"/>
+          <w:lang w:val="en-IN"/>
+        </w:rPr>
+        <w:t xml:space="preserve">All-In-One, </w:t>
+      </w:r>
+      <w:r>
+        <w:rPr>
+          <w:rFonts w:hint="default" w:ascii="Bodoni MT" w:hAnsi="Bodoni MT" w:cs="Bodoni MT"/>
+          <w:b/>
+          <w:bCs/>
+          <w:i/>
+          <w:iCs/>
+          <w:color w:val="C00000"/>
+          <w:shd w:val="clear" w:color="FFFFFF" w:fill="D9D9D9"/>
+          <w:lang w:val="en-IN"/>
+        </w:rPr>
+        <w:t>user</w:t>
+      </w:r>
+      <w:r>
+        <w:rPr>
+          <w:rFonts w:hint="default" w:ascii="Bodoni MT" w:hAnsi="Bodoni MT" w:cs="Bodoni MT"/>
+          <w:b w:val="0"/>
+          <w:bCs w:val="0"/>
+          <w:i w:val="0"/>
+          <w:iCs w:val="0"/>
+          <w:color w:val="C00000"/>
+          <w:shd w:val="clear" w:color="FFFFFF" w:fill="D9D9D9"/>
+          <w:lang w:val="en-IN"/>
+        </w:rPr>
+        <w:t xml:space="preserve"> field is for authentication with the </w:t>
+      </w:r>
+      <w:r>
+        <w:rPr>
+          <w:rFonts w:hint="default" w:ascii="Bodoni MT" w:hAnsi="Bodoni MT" w:cs="Bodoni MT"/>
+          <w:b/>
+          <w:bCs/>
+          <w:i/>
+          <w:iCs/>
+          <w:color w:val="C00000"/>
+          <w:shd w:val="clear" w:color="FFFFFF" w:fill="D9D9D9"/>
+          <w:lang w:val="en-IN"/>
+        </w:rPr>
+        <w:t>cluster</w:t>
+      </w:r>
+      <w:r>
+        <w:rPr>
+          <w:rFonts w:hint="default" w:ascii="Bodoni MT" w:hAnsi="Bodoni MT" w:cs="Bodoni MT"/>
+          <w:b w:val="0"/>
+          <w:bCs w:val="0"/>
+          <w:i w:val="0"/>
+          <w:iCs w:val="0"/>
+          <w:color w:val="C00000"/>
+          <w:shd w:val="clear" w:color="FFFFFF" w:fill="D9D9D9"/>
+          <w:lang w:val="en-IN"/>
+        </w:rPr>
+        <w:t xml:space="preserve"> </w:t>
+      </w:r>
+      <w:r>
+        <w:rPr>
+          <w:rFonts w:hint="default" w:ascii="Bodoni MT" w:hAnsi="Bodoni MT" w:cs="Bodoni MT"/>
+          <w:b w:val="0"/>
+          <w:bCs w:val="0"/>
+          <w:i w:val="0"/>
+          <w:iCs w:val="0"/>
+          <w:color w:val="auto"/>
+          <w:lang w:val="en-IN"/>
+        </w:rPr>
+        <w:t>.</w:t>
+      </w:r>
+    </w:p>
+    <w:p>
+      <w:pPr>
+        <w:keepNext w:val="0"/>
+        <w:keepLines w:val="0"/>
+        <w:widowControl/>
+        <w:numPr>
+          <w:ilvl w:val="0"/>
+          <w:numId w:val="11"/>
+        </w:numPr>
+        <w:suppressLineNumbers w:val="0"/>
+        <w:spacing w:before="0" w:beforeAutospacing="0" w:after="0" w:afterAutospacing="0" w:line="360" w:lineRule="auto"/>
+        <w:ind w:left="420" w:leftChars="0" w:right="0" w:hanging="420" w:firstLineChars="0"/>
+        <w:jc w:val="left"/>
+        <w:rPr>
+          <w:rFonts w:hint="default" w:ascii="Bodoni MT" w:hAnsi="Bodoni MT" w:cs="Bodoni MT"/>
+          <w:color w:val="auto"/>
+        </w:rPr>
+      </w:pPr>
+      <w:r>
+        <w:rPr>
+          <w:rFonts w:hint="default" w:ascii="Bodoni MT" w:hAnsi="Bodoni MT" w:cs="Bodoni MT"/>
+          <w:b/>
+          <w:bCs/>
+          <w:color w:val="C00000"/>
+          <w:u w:val="single"/>
+          <w:lang w:val="en-IN"/>
+        </w:rPr>
+        <w:t>contexts</w:t>
+      </w:r>
+      <w:r>
+        <w:rPr>
+          <w:rFonts w:hint="default" w:ascii="Bodoni MT" w:hAnsi="Bodoni MT" w:cs="Bodoni MT"/>
+          <w:b w:val="0"/>
+          <w:bCs w:val="0"/>
+          <w:color w:val="auto"/>
+          <w:lang w:val="en-IN"/>
+        </w:rPr>
+        <w:t xml:space="preserve"> </w:t>
+      </w:r>
+    </w:p>
+    <w:p>
+      <w:pPr>
+        <w:keepNext w:val="0"/>
+        <w:keepLines w:val="0"/>
+        <w:widowControl/>
+        <w:numPr>
+          <w:ilvl w:val="1"/>
+          <w:numId w:val="11"/>
+        </w:numPr>
+        <w:suppressLineNumbers w:val="0"/>
+        <w:spacing w:before="0" w:beforeAutospacing="0" w:after="0" w:afterAutospacing="0" w:line="360" w:lineRule="auto"/>
+        <w:ind w:left="840" w:leftChars="0" w:right="0" w:hanging="420" w:firstLineChars="0"/>
+        <w:jc w:val="left"/>
+        <w:rPr>
+          <w:rFonts w:hint="default" w:ascii="Bodoni MT" w:hAnsi="Bodoni MT" w:cs="Bodoni MT"/>
+          <w:color w:val="auto"/>
+        </w:rPr>
+      </w:pPr>
+      <w:r>
+        <w:rPr>
+          <w:rFonts w:hint="default" w:ascii="Bodoni MT" w:hAnsi="Bodoni MT" w:cs="Bodoni MT"/>
+          <w:color w:val="auto"/>
+          <w:lang w:val="en-IN"/>
+        </w:rPr>
+        <w:t>It is something that reference all the things i.e.</w:t>
+      </w:r>
+      <w:r>
+        <w:rPr>
+          <w:rFonts w:hint="default" w:ascii="Bodoni MT" w:hAnsi="Bodoni MT" w:cs="Bodoni MT"/>
+          <w:color w:val="auto"/>
+          <w:lang w:val="en-IN"/>
+        </w:rPr>
+        <w:br w:type="textWrapping"/>
+      </w:r>
+      <w:r>
+        <w:rPr>
+          <w:rFonts w:hint="default" w:ascii="Bodoni MT" w:hAnsi="Bodoni MT" w:cs="Bodoni MT"/>
+          <w:b/>
+          <w:bCs/>
+          <w:i/>
+          <w:iCs/>
+          <w:color w:val="FFFFFF" w:themeColor="background1"/>
+          <w:highlight w:val="darkGray"/>
+          <w:shd w:val="clear" w:color="FFFFFF" w:fill="D9D9D9"/>
+          <w:lang w:val="en-IN"/>
+          <w14:textFill>
+            <w14:solidFill>
+              <w14:schemeClr w14:val="bg1"/>
+            </w14:solidFill>
+          </w14:textFill>
+        </w:rPr>
+        <w:t xml:space="preserve">context </w:t>
+      </w:r>
+      <w:r>
+        <w:rPr>
+          <w:rFonts w:hint="default" w:ascii="Bodoni MT" w:hAnsi="Bodoni MT" w:cs="Bodoni MT"/>
+          <w:b w:val="0"/>
+          <w:bCs w:val="0"/>
+          <w:i/>
+          <w:iCs/>
+          <w:color w:val="FFFFFF" w:themeColor="background1"/>
+          <w:highlight w:val="darkGray"/>
+          <w:shd w:val="clear" w:color="FFFFFF" w:fill="D9D9D9"/>
+          <w:lang w:val="en-IN"/>
+          <w14:textFill>
+            <w14:solidFill>
+              <w14:schemeClr w14:val="bg1"/>
+            </w14:solidFill>
+          </w14:textFill>
+        </w:rPr>
+        <w:t>=</w:t>
+      </w:r>
+      <w:r>
+        <w:rPr>
+          <w:rFonts w:hint="default" w:ascii="Bodoni MT" w:hAnsi="Bodoni MT" w:cs="Bodoni MT"/>
+          <w:b/>
+          <w:bCs/>
+          <w:i/>
+          <w:iCs/>
+          <w:color w:val="FFFFFF" w:themeColor="background1"/>
+          <w:highlight w:val="darkGray"/>
+          <w:shd w:val="clear" w:color="FFFFFF" w:fill="D9D9D9"/>
+          <w:lang w:val="en-IN"/>
+          <w14:textFill>
+            <w14:solidFill>
+              <w14:schemeClr w14:val="bg1"/>
+            </w14:solidFill>
+          </w14:textFill>
+        </w:rPr>
+        <w:t xml:space="preserve"> cluster + user + </w:t>
+      </w:r>
+      <w:r>
+        <w:rPr>
+          <w:rFonts w:hint="default" w:ascii="Bodoni MT" w:hAnsi="Bodoni MT" w:cs="Bodoni MT"/>
+          <w:b/>
+          <w:bCs/>
+          <w:i/>
+          <w:iCs/>
+          <w:color w:val="00B050"/>
+          <w:highlight w:val="darkGray"/>
+          <w:u w:val="single"/>
+          <w:shd w:val="clear" w:color="FFFFFF" w:fill="D9D9D9"/>
+          <w:lang w:val="en-IN"/>
+        </w:rPr>
+        <w:t>default</w:t>
+      </w:r>
+      <w:r>
+        <w:rPr>
+          <w:rFonts w:hint="default" w:ascii="Bodoni MT" w:hAnsi="Bodoni MT" w:cs="Bodoni MT"/>
+          <w:b/>
+          <w:bCs/>
+          <w:i/>
+          <w:iCs/>
+          <w:color w:val="FFFFFF" w:themeColor="background1"/>
+          <w:highlight w:val="darkGray"/>
+          <w:shd w:val="clear" w:color="FFFFFF" w:fill="D9D9D9"/>
+          <w:lang w:val="en-IN"/>
+          <w14:textFill>
+            <w14:solidFill>
+              <w14:schemeClr w14:val="bg1"/>
+            </w14:solidFill>
+          </w14:textFill>
+        </w:rPr>
+        <w:t xml:space="preserve"> namespace</w:t>
+      </w:r>
+      <w:r>
+        <w:rPr>
+          <w:rFonts w:hint="default" w:ascii="Bodoni MT" w:hAnsi="Bodoni MT" w:cs="Bodoni MT"/>
+          <w:b w:val="0"/>
+          <w:bCs w:val="0"/>
+          <w:i w:val="0"/>
+          <w:iCs w:val="0"/>
+          <w:color w:val="auto"/>
+          <w:lang w:val="en-IN"/>
+        </w:rPr>
+        <w:t xml:space="preserve">   </w:t>
+      </w:r>
+      <w:r>
+        <w:rPr>
+          <w:rFonts w:hint="default" w:ascii="Bodoni MT" w:hAnsi="Bodoni MT" w:cs="Bodoni MT"/>
+          <w:b/>
+          <w:bCs/>
+          <w:i w:val="0"/>
+          <w:iCs w:val="0"/>
+          <w:color w:val="FFFFFF" w:themeColor="background1"/>
+          <w:highlight w:val="darkRed"/>
+          <w:lang w:val="en-IN"/>
+          <w14:textFill>
+            <w14:solidFill>
+              <w14:schemeClr w14:val="bg1"/>
+            </w14:solidFill>
+          </w14:textFill>
+        </w:rPr>
+        <w:t>--- IMPORTANT ---</w:t>
+      </w:r>
+    </w:p>
+    <w:p>
+      <w:pPr>
+        <w:keepNext w:val="0"/>
+        <w:keepLines w:val="0"/>
+        <w:widowControl/>
+        <w:numPr>
+          <w:ilvl w:val="1"/>
+          <w:numId w:val="11"/>
+        </w:numPr>
+        <w:suppressLineNumbers w:val="0"/>
+        <w:spacing w:before="0" w:beforeAutospacing="0" w:after="0" w:afterAutospacing="0" w:line="360" w:lineRule="auto"/>
+        <w:ind w:left="840" w:leftChars="0" w:right="0" w:hanging="420" w:firstLineChars="0"/>
+        <w:jc w:val="left"/>
+        <w:rPr>
+          <w:rFonts w:hint="default" w:ascii="Bodoni MT" w:hAnsi="Bodoni MT" w:cs="Bodoni MT"/>
+          <w:color w:val="auto"/>
+        </w:rPr>
+      </w:pPr>
+      <w:r>
+        <w:rPr>
+          <w:rFonts w:hint="default" w:ascii="Bodoni MT" w:hAnsi="Bodoni MT" w:cs="Bodoni MT"/>
+          <w:color w:val="auto"/>
+          <w:lang w:val="en-IN"/>
+        </w:rPr>
+        <w:t xml:space="preserve">When you switch to a context, all the things will be switched i.e. user, cluster, </w:t>
+      </w:r>
+      <w:r>
+        <w:rPr>
+          <w:rFonts w:hint="default" w:ascii="Bodoni MT" w:hAnsi="Bodoni MT" w:cs="Bodoni MT"/>
+          <w:i/>
+          <w:iCs/>
+          <w:color w:val="auto"/>
+          <w:u w:val="single"/>
+          <w:lang w:val="en-IN"/>
+        </w:rPr>
+        <w:t>default</w:t>
+      </w:r>
+      <w:r>
+        <w:rPr>
+          <w:rFonts w:hint="default" w:ascii="Bodoni MT" w:hAnsi="Bodoni MT" w:cs="Bodoni MT"/>
+          <w:i/>
+          <w:iCs/>
+          <w:color w:val="auto"/>
+          <w:lang w:val="en-IN"/>
+        </w:rPr>
+        <w:t xml:space="preserve"> </w:t>
+      </w:r>
+      <w:r>
+        <w:rPr>
+          <w:rFonts w:hint="default" w:ascii="Bodoni MT" w:hAnsi="Bodoni MT" w:cs="Bodoni MT"/>
+          <w:color w:val="auto"/>
+          <w:lang w:val="en-IN"/>
+        </w:rPr>
+        <w:t>namespace</w:t>
+      </w:r>
+    </w:p>
+    <w:p>
+      <w:pPr>
+        <w:keepNext w:val="0"/>
+        <w:keepLines w:val="0"/>
+        <w:widowControl/>
+        <w:numPr>
+          <w:ilvl w:val="1"/>
+          <w:numId w:val="11"/>
+        </w:numPr>
+        <w:suppressLineNumbers w:val="0"/>
+        <w:spacing w:before="0" w:beforeAutospacing="0" w:after="0" w:afterAutospacing="0" w:line="360" w:lineRule="auto"/>
+        <w:ind w:left="840" w:leftChars="0" w:right="0" w:hanging="420" w:firstLineChars="0"/>
+        <w:jc w:val="left"/>
+        <w:rPr>
+          <w:rFonts w:hint="default" w:ascii="Bodoni MT" w:hAnsi="Bodoni MT" w:cs="Bodoni MT"/>
+          <w:color w:val="auto"/>
+        </w:rPr>
+      </w:pPr>
+      <w:r>
+        <w:rPr>
+          <w:rFonts w:hint="default" w:ascii="Bodoni MT" w:hAnsi="Bodoni MT" w:cs="Bodoni MT"/>
+          <w:color w:val="auto"/>
+          <w:lang w:val="en-IN"/>
+        </w:rPr>
+        <w:t xml:space="preserve">When you execute any command like </w:t>
+      </w:r>
+      <w:r>
+        <w:rPr>
+          <w:rFonts w:hint="default" w:ascii="Bodoni MT" w:hAnsi="Bodoni MT" w:cs="Bodoni MT"/>
+          <w:color w:val="auto"/>
+          <w:lang w:val="en-IN"/>
+        </w:rPr>
+        <w:br w:type="textWrapping"/>
+      </w:r>
+      <w:r>
+        <w:rPr>
+          <w:rFonts w:hint="default" w:ascii="Bodoni MT" w:hAnsi="Bodoni MT" w:cs="Bodoni MT"/>
+          <w:color w:val="C00000"/>
+          <w:u w:val="single"/>
+          <w:lang w:val="en-IN"/>
+        </w:rPr>
+        <w:t>kubectl get pod</w:t>
+      </w:r>
+      <w:r>
+        <w:rPr>
+          <w:rFonts w:hint="default" w:ascii="Bodoni MT" w:hAnsi="Bodoni MT" w:cs="Bodoni MT"/>
+          <w:color w:val="auto"/>
+          <w:lang w:val="en-IN"/>
+        </w:rPr>
+        <w:br w:type="textWrapping"/>
+      </w:r>
+      <w:r>
+        <w:rPr>
+          <w:rFonts w:hint="default" w:ascii="Bodoni MT" w:hAnsi="Bodoni MT" w:cs="Bodoni MT"/>
+          <w:color w:val="auto"/>
+          <w:lang w:val="en-IN"/>
+        </w:rPr>
+        <w:t>it is executed like the below</w:t>
+      </w:r>
+      <w:r>
+        <w:rPr>
+          <w:rFonts w:hint="default" w:ascii="Bodoni MT" w:hAnsi="Bodoni MT" w:cs="Bodoni MT"/>
+          <w:color w:val="auto"/>
+          <w:lang w:val="en-IN"/>
+        </w:rPr>
+        <w:br w:type="textWrapping"/>
+      </w:r>
+      <w:r>
+        <w:rPr>
+          <w:rFonts w:hint="default" w:ascii="Bodoni MT" w:hAnsi="Bodoni MT" w:cs="Bodoni MT"/>
+          <w:color w:val="C00000"/>
+          <w:u w:val="single"/>
+          <w:lang w:val="en-IN"/>
+        </w:rPr>
+        <w:t>kubectl get pod --namespace=&lt;</w:t>
+      </w:r>
+      <w:r>
+        <w:rPr>
+          <w:rFonts w:hint="default" w:ascii="Bodoni MT" w:hAnsi="Bodoni MT" w:cs="Bodoni MT"/>
+          <w:color w:val="auto"/>
+          <w:u w:val="single"/>
+          <w:lang w:val="en-IN"/>
+        </w:rPr>
+        <w:t>default namespace name</w:t>
+      </w:r>
+      <w:r>
+        <w:rPr>
+          <w:rFonts w:hint="default" w:ascii="Bodoni MT" w:hAnsi="Bodoni MT" w:cs="Bodoni MT"/>
+          <w:color w:val="C00000"/>
+          <w:u w:val="single"/>
+          <w:lang w:val="en-IN"/>
+        </w:rPr>
+        <w:t>&gt;</w:t>
+      </w:r>
+    </w:p>
+    <w:p>
+      <w:pPr>
+        <w:keepNext w:val="0"/>
+        <w:keepLines w:val="0"/>
+        <w:widowControl/>
+        <w:numPr>
+          <w:ilvl w:val="1"/>
+          <w:numId w:val="11"/>
+        </w:numPr>
+        <w:suppressLineNumbers w:val="0"/>
+        <w:spacing w:before="0" w:beforeAutospacing="0" w:after="0" w:afterAutospacing="0" w:line="360" w:lineRule="auto"/>
+        <w:ind w:left="840" w:leftChars="0" w:right="0" w:hanging="420" w:firstLineChars="0"/>
+        <w:jc w:val="left"/>
+        <w:rPr>
+          <w:rFonts w:hint="default" w:ascii="Bodoni MT" w:hAnsi="Bodoni MT" w:cs="Bodoni MT"/>
+          <w:color w:val="auto"/>
+        </w:rPr>
+      </w:pPr>
+      <w:r>
+        <w:rPr>
+          <w:rFonts w:hint="default" w:ascii="Bodoni MT" w:hAnsi="Bodoni MT" w:cs="Bodoni MT"/>
+          <w:color w:val="auto"/>
+          <w:lang w:val="en-IN"/>
+        </w:rPr>
+        <w:t xml:space="preserve">If the namespace field is not present in the </w:t>
+      </w:r>
+      <w:r>
+        <w:rPr>
+          <w:rFonts w:hint="default" w:ascii="Bodoni MT" w:hAnsi="Bodoni MT" w:cs="Bodoni MT"/>
+          <w:i/>
+          <w:iCs/>
+          <w:color w:val="auto"/>
+          <w:lang w:val="en-IN"/>
+        </w:rPr>
+        <w:t>config</w:t>
+      </w:r>
+      <w:r>
+        <w:rPr>
+          <w:rFonts w:hint="default" w:ascii="Bodoni MT" w:hAnsi="Bodoni MT" w:cs="Bodoni MT"/>
+          <w:i w:val="0"/>
+          <w:iCs w:val="0"/>
+          <w:color w:val="auto"/>
+          <w:lang w:val="en-IN"/>
+        </w:rPr>
+        <w:t xml:space="preserve"> file (refer the image), then it’ll take the namespace called “</w:t>
+      </w:r>
+      <w:r>
+        <w:rPr>
+          <w:rFonts w:hint="default" w:ascii="Bodoni MT" w:hAnsi="Bodoni MT" w:cs="Bodoni MT"/>
+          <w:b/>
+          <w:bCs/>
+          <w:i w:val="0"/>
+          <w:iCs w:val="0"/>
+          <w:color w:val="0070C0"/>
+          <w:lang w:val="en-IN"/>
+        </w:rPr>
+        <w:t>default</w:t>
+      </w:r>
+      <w:r>
+        <w:rPr>
+          <w:rFonts w:hint="default" w:ascii="Bodoni MT" w:hAnsi="Bodoni MT" w:cs="Bodoni MT"/>
+          <w:b w:val="0"/>
+          <w:bCs w:val="0"/>
+          <w:i w:val="0"/>
+          <w:iCs w:val="0"/>
+          <w:color w:val="auto"/>
+          <w:lang w:val="en-IN"/>
+        </w:rPr>
+        <w:t>” by default.</w:t>
+      </w:r>
+    </w:p>
+    <w:p>
+      <w:pPr>
+        <w:keepNext w:val="0"/>
+        <w:keepLines w:val="0"/>
+        <w:widowControl/>
+        <w:numPr>
+          <w:ilvl w:val="1"/>
+          <w:numId w:val="11"/>
+        </w:numPr>
+        <w:suppressLineNumbers w:val="0"/>
+        <w:spacing w:before="0" w:beforeAutospacing="0" w:after="0" w:afterAutospacing="0" w:line="360" w:lineRule="auto"/>
+        <w:ind w:left="840" w:leftChars="0" w:right="0" w:hanging="420" w:firstLineChars="0"/>
+        <w:jc w:val="left"/>
+        <w:rPr>
+          <w:rFonts w:hint="default" w:ascii="Bodoni MT" w:hAnsi="Bodoni MT" w:cs="Bodoni MT"/>
+          <w:color w:val="auto"/>
+        </w:rPr>
+      </w:pPr>
+      <w:r>
+        <w:rPr>
+          <w:rFonts w:hint="default" w:ascii="Bodoni MT" w:hAnsi="Bodoni MT" w:cs="Bodoni MT"/>
+          <w:color w:val="auto"/>
+          <w:lang w:val="en-IN"/>
+        </w:rPr>
+        <w:t>But, whatever namespace you give (override) like the below</w:t>
+      </w:r>
+      <w:r>
+        <w:rPr>
+          <w:rFonts w:hint="default" w:ascii="Bodoni MT" w:hAnsi="Bodoni MT" w:cs="Bodoni MT"/>
+          <w:color w:val="auto"/>
+          <w:lang w:val="en-IN"/>
+        </w:rPr>
+        <w:br w:type="textWrapping"/>
+      </w:r>
+      <w:r>
+        <w:rPr>
+          <w:rFonts w:hint="default" w:ascii="Bodoni MT" w:hAnsi="Bodoni MT" w:cs="Bodoni MT"/>
+          <w:color w:val="C00000"/>
+          <w:u w:val="single"/>
+          <w:lang w:val="en-IN"/>
+        </w:rPr>
+        <w:t>kubectl get pod --namespace=&lt;</w:t>
+      </w:r>
+      <w:r>
+        <w:rPr>
+          <w:rFonts w:hint="default" w:ascii="Bodoni MT" w:hAnsi="Bodoni MT" w:cs="Bodoni MT"/>
+          <w:color w:val="auto"/>
+          <w:u w:val="single"/>
+          <w:lang w:val="en-IN"/>
+        </w:rPr>
+        <w:t>namespace name other than context default one</w:t>
+      </w:r>
+      <w:r>
+        <w:rPr>
+          <w:rFonts w:hint="default" w:ascii="Bodoni MT" w:hAnsi="Bodoni MT" w:cs="Bodoni MT"/>
+          <w:color w:val="C00000"/>
+          <w:u w:val="single"/>
+          <w:lang w:val="en-IN"/>
+        </w:rPr>
+        <w:t>&gt;</w:t>
+      </w:r>
+      <w:r>
+        <w:rPr>
+          <w:rFonts w:hint="default" w:ascii="Bodoni MT" w:hAnsi="Bodoni MT" w:cs="Bodoni MT"/>
+          <w:color w:val="auto"/>
+          <w:u w:val="none"/>
+          <w:lang w:val="en-IN"/>
+        </w:rPr>
+        <w:t xml:space="preserve"> </w:t>
+      </w:r>
+      <w:r>
+        <w:rPr>
+          <w:rFonts w:hint="default" w:ascii="Bodoni MT" w:hAnsi="Bodoni MT" w:cs="Bodoni MT"/>
+          <w:color w:val="auto"/>
+          <w:u w:val="none"/>
+          <w:lang w:val="en-IN"/>
+        </w:rPr>
+        <w:br w:type="textWrapping"/>
+      </w:r>
+      <w:r>
+        <w:rPr>
+          <w:rFonts w:hint="default" w:ascii="Bodoni MT" w:hAnsi="Bodoni MT" w:cs="Bodoni MT"/>
+          <w:color w:val="auto"/>
+          <w:u w:val="none"/>
+          <w:lang w:val="en-IN"/>
+        </w:rPr>
+        <w:t>the</w:t>
+      </w:r>
+      <w:r>
+        <w:rPr>
+          <w:rFonts w:hint="default" w:ascii="Bodoni MT" w:hAnsi="Bodoni MT" w:cs="Bodoni MT"/>
+          <w:color w:val="F2F2F2" w:themeColor="background1" w:themeShade="F2"/>
+          <w:highlight w:val="darkRed"/>
+          <w:u w:val="none"/>
+          <w:lang w:val="en-IN"/>
+        </w:rPr>
+        <w:t xml:space="preserve"> </w:t>
+      </w:r>
+      <w:r>
+        <w:rPr>
+          <w:rFonts w:hint="default" w:ascii="Bodoni MT" w:hAnsi="Bodoni MT" w:cs="Bodoni MT"/>
+          <w:b/>
+          <w:bCs/>
+          <w:color w:val="F2F2F2" w:themeColor="background1" w:themeShade="F2"/>
+          <w:highlight w:val="darkRed"/>
+          <w:u w:val="single"/>
+          <w:lang w:val="en-IN"/>
+        </w:rPr>
+        <w:t>user</w:t>
+      </w:r>
+      <w:r>
+        <w:rPr>
+          <w:rFonts w:hint="default" w:ascii="Bodoni MT" w:hAnsi="Bodoni MT" w:cs="Bodoni MT"/>
+          <w:b/>
+          <w:bCs/>
+          <w:color w:val="F2F2F2" w:themeColor="background1" w:themeShade="F2"/>
+          <w:highlight w:val="darkRed"/>
+          <w:u w:val="none"/>
+          <w:lang w:val="en-IN"/>
+        </w:rPr>
+        <w:t xml:space="preserve"> </w:t>
+      </w:r>
+      <w:r>
+        <w:rPr>
+          <w:rFonts w:hint="default" w:ascii="Bodoni MT" w:hAnsi="Bodoni MT" w:cs="Bodoni MT"/>
+          <w:color w:val="F2F2F2" w:themeColor="background1" w:themeShade="F2"/>
+          <w:highlight w:val="darkRed"/>
+          <w:u w:val="none"/>
+          <w:lang w:val="en-IN"/>
+        </w:rPr>
+        <w:t xml:space="preserve">and </w:t>
+      </w:r>
+      <w:r>
+        <w:rPr>
+          <w:rFonts w:hint="default" w:ascii="Bodoni MT" w:hAnsi="Bodoni MT" w:cs="Bodoni MT"/>
+          <w:b/>
+          <w:bCs/>
+          <w:color w:val="F2F2F2" w:themeColor="background1" w:themeShade="F2"/>
+          <w:highlight w:val="darkRed"/>
+          <w:u w:val="single"/>
+          <w:lang w:val="en-IN"/>
+        </w:rPr>
+        <w:t>cluster</w:t>
+      </w:r>
+      <w:r>
+        <w:rPr>
+          <w:rFonts w:hint="default" w:ascii="Bodoni MT" w:hAnsi="Bodoni MT" w:cs="Bodoni MT"/>
+          <w:b/>
+          <w:bCs/>
+          <w:color w:val="F2F2F2" w:themeColor="background1" w:themeShade="F2"/>
+          <w:highlight w:val="darkRed"/>
+          <w:u w:val="none"/>
+          <w:lang w:val="en-IN"/>
+        </w:rPr>
+        <w:t xml:space="preserve"> </w:t>
+      </w:r>
+      <w:r>
+        <w:rPr>
+          <w:rFonts w:hint="default" w:ascii="Bodoni MT" w:hAnsi="Bodoni MT" w:cs="Bodoni MT"/>
+          <w:color w:val="F2F2F2" w:themeColor="background1" w:themeShade="F2"/>
+          <w:highlight w:val="darkRed"/>
+          <w:u w:val="none"/>
+          <w:lang w:val="en-IN"/>
+        </w:rPr>
+        <w:t>will be same only</w:t>
+      </w:r>
+      <w:r>
+        <w:rPr>
+          <w:rFonts w:hint="default" w:ascii="Bodoni MT" w:hAnsi="Bodoni MT" w:cs="Bodoni MT"/>
+          <w:color w:val="auto"/>
+          <w:u w:val="none"/>
+          <w:lang w:val="en-IN"/>
+        </w:rPr>
+        <w:t>.</w:t>
+      </w:r>
+    </w:p>
+    <w:p>
+      <w:pPr>
+        <w:keepNext w:val="0"/>
+        <w:keepLines w:val="0"/>
+        <w:widowControl/>
+        <w:numPr>
+          <w:ilvl w:val="0"/>
+          <w:numId w:val="11"/>
+        </w:numPr>
+        <w:suppressLineNumbers w:val="0"/>
+        <w:spacing w:before="0" w:beforeAutospacing="0" w:after="0" w:afterAutospacing="0" w:line="360" w:lineRule="auto"/>
+        <w:ind w:left="420" w:leftChars="0" w:right="0" w:hanging="420" w:firstLineChars="0"/>
+        <w:jc w:val="left"/>
+        <w:rPr>
+          <w:rFonts w:hint="default" w:ascii="Bodoni MT" w:hAnsi="Bodoni MT" w:cs="Bodoni MT"/>
+          <w:color w:val="auto"/>
+        </w:rPr>
+      </w:pPr>
+      <w:r>
+        <w:rPr>
+          <w:rFonts w:hint="default" w:ascii="Bodoni MT" w:hAnsi="Bodoni MT" w:cs="Bodoni MT"/>
+          <w:b/>
+          <w:bCs/>
+          <w:color w:val="FFFFFF" w:themeColor="background1"/>
+          <w:highlight w:val="darkMagenta"/>
+          <w:u w:val="single"/>
+          <w:lang w:val="en-IN"/>
+          <w14:textFill>
+            <w14:solidFill>
+              <w14:schemeClr w14:val="bg1"/>
+            </w14:solidFill>
+          </w14:textFill>
+        </w:rPr>
+        <w:t xml:space="preserve">NOTE </w:t>
+      </w:r>
+      <w:r>
+        <w:rPr>
+          <w:rFonts w:hint="default" w:ascii="Bodoni MT" w:hAnsi="Bodoni MT" w:cs="Bodoni MT"/>
+          <w:color w:val="auto"/>
+          <w:lang w:val="en-IN"/>
+        </w:rPr>
+        <w:t xml:space="preserve"> </w:t>
+      </w:r>
+      <w:r>
+        <w:rPr>
+          <w:rFonts w:hint="default" w:ascii="Bodoni MT" w:hAnsi="Bodoni MT" w:cs="Bodoni MT"/>
+          <w:b/>
+          <w:bCs/>
+          <w:color w:val="auto"/>
+          <w:lang w:val="en-IN"/>
+        </w:rPr>
+        <w:t>namespace</w:t>
+      </w:r>
+      <w:r>
+        <w:rPr>
+          <w:rFonts w:hint="default" w:ascii="Bodoni MT" w:hAnsi="Bodoni MT" w:cs="Bodoni MT"/>
+          <w:b w:val="0"/>
+          <w:bCs w:val="0"/>
+          <w:color w:val="auto"/>
+          <w:lang w:val="en-IN"/>
+        </w:rPr>
+        <w:t xml:space="preserve"> field will not be there inside the </w:t>
+      </w:r>
+      <w:r>
+        <w:rPr>
+          <w:rFonts w:hint="default" w:ascii="Bodoni MT" w:hAnsi="Bodoni MT" w:cs="Bodoni MT"/>
+          <w:b/>
+          <w:bCs/>
+          <w:i/>
+          <w:iCs/>
+          <w:color w:val="auto"/>
+          <w:lang w:val="en-IN"/>
+        </w:rPr>
+        <w:t>config</w:t>
+      </w:r>
+      <w:r>
+        <w:rPr>
+          <w:rFonts w:hint="default" w:ascii="Bodoni MT" w:hAnsi="Bodoni MT" w:cs="Bodoni MT"/>
+          <w:b w:val="0"/>
+          <w:bCs w:val="0"/>
+          <w:i w:val="0"/>
+          <w:iCs w:val="0"/>
+          <w:color w:val="auto"/>
+          <w:lang w:val="en-IN"/>
+        </w:rPr>
+        <w:t xml:space="preserve"> file. </w:t>
+      </w:r>
+      <w:r>
+        <w:rPr>
+          <w:rFonts w:hint="default" w:ascii="Bodoni MT" w:hAnsi="Bodoni MT" w:cs="Bodoni MT"/>
+          <w:b w:val="0"/>
+          <w:bCs w:val="0"/>
+          <w:i w:val="0"/>
+          <w:iCs w:val="0"/>
+          <w:color w:val="FFFFFF" w:themeColor="background1"/>
+          <w:highlight w:val="darkMagenta"/>
+          <w:lang w:val="en-IN"/>
+          <w14:textFill>
+            <w14:solidFill>
+              <w14:schemeClr w14:val="bg1"/>
+            </w14:solidFill>
+          </w14:textFill>
+        </w:rPr>
+        <w:t xml:space="preserve"> ----- </w:t>
+      </w:r>
+    </w:p>
+    <w:p>
+      <w:pPr>
+        <w:keepNext w:val="0"/>
+        <w:keepLines w:val="0"/>
+        <w:widowControl/>
+        <w:numPr>
+          <w:ilvl w:val="0"/>
+          <w:numId w:val="11"/>
+        </w:numPr>
+        <w:suppressLineNumbers w:val="0"/>
+        <w:spacing w:before="0" w:beforeAutospacing="0" w:after="0" w:afterAutospacing="0" w:line="360" w:lineRule="auto"/>
+        <w:ind w:left="420" w:leftChars="0" w:right="0" w:hanging="420" w:firstLineChars="0"/>
+        <w:jc w:val="left"/>
+        <w:rPr>
+          <w:rFonts w:hint="default" w:ascii="Bodoni MT" w:hAnsi="Bodoni MT" w:cs="Bodoni MT"/>
+          <w:color w:val="auto"/>
+        </w:rPr>
+      </w:pPr>
+      <w:r>
+        <w:rPr>
+          <w:rFonts w:hint="default" w:ascii="Bodoni MT" w:hAnsi="Bodoni MT" w:cs="Bodoni MT"/>
+          <w:color w:val="auto"/>
+          <w:lang w:val="en-IN"/>
+        </w:rPr>
+        <w:t>You can create as many context you want.</w:t>
+      </w:r>
+    </w:p>
+    <w:p>
+      <w:pPr>
+        <w:keepNext w:val="0"/>
+        <w:keepLines w:val="0"/>
+        <w:widowControl/>
+        <w:numPr>
+          <w:ilvl w:val="1"/>
+          <w:numId w:val="11"/>
+        </w:numPr>
+        <w:suppressLineNumbers w:val="0"/>
+        <w:spacing w:before="0" w:beforeAutospacing="0" w:after="0" w:afterAutospacing="0" w:line="360" w:lineRule="auto"/>
+        <w:ind w:left="840" w:leftChars="0" w:right="0" w:hanging="420" w:firstLineChars="0"/>
+        <w:jc w:val="left"/>
+        <w:rPr>
+          <w:rFonts w:hint="default" w:ascii="Bodoni MT" w:hAnsi="Bodoni MT" w:cs="Bodoni MT"/>
+          <w:color w:val="auto"/>
+        </w:rPr>
+      </w:pPr>
+      <w:r>
+        <w:rPr>
+          <w:rFonts w:hint="default" w:ascii="Bodoni MT" w:hAnsi="Bodoni MT" w:cs="Bodoni MT"/>
+          <w:color w:val="7030A0"/>
+          <w:lang w:val="en-IN"/>
+        </w:rPr>
+        <w:t>Same cluster + different namespaces</w:t>
+      </w:r>
+      <w:r>
+        <w:rPr>
+          <w:rFonts w:hint="default" w:ascii="Bodoni MT" w:hAnsi="Bodoni MT" w:cs="Bodoni MT"/>
+          <w:color w:val="auto"/>
+          <w:lang w:val="en-IN"/>
+        </w:rPr>
+        <w:t xml:space="preserve"> : new context</w:t>
+      </w:r>
+      <w:r>
+        <w:rPr>
+          <w:rFonts w:hint="default" w:ascii="Bodoni MT" w:hAnsi="Bodoni MT" w:cs="Bodoni MT"/>
+          <w:color w:val="auto"/>
+          <w:lang w:val="en-IN"/>
+        </w:rPr>
+        <w:br w:type="textWrapping"/>
+      </w:r>
+      <w:r>
+        <w:rPr>
+          <w:rFonts w:hint="default" w:ascii="Bodoni MT" w:hAnsi="Bodoni MT" w:cs="Bodoni MT"/>
+          <w:color w:val="auto"/>
+          <w:lang w:val="en-IN"/>
+        </w:rPr>
+        <w:t>(</w:t>
+      </w:r>
+      <w:r>
+        <w:rPr>
+          <w:rFonts w:hint="default" w:ascii="Bodoni MT" w:hAnsi="Bodoni MT" w:cs="Bodoni MT"/>
+          <w:b/>
+          <w:bCs/>
+          <w:color w:val="auto"/>
+          <w:lang w:val="en-IN"/>
+        </w:rPr>
+        <w:t>optional</w:t>
+      </w:r>
+      <w:r>
+        <w:rPr>
+          <w:rFonts w:hint="default" w:ascii="Bodoni MT" w:hAnsi="Bodoni MT" w:cs="Bodoni MT"/>
+          <w:color w:val="auto"/>
+          <w:lang w:val="en-IN"/>
+        </w:rPr>
+        <w:t xml:space="preserve">, if you want to maintain different contexts; otherwise you can just override the default namespace and move on in the same context using </w:t>
+      </w:r>
+      <w:r>
+        <w:rPr>
+          <w:rFonts w:hint="default" w:ascii="Bodoni MT" w:hAnsi="Bodoni MT" w:cs="Bodoni MT"/>
+          <w:color w:val="auto"/>
+          <w:lang w:val="en-IN"/>
+        </w:rPr>
+        <w:br w:type="textWrapping"/>
+      </w:r>
+      <w:r>
+        <w:rPr>
+          <w:rFonts w:hint="default" w:ascii="Bodoni MT" w:hAnsi="Bodoni MT" w:cs="Bodoni MT"/>
+          <w:i/>
+          <w:iCs/>
+          <w:color w:val="auto"/>
+          <w:u w:val="single"/>
+          <w:lang w:val="en-IN"/>
+        </w:rPr>
+        <w:t>--namespace=&lt;</w:t>
+      </w:r>
+      <w:r>
+        <w:rPr>
+          <w:rFonts w:hint="default" w:ascii="Bodoni MT" w:hAnsi="Bodoni MT" w:cs="Bodoni MT"/>
+          <w:i w:val="0"/>
+          <w:iCs w:val="0"/>
+          <w:color w:val="auto"/>
+          <w:u w:val="single"/>
+          <w:lang w:val="en-IN"/>
+        </w:rPr>
+        <w:t>other namespace name</w:t>
+      </w:r>
+      <w:r>
+        <w:rPr>
+          <w:rFonts w:hint="default" w:ascii="Bodoni MT" w:hAnsi="Bodoni MT" w:cs="Bodoni MT"/>
+          <w:i/>
+          <w:iCs/>
+          <w:color w:val="auto"/>
+          <w:u w:val="single"/>
+          <w:lang w:val="en-IN"/>
+        </w:rPr>
+        <w:t>&gt;</w:t>
+      </w:r>
+      <w:r>
+        <w:rPr>
+          <w:rFonts w:hint="default" w:ascii="Bodoni MT" w:hAnsi="Bodoni MT" w:cs="Bodoni MT"/>
+          <w:i w:val="0"/>
+          <w:iCs w:val="0"/>
+          <w:color w:val="auto"/>
+          <w:lang w:val="en-IN"/>
+        </w:rPr>
+        <w:t xml:space="preserve"> </w:t>
+      </w:r>
+    </w:p>
+    <w:p>
+      <w:pPr>
+        <w:keepNext w:val="0"/>
+        <w:keepLines w:val="0"/>
+        <w:widowControl/>
+        <w:numPr>
+          <w:ilvl w:val="1"/>
+          <w:numId w:val="11"/>
+        </w:numPr>
+        <w:suppressLineNumbers w:val="0"/>
+        <w:spacing w:before="0" w:beforeAutospacing="0" w:after="0" w:afterAutospacing="0" w:line="360" w:lineRule="auto"/>
+        <w:ind w:left="840" w:leftChars="0" w:right="0" w:hanging="420" w:firstLineChars="0"/>
+        <w:jc w:val="left"/>
+        <w:rPr>
+          <w:rFonts w:hint="default" w:ascii="Bodoni MT" w:hAnsi="Bodoni MT" w:cs="Bodoni MT"/>
+          <w:color w:val="auto"/>
+        </w:rPr>
+      </w:pPr>
+      <w:r>
+        <w:rPr>
+          <w:rFonts w:hint="default" w:ascii="Bodoni MT" w:hAnsi="Bodoni MT" w:cs="Bodoni MT"/>
+          <w:color w:val="7030A0"/>
+          <w:lang w:val="en-IN"/>
+        </w:rPr>
+        <w:t>Same cluster + different user</w:t>
+      </w:r>
+      <w:r>
+        <w:rPr>
+          <w:rFonts w:hint="default" w:ascii="Bodoni MT" w:hAnsi="Bodoni MT" w:cs="Bodoni MT"/>
+          <w:color w:val="auto"/>
+          <w:lang w:val="en-IN"/>
+        </w:rPr>
+        <w:t xml:space="preserve">  : new context</w:t>
+      </w:r>
+      <w:r>
+        <w:rPr>
+          <w:rFonts w:hint="default" w:ascii="Bodoni MT" w:hAnsi="Bodoni MT" w:cs="Bodoni MT"/>
+          <w:color w:val="auto"/>
+          <w:lang w:val="en-IN"/>
+        </w:rPr>
+        <w:br w:type="textWrapping"/>
+      </w:r>
+      <w:r>
+        <w:rPr>
+          <w:rFonts w:hint="default" w:ascii="Bodoni MT" w:hAnsi="Bodoni MT" w:cs="Bodoni MT"/>
+          <w:color w:val="auto"/>
+          <w:lang w:val="en-IN"/>
+        </w:rPr>
+        <w:t xml:space="preserve">(its </w:t>
+      </w:r>
+      <w:r>
+        <w:rPr>
+          <w:rFonts w:hint="default" w:ascii="Bodoni MT" w:hAnsi="Bodoni MT" w:cs="Bodoni MT"/>
+          <w:b/>
+          <w:bCs/>
+          <w:color w:val="auto"/>
+          <w:lang w:val="en-IN"/>
+        </w:rPr>
+        <w:t>mandatory</w:t>
+      </w:r>
+      <w:r>
+        <w:rPr>
+          <w:rFonts w:hint="default" w:ascii="Bodoni MT" w:hAnsi="Bodoni MT" w:cs="Bodoni MT"/>
+          <w:color w:val="auto"/>
+          <w:lang w:val="en-IN"/>
+        </w:rPr>
+        <w:t>)</w:t>
+      </w:r>
+      <w:r>
+        <w:rPr>
+          <w:rFonts w:hint="default" w:ascii="Bodoni MT" w:hAnsi="Bodoni MT" w:cs="Bodoni MT"/>
+          <w:color w:val="auto"/>
+          <w:lang w:val="en-IN"/>
+        </w:rPr>
+        <w:br w:type="textWrapping"/>
+      </w:r>
+      <w:r>
+        <w:rPr>
+          <w:rFonts w:hint="default" w:ascii="Bodoni MT" w:hAnsi="Bodoni MT" w:cs="Bodoni MT"/>
+          <w:color w:val="auto"/>
+          <w:lang w:val="en-IN"/>
+        </w:rPr>
+        <w:t xml:space="preserve">you cannot switch user independently, only you can switch </w:t>
+      </w:r>
+      <w:r>
+        <w:rPr>
+          <w:rFonts w:hint="default" w:ascii="Bodoni MT" w:hAnsi="Bodoni MT" w:cs="Bodoni MT"/>
+          <w:i/>
+          <w:iCs/>
+          <w:color w:val="auto"/>
+          <w:lang w:val="en-IN"/>
+        </w:rPr>
+        <w:t>context</w:t>
+      </w:r>
+      <w:r>
+        <w:rPr>
+          <w:rFonts w:hint="default" w:ascii="Bodoni MT" w:hAnsi="Bodoni MT" w:cs="Bodoni MT"/>
+          <w:i w:val="0"/>
+          <w:iCs w:val="0"/>
+          <w:color w:val="auto"/>
+          <w:lang w:val="en-IN"/>
+        </w:rPr>
+        <w:t>.</w:t>
+      </w:r>
+    </w:p>
+    <w:p>
+      <w:pPr>
+        <w:keepNext w:val="0"/>
+        <w:keepLines w:val="0"/>
+        <w:widowControl/>
+        <w:numPr>
+          <w:ilvl w:val="1"/>
+          <w:numId w:val="11"/>
+        </w:numPr>
+        <w:suppressLineNumbers w:val="0"/>
+        <w:spacing w:before="0" w:beforeAutospacing="0" w:after="0" w:afterAutospacing="0" w:line="360" w:lineRule="auto"/>
+        <w:ind w:left="840" w:leftChars="0" w:right="0" w:hanging="420" w:firstLineChars="0"/>
+        <w:jc w:val="left"/>
+        <w:rPr>
+          <w:rFonts w:hint="default" w:ascii="Bodoni MT" w:hAnsi="Bodoni MT" w:cs="Bodoni MT"/>
+          <w:color w:val="auto"/>
+        </w:rPr>
+      </w:pPr>
+      <w:r>
+        <w:rPr>
+          <w:rFonts w:hint="default" w:ascii="Bodoni MT" w:hAnsi="Bodoni MT" w:cs="Bodoni MT"/>
+          <w:color w:val="7030A0"/>
+          <w:lang w:val="en-IN"/>
+        </w:rPr>
+        <w:t>Different cluster</w:t>
+      </w:r>
+      <w:r>
+        <w:rPr>
+          <w:rFonts w:hint="default" w:ascii="Bodoni MT" w:hAnsi="Bodoni MT" w:cs="Bodoni MT"/>
+          <w:color w:val="auto"/>
+          <w:lang w:val="en-IN"/>
+        </w:rPr>
+        <w:t xml:space="preserve"> : new context</w:t>
+      </w:r>
+      <w:r>
+        <w:rPr>
+          <w:rFonts w:hint="default" w:ascii="Bodoni MT" w:hAnsi="Bodoni MT" w:cs="Bodoni MT"/>
+          <w:color w:val="auto"/>
+          <w:lang w:val="en-IN"/>
+        </w:rPr>
+        <w:br w:type="textWrapping"/>
+      </w:r>
+      <w:r>
+        <w:rPr>
+          <w:rFonts w:hint="default" w:ascii="Bodoni MT" w:hAnsi="Bodoni MT" w:cs="Bodoni MT"/>
+          <w:color w:val="auto"/>
+          <w:lang w:val="en-IN"/>
+        </w:rPr>
+        <w:t xml:space="preserve">(its </w:t>
+      </w:r>
+      <w:r>
+        <w:rPr>
+          <w:rFonts w:hint="default" w:ascii="Bodoni MT" w:hAnsi="Bodoni MT" w:cs="Bodoni MT"/>
+          <w:b/>
+          <w:bCs/>
+          <w:color w:val="auto"/>
+          <w:lang w:val="en-IN"/>
+        </w:rPr>
+        <w:t>mandatory</w:t>
+      </w:r>
+      <w:r>
+        <w:rPr>
+          <w:rFonts w:hint="default" w:ascii="Bodoni MT" w:hAnsi="Bodoni MT" w:cs="Bodoni MT"/>
+          <w:color w:val="auto"/>
+          <w:lang w:val="en-IN"/>
+        </w:rPr>
+        <w:t>)</w:t>
+      </w:r>
+    </w:p>
+    <w:p>
+      <w:pPr>
+        <w:keepNext w:val="0"/>
+        <w:keepLines w:val="0"/>
+        <w:widowControl/>
+        <w:numPr>
+          <w:ilvl w:val="0"/>
+          <w:numId w:val="11"/>
+        </w:numPr>
+        <w:suppressLineNumbers w:val="0"/>
+        <w:spacing w:before="0" w:beforeAutospacing="0" w:after="0" w:afterAutospacing="0" w:line="360" w:lineRule="auto"/>
+        <w:ind w:left="420" w:leftChars="0" w:right="0" w:hanging="420" w:firstLineChars="0"/>
+        <w:jc w:val="left"/>
+        <w:rPr>
+          <w:rFonts w:hint="default" w:ascii="Bodoni MT" w:hAnsi="Bodoni MT" w:cs="Bodoni MT"/>
+          <w:color w:val="auto"/>
+        </w:rPr>
+      </w:pPr>
+      <w:r>
+        <w:rPr>
+          <w:rFonts w:hint="default" w:ascii="Bodoni MT" w:hAnsi="Bodoni MT" w:cs="Bodoni MT"/>
+          <w:b/>
+          <w:bCs/>
+          <w:color w:val="auto"/>
+          <w:lang w:val="en-IN"/>
+        </w:rPr>
+        <w:t>kubectl config --help</w:t>
+      </w:r>
+      <w:r>
+        <w:rPr>
+          <w:rFonts w:hint="default" w:ascii="Bodoni MT" w:hAnsi="Bodoni MT" w:cs="Bodoni MT"/>
+          <w:b/>
+          <w:bCs/>
+          <w:color w:val="auto"/>
+          <w:lang w:val="en-IN"/>
+        </w:rPr>
+        <w:br w:type="textWrapping"/>
+      </w:r>
+      <w:r>
+        <w:rPr>
+          <w:rFonts w:hint="default" w:ascii="Bodoni MT" w:hAnsi="Bodoni MT" w:cs="Bodoni MT"/>
+        </w:rPr>
+        <w:drawing>
+          <wp:inline distT="0" distB="0" distL="114300" distR="114300">
+            <wp:extent cx="4135755" cy="1920240"/>
+            <wp:effectExtent l="0" t="0" r="4445" b="10160"/>
+            <wp:docPr id="90" name="Picture 89"/>
+            <wp:cNvGraphicFramePr>
+              <a:graphicFrameLocks xmlns:a="http://schemas.openxmlformats.org/drawingml/2006/main" noChangeAspect="1"/>
+            </wp:cNvGraphicFramePr>
+            <a:graphic xmlns:a="http://schemas.openxmlformats.org/drawingml/2006/main">
+              <a:graphicData uri="http://schemas.openxmlformats.org/drawingml/2006/picture">
+                <pic:pic xmlns:pic="http://schemas.openxmlformats.org/drawingml/2006/picture">
+                  <pic:nvPicPr>
+                    <pic:cNvPr id="90" name="Picture 89"/>
+                    <pic:cNvPicPr>
+                      <a:picLocks noChangeAspect="1"/>
+                    </pic:cNvPicPr>
+                  </pic:nvPicPr>
+                  <pic:blipFill>
+                    <a:blip r:embed="rId45"/>
+                    <a:stretch>
+                      <a:fillRect/>
+                    </a:stretch>
+                  </pic:blipFill>
+                  <pic:spPr>
+                    <a:xfrm>
+                      <a:off x="0" y="0"/>
+                      <a:ext cx="4135755" cy="1920240"/>
+                    </a:xfrm>
+                    <a:prstGeom prst="rect">
+                      <a:avLst/>
+                    </a:prstGeom>
+                    <a:noFill/>
+                    <a:ln>
+                      <a:noFill/>
+                    </a:ln>
+                  </pic:spPr>
+                </pic:pic>
+              </a:graphicData>
+            </a:graphic>
+          </wp:inline>
+        </w:drawing>
+      </w:r>
+    </w:p>
+    <w:p>
+      <w:pPr>
+        <w:keepNext w:val="0"/>
+        <w:keepLines w:val="0"/>
+        <w:widowControl/>
+        <w:numPr>
+          <w:ilvl w:val="1"/>
+          <w:numId w:val="11"/>
+        </w:numPr>
+        <w:suppressLineNumbers w:val="0"/>
+        <w:spacing w:before="0" w:beforeAutospacing="0" w:after="0" w:afterAutospacing="0" w:line="360" w:lineRule="auto"/>
+        <w:ind w:left="840" w:leftChars="0" w:right="0" w:hanging="420" w:firstLineChars="0"/>
+        <w:jc w:val="left"/>
+        <w:rPr>
+          <w:rFonts w:hint="default" w:ascii="Bodoni MT" w:hAnsi="Bodoni MT" w:cs="Bodoni MT"/>
+          <w:color w:val="auto"/>
+        </w:rPr>
+      </w:pPr>
+      <w:r>
+        <w:rPr>
+          <w:rFonts w:hint="default" w:ascii="Bodoni MT" w:hAnsi="Bodoni MT" w:cs="Bodoni MT"/>
+          <w:b/>
+          <w:bCs/>
+          <w:lang w:val="en-IN"/>
+        </w:rPr>
+        <w:t>use-context</w:t>
+      </w:r>
+      <w:r>
+        <w:rPr>
+          <w:rFonts w:hint="default" w:ascii="Bodoni MT" w:hAnsi="Bodoni MT" w:cs="Bodoni MT"/>
+          <w:lang w:val="en-IN"/>
+        </w:rPr>
+        <w:t xml:space="preserve"> is used to set a new </w:t>
+      </w:r>
+      <w:r>
+        <w:rPr>
+          <w:rFonts w:hint="default" w:ascii="Bodoni MT" w:hAnsi="Bodoni MT" w:cs="Bodoni MT"/>
+          <w:b/>
+          <w:bCs/>
+          <w:lang w:val="en-IN"/>
+        </w:rPr>
+        <w:t>current-context</w:t>
+      </w:r>
+      <w:r>
+        <w:rPr>
+          <w:rFonts w:hint="default" w:ascii="Bodoni MT" w:hAnsi="Bodoni MT" w:cs="Bodoni MT"/>
+          <w:lang w:val="en-IN"/>
+        </w:rPr>
+        <w:t xml:space="preserve">  (see in yaml).</w:t>
+      </w:r>
+    </w:p>
+    <w:p>
+      <w:pPr>
+        <w:keepNext w:val="0"/>
+        <w:keepLines w:val="0"/>
+        <w:widowControl/>
+        <w:numPr>
+          <w:ilvl w:val="0"/>
+          <w:numId w:val="11"/>
+        </w:numPr>
+        <w:suppressLineNumbers w:val="0"/>
+        <w:spacing w:before="0" w:beforeAutospacing="0" w:after="0" w:afterAutospacing="0" w:line="360" w:lineRule="auto"/>
+        <w:ind w:left="420" w:leftChars="0" w:right="0" w:hanging="420" w:firstLineChars="0"/>
+        <w:jc w:val="left"/>
+        <w:rPr>
+          <w:rFonts w:hint="default" w:ascii="Bodoni MT" w:hAnsi="Bodoni MT" w:cs="Bodoni MT"/>
+          <w:color w:val="auto"/>
+        </w:rPr>
+      </w:pPr>
+      <w:r>
+        <w:rPr>
+          <w:rFonts w:hint="default" w:ascii="Bodoni MT" w:hAnsi="Bodoni MT" w:cs="Bodoni MT"/>
+          <w:color w:val="auto"/>
+          <w:lang w:val="en-IN"/>
+        </w:rPr>
+        <w:t>If you want to create a new context</w:t>
+      </w:r>
+      <w:r>
+        <w:rPr>
+          <w:rFonts w:hint="default" w:ascii="Bodoni MT" w:hAnsi="Bodoni MT" w:cs="Bodoni MT"/>
+          <w:color w:val="auto"/>
+          <w:lang w:val="en-IN"/>
+        </w:rPr>
+        <w:br w:type="textWrapping"/>
+      </w:r>
+      <w:r>
+        <w:rPr>
+          <w:rFonts w:hint="default" w:ascii="Bodoni MT" w:hAnsi="Bodoni MT" w:cs="Bodoni MT"/>
+          <w:b/>
+          <w:bCs/>
+          <w:color w:val="C00000"/>
+          <w:lang w:val="en-IN"/>
+        </w:rPr>
+        <w:t>kubectl config</w:t>
+      </w:r>
+      <w:r>
+        <w:rPr>
+          <w:rFonts w:hint="default" w:ascii="Bodoni MT" w:hAnsi="Bodoni MT" w:cs="Bodoni MT"/>
+          <w:color w:val="auto"/>
+          <w:lang w:val="en-IN"/>
+        </w:rPr>
+        <w:t xml:space="preserve"> </w:t>
+      </w:r>
+      <w:r>
+        <w:rPr>
+          <w:rFonts w:hint="default" w:ascii="Bodoni MT" w:hAnsi="Bodoni MT" w:cs="Bodoni MT"/>
+          <w:b/>
+          <w:bCs/>
+          <w:color w:val="0070C0"/>
+          <w:lang w:val="en-IN"/>
+        </w:rPr>
+        <w:t>set-context</w:t>
+      </w:r>
+      <w:r>
+        <w:rPr>
+          <w:rFonts w:hint="default" w:ascii="Bodoni MT" w:hAnsi="Bodoni MT" w:cs="Bodoni MT"/>
+          <w:color w:val="auto"/>
+          <w:lang w:val="en-IN"/>
+        </w:rPr>
+        <w:t xml:space="preserve"> </w:t>
+      </w:r>
+      <w:r>
+        <w:rPr>
+          <w:rFonts w:hint="default" w:ascii="Bodoni MT" w:hAnsi="Bodoni MT" w:cs="Bodoni MT"/>
+          <w:b/>
+          <w:bCs/>
+          <w:color w:val="7030A0"/>
+          <w:lang w:val="en-IN"/>
+        </w:rPr>
+        <w:t>test-context</w:t>
+      </w:r>
+      <w:r>
+        <w:rPr>
+          <w:rFonts w:hint="default" w:ascii="Bodoni MT" w:hAnsi="Bodoni MT" w:cs="Bodoni MT"/>
+          <w:color w:val="auto"/>
+          <w:lang w:val="en-IN"/>
+        </w:rPr>
+        <w:t xml:space="preserve"> </w:t>
+      </w:r>
+      <w:r>
+        <w:rPr>
+          <w:rFonts w:hint="default" w:ascii="Bodoni MT" w:hAnsi="Bodoni MT" w:cs="Bodoni MT"/>
+          <w:b/>
+          <w:bCs/>
+          <w:color w:val="851321" w:themeColor="accent6" w:themeShade="80"/>
+          <w:lang w:val="en-IN"/>
+        </w:rPr>
+        <w:t>--cluster</w:t>
+      </w:r>
+      <w:r>
+        <w:rPr>
+          <w:rFonts w:hint="default" w:ascii="Bodoni MT" w:hAnsi="Bodoni MT" w:cs="Bodoni MT"/>
+          <w:b/>
+          <w:bCs/>
+          <w:color w:val="auto"/>
+          <w:lang w:val="en-IN"/>
+        </w:rPr>
+        <w:t>=</w:t>
+      </w:r>
+      <w:r>
+        <w:rPr>
+          <w:rFonts w:hint="default" w:ascii="Bodoni MT" w:hAnsi="Bodoni MT" w:cs="Bodoni MT"/>
+          <w:b/>
+          <w:bCs/>
+          <w:color w:val="7030A0"/>
+          <w:lang w:val="en-IN"/>
+        </w:rPr>
+        <w:t>kubernetes</w:t>
+      </w:r>
+      <w:r>
+        <w:rPr>
+          <w:rFonts w:hint="default" w:ascii="Bodoni MT" w:hAnsi="Bodoni MT" w:cs="Bodoni MT"/>
+          <w:b/>
+          <w:bCs/>
+          <w:color w:val="auto"/>
+          <w:lang w:val="en-IN"/>
+        </w:rPr>
+        <w:t xml:space="preserve"> </w:t>
+      </w:r>
+      <w:r>
+        <w:rPr>
+          <w:rFonts w:hint="default" w:ascii="Bodoni MT" w:hAnsi="Bodoni MT" w:cs="Bodoni MT"/>
+          <w:b/>
+          <w:bCs/>
+          <w:color w:val="851321" w:themeColor="accent6" w:themeShade="80"/>
+          <w:lang w:val="en-IN"/>
+        </w:rPr>
+        <w:t>--user</w:t>
+      </w:r>
+      <w:r>
+        <w:rPr>
+          <w:rFonts w:hint="default" w:ascii="Bodoni MT" w:hAnsi="Bodoni MT" w:cs="Bodoni MT"/>
+          <w:b/>
+          <w:bCs/>
+          <w:color w:val="auto"/>
+          <w:lang w:val="en-IN"/>
+        </w:rPr>
+        <w:t>=</w:t>
+      </w:r>
+      <w:r>
+        <w:rPr>
+          <w:rFonts w:hint="default" w:ascii="Bodoni MT" w:hAnsi="Bodoni MT" w:cs="Bodoni MT"/>
+          <w:b/>
+          <w:bCs/>
+          <w:color w:val="7030A0"/>
+          <w:lang w:val="en-IN"/>
+        </w:rPr>
+        <w:t>kubernetes-admin</w:t>
+      </w:r>
+      <w:r>
+        <w:rPr>
+          <w:rFonts w:hint="default" w:ascii="Bodoni MT" w:hAnsi="Bodoni MT" w:cs="Bodoni MT"/>
+          <w:b/>
+          <w:bCs/>
+          <w:color w:val="auto"/>
+          <w:lang w:val="en-IN"/>
+        </w:rPr>
+        <w:t xml:space="preserve"> </w:t>
+      </w:r>
+      <w:r>
+        <w:rPr>
+          <w:rFonts w:hint="default" w:ascii="Bodoni MT" w:hAnsi="Bodoni MT" w:cs="Bodoni MT"/>
+          <w:b/>
+          <w:bCs/>
+          <w:color w:val="851321" w:themeColor="accent6" w:themeShade="80"/>
+          <w:shd w:val="clear" w:color="auto" w:fill="auto"/>
+          <w:lang w:val="en-IN"/>
+        </w:rPr>
+        <w:t>--namespace</w:t>
+      </w:r>
+      <w:r>
+        <w:rPr>
+          <w:rFonts w:hint="default" w:ascii="Bodoni MT" w:hAnsi="Bodoni MT" w:cs="Bodoni MT"/>
+          <w:b/>
+          <w:bCs/>
+          <w:color w:val="auto"/>
+          <w:lang w:val="en-IN"/>
+        </w:rPr>
+        <w:t>=</w:t>
+      </w:r>
+      <w:r>
+        <w:rPr>
+          <w:rFonts w:hint="default" w:ascii="Bodoni MT" w:hAnsi="Bodoni MT" w:cs="Bodoni MT"/>
+          <w:b/>
+          <w:bCs/>
+          <w:color w:val="7030A0"/>
+          <w:lang w:val="en-IN"/>
+        </w:rPr>
+        <w:t>test</w:t>
+      </w:r>
+      <w:r>
+        <w:rPr>
+          <w:rFonts w:hint="default" w:ascii="Bodoni MT" w:hAnsi="Bodoni MT" w:cs="Bodoni MT"/>
+          <w:color w:val="auto"/>
+          <w:lang w:val="en-IN"/>
+        </w:rPr>
+        <w:t xml:space="preserve"> </w:t>
+      </w:r>
+      <w:r>
+        <w:rPr>
+          <w:rFonts w:hint="default" w:ascii="Bodoni MT" w:hAnsi="Bodoni MT" w:cs="Bodoni MT"/>
+          <w:color w:val="auto"/>
+          <w:lang w:val="en-IN"/>
+        </w:rPr>
+        <w:br w:type="textWrapping"/>
+      </w:r>
+      <w:r>
+        <w:rPr>
+          <w:rFonts w:hint="default" w:ascii="Bodoni MT" w:hAnsi="Bodoni MT" w:cs="Bodoni MT"/>
+        </w:rPr>
+        <w:drawing>
+          <wp:inline distT="0" distB="0" distL="114300" distR="114300">
+            <wp:extent cx="6101715" cy="739775"/>
+            <wp:effectExtent l="0" t="0" r="6985" b="9525"/>
+            <wp:docPr id="91" name="Picture 90"/>
+            <wp:cNvGraphicFramePr>
+              <a:graphicFrameLocks xmlns:a="http://schemas.openxmlformats.org/drawingml/2006/main" noChangeAspect="1"/>
+            </wp:cNvGraphicFramePr>
+            <a:graphic xmlns:a="http://schemas.openxmlformats.org/drawingml/2006/main">
+              <a:graphicData uri="http://schemas.openxmlformats.org/drawingml/2006/picture">
+                <pic:pic xmlns:pic="http://schemas.openxmlformats.org/drawingml/2006/picture">
+                  <pic:nvPicPr>
+                    <pic:cNvPr id="91" name="Picture 90"/>
+                    <pic:cNvPicPr>
+                      <a:picLocks noChangeAspect="1"/>
+                    </pic:cNvPicPr>
+                  </pic:nvPicPr>
+                  <pic:blipFill>
+                    <a:blip r:embed="rId46"/>
+                    <a:stretch>
+                      <a:fillRect/>
+                    </a:stretch>
+                  </pic:blipFill>
+                  <pic:spPr>
+                    <a:xfrm>
+                      <a:off x="0" y="0"/>
+                      <a:ext cx="6101715" cy="739775"/>
+                    </a:xfrm>
+                    <a:prstGeom prst="rect">
+                      <a:avLst/>
+                    </a:prstGeom>
+                    <a:noFill/>
+                    <a:ln>
+                      <a:noFill/>
+                    </a:ln>
+                  </pic:spPr>
+                </pic:pic>
+              </a:graphicData>
+            </a:graphic>
+          </wp:inline>
+        </w:drawing>
+      </w:r>
+    </w:p>
+    <w:p>
+      <w:pPr>
+        <w:keepNext w:val="0"/>
+        <w:keepLines w:val="0"/>
+        <w:widowControl/>
+        <w:numPr>
+          <w:ilvl w:val="0"/>
+          <w:numId w:val="11"/>
+        </w:numPr>
+        <w:suppressLineNumbers w:val="0"/>
+        <w:spacing w:before="0" w:beforeAutospacing="0" w:after="0" w:afterAutospacing="0" w:line="360" w:lineRule="auto"/>
+        <w:ind w:left="420" w:leftChars="0" w:right="0" w:hanging="420" w:firstLineChars="0"/>
+        <w:jc w:val="left"/>
+        <w:rPr>
+          <w:rFonts w:hint="default" w:ascii="Bodoni MT" w:hAnsi="Bodoni MT" w:cs="Bodoni MT"/>
+          <w:color w:val="auto"/>
+        </w:rPr>
+      </w:pPr>
+      <w:r>
+        <w:rPr>
+          <w:rFonts w:hint="default" w:ascii="Bodoni MT" w:hAnsi="Bodoni MT" w:cs="Bodoni MT"/>
+          <w:color w:val="auto"/>
+          <w:lang w:val="en-IN"/>
+        </w:rPr>
+        <w:t>You can use this command to view all the configs.</w:t>
+      </w:r>
+      <w:r>
+        <w:rPr>
+          <w:rFonts w:hint="default" w:ascii="Bodoni MT" w:hAnsi="Bodoni MT" w:cs="Bodoni MT"/>
+          <w:color w:val="auto"/>
+          <w:lang w:val="en-IN"/>
+        </w:rPr>
+        <w:br w:type="textWrapping"/>
+      </w:r>
+      <w:r>
+        <w:rPr>
+          <w:rFonts w:hint="default" w:ascii="Bodoni MT" w:hAnsi="Bodoni MT" w:cs="Bodoni MT"/>
+          <w:b/>
+          <w:bCs/>
+          <w:color w:val="auto"/>
+          <w:lang w:val="en-IN"/>
+        </w:rPr>
+        <w:t>kubectl config view</w:t>
+      </w:r>
+      <w:r>
+        <w:rPr>
+          <w:rFonts w:hint="default" w:ascii="Bodoni MT" w:hAnsi="Bodoni MT" w:cs="Bodoni MT"/>
+          <w:b w:val="0"/>
+          <w:bCs w:val="0"/>
+          <w:color w:val="auto"/>
+          <w:lang w:val="en-IN"/>
+        </w:rPr>
+        <w:t xml:space="preserve"> </w:t>
+      </w:r>
+      <w:r>
+        <w:rPr>
+          <w:rFonts w:hint="default" w:ascii="Bodoni MT" w:hAnsi="Bodoni MT" w:cs="Bodoni MT"/>
+          <w:b w:val="0"/>
+          <w:bCs w:val="0"/>
+          <w:color w:val="auto"/>
+          <w:lang w:val="en-IN"/>
+        </w:rPr>
+        <w:br w:type="textWrapping"/>
+      </w:r>
+      <w:r>
+        <w:rPr>
+          <w:rFonts w:hint="default" w:ascii="Bodoni MT" w:hAnsi="Bodoni MT" w:cs="Bodoni MT"/>
+        </w:rPr>
+        <w:drawing>
+          <wp:inline distT="0" distB="0" distL="114300" distR="114300">
+            <wp:extent cx="2317750" cy="1607185"/>
+            <wp:effectExtent l="0" t="0" r="0" b="0"/>
+            <wp:docPr id="92" name="Picture 91"/>
+            <wp:cNvGraphicFramePr>
+              <a:graphicFrameLocks xmlns:a="http://schemas.openxmlformats.org/drawingml/2006/main" noChangeAspect="1"/>
+            </wp:cNvGraphicFramePr>
+            <a:graphic xmlns:a="http://schemas.openxmlformats.org/drawingml/2006/main">
+              <a:graphicData uri="http://schemas.openxmlformats.org/drawingml/2006/picture">
+                <pic:pic xmlns:pic="http://schemas.openxmlformats.org/drawingml/2006/picture">
+                  <pic:nvPicPr>
+                    <pic:cNvPr id="92" name="Picture 91"/>
+                    <pic:cNvPicPr>
+                      <a:picLocks noChangeAspect="1"/>
+                    </pic:cNvPicPr>
+                  </pic:nvPicPr>
+                  <pic:blipFill>
+                    <a:blip r:embed="rId47"/>
+                    <a:srcRect b="33131"/>
+                    <a:stretch>
+                      <a:fillRect/>
+                    </a:stretch>
+                  </pic:blipFill>
+                  <pic:spPr>
+                    <a:xfrm>
+                      <a:off x="0" y="0"/>
+                      <a:ext cx="2317750" cy="1607185"/>
+                    </a:xfrm>
+                    <a:prstGeom prst="rect">
+                      <a:avLst/>
+                    </a:prstGeom>
+                    <a:noFill/>
+                    <a:ln>
+                      <a:noFill/>
+                    </a:ln>
+                  </pic:spPr>
+                </pic:pic>
+              </a:graphicData>
+            </a:graphic>
+          </wp:inline>
+        </w:drawing>
+      </w:r>
+      <w:r>
+        <w:rPr>
+          <w:rFonts w:hint="default" w:ascii="Bodoni MT" w:hAnsi="Bodoni MT" w:cs="Bodoni MT"/>
+          <w:lang w:val="en-IN"/>
+        </w:rPr>
+        <w:t xml:space="preserve"> [ cropped, it’ll display the whole config file ]</w:t>
+      </w:r>
+    </w:p>
+    <w:p>
+      <w:pPr>
+        <w:keepNext w:val="0"/>
+        <w:keepLines w:val="0"/>
+        <w:widowControl/>
+        <w:numPr>
+          <w:ilvl w:val="0"/>
+          <w:numId w:val="11"/>
+        </w:numPr>
+        <w:suppressLineNumbers w:val="0"/>
+        <w:spacing w:before="0" w:beforeAutospacing="0" w:after="0" w:afterAutospacing="0" w:line="360" w:lineRule="auto"/>
+        <w:ind w:left="420" w:leftChars="0" w:right="0" w:hanging="420" w:firstLineChars="0"/>
+        <w:jc w:val="left"/>
+        <w:rPr>
+          <w:rFonts w:hint="default" w:ascii="Bodoni MT" w:hAnsi="Bodoni MT" w:cs="Bodoni MT"/>
+          <w:b/>
+          <w:bCs/>
+          <w:color w:val="auto"/>
+        </w:rPr>
+      </w:pPr>
+      <w:r>
+        <w:rPr>
+          <w:rFonts w:hint="default" w:ascii="Bodoni MT" w:hAnsi="Bodoni MT" w:cs="Bodoni MT"/>
+          <w:lang w:val="en-IN"/>
+        </w:rPr>
+        <w:t xml:space="preserve">If you want to change the </w:t>
+      </w:r>
+      <w:r>
+        <w:rPr>
+          <w:rFonts w:hint="default" w:ascii="Bodoni MT" w:hAnsi="Bodoni MT" w:cs="Bodoni MT"/>
+          <w:b/>
+          <w:bCs/>
+          <w:i/>
+          <w:iCs/>
+          <w:lang w:val="en-IN"/>
+        </w:rPr>
+        <w:t>current-context</w:t>
+      </w:r>
+      <w:r>
+        <w:rPr>
+          <w:rFonts w:hint="default" w:ascii="Bodoni MT" w:hAnsi="Bodoni MT" w:cs="Bodoni MT"/>
+          <w:b w:val="0"/>
+          <w:bCs w:val="0"/>
+          <w:i w:val="0"/>
+          <w:iCs w:val="0"/>
+          <w:lang w:val="en-IN"/>
+        </w:rPr>
+        <w:t xml:space="preserve"> then </w:t>
+      </w:r>
+      <w:r>
+        <w:rPr>
+          <w:rFonts w:hint="default" w:ascii="Bodoni MT" w:hAnsi="Bodoni MT" w:cs="Bodoni MT"/>
+          <w:b w:val="0"/>
+          <w:bCs w:val="0"/>
+          <w:i w:val="0"/>
+          <w:iCs w:val="0"/>
+          <w:lang w:val="en-IN"/>
+        </w:rPr>
+        <w:br w:type="textWrapping"/>
+      </w:r>
+      <w:r>
+        <w:rPr>
+          <w:rFonts w:hint="default" w:ascii="Bodoni MT" w:hAnsi="Bodoni MT" w:cs="Bodoni MT"/>
+          <w:b/>
+          <w:bCs/>
+          <w:i w:val="0"/>
+          <w:iCs w:val="0"/>
+          <w:color w:val="C00000"/>
+          <w:lang w:val="en-IN"/>
+        </w:rPr>
+        <w:t>kubectl config use-context &lt;</w:t>
+      </w:r>
+      <w:r>
+        <w:rPr>
+          <w:rFonts w:hint="default" w:ascii="Bodoni MT" w:hAnsi="Bodoni MT" w:cs="Bodoni MT"/>
+          <w:b w:val="0"/>
+          <w:bCs w:val="0"/>
+          <w:i w:val="0"/>
+          <w:iCs w:val="0"/>
+          <w:color w:val="auto"/>
+          <w:lang w:val="en-IN"/>
+        </w:rPr>
+        <w:t>context name</w:t>
+      </w:r>
+      <w:r>
+        <w:rPr>
+          <w:rFonts w:hint="default" w:ascii="Bodoni MT" w:hAnsi="Bodoni MT" w:cs="Bodoni MT"/>
+          <w:b/>
+          <w:bCs/>
+          <w:i w:val="0"/>
+          <w:iCs w:val="0"/>
+          <w:color w:val="C00000"/>
+          <w:lang w:val="en-IN"/>
+        </w:rPr>
+        <w:t>&gt;</w:t>
+      </w:r>
+      <w:r>
+        <w:rPr>
+          <w:rFonts w:hint="default" w:ascii="Bodoni MT" w:hAnsi="Bodoni MT" w:cs="Bodoni MT"/>
+          <w:b w:val="0"/>
+          <w:bCs w:val="0"/>
+          <w:i w:val="0"/>
+          <w:iCs w:val="0"/>
+          <w:color w:val="auto"/>
+          <w:lang w:val="en-IN"/>
+        </w:rPr>
+        <w:t xml:space="preserve">  </w:t>
+      </w:r>
+    </w:p>
+    <w:p>
+      <w:pPr>
+        <w:keepNext w:val="0"/>
+        <w:keepLines w:val="0"/>
+        <w:widowControl/>
+        <w:numPr>
+          <w:ilvl w:val="0"/>
+          <w:numId w:val="11"/>
+        </w:numPr>
+        <w:suppressLineNumbers w:val="0"/>
+        <w:spacing w:before="0" w:beforeAutospacing="0" w:after="0" w:afterAutospacing="0" w:line="360" w:lineRule="auto"/>
+        <w:ind w:left="420" w:leftChars="0" w:right="0" w:hanging="420" w:firstLineChars="0"/>
+        <w:jc w:val="left"/>
+        <w:rPr>
+          <w:rFonts w:hint="default" w:ascii="Bodoni MT" w:hAnsi="Bodoni MT" w:cs="Bodoni MT"/>
+          <w:b/>
+          <w:bCs/>
+          <w:color w:val="auto"/>
+        </w:rPr>
+      </w:pPr>
+      <w:r>
+        <w:rPr>
+          <w:rFonts w:hint="default" w:ascii="Bodoni MT" w:hAnsi="Bodoni MT" w:cs="Bodoni MT"/>
+          <w:b w:val="0"/>
+          <w:bCs w:val="0"/>
+          <w:i w:val="0"/>
+          <w:iCs w:val="0"/>
+          <w:color w:val="auto"/>
+          <w:lang w:val="en-IN"/>
+        </w:rPr>
+        <w:t>V</w:t>
+      </w:r>
+    </w:p>
+    <w:p>
+      <w:pPr>
+        <w:keepNext w:val="0"/>
+        <w:keepLines w:val="0"/>
+        <w:widowControl/>
+        <w:numPr>
+          <w:numId w:val="0"/>
+        </w:numPr>
+        <w:suppressLineNumbers w:val="0"/>
+        <w:spacing w:before="0" w:beforeAutospacing="0" w:after="0" w:afterAutospacing="0" w:line="360" w:lineRule="auto"/>
+        <w:ind w:leftChars="0" w:right="0" w:rightChars="0"/>
+        <w:jc w:val="center"/>
+        <w:rPr>
+          <w:rFonts w:hint="default" w:ascii="Bodoni MT" w:hAnsi="Bodoni MT" w:cs="Bodoni MT"/>
+          <w:b/>
+          <w:bCs/>
+          <w:color w:val="auto"/>
+        </w:rPr>
+      </w:pPr>
+      <w:r>
+        <w:rPr>
+          <w:rFonts w:hint="default" w:ascii="Bodoni MT" w:hAnsi="Bodoni MT" w:cs="Bodoni MT"/>
+          <w:b w:val="0"/>
+          <w:bCs w:val="0"/>
+          <w:i w:val="0"/>
+          <w:iCs w:val="0"/>
+          <w:color w:val="auto"/>
+          <w:lang w:val="en-IN"/>
+        </w:rPr>
+        <w:t xml:space="preserve">------------------- THE END OF </w:t>
+      </w:r>
+      <w:r>
+        <w:rPr>
+          <w:rFonts w:hint="default" w:ascii="Bodoni MT" w:hAnsi="Bodoni MT" w:cs="Bodoni MT"/>
+          <w:b w:val="0"/>
+          <w:bCs w:val="0"/>
+          <w:i/>
+          <w:iCs/>
+          <w:color w:val="auto"/>
+          <w:lang w:val="en-IN"/>
+        </w:rPr>
+        <w:t>CONFIG</w:t>
+      </w:r>
+      <w:r>
+        <w:rPr>
+          <w:rFonts w:hint="default" w:ascii="Bodoni MT" w:hAnsi="Bodoni MT" w:cs="Bodoni MT"/>
+          <w:b w:val="0"/>
+          <w:bCs w:val="0"/>
+          <w:i w:val="0"/>
+          <w:iCs w:val="0"/>
+          <w:color w:val="auto"/>
+          <w:lang w:val="en-IN"/>
+        </w:rPr>
+        <w:t xml:space="preserve"> -------------------</w:t>
+      </w:r>
+    </w:p>
+    <w:p>
+      <w:pPr>
+        <w:rPr>
+          <w:rFonts w:hint="default" w:ascii="Bodoni MT" w:hAnsi="Bodoni MT" w:cs="Bodoni MT"/>
+        </w:rPr>
+      </w:pPr>
+      <w:r>
+        <w:rPr>
+          <w:rFonts w:hint="default" w:ascii="Bodoni MT" w:hAnsi="Bodoni MT" w:cs="Bodoni MT"/>
+          <w:lang w:val="en-IN"/>
+        </w:rPr>
+        <w:br w:type="page"/>
+      </w:r>
+    </w:p>
+    <w:p>
+      <w:pPr>
+        <w:keepNext w:val="0"/>
+        <w:keepLines w:val="0"/>
+        <w:widowControl/>
+        <w:numPr>
+          <w:ilvl w:val="0"/>
+          <w:numId w:val="11"/>
+        </w:numPr>
+        <w:suppressLineNumbers w:val="0"/>
+        <w:spacing w:before="0" w:beforeAutospacing="0" w:after="0" w:afterAutospacing="0" w:line="360" w:lineRule="auto"/>
+        <w:ind w:left="420" w:leftChars="0" w:right="0" w:hanging="420" w:firstLineChars="0"/>
+        <w:jc w:val="left"/>
+        <w:rPr>
+          <w:rFonts w:hint="default" w:ascii="Bodoni MT" w:hAnsi="Bodoni MT" w:cs="Bodoni MT"/>
+        </w:rPr>
+      </w:pPr>
+      <w:r>
+        <w:rPr>
+          <w:rFonts w:hint="default" w:ascii="Bodoni MT" w:hAnsi="Bodoni MT" w:cs="Bodoni MT"/>
+          <w:lang w:val="en-IN"/>
+        </w:rPr>
+        <w:t xml:space="preserve">There is another type of resource called </w:t>
+      </w:r>
+      <w:r>
+        <w:rPr>
+          <w:rFonts w:hint="default" w:ascii="Bodoni MT" w:hAnsi="Bodoni MT" w:cs="Bodoni MT"/>
+          <w:b/>
+          <w:bCs/>
+          <w:color w:val="FFFFFF" w:themeColor="background1"/>
+          <w:highlight w:val="darkMagenta"/>
+          <w:lang w:val="en-IN"/>
+          <w14:textFill>
+            <w14:solidFill>
+              <w14:schemeClr w14:val="bg1"/>
+            </w14:solidFill>
+          </w14:textFill>
+        </w:rPr>
+        <w:t>ResourceQuota</w:t>
+      </w:r>
+      <w:r>
+        <w:rPr>
+          <w:rFonts w:hint="default" w:ascii="Bodoni MT" w:hAnsi="Bodoni MT" w:cs="Bodoni MT"/>
+          <w:b w:val="0"/>
+          <w:bCs w:val="0"/>
+          <w:color w:val="FFFFFF" w:themeColor="background1"/>
+          <w:highlight w:val="darkMagenta"/>
+          <w:lang w:val="en-IN"/>
+          <w14:textFill>
+            <w14:solidFill>
+              <w14:schemeClr w14:val="bg1"/>
+            </w14:solidFill>
+          </w14:textFill>
+        </w:rPr>
+        <w:t xml:space="preserve"> </w:t>
+      </w:r>
+      <w:r>
+        <w:rPr>
+          <w:rFonts w:hint="default" w:ascii="Bodoni MT" w:hAnsi="Bodoni MT" w:cs="Bodoni MT"/>
+          <w:b w:val="0"/>
+          <w:bCs w:val="0"/>
+          <w:lang w:val="en-IN"/>
+        </w:rPr>
+        <w:t>which is used to set the limit of a specific namespace.</w:t>
+      </w:r>
+      <w:r>
+        <w:rPr>
+          <w:rFonts w:hint="default" w:ascii="Bodoni MT" w:hAnsi="Bodoni MT" w:cs="Bodoni MT"/>
+          <w:b w:val="0"/>
+          <w:bCs w:val="0"/>
+          <w:lang w:val="en-IN"/>
+        </w:rPr>
+        <w:br w:type="textWrapping"/>
+      </w:r>
+      <w:r>
+        <w:rPr>
+          <w:rFonts w:hint="default" w:ascii="Bodoni MT" w:hAnsi="Bodoni MT" w:cs="Bodoni MT"/>
+        </w:rPr>
+        <w:drawing>
+          <wp:inline distT="0" distB="0" distL="114300" distR="114300">
+            <wp:extent cx="2455545" cy="3347720"/>
+            <wp:effectExtent l="0" t="0" r="8255" b="5080"/>
+            <wp:docPr id="83" name="Picture 82"/>
+            <wp:cNvGraphicFramePr>
+              <a:graphicFrameLocks xmlns:a="http://schemas.openxmlformats.org/drawingml/2006/main" noChangeAspect="1"/>
+            </wp:cNvGraphicFramePr>
+            <a:graphic xmlns:a="http://schemas.openxmlformats.org/drawingml/2006/main">
+              <a:graphicData uri="http://schemas.openxmlformats.org/drawingml/2006/picture">
+                <pic:pic xmlns:pic="http://schemas.openxmlformats.org/drawingml/2006/picture">
+                  <pic:nvPicPr>
+                    <pic:cNvPr id="83" name="Picture 82"/>
+                    <pic:cNvPicPr>
+                      <a:picLocks noChangeAspect="1"/>
+                    </pic:cNvPicPr>
+                  </pic:nvPicPr>
+                  <pic:blipFill>
+                    <a:blip r:embed="rId48"/>
+                    <a:stretch>
+                      <a:fillRect/>
+                    </a:stretch>
+                  </pic:blipFill>
+                  <pic:spPr>
+                    <a:xfrm>
+                      <a:off x="0" y="0"/>
+                      <a:ext cx="2455545" cy="3347720"/>
+                    </a:xfrm>
+                    <a:prstGeom prst="rect">
+                      <a:avLst/>
+                    </a:prstGeom>
+                    <a:noFill/>
+                    <a:ln>
+                      <a:noFill/>
+                    </a:ln>
+                  </pic:spPr>
+                </pic:pic>
+              </a:graphicData>
+            </a:graphic>
+          </wp:inline>
+        </w:drawing>
+      </w:r>
+    </w:p>
+    <w:p>
+      <w:pPr>
+        <w:keepNext w:val="0"/>
+        <w:keepLines w:val="0"/>
+        <w:widowControl/>
+        <w:numPr>
+          <w:ilvl w:val="0"/>
+          <w:numId w:val="11"/>
+        </w:numPr>
+        <w:suppressLineNumbers w:val="0"/>
+        <w:spacing w:before="0" w:beforeAutospacing="0" w:after="0" w:afterAutospacing="0" w:line="360" w:lineRule="auto"/>
+        <w:ind w:left="420" w:leftChars="0" w:right="0" w:hanging="420" w:firstLineChars="0"/>
+        <w:jc w:val="left"/>
+        <w:rPr>
+          <w:rFonts w:hint="default" w:ascii="Bodoni MT" w:hAnsi="Bodoni MT" w:cs="Bodoni MT"/>
+        </w:rPr>
+      </w:pPr>
+    </w:p>
+    <w:p>
+      <w:pPr>
+        <w:rPr>
+          <w:rFonts w:hint="default" w:ascii="Bodoni MT" w:hAnsi="Bodoni MT" w:cs="Bodoni MT"/>
+        </w:rPr>
+      </w:pPr>
+      <w:r>
+        <w:rPr>
+          <w:rFonts w:hint="default" w:ascii="Bodoni MT" w:hAnsi="Bodoni MT" w:cs="Bodoni MT"/>
+          <w:lang w:val="en-IN"/>
+        </w:rPr>
+        <w:br w:type="page"/>
+      </w:r>
+    </w:p>
+    <w:p>
+      <w:pPr>
+        <w:keepNext w:val="0"/>
+        <w:keepLines w:val="0"/>
+        <w:widowControl/>
+        <w:numPr>
+          <w:numId w:val="0"/>
+        </w:numPr>
+        <w:suppressLineNumbers w:val="0"/>
+        <w:spacing w:before="0" w:beforeAutospacing="0" w:after="0" w:afterAutospacing="0" w:line="360" w:lineRule="auto"/>
+        <w:ind w:leftChars="0" w:right="0" w:rightChars="0"/>
+        <w:jc w:val="center"/>
+        <w:rPr>
+          <w:rFonts w:hint="default" w:ascii="Bodoni MT" w:hAnsi="Bodoni MT" w:cs="Bodoni MT"/>
+          <w:color w:val="002060"/>
+          <w:sz w:val="40"/>
+          <w:szCs w:val="40"/>
+          <w:highlight w:val="lightGray"/>
+          <w:u w:val="single"/>
+          <w:lang w:val="en-IN"/>
+        </w:rPr>
+      </w:pPr>
+      <w:r>
+        <w:rPr>
+          <w:rFonts w:hint="default" w:ascii="Bodoni MT" w:hAnsi="Bodoni MT" w:cs="Bodoni MT"/>
+          <w:b/>
+          <w:bCs/>
+          <w:color w:val="002060"/>
+          <w:sz w:val="40"/>
+          <w:szCs w:val="40"/>
+          <w:highlight w:val="lightGray"/>
+          <w:u w:val="single"/>
+          <w:lang w:val="en-IN"/>
+        </w:rPr>
+        <w:t>-   Scheduling   -</w:t>
+      </w:r>
+    </w:p>
+    <w:p>
+      <w:pPr>
+        <w:keepNext w:val="0"/>
+        <w:keepLines w:val="0"/>
+        <w:widowControl/>
+        <w:numPr>
+          <w:ilvl w:val="0"/>
+          <w:numId w:val="11"/>
+        </w:numPr>
+        <w:suppressLineNumbers w:val="0"/>
+        <w:spacing w:before="0" w:beforeAutospacing="0" w:after="0" w:afterAutospacing="0" w:line="360" w:lineRule="auto"/>
+        <w:ind w:left="420" w:leftChars="0" w:right="0" w:hanging="420" w:firstLineChars="0"/>
+        <w:jc w:val="left"/>
+        <w:rPr>
+          <w:rFonts w:hint="default" w:ascii="Bodoni MT" w:hAnsi="Bodoni MT" w:cs="Bodoni MT"/>
+        </w:rPr>
+      </w:pPr>
+      <w:r>
+        <w:rPr>
+          <w:rFonts w:hint="default" w:ascii="Bodoni MT" w:hAnsi="Bodoni MT" w:cs="Bodoni MT"/>
+          <w:lang w:val="en-IN"/>
+        </w:rPr>
+        <w:t xml:space="preserve">In a running pod, when you see it, there will be a field called </w:t>
+      </w:r>
+      <w:r>
+        <w:rPr>
+          <w:rFonts w:hint="default" w:ascii="Bodoni MT" w:hAnsi="Bodoni MT" w:cs="Bodoni MT"/>
+          <w:b/>
+          <w:bCs/>
+          <w:lang w:val="en-IN"/>
+        </w:rPr>
+        <w:t>nodeName</w:t>
+      </w:r>
+      <w:r>
+        <w:rPr>
+          <w:rFonts w:hint="default" w:ascii="Bodoni MT" w:hAnsi="Bodoni MT" w:cs="Bodoni MT"/>
+          <w:b w:val="0"/>
+          <w:bCs w:val="0"/>
+          <w:lang w:val="en-IN"/>
+        </w:rPr>
+        <w:t xml:space="preserve"> will be present, which contains the worker node’s name where that specific pod is running.</w:t>
+      </w:r>
+      <w:r>
+        <w:rPr>
+          <w:rFonts w:hint="default" w:ascii="Bodoni MT" w:hAnsi="Bodoni MT" w:cs="Bodoni MT"/>
+          <w:b w:val="0"/>
+          <w:bCs w:val="0"/>
+          <w:lang w:val="en-IN"/>
+        </w:rPr>
+        <w:br w:type="textWrapping"/>
+      </w:r>
+      <w:r>
+        <w:rPr>
+          <w:rFonts w:hint="default" w:ascii="Bodoni MT" w:hAnsi="Bodoni MT" w:cs="Bodoni MT"/>
+          <w:b w:val="0"/>
+          <w:bCs w:val="0"/>
+          <w:lang w:val="en-IN"/>
+        </w:rPr>
+        <w:t xml:space="preserve">Just </w:t>
+      </w:r>
+      <w:r>
+        <w:rPr>
+          <w:rFonts w:hint="default" w:ascii="Bodoni MT" w:hAnsi="Bodoni MT" w:cs="Bodoni MT"/>
+          <w:b w:val="0"/>
+          <w:bCs w:val="0"/>
+          <w:u w:val="single"/>
+          <w:lang w:val="en-IN"/>
+        </w:rPr>
+        <w:t xml:space="preserve">execute </w:t>
+      </w:r>
+      <w:r>
+        <w:rPr>
+          <w:rFonts w:hint="default" w:ascii="Bodoni MT" w:hAnsi="Bodoni MT" w:cs="Bodoni MT"/>
+          <w:b w:val="0"/>
+          <w:bCs w:val="0"/>
+          <w:i/>
+          <w:iCs/>
+          <w:u w:val="single"/>
+          <w:lang w:val="en-IN"/>
+        </w:rPr>
+        <w:t>kubectl edit pod &lt;</w:t>
+      </w:r>
+      <w:r>
+        <w:rPr>
+          <w:rFonts w:hint="default" w:ascii="Bodoni MT" w:hAnsi="Bodoni MT" w:cs="Bodoni MT"/>
+          <w:b w:val="0"/>
+          <w:bCs w:val="0"/>
+          <w:i w:val="0"/>
+          <w:iCs w:val="0"/>
+          <w:u w:val="single"/>
+          <w:lang w:val="en-IN"/>
+        </w:rPr>
+        <w:t>pod name</w:t>
+      </w:r>
+      <w:r>
+        <w:rPr>
+          <w:rFonts w:hint="default" w:ascii="Bodoni MT" w:hAnsi="Bodoni MT" w:cs="Bodoni MT"/>
+          <w:b w:val="0"/>
+          <w:bCs w:val="0"/>
+          <w:i/>
+          <w:iCs/>
+          <w:u w:val="single"/>
+          <w:lang w:val="en-IN"/>
+        </w:rPr>
+        <w:t>&gt;</w:t>
+      </w:r>
+      <w:r>
+        <w:rPr>
+          <w:rFonts w:hint="default" w:ascii="Bodoni MT" w:hAnsi="Bodoni MT" w:cs="Bodoni MT"/>
+          <w:b w:val="0"/>
+          <w:bCs w:val="0"/>
+          <w:i w:val="0"/>
+          <w:iCs w:val="0"/>
+          <w:lang w:val="en-IN"/>
+        </w:rPr>
+        <w:t xml:space="preserve"> to see this.</w:t>
+      </w:r>
+      <w:r>
+        <w:rPr>
+          <w:rFonts w:hint="default" w:ascii="Bodoni MT" w:hAnsi="Bodoni MT" w:cs="Bodoni MT"/>
+          <w:b w:val="0"/>
+          <w:bCs w:val="0"/>
+          <w:i w:val="0"/>
+          <w:iCs w:val="0"/>
+          <w:lang w:val="en-IN"/>
+        </w:rPr>
+        <w:br w:type="textWrapping"/>
+      </w:r>
+      <w:r>
+        <w:rPr>
+          <w:rFonts w:hint="default" w:ascii="Bodoni MT" w:hAnsi="Bodoni MT" w:cs="Bodoni MT"/>
+        </w:rPr>
+        <w:drawing>
+          <wp:inline distT="0" distB="0" distL="114300" distR="114300">
+            <wp:extent cx="1638300" cy="476250"/>
+            <wp:effectExtent l="0" t="0" r="0" b="6350"/>
+            <wp:docPr id="93" name="Picture 92"/>
+            <wp:cNvGraphicFramePr>
+              <a:graphicFrameLocks xmlns:a="http://schemas.openxmlformats.org/drawingml/2006/main" noChangeAspect="1"/>
+            </wp:cNvGraphicFramePr>
+            <a:graphic xmlns:a="http://schemas.openxmlformats.org/drawingml/2006/main">
+              <a:graphicData uri="http://schemas.openxmlformats.org/drawingml/2006/picture">
+                <pic:pic xmlns:pic="http://schemas.openxmlformats.org/drawingml/2006/picture">
+                  <pic:nvPicPr>
+                    <pic:cNvPr id="93" name="Picture 92"/>
+                    <pic:cNvPicPr>
+                      <a:picLocks noChangeAspect="1"/>
+                    </pic:cNvPicPr>
+                  </pic:nvPicPr>
+                  <pic:blipFill>
+                    <a:blip r:embed="rId49"/>
+                    <a:stretch>
+                      <a:fillRect/>
+                    </a:stretch>
+                  </pic:blipFill>
+                  <pic:spPr>
+                    <a:xfrm>
+                      <a:off x="0" y="0"/>
+                      <a:ext cx="1638300" cy="476250"/>
+                    </a:xfrm>
+                    <a:prstGeom prst="rect">
+                      <a:avLst/>
+                    </a:prstGeom>
+                    <a:noFill/>
+                    <a:ln>
+                      <a:noFill/>
+                    </a:ln>
+                  </pic:spPr>
+                </pic:pic>
+              </a:graphicData>
+            </a:graphic>
+          </wp:inline>
+        </w:drawing>
+      </w:r>
+    </w:p>
+    <w:p>
+      <w:pPr>
+        <w:keepNext w:val="0"/>
+        <w:keepLines w:val="0"/>
+        <w:widowControl/>
+        <w:numPr>
+          <w:ilvl w:val="0"/>
+          <w:numId w:val="11"/>
+        </w:numPr>
+        <w:suppressLineNumbers w:val="0"/>
+        <w:spacing w:before="0" w:beforeAutospacing="0" w:after="0" w:afterAutospacing="0" w:line="360" w:lineRule="auto"/>
+        <w:ind w:left="420" w:leftChars="0" w:right="0" w:hanging="420" w:firstLineChars="0"/>
+        <w:jc w:val="left"/>
+        <w:rPr>
+          <w:rFonts w:hint="default" w:ascii="Bodoni MT" w:hAnsi="Bodoni MT" w:cs="Bodoni MT"/>
+        </w:rPr>
+      </w:pPr>
+      <w:r>
+        <w:rPr>
+          <w:rFonts w:hint="default" w:ascii="Bodoni MT" w:hAnsi="Bodoni MT" w:cs="Bodoni MT"/>
+          <w:lang w:val="en-IN"/>
+        </w:rPr>
+        <w:t xml:space="preserve">How </w:t>
+      </w:r>
+      <w:r>
+        <w:rPr>
+          <w:rFonts w:hint="default" w:ascii="Bodoni MT" w:hAnsi="Bodoni MT" w:cs="Bodoni MT"/>
+          <w:b/>
+          <w:bCs/>
+          <w:i/>
+          <w:iCs/>
+          <w:lang w:val="en-IN"/>
+        </w:rPr>
+        <w:t>scheduling</w:t>
+      </w:r>
+      <w:r>
+        <w:rPr>
+          <w:rFonts w:hint="default" w:ascii="Bodoni MT" w:hAnsi="Bodoni MT" w:cs="Bodoni MT"/>
+          <w:b w:val="0"/>
+          <w:bCs w:val="0"/>
+          <w:i w:val="0"/>
+          <w:iCs w:val="0"/>
+          <w:lang w:val="en-IN"/>
+        </w:rPr>
+        <w:t xml:space="preserve"> works?</w:t>
+      </w:r>
+    </w:p>
+    <w:p>
+      <w:pPr>
+        <w:keepNext w:val="0"/>
+        <w:keepLines w:val="0"/>
+        <w:widowControl/>
+        <w:numPr>
+          <w:ilvl w:val="1"/>
+          <w:numId w:val="11"/>
+        </w:numPr>
+        <w:suppressLineNumbers w:val="0"/>
+        <w:spacing w:before="0" w:beforeAutospacing="0" w:after="0" w:afterAutospacing="0" w:line="360" w:lineRule="auto"/>
+        <w:ind w:left="840" w:leftChars="0" w:right="0" w:hanging="420" w:firstLineChars="0"/>
+        <w:jc w:val="left"/>
+        <w:rPr>
+          <w:rFonts w:hint="default" w:ascii="Bodoni MT" w:hAnsi="Bodoni MT" w:cs="Bodoni MT"/>
+        </w:rPr>
+      </w:pPr>
+      <w:r>
+        <w:rPr>
+          <w:rFonts w:hint="default" w:ascii="Bodoni MT" w:hAnsi="Bodoni MT" w:cs="Bodoni MT"/>
+        </w:rPr>
+        <w:drawing>
+          <wp:inline distT="0" distB="0" distL="114300" distR="114300">
+            <wp:extent cx="5270500" cy="3634105"/>
+            <wp:effectExtent l="0" t="0" r="0" b="10795"/>
+            <wp:docPr id="94" name="Picture 93"/>
+            <wp:cNvGraphicFramePr>
+              <a:graphicFrameLocks xmlns:a="http://schemas.openxmlformats.org/drawingml/2006/main" noChangeAspect="1"/>
+            </wp:cNvGraphicFramePr>
+            <a:graphic xmlns:a="http://schemas.openxmlformats.org/drawingml/2006/main">
+              <a:graphicData uri="http://schemas.openxmlformats.org/drawingml/2006/picture">
+                <pic:pic xmlns:pic="http://schemas.openxmlformats.org/drawingml/2006/picture">
+                  <pic:nvPicPr>
+                    <pic:cNvPr id="94" name="Picture 93"/>
+                    <pic:cNvPicPr>
+                      <a:picLocks noChangeAspect="1"/>
+                    </pic:cNvPicPr>
+                  </pic:nvPicPr>
+                  <pic:blipFill>
+                    <a:blip r:embed="rId50"/>
+                    <a:stretch>
+                      <a:fillRect/>
+                    </a:stretch>
+                  </pic:blipFill>
+                  <pic:spPr>
+                    <a:xfrm>
+                      <a:off x="0" y="0"/>
+                      <a:ext cx="5270500" cy="3634105"/>
+                    </a:xfrm>
+                    <a:prstGeom prst="rect">
+                      <a:avLst/>
+                    </a:prstGeom>
+                    <a:noFill/>
+                    <a:ln>
+                      <a:noFill/>
+                    </a:ln>
+                  </pic:spPr>
+                </pic:pic>
+              </a:graphicData>
+            </a:graphic>
+          </wp:inline>
+        </w:drawing>
+      </w:r>
+    </w:p>
+    <w:p>
+      <w:pPr>
+        <w:keepNext w:val="0"/>
+        <w:keepLines w:val="0"/>
+        <w:widowControl/>
+        <w:numPr>
+          <w:ilvl w:val="1"/>
+          <w:numId w:val="11"/>
+        </w:numPr>
+        <w:suppressLineNumbers w:val="0"/>
+        <w:spacing w:before="0" w:beforeAutospacing="0" w:after="0" w:afterAutospacing="0" w:line="360" w:lineRule="auto"/>
+        <w:ind w:left="840" w:leftChars="0" w:right="0" w:hanging="420" w:firstLineChars="0"/>
+        <w:jc w:val="left"/>
+        <w:rPr>
+          <w:rFonts w:hint="default" w:ascii="Bodoni MT" w:hAnsi="Bodoni MT" w:cs="Bodoni MT"/>
+        </w:rPr>
+      </w:pPr>
+      <w:r>
+        <w:rPr>
+          <w:rFonts w:hint="default" w:ascii="Bodoni MT" w:hAnsi="Bodoni MT" w:cs="Bodoni MT"/>
+          <w:lang w:val="en-IN"/>
+        </w:rPr>
+        <w:t xml:space="preserve">When you run a pod (without specifying </w:t>
+      </w:r>
+      <w:r>
+        <w:rPr>
+          <w:rFonts w:hint="default" w:ascii="Bodoni MT" w:hAnsi="Bodoni MT" w:cs="Bodoni MT"/>
+          <w:i/>
+          <w:iCs/>
+          <w:lang w:val="en-IN"/>
+        </w:rPr>
+        <w:t>nodeName</w:t>
+      </w:r>
+      <w:r>
+        <w:rPr>
+          <w:rFonts w:hint="default" w:ascii="Bodoni MT" w:hAnsi="Bodoni MT" w:cs="Bodoni MT"/>
+          <w:i w:val="0"/>
+          <w:iCs w:val="0"/>
+          <w:lang w:val="en-IN"/>
+        </w:rPr>
+        <w:t xml:space="preserve"> field), the pod object is created.</w:t>
+      </w:r>
+    </w:p>
+    <w:p>
+      <w:pPr>
+        <w:keepNext w:val="0"/>
+        <w:keepLines w:val="0"/>
+        <w:widowControl/>
+        <w:numPr>
+          <w:ilvl w:val="1"/>
+          <w:numId w:val="11"/>
+        </w:numPr>
+        <w:suppressLineNumbers w:val="0"/>
+        <w:spacing w:before="0" w:beforeAutospacing="0" w:after="0" w:afterAutospacing="0" w:line="360" w:lineRule="auto"/>
+        <w:ind w:left="840" w:leftChars="0" w:right="0" w:hanging="420" w:firstLineChars="0"/>
+        <w:jc w:val="left"/>
+        <w:rPr>
+          <w:rFonts w:hint="default" w:ascii="Bodoni MT" w:hAnsi="Bodoni MT" w:cs="Bodoni MT"/>
+        </w:rPr>
+      </w:pPr>
+      <w:r>
+        <w:rPr>
+          <w:rFonts w:hint="default" w:ascii="Bodoni MT" w:hAnsi="Bodoni MT" w:cs="Bodoni MT"/>
+          <w:i w:val="0"/>
+          <w:iCs w:val="0"/>
+          <w:lang w:val="en-IN"/>
+        </w:rPr>
+        <w:t xml:space="preserve">Then, </w:t>
+      </w:r>
+      <w:r>
+        <w:rPr>
+          <w:rFonts w:hint="default" w:ascii="Bodoni MT" w:hAnsi="Bodoni MT" w:cs="Bodoni MT"/>
+          <w:i/>
+          <w:iCs/>
+          <w:lang w:val="en-IN"/>
+        </w:rPr>
+        <w:t>scheduler</w:t>
+      </w:r>
+      <w:r>
+        <w:rPr>
+          <w:rFonts w:hint="default" w:ascii="Bodoni MT" w:hAnsi="Bodoni MT" w:cs="Bodoni MT"/>
+          <w:i w:val="0"/>
+          <w:iCs w:val="0"/>
+          <w:lang w:val="en-IN"/>
+        </w:rPr>
+        <w:t xml:space="preserve"> sees this, and assign a node to it (</w:t>
+      </w:r>
+      <w:r>
+        <w:rPr>
+          <w:rFonts w:hint="default" w:ascii="Bodoni MT" w:hAnsi="Bodoni MT" w:cs="Bodoni MT"/>
+          <w:b/>
+          <w:bCs/>
+          <w:i/>
+          <w:iCs/>
+          <w:lang w:val="en-IN"/>
+        </w:rPr>
+        <w:t>nodeName</w:t>
+      </w:r>
+      <w:r>
+        <w:rPr>
+          <w:rFonts w:hint="default" w:ascii="Bodoni MT" w:hAnsi="Bodoni MT" w:cs="Bodoni MT"/>
+          <w:b w:val="0"/>
+          <w:bCs w:val="0"/>
+          <w:i w:val="0"/>
+          <w:iCs w:val="0"/>
+          <w:lang w:val="en-IN"/>
+        </w:rPr>
+        <w:t>).</w:t>
+      </w:r>
+      <w:r>
+        <w:rPr>
+          <w:rFonts w:hint="default" w:ascii="Bodoni MT" w:hAnsi="Bodoni MT" w:cs="Bodoni MT"/>
+          <w:b w:val="0"/>
+          <w:bCs w:val="0"/>
+          <w:i w:val="0"/>
+          <w:iCs w:val="0"/>
+          <w:lang w:val="en-IN"/>
+        </w:rPr>
+        <w:br w:type="textWrapping"/>
+      </w:r>
+      <w:r>
+        <w:rPr>
+          <w:rFonts w:hint="default" w:ascii="Bodoni MT" w:hAnsi="Bodoni MT" w:cs="Bodoni MT"/>
+          <w:b w:val="0"/>
+          <w:bCs w:val="0"/>
+          <w:i w:val="0"/>
+          <w:iCs w:val="0"/>
+          <w:lang w:val="en-IN"/>
+        </w:rPr>
+        <w:t>NOTE: this</w:t>
+      </w:r>
+      <w:r>
+        <w:rPr>
+          <w:rFonts w:hint="default" w:ascii="Bodoni MT" w:hAnsi="Bodoni MT" w:cs="Bodoni MT"/>
+          <w:b w:val="0"/>
+          <w:bCs w:val="0"/>
+          <w:i w:val="0"/>
+          <w:iCs w:val="0"/>
+          <w:shd w:val="clear" w:color="FFFFFF" w:fill="D9D9D9"/>
+          <w:lang w:val="en-IN"/>
+        </w:rPr>
+        <w:t xml:space="preserve"> </w:t>
+      </w:r>
+      <w:r>
+        <w:rPr>
+          <w:rFonts w:hint="default" w:ascii="Bodoni MT" w:hAnsi="Bodoni MT" w:cs="Bodoni MT"/>
+          <w:b/>
+          <w:bCs/>
+          <w:i/>
+          <w:iCs/>
+          <w:shd w:val="clear" w:color="FFFFFF" w:fill="D9D9D9"/>
+          <w:lang w:val="en-IN"/>
+        </w:rPr>
+        <w:t>nodeName</w:t>
+      </w:r>
+      <w:r>
+        <w:rPr>
+          <w:rFonts w:hint="default" w:ascii="Bodoni MT" w:hAnsi="Bodoni MT" w:cs="Bodoni MT"/>
+          <w:b/>
+          <w:bCs/>
+          <w:i w:val="0"/>
+          <w:iCs w:val="0"/>
+          <w:shd w:val="clear" w:color="FFFFFF" w:fill="D9D9D9"/>
+          <w:lang w:val="en-IN"/>
+        </w:rPr>
+        <w:t xml:space="preserve"> </w:t>
+      </w:r>
+      <w:r>
+        <w:rPr>
+          <w:rFonts w:hint="default" w:ascii="Bodoni MT" w:hAnsi="Bodoni MT" w:cs="Bodoni MT"/>
+          <w:b w:val="0"/>
+          <w:bCs w:val="0"/>
+          <w:i w:val="0"/>
+          <w:iCs w:val="0"/>
+          <w:shd w:val="clear" w:color="FFFFFF" w:fill="D9D9D9"/>
+          <w:lang w:val="en-IN"/>
+        </w:rPr>
+        <w:t xml:space="preserve">field is under </w:t>
+      </w:r>
+      <w:r>
+        <w:rPr>
+          <w:rFonts w:hint="default" w:ascii="Bodoni MT" w:hAnsi="Bodoni MT" w:cs="Bodoni MT"/>
+          <w:b/>
+          <w:bCs/>
+          <w:i/>
+          <w:iCs/>
+          <w:shd w:val="clear" w:color="FFFFFF" w:fill="D9D9D9"/>
+          <w:lang w:val="en-IN"/>
+        </w:rPr>
+        <w:t>spec</w:t>
+      </w:r>
+      <w:r>
+        <w:rPr>
+          <w:rFonts w:hint="default" w:ascii="Bodoni MT" w:hAnsi="Bodoni MT" w:cs="Bodoni MT"/>
+          <w:b/>
+          <w:bCs/>
+          <w:i w:val="0"/>
+          <w:iCs w:val="0"/>
+          <w:lang w:val="en-IN"/>
+        </w:rPr>
+        <w:t xml:space="preserve"> </w:t>
+      </w:r>
+      <w:r>
+        <w:rPr>
+          <w:rFonts w:hint="default" w:ascii="Bodoni MT" w:hAnsi="Bodoni MT" w:cs="Bodoni MT"/>
+          <w:b w:val="0"/>
+          <w:bCs w:val="0"/>
+          <w:i w:val="0"/>
+          <w:iCs w:val="0"/>
+          <w:lang w:val="en-IN"/>
+        </w:rPr>
+        <w:t>field</w:t>
+      </w:r>
+      <w:r>
+        <w:rPr>
+          <w:rFonts w:hint="default" w:ascii="Bodoni MT" w:hAnsi="Bodoni MT" w:cs="Bodoni MT"/>
+          <w:b w:val="0"/>
+          <w:bCs w:val="0"/>
+          <w:i w:val="0"/>
+          <w:iCs w:val="0"/>
+          <w:shd w:val="clear" w:color="FFFFFF" w:fill="D9D9D9"/>
+          <w:lang w:val="en-IN"/>
+        </w:rPr>
+        <w:t xml:space="preserve"> of </w:t>
+      </w:r>
+      <w:r>
+        <w:rPr>
+          <w:rFonts w:hint="default" w:ascii="Bodoni MT" w:hAnsi="Bodoni MT" w:cs="Bodoni MT"/>
+          <w:b w:val="0"/>
+          <w:bCs w:val="0"/>
+          <w:i/>
+          <w:iCs/>
+          <w:shd w:val="clear" w:color="FFFFFF" w:fill="D9D9D9"/>
+          <w:lang w:val="en-IN"/>
+        </w:rPr>
+        <w:t>Pod’s</w:t>
+      </w:r>
+      <w:r>
+        <w:rPr>
+          <w:rFonts w:hint="default" w:ascii="Bodoni MT" w:hAnsi="Bodoni MT" w:cs="Bodoni MT"/>
+          <w:b w:val="0"/>
+          <w:bCs w:val="0"/>
+          <w:i w:val="0"/>
+          <w:iCs w:val="0"/>
+          <w:shd w:val="clear" w:color="FFFFFF" w:fill="D9D9D9"/>
+          <w:lang w:val="en-IN"/>
+        </w:rPr>
+        <w:t xml:space="preserve"> config</w:t>
+      </w:r>
+      <w:r>
+        <w:rPr>
+          <w:rFonts w:hint="default" w:ascii="Bodoni MT" w:hAnsi="Bodoni MT" w:cs="Bodoni MT"/>
+          <w:b w:val="0"/>
+          <w:bCs w:val="0"/>
+          <w:i w:val="0"/>
+          <w:iCs w:val="0"/>
+          <w:lang w:val="en-IN"/>
+        </w:rPr>
+        <w:t>.</w:t>
+      </w:r>
+    </w:p>
+    <w:p>
+      <w:pPr>
+        <w:keepNext w:val="0"/>
+        <w:keepLines w:val="0"/>
+        <w:widowControl/>
+        <w:numPr>
+          <w:ilvl w:val="1"/>
+          <w:numId w:val="11"/>
+        </w:numPr>
+        <w:suppressLineNumbers w:val="0"/>
+        <w:spacing w:before="0" w:beforeAutospacing="0" w:after="0" w:afterAutospacing="0" w:line="360" w:lineRule="auto"/>
+        <w:ind w:left="840" w:leftChars="0" w:right="0" w:hanging="420" w:firstLineChars="0"/>
+        <w:jc w:val="left"/>
+        <w:rPr>
+          <w:rFonts w:hint="default" w:ascii="Bodoni MT" w:hAnsi="Bodoni MT" w:cs="Bodoni MT"/>
+        </w:rPr>
+      </w:pPr>
+      <w:r>
+        <w:rPr>
+          <w:rFonts w:hint="default" w:ascii="Bodoni MT" w:hAnsi="Bodoni MT" w:cs="Bodoni MT"/>
+          <w:b w:val="0"/>
+          <w:bCs w:val="0"/>
+          <w:i w:val="0"/>
+          <w:iCs w:val="0"/>
+          <w:lang w:val="en-IN"/>
+        </w:rPr>
+        <w:t xml:space="preserve">Then, one </w:t>
+      </w:r>
+      <w:r>
+        <w:rPr>
+          <w:rFonts w:hint="default" w:ascii="Bodoni MT" w:hAnsi="Bodoni MT" w:cs="Bodoni MT"/>
+          <w:b/>
+          <w:bCs/>
+          <w:i w:val="0"/>
+          <w:iCs w:val="0"/>
+          <w:lang w:val="en-IN"/>
+        </w:rPr>
+        <w:t>binding</w:t>
+      </w:r>
+      <w:r>
+        <w:rPr>
+          <w:rFonts w:hint="default" w:ascii="Bodoni MT" w:hAnsi="Bodoni MT" w:cs="Bodoni MT"/>
+          <w:b w:val="0"/>
+          <w:bCs w:val="0"/>
+          <w:i w:val="0"/>
+          <w:iCs w:val="0"/>
+          <w:lang w:val="en-IN"/>
+        </w:rPr>
+        <w:t xml:space="preserve"> will be created </w:t>
+      </w:r>
+      <w:r>
+        <w:rPr>
+          <w:rFonts w:hint="default" w:ascii="Bodoni MT" w:hAnsi="Bodoni MT" w:cs="Bodoni MT"/>
+          <w:b w:val="0"/>
+          <w:bCs w:val="0"/>
+          <w:i/>
+          <w:iCs/>
+          <w:u w:val="single"/>
+          <w:lang w:val="en-IN"/>
+        </w:rPr>
+        <w:t>in the target node</w:t>
+      </w:r>
+      <w:r>
+        <w:rPr>
+          <w:rFonts w:hint="default" w:ascii="Bodoni MT" w:hAnsi="Bodoni MT" w:cs="Bodoni MT"/>
+          <w:b w:val="0"/>
+          <w:bCs w:val="0"/>
+          <w:i w:val="0"/>
+          <w:iCs w:val="0"/>
+          <w:lang w:val="en-IN"/>
+        </w:rPr>
+        <w:t xml:space="preserve"> which will bind the </w:t>
+      </w:r>
+      <w:r>
+        <w:rPr>
+          <w:rFonts w:hint="default" w:ascii="Bodoni MT" w:hAnsi="Bodoni MT" w:cs="Bodoni MT"/>
+          <w:b w:val="0"/>
+          <w:bCs w:val="0"/>
+          <w:i/>
+          <w:iCs/>
+          <w:lang w:val="en-IN"/>
+        </w:rPr>
+        <w:t>pod</w:t>
+      </w:r>
+      <w:r>
+        <w:rPr>
+          <w:rFonts w:hint="default" w:ascii="Bodoni MT" w:hAnsi="Bodoni MT" w:cs="Bodoni MT"/>
+          <w:b w:val="0"/>
+          <w:bCs w:val="0"/>
+          <w:i w:val="0"/>
+          <w:iCs w:val="0"/>
+          <w:lang w:val="en-IN"/>
+        </w:rPr>
+        <w:t xml:space="preserve"> to the </w:t>
+      </w:r>
+      <w:r>
+        <w:rPr>
+          <w:rFonts w:hint="default" w:ascii="Bodoni MT" w:hAnsi="Bodoni MT" w:cs="Bodoni MT"/>
+          <w:b w:val="0"/>
+          <w:bCs w:val="0"/>
+          <w:i/>
+          <w:iCs/>
+          <w:lang w:val="en-IN"/>
+        </w:rPr>
+        <w:t>target node</w:t>
+      </w:r>
+      <w:r>
+        <w:rPr>
+          <w:rFonts w:hint="default" w:ascii="Bodoni MT" w:hAnsi="Bodoni MT" w:cs="Bodoni MT"/>
+          <w:b w:val="0"/>
+          <w:bCs w:val="0"/>
+          <w:i w:val="0"/>
+          <w:iCs w:val="0"/>
+          <w:lang w:val="en-IN"/>
+        </w:rPr>
+        <w:t>.</w:t>
+      </w:r>
+    </w:p>
+    <w:p>
+      <w:pPr>
+        <w:keepNext w:val="0"/>
+        <w:keepLines w:val="0"/>
+        <w:widowControl/>
+        <w:numPr>
+          <w:ilvl w:val="0"/>
+          <w:numId w:val="11"/>
+        </w:numPr>
+        <w:suppressLineNumbers w:val="0"/>
+        <w:spacing w:before="0" w:beforeAutospacing="0" w:after="0" w:afterAutospacing="0" w:line="360" w:lineRule="auto"/>
+        <w:ind w:left="420" w:leftChars="0" w:right="0" w:hanging="420" w:firstLineChars="0"/>
+        <w:jc w:val="left"/>
+        <w:rPr>
+          <w:rFonts w:hint="default" w:ascii="Bodoni MT" w:hAnsi="Bodoni MT" w:cs="Bodoni MT"/>
+        </w:rPr>
+      </w:pPr>
+      <w:r>
+        <w:rPr>
+          <w:rFonts w:hint="default" w:ascii="Bodoni MT" w:hAnsi="Bodoni MT" w:cs="Bodoni MT"/>
+          <w:lang w:val="en-IN"/>
+        </w:rPr>
+        <w:t>If the Scheduler doesn’t exist,</w:t>
+      </w:r>
+    </w:p>
+    <w:p>
+      <w:pPr>
+        <w:keepNext w:val="0"/>
+        <w:keepLines w:val="0"/>
+        <w:widowControl/>
+        <w:numPr>
+          <w:ilvl w:val="1"/>
+          <w:numId w:val="11"/>
+        </w:numPr>
+        <w:suppressLineNumbers w:val="0"/>
+        <w:spacing w:before="0" w:beforeAutospacing="0" w:after="0" w:afterAutospacing="0" w:line="360" w:lineRule="auto"/>
+        <w:ind w:left="840" w:leftChars="0" w:right="0" w:hanging="420" w:firstLineChars="0"/>
+        <w:jc w:val="left"/>
+        <w:rPr>
+          <w:rFonts w:hint="default" w:ascii="Bodoni MT" w:hAnsi="Bodoni MT" w:cs="Bodoni MT"/>
+        </w:rPr>
+      </w:pPr>
+      <w:r>
+        <w:rPr>
+          <w:rFonts w:hint="default" w:ascii="Bodoni MT" w:hAnsi="Bodoni MT" w:cs="Bodoni MT"/>
+          <w:lang w:val="en-IN"/>
+        </w:rPr>
+        <w:t xml:space="preserve">then </w:t>
+      </w:r>
+      <w:r>
+        <w:rPr>
+          <w:rFonts w:hint="default" w:ascii="Bodoni MT" w:hAnsi="Bodoni MT" w:cs="Bodoni MT"/>
+          <w:i/>
+          <w:iCs/>
+          <w:lang w:val="en-IN"/>
+        </w:rPr>
+        <w:t>nodeName</w:t>
+      </w:r>
+      <w:r>
+        <w:rPr>
+          <w:rFonts w:hint="default" w:ascii="Bodoni MT" w:hAnsi="Bodoni MT" w:cs="Bodoni MT"/>
+          <w:i w:val="0"/>
+          <w:iCs w:val="0"/>
+          <w:lang w:val="en-IN"/>
+        </w:rPr>
+        <w:t xml:space="preserve"> will not be appended to the pod’s config.</w:t>
+      </w:r>
+      <w:r>
+        <w:rPr>
+          <w:rFonts w:hint="default" w:ascii="Bodoni MT" w:hAnsi="Bodoni MT" w:cs="Bodoni MT"/>
+          <w:i w:val="0"/>
+          <w:iCs w:val="0"/>
+          <w:lang w:val="en-IN"/>
+        </w:rPr>
+        <w:br w:type="textWrapping"/>
+      </w:r>
+      <w:r>
+        <w:rPr>
+          <w:rFonts w:hint="default" w:ascii="Bodoni MT" w:hAnsi="Bodoni MT" w:cs="Bodoni MT"/>
+          <w:i w:val="0"/>
+          <w:iCs w:val="0"/>
+          <w:lang w:val="en-IN"/>
+        </w:rPr>
+        <w:t xml:space="preserve">Even if you give </w:t>
+      </w:r>
+      <w:r>
+        <w:rPr>
+          <w:rFonts w:hint="default" w:ascii="Bodoni MT" w:hAnsi="Bodoni MT" w:cs="Bodoni MT"/>
+          <w:i/>
+          <w:iCs/>
+          <w:lang w:val="en-IN"/>
+        </w:rPr>
+        <w:t>nodeName</w:t>
+      </w:r>
+      <w:r>
+        <w:rPr>
+          <w:rFonts w:hint="default" w:ascii="Bodoni MT" w:hAnsi="Bodoni MT" w:cs="Bodoni MT"/>
+          <w:i w:val="0"/>
+          <w:iCs w:val="0"/>
+          <w:lang w:val="en-IN"/>
+        </w:rPr>
+        <w:t xml:space="preserve">, </w:t>
+      </w:r>
+      <w:r>
+        <w:rPr>
+          <w:rFonts w:hint="default" w:ascii="Bodoni MT" w:hAnsi="Bodoni MT" w:cs="Bodoni MT"/>
+          <w:b/>
+          <w:bCs/>
+          <w:i/>
+          <w:iCs/>
+          <w:lang w:val="en-IN"/>
+        </w:rPr>
+        <w:t>binding</w:t>
+      </w:r>
+      <w:r>
+        <w:rPr>
+          <w:rFonts w:hint="default" w:ascii="Bodoni MT" w:hAnsi="Bodoni MT" w:cs="Bodoni MT"/>
+          <w:b w:val="0"/>
+          <w:bCs w:val="0"/>
+          <w:i w:val="0"/>
+          <w:iCs w:val="0"/>
+          <w:lang w:val="en-IN"/>
+        </w:rPr>
+        <w:t xml:space="preserve"> object will not be created in the target node unless manually send the POST request to the target worker node to create Binding object.</w:t>
+      </w:r>
+    </w:p>
+    <w:p>
+      <w:pPr>
+        <w:keepNext w:val="0"/>
+        <w:keepLines w:val="0"/>
+        <w:widowControl/>
+        <w:numPr>
+          <w:ilvl w:val="1"/>
+          <w:numId w:val="11"/>
+        </w:numPr>
+        <w:suppressLineNumbers w:val="0"/>
+        <w:spacing w:before="0" w:beforeAutospacing="0" w:after="0" w:afterAutospacing="0" w:line="360" w:lineRule="auto"/>
+        <w:ind w:left="840" w:leftChars="0" w:right="0" w:hanging="420" w:firstLineChars="0"/>
+        <w:jc w:val="left"/>
+        <w:rPr>
+          <w:rFonts w:hint="default" w:ascii="Bodoni MT" w:hAnsi="Bodoni MT" w:cs="Bodoni MT"/>
+        </w:rPr>
+      </w:pPr>
+      <w:r>
+        <w:rPr>
+          <w:rFonts w:hint="default" w:ascii="Bodoni MT" w:hAnsi="Bodoni MT" w:cs="Bodoni MT"/>
+          <w:b w:val="0"/>
+          <w:bCs w:val="0"/>
+          <w:i w:val="0"/>
+          <w:iCs w:val="0"/>
+          <w:lang w:val="en-IN"/>
+        </w:rPr>
+        <w:t>In this case, the Pod will be in pending state.</w:t>
+      </w:r>
+      <w:r>
+        <w:rPr>
+          <w:rFonts w:hint="default" w:ascii="Bodoni MT" w:hAnsi="Bodoni MT" w:cs="Bodoni MT"/>
+          <w:b w:val="0"/>
+          <w:bCs w:val="0"/>
+          <w:i w:val="0"/>
+          <w:iCs w:val="0"/>
+          <w:lang w:val="en-IN"/>
+        </w:rPr>
+        <w:br w:type="textWrapping"/>
+      </w:r>
+      <w:r>
+        <w:rPr>
+          <w:rFonts w:hint="default" w:ascii="Bodoni MT" w:hAnsi="Bodoni MT" w:cs="Bodoni MT"/>
+        </w:rPr>
+        <w:drawing>
+          <wp:inline distT="0" distB="0" distL="114300" distR="114300">
+            <wp:extent cx="1399540" cy="1982470"/>
+            <wp:effectExtent l="0" t="0" r="10160" b="11430"/>
+            <wp:docPr id="95" name="Picture 94"/>
+            <wp:cNvGraphicFramePr>
+              <a:graphicFrameLocks xmlns:a="http://schemas.openxmlformats.org/drawingml/2006/main" noChangeAspect="1"/>
+            </wp:cNvGraphicFramePr>
+            <a:graphic xmlns:a="http://schemas.openxmlformats.org/drawingml/2006/main">
+              <a:graphicData uri="http://schemas.openxmlformats.org/drawingml/2006/picture">
+                <pic:pic xmlns:pic="http://schemas.openxmlformats.org/drawingml/2006/picture">
+                  <pic:nvPicPr>
+                    <pic:cNvPr id="95" name="Picture 94"/>
+                    <pic:cNvPicPr>
+                      <a:picLocks noChangeAspect="1"/>
+                    </pic:cNvPicPr>
+                  </pic:nvPicPr>
+                  <pic:blipFill>
+                    <a:blip r:embed="rId51"/>
+                    <a:stretch>
+                      <a:fillRect/>
+                    </a:stretch>
+                  </pic:blipFill>
+                  <pic:spPr>
+                    <a:xfrm>
+                      <a:off x="0" y="0"/>
+                      <a:ext cx="1399540" cy="1982470"/>
+                    </a:xfrm>
+                    <a:prstGeom prst="rect">
+                      <a:avLst/>
+                    </a:prstGeom>
+                    <a:noFill/>
+                    <a:ln>
+                      <a:noFill/>
+                    </a:ln>
+                  </pic:spPr>
+                </pic:pic>
+              </a:graphicData>
+            </a:graphic>
+          </wp:inline>
+        </w:drawing>
+      </w:r>
+      <w:r>
+        <w:rPr>
+          <w:rFonts w:hint="default" w:ascii="Bodoni MT" w:hAnsi="Bodoni MT" w:cs="Bodoni MT"/>
+          <w:lang w:val="en-IN"/>
+        </w:rPr>
+        <w:t xml:space="preserve"> </w:t>
+      </w:r>
+      <w:r>
+        <w:rPr>
+          <w:rFonts w:hint="default" w:ascii="Bodoni MT" w:hAnsi="Bodoni MT" w:cs="Bodoni MT"/>
+        </w:rPr>
+        <w:drawing>
+          <wp:inline distT="0" distB="0" distL="114300" distR="114300">
+            <wp:extent cx="3213735" cy="957580"/>
+            <wp:effectExtent l="0" t="0" r="12065" b="7620"/>
+            <wp:docPr id="96" name="Picture 95"/>
+            <wp:cNvGraphicFramePr>
+              <a:graphicFrameLocks xmlns:a="http://schemas.openxmlformats.org/drawingml/2006/main" noChangeAspect="1"/>
+            </wp:cNvGraphicFramePr>
+            <a:graphic xmlns:a="http://schemas.openxmlformats.org/drawingml/2006/main">
+              <a:graphicData uri="http://schemas.openxmlformats.org/drawingml/2006/picture">
+                <pic:pic xmlns:pic="http://schemas.openxmlformats.org/drawingml/2006/picture">
+                  <pic:nvPicPr>
+                    <pic:cNvPr id="96" name="Picture 95"/>
+                    <pic:cNvPicPr>
+                      <a:picLocks noChangeAspect="1"/>
+                    </pic:cNvPicPr>
+                  </pic:nvPicPr>
+                  <pic:blipFill>
+                    <a:blip r:embed="rId52"/>
+                    <a:stretch>
+                      <a:fillRect/>
+                    </a:stretch>
+                  </pic:blipFill>
+                  <pic:spPr>
+                    <a:xfrm>
+                      <a:off x="0" y="0"/>
+                      <a:ext cx="3213735" cy="957580"/>
+                    </a:xfrm>
+                    <a:prstGeom prst="rect">
+                      <a:avLst/>
+                    </a:prstGeom>
+                    <a:noFill/>
+                    <a:ln>
+                      <a:noFill/>
+                    </a:ln>
+                  </pic:spPr>
+                </pic:pic>
+              </a:graphicData>
+            </a:graphic>
+          </wp:inline>
+        </w:drawing>
+      </w:r>
+    </w:p>
+    <w:p>
+      <w:pPr>
+        <w:keepNext w:val="0"/>
+        <w:keepLines w:val="0"/>
+        <w:widowControl/>
+        <w:numPr>
+          <w:ilvl w:val="2"/>
+          <w:numId w:val="11"/>
+        </w:numPr>
+        <w:suppressLineNumbers w:val="0"/>
+        <w:spacing w:before="0" w:beforeAutospacing="0" w:after="0" w:afterAutospacing="0" w:line="360" w:lineRule="auto"/>
+        <w:ind w:left="1260" w:leftChars="0" w:right="0" w:hanging="420" w:firstLineChars="0"/>
+        <w:jc w:val="left"/>
+        <w:rPr>
+          <w:rFonts w:hint="default" w:ascii="Bodoni MT" w:hAnsi="Bodoni MT" w:cs="Bodoni MT"/>
+        </w:rPr>
+      </w:pPr>
+      <w:r>
+        <w:rPr>
+          <w:rFonts w:hint="default" w:ascii="Bodoni MT" w:hAnsi="Bodoni MT" w:cs="Bodoni MT"/>
+          <w:lang w:val="en-IN"/>
+        </w:rPr>
+        <w:t xml:space="preserve">I simulated is giving a </w:t>
+      </w:r>
+      <w:r>
+        <w:rPr>
+          <w:rFonts w:hint="default" w:ascii="Bodoni MT" w:hAnsi="Bodoni MT" w:cs="Bodoni MT"/>
+          <w:i/>
+          <w:iCs/>
+          <w:color w:val="0070C0"/>
+          <w:lang w:val="en-IN"/>
+        </w:rPr>
+        <w:t>nodeName</w:t>
+      </w:r>
+      <w:r>
+        <w:rPr>
+          <w:rFonts w:hint="default" w:ascii="Bodoni MT" w:hAnsi="Bodoni MT" w:cs="Bodoni MT"/>
+          <w:i w:val="0"/>
+          <w:iCs w:val="0"/>
+          <w:color w:val="0070C0"/>
+          <w:lang w:val="en-IN"/>
+        </w:rPr>
+        <w:t xml:space="preserve"> </w:t>
+      </w:r>
+      <w:r>
+        <w:rPr>
+          <w:rFonts w:hint="default" w:ascii="Bodoni MT" w:hAnsi="Bodoni MT" w:cs="Bodoni MT"/>
+          <w:i w:val="0"/>
+          <w:iCs w:val="0"/>
+          <w:lang w:val="en-IN"/>
+        </w:rPr>
+        <w:t xml:space="preserve">which doesn’t exist inside </w:t>
+      </w:r>
+      <w:r>
+        <w:rPr>
+          <w:rFonts w:hint="default" w:ascii="Bodoni MT" w:hAnsi="Bodoni MT" w:cs="Bodoni MT"/>
+          <w:b/>
+          <w:bCs/>
+          <w:i/>
+          <w:iCs/>
+          <w:color w:val="0070C0"/>
+          <w:lang w:val="en-IN"/>
+        </w:rPr>
+        <w:t>/etc/hosts</w:t>
+      </w:r>
+      <w:r>
+        <w:rPr>
+          <w:rFonts w:hint="default" w:ascii="Bodoni MT" w:hAnsi="Bodoni MT" w:cs="Bodoni MT"/>
+          <w:b w:val="0"/>
+          <w:bCs w:val="0"/>
+          <w:i w:val="0"/>
+          <w:iCs w:val="0"/>
+          <w:lang w:val="en-IN"/>
+        </w:rPr>
+        <w:t xml:space="preserve"> file.</w:t>
+      </w:r>
+      <w:r>
+        <w:rPr>
+          <w:rFonts w:hint="default" w:ascii="Bodoni MT" w:hAnsi="Bodoni MT" w:cs="Bodoni MT"/>
+          <w:b w:val="0"/>
+          <w:bCs w:val="0"/>
+          <w:i w:val="0"/>
+          <w:iCs w:val="0"/>
+          <w:lang w:val="en-IN"/>
+        </w:rPr>
+        <w:br w:type="textWrapping"/>
+      </w:r>
+      <w:r>
+        <w:rPr>
+          <w:rFonts w:hint="default" w:ascii="Bodoni MT" w:hAnsi="Bodoni MT" w:cs="Bodoni MT"/>
+          <w:b w:val="0"/>
+          <w:bCs w:val="0"/>
+          <w:i w:val="0"/>
+          <w:iCs w:val="0"/>
+          <w:lang w:val="en-IN"/>
+        </w:rPr>
+        <w:t xml:space="preserve">So, the </w:t>
+      </w:r>
+      <w:r>
+        <w:rPr>
+          <w:rFonts w:hint="default" w:ascii="Bodoni MT" w:hAnsi="Bodoni MT" w:cs="Bodoni MT"/>
+          <w:b w:val="0"/>
+          <w:bCs w:val="0"/>
+          <w:i/>
+          <w:iCs/>
+          <w:lang w:val="en-IN"/>
+        </w:rPr>
+        <w:t>Binding</w:t>
+      </w:r>
+      <w:r>
+        <w:rPr>
+          <w:rFonts w:hint="default" w:ascii="Bodoni MT" w:hAnsi="Bodoni MT" w:cs="Bodoni MT"/>
+          <w:b w:val="0"/>
+          <w:bCs w:val="0"/>
+          <w:i w:val="0"/>
+          <w:iCs w:val="0"/>
+          <w:lang w:val="en-IN"/>
+        </w:rPr>
+        <w:t xml:space="preserve"> object will not be created.</w:t>
+      </w:r>
+    </w:p>
+    <w:p>
+      <w:pPr>
+        <w:keepNext w:val="0"/>
+        <w:keepLines w:val="0"/>
+        <w:widowControl/>
+        <w:numPr>
+          <w:ilvl w:val="1"/>
+          <w:numId w:val="11"/>
+        </w:numPr>
+        <w:suppressLineNumbers w:val="0"/>
+        <w:spacing w:before="0" w:beforeAutospacing="0" w:after="0" w:afterAutospacing="0" w:line="360" w:lineRule="auto"/>
+        <w:ind w:left="840" w:leftChars="0" w:right="0" w:hanging="420" w:firstLineChars="0"/>
+        <w:jc w:val="left"/>
+        <w:rPr>
+          <w:rFonts w:hint="default" w:ascii="Bodoni MT" w:hAnsi="Bodoni MT" w:cs="Bodoni MT"/>
+        </w:rPr>
+      </w:pPr>
+      <w:r>
+        <w:rPr>
+          <w:rFonts w:hint="default" w:ascii="Bodoni MT" w:hAnsi="Bodoni MT" w:cs="Bodoni MT"/>
+          <w:b w:val="0"/>
+          <w:bCs w:val="0"/>
+          <w:i w:val="0"/>
+          <w:iCs w:val="0"/>
+          <w:lang w:val="en-IN"/>
+        </w:rPr>
+        <w:t xml:space="preserve">After sometime, the pod will be </w:t>
+      </w:r>
+      <w:r>
+        <w:rPr>
+          <w:rFonts w:hint="default" w:ascii="Bodoni MT" w:hAnsi="Bodoni MT" w:cs="Bodoni MT"/>
+          <w:b/>
+          <w:bCs/>
+          <w:i w:val="0"/>
+          <w:iCs w:val="0"/>
+          <w:color w:val="C00000"/>
+          <w:lang w:val="en-IN"/>
+        </w:rPr>
+        <w:t xml:space="preserve">deleted </w:t>
+      </w:r>
+      <w:r>
+        <w:rPr>
+          <w:rFonts w:hint="default" w:ascii="Bodoni MT" w:hAnsi="Bodoni MT" w:cs="Bodoni MT"/>
+          <w:b w:val="0"/>
+          <w:bCs w:val="0"/>
+          <w:i w:val="0"/>
+          <w:iCs w:val="0"/>
+          <w:lang w:val="en-IN"/>
+        </w:rPr>
+        <w:t>because its status couldn’t be ‘Running’.</w:t>
+      </w:r>
+    </w:p>
+    <w:p>
+      <w:pPr>
+        <w:keepNext w:val="0"/>
+        <w:keepLines w:val="0"/>
+        <w:widowControl/>
+        <w:numPr>
+          <w:ilvl w:val="0"/>
+          <w:numId w:val="11"/>
+        </w:numPr>
+        <w:suppressLineNumbers w:val="0"/>
+        <w:spacing w:before="0" w:beforeAutospacing="0" w:after="0" w:afterAutospacing="0" w:line="360" w:lineRule="auto"/>
+        <w:ind w:left="420" w:leftChars="0" w:right="0" w:hanging="420" w:firstLineChars="0"/>
+        <w:jc w:val="left"/>
+        <w:rPr>
+          <w:rFonts w:hint="default" w:ascii="Bodoni MT" w:hAnsi="Bodoni MT" w:cs="Bodoni MT"/>
+        </w:rPr>
+      </w:pPr>
+      <w:r>
+        <w:rPr>
+          <w:rFonts w:hint="default" w:ascii="Bodoni MT" w:hAnsi="Bodoni MT" w:cs="Bodoni MT"/>
+          <w:b w:val="0"/>
+          <w:bCs w:val="0"/>
+          <w:i w:val="0"/>
+          <w:iCs w:val="0"/>
+          <w:lang w:val="en-IN"/>
+        </w:rPr>
+        <w:t xml:space="preserve">Simulating </w:t>
+      </w:r>
+      <w:r>
+        <w:rPr>
+          <w:rFonts w:hint="default" w:ascii="Bodoni MT" w:hAnsi="Bodoni MT" w:cs="Bodoni MT"/>
+          <w:b/>
+          <w:bCs/>
+          <w:i w:val="0"/>
+          <w:iCs w:val="0"/>
+          <w:u w:val="single"/>
+          <w:lang w:val="en-IN"/>
+        </w:rPr>
+        <w:t>Manual Scheduling</w:t>
+      </w:r>
+      <w:r>
+        <w:rPr>
+          <w:rFonts w:hint="default" w:ascii="Bodoni MT" w:hAnsi="Bodoni MT" w:cs="Bodoni MT"/>
+          <w:b w:val="0"/>
+          <w:bCs w:val="0"/>
+          <w:i w:val="0"/>
+          <w:iCs w:val="0"/>
+          <w:lang w:val="en-IN"/>
+        </w:rPr>
+        <w:t xml:space="preserve"> of a Pod to a Node</w:t>
+      </w:r>
+    </w:p>
+    <w:p>
+      <w:pPr>
+        <w:keepNext w:val="0"/>
+        <w:keepLines w:val="0"/>
+        <w:widowControl/>
+        <w:numPr>
+          <w:ilvl w:val="1"/>
+          <w:numId w:val="11"/>
+        </w:numPr>
+        <w:suppressLineNumbers w:val="0"/>
+        <w:spacing w:before="0" w:beforeAutospacing="0" w:after="0" w:afterAutospacing="0" w:line="360" w:lineRule="auto"/>
+        <w:ind w:left="840" w:leftChars="0" w:right="0" w:hanging="420" w:firstLineChars="0"/>
+        <w:jc w:val="left"/>
+        <w:rPr>
+          <w:rFonts w:hint="default" w:ascii="Bodoni MT" w:hAnsi="Bodoni MT" w:cs="Bodoni MT"/>
+        </w:rPr>
+      </w:pPr>
+      <w:r>
+        <w:rPr>
+          <w:rFonts w:hint="default" w:ascii="Bodoni MT" w:hAnsi="Bodoni MT" w:cs="Bodoni MT"/>
+          <w:lang w:val="en-IN"/>
+        </w:rPr>
+        <w:t xml:space="preserve">First create a yaml config of the node giving </w:t>
+      </w:r>
+      <w:r>
+        <w:rPr>
+          <w:rFonts w:hint="default" w:ascii="Bodoni MT" w:hAnsi="Bodoni MT" w:cs="Bodoni MT"/>
+          <w:b/>
+          <w:bCs/>
+          <w:i/>
+          <w:iCs/>
+          <w:lang w:val="en-IN"/>
+        </w:rPr>
+        <w:t>nodeName</w:t>
+      </w:r>
+      <w:r>
+        <w:rPr>
+          <w:rFonts w:hint="default" w:ascii="Bodoni MT" w:hAnsi="Bodoni MT" w:cs="Bodoni MT"/>
+          <w:b w:val="0"/>
+          <w:bCs w:val="0"/>
+          <w:i w:val="0"/>
+          <w:iCs w:val="0"/>
+          <w:lang w:val="en-IN"/>
+        </w:rPr>
+        <w:t xml:space="preserve"> field.</w:t>
+      </w:r>
+      <w:r>
+        <w:rPr>
+          <w:rFonts w:hint="default" w:ascii="Bodoni MT" w:hAnsi="Bodoni MT" w:cs="Bodoni MT"/>
+          <w:b w:val="0"/>
+          <w:bCs w:val="0"/>
+          <w:i w:val="0"/>
+          <w:iCs w:val="0"/>
+          <w:lang w:val="en-IN"/>
+        </w:rPr>
+        <w:br w:type="textWrapping"/>
+      </w:r>
+      <w:r>
+        <w:rPr>
+          <w:rFonts w:hint="default" w:ascii="Bodoni MT" w:hAnsi="Bodoni MT" w:cs="Bodoni MT"/>
+        </w:rPr>
+        <w:drawing>
+          <wp:inline distT="0" distB="0" distL="114300" distR="114300">
+            <wp:extent cx="1408430" cy="2009775"/>
+            <wp:effectExtent l="0" t="0" r="1270" b="9525"/>
+            <wp:docPr id="97" name="Picture 96"/>
+            <wp:cNvGraphicFramePr>
+              <a:graphicFrameLocks xmlns:a="http://schemas.openxmlformats.org/drawingml/2006/main" noChangeAspect="1"/>
+            </wp:cNvGraphicFramePr>
+            <a:graphic xmlns:a="http://schemas.openxmlformats.org/drawingml/2006/main">
+              <a:graphicData uri="http://schemas.openxmlformats.org/drawingml/2006/picture">
+                <pic:pic xmlns:pic="http://schemas.openxmlformats.org/drawingml/2006/picture">
+                  <pic:nvPicPr>
+                    <pic:cNvPr id="97" name="Picture 96"/>
+                    <pic:cNvPicPr>
+                      <a:picLocks noChangeAspect="1"/>
+                    </pic:cNvPicPr>
+                  </pic:nvPicPr>
+                  <pic:blipFill>
+                    <a:blip r:embed="rId53"/>
+                    <a:stretch>
+                      <a:fillRect/>
+                    </a:stretch>
+                  </pic:blipFill>
+                  <pic:spPr>
+                    <a:xfrm>
+                      <a:off x="0" y="0"/>
+                      <a:ext cx="1408430" cy="2009775"/>
+                    </a:xfrm>
+                    <a:prstGeom prst="rect">
+                      <a:avLst/>
+                    </a:prstGeom>
+                    <a:noFill/>
+                    <a:ln>
+                      <a:noFill/>
+                    </a:ln>
+                  </pic:spPr>
+                </pic:pic>
+              </a:graphicData>
+            </a:graphic>
+          </wp:inline>
+        </w:drawing>
+      </w:r>
+    </w:p>
+    <w:p>
+      <w:pPr>
+        <w:keepNext w:val="0"/>
+        <w:keepLines w:val="0"/>
+        <w:widowControl/>
+        <w:numPr>
+          <w:ilvl w:val="1"/>
+          <w:numId w:val="11"/>
+        </w:numPr>
+        <w:suppressLineNumbers w:val="0"/>
+        <w:spacing w:before="0" w:beforeAutospacing="0" w:after="0" w:afterAutospacing="0" w:line="360" w:lineRule="auto"/>
+        <w:ind w:left="840" w:leftChars="0" w:right="0" w:hanging="420" w:firstLineChars="0"/>
+        <w:jc w:val="left"/>
+        <w:rPr>
+          <w:rFonts w:hint="default" w:ascii="Bodoni MT" w:hAnsi="Bodoni MT" w:cs="Bodoni MT"/>
+        </w:rPr>
+      </w:pPr>
+      <w:r>
+        <w:rPr>
+          <w:rFonts w:hint="default" w:ascii="Bodoni MT" w:hAnsi="Bodoni MT" w:cs="Bodoni MT"/>
+          <w:lang w:val="en-IN"/>
+        </w:rPr>
+        <w:t>Now, create the pod</w:t>
+      </w:r>
+      <w:r>
+        <w:rPr>
+          <w:rFonts w:hint="default" w:ascii="Bodoni MT" w:hAnsi="Bodoni MT" w:cs="Bodoni MT"/>
+          <w:lang w:val="en-IN"/>
+        </w:rPr>
+        <w:br w:type="textWrapping"/>
+      </w:r>
+      <w:r>
+        <w:rPr>
+          <w:rFonts w:hint="default" w:ascii="Bodoni MT" w:hAnsi="Bodoni MT" w:cs="Bodoni MT"/>
+        </w:rPr>
+        <w:drawing>
+          <wp:inline distT="0" distB="0" distL="114300" distR="114300">
+            <wp:extent cx="4342765" cy="400050"/>
+            <wp:effectExtent l="0" t="0" r="635" b="6350"/>
+            <wp:docPr id="98" name="Picture 97"/>
+            <wp:cNvGraphicFramePr>
+              <a:graphicFrameLocks xmlns:a="http://schemas.openxmlformats.org/drawingml/2006/main" noChangeAspect="1"/>
+            </wp:cNvGraphicFramePr>
+            <a:graphic xmlns:a="http://schemas.openxmlformats.org/drawingml/2006/main">
+              <a:graphicData uri="http://schemas.openxmlformats.org/drawingml/2006/picture">
+                <pic:pic xmlns:pic="http://schemas.openxmlformats.org/drawingml/2006/picture">
+                  <pic:nvPicPr>
+                    <pic:cNvPr id="98" name="Picture 97"/>
+                    <pic:cNvPicPr>
+                      <a:picLocks noChangeAspect="1"/>
+                    </pic:cNvPicPr>
+                  </pic:nvPicPr>
+                  <pic:blipFill>
+                    <a:blip r:embed="rId54"/>
+                    <a:stretch>
+                      <a:fillRect/>
+                    </a:stretch>
+                  </pic:blipFill>
+                  <pic:spPr>
+                    <a:xfrm>
+                      <a:off x="0" y="0"/>
+                      <a:ext cx="4342765" cy="400050"/>
+                    </a:xfrm>
+                    <a:prstGeom prst="rect">
+                      <a:avLst/>
+                    </a:prstGeom>
+                    <a:noFill/>
+                    <a:ln>
+                      <a:noFill/>
+                    </a:ln>
+                  </pic:spPr>
+                </pic:pic>
+              </a:graphicData>
+            </a:graphic>
+          </wp:inline>
+        </w:drawing>
+      </w:r>
+    </w:p>
+    <w:p>
+      <w:pPr>
+        <w:keepNext w:val="0"/>
+        <w:keepLines w:val="0"/>
+        <w:widowControl/>
+        <w:numPr>
+          <w:ilvl w:val="1"/>
+          <w:numId w:val="11"/>
+        </w:numPr>
+        <w:suppressLineNumbers w:val="0"/>
+        <w:spacing w:before="0" w:beforeAutospacing="0" w:after="0" w:afterAutospacing="0" w:line="360" w:lineRule="auto"/>
+        <w:ind w:left="840" w:leftChars="0" w:right="0" w:hanging="420" w:firstLineChars="0"/>
+        <w:jc w:val="left"/>
+        <w:rPr>
+          <w:rFonts w:hint="default" w:ascii="Bodoni MT" w:hAnsi="Bodoni MT" w:cs="Bodoni MT"/>
+        </w:rPr>
+      </w:pPr>
+      <w:r>
+        <w:rPr>
+          <w:rFonts w:hint="default" w:ascii="Bodoni MT" w:hAnsi="Bodoni MT" w:cs="Bodoni MT"/>
+          <w:lang w:val="en-IN"/>
+        </w:rPr>
+        <w:t xml:space="preserve">Now, you need to create a </w:t>
+      </w:r>
+      <w:r>
+        <w:rPr>
+          <w:rFonts w:hint="default" w:ascii="Bodoni MT" w:hAnsi="Bodoni MT" w:cs="Bodoni MT"/>
+          <w:i/>
+          <w:iCs/>
+          <w:lang w:val="en-IN"/>
+        </w:rPr>
+        <w:t>Binding</w:t>
+      </w:r>
+      <w:r>
+        <w:rPr>
+          <w:rFonts w:hint="default" w:ascii="Bodoni MT" w:hAnsi="Bodoni MT" w:cs="Bodoni MT"/>
+          <w:i w:val="0"/>
+          <w:iCs w:val="0"/>
+          <w:lang w:val="en-IN"/>
+        </w:rPr>
+        <w:t xml:space="preserve"> yaml file.</w:t>
+      </w:r>
+      <w:r>
+        <w:rPr>
+          <w:rFonts w:hint="default" w:ascii="Bodoni MT" w:hAnsi="Bodoni MT" w:cs="Bodoni MT"/>
+          <w:i w:val="0"/>
+          <w:iCs w:val="0"/>
+          <w:lang w:val="en-IN"/>
+        </w:rPr>
+        <w:br w:type="textWrapping"/>
+      </w:r>
+      <w:r>
+        <w:rPr>
+          <w:rFonts w:hint="default" w:ascii="Bodoni MT" w:hAnsi="Bodoni MT" w:cs="Bodoni MT"/>
+        </w:rPr>
+        <w:drawing>
+          <wp:inline distT="0" distB="0" distL="114300" distR="114300">
+            <wp:extent cx="1471295" cy="1416050"/>
+            <wp:effectExtent l="0" t="0" r="1905" b="6350"/>
+            <wp:docPr id="101" name="Picture 100"/>
+            <wp:cNvGraphicFramePr>
+              <a:graphicFrameLocks xmlns:a="http://schemas.openxmlformats.org/drawingml/2006/main" noChangeAspect="1"/>
+            </wp:cNvGraphicFramePr>
+            <a:graphic xmlns:a="http://schemas.openxmlformats.org/drawingml/2006/main">
+              <a:graphicData uri="http://schemas.openxmlformats.org/drawingml/2006/picture">
+                <pic:pic xmlns:pic="http://schemas.openxmlformats.org/drawingml/2006/picture">
+                  <pic:nvPicPr>
+                    <pic:cNvPr id="101" name="Picture 100"/>
+                    <pic:cNvPicPr>
+                      <a:picLocks noChangeAspect="1"/>
+                    </pic:cNvPicPr>
+                  </pic:nvPicPr>
+                  <pic:blipFill>
+                    <a:blip r:embed="rId55"/>
+                    <a:stretch>
+                      <a:fillRect/>
+                    </a:stretch>
+                  </pic:blipFill>
+                  <pic:spPr>
+                    <a:xfrm>
+                      <a:off x="0" y="0"/>
+                      <a:ext cx="1471295" cy="1416050"/>
+                    </a:xfrm>
+                    <a:prstGeom prst="rect">
+                      <a:avLst/>
+                    </a:prstGeom>
+                    <a:noFill/>
+                    <a:ln>
+                      <a:noFill/>
+                    </a:ln>
+                  </pic:spPr>
+                </pic:pic>
+              </a:graphicData>
+            </a:graphic>
+          </wp:inline>
+        </w:drawing>
+      </w:r>
+      <w:r>
+        <w:rPr>
+          <w:rFonts w:hint="default" w:ascii="Bodoni MT" w:hAnsi="Bodoni MT" w:cs="Bodoni MT"/>
+        </w:rPr>
+        <w:br w:type="textWrapping"/>
+      </w:r>
+      <w:r>
+        <w:rPr>
+          <w:rFonts w:hint="default" w:ascii="Bodoni MT" w:hAnsi="Bodoni MT" w:cs="Bodoni MT"/>
+          <w:lang w:val="en-IN"/>
+        </w:rPr>
+        <w:t>NOTE: It doesn’t contain any data about the Pod, it only contains the details of the target node.</w:t>
+      </w:r>
+    </w:p>
+    <w:p>
+      <w:pPr>
+        <w:keepNext w:val="0"/>
+        <w:keepLines w:val="0"/>
+        <w:widowControl/>
+        <w:numPr>
+          <w:ilvl w:val="1"/>
+          <w:numId w:val="11"/>
+        </w:numPr>
+        <w:suppressLineNumbers w:val="0"/>
+        <w:spacing w:before="0" w:beforeAutospacing="0" w:after="0" w:afterAutospacing="0" w:line="360" w:lineRule="auto"/>
+        <w:ind w:left="840" w:leftChars="0" w:right="0" w:hanging="420" w:firstLineChars="0"/>
+        <w:jc w:val="left"/>
+        <w:rPr>
+          <w:rFonts w:hint="default" w:ascii="Bodoni MT" w:hAnsi="Bodoni MT" w:cs="Bodoni MT"/>
+        </w:rPr>
+      </w:pPr>
+      <w:r>
+        <w:rPr>
+          <w:rFonts w:hint="default" w:ascii="Bodoni MT" w:hAnsi="Bodoni MT" w:cs="Bodoni MT"/>
+          <w:lang w:val="en-IN"/>
+        </w:rPr>
+        <w:t xml:space="preserve">The yaml is just to understand the key value pairs, in real there is </w:t>
+      </w:r>
+      <w:r>
+        <w:rPr>
+          <w:rFonts w:hint="default" w:ascii="Bodoni MT" w:hAnsi="Bodoni MT" w:cs="Bodoni MT"/>
+          <w:b/>
+          <w:bCs/>
+          <w:color w:val="C00000"/>
+          <w:u w:val="single"/>
+          <w:shd w:val="clear" w:color="FFFFFF" w:fill="D9D9D9"/>
+          <w:lang w:val="en-IN"/>
+        </w:rPr>
+        <w:t xml:space="preserve">no such long-lived object called </w:t>
+      </w:r>
+      <w:r>
+        <w:rPr>
+          <w:rFonts w:hint="default" w:ascii="Bodoni MT" w:hAnsi="Bodoni MT" w:cs="Bodoni MT"/>
+          <w:b/>
+          <w:bCs/>
+          <w:i/>
+          <w:iCs/>
+          <w:color w:val="0070C0"/>
+          <w:u w:val="single"/>
+          <w:shd w:val="clear" w:color="FFFFFF" w:fill="D9D9D9"/>
+          <w:lang w:val="en-IN"/>
+        </w:rPr>
+        <w:t>Binding</w:t>
+      </w:r>
+      <w:r>
+        <w:rPr>
+          <w:rFonts w:hint="default" w:ascii="Bodoni MT" w:hAnsi="Bodoni MT" w:cs="Bodoni MT"/>
+          <w:b/>
+          <w:bCs/>
+          <w:i w:val="0"/>
+          <w:iCs w:val="0"/>
+          <w:color w:val="0070C0"/>
+          <w:u w:val="single"/>
+          <w:shd w:val="clear" w:color="FFFFFF" w:fill="D9D9D9"/>
+          <w:lang w:val="en-IN"/>
+        </w:rPr>
+        <w:t xml:space="preserve"> </w:t>
+      </w:r>
+      <w:r>
+        <w:rPr>
+          <w:rFonts w:hint="default" w:ascii="Bodoni MT" w:hAnsi="Bodoni MT" w:cs="Bodoni MT"/>
+          <w:b/>
+          <w:bCs/>
+          <w:i w:val="0"/>
+          <w:iCs w:val="0"/>
+          <w:color w:val="C00000"/>
+          <w:u w:val="single"/>
+          <w:shd w:val="clear" w:color="FFFFFF" w:fill="D9D9D9"/>
+          <w:lang w:val="en-IN"/>
+        </w:rPr>
+        <w:t>exists</w:t>
+      </w:r>
+      <w:r>
+        <w:rPr>
+          <w:rFonts w:hint="default" w:ascii="Bodoni MT" w:hAnsi="Bodoni MT" w:cs="Bodoni MT"/>
+          <w:i w:val="0"/>
+          <w:iCs w:val="0"/>
+          <w:lang w:val="en-IN"/>
+        </w:rPr>
+        <w:t>.</w:t>
+      </w:r>
+      <w:r>
+        <w:rPr>
+          <w:rFonts w:hint="default" w:ascii="Bodoni MT" w:hAnsi="Bodoni MT" w:cs="Bodoni MT"/>
+          <w:i w:val="0"/>
+          <w:iCs w:val="0"/>
+          <w:lang w:val="en-IN"/>
+        </w:rPr>
+        <w:br w:type="textWrapping"/>
+      </w:r>
+      <w:r>
+        <w:rPr>
+          <w:rFonts w:hint="default" w:ascii="Bodoni MT" w:hAnsi="Bodoni MT" w:cs="Bodoni MT"/>
+          <w:i w:val="0"/>
+          <w:iCs w:val="0"/>
+          <w:lang w:val="en-IN"/>
+        </w:rPr>
+        <w:t>Its just the JSON payload to be sent in the POST request to bind the pod to the target node.</w:t>
+      </w:r>
+    </w:p>
+    <w:p>
+      <w:pPr>
+        <w:keepNext w:val="0"/>
+        <w:keepLines w:val="0"/>
+        <w:widowControl/>
+        <w:numPr>
+          <w:ilvl w:val="1"/>
+          <w:numId w:val="11"/>
+        </w:numPr>
+        <w:suppressLineNumbers w:val="0"/>
+        <w:spacing w:before="0" w:beforeAutospacing="0" w:after="0" w:afterAutospacing="0" w:line="360" w:lineRule="auto"/>
+        <w:ind w:left="840" w:leftChars="0" w:right="0" w:hanging="420" w:firstLineChars="0"/>
+        <w:jc w:val="left"/>
+        <w:rPr>
+          <w:rFonts w:hint="default" w:ascii="Bodoni MT" w:hAnsi="Bodoni MT" w:cs="Bodoni MT"/>
+        </w:rPr>
+      </w:pPr>
+      <w:r>
+        <w:rPr>
+          <w:rFonts w:hint="default" w:ascii="Bodoni MT" w:hAnsi="Bodoni MT" w:cs="Bodoni MT"/>
+          <w:lang w:val="en-IN"/>
+        </w:rPr>
+        <w:t xml:space="preserve">Now, you need to trigger the POST request to the </w:t>
+      </w:r>
+      <w:r>
+        <w:rPr>
+          <w:rFonts w:hint="default" w:ascii="Bodoni MT" w:hAnsi="Bodoni MT" w:cs="Bodoni MT"/>
+          <w:b/>
+          <w:bCs/>
+          <w:color w:val="0070C0"/>
+          <w:lang w:val="en-IN"/>
+        </w:rPr>
+        <w:t>API Server</w:t>
+      </w:r>
+      <w:r>
+        <w:rPr>
+          <w:rFonts w:hint="default" w:ascii="Bodoni MT" w:hAnsi="Bodoni MT" w:cs="Bodoni MT"/>
+          <w:lang w:val="en-IN"/>
+        </w:rPr>
+        <w:t xml:space="preserve"> to bind the pod to the </w:t>
+      </w:r>
+      <w:r>
+        <w:rPr>
+          <w:rFonts w:hint="default" w:ascii="Bodoni MT" w:hAnsi="Bodoni MT" w:cs="Bodoni MT"/>
+          <w:i/>
+          <w:iCs/>
+          <w:lang w:val="en-IN"/>
+        </w:rPr>
+        <w:t>target worker node</w:t>
+      </w:r>
+      <w:r>
+        <w:rPr>
+          <w:rFonts w:hint="default" w:ascii="Bodoni MT" w:hAnsi="Bodoni MT" w:cs="Bodoni MT"/>
+          <w:b w:val="0"/>
+          <w:bCs w:val="0"/>
+          <w:i w:val="0"/>
+          <w:iCs w:val="0"/>
+          <w:lang w:val="en-IN"/>
+        </w:rPr>
+        <w:t>.</w:t>
+      </w:r>
+      <w:r>
+        <w:rPr>
+          <w:rFonts w:hint="default" w:ascii="Bodoni MT" w:hAnsi="Bodoni MT" w:cs="Bodoni MT"/>
+          <w:b w:val="0"/>
+          <w:bCs w:val="0"/>
+          <w:i w:val="0"/>
+          <w:iCs w:val="0"/>
+          <w:lang w:val="en-IN"/>
+        </w:rPr>
+        <w:br w:type="textWrapping"/>
+      </w:r>
+      <w:r>
+        <w:rPr>
+          <w:rFonts w:hint="default" w:ascii="Bodoni MT" w:hAnsi="Bodoni MT" w:cs="Bodoni MT"/>
+          <w:b w:val="0"/>
+          <w:bCs w:val="0"/>
+          <w:i w:val="0"/>
+          <w:iCs w:val="0"/>
+          <w:lang w:val="en-IN"/>
+        </w:rPr>
+        <w:t>NOTE: the worker node doesn’t expose any end-points, only API Server in the master node does this.</w:t>
+      </w:r>
+      <w:r>
+        <w:rPr>
+          <w:rFonts w:hint="default" w:ascii="Bodoni MT" w:hAnsi="Bodoni MT" w:cs="Bodoni MT"/>
+          <w:b w:val="0"/>
+          <w:bCs w:val="0"/>
+          <w:i w:val="0"/>
+          <w:iCs w:val="0"/>
+          <w:lang w:val="en-IN"/>
+        </w:rPr>
+        <w:br w:type="textWrapping"/>
+      </w:r>
+      <w:r>
+        <w:rPr>
+          <w:rFonts w:hint="default" w:ascii="Bodoni MT" w:hAnsi="Bodoni MT" w:cs="Bodoni MT"/>
+          <w:b w:val="0"/>
+          <w:bCs w:val="0"/>
+          <w:i w:val="0"/>
+          <w:iCs w:val="0"/>
+          <w:lang w:val="en-IN"/>
+        </w:rPr>
+        <w:t>And, you need to trigger the request to this API Server’s end point.</w:t>
+      </w:r>
+    </w:p>
+    <w:p>
+      <w:pPr>
+        <w:keepNext w:val="0"/>
+        <w:keepLines w:val="0"/>
+        <w:widowControl/>
+        <w:numPr>
+          <w:ilvl w:val="1"/>
+          <w:numId w:val="11"/>
+        </w:numPr>
+        <w:suppressLineNumbers w:val="0"/>
+        <w:spacing w:before="0" w:beforeAutospacing="0" w:after="0" w:afterAutospacing="0" w:line="360" w:lineRule="auto"/>
+        <w:ind w:left="840" w:leftChars="0" w:right="0" w:hanging="420" w:firstLineChars="0"/>
+        <w:jc w:val="left"/>
+        <w:rPr>
+          <w:rFonts w:hint="default" w:ascii="Bodoni MT" w:hAnsi="Bodoni MT" w:cs="Bodoni MT"/>
+        </w:rPr>
+      </w:pPr>
+      <w:r>
+        <w:rPr>
+          <w:rFonts w:hint="default" w:ascii="Bodoni MT" w:hAnsi="Bodoni MT" w:cs="Bodoni MT"/>
+          <w:b w:val="0"/>
+          <w:bCs w:val="0"/>
+          <w:i w:val="0"/>
+          <w:iCs w:val="0"/>
+          <w:lang w:val="en-IN"/>
+        </w:rPr>
+        <w:t>The POST request looks like this  (just an example)</w:t>
+      </w:r>
+      <w:r>
+        <w:rPr>
+          <w:rFonts w:hint="default" w:ascii="Bodoni MT" w:hAnsi="Bodoni MT" w:cs="Bodoni MT"/>
+          <w:b w:val="0"/>
+          <w:bCs w:val="0"/>
+          <w:i w:val="0"/>
+          <w:iCs w:val="0"/>
+          <w:lang w:val="en-IN"/>
+        </w:rPr>
+        <w:br w:type="textWrapping"/>
+      </w:r>
+      <w:r>
+        <w:rPr>
+          <w:rFonts w:hint="default" w:ascii="Bodoni MT" w:hAnsi="Bodoni MT" w:cs="Bodoni MT"/>
+        </w:rPr>
+        <w:drawing>
+          <wp:inline distT="0" distB="0" distL="114300" distR="114300">
+            <wp:extent cx="4871085" cy="845185"/>
+            <wp:effectExtent l="0" t="0" r="5715" b="5715"/>
+            <wp:docPr id="102" name="Picture 101"/>
+            <wp:cNvGraphicFramePr>
+              <a:graphicFrameLocks xmlns:a="http://schemas.openxmlformats.org/drawingml/2006/main" noChangeAspect="1"/>
+            </wp:cNvGraphicFramePr>
+            <a:graphic xmlns:a="http://schemas.openxmlformats.org/drawingml/2006/main">
+              <a:graphicData uri="http://schemas.openxmlformats.org/drawingml/2006/picture">
+                <pic:pic xmlns:pic="http://schemas.openxmlformats.org/drawingml/2006/picture">
+                  <pic:nvPicPr>
+                    <pic:cNvPr id="102" name="Picture 101"/>
+                    <pic:cNvPicPr>
+                      <a:picLocks noChangeAspect="1"/>
+                    </pic:cNvPicPr>
+                  </pic:nvPicPr>
+                  <pic:blipFill>
+                    <a:blip r:embed="rId56"/>
+                    <a:stretch>
+                      <a:fillRect/>
+                    </a:stretch>
+                  </pic:blipFill>
+                  <pic:spPr>
+                    <a:xfrm>
+                      <a:off x="0" y="0"/>
+                      <a:ext cx="4871085" cy="845185"/>
+                    </a:xfrm>
+                    <a:prstGeom prst="rect">
+                      <a:avLst/>
+                    </a:prstGeom>
+                    <a:noFill/>
+                    <a:ln>
+                      <a:noFill/>
+                    </a:ln>
+                  </pic:spPr>
+                </pic:pic>
+              </a:graphicData>
+            </a:graphic>
+          </wp:inline>
+        </w:drawing>
+      </w:r>
+    </w:p>
+    <w:p>
+      <w:pPr>
+        <w:keepNext w:val="0"/>
+        <w:keepLines w:val="0"/>
+        <w:widowControl/>
+        <w:numPr>
+          <w:ilvl w:val="2"/>
+          <w:numId w:val="11"/>
+        </w:numPr>
+        <w:suppressLineNumbers w:val="0"/>
+        <w:spacing w:before="0" w:beforeAutospacing="0" w:after="0" w:afterAutospacing="0" w:line="360" w:lineRule="auto"/>
+        <w:ind w:left="1260" w:leftChars="0" w:right="0" w:hanging="420" w:firstLineChars="0"/>
+        <w:jc w:val="left"/>
+        <w:rPr>
+          <w:rFonts w:hint="default" w:ascii="Bodoni MT" w:hAnsi="Bodoni MT" w:cs="Bodoni MT"/>
+        </w:rPr>
+      </w:pPr>
+      <w:r>
+        <w:rPr>
+          <w:rFonts w:hint="default" w:ascii="Bodoni MT" w:hAnsi="Bodoni MT" w:cs="Bodoni MT"/>
+          <w:lang w:val="en-IN"/>
+        </w:rPr>
+        <w:t xml:space="preserve">You’ll get the $SERVER from </w:t>
+      </w:r>
+      <w:r>
+        <w:rPr>
+          <w:rFonts w:hint="default" w:ascii="Bodoni MT" w:hAnsi="Bodoni MT" w:cs="Bodoni MT"/>
+          <w:b/>
+          <w:bCs/>
+          <w:i/>
+          <w:iCs/>
+          <w:lang w:val="en-IN"/>
+        </w:rPr>
+        <w:t>kubectl config view</w:t>
+      </w:r>
+      <w:r>
+        <w:rPr>
+          <w:rFonts w:hint="default" w:ascii="Bodoni MT" w:hAnsi="Bodoni MT" w:cs="Bodoni MT"/>
+          <w:b w:val="0"/>
+          <w:bCs w:val="0"/>
+          <w:i w:val="0"/>
+          <w:iCs w:val="0"/>
+          <w:lang w:val="en-IN"/>
+        </w:rPr>
+        <w:t xml:space="preserve"> command. It’ll be in the form</w:t>
+      </w:r>
+      <w:r>
+        <w:rPr>
+          <w:rFonts w:hint="default" w:ascii="Bodoni MT" w:hAnsi="Bodoni MT" w:cs="Bodoni MT"/>
+          <w:b w:val="0"/>
+          <w:bCs w:val="0"/>
+          <w:i w:val="0"/>
+          <w:iCs w:val="0"/>
+          <w:lang w:val="en-IN"/>
+        </w:rPr>
+        <w:br w:type="textWrapping"/>
+      </w:r>
+      <w:r>
+        <w:rPr>
+          <w:rFonts w:hint="default" w:ascii="Bodoni MT" w:hAnsi="Bodoni MT" w:cs="Bodoni MT"/>
+          <w:b/>
+          <w:bCs/>
+          <w:i w:val="0"/>
+          <w:iCs w:val="0"/>
+          <w:lang w:val="en-IN"/>
+        </w:rPr>
+        <w:t>&lt;</w:t>
+      </w:r>
+      <w:r>
+        <w:rPr>
+          <w:rFonts w:hint="default" w:ascii="Bodoni MT" w:hAnsi="Bodoni MT" w:cs="Bodoni MT"/>
+          <w:b w:val="0"/>
+          <w:bCs w:val="0"/>
+          <w:i w:val="0"/>
+          <w:iCs w:val="0"/>
+          <w:lang w:val="en-IN"/>
+        </w:rPr>
+        <w:t>API server node’s IP</w:t>
+      </w:r>
+      <w:r>
+        <w:rPr>
+          <w:rFonts w:hint="default" w:ascii="Bodoni MT" w:hAnsi="Bodoni MT" w:cs="Bodoni MT"/>
+          <w:b/>
+          <w:bCs/>
+          <w:i w:val="0"/>
+          <w:iCs w:val="0"/>
+          <w:lang w:val="en-IN"/>
+        </w:rPr>
+        <w:t>&gt;</w:t>
+      </w:r>
+      <w:r>
+        <w:rPr>
+          <w:rFonts w:hint="default" w:ascii="Bodoni MT" w:hAnsi="Bodoni MT" w:cs="Bodoni MT"/>
+          <w:b/>
+          <w:bCs/>
+          <w:i w:val="0"/>
+          <w:iCs w:val="0"/>
+          <w:lang w:val="en-IN"/>
+        </w:rPr>
+        <w:t>:&lt;</w:t>
+      </w:r>
+      <w:r>
+        <w:rPr>
+          <w:rFonts w:hint="default" w:ascii="Bodoni MT" w:hAnsi="Bodoni MT" w:cs="Bodoni MT"/>
+          <w:b w:val="0"/>
+          <w:bCs w:val="0"/>
+          <w:i w:val="0"/>
+          <w:iCs w:val="0"/>
+          <w:lang w:val="en-IN"/>
+        </w:rPr>
+        <w:t>API Server’s port</w:t>
+      </w:r>
+      <w:r>
+        <w:rPr>
+          <w:rFonts w:hint="default" w:ascii="Bodoni MT" w:hAnsi="Bodoni MT" w:cs="Bodoni MT"/>
+          <w:b/>
+          <w:bCs/>
+          <w:i w:val="0"/>
+          <w:iCs w:val="0"/>
+          <w:lang w:val="en-IN"/>
+        </w:rPr>
+        <w:t>&gt;</w:t>
+      </w:r>
+    </w:p>
+    <w:p>
+      <w:pPr>
+        <w:keepNext w:val="0"/>
+        <w:keepLines w:val="0"/>
+        <w:widowControl/>
+        <w:numPr>
+          <w:ilvl w:val="2"/>
+          <w:numId w:val="11"/>
+        </w:numPr>
+        <w:suppressLineNumbers w:val="0"/>
+        <w:spacing w:before="0" w:beforeAutospacing="0" w:after="0" w:afterAutospacing="0" w:line="360" w:lineRule="auto"/>
+        <w:ind w:left="1260" w:leftChars="0" w:right="0" w:hanging="420" w:firstLineChars="0"/>
+        <w:jc w:val="left"/>
+        <w:rPr>
+          <w:rFonts w:hint="default" w:ascii="Bodoni MT" w:hAnsi="Bodoni MT" w:cs="Bodoni MT"/>
+        </w:rPr>
+      </w:pPr>
+      <w:r>
+        <w:rPr>
+          <w:rFonts w:hint="default" w:ascii="Bodoni MT" w:hAnsi="Bodoni MT" w:cs="Bodoni MT"/>
+        </w:rPr>
+        <w:drawing>
+          <wp:inline distT="0" distB="0" distL="114300" distR="114300">
+            <wp:extent cx="2995930" cy="1025525"/>
+            <wp:effectExtent l="0" t="0" r="1270" b="3175"/>
+            <wp:docPr id="103" name="Picture 102"/>
+            <wp:cNvGraphicFramePr>
+              <a:graphicFrameLocks xmlns:a="http://schemas.openxmlformats.org/drawingml/2006/main" noChangeAspect="1"/>
+            </wp:cNvGraphicFramePr>
+            <a:graphic xmlns:a="http://schemas.openxmlformats.org/drawingml/2006/main">
+              <a:graphicData uri="http://schemas.openxmlformats.org/drawingml/2006/picture">
+                <pic:pic xmlns:pic="http://schemas.openxmlformats.org/drawingml/2006/picture">
+                  <pic:nvPicPr>
+                    <pic:cNvPr id="103" name="Picture 102"/>
+                    <pic:cNvPicPr>
+                      <a:picLocks noChangeAspect="1"/>
+                    </pic:cNvPicPr>
+                  </pic:nvPicPr>
+                  <pic:blipFill>
+                    <a:blip r:embed="rId57"/>
+                    <a:stretch>
+                      <a:fillRect/>
+                    </a:stretch>
+                  </pic:blipFill>
+                  <pic:spPr>
+                    <a:xfrm>
+                      <a:off x="0" y="0"/>
+                      <a:ext cx="2995930" cy="1025525"/>
+                    </a:xfrm>
+                    <a:prstGeom prst="rect">
+                      <a:avLst/>
+                    </a:prstGeom>
+                    <a:noFill/>
+                    <a:ln>
+                      <a:noFill/>
+                    </a:ln>
+                  </pic:spPr>
+                </pic:pic>
+              </a:graphicData>
+            </a:graphic>
+          </wp:inline>
+        </w:drawing>
+      </w:r>
+    </w:p>
+    <w:p>
+      <w:pPr>
+        <w:keepNext w:val="0"/>
+        <w:keepLines w:val="0"/>
+        <w:widowControl/>
+        <w:numPr>
+          <w:ilvl w:val="1"/>
+          <w:numId w:val="11"/>
+        </w:numPr>
+        <w:suppressLineNumbers w:val="0"/>
+        <w:spacing w:before="0" w:beforeAutospacing="0" w:after="0" w:afterAutospacing="0" w:line="360" w:lineRule="auto"/>
+        <w:ind w:left="840" w:leftChars="0" w:right="0" w:hanging="420" w:firstLineChars="0"/>
+        <w:jc w:val="left"/>
+        <w:rPr>
+          <w:rFonts w:hint="default" w:ascii="Bodoni MT" w:hAnsi="Bodoni MT" w:cs="Bodoni MT"/>
+        </w:rPr>
+      </w:pPr>
+      <w:r>
+        <w:rPr>
+          <w:rFonts w:hint="default" w:ascii="Bodoni MT" w:hAnsi="Bodoni MT" w:cs="Bodoni MT"/>
+          <w:lang w:val="en-IN"/>
+        </w:rPr>
+        <w:t xml:space="preserve">$PODNAME is the Pod’s name that you get from </w:t>
+      </w:r>
+      <w:r>
+        <w:rPr>
+          <w:rFonts w:hint="default" w:ascii="Bodoni MT" w:hAnsi="Bodoni MT" w:cs="Bodoni MT"/>
+          <w:b/>
+          <w:bCs/>
+          <w:i/>
+          <w:iCs/>
+          <w:lang w:val="en-IN"/>
+        </w:rPr>
+        <w:t>kubectl get pod</w:t>
+      </w:r>
+      <w:r>
+        <w:rPr>
+          <w:rFonts w:hint="default" w:ascii="Bodoni MT" w:hAnsi="Bodoni MT" w:cs="Bodoni MT"/>
+          <w:b w:val="0"/>
+          <w:bCs w:val="0"/>
+          <w:i w:val="0"/>
+          <w:iCs w:val="0"/>
+          <w:lang w:val="en-IN"/>
+        </w:rPr>
+        <w:t xml:space="preserve"> command.</w:t>
+      </w:r>
+      <w:r>
+        <w:rPr>
+          <w:rFonts w:hint="default" w:ascii="Bodoni MT" w:hAnsi="Bodoni MT" w:cs="Bodoni MT"/>
+          <w:b w:val="0"/>
+          <w:bCs w:val="0"/>
+          <w:i w:val="0"/>
+          <w:iCs w:val="0"/>
+          <w:lang w:val="en-IN"/>
+        </w:rPr>
+        <w:br w:type="textWrapping"/>
+      </w:r>
+      <w:r>
+        <w:rPr>
+          <w:rFonts w:hint="default" w:ascii="Bodoni MT" w:hAnsi="Bodoni MT" w:cs="Bodoni MT"/>
+        </w:rPr>
+        <w:drawing>
+          <wp:inline distT="0" distB="0" distL="114300" distR="114300">
+            <wp:extent cx="2410460" cy="904875"/>
+            <wp:effectExtent l="0" t="0" r="2540" b="9525"/>
+            <wp:docPr id="104" name="Picture 103"/>
+            <wp:cNvGraphicFramePr>
+              <a:graphicFrameLocks xmlns:a="http://schemas.openxmlformats.org/drawingml/2006/main" noChangeAspect="1"/>
+            </wp:cNvGraphicFramePr>
+            <a:graphic xmlns:a="http://schemas.openxmlformats.org/drawingml/2006/main">
+              <a:graphicData uri="http://schemas.openxmlformats.org/drawingml/2006/picture">
+                <pic:pic xmlns:pic="http://schemas.openxmlformats.org/drawingml/2006/picture">
+                  <pic:nvPicPr>
+                    <pic:cNvPr id="104" name="Picture 103"/>
+                    <pic:cNvPicPr>
+                      <a:picLocks noChangeAspect="1"/>
+                    </pic:cNvPicPr>
+                  </pic:nvPicPr>
+                  <pic:blipFill>
+                    <a:blip r:embed="rId58"/>
+                    <a:stretch>
+                      <a:fillRect/>
+                    </a:stretch>
+                  </pic:blipFill>
+                  <pic:spPr>
+                    <a:xfrm>
+                      <a:off x="0" y="0"/>
+                      <a:ext cx="2410460" cy="904875"/>
+                    </a:xfrm>
+                    <a:prstGeom prst="rect">
+                      <a:avLst/>
+                    </a:prstGeom>
+                    <a:noFill/>
+                    <a:ln>
+                      <a:noFill/>
+                    </a:ln>
+                  </pic:spPr>
+                </pic:pic>
+              </a:graphicData>
+            </a:graphic>
+          </wp:inline>
+        </w:drawing>
+      </w:r>
+    </w:p>
+    <w:p>
+      <w:pPr>
+        <w:keepNext w:val="0"/>
+        <w:keepLines w:val="0"/>
+        <w:widowControl/>
+        <w:numPr>
+          <w:ilvl w:val="1"/>
+          <w:numId w:val="11"/>
+        </w:numPr>
+        <w:suppressLineNumbers w:val="0"/>
+        <w:spacing w:before="0" w:beforeAutospacing="0" w:after="0" w:afterAutospacing="0" w:line="360" w:lineRule="auto"/>
+        <w:ind w:left="840" w:leftChars="0" w:right="0" w:hanging="420" w:firstLineChars="0"/>
+        <w:jc w:val="left"/>
+        <w:rPr>
+          <w:rFonts w:hint="default" w:ascii="Bodoni MT" w:hAnsi="Bodoni MT" w:cs="Bodoni MT"/>
+        </w:rPr>
+      </w:pPr>
+      <w:r>
+        <w:rPr>
+          <w:rFonts w:hint="default" w:ascii="Bodoni MT" w:hAnsi="Bodoni MT" w:cs="Bodoni MT"/>
+          <w:lang w:val="en-IN"/>
+        </w:rPr>
+        <w:t>Now, trigger the request</w:t>
+      </w:r>
+      <w:r>
+        <w:rPr>
+          <w:rFonts w:hint="default" w:ascii="Bodoni MT" w:hAnsi="Bodoni MT" w:cs="Bodoni MT"/>
+          <w:lang w:val="en-IN"/>
+        </w:rPr>
+        <w:br w:type="textWrapping"/>
+      </w:r>
+      <w:r>
+        <w:drawing>
+          <wp:inline distT="0" distB="0" distL="114300" distR="114300">
+            <wp:extent cx="5869940" cy="614045"/>
+            <wp:effectExtent l="0" t="0" r="10160" b="8255"/>
+            <wp:docPr id="109" name="Picture 108"/>
+            <wp:cNvGraphicFramePr>
+              <a:graphicFrameLocks xmlns:a="http://schemas.openxmlformats.org/drawingml/2006/main" noChangeAspect="1"/>
+            </wp:cNvGraphicFramePr>
+            <a:graphic xmlns:a="http://schemas.openxmlformats.org/drawingml/2006/main">
+              <a:graphicData uri="http://schemas.openxmlformats.org/drawingml/2006/picture">
+                <pic:pic xmlns:pic="http://schemas.openxmlformats.org/drawingml/2006/picture">
+                  <pic:nvPicPr>
+                    <pic:cNvPr id="109" name="Picture 108"/>
+                    <pic:cNvPicPr>
+                      <a:picLocks noChangeAspect="1"/>
+                    </pic:cNvPicPr>
+                  </pic:nvPicPr>
+                  <pic:blipFill>
+                    <a:blip r:embed="rId59"/>
+                    <a:stretch>
+                      <a:fillRect/>
+                    </a:stretch>
+                  </pic:blipFill>
+                  <pic:spPr>
+                    <a:xfrm>
+                      <a:off x="0" y="0"/>
+                      <a:ext cx="5869940" cy="614045"/>
+                    </a:xfrm>
+                    <a:prstGeom prst="rect">
+                      <a:avLst/>
+                    </a:prstGeom>
+                    <a:noFill/>
+                    <a:ln>
+                      <a:noFill/>
+                    </a:ln>
+                  </pic:spPr>
+                </pic:pic>
+              </a:graphicData>
+            </a:graphic>
+          </wp:inline>
+        </w:drawing>
+      </w:r>
+    </w:p>
+    <w:p>
+      <w:pPr>
+        <w:keepNext w:val="0"/>
+        <w:keepLines w:val="0"/>
+        <w:widowControl/>
+        <w:numPr>
+          <w:ilvl w:val="0"/>
+          <w:numId w:val="11"/>
+        </w:numPr>
+        <w:suppressLineNumbers w:val="0"/>
+        <w:spacing w:before="0" w:beforeAutospacing="0" w:after="0" w:afterAutospacing="0" w:line="360" w:lineRule="auto"/>
+        <w:ind w:left="420" w:leftChars="0" w:right="0" w:hanging="420" w:firstLineChars="0"/>
+        <w:jc w:val="left"/>
+        <w:rPr>
+          <w:rFonts w:hint="default" w:ascii="Bodoni MT" w:hAnsi="Bodoni MT" w:cs="Bodoni MT"/>
+        </w:rPr>
+      </w:pPr>
+    </w:p>
+    <w:p>
+      <w:pPr>
+        <w:rPr>
+          <w:rFonts w:hint="default" w:ascii="Bodoni MT" w:hAnsi="Bodoni MT" w:cs="Bodoni MT"/>
+        </w:rPr>
+      </w:pPr>
+      <w:r>
+        <w:rPr>
+          <w:rFonts w:hint="default" w:ascii="Bodoni MT" w:hAnsi="Bodoni MT" w:cs="Bodoni MT"/>
+        </w:rPr>
+        <w:br w:type="page"/>
+      </w:r>
+    </w:p>
+    <w:p>
+      <w:pPr>
+        <w:keepNext w:val="0"/>
+        <w:keepLines w:val="0"/>
+        <w:widowControl/>
+        <w:numPr>
+          <w:numId w:val="0"/>
+        </w:numPr>
+        <w:suppressLineNumbers w:val="0"/>
+        <w:spacing w:before="0" w:beforeAutospacing="0" w:after="0" w:afterAutospacing="0" w:line="360" w:lineRule="auto"/>
+        <w:ind w:leftChars="0" w:right="0" w:rightChars="0"/>
+        <w:jc w:val="center"/>
+        <w:rPr>
+          <w:rFonts w:hint="default" w:ascii="Bodoni MT" w:hAnsi="Bodoni MT" w:cs="Bodoni MT"/>
+          <w:b/>
+          <w:bCs/>
+          <w:color w:val="002060"/>
+          <w:sz w:val="40"/>
+          <w:szCs w:val="40"/>
+          <w:highlight w:val="lightGray"/>
+          <w:u w:val="single"/>
+        </w:rPr>
+      </w:pPr>
+      <w:r>
+        <w:rPr>
+          <w:rFonts w:hint="default" w:ascii="Bodoni MT" w:hAnsi="Bodoni MT" w:cs="Bodoni MT"/>
+          <w:b/>
+          <w:bCs/>
+          <w:color w:val="002060"/>
+          <w:sz w:val="40"/>
+          <w:szCs w:val="40"/>
+          <w:highlight w:val="lightGray"/>
+          <w:u w:val="single"/>
+          <w:lang w:val="en-US"/>
+        </w:rPr>
+        <w:t>-   Labels and Selectors   -</w:t>
+      </w:r>
+    </w:p>
+    <w:p>
+      <w:pPr>
+        <w:keepNext w:val="0"/>
+        <w:keepLines w:val="0"/>
+        <w:widowControl/>
+        <w:numPr>
+          <w:ilvl w:val="0"/>
+          <w:numId w:val="11"/>
+        </w:numPr>
+        <w:suppressLineNumbers w:val="0"/>
+        <w:spacing w:before="0" w:beforeAutospacing="0" w:after="0" w:afterAutospacing="0" w:line="360" w:lineRule="auto"/>
+        <w:ind w:left="420" w:leftChars="0" w:right="0" w:hanging="420" w:firstLineChars="0"/>
+        <w:jc w:val="left"/>
+        <w:rPr>
+          <w:rFonts w:hint="default" w:ascii="Bodoni MT" w:hAnsi="Bodoni MT" w:cs="Bodoni MT"/>
+        </w:rPr>
+      </w:pPr>
+      <w:bookmarkStart w:id="0" w:name="_GoBack"/>
       <w:bookmarkEnd w:id="0"/>
     </w:p>
     <w:p>
@@ -7104,7 +15910,7 @@
           <w:rFonts w:hint="default" w:ascii="Bodoni MT" w:hAnsi="Bodoni MT" w:cs="Bodoni MT"/>
           <w:lang w:val="en-IN"/>
         </w:rPr>
-        <w:t>F</w:t>
+        <w:t>f</w:t>
       </w:r>
     </w:p>
     <w:p>
@@ -7134,27 +15940,55 @@
     </w:p>
     <w:p>
       <w:pPr>
+        <w:rPr>
+          <w:rFonts w:hint="default" w:ascii="Bodoni MT" w:hAnsi="Bodoni MT" w:cs="Bodoni MT"/>
+        </w:rPr>
+      </w:pPr>
+      <w:r>
+        <w:rPr>
+          <w:rFonts w:hint="default" w:ascii="Bodoni MT" w:hAnsi="Bodoni MT" w:cs="Bodoni MT"/>
+          <w:lang w:val="en-IN"/>
+        </w:rPr>
+        <w:br w:type="page"/>
+      </w:r>
+    </w:p>
+    <w:p>
+      <w:pPr>
         <w:keepNext w:val="0"/>
         <w:keepLines w:val="0"/>
         <w:widowControl/>
         <w:numPr>
-          <w:ilvl w:val="0"/>
-          <w:numId w:val="11"/>
+          <w:numId w:val="0"/>
         </w:numPr>
         <w:suppressLineNumbers w:val="0"/>
         <w:spacing w:before="0" w:beforeAutospacing="0" w:after="0" w:afterAutospacing="0" w:line="360" w:lineRule="auto"/>
-        <w:ind w:left="420" w:leftChars="0" w:right="0" w:hanging="420" w:firstLineChars="0"/>
-        <w:jc w:val="left"/>
-        <w:rPr>
-          <w:rFonts w:hint="default" w:ascii="Bodoni MT" w:hAnsi="Bodoni MT" w:cs="Bodoni MT"/>
+        <w:ind w:leftChars="0" w:right="0" w:rightChars="0"/>
+        <w:jc w:val="center"/>
+        <w:rPr>
+          <w:rFonts w:hint="default" w:ascii="Bodoni MT" w:hAnsi="Bodoni MT" w:cs="Bodoni MT"/>
+          <w:b/>
+          <w:bCs/>
+          <w:color w:val="002060"/>
+          <w:sz w:val="40"/>
+          <w:szCs w:val="40"/>
+          <w:highlight w:val="lightGray"/>
+          <w:u w:val="single"/>
+          <w:lang w:val="en-US"/>
         </w:rPr>
       </w:pPr>
       <w:r>
         <w:rPr>
           <w:rFonts w:hint="default" w:ascii="Bodoni MT" w:hAnsi="Bodoni MT" w:cs="Bodoni MT"/>
-          <w:lang w:val="en-IN"/>
-        </w:rPr>
-        <w:t>F</w:t>
+          <w:b/>
+          <w:bCs/>
+          <w:color w:val="002060"/>
+          <w:sz w:val="40"/>
+          <w:szCs w:val="40"/>
+          <w:highlight w:val="lightGray"/>
+          <w:u w:val="single"/>
+          <w:lang w:val="en-US"/>
+        </w:rPr>
+        <w:t xml:space="preserve">  Important Points  </w:t>
       </w:r>
     </w:p>
     <w:p>
@@ -7177,209 +16011,6 @@
       <w:r>
         <w:rPr>
           <w:rFonts w:hint="default" w:ascii="Bodoni MT" w:hAnsi="Bodoni MT" w:cs="Bodoni MT"/>
-          <w:lang w:val="en-IN"/>
-        </w:rPr>
-        <w:t>F</w:t>
-      </w:r>
-    </w:p>
-    <w:p>
-      <w:pPr>
-        <w:keepNext w:val="0"/>
-        <w:keepLines w:val="0"/>
-        <w:widowControl/>
-        <w:numPr>
-          <w:ilvl w:val="0"/>
-          <w:numId w:val="11"/>
-        </w:numPr>
-        <w:suppressLineNumbers w:val="0"/>
-        <w:spacing w:before="0" w:beforeAutospacing="0" w:after="0" w:afterAutospacing="0" w:line="360" w:lineRule="auto"/>
-        <w:ind w:left="420" w:leftChars="0" w:right="0" w:hanging="420" w:firstLineChars="0"/>
-        <w:jc w:val="left"/>
-        <w:rPr>
-          <w:rFonts w:hint="default" w:ascii="Bodoni MT" w:hAnsi="Bodoni MT" w:cs="Bodoni MT"/>
-        </w:rPr>
-      </w:pPr>
-      <w:r>
-        <w:rPr>
-          <w:rFonts w:hint="default" w:ascii="Bodoni MT" w:hAnsi="Bodoni MT" w:cs="Bodoni MT"/>
-          <w:lang w:val="en-IN"/>
-        </w:rPr>
-        <w:t>F</w:t>
-      </w:r>
-    </w:p>
-    <w:p>
-      <w:pPr>
-        <w:keepNext w:val="0"/>
-        <w:keepLines w:val="0"/>
-        <w:widowControl/>
-        <w:numPr>
-          <w:ilvl w:val="0"/>
-          <w:numId w:val="11"/>
-        </w:numPr>
-        <w:suppressLineNumbers w:val="0"/>
-        <w:spacing w:before="0" w:beforeAutospacing="0" w:after="0" w:afterAutospacing="0" w:line="360" w:lineRule="auto"/>
-        <w:ind w:left="420" w:leftChars="0" w:right="0" w:hanging="420" w:firstLineChars="0"/>
-        <w:jc w:val="left"/>
-        <w:rPr>
-          <w:rFonts w:hint="default" w:ascii="Bodoni MT" w:hAnsi="Bodoni MT" w:cs="Bodoni MT"/>
-        </w:rPr>
-      </w:pPr>
-      <w:r>
-        <w:rPr>
-          <w:rFonts w:hint="default" w:ascii="Bodoni MT" w:hAnsi="Bodoni MT" w:cs="Bodoni MT"/>
-          <w:lang w:val="en-IN"/>
-        </w:rPr>
-        <w:t>F</w:t>
-      </w:r>
-    </w:p>
-    <w:p>
-      <w:pPr>
-        <w:keepNext w:val="0"/>
-        <w:keepLines w:val="0"/>
-        <w:widowControl/>
-        <w:numPr>
-          <w:ilvl w:val="0"/>
-          <w:numId w:val="11"/>
-        </w:numPr>
-        <w:suppressLineNumbers w:val="0"/>
-        <w:spacing w:before="0" w:beforeAutospacing="0" w:after="0" w:afterAutospacing="0" w:line="360" w:lineRule="auto"/>
-        <w:ind w:left="420" w:leftChars="0" w:right="0" w:hanging="420" w:firstLineChars="0"/>
-        <w:jc w:val="left"/>
-        <w:rPr>
-          <w:rFonts w:hint="default" w:ascii="Bodoni MT" w:hAnsi="Bodoni MT" w:cs="Bodoni MT"/>
-        </w:rPr>
-      </w:pPr>
-      <w:r>
-        <w:rPr>
-          <w:rFonts w:hint="default" w:ascii="Bodoni MT" w:hAnsi="Bodoni MT" w:cs="Bodoni MT"/>
-          <w:lang w:val="en-IN"/>
-        </w:rPr>
-        <w:t>F</w:t>
-      </w:r>
-    </w:p>
-    <w:p>
-      <w:pPr>
-        <w:keepNext w:val="0"/>
-        <w:keepLines w:val="0"/>
-        <w:widowControl/>
-        <w:numPr>
-          <w:ilvl w:val="0"/>
-          <w:numId w:val="11"/>
-        </w:numPr>
-        <w:suppressLineNumbers w:val="0"/>
-        <w:spacing w:before="0" w:beforeAutospacing="0" w:after="0" w:afterAutospacing="0" w:line="360" w:lineRule="auto"/>
-        <w:ind w:left="420" w:leftChars="0" w:right="0" w:hanging="420" w:firstLineChars="0"/>
-        <w:jc w:val="left"/>
-        <w:rPr>
-          <w:rFonts w:hint="default" w:ascii="Bodoni MT" w:hAnsi="Bodoni MT" w:cs="Bodoni MT"/>
-        </w:rPr>
-      </w:pPr>
-      <w:r>
-        <w:rPr>
-          <w:rFonts w:hint="default" w:ascii="Bodoni MT" w:hAnsi="Bodoni MT" w:cs="Bodoni MT"/>
-          <w:lang w:val="en-IN"/>
-        </w:rPr>
-        <w:t>f</w:t>
-      </w:r>
-    </w:p>
-    <w:p>
-      <w:pPr>
-        <w:keepNext w:val="0"/>
-        <w:keepLines w:val="0"/>
-        <w:widowControl/>
-        <w:numPr>
-          <w:ilvl w:val="0"/>
-          <w:numId w:val="11"/>
-        </w:numPr>
-        <w:suppressLineNumbers w:val="0"/>
-        <w:spacing w:before="0" w:beforeAutospacing="0" w:after="0" w:afterAutospacing="0" w:line="360" w:lineRule="auto"/>
-        <w:ind w:left="420" w:leftChars="0" w:right="0" w:hanging="420" w:firstLineChars="0"/>
-        <w:jc w:val="left"/>
-        <w:rPr>
-          <w:rFonts w:hint="default" w:ascii="Bodoni MT" w:hAnsi="Bodoni MT" w:cs="Bodoni MT"/>
-        </w:rPr>
-      </w:pPr>
-      <w:r>
-        <w:rPr>
-          <w:rFonts w:hint="default" w:ascii="Bodoni MT" w:hAnsi="Bodoni MT" w:cs="Bodoni MT"/>
-          <w:lang w:val="en-IN"/>
-        </w:rPr>
-        <w:t>F</w:t>
-      </w:r>
-    </w:p>
-    <w:p>
-      <w:pPr>
-        <w:rPr>
-          <w:rFonts w:hint="default" w:ascii="Bodoni MT" w:hAnsi="Bodoni MT" w:cs="Bodoni MT"/>
-        </w:rPr>
-      </w:pPr>
-      <w:r>
-        <w:rPr>
-          <w:rFonts w:hint="default" w:ascii="Bodoni MT" w:hAnsi="Bodoni MT" w:cs="Bodoni MT"/>
-          <w:lang w:val="en-IN"/>
-        </w:rPr>
-        <w:br w:type="page"/>
-      </w:r>
-    </w:p>
-    <w:p>
-      <w:pPr>
-        <w:keepNext w:val="0"/>
-        <w:keepLines w:val="0"/>
-        <w:widowControl/>
-        <w:numPr>
-          <w:numId w:val="0"/>
-        </w:numPr>
-        <w:suppressLineNumbers w:val="0"/>
-        <w:spacing w:before="0" w:beforeAutospacing="0" w:after="0" w:afterAutospacing="0" w:line="360" w:lineRule="auto"/>
-        <w:ind w:leftChars="0" w:right="0" w:rightChars="0"/>
-        <w:jc w:val="center"/>
-        <w:rPr>
-          <w:rFonts w:hint="default" w:ascii="Bodoni MT" w:hAnsi="Bodoni MT" w:cs="Bodoni MT"/>
-          <w:b/>
-          <w:bCs/>
-          <w:color w:val="002060"/>
-          <w:sz w:val="40"/>
-          <w:szCs w:val="40"/>
-          <w:highlight w:val="lightGray"/>
-          <w:u w:val="single"/>
-          <w:lang w:val="en-US"/>
-        </w:rPr>
-      </w:pPr>
-      <w:r>
-        <w:rPr>
-          <w:rFonts w:hint="default" w:ascii="Bodoni MT" w:hAnsi="Bodoni MT" w:cs="Bodoni MT"/>
-          <w:b/>
-          <w:bCs/>
-          <w:color w:val="002060"/>
-          <w:sz w:val="40"/>
-          <w:szCs w:val="40"/>
-          <w:highlight w:val="lightGray"/>
-          <w:u w:val="single"/>
-          <w:lang w:val="en-US"/>
-        </w:rPr>
-        <w:t xml:space="preserve">  Important Points  </w:t>
-      </w:r>
-    </w:p>
-    <w:p>
-      <w:pPr>
-        <w:keepNext w:val="0"/>
-        <w:keepLines w:val="0"/>
-        <w:widowControl/>
-        <w:numPr>
-          <w:ilvl w:val="0"/>
-          <w:numId w:val="11"/>
-        </w:numPr>
-        <w:suppressLineNumbers w:val="0"/>
-        <w:spacing w:before="0" w:beforeAutospacing="0" w:after="0" w:afterAutospacing="0" w:line="360" w:lineRule="auto"/>
-        <w:ind w:left="420" w:leftChars="0" w:right="0" w:hanging="420" w:firstLineChars="0"/>
-        <w:jc w:val="left"/>
-        <w:rPr>
-          <w:rFonts w:hint="default" w:ascii="Bodoni MT" w:hAnsi="Bodoni MT" w:cs="Bodoni MT"/>
-        </w:rPr>
-      </w:pPr>
-      <w:r>
-        <w:rPr>
-          <w:rFonts w:hint="default" w:ascii="Bodoni MT" w:hAnsi="Bodoni MT" w:cs="Bodoni MT"/>
           <w:lang w:val="en-US"/>
         </w:rPr>
         <w:t xml:space="preserve">Try to use </w:t>
@@ -7400,7 +16031,26 @@
           <w:iCs w:val="0"/>
           <w:lang w:val="en-US"/>
         </w:rPr>
-        <w:t xml:space="preserve"> as much as you can in Exam.</w:t>
+        <w:t xml:space="preserve"> as much as you can </w:t>
+      </w:r>
+      <w:r>
+        <w:rPr>
+          <w:rFonts w:hint="default" w:ascii="Bodoni MT" w:hAnsi="Bodoni MT" w:cs="Bodoni MT"/>
+          <w:i w:val="0"/>
+          <w:iCs w:val="0"/>
+          <w:shd w:val="clear" w:color="FFFFFF" w:fill="D9D9D9"/>
+          <w:lang w:val="en-US"/>
+        </w:rPr>
+        <w:t>in Exam</w:t>
+      </w:r>
+      <w:r>
+        <w:rPr>
+          <w:rFonts w:hint="default" w:ascii="Bodoni MT" w:hAnsi="Bodoni MT" w:cs="Bodoni MT"/>
+          <w:i w:val="0"/>
+          <w:iCs w:val="0"/>
+          <w:lang w:val="en-US"/>
+        </w:rPr>
+        <w:t>.</w:t>
       </w:r>
     </w:p>
     <w:p>
@@ -7480,7 +16130,7 @@
                     </pic:cNvPicPr>
                   </pic:nvPicPr>
                   <pic:blipFill>
-                    <a:blip r:embed="rId35"/>
+                    <a:blip r:embed="rId60"/>
                     <a:stretch>
                       <a:fillRect/>
                     </a:stretch>
@@ -7687,7 +16337,7 @@
                     </pic:cNvPicPr>
                   </pic:nvPicPr>
                   <pic:blipFill>
-                    <a:blip r:embed="rId36"/>
+                    <a:blip r:embed="rId61"/>
                     <a:stretch>
                       <a:fillRect/>
                     </a:stretch>
@@ -7853,11 +16503,59 @@
       <w:r>
         <w:rPr>
           <w:rFonts w:hint="default" w:ascii="Bodoni MT" w:hAnsi="Bodoni MT" w:cs="Bodoni MT"/>
+          <w:b w:val="0"/>
+          <w:bCs w:val="0"/>
+          <w:i w:val="0"/>
+          <w:iCs w:val="0"/>
+          <w:shd w:val="clear" w:color="FFFFFF" w:fill="D9D9D9"/>
+          <w:lang w:val="en-IN"/>
+        </w:rPr>
+        <w:t xml:space="preserve">[ you can nest these any number times: </w:t>
+      </w:r>
+      <w:r>
+        <w:rPr>
+          <w:rFonts w:hint="default" w:ascii="Bodoni MT" w:hAnsi="Bodoni MT" w:cs="Bodoni MT"/>
+          <w:b w:val="0"/>
+          <w:bCs w:val="0"/>
+          <w:i w:val="0"/>
+          <w:iCs w:val="0"/>
+          <w:color w:val="C81D31" w:themeColor="accent6" w:themeShade="BF"/>
+          <w:shd w:val="clear" w:color="FFFFFF" w:fill="D9D9D9"/>
+          <w:lang w:val="en-IN"/>
+        </w:rPr>
+        <w:t>resource.field.sub_field.sub_sub_field  ….</w:t>
+      </w:r>
+      <w:r>
+        <w:rPr>
+          <w:rFonts w:hint="default" w:ascii="Bodoni MT" w:hAnsi="Bodoni MT" w:cs="Bodoni MT"/>
+          <w:b w:val="0"/>
+          <w:bCs w:val="0"/>
+          <w:i w:val="0"/>
+          <w:iCs w:val="0"/>
+          <w:shd w:val="clear" w:color="FFFFFF" w:fill="D9D9D9"/>
+          <w:lang w:val="en-IN"/>
+        </w:rPr>
+        <w:t xml:space="preserve"> etc ]</w:t>
+      </w:r>
+      <w:r>
+        <w:rPr>
+          <w:rFonts w:hint="default" w:ascii="Bodoni MT" w:hAnsi="Bodoni MT" w:cs="Bodoni MT"/>
+          <w:b w:val="0"/>
+          <w:bCs w:val="0"/>
+          <w:i w:val="0"/>
+          <w:iCs w:val="0"/>
+          <w:lang w:val="en-US"/>
+        </w:rPr>
+        <w:br w:type="textWrapping"/>
+      </w:r>
+      <w:r>
+        <w:rPr>
+          <w:rFonts w:hint="default" w:ascii="Bodoni MT" w:hAnsi="Bodoni MT" w:cs="Bodoni MT"/>
         </w:rPr>
         <w:drawing>
           <wp:inline distT="0" distB="0" distL="114300" distR="114300">
-            <wp:extent cx="5269865" cy="2377440"/>
-            <wp:effectExtent l="0" t="0" r="635" b="10160"/>
+            <wp:extent cx="4295775" cy="1938020"/>
+            <wp:effectExtent l="0" t="0" r="9525" b="5080"/>
             <wp:docPr id="12" name="Picture 12"/>
             <wp:cNvGraphicFramePr>
               <a:graphicFrameLocks xmlns:a="http://schemas.openxmlformats.org/drawingml/2006/main" noChangeAspect="1"/>
@@ -7872,7 +16570,7 @@
                     </pic:cNvPicPr>
                   </pic:nvPicPr>
                   <pic:blipFill>
-                    <a:blip r:embed="rId37"/>
+                    <a:blip r:embed="rId62"/>
                     <a:stretch>
                       <a:fillRect/>
                     </a:stretch>
@@ -7880,7 +16578,7 @@
                   <pic:spPr>
                     <a:xfrm>
                       <a:off x="0" y="0"/>
-                      <a:ext cx="5269865" cy="2377440"/>
+                      <a:ext cx="4295775" cy="1938020"/>
                     </a:xfrm>
                     <a:prstGeom prst="rect">
                       <a:avLst/>
@@ -7964,8 +16662,8 @@
         </w:rPr>
         <w:drawing>
           <wp:inline distT="0" distB="0" distL="114300" distR="114300">
-            <wp:extent cx="3349625" cy="2023110"/>
-            <wp:effectExtent l="0" t="0" r="0" b="0"/>
+            <wp:extent cx="3205480" cy="1936115"/>
+            <wp:effectExtent l="0" t="0" r="7620" b="6985"/>
             <wp:docPr id="13" name="Picture 13"/>
             <wp:cNvGraphicFramePr>
               <a:graphicFrameLocks xmlns:a="http://schemas.openxmlformats.org/drawingml/2006/main" noChangeAspect="1"/>
@@ -7980,7 +16678,7 @@
                     </pic:cNvPicPr>
                   </pic:nvPicPr>
                   <pic:blipFill>
-                    <a:blip r:embed="rId38"/>
+                    <a:blip r:embed="rId63"/>
                     <a:srcRect b="42801"/>
                     <a:stretch>
                       <a:fillRect/>
@@ -7989,7 +16687,7 @@
                   <pic:spPr>
                     <a:xfrm>
                       <a:off x="0" y="0"/>
-                      <a:ext cx="3349625" cy="2023110"/>
+                      <a:ext cx="3205480" cy="1936115"/>
                     </a:xfrm>
                     <a:prstGeom prst="rect">
                       <a:avLst/>
@@ -8221,7 +16919,7 @@
                     </pic:cNvPicPr>
                   </pic:nvPicPr>
                   <pic:blipFill>
-                    <a:blip r:embed="rId39"/>
+                    <a:blip r:embed="rId64"/>
                     <a:srcRect b="7377"/>
                     <a:stretch>
                       <a:fillRect/>
@@ -8286,7 +16984,7 @@
                     </pic:cNvPicPr>
                   </pic:nvPicPr>
                   <pic:blipFill>
-                    <a:blip r:embed="rId40"/>
+                    <a:blip r:embed="rId65"/>
                     <a:srcRect b="4847"/>
                     <a:stretch>
                       <a:fillRect/>

--- a/docs (kubernetes)/kcna_kodekloud.docx
+++ b/docs (kubernetes)/kcna_kodekloud.docx
@@ -2033,6 +2033,16 @@
           <w:lang w:val="en-US"/>
         </w:rPr>
         <w:tab/>
+      </w:r>
+      <w:r>
+        <w:rPr>
+          <w:rFonts w:hint="default" w:ascii="Bodoni MT" w:hAnsi="Bodoni MT" w:cs="Bodoni MT"/>
+          <w:b w:val="0"/>
+          <w:bCs w:val="0"/>
+          <w:i w:val="0"/>
+          <w:iCs w:val="0"/>
+          <w:lang w:val="en-US"/>
+        </w:rPr>
         <w:t>This configurations are there in the memory, not stored in the yaml file that was being used to create the object.</w:t>
       </w:r>
       <w:r>
@@ -2056,6 +2066,16 @@
           <w:lang w:val="en-US"/>
         </w:rPr>
         <w:tab/>
+      </w:r>
+      <w:r>
+        <w:rPr>
+          <w:rFonts w:hint="default" w:ascii="Bodoni MT" w:hAnsi="Bodoni MT" w:cs="Bodoni MT"/>
+          <w:b w:val="0"/>
+          <w:bCs w:val="0"/>
+          <w:i w:val="0"/>
+          <w:iCs w:val="0"/>
+          <w:lang w:val="en-US"/>
+        </w:rPr>
         <w:t xml:space="preserve">So, if you do </w:t>
       </w:r>
       <w:r>
@@ -2078,7 +2098,29 @@
           <w:iCs w:val="0"/>
           <w:lang w:val="en-US"/>
         </w:rPr>
-        <w:t xml:space="preserve"> then it’ll ont have any track of the changes. If someone later want to update the object, and he sees the yaml file present (not the running configuration yaml) and try to update, it might do some wrong changes in the running object.</w:t>
+        <w:t xml:space="preserve"> then it’ll </w:t>
+      </w:r>
+      <w:r>
+        <w:rPr>
+          <w:rFonts w:hint="default" w:ascii="Bodoni MT" w:hAnsi="Bodoni MT" w:cs="Bodoni MT"/>
+          <w:b w:val="0"/>
+          <w:bCs w:val="0"/>
+          <w:i w:val="0"/>
+          <w:iCs w:val="0"/>
+          <w:lang w:val="en-IN"/>
+        </w:rPr>
+        <w:t>not</w:t>
+      </w:r>
+      <w:r>
+        <w:rPr>
+          <w:rFonts w:hint="default" w:ascii="Bodoni MT" w:hAnsi="Bodoni MT" w:cs="Bodoni MT"/>
+          <w:b w:val="0"/>
+          <w:bCs w:val="0"/>
+          <w:i w:val="0"/>
+          <w:iCs w:val="0"/>
+          <w:lang w:val="en-US"/>
+        </w:rPr>
+        <w:t xml:space="preserve"> have any track of the changes. If someone later want to update the object, and he sees the yaml file present (not the running configuration yaml) and try to update, it might do some wrong changes in the running object.</w:t>
       </w:r>
     </w:p>
     <w:p>
@@ -2143,6 +2185,16 @@
           <w:lang w:val="en-US"/>
         </w:rPr>
         <w:tab/>
+      </w:r>
+      <w:r>
+        <w:rPr>
+          <w:rFonts w:hint="default" w:ascii="Bodoni MT" w:hAnsi="Bodoni MT" w:cs="Bodoni MT"/>
+          <w:b w:val="0"/>
+          <w:bCs w:val="0"/>
+          <w:i w:val="0"/>
+          <w:iCs w:val="0"/>
+          <w:lang w:val="en-US"/>
+        </w:rPr>
         <w:t xml:space="preserve">It does </w:t>
       </w:r>
       <w:r>
@@ -2203,6 +2255,16 @@
           <w:lang w:val="en-US"/>
         </w:rPr>
         <w:tab/>
+      </w:r>
+      <w:r>
+        <w:rPr>
+          <w:rFonts w:hint="default" w:ascii="Bodoni MT" w:hAnsi="Bodoni MT" w:cs="Bodoni MT"/>
+          <w:b w:val="0"/>
+          <w:bCs w:val="0"/>
+          <w:i w:val="0"/>
+          <w:iCs w:val="0"/>
+          <w:lang w:val="en-US"/>
+        </w:rPr>
         <w:t xml:space="preserve">By default it doesn’t delete the current object (if anything doesn’t match with physical yaml), to replace force fully you can give the flag </w:t>
       </w:r>
       <w:r>
@@ -2306,6 +2368,16 @@
           <w:lang w:val="en-US"/>
         </w:rPr>
         <w:tab/>
+      </w:r>
+      <w:r>
+        <w:rPr>
+          <w:rFonts w:hint="default" w:ascii="Bodoni MT" w:hAnsi="Bodoni MT" w:cs="Bodoni MT"/>
+          <w:b w:val="0"/>
+          <w:bCs w:val="0"/>
+          <w:i w:val="0"/>
+          <w:iCs w:val="0"/>
+          <w:lang w:val="en-US"/>
+        </w:rPr>
         <w:t xml:space="preserve">It looks similar to </w:t>
       </w:r>
       <w:r>
@@ -2420,6 +2492,16 @@
           <w:lang w:val="en-US"/>
         </w:rPr>
         <w:tab/>
+      </w:r>
+      <w:r>
+        <w:rPr>
+          <w:rFonts w:hint="default" w:ascii="Bodoni MT" w:hAnsi="Bodoni MT" w:cs="Bodoni MT"/>
+          <w:b w:val="0"/>
+          <w:bCs w:val="0"/>
+          <w:i w:val="0"/>
+          <w:iCs w:val="0"/>
+          <w:lang w:val="en-US"/>
+        </w:rPr>
         <w:t xml:space="preserve">It </w:t>
       </w:r>
       <w:r>
@@ -2677,6 +2759,7 @@
         <w:keepLines w:val="0"/>
         <w:widowControl/>
         <w:numPr>
+          <w:ilvl w:val="0"/>
           <w:numId w:val="0"/>
         </w:numPr>
         <w:suppressLineNumbers w:val="0"/>
@@ -6762,6 +6845,37 @@
         <w:keepLines w:val="0"/>
         <w:widowControl/>
         <w:numPr>
+          <w:ilvl w:val="0"/>
+          <w:numId w:val="11"/>
+        </w:numPr>
+        <w:suppressLineNumbers w:val="0"/>
+        <w:spacing w:before="0" w:beforeAutospacing="0" w:after="0" w:afterAutospacing="0" w:line="360" w:lineRule="auto"/>
+        <w:ind w:left="420" w:leftChars="0" w:right="0" w:hanging="420" w:firstLineChars="0"/>
+        <w:jc w:val="left"/>
+        <w:rPr>
+          <w:rFonts w:hint="default" w:ascii="Bodoni MT" w:hAnsi="Bodoni MT" w:cs="Bodoni MT"/>
+          <w:color w:val="0000FF"/>
+          <w:shd w:val="clear" w:color="FFFFFF" w:fill="D9D9D9"/>
+        </w:rPr>
+      </w:pPr>
+      <w:r>
+        <w:rPr>
+          <w:rFonts w:hint="default" w:ascii="Bodoni MT" w:hAnsi="Bodoni MT" w:cs="Bodoni MT"/>
+          <w:i w:val="0"/>
+          <w:iCs w:val="0"/>
+          <w:color w:val="0000FF"/>
+          <w:shd w:val="clear" w:color="FFFFFF" w:fill="D9D9D9"/>
+          <w:lang w:val="en-IN"/>
+        </w:rPr>
+        <w:t xml:space="preserve">In Simple Words it does the below                                           </w:t>
+      </w:r>
+    </w:p>
+    <w:p>
+      <w:pPr>
+        <w:keepNext w:val="0"/>
+        <w:keepLines w:val="0"/>
+        <w:widowControl/>
+        <w:numPr>
           <w:ilvl w:val="1"/>
           <w:numId w:val="11"/>
         </w:numPr>
@@ -6955,49 +7069,25 @@
     </w:p>
     <w:p>
       <w:pPr>
+        <w:rPr>
+          <w:rFonts w:hint="default" w:ascii="Bodoni MT" w:hAnsi="Bodoni MT" w:cs="Bodoni MT"/>
+        </w:rPr>
+      </w:pPr>
+      <w:r>
+        <w:rPr>
+          <w:rFonts w:hint="default" w:ascii="Bodoni MT" w:hAnsi="Bodoni MT" w:cs="Bodoni MT"/>
+          <w:lang w:val="en-IN"/>
+        </w:rPr>
+        <w:br w:type="page"/>
+      </w:r>
+    </w:p>
+    <w:p>
+      <w:pPr>
         <w:keepNext w:val="0"/>
         <w:keepLines w:val="0"/>
         <w:widowControl/>
         <w:numPr>
           <w:ilvl w:val="0"/>
-          <w:numId w:val="11"/>
-        </w:numPr>
-        <w:suppressLineNumbers w:val="0"/>
-        <w:spacing w:before="0" w:beforeAutospacing="0" w:after="0" w:afterAutospacing="0" w:line="360" w:lineRule="auto"/>
-        <w:ind w:left="420" w:leftChars="0" w:right="0" w:hanging="420" w:firstLineChars="0"/>
-        <w:jc w:val="left"/>
-        <w:rPr>
-          <w:rFonts w:hint="default" w:ascii="Bodoni MT" w:hAnsi="Bodoni MT" w:cs="Bodoni MT"/>
-        </w:rPr>
-      </w:pPr>
-      <w:r>
-        <w:rPr>
-          <w:rFonts w:hint="default" w:ascii="Bodoni MT" w:hAnsi="Bodoni MT" w:cs="Bodoni MT"/>
-          <w:lang w:val="en-IN"/>
-        </w:rPr>
-        <w:t>F</w:t>
-      </w:r>
-    </w:p>
-    <w:p>
-      <w:pPr>
-        <w:rPr>
-          <w:rFonts w:hint="default" w:ascii="Bodoni MT" w:hAnsi="Bodoni MT" w:cs="Bodoni MT"/>
-        </w:rPr>
-      </w:pPr>
-      <w:r>
-        <w:rPr>
-          <w:rFonts w:hint="default" w:ascii="Bodoni MT" w:hAnsi="Bodoni MT" w:cs="Bodoni MT"/>
-          <w:lang w:val="en-IN"/>
-        </w:rPr>
-        <w:br w:type="page"/>
-      </w:r>
-    </w:p>
-    <w:p>
-      <w:pPr>
-        <w:keepNext w:val="0"/>
-        <w:keepLines w:val="0"/>
-        <w:widowControl/>
-        <w:numPr>
           <w:numId w:val="0"/>
         </w:numPr>
         <w:suppressLineNumbers w:val="0"/>
@@ -8677,7 +8767,7 @@
           <w:shd w:val="clear" w:color="auto" w:fill="auto"/>
           <w:lang w:val="en-IN"/>
         </w:rPr>
-        <w:t>kubectl creae -f &lt;</w:t>
+        <w:t>kubectl create -f &lt;</w:t>
       </w:r>
       <w:r>
         <w:rPr>
@@ -8867,7 +8957,7 @@
           <w:shd w:val="clear" w:color="FFFFFF" w:fill="D9D9D9"/>
           <w:lang w:val="en-IN"/>
         </w:rPr>
-        <w:t xml:space="preserve">when you are creating something from tha yaml </w:t>
+        <w:t xml:space="preserve">when you are creating something from the yaml </w:t>
       </w:r>
       <w:r>
         <w:rPr>
@@ -9879,6 +9969,7 @@
         <w:keepLines w:val="0"/>
         <w:widowControl/>
         <w:numPr>
+          <w:ilvl w:val="0"/>
           <w:numId w:val="0"/>
         </w:numPr>
         <w:suppressLineNumbers w:val="0"/>
@@ -13299,6 +13390,7 @@
         <w:keepLines w:val="0"/>
         <w:widowControl/>
         <w:numPr>
+          <w:ilvl w:val="0"/>
           <w:numId w:val="0"/>
         </w:numPr>
         <w:suppressLineNumbers w:val="0"/>
@@ -13410,7 +13502,17 @@
           <w:bCs w:val="0"/>
           <w:lang w:val="en-IN"/>
         </w:rPr>
-        <w:t xml:space="preserve"> which is used to set the limit of a specific </w:t>
+        <w:t xml:space="preserve"> which is used to set the </w:t>
+      </w:r>
+      <w:r>
+        <w:rPr>
+          <w:rFonts w:hint="default" w:ascii="Bodoni MT" w:hAnsi="Bodoni MT" w:cs="Bodoni MT"/>
+          <w:b w:val="0"/>
+          <w:bCs w:val="0"/>
+          <w:shd w:val="clear" w:color="FFFFFF" w:fill="D9D9D9"/>
+          <w:lang w:val="en-IN"/>
+        </w:rPr>
+        <w:t xml:space="preserve">limit of a specific </w:t>
       </w:r>
       <w:r>
         <w:rPr>
@@ -13418,6 +13520,7 @@
           <w:b/>
           <w:bCs/>
           <w:color w:val="C81D31" w:themeColor="accent6" w:themeShade="BF"/>
+          <w:shd w:val="clear" w:color="FFFFFF" w:fill="D9D9D9"/>
           <w:lang w:val="en-IN"/>
         </w:rPr>
         <w:t>namespace</w:t>
@@ -13525,6 +13628,7 @@
         <w:keepLines w:val="0"/>
         <w:widowControl/>
         <w:numPr>
+          <w:ilvl w:val="0"/>
           <w:numId w:val="0"/>
         </w:numPr>
         <w:suppressLineNumbers w:val="0"/>
@@ -15390,18 +15494,7 @@
           <w:iCs w:val="0"/>
           <w:lang w:val="en-IN"/>
         </w:rPr>
-        <w:t>&gt;</w:t>
-      </w:r>
-      <w:r>
-        <w:rPr>
-          <w:rFonts w:hint="default" w:ascii="Bodoni MT" w:hAnsi="Bodoni MT" w:cs="Bodoni MT"/>
-          <w:b/>
-          <w:bCs/>
-          <w:i w:val="0"/>
-          <w:iCs w:val="0"/>
-          <w:lang w:val="en-IN"/>
-        </w:rPr>
-        <w:t>:&lt;</w:t>
+        <w:t>&gt;:&lt;</w:t>
       </w:r>
       <w:r>
         <w:rPr>
@@ -15733,6 +15826,7 @@
         <w:keepLines w:val="0"/>
         <w:widowControl/>
         <w:numPr>
+          <w:ilvl w:val="0"/>
           <w:numId w:val="0"/>
         </w:numPr>
         <w:suppressLineNumbers w:val="0"/>
@@ -16766,6 +16860,7 @@
         <w:keepLines w:val="0"/>
         <w:widowControl/>
         <w:numPr>
+          <w:ilvl w:val="0"/>
           <w:numId w:val="0"/>
         </w:numPr>
         <w:suppressLineNumbers w:val="0"/>
@@ -20286,7 +20381,7 @@
           <w:rFonts w:hint="default" w:ascii="Bodoni MT" w:hAnsi="Bodoni MT" w:cs="Bodoni MT"/>
           <w:lang w:val="en-IN"/>
         </w:rPr>
-        <w:t>Now cockroached will be dead and no outside cockroaches can come. Lizards are safe</w:t>
+        <w:t>Now cockroaches will be dead and no outside cockroaches can come. Lizards are safe</w:t>
       </w:r>
       <w:r>
         <w:rPr>
@@ -20462,6 +20557,7 @@
         <w:keepLines w:val="0"/>
         <w:widowControl/>
         <w:numPr>
+          <w:ilvl w:val="0"/>
           <w:numId w:val="0"/>
         </w:numPr>
         <w:suppressLineNumbers w:val="0"/>
@@ -22196,14 +22292,14 @@
         <w:jc w:val="left"/>
         <w:rPr>
           <w:rFonts w:hint="default" w:ascii="Bodoni MT" w:hAnsi="Bodoni MT" w:cs="Bodoni MT"/>
-          <w:color w:val="249087" w:themeColor="accent5" w:themeShade="BF"/>
+          <w:color w:val="18605A" w:themeColor="accent5" w:themeShade="80"/>
           <w:shd w:val="clear" w:color="FFFFFF" w:fill="D9D9D9"/>
         </w:rPr>
       </w:pPr>
       <w:r>
         <w:rPr>
           <w:rFonts w:hint="default" w:ascii="Bodoni MT" w:hAnsi="Bodoni MT" w:cs="Bodoni MT"/>
-          <w:color w:val="249087" w:themeColor="accent5" w:themeShade="BF"/>
+          <w:color w:val="18605A" w:themeColor="accent5" w:themeShade="80"/>
           <w:shd w:val="clear" w:color="FFFFFF" w:fill="D9D9D9"/>
           <w:lang w:val="en-IN"/>
         </w:rPr>
@@ -22216,7 +22312,7 @@
           <w:bCs/>
           <w:i/>
           <w:iCs/>
-          <w:color w:val="249087" w:themeColor="accent5" w:themeShade="BF"/>
+          <w:color w:val="18605A" w:themeColor="accent5" w:themeShade="80"/>
           <w:shd w:val="clear" w:color="FFFFFF" w:fill="D9D9D9"/>
           <w:lang w:val="en-IN"/>
         </w:rPr>
@@ -22229,7 +22325,7 @@
           <w:bCs w:val="0"/>
           <w:i w:val="0"/>
           <w:iCs w:val="0"/>
-          <w:color w:val="249087" w:themeColor="accent5" w:themeShade="BF"/>
+          <w:color w:val="18605A" w:themeColor="accent5" w:themeShade="80"/>
           <w:shd w:val="clear" w:color="FFFFFF" w:fill="D9D9D9"/>
           <w:lang w:val="en-IN"/>
         </w:rPr>
@@ -22251,7 +22347,7 @@
         <w:jc w:val="left"/>
         <w:rPr>
           <w:rFonts w:hint="default" w:ascii="Bodoni MT" w:hAnsi="Bodoni MT" w:cs="Bodoni MT"/>
-          <w:color w:val="249087" w:themeColor="accent5" w:themeShade="BF"/>
+          <w:color w:val="18605A" w:themeColor="accent5" w:themeShade="80"/>
           <w:shd w:val="clear" w:color="FFFFFF" w:fill="D9D9D9"/>
         </w:rPr>
       </w:pPr>
@@ -22262,7 +22358,7 @@
           <w:bCs w:val="0"/>
           <w:i w:val="0"/>
           <w:iCs w:val="0"/>
-          <w:color w:val="249087" w:themeColor="accent5" w:themeShade="BF"/>
+          <w:color w:val="18605A" w:themeColor="accent5" w:themeShade="80"/>
           <w:shd w:val="clear" w:color="FFFFFF" w:fill="D9D9D9"/>
           <w:lang w:val="en-IN"/>
         </w:rPr>
@@ -22275,7 +22371,7 @@
           <w:bCs/>
           <w:i w:val="0"/>
           <w:iCs w:val="0"/>
-          <w:color w:val="249087" w:themeColor="accent5" w:themeShade="BF"/>
+          <w:color w:val="18605A" w:themeColor="accent5" w:themeShade="80"/>
           <w:shd w:val="clear" w:color="FFFFFF" w:fill="D9D9D9"/>
           <w:lang w:val="en-IN"/>
         </w:rPr>
@@ -22288,7 +22384,7 @@
           <w:bCs w:val="0"/>
           <w:i w:val="0"/>
           <w:iCs w:val="0"/>
-          <w:color w:val="249087" w:themeColor="accent5" w:themeShade="BF"/>
+          <w:color w:val="18605A" w:themeColor="accent5" w:themeShade="80"/>
           <w:shd w:val="clear" w:color="FFFFFF" w:fill="D9D9D9"/>
           <w:lang w:val="en-IN"/>
         </w:rPr>
@@ -22310,14 +22406,14 @@
         <w:jc w:val="left"/>
         <w:rPr>
           <w:rFonts w:hint="default" w:ascii="Bodoni MT" w:hAnsi="Bodoni MT" w:cs="Bodoni MT"/>
-          <w:color w:val="249087" w:themeColor="accent5" w:themeShade="BF"/>
+          <w:color w:val="18605A" w:themeColor="accent5" w:themeShade="80"/>
           <w:shd w:val="clear" w:color="FFFFFF" w:fill="D9D9D9"/>
         </w:rPr>
       </w:pPr>
       <w:r>
         <w:rPr>
           <w:rFonts w:hint="default" w:ascii="Bodoni MT" w:hAnsi="Bodoni MT" w:cs="Bodoni MT"/>
-          <w:color w:val="249087" w:themeColor="accent5" w:themeShade="BF"/>
+          <w:color w:val="18605A" w:themeColor="accent5" w:themeShade="80"/>
           <w:shd w:val="clear" w:color="FFFFFF" w:fill="D9D9D9"/>
           <w:lang w:val="en-IN"/>
         </w:rPr>
@@ -22328,7 +22424,7 @@
           <w:rFonts w:hint="default" w:ascii="Bodoni MT" w:hAnsi="Bodoni MT" w:cs="Bodoni MT"/>
           <w:b/>
           <w:bCs/>
-          <w:color w:val="249087" w:themeColor="accent5" w:themeShade="BF"/>
+          <w:color w:val="18605A" w:themeColor="accent5" w:themeShade="80"/>
           <w:shd w:val="clear" w:color="FFFFFF" w:fill="D9D9D9"/>
           <w:lang w:val="en-IN"/>
         </w:rPr>
@@ -22337,7 +22433,7 @@
       <w:r>
         <w:rPr>
           <w:rFonts w:hint="default" w:ascii="Bodoni MT" w:hAnsi="Bodoni MT" w:cs="Bodoni MT"/>
-          <w:color w:val="249087" w:themeColor="accent5" w:themeShade="BF"/>
+          <w:color w:val="18605A" w:themeColor="accent5" w:themeShade="80"/>
           <w:shd w:val="clear" w:color="FFFFFF" w:fill="D9D9D9"/>
           <w:lang w:val="en-IN"/>
         </w:rPr>
@@ -22359,14 +22455,14 @@
         <w:jc w:val="left"/>
         <w:rPr>
           <w:rFonts w:hint="default" w:ascii="Bodoni MT" w:hAnsi="Bodoni MT" w:cs="Bodoni MT"/>
-          <w:color w:val="249087" w:themeColor="accent5" w:themeShade="BF"/>
+          <w:color w:val="18605A" w:themeColor="accent5" w:themeShade="80"/>
           <w:shd w:val="clear" w:color="FFFFFF" w:fill="D9D9D9"/>
         </w:rPr>
       </w:pPr>
       <w:r>
         <w:rPr>
           <w:rFonts w:hint="default" w:ascii="Bodoni MT" w:hAnsi="Bodoni MT" w:cs="Bodoni MT"/>
-          <w:color w:val="249087" w:themeColor="accent5" w:themeShade="BF"/>
+          <w:color w:val="18605A" w:themeColor="accent5" w:themeShade="80"/>
           <w:shd w:val="clear" w:color="FFFFFF" w:fill="D9D9D9"/>
           <w:lang w:val="en-IN"/>
         </w:rPr>
@@ -22377,7 +22473,7 @@
           <w:rFonts w:hint="default" w:ascii="Bodoni MT" w:hAnsi="Bodoni MT" w:cs="Bodoni MT"/>
           <w:i/>
           <w:iCs/>
-          <w:color w:val="249087" w:themeColor="accent5" w:themeShade="BF"/>
+          <w:color w:val="18605A" w:themeColor="accent5" w:themeShade="80"/>
           <w:shd w:val="clear" w:color="FFFFFF" w:fill="D9D9D9"/>
           <w:lang w:val="en-IN"/>
         </w:rPr>
@@ -22388,7 +22484,7 @@
           <w:rFonts w:hint="default" w:ascii="Bodoni MT" w:hAnsi="Bodoni MT" w:cs="Bodoni MT"/>
           <w:i w:val="0"/>
           <w:iCs w:val="0"/>
-          <w:color w:val="249087" w:themeColor="accent5" w:themeShade="BF"/>
+          <w:color w:val="18605A" w:themeColor="accent5" w:themeShade="80"/>
           <w:shd w:val="clear" w:color="FFFFFF" w:fill="D9D9D9"/>
           <w:lang w:val="en-IN"/>
         </w:rPr>
@@ -22401,7 +22497,7 @@
           <w:bCs/>
           <w:i/>
           <w:iCs/>
-          <w:color w:val="auto"/>
+          <w:color w:val="18605A" w:themeColor="accent5" w:themeShade="80"/>
           <w:u w:val="single"/>
           <w:shd w:val="clear" w:color="FFFFFF" w:fill="D9D9D9"/>
           <w:lang w:val="en-IN"/>
@@ -22415,7 +22511,7 @@
           <w:bCs w:val="0"/>
           <w:i w:val="0"/>
           <w:iCs w:val="0"/>
-          <w:color w:val="249087" w:themeColor="accent5" w:themeShade="BF"/>
+          <w:color w:val="18605A" w:themeColor="accent5" w:themeShade="80"/>
           <w:shd w:val="clear" w:color="FFFFFF" w:fill="D9D9D9"/>
           <w:lang w:val="en-IN"/>
         </w:rPr>
@@ -22428,7 +22524,7 @@
           <w:bCs/>
           <w:i/>
           <w:iCs/>
-          <w:color w:val="auto"/>
+          <w:color w:val="18605A" w:themeColor="accent5" w:themeShade="80"/>
           <w:u w:val="single"/>
           <w:shd w:val="clear" w:color="FFFFFF" w:fill="D9D9D9"/>
           <w:lang w:val="en-IN"/>
@@ -22442,7 +22538,7 @@
           <w:bCs w:val="0"/>
           <w:i w:val="0"/>
           <w:iCs w:val="0"/>
-          <w:color w:val="249087" w:themeColor="accent5" w:themeShade="BF"/>
+          <w:color w:val="18605A" w:themeColor="accent5" w:themeShade="80"/>
           <w:shd w:val="clear" w:color="FFFFFF" w:fill="D9D9D9"/>
           <w:lang w:val="en-IN"/>
         </w:rPr>
@@ -23686,7 +23782,37 @@
           <w:rFonts w:hint="default" w:ascii="Bodoni MT" w:hAnsi="Bodoni MT" w:cs="Bodoni MT"/>
           <w:lang w:val="en-IN"/>
         </w:rPr>
-        <w:t>The pod running on target nodes will be checked with the preferences/nodeSelectorTerms.</w:t>
+        <w:t xml:space="preserve">The pod running on target nodes will be checked with the </w:t>
+      </w:r>
+      <w:r>
+        <w:rPr>
+          <w:rFonts w:hint="default" w:ascii="Bodoni MT" w:hAnsi="Bodoni MT" w:cs="Bodoni MT"/>
+          <w:u w:val="single"/>
+          <w:lang w:val="en-IN"/>
+        </w:rPr>
+        <w:t>preferences</w:t>
+      </w:r>
+      <w:r>
+        <w:rPr>
+          <w:rFonts w:hint="default" w:ascii="Bodoni MT" w:hAnsi="Bodoni MT" w:cs="Bodoni MT"/>
+          <w:lang w:val="en-IN"/>
+        </w:rPr>
+        <w:t>/</w:t>
+      </w:r>
+      <w:r>
+        <w:rPr>
+          <w:rFonts w:hint="default" w:ascii="Bodoni MT" w:hAnsi="Bodoni MT" w:cs="Bodoni MT"/>
+          <w:u w:val="single"/>
+          <w:lang w:val="en-IN"/>
+        </w:rPr>
+        <w:t>nodeSelectorTerms</w:t>
+      </w:r>
+      <w:r>
+        <w:rPr>
+          <w:rFonts w:hint="default" w:ascii="Bodoni MT" w:hAnsi="Bodoni MT" w:cs="Bodoni MT"/>
+          <w:lang w:val="en-IN"/>
+        </w:rPr>
+        <w:t>.</w:t>
       </w:r>
       <w:r>
         <w:rPr>
@@ -24199,6 +24325,7 @@
         <w:keepLines w:val="0"/>
         <w:widowControl/>
         <w:numPr>
+          <w:ilvl w:val="0"/>
           <w:numId w:val="0"/>
         </w:numPr>
         <w:suppressLineNumbers w:val="0"/>
@@ -25795,7 +25922,7 @@
           <w:iCs w:val="0"/>
           <w:lang w:val="en-IN"/>
         </w:rPr>
-        <w:t xml:space="preserve"> case can be solved. Because if a pod is being assiened to a node means the node has required amount of resources available that the pod needs.</w:t>
+        <w:t xml:space="preserve"> case can be solved. Because if a pod is being assigned to a node means the node has required amount of resources available that the pod needs.</w:t>
       </w:r>
       <w:r>
         <w:rPr>
@@ -25997,6 +26124,9 @@
         </w:rPr>
       </w:pPr>
       <w:r>
+        <w:rPr>
+          <w:rFonts w:hint="default" w:ascii="Bodoni MT" w:hAnsi="Bodoni MT" w:cs="Bodoni MT"/>
+        </w:rPr>
         <w:drawing>
           <wp:inline distT="0" distB="0" distL="114300" distR="114300">
             <wp:extent cx="3620770" cy="3113405"/>
@@ -26059,7 +26189,7 @@
       </w:pPr>
       <w:r>
         <w:rPr>
-          <w:rFonts w:hint="default" w:ascii="Bodoni MT"/>
+          <w:rFonts w:hint="default" w:ascii="Bodoni MT" w:hAnsi="Bodoni MT" w:cs="Bodoni MT"/>
           <w:b/>
           <w:bCs/>
           <w:lang w:val="en-IN"/>
@@ -26068,7 +26198,7 @@
       </w:r>
       <w:r>
         <w:rPr>
-          <w:rFonts w:hint="default" w:ascii="Bodoni MT"/>
+          <w:rFonts w:hint="default" w:ascii="Bodoni MT" w:hAnsi="Bodoni MT" w:cs="Bodoni MT"/>
           <w:b w:val="0"/>
           <w:bCs w:val="0"/>
           <w:lang w:val="en-IN"/>
@@ -26095,7 +26225,7 @@
       </w:pPr>
       <w:r>
         <w:rPr>
-          <w:rFonts w:hint="default" w:ascii="Bodoni MT"/>
+          <w:rFonts w:hint="default" w:ascii="Bodoni MT" w:hAnsi="Bodoni MT" w:cs="Bodoni MT"/>
           <w:b w:val="0"/>
           <w:bCs w:val="0"/>
           <w:lang w:val="en-IN"/>
@@ -26104,7 +26234,7 @@
       </w:r>
       <w:r>
         <w:rPr>
-          <w:rFonts w:hint="default" w:ascii="Bodoni MT"/>
+          <w:rFonts w:hint="default" w:ascii="Bodoni MT" w:hAnsi="Bodoni MT" w:cs="Bodoni MT"/>
           <w:b/>
           <w:bCs/>
           <w:i/>
@@ -26115,7 +26245,7 @@
       </w:r>
       <w:r>
         <w:rPr>
-          <w:rFonts w:hint="default" w:ascii="Bodoni MT"/>
+          <w:rFonts w:hint="default" w:ascii="Bodoni MT" w:hAnsi="Bodoni MT" w:cs="Bodoni MT"/>
           <w:b w:val="0"/>
           <w:bCs w:val="0"/>
           <w:i w:val="0"/>
@@ -26144,7 +26274,7 @@
       </w:pPr>
       <w:r>
         <w:rPr>
-          <w:rFonts w:hint="default" w:ascii="Bodoni MT"/>
+          <w:rFonts w:hint="default" w:ascii="Bodoni MT" w:hAnsi="Bodoni MT" w:cs="Bodoni MT"/>
           <w:b w:val="0"/>
           <w:bCs w:val="0"/>
           <w:i w:val="0"/>
@@ -26155,7 +26285,7 @@
       </w:r>
       <w:r>
         <w:rPr>
-          <w:rFonts w:hint="default" w:ascii="Bodoni MT"/>
+          <w:rFonts w:hint="default" w:ascii="Bodoni MT" w:hAnsi="Bodoni MT" w:cs="Bodoni MT"/>
           <w:b/>
           <w:bCs/>
           <w:i/>
@@ -26166,7 +26296,7 @@
       </w:r>
       <w:r>
         <w:rPr>
-          <w:rFonts w:hint="default" w:ascii="Bodoni MT"/>
+          <w:rFonts w:hint="default" w:ascii="Bodoni MT" w:hAnsi="Bodoni MT" w:cs="Bodoni MT"/>
           <w:b w:val="0"/>
           <w:bCs w:val="0"/>
           <w:i w:val="0"/>
@@ -26177,7 +26307,7 @@
       </w:r>
       <w:r>
         <w:rPr>
-          <w:rFonts w:hint="default" w:ascii="Bodoni MT"/>
+          <w:rFonts w:hint="default" w:ascii="Bodoni MT" w:hAnsi="Bodoni MT" w:cs="Bodoni MT"/>
           <w:b w:val="0"/>
           <w:bCs w:val="0"/>
           <w:i/>
@@ -26190,7 +26320,7 @@
       </w:r>
       <w:r>
         <w:rPr>
-          <w:rFonts w:hint="default" w:ascii="Bodoni MT"/>
+          <w:rFonts w:hint="default" w:ascii="Bodoni MT" w:hAnsi="Bodoni MT" w:cs="Bodoni MT"/>
           <w:b w:val="0"/>
           <w:bCs w:val="0"/>
           <w:i/>
@@ -26201,7 +26331,7 @@
       </w:r>
       <w:r>
         <w:rPr>
-          <w:rFonts w:hint="default" w:ascii="Bodoni MT"/>
+          <w:rFonts w:hint="default" w:ascii="Bodoni MT" w:hAnsi="Bodoni MT" w:cs="Bodoni MT"/>
           <w:b w:val="0"/>
           <w:bCs w:val="0"/>
           <w:i w:val="0"/>
@@ -26230,7 +26360,7 @@
       </w:pPr>
       <w:r>
         <w:rPr>
-          <w:rFonts w:hint="default" w:ascii="Bodoni MT"/>
+          <w:rFonts w:hint="default" w:ascii="Bodoni MT" w:hAnsi="Bodoni MT" w:cs="Bodoni MT"/>
           <w:b/>
           <w:bCs/>
           <w:i w:val="0"/>
@@ -26241,7 +26371,7 @@
       </w:r>
       <w:r>
         <w:rPr>
-          <w:rFonts w:hint="default" w:ascii="Bodoni MT"/>
+          <w:rFonts w:hint="default" w:ascii="Bodoni MT" w:hAnsi="Bodoni MT" w:cs="Bodoni MT"/>
           <w:b w:val="0"/>
           <w:bCs w:val="0"/>
           <w:i w:val="0"/>
@@ -26270,7 +26400,7 @@
       </w:pPr>
       <w:r>
         <w:rPr>
-          <w:rFonts w:hint="default" w:ascii="Bodoni MT"/>
+          <w:rFonts w:hint="default" w:ascii="Bodoni MT" w:hAnsi="Bodoni MT" w:cs="Bodoni MT"/>
           <w:b w:val="0"/>
           <w:bCs w:val="0"/>
           <w:i w:val="0"/>
@@ -26281,7 +26411,7 @@
       </w:r>
       <w:r>
         <w:rPr>
-          <w:rFonts w:hint="default" w:ascii="Bodoni MT"/>
+          <w:rFonts w:hint="default" w:ascii="Bodoni MT" w:hAnsi="Bodoni MT" w:cs="Bodoni MT"/>
           <w:b/>
           <w:bCs/>
           <w:i/>
@@ -26292,7 +26422,7 @@
       </w:r>
       <w:r>
         <w:rPr>
-          <w:rFonts w:hint="default" w:ascii="Bodoni MT"/>
+          <w:rFonts w:hint="default" w:ascii="Bodoni MT" w:hAnsi="Bodoni MT" w:cs="Bodoni MT"/>
           <w:b w:val="0"/>
           <w:bCs w:val="0"/>
           <w:i w:val="0"/>
@@ -26748,14 +26878,20 @@
         <w:jc w:val="left"/>
         <w:rPr>
           <w:rFonts w:hint="default" w:ascii="Bodoni MT" w:hAnsi="Bodoni MT" w:cs="Bodoni MT"/>
-        </w:rPr>
-      </w:pPr>
-      <w:r>
-        <w:rPr>
-          <w:rFonts w:hint="default" w:ascii="Bodoni MT" w:hAnsi="Bodoni MT" w:cs="Bodoni MT"/>
-          <w:lang w:val="en-IN"/>
-        </w:rPr>
-        <w:t>DaemonSets</w:t>
+          <w:b/>
+          <w:bCs/>
+          <w:u w:val="single"/>
+        </w:rPr>
+      </w:pPr>
+      <w:r>
+        <w:rPr>
+          <w:rFonts w:hint="default" w:ascii="Bodoni MT" w:hAnsi="Bodoni MT" w:cs="Bodoni MT"/>
+          <w:b/>
+          <w:bCs/>
+          <w:u w:val="single"/>
+          <w:lang w:val="en-IN"/>
+        </w:rPr>
+        <w:t>DaemonSet</w:t>
       </w:r>
     </w:p>
     <w:p>
@@ -27031,6 +27167,9 @@
         <w:br w:type="textWrapping"/>
       </w:r>
       <w:r>
+        <w:rPr>
+          <w:rFonts w:hint="default" w:ascii="Bodoni MT" w:hAnsi="Bodoni MT" w:cs="Bodoni MT"/>
+        </w:rPr>
         <w:drawing>
           <wp:inline distT="0" distB="0" distL="114300" distR="114300">
             <wp:extent cx="2606675" cy="3604260"/>
@@ -27091,8 +27230,6 @@
           <w:rFonts w:hint="default" w:ascii="Bodoni MT" w:hAnsi="Bodoni MT" w:cs="Bodoni MT"/>
         </w:rPr>
       </w:pPr>
-      <w:bookmarkStart w:id="0" w:name="_GoBack"/>
-      <w:bookmarkEnd w:id="0"/>
     </w:p>
     <w:p>
       <w:pPr>
@@ -27116,7 +27253,64 @@
           <w:rFonts w:hint="default" w:ascii="Bodoni MT" w:hAnsi="Bodoni MT" w:cs="Bodoni MT"/>
           <w:lang w:val="en-IN"/>
         </w:rPr>
-        <w:t>Ff</w:t>
+        <w:t>F</w:t>
+      </w:r>
+    </w:p>
+    <w:p>
+      <w:pPr>
+        <w:rPr>
+          <w:rFonts w:hint="default" w:ascii="Bodoni MT" w:hAnsi="Bodoni MT" w:cs="Bodoni MT"/>
+        </w:rPr>
+      </w:pPr>
+      <w:r>
+        <w:rPr>
+          <w:rFonts w:hint="default" w:ascii="Bodoni MT" w:hAnsi="Bodoni MT" w:cs="Bodoni MT"/>
+          <w:lang w:val="en-IN"/>
+        </w:rPr>
+        <w:br w:type="page"/>
+      </w:r>
+    </w:p>
+    <w:p>
+      <w:pPr>
+        <w:keepNext w:val="0"/>
+        <w:keepLines w:val="0"/>
+        <w:widowControl/>
+        <w:numPr>
+          <w:numId w:val="0"/>
+        </w:numPr>
+        <w:suppressLineNumbers w:val="0"/>
+        <w:spacing w:before="0" w:beforeAutospacing="0" w:after="0" w:afterAutospacing="0" w:line="360" w:lineRule="auto"/>
+        <w:ind w:right="0" w:rightChars="0"/>
+        <w:jc w:val="center"/>
+        <w:rPr>
+          <w:rFonts w:hint="default" w:ascii="Bodoni MT" w:hAnsi="Bodoni MT" w:cs="Bodoni MT"/>
+          <w:b/>
+          <w:bCs/>
+          <w:i/>
+          <w:iCs/>
+          <w:color w:val="002060"/>
+          <w:sz w:val="40"/>
+          <w:szCs w:val="40"/>
+          <w:highlight w:val="lightGray"/>
+          <w:u w:val="single"/>
+          <w:lang w:val="en-IN"/>
+        </w:rPr>
+      </w:pPr>
+      <w:r>
+        <w:rPr>
+          <w:rFonts w:hint="default" w:ascii="Bodoni MT" w:hAnsi="Bodoni MT" w:cs="Bodoni MT"/>
+          <w:b/>
+          <w:bCs/>
+          <w:i/>
+          <w:iCs/>
+          <w:color w:val="002060"/>
+          <w:sz w:val="40"/>
+          <w:szCs w:val="40"/>
+          <w:highlight w:val="lightGray"/>
+          <w:u w:val="single"/>
+          <w:lang w:val="en-IN"/>
+        </w:rPr>
+        <w:t>-   Static Pods   -</w:t>
       </w:r>
     </w:p>
     <w:p>
@@ -27141,7 +27335,83 @@
           <w:rFonts w:hint="default" w:ascii="Bodoni MT" w:hAnsi="Bodoni MT" w:cs="Bodoni MT"/>
           <w:lang w:val="en-IN"/>
         </w:rPr>
-        <w:t>F</w:t>
+        <w:t xml:space="preserve">Pods are created by the command of </w:t>
+      </w:r>
+      <w:r>
+        <w:rPr>
+          <w:rFonts w:hint="default" w:ascii="Bodoni MT" w:hAnsi="Bodoni MT" w:cs="Bodoni MT"/>
+          <w:i/>
+          <w:iCs/>
+          <w:lang w:val="en-IN"/>
+        </w:rPr>
+        <w:t>kube-api-server</w:t>
+      </w:r>
+      <w:r>
+        <w:rPr>
+          <w:rFonts w:hint="default" w:ascii="Bodoni MT" w:hAnsi="Bodoni MT" w:cs="Bodoni MT"/>
+          <w:i w:val="0"/>
+          <w:iCs w:val="0"/>
+          <w:lang w:val="en-IN"/>
+        </w:rPr>
+        <w:t xml:space="preserve">, which is listened by </w:t>
+      </w:r>
+      <w:r>
+        <w:rPr>
+          <w:rFonts w:hint="default" w:ascii="Bodoni MT" w:hAnsi="Bodoni MT" w:cs="Bodoni MT"/>
+          <w:i/>
+          <w:iCs/>
+          <w:lang w:val="en-IN"/>
+        </w:rPr>
+        <w:t>kubelet</w:t>
+      </w:r>
+      <w:r>
+        <w:rPr>
+          <w:rFonts w:hint="default" w:ascii="Bodoni MT" w:hAnsi="Bodoni MT" w:cs="Bodoni MT"/>
+          <w:i w:val="0"/>
+          <w:iCs w:val="0"/>
+          <w:lang w:val="en-IN"/>
+        </w:rPr>
+        <w:t xml:space="preserve"> (in worker nodes) and create and start the container.</w:t>
+      </w:r>
+      <w:r>
+        <w:rPr>
+          <w:rFonts w:hint="default" w:ascii="Bodoni MT" w:hAnsi="Bodoni MT" w:cs="Bodoni MT"/>
+          <w:i w:val="0"/>
+          <w:iCs w:val="0"/>
+          <w:lang w:val="en-IN"/>
+        </w:rPr>
+        <w:br w:type="textWrapping"/>
+      </w:r>
+      <w:r>
+        <w:rPr>
+          <w:rFonts w:hint="default" w:ascii="Bodoni MT" w:hAnsi="Bodoni MT" w:cs="Bodoni MT"/>
+          <w:i w:val="0"/>
+          <w:iCs w:val="0"/>
+          <w:lang w:val="en-IN"/>
+        </w:rPr>
+        <w:t xml:space="preserve">what if the worker node is not connected to any Kubernetes cluster, it just has </w:t>
+      </w:r>
+      <w:r>
+        <w:rPr>
+          <w:rFonts w:hint="default" w:ascii="Bodoni MT" w:hAnsi="Bodoni MT" w:cs="Bodoni MT"/>
+          <w:b/>
+          <w:bCs/>
+          <w:i/>
+          <w:iCs/>
+          <w:lang w:val="en-IN"/>
+        </w:rPr>
+        <w:t>kubelet</w:t>
+      </w:r>
+      <w:r>
+        <w:rPr>
+          <w:rFonts w:hint="default" w:ascii="Bodoni MT" w:hAnsi="Bodoni MT" w:cs="Bodoni MT"/>
+          <w:b w:val="0"/>
+          <w:bCs w:val="0"/>
+          <w:i w:val="0"/>
+          <w:iCs w:val="0"/>
+          <w:lang w:val="en-IN"/>
+        </w:rPr>
+        <w:t xml:space="preserve"> installed. How to run a pod here?</w:t>
       </w:r>
     </w:p>
     <w:p>
@@ -27164,9 +27434,112 @@
       <w:r>
         <w:rPr>
           <w:rFonts w:hint="default" w:ascii="Bodoni MT" w:hAnsi="Bodoni MT" w:cs="Bodoni MT"/>
-          <w:lang w:val="en-IN"/>
-        </w:rPr>
-        <w:t>F</w:t>
+          <w:b w:val="0"/>
+          <w:bCs w:val="0"/>
+          <w:i w:val="0"/>
+          <w:iCs w:val="0"/>
+          <w:lang w:val="en-IN"/>
+        </w:rPr>
+        <w:t xml:space="preserve">You need to find the </w:t>
+      </w:r>
+      <w:r>
+        <w:rPr>
+          <w:rFonts w:hint="default" w:ascii="Bodoni MT" w:hAnsi="Bodoni MT" w:cs="Bodoni MT"/>
+          <w:b/>
+          <w:bCs/>
+          <w:i/>
+          <w:iCs/>
+          <w:lang w:val="en-IN"/>
+        </w:rPr>
+        <w:t>staticPodPath</w:t>
+      </w:r>
+      <w:r>
+        <w:rPr>
+          <w:rFonts w:hint="default" w:ascii="Bodoni MT" w:hAnsi="Bodoni MT" w:cs="Bodoni MT"/>
+          <w:b w:val="0"/>
+          <w:bCs w:val="0"/>
+          <w:i w:val="0"/>
+          <w:iCs w:val="0"/>
+          <w:lang w:val="en-IN"/>
+        </w:rPr>
+        <w:t xml:space="preserve"> in the node where </w:t>
+      </w:r>
+      <w:r>
+        <w:rPr>
+          <w:rFonts w:hint="default" w:ascii="Bodoni MT" w:hAnsi="Bodoni MT" w:cs="Bodoni MT"/>
+          <w:b/>
+          <w:bCs/>
+          <w:i/>
+          <w:iCs/>
+          <w:lang w:val="en-IN"/>
+        </w:rPr>
+        <w:t>kubelet</w:t>
+      </w:r>
+      <w:r>
+        <w:rPr>
+          <w:rFonts w:hint="default" w:ascii="Bodoni MT" w:hAnsi="Bodoni MT" w:cs="Bodoni MT"/>
+          <w:b w:val="0"/>
+          <w:bCs w:val="0"/>
+          <w:i w:val="0"/>
+          <w:iCs w:val="0"/>
+          <w:lang w:val="en-IN"/>
+        </w:rPr>
+        <w:t xml:space="preserve"> is present.</w:t>
+      </w:r>
+      <w:r>
+        <w:rPr>
+          <w:rFonts w:hint="default" w:ascii="Bodoni MT" w:hAnsi="Bodoni MT" w:cs="Bodoni MT"/>
+          <w:b w:val="0"/>
+          <w:bCs w:val="0"/>
+          <w:i w:val="0"/>
+          <w:iCs w:val="0"/>
+          <w:lang w:val="en-IN"/>
+        </w:rPr>
+        <w:br w:type="textWrapping"/>
+      </w:r>
+      <w:r>
+        <w:rPr>
+          <w:rFonts w:hint="default" w:ascii="Bodoni MT" w:hAnsi="Bodoni MT" w:cs="Bodoni MT"/>
+          <w:b/>
+          <w:bCs/>
+          <w:i/>
+          <w:iCs/>
+          <w:lang w:val="en-IN"/>
+        </w:rPr>
+        <w:t>kubelet</w:t>
+      </w:r>
+      <w:r>
+        <w:rPr>
+          <w:rFonts w:hint="default" w:ascii="Bodoni MT" w:hAnsi="Bodoni MT" w:cs="Bodoni MT"/>
+          <w:b w:val="0"/>
+          <w:bCs w:val="0"/>
+          <w:i w:val="0"/>
+          <w:iCs w:val="0"/>
+          <w:lang w:val="en-IN"/>
+        </w:rPr>
+        <w:t xml:space="preserve"> constantly see this path and create and update the pod if any </w:t>
+      </w:r>
+      <w:r>
+        <w:rPr>
+          <w:rFonts w:hint="default" w:ascii="Bodoni MT" w:hAnsi="Bodoni MT" w:cs="Bodoni MT"/>
+          <w:b/>
+          <w:bCs/>
+          <w:i/>
+          <w:iCs/>
+          <w:lang w:val="en-IN"/>
+        </w:rPr>
+        <w:t>yaml</w:t>
+      </w:r>
+      <w:r>
+        <w:rPr>
+          <w:rFonts w:hint="default" w:ascii="Bodoni MT" w:hAnsi="Bodoni MT" w:cs="Bodoni MT"/>
+          <w:b w:val="0"/>
+          <w:bCs w:val="0"/>
+          <w:i w:val="0"/>
+          <w:iCs w:val="0"/>
+          <w:lang w:val="en-IN"/>
+        </w:rPr>
+        <w:t xml:space="preserve"> config is present inside this path.</w:t>
       </w:r>
     </w:p>
     <w:p>
@@ -27189,9 +27562,68 @@
       <w:r>
         <w:rPr>
           <w:rFonts w:hint="default" w:ascii="Bodoni MT" w:hAnsi="Bodoni MT" w:cs="Bodoni MT"/>
-          <w:lang w:val="en-IN"/>
-        </w:rPr>
-        <w:t>F</w:t>
+          <w:b/>
+          <w:bCs/>
+          <w:color w:val="FFFFFF" w:themeColor="background1"/>
+          <w:highlight w:val="darkRed"/>
+          <w:u w:val="single"/>
+          <w:lang w:val="en-IN"/>
+          <w14:textFill>
+            <w14:solidFill>
+              <w14:schemeClr w14:val="bg1"/>
+            </w14:solidFill>
+          </w14:textFill>
+        </w:rPr>
+        <w:t xml:space="preserve">NOTE :- </w:t>
+      </w:r>
+      <w:r>
+        <w:rPr>
+          <w:rFonts w:hint="default" w:ascii="Bodoni MT" w:hAnsi="Bodoni MT" w:cs="Bodoni MT"/>
+          <w:lang w:val="en-IN"/>
+        </w:rPr>
+        <w:t xml:space="preserve"> You can only create pods in this way, other resources like </w:t>
+      </w:r>
+      <w:r>
+        <w:rPr>
+          <w:rFonts w:hint="default" w:ascii="Bodoni MT" w:hAnsi="Bodoni MT" w:cs="Bodoni MT"/>
+          <w:i/>
+          <w:iCs/>
+          <w:lang w:val="en-IN"/>
+        </w:rPr>
+        <w:t>ReplicaSet, Deployment</w:t>
+      </w:r>
+      <w:r>
+        <w:rPr>
+          <w:rFonts w:hint="default" w:ascii="Bodoni MT" w:hAnsi="Bodoni MT" w:cs="Bodoni MT"/>
+          <w:b w:val="0"/>
+          <w:bCs w:val="0"/>
+          <w:i w:val="0"/>
+          <w:iCs w:val="0"/>
+          <w:lang w:val="en-IN"/>
+        </w:rPr>
+        <w:t xml:space="preserve"> cannot be created because they are completely of </w:t>
+      </w:r>
+      <w:r>
+        <w:rPr>
+          <w:rFonts w:hint="default" w:ascii="Bodoni MT" w:hAnsi="Bodoni MT" w:cs="Bodoni MT"/>
+          <w:b w:val="0"/>
+          <w:bCs w:val="0"/>
+          <w:i/>
+          <w:iCs/>
+          <w:lang w:val="en-IN"/>
+        </w:rPr>
+        <w:t xml:space="preserve">Kubernetes </w:t>
+      </w:r>
+      <w:r>
+        <w:rPr>
+          <w:rFonts w:hint="default" w:ascii="Bodoni MT" w:hAnsi="Bodoni MT" w:cs="Bodoni MT"/>
+          <w:b w:val="0"/>
+          <w:bCs w:val="0"/>
+          <w:i w:val="0"/>
+          <w:iCs w:val="0"/>
+          <w:lang w:val="en-IN"/>
+        </w:rPr>
+        <w:t>control plane things.</w:t>
       </w:r>
     </w:p>
     <w:p>
@@ -27216,7 +27648,1034 @@
           <w:rFonts w:hint="default" w:ascii="Bodoni MT" w:hAnsi="Bodoni MT" w:cs="Bodoni MT"/>
           <w:lang w:val="en-IN"/>
         </w:rPr>
-        <w:t>F</w:t>
+        <w:t xml:space="preserve">To find the </w:t>
+      </w:r>
+      <w:r>
+        <w:rPr>
+          <w:rFonts w:hint="default" w:ascii="Bodoni MT" w:hAnsi="Bodoni MT" w:cs="Bodoni MT"/>
+          <w:b/>
+          <w:bCs/>
+          <w:i/>
+          <w:iCs/>
+          <w:lang w:val="en-IN"/>
+        </w:rPr>
+        <w:t>staticPodPath</w:t>
+      </w:r>
+      <w:r>
+        <w:rPr>
+          <w:rFonts w:hint="default" w:ascii="Bodoni MT" w:hAnsi="Bodoni MT" w:cs="Bodoni MT"/>
+          <w:b w:val="0"/>
+          <w:bCs w:val="0"/>
+          <w:i w:val="0"/>
+          <w:iCs w:val="0"/>
+          <w:lang w:val="en-IN"/>
+        </w:rPr>
+        <w:t xml:space="preserve"> the below methods are there [ all in worker node, not master node ]</w:t>
+      </w:r>
+    </w:p>
+    <w:p>
+      <w:pPr>
+        <w:keepNext w:val="0"/>
+        <w:keepLines w:val="0"/>
+        <w:widowControl/>
+        <w:numPr>
+          <w:ilvl w:val="1"/>
+          <w:numId w:val="11"/>
+        </w:numPr>
+        <w:suppressLineNumbers w:val="0"/>
+        <w:spacing w:before="0" w:beforeAutospacing="0" w:after="0" w:afterAutospacing="0" w:line="360" w:lineRule="auto"/>
+        <w:ind w:left="840" w:leftChars="0" w:right="0" w:hanging="420" w:firstLineChars="0"/>
+        <w:jc w:val="left"/>
+        <w:rPr>
+          <w:rFonts w:hint="default" w:ascii="Bodoni MT" w:hAnsi="Bodoni MT" w:cs="Bodoni MT"/>
+          <w:b/>
+          <w:bCs/>
+          <w:u w:val="single"/>
+        </w:rPr>
+      </w:pPr>
+      <w:r>
+        <w:rPr>
+          <w:rFonts w:hint="default" w:ascii="Bodoni MT" w:hAnsi="Bodoni MT" w:cs="Bodoni MT"/>
+          <w:b/>
+          <w:bCs/>
+          <w:i w:val="0"/>
+          <w:iCs w:val="0"/>
+          <w:u w:val="single"/>
+          <w:lang w:val="en-IN"/>
+        </w:rPr>
+        <w:t>Method-1</w:t>
+      </w:r>
+    </w:p>
+    <w:p>
+      <w:pPr>
+        <w:keepNext w:val="0"/>
+        <w:keepLines w:val="0"/>
+        <w:widowControl/>
+        <w:numPr>
+          <w:ilvl w:val="2"/>
+          <w:numId w:val="11"/>
+        </w:numPr>
+        <w:suppressLineNumbers w:val="0"/>
+        <w:spacing w:before="0" w:beforeAutospacing="0" w:after="0" w:afterAutospacing="0" w:line="360" w:lineRule="auto"/>
+        <w:ind w:left="1260" w:leftChars="0" w:right="0" w:hanging="420" w:firstLineChars="0"/>
+        <w:jc w:val="left"/>
+        <w:rPr>
+          <w:rFonts w:hint="default" w:ascii="Bodoni MT" w:hAnsi="Bodoni MT" w:cs="Bodoni MT"/>
+        </w:rPr>
+      </w:pPr>
+      <w:r>
+        <w:rPr>
+          <w:rFonts w:hint="default" w:ascii="Bodoni MT" w:hAnsi="Bodoni MT" w:cs="Bodoni MT"/>
+          <w:b/>
+          <w:bCs/>
+          <w:i/>
+          <w:iCs/>
+          <w:color w:val="3B3838" w:themeColor="background2" w:themeShade="40"/>
+          <w:highlight w:val="lightGray"/>
+          <w:lang w:val="en-IN"/>
+        </w:rPr>
+        <w:t>systemctl cat kubelet</w:t>
+      </w:r>
+      <w:r>
+        <w:rPr>
+          <w:rFonts w:hint="default" w:ascii="Bodoni MT" w:hAnsi="Bodoni MT" w:cs="Bodoni MT"/>
+          <w:b w:val="0"/>
+          <w:bCs w:val="0"/>
+          <w:i w:val="0"/>
+          <w:iCs w:val="0"/>
+          <w:color w:val="3B3838" w:themeColor="background2" w:themeShade="40"/>
+          <w:highlight w:val="lightGray"/>
+          <w:lang w:val="en-IN"/>
+        </w:rPr>
+        <w:t xml:space="preserve"> </w:t>
+      </w:r>
+      <w:r>
+        <w:rPr>
+          <w:rFonts w:hint="default" w:ascii="Bodoni MT" w:hAnsi="Bodoni MT" w:cs="Bodoni MT"/>
+          <w:b w:val="0"/>
+          <w:bCs w:val="0"/>
+          <w:i w:val="0"/>
+          <w:iCs w:val="0"/>
+          <w:lang w:val="en-IN"/>
+        </w:rPr>
+        <w:br w:type="textWrapping"/>
+      </w:r>
+      <w:r>
+        <w:rPr>
+          <w:rFonts w:hint="default" w:ascii="Bodoni MT" w:hAnsi="Bodoni MT" w:cs="Bodoni MT"/>
+        </w:rPr>
+        <w:drawing>
+          <wp:inline distT="0" distB="0" distL="114300" distR="114300">
+            <wp:extent cx="5265420" cy="1203960"/>
+            <wp:effectExtent l="0" t="0" r="5080" b="2540"/>
+            <wp:docPr id="11" name="Picture 1"/>
+            <wp:cNvGraphicFramePr>
+              <a:graphicFrameLocks xmlns:a="http://schemas.openxmlformats.org/drawingml/2006/main" noChangeAspect="1"/>
+            </wp:cNvGraphicFramePr>
+            <a:graphic xmlns:a="http://schemas.openxmlformats.org/drawingml/2006/main">
+              <a:graphicData uri="http://schemas.openxmlformats.org/drawingml/2006/picture">
+                <pic:pic xmlns:pic="http://schemas.openxmlformats.org/drawingml/2006/picture">
+                  <pic:nvPicPr>
+                    <pic:cNvPr id="11" name="Picture 1"/>
+                    <pic:cNvPicPr>
+                      <a:picLocks noChangeAspect="1"/>
+                    </pic:cNvPicPr>
+                  </pic:nvPicPr>
+                  <pic:blipFill>
+                    <a:blip r:embed="rId91"/>
+                    <a:stretch>
+                      <a:fillRect/>
+                    </a:stretch>
+                  </pic:blipFill>
+                  <pic:spPr>
+                    <a:xfrm>
+                      <a:off x="0" y="0"/>
+                      <a:ext cx="5265420" cy="1203960"/>
+                    </a:xfrm>
+                    <a:prstGeom prst="rect">
+                      <a:avLst/>
+                    </a:prstGeom>
+                    <a:noFill/>
+                    <a:ln>
+                      <a:noFill/>
+                    </a:ln>
+                  </pic:spPr>
+                </pic:pic>
+              </a:graphicData>
+            </a:graphic>
+          </wp:inline>
+        </w:drawing>
+      </w:r>
+      <w:r>
+        <w:rPr>
+          <w:rFonts w:hint="default" w:ascii="Bodoni MT" w:hAnsi="Bodoni MT" w:cs="Bodoni MT"/>
+        </w:rPr>
+        <w:br w:type="textWrapping"/>
+      </w:r>
+      <w:r>
+        <w:rPr>
+          <w:rFonts w:hint="default" w:ascii="Bodoni MT" w:hAnsi="Bodoni MT" w:cs="Bodoni MT"/>
+          <w:lang w:val="en-IN"/>
+        </w:rPr>
+        <w:t>( you’ll get something like this; this image is cropped )</w:t>
+      </w:r>
+      <w:r>
+        <w:rPr>
+          <w:rFonts w:hint="default" w:ascii="Bodoni MT" w:hAnsi="Bodoni MT" w:cs="Bodoni MT"/>
+          <w:lang w:val="en-IN"/>
+        </w:rPr>
+        <w:br w:type="textWrapping"/>
+      </w:r>
+      <w:r>
+        <w:rPr>
+          <w:rFonts w:hint="default" w:ascii="Bodoni MT" w:hAnsi="Bodoni MT" w:cs="Bodoni MT"/>
+          <w:lang w:val="en-IN"/>
+        </w:rPr>
+        <w:t xml:space="preserve">if you find something like below, then see the </w:t>
+      </w:r>
+      <w:r>
+        <w:rPr>
+          <w:rFonts w:hint="default" w:ascii="Bodoni MT" w:hAnsi="Bodoni MT" w:cs="Bodoni MT"/>
+          <w:b/>
+          <w:bCs/>
+          <w:color w:val="3B3838" w:themeColor="background2" w:themeShade="40"/>
+          <w:highlight w:val="lightGray"/>
+          <w:lang w:val="en-IN"/>
+        </w:rPr>
+        <w:t>--pod-manifest-path</w:t>
+      </w:r>
+      <w:r>
+        <w:rPr>
+          <w:rFonts w:hint="default" w:ascii="Bodoni MT" w:hAnsi="Bodoni MT" w:cs="Bodoni MT"/>
+          <w:b w:val="0"/>
+          <w:bCs w:val="0"/>
+          <w:lang w:val="en-IN"/>
+        </w:rPr>
+        <w:t xml:space="preserve"> </w:t>
+      </w:r>
+      <w:r>
+        <w:rPr>
+          <w:rFonts w:hint="default" w:ascii="Bodoni MT" w:hAnsi="Bodoni MT" w:cs="Bodoni MT"/>
+          <w:b w:val="0"/>
+          <w:bCs w:val="0"/>
+          <w:lang w:val="en-IN"/>
+        </w:rPr>
+        <w:br w:type="textWrapping"/>
+      </w:r>
+      <w:r>
+        <w:rPr>
+          <w:rFonts w:hint="default" w:ascii="Bodoni MT" w:hAnsi="Bodoni MT" w:cs="Bodoni MT"/>
+        </w:rPr>
+        <w:drawing>
+          <wp:inline distT="0" distB="0" distL="114300" distR="114300">
+            <wp:extent cx="3172460" cy="1381760"/>
+            <wp:effectExtent l="0" t="0" r="2540" b="2540"/>
+            <wp:docPr id="18" name="Picture 3"/>
+            <wp:cNvGraphicFramePr>
+              <a:graphicFrameLocks xmlns:a="http://schemas.openxmlformats.org/drawingml/2006/main" noChangeAspect="1"/>
+            </wp:cNvGraphicFramePr>
+            <a:graphic xmlns:a="http://schemas.openxmlformats.org/drawingml/2006/main">
+              <a:graphicData uri="http://schemas.openxmlformats.org/drawingml/2006/picture">
+                <pic:pic xmlns:pic="http://schemas.openxmlformats.org/drawingml/2006/picture">
+                  <pic:nvPicPr>
+                    <pic:cNvPr id="18" name="Picture 3"/>
+                    <pic:cNvPicPr>
+                      <a:picLocks noChangeAspect="1"/>
+                    </pic:cNvPicPr>
+                  </pic:nvPicPr>
+                  <pic:blipFill>
+                    <a:blip r:embed="rId92"/>
+                    <a:stretch>
+                      <a:fillRect/>
+                    </a:stretch>
+                  </pic:blipFill>
+                  <pic:spPr>
+                    <a:xfrm>
+                      <a:off x="0" y="0"/>
+                      <a:ext cx="3172460" cy="1381760"/>
+                    </a:xfrm>
+                    <a:prstGeom prst="rect">
+                      <a:avLst/>
+                    </a:prstGeom>
+                    <a:noFill/>
+                    <a:ln>
+                      <a:noFill/>
+                    </a:ln>
+                  </pic:spPr>
+                </pic:pic>
+              </a:graphicData>
+            </a:graphic>
+          </wp:inline>
+        </w:drawing>
+      </w:r>
+    </w:p>
+    <w:p>
+      <w:pPr>
+        <w:keepNext w:val="0"/>
+        <w:keepLines w:val="0"/>
+        <w:widowControl/>
+        <w:numPr>
+          <w:ilvl w:val="2"/>
+          <w:numId w:val="11"/>
+        </w:numPr>
+        <w:suppressLineNumbers w:val="0"/>
+        <w:spacing w:before="0" w:beforeAutospacing="0" w:after="0" w:afterAutospacing="0" w:line="360" w:lineRule="auto"/>
+        <w:ind w:left="1260" w:leftChars="0" w:right="0" w:hanging="420" w:firstLineChars="0"/>
+        <w:jc w:val="left"/>
+        <w:rPr>
+          <w:rFonts w:hint="default" w:ascii="Bodoni MT" w:hAnsi="Bodoni MT" w:cs="Bodoni MT"/>
+        </w:rPr>
+      </w:pPr>
+      <w:r>
+        <w:rPr>
+          <w:rFonts w:hint="default" w:ascii="Bodoni MT" w:hAnsi="Bodoni MT" w:cs="Bodoni MT"/>
+          <w:lang w:val="en-IN"/>
+        </w:rPr>
+        <w:t xml:space="preserve">Open that </w:t>
+      </w:r>
+      <w:r>
+        <w:rPr>
+          <w:rFonts w:hint="default" w:ascii="Bodoni MT" w:hAnsi="Bodoni MT" w:cs="Bodoni MT"/>
+          <w:b/>
+          <w:bCs/>
+          <w:i/>
+          <w:iCs/>
+          <w:lang w:val="en-IN"/>
+        </w:rPr>
+        <w:t>config.yaml</w:t>
+      </w:r>
+      <w:r>
+        <w:rPr>
+          <w:rFonts w:hint="default" w:ascii="Bodoni MT" w:hAnsi="Bodoni MT" w:cs="Bodoni MT"/>
+          <w:b w:val="0"/>
+          <w:bCs w:val="0"/>
+          <w:i w:val="0"/>
+          <w:iCs w:val="0"/>
+          <w:lang w:val="en-IN"/>
+        </w:rPr>
+        <w:t xml:space="preserve"> file present there, you’ll find a key called </w:t>
+      </w:r>
+      <w:r>
+        <w:rPr>
+          <w:rFonts w:hint="default" w:ascii="Bodoni MT" w:hAnsi="Bodoni MT" w:cs="Bodoni MT"/>
+          <w:b/>
+          <w:bCs/>
+          <w:i/>
+          <w:iCs/>
+          <w:color w:val="3B3838" w:themeColor="background2" w:themeShade="40"/>
+          <w:highlight w:val="lightGray"/>
+          <w:lang w:val="en-IN"/>
+        </w:rPr>
+        <w:t>staticPodPath</w:t>
+      </w:r>
+      <w:r>
+        <w:rPr>
+          <w:rFonts w:hint="default" w:ascii="Bodoni MT" w:hAnsi="Bodoni MT" w:cs="Bodoni MT"/>
+          <w:b w:val="0"/>
+          <w:bCs w:val="0"/>
+          <w:i w:val="0"/>
+          <w:iCs w:val="0"/>
+          <w:lang w:val="en-IN"/>
+        </w:rPr>
+        <w:t xml:space="preserve"> </w:t>
+      </w:r>
+      <w:r>
+        <w:rPr>
+          <w:rFonts w:hint="default" w:ascii="Bodoni MT" w:hAnsi="Bodoni MT" w:cs="Bodoni MT"/>
+          <w:b w:val="0"/>
+          <w:bCs w:val="0"/>
+          <w:i w:val="0"/>
+          <w:iCs w:val="0"/>
+          <w:lang w:val="en-IN"/>
+        </w:rPr>
+        <w:br w:type="textWrapping"/>
+      </w:r>
+      <w:r>
+        <w:rPr>
+          <w:rFonts w:hint="default" w:ascii="Bodoni MT" w:hAnsi="Bodoni MT" w:cs="Bodoni MT"/>
+        </w:rPr>
+        <w:drawing>
+          <wp:inline distT="0" distB="0" distL="114300" distR="114300">
+            <wp:extent cx="3495675" cy="375920"/>
+            <wp:effectExtent l="0" t="0" r="0" b="0"/>
+            <wp:docPr id="17" name="Picture 2"/>
+            <wp:cNvGraphicFramePr>
+              <a:graphicFrameLocks xmlns:a="http://schemas.openxmlformats.org/drawingml/2006/main" noChangeAspect="1"/>
+            </wp:cNvGraphicFramePr>
+            <a:graphic xmlns:a="http://schemas.openxmlformats.org/drawingml/2006/main">
+              <a:graphicData uri="http://schemas.openxmlformats.org/drawingml/2006/picture">
+                <pic:pic xmlns:pic="http://schemas.openxmlformats.org/drawingml/2006/picture">
+                  <pic:nvPicPr>
+                    <pic:cNvPr id="17" name="Picture 2"/>
+                    <pic:cNvPicPr>
+                      <a:picLocks noChangeAspect="1"/>
+                    </pic:cNvPicPr>
+                  </pic:nvPicPr>
+                  <pic:blipFill>
+                    <a:blip r:embed="rId93"/>
+                    <a:srcRect t="9306" b="8472"/>
+                    <a:stretch>
+                      <a:fillRect/>
+                    </a:stretch>
+                  </pic:blipFill>
+                  <pic:spPr>
+                    <a:xfrm>
+                      <a:off x="0" y="0"/>
+                      <a:ext cx="3495675" cy="375920"/>
+                    </a:xfrm>
+                    <a:prstGeom prst="rect">
+                      <a:avLst/>
+                    </a:prstGeom>
+                    <a:noFill/>
+                    <a:ln>
+                      <a:noFill/>
+                    </a:ln>
+                  </pic:spPr>
+                </pic:pic>
+              </a:graphicData>
+            </a:graphic>
+          </wp:inline>
+        </w:drawing>
+      </w:r>
+    </w:p>
+    <w:p>
+      <w:pPr>
+        <w:keepNext w:val="0"/>
+        <w:keepLines w:val="0"/>
+        <w:widowControl/>
+        <w:numPr>
+          <w:ilvl w:val="2"/>
+          <w:numId w:val="11"/>
+        </w:numPr>
+        <w:suppressLineNumbers w:val="0"/>
+        <w:spacing w:before="0" w:beforeAutospacing="0" w:after="0" w:afterAutospacing="0" w:line="360" w:lineRule="auto"/>
+        <w:ind w:left="1260" w:leftChars="0" w:right="0" w:hanging="420" w:firstLineChars="0"/>
+        <w:jc w:val="left"/>
+        <w:rPr>
+          <w:rFonts w:hint="default" w:ascii="Bodoni MT" w:hAnsi="Bodoni MT" w:cs="Bodoni MT"/>
+        </w:rPr>
+      </w:pPr>
+      <w:r>
+        <w:rPr>
+          <w:rFonts w:hint="default" w:ascii="Bodoni MT" w:hAnsi="Bodoni MT" w:cs="Bodoni MT"/>
+          <w:lang w:val="en-IN"/>
+        </w:rPr>
+        <w:t xml:space="preserve">In this path i.e. </w:t>
+      </w:r>
+      <w:r>
+        <w:rPr>
+          <w:rFonts w:hint="default" w:ascii="Bodoni MT" w:hAnsi="Bodoni MT" w:cs="Bodoni MT"/>
+          <w:b/>
+          <w:bCs/>
+          <w:i/>
+          <w:iCs/>
+          <w:lang w:val="en-IN"/>
+        </w:rPr>
+        <w:t>/etc/kubernetes/manifests</w:t>
+      </w:r>
+      <w:r>
+        <w:rPr>
+          <w:rFonts w:hint="default" w:ascii="Bodoni MT" w:hAnsi="Bodoni MT" w:cs="Bodoni MT"/>
+          <w:b w:val="0"/>
+          <w:bCs w:val="0"/>
+          <w:i w:val="0"/>
+          <w:iCs w:val="0"/>
+          <w:lang w:val="en-IN"/>
+        </w:rPr>
+        <w:t xml:space="preserve">, if you create a Pod’s yaml file, then </w:t>
+      </w:r>
+      <w:r>
+        <w:rPr>
+          <w:rFonts w:hint="default" w:ascii="Bodoni MT" w:hAnsi="Bodoni MT" w:cs="Bodoni MT"/>
+          <w:b/>
+          <w:bCs/>
+          <w:i/>
+          <w:iCs/>
+          <w:lang w:val="en-IN"/>
+        </w:rPr>
+        <w:t>kubelet</w:t>
+      </w:r>
+      <w:r>
+        <w:rPr>
+          <w:rFonts w:hint="default" w:ascii="Bodoni MT" w:hAnsi="Bodoni MT" w:cs="Bodoni MT"/>
+          <w:b w:val="0"/>
+          <w:bCs w:val="0"/>
+          <w:i w:val="0"/>
+          <w:iCs w:val="0"/>
+          <w:lang w:val="en-IN"/>
+        </w:rPr>
+        <w:t xml:space="preserve"> will create that pod inside that node.</w:t>
+      </w:r>
+    </w:p>
+    <w:p>
+      <w:pPr>
+        <w:keepNext w:val="0"/>
+        <w:keepLines w:val="0"/>
+        <w:widowControl/>
+        <w:numPr>
+          <w:ilvl w:val="2"/>
+          <w:numId w:val="11"/>
+        </w:numPr>
+        <w:suppressLineNumbers w:val="0"/>
+        <w:spacing w:before="0" w:beforeAutospacing="0" w:after="0" w:afterAutospacing="0" w:line="360" w:lineRule="auto"/>
+        <w:ind w:left="1260" w:leftChars="0" w:right="0" w:hanging="420" w:firstLineChars="0"/>
+        <w:jc w:val="left"/>
+        <w:rPr>
+          <w:rFonts w:hint="default" w:ascii="Bodoni MT" w:hAnsi="Bodoni MT" w:cs="Bodoni MT"/>
+        </w:rPr>
+      </w:pPr>
+      <w:r>
+        <w:rPr>
+          <w:rFonts w:hint="default" w:ascii="Bodoni MT" w:hAnsi="Bodoni MT" w:cs="Bodoni MT"/>
+          <w:b w:val="0"/>
+          <w:bCs w:val="0"/>
+          <w:i w:val="0"/>
+          <w:iCs w:val="0"/>
+          <w:u w:val="none"/>
+          <w:lang w:val="en-IN"/>
+        </w:rPr>
+        <w:t xml:space="preserve">The above displayed is </w:t>
+      </w:r>
+      <w:r>
+        <w:rPr>
+          <w:rFonts w:hint="default" w:ascii="Bodoni MT" w:hAnsi="Bodoni MT" w:cs="Bodoni MT"/>
+          <w:b/>
+          <w:bCs/>
+          <w:i/>
+          <w:iCs/>
+          <w:color w:val="3B3838" w:themeColor="background2" w:themeShade="40"/>
+          <w:highlight w:val="lightGray"/>
+          <w:u w:val="none"/>
+          <w:lang w:val="en-IN"/>
+        </w:rPr>
+        <w:t>kubelet.service</w:t>
+      </w:r>
+      <w:r>
+        <w:rPr>
+          <w:rFonts w:hint="default" w:ascii="Bodoni MT" w:hAnsi="Bodoni MT" w:cs="Bodoni MT"/>
+          <w:b w:val="0"/>
+          <w:bCs w:val="0"/>
+          <w:i w:val="0"/>
+          <w:iCs w:val="0"/>
+          <w:u w:val="none"/>
+          <w:lang w:val="en-IN"/>
+        </w:rPr>
+        <w:t xml:space="preserve"> file (it is same as the above </w:t>
+      </w:r>
+      <w:r>
+        <w:rPr>
+          <w:rFonts w:hint="default" w:ascii="Bodoni MT" w:hAnsi="Bodoni MT" w:cs="Bodoni MT"/>
+          <w:b w:val="0"/>
+          <w:bCs w:val="0"/>
+          <w:i/>
+          <w:iCs/>
+          <w:color w:val="3B3838" w:themeColor="background2" w:themeShade="40"/>
+          <w:highlight w:val="lightGray"/>
+          <w:u w:val="single"/>
+          <w:lang w:val="en-IN"/>
+        </w:rPr>
+        <w:t>systemctl cat kubelet</w:t>
+      </w:r>
+      <w:r>
+        <w:rPr>
+          <w:rFonts w:hint="default" w:ascii="Bodoni MT" w:hAnsi="Bodoni MT" w:cs="Bodoni MT"/>
+          <w:b w:val="0"/>
+          <w:bCs w:val="0"/>
+          <w:i w:val="0"/>
+          <w:iCs w:val="0"/>
+          <w:u w:val="none"/>
+          <w:lang w:val="en-IN"/>
+        </w:rPr>
+        <w:t>)</w:t>
+      </w:r>
+    </w:p>
+    <w:p>
+      <w:pPr>
+        <w:keepNext w:val="0"/>
+        <w:keepLines w:val="0"/>
+        <w:widowControl/>
+        <w:numPr>
+          <w:ilvl w:val="2"/>
+          <w:numId w:val="11"/>
+        </w:numPr>
+        <w:suppressLineNumbers w:val="0"/>
+        <w:spacing w:before="0" w:beforeAutospacing="0" w:after="0" w:afterAutospacing="0" w:line="360" w:lineRule="auto"/>
+        <w:ind w:left="1260" w:leftChars="0" w:right="0" w:hanging="420" w:firstLineChars="0"/>
+        <w:jc w:val="left"/>
+        <w:rPr>
+          <w:rFonts w:hint="default" w:ascii="Bodoni MT" w:hAnsi="Bodoni MT" w:cs="Bodoni MT"/>
+        </w:rPr>
+      </w:pPr>
+      <w:r>
+        <w:rPr>
+          <w:rFonts w:hint="default" w:ascii="Bodoni MT" w:hAnsi="Bodoni MT" w:cs="Bodoni MT"/>
+          <w:lang w:val="en-IN"/>
+        </w:rPr>
+        <w:t xml:space="preserve">Its mostly in </w:t>
+      </w:r>
+      <w:r>
+        <w:rPr>
+          <w:rFonts w:hint="default" w:ascii="Bodoni MT" w:hAnsi="Bodoni MT" w:cs="Bodoni MT"/>
+          <w:b w:val="0"/>
+          <w:bCs w:val="0"/>
+          <w:i/>
+          <w:iCs/>
+          <w:color w:val="3B3838" w:themeColor="background2" w:themeShade="40"/>
+          <w:highlight w:val="lightGray"/>
+          <w:lang w:val="en-IN"/>
+        </w:rPr>
+        <w:t>/usr/lib/systemd/system/kubelet.service</w:t>
+      </w:r>
+      <w:r>
+        <w:rPr>
+          <w:rFonts w:hint="default" w:ascii="Bodoni MT" w:hAnsi="Bodoni MT" w:cs="Bodoni MT"/>
+          <w:b w:val="0"/>
+          <w:bCs w:val="0"/>
+          <w:i w:val="0"/>
+          <w:iCs w:val="0"/>
+          <w:lang w:val="en-IN"/>
+        </w:rPr>
+        <w:t xml:space="preserve"> </w:t>
+      </w:r>
+      <w:r>
+        <w:rPr>
+          <w:rFonts w:hint="default" w:ascii="Bodoni MT" w:hAnsi="Bodoni MT" w:cs="Bodoni MT"/>
+          <w:b w:val="0"/>
+          <w:bCs w:val="0"/>
+          <w:i w:val="0"/>
+          <w:iCs w:val="0"/>
+          <w:lang w:val="en-IN"/>
+        </w:rPr>
+        <w:br w:type="textWrapping"/>
+      </w:r>
+      <w:r>
+        <w:rPr>
+          <w:rFonts w:hint="default" w:ascii="Bodoni MT" w:hAnsi="Bodoni MT" w:cs="Bodoni MT"/>
+          <w:b w:val="0"/>
+          <w:bCs w:val="0"/>
+          <w:i w:val="0"/>
+          <w:iCs w:val="0"/>
+          <w:lang w:val="en-IN"/>
+        </w:rPr>
+        <w:t>if not, then find other service file directories like</w:t>
+      </w:r>
+      <w:r>
+        <w:rPr>
+          <w:rFonts w:hint="default" w:ascii="Bodoni MT" w:hAnsi="Bodoni MT" w:cs="Bodoni MT"/>
+          <w:b w:val="0"/>
+          <w:bCs w:val="0"/>
+          <w:i w:val="0"/>
+          <w:iCs w:val="0"/>
+          <w:lang w:val="en-IN"/>
+        </w:rPr>
+        <w:br w:type="textWrapping"/>
+      </w:r>
+      <w:r>
+        <w:rPr>
+          <w:rFonts w:hint="default" w:ascii="Bodoni MT" w:hAnsi="Bodoni MT" w:cs="Bodoni MT"/>
+          <w:b w:val="0"/>
+          <w:bCs w:val="0"/>
+          <w:i w:val="0"/>
+          <w:iCs w:val="0"/>
+          <w:shd w:val="clear" w:color="FFFFFF" w:fill="D9D9D9"/>
+          <w:lang w:val="en-IN"/>
+        </w:rPr>
+        <w:t>/etc/systemd/system</w:t>
+      </w:r>
+      <w:r>
+        <w:rPr>
+          <w:rFonts w:hint="default" w:ascii="Bodoni MT" w:hAnsi="Bodoni MT" w:cs="Bodoni MT"/>
+          <w:b w:val="0"/>
+          <w:bCs w:val="0"/>
+          <w:i w:val="0"/>
+          <w:iCs w:val="0"/>
+          <w:shd w:val="clear" w:color="auto" w:fill="auto"/>
+          <w:lang w:val="en-IN"/>
+        </w:rPr>
+        <w:t>,</w:t>
+      </w:r>
+      <w:r>
+        <w:rPr>
+          <w:rFonts w:hint="default" w:ascii="Bodoni MT" w:hAnsi="Bodoni MT" w:cs="Bodoni MT"/>
+          <w:b w:val="0"/>
+          <w:bCs w:val="0"/>
+          <w:i/>
+          <w:iCs/>
+          <w:shd w:val="clear" w:color="auto" w:fill="auto"/>
+          <w:lang w:val="en-IN"/>
+        </w:rPr>
+        <w:t xml:space="preserve"> </w:t>
+      </w:r>
+      <w:r>
+        <w:rPr>
+          <w:rFonts w:hint="default" w:ascii="Bodoni MT" w:hAnsi="Bodoni MT" w:cs="Bodoni MT"/>
+          <w:b w:val="0"/>
+          <w:bCs w:val="0"/>
+          <w:i/>
+          <w:iCs/>
+          <w:shd w:val="clear" w:color="FFFFFF" w:fill="D9D9D9"/>
+          <w:lang w:val="en-IN"/>
+        </w:rPr>
+        <w:t>/var/lib/systemd/system</w:t>
+      </w:r>
+      <w:r>
+        <w:rPr>
+          <w:rFonts w:hint="default" w:ascii="Bodoni MT" w:hAnsi="Bodoni MT" w:cs="Bodoni MT"/>
+          <w:b w:val="0"/>
+          <w:bCs w:val="0"/>
+          <w:i w:val="0"/>
+          <w:iCs w:val="0"/>
+          <w:lang w:val="en-IN"/>
+        </w:rPr>
+        <w:t xml:space="preserve"> ..etc</w:t>
+      </w:r>
+    </w:p>
+    <w:p>
+      <w:pPr>
+        <w:keepNext w:val="0"/>
+        <w:keepLines w:val="0"/>
+        <w:widowControl/>
+        <w:numPr>
+          <w:ilvl w:val="2"/>
+          <w:numId w:val="11"/>
+        </w:numPr>
+        <w:suppressLineNumbers w:val="0"/>
+        <w:spacing w:before="0" w:beforeAutospacing="0" w:after="0" w:afterAutospacing="0" w:line="360" w:lineRule="auto"/>
+        <w:ind w:left="1260" w:leftChars="0" w:right="0" w:hanging="420" w:firstLineChars="0"/>
+        <w:jc w:val="left"/>
+        <w:rPr>
+          <w:rFonts w:hint="default" w:ascii="Bodoni MT" w:hAnsi="Bodoni MT" w:cs="Bodoni MT"/>
+        </w:rPr>
+      </w:pPr>
+      <w:r>
+        <w:rPr>
+          <w:rFonts w:hint="default" w:ascii="Bodoni MT" w:hAnsi="Bodoni MT" w:cs="Bodoni MT"/>
+          <w:lang w:val="en-IN"/>
+        </w:rPr>
+        <w:t xml:space="preserve">There you’ll find the </w:t>
+      </w:r>
+      <w:r>
+        <w:rPr>
+          <w:rFonts w:hint="default" w:ascii="Bodoni MT" w:hAnsi="Bodoni MT" w:cs="Bodoni MT"/>
+          <w:b/>
+          <w:bCs/>
+          <w:i/>
+          <w:iCs/>
+          <w:color w:val="3B3838" w:themeColor="background2" w:themeShade="40"/>
+          <w:highlight w:val="lightGray"/>
+          <w:lang w:val="en-IN"/>
+        </w:rPr>
+        <w:t>ExecStart</w:t>
+      </w:r>
+      <w:r>
+        <w:rPr>
+          <w:rFonts w:hint="default" w:ascii="Bodoni MT" w:hAnsi="Bodoni MT" w:cs="Bodoni MT"/>
+          <w:b w:val="0"/>
+          <w:bCs w:val="0"/>
+          <w:i w:val="0"/>
+          <w:iCs w:val="0"/>
+          <w:lang w:val="en-IN"/>
+        </w:rPr>
+        <w:t xml:space="preserve"> field</w:t>
+      </w:r>
+      <w:r>
+        <w:rPr>
+          <w:rFonts w:hint="default" w:ascii="Bodoni MT" w:hAnsi="Bodoni MT" w:cs="Bodoni MT"/>
+          <w:b w:val="0"/>
+          <w:bCs w:val="0"/>
+          <w:i w:val="0"/>
+          <w:iCs w:val="0"/>
+          <w:lang w:val="en-IN"/>
+        </w:rPr>
+        <w:br w:type="textWrapping"/>
+      </w:r>
+      <w:r>
+        <w:rPr>
+          <w:rFonts w:hint="default" w:ascii="Bodoni MT" w:hAnsi="Bodoni MT" w:cs="Bodoni MT"/>
+        </w:rPr>
+        <w:drawing>
+          <wp:inline distT="0" distB="0" distL="114300" distR="114300">
+            <wp:extent cx="2426970" cy="1817370"/>
+            <wp:effectExtent l="0" t="0" r="11430" b="11430"/>
+            <wp:docPr id="20" name="Picture 5"/>
+            <wp:cNvGraphicFramePr>
+              <a:graphicFrameLocks xmlns:a="http://schemas.openxmlformats.org/drawingml/2006/main" noChangeAspect="1"/>
+            </wp:cNvGraphicFramePr>
+            <a:graphic xmlns:a="http://schemas.openxmlformats.org/drawingml/2006/main">
+              <a:graphicData uri="http://schemas.openxmlformats.org/drawingml/2006/picture">
+                <pic:pic xmlns:pic="http://schemas.openxmlformats.org/drawingml/2006/picture">
+                  <pic:nvPicPr>
+                    <pic:cNvPr id="20" name="Picture 5"/>
+                    <pic:cNvPicPr>
+                      <a:picLocks noChangeAspect="1"/>
+                    </pic:cNvPicPr>
+                  </pic:nvPicPr>
+                  <pic:blipFill>
+                    <a:blip r:embed="rId94"/>
+                    <a:stretch>
+                      <a:fillRect/>
+                    </a:stretch>
+                  </pic:blipFill>
+                  <pic:spPr>
+                    <a:xfrm>
+                      <a:off x="0" y="0"/>
+                      <a:ext cx="2426970" cy="1817370"/>
+                    </a:xfrm>
+                    <a:prstGeom prst="rect">
+                      <a:avLst/>
+                    </a:prstGeom>
+                    <a:noFill/>
+                    <a:ln>
+                      <a:noFill/>
+                    </a:ln>
+                  </pic:spPr>
+                </pic:pic>
+              </a:graphicData>
+            </a:graphic>
+          </wp:inline>
+        </w:drawing>
+      </w:r>
+    </w:p>
+    <w:p>
+      <w:pPr>
+        <w:keepNext w:val="0"/>
+        <w:keepLines w:val="0"/>
+        <w:widowControl/>
+        <w:numPr>
+          <w:ilvl w:val="1"/>
+          <w:numId w:val="11"/>
+        </w:numPr>
+        <w:suppressLineNumbers w:val="0"/>
+        <w:spacing w:before="0" w:beforeAutospacing="0" w:after="0" w:afterAutospacing="0" w:line="360" w:lineRule="auto"/>
+        <w:ind w:left="840" w:leftChars="0" w:right="0" w:hanging="420" w:firstLineChars="0"/>
+        <w:jc w:val="left"/>
+        <w:rPr>
+          <w:rFonts w:hint="default" w:ascii="Bodoni MT" w:hAnsi="Bodoni MT" w:cs="Bodoni MT"/>
+        </w:rPr>
+      </w:pPr>
+      <w:r>
+        <w:rPr>
+          <w:rFonts w:hint="default" w:ascii="Bodoni MT" w:hAnsi="Bodoni MT" w:cs="Bodoni MT"/>
+          <w:b/>
+          <w:bCs/>
+          <w:i w:val="0"/>
+          <w:iCs w:val="0"/>
+          <w:u w:val="single"/>
+          <w:lang w:val="en-IN"/>
+        </w:rPr>
+        <w:t>Method-2</w:t>
+      </w:r>
+      <w:r>
+        <w:rPr>
+          <w:rFonts w:hint="default" w:ascii="Bodoni MT" w:hAnsi="Bodoni MT" w:cs="Bodoni MT"/>
+          <w:b w:val="0"/>
+          <w:bCs w:val="0"/>
+          <w:i w:val="0"/>
+          <w:iCs w:val="0"/>
+          <w:u w:val="none"/>
+          <w:lang w:val="en-IN"/>
+        </w:rPr>
+        <w:t xml:space="preserve"> </w:t>
+      </w:r>
+    </w:p>
+    <w:p>
+      <w:pPr>
+        <w:keepNext w:val="0"/>
+        <w:keepLines w:val="0"/>
+        <w:widowControl/>
+        <w:numPr>
+          <w:ilvl w:val="2"/>
+          <w:numId w:val="11"/>
+        </w:numPr>
+        <w:suppressLineNumbers w:val="0"/>
+        <w:spacing w:before="0" w:beforeAutospacing="0" w:after="0" w:afterAutospacing="0" w:line="360" w:lineRule="auto"/>
+        <w:ind w:left="1260" w:leftChars="0" w:right="0" w:hanging="420" w:firstLineChars="0"/>
+        <w:jc w:val="left"/>
+        <w:rPr>
+          <w:rFonts w:hint="default" w:ascii="Bodoni MT" w:hAnsi="Bodoni MT" w:cs="Bodoni MT"/>
+        </w:rPr>
+      </w:pPr>
+      <w:r>
+        <w:rPr>
+          <w:rFonts w:hint="default" w:ascii="Bodoni MT" w:hAnsi="Bodoni MT" w:cs="Bodoni MT"/>
+          <w:b/>
+          <w:bCs/>
+          <w:lang w:val="en-IN"/>
+        </w:rPr>
+        <w:t>ps -ef | grep kubelet</w:t>
+      </w:r>
+      <w:r>
+        <w:rPr>
+          <w:rFonts w:hint="default" w:ascii="Bodoni MT" w:hAnsi="Bodoni MT" w:cs="Bodoni MT"/>
+          <w:b/>
+          <w:bCs/>
+          <w:lang w:val="en-IN"/>
+        </w:rPr>
+        <w:br w:type="textWrapping"/>
+      </w:r>
+      <w:r>
+        <w:rPr>
+          <w:rFonts w:hint="default" w:ascii="Bodoni MT" w:hAnsi="Bodoni MT" w:cs="Bodoni MT"/>
+        </w:rPr>
+        <w:drawing>
+          <wp:inline distT="0" distB="0" distL="114300" distR="114300">
+            <wp:extent cx="5272405" cy="573405"/>
+            <wp:effectExtent l="0" t="0" r="10795" b="10795"/>
+            <wp:docPr id="19" name="Picture 4"/>
+            <wp:cNvGraphicFramePr>
+              <a:graphicFrameLocks xmlns:a="http://schemas.openxmlformats.org/drawingml/2006/main" noChangeAspect="1"/>
+            </wp:cNvGraphicFramePr>
+            <a:graphic xmlns:a="http://schemas.openxmlformats.org/drawingml/2006/main">
+              <a:graphicData uri="http://schemas.openxmlformats.org/drawingml/2006/picture">
+                <pic:pic xmlns:pic="http://schemas.openxmlformats.org/drawingml/2006/picture">
+                  <pic:nvPicPr>
+                    <pic:cNvPr id="19" name="Picture 4"/>
+                    <pic:cNvPicPr>
+                      <a:picLocks noChangeAspect="1"/>
+                    </pic:cNvPicPr>
+                  </pic:nvPicPr>
+                  <pic:blipFill>
+                    <a:blip r:embed="rId95"/>
+                    <a:stretch>
+                      <a:fillRect/>
+                    </a:stretch>
+                  </pic:blipFill>
+                  <pic:spPr>
+                    <a:xfrm>
+                      <a:off x="0" y="0"/>
+                      <a:ext cx="5272405" cy="573405"/>
+                    </a:xfrm>
+                    <a:prstGeom prst="rect">
+                      <a:avLst/>
+                    </a:prstGeom>
+                    <a:noFill/>
+                    <a:ln>
+                      <a:noFill/>
+                    </a:ln>
+                  </pic:spPr>
+                </pic:pic>
+              </a:graphicData>
+            </a:graphic>
+          </wp:inline>
+        </w:drawing>
+      </w:r>
+    </w:p>
+    <w:p>
+      <w:pPr>
+        <w:keepNext w:val="0"/>
+        <w:keepLines w:val="0"/>
+        <w:widowControl/>
+        <w:numPr>
+          <w:ilvl w:val="2"/>
+          <w:numId w:val="11"/>
+        </w:numPr>
+        <w:suppressLineNumbers w:val="0"/>
+        <w:spacing w:before="0" w:beforeAutospacing="0" w:after="0" w:afterAutospacing="0" w:line="360" w:lineRule="auto"/>
+        <w:ind w:left="1260" w:leftChars="0" w:right="0" w:hanging="420" w:firstLineChars="0"/>
+        <w:jc w:val="left"/>
+        <w:rPr>
+          <w:rFonts w:hint="default" w:ascii="Bodoni MT" w:hAnsi="Bodoni MT" w:cs="Bodoni MT"/>
+        </w:rPr>
+      </w:pPr>
+      <w:r>
+        <w:rPr>
+          <w:rFonts w:hint="default" w:ascii="Bodoni MT" w:hAnsi="Bodoni MT" w:cs="Bodoni MT"/>
+          <w:lang w:val="en-IN"/>
+        </w:rPr>
+        <w:t xml:space="preserve">You’ll find the </w:t>
+      </w:r>
+      <w:r>
+        <w:rPr>
+          <w:rFonts w:hint="default" w:ascii="Bodoni MT" w:hAnsi="Bodoni MT" w:cs="Bodoni MT"/>
+          <w:b/>
+          <w:bCs/>
+          <w:i/>
+          <w:iCs/>
+          <w:lang w:val="en-IN"/>
+        </w:rPr>
+        <w:t>config.yaml</w:t>
+      </w:r>
+      <w:r>
+        <w:rPr>
+          <w:rFonts w:hint="default" w:ascii="Bodoni MT" w:hAnsi="Bodoni MT" w:cs="Bodoni MT"/>
+          <w:b w:val="0"/>
+          <w:bCs w:val="0"/>
+          <w:i w:val="0"/>
+          <w:iCs w:val="0"/>
+          <w:lang w:val="en-IN"/>
+        </w:rPr>
+        <w:t xml:space="preserve"> path here.</w:t>
+      </w:r>
+    </w:p>
+    <w:p>
+      <w:pPr>
+        <w:keepNext w:val="0"/>
+        <w:keepLines w:val="0"/>
+        <w:widowControl/>
+        <w:numPr>
+          <w:ilvl w:val="2"/>
+          <w:numId w:val="11"/>
+        </w:numPr>
+        <w:suppressLineNumbers w:val="0"/>
+        <w:spacing w:before="0" w:beforeAutospacing="0" w:after="0" w:afterAutospacing="0" w:line="360" w:lineRule="auto"/>
+        <w:ind w:left="1260" w:leftChars="0" w:right="0" w:hanging="420" w:firstLineChars="0"/>
+        <w:jc w:val="left"/>
+        <w:rPr>
+          <w:rFonts w:hint="default" w:ascii="Bodoni MT" w:hAnsi="Bodoni MT" w:cs="Bodoni MT"/>
+          <w:b/>
+          <w:bCs/>
+          <w:color w:val="auto"/>
+          <w:highlight w:val="none"/>
+          <w:u w:val="single"/>
+          <w:shd w:val="clear" w:color="auto" w:fill="auto"/>
+        </w:rPr>
+      </w:pPr>
+      <w:r>
+        <w:rPr>
+          <w:rFonts w:hint="default" w:ascii="Bodoni MT" w:hAnsi="Bodoni MT" w:cs="Bodoni MT"/>
+          <w:lang w:val="en-IN"/>
+        </w:rPr>
+        <w:t xml:space="preserve">Go to that </w:t>
+      </w:r>
+      <w:r>
+        <w:rPr>
+          <w:rFonts w:hint="default" w:ascii="Bodoni MT" w:hAnsi="Bodoni MT" w:cs="Bodoni MT"/>
+          <w:i/>
+          <w:iCs/>
+          <w:lang w:val="en-IN"/>
+        </w:rPr>
+        <w:t>yaml</w:t>
+      </w:r>
+      <w:r>
+        <w:rPr>
+          <w:rFonts w:hint="default" w:ascii="Bodoni MT" w:hAnsi="Bodoni MT" w:cs="Bodoni MT"/>
+          <w:i w:val="0"/>
+          <w:iCs w:val="0"/>
+          <w:lang w:val="en-IN"/>
+        </w:rPr>
+        <w:t xml:space="preserve"> file and get the </w:t>
+      </w:r>
+      <w:r>
+        <w:rPr>
+          <w:rFonts w:hint="default" w:ascii="Bodoni MT" w:hAnsi="Bodoni MT" w:cs="Bodoni MT"/>
+          <w:b/>
+          <w:bCs/>
+          <w:i/>
+          <w:iCs/>
+          <w:lang w:val="en-IN"/>
+        </w:rPr>
+        <w:t>staticPodPath</w:t>
+      </w:r>
+      <w:r>
+        <w:rPr>
+          <w:rFonts w:hint="default" w:ascii="Bodoni MT" w:hAnsi="Bodoni MT" w:cs="Bodoni MT"/>
+          <w:b w:val="0"/>
+          <w:bCs w:val="0"/>
+          <w:i w:val="0"/>
+          <w:iCs w:val="0"/>
+          <w:lang w:val="en-IN"/>
+        </w:rPr>
+        <w:t>.</w:t>
       </w:r>
     </w:p>
     <w:p>
@@ -27234,14 +28693,756 @@
         <w:jc w:val="left"/>
         <w:rPr>
           <w:rFonts w:hint="default" w:ascii="Bodoni MT" w:hAnsi="Bodoni MT" w:cs="Bodoni MT"/>
-        </w:rPr>
-      </w:pPr>
-      <w:r>
-        <w:rPr>
-          <w:rFonts w:hint="default" w:ascii="Bodoni MT" w:hAnsi="Bodoni MT" w:cs="Bodoni MT"/>
-          <w:lang w:val="en-IN"/>
-        </w:rPr>
-        <w:t>F</w:t>
+          <w:b/>
+          <w:bCs/>
+          <w:color w:val="auto"/>
+          <w:highlight w:val="none"/>
+          <w:u w:val="single"/>
+          <w:shd w:val="clear" w:color="auto" w:fill="auto"/>
+        </w:rPr>
+      </w:pPr>
+      <w:r>
+        <w:rPr>
+          <w:rFonts w:hint="default" w:ascii="Bodoni MT" w:hAnsi="Bodoni MT" w:cs="Bodoni MT"/>
+          <w:b/>
+          <w:bCs/>
+          <w:color w:val="auto"/>
+          <w:highlight w:val="none"/>
+          <w:u w:val="single"/>
+          <w:shd w:val="clear" w:color="auto" w:fill="auto"/>
+          <w:lang w:val="en-IN"/>
+        </w:rPr>
+        <w:t xml:space="preserve">To check in the worker node  </w:t>
+      </w:r>
+    </w:p>
+    <w:p>
+      <w:pPr>
+        <w:keepNext w:val="0"/>
+        <w:keepLines w:val="0"/>
+        <w:widowControl/>
+        <w:numPr>
+          <w:ilvl w:val="1"/>
+          <w:numId w:val="11"/>
+        </w:numPr>
+        <w:suppressLineNumbers w:val="0"/>
+        <w:spacing w:before="0" w:beforeAutospacing="0" w:after="0" w:afterAutospacing="0" w:line="360" w:lineRule="auto"/>
+        <w:ind w:left="840" w:leftChars="0" w:right="0" w:hanging="420" w:firstLineChars="0"/>
+        <w:jc w:val="left"/>
+        <w:rPr>
+          <w:rFonts w:hint="default" w:ascii="Bodoni MT" w:hAnsi="Bodoni MT" w:cs="Bodoni MT"/>
+        </w:rPr>
+      </w:pPr>
+      <w:r>
+        <w:rPr>
+          <w:rFonts w:hint="default" w:ascii="Bodoni MT" w:hAnsi="Bodoni MT" w:cs="Bodoni MT"/>
+          <w:lang w:val="en-IN"/>
+        </w:rPr>
+        <w:t xml:space="preserve">You can use </w:t>
+      </w:r>
+      <w:r>
+        <w:rPr>
+          <w:rFonts w:hint="default" w:ascii="Bodoni MT" w:hAnsi="Bodoni MT" w:cs="Bodoni MT"/>
+          <w:b/>
+          <w:bCs/>
+          <w:i/>
+          <w:iCs/>
+          <w:lang w:val="en-IN"/>
+        </w:rPr>
+        <w:t>crictl</w:t>
+      </w:r>
+      <w:r>
+        <w:rPr>
+          <w:rFonts w:hint="default" w:ascii="Bodoni MT" w:hAnsi="Bodoni MT" w:cs="Bodoni MT"/>
+          <w:b w:val="0"/>
+          <w:bCs w:val="0"/>
+          <w:i w:val="0"/>
+          <w:iCs w:val="0"/>
+          <w:lang w:val="en-IN"/>
+        </w:rPr>
+        <w:t xml:space="preserve"> command to see if the container is running.</w:t>
+      </w:r>
+      <w:r>
+        <w:rPr>
+          <w:rFonts w:hint="default" w:ascii="Bodoni MT" w:hAnsi="Bodoni MT" w:cs="Bodoni MT"/>
+          <w:b w:val="0"/>
+          <w:bCs w:val="0"/>
+          <w:i w:val="0"/>
+          <w:iCs w:val="0"/>
+          <w:lang w:val="en-IN"/>
+        </w:rPr>
+        <w:br w:type="textWrapping"/>
+      </w:r>
+      <w:r>
+        <w:rPr>
+          <w:rFonts w:hint="default" w:ascii="Bodoni MT" w:hAnsi="Bodoni MT" w:cs="Bodoni MT"/>
+          <w:b w:val="0"/>
+          <w:bCs w:val="0"/>
+          <w:i w:val="0"/>
+          <w:iCs w:val="0"/>
+          <w:lang w:val="en-IN"/>
+        </w:rPr>
+        <w:t xml:space="preserve">You can’t use </w:t>
+      </w:r>
+      <w:r>
+        <w:rPr>
+          <w:rFonts w:hint="default" w:ascii="Bodoni MT" w:hAnsi="Bodoni MT" w:cs="Bodoni MT"/>
+          <w:b/>
+          <w:bCs/>
+          <w:i/>
+          <w:iCs/>
+          <w:lang w:val="en-IN"/>
+        </w:rPr>
+        <w:t>kubectl</w:t>
+      </w:r>
+      <w:r>
+        <w:rPr>
+          <w:rFonts w:hint="default" w:ascii="Bodoni MT" w:hAnsi="Bodoni MT" w:cs="Bodoni MT"/>
+          <w:b w:val="0"/>
+          <w:bCs w:val="0"/>
+          <w:i w:val="0"/>
+          <w:iCs w:val="0"/>
+          <w:lang w:val="en-IN"/>
+        </w:rPr>
+        <w:t xml:space="preserve"> command there because its not kubernetes.</w:t>
+      </w:r>
+    </w:p>
+    <w:p>
+      <w:pPr>
+        <w:keepNext w:val="0"/>
+        <w:keepLines w:val="0"/>
+        <w:widowControl/>
+        <w:numPr>
+          <w:ilvl w:val="1"/>
+          <w:numId w:val="11"/>
+        </w:numPr>
+        <w:suppressLineNumbers w:val="0"/>
+        <w:spacing w:before="0" w:beforeAutospacing="0" w:after="0" w:afterAutospacing="0" w:line="360" w:lineRule="auto"/>
+        <w:ind w:left="840" w:leftChars="0" w:right="0" w:hanging="420" w:firstLineChars="0"/>
+        <w:jc w:val="left"/>
+        <w:rPr>
+          <w:rFonts w:hint="default" w:ascii="Bodoni MT" w:hAnsi="Bodoni MT" w:cs="Bodoni MT"/>
+        </w:rPr>
+      </w:pPr>
+      <w:r>
+        <w:rPr>
+          <w:rFonts w:hint="default" w:ascii="Bodoni MT" w:hAnsi="Bodoni MT" w:cs="Bodoni MT"/>
+          <w:b w:val="0"/>
+          <w:bCs w:val="0"/>
+          <w:i/>
+          <w:iCs/>
+          <w:color w:val="262626" w:themeColor="text1" w:themeTint="D9"/>
+          <w:highlight w:val="lightGray"/>
+          <w:u w:val="single"/>
+          <w:lang w:val="en-IN"/>
+          <w14:textFill>
+            <w14:solidFill>
+              <w14:schemeClr w14:val="tx1">
+                <w14:lumMod w14:val="85000"/>
+                <w14:lumOff w14:val="15000"/>
+              </w14:schemeClr>
+            </w14:solidFill>
+          </w14:textFill>
+        </w:rPr>
+        <w:t>crictl</w:t>
+      </w:r>
+      <w:r>
+        <w:rPr>
+          <w:rFonts w:hint="default" w:ascii="Bodoni MT" w:hAnsi="Bodoni MT" w:cs="Bodoni MT"/>
+          <w:b/>
+          <w:bCs/>
+          <w:i w:val="0"/>
+          <w:iCs w:val="0"/>
+          <w:color w:val="262626" w:themeColor="text1" w:themeTint="D9"/>
+          <w:highlight w:val="lightGray"/>
+          <w:u w:val="none"/>
+          <w:shd w:val="clear" w:color="auto" w:fill="auto"/>
+          <w:lang w:val="en-IN"/>
+          <w14:textFill>
+            <w14:solidFill>
+              <w14:schemeClr w14:val="tx1">
+                <w14:lumMod w14:val="85000"/>
+                <w14:lumOff w14:val="15000"/>
+              </w14:schemeClr>
+            </w14:solidFill>
+          </w14:textFill>
+        </w:rPr>
+        <w:t xml:space="preserve"> </w:t>
+      </w:r>
+      <w:r>
+        <w:rPr>
+          <w:rFonts w:hint="default" w:ascii="Bodoni MT" w:hAnsi="Bodoni MT" w:cs="Bodoni MT"/>
+          <w:b w:val="0"/>
+          <w:bCs w:val="0"/>
+          <w:i w:val="0"/>
+          <w:iCs w:val="0"/>
+          <w:color w:val="262626" w:themeColor="text1" w:themeTint="D9"/>
+          <w:highlight w:val="lightGray"/>
+          <w:lang w:val="en-IN"/>
+          <w14:textFill>
+            <w14:solidFill>
+              <w14:schemeClr w14:val="tx1">
+                <w14:lumMod w14:val="85000"/>
+                <w14:lumOff w14:val="15000"/>
+              </w14:schemeClr>
+            </w14:solidFill>
+          </w14:textFill>
+        </w:rPr>
+        <w:t xml:space="preserve">is used to talk to </w:t>
+      </w:r>
+      <w:r>
+        <w:rPr>
+          <w:rFonts w:hint="default" w:ascii="Bodoni MT" w:hAnsi="Bodoni MT" w:cs="Bodoni MT"/>
+          <w:b w:val="0"/>
+          <w:bCs w:val="0"/>
+          <w:i/>
+          <w:iCs/>
+          <w:color w:val="262626" w:themeColor="text1" w:themeTint="D9"/>
+          <w:highlight w:val="lightGray"/>
+          <w:lang w:val="en-IN"/>
+          <w14:textFill>
+            <w14:solidFill>
+              <w14:schemeClr w14:val="tx1">
+                <w14:lumMod w14:val="85000"/>
+                <w14:lumOff w14:val="15000"/>
+              </w14:schemeClr>
+            </w14:solidFill>
+          </w14:textFill>
+        </w:rPr>
+        <w:t>containerd</w:t>
+      </w:r>
+      <w:r>
+        <w:rPr>
+          <w:rFonts w:hint="default" w:ascii="Bodoni MT" w:hAnsi="Bodoni MT" w:cs="Bodoni MT"/>
+          <w:b w:val="0"/>
+          <w:bCs w:val="0"/>
+          <w:i w:val="0"/>
+          <w:iCs w:val="0"/>
+          <w:color w:val="262626" w:themeColor="text1" w:themeTint="D9"/>
+          <w:highlight w:val="lightGray"/>
+          <w:lang w:val="en-IN"/>
+          <w14:textFill>
+            <w14:solidFill>
+              <w14:schemeClr w14:val="tx1">
+                <w14:lumMod w14:val="85000"/>
+                <w14:lumOff w14:val="15000"/>
+              </w14:schemeClr>
+            </w14:solidFill>
+          </w14:textFill>
+        </w:rPr>
+        <w:t>.</w:t>
+      </w:r>
+      <w:r>
+        <w:rPr>
+          <w:rFonts w:hint="default" w:ascii="Bodoni MT" w:hAnsi="Bodoni MT" w:cs="Bodoni MT"/>
+          <w:b w:val="0"/>
+          <w:bCs w:val="0"/>
+          <w:i w:val="0"/>
+          <w:iCs w:val="0"/>
+          <w:lang w:val="en-IN"/>
+        </w:rPr>
+        <w:br w:type="textWrapping"/>
+      </w:r>
+      <w:r>
+        <w:rPr>
+          <w:rFonts w:hint="default" w:ascii="Bodoni MT" w:hAnsi="Bodoni MT" w:cs="Bodoni MT"/>
+          <w:b w:val="0"/>
+          <w:bCs w:val="0"/>
+          <w:i w:val="0"/>
+          <w:iCs w:val="0"/>
+          <w:lang w:val="en-IN"/>
+        </w:rPr>
+        <w:t xml:space="preserve">If you get “Permission Denied” then run with </w:t>
+      </w:r>
+      <w:r>
+        <w:rPr>
+          <w:rFonts w:hint="default" w:ascii="Bodoni MT" w:hAnsi="Bodoni MT" w:cs="Bodoni MT"/>
+          <w:b w:val="0"/>
+          <w:bCs w:val="0"/>
+          <w:i/>
+          <w:iCs/>
+          <w:lang w:val="en-IN"/>
+        </w:rPr>
+        <w:t>sudo</w:t>
+      </w:r>
+      <w:r>
+        <w:rPr>
+          <w:rFonts w:hint="default" w:ascii="Bodoni MT" w:hAnsi="Bodoni MT" w:cs="Bodoni MT"/>
+          <w:b w:val="0"/>
+          <w:bCs w:val="0"/>
+          <w:i w:val="0"/>
+          <w:iCs w:val="0"/>
+          <w:lang w:val="en-IN"/>
+        </w:rPr>
+        <w:t>.</w:t>
+      </w:r>
+    </w:p>
+    <w:p>
+      <w:pPr>
+        <w:keepNext w:val="0"/>
+        <w:keepLines w:val="0"/>
+        <w:widowControl/>
+        <w:numPr>
+          <w:ilvl w:val="1"/>
+          <w:numId w:val="11"/>
+        </w:numPr>
+        <w:suppressLineNumbers w:val="0"/>
+        <w:spacing w:before="0" w:beforeAutospacing="0" w:after="0" w:afterAutospacing="0" w:line="360" w:lineRule="auto"/>
+        <w:ind w:left="840" w:leftChars="0" w:right="0" w:hanging="420" w:firstLineChars="0"/>
+        <w:jc w:val="left"/>
+        <w:rPr>
+          <w:rFonts w:hint="default" w:ascii="Bodoni MT" w:hAnsi="Bodoni MT" w:cs="Bodoni MT"/>
+        </w:rPr>
+      </w:pPr>
+      <w:r>
+        <w:rPr>
+          <w:rFonts w:hint="default" w:ascii="Bodoni MT" w:hAnsi="Bodoni MT" w:cs="Bodoni MT"/>
+          <w:b/>
+          <w:bCs/>
+          <w:i w:val="0"/>
+          <w:iCs w:val="0"/>
+          <w:lang w:val="en-IN"/>
+        </w:rPr>
+        <w:t>sudo crictl ps</w:t>
+      </w:r>
+    </w:p>
+    <w:p>
+      <w:pPr>
+        <w:keepNext w:val="0"/>
+        <w:keepLines w:val="0"/>
+        <w:widowControl/>
+        <w:numPr>
+          <w:numId w:val="0"/>
+        </w:numPr>
+        <w:suppressLineNumbers w:val="0"/>
+        <w:spacing w:before="0" w:beforeAutospacing="0" w:after="0" w:afterAutospacing="0" w:line="360" w:lineRule="auto"/>
+        <w:ind w:right="0" w:rightChars="0"/>
+        <w:jc w:val="left"/>
+        <w:rPr>
+          <w:rFonts w:hint="default" w:ascii="Bodoni MT" w:hAnsi="Bodoni MT" w:cs="Bodoni MT"/>
+        </w:rPr>
+      </w:pPr>
+      <w:r>
+        <w:rPr>
+          <w:rFonts w:hint="default" w:ascii="Bodoni MT" w:hAnsi="Bodoni MT" w:cs="Bodoni MT"/>
+        </w:rPr>
+        <w:drawing>
+          <wp:inline distT="0" distB="0" distL="114300" distR="114300">
+            <wp:extent cx="6416675" cy="360045"/>
+            <wp:effectExtent l="0" t="0" r="9525" b="8255"/>
+            <wp:docPr id="21" name="Picture 6"/>
+            <wp:cNvGraphicFramePr>
+              <a:graphicFrameLocks xmlns:a="http://schemas.openxmlformats.org/drawingml/2006/main" noChangeAspect="1"/>
+            </wp:cNvGraphicFramePr>
+            <a:graphic xmlns:a="http://schemas.openxmlformats.org/drawingml/2006/main">
+              <a:graphicData uri="http://schemas.openxmlformats.org/drawingml/2006/picture">
+                <pic:pic xmlns:pic="http://schemas.openxmlformats.org/drawingml/2006/picture">
+                  <pic:nvPicPr>
+                    <pic:cNvPr id="21" name="Picture 6"/>
+                    <pic:cNvPicPr>
+                      <a:picLocks noChangeAspect="1"/>
+                    </pic:cNvPicPr>
+                  </pic:nvPicPr>
+                  <pic:blipFill>
+                    <a:blip r:embed="rId96"/>
+                    <a:stretch>
+                      <a:fillRect/>
+                    </a:stretch>
+                  </pic:blipFill>
+                  <pic:spPr>
+                    <a:xfrm>
+                      <a:off x="0" y="0"/>
+                      <a:ext cx="6416675" cy="360045"/>
+                    </a:xfrm>
+                    <a:prstGeom prst="rect">
+                      <a:avLst/>
+                    </a:prstGeom>
+                    <a:noFill/>
+                    <a:ln>
+                      <a:noFill/>
+                    </a:ln>
+                  </pic:spPr>
+                </pic:pic>
+              </a:graphicData>
+            </a:graphic>
+          </wp:inline>
+        </w:drawing>
+      </w:r>
+    </w:p>
+    <w:p>
+      <w:pPr>
+        <w:keepNext w:val="0"/>
+        <w:keepLines w:val="0"/>
+        <w:widowControl/>
+        <w:numPr>
+          <w:ilvl w:val="1"/>
+          <w:numId w:val="13"/>
+        </w:numPr>
+        <w:suppressLineNumbers w:val="0"/>
+        <w:spacing w:before="0" w:beforeAutospacing="0" w:after="0" w:afterAutospacing="0" w:line="360" w:lineRule="auto"/>
+        <w:ind w:left="840" w:leftChars="0" w:right="0" w:hanging="420" w:firstLineChars="0"/>
+        <w:jc w:val="left"/>
+        <w:rPr>
+          <w:rFonts w:hint="default" w:ascii="Bodoni MT" w:hAnsi="Bodoni MT" w:cs="Bodoni MT"/>
+          <w:color w:val="3B5F21" w:themeColor="accent4" w:themeShade="80"/>
+          <w:shd w:val="clear" w:color="FFFFFF" w:fill="D9D9D9"/>
+        </w:rPr>
+      </w:pPr>
+      <w:r>
+        <w:rPr>
+          <w:rFonts w:hint="default" w:ascii="Bodoni MT" w:hAnsi="Bodoni MT" w:eastAsia="SimSun" w:cs="Bodoni MT"/>
+          <w:color w:val="auto"/>
+          <w:kern w:val="0"/>
+          <w:sz w:val="22"/>
+          <w:szCs w:val="22"/>
+          <w:highlight w:val="yellow"/>
+          <w:shd w:val="clear" w:color="FFFFFF" w:fill="D9D9D9"/>
+          <w:lang w:val="en-US" w:eastAsia="zh-CN" w:bidi="ar"/>
+        </w:rPr>
+        <w:t xml:space="preserve">kubeadm creates </w:t>
+      </w:r>
+      <w:r>
+        <w:rPr>
+          <w:rFonts w:hint="default" w:ascii="Bodoni MT" w:hAnsi="Bodoni MT" w:eastAsia="SimSun" w:cs="Bodoni MT"/>
+          <w:b/>
+          <w:bCs/>
+          <w:i/>
+          <w:iCs/>
+          <w:color w:val="auto"/>
+          <w:kern w:val="0"/>
+          <w:sz w:val="22"/>
+          <w:szCs w:val="22"/>
+          <w:highlight w:val="yellow"/>
+          <w:shd w:val="clear" w:color="FFFFFF" w:fill="D9D9D9"/>
+          <w:lang w:val="en-US" w:eastAsia="zh-CN" w:bidi="ar"/>
+        </w:rPr>
+        <w:t>static pods</w:t>
+      </w:r>
+      <w:r>
+        <w:rPr>
+          <w:rFonts w:hint="default" w:ascii="Bodoni MT" w:hAnsi="Bodoni MT" w:eastAsia="SimSun" w:cs="Bodoni MT"/>
+          <w:b w:val="0"/>
+          <w:bCs w:val="0"/>
+          <w:i w:val="0"/>
+          <w:iCs w:val="0"/>
+          <w:color w:val="auto"/>
+          <w:kern w:val="0"/>
+          <w:sz w:val="22"/>
+          <w:szCs w:val="22"/>
+          <w:highlight w:val="yellow"/>
+          <w:shd w:val="clear" w:color="FFFFFF" w:fill="D9D9D9"/>
+          <w:lang w:val="en-US" w:eastAsia="zh-CN" w:bidi="ar"/>
+        </w:rPr>
+        <w:t xml:space="preserve"> in master node to run the </w:t>
+      </w:r>
+      <w:r>
+        <w:rPr>
+          <w:rFonts w:hint="default" w:ascii="Bodoni MT" w:hAnsi="Bodoni MT" w:eastAsia="SimSun" w:cs="Bodoni MT"/>
+          <w:b w:val="0"/>
+          <w:bCs w:val="0"/>
+          <w:i/>
+          <w:iCs/>
+          <w:color w:val="auto"/>
+          <w:kern w:val="0"/>
+          <w:sz w:val="22"/>
+          <w:szCs w:val="22"/>
+          <w:highlight w:val="yellow"/>
+          <w:shd w:val="clear" w:color="FFFFFF" w:fill="D9D9D9"/>
+          <w:lang w:val="en-US" w:eastAsia="zh-CN" w:bidi="ar"/>
+        </w:rPr>
+        <w:t>control plane resources</w:t>
+      </w:r>
+      <w:r>
+        <w:rPr>
+          <w:rFonts w:hint="default" w:ascii="Bodoni MT" w:hAnsi="Bodoni MT" w:eastAsia="SimSun" w:cs="Bodoni MT"/>
+          <w:b w:val="0"/>
+          <w:bCs w:val="0"/>
+          <w:i w:val="0"/>
+          <w:iCs w:val="0"/>
+          <w:color w:val="auto"/>
+          <w:kern w:val="0"/>
+          <w:sz w:val="22"/>
+          <w:szCs w:val="22"/>
+          <w:highlight w:val="yellow"/>
+          <w:shd w:val="clear" w:color="FFFFFF" w:fill="D9D9D9"/>
+          <w:lang w:val="en-US" w:eastAsia="zh-CN" w:bidi="ar"/>
+        </w:rPr>
+        <w:t>.</w:t>
+      </w:r>
+      <w:r>
+        <w:rPr>
+          <w:rFonts w:hint="default" w:ascii="Bodoni MT" w:hAnsi="Bodoni MT" w:eastAsia="SimSun" w:cs="Bodoni MT"/>
+          <w:b w:val="0"/>
+          <w:bCs w:val="0"/>
+          <w:i w:val="0"/>
+          <w:iCs w:val="0"/>
+          <w:color w:val="3B5F21" w:themeColor="accent4" w:themeShade="80"/>
+          <w:kern w:val="0"/>
+          <w:sz w:val="22"/>
+          <w:szCs w:val="22"/>
+          <w:shd w:val="clear" w:color="FFFFFF" w:fill="D9D9D9"/>
+          <w:lang w:val="en-US" w:eastAsia="zh-CN" w:bidi="ar"/>
+        </w:rPr>
+        <w:br w:type="textWrapping"/>
+      </w:r>
+      <w:r>
+        <w:rPr>
+          <w:rFonts w:hint="default" w:ascii="Calibri" w:hAnsi="Calibri" w:eastAsia="SimSun" w:cs="Bodoni MT"/>
+          <w:color w:val="3B5F21" w:themeColor="accent4" w:themeShade="80"/>
+          <w:kern w:val="0"/>
+          <w:sz w:val="22"/>
+          <w:szCs w:val="22"/>
+          <w:shd w:val="clear" w:color="FFFFFF" w:fill="D9D9D9"/>
+          <w:lang w:val="en-US" w:eastAsia="zh-CN" w:bidi="ar"/>
+        </w:rPr>
+        <w:drawing>
+          <wp:inline distT="0" distB="0" distL="114300" distR="114300">
+            <wp:extent cx="5276850" cy="323850"/>
+            <wp:effectExtent l="0" t="0" r="6350" b="6350"/>
+            <wp:docPr id="32" name="Picture 17" descr="IMG_256"/>
+            <wp:cNvGraphicFramePr>
+              <a:graphicFrameLocks xmlns:a="http://schemas.openxmlformats.org/drawingml/2006/main" noChangeAspect="1"/>
+            </wp:cNvGraphicFramePr>
+            <a:graphic xmlns:a="http://schemas.openxmlformats.org/drawingml/2006/main">
+              <a:graphicData uri="http://schemas.openxmlformats.org/drawingml/2006/picture">
+                <pic:pic xmlns:pic="http://schemas.openxmlformats.org/drawingml/2006/picture">
+                  <pic:nvPicPr>
+                    <pic:cNvPr id="32" name="Picture 17" descr="IMG_256"/>
+                    <pic:cNvPicPr>
+                      <a:picLocks noChangeAspect="1"/>
+                    </pic:cNvPicPr>
+                  </pic:nvPicPr>
+                  <pic:blipFill>
+                    <a:blip r:embed="rId97"/>
+                    <a:stretch>
+                      <a:fillRect/>
+                    </a:stretch>
+                  </pic:blipFill>
+                  <pic:spPr>
+                    <a:xfrm>
+                      <a:off x="0" y="0"/>
+                      <a:ext cx="5276850" cy="323850"/>
+                    </a:xfrm>
+                    <a:prstGeom prst="rect">
+                      <a:avLst/>
+                    </a:prstGeom>
+                    <a:noFill/>
+                    <a:ln w="9525">
+                      <a:noFill/>
+                    </a:ln>
+                  </pic:spPr>
+                </pic:pic>
+              </a:graphicData>
+            </a:graphic>
+          </wp:inline>
+        </w:drawing>
+      </w:r>
+    </w:p>
+    <w:p>
+      <w:pPr>
+        <w:keepNext w:val="0"/>
+        <w:keepLines w:val="0"/>
+        <w:widowControl/>
+        <w:numPr>
+          <w:ilvl w:val="1"/>
+          <w:numId w:val="11"/>
+        </w:numPr>
+        <w:suppressLineNumbers w:val="0"/>
+        <w:spacing w:before="0" w:beforeAutospacing="0" w:after="0" w:afterAutospacing="0" w:line="360" w:lineRule="auto"/>
+        <w:ind w:left="840" w:leftChars="0" w:right="0" w:hanging="420" w:firstLineChars="0"/>
+        <w:jc w:val="left"/>
+        <w:rPr>
+          <w:rFonts w:hint="default" w:ascii="Bodoni MT" w:hAnsi="Bodoni MT" w:cs="Bodoni MT"/>
+        </w:rPr>
+      </w:pPr>
+      <w:r>
+        <w:rPr>
+          <w:rFonts w:hint="default" w:ascii="Bodoni MT" w:hAnsi="Bodoni MT" w:cs="Bodoni MT"/>
+          <w:lang w:val="en-IN"/>
+        </w:rPr>
+        <w:t xml:space="preserve">When you execute </w:t>
+      </w:r>
+      <w:r>
+        <w:rPr>
+          <w:rFonts w:hint="default" w:ascii="Bodoni MT" w:hAnsi="Bodoni MT" w:cs="Bodoni MT"/>
+          <w:b/>
+          <w:bCs/>
+          <w:i/>
+          <w:iCs/>
+          <w:lang w:val="en-IN"/>
+        </w:rPr>
+        <w:t>kubectl get pods</w:t>
+      </w:r>
+      <w:r>
+        <w:rPr>
+          <w:rFonts w:hint="default" w:ascii="Bodoni MT" w:hAnsi="Bodoni MT" w:cs="Bodoni MT"/>
+          <w:b w:val="0"/>
+          <w:bCs w:val="0"/>
+          <w:i w:val="0"/>
+          <w:iCs w:val="0"/>
+          <w:lang w:val="en-IN"/>
+        </w:rPr>
+        <w:t xml:space="preserve"> in the control plane, you’ll see the </w:t>
+      </w:r>
+      <w:r>
+        <w:rPr>
+          <w:rFonts w:hint="default" w:ascii="Bodoni MT" w:hAnsi="Bodoni MT" w:cs="Bodoni MT"/>
+          <w:b w:val="0"/>
+          <w:bCs w:val="0"/>
+          <w:i/>
+          <w:iCs/>
+          <w:lang w:val="en-IN"/>
+        </w:rPr>
+        <w:t>static pod</w:t>
+      </w:r>
+      <w:r>
+        <w:rPr>
+          <w:rFonts w:hint="default" w:ascii="Bodoni MT" w:hAnsi="Bodoni MT" w:cs="Bodoni MT"/>
+          <w:b w:val="0"/>
+          <w:bCs w:val="0"/>
+          <w:i w:val="0"/>
+          <w:iCs w:val="0"/>
+          <w:lang w:val="en-IN"/>
+        </w:rPr>
+        <w:t xml:space="preserve"> there.</w:t>
+      </w:r>
+      <w:r>
+        <w:rPr>
+          <w:rFonts w:hint="default" w:ascii="Bodoni MT" w:hAnsi="Bodoni MT" w:cs="Bodoni MT"/>
+          <w:b w:val="0"/>
+          <w:bCs w:val="0"/>
+          <w:i w:val="0"/>
+          <w:iCs w:val="0"/>
+          <w:lang w:val="en-IN"/>
+        </w:rPr>
+        <w:br w:type="textWrapping"/>
+      </w:r>
+      <w:r>
+        <w:rPr>
+          <w:rFonts w:hint="default" w:ascii="Bodoni MT" w:hAnsi="Bodoni MT" w:cs="Bodoni MT"/>
+          <w:b w:val="0"/>
+          <w:bCs w:val="0"/>
+          <w:i w:val="0"/>
+          <w:iCs w:val="0"/>
+          <w:color w:val="C00000"/>
+          <w:shd w:val="clear" w:color="FFFFFF" w:fill="D9D9D9"/>
+          <w:lang w:val="en-IN"/>
+        </w:rPr>
+        <w:t xml:space="preserve">HOW? Because this should be specific to the worker node and kube API Server shouldn’t know about this. Read about the </w:t>
+      </w:r>
+      <w:r>
+        <w:rPr>
+          <w:rFonts w:hint="default" w:ascii="Bodoni MT" w:hAnsi="Bodoni MT" w:cs="Bodoni MT"/>
+          <w:b/>
+          <w:bCs/>
+          <w:i/>
+          <w:iCs/>
+          <w:color w:val="C00000"/>
+          <w:shd w:val="clear" w:color="FFFFFF" w:fill="D9D9D9"/>
+          <w:lang w:val="en-IN"/>
+        </w:rPr>
+        <w:t>end-to-end flow</w:t>
+      </w:r>
+      <w:r>
+        <w:rPr>
+          <w:rFonts w:hint="default" w:ascii="Bodoni MT" w:hAnsi="Bodoni MT" w:cs="Bodoni MT"/>
+          <w:b w:val="0"/>
+          <w:bCs w:val="0"/>
+          <w:i w:val="0"/>
+          <w:iCs w:val="0"/>
+          <w:color w:val="C00000"/>
+          <w:shd w:val="clear" w:color="FFFFFF" w:fill="D9D9D9"/>
+          <w:lang w:val="en-IN"/>
+        </w:rPr>
+        <w:t xml:space="preserve"> (next page) for this.</w:t>
+      </w:r>
+    </w:p>
+    <w:p>
+      <w:pPr>
+        <w:rPr>
+          <w:rFonts w:hint="default" w:ascii="Bodoni MT" w:hAnsi="Bodoni MT" w:cs="Bodoni MT"/>
+          <w:color w:val="auto"/>
+          <w:highlight w:val="none"/>
+          <w:shd w:val="clear" w:color="auto" w:fill="auto"/>
+        </w:rPr>
+      </w:pPr>
+      <w:r>
+        <w:rPr>
+          <w:rFonts w:hint="default" w:ascii="Bodoni MT" w:hAnsi="Bodoni MT" w:cs="Bodoni MT"/>
+          <w:b w:val="0"/>
+          <w:bCs w:val="0"/>
+          <w:i w:val="0"/>
+          <w:iCs w:val="0"/>
+          <w:color w:val="auto"/>
+          <w:highlight w:val="none"/>
+          <w:shd w:val="clear" w:color="auto" w:fill="auto"/>
+          <w:lang w:val="en-IN"/>
+        </w:rPr>
+        <w:br w:type="page"/>
+      </w:r>
+    </w:p>
+    <w:p>
+      <w:pPr>
+        <w:keepNext w:val="0"/>
+        <w:keepLines w:val="0"/>
+        <w:widowControl/>
+        <w:numPr>
+          <w:numId w:val="0"/>
+        </w:numPr>
+        <w:suppressLineNumbers w:val="0"/>
+        <w:spacing w:before="0" w:beforeAutospacing="0" w:after="0" w:afterAutospacing="0" w:line="360" w:lineRule="auto"/>
+        <w:ind w:leftChars="0" w:right="0" w:rightChars="0"/>
+        <w:jc w:val="center"/>
+        <w:rPr>
+          <w:rFonts w:hint="default" w:ascii="Bodoni MT" w:hAnsi="Bodoni MT" w:cs="Bodoni MT"/>
+          <w:lang w:val="en-IN"/>
+        </w:rPr>
+      </w:pPr>
+      <w:r>
+        <w:rPr>
+          <w:rFonts w:hint="default" w:ascii="Bodoni MT" w:hAnsi="Bodoni MT" w:cs="Bodoni MT"/>
+          <w:b/>
+          <w:bCs/>
+          <w:color w:val="002060"/>
+          <w:sz w:val="26"/>
+          <w:szCs w:val="26"/>
+          <w:highlight w:val="lightGray"/>
+          <w:u w:val="single"/>
+          <w:lang w:val="en-IN"/>
+        </w:rPr>
+        <w:t>| End-To-End flow from Pod creation command to actual Running of Pod |</w:t>
+      </w:r>
+    </w:p>
+    <w:p>
+      <w:pPr>
+        <w:keepNext w:val="0"/>
+        <w:keepLines w:val="0"/>
+        <w:widowControl/>
+        <w:numPr>
+          <w:numId w:val="0"/>
+        </w:numPr>
+        <w:suppressLineNumbers w:val="0"/>
+        <w:spacing w:before="0" w:beforeAutospacing="0" w:after="0" w:afterAutospacing="0" w:line="360" w:lineRule="auto"/>
+        <w:ind w:leftChars="0" w:right="0" w:rightChars="0"/>
+        <w:jc w:val="center"/>
+        <w:rPr>
+          <w:rFonts w:hint="default" w:ascii="Bodoni MT" w:hAnsi="Bodoni MT" w:cs="Bodoni MT"/>
+          <w:b/>
+          <w:bCs/>
+          <w:color w:val="D0CECE" w:themeColor="background2" w:themeShade="E6"/>
+          <w:highlight w:val="darkRed"/>
+          <w:lang w:val="en-IN"/>
+        </w:rPr>
+      </w:pPr>
+      <w:r>
+        <w:rPr>
+          <w:rFonts w:hint="default" w:ascii="Bodoni MT" w:hAnsi="Bodoni MT" w:cs="Bodoni MT"/>
+          <w:b/>
+          <w:bCs/>
+          <w:color w:val="D0CECE" w:themeColor="background2" w:themeShade="E6"/>
+          <w:highlight w:val="darkRed"/>
+          <w:lang w:val="en-IN"/>
+        </w:rPr>
+        <w:t>---------------------    IMPORTANT    ---------------------</w:t>
       </w:r>
     </w:p>
     <w:p>
@@ -27266,7 +29467,1232 @@
           <w:rFonts w:hint="default" w:ascii="Bodoni MT" w:hAnsi="Bodoni MT" w:cs="Bodoni MT"/>
           <w:lang w:val="en-IN"/>
         </w:rPr>
-        <w:t>F</w:t>
+        <w:t>Below is the flow end-to-end</w:t>
+      </w:r>
+    </w:p>
+    <w:p>
+      <w:pPr>
+        <w:keepNext w:val="0"/>
+        <w:keepLines w:val="0"/>
+        <w:widowControl/>
+        <w:numPr>
+          <w:ilvl w:val="1"/>
+          <w:numId w:val="11"/>
+        </w:numPr>
+        <w:suppressLineNumbers w:val="0"/>
+        <w:spacing w:before="0" w:beforeAutospacing="0" w:after="0" w:afterAutospacing="0" w:line="360" w:lineRule="auto"/>
+        <w:ind w:left="840" w:leftChars="0" w:right="0" w:hanging="420" w:firstLineChars="0"/>
+        <w:jc w:val="left"/>
+        <w:rPr>
+          <w:rFonts w:hint="default" w:ascii="Bodoni MT" w:hAnsi="Bodoni MT" w:cs="Bodoni MT"/>
+        </w:rPr>
+      </w:pPr>
+      <w:r>
+        <w:rPr>
+          <w:rFonts w:hint="default" w:ascii="Bodoni MT" w:hAnsi="Bodoni MT" w:cs="Bodoni MT"/>
+          <w:lang w:val="en-IN"/>
+        </w:rPr>
+        <w:t>User creates a Pod</w:t>
+      </w:r>
+    </w:p>
+    <w:p>
+      <w:pPr>
+        <w:keepNext w:val="0"/>
+        <w:keepLines w:val="0"/>
+        <w:widowControl/>
+        <w:numPr>
+          <w:ilvl w:val="2"/>
+          <w:numId w:val="11"/>
+        </w:numPr>
+        <w:suppressLineNumbers w:val="0"/>
+        <w:spacing w:before="0" w:beforeAutospacing="0" w:after="0" w:afterAutospacing="0" w:line="360" w:lineRule="auto"/>
+        <w:ind w:left="1260" w:leftChars="0" w:right="0" w:hanging="420" w:firstLineChars="0"/>
+        <w:jc w:val="left"/>
+        <w:rPr>
+          <w:rFonts w:hint="default" w:ascii="Bodoni MT" w:hAnsi="Bodoni MT" w:cs="Bodoni MT"/>
+        </w:rPr>
+      </w:pPr>
+      <w:r>
+        <w:rPr>
+          <w:rFonts w:hint="default" w:ascii="Bodoni MT" w:hAnsi="Bodoni MT" w:cs="Bodoni MT"/>
+          <w:i/>
+          <w:iCs/>
+          <w:lang w:val="en-IN"/>
+        </w:rPr>
+        <w:t>kubectl apply -f my-pod.yaml</w:t>
+      </w:r>
+      <w:r>
+        <w:rPr>
+          <w:rFonts w:hint="default" w:ascii="Bodoni MT" w:hAnsi="Bodoni MT" w:cs="Bodoni MT"/>
+          <w:i w:val="0"/>
+          <w:iCs w:val="0"/>
+          <w:lang w:val="en-IN"/>
+        </w:rPr>
+        <w:t xml:space="preserve">   (or)    </w:t>
+      </w:r>
+      <w:r>
+        <w:rPr>
+          <w:rFonts w:hint="default" w:ascii="Bodoni MT" w:hAnsi="Bodoni MT" w:cs="Bodoni MT"/>
+          <w:i/>
+          <w:iCs/>
+          <w:lang w:val="en-IN"/>
+        </w:rPr>
+        <w:t>kubectl run …</w:t>
+      </w:r>
+      <w:r>
+        <w:rPr>
+          <w:rFonts w:hint="default" w:ascii="Bodoni MT" w:hAnsi="Bodoni MT" w:cs="Bodoni MT"/>
+          <w:i w:val="0"/>
+          <w:iCs w:val="0"/>
+          <w:lang w:val="en-IN"/>
+        </w:rPr>
+        <w:t xml:space="preserve"> </w:t>
+      </w:r>
+    </w:p>
+    <w:p>
+      <w:pPr>
+        <w:keepNext w:val="0"/>
+        <w:keepLines w:val="0"/>
+        <w:widowControl/>
+        <w:numPr>
+          <w:ilvl w:val="2"/>
+          <w:numId w:val="11"/>
+        </w:numPr>
+        <w:suppressLineNumbers w:val="0"/>
+        <w:spacing w:before="0" w:beforeAutospacing="0" w:after="0" w:afterAutospacing="0" w:line="360" w:lineRule="auto"/>
+        <w:ind w:left="1260" w:leftChars="0" w:right="0" w:hanging="420" w:firstLineChars="0"/>
+        <w:jc w:val="left"/>
+        <w:rPr>
+          <w:rFonts w:hint="default" w:ascii="Bodoni MT" w:hAnsi="Bodoni MT" w:cs="Bodoni MT"/>
+        </w:rPr>
+      </w:pPr>
+      <w:r>
+        <w:rPr>
+          <w:rFonts w:hint="default" w:ascii="Bodoni MT" w:hAnsi="Bodoni MT" w:cs="Bodoni MT"/>
+          <w:lang w:val="en-IN"/>
+        </w:rPr>
+        <w:t>This request goes to API Server.</w:t>
+      </w:r>
+    </w:p>
+    <w:p>
+      <w:pPr>
+        <w:keepNext w:val="0"/>
+        <w:keepLines w:val="0"/>
+        <w:widowControl/>
+        <w:numPr>
+          <w:ilvl w:val="1"/>
+          <w:numId w:val="11"/>
+        </w:numPr>
+        <w:suppressLineNumbers w:val="0"/>
+        <w:spacing w:before="0" w:beforeAutospacing="0" w:after="0" w:afterAutospacing="0" w:line="360" w:lineRule="auto"/>
+        <w:ind w:left="840" w:leftChars="0" w:right="0" w:hanging="420" w:firstLineChars="0"/>
+        <w:jc w:val="left"/>
+        <w:rPr>
+          <w:rFonts w:hint="default" w:ascii="Bodoni MT" w:hAnsi="Bodoni MT" w:cs="Bodoni MT"/>
+        </w:rPr>
+      </w:pPr>
+      <w:r>
+        <w:rPr>
+          <w:rFonts w:hint="default" w:ascii="Bodoni MT" w:hAnsi="Bodoni MT" w:cs="Bodoni MT"/>
+          <w:b w:val="0"/>
+          <w:bCs w:val="0"/>
+          <w:lang w:val="en-IN"/>
+        </w:rPr>
+        <w:t>API Server</w:t>
+      </w:r>
+    </w:p>
+    <w:p>
+      <w:pPr>
+        <w:keepNext w:val="0"/>
+        <w:keepLines w:val="0"/>
+        <w:widowControl/>
+        <w:numPr>
+          <w:ilvl w:val="2"/>
+          <w:numId w:val="11"/>
+        </w:numPr>
+        <w:suppressLineNumbers w:val="0"/>
+        <w:spacing w:before="0" w:beforeAutospacing="0" w:after="0" w:afterAutospacing="0" w:line="360" w:lineRule="auto"/>
+        <w:ind w:left="1260" w:leftChars="0" w:right="0" w:hanging="420" w:firstLineChars="0"/>
+        <w:jc w:val="left"/>
+        <w:rPr>
+          <w:rFonts w:hint="default" w:ascii="Bodoni MT" w:hAnsi="Bodoni MT" w:cs="Bodoni MT"/>
+        </w:rPr>
+      </w:pPr>
+      <w:r>
+        <w:rPr>
+          <w:rFonts w:hint="default" w:ascii="Bodoni MT" w:hAnsi="Bodoni MT" w:cs="Bodoni MT"/>
+          <w:lang w:val="en-IN"/>
+        </w:rPr>
+        <w:t>It validates the request.</w:t>
+      </w:r>
+    </w:p>
+    <w:p>
+      <w:pPr>
+        <w:keepNext w:val="0"/>
+        <w:keepLines w:val="0"/>
+        <w:widowControl/>
+        <w:numPr>
+          <w:ilvl w:val="2"/>
+          <w:numId w:val="11"/>
+        </w:numPr>
+        <w:suppressLineNumbers w:val="0"/>
+        <w:spacing w:before="0" w:beforeAutospacing="0" w:after="0" w:afterAutospacing="0" w:line="360" w:lineRule="auto"/>
+        <w:ind w:left="1260" w:leftChars="0" w:right="0" w:hanging="420" w:firstLineChars="0"/>
+        <w:jc w:val="left"/>
+        <w:rPr>
+          <w:rFonts w:hint="default" w:ascii="Bodoni MT" w:hAnsi="Bodoni MT" w:cs="Bodoni MT"/>
+        </w:rPr>
+      </w:pPr>
+      <w:r>
+        <w:rPr>
+          <w:rFonts w:hint="default" w:ascii="Bodoni MT" w:hAnsi="Bodoni MT" w:cs="Bodoni MT"/>
+          <w:lang w:val="en-IN"/>
+        </w:rPr>
+        <w:t xml:space="preserve">Store the </w:t>
+      </w:r>
+      <w:r>
+        <w:rPr>
+          <w:rFonts w:hint="default" w:ascii="Bodoni MT" w:hAnsi="Bodoni MT" w:cs="Bodoni MT"/>
+          <w:i/>
+          <w:iCs/>
+          <w:lang w:val="en-IN"/>
+        </w:rPr>
+        <w:t>Pod</w:t>
+      </w:r>
+      <w:r>
+        <w:rPr>
+          <w:rFonts w:hint="default" w:ascii="Bodoni MT" w:hAnsi="Bodoni MT" w:cs="Bodoni MT"/>
+          <w:i w:val="0"/>
+          <w:iCs w:val="0"/>
+          <w:lang w:val="en-IN"/>
+        </w:rPr>
+        <w:t xml:space="preserve"> object (PodSpec) in </w:t>
+      </w:r>
+      <w:r>
+        <w:rPr>
+          <w:rFonts w:hint="default" w:ascii="Bodoni MT" w:hAnsi="Bodoni MT" w:cs="Bodoni MT"/>
+          <w:i/>
+          <w:iCs/>
+          <w:lang w:val="en-IN"/>
+        </w:rPr>
+        <w:t>etcd</w:t>
+      </w:r>
+      <w:r>
+        <w:rPr>
+          <w:rFonts w:hint="default" w:ascii="Bodoni MT" w:hAnsi="Bodoni MT" w:cs="Bodoni MT"/>
+          <w:i w:val="0"/>
+          <w:iCs w:val="0"/>
+          <w:lang w:val="en-IN"/>
+        </w:rPr>
+        <w:t>.</w:t>
+      </w:r>
+    </w:p>
+    <w:p>
+      <w:pPr>
+        <w:keepNext w:val="0"/>
+        <w:keepLines w:val="0"/>
+        <w:widowControl/>
+        <w:numPr>
+          <w:ilvl w:val="1"/>
+          <w:numId w:val="11"/>
+        </w:numPr>
+        <w:suppressLineNumbers w:val="0"/>
+        <w:spacing w:before="0" w:beforeAutospacing="0" w:after="0" w:afterAutospacing="0" w:line="360" w:lineRule="auto"/>
+        <w:ind w:left="840" w:leftChars="0" w:right="0" w:hanging="420" w:firstLineChars="0"/>
+        <w:jc w:val="left"/>
+        <w:rPr>
+          <w:rFonts w:hint="default" w:ascii="Bodoni MT" w:hAnsi="Bodoni MT" w:cs="Bodoni MT"/>
+        </w:rPr>
+      </w:pPr>
+      <w:r>
+        <w:rPr>
+          <w:rFonts w:hint="default" w:ascii="Bodoni MT" w:hAnsi="Bodoni MT" w:cs="Bodoni MT"/>
+          <w:lang w:val="en-IN"/>
+        </w:rPr>
+        <w:t>Scheduler</w:t>
+      </w:r>
+    </w:p>
+    <w:p>
+      <w:pPr>
+        <w:keepNext w:val="0"/>
+        <w:keepLines w:val="0"/>
+        <w:widowControl/>
+        <w:numPr>
+          <w:ilvl w:val="2"/>
+          <w:numId w:val="11"/>
+        </w:numPr>
+        <w:suppressLineNumbers w:val="0"/>
+        <w:spacing w:before="0" w:beforeAutospacing="0" w:after="0" w:afterAutospacing="0" w:line="360" w:lineRule="auto"/>
+        <w:ind w:left="1260" w:leftChars="0" w:right="0" w:hanging="420" w:firstLineChars="0"/>
+        <w:jc w:val="left"/>
+        <w:rPr>
+          <w:rFonts w:hint="default" w:ascii="Bodoni MT" w:hAnsi="Bodoni MT" w:cs="Bodoni MT"/>
+        </w:rPr>
+      </w:pPr>
+      <w:r>
+        <w:rPr>
+          <w:rFonts w:hint="default" w:ascii="Bodoni MT" w:hAnsi="Bodoni MT" w:cs="Bodoni MT"/>
+          <w:lang w:val="en-IN"/>
+        </w:rPr>
+        <w:t xml:space="preserve">It sees the unscheduled pod in </w:t>
+      </w:r>
+      <w:r>
+        <w:rPr>
+          <w:rFonts w:hint="default" w:ascii="Bodoni MT" w:hAnsi="Bodoni MT" w:cs="Bodoni MT"/>
+          <w:i/>
+          <w:iCs/>
+          <w:lang w:val="en-IN"/>
+        </w:rPr>
+        <w:t>etcd</w:t>
+      </w:r>
+      <w:r>
+        <w:rPr>
+          <w:rFonts w:hint="default" w:ascii="Bodoni MT" w:hAnsi="Bodoni MT" w:cs="Bodoni MT"/>
+          <w:i w:val="0"/>
+          <w:iCs w:val="0"/>
+          <w:lang w:val="en-IN"/>
+        </w:rPr>
+        <w:t>.</w:t>
+      </w:r>
+    </w:p>
+    <w:p>
+      <w:pPr>
+        <w:keepNext w:val="0"/>
+        <w:keepLines w:val="0"/>
+        <w:widowControl/>
+        <w:numPr>
+          <w:ilvl w:val="2"/>
+          <w:numId w:val="11"/>
+        </w:numPr>
+        <w:suppressLineNumbers w:val="0"/>
+        <w:spacing w:before="0" w:beforeAutospacing="0" w:after="0" w:afterAutospacing="0" w:line="360" w:lineRule="auto"/>
+        <w:ind w:left="1260" w:leftChars="0" w:right="0" w:hanging="420" w:firstLineChars="0"/>
+        <w:jc w:val="left"/>
+        <w:rPr>
+          <w:rFonts w:hint="default" w:ascii="Bodoni MT" w:hAnsi="Bodoni MT" w:cs="Bodoni MT"/>
+        </w:rPr>
+      </w:pPr>
+      <w:r>
+        <w:rPr>
+          <w:rFonts w:hint="default" w:ascii="Bodoni MT" w:hAnsi="Bodoni MT" w:cs="Bodoni MT"/>
+          <w:i w:val="0"/>
+          <w:iCs w:val="0"/>
+          <w:lang w:val="en-IN"/>
+        </w:rPr>
+        <w:t xml:space="preserve">It schedule any node to this pod  [ updates </w:t>
+      </w:r>
+      <w:r>
+        <w:rPr>
+          <w:rFonts w:hint="default" w:ascii="Bodoni MT" w:hAnsi="Bodoni MT" w:cs="Bodoni MT"/>
+          <w:b/>
+          <w:bCs/>
+          <w:i/>
+          <w:iCs/>
+          <w:lang w:val="en-IN"/>
+        </w:rPr>
+        <w:t>spec.nodeName</w:t>
+      </w:r>
+      <w:r>
+        <w:rPr>
+          <w:rFonts w:hint="default" w:ascii="Bodoni MT" w:hAnsi="Bodoni MT" w:cs="Bodoni MT"/>
+          <w:i/>
+          <w:iCs/>
+          <w:lang w:val="en-IN"/>
+        </w:rPr>
+        <w:t xml:space="preserve"> </w:t>
+      </w:r>
+      <w:r>
+        <w:rPr>
+          <w:rFonts w:hint="default" w:ascii="Bodoni MT" w:hAnsi="Bodoni MT" w:cs="Bodoni MT"/>
+          <w:i w:val="0"/>
+          <w:iCs w:val="0"/>
+          <w:lang w:val="en-IN"/>
+        </w:rPr>
+        <w:t>]</w:t>
+      </w:r>
+    </w:p>
+    <w:p>
+      <w:pPr>
+        <w:keepNext w:val="0"/>
+        <w:keepLines w:val="0"/>
+        <w:widowControl/>
+        <w:numPr>
+          <w:ilvl w:val="1"/>
+          <w:numId w:val="11"/>
+        </w:numPr>
+        <w:suppressLineNumbers w:val="0"/>
+        <w:spacing w:before="0" w:beforeAutospacing="0" w:after="0" w:afterAutospacing="0" w:line="360" w:lineRule="auto"/>
+        <w:ind w:left="840" w:leftChars="0" w:right="0" w:hanging="420" w:firstLineChars="0"/>
+        <w:jc w:val="left"/>
+        <w:rPr>
+          <w:rFonts w:hint="default" w:ascii="Bodoni MT" w:hAnsi="Bodoni MT" w:cs="Bodoni MT"/>
+        </w:rPr>
+      </w:pPr>
+      <w:r>
+        <w:rPr>
+          <w:rFonts w:hint="default" w:ascii="Bodoni MT" w:hAnsi="Bodoni MT" w:cs="Bodoni MT"/>
+          <w:lang w:val="en-IN"/>
+        </w:rPr>
+        <w:t>Kubelet (in the scheduled node)</w:t>
+      </w:r>
+    </w:p>
+    <w:p>
+      <w:pPr>
+        <w:keepNext w:val="0"/>
+        <w:keepLines w:val="0"/>
+        <w:widowControl/>
+        <w:numPr>
+          <w:ilvl w:val="2"/>
+          <w:numId w:val="11"/>
+        </w:numPr>
+        <w:suppressLineNumbers w:val="0"/>
+        <w:spacing w:before="0" w:beforeAutospacing="0" w:after="0" w:afterAutospacing="0" w:line="360" w:lineRule="auto"/>
+        <w:ind w:left="1260" w:leftChars="0" w:right="0" w:hanging="420" w:firstLineChars="0"/>
+        <w:jc w:val="left"/>
+        <w:rPr>
+          <w:rFonts w:hint="default" w:ascii="Bodoni MT" w:hAnsi="Bodoni MT" w:cs="Bodoni MT"/>
+        </w:rPr>
+      </w:pPr>
+      <w:r>
+        <w:rPr>
+          <w:rFonts w:hint="default" w:ascii="Bodoni MT" w:hAnsi="Bodoni MT" w:cs="Bodoni MT"/>
+          <w:lang w:val="en-IN"/>
+        </w:rPr>
+        <w:t>Watches API Server, and see a pod is assigned to it.</w:t>
+      </w:r>
+      <w:r>
+        <w:rPr>
+          <w:rFonts w:hint="default" w:ascii="Bodoni MT" w:hAnsi="Bodoni MT" w:cs="Bodoni MT"/>
+          <w:lang w:val="en-IN"/>
+        </w:rPr>
+        <w:br w:type="textWrapping"/>
+      </w:r>
+      <w:r>
+        <w:rPr>
+          <w:rFonts w:hint="default" w:ascii="Bodoni MT" w:hAnsi="Bodoni MT" w:cs="Bodoni MT"/>
+          <w:lang w:val="en-IN"/>
+        </w:rPr>
+        <w:t xml:space="preserve">[ kubelet opens a </w:t>
+      </w:r>
+      <w:r>
+        <w:rPr>
+          <w:rFonts w:hint="default" w:ascii="Bodoni MT" w:hAnsi="Bodoni MT" w:cs="Bodoni MT"/>
+          <w:i/>
+          <w:iCs/>
+          <w:lang w:val="en-IN"/>
+        </w:rPr>
+        <w:t xml:space="preserve">watch </w:t>
+      </w:r>
+      <w:r>
+        <w:rPr>
+          <w:rFonts w:hint="default" w:ascii="Bodoni MT" w:hAnsi="Bodoni MT" w:cs="Bodoni MT"/>
+          <w:i w:val="0"/>
+          <w:iCs w:val="0"/>
+          <w:lang w:val="en-IN"/>
+        </w:rPr>
+        <w:t>connection. API Server streams updates through it ]</w:t>
+      </w:r>
+    </w:p>
+    <w:p>
+      <w:pPr>
+        <w:keepNext w:val="0"/>
+        <w:keepLines w:val="0"/>
+        <w:widowControl/>
+        <w:numPr>
+          <w:ilvl w:val="2"/>
+          <w:numId w:val="11"/>
+        </w:numPr>
+        <w:suppressLineNumbers w:val="0"/>
+        <w:spacing w:before="0" w:beforeAutospacing="0" w:after="0" w:afterAutospacing="0" w:line="360" w:lineRule="auto"/>
+        <w:ind w:left="1260" w:leftChars="0" w:right="0" w:hanging="420" w:firstLineChars="0"/>
+        <w:jc w:val="left"/>
+        <w:rPr>
+          <w:rFonts w:hint="default" w:ascii="Bodoni MT" w:hAnsi="Bodoni MT" w:cs="Bodoni MT"/>
+        </w:rPr>
+      </w:pPr>
+      <w:r>
+        <w:rPr>
+          <w:rFonts w:hint="default" w:ascii="Bodoni MT" w:hAnsi="Bodoni MT" w:cs="Bodoni MT"/>
+          <w:lang w:val="en-IN"/>
+        </w:rPr>
+        <w:t xml:space="preserve">Pulls the </w:t>
+      </w:r>
+      <w:r>
+        <w:rPr>
+          <w:rFonts w:hint="default" w:ascii="Bodoni MT" w:hAnsi="Bodoni MT" w:cs="Bodoni MT"/>
+          <w:b/>
+          <w:bCs/>
+          <w:i/>
+          <w:iCs/>
+          <w:lang w:val="en-IN"/>
+        </w:rPr>
+        <w:t>PodSpec</w:t>
+      </w:r>
+      <w:r>
+        <w:rPr>
+          <w:rFonts w:hint="default" w:ascii="Bodoni MT" w:hAnsi="Bodoni MT" w:cs="Bodoni MT"/>
+          <w:b w:val="0"/>
+          <w:bCs w:val="0"/>
+          <w:i w:val="0"/>
+          <w:iCs w:val="0"/>
+          <w:lang w:val="en-IN"/>
+        </w:rPr>
+        <w:t>.</w:t>
+      </w:r>
+    </w:p>
+    <w:p>
+      <w:pPr>
+        <w:keepNext w:val="0"/>
+        <w:keepLines w:val="0"/>
+        <w:widowControl/>
+        <w:numPr>
+          <w:ilvl w:val="1"/>
+          <w:numId w:val="11"/>
+        </w:numPr>
+        <w:suppressLineNumbers w:val="0"/>
+        <w:spacing w:before="0" w:beforeAutospacing="0" w:after="0" w:afterAutospacing="0" w:line="360" w:lineRule="auto"/>
+        <w:ind w:left="840" w:leftChars="0" w:right="0" w:hanging="420" w:firstLineChars="0"/>
+        <w:jc w:val="left"/>
+        <w:rPr>
+          <w:rFonts w:hint="default" w:ascii="Bodoni MT" w:hAnsi="Bodoni MT" w:cs="Bodoni MT"/>
+        </w:rPr>
+      </w:pPr>
+      <w:r>
+        <w:rPr>
+          <w:rFonts w:hint="default" w:ascii="Bodoni MT" w:hAnsi="Bodoni MT" w:cs="Bodoni MT"/>
+          <w:b w:val="0"/>
+          <w:bCs w:val="0"/>
+          <w:i w:val="0"/>
+          <w:iCs w:val="0"/>
+          <w:lang w:val="en-IN"/>
+        </w:rPr>
+        <w:t>Kubelet → Container runtime (</w:t>
+      </w:r>
+      <w:r>
+        <w:rPr>
+          <w:rFonts w:hint="default" w:ascii="Bodoni MT" w:hAnsi="Bodoni MT" w:cs="Bodoni MT"/>
+          <w:b w:val="0"/>
+          <w:bCs w:val="0"/>
+          <w:i/>
+          <w:iCs/>
+          <w:lang w:val="en-IN"/>
+        </w:rPr>
+        <w:t>containerd</w:t>
+      </w:r>
+      <w:r>
+        <w:rPr>
+          <w:rFonts w:hint="default" w:ascii="Bodoni MT" w:hAnsi="Bodoni MT" w:cs="Bodoni MT"/>
+          <w:b w:val="0"/>
+          <w:bCs w:val="0"/>
+          <w:i w:val="0"/>
+          <w:iCs w:val="0"/>
+          <w:lang w:val="en-IN"/>
+        </w:rPr>
+        <w:t>)</w:t>
+      </w:r>
+    </w:p>
+    <w:p>
+      <w:pPr>
+        <w:keepNext w:val="0"/>
+        <w:keepLines w:val="0"/>
+        <w:widowControl/>
+        <w:numPr>
+          <w:ilvl w:val="2"/>
+          <w:numId w:val="11"/>
+        </w:numPr>
+        <w:suppressLineNumbers w:val="0"/>
+        <w:spacing w:before="0" w:beforeAutospacing="0" w:after="0" w:afterAutospacing="0" w:line="360" w:lineRule="auto"/>
+        <w:ind w:left="1260" w:leftChars="0" w:right="0" w:hanging="420" w:firstLineChars="0"/>
+        <w:jc w:val="left"/>
+        <w:rPr>
+          <w:rFonts w:hint="default" w:ascii="Bodoni MT" w:hAnsi="Bodoni MT" w:cs="Bodoni MT"/>
+        </w:rPr>
+      </w:pPr>
+      <w:r>
+        <w:rPr>
+          <w:rFonts w:hint="default" w:ascii="Bodoni MT" w:hAnsi="Bodoni MT" w:cs="Bodoni MT"/>
+          <w:b w:val="0"/>
+          <w:bCs w:val="0"/>
+          <w:i w:val="0"/>
+          <w:iCs w:val="0"/>
+          <w:lang w:val="en-IN"/>
+        </w:rPr>
+        <w:t>Creates Pod sandbox  (pause container: otherwise container will get its own IP; instead of using Pod’s IP)</w:t>
+      </w:r>
+    </w:p>
+    <w:p>
+      <w:pPr>
+        <w:keepNext w:val="0"/>
+        <w:keepLines w:val="0"/>
+        <w:widowControl/>
+        <w:numPr>
+          <w:ilvl w:val="2"/>
+          <w:numId w:val="11"/>
+        </w:numPr>
+        <w:suppressLineNumbers w:val="0"/>
+        <w:spacing w:before="0" w:beforeAutospacing="0" w:after="0" w:afterAutospacing="0" w:line="360" w:lineRule="auto"/>
+        <w:ind w:left="1260" w:leftChars="0" w:right="0" w:hanging="420" w:firstLineChars="0"/>
+        <w:jc w:val="left"/>
+        <w:rPr>
+          <w:rFonts w:hint="default" w:ascii="Bodoni MT" w:hAnsi="Bodoni MT" w:cs="Bodoni MT"/>
+        </w:rPr>
+      </w:pPr>
+      <w:r>
+        <w:rPr>
+          <w:rFonts w:hint="default" w:ascii="Bodoni MT" w:hAnsi="Bodoni MT" w:cs="Bodoni MT"/>
+          <w:lang w:val="en-IN"/>
+        </w:rPr>
+        <w:t xml:space="preserve">Creates all the required containers defined in </w:t>
+      </w:r>
+      <w:r>
+        <w:rPr>
+          <w:rFonts w:hint="default" w:ascii="Bodoni MT" w:hAnsi="Bodoni MT" w:cs="Bodoni MT"/>
+          <w:i/>
+          <w:iCs/>
+          <w:lang w:val="en-IN"/>
+        </w:rPr>
+        <w:t>PodSpec</w:t>
+      </w:r>
+      <w:r>
+        <w:rPr>
+          <w:rFonts w:hint="default" w:ascii="Bodoni MT" w:hAnsi="Bodoni MT" w:cs="Bodoni MT"/>
+          <w:i w:val="0"/>
+          <w:iCs w:val="0"/>
+          <w:lang w:val="en-IN"/>
+        </w:rPr>
+        <w:t>.</w:t>
+      </w:r>
+    </w:p>
+    <w:p>
+      <w:pPr>
+        <w:keepNext w:val="0"/>
+        <w:keepLines w:val="0"/>
+        <w:widowControl/>
+        <w:numPr>
+          <w:ilvl w:val="1"/>
+          <w:numId w:val="11"/>
+        </w:numPr>
+        <w:suppressLineNumbers w:val="0"/>
+        <w:spacing w:before="0" w:beforeAutospacing="0" w:after="0" w:afterAutospacing="0" w:line="360" w:lineRule="auto"/>
+        <w:ind w:left="840" w:leftChars="0" w:right="0" w:hanging="420" w:firstLineChars="0"/>
+        <w:jc w:val="left"/>
+        <w:rPr>
+          <w:rFonts w:hint="default" w:ascii="Bodoni MT" w:hAnsi="Bodoni MT" w:cs="Bodoni MT"/>
+        </w:rPr>
+      </w:pPr>
+      <w:r>
+        <w:rPr>
+          <w:rFonts w:hint="default" w:ascii="Bodoni MT" w:hAnsi="Bodoni MT" w:cs="Bodoni MT"/>
+          <w:b w:val="0"/>
+          <w:bCs w:val="0"/>
+          <w:i w:val="0"/>
+          <w:iCs w:val="0"/>
+          <w:lang w:val="en-IN"/>
+        </w:rPr>
+        <w:t>Container Runtime  (containerd)</w:t>
+      </w:r>
+    </w:p>
+    <w:p>
+      <w:pPr>
+        <w:keepNext w:val="0"/>
+        <w:keepLines w:val="0"/>
+        <w:widowControl/>
+        <w:numPr>
+          <w:ilvl w:val="2"/>
+          <w:numId w:val="11"/>
+        </w:numPr>
+        <w:suppressLineNumbers w:val="0"/>
+        <w:spacing w:before="0" w:beforeAutospacing="0" w:after="0" w:afterAutospacing="0" w:line="360" w:lineRule="auto"/>
+        <w:ind w:left="1260" w:leftChars="0" w:right="0" w:hanging="420" w:firstLineChars="0"/>
+        <w:jc w:val="left"/>
+        <w:rPr>
+          <w:rFonts w:hint="default" w:ascii="Bodoni MT" w:hAnsi="Bodoni MT" w:cs="Bodoni MT"/>
+        </w:rPr>
+      </w:pPr>
+      <w:r>
+        <w:rPr>
+          <w:rFonts w:hint="default" w:ascii="Bodoni MT" w:hAnsi="Bodoni MT" w:cs="Bodoni MT"/>
+          <w:b w:val="0"/>
+          <w:bCs w:val="0"/>
+          <w:i w:val="0"/>
+          <w:iCs w:val="0"/>
+          <w:lang w:val="en-IN"/>
+        </w:rPr>
+        <w:t>Pulls images, &amp; creates the containers.</w:t>
+      </w:r>
+    </w:p>
+    <w:p>
+      <w:pPr>
+        <w:keepNext w:val="0"/>
+        <w:keepLines w:val="0"/>
+        <w:widowControl/>
+        <w:numPr>
+          <w:ilvl w:val="2"/>
+          <w:numId w:val="11"/>
+        </w:numPr>
+        <w:suppressLineNumbers w:val="0"/>
+        <w:spacing w:before="0" w:beforeAutospacing="0" w:after="0" w:afterAutospacing="0" w:line="360" w:lineRule="auto"/>
+        <w:ind w:left="1260" w:leftChars="0" w:right="0" w:hanging="420" w:firstLineChars="0"/>
+        <w:jc w:val="left"/>
+        <w:rPr>
+          <w:rFonts w:hint="default" w:ascii="Bodoni MT" w:hAnsi="Bodoni MT" w:cs="Bodoni MT"/>
+        </w:rPr>
+      </w:pPr>
+      <w:r>
+        <w:rPr>
+          <w:rFonts w:hint="default" w:ascii="Bodoni MT" w:hAnsi="Bodoni MT" w:cs="Bodoni MT"/>
+          <w:lang w:val="en-IN"/>
+        </w:rPr>
+        <w:t xml:space="preserve">Assign </w:t>
+      </w:r>
+      <w:r>
+        <w:rPr>
+          <w:rFonts w:hint="default" w:ascii="Bodoni MT" w:hAnsi="Bodoni MT" w:cs="Bodoni MT"/>
+          <w:i/>
+          <w:iCs/>
+          <w:lang w:val="en-IN"/>
+        </w:rPr>
+        <w:t>container IDs</w:t>
+      </w:r>
+      <w:r>
+        <w:rPr>
+          <w:rFonts w:hint="default" w:ascii="Bodoni MT" w:hAnsi="Bodoni MT" w:cs="Bodoni MT"/>
+          <w:i w:val="0"/>
+          <w:iCs w:val="0"/>
+          <w:lang w:val="en-IN"/>
+        </w:rPr>
+        <w:t>.</w:t>
+      </w:r>
+    </w:p>
+    <w:p>
+      <w:pPr>
+        <w:keepNext w:val="0"/>
+        <w:keepLines w:val="0"/>
+        <w:widowControl/>
+        <w:numPr>
+          <w:ilvl w:val="2"/>
+          <w:numId w:val="11"/>
+        </w:numPr>
+        <w:suppressLineNumbers w:val="0"/>
+        <w:spacing w:before="0" w:beforeAutospacing="0" w:after="0" w:afterAutospacing="0" w:line="360" w:lineRule="auto"/>
+        <w:ind w:left="1260" w:leftChars="0" w:right="0" w:hanging="420" w:firstLineChars="0"/>
+        <w:jc w:val="left"/>
+        <w:rPr>
+          <w:rFonts w:hint="default" w:ascii="Bodoni MT" w:hAnsi="Bodoni MT" w:cs="Bodoni MT"/>
+        </w:rPr>
+      </w:pPr>
+      <w:r>
+        <w:rPr>
+          <w:rFonts w:hint="default" w:ascii="Bodoni MT" w:hAnsi="Bodoni MT" w:cs="Bodoni MT"/>
+          <w:i w:val="0"/>
+          <w:iCs w:val="0"/>
+          <w:lang w:val="en-IN"/>
+        </w:rPr>
+        <w:t>Start the processes.</w:t>
+      </w:r>
+    </w:p>
+    <w:p>
+      <w:pPr>
+        <w:keepNext w:val="0"/>
+        <w:keepLines w:val="0"/>
+        <w:widowControl/>
+        <w:numPr>
+          <w:ilvl w:val="1"/>
+          <w:numId w:val="11"/>
+        </w:numPr>
+        <w:suppressLineNumbers w:val="0"/>
+        <w:spacing w:before="0" w:beforeAutospacing="0" w:after="0" w:afterAutospacing="0" w:line="360" w:lineRule="auto"/>
+        <w:ind w:left="840" w:leftChars="0" w:right="0" w:hanging="420" w:firstLineChars="0"/>
+        <w:jc w:val="left"/>
+        <w:rPr>
+          <w:rFonts w:hint="default" w:ascii="Bodoni MT" w:hAnsi="Bodoni MT" w:cs="Bodoni MT"/>
+        </w:rPr>
+      </w:pPr>
+      <w:r>
+        <w:rPr>
+          <w:rFonts w:hint="default" w:ascii="Bodoni MT" w:hAnsi="Bodoni MT" w:cs="Bodoni MT"/>
+          <w:i w:val="0"/>
+          <w:iCs w:val="0"/>
+          <w:lang w:val="en-IN"/>
+        </w:rPr>
+        <w:t>Kubelet (after creation)</w:t>
+      </w:r>
+    </w:p>
+    <w:p>
+      <w:pPr>
+        <w:keepNext w:val="0"/>
+        <w:keepLines w:val="0"/>
+        <w:widowControl/>
+        <w:numPr>
+          <w:ilvl w:val="2"/>
+          <w:numId w:val="11"/>
+        </w:numPr>
+        <w:suppressLineNumbers w:val="0"/>
+        <w:spacing w:before="0" w:beforeAutospacing="0" w:after="0" w:afterAutospacing="0" w:line="360" w:lineRule="auto"/>
+        <w:ind w:left="1260" w:leftChars="0" w:right="0" w:hanging="420" w:firstLineChars="0"/>
+        <w:jc w:val="left"/>
+        <w:rPr>
+          <w:rFonts w:hint="default" w:ascii="Bodoni MT" w:hAnsi="Bodoni MT" w:cs="Bodoni MT"/>
+        </w:rPr>
+      </w:pPr>
+      <w:r>
+        <w:rPr>
+          <w:rFonts w:hint="default" w:ascii="Bodoni MT" w:hAnsi="Bodoni MT" w:cs="Bodoni MT"/>
+          <w:i w:val="0"/>
+          <w:iCs w:val="0"/>
+          <w:lang w:val="en-IN"/>
+        </w:rPr>
+        <w:t xml:space="preserve">Maps </w:t>
+      </w:r>
+      <w:r>
+        <w:rPr>
+          <w:rFonts w:hint="default" w:ascii="Bodoni MT" w:hAnsi="Bodoni MT" w:cs="Bodoni MT"/>
+          <w:i/>
+          <w:iCs/>
+          <w:lang w:val="en-IN"/>
+        </w:rPr>
+        <w:t>Pod ID → Container IDs</w:t>
+      </w:r>
+    </w:p>
+    <w:p>
+      <w:pPr>
+        <w:keepNext w:val="0"/>
+        <w:keepLines w:val="0"/>
+        <w:widowControl/>
+        <w:numPr>
+          <w:ilvl w:val="2"/>
+          <w:numId w:val="11"/>
+        </w:numPr>
+        <w:suppressLineNumbers w:val="0"/>
+        <w:spacing w:before="0" w:beforeAutospacing="0" w:after="0" w:afterAutospacing="0" w:line="360" w:lineRule="auto"/>
+        <w:ind w:left="1260" w:leftChars="0" w:right="0" w:hanging="420" w:firstLineChars="0"/>
+        <w:jc w:val="left"/>
+        <w:rPr>
+          <w:rFonts w:hint="default" w:ascii="Bodoni MT" w:hAnsi="Bodoni MT" w:cs="Bodoni MT"/>
+        </w:rPr>
+      </w:pPr>
+      <w:r>
+        <w:rPr>
+          <w:rFonts w:hint="default" w:ascii="Bodoni MT" w:hAnsi="Bodoni MT" w:cs="Bodoni MT"/>
+          <w:lang w:val="en-IN"/>
+        </w:rPr>
+        <w:t>Monitors the containers</w:t>
+      </w:r>
+      <w:r>
+        <w:rPr>
+          <w:rFonts w:hint="default" w:ascii="Bodoni MT" w:hAnsi="Bodoni MT" w:cs="Bodoni MT"/>
+          <w:lang w:val="en-IN"/>
+        </w:rPr>
+        <w:br w:type="textWrapping"/>
+      </w:r>
+      <w:r>
+        <w:rPr>
+          <w:rFonts w:hint="default" w:ascii="Bodoni MT" w:hAnsi="Bodoni MT" w:cs="Bodoni MT"/>
+          <w:lang w:val="en-IN"/>
+        </w:rPr>
+        <w:t>running / crashed / restarted</w:t>
+      </w:r>
+    </w:p>
+    <w:p>
+      <w:pPr>
+        <w:keepNext w:val="0"/>
+        <w:keepLines w:val="0"/>
+        <w:widowControl/>
+        <w:numPr>
+          <w:ilvl w:val="1"/>
+          <w:numId w:val="11"/>
+        </w:numPr>
+        <w:suppressLineNumbers w:val="0"/>
+        <w:spacing w:before="0" w:beforeAutospacing="0" w:after="0" w:afterAutospacing="0" w:line="360" w:lineRule="auto"/>
+        <w:ind w:left="840" w:leftChars="0" w:right="0" w:hanging="420" w:firstLineChars="0"/>
+        <w:jc w:val="left"/>
+        <w:rPr>
+          <w:rFonts w:hint="default" w:ascii="Bodoni MT" w:hAnsi="Bodoni MT" w:cs="Bodoni MT"/>
+        </w:rPr>
+      </w:pPr>
+      <w:r>
+        <w:rPr>
+          <w:rFonts w:hint="default" w:ascii="Bodoni MT" w:hAnsi="Bodoni MT" w:cs="Bodoni MT"/>
+          <w:lang w:val="en-IN"/>
+        </w:rPr>
+        <w:t>Kubelet → API Server   (status update)</w:t>
+      </w:r>
+    </w:p>
+    <w:p>
+      <w:pPr>
+        <w:keepNext w:val="0"/>
+        <w:keepLines w:val="0"/>
+        <w:widowControl/>
+        <w:numPr>
+          <w:ilvl w:val="2"/>
+          <w:numId w:val="11"/>
+        </w:numPr>
+        <w:suppressLineNumbers w:val="0"/>
+        <w:spacing w:before="0" w:beforeAutospacing="0" w:after="0" w:afterAutospacing="0" w:line="360" w:lineRule="auto"/>
+        <w:ind w:left="1260" w:leftChars="0" w:right="0" w:hanging="420" w:firstLineChars="0"/>
+        <w:jc w:val="left"/>
+        <w:rPr>
+          <w:rFonts w:hint="default" w:ascii="Bodoni MT" w:hAnsi="Bodoni MT" w:cs="Bodoni MT"/>
+        </w:rPr>
+      </w:pPr>
+      <w:r>
+        <w:rPr>
+          <w:rFonts w:hint="default" w:ascii="Bodoni MT" w:hAnsi="Bodoni MT" w:cs="Bodoni MT"/>
+          <w:lang w:val="en-IN"/>
+        </w:rPr>
+        <w:t>API server doesn’t poll for Pod’s status.</w:t>
+      </w:r>
+      <w:r>
+        <w:rPr>
+          <w:rFonts w:hint="default" w:ascii="Bodoni MT" w:hAnsi="Bodoni MT" w:cs="Bodoni MT"/>
+          <w:lang w:val="en-IN"/>
+        </w:rPr>
+        <w:br w:type="textWrapping"/>
+      </w:r>
+      <w:r>
+        <w:rPr>
+          <w:rFonts w:hint="default" w:ascii="Bodoni MT" w:hAnsi="Bodoni MT" w:cs="Bodoni MT"/>
+          <w:lang w:val="en-IN"/>
+        </w:rPr>
+        <w:t>Kubelet update API server about the Pod’s status.</w:t>
+      </w:r>
+    </w:p>
+    <w:p>
+      <w:pPr>
+        <w:keepNext w:val="0"/>
+        <w:keepLines w:val="0"/>
+        <w:widowControl/>
+        <w:numPr>
+          <w:ilvl w:val="2"/>
+          <w:numId w:val="14"/>
+        </w:numPr>
+        <w:suppressLineNumbers w:val="0"/>
+        <w:spacing w:before="0" w:beforeAutospacing="0" w:after="0" w:afterAutospacing="0" w:line="360" w:lineRule="auto"/>
+        <w:ind w:left="1260" w:leftChars="0" w:right="0" w:hanging="420" w:firstLineChars="0"/>
+        <w:jc w:val="left"/>
+        <w:rPr>
+          <w:rFonts w:hint="default" w:ascii="Bodoni MT" w:hAnsi="Bodoni MT" w:cs="Bodoni MT"/>
+        </w:rPr>
+      </w:pPr>
+      <w:r>
+        <w:rPr>
+          <w:rFonts w:hint="default" w:ascii="Bodoni MT" w:hAnsi="Bodoni MT" w:eastAsia="SimSun" w:cs="Bodoni MT"/>
+          <w:color w:val="auto"/>
+          <w:kern w:val="0"/>
+          <w:sz w:val="22"/>
+          <w:szCs w:val="22"/>
+          <w:lang w:val="en-US" w:eastAsia="zh-CN" w:bidi="ar"/>
+        </w:rPr>
+        <w:t xml:space="preserve">API Server stores updated status in </w:t>
+      </w:r>
+      <w:r>
+        <w:rPr>
+          <w:rFonts w:hint="default" w:ascii="Bodoni MT" w:hAnsi="Bodoni MT" w:eastAsia="SimSun" w:cs="Bodoni MT"/>
+          <w:b/>
+          <w:bCs/>
+          <w:i/>
+          <w:iCs/>
+          <w:color w:val="auto"/>
+          <w:kern w:val="0"/>
+          <w:sz w:val="22"/>
+          <w:szCs w:val="22"/>
+          <w:lang w:val="en-US" w:eastAsia="zh-CN" w:bidi="ar"/>
+        </w:rPr>
+        <w:t>etcd</w:t>
+      </w:r>
+      <w:r>
+        <w:rPr>
+          <w:rFonts w:hint="default" w:ascii="Bodoni MT" w:hAnsi="Bodoni MT" w:eastAsia="SimSun" w:cs="Bodoni MT"/>
+          <w:color w:val="auto"/>
+          <w:kern w:val="0"/>
+          <w:sz w:val="22"/>
+          <w:szCs w:val="22"/>
+          <w:lang w:val="en-US" w:eastAsia="zh-CN" w:bidi="ar"/>
+        </w:rPr>
+        <w:t>.</w:t>
+      </w:r>
+    </w:p>
+    <w:p>
+      <w:pPr>
+        <w:keepNext w:val="0"/>
+        <w:keepLines w:val="0"/>
+        <w:widowControl/>
+        <w:numPr>
+          <w:ilvl w:val="2"/>
+          <w:numId w:val="11"/>
+        </w:numPr>
+        <w:suppressLineNumbers w:val="0"/>
+        <w:spacing w:before="0" w:beforeAutospacing="0" w:after="0" w:afterAutospacing="0" w:line="360" w:lineRule="auto"/>
+        <w:ind w:left="1260" w:leftChars="0" w:right="0" w:hanging="420" w:firstLineChars="0"/>
+        <w:jc w:val="left"/>
+        <w:rPr>
+          <w:rFonts w:hint="default" w:ascii="Bodoni MT" w:hAnsi="Bodoni MT" w:cs="Bodoni MT"/>
+        </w:rPr>
+      </w:pPr>
+      <w:r>
+        <w:rPr>
+          <w:rFonts w:hint="default" w:ascii="Bodoni MT" w:hAnsi="Bodoni MT" w:cs="Bodoni MT"/>
+        </w:rPr>
+        <w:drawing>
+          <wp:inline distT="0" distB="0" distL="114300" distR="114300">
+            <wp:extent cx="2576195" cy="1138555"/>
+            <wp:effectExtent l="0" t="0" r="1905" b="4445"/>
+            <wp:docPr id="26" name="Picture 11"/>
+            <wp:cNvGraphicFramePr>
+              <a:graphicFrameLocks xmlns:a="http://schemas.openxmlformats.org/drawingml/2006/main" noChangeAspect="1"/>
+            </wp:cNvGraphicFramePr>
+            <a:graphic xmlns:a="http://schemas.openxmlformats.org/drawingml/2006/main">
+              <a:graphicData uri="http://schemas.openxmlformats.org/drawingml/2006/picture">
+                <pic:pic xmlns:pic="http://schemas.openxmlformats.org/drawingml/2006/picture">
+                  <pic:nvPicPr>
+                    <pic:cNvPr id="26" name="Picture 11"/>
+                    <pic:cNvPicPr>
+                      <a:picLocks noChangeAspect="1"/>
+                    </pic:cNvPicPr>
+                  </pic:nvPicPr>
+                  <pic:blipFill>
+                    <a:blip r:embed="rId98"/>
+                    <a:stretch>
+                      <a:fillRect/>
+                    </a:stretch>
+                  </pic:blipFill>
+                  <pic:spPr>
+                    <a:xfrm>
+                      <a:off x="0" y="0"/>
+                      <a:ext cx="2576195" cy="1138555"/>
+                    </a:xfrm>
+                    <a:prstGeom prst="rect">
+                      <a:avLst/>
+                    </a:prstGeom>
+                    <a:noFill/>
+                    <a:ln>
+                      <a:noFill/>
+                    </a:ln>
+                  </pic:spPr>
+                </pic:pic>
+              </a:graphicData>
+            </a:graphic>
+          </wp:inline>
+        </w:drawing>
+      </w:r>
+    </w:p>
+    <w:p>
+      <w:pPr>
+        <w:keepNext w:val="0"/>
+        <w:keepLines w:val="0"/>
+        <w:widowControl/>
+        <w:numPr>
+          <w:ilvl w:val="1"/>
+          <w:numId w:val="11"/>
+        </w:numPr>
+        <w:suppressLineNumbers w:val="0"/>
+        <w:spacing w:before="0" w:beforeAutospacing="0" w:after="0" w:afterAutospacing="0" w:line="360" w:lineRule="auto"/>
+        <w:ind w:left="840" w:leftChars="0" w:right="0" w:hanging="420" w:firstLineChars="0"/>
+        <w:jc w:val="left"/>
+        <w:rPr>
+          <w:rFonts w:hint="default" w:ascii="Bodoni MT" w:hAnsi="Bodoni MT" w:cs="Bodoni MT"/>
+        </w:rPr>
+      </w:pPr>
+      <w:r>
+        <w:rPr>
+          <w:rFonts w:hint="default" w:ascii="Bodoni MT" w:hAnsi="Bodoni MT" w:cs="Bodoni MT"/>
+          <w:lang w:val="en-IN"/>
+        </w:rPr>
+        <w:t>Control Plane  (now updated)</w:t>
+      </w:r>
+    </w:p>
+    <w:p>
+      <w:pPr>
+        <w:keepNext w:val="0"/>
+        <w:keepLines w:val="0"/>
+        <w:widowControl/>
+        <w:numPr>
+          <w:ilvl w:val="2"/>
+          <w:numId w:val="11"/>
+        </w:numPr>
+        <w:suppressLineNumbers w:val="0"/>
+        <w:spacing w:before="0" w:beforeAutospacing="0" w:after="0" w:afterAutospacing="0" w:line="360" w:lineRule="auto"/>
+        <w:ind w:left="1260" w:leftChars="0" w:right="0" w:hanging="420" w:firstLineChars="0"/>
+        <w:jc w:val="left"/>
+        <w:rPr>
+          <w:rFonts w:hint="default" w:ascii="Bodoni MT" w:hAnsi="Bodoni MT" w:cs="Bodoni MT"/>
+        </w:rPr>
+      </w:pPr>
+      <w:r>
+        <w:rPr>
+          <w:rFonts w:hint="default" w:ascii="Bodoni MT" w:hAnsi="Bodoni MT" w:cs="Bodoni MT"/>
+          <w:b/>
+          <w:bCs/>
+          <w:i/>
+          <w:iCs/>
+          <w:lang w:val="en-IN"/>
+        </w:rPr>
+        <w:t xml:space="preserve">etcd </w:t>
+      </w:r>
+      <w:r>
+        <w:rPr>
+          <w:rFonts w:hint="default" w:ascii="Bodoni MT" w:hAnsi="Bodoni MT" w:cs="Bodoni MT"/>
+          <w:lang w:val="en-IN"/>
+        </w:rPr>
+        <w:t>contains</w:t>
+      </w:r>
+      <w:r>
+        <w:rPr>
+          <w:rFonts w:hint="default" w:ascii="Bodoni MT" w:hAnsi="Bodoni MT" w:cs="Bodoni MT"/>
+          <w:lang w:val="en-IN"/>
+        </w:rPr>
+        <w:br w:type="textWrapping"/>
+      </w:r>
+      <w:r>
+        <w:rPr>
+          <w:rFonts w:hint="default" w:ascii="Bodoni MT" w:hAnsi="Bodoni MT" w:cs="Bodoni MT"/>
+          <w:color w:val="C81D31" w:themeColor="accent6" w:themeShade="BF"/>
+          <w:lang w:val="en-IN"/>
+        </w:rPr>
+        <w:t>PodSpec</w:t>
+      </w:r>
+      <w:r>
+        <w:rPr>
+          <w:rFonts w:hint="default" w:ascii="Bodoni MT" w:hAnsi="Bodoni MT" w:cs="Bodoni MT"/>
+          <w:lang w:val="en-IN"/>
+        </w:rPr>
+        <w:t xml:space="preserve"> (desired state) </w:t>
+      </w:r>
+      <w:r>
+        <w:rPr>
+          <w:rFonts w:hint="default" w:ascii="Bodoni MT" w:hAnsi="Bodoni MT" w:cs="Bodoni MT"/>
+          <w:lang w:val="en-IN"/>
+        </w:rPr>
+        <w:br w:type="textWrapping"/>
+      </w:r>
+      <w:r>
+        <w:rPr>
+          <w:rFonts w:hint="default" w:ascii="Bodoni MT" w:hAnsi="Bodoni MT" w:cs="Bodoni MT"/>
+          <w:color w:val="C81D31" w:themeColor="accent6" w:themeShade="BF"/>
+          <w:lang w:val="en-IN"/>
+        </w:rPr>
+        <w:t xml:space="preserve">PodStatus </w:t>
+      </w:r>
+      <w:r>
+        <w:rPr>
+          <w:rFonts w:hint="default" w:ascii="Bodoni MT" w:hAnsi="Bodoni MT" w:cs="Bodoni MT"/>
+          <w:lang w:val="en-IN"/>
+        </w:rPr>
+        <w:t>(actual state from Kubelet)</w:t>
+      </w:r>
+    </w:p>
+    <w:p>
+      <w:pPr>
+        <w:keepNext w:val="0"/>
+        <w:keepLines w:val="0"/>
+        <w:widowControl/>
+        <w:numPr>
+          <w:ilvl w:val="1"/>
+          <w:numId w:val="11"/>
+        </w:numPr>
+        <w:suppressLineNumbers w:val="0"/>
+        <w:spacing w:before="0" w:beforeAutospacing="0" w:after="0" w:afterAutospacing="0" w:line="360" w:lineRule="auto"/>
+        <w:ind w:left="840" w:leftChars="0" w:right="0" w:hanging="420" w:firstLineChars="0"/>
+        <w:jc w:val="left"/>
+        <w:rPr>
+          <w:rFonts w:hint="default" w:ascii="Bodoni MT" w:hAnsi="Bodoni MT" w:cs="Bodoni MT"/>
+        </w:rPr>
+      </w:pPr>
+      <w:r>
+        <w:rPr>
+          <w:rFonts w:hint="default" w:ascii="Bodoni MT" w:hAnsi="Bodoni MT" w:cs="Bodoni MT"/>
+          <w:lang w:val="en-IN"/>
+        </w:rPr>
+        <w:t>Controllers (ReplicaSets, etc..)</w:t>
+      </w:r>
+    </w:p>
+    <w:p>
+      <w:pPr>
+        <w:keepNext w:val="0"/>
+        <w:keepLines w:val="0"/>
+        <w:widowControl/>
+        <w:numPr>
+          <w:ilvl w:val="2"/>
+          <w:numId w:val="11"/>
+        </w:numPr>
+        <w:suppressLineNumbers w:val="0"/>
+        <w:spacing w:before="0" w:beforeAutospacing="0" w:after="0" w:afterAutospacing="0" w:line="360" w:lineRule="auto"/>
+        <w:ind w:left="1260" w:leftChars="0" w:right="0" w:hanging="420" w:firstLineChars="0"/>
+        <w:jc w:val="left"/>
+        <w:rPr>
+          <w:rFonts w:hint="default" w:ascii="Bodoni MT" w:hAnsi="Bodoni MT" w:cs="Bodoni MT"/>
+        </w:rPr>
+      </w:pPr>
+      <w:r>
+        <w:rPr>
+          <w:rFonts w:hint="default" w:ascii="Bodoni MT" w:hAnsi="Bodoni MT" w:cs="Bodoni MT"/>
+          <w:lang w:val="en-IN"/>
+        </w:rPr>
+        <w:t>Watch API Server</w:t>
+      </w:r>
+    </w:p>
+    <w:p>
+      <w:pPr>
+        <w:keepNext w:val="0"/>
+        <w:keepLines w:val="0"/>
+        <w:widowControl/>
+        <w:numPr>
+          <w:ilvl w:val="2"/>
+          <w:numId w:val="11"/>
+        </w:numPr>
+        <w:suppressLineNumbers w:val="0"/>
+        <w:spacing w:before="0" w:beforeAutospacing="0" w:after="0" w:afterAutospacing="0" w:line="360" w:lineRule="auto"/>
+        <w:ind w:left="1260" w:leftChars="0" w:right="0" w:hanging="420" w:firstLineChars="0"/>
+        <w:jc w:val="left"/>
+        <w:rPr>
+          <w:rFonts w:hint="default" w:ascii="Bodoni MT" w:hAnsi="Bodoni MT" w:cs="Bodoni MT"/>
+        </w:rPr>
+      </w:pPr>
+      <w:r>
+        <w:rPr>
+          <w:rFonts w:hint="default" w:ascii="Bodoni MT" w:hAnsi="Bodoni MT" w:cs="Bodoni MT"/>
+          <w:lang w:val="en-IN"/>
+        </w:rPr>
+        <w:t>Compares</w:t>
+      </w:r>
+      <w:r>
+        <w:rPr>
+          <w:rFonts w:hint="default" w:ascii="Bodoni MT" w:hAnsi="Bodoni MT" w:cs="Bodoni MT"/>
+          <w:lang w:val="en-IN"/>
+        </w:rPr>
+        <w:br w:type="textWrapping"/>
+      </w:r>
+      <w:r>
+        <w:rPr>
+          <w:rFonts w:hint="default" w:ascii="Bodoni MT" w:hAnsi="Bodoni MT" w:cs="Bodoni MT"/>
+          <w:lang w:val="en-IN"/>
+        </w:rPr>
+        <w:t>Desired state vs Current state</w:t>
+      </w:r>
+    </w:p>
+    <w:p>
+      <w:pPr>
+        <w:keepNext w:val="0"/>
+        <w:keepLines w:val="0"/>
+        <w:widowControl/>
+        <w:numPr>
+          <w:ilvl w:val="2"/>
+          <w:numId w:val="11"/>
+        </w:numPr>
+        <w:suppressLineNumbers w:val="0"/>
+        <w:spacing w:before="0" w:beforeAutospacing="0" w:after="0" w:afterAutospacing="0" w:line="360" w:lineRule="auto"/>
+        <w:ind w:left="1260" w:leftChars="0" w:right="0" w:hanging="420" w:firstLineChars="0"/>
+        <w:jc w:val="left"/>
+        <w:rPr>
+          <w:rFonts w:hint="default" w:ascii="Bodoni MT" w:hAnsi="Bodoni MT" w:cs="Bodoni MT"/>
+        </w:rPr>
+      </w:pPr>
+      <w:r>
+        <w:rPr>
+          <w:rFonts w:hint="default" w:ascii="Bodoni MT" w:hAnsi="Bodoni MT" w:cs="Bodoni MT"/>
+          <w:lang w:val="en-IN"/>
+        </w:rPr>
+        <w:t>Take action if mismatch.</w:t>
       </w:r>
     </w:p>
     <w:p>
@@ -27291,7 +30717,178 @@
           <w:rFonts w:hint="default" w:ascii="Bodoni MT" w:hAnsi="Bodoni MT" w:cs="Bodoni MT"/>
           <w:lang w:val="en-IN"/>
         </w:rPr>
-        <w:t>F</w:t>
+        <w:t>Now, the question arises: Does the ReplicaSet or other controllers repeatedly poll API Server about the pod’s status?</w:t>
+      </w:r>
+    </w:p>
+    <w:p>
+      <w:pPr>
+        <w:keepNext w:val="0"/>
+        <w:keepLines w:val="0"/>
+        <w:widowControl/>
+        <w:numPr>
+          <w:ilvl w:val="1"/>
+          <w:numId w:val="11"/>
+        </w:numPr>
+        <w:suppressLineNumbers w:val="0"/>
+        <w:spacing w:before="0" w:beforeAutospacing="0" w:after="0" w:afterAutospacing="0" w:line="360" w:lineRule="auto"/>
+        <w:ind w:left="840" w:leftChars="0" w:right="0" w:hanging="420" w:firstLineChars="0"/>
+        <w:jc w:val="left"/>
+        <w:rPr>
+          <w:rFonts w:hint="default" w:ascii="Bodoni MT" w:hAnsi="Bodoni MT" w:cs="Bodoni MT"/>
+        </w:rPr>
+      </w:pPr>
+      <w:r>
+        <w:rPr>
+          <w:rFonts w:hint="default" w:ascii="Bodoni MT" w:hAnsi="Bodoni MT" w:cs="Bodoni MT"/>
+          <w:lang w:val="en-IN"/>
+        </w:rPr>
+        <w:t xml:space="preserve">No, it starts a </w:t>
+      </w:r>
+      <w:r>
+        <w:rPr>
+          <w:rFonts w:hint="default" w:ascii="Bodoni MT" w:hAnsi="Bodoni MT" w:cs="Bodoni MT"/>
+          <w:b/>
+          <w:bCs/>
+          <w:i/>
+          <w:iCs/>
+          <w:lang w:val="en-IN"/>
+        </w:rPr>
+        <w:t>watch event</w:t>
+      </w:r>
+      <w:r>
+        <w:rPr>
+          <w:rFonts w:hint="default" w:ascii="Bodoni MT" w:hAnsi="Bodoni MT" w:cs="Bodoni MT"/>
+          <w:b w:val="0"/>
+          <w:bCs w:val="0"/>
+          <w:i w:val="0"/>
+          <w:iCs w:val="0"/>
+          <w:lang w:val="en-IN"/>
+        </w:rPr>
+        <w:t>.</w:t>
+      </w:r>
+    </w:p>
+    <w:p>
+      <w:pPr>
+        <w:keepNext w:val="0"/>
+        <w:keepLines w:val="0"/>
+        <w:widowControl/>
+        <w:numPr>
+          <w:ilvl w:val="1"/>
+          <w:numId w:val="11"/>
+        </w:numPr>
+        <w:suppressLineNumbers w:val="0"/>
+        <w:spacing w:before="0" w:beforeAutospacing="0" w:after="0" w:afterAutospacing="0" w:line="360" w:lineRule="auto"/>
+        <w:ind w:left="840" w:leftChars="0" w:right="0" w:hanging="420" w:firstLineChars="0"/>
+        <w:jc w:val="left"/>
+        <w:rPr>
+          <w:rFonts w:hint="default" w:ascii="Bodoni MT" w:hAnsi="Bodoni MT" w:cs="Bodoni MT"/>
+        </w:rPr>
+      </w:pPr>
+      <w:r>
+        <w:rPr>
+          <w:rFonts w:hint="default" w:ascii="Bodoni MT" w:hAnsi="Bodoni MT" w:cs="Bodoni MT"/>
+          <w:b w:val="0"/>
+          <w:bCs w:val="0"/>
+          <w:i w:val="0"/>
+          <w:iCs w:val="0"/>
+          <w:lang w:val="en-IN"/>
+        </w:rPr>
+        <w:t xml:space="preserve">Its not a </w:t>
+      </w:r>
+      <w:r>
+        <w:rPr>
+          <w:rFonts w:hint="default" w:ascii="Bodoni MT" w:hAnsi="Bodoni MT" w:cs="Bodoni MT"/>
+          <w:b w:val="0"/>
+          <w:bCs w:val="0"/>
+          <w:i/>
+          <w:iCs/>
+          <w:lang w:val="en-IN"/>
+        </w:rPr>
+        <w:t>web-hook</w:t>
+      </w:r>
+      <w:r>
+        <w:rPr>
+          <w:rFonts w:hint="default" w:ascii="Bodoni MT" w:hAnsi="Bodoni MT" w:cs="Bodoni MT"/>
+          <w:b w:val="0"/>
+          <w:bCs w:val="0"/>
+          <w:i w:val="0"/>
+          <w:iCs w:val="0"/>
+          <w:lang w:val="en-IN"/>
+        </w:rPr>
+        <w:t>, it’s a long-lived connection (</w:t>
+      </w:r>
+      <w:r>
+        <w:rPr>
+          <w:rFonts w:hint="default" w:ascii="Bodoni MT" w:hAnsi="Bodoni MT" w:cs="Bodoni MT"/>
+          <w:b/>
+          <w:bCs/>
+          <w:i/>
+          <w:iCs/>
+          <w:lang w:val="en-IN"/>
+        </w:rPr>
+        <w:t>streaming connection</w:t>
+      </w:r>
+      <w:r>
+        <w:rPr>
+          <w:rFonts w:hint="default" w:ascii="Bodoni MT" w:hAnsi="Bodoni MT" w:cs="Bodoni MT"/>
+          <w:b w:val="0"/>
+          <w:bCs w:val="0"/>
+          <w:i w:val="0"/>
+          <w:iCs w:val="0"/>
+          <w:lang w:val="en-IN"/>
+        </w:rPr>
+        <w:t>)</w:t>
+      </w:r>
+    </w:p>
+    <w:p>
+      <w:pPr>
+        <w:keepNext w:val="0"/>
+        <w:keepLines w:val="0"/>
+        <w:widowControl/>
+        <w:numPr>
+          <w:ilvl w:val="1"/>
+          <w:numId w:val="11"/>
+        </w:numPr>
+        <w:suppressLineNumbers w:val="0"/>
+        <w:spacing w:before="0" w:beforeAutospacing="0" w:after="0" w:afterAutospacing="0" w:line="360" w:lineRule="auto"/>
+        <w:ind w:left="840" w:leftChars="0" w:right="0" w:hanging="420" w:firstLineChars="0"/>
+        <w:jc w:val="left"/>
+        <w:rPr>
+          <w:rFonts w:hint="default" w:ascii="Bodoni MT" w:hAnsi="Bodoni MT" w:cs="Bodoni MT"/>
+        </w:rPr>
+      </w:pPr>
+      <w:r>
+        <w:rPr>
+          <w:rFonts w:hint="default" w:ascii="Bodoni MT" w:hAnsi="Bodoni MT" w:cs="Bodoni MT"/>
+          <w:b w:val="0"/>
+          <w:bCs w:val="0"/>
+          <w:i w:val="0"/>
+          <w:iCs w:val="0"/>
+          <w:lang w:val="en-IN"/>
+        </w:rPr>
+        <w:t xml:space="preserve">Whenever something changes, API Server streams it, so </w:t>
+      </w:r>
+      <w:r>
+        <w:rPr>
+          <w:rFonts w:hint="default" w:ascii="Bodoni MT" w:hAnsi="Bodoni MT" w:cs="Bodoni MT"/>
+          <w:b w:val="0"/>
+          <w:bCs w:val="0"/>
+          <w:i/>
+          <w:iCs/>
+          <w:lang w:val="en-IN"/>
+        </w:rPr>
+        <w:t>controllers</w:t>
+      </w:r>
+      <w:r>
+        <w:rPr>
+          <w:rFonts w:hint="default" w:ascii="Bodoni MT" w:hAnsi="Bodoni MT" w:cs="Bodoni MT"/>
+          <w:b w:val="0"/>
+          <w:bCs w:val="0"/>
+          <w:i w:val="0"/>
+          <w:iCs w:val="0"/>
+          <w:lang w:val="en-IN"/>
+        </w:rPr>
+        <w:t xml:space="preserve"> get to know about the pod’s status.</w:t>
       </w:r>
     </w:p>
     <w:p>
@@ -27314,9 +30911,93 @@
       <w:r>
         <w:rPr>
           <w:rFonts w:hint="default" w:ascii="Bodoni MT" w:hAnsi="Bodoni MT" w:cs="Bodoni MT"/>
-          <w:lang w:val="en-IN"/>
-        </w:rPr>
-        <w:t>F</w:t>
+          <w:i/>
+          <w:iCs/>
+          <w:lang w:val="en-IN"/>
+        </w:rPr>
+        <w:t>Control Plane</w:t>
+      </w:r>
+      <w:r>
+        <w:rPr>
+          <w:rFonts w:hint="default" w:ascii="Bodoni MT" w:hAnsi="Bodoni MT" w:cs="Bodoni MT"/>
+          <w:i w:val="0"/>
+          <w:iCs w:val="0"/>
+          <w:lang w:val="en-IN"/>
+        </w:rPr>
+        <w:t xml:space="preserve"> knows nothing about the containers.</w:t>
+      </w:r>
+      <w:r>
+        <w:rPr>
+          <w:rFonts w:hint="default" w:ascii="Bodoni MT" w:hAnsi="Bodoni MT" w:cs="Bodoni MT"/>
+          <w:i w:val="0"/>
+          <w:iCs w:val="0"/>
+          <w:lang w:val="en-IN"/>
+        </w:rPr>
+        <w:br w:type="textWrapping"/>
+      </w:r>
+      <w:r>
+        <w:rPr>
+          <w:rFonts w:hint="default" w:ascii="Bodoni MT" w:hAnsi="Bodoni MT" w:cs="Bodoni MT"/>
+          <w:i w:val="0"/>
+          <w:iCs w:val="0"/>
+          <w:lang w:val="en-IN"/>
+        </w:rPr>
+        <w:t>It gets the details about the containers (id and status) via Kubectl only.</w:t>
+      </w:r>
+      <w:r>
+        <w:rPr>
+          <w:rFonts w:hint="default" w:ascii="Bodoni MT" w:hAnsi="Bodoni MT" w:cs="Bodoni MT"/>
+          <w:i w:val="0"/>
+          <w:iCs w:val="0"/>
+          <w:lang w:val="en-IN"/>
+        </w:rPr>
+        <w:br w:type="textWrapping"/>
+      </w:r>
+      <w:r>
+        <w:rPr>
+          <w:rFonts w:hint="default" w:ascii="Bodoni MT" w:hAnsi="Bodoni MT" w:cs="Bodoni MT"/>
+        </w:rPr>
+        <w:drawing>
+          <wp:inline distT="0" distB="0" distL="114300" distR="114300">
+            <wp:extent cx="4597400" cy="1184910"/>
+            <wp:effectExtent l="0" t="0" r="0" b="8890"/>
+            <wp:docPr id="24" name="Picture 9"/>
+            <wp:cNvGraphicFramePr>
+              <a:graphicFrameLocks xmlns:a="http://schemas.openxmlformats.org/drawingml/2006/main" noChangeAspect="1"/>
+            </wp:cNvGraphicFramePr>
+            <a:graphic xmlns:a="http://schemas.openxmlformats.org/drawingml/2006/main">
+              <a:graphicData uri="http://schemas.openxmlformats.org/drawingml/2006/picture">
+                <pic:pic xmlns:pic="http://schemas.openxmlformats.org/drawingml/2006/picture">
+                  <pic:nvPicPr>
+                    <pic:cNvPr id="24" name="Picture 9"/>
+                    <pic:cNvPicPr>
+                      <a:picLocks noChangeAspect="1"/>
+                    </pic:cNvPicPr>
+                  </pic:nvPicPr>
+                  <pic:blipFill>
+                    <a:blip r:embed="rId99"/>
+                    <a:stretch>
+                      <a:fillRect/>
+                    </a:stretch>
+                  </pic:blipFill>
+                  <pic:spPr>
+                    <a:xfrm>
+                      <a:off x="0" y="0"/>
+                      <a:ext cx="4597400" cy="1184910"/>
+                    </a:xfrm>
+                    <a:prstGeom prst="rect">
+                      <a:avLst/>
+                    </a:prstGeom>
+                    <a:noFill/>
+                    <a:ln>
+                      <a:noFill/>
+                    </a:ln>
+                  </pic:spPr>
+                </pic:pic>
+              </a:graphicData>
+            </a:graphic>
+          </wp:inline>
+        </w:drawing>
       </w:r>
     </w:p>
     <w:p>
@@ -27341,7 +31022,324 @@
           <w:rFonts w:hint="default" w:ascii="Bodoni MT" w:hAnsi="Bodoni MT" w:cs="Bodoni MT"/>
           <w:lang w:val="en-IN"/>
         </w:rPr>
-        <w:t>F</w:t>
+        <w:t xml:space="preserve">To see the details about the containers in </w:t>
+      </w:r>
+      <w:r>
+        <w:rPr>
+          <w:rFonts w:hint="default" w:ascii="Bodoni MT" w:hAnsi="Bodoni MT" w:cs="Bodoni MT"/>
+          <w:i/>
+          <w:iCs/>
+          <w:lang w:val="en-IN"/>
+        </w:rPr>
+        <w:t>Control Plane</w:t>
+      </w:r>
+      <w:r>
+        <w:rPr>
+          <w:rFonts w:hint="default" w:ascii="Bodoni MT" w:hAnsi="Bodoni MT" w:cs="Bodoni MT"/>
+          <w:i w:val="0"/>
+          <w:iCs w:val="0"/>
+          <w:lang w:val="en-IN"/>
+        </w:rPr>
+        <w:t xml:space="preserve"> and </w:t>
+      </w:r>
+      <w:r>
+        <w:rPr>
+          <w:rFonts w:hint="default" w:ascii="Bodoni MT" w:hAnsi="Bodoni MT" w:cs="Bodoni MT"/>
+          <w:i/>
+          <w:iCs/>
+          <w:lang w:val="en-IN"/>
+        </w:rPr>
+        <w:t>Worker Node</w:t>
+      </w:r>
+      <w:r>
+        <w:rPr>
+          <w:rFonts w:hint="default" w:ascii="Bodoni MT" w:hAnsi="Bodoni MT" w:cs="Bodoni MT"/>
+          <w:i w:val="0"/>
+          <w:iCs w:val="0"/>
+          <w:lang w:val="en-IN"/>
+        </w:rPr>
+        <w:t xml:space="preserve"> </w:t>
+      </w:r>
+    </w:p>
+    <w:p>
+      <w:pPr>
+        <w:keepNext w:val="0"/>
+        <w:keepLines w:val="0"/>
+        <w:widowControl/>
+        <w:numPr>
+          <w:ilvl w:val="1"/>
+          <w:numId w:val="11"/>
+        </w:numPr>
+        <w:suppressLineNumbers w:val="0"/>
+        <w:spacing w:before="0" w:beforeAutospacing="0" w:after="0" w:afterAutospacing="0" w:line="360" w:lineRule="auto"/>
+        <w:ind w:left="840" w:leftChars="0" w:right="0" w:hanging="420" w:firstLineChars="0"/>
+        <w:jc w:val="left"/>
+        <w:rPr>
+          <w:rFonts w:hint="default" w:ascii="Bodoni MT" w:hAnsi="Bodoni MT" w:cs="Bodoni MT"/>
+        </w:rPr>
+      </w:pPr>
+      <w:r>
+        <w:rPr>
+          <w:rFonts w:hint="default" w:ascii="Bodoni MT" w:hAnsi="Bodoni MT" w:cs="Bodoni MT"/>
+          <w:lang w:val="en-IN"/>
+        </w:rPr>
+        <w:t xml:space="preserve">When you execute </w:t>
+      </w:r>
+      <w:r>
+        <w:rPr>
+          <w:rFonts w:hint="default" w:ascii="Bodoni MT" w:hAnsi="Bodoni MT" w:cs="Bodoni MT"/>
+          <w:lang w:val="en-IN"/>
+        </w:rPr>
+        <w:br w:type="textWrapping"/>
+      </w:r>
+      <w:r>
+        <w:rPr>
+          <w:rFonts w:hint="default" w:ascii="Bodoni MT" w:hAnsi="Bodoni MT" w:cs="Bodoni MT"/>
+          <w:b/>
+          <w:bCs/>
+          <w:lang w:val="en-IN"/>
+        </w:rPr>
+        <w:t>kubectl get pod &lt;</w:t>
+      </w:r>
+      <w:r>
+        <w:rPr>
+          <w:rFonts w:hint="default" w:ascii="Bodoni MT" w:hAnsi="Bodoni MT" w:cs="Bodoni MT"/>
+          <w:b w:val="0"/>
+          <w:bCs w:val="0"/>
+          <w:lang w:val="en-IN"/>
+        </w:rPr>
+        <w:t>pod name</w:t>
+      </w:r>
+      <w:r>
+        <w:rPr>
+          <w:rFonts w:hint="default" w:ascii="Bodoni MT" w:hAnsi="Bodoni MT" w:cs="Bodoni MT"/>
+          <w:b/>
+          <w:bCs/>
+          <w:lang w:val="en-IN"/>
+        </w:rPr>
+        <w:t>&gt; -o yaml</w:t>
+      </w:r>
+      <w:r>
+        <w:rPr>
+          <w:rFonts w:hint="default" w:ascii="Bodoni MT" w:hAnsi="Bodoni MT" w:cs="Bodoni MT"/>
+          <w:b/>
+          <w:bCs/>
+          <w:lang w:val="en-IN"/>
+        </w:rPr>
+        <w:br w:type="textWrapping"/>
+      </w:r>
+      <w:r>
+        <w:rPr>
+          <w:rFonts w:hint="default" w:ascii="Bodoni MT" w:hAnsi="Bodoni MT" w:cs="Bodoni MT"/>
+          <w:b/>
+          <w:bCs/>
+          <w:lang w:val="en-IN"/>
+        </w:rPr>
+        <w:t>(or)</w:t>
+      </w:r>
+      <w:r>
+        <w:rPr>
+          <w:rFonts w:hint="default" w:ascii="Bodoni MT" w:hAnsi="Bodoni MT" w:cs="Bodoni MT"/>
+          <w:b/>
+          <w:bCs/>
+          <w:lang w:val="en-IN"/>
+        </w:rPr>
+        <w:br w:type="textWrapping"/>
+      </w:r>
+      <w:r>
+        <w:rPr>
+          <w:rFonts w:hint="default" w:ascii="Bodoni MT" w:hAnsi="Bodoni MT" w:cs="Bodoni MT"/>
+          <w:b/>
+          <w:bCs/>
+          <w:lang w:val="en-IN"/>
+        </w:rPr>
+        <w:t>kubectl edit pod &lt;</w:t>
+      </w:r>
+      <w:r>
+        <w:rPr>
+          <w:rFonts w:hint="default" w:ascii="Bodoni MT" w:hAnsi="Bodoni MT" w:cs="Bodoni MT"/>
+          <w:b w:val="0"/>
+          <w:bCs w:val="0"/>
+          <w:lang w:val="en-IN"/>
+        </w:rPr>
+        <w:t>pod name</w:t>
+      </w:r>
+      <w:r>
+        <w:rPr>
+          <w:rFonts w:hint="default" w:ascii="Bodoni MT" w:hAnsi="Bodoni MT" w:cs="Bodoni MT"/>
+          <w:b/>
+          <w:bCs/>
+          <w:lang w:val="en-IN"/>
+        </w:rPr>
+        <w:t>&gt;</w:t>
+      </w:r>
+      <w:r>
+        <w:rPr>
+          <w:rFonts w:hint="default" w:ascii="Bodoni MT" w:hAnsi="Bodoni MT" w:cs="Bodoni MT"/>
+          <w:b w:val="0"/>
+          <w:bCs w:val="0"/>
+          <w:lang w:val="en-IN"/>
+        </w:rPr>
+        <w:t xml:space="preserve"> </w:t>
+      </w:r>
+    </w:p>
+    <w:p>
+      <w:pPr>
+        <w:keepNext w:val="0"/>
+        <w:keepLines w:val="0"/>
+        <w:widowControl/>
+        <w:numPr>
+          <w:ilvl w:val="2"/>
+          <w:numId w:val="11"/>
+        </w:numPr>
+        <w:suppressLineNumbers w:val="0"/>
+        <w:spacing w:before="0" w:beforeAutospacing="0" w:after="0" w:afterAutospacing="0" w:line="360" w:lineRule="auto"/>
+        <w:ind w:left="1260" w:leftChars="0" w:right="0" w:hanging="420" w:firstLineChars="0"/>
+        <w:jc w:val="left"/>
+        <w:rPr>
+          <w:rFonts w:hint="default" w:ascii="Bodoni MT" w:hAnsi="Bodoni MT" w:cs="Bodoni MT"/>
+        </w:rPr>
+      </w:pPr>
+      <w:r>
+        <w:rPr>
+          <w:rFonts w:hint="default" w:ascii="Bodoni MT" w:hAnsi="Bodoni MT" w:cs="Bodoni MT"/>
+          <w:b w:val="0"/>
+          <w:bCs w:val="0"/>
+          <w:lang w:val="en-IN"/>
+        </w:rPr>
+        <w:t xml:space="preserve">It shows the content of </w:t>
+      </w:r>
+      <w:r>
+        <w:rPr>
+          <w:rFonts w:hint="default" w:ascii="Bodoni MT" w:hAnsi="Bodoni MT" w:cs="Bodoni MT"/>
+          <w:b/>
+          <w:bCs/>
+          <w:i/>
+          <w:iCs/>
+          <w:lang w:val="en-IN"/>
+        </w:rPr>
+        <w:t>etcd</w:t>
+      </w:r>
+      <w:r>
+        <w:rPr>
+          <w:rFonts w:hint="default" w:ascii="Bodoni MT" w:hAnsi="Bodoni MT" w:cs="Bodoni MT"/>
+          <w:b w:val="0"/>
+          <w:bCs w:val="0"/>
+          <w:i w:val="0"/>
+          <w:iCs w:val="0"/>
+          <w:lang w:val="en-IN"/>
+        </w:rPr>
+        <w:t xml:space="preserve"> in yaml format.</w:t>
+      </w:r>
+    </w:p>
+    <w:p>
+      <w:pPr>
+        <w:keepNext w:val="0"/>
+        <w:keepLines w:val="0"/>
+        <w:widowControl/>
+        <w:numPr>
+          <w:ilvl w:val="1"/>
+          <w:numId w:val="11"/>
+        </w:numPr>
+        <w:suppressLineNumbers w:val="0"/>
+        <w:spacing w:before="0" w:beforeAutospacing="0" w:after="0" w:afterAutospacing="0" w:line="360" w:lineRule="auto"/>
+        <w:ind w:left="840" w:leftChars="0" w:right="0" w:hanging="420" w:firstLineChars="0"/>
+        <w:jc w:val="left"/>
+        <w:rPr>
+          <w:rFonts w:hint="default" w:ascii="Bodoni MT" w:hAnsi="Bodoni MT" w:cs="Bodoni MT"/>
+        </w:rPr>
+      </w:pPr>
+      <w:r>
+        <w:rPr>
+          <w:rFonts w:hint="default" w:ascii="Bodoni MT" w:hAnsi="Bodoni MT" w:cs="Bodoni MT"/>
+          <w:b/>
+          <w:bCs/>
+          <w:i w:val="0"/>
+          <w:iCs w:val="0"/>
+          <w:color w:val="C00000"/>
+          <w:shd w:val="clear" w:color="FFFFFF" w:fill="D9D9D9"/>
+          <w:lang w:val="en-IN"/>
+        </w:rPr>
+        <w:t>status.containerStatuses</w:t>
+      </w:r>
+      <w:r>
+        <w:rPr>
+          <w:rFonts w:hint="default" w:ascii="Bodoni MT" w:hAnsi="Bodoni MT" w:cs="Bodoni MT"/>
+          <w:b/>
+          <w:bCs/>
+          <w:i w:val="0"/>
+          <w:iCs w:val="0"/>
+          <w:lang w:val="en-IN"/>
+        </w:rPr>
+        <w:br w:type="textWrapping"/>
+      </w:r>
+      <w:r>
+        <w:rPr>
+          <w:rFonts w:hint="default" w:ascii="Bodoni MT" w:hAnsi="Bodoni MT" w:cs="Bodoni MT"/>
+          <w:b w:val="0"/>
+          <w:bCs w:val="0"/>
+          <w:i w:val="0"/>
+          <w:iCs w:val="0"/>
+          <w:lang w:val="en-IN"/>
+        </w:rPr>
+        <w:t>this field contains the list of containers associated with that pod along with their IDs, image, state (running, etc.), volumes ..ec.</w:t>
+      </w:r>
+      <w:r>
+        <w:rPr>
+          <w:rFonts w:hint="default" w:ascii="Bodoni MT" w:hAnsi="Bodoni MT" w:cs="Bodoni MT"/>
+          <w:b w:val="0"/>
+          <w:bCs w:val="0"/>
+          <w:i w:val="0"/>
+          <w:iCs w:val="0"/>
+          <w:lang w:val="en-IN"/>
+        </w:rPr>
+        <w:br w:type="textWrapping"/>
+      </w:r>
+      <w:r>
+        <w:rPr>
+          <w:rFonts w:hint="default" w:ascii="Bodoni MT" w:hAnsi="Bodoni MT" w:cs="Bodoni MT"/>
+        </w:rPr>
+        <w:drawing>
+          <wp:inline distT="0" distB="0" distL="114300" distR="114300">
+            <wp:extent cx="2670175" cy="3089275"/>
+            <wp:effectExtent l="0" t="0" r="9525" b="9525"/>
+            <wp:docPr id="27" name="Picture 12"/>
+            <wp:cNvGraphicFramePr>
+              <a:graphicFrameLocks xmlns:a="http://schemas.openxmlformats.org/drawingml/2006/main" noChangeAspect="1"/>
+            </wp:cNvGraphicFramePr>
+            <a:graphic xmlns:a="http://schemas.openxmlformats.org/drawingml/2006/main">
+              <a:graphicData uri="http://schemas.openxmlformats.org/drawingml/2006/picture">
+                <pic:pic xmlns:pic="http://schemas.openxmlformats.org/drawingml/2006/picture">
+                  <pic:nvPicPr>
+                    <pic:cNvPr id="27" name="Picture 12"/>
+                    <pic:cNvPicPr>
+                      <a:picLocks noChangeAspect="1"/>
+                    </pic:cNvPicPr>
+                  </pic:nvPicPr>
+                  <pic:blipFill>
+                    <a:blip r:embed="rId100"/>
+                    <a:stretch>
+                      <a:fillRect/>
+                    </a:stretch>
+                  </pic:blipFill>
+                  <pic:spPr>
+                    <a:xfrm>
+                      <a:off x="0" y="0"/>
+                      <a:ext cx="2670175" cy="3089275"/>
+                    </a:xfrm>
+                    <a:prstGeom prst="rect">
+                      <a:avLst/>
+                    </a:prstGeom>
+                    <a:noFill/>
+                    <a:ln>
+                      <a:noFill/>
+                    </a:ln>
+                  </pic:spPr>
+                </pic:pic>
+              </a:graphicData>
+            </a:graphic>
+          </wp:inline>
+        </w:drawing>
       </w:r>
     </w:p>
     <w:p>
@@ -27359,14 +31357,1275 @@
         <w:jc w:val="left"/>
         <w:rPr>
           <w:rFonts w:hint="default" w:ascii="Bodoni MT" w:hAnsi="Bodoni MT" w:cs="Bodoni MT"/>
-        </w:rPr>
-      </w:pPr>
-      <w:r>
-        <w:rPr>
-          <w:rFonts w:hint="default" w:ascii="Bodoni MT" w:hAnsi="Bodoni MT" w:cs="Bodoni MT"/>
-          <w:lang w:val="en-IN"/>
-        </w:rPr>
-        <w:t>F</w:t>
+          <w:b/>
+          <w:bCs/>
+          <w:color w:val="D6DCE5" w:themeColor="text2" w:themeTint="33"/>
+          <w:highlight w:val="darkRed"/>
+          <w:shd w:val="clear" w:color="auto" w:fill="auto"/>
+          <w14:textFill>
+            <w14:solidFill>
+              <w14:schemeClr w14:val="tx2">
+                <w14:lumMod w14:val="20000"/>
+                <w14:lumOff w14:val="80000"/>
+              </w14:schemeClr>
+            </w14:solidFill>
+          </w14:textFill>
+        </w:rPr>
+      </w:pPr>
+      <w:r>
+        <w:rPr>
+          <w:rFonts w:hint="default" w:ascii="Bodoni MT" w:hAnsi="Bodoni MT" w:cs="Bodoni MT"/>
+          <w:b/>
+          <w:bCs/>
+          <w:color w:val="D6DCE5" w:themeColor="text2" w:themeTint="33"/>
+          <w:highlight w:val="darkRed"/>
+          <w:shd w:val="clear" w:color="auto" w:fill="auto"/>
+          <w:lang w:val="en-IN"/>
+          <w14:textFill>
+            <w14:solidFill>
+              <w14:schemeClr w14:val="tx2">
+                <w14:lumMod w14:val="20000"/>
+                <w14:lumOff w14:val="80000"/>
+              </w14:schemeClr>
+            </w14:solidFill>
+          </w14:textFill>
+        </w:rPr>
+        <w:t>NOTE  -------------------------------------------------------------------------------------</w:t>
+      </w:r>
+    </w:p>
+    <w:p>
+      <w:pPr>
+        <w:keepNext w:val="0"/>
+        <w:keepLines w:val="0"/>
+        <w:widowControl/>
+        <w:numPr>
+          <w:ilvl w:val="1"/>
+          <w:numId w:val="11"/>
+        </w:numPr>
+        <w:suppressLineNumbers w:val="0"/>
+        <w:spacing w:before="0" w:beforeAutospacing="0" w:after="0" w:afterAutospacing="0" w:line="360" w:lineRule="auto"/>
+        <w:ind w:left="840" w:leftChars="0" w:right="0" w:hanging="420" w:firstLineChars="0"/>
+        <w:jc w:val="left"/>
+        <w:rPr>
+          <w:rFonts w:hint="default" w:ascii="Bodoni MT" w:hAnsi="Bodoni MT" w:cs="Bodoni MT"/>
+        </w:rPr>
+      </w:pPr>
+      <w:r>
+        <w:rPr>
+          <w:rFonts w:hint="default" w:ascii="Bodoni MT" w:hAnsi="Bodoni MT" w:cs="Bodoni MT"/>
+          <w:b/>
+          <w:bCs/>
+          <w:i/>
+          <w:iCs/>
+          <w:lang w:val="en-IN"/>
+        </w:rPr>
+        <w:t>kubelet</w:t>
+      </w:r>
+      <w:r>
+        <w:rPr>
+          <w:rFonts w:hint="default" w:ascii="Bodoni MT" w:hAnsi="Bodoni MT" w:cs="Bodoni MT"/>
+          <w:b w:val="0"/>
+          <w:bCs w:val="0"/>
+          <w:i w:val="0"/>
+          <w:iCs w:val="0"/>
+          <w:lang w:val="en-IN"/>
+        </w:rPr>
+        <w:t xml:space="preserve"> has a watch connection with API Server.</w:t>
+      </w:r>
+      <w:r>
+        <w:rPr>
+          <w:rFonts w:hint="default" w:ascii="Bodoni MT" w:hAnsi="Bodoni MT" w:cs="Bodoni MT"/>
+          <w:b w:val="0"/>
+          <w:bCs w:val="0"/>
+          <w:i w:val="0"/>
+          <w:iCs w:val="0"/>
+          <w:lang w:val="en-IN"/>
+        </w:rPr>
+        <w:br w:type="textWrapping"/>
+      </w:r>
+      <w:r>
+        <w:rPr>
+          <w:rFonts w:hint="default" w:ascii="Bodoni MT" w:hAnsi="Bodoni MT" w:cs="Bodoni MT"/>
+          <w:b w:val="0"/>
+          <w:bCs w:val="0"/>
+          <w:i w:val="0"/>
+          <w:iCs w:val="0"/>
+          <w:lang w:val="en-IN"/>
+        </w:rPr>
+        <w:t xml:space="preserve">And, whenever API Server gets some request (either create a new pod or update an existing pod), it updates the </w:t>
+      </w:r>
+      <w:r>
+        <w:rPr>
+          <w:rFonts w:hint="default" w:ascii="Bodoni MT" w:hAnsi="Bodoni MT" w:cs="Bodoni MT"/>
+          <w:b/>
+          <w:bCs/>
+          <w:i/>
+          <w:iCs/>
+          <w:lang w:val="en-IN"/>
+        </w:rPr>
+        <w:t>etcd</w:t>
+      </w:r>
+      <w:r>
+        <w:rPr>
+          <w:rFonts w:hint="default" w:ascii="Bodoni MT" w:hAnsi="Bodoni MT" w:cs="Bodoni MT"/>
+          <w:b w:val="0"/>
+          <w:bCs w:val="0"/>
+          <w:i w:val="0"/>
+          <w:iCs w:val="0"/>
+          <w:lang w:val="en-IN"/>
+        </w:rPr>
+        <w:t xml:space="preserve"> .</w:t>
+      </w:r>
+    </w:p>
+    <w:p>
+      <w:pPr>
+        <w:keepNext w:val="0"/>
+        <w:keepLines w:val="0"/>
+        <w:widowControl/>
+        <w:numPr>
+          <w:ilvl w:val="1"/>
+          <w:numId w:val="11"/>
+        </w:numPr>
+        <w:suppressLineNumbers w:val="0"/>
+        <w:spacing w:before="0" w:beforeAutospacing="0" w:after="0" w:afterAutospacing="0" w:line="360" w:lineRule="auto"/>
+        <w:ind w:left="840" w:leftChars="0" w:right="0" w:hanging="420" w:firstLineChars="0"/>
+        <w:jc w:val="left"/>
+        <w:rPr>
+          <w:rFonts w:hint="default" w:ascii="Bodoni MT" w:hAnsi="Bodoni MT" w:cs="Bodoni MT"/>
+        </w:rPr>
+      </w:pPr>
+      <w:r>
+        <w:rPr>
+          <w:rFonts w:hint="default" w:ascii="Bodoni MT" w:hAnsi="Bodoni MT" w:cs="Bodoni MT"/>
+          <w:b w:val="0"/>
+          <w:bCs w:val="0"/>
+          <w:i w:val="0"/>
+          <w:iCs w:val="0"/>
+          <w:lang w:val="en-IN"/>
+        </w:rPr>
+        <w:t xml:space="preserve">When you trigger </w:t>
+      </w:r>
+      <w:r>
+        <w:rPr>
+          <w:rFonts w:hint="default" w:ascii="Bodoni MT" w:hAnsi="Bodoni MT" w:cs="Bodoni MT"/>
+          <w:b w:val="0"/>
+          <w:bCs w:val="0"/>
+          <w:i/>
+          <w:iCs/>
+          <w:color w:val="00B0F0"/>
+          <w:lang w:val="en-IN"/>
+        </w:rPr>
+        <w:t>kubectl edit pod &lt;</w:t>
+      </w:r>
+      <w:r>
+        <w:rPr>
+          <w:rFonts w:hint="default" w:ascii="Bodoni MT" w:hAnsi="Bodoni MT" w:cs="Bodoni MT"/>
+          <w:b w:val="0"/>
+          <w:bCs w:val="0"/>
+          <w:i/>
+          <w:iCs/>
+          <w:color w:val="auto"/>
+          <w:lang w:val="en-IN"/>
+        </w:rPr>
+        <w:t>pod name</w:t>
+      </w:r>
+      <w:r>
+        <w:rPr>
+          <w:rFonts w:hint="default" w:ascii="Bodoni MT" w:hAnsi="Bodoni MT" w:cs="Bodoni MT"/>
+          <w:b w:val="0"/>
+          <w:bCs w:val="0"/>
+          <w:i/>
+          <w:iCs/>
+          <w:color w:val="00B0F0"/>
+          <w:lang w:val="en-IN"/>
+        </w:rPr>
+        <w:t>&gt;</w:t>
+      </w:r>
+      <w:r>
+        <w:rPr>
+          <w:rFonts w:hint="default" w:ascii="Bodoni MT" w:hAnsi="Bodoni MT" w:cs="Bodoni MT"/>
+          <w:b w:val="0"/>
+          <w:bCs w:val="0"/>
+          <w:i w:val="0"/>
+          <w:iCs w:val="0"/>
+          <w:lang w:val="en-IN"/>
+        </w:rPr>
+        <w:t xml:space="preserve"> </w:t>
+      </w:r>
+    </w:p>
+    <w:p>
+      <w:pPr>
+        <w:keepNext w:val="0"/>
+        <w:keepLines w:val="0"/>
+        <w:widowControl/>
+        <w:numPr>
+          <w:ilvl w:val="2"/>
+          <w:numId w:val="11"/>
+        </w:numPr>
+        <w:suppressLineNumbers w:val="0"/>
+        <w:spacing w:before="0" w:beforeAutospacing="0" w:after="0" w:afterAutospacing="0" w:line="360" w:lineRule="auto"/>
+        <w:ind w:left="1260" w:leftChars="0" w:right="0" w:hanging="420" w:firstLineChars="0"/>
+        <w:jc w:val="left"/>
+        <w:rPr>
+          <w:rFonts w:hint="default" w:ascii="Bodoni MT" w:hAnsi="Bodoni MT" w:cs="Bodoni MT"/>
+        </w:rPr>
+      </w:pPr>
+      <w:r>
+        <w:rPr>
+          <w:rFonts w:hint="default" w:ascii="Bodoni MT" w:hAnsi="Bodoni MT" w:cs="Bodoni MT"/>
+          <w:lang w:val="en-IN"/>
+        </w:rPr>
+        <w:t xml:space="preserve">API Server gets the update request, it updates the </w:t>
+      </w:r>
+      <w:r>
+        <w:rPr>
+          <w:rFonts w:hint="default" w:ascii="Bodoni MT" w:hAnsi="Bodoni MT" w:cs="Bodoni MT"/>
+          <w:i/>
+          <w:iCs/>
+          <w:lang w:val="en-IN"/>
+        </w:rPr>
+        <w:t>etcd</w:t>
+      </w:r>
+      <w:r>
+        <w:rPr>
+          <w:rFonts w:hint="default" w:ascii="Bodoni MT" w:hAnsi="Bodoni MT" w:cs="Bodoni MT"/>
+          <w:i w:val="0"/>
+          <w:iCs w:val="0"/>
+          <w:lang w:val="en-IN"/>
+        </w:rPr>
+        <w:t xml:space="preserve"> if there is any changes.</w:t>
+      </w:r>
+    </w:p>
+    <w:p>
+      <w:pPr>
+        <w:keepNext w:val="0"/>
+        <w:keepLines w:val="0"/>
+        <w:widowControl/>
+        <w:numPr>
+          <w:ilvl w:val="2"/>
+          <w:numId w:val="11"/>
+        </w:numPr>
+        <w:suppressLineNumbers w:val="0"/>
+        <w:spacing w:before="0" w:beforeAutospacing="0" w:after="0" w:afterAutospacing="0" w:line="360" w:lineRule="auto"/>
+        <w:ind w:left="1260" w:leftChars="0" w:right="0" w:hanging="420" w:firstLineChars="0"/>
+        <w:jc w:val="left"/>
+        <w:rPr>
+          <w:rFonts w:hint="default" w:ascii="Bodoni MT" w:hAnsi="Bodoni MT" w:cs="Bodoni MT"/>
+        </w:rPr>
+      </w:pPr>
+      <w:r>
+        <w:rPr>
+          <w:rFonts w:hint="default" w:ascii="Bodoni MT" w:hAnsi="Bodoni MT" w:cs="Bodoni MT"/>
+          <w:i/>
+          <w:iCs/>
+          <w:lang w:val="en-IN"/>
+        </w:rPr>
+        <w:t>kubelet</w:t>
+      </w:r>
+      <w:r>
+        <w:rPr>
+          <w:rFonts w:hint="default" w:ascii="Bodoni MT" w:hAnsi="Bodoni MT" w:cs="Bodoni MT"/>
+          <w:i w:val="0"/>
+          <w:iCs w:val="0"/>
+          <w:lang w:val="en-IN"/>
+        </w:rPr>
+        <w:t xml:space="preserve"> already has a </w:t>
+      </w:r>
+      <w:r>
+        <w:rPr>
+          <w:rFonts w:hint="default" w:ascii="Bodoni MT" w:hAnsi="Bodoni MT" w:cs="Bodoni MT"/>
+          <w:i/>
+          <w:iCs/>
+          <w:lang w:val="en-IN"/>
+        </w:rPr>
+        <w:t>watch connection</w:t>
+      </w:r>
+      <w:r>
+        <w:rPr>
+          <w:rFonts w:hint="default" w:ascii="Bodoni MT" w:hAnsi="Bodoni MT" w:cs="Bodoni MT"/>
+          <w:i w:val="0"/>
+          <w:iCs w:val="0"/>
+          <w:lang w:val="en-IN"/>
+        </w:rPr>
+        <w:t xml:space="preserve">, through that API Server sends the modified </w:t>
+      </w:r>
+      <w:r>
+        <w:rPr>
+          <w:rFonts w:hint="default" w:ascii="Bodoni MT" w:hAnsi="Bodoni MT" w:cs="Bodoni MT"/>
+          <w:i/>
+          <w:iCs/>
+          <w:lang w:val="en-IN"/>
+        </w:rPr>
+        <w:t>PodSpec</w:t>
+      </w:r>
+      <w:r>
+        <w:rPr>
+          <w:rFonts w:hint="default" w:ascii="Bodoni MT" w:hAnsi="Bodoni MT" w:cs="Bodoni MT"/>
+          <w:i w:val="0"/>
+          <w:iCs w:val="0"/>
+          <w:lang w:val="en-IN"/>
+        </w:rPr>
+        <w:t>.</w:t>
+      </w:r>
+    </w:p>
+    <w:p>
+      <w:pPr>
+        <w:keepNext w:val="0"/>
+        <w:keepLines w:val="0"/>
+        <w:widowControl/>
+        <w:numPr>
+          <w:ilvl w:val="2"/>
+          <w:numId w:val="11"/>
+        </w:numPr>
+        <w:suppressLineNumbers w:val="0"/>
+        <w:spacing w:before="0" w:beforeAutospacing="0" w:after="0" w:afterAutospacing="0" w:line="360" w:lineRule="auto"/>
+        <w:ind w:left="1260" w:leftChars="0" w:right="0" w:hanging="420" w:firstLineChars="0"/>
+        <w:jc w:val="left"/>
+        <w:rPr>
+          <w:rFonts w:hint="default" w:ascii="Bodoni MT" w:hAnsi="Bodoni MT" w:cs="Bodoni MT"/>
+        </w:rPr>
+      </w:pPr>
+      <w:r>
+        <w:rPr>
+          <w:rFonts w:hint="default" w:ascii="Bodoni MT" w:hAnsi="Bodoni MT" w:cs="Bodoni MT"/>
+          <w:i/>
+          <w:iCs/>
+          <w:lang w:val="en-IN"/>
+        </w:rPr>
+        <w:t>kubelet</w:t>
+      </w:r>
+      <w:r>
+        <w:rPr>
+          <w:rFonts w:hint="default" w:ascii="Bodoni MT" w:hAnsi="Bodoni MT" w:cs="Bodoni MT"/>
+          <w:i w:val="0"/>
+          <w:iCs w:val="0"/>
+          <w:lang w:val="en-IN"/>
+        </w:rPr>
+        <w:t xml:space="preserve"> gets the new PodSpec and compare with the existing one.</w:t>
+      </w:r>
+    </w:p>
+    <w:p>
+      <w:pPr>
+        <w:keepNext w:val="0"/>
+        <w:keepLines w:val="0"/>
+        <w:widowControl/>
+        <w:numPr>
+          <w:ilvl w:val="2"/>
+          <w:numId w:val="11"/>
+        </w:numPr>
+        <w:suppressLineNumbers w:val="0"/>
+        <w:spacing w:before="0" w:beforeAutospacing="0" w:after="0" w:afterAutospacing="0" w:line="360" w:lineRule="auto"/>
+        <w:ind w:left="1260" w:leftChars="0" w:right="0" w:hanging="420" w:firstLineChars="0"/>
+        <w:jc w:val="left"/>
+        <w:rPr>
+          <w:rFonts w:hint="default" w:ascii="Bodoni MT" w:hAnsi="Bodoni MT" w:cs="Bodoni MT"/>
+        </w:rPr>
+      </w:pPr>
+      <w:r>
+        <w:rPr>
+          <w:rFonts w:hint="default" w:ascii="Bodoni MT" w:hAnsi="Bodoni MT" w:cs="Bodoni MT"/>
+          <w:i w:val="0"/>
+          <w:iCs w:val="0"/>
+          <w:lang w:val="en-IN"/>
+        </w:rPr>
+        <w:t>If any changes, then it recreates the container (if allowed; if not allowed then reject it)</w:t>
+      </w:r>
+      <w:r>
+        <w:rPr>
+          <w:rFonts w:hint="default" w:ascii="Bodoni MT" w:hAnsi="Bodoni MT" w:cs="Bodoni MT"/>
+          <w:i w:val="0"/>
+          <w:iCs w:val="0"/>
+          <w:lang w:val="en-IN"/>
+        </w:rPr>
+        <w:br w:type="textWrapping"/>
+      </w:r>
+      <w:r>
+        <w:rPr>
+          <w:rFonts w:hint="default" w:ascii="Bodoni MT" w:hAnsi="Bodoni MT" w:cs="Bodoni MT"/>
+          <w:i w:val="0"/>
+          <w:iCs w:val="0"/>
+          <w:lang w:val="en-IN"/>
+        </w:rPr>
+        <w:t xml:space="preserve">it sends the report of new container to the API Server i.e. new </w:t>
+      </w:r>
+      <w:r>
+        <w:rPr>
+          <w:rFonts w:hint="default" w:ascii="Bodoni MT" w:hAnsi="Bodoni MT" w:cs="Bodoni MT"/>
+          <w:b/>
+          <w:bCs/>
+          <w:i/>
+          <w:iCs/>
+          <w:lang w:val="en-IN"/>
+        </w:rPr>
+        <w:t>Container ID</w:t>
+      </w:r>
+      <w:r>
+        <w:rPr>
+          <w:rFonts w:hint="default" w:ascii="Bodoni MT" w:hAnsi="Bodoni MT" w:cs="Bodoni MT"/>
+          <w:b w:val="0"/>
+          <w:bCs w:val="0"/>
+          <w:i w:val="0"/>
+          <w:iCs w:val="0"/>
+          <w:lang w:val="en-IN"/>
+        </w:rPr>
+        <w:t>, ..etc.</w:t>
+      </w:r>
+      <w:r>
+        <w:rPr>
+          <w:rFonts w:hint="default" w:ascii="Bodoni MT" w:hAnsi="Bodoni MT" w:cs="Bodoni MT"/>
+          <w:b w:val="0"/>
+          <w:bCs w:val="0"/>
+          <w:i w:val="0"/>
+          <w:iCs w:val="0"/>
+          <w:lang w:val="en-IN"/>
+        </w:rPr>
+        <w:br w:type="textWrapping"/>
+      </w:r>
+      <w:r>
+        <w:rPr>
+          <w:rFonts w:hint="default" w:ascii="Bodoni MT" w:hAnsi="Bodoni MT" w:cs="Bodoni MT"/>
+        </w:rPr>
+        <w:drawing>
+          <wp:inline distT="0" distB="0" distL="114300" distR="114300">
+            <wp:extent cx="5268595" cy="1334770"/>
+            <wp:effectExtent l="0" t="0" r="1905" b="11430"/>
+            <wp:docPr id="28" name="Picture 13"/>
+            <wp:cNvGraphicFramePr>
+              <a:graphicFrameLocks xmlns:a="http://schemas.openxmlformats.org/drawingml/2006/main" noChangeAspect="1"/>
+            </wp:cNvGraphicFramePr>
+            <a:graphic xmlns:a="http://schemas.openxmlformats.org/drawingml/2006/main">
+              <a:graphicData uri="http://schemas.openxmlformats.org/drawingml/2006/picture">
+                <pic:pic xmlns:pic="http://schemas.openxmlformats.org/drawingml/2006/picture">
+                  <pic:nvPicPr>
+                    <pic:cNvPr id="28" name="Picture 13"/>
+                    <pic:cNvPicPr>
+                      <a:picLocks noChangeAspect="1"/>
+                    </pic:cNvPicPr>
+                  </pic:nvPicPr>
+                  <pic:blipFill>
+                    <a:blip r:embed="rId101"/>
+                    <a:stretch>
+                      <a:fillRect/>
+                    </a:stretch>
+                  </pic:blipFill>
+                  <pic:spPr>
+                    <a:xfrm>
+                      <a:off x="0" y="0"/>
+                      <a:ext cx="5268595" cy="1334770"/>
+                    </a:xfrm>
+                    <a:prstGeom prst="rect">
+                      <a:avLst/>
+                    </a:prstGeom>
+                    <a:noFill/>
+                    <a:ln>
+                      <a:noFill/>
+                    </a:ln>
+                  </pic:spPr>
+                </pic:pic>
+              </a:graphicData>
+            </a:graphic>
+          </wp:inline>
+        </w:drawing>
+      </w:r>
+      <w:r>
+        <w:rPr>
+          <w:rFonts w:hint="default" w:ascii="Bodoni MT" w:hAnsi="Bodoni MT" w:cs="Bodoni MT"/>
+        </w:rPr>
+        <w:br w:type="textWrapping"/>
+      </w:r>
+      <w:r>
+        <w:rPr>
+          <w:rFonts w:hint="default" w:ascii="Bodoni MT" w:hAnsi="Bodoni MT" w:cs="Bodoni MT"/>
+          <w:lang w:val="en-IN"/>
+        </w:rPr>
+        <w:t xml:space="preserve">[ you can see, </w:t>
+      </w:r>
+      <w:r>
+        <w:rPr>
+          <w:rFonts w:hint="default" w:ascii="Bodoni MT" w:hAnsi="Bodoni MT" w:cs="Bodoni MT"/>
+          <w:i/>
+          <w:iCs/>
+          <w:u w:val="single"/>
+          <w:lang w:val="en-IN"/>
+        </w:rPr>
+        <w:t>lastState.terminated</w:t>
+      </w:r>
+      <w:r>
+        <w:rPr>
+          <w:rFonts w:hint="default" w:ascii="Bodoni MT" w:hAnsi="Bodoni MT" w:cs="Bodoni MT"/>
+          <w:i w:val="0"/>
+          <w:iCs w:val="0"/>
+          <w:lang w:val="en-IN"/>
+        </w:rPr>
+        <w:t>; it contains previous containerID here ]</w:t>
+      </w:r>
+      <w:r>
+        <w:rPr>
+          <w:rFonts w:hint="default" w:ascii="Bodoni MT" w:hAnsi="Bodoni MT" w:cs="Bodoni MT"/>
+          <w:i w:val="0"/>
+          <w:iCs w:val="0"/>
+          <w:lang w:val="en-IN"/>
+        </w:rPr>
+        <w:br w:type="textWrapping"/>
+      </w:r>
+      <w:r>
+        <w:rPr>
+          <w:rFonts w:hint="default" w:ascii="Bodoni MT" w:hAnsi="Bodoni MT" w:cs="Bodoni MT"/>
+          <w:i w:val="0"/>
+          <w:iCs w:val="0"/>
+          <w:lang w:val="en-IN"/>
+        </w:rPr>
+        <w:t xml:space="preserve">[ </w:t>
+      </w:r>
+      <w:r>
+        <w:rPr>
+          <w:rFonts w:hint="default" w:ascii="Bodoni MT" w:hAnsi="Bodoni MT" w:cs="Bodoni MT"/>
+          <w:i w:val="0"/>
+          <w:iCs w:val="0"/>
+          <w:color w:val="C81D31" w:themeColor="accent6" w:themeShade="BF"/>
+          <w:lang w:val="en-IN"/>
+        </w:rPr>
+        <w:t>contains only last terminated container details</w:t>
+      </w:r>
+      <w:r>
+        <w:rPr>
+          <w:rFonts w:hint="default" w:ascii="Bodoni MT" w:hAnsi="Bodoni MT" w:cs="Bodoni MT"/>
+          <w:i w:val="0"/>
+          <w:iCs w:val="0"/>
+          <w:lang w:val="en-IN"/>
+        </w:rPr>
+        <w:t>, not all ]</w:t>
+      </w:r>
+    </w:p>
+    <w:p>
+      <w:pPr>
+        <w:keepNext w:val="0"/>
+        <w:keepLines w:val="0"/>
+        <w:widowControl/>
+        <w:numPr>
+          <w:ilvl w:val="2"/>
+          <w:numId w:val="11"/>
+        </w:numPr>
+        <w:suppressLineNumbers w:val="0"/>
+        <w:spacing w:before="0" w:beforeAutospacing="0" w:after="0" w:afterAutospacing="0" w:line="360" w:lineRule="auto"/>
+        <w:ind w:left="1260" w:leftChars="0" w:right="0" w:hanging="420" w:firstLineChars="0"/>
+        <w:jc w:val="left"/>
+        <w:rPr>
+          <w:rFonts w:hint="default" w:ascii="Bodoni MT" w:hAnsi="Bodoni MT" w:cs="Bodoni MT"/>
+        </w:rPr>
+      </w:pPr>
+      <w:r>
+        <w:rPr>
+          <w:rFonts w:hint="default" w:ascii="Bodoni MT" w:hAnsi="Bodoni MT" w:cs="Bodoni MT"/>
+          <w:i w:val="0"/>
+          <w:iCs w:val="0"/>
+          <w:lang w:val="en-IN"/>
+        </w:rPr>
+        <w:t>In case of no change, doesn’t do anything.</w:t>
+      </w:r>
+    </w:p>
+    <w:p>
+      <w:pPr>
+        <w:keepNext w:val="0"/>
+        <w:keepLines w:val="0"/>
+        <w:widowControl/>
+        <w:numPr>
+          <w:ilvl w:val="1"/>
+          <w:numId w:val="11"/>
+        </w:numPr>
+        <w:suppressLineNumbers w:val="0"/>
+        <w:spacing w:before="0" w:beforeAutospacing="0" w:after="0" w:afterAutospacing="0" w:line="360" w:lineRule="auto"/>
+        <w:ind w:left="840" w:leftChars="0" w:right="0" w:hanging="420" w:firstLineChars="0"/>
+        <w:jc w:val="left"/>
+        <w:rPr>
+          <w:rFonts w:hint="default" w:ascii="Bodoni MT" w:hAnsi="Bodoni MT" w:cs="Bodoni MT"/>
+        </w:rPr>
+      </w:pPr>
+      <w:r>
+        <w:rPr>
+          <w:rFonts w:hint="default" w:ascii="Bodoni MT" w:hAnsi="Bodoni MT" w:cs="Bodoni MT"/>
+          <w:lang w:val="en-IN"/>
+        </w:rPr>
+        <w:t xml:space="preserve">In case of </w:t>
+      </w:r>
+      <w:r>
+        <w:rPr>
+          <w:rFonts w:hint="default" w:ascii="Bodoni MT" w:hAnsi="Bodoni MT" w:cs="Bodoni MT"/>
+          <w:b/>
+          <w:bCs/>
+          <w:i/>
+          <w:iCs/>
+          <w:lang w:val="en-IN"/>
+        </w:rPr>
+        <w:t>static pod</w:t>
+      </w:r>
+      <w:r>
+        <w:rPr>
+          <w:rFonts w:hint="default" w:ascii="Bodoni MT" w:hAnsi="Bodoni MT" w:cs="Bodoni MT"/>
+          <w:b w:val="0"/>
+          <w:bCs w:val="0"/>
+          <w:i w:val="0"/>
+          <w:iCs w:val="0"/>
+          <w:lang w:val="en-IN"/>
+        </w:rPr>
+        <w:t xml:space="preserve">, </w:t>
+      </w:r>
+      <w:r>
+        <w:rPr>
+          <w:rFonts w:hint="default" w:ascii="Bodoni MT" w:hAnsi="Bodoni MT" w:cs="Bodoni MT"/>
+          <w:b w:val="0"/>
+          <w:bCs w:val="0"/>
+          <w:i/>
+          <w:iCs/>
+          <w:lang w:val="en-IN"/>
+        </w:rPr>
+        <w:t>kubelet</w:t>
+      </w:r>
+      <w:r>
+        <w:rPr>
+          <w:rFonts w:hint="default" w:ascii="Bodoni MT" w:hAnsi="Bodoni MT" w:cs="Bodoni MT"/>
+          <w:b w:val="0"/>
+          <w:bCs w:val="0"/>
+          <w:i w:val="0"/>
+          <w:iCs w:val="0"/>
+          <w:lang w:val="en-IN"/>
+        </w:rPr>
+        <w:t xml:space="preserve"> sends the same report to API Server; but </w:t>
+      </w:r>
+      <w:r>
+        <w:rPr>
+          <w:rFonts w:hint="default" w:ascii="Bodoni MT" w:hAnsi="Bodoni MT" w:cs="Bodoni MT"/>
+          <w:b w:val="0"/>
+          <w:bCs w:val="0"/>
+          <w:i w:val="0"/>
+          <w:iCs w:val="0"/>
+          <w:color w:val="18605A" w:themeColor="accent5" w:themeShade="80"/>
+          <w:shd w:val="clear" w:color="FFFFFF" w:fill="D9D9D9"/>
+          <w:lang w:val="en-IN"/>
+        </w:rPr>
+        <w:t>with some extra fields</w:t>
+      </w:r>
+    </w:p>
+    <w:p>
+      <w:pPr>
+        <w:keepNext w:val="0"/>
+        <w:keepLines w:val="0"/>
+        <w:widowControl/>
+        <w:numPr>
+          <w:ilvl w:val="2"/>
+          <w:numId w:val="11"/>
+        </w:numPr>
+        <w:suppressLineNumbers w:val="0"/>
+        <w:spacing w:before="0" w:beforeAutospacing="0" w:after="0" w:afterAutospacing="0" w:line="360" w:lineRule="auto"/>
+        <w:ind w:left="1260" w:leftChars="0" w:right="0" w:hanging="420" w:firstLineChars="0"/>
+        <w:jc w:val="left"/>
+        <w:rPr>
+          <w:rFonts w:hint="default" w:ascii="Bodoni MT" w:hAnsi="Bodoni MT" w:cs="Bodoni MT"/>
+        </w:rPr>
+      </w:pPr>
+      <w:r>
+        <w:rPr>
+          <w:rFonts w:hint="default" w:ascii="Bodoni MT" w:hAnsi="Bodoni MT" w:cs="Bodoni MT"/>
+          <w:lang w:val="en-IN"/>
+        </w:rPr>
+        <w:t xml:space="preserve">The below is the </w:t>
+      </w:r>
+      <w:r>
+        <w:rPr>
+          <w:rFonts w:hint="default" w:ascii="Bodoni MT" w:hAnsi="Bodoni MT" w:cs="Bodoni MT"/>
+          <w:i/>
+          <w:iCs/>
+          <w:lang w:val="en-IN"/>
+        </w:rPr>
+        <w:t>metadata</w:t>
+      </w:r>
+      <w:r>
+        <w:rPr>
+          <w:rFonts w:hint="default" w:ascii="Bodoni MT" w:hAnsi="Bodoni MT" w:cs="Bodoni MT"/>
+          <w:i w:val="0"/>
+          <w:iCs w:val="0"/>
+          <w:lang w:val="en-IN"/>
+        </w:rPr>
+        <w:t xml:space="preserve"> of normal pod (pod created by api server)</w:t>
+      </w:r>
+      <w:r>
+        <w:rPr>
+          <w:rFonts w:hint="default" w:ascii="Bodoni MT" w:hAnsi="Bodoni MT" w:cs="Bodoni MT"/>
+          <w:i w:val="0"/>
+          <w:iCs w:val="0"/>
+          <w:lang w:val="en-IN"/>
+        </w:rPr>
+        <w:br w:type="textWrapping"/>
+      </w:r>
+      <w:r>
+        <w:drawing>
+          <wp:inline distT="0" distB="0" distL="114300" distR="114300">
+            <wp:extent cx="5272405" cy="636905"/>
+            <wp:effectExtent l="0" t="0" r="10795" b="10795"/>
+            <wp:docPr id="29" name="Picture 14"/>
+            <wp:cNvGraphicFramePr>
+              <a:graphicFrameLocks xmlns:a="http://schemas.openxmlformats.org/drawingml/2006/main" noChangeAspect="1"/>
+            </wp:cNvGraphicFramePr>
+            <a:graphic xmlns:a="http://schemas.openxmlformats.org/drawingml/2006/main">
+              <a:graphicData uri="http://schemas.openxmlformats.org/drawingml/2006/picture">
+                <pic:pic xmlns:pic="http://schemas.openxmlformats.org/drawingml/2006/picture">
+                  <pic:nvPicPr>
+                    <pic:cNvPr id="29" name="Picture 14"/>
+                    <pic:cNvPicPr>
+                      <a:picLocks noChangeAspect="1"/>
+                    </pic:cNvPicPr>
+                  </pic:nvPicPr>
+                  <pic:blipFill>
+                    <a:blip r:embed="rId102"/>
+                    <a:stretch>
+                      <a:fillRect/>
+                    </a:stretch>
+                  </pic:blipFill>
+                  <pic:spPr>
+                    <a:xfrm>
+                      <a:off x="0" y="0"/>
+                      <a:ext cx="5272405" cy="636905"/>
+                    </a:xfrm>
+                    <a:prstGeom prst="rect">
+                      <a:avLst/>
+                    </a:prstGeom>
+                    <a:noFill/>
+                    <a:ln>
+                      <a:noFill/>
+                    </a:ln>
+                  </pic:spPr>
+                </pic:pic>
+              </a:graphicData>
+            </a:graphic>
+          </wp:inline>
+        </w:drawing>
+      </w:r>
+    </w:p>
+    <w:p>
+      <w:pPr>
+        <w:keepNext w:val="0"/>
+        <w:keepLines w:val="0"/>
+        <w:widowControl/>
+        <w:numPr>
+          <w:ilvl w:val="2"/>
+          <w:numId w:val="11"/>
+        </w:numPr>
+        <w:suppressLineNumbers w:val="0"/>
+        <w:spacing w:before="0" w:beforeAutospacing="0" w:after="0" w:afterAutospacing="0" w:line="360" w:lineRule="auto"/>
+        <w:ind w:left="1260" w:leftChars="0" w:right="0" w:hanging="420" w:firstLineChars="0"/>
+        <w:jc w:val="left"/>
+        <w:rPr>
+          <w:rFonts w:hint="default" w:ascii="Bodoni MT" w:hAnsi="Bodoni MT" w:cs="Bodoni MT"/>
+        </w:rPr>
+      </w:pPr>
+      <w:r>
+        <w:rPr>
+          <w:rFonts w:hint="default" w:ascii="Bodoni MT"/>
+          <w:lang w:val="en-IN"/>
+        </w:rPr>
+        <w:t xml:space="preserve">The below is the </w:t>
+      </w:r>
+      <w:r>
+        <w:rPr>
+          <w:rFonts w:hint="default" w:ascii="Bodoni MT"/>
+          <w:i/>
+          <w:iCs/>
+          <w:lang w:val="en-IN"/>
+        </w:rPr>
+        <w:t>metadata</w:t>
+      </w:r>
+      <w:r>
+        <w:rPr>
+          <w:rFonts w:hint="default" w:ascii="Bodoni MT"/>
+          <w:i w:val="0"/>
+          <w:iCs w:val="0"/>
+          <w:lang w:val="en-IN"/>
+        </w:rPr>
+        <w:t xml:space="preserve"> of </w:t>
+      </w:r>
+      <w:r>
+        <w:rPr>
+          <w:rFonts w:hint="default" w:ascii="Bodoni MT"/>
+          <w:b/>
+          <w:bCs/>
+          <w:i/>
+          <w:iCs/>
+          <w:lang w:val="en-IN"/>
+        </w:rPr>
+        <w:t>static pod</w:t>
+      </w:r>
+      <w:r>
+        <w:rPr>
+          <w:rFonts w:hint="default" w:ascii="Bodoni MT"/>
+          <w:b w:val="0"/>
+          <w:bCs w:val="0"/>
+          <w:i w:val="0"/>
+          <w:iCs w:val="0"/>
+          <w:lang w:val="en-IN"/>
+        </w:rPr>
+        <w:t xml:space="preserve">  (pod created in worker node itself)</w:t>
+      </w:r>
+      <w:r>
+        <w:rPr>
+          <w:rFonts w:hint="default" w:ascii="Bodoni MT"/>
+          <w:b w:val="0"/>
+          <w:bCs w:val="0"/>
+          <w:i w:val="0"/>
+          <w:iCs w:val="0"/>
+          <w:lang w:val="en-IN"/>
+        </w:rPr>
+        <w:br w:type="textWrapping"/>
+      </w:r>
+      <w:r>
+        <w:drawing>
+          <wp:inline distT="0" distB="0" distL="114300" distR="114300">
+            <wp:extent cx="5272405" cy="1162685"/>
+            <wp:effectExtent l="0" t="0" r="10795" b="5715"/>
+            <wp:docPr id="30" name="Picture 15"/>
+            <wp:cNvGraphicFramePr>
+              <a:graphicFrameLocks xmlns:a="http://schemas.openxmlformats.org/drawingml/2006/main" noChangeAspect="1"/>
+            </wp:cNvGraphicFramePr>
+            <a:graphic xmlns:a="http://schemas.openxmlformats.org/drawingml/2006/main">
+              <a:graphicData uri="http://schemas.openxmlformats.org/drawingml/2006/picture">
+                <pic:pic xmlns:pic="http://schemas.openxmlformats.org/drawingml/2006/picture">
+                  <pic:nvPicPr>
+                    <pic:cNvPr id="30" name="Picture 15"/>
+                    <pic:cNvPicPr>
+                      <a:picLocks noChangeAspect="1"/>
+                    </pic:cNvPicPr>
+                  </pic:nvPicPr>
+                  <pic:blipFill>
+                    <a:blip r:embed="rId103"/>
+                    <a:stretch>
+                      <a:fillRect/>
+                    </a:stretch>
+                  </pic:blipFill>
+                  <pic:spPr>
+                    <a:xfrm>
+                      <a:off x="0" y="0"/>
+                      <a:ext cx="5272405" cy="1162685"/>
+                    </a:xfrm>
+                    <a:prstGeom prst="rect">
+                      <a:avLst/>
+                    </a:prstGeom>
+                    <a:noFill/>
+                    <a:ln>
+                      <a:noFill/>
+                    </a:ln>
+                  </pic:spPr>
+                </pic:pic>
+              </a:graphicData>
+            </a:graphic>
+          </wp:inline>
+        </w:drawing>
+      </w:r>
+    </w:p>
+    <w:p>
+      <w:pPr>
+        <w:keepNext w:val="0"/>
+        <w:keepLines w:val="0"/>
+        <w:widowControl/>
+        <w:numPr>
+          <w:ilvl w:val="2"/>
+          <w:numId w:val="11"/>
+        </w:numPr>
+        <w:suppressLineNumbers w:val="0"/>
+        <w:spacing w:before="0" w:beforeAutospacing="0" w:after="0" w:afterAutospacing="0" w:line="360" w:lineRule="auto"/>
+        <w:ind w:left="1260" w:leftChars="0" w:right="0" w:hanging="420" w:firstLineChars="0"/>
+        <w:jc w:val="left"/>
+        <w:rPr>
+          <w:rFonts w:hint="default" w:ascii="Bodoni MT" w:hAnsi="Bodoni MT" w:cs="Bodoni MT"/>
+        </w:rPr>
+      </w:pPr>
+      <w:r>
+        <w:rPr>
+          <w:rFonts w:hint="default" w:ascii="Bodoni MT"/>
+          <w:lang w:val="en-IN"/>
+        </w:rPr>
+        <w:t>You can see 2 key value pairs:</w:t>
+      </w:r>
+      <w:r>
+        <w:rPr>
+          <w:rFonts w:hint="default" w:ascii="Bodoni MT"/>
+          <w:lang w:val="en-IN"/>
+        </w:rPr>
+        <w:br w:type="textWrapping"/>
+      </w:r>
+      <w:r>
+        <w:rPr>
+          <w:rFonts w:hint="default" w:ascii="Bodoni MT"/>
+          <w:b/>
+          <w:bCs/>
+          <w:lang w:val="en-IN"/>
+        </w:rPr>
+        <w:t>kubernetes.io/config.mirror: &lt;</w:t>
+      </w:r>
+      <w:r>
+        <w:rPr>
+          <w:rFonts w:hint="default" w:ascii="Bodoni MT"/>
+          <w:b w:val="0"/>
+          <w:bCs w:val="0"/>
+          <w:lang w:val="en-IN"/>
+        </w:rPr>
+        <w:t>hash</w:t>
+      </w:r>
+      <w:r>
+        <w:rPr>
+          <w:rFonts w:hint="default" w:ascii="Bodoni MT"/>
+          <w:b/>
+          <w:bCs/>
+          <w:lang w:val="en-IN"/>
+        </w:rPr>
+        <w:t>&gt;</w:t>
+      </w:r>
+      <w:r>
+        <w:rPr>
+          <w:rFonts w:hint="default" w:ascii="Bodoni MT"/>
+          <w:b/>
+          <w:bCs/>
+          <w:lang w:val="en-IN"/>
+        </w:rPr>
+        <w:br w:type="textWrapping"/>
+      </w:r>
+      <w:r>
+        <w:rPr>
+          <w:rFonts w:hint="default" w:ascii="Bodoni MT"/>
+          <w:b/>
+          <w:bCs/>
+          <w:lang w:val="en-IN"/>
+        </w:rPr>
+        <w:t>kubernetes.io/config.source: file</w:t>
+      </w:r>
+      <w:r>
+        <w:rPr>
+          <w:rFonts w:hint="default" w:ascii="Bodoni MT"/>
+          <w:b/>
+          <w:bCs/>
+          <w:lang w:val="en-IN"/>
+        </w:rPr>
+        <w:br w:type="textWrapping"/>
+      </w:r>
+      <w:r>
+        <w:rPr>
+          <w:rFonts w:hint="default" w:ascii="Bodoni MT"/>
+          <w:b w:val="0"/>
+          <w:bCs w:val="0"/>
+          <w:lang w:val="en-IN"/>
+        </w:rPr>
+        <w:t xml:space="preserve">these tells API Server that </w:t>
+      </w:r>
+      <w:r>
+        <w:rPr>
+          <w:rFonts w:hint="default" w:ascii="Bodoni MT"/>
+          <w:b w:val="0"/>
+          <w:bCs w:val="0"/>
+          <w:color w:val="18605A" w:themeColor="accent5" w:themeShade="80"/>
+          <w:highlight w:val="lightGray"/>
+          <w:lang w:val="en-IN"/>
+        </w:rPr>
+        <w:t xml:space="preserve">this is not a Pod created by API Server; this is a </w:t>
+      </w:r>
+      <w:r>
+        <w:rPr>
+          <w:rFonts w:hint="default" w:ascii="Bodoni MT"/>
+          <w:b w:val="0"/>
+          <w:bCs w:val="0"/>
+          <w:i/>
+          <w:iCs/>
+          <w:color w:val="18605A" w:themeColor="accent5" w:themeShade="80"/>
+          <w:highlight w:val="lightGray"/>
+          <w:lang w:val="en-IN"/>
+        </w:rPr>
+        <w:t>mirror</w:t>
+      </w:r>
+      <w:r>
+        <w:rPr>
+          <w:rFonts w:hint="default" w:ascii="Bodoni MT"/>
+          <w:b w:val="0"/>
+          <w:bCs w:val="0"/>
+          <w:i w:val="0"/>
+          <w:iCs w:val="0"/>
+          <w:color w:val="18605A" w:themeColor="accent5" w:themeShade="80"/>
+          <w:highlight w:val="lightGray"/>
+          <w:lang w:val="en-IN"/>
+        </w:rPr>
+        <w:t xml:space="preserve"> of a static pod.</w:t>
+      </w:r>
+    </w:p>
+    <w:p>
+      <w:pPr>
+        <w:keepNext w:val="0"/>
+        <w:keepLines w:val="0"/>
+        <w:widowControl/>
+        <w:numPr>
+          <w:ilvl w:val="2"/>
+          <w:numId w:val="11"/>
+        </w:numPr>
+        <w:suppressLineNumbers w:val="0"/>
+        <w:spacing w:before="0" w:beforeAutospacing="0" w:after="0" w:afterAutospacing="0" w:line="360" w:lineRule="auto"/>
+        <w:ind w:left="1260" w:leftChars="0" w:right="0" w:hanging="420" w:firstLineChars="0"/>
+        <w:jc w:val="left"/>
+        <w:rPr>
+          <w:rFonts w:hint="default" w:ascii="Bodoni MT" w:hAnsi="Bodoni MT" w:cs="Bodoni MT"/>
+          <w:color w:val="C00000"/>
+          <w:shd w:val="clear" w:color="FFFFFF" w:fill="D9D9D9"/>
+        </w:rPr>
+      </w:pPr>
+      <w:r>
+        <w:rPr>
+          <w:rFonts w:hint="default" w:ascii="Bodoni MT" w:hAnsi="Bodoni MT" w:cs="Bodoni MT"/>
+          <w:i/>
+          <w:iCs/>
+          <w:color w:val="C00000"/>
+          <w:shd w:val="clear" w:color="FFFFFF" w:fill="D9D9D9"/>
+          <w:lang w:val="en-IN"/>
+        </w:rPr>
+        <w:t>config.source: file</w:t>
+      </w:r>
+      <w:r>
+        <w:rPr>
+          <w:rFonts w:hint="default" w:ascii="Bodoni MT" w:hAnsi="Bodoni MT" w:cs="Bodoni MT"/>
+          <w:i w:val="0"/>
+          <w:iCs w:val="0"/>
+          <w:color w:val="C00000"/>
+          <w:shd w:val="clear" w:color="FFFFFF" w:fill="D9D9D9"/>
+          <w:lang w:val="en-IN"/>
+        </w:rPr>
+        <w:t xml:space="preserve"> means the pod is created from a </w:t>
+      </w:r>
+      <w:r>
+        <w:rPr>
+          <w:rFonts w:hint="default" w:ascii="Bodoni MT" w:hAnsi="Bodoni MT" w:cs="Bodoni MT"/>
+          <w:i/>
+          <w:iCs/>
+          <w:color w:val="C00000"/>
+          <w:shd w:val="clear" w:color="FFFFFF" w:fill="D9D9D9"/>
+          <w:lang w:val="en-IN"/>
+        </w:rPr>
+        <w:t>file</w:t>
+      </w:r>
+      <w:r>
+        <w:rPr>
+          <w:rFonts w:hint="default" w:ascii="Bodoni MT" w:hAnsi="Bodoni MT" w:cs="Bodoni MT"/>
+          <w:i w:val="0"/>
+          <w:iCs w:val="0"/>
+          <w:color w:val="C00000"/>
+          <w:shd w:val="clear" w:color="FFFFFF" w:fill="D9D9D9"/>
+          <w:lang w:val="en-IN"/>
+        </w:rPr>
+        <w:t xml:space="preserve"> present in the </w:t>
+      </w:r>
+      <w:r>
+        <w:rPr>
+          <w:rFonts w:hint="default" w:ascii="Bodoni MT" w:hAnsi="Bodoni MT" w:cs="Bodoni MT"/>
+          <w:i/>
+          <w:iCs/>
+          <w:color w:val="C00000"/>
+          <w:shd w:val="clear" w:color="FFFFFF" w:fill="D9D9D9"/>
+          <w:lang w:val="en-IN"/>
+        </w:rPr>
+        <w:t>node</w:t>
+      </w:r>
+      <w:r>
+        <w:rPr>
+          <w:rFonts w:hint="default" w:ascii="Bodoni MT" w:hAnsi="Bodoni MT" w:cs="Bodoni MT"/>
+          <w:i w:val="0"/>
+          <w:iCs w:val="0"/>
+          <w:color w:val="C00000"/>
+          <w:shd w:val="clear" w:color="FFFFFF" w:fill="D9D9D9"/>
+          <w:lang w:val="en-IN"/>
+        </w:rPr>
+        <w:t xml:space="preserve"> itself;</w:t>
+      </w:r>
+      <w:r>
+        <w:rPr>
+          <w:rFonts w:hint="default" w:ascii="Bodoni MT" w:hAnsi="Bodoni MT" w:cs="Bodoni MT"/>
+          <w:i w:val="0"/>
+          <w:iCs w:val="0"/>
+          <w:color w:val="C00000"/>
+          <w:shd w:val="clear" w:color="FFFFFF" w:fill="D9D9D9"/>
+          <w:lang w:val="en-IN"/>
+        </w:rPr>
+        <w:br w:type="textWrapping"/>
+      </w:r>
+      <w:r>
+        <w:rPr>
+          <w:rFonts w:hint="default" w:ascii="Bodoni MT" w:hAnsi="Bodoni MT" w:cs="Bodoni MT"/>
+          <w:i w:val="0"/>
+          <w:iCs w:val="0"/>
+          <w:color w:val="C00000"/>
+          <w:shd w:val="clear" w:color="FFFFFF" w:fill="D9D9D9"/>
+          <w:lang w:val="en-IN"/>
+        </w:rPr>
+        <w:t xml:space="preserve">if this field is not there means the </w:t>
+      </w:r>
+      <w:r>
+        <w:rPr>
+          <w:rFonts w:hint="default" w:ascii="Bodoni MT" w:hAnsi="Bodoni MT" w:cs="Bodoni MT"/>
+          <w:i/>
+          <w:iCs/>
+          <w:color w:val="C00000"/>
+          <w:shd w:val="clear" w:color="FFFFFF" w:fill="D9D9D9"/>
+          <w:lang w:val="en-IN"/>
+        </w:rPr>
+        <w:t>pod</w:t>
+      </w:r>
+      <w:r>
+        <w:rPr>
+          <w:rFonts w:hint="default" w:ascii="Bodoni MT" w:hAnsi="Bodoni MT" w:cs="Bodoni MT"/>
+          <w:i w:val="0"/>
+          <w:iCs w:val="0"/>
+          <w:color w:val="C00000"/>
+          <w:shd w:val="clear" w:color="FFFFFF" w:fill="D9D9D9"/>
+          <w:lang w:val="en-IN"/>
+        </w:rPr>
+        <w:t xml:space="preserve"> is created by </w:t>
+      </w:r>
+      <w:r>
+        <w:rPr>
+          <w:rFonts w:hint="default" w:ascii="Bodoni MT" w:hAnsi="Bodoni MT" w:cs="Bodoni MT"/>
+          <w:i/>
+          <w:iCs/>
+          <w:color w:val="C00000"/>
+          <w:shd w:val="clear" w:color="FFFFFF" w:fill="D9D9D9"/>
+          <w:lang w:val="en-IN"/>
+        </w:rPr>
+        <w:t>API Server</w:t>
+      </w:r>
+      <w:r>
+        <w:rPr>
+          <w:rFonts w:hint="default" w:ascii="Bodoni MT" w:hAnsi="Bodoni MT" w:cs="Bodoni MT"/>
+          <w:i w:val="0"/>
+          <w:iCs w:val="0"/>
+          <w:color w:val="C00000"/>
+          <w:shd w:val="clear" w:color="FFFFFF" w:fill="D9D9D9"/>
+          <w:lang w:val="en-IN"/>
+        </w:rPr>
+        <w:t xml:space="preserve"> itself.</w:t>
+      </w:r>
+    </w:p>
+    <w:p>
+      <w:pPr>
+        <w:keepNext w:val="0"/>
+        <w:keepLines w:val="0"/>
+        <w:widowControl/>
+        <w:numPr>
+          <w:ilvl w:val="1"/>
+          <w:numId w:val="11"/>
+        </w:numPr>
+        <w:suppressLineNumbers w:val="0"/>
+        <w:spacing w:before="0" w:beforeAutospacing="0" w:after="0" w:afterAutospacing="0" w:line="360" w:lineRule="auto"/>
+        <w:ind w:left="840" w:leftChars="0" w:right="0" w:hanging="420" w:firstLineChars="0"/>
+        <w:jc w:val="left"/>
+        <w:rPr>
+          <w:rFonts w:hint="default" w:ascii="Bodoni MT" w:hAnsi="Bodoni MT" w:cs="Bodoni MT"/>
+          <w:color w:val="2E54A1" w:themeColor="accent1" w:themeShade="BF"/>
+          <w:u w:val="single"/>
+          <w:shd w:val="clear" w:color="FFFFFF" w:fill="D9D9D9"/>
+        </w:rPr>
+      </w:pPr>
+      <w:r>
+        <w:rPr>
+          <w:rFonts w:hint="default" w:ascii="Bodoni MT" w:hAnsi="Bodoni MT" w:cs="Bodoni MT"/>
+          <w:color w:val="2E54A1" w:themeColor="accent1" w:themeShade="BF"/>
+          <w:u w:val="single"/>
+          <w:shd w:val="clear" w:color="FFFFFF" w:fill="D9D9D9"/>
+          <w:lang w:val="en-IN"/>
+        </w:rPr>
+        <w:t>T</w:t>
+      </w:r>
+      <w:r>
+        <w:rPr>
+          <w:rFonts w:hint="default" w:ascii="Bodoni MT" w:hAnsi="Bodoni MT" w:cs="Bodoni MT"/>
+          <w:color w:val="2E54A1" w:themeColor="accent1" w:themeShade="BF"/>
+          <w:u w:val="single"/>
+          <w:shd w:val="clear" w:color="FFFFFF" w:fill="D9D9D9"/>
+        </w:rPr>
+        <w:t xml:space="preserve">he API server stores mirror pod objects </w:t>
+      </w:r>
+      <w:r>
+        <w:rPr>
+          <w:rFonts w:hint="default" w:ascii="Bodoni MT" w:hAnsi="Bodoni MT" w:cs="Bodoni MT"/>
+          <w:color w:val="2E54A1" w:themeColor="accent1" w:themeShade="BF"/>
+          <w:u w:val="single"/>
+          <w:shd w:val="clear" w:color="FFFFFF" w:fill="D9D9D9"/>
+          <w:lang w:val="en-IN"/>
+        </w:rPr>
+        <w:t xml:space="preserve">also </w:t>
+      </w:r>
+      <w:r>
+        <w:rPr>
+          <w:rFonts w:hint="default" w:ascii="Bodoni MT" w:hAnsi="Bodoni MT" w:cs="Bodoni MT"/>
+          <w:color w:val="2E54A1" w:themeColor="accent1" w:themeShade="BF"/>
+          <w:u w:val="single"/>
+          <w:shd w:val="clear" w:color="FFFFFF" w:fill="D9D9D9"/>
+        </w:rPr>
+        <w:t>in etcd, but they are not the source of truth. They are copies of static pods created by kubelet and marked with annotations to indicate their origin.</w:t>
+      </w:r>
+    </w:p>
+    <w:p>
+      <w:pPr>
+        <w:keepNext w:val="0"/>
+        <w:keepLines w:val="0"/>
+        <w:widowControl/>
+        <w:numPr>
+          <w:ilvl w:val="1"/>
+          <w:numId w:val="11"/>
+        </w:numPr>
+        <w:suppressLineNumbers w:val="0"/>
+        <w:spacing w:before="0" w:beforeAutospacing="0" w:after="0" w:afterAutospacing="0" w:line="360" w:lineRule="auto"/>
+        <w:ind w:left="840" w:leftChars="0" w:right="0" w:hanging="420" w:firstLineChars="0"/>
+        <w:jc w:val="left"/>
+        <w:rPr>
+          <w:rFonts w:hint="default" w:ascii="Bodoni MT" w:hAnsi="Bodoni MT" w:cs="Bodoni MT"/>
+        </w:rPr>
+      </w:pPr>
+    </w:p>
+    <w:p>
+      <w:pPr>
+        <w:keepNext w:val="0"/>
+        <w:keepLines w:val="0"/>
+        <w:widowControl/>
+        <w:numPr>
+          <w:ilvl w:val="1"/>
+          <w:numId w:val="11"/>
+        </w:numPr>
+        <w:suppressLineNumbers w:val="0"/>
+        <w:spacing w:before="0" w:beforeAutospacing="0" w:after="0" w:afterAutospacing="0" w:line="360" w:lineRule="auto"/>
+        <w:ind w:left="840" w:leftChars="0" w:right="0" w:hanging="420" w:firstLineChars="0"/>
+        <w:jc w:val="left"/>
+        <w:rPr>
+          <w:rFonts w:hint="default" w:ascii="Bodoni MT" w:hAnsi="Bodoni MT" w:cs="Bodoni MT"/>
+          <w:color w:val="D6DCE5" w:themeColor="text2" w:themeTint="33"/>
+          <w:highlight w:val="darkRed"/>
+          <w14:textFill>
+            <w14:solidFill>
+              <w14:schemeClr w14:val="tx2">
+                <w14:lumMod w14:val="20000"/>
+                <w14:lumOff w14:val="80000"/>
+              </w14:schemeClr>
+            </w14:solidFill>
+          </w14:textFill>
+        </w:rPr>
+      </w:pPr>
+      <w:r>
+        <w:rPr>
+          <w:rFonts w:hint="default" w:ascii="Bodoni MT" w:hAnsi="Bodoni MT" w:cs="Bodoni MT"/>
+          <w:b/>
+          <w:bCs/>
+          <w:color w:val="D6DCE5" w:themeColor="text2" w:themeTint="33"/>
+          <w:highlight w:val="darkRed"/>
+          <w:lang w:val="en-IN"/>
+          <w14:textFill>
+            <w14:solidFill>
+              <w14:schemeClr w14:val="tx2">
+                <w14:lumMod w14:val="20000"/>
+                <w14:lumOff w14:val="80000"/>
+              </w14:schemeClr>
+            </w14:solidFill>
+          </w14:textFill>
+        </w:rPr>
+        <w:t>------------------------------------------------------------------------------------------</w:t>
       </w:r>
     </w:p>
     <w:p>
@@ -27396,6 +32655,63 @@
     </w:p>
     <w:p>
       <w:pPr>
+        <w:rPr>
+          <w:rFonts w:hint="default" w:ascii="Bodoni MT" w:hAnsi="Bodoni MT" w:cs="Bodoni MT"/>
+        </w:rPr>
+      </w:pPr>
+      <w:r>
+        <w:rPr>
+          <w:rFonts w:hint="default" w:ascii="Bodoni MT" w:hAnsi="Bodoni MT" w:cs="Bodoni MT"/>
+          <w:lang w:val="en-IN"/>
+        </w:rPr>
+        <w:br w:type="page"/>
+      </w:r>
+    </w:p>
+    <w:p>
+      <w:pPr>
+        <w:keepNext w:val="0"/>
+        <w:keepLines w:val="0"/>
+        <w:widowControl/>
+        <w:numPr>
+          <w:numId w:val="0"/>
+        </w:numPr>
+        <w:suppressLineNumbers w:val="0"/>
+        <w:spacing w:before="0" w:beforeAutospacing="0" w:after="0" w:afterAutospacing="0" w:line="360" w:lineRule="auto"/>
+        <w:ind w:leftChars="0" w:right="0" w:rightChars="0"/>
+        <w:jc w:val="center"/>
+        <w:rPr>
+          <w:rFonts w:hint="default" w:ascii="Bodoni MT" w:hAnsi="Bodoni MT" w:cs="Bodoni MT"/>
+          <w:b/>
+          <w:bCs/>
+          <w:i/>
+          <w:iCs/>
+          <w:color w:val="002060"/>
+          <w:sz w:val="40"/>
+          <w:szCs w:val="40"/>
+          <w:highlight w:val="lightGray"/>
+          <w:u w:val="single"/>
+          <w:lang w:val="en-IN"/>
+        </w:rPr>
+      </w:pPr>
+      <w:r>
+        <w:rPr>
+          <w:rFonts w:hint="default" w:ascii="Bodoni MT" w:hAnsi="Bodoni MT" w:cs="Bodoni MT"/>
+          <w:b/>
+          <w:bCs/>
+          <w:i/>
+          <w:iCs/>
+          <w:color w:val="002060"/>
+          <w:sz w:val="40"/>
+          <w:szCs w:val="40"/>
+          <w:highlight w:val="lightGray"/>
+          <w:u w:val="single"/>
+          <w:lang w:val="en-IN"/>
+        </w:rPr>
+        <w:t>-----     Multiple Schedulers     -----</w:t>
+      </w:r>
+    </w:p>
+    <w:p>
+      <w:pPr>
         <w:keepNext w:val="0"/>
         <w:keepLines w:val="0"/>
         <w:widowControl/>
@@ -27536,19 +32852,12 @@
           <w:rFonts w:hint="default" w:ascii="Bodoni MT" w:hAnsi="Bodoni MT" w:cs="Bodoni MT"/>
         </w:rPr>
       </w:pPr>
-    </w:p>
-    <w:p>
-      <w:pPr>
-        <w:rPr>
-          <w:rFonts w:hint="default" w:ascii="Bodoni MT" w:hAnsi="Bodoni MT" w:cs="Bodoni MT"/>
-        </w:rPr>
-      </w:pPr>
-      <w:r>
-        <w:rPr>
-          <w:rFonts w:hint="default" w:ascii="Bodoni MT" w:hAnsi="Bodoni MT" w:cs="Bodoni MT"/>
-          <w:lang w:val="en-IN"/>
-        </w:rPr>
-        <w:br w:type="page"/>
+      <w:r>
+        <w:rPr>
+          <w:rFonts w:hint="default" w:ascii="Bodoni MT" w:hAnsi="Bodoni MT" w:cs="Bodoni MT"/>
+          <w:lang w:val="en-IN"/>
+        </w:rPr>
+        <w:t>F</w:t>
       </w:r>
     </w:p>
     <w:p>
@@ -27557,6 +32866,114 @@
         <w:keepLines w:val="0"/>
         <w:widowControl/>
         <w:numPr>
+          <w:ilvl w:val="0"/>
+          <w:numId w:val="11"/>
+        </w:numPr>
+        <w:suppressLineNumbers w:val="0"/>
+        <w:spacing w:before="0" w:beforeAutospacing="0" w:after="0" w:afterAutospacing="0" w:line="360" w:lineRule="auto"/>
+        <w:ind w:left="420" w:leftChars="0" w:right="0" w:hanging="420" w:firstLineChars="0"/>
+        <w:jc w:val="left"/>
+        <w:rPr>
+          <w:rFonts w:hint="default" w:ascii="Bodoni MT" w:hAnsi="Bodoni MT" w:cs="Bodoni MT"/>
+        </w:rPr>
+      </w:pPr>
+      <w:r>
+        <w:rPr>
+          <w:rFonts w:hint="default" w:ascii="Bodoni MT" w:hAnsi="Bodoni MT" w:cs="Bodoni MT"/>
+          <w:lang w:val="en-IN"/>
+        </w:rPr>
+        <w:t>F</w:t>
+      </w:r>
+    </w:p>
+    <w:p>
+      <w:pPr>
+        <w:keepNext w:val="0"/>
+        <w:keepLines w:val="0"/>
+        <w:widowControl/>
+        <w:numPr>
+          <w:ilvl w:val="0"/>
+          <w:numId w:val="11"/>
+        </w:numPr>
+        <w:suppressLineNumbers w:val="0"/>
+        <w:spacing w:before="0" w:beforeAutospacing="0" w:after="0" w:afterAutospacing="0" w:line="360" w:lineRule="auto"/>
+        <w:ind w:left="420" w:leftChars="0" w:right="0" w:hanging="420" w:firstLineChars="0"/>
+        <w:jc w:val="left"/>
+        <w:rPr>
+          <w:rFonts w:hint="default" w:ascii="Bodoni MT" w:hAnsi="Bodoni MT" w:cs="Bodoni MT"/>
+        </w:rPr>
+      </w:pPr>
+      <w:r>
+        <w:rPr>
+          <w:rFonts w:hint="default" w:ascii="Bodoni MT" w:hAnsi="Bodoni MT" w:cs="Bodoni MT"/>
+          <w:lang w:val="en-IN"/>
+        </w:rPr>
+        <w:t>F</w:t>
+      </w:r>
+    </w:p>
+    <w:p>
+      <w:pPr>
+        <w:keepNext w:val="0"/>
+        <w:keepLines w:val="0"/>
+        <w:widowControl/>
+        <w:numPr>
+          <w:ilvl w:val="0"/>
+          <w:numId w:val="11"/>
+        </w:numPr>
+        <w:suppressLineNumbers w:val="0"/>
+        <w:spacing w:before="0" w:beforeAutospacing="0" w:after="0" w:afterAutospacing="0" w:line="360" w:lineRule="auto"/>
+        <w:ind w:left="420" w:leftChars="0" w:right="0" w:hanging="420" w:firstLineChars="0"/>
+        <w:jc w:val="left"/>
+        <w:rPr>
+          <w:rFonts w:hint="default" w:ascii="Bodoni MT" w:hAnsi="Bodoni MT" w:cs="Bodoni MT"/>
+        </w:rPr>
+      </w:pPr>
+      <w:r>
+        <w:rPr>
+          <w:rFonts w:hint="default" w:ascii="Bodoni MT" w:hAnsi="Bodoni MT" w:cs="Bodoni MT"/>
+          <w:lang w:val="en-IN"/>
+        </w:rPr>
+        <w:t>F</w:t>
+      </w:r>
+    </w:p>
+    <w:p>
+      <w:pPr>
+        <w:keepNext w:val="0"/>
+        <w:keepLines w:val="0"/>
+        <w:widowControl/>
+        <w:numPr>
+          <w:ilvl w:val="0"/>
+          <w:numId w:val="11"/>
+        </w:numPr>
+        <w:suppressLineNumbers w:val="0"/>
+        <w:spacing w:before="0" w:beforeAutospacing="0" w:after="0" w:afterAutospacing="0" w:line="360" w:lineRule="auto"/>
+        <w:ind w:left="420" w:leftChars="0" w:right="0" w:hanging="420" w:firstLineChars="0"/>
+        <w:jc w:val="left"/>
+        <w:rPr>
+          <w:rFonts w:hint="default" w:ascii="Bodoni MT" w:hAnsi="Bodoni MT" w:cs="Bodoni MT"/>
+        </w:rPr>
+      </w:pPr>
+    </w:p>
+    <w:p>
+      <w:pPr>
+        <w:rPr>
+          <w:rFonts w:hint="default" w:ascii="Bodoni MT" w:hAnsi="Bodoni MT" w:cs="Bodoni MT"/>
+        </w:rPr>
+      </w:pPr>
+      <w:r>
+        <w:rPr>
+          <w:rFonts w:hint="default" w:ascii="Bodoni MT" w:hAnsi="Bodoni MT" w:cs="Bodoni MT"/>
+          <w:lang w:val="en-IN"/>
+        </w:rPr>
+        <w:br w:type="page"/>
+      </w:r>
+    </w:p>
+    <w:p>
+      <w:pPr>
+        <w:keepNext w:val="0"/>
+        <w:keepLines w:val="0"/>
+        <w:widowControl/>
+        <w:numPr>
+          <w:ilvl w:val="0"/>
           <w:numId w:val="0"/>
         </w:numPr>
         <w:suppressLineNumbers w:val="0"/>
@@ -27729,7 +33146,7 @@
                     </pic:cNvPicPr>
                   </pic:nvPicPr>
                   <pic:blipFill>
-                    <a:blip r:embed="rId91"/>
+                    <a:blip r:embed="rId104"/>
                     <a:stretch>
                       <a:fillRect/>
                     </a:stretch>
@@ -27936,7 +33353,7 @@
                     </pic:cNvPicPr>
                   </pic:nvPicPr>
                   <pic:blipFill>
-                    <a:blip r:embed="rId92"/>
+                    <a:blip r:embed="rId105"/>
                     <a:stretch>
                       <a:fillRect/>
                     </a:stretch>
@@ -28169,7 +33586,7 @@
                     </pic:cNvPicPr>
                   </pic:nvPicPr>
                   <pic:blipFill>
-                    <a:blip r:embed="rId93"/>
+                    <a:blip r:embed="rId106"/>
                     <a:stretch>
                       <a:fillRect/>
                     </a:stretch>
@@ -28277,7 +33694,7 @@
                     </pic:cNvPicPr>
                   </pic:nvPicPr>
                   <pic:blipFill>
-                    <a:blip r:embed="rId94"/>
+                    <a:blip r:embed="rId107"/>
                     <a:srcRect b="42801"/>
                     <a:stretch>
                       <a:fillRect/>
@@ -28518,7 +33935,7 @@
                     </pic:cNvPicPr>
                   </pic:nvPicPr>
                   <pic:blipFill>
-                    <a:blip r:embed="rId95"/>
+                    <a:blip r:embed="rId108"/>
                     <a:srcRect b="7377"/>
                     <a:stretch>
                       <a:fillRect/>
@@ -28567,8 +33984,8 @@
         </w:rPr>
         <w:drawing>
           <wp:inline distT="0" distB="0" distL="114300" distR="114300">
-            <wp:extent cx="5064760" cy="2830830"/>
-            <wp:effectExtent l="0" t="0" r="2540" b="1270"/>
+            <wp:extent cx="5558155" cy="3107055"/>
+            <wp:effectExtent l="0" t="0" r="4445" b="4445"/>
             <wp:docPr id="15" name="Picture 15"/>
             <wp:cNvGraphicFramePr>
               <a:graphicFrameLocks xmlns:a="http://schemas.openxmlformats.org/drawingml/2006/main" noChangeAspect="1"/>
@@ -28583,7 +34000,7 @@
                     </pic:cNvPicPr>
                   </pic:nvPicPr>
                   <pic:blipFill>
-                    <a:blip r:embed="rId96"/>
+                    <a:blip r:embed="rId109"/>
                     <a:srcRect b="4847"/>
                     <a:stretch>
                       <a:fillRect/>
@@ -28592,7 +34009,7 @@
                   <pic:spPr>
                     <a:xfrm>
                       <a:off x="0" y="0"/>
-                      <a:ext cx="5064760" cy="2830830"/>
+                      <a:ext cx="5558155" cy="3107055"/>
                     </a:xfrm>
                     <a:prstGeom prst="rect">
                       <a:avLst/>
@@ -28629,31 +34046,24 @@
       <w:r>
         <w:rPr>
           <w:rFonts w:hint="default" w:ascii="Bodoni MT" w:hAnsi="Bodoni MT" w:cs="Bodoni MT"/>
-          <w:lang w:val="en-IN"/>
-        </w:rPr>
-        <w:t xml:space="preserve">Sometimes you need to use both the things </w:t>
-      </w:r>
-      <w:r>
-        <w:rPr>
-          <w:rFonts w:hint="default" w:ascii="Bodoni MT" w:hAnsi="Bodoni MT" w:cs="Bodoni MT"/>
           <w:b/>
           <w:bCs/>
           <w:i/>
           <w:iCs/>
           <w:lang w:val="en-IN"/>
         </w:rPr>
-        <w:t>taint</w:t>
-      </w:r>
-      <w:r>
-        <w:rPr>
-          <w:rFonts w:hint="default" w:ascii="Bodoni MT" w:hAnsi="Bodoni MT" w:cs="Bodoni MT"/>
-          <w:b w:val="0"/>
-          <w:bCs w:val="0"/>
-          <w:i w:val="0"/>
-          <w:iCs w:val="0"/>
-          <w:lang w:val="en-IN"/>
-        </w:rPr>
-        <w:t xml:space="preserve">, </w:t>
+        <w:t>config</w:t>
+      </w:r>
+      <w:r>
+        <w:rPr>
+          <w:rFonts w:hint="default" w:ascii="Bodoni MT" w:hAnsi="Bodoni MT" w:cs="Bodoni MT"/>
+          <w:b w:val="0"/>
+          <w:bCs w:val="0"/>
+          <w:i w:val="0"/>
+          <w:iCs w:val="0"/>
+          <w:lang w:val="en-IN"/>
+        </w:rPr>
+        <w:t xml:space="preserve"> file is present in </w:t>
       </w:r>
       <w:r>
         <w:rPr>
@@ -28664,19 +34074,59 @@
           <w:iCs/>
           <w:lang w:val="en-IN"/>
         </w:rPr>
-        <w:t>toleration</w:t>
-      </w:r>
-      <w:r>
-        <w:rPr>
-          <w:rFonts w:hint="default" w:ascii="Bodoni MT" w:hAnsi="Bodoni MT" w:cs="Bodoni MT"/>
-          <w:b w:val="0"/>
-          <w:bCs w:val="0"/>
-          <w:i w:val="0"/>
-          <w:iCs w:val="0"/>
-          <w:lang w:val="en-IN"/>
-        </w:rPr>
-        <w:t xml:space="preserve"> and </w:t>
-      </w:r>
+        <w:t>~/.kube/config</w:t>
+      </w:r>
+      <w:r>
+        <w:rPr>
+          <w:rFonts w:hint="default" w:ascii="Bodoni MT" w:hAnsi="Bodoni MT" w:cs="Bodoni MT"/>
+          <w:b w:val="0"/>
+          <w:bCs w:val="0"/>
+          <w:i w:val="0"/>
+          <w:iCs w:val="0"/>
+          <w:lang w:val="en-IN"/>
+        </w:rPr>
+        <w:t xml:space="preserve"> which contains all the details about </w:t>
+      </w:r>
+      <w:r>
+        <w:rPr>
+          <w:rFonts w:hint="default" w:ascii="Bodoni MT" w:hAnsi="Bodoni MT" w:cs="Bodoni MT"/>
+          <w:b w:val="0"/>
+          <w:bCs w:val="0"/>
+          <w:i/>
+          <w:iCs/>
+          <w:lang w:val="en-IN"/>
+        </w:rPr>
+        <w:t>users, clusters, contexts</w:t>
+      </w:r>
+      <w:r>
+        <w:rPr>
+          <w:rFonts w:hint="default" w:ascii="Bodoni MT" w:hAnsi="Bodoni MT" w:cs="Bodoni MT"/>
+          <w:b w:val="0"/>
+          <w:bCs w:val="0"/>
+          <w:i w:val="0"/>
+          <w:iCs w:val="0"/>
+          <w:lang w:val="en-IN"/>
+        </w:rPr>
+        <w:t>.</w:t>
+      </w:r>
+    </w:p>
+    <w:p>
+      <w:pPr>
+        <w:keepNext w:val="0"/>
+        <w:keepLines w:val="0"/>
+        <w:widowControl/>
+        <w:numPr>
+          <w:ilvl w:val="1"/>
+          <w:numId w:val="11"/>
+        </w:numPr>
+        <w:suppressLineNumbers w:val="0"/>
+        <w:spacing w:before="0" w:beforeAutospacing="0" w:after="0" w:afterAutospacing="0" w:line="360" w:lineRule="auto"/>
+        <w:ind w:left="840" w:leftChars="0" w:right="0" w:hanging="420" w:firstLineChars="0"/>
+        <w:jc w:val="left"/>
+        <w:rPr>
+          <w:rFonts w:hint="default" w:ascii="Bodoni MT" w:hAnsi="Bodoni MT" w:cs="Bodoni MT"/>
+        </w:rPr>
+      </w:pPr>
       <w:r>
         <w:rPr>
           <w:rFonts w:hint="default" w:ascii="Bodoni MT" w:hAnsi="Bodoni MT" w:cs="Bodoni MT"/>
@@ -28686,18 +34136,362 @@
           <w:iCs/>
           <w:lang w:val="en-IN"/>
         </w:rPr>
-        <w:t>nodeAffinity</w:t>
-      </w:r>
-      <w:r>
-        <w:rPr>
-          <w:rFonts w:hint="default" w:ascii="Bodoni MT" w:hAnsi="Bodoni MT" w:cs="Bodoni MT"/>
-          <w:b w:val="0"/>
-          <w:bCs w:val="0"/>
-          <w:i w:val="0"/>
-          <w:iCs w:val="0"/>
-          <w:lang w:val="en-IN"/>
-        </w:rPr>
-        <w:t xml:space="preserve"> to solve the real-world problem.</w:t>
+        <w:t>cluster</w:t>
+      </w:r>
+      <w:r>
+        <w:rPr>
+          <w:rFonts w:hint="default" w:ascii="Bodoni MT" w:hAnsi="Bodoni MT" w:cs="Bodoni MT"/>
+          <w:b w:val="0"/>
+          <w:bCs w:val="0"/>
+          <w:i w:val="0"/>
+          <w:iCs w:val="0"/>
+          <w:lang w:val="en-IN"/>
+        </w:rPr>
+        <w:t xml:space="preserve"> contains the list of </w:t>
+      </w:r>
+      <w:r>
+        <w:rPr>
+          <w:rFonts w:hint="default" w:ascii="Bodoni MT" w:hAnsi="Bodoni MT" w:cs="Bodoni MT"/>
+          <w:b w:val="0"/>
+          <w:bCs w:val="0"/>
+          <w:i/>
+          <w:iCs/>
+          <w:lang w:val="en-IN"/>
+        </w:rPr>
+        <w:t>kube-api-server endpoint</w:t>
+      </w:r>
+      <w:r>
+        <w:rPr>
+          <w:rFonts w:hint="default" w:ascii="Bodoni MT" w:hAnsi="Bodoni MT" w:cs="Bodoni MT"/>
+          <w:b w:val="0"/>
+          <w:bCs w:val="0"/>
+          <w:i w:val="0"/>
+          <w:iCs w:val="0"/>
+          <w:lang w:val="en-IN"/>
+        </w:rPr>
+        <w:t xml:space="preserve"> &amp; </w:t>
+      </w:r>
+      <w:r>
+        <w:rPr>
+          <w:rFonts w:hint="default" w:ascii="Bodoni MT" w:hAnsi="Bodoni MT" w:cs="Bodoni MT"/>
+          <w:b w:val="0"/>
+          <w:bCs w:val="0"/>
+          <w:i/>
+          <w:iCs/>
+          <w:lang w:val="en-IN"/>
+        </w:rPr>
+        <w:t>certificate</w:t>
+      </w:r>
+      <w:r>
+        <w:rPr>
+          <w:rFonts w:hint="default" w:ascii="Bodoni MT" w:hAnsi="Bodoni MT" w:cs="Bodoni MT"/>
+          <w:b w:val="0"/>
+          <w:bCs w:val="0"/>
+          <w:i w:val="0"/>
+          <w:iCs w:val="0"/>
+          <w:lang w:val="en-IN"/>
+        </w:rPr>
+        <w:t xml:space="preserve"> (for identity).</w:t>
+      </w:r>
+    </w:p>
+    <w:p>
+      <w:pPr>
+        <w:keepNext w:val="0"/>
+        <w:keepLines w:val="0"/>
+        <w:widowControl/>
+        <w:numPr>
+          <w:ilvl w:val="1"/>
+          <w:numId w:val="11"/>
+        </w:numPr>
+        <w:suppressLineNumbers w:val="0"/>
+        <w:spacing w:before="0" w:beforeAutospacing="0" w:after="0" w:afterAutospacing="0" w:line="360" w:lineRule="auto"/>
+        <w:ind w:left="840" w:leftChars="0" w:right="0" w:hanging="420" w:firstLineChars="0"/>
+        <w:jc w:val="left"/>
+        <w:rPr>
+          <w:rFonts w:hint="default" w:ascii="Bodoni MT" w:hAnsi="Bodoni MT" w:cs="Bodoni MT"/>
+        </w:rPr>
+      </w:pPr>
+      <w:r>
+        <w:rPr>
+          <w:rFonts w:hint="default" w:ascii="Bodoni MT" w:hAnsi="Bodoni MT" w:cs="Bodoni MT"/>
+          <w:b/>
+          <w:bCs/>
+          <w:i/>
+          <w:iCs/>
+          <w:lang w:val="en-IN"/>
+        </w:rPr>
+        <w:t>users</w:t>
+      </w:r>
+      <w:r>
+        <w:rPr>
+          <w:rFonts w:hint="default" w:ascii="Bodoni MT" w:hAnsi="Bodoni MT" w:cs="Bodoni MT"/>
+          <w:b w:val="0"/>
+          <w:bCs w:val="0"/>
+          <w:i w:val="0"/>
+          <w:iCs w:val="0"/>
+          <w:lang w:val="en-IN"/>
+        </w:rPr>
+        <w:t xml:space="preserve"> contains the list of users each having a </w:t>
+      </w:r>
+      <w:r>
+        <w:rPr>
+          <w:rFonts w:hint="default" w:ascii="Bodoni MT" w:hAnsi="Bodoni MT" w:cs="Bodoni MT"/>
+          <w:b w:val="0"/>
+          <w:bCs w:val="0"/>
+          <w:i/>
+          <w:iCs/>
+          <w:u w:val="none"/>
+          <w:lang w:val="en-IN"/>
+        </w:rPr>
+        <w:t>unique name, key, certificate</w:t>
+      </w:r>
+      <w:r>
+        <w:rPr>
+          <w:rFonts w:hint="default" w:ascii="Bodoni MT" w:hAnsi="Bodoni MT" w:cs="Bodoni MT"/>
+          <w:b w:val="0"/>
+          <w:bCs w:val="0"/>
+          <w:i w:val="0"/>
+          <w:iCs w:val="0"/>
+          <w:u w:val="none"/>
+          <w:lang w:val="en-IN"/>
+        </w:rPr>
+        <w:t>.</w:t>
+      </w:r>
+    </w:p>
+    <w:p>
+      <w:pPr>
+        <w:keepNext w:val="0"/>
+        <w:keepLines w:val="0"/>
+        <w:widowControl/>
+        <w:numPr>
+          <w:ilvl w:val="1"/>
+          <w:numId w:val="11"/>
+        </w:numPr>
+        <w:suppressLineNumbers w:val="0"/>
+        <w:spacing w:before="0" w:beforeAutospacing="0" w:after="0" w:afterAutospacing="0" w:line="360" w:lineRule="auto"/>
+        <w:ind w:left="840" w:leftChars="0" w:right="0" w:hanging="420" w:firstLineChars="0"/>
+        <w:jc w:val="left"/>
+        <w:rPr>
+          <w:rFonts w:hint="default" w:ascii="Bodoni MT" w:hAnsi="Bodoni MT" w:cs="Bodoni MT"/>
+        </w:rPr>
+      </w:pPr>
+      <w:r>
+        <w:rPr>
+          <w:rFonts w:hint="default" w:ascii="Bodoni MT" w:hAnsi="Bodoni MT" w:cs="Bodoni MT"/>
+          <w:b/>
+          <w:bCs/>
+          <w:i/>
+          <w:iCs/>
+          <w:u w:val="none"/>
+          <w:lang w:val="en-IN"/>
+        </w:rPr>
+        <w:t>context</w:t>
+      </w:r>
+      <w:r>
+        <w:rPr>
+          <w:rFonts w:hint="default" w:ascii="Bodoni MT" w:hAnsi="Bodoni MT" w:cs="Bodoni MT"/>
+          <w:b w:val="0"/>
+          <w:bCs w:val="0"/>
+          <w:i w:val="0"/>
+          <w:iCs w:val="0"/>
+          <w:u w:val="none"/>
+          <w:lang w:val="en-IN"/>
+        </w:rPr>
+        <w:t xml:space="preserve"> contains the combination of triplet i.e. </w:t>
+      </w:r>
+      <w:r>
+        <w:rPr>
+          <w:rFonts w:hint="default" w:ascii="Bodoni MT" w:hAnsi="Bodoni MT" w:cs="Bodoni MT"/>
+          <w:b w:val="0"/>
+          <w:bCs w:val="0"/>
+          <w:i/>
+          <w:iCs/>
+          <w:u w:val="none"/>
+          <w:lang w:val="en-IN"/>
+        </w:rPr>
+        <w:t>user, cluster, namespace</w:t>
+      </w:r>
+      <w:r>
+        <w:rPr>
+          <w:rFonts w:hint="default" w:ascii="Bodoni MT" w:hAnsi="Bodoni MT" w:cs="Bodoni MT"/>
+          <w:b w:val="0"/>
+          <w:bCs w:val="0"/>
+          <w:i w:val="0"/>
+          <w:iCs w:val="0"/>
+          <w:u w:val="none"/>
+          <w:lang w:val="en-IN"/>
+        </w:rPr>
+        <w:t>.  [ default namespace ]</w:t>
+      </w:r>
+    </w:p>
+    <w:p>
+      <w:pPr>
+        <w:keepNext w:val="0"/>
+        <w:keepLines w:val="0"/>
+        <w:widowControl/>
+        <w:numPr>
+          <w:ilvl w:val="1"/>
+          <w:numId w:val="11"/>
+        </w:numPr>
+        <w:suppressLineNumbers w:val="0"/>
+        <w:spacing w:before="0" w:beforeAutospacing="0" w:after="0" w:afterAutospacing="0" w:line="360" w:lineRule="auto"/>
+        <w:ind w:left="840" w:leftChars="0" w:right="0" w:hanging="420" w:firstLineChars="0"/>
+        <w:jc w:val="left"/>
+        <w:rPr>
+          <w:rFonts w:hint="default" w:ascii="Bodoni MT" w:hAnsi="Bodoni MT" w:cs="Bodoni MT"/>
+        </w:rPr>
+      </w:pPr>
+      <w:r>
+        <w:rPr>
+          <w:rFonts w:hint="default" w:ascii="Bodoni MT" w:hAnsi="Bodoni MT" w:cs="Bodoni MT"/>
+          <w:b w:val="0"/>
+          <w:bCs w:val="0"/>
+          <w:i w:val="0"/>
+          <w:iCs w:val="0"/>
+          <w:u w:val="none"/>
+          <w:lang w:val="en-IN"/>
+        </w:rPr>
+        <w:t xml:space="preserve">When you switch a context, the user will be updated, the cluster will be updated, and the default namespace will be updated. </w:t>
+      </w:r>
+      <w:r>
+        <w:rPr>
+          <w:rFonts w:hint="default" w:ascii="Bodoni MT" w:hAnsi="Bodoni MT" w:cs="Bodoni MT"/>
+          <w:b w:val="0"/>
+          <w:bCs w:val="0"/>
+          <w:i w:val="0"/>
+          <w:iCs w:val="0"/>
+          <w:u w:val="none"/>
+          <w:lang w:val="en-IN"/>
+        </w:rPr>
+        <w:br w:type="textWrapping"/>
+      </w:r>
+      <w:r>
+        <w:rPr>
+          <w:rFonts w:hint="default" w:ascii="Bodoni MT" w:hAnsi="Bodoni MT" w:cs="Bodoni MT"/>
+          <w:b w:val="0"/>
+          <w:bCs w:val="0"/>
+          <w:i w:val="0"/>
+          <w:iCs w:val="0"/>
+          <w:u w:val="none"/>
+          <w:lang w:val="en-IN"/>
+        </w:rPr>
+        <w:t xml:space="preserve">You can override the default namespace with the flag </w:t>
+      </w:r>
+      <w:r>
+        <w:rPr>
+          <w:rFonts w:hint="default" w:ascii="Bodoni MT" w:hAnsi="Bodoni MT" w:cs="Bodoni MT"/>
+          <w:b/>
+          <w:bCs/>
+          <w:i w:val="0"/>
+          <w:iCs w:val="0"/>
+          <w:u w:val="none"/>
+          <w:lang w:val="en-IN"/>
+        </w:rPr>
+        <w:t>--namespace=&lt;</w:t>
+      </w:r>
+      <w:r>
+        <w:rPr>
+          <w:rFonts w:hint="default" w:ascii="Bodoni MT" w:hAnsi="Bodoni MT" w:cs="Bodoni MT"/>
+          <w:b w:val="0"/>
+          <w:bCs w:val="0"/>
+          <w:i w:val="0"/>
+          <w:iCs w:val="0"/>
+          <w:u w:val="none"/>
+          <w:lang w:val="en-IN"/>
+        </w:rPr>
+        <w:t>ns name</w:t>
+      </w:r>
+      <w:r>
+        <w:rPr>
+          <w:rFonts w:hint="default" w:ascii="Bodoni MT" w:hAnsi="Bodoni MT" w:cs="Bodoni MT"/>
+          <w:b/>
+          <w:bCs/>
+          <w:i w:val="0"/>
+          <w:iCs w:val="0"/>
+          <w:u w:val="none"/>
+          <w:lang w:val="en-IN"/>
+        </w:rPr>
+        <w:t>&gt;</w:t>
+      </w:r>
+    </w:p>
+    <w:p>
+      <w:pPr>
+        <w:keepNext w:val="0"/>
+        <w:keepLines w:val="0"/>
+        <w:widowControl/>
+        <w:numPr>
+          <w:ilvl w:val="1"/>
+          <w:numId w:val="11"/>
+        </w:numPr>
+        <w:suppressLineNumbers w:val="0"/>
+        <w:spacing w:before="0" w:beforeAutospacing="0" w:after="0" w:afterAutospacing="0" w:line="360" w:lineRule="auto"/>
+        <w:ind w:left="840" w:leftChars="0" w:right="0" w:hanging="420" w:firstLineChars="0"/>
+        <w:jc w:val="left"/>
+        <w:rPr>
+          <w:rFonts w:hint="default" w:ascii="Bodoni MT" w:hAnsi="Bodoni MT" w:cs="Bodoni MT"/>
+        </w:rPr>
+      </w:pPr>
+      <w:r>
+        <w:rPr>
+          <w:rFonts w:hint="default" w:ascii="Bodoni MT" w:hAnsi="Bodoni MT" w:cs="Bodoni MT"/>
+          <w:b/>
+          <w:bCs/>
+          <w:i/>
+          <w:iCs/>
+          <w:color w:val="0000FF"/>
+          <w:u w:val="single"/>
+          <w:lang w:val="en-IN"/>
+        </w:rPr>
+        <w:t>kubectl config</w:t>
+      </w:r>
+      <w:r>
+        <w:rPr>
+          <w:rFonts w:hint="default" w:ascii="Bodoni MT" w:hAnsi="Bodoni MT" w:cs="Bodoni MT"/>
+          <w:b w:val="0"/>
+          <w:bCs w:val="0"/>
+          <w:i w:val="0"/>
+          <w:iCs w:val="0"/>
+          <w:color w:val="0000FF"/>
+          <w:u w:val="single"/>
+          <w:lang w:val="en-IN"/>
+        </w:rPr>
+        <w:t xml:space="preserve"> --help</w:t>
+      </w:r>
+      <w:r>
+        <w:rPr>
+          <w:rFonts w:hint="default" w:ascii="Bodoni MT" w:hAnsi="Bodoni MT" w:cs="Bodoni MT"/>
+          <w:b w:val="0"/>
+          <w:bCs w:val="0"/>
+          <w:i w:val="0"/>
+          <w:iCs w:val="0"/>
+          <w:u w:val="none"/>
+          <w:lang w:val="en-IN"/>
+        </w:rPr>
+        <w:t xml:space="preserve"> </w:t>
+      </w:r>
+      <w:r>
+        <w:rPr>
+          <w:rFonts w:hint="default" w:ascii="Bodoni MT" w:hAnsi="Bodoni MT" w:cs="Bodoni MT"/>
+          <w:b w:val="0"/>
+          <w:bCs w:val="0"/>
+          <w:i w:val="0"/>
+          <w:iCs w:val="0"/>
+          <w:u w:val="none"/>
+          <w:lang w:val="en-IN"/>
+        </w:rPr>
+        <w:br w:type="textWrapping"/>
+      </w:r>
+      <w:r>
+        <w:rPr>
+          <w:rFonts w:hint="default" w:ascii="Bodoni MT" w:hAnsi="Bodoni MT" w:cs="Bodoni MT"/>
+          <w:b w:val="0"/>
+          <w:bCs w:val="0"/>
+          <w:i w:val="0"/>
+          <w:iCs w:val="0"/>
+          <w:u w:val="none"/>
+          <w:lang w:val="en-IN"/>
+        </w:rPr>
+        <w:t>command you can use to see the usage of different fields of configs.</w:t>
       </w:r>
     </w:p>
     <w:p>
@@ -28720,10 +34514,1489 @@
       <w:r>
         <w:rPr>
           <w:rFonts w:hint="default" w:ascii="Bodoni MT" w:hAnsi="Bodoni MT" w:cs="Bodoni MT"/>
-          <w:lang w:val="en-IN"/>
-        </w:rPr>
-        <w:t>F</w:t>
-      </w:r>
+          <w:b w:val="0"/>
+          <w:bCs w:val="0"/>
+          <w:i w:val="0"/>
+          <w:iCs w:val="0"/>
+          <w:lang w:val="en-IN"/>
+        </w:rPr>
+        <w:t xml:space="preserve">TAINT, TOLERATIONS, NODE SELECTOR, NODE AFFINITY, </w:t>
+      </w:r>
+    </w:p>
+    <w:p>
+      <w:pPr>
+        <w:keepNext w:val="0"/>
+        <w:keepLines w:val="0"/>
+        <w:widowControl/>
+        <w:numPr>
+          <w:ilvl w:val="1"/>
+          <w:numId w:val="11"/>
+        </w:numPr>
+        <w:suppressLineNumbers w:val="0"/>
+        <w:spacing w:before="0" w:beforeAutospacing="0" w:after="0" w:afterAutospacing="0" w:line="360" w:lineRule="auto"/>
+        <w:ind w:left="840" w:leftChars="0" w:right="0" w:hanging="420" w:firstLineChars="0"/>
+        <w:jc w:val="left"/>
+        <w:rPr>
+          <w:rFonts w:hint="default" w:ascii="Bodoni MT" w:hAnsi="Bodoni MT" w:cs="Bodoni MT"/>
+        </w:rPr>
+      </w:pPr>
+      <w:r>
+        <w:rPr>
+          <w:rFonts w:hint="default" w:ascii="Bodoni MT" w:hAnsi="Bodoni MT" w:cs="Bodoni MT"/>
+          <w:b/>
+          <w:bCs/>
+          <w:i/>
+          <w:iCs/>
+          <w:lang w:val="en-IN"/>
+        </w:rPr>
+        <w:t>taint</w:t>
+      </w:r>
+      <w:r>
+        <w:rPr>
+          <w:rFonts w:hint="default" w:ascii="Bodoni MT" w:hAnsi="Bodoni MT" w:cs="Bodoni MT"/>
+          <w:b w:val="0"/>
+          <w:bCs w:val="0"/>
+          <w:i w:val="0"/>
+          <w:iCs w:val="0"/>
+          <w:lang w:val="en-IN"/>
+        </w:rPr>
+        <w:t xml:space="preserve"> is to prevent a pod to be scheduled on a node (taint is applied on node).</w:t>
+      </w:r>
+    </w:p>
+    <w:p>
+      <w:pPr>
+        <w:keepNext w:val="0"/>
+        <w:keepLines w:val="0"/>
+        <w:widowControl/>
+        <w:numPr>
+          <w:ilvl w:val="1"/>
+          <w:numId w:val="11"/>
+        </w:numPr>
+        <w:suppressLineNumbers w:val="0"/>
+        <w:spacing w:before="0" w:beforeAutospacing="0" w:after="0" w:afterAutospacing="0" w:line="360" w:lineRule="auto"/>
+        <w:ind w:left="840" w:leftChars="0" w:right="0" w:hanging="420" w:firstLineChars="0"/>
+        <w:jc w:val="left"/>
+        <w:rPr>
+          <w:rFonts w:hint="default" w:ascii="Bodoni MT" w:hAnsi="Bodoni MT" w:cs="Bodoni MT"/>
+        </w:rPr>
+      </w:pPr>
+      <w:r>
+        <w:rPr>
+          <w:rFonts w:hint="default" w:ascii="Bodoni MT" w:hAnsi="Bodoni MT" w:cs="Bodoni MT"/>
+          <w:b/>
+          <w:bCs/>
+          <w:i/>
+          <w:iCs/>
+          <w:lang w:val="en-IN"/>
+        </w:rPr>
+        <w:t>toleration</w:t>
+      </w:r>
+      <w:r>
+        <w:rPr>
+          <w:rFonts w:hint="default" w:ascii="Bodoni MT" w:hAnsi="Bodoni MT" w:cs="Bodoni MT"/>
+          <w:b w:val="0"/>
+          <w:bCs w:val="0"/>
+          <w:i w:val="0"/>
+          <w:iCs w:val="0"/>
+          <w:lang w:val="en-IN"/>
+        </w:rPr>
+        <w:t xml:space="preserve"> is to make a pod tolerant to get scheduled to a </w:t>
+      </w:r>
+      <w:r>
+        <w:rPr>
+          <w:rFonts w:hint="default" w:ascii="Bodoni MT" w:hAnsi="Bodoni MT" w:cs="Bodoni MT"/>
+          <w:b w:val="0"/>
+          <w:bCs w:val="0"/>
+          <w:i/>
+          <w:iCs/>
+          <w:lang w:val="en-IN"/>
+        </w:rPr>
+        <w:t>taint</w:t>
+      </w:r>
+      <w:r>
+        <w:rPr>
+          <w:rFonts w:hint="default" w:ascii="Bodoni MT" w:hAnsi="Bodoni MT" w:cs="Bodoni MT"/>
+          <w:b w:val="0"/>
+          <w:bCs w:val="0"/>
+          <w:i w:val="0"/>
+          <w:iCs w:val="0"/>
+          <w:lang w:val="en-IN"/>
+        </w:rPr>
+        <w:t xml:space="preserve"> pod (toleration is applied on pod).</w:t>
+      </w:r>
+    </w:p>
+    <w:p>
+      <w:pPr>
+        <w:keepNext w:val="0"/>
+        <w:keepLines w:val="0"/>
+        <w:widowControl/>
+        <w:numPr>
+          <w:ilvl w:val="1"/>
+          <w:numId w:val="11"/>
+        </w:numPr>
+        <w:suppressLineNumbers w:val="0"/>
+        <w:spacing w:before="0" w:beforeAutospacing="0" w:after="0" w:afterAutospacing="0" w:line="360" w:lineRule="auto"/>
+        <w:ind w:left="840" w:leftChars="0" w:right="0" w:hanging="420" w:firstLineChars="0"/>
+        <w:jc w:val="left"/>
+        <w:rPr>
+          <w:rFonts w:hint="default" w:ascii="Bodoni MT" w:hAnsi="Bodoni MT" w:cs="Bodoni MT"/>
+        </w:rPr>
+      </w:pPr>
+      <w:r>
+        <w:rPr>
+          <w:rFonts w:hint="default" w:ascii="Bodoni MT" w:hAnsi="Bodoni MT" w:cs="Bodoni MT"/>
+          <w:b/>
+          <w:bCs/>
+          <w:i/>
+          <w:iCs/>
+          <w:lang w:val="en-IN"/>
+        </w:rPr>
+        <w:t>nodeSelector</w:t>
+      </w:r>
+      <w:r>
+        <w:rPr>
+          <w:rFonts w:hint="default" w:ascii="Bodoni MT" w:hAnsi="Bodoni MT" w:cs="Bodoni MT"/>
+          <w:b w:val="0"/>
+          <w:bCs w:val="0"/>
+          <w:i w:val="0"/>
+          <w:iCs w:val="0"/>
+          <w:lang w:val="en-IN"/>
+        </w:rPr>
+        <w:t xml:space="preserve"> is used to assign a pod to a node only if the selector labels matches with the node’s labels. [ HARD selection, if not matches then it is not scheduled ].</w:t>
+      </w:r>
+    </w:p>
+    <w:p>
+      <w:pPr>
+        <w:keepNext w:val="0"/>
+        <w:keepLines w:val="0"/>
+        <w:widowControl/>
+        <w:numPr>
+          <w:ilvl w:val="1"/>
+          <w:numId w:val="11"/>
+        </w:numPr>
+        <w:suppressLineNumbers w:val="0"/>
+        <w:spacing w:before="0" w:beforeAutospacing="0" w:after="0" w:afterAutospacing="0" w:line="360" w:lineRule="auto"/>
+        <w:ind w:left="840" w:leftChars="0" w:right="0" w:hanging="420" w:firstLineChars="0"/>
+        <w:jc w:val="left"/>
+        <w:rPr>
+          <w:rFonts w:hint="default" w:ascii="Bodoni MT" w:hAnsi="Bodoni MT" w:cs="Bodoni MT"/>
+        </w:rPr>
+      </w:pPr>
+      <w:r>
+        <w:rPr>
+          <w:rFonts w:hint="default" w:ascii="Bodoni MT" w:hAnsi="Bodoni MT" w:cs="Bodoni MT"/>
+          <w:b/>
+          <w:bCs/>
+          <w:i/>
+          <w:iCs/>
+          <w:lang w:val="en-IN"/>
+        </w:rPr>
+        <w:t>nodeAffinity</w:t>
+      </w:r>
+      <w:r>
+        <w:rPr>
+          <w:rFonts w:hint="default" w:ascii="Bodoni MT" w:hAnsi="Bodoni MT" w:cs="Bodoni MT"/>
+          <w:b w:val="0"/>
+          <w:bCs w:val="0"/>
+          <w:i w:val="0"/>
+          <w:iCs w:val="0"/>
+          <w:lang w:val="en-IN"/>
+        </w:rPr>
+        <w:t xml:space="preserve"> is advanced version of </w:t>
+      </w:r>
+      <w:r>
+        <w:rPr>
+          <w:rFonts w:hint="default" w:ascii="Bodoni MT" w:hAnsi="Bodoni MT" w:cs="Bodoni MT"/>
+          <w:b w:val="0"/>
+          <w:bCs w:val="0"/>
+          <w:i/>
+          <w:iCs/>
+          <w:lang w:val="en-IN"/>
+        </w:rPr>
+        <w:t>nodeSelector</w:t>
+      </w:r>
+      <w:r>
+        <w:rPr>
+          <w:rFonts w:hint="default" w:ascii="Bodoni MT" w:hAnsi="Bodoni MT" w:cs="Bodoni MT"/>
+          <w:b w:val="0"/>
+          <w:bCs w:val="0"/>
+          <w:i w:val="0"/>
+          <w:iCs w:val="0"/>
+          <w:lang w:val="en-IN"/>
+        </w:rPr>
+        <w:t xml:space="preserve">, here </w:t>
+      </w:r>
+      <w:r>
+        <w:rPr>
+          <w:rFonts w:hint="default" w:ascii="Bodoni MT" w:hAnsi="Bodoni MT" w:cs="Bodoni MT"/>
+          <w:b w:val="0"/>
+          <w:bCs w:val="0"/>
+          <w:i/>
+          <w:iCs/>
+          <w:lang w:val="en-IN"/>
+        </w:rPr>
+        <w:t>hard</w:t>
+      </w:r>
+      <w:r>
+        <w:rPr>
+          <w:rFonts w:hint="default" w:ascii="Bodoni MT" w:hAnsi="Bodoni MT" w:cs="Bodoni MT"/>
+          <w:b w:val="0"/>
+          <w:bCs w:val="0"/>
+          <w:i w:val="0"/>
+          <w:iCs w:val="0"/>
+          <w:lang w:val="en-IN"/>
+        </w:rPr>
+        <w:t xml:space="preserve"> and </w:t>
+      </w:r>
+      <w:r>
+        <w:rPr>
+          <w:rFonts w:hint="default" w:ascii="Bodoni MT" w:hAnsi="Bodoni MT" w:cs="Bodoni MT"/>
+          <w:b/>
+          <w:bCs/>
+          <w:i/>
+          <w:iCs/>
+          <w:lang w:val="en-IN"/>
+        </w:rPr>
+        <w:t>soft</w:t>
+      </w:r>
+      <w:r>
+        <w:rPr>
+          <w:rFonts w:hint="default" w:ascii="Bodoni MT" w:hAnsi="Bodoni MT" w:cs="Bodoni MT"/>
+          <w:b w:val="0"/>
+          <w:bCs w:val="0"/>
+          <w:i w:val="0"/>
+          <w:iCs w:val="0"/>
+          <w:lang w:val="en-IN"/>
+        </w:rPr>
+        <w:t xml:space="preserve"> selection can be there with advanced selection queries.</w:t>
+      </w:r>
+    </w:p>
+    <w:p>
+      <w:pPr>
+        <w:keepNext w:val="0"/>
+        <w:keepLines w:val="0"/>
+        <w:widowControl/>
+        <w:numPr>
+          <w:ilvl w:val="1"/>
+          <w:numId w:val="11"/>
+        </w:numPr>
+        <w:suppressLineNumbers w:val="0"/>
+        <w:spacing w:before="0" w:beforeAutospacing="0" w:after="0" w:afterAutospacing="0" w:line="360" w:lineRule="auto"/>
+        <w:ind w:left="840" w:leftChars="0" w:right="0" w:hanging="420" w:firstLineChars="0"/>
+        <w:jc w:val="left"/>
+        <w:rPr>
+          <w:rFonts w:hint="default" w:ascii="Bodoni MT" w:hAnsi="Bodoni MT" w:cs="Bodoni MT"/>
+        </w:rPr>
+      </w:pPr>
+      <w:r>
+        <w:rPr>
+          <w:rFonts w:hint="default" w:ascii="Bodoni MT" w:hAnsi="Bodoni MT" w:cs="Bodoni MT"/>
+          <w:lang w:val="en-IN"/>
+        </w:rPr>
+        <w:t xml:space="preserve">Sometimes you need to use both the things </w:t>
+      </w:r>
+      <w:r>
+        <w:rPr>
+          <w:rFonts w:hint="default" w:ascii="Bodoni MT" w:hAnsi="Bodoni MT" w:cs="Bodoni MT"/>
+          <w:b/>
+          <w:bCs/>
+          <w:i/>
+          <w:iCs/>
+          <w:lang w:val="en-IN"/>
+        </w:rPr>
+        <w:t>taint</w:t>
+      </w:r>
+      <w:r>
+        <w:rPr>
+          <w:rFonts w:hint="default" w:ascii="Bodoni MT" w:hAnsi="Bodoni MT" w:cs="Bodoni MT"/>
+          <w:b w:val="0"/>
+          <w:bCs w:val="0"/>
+          <w:i w:val="0"/>
+          <w:iCs w:val="0"/>
+          <w:lang w:val="en-IN"/>
+        </w:rPr>
+        <w:t xml:space="preserve">, </w:t>
+      </w:r>
+      <w:r>
+        <w:rPr>
+          <w:rFonts w:hint="default" w:ascii="Bodoni MT" w:hAnsi="Bodoni MT" w:cs="Bodoni MT"/>
+          <w:b/>
+          <w:bCs/>
+          <w:i/>
+          <w:iCs/>
+          <w:lang w:val="en-IN"/>
+        </w:rPr>
+        <w:t>toleration</w:t>
+      </w:r>
+      <w:r>
+        <w:rPr>
+          <w:rFonts w:hint="default" w:ascii="Bodoni MT" w:hAnsi="Bodoni MT" w:cs="Bodoni MT"/>
+          <w:b w:val="0"/>
+          <w:bCs w:val="0"/>
+          <w:i w:val="0"/>
+          <w:iCs w:val="0"/>
+          <w:lang w:val="en-IN"/>
+        </w:rPr>
+        <w:t xml:space="preserve"> and </w:t>
+      </w:r>
+      <w:r>
+        <w:rPr>
+          <w:rFonts w:hint="default" w:ascii="Bodoni MT" w:hAnsi="Bodoni MT" w:cs="Bodoni MT"/>
+          <w:b/>
+          <w:bCs/>
+          <w:i/>
+          <w:iCs/>
+          <w:lang w:val="en-IN"/>
+        </w:rPr>
+        <w:t>nodeAffinity</w:t>
+      </w:r>
+      <w:r>
+        <w:rPr>
+          <w:rFonts w:hint="default" w:ascii="Bodoni MT" w:hAnsi="Bodoni MT" w:cs="Bodoni MT"/>
+          <w:b w:val="0"/>
+          <w:bCs w:val="0"/>
+          <w:i w:val="0"/>
+          <w:iCs w:val="0"/>
+          <w:lang w:val="en-IN"/>
+        </w:rPr>
+        <w:t xml:space="preserve"> to solve the real-world problem.</w:t>
+      </w:r>
+    </w:p>
+    <w:p>
+      <w:pPr>
+        <w:keepNext w:val="0"/>
+        <w:keepLines w:val="0"/>
+        <w:widowControl/>
+        <w:numPr>
+          <w:ilvl w:val="0"/>
+          <w:numId w:val="11"/>
+        </w:numPr>
+        <w:suppressLineNumbers w:val="0"/>
+        <w:spacing w:before="0" w:beforeAutospacing="0" w:after="0" w:afterAutospacing="0" w:line="360" w:lineRule="auto"/>
+        <w:ind w:left="420" w:leftChars="0" w:right="0" w:hanging="420" w:firstLineChars="0"/>
+        <w:jc w:val="left"/>
+        <w:rPr>
+          <w:rFonts w:hint="default" w:ascii="Bodoni MT" w:hAnsi="Bodoni MT" w:cs="Bodoni MT"/>
+        </w:rPr>
+      </w:pPr>
+      <w:r>
+        <w:rPr>
+          <w:rFonts w:hint="default" w:ascii="Bodoni MT" w:hAnsi="Bodoni MT" w:cs="Bodoni MT"/>
+          <w:lang w:val="en-IN"/>
+        </w:rPr>
+        <w:t xml:space="preserve">You can give </w:t>
+      </w:r>
+      <w:r>
+        <w:rPr>
+          <w:rFonts w:hint="default" w:ascii="Bodoni MT" w:hAnsi="Bodoni MT" w:cs="Bodoni MT"/>
+          <w:b/>
+          <w:bCs/>
+          <w:i/>
+          <w:iCs/>
+          <w:lang w:val="en-IN"/>
+        </w:rPr>
+        <w:t>requests</w:t>
+      </w:r>
+      <w:r>
+        <w:rPr>
+          <w:rFonts w:hint="default" w:ascii="Bodoni MT" w:hAnsi="Bodoni MT" w:cs="Bodoni MT"/>
+          <w:b w:val="0"/>
+          <w:bCs w:val="0"/>
+          <w:i w:val="0"/>
+          <w:iCs w:val="0"/>
+          <w:lang w:val="en-IN"/>
+        </w:rPr>
+        <w:t xml:space="preserve"> and </w:t>
+      </w:r>
+      <w:r>
+        <w:rPr>
+          <w:rFonts w:hint="default" w:ascii="Bodoni MT" w:hAnsi="Bodoni MT" w:cs="Bodoni MT"/>
+          <w:b/>
+          <w:bCs/>
+          <w:i/>
+          <w:iCs/>
+          <w:lang w:val="en-IN"/>
+        </w:rPr>
+        <w:t>limits</w:t>
+      </w:r>
+      <w:r>
+        <w:rPr>
+          <w:rFonts w:hint="default" w:ascii="Bodoni MT" w:hAnsi="Bodoni MT" w:cs="Bodoni MT"/>
+          <w:b w:val="0"/>
+          <w:bCs w:val="0"/>
+          <w:i w:val="0"/>
+          <w:iCs w:val="0"/>
+          <w:lang w:val="en-IN"/>
+        </w:rPr>
+        <w:t xml:space="preserve"> on the pods.</w:t>
+      </w:r>
+    </w:p>
+    <w:p>
+      <w:pPr>
+        <w:keepNext w:val="0"/>
+        <w:keepLines w:val="0"/>
+        <w:widowControl/>
+        <w:numPr>
+          <w:ilvl w:val="1"/>
+          <w:numId w:val="11"/>
+        </w:numPr>
+        <w:suppressLineNumbers w:val="0"/>
+        <w:spacing w:before="0" w:beforeAutospacing="0" w:after="0" w:afterAutospacing="0" w:line="360" w:lineRule="auto"/>
+        <w:ind w:left="840" w:leftChars="0" w:right="0" w:hanging="420" w:firstLineChars="0"/>
+        <w:jc w:val="left"/>
+        <w:rPr>
+          <w:rFonts w:hint="default" w:ascii="Bodoni MT" w:hAnsi="Bodoni MT" w:cs="Bodoni MT"/>
+        </w:rPr>
+      </w:pPr>
+      <w:r>
+        <w:rPr>
+          <w:rFonts w:hint="default" w:ascii="Bodoni MT" w:hAnsi="Bodoni MT" w:cs="Bodoni MT"/>
+          <w:b/>
+          <w:bCs/>
+          <w:i/>
+          <w:iCs/>
+          <w:lang w:val="en-IN"/>
+        </w:rPr>
+        <w:t xml:space="preserve">requests </w:t>
+      </w:r>
+      <w:r>
+        <w:rPr>
+          <w:rFonts w:hint="default" w:ascii="Bodoni MT" w:hAnsi="Bodoni MT" w:cs="Bodoni MT"/>
+          <w:b w:val="0"/>
+          <w:bCs w:val="0"/>
+          <w:i w:val="0"/>
+          <w:iCs w:val="0"/>
+          <w:lang w:val="en-IN"/>
+        </w:rPr>
+        <w:t>means the pod’s minimum requirement (cpu and memory) to be scheduled to a node.</w:t>
+      </w:r>
+    </w:p>
+    <w:p>
+      <w:pPr>
+        <w:keepNext w:val="0"/>
+        <w:keepLines w:val="0"/>
+        <w:widowControl/>
+        <w:numPr>
+          <w:ilvl w:val="1"/>
+          <w:numId w:val="11"/>
+        </w:numPr>
+        <w:suppressLineNumbers w:val="0"/>
+        <w:spacing w:before="0" w:beforeAutospacing="0" w:after="0" w:afterAutospacing="0" w:line="360" w:lineRule="auto"/>
+        <w:ind w:left="840" w:leftChars="0" w:right="0" w:hanging="420" w:firstLineChars="0"/>
+        <w:jc w:val="left"/>
+        <w:rPr>
+          <w:rFonts w:hint="default" w:ascii="Bodoni MT" w:hAnsi="Bodoni MT" w:cs="Bodoni MT"/>
+        </w:rPr>
+      </w:pPr>
+      <w:r>
+        <w:rPr>
+          <w:rFonts w:hint="default" w:ascii="Bodoni MT" w:hAnsi="Bodoni MT" w:cs="Bodoni MT"/>
+          <w:b/>
+          <w:bCs/>
+          <w:i/>
+          <w:iCs/>
+          <w:lang w:val="en-IN"/>
+        </w:rPr>
+        <w:t>limits</w:t>
+      </w:r>
+      <w:r>
+        <w:rPr>
+          <w:rFonts w:hint="default" w:ascii="Bodoni MT" w:hAnsi="Bodoni MT" w:cs="Bodoni MT"/>
+          <w:b w:val="0"/>
+          <w:bCs w:val="0"/>
+          <w:i w:val="0"/>
+          <w:iCs w:val="0"/>
+          <w:lang w:val="en-IN"/>
+        </w:rPr>
+        <w:t xml:space="preserve"> means the pod can use that much amount of resources at max.</w:t>
+      </w:r>
+    </w:p>
+    <w:p>
+      <w:pPr>
+        <w:keepNext w:val="0"/>
+        <w:keepLines w:val="0"/>
+        <w:widowControl/>
+        <w:numPr>
+          <w:ilvl w:val="2"/>
+          <w:numId w:val="11"/>
+        </w:numPr>
+        <w:suppressLineNumbers w:val="0"/>
+        <w:spacing w:before="0" w:beforeAutospacing="0" w:after="0" w:afterAutospacing="0" w:line="360" w:lineRule="auto"/>
+        <w:ind w:left="1260" w:leftChars="0" w:right="0" w:hanging="420" w:firstLineChars="0"/>
+        <w:jc w:val="left"/>
+        <w:rPr>
+          <w:rFonts w:hint="default" w:ascii="Bodoni MT" w:hAnsi="Bodoni MT" w:cs="Bodoni MT"/>
+        </w:rPr>
+      </w:pPr>
+      <w:r>
+        <w:rPr>
+          <w:rFonts w:hint="default" w:ascii="Bodoni MT" w:hAnsi="Bodoni MT" w:cs="Bodoni MT"/>
+          <w:b w:val="0"/>
+          <w:bCs w:val="0"/>
+          <w:i w:val="0"/>
+          <w:iCs w:val="0"/>
+          <w:lang w:val="en-IN"/>
+        </w:rPr>
+        <w:t xml:space="preserve">If </w:t>
+      </w:r>
+      <w:r>
+        <w:rPr>
+          <w:rFonts w:hint="default" w:ascii="Bodoni MT" w:hAnsi="Bodoni MT" w:cs="Bodoni MT"/>
+          <w:b/>
+          <w:bCs/>
+          <w:i/>
+          <w:iCs/>
+          <w:lang w:val="en-IN"/>
+        </w:rPr>
+        <w:t>cpu</w:t>
+      </w:r>
+      <w:r>
+        <w:rPr>
+          <w:rFonts w:hint="default" w:ascii="Bodoni MT" w:hAnsi="Bodoni MT" w:cs="Bodoni MT"/>
+          <w:b w:val="0"/>
+          <w:bCs w:val="0"/>
+          <w:i w:val="0"/>
+          <w:iCs w:val="0"/>
+          <w:lang w:val="en-IN"/>
+        </w:rPr>
+        <w:t xml:space="preserve"> usage exceeds the </w:t>
+      </w:r>
+      <w:r>
+        <w:rPr>
+          <w:rFonts w:hint="default" w:ascii="Bodoni MT" w:hAnsi="Bodoni MT" w:cs="Bodoni MT"/>
+          <w:b w:val="0"/>
+          <w:bCs w:val="0"/>
+          <w:i/>
+          <w:iCs/>
+          <w:lang w:val="en-IN"/>
+        </w:rPr>
+        <w:t>limit</w:t>
+      </w:r>
+      <w:r>
+        <w:rPr>
+          <w:rFonts w:hint="default" w:ascii="Bodoni MT" w:hAnsi="Bodoni MT" w:cs="Bodoni MT"/>
+          <w:b w:val="0"/>
+          <w:bCs w:val="0"/>
+          <w:i w:val="0"/>
+          <w:iCs w:val="0"/>
+          <w:lang w:val="en-IN"/>
+        </w:rPr>
+        <w:t xml:space="preserve">, then it </w:t>
+      </w:r>
+      <w:r>
+        <w:rPr>
+          <w:rFonts w:hint="default" w:ascii="Bodoni MT" w:hAnsi="Bodoni MT" w:cs="Bodoni MT"/>
+          <w:b/>
+          <w:bCs/>
+          <w:i/>
+          <w:iCs/>
+          <w:lang w:val="en-IN"/>
+        </w:rPr>
+        <w:t>slows down</w:t>
+      </w:r>
+      <w:r>
+        <w:rPr>
+          <w:rFonts w:hint="default" w:ascii="Bodoni MT" w:hAnsi="Bodoni MT" w:cs="Bodoni MT"/>
+          <w:b w:val="0"/>
+          <w:bCs w:val="0"/>
+          <w:i w:val="0"/>
+          <w:iCs w:val="0"/>
+          <w:lang w:val="en-IN"/>
+        </w:rPr>
+        <w:t>.</w:t>
+      </w:r>
+    </w:p>
+    <w:p>
+      <w:pPr>
+        <w:keepNext w:val="0"/>
+        <w:keepLines w:val="0"/>
+        <w:widowControl/>
+        <w:numPr>
+          <w:ilvl w:val="2"/>
+          <w:numId w:val="11"/>
+        </w:numPr>
+        <w:suppressLineNumbers w:val="0"/>
+        <w:spacing w:before="0" w:beforeAutospacing="0" w:after="0" w:afterAutospacing="0" w:line="360" w:lineRule="auto"/>
+        <w:ind w:left="1260" w:leftChars="0" w:right="0" w:hanging="420" w:firstLineChars="0"/>
+        <w:jc w:val="left"/>
+        <w:rPr>
+          <w:rFonts w:hint="default" w:ascii="Bodoni MT" w:hAnsi="Bodoni MT" w:cs="Bodoni MT"/>
+        </w:rPr>
+      </w:pPr>
+      <w:r>
+        <w:rPr>
+          <w:rFonts w:hint="default" w:ascii="Bodoni MT" w:hAnsi="Bodoni MT" w:cs="Bodoni MT"/>
+          <w:b w:val="0"/>
+          <w:bCs w:val="0"/>
+          <w:i w:val="0"/>
+          <w:iCs w:val="0"/>
+          <w:lang w:val="en-IN"/>
+        </w:rPr>
+        <w:t xml:space="preserve">If </w:t>
+      </w:r>
+      <w:r>
+        <w:rPr>
+          <w:rFonts w:hint="default" w:ascii="Bodoni MT" w:hAnsi="Bodoni MT" w:cs="Bodoni MT"/>
+          <w:b/>
+          <w:bCs/>
+          <w:i/>
+          <w:iCs/>
+          <w:lang w:val="en-IN"/>
+        </w:rPr>
+        <w:t>memory</w:t>
+      </w:r>
+      <w:r>
+        <w:rPr>
+          <w:rFonts w:hint="default" w:ascii="Bodoni MT" w:hAnsi="Bodoni MT" w:cs="Bodoni MT"/>
+          <w:b w:val="0"/>
+          <w:bCs w:val="0"/>
+          <w:i w:val="0"/>
+          <w:iCs w:val="0"/>
+          <w:lang w:val="en-IN"/>
+        </w:rPr>
+        <w:t xml:space="preserve"> usage exceeds, then pod is </w:t>
+      </w:r>
+      <w:r>
+        <w:rPr>
+          <w:rFonts w:hint="default" w:ascii="Bodoni MT" w:hAnsi="Bodoni MT" w:cs="Bodoni MT"/>
+          <w:b/>
+          <w:bCs/>
+          <w:i/>
+          <w:iCs/>
+          <w:lang w:val="en-IN"/>
+        </w:rPr>
+        <w:t>killed</w:t>
+      </w:r>
+      <w:r>
+        <w:rPr>
+          <w:rFonts w:hint="default" w:ascii="Bodoni MT" w:hAnsi="Bodoni MT" w:cs="Bodoni MT"/>
+          <w:b w:val="0"/>
+          <w:bCs w:val="0"/>
+          <w:i w:val="0"/>
+          <w:iCs w:val="0"/>
+          <w:lang w:val="en-IN"/>
+        </w:rPr>
+        <w:t>.</w:t>
+      </w:r>
+    </w:p>
+    <w:p>
+      <w:pPr>
+        <w:keepNext w:val="0"/>
+        <w:keepLines w:val="0"/>
+        <w:widowControl/>
+        <w:numPr>
+          <w:ilvl w:val="1"/>
+          <w:numId w:val="11"/>
+        </w:numPr>
+        <w:suppressLineNumbers w:val="0"/>
+        <w:spacing w:before="0" w:beforeAutospacing="0" w:after="0" w:afterAutospacing="0" w:line="360" w:lineRule="auto"/>
+        <w:ind w:left="840" w:leftChars="0" w:right="0" w:hanging="420" w:firstLineChars="0"/>
+        <w:jc w:val="left"/>
+        <w:rPr>
+          <w:rFonts w:hint="default" w:ascii="Bodoni MT" w:hAnsi="Bodoni MT" w:cs="Bodoni MT"/>
+        </w:rPr>
+      </w:pPr>
+      <w:r>
+        <w:rPr>
+          <w:rFonts w:hint="default" w:ascii="Bodoni MT" w:hAnsi="Bodoni MT" w:cs="Bodoni MT"/>
+          <w:b w:val="0"/>
+          <w:bCs w:val="0"/>
+          <w:i w:val="0"/>
+          <w:iCs w:val="0"/>
+          <w:lang w:val="en-IN"/>
+        </w:rPr>
+        <w:t xml:space="preserve">Instead of giving this </w:t>
+      </w:r>
+      <w:r>
+        <w:rPr>
+          <w:rFonts w:hint="default" w:ascii="Bodoni MT" w:hAnsi="Bodoni MT" w:cs="Bodoni MT"/>
+          <w:b w:val="0"/>
+          <w:bCs w:val="0"/>
+          <w:i/>
+          <w:iCs/>
+          <w:lang w:val="en-IN"/>
+        </w:rPr>
+        <w:t>requests</w:t>
+      </w:r>
+      <w:r>
+        <w:rPr>
+          <w:rFonts w:hint="default" w:ascii="Bodoni MT" w:hAnsi="Bodoni MT" w:cs="Bodoni MT"/>
+          <w:b w:val="0"/>
+          <w:bCs w:val="0"/>
+          <w:i w:val="0"/>
+          <w:iCs w:val="0"/>
+          <w:lang w:val="en-IN"/>
+        </w:rPr>
+        <w:t xml:space="preserve"> and </w:t>
+      </w:r>
+      <w:r>
+        <w:rPr>
+          <w:rFonts w:hint="default" w:ascii="Bodoni MT" w:hAnsi="Bodoni MT" w:cs="Bodoni MT"/>
+          <w:b w:val="0"/>
+          <w:bCs w:val="0"/>
+          <w:i/>
+          <w:iCs/>
+          <w:lang w:val="en-IN"/>
+        </w:rPr>
+        <w:t>limits</w:t>
+      </w:r>
+      <w:r>
+        <w:rPr>
+          <w:rFonts w:hint="default" w:ascii="Bodoni MT" w:hAnsi="Bodoni MT" w:cs="Bodoni MT"/>
+          <w:b w:val="0"/>
+          <w:bCs w:val="0"/>
+          <w:i w:val="0"/>
+          <w:iCs w:val="0"/>
+          <w:lang w:val="en-IN"/>
+        </w:rPr>
+        <w:t xml:space="preserve"> in all the pods, you can create </w:t>
+      </w:r>
+      <w:r>
+        <w:rPr>
+          <w:rFonts w:hint="default" w:ascii="Bodoni MT" w:hAnsi="Bodoni MT" w:cs="Bodoni MT"/>
+          <w:b/>
+          <w:bCs/>
+          <w:i/>
+          <w:iCs/>
+          <w:lang w:val="en-IN"/>
+        </w:rPr>
+        <w:t>LimitRange</w:t>
+      </w:r>
+      <w:r>
+        <w:rPr>
+          <w:rFonts w:hint="default" w:ascii="Bodoni MT" w:hAnsi="Bodoni MT" w:cs="Bodoni MT"/>
+          <w:b w:val="0"/>
+          <w:bCs w:val="0"/>
+          <w:i w:val="0"/>
+          <w:iCs w:val="0"/>
+          <w:lang w:val="en-IN"/>
+        </w:rPr>
+        <w:t xml:space="preserve"> (kind) which will contain the </w:t>
+      </w:r>
+      <w:r>
+        <w:rPr>
+          <w:rFonts w:hint="default" w:ascii="Bodoni MT" w:hAnsi="Bodoni MT" w:cs="Bodoni MT"/>
+          <w:b w:val="0"/>
+          <w:bCs w:val="0"/>
+          <w:i/>
+          <w:iCs/>
+          <w:lang w:val="en-IN"/>
+        </w:rPr>
+        <w:t>request, limits, max, min</w:t>
+      </w:r>
+      <w:r>
+        <w:rPr>
+          <w:rFonts w:hint="default" w:ascii="Bodoni MT" w:hAnsi="Bodoni MT" w:cs="Bodoni MT"/>
+          <w:b w:val="0"/>
+          <w:bCs w:val="0"/>
+          <w:i w:val="0"/>
+          <w:iCs w:val="0"/>
+          <w:lang w:val="en-IN"/>
+        </w:rPr>
+        <w:t xml:space="preserve"> .</w:t>
+      </w:r>
+    </w:p>
+    <w:p>
+      <w:pPr>
+        <w:keepNext w:val="0"/>
+        <w:keepLines w:val="0"/>
+        <w:widowControl/>
+        <w:numPr>
+          <w:ilvl w:val="2"/>
+          <w:numId w:val="11"/>
+        </w:numPr>
+        <w:suppressLineNumbers w:val="0"/>
+        <w:spacing w:before="0" w:beforeAutospacing="0" w:after="0" w:afterAutospacing="0" w:line="360" w:lineRule="auto"/>
+        <w:ind w:left="1260" w:leftChars="0" w:right="0" w:hanging="420" w:firstLineChars="0"/>
+        <w:jc w:val="left"/>
+        <w:rPr>
+          <w:rFonts w:hint="default" w:ascii="Bodoni MT" w:hAnsi="Bodoni MT" w:cs="Bodoni MT"/>
+        </w:rPr>
+      </w:pPr>
+      <w:r>
+        <w:rPr>
+          <w:rFonts w:hint="default" w:ascii="Bodoni MT" w:hAnsi="Bodoni MT" w:cs="Bodoni MT"/>
+          <w:b w:val="0"/>
+          <w:bCs w:val="0"/>
+          <w:i w:val="0"/>
+          <w:iCs w:val="0"/>
+          <w:lang w:val="en-IN"/>
+        </w:rPr>
+        <w:t>If any pod doesn’t have the request and limit fields, then it’ll inject its default values.</w:t>
+      </w:r>
+    </w:p>
+    <w:p>
+      <w:pPr>
+        <w:keepNext w:val="0"/>
+        <w:keepLines w:val="0"/>
+        <w:widowControl/>
+        <w:numPr>
+          <w:ilvl w:val="1"/>
+          <w:numId w:val="11"/>
+        </w:numPr>
+        <w:suppressLineNumbers w:val="0"/>
+        <w:spacing w:before="0" w:beforeAutospacing="0" w:after="0" w:afterAutospacing="0" w:line="360" w:lineRule="auto"/>
+        <w:ind w:left="840" w:leftChars="0" w:right="0" w:hanging="420" w:firstLineChars="0"/>
+        <w:jc w:val="left"/>
+        <w:rPr>
+          <w:rFonts w:hint="default" w:ascii="Bodoni MT" w:hAnsi="Bodoni MT" w:cs="Bodoni MT"/>
+          <w:color w:val="18605A" w:themeColor="accent5" w:themeShade="80"/>
+          <w:shd w:val="clear" w:color="FFFFFF" w:fill="D9D9D9"/>
+        </w:rPr>
+      </w:pPr>
+      <w:r>
+        <w:rPr>
+          <w:rFonts w:hint="default" w:ascii="Bodoni MT" w:hAnsi="Bodoni MT" w:cs="Bodoni MT"/>
+          <w:b/>
+          <w:bCs/>
+          <w:i/>
+          <w:iCs/>
+          <w:color w:val="18605A" w:themeColor="accent5" w:themeShade="80"/>
+          <w:shd w:val="clear" w:color="FFFFFF" w:fill="D9D9D9"/>
+          <w:lang w:val="en-IN"/>
+        </w:rPr>
+        <w:t>LimitRange</w:t>
+      </w:r>
+      <w:r>
+        <w:rPr>
+          <w:rFonts w:hint="default" w:ascii="Bodoni MT" w:hAnsi="Bodoni MT" w:cs="Bodoni MT"/>
+          <w:b w:val="0"/>
+          <w:bCs w:val="0"/>
+          <w:i w:val="0"/>
+          <w:iCs w:val="0"/>
+          <w:color w:val="18605A" w:themeColor="accent5" w:themeShade="80"/>
+          <w:shd w:val="clear" w:color="FFFFFF" w:fill="D9D9D9"/>
+          <w:lang w:val="en-IN"/>
+        </w:rPr>
+        <w:t xml:space="preserve"> works at </w:t>
+      </w:r>
+      <w:r>
+        <w:rPr>
+          <w:rFonts w:hint="default" w:ascii="Bodoni MT" w:hAnsi="Bodoni MT" w:cs="Bodoni MT"/>
+          <w:b/>
+          <w:bCs/>
+          <w:i/>
+          <w:iCs/>
+          <w:color w:val="18605A" w:themeColor="accent5" w:themeShade="80"/>
+          <w:shd w:val="clear" w:color="FFFFFF" w:fill="D9D9D9"/>
+          <w:lang w:val="en-IN"/>
+        </w:rPr>
+        <w:t>namespace</w:t>
+      </w:r>
+      <w:r>
+        <w:rPr>
+          <w:rFonts w:hint="default" w:ascii="Bodoni MT" w:hAnsi="Bodoni MT" w:cs="Bodoni MT"/>
+          <w:b w:val="0"/>
+          <w:bCs w:val="0"/>
+          <w:i w:val="0"/>
+          <w:iCs w:val="0"/>
+          <w:color w:val="18605A" w:themeColor="accent5" w:themeShade="80"/>
+          <w:shd w:val="clear" w:color="FFFFFF" w:fill="D9D9D9"/>
+          <w:lang w:val="en-IN"/>
+        </w:rPr>
+        <w:t xml:space="preserve"> level.</w:t>
+      </w:r>
+    </w:p>
+    <w:p>
+      <w:pPr>
+        <w:keepNext w:val="0"/>
+        <w:keepLines w:val="0"/>
+        <w:widowControl/>
+        <w:numPr>
+          <w:ilvl w:val="0"/>
+          <w:numId w:val="11"/>
+        </w:numPr>
+        <w:suppressLineNumbers w:val="0"/>
+        <w:spacing w:before="0" w:beforeAutospacing="0" w:after="0" w:afterAutospacing="0" w:line="360" w:lineRule="auto"/>
+        <w:ind w:left="420" w:leftChars="0" w:right="0" w:hanging="420" w:firstLineChars="0"/>
+        <w:jc w:val="left"/>
+        <w:rPr>
+          <w:rFonts w:hint="default" w:ascii="Bodoni MT" w:hAnsi="Bodoni MT" w:cs="Bodoni MT"/>
+        </w:rPr>
+      </w:pPr>
+      <w:r>
+        <w:rPr>
+          <w:rFonts w:hint="default" w:ascii="Bodoni MT" w:hAnsi="Bodoni MT" w:cs="Bodoni MT"/>
+          <w:b/>
+          <w:bCs/>
+          <w:i/>
+          <w:iCs/>
+          <w:lang w:val="en-IN"/>
+        </w:rPr>
+        <w:t>DaemonSet</w:t>
+      </w:r>
+      <w:r>
+        <w:rPr>
+          <w:rFonts w:hint="default" w:ascii="Bodoni MT" w:hAnsi="Bodoni MT" w:cs="Bodoni MT"/>
+          <w:b w:val="0"/>
+          <w:bCs w:val="0"/>
+          <w:i w:val="0"/>
+          <w:iCs w:val="0"/>
+          <w:lang w:val="en-IN"/>
+        </w:rPr>
+        <w:t xml:space="preserve"> is same as </w:t>
+      </w:r>
+      <w:r>
+        <w:rPr>
+          <w:rFonts w:hint="default" w:ascii="Bodoni MT" w:hAnsi="Bodoni MT" w:cs="Bodoni MT"/>
+          <w:b/>
+          <w:bCs/>
+          <w:i/>
+          <w:iCs/>
+          <w:lang w:val="en-IN"/>
+        </w:rPr>
+        <w:t>ReplicaSet</w:t>
+      </w:r>
+      <w:r>
+        <w:rPr>
+          <w:rFonts w:hint="default" w:ascii="Bodoni MT" w:hAnsi="Bodoni MT" w:cs="Bodoni MT"/>
+          <w:b w:val="0"/>
+          <w:bCs w:val="0"/>
+          <w:i w:val="0"/>
+          <w:iCs w:val="0"/>
+          <w:lang w:val="en-IN"/>
+        </w:rPr>
+        <w:t>, it just create a replica of the pod in each worker node.</w:t>
+      </w:r>
+    </w:p>
+    <w:p>
+      <w:pPr>
+        <w:keepNext w:val="0"/>
+        <w:keepLines w:val="0"/>
+        <w:widowControl/>
+        <w:numPr>
+          <w:ilvl w:val="0"/>
+          <w:numId w:val="11"/>
+        </w:numPr>
+        <w:suppressLineNumbers w:val="0"/>
+        <w:spacing w:before="0" w:beforeAutospacing="0" w:after="0" w:afterAutospacing="0" w:line="360" w:lineRule="auto"/>
+        <w:ind w:left="420" w:leftChars="0" w:right="0" w:hanging="420" w:firstLineChars="0"/>
+        <w:jc w:val="left"/>
+        <w:rPr>
+          <w:rFonts w:hint="default" w:ascii="Bodoni MT" w:hAnsi="Bodoni MT" w:cs="Bodoni MT"/>
+        </w:rPr>
+      </w:pPr>
+      <w:r>
+        <w:rPr>
+          <w:rFonts w:hint="default" w:ascii="Bodoni MT" w:hAnsi="Bodoni MT" w:cs="Bodoni MT"/>
+          <w:b/>
+          <w:bCs/>
+          <w:i/>
+          <w:iCs/>
+          <w:lang w:val="en-IN"/>
+        </w:rPr>
+        <w:t>kubeadm</w:t>
+      </w:r>
+      <w:r>
+        <w:rPr>
+          <w:rFonts w:hint="default" w:ascii="Bodoni MT" w:hAnsi="Bodoni MT" w:cs="Bodoni MT"/>
+          <w:b w:val="0"/>
+          <w:bCs w:val="0"/>
+          <w:i w:val="0"/>
+          <w:iCs w:val="0"/>
+          <w:lang w:val="en-IN"/>
+        </w:rPr>
+        <w:t xml:space="preserve"> creates static pods on control plane nodes to run the controlplane resources.</w:t>
+      </w:r>
+    </w:p>
+    <w:p>
+      <w:pPr>
+        <w:keepNext w:val="0"/>
+        <w:keepLines w:val="0"/>
+        <w:widowControl/>
+        <w:numPr>
+          <w:ilvl w:val="0"/>
+          <w:numId w:val="11"/>
+        </w:numPr>
+        <w:suppressLineNumbers w:val="0"/>
+        <w:spacing w:before="0" w:beforeAutospacing="0" w:after="0" w:afterAutospacing="0" w:line="360" w:lineRule="auto"/>
+        <w:ind w:left="420" w:leftChars="0" w:right="0" w:hanging="420" w:firstLineChars="0"/>
+        <w:jc w:val="left"/>
+        <w:rPr>
+          <w:rFonts w:hint="default" w:ascii="Bodoni MT" w:hAnsi="Bodoni MT" w:cs="Bodoni MT"/>
+        </w:rPr>
+      </w:pPr>
+      <w:r>
+        <w:rPr>
+          <w:rFonts w:hint="default" w:ascii="Bodoni MT" w:hAnsi="Bodoni MT" w:cs="Bodoni MT"/>
+          <w:lang w:val="en-IN"/>
+        </w:rPr>
+        <w:t xml:space="preserve">API Server stores the details of all the pods in </w:t>
+      </w:r>
+      <w:r>
+        <w:rPr>
+          <w:rFonts w:hint="default" w:ascii="Bodoni MT" w:hAnsi="Bodoni MT" w:cs="Bodoni MT"/>
+          <w:b/>
+          <w:bCs/>
+          <w:i/>
+          <w:iCs/>
+          <w:lang w:val="en-IN"/>
+        </w:rPr>
+        <w:t>etcd</w:t>
+      </w:r>
+      <w:r>
+        <w:rPr>
+          <w:rFonts w:hint="default" w:ascii="Bodoni MT" w:hAnsi="Bodoni MT" w:cs="Bodoni MT"/>
+          <w:b w:val="0"/>
+          <w:bCs w:val="0"/>
+          <w:i w:val="0"/>
+          <w:iCs w:val="0"/>
+          <w:lang w:val="en-IN"/>
+        </w:rPr>
+        <w:t xml:space="preserve"> (</w:t>
+      </w:r>
+      <w:r>
+        <w:rPr>
+          <w:rFonts w:hint="default" w:ascii="Bodoni MT" w:hAnsi="Bodoni MT" w:cs="Bodoni MT"/>
+          <w:b w:val="0"/>
+          <w:bCs w:val="0"/>
+          <w:i/>
+          <w:iCs/>
+          <w:lang w:val="en-IN"/>
+        </w:rPr>
+        <w:t>normal pods</w:t>
+      </w:r>
+      <w:r>
+        <w:rPr>
+          <w:rFonts w:hint="default" w:ascii="Bodoni MT" w:hAnsi="Bodoni MT" w:cs="Bodoni MT"/>
+          <w:b w:val="0"/>
+          <w:bCs w:val="0"/>
+          <w:i w:val="0"/>
+          <w:iCs w:val="0"/>
+          <w:lang w:val="en-IN"/>
+        </w:rPr>
+        <w:t xml:space="preserve"> or </w:t>
+      </w:r>
+      <w:r>
+        <w:rPr>
+          <w:rFonts w:hint="default" w:ascii="Bodoni MT" w:hAnsi="Bodoni MT" w:cs="Bodoni MT"/>
+          <w:b w:val="0"/>
+          <w:bCs w:val="0"/>
+          <w:i/>
+          <w:iCs/>
+          <w:lang w:val="en-IN"/>
+        </w:rPr>
+        <w:t>static pods</w:t>
+      </w:r>
+      <w:r>
+        <w:rPr>
+          <w:rFonts w:hint="default" w:ascii="Bodoni MT" w:hAnsi="Bodoni MT" w:cs="Bodoni MT"/>
+          <w:b w:val="0"/>
+          <w:bCs w:val="0"/>
+          <w:i w:val="0"/>
+          <w:iCs w:val="0"/>
+          <w:lang w:val="en-IN"/>
+        </w:rPr>
+        <w:t>).</w:t>
+      </w:r>
+      <w:r>
+        <w:rPr>
+          <w:rFonts w:hint="default" w:ascii="Bodoni MT" w:hAnsi="Bodoni MT" w:cs="Bodoni MT"/>
+          <w:b w:val="0"/>
+          <w:bCs w:val="0"/>
+          <w:i w:val="0"/>
+          <w:iCs w:val="0"/>
+          <w:lang w:val="en-IN"/>
+        </w:rPr>
+        <w:br w:type="textWrapping"/>
+      </w:r>
+      <w:r>
+        <w:rPr>
+          <w:rFonts w:hint="default" w:ascii="Bodoni MT" w:hAnsi="Bodoni MT" w:cs="Bodoni MT"/>
+          <w:b w:val="0"/>
+          <w:bCs w:val="0"/>
+          <w:i w:val="0"/>
+          <w:iCs w:val="0"/>
+          <w:lang w:val="en-IN"/>
+        </w:rPr>
+        <w:t xml:space="preserve">in the annotation 2 extra fields are there in case of </w:t>
+      </w:r>
+      <w:r>
+        <w:rPr>
+          <w:rFonts w:hint="default" w:ascii="Bodoni MT" w:hAnsi="Bodoni MT" w:cs="Bodoni MT"/>
+          <w:b w:val="0"/>
+          <w:bCs w:val="0"/>
+          <w:i/>
+          <w:iCs/>
+          <w:lang w:val="en-IN"/>
+        </w:rPr>
+        <w:t>static pods</w:t>
+      </w:r>
+      <w:r>
+        <w:rPr>
+          <w:rFonts w:hint="default" w:ascii="Bodoni MT" w:hAnsi="Bodoni MT" w:cs="Bodoni MT"/>
+          <w:b w:val="0"/>
+          <w:bCs w:val="0"/>
+          <w:i w:val="0"/>
+          <w:iCs w:val="0"/>
+          <w:lang w:val="en-IN"/>
+        </w:rPr>
+        <w:t xml:space="preserve"> which differenciate it from the normal pods.</w:t>
+      </w:r>
+    </w:p>
+    <w:p>
+      <w:pPr>
+        <w:keepNext w:val="0"/>
+        <w:keepLines w:val="0"/>
+        <w:widowControl/>
+        <w:numPr>
+          <w:ilvl w:val="1"/>
+          <w:numId w:val="11"/>
+        </w:numPr>
+        <w:suppressLineNumbers w:val="0"/>
+        <w:spacing w:before="0" w:beforeAutospacing="0" w:after="0" w:afterAutospacing="0" w:line="360" w:lineRule="auto"/>
+        <w:ind w:left="840" w:leftChars="0" w:right="0" w:hanging="420" w:firstLineChars="0"/>
+        <w:jc w:val="left"/>
+        <w:rPr>
+          <w:rFonts w:hint="default" w:ascii="Bodoni MT" w:hAnsi="Bodoni MT" w:cs="Bodoni MT"/>
+        </w:rPr>
+      </w:pPr>
+      <w:r>
+        <w:rPr>
+          <w:rFonts w:hint="default" w:ascii="Bodoni MT" w:hAnsi="Bodoni MT" w:cs="Bodoni MT"/>
+          <w:b w:val="0"/>
+          <w:bCs w:val="0"/>
+          <w:i w:val="0"/>
+          <w:iCs w:val="0"/>
+          <w:lang w:val="en-IN"/>
+        </w:rPr>
+        <w:t xml:space="preserve">When you edit a pod using </w:t>
+      </w:r>
+      <w:r>
+        <w:rPr>
+          <w:rFonts w:hint="default" w:ascii="Bodoni MT" w:hAnsi="Bodoni MT" w:cs="Bodoni MT"/>
+          <w:b w:val="0"/>
+          <w:bCs w:val="0"/>
+          <w:i/>
+          <w:iCs/>
+          <w:lang w:val="en-IN"/>
+        </w:rPr>
+        <w:t>kubectl edit</w:t>
+      </w:r>
+      <w:r>
+        <w:rPr>
+          <w:rFonts w:hint="default" w:ascii="Bodoni MT" w:hAnsi="Bodoni MT" w:cs="Bodoni MT"/>
+          <w:b w:val="0"/>
+          <w:bCs w:val="0"/>
+          <w:i w:val="0"/>
+          <w:iCs w:val="0"/>
+          <w:lang w:val="en-IN"/>
+        </w:rPr>
+        <w:t xml:space="preserve"> command, it updates etcd and send </w:t>
+      </w:r>
+      <w:r>
+        <w:rPr>
+          <w:rFonts w:hint="default" w:ascii="Bodoni MT" w:hAnsi="Bodoni MT" w:cs="Bodoni MT"/>
+          <w:b w:val="0"/>
+          <w:bCs w:val="0"/>
+          <w:i/>
+          <w:iCs/>
+          <w:lang w:val="en-IN"/>
+        </w:rPr>
+        <w:t>kubelet</w:t>
+      </w:r>
+      <w:r>
+        <w:rPr>
+          <w:rFonts w:hint="default" w:ascii="Bodoni MT" w:hAnsi="Bodoni MT" w:cs="Bodoni MT"/>
+          <w:b w:val="0"/>
+          <w:bCs w:val="0"/>
+          <w:i w:val="0"/>
+          <w:iCs w:val="0"/>
+          <w:lang w:val="en-IN"/>
+        </w:rPr>
+        <w:t xml:space="preserve"> (in streaming connection) the new </w:t>
+      </w:r>
+      <w:r>
+        <w:rPr>
+          <w:rFonts w:hint="default" w:ascii="Bodoni MT" w:hAnsi="Bodoni MT" w:cs="Bodoni MT"/>
+          <w:b w:val="0"/>
+          <w:bCs w:val="0"/>
+          <w:i/>
+          <w:iCs/>
+          <w:lang w:val="en-IN"/>
+        </w:rPr>
+        <w:t>PodSpec</w:t>
+      </w:r>
+      <w:r>
+        <w:rPr>
+          <w:rFonts w:hint="default" w:ascii="Bodoni MT" w:hAnsi="Bodoni MT" w:cs="Bodoni MT"/>
+          <w:b w:val="0"/>
+          <w:bCs w:val="0"/>
+          <w:i w:val="0"/>
+          <w:iCs w:val="0"/>
+          <w:lang w:val="en-IN"/>
+        </w:rPr>
+        <w:t xml:space="preserve"> then </w:t>
+      </w:r>
+      <w:r>
+        <w:rPr>
+          <w:rFonts w:hint="default" w:ascii="Bodoni MT" w:hAnsi="Bodoni MT" w:cs="Bodoni MT"/>
+          <w:b w:val="0"/>
+          <w:bCs w:val="0"/>
+          <w:i/>
+          <w:iCs/>
+          <w:lang w:val="en-IN"/>
+        </w:rPr>
+        <w:t xml:space="preserve">kubelet </w:t>
+      </w:r>
+      <w:r>
+        <w:rPr>
+          <w:rFonts w:hint="default" w:ascii="Bodoni MT" w:hAnsi="Bodoni MT" w:cs="Bodoni MT"/>
+          <w:b w:val="0"/>
+          <w:bCs w:val="0"/>
+          <w:i w:val="0"/>
+          <w:iCs w:val="0"/>
+          <w:lang w:val="en-IN"/>
+        </w:rPr>
+        <w:t xml:space="preserve">compares it with the existing </w:t>
+      </w:r>
+      <w:r>
+        <w:rPr>
+          <w:rFonts w:hint="default" w:ascii="Bodoni MT" w:hAnsi="Bodoni MT" w:cs="Bodoni MT"/>
+          <w:b w:val="0"/>
+          <w:bCs w:val="0"/>
+          <w:i/>
+          <w:iCs/>
+          <w:lang w:val="en-IN"/>
+        </w:rPr>
+        <w:t>PodSpec</w:t>
+      </w:r>
+      <w:r>
+        <w:rPr>
+          <w:rFonts w:hint="default" w:ascii="Bodoni MT" w:hAnsi="Bodoni MT" w:cs="Bodoni MT"/>
+          <w:b w:val="0"/>
+          <w:bCs w:val="0"/>
+          <w:i w:val="0"/>
+          <w:iCs w:val="0"/>
+          <w:lang w:val="en-IN"/>
+        </w:rPr>
+        <w:t>.</w:t>
+      </w:r>
+      <w:r>
+        <w:rPr>
+          <w:rFonts w:hint="default" w:ascii="Bodoni MT" w:hAnsi="Bodoni MT" w:cs="Bodoni MT"/>
+          <w:b w:val="0"/>
+          <w:bCs w:val="0"/>
+          <w:i w:val="0"/>
+          <w:iCs w:val="0"/>
+          <w:lang w:val="en-IN"/>
+        </w:rPr>
+        <w:br w:type="textWrapping"/>
+      </w:r>
+      <w:r>
+        <w:rPr>
+          <w:rFonts w:hint="default" w:ascii="Bodoni MT" w:hAnsi="Bodoni MT" w:cs="Bodoni MT"/>
+          <w:b w:val="0"/>
+          <w:bCs w:val="0"/>
+          <w:i w:val="0"/>
+          <w:iCs w:val="0"/>
+          <w:lang w:val="en-IN"/>
+        </w:rPr>
+        <w:t>Then changes if allowed otherwise reject.</w:t>
+      </w:r>
+      <w:r>
+        <w:rPr>
+          <w:rFonts w:hint="default" w:ascii="Bodoni MT" w:hAnsi="Bodoni MT" w:cs="Bodoni MT"/>
+          <w:b w:val="0"/>
+          <w:bCs w:val="0"/>
+          <w:i w:val="0"/>
+          <w:iCs w:val="0"/>
+          <w:lang w:val="en-IN"/>
+        </w:rPr>
+        <w:br w:type="textWrapping"/>
+      </w:r>
+      <w:r>
+        <w:rPr>
+          <w:rFonts w:hint="default" w:ascii="Bodoni MT" w:hAnsi="Bodoni MT" w:cs="Bodoni MT"/>
+          <w:b w:val="0"/>
+          <w:bCs w:val="0"/>
+          <w:i w:val="0"/>
+          <w:iCs w:val="0"/>
+          <w:lang w:val="en-IN"/>
+        </w:rPr>
+        <w:t xml:space="preserve">In each changes, </w:t>
+      </w:r>
+      <w:r>
+        <w:rPr>
+          <w:rFonts w:hint="default" w:ascii="Bodoni MT" w:hAnsi="Bodoni MT" w:cs="Bodoni MT"/>
+          <w:b w:val="0"/>
+          <w:bCs w:val="0"/>
+          <w:i/>
+          <w:iCs/>
+          <w:lang w:val="en-IN"/>
+        </w:rPr>
+        <w:t>containerd</w:t>
+      </w:r>
+      <w:r>
+        <w:rPr>
+          <w:rFonts w:hint="default" w:ascii="Bodoni MT" w:hAnsi="Bodoni MT" w:cs="Bodoni MT"/>
+          <w:b w:val="0"/>
+          <w:bCs w:val="0"/>
+          <w:i w:val="0"/>
+          <w:iCs w:val="0"/>
+          <w:lang w:val="en-IN"/>
+        </w:rPr>
+        <w:t xml:space="preserve"> creates new container and the container ID is changed.</w:t>
+      </w:r>
+      <w:bookmarkStart w:id="0" w:name="_GoBack"/>
+      <w:bookmarkEnd w:id="0"/>
+    </w:p>
+    <w:p>
+      <w:pPr>
+        <w:keepNext w:val="0"/>
+        <w:keepLines w:val="0"/>
+        <w:widowControl/>
+        <w:numPr>
+          <w:ilvl w:val="1"/>
+          <w:numId w:val="11"/>
+        </w:numPr>
+        <w:suppressLineNumbers w:val="0"/>
+        <w:spacing w:before="0" w:beforeAutospacing="0" w:after="0" w:afterAutospacing="0" w:line="360" w:lineRule="auto"/>
+        <w:ind w:left="840" w:leftChars="0" w:right="0" w:hanging="420" w:firstLineChars="0"/>
+        <w:jc w:val="left"/>
+        <w:rPr>
+          <w:rFonts w:hint="default" w:ascii="Bodoni MT" w:hAnsi="Bodoni MT" w:cs="Bodoni MT"/>
+        </w:rPr>
+      </w:pPr>
+      <w:r>
+        <w:rPr>
+          <w:rFonts w:hint="default" w:ascii="Bodoni MT" w:hAnsi="Bodoni MT" w:cs="Bodoni MT"/>
+          <w:b w:val="0"/>
+          <w:bCs w:val="0"/>
+          <w:i w:val="0"/>
+          <w:iCs w:val="0"/>
+          <w:lang w:val="en-IN"/>
+        </w:rPr>
+        <w:t xml:space="preserve">In case of </w:t>
+      </w:r>
+      <w:r>
+        <w:rPr>
+          <w:rFonts w:hint="default" w:ascii="Bodoni MT" w:hAnsi="Bodoni MT" w:cs="Bodoni MT"/>
+          <w:b w:val="0"/>
+          <w:bCs w:val="0"/>
+          <w:i/>
+          <w:iCs/>
+          <w:lang w:val="en-IN"/>
+        </w:rPr>
+        <w:t>static pods</w:t>
+      </w:r>
+      <w:r>
+        <w:rPr>
+          <w:rFonts w:hint="default" w:ascii="Bodoni MT" w:hAnsi="Bodoni MT" w:cs="Bodoni MT"/>
+          <w:b w:val="0"/>
+          <w:bCs w:val="0"/>
+          <w:i w:val="0"/>
+          <w:iCs w:val="0"/>
+          <w:lang w:val="en-IN"/>
+        </w:rPr>
+        <w:t xml:space="preserve">, you can’t change using </w:t>
+      </w:r>
+      <w:r>
+        <w:rPr>
+          <w:rFonts w:hint="default" w:ascii="Bodoni MT" w:hAnsi="Bodoni MT" w:cs="Bodoni MT"/>
+          <w:b w:val="0"/>
+          <w:bCs w:val="0"/>
+          <w:i/>
+          <w:iCs/>
+          <w:lang w:val="en-IN"/>
+        </w:rPr>
+        <w:t>kubectl edit</w:t>
+      </w:r>
+      <w:r>
+        <w:rPr>
+          <w:rFonts w:hint="default" w:ascii="Bodoni MT" w:hAnsi="Bodoni MT" w:cs="Bodoni MT"/>
+          <w:b w:val="0"/>
+          <w:bCs w:val="0"/>
+          <w:i w:val="0"/>
+          <w:iCs w:val="0"/>
+          <w:lang w:val="en-IN"/>
+        </w:rPr>
+        <w:t xml:space="preserve"> command in control plane nodes.</w:t>
+      </w:r>
+      <w:r>
+        <w:rPr>
+          <w:rFonts w:hint="default" w:ascii="Bodoni MT" w:hAnsi="Bodoni MT" w:cs="Bodoni MT"/>
+          <w:b w:val="0"/>
+          <w:bCs w:val="0"/>
+          <w:i w:val="0"/>
+          <w:iCs w:val="0"/>
+          <w:lang w:val="en-IN"/>
+        </w:rPr>
+        <w:br w:type="textWrapping"/>
+      </w:r>
+      <w:r>
+        <w:rPr>
+          <w:rFonts w:hint="default" w:ascii="Bodoni MT" w:hAnsi="Bodoni MT" w:cs="Bodoni MT"/>
+          <w:b w:val="0"/>
+          <w:bCs w:val="0"/>
+          <w:i w:val="0"/>
+          <w:iCs w:val="0"/>
+          <w:lang w:val="en-IN"/>
+        </w:rPr>
+        <w:t xml:space="preserve">You need to update the </w:t>
+      </w:r>
+      <w:r>
+        <w:rPr>
+          <w:rFonts w:hint="default" w:ascii="Bodoni MT" w:hAnsi="Bodoni MT" w:cs="Bodoni MT"/>
+          <w:b w:val="0"/>
+          <w:bCs w:val="0"/>
+          <w:i/>
+          <w:iCs/>
+          <w:lang w:val="en-IN"/>
+        </w:rPr>
+        <w:t>yaml</w:t>
+      </w:r>
+      <w:r>
+        <w:rPr>
+          <w:rFonts w:hint="default" w:ascii="Bodoni MT" w:hAnsi="Bodoni MT" w:cs="Bodoni MT"/>
+          <w:b w:val="0"/>
+          <w:bCs w:val="0"/>
+          <w:i w:val="0"/>
+          <w:iCs w:val="0"/>
+          <w:lang w:val="en-IN"/>
+        </w:rPr>
+        <w:t xml:space="preserve"> file inside the </w:t>
+      </w:r>
+      <w:r>
+        <w:rPr>
+          <w:rFonts w:hint="default" w:ascii="Bodoni MT" w:hAnsi="Bodoni MT" w:cs="Bodoni MT"/>
+          <w:b w:val="0"/>
+          <w:bCs w:val="0"/>
+          <w:i/>
+          <w:iCs/>
+          <w:lang w:val="en-IN"/>
+        </w:rPr>
+        <w:t>manifest</w:t>
+      </w:r>
+      <w:r>
+        <w:rPr>
+          <w:rFonts w:hint="default" w:ascii="Bodoni MT" w:hAnsi="Bodoni MT" w:cs="Bodoni MT"/>
+          <w:b w:val="0"/>
+          <w:bCs w:val="0"/>
+          <w:i w:val="0"/>
+          <w:iCs w:val="0"/>
+          <w:lang w:val="en-IN"/>
+        </w:rPr>
+        <w:t xml:space="preserve"> directory of the target node (where the static pod is running).</w:t>
+      </w:r>
+    </w:p>
+    <w:p>
+      <w:pPr>
+        <w:keepNext w:val="0"/>
+        <w:keepLines w:val="0"/>
+        <w:widowControl/>
+        <w:numPr>
+          <w:ilvl w:val="1"/>
+          <w:numId w:val="11"/>
+        </w:numPr>
+        <w:suppressLineNumbers w:val="0"/>
+        <w:spacing w:before="0" w:beforeAutospacing="0" w:after="0" w:afterAutospacing="0" w:line="360" w:lineRule="auto"/>
+        <w:ind w:left="840" w:leftChars="0" w:right="0" w:hanging="420" w:firstLineChars="0"/>
+        <w:jc w:val="left"/>
+        <w:rPr>
+          <w:rFonts w:hint="default" w:ascii="Bodoni MT" w:hAnsi="Bodoni MT" w:cs="Bodoni MT"/>
+        </w:rPr>
+      </w:pPr>
     </w:p>
     <w:p>
       <w:pPr>
@@ -28820,6 +36093,146 @@
 <file path=word/numbering.xml><?xml version="1.0" encoding="utf-8"?>
 <w:numbering xmlns:wpc="http://schemas.microsoft.com/office/word/2010/wordprocessingCanvas" xmlns:mc="http://schemas.openxmlformats.org/markup-compatibility/2006" xmlns:o="urn:schemas-microsoft-com:office:office" xmlns:r="http://schemas.openxmlformats.org/officeDocument/2006/relationships" xmlns:m="http://schemas.openxmlformats.org/officeDocument/2006/math" xmlns:v="urn:schemas-microsoft-com:vml" xmlns:wp14="http://schemas.microsoft.com/office/word/2010/wordprocessingDrawing" xmlns:wp="http://schemas.openxmlformats.org/drawingml/2006/wordprocessingDrawing" xmlns:w10="urn:schemas-microsoft-com:office:word" xmlns:w="http://schemas.openxmlformats.org/wordprocessingml/2006/main" xmlns:w14="http://schemas.microsoft.com/office/word/2010/wordml" xmlns:wpg="http://schemas.microsoft.com/office/word/2010/wordprocessingGroup" xmlns:wpi="http://schemas.microsoft.com/office/word/2010/wordprocessingInk" xmlns:wne="http://schemas.microsoft.com/office/word/2006/wordml" xmlns:wps="http://schemas.microsoft.com/office/word/2010/wordprocessingShape" xmlns:wpsCustomData="http://www.wps.cn/officeDocument/2013/wpsCustomData" mc:Ignorable="w14 wp14">
   <w:abstractNum w:abstractNumId="0">
+    <w:nsid w:val="9870FE2D"/>
+    <w:multiLevelType w:val="multilevel"/>
+    <w:tmpl w:val="9870FE2D"/>
+    <w:lvl w:ilvl="0" w:tentative="0">
+      <w:start w:val="1"/>
+      <w:numFmt w:val="bullet"/>
+      <w:lvlText w:val=""/>
+      <w:lvlJc w:val="left"/>
+      <w:pPr>
+        <w:tabs>
+          <w:tab w:val="left" w:pos="420"/>
+        </w:tabs>
+        <w:ind w:left="420" w:hanging="420"/>
+      </w:pPr>
+      <w:rPr>
+        <w:rFonts w:hint="default" w:ascii="Wingdings" w:hAnsi="Wingdings" w:cs="Wingdings"/>
+      </w:rPr>
+    </w:lvl>
+    <w:lvl w:ilvl="1" w:tentative="0">
+      <w:start w:val="1"/>
+      <w:numFmt w:val="bullet"/>
+      <w:lvlText w:val="ﻤ"/>
+      <w:lvlJc w:val="left"/>
+      <w:pPr>
+        <w:tabs>
+          <w:tab w:val="left" w:pos="840"/>
+        </w:tabs>
+        <w:ind w:left="840" w:hanging="420"/>
+      </w:pPr>
+      <w:rPr>
+        <w:rFonts w:hint="default" w:ascii="Arial" w:hAnsi="Arial" w:cs="Arial"/>
+      </w:rPr>
+    </w:lvl>
+    <w:lvl w:ilvl="2" w:tentative="0">
+      <w:start w:val="1"/>
+      <w:numFmt w:val="bullet"/>
+      <w:lvlText w:val="ﺀ"/>
+      <w:lvlJc w:val="left"/>
+      <w:pPr>
+        <w:tabs>
+          <w:tab w:val="left" w:pos="1260"/>
+        </w:tabs>
+        <w:ind w:left="1260" w:hanging="420"/>
+      </w:pPr>
+      <w:rPr>
+        <w:rFonts w:hint="default" w:ascii="Arial" w:hAnsi="Arial" w:cs="Arial"/>
+      </w:rPr>
+    </w:lvl>
+    <w:lvl w:ilvl="3" w:tentative="0">
+      <w:start w:val="1"/>
+      <w:numFmt w:val="bullet"/>
+      <w:lvlText w:val="﮺"/>
+      <w:lvlJc w:val="left"/>
+      <w:pPr>
+        <w:tabs>
+          <w:tab w:val="left" w:pos="1680"/>
+        </w:tabs>
+        <w:ind w:left="1680" w:hanging="420"/>
+      </w:pPr>
+      <w:rPr>
+        <w:rFonts w:hint="default" w:ascii="Arial" w:hAnsi="Arial" w:cs="Arial"/>
+      </w:rPr>
+    </w:lvl>
+    <w:lvl w:ilvl="4" w:tentative="0">
+      <w:start w:val="1"/>
+      <w:numFmt w:val="bullet"/>
+      <w:lvlText w:val="꜠"/>
+      <w:lvlJc w:val="left"/>
+      <w:pPr>
+        <w:tabs>
+          <w:tab w:val="left" w:pos="2100"/>
+        </w:tabs>
+        <w:ind w:left="2100" w:hanging="420"/>
+      </w:pPr>
+      <w:rPr>
+        <w:rFonts w:hint="default" w:ascii="Arial" w:hAnsi="Arial" w:cs="Arial"/>
+      </w:rPr>
+    </w:lvl>
+    <w:lvl w:ilvl="5" w:tentative="0">
+      <w:start w:val="1"/>
+      <w:numFmt w:val="bullet"/>
+      <w:lvlText w:val="﯀"/>
+      <w:lvlJc w:val="left"/>
+      <w:pPr>
+        <w:tabs>
+          <w:tab w:val="left" w:pos="2520"/>
+        </w:tabs>
+        <w:ind w:left="2520" w:hanging="420"/>
+      </w:pPr>
+      <w:rPr>
+        <w:rFonts w:hint="default" w:ascii="Arial" w:hAnsi="Arial" w:cs="Arial"/>
+      </w:rPr>
+    </w:lvl>
+    <w:lvl w:ilvl="6" w:tentative="0">
+      <w:start w:val="1"/>
+      <w:numFmt w:val="bullet"/>
+      <w:lvlText w:val="͋"/>
+      <w:lvlJc w:val="left"/>
+      <w:pPr>
+        <w:tabs>
+          <w:tab w:val="left" w:pos="2940"/>
+        </w:tabs>
+        <w:ind w:left="2940" w:hanging="420"/>
+      </w:pPr>
+      <w:rPr>
+        <w:rFonts w:hint="default" w:ascii="Arial" w:hAnsi="Arial" w:cs="Arial"/>
+      </w:rPr>
+    </w:lvl>
+    <w:lvl w:ilvl="7" w:tentative="0">
+      <w:start w:val="1"/>
+      <w:numFmt w:val="bullet"/>
+      <w:lvlText w:val=""/>
+      <w:lvlJc w:val="left"/>
+      <w:pPr>
+        <w:tabs>
+          <w:tab w:val="left" w:pos="3360"/>
+        </w:tabs>
+        <w:ind w:left="3360" w:hanging="420"/>
+      </w:pPr>
+      <w:rPr>
+        <w:rFonts w:hint="default" w:ascii="Wingdings" w:hAnsi="Wingdings" w:cs="Wingdings"/>
+      </w:rPr>
+    </w:lvl>
+    <w:lvl w:ilvl="8" w:tentative="0">
+      <w:start w:val="1"/>
+      <w:numFmt w:val="bullet"/>
+      <w:lvlText w:val=""/>
+      <w:lvlJc w:val="left"/>
+      <w:pPr>
+        <w:tabs>
+          <w:tab w:val="left" w:pos="3780"/>
+        </w:tabs>
+        <w:ind w:left="3780" w:hanging="420"/>
+      </w:pPr>
+      <w:rPr>
+        <w:rFonts w:hint="default" w:ascii="Wingdings" w:hAnsi="Wingdings" w:cs="Wingdings"/>
+      </w:rPr>
+    </w:lvl>
+  </w:abstractNum>
+  <w:abstractNum w:abstractNumId="1">
     <w:nsid w:val="A8AAF34A"/>
     <w:multiLevelType w:val="multilevel"/>
     <w:tmpl w:val="A8AAF34A"/>
@@ -28959,7 +36372,7 @@
       </w:rPr>
     </w:lvl>
   </w:abstractNum>
-  <w:abstractNum w:abstractNumId="1">
+  <w:abstractNum w:abstractNumId="2">
     <w:nsid w:val="ECF5C44E"/>
     <w:multiLevelType w:val="multilevel"/>
     <w:tmpl w:val="ECF5C44E"/>
@@ -29099,7 +36512,7 @@
       </w:rPr>
     </w:lvl>
   </w:abstractNum>
-  <w:abstractNum w:abstractNumId="2">
+  <w:abstractNum w:abstractNumId="3">
     <w:nsid w:val="FFFFFF7C"/>
     <w:multiLevelType w:val="singleLevel"/>
     <w:tmpl w:val="FFFFFF7C"/>
@@ -29117,7 +36530,7 @@
       </w:pPr>
     </w:lvl>
   </w:abstractNum>
-  <w:abstractNum w:abstractNumId="3">
+  <w:abstractNum w:abstractNumId="4">
     <w:nsid w:val="FFFFFF7D"/>
     <w:multiLevelType w:val="singleLevel"/>
     <w:tmpl w:val="FFFFFF7D"/>
@@ -29135,7 +36548,7 @@
       </w:pPr>
     </w:lvl>
   </w:abstractNum>
-  <w:abstractNum w:abstractNumId="4">
+  <w:abstractNum w:abstractNumId="5">
     <w:nsid w:val="FFFFFF7E"/>
     <w:multiLevelType w:val="singleLevel"/>
     <w:tmpl w:val="FFFFFF7E"/>
@@ -29153,7 +36566,7 @@
       </w:pPr>
     </w:lvl>
   </w:abstractNum>
-  <w:abstractNum w:abstractNumId="5">
+  <w:abstractNum w:abstractNumId="6">
     <w:nsid w:val="FFFFFF7F"/>
     <w:multiLevelType w:val="singleLevel"/>
     <w:tmpl w:val="FFFFFF7F"/>
@@ -29171,7 +36584,7 @@
       </w:pPr>
     </w:lvl>
   </w:abstractNum>
-  <w:abstractNum w:abstractNumId="6">
+  <w:abstractNum w:abstractNumId="7">
     <w:nsid w:val="FFFFFF80"/>
     <w:multiLevelType w:val="singleLevel"/>
     <w:tmpl w:val="FFFFFF80"/>
@@ -29192,7 +36605,7 @@
       </w:rPr>
     </w:lvl>
   </w:abstractNum>
-  <w:abstractNum w:abstractNumId="7">
+  <w:abstractNum w:abstractNumId="8">
     <w:nsid w:val="FFFFFF81"/>
     <w:multiLevelType w:val="singleLevel"/>
     <w:tmpl w:val="FFFFFF81"/>
@@ -29213,7 +36626,7 @@
       </w:rPr>
     </w:lvl>
   </w:abstractNum>
-  <w:abstractNum w:abstractNumId="8">
+  <w:abstractNum w:abstractNumId="9">
     <w:nsid w:val="FFFFFF82"/>
     <w:multiLevelType w:val="singleLevel"/>
     <w:tmpl w:val="FFFFFF82"/>
@@ -29234,7 +36647,7 @@
       </w:rPr>
     </w:lvl>
   </w:abstractNum>
-  <w:abstractNum w:abstractNumId="9">
+  <w:abstractNum w:abstractNumId="10">
     <w:nsid w:val="FFFFFF83"/>
     <w:multiLevelType w:val="singleLevel"/>
     <w:tmpl w:val="FFFFFF83"/>
@@ -29255,7 +36668,7 @@
       </w:rPr>
     </w:lvl>
   </w:abstractNum>
-  <w:abstractNum w:abstractNumId="10">
+  <w:abstractNum w:abstractNumId="11">
     <w:nsid w:val="FFFFFF88"/>
     <w:multiLevelType w:val="singleLevel"/>
     <w:tmpl w:val="FFFFFF88"/>
@@ -29273,7 +36686,7 @@
       </w:pPr>
     </w:lvl>
   </w:abstractNum>
-  <w:abstractNum w:abstractNumId="11">
+  <w:abstractNum w:abstractNumId="12">
     <w:nsid w:val="FFFFFF89"/>
     <w:multiLevelType w:val="singleLevel"/>
     <w:tmpl w:val="FFFFFF89"/>
@@ -29294,41 +36707,187 @@
       </w:rPr>
     </w:lvl>
   </w:abstractNum>
+  <w:abstractNum w:abstractNumId="13">
+    <w:nsid w:val="2C70F900"/>
+    <w:multiLevelType w:val="multilevel"/>
+    <w:tmpl w:val="2C70F900"/>
+    <w:lvl w:ilvl="0" w:tentative="0">
+      <w:start w:val="1"/>
+      <w:numFmt w:val="bullet"/>
+      <w:lvlText w:val=""/>
+      <w:lvlJc w:val="left"/>
+      <w:pPr>
+        <w:tabs>
+          <w:tab w:val="left" w:pos="420"/>
+        </w:tabs>
+        <w:ind w:left="420" w:hanging="420"/>
+      </w:pPr>
+      <w:rPr>
+        <w:rFonts w:hint="default" w:ascii="Wingdings" w:hAnsi="Wingdings" w:cs="Wingdings"/>
+      </w:rPr>
+    </w:lvl>
+    <w:lvl w:ilvl="1" w:tentative="0">
+      <w:start w:val="1"/>
+      <w:numFmt w:val="bullet"/>
+      <w:lvlText w:val="ﻤ"/>
+      <w:lvlJc w:val="left"/>
+      <w:pPr>
+        <w:tabs>
+          <w:tab w:val="left" w:pos="840"/>
+        </w:tabs>
+        <w:ind w:left="840" w:hanging="420"/>
+      </w:pPr>
+      <w:rPr>
+        <w:rFonts w:hint="default" w:ascii="Arial" w:hAnsi="Arial" w:cs="Arial"/>
+      </w:rPr>
+    </w:lvl>
+    <w:lvl w:ilvl="2" w:tentative="0">
+      <w:start w:val="1"/>
+      <w:numFmt w:val="bullet"/>
+      <w:lvlText w:val="ﺀ"/>
+      <w:lvlJc w:val="left"/>
+      <w:pPr>
+        <w:tabs>
+          <w:tab w:val="left" w:pos="1260"/>
+        </w:tabs>
+        <w:ind w:left="1260" w:hanging="420"/>
+      </w:pPr>
+      <w:rPr>
+        <w:rFonts w:hint="default" w:ascii="Arial" w:hAnsi="Arial" w:cs="Arial"/>
+      </w:rPr>
+    </w:lvl>
+    <w:lvl w:ilvl="3" w:tentative="0">
+      <w:start w:val="1"/>
+      <w:numFmt w:val="bullet"/>
+      <w:lvlText w:val="﮺"/>
+      <w:lvlJc w:val="left"/>
+      <w:pPr>
+        <w:tabs>
+          <w:tab w:val="left" w:pos="1680"/>
+        </w:tabs>
+        <w:ind w:left="1680" w:hanging="420"/>
+      </w:pPr>
+      <w:rPr>
+        <w:rFonts w:hint="default" w:ascii="Arial" w:hAnsi="Arial" w:cs="Arial"/>
+      </w:rPr>
+    </w:lvl>
+    <w:lvl w:ilvl="4" w:tentative="0">
+      <w:start w:val="1"/>
+      <w:numFmt w:val="bullet"/>
+      <w:lvlText w:val="꜠"/>
+      <w:lvlJc w:val="left"/>
+      <w:pPr>
+        <w:tabs>
+          <w:tab w:val="left" w:pos="2100"/>
+        </w:tabs>
+        <w:ind w:left="2100" w:hanging="420"/>
+      </w:pPr>
+      <w:rPr>
+        <w:rFonts w:hint="default" w:ascii="Arial" w:hAnsi="Arial" w:cs="Arial"/>
+      </w:rPr>
+    </w:lvl>
+    <w:lvl w:ilvl="5" w:tentative="0">
+      <w:start w:val="1"/>
+      <w:numFmt w:val="bullet"/>
+      <w:lvlText w:val="﯀"/>
+      <w:lvlJc w:val="left"/>
+      <w:pPr>
+        <w:tabs>
+          <w:tab w:val="left" w:pos="2520"/>
+        </w:tabs>
+        <w:ind w:left="2520" w:hanging="420"/>
+      </w:pPr>
+      <w:rPr>
+        <w:rFonts w:hint="default" w:ascii="Arial" w:hAnsi="Arial" w:cs="Arial"/>
+      </w:rPr>
+    </w:lvl>
+    <w:lvl w:ilvl="6" w:tentative="0">
+      <w:start w:val="1"/>
+      <w:numFmt w:val="bullet"/>
+      <w:lvlText w:val="͋"/>
+      <w:lvlJc w:val="left"/>
+      <w:pPr>
+        <w:tabs>
+          <w:tab w:val="left" w:pos="2940"/>
+        </w:tabs>
+        <w:ind w:left="2940" w:hanging="420"/>
+      </w:pPr>
+      <w:rPr>
+        <w:rFonts w:hint="default" w:ascii="Arial" w:hAnsi="Arial" w:cs="Arial"/>
+      </w:rPr>
+    </w:lvl>
+    <w:lvl w:ilvl="7" w:tentative="0">
+      <w:start w:val="1"/>
+      <w:numFmt w:val="bullet"/>
+      <w:lvlText w:val=""/>
+      <w:lvlJc w:val="left"/>
+      <w:pPr>
+        <w:tabs>
+          <w:tab w:val="left" w:pos="3360"/>
+        </w:tabs>
+        <w:ind w:left="3360" w:hanging="420"/>
+      </w:pPr>
+      <w:rPr>
+        <w:rFonts w:hint="default" w:ascii="Wingdings" w:hAnsi="Wingdings" w:cs="Wingdings"/>
+      </w:rPr>
+    </w:lvl>
+    <w:lvl w:ilvl="8" w:tentative="0">
+      <w:start w:val="1"/>
+      <w:numFmt w:val="bullet"/>
+      <w:lvlText w:val=""/>
+      <w:lvlJc w:val="left"/>
+      <w:pPr>
+        <w:tabs>
+          <w:tab w:val="left" w:pos="3780"/>
+        </w:tabs>
+        <w:ind w:left="3780" w:hanging="420"/>
+      </w:pPr>
+      <w:rPr>
+        <w:rFonts w:hint="default" w:ascii="Wingdings" w:hAnsi="Wingdings" w:cs="Wingdings"/>
+      </w:rPr>
+    </w:lvl>
+  </w:abstractNum>
   <w:num w:numId="1">
+    <w:abstractNumId w:val="12"/>
+  </w:num>
+  <w:num w:numId="2">
+    <w:abstractNumId w:val="10"/>
+  </w:num>
+  <w:num w:numId="3">
+    <w:abstractNumId w:val="9"/>
+  </w:num>
+  <w:num w:numId="4">
+    <w:abstractNumId w:val="8"/>
+  </w:num>
+  <w:num w:numId="5">
+    <w:abstractNumId w:val="7"/>
+  </w:num>
+  <w:num w:numId="6">
     <w:abstractNumId w:val="11"/>
   </w:num>
-  <w:num w:numId="2">
-    <w:abstractNumId w:val="9"/>
-  </w:num>
-  <w:num w:numId="3">
-    <w:abstractNumId w:val="8"/>
-  </w:num>
-  <w:num w:numId="4">
-    <w:abstractNumId w:val="7"/>
-  </w:num>
-  <w:num w:numId="5">
+  <w:num w:numId="7">
     <w:abstractNumId w:val="6"/>
   </w:num>
-  <w:num w:numId="6">
-    <w:abstractNumId w:val="10"/>
-  </w:num>
-  <w:num w:numId="7">
+  <w:num w:numId="8">
     <w:abstractNumId w:val="5"/>
   </w:num>
-  <w:num w:numId="8">
+  <w:num w:numId="9">
     <w:abstractNumId w:val="4"/>
   </w:num>
-  <w:num w:numId="9">
+  <w:num w:numId="10">
     <w:abstractNumId w:val="3"/>
   </w:num>
-  <w:num w:numId="10">
+  <w:num w:numId="11">
+    <w:abstractNumId w:val="1"/>
+  </w:num>
+  <w:num w:numId="12">
     <w:abstractNumId w:val="2"/>
   </w:num>
-  <w:num w:numId="11">
+  <w:num w:numId="13">
     <w:abstractNumId w:val="0"/>
   </w:num>
-  <w:num w:numId="12">
-    <w:abstractNumId w:val="1"/>
+  <w:num w:numId="14">
+    <w:abstractNumId w:val="13"/>
   </w:num>
 </w:numbering>
 </file>
@@ -29386,7 +36945,7 @@
     <w:lsdException w:qFormat="1" w:unhideWhenUsed="0" w:uiPriority="0" w:semiHidden="0" w:name="annotation reference"/>
     <w:lsdException w:qFormat="1" w:unhideWhenUsed="0" w:uiPriority="0" w:semiHidden="0" w:name="line number"/>
     <w:lsdException w:qFormat="1" w:unhideWhenUsed="0" w:uiPriority="0" w:semiHidden="0" w:name="page number"/>
-    <w:lsdException w:unhideWhenUsed="0" w:uiPriority="0" w:semiHidden="0" w:name="endnote reference"/>
+    <w:lsdException w:qFormat="1" w:unhideWhenUsed="0" w:uiPriority="0" w:semiHidden="0" w:name="endnote reference"/>
     <w:lsdException w:qFormat="1" w:unhideWhenUsed="0" w:uiPriority="0" w:semiHidden="0" w:name="endnote text"/>
     <w:lsdException w:qFormat="1" w:unhideWhenUsed="0" w:uiPriority="0" w:semiHidden="0" w:name="table of authorities"/>
     <w:lsdException w:unhideWhenUsed="0" w:uiPriority="0" w:semiHidden="0" w:name="macro"/>
@@ -29451,31 +37010,31 @@
     <w:lsdException w:qFormat="1" w:unhideWhenUsed="0" w:uiPriority="0" w:semiHidden="0" w:name="annotation subject"/>
     <w:lsdException w:qFormat="1" w:unhideWhenUsed="0" w:uiPriority="0" w:semiHidden="0" w:name="Table Simple 1"/>
     <w:lsdException w:qFormat="1" w:unhideWhenUsed="0" w:uiPriority="0" w:semiHidden="0" w:name="Table Simple 2"/>
-    <w:lsdException w:unhideWhenUsed="0" w:uiPriority="0" w:semiHidden="0" w:name="Table Simple 3"/>
+    <w:lsdException w:qFormat="1" w:unhideWhenUsed="0" w:uiPriority="0" w:semiHidden="0" w:name="Table Simple 3"/>
     <w:lsdException w:unhideWhenUsed="0" w:uiPriority="0" w:semiHidden="0" w:name="Table Classic 1"/>
     <w:lsdException w:unhideWhenUsed="0" w:uiPriority="0" w:semiHidden="0" w:name="Table Classic 2"/>
     <w:lsdException w:qFormat="1" w:unhideWhenUsed="0" w:uiPriority="0" w:semiHidden="0" w:name="Table Classic 3"/>
     <w:lsdException w:unhideWhenUsed="0" w:uiPriority="0" w:semiHidden="0" w:name="Table Classic 4"/>
-    <w:lsdException w:unhideWhenUsed="0" w:uiPriority="0" w:semiHidden="0" w:name="Table Colorful 1"/>
+    <w:lsdException w:qFormat="1" w:unhideWhenUsed="0" w:uiPriority="0" w:semiHidden="0" w:name="Table Colorful 1"/>
     <w:lsdException w:qFormat="1" w:unhideWhenUsed="0" w:uiPriority="0" w:semiHidden="0" w:name="Table Colorful 2"/>
-    <w:lsdException w:unhideWhenUsed="0" w:uiPriority="0" w:semiHidden="0" w:name="Table Colorful 3"/>
+    <w:lsdException w:qFormat="1" w:unhideWhenUsed="0" w:uiPriority="0" w:semiHidden="0" w:name="Table Colorful 3"/>
     <w:lsdException w:qFormat="1" w:unhideWhenUsed="0" w:uiPriority="0" w:semiHidden="0" w:name="Table Columns 1"/>
     <w:lsdException w:qFormat="1" w:unhideWhenUsed="0" w:uiPriority="0" w:semiHidden="0" w:name="Table Columns 2"/>
-    <w:lsdException w:unhideWhenUsed="0" w:uiPriority="0" w:semiHidden="0" w:name="Table Columns 3"/>
+    <w:lsdException w:qFormat="1" w:unhideWhenUsed="0" w:uiPriority="0" w:semiHidden="0" w:name="Table Columns 3"/>
     <w:lsdException w:qFormat="1" w:unhideWhenUsed="0" w:uiPriority="0" w:semiHidden="0" w:name="Table Columns 4"/>
     <w:lsdException w:qFormat="1" w:unhideWhenUsed="0" w:uiPriority="0" w:semiHidden="0" w:name="Table Columns 5"/>
     <w:lsdException w:qFormat="1" w:unhideWhenUsed="0" w:uiPriority="0" w:semiHidden="0" w:name="Table Grid 1"/>
     <w:lsdException w:qFormat="1" w:unhideWhenUsed="0" w:uiPriority="0" w:semiHidden="0" w:name="Table Grid 2"/>
     <w:lsdException w:qFormat="1" w:unhideWhenUsed="0" w:uiPriority="0" w:semiHidden="0" w:name="Table Grid 3"/>
-    <w:lsdException w:unhideWhenUsed="0" w:uiPriority="0" w:semiHidden="0" w:name="Table Grid 4"/>
-    <w:lsdException w:unhideWhenUsed="0" w:uiPriority="0" w:semiHidden="0" w:name="Table Grid 5"/>
-    <w:lsdException w:unhideWhenUsed="0" w:uiPriority="0" w:semiHidden="0" w:name="Table Grid 6"/>
-    <w:lsdException w:unhideWhenUsed="0" w:uiPriority="0" w:semiHidden="0" w:name="Table Grid 7"/>
-    <w:lsdException w:unhideWhenUsed="0" w:uiPriority="0" w:semiHidden="0" w:name="Table Grid 8"/>
+    <w:lsdException w:qFormat="1" w:unhideWhenUsed="0" w:uiPriority="0" w:semiHidden="0" w:name="Table Grid 4"/>
+    <w:lsdException w:qFormat="1" w:unhideWhenUsed="0" w:uiPriority="0" w:semiHidden="0" w:name="Table Grid 5"/>
+    <w:lsdException w:qFormat="1" w:unhideWhenUsed="0" w:uiPriority="0" w:semiHidden="0" w:name="Table Grid 6"/>
+    <w:lsdException w:qFormat="1" w:unhideWhenUsed="0" w:uiPriority="0" w:semiHidden="0" w:name="Table Grid 7"/>
+    <w:lsdException w:qFormat="1" w:unhideWhenUsed="0" w:uiPriority="0" w:semiHidden="0" w:name="Table Grid 8"/>
     <w:lsdException w:qFormat="1" w:unhideWhenUsed="0" w:uiPriority="0" w:semiHidden="0" w:name="Table List 1"/>
     <w:lsdException w:qFormat="1" w:unhideWhenUsed="0" w:uiPriority="0" w:semiHidden="0" w:name="Table List 2"/>
     <w:lsdException w:qFormat="1" w:unhideWhenUsed="0" w:uiPriority="0" w:semiHidden="0" w:name="Table List 3"/>
-    <w:lsdException w:unhideWhenUsed="0" w:uiPriority="0" w:semiHidden="0" w:name="Table List 4"/>
+    <w:lsdException w:qFormat="1" w:unhideWhenUsed="0" w:uiPriority="0" w:semiHidden="0" w:name="Table List 4"/>
     <w:lsdException w:qFormat="1" w:unhideWhenUsed="0" w:uiPriority="0" w:semiHidden="0" w:name="Table List 5"/>
     <w:lsdException w:qFormat="1" w:unhideWhenUsed="0" w:uiPriority="0" w:semiHidden="0" w:name="Table List 6"/>
     <w:lsdException w:qFormat="1" w:unhideWhenUsed="0" w:uiPriority="0" w:semiHidden="0" w:name="Table List 7"/>
@@ -29483,17 +37042,17 @@
     <w:lsdException w:unhideWhenUsed="0" w:uiPriority="0" w:semiHidden="0" w:name="Table 3D effects 1"/>
     <w:lsdException w:unhideWhenUsed="0" w:uiPriority="0" w:semiHidden="0" w:name="Table 3D effects 2"/>
     <w:lsdException w:qFormat="1" w:unhideWhenUsed="0" w:uiPriority="0" w:semiHidden="0" w:name="Table 3D effects 3"/>
-    <w:lsdException w:unhideWhenUsed="0" w:uiPriority="0" w:semiHidden="0" w:name="Table Contemporary"/>
+    <w:lsdException w:qFormat="1" w:unhideWhenUsed="0" w:uiPriority="0" w:semiHidden="0" w:name="Table Contemporary"/>
     <w:lsdException w:qFormat="1" w:unhideWhenUsed="0" w:uiPriority="0" w:semiHidden="0" w:name="Table Elegant"/>
-    <w:lsdException w:unhideWhenUsed="0" w:uiPriority="0" w:semiHidden="0" w:name="Table Professional"/>
-    <w:lsdException w:unhideWhenUsed="0" w:uiPriority="0" w:semiHidden="0" w:name="Table Subtle 1"/>
+    <w:lsdException w:qFormat="1" w:unhideWhenUsed="0" w:uiPriority="0" w:semiHidden="0" w:name="Table Professional"/>
+    <w:lsdException w:qFormat="1" w:unhideWhenUsed="0" w:uiPriority="0" w:semiHidden="0" w:name="Table Subtle 1"/>
     <w:lsdException w:qFormat="1" w:unhideWhenUsed="0" w:uiPriority="0" w:semiHidden="0" w:name="Table Subtle 2"/>
     <w:lsdException w:qFormat="1" w:unhideWhenUsed="0" w:uiPriority="0" w:semiHidden="0" w:name="Table Web 1"/>
     <w:lsdException w:qFormat="1" w:unhideWhenUsed="0" w:uiPriority="0" w:semiHidden="0" w:name="Table Web 2"/>
     <w:lsdException w:qFormat="1" w:unhideWhenUsed="0" w:uiPriority="0" w:semiHidden="0" w:name="Table Web 3"/>
     <w:lsdException w:qFormat="1" w:unhideWhenUsed="0" w:uiPriority="0" w:semiHidden="0" w:name="Balloon Text"/>
-    <w:lsdException w:unhideWhenUsed="0" w:uiPriority="0" w:semiHidden="0" w:name="Table Grid"/>
-    <w:lsdException w:unhideWhenUsed="0" w:uiPriority="0" w:semiHidden="0" w:name="Table Theme"/>
+    <w:lsdException w:qFormat="1" w:unhideWhenUsed="0" w:uiPriority="0" w:semiHidden="0" w:name="Table Grid"/>
+    <w:lsdException w:qFormat="1" w:unhideWhenUsed="0" w:uiPriority="0" w:semiHidden="0" w:name="Table Theme"/>
     <w:lsdException w:qFormat="1" w:unhideWhenUsed="0" w:uiPriority="60" w:semiHidden="0" w:name="Light Shading"/>
     <w:lsdException w:qFormat="1" w:unhideWhenUsed="0" w:uiPriority="61" w:semiHidden="0" w:name="Light List"/>
     <w:lsdException w:qFormat="1" w:unhideWhenUsed="0" w:uiPriority="62" w:semiHidden="0" w:name="Light Grid"/>
@@ -30001,6 +37560,7 @@
   <w:style w:type="character" w:styleId="32">
     <w:name w:val="endnote reference"/>
     <w:basedOn w:val="11"/>
+    <w:qFormat/>
     <w:uiPriority w:val="0"/>
     <w:rPr>
       <w:vertAlign w:val="superscript"/>
@@ -31285,6 +38845,7 @@
   <w:style w:type="table" w:styleId="101">
     <w:name w:val="Table Colorful 1"/>
     <w:basedOn w:val="12"/>
+    <w:qFormat/>
     <w:uiPriority w:val="0"/>
     <w:pPr>
       <w:widowControl w:val="0"/>
@@ -31442,6 +39003,7 @@
   <w:style w:type="table" w:styleId="103">
     <w:name w:val="Table Colorful 3"/>
     <w:basedOn w:val="12"/>
+    <w:qFormat/>
     <w:uiPriority w:val="0"/>
     <w:pPr>
       <w:widowControl w:val="0"/>
@@ -31734,6 +39296,7 @@
   <w:style w:type="table" w:styleId="106">
     <w:name w:val="Table Columns 3"/>
     <w:basedOn w:val="12"/>
+    <w:qFormat/>
     <w:uiPriority w:val="0"/>
     <w:pPr>
       <w:widowControl w:val="0"/>
@@ -31999,6 +39562,7 @@
   <w:style w:type="table" w:styleId="109">
     <w:name w:val="Table Contemporary"/>
     <w:basedOn w:val="12"/>
+    <w:qFormat/>
     <w:uiPriority w:val="0"/>
     <w:pPr>
       <w:widowControl w:val="0"/>
@@ -32091,6 +39655,7 @@
   <w:style w:type="table" w:styleId="111">
     <w:name w:val="Table Grid"/>
     <w:basedOn w:val="12"/>
+    <w:qFormat/>
     <w:uiPriority w:val="0"/>
     <w:pPr>
       <w:widowControl w:val="0"/>
@@ -32308,6 +39873,7 @@
   <w:style w:type="table" w:styleId="115">
     <w:name w:val="Table Grid 4"/>
     <w:basedOn w:val="12"/>
+    <w:qFormat/>
     <w:uiPriority w:val="0"/>
     <w:pPr>
       <w:widowControl w:val="0"/>
@@ -32372,6 +39938,7 @@
   <w:style w:type="table" w:styleId="116">
     <w:name w:val="Table Grid 5"/>
     <w:basedOn w:val="12"/>
+    <w:qFormat/>
     <w:uiPriority w:val="0"/>
     <w:pPr>
       <w:widowControl w:val="0"/>
@@ -32439,6 +40006,7 @@
   <w:style w:type="table" w:styleId="117">
     <w:name w:val="Table Grid 6"/>
     <w:basedOn w:val="12"/>
+    <w:qFormat/>
     <w:uiPriority w:val="0"/>
     <w:pPr>
       <w:widowControl w:val="0"/>
@@ -32509,6 +40077,7 @@
   <w:style w:type="table" w:styleId="118">
     <w:name w:val="Table Grid 7"/>
     <w:basedOn w:val="12"/>
+    <w:qFormat/>
     <w:uiPriority w:val="0"/>
     <w:pPr>
       <w:widowControl w:val="0"/>
@@ -32598,6 +40167,7 @@
   <w:style w:type="table" w:styleId="119">
     <w:name w:val="Table Grid 8"/>
     <w:basedOn w:val="12"/>
+    <w:qFormat/>
     <w:uiPriority w:val="0"/>
     <w:pPr>
       <w:widowControl w:val="0"/>
@@ -32885,6 +40455,7 @@
   <w:style w:type="table" w:styleId="123">
     <w:name w:val="Table List 4"/>
     <w:basedOn w:val="12"/>
+    <w:qFormat/>
     <w:uiPriority w:val="0"/>
     <w:pPr>
       <w:widowControl w:val="0"/>
@@ -33264,6 +40835,7 @@
   <w:style w:type="table" w:styleId="130">
     <w:name w:val="Table Professional"/>
     <w:basedOn w:val="12"/>
+    <w:qFormat/>
     <w:uiPriority w:val="0"/>
     <w:pPr>
       <w:widowControl w:val="0"/>
@@ -33436,6 +41008,7 @@
   <w:style w:type="table" w:styleId="133">
     <w:name w:val="Table Simple 3"/>
     <w:basedOn w:val="12"/>
+    <w:qFormat/>
     <w:uiPriority w:val="0"/>
     <w:pPr>
       <w:widowControl w:val="0"/>
@@ -33471,6 +41044,7 @@
   <w:style w:type="table" w:styleId="134">
     <w:name w:val="Table Subtle 1"/>
     <w:basedOn w:val="12"/>
+    <w:qFormat/>
     <w:uiPriority w:val="0"/>
     <w:pPr>
       <w:widowControl w:val="0"/>
@@ -33646,6 +41220,7 @@
   <w:style w:type="table" w:styleId="136">
     <w:name w:val="Table Theme"/>
     <w:basedOn w:val="12"/>
+    <w:qFormat/>
     <w:uiPriority w:val="0"/>
     <w:pPr>
       <w:widowControl w:val="0"/>

--- a/docs (kubernetes)/kcna_kodekloud.docx
+++ b/docs (kubernetes)/kcna_kodekloud.docx
@@ -18986,7 +18986,26 @@
             </w14:solidFill>
           </w14:textFill>
         </w:rPr>
-        <w:t>Toleate the Pod</w:t>
+        <w:t>Toler</w:t>
+      </w:r>
+      <w:bookmarkStart w:id="0" w:name="_GoBack"/>
+      <w:bookmarkEnd w:id="0"/>
+      <w:r>
+        <w:rPr>
+          <w:rFonts w:hint="default" w:ascii="Bodoni MT" w:hAnsi="Bodoni MT" w:cs="Bodoni MT"/>
+          <w:b/>
+          <w:bCs/>
+          <w:color w:val="FFFFFF" w:themeColor="background1"/>
+          <w:highlight w:val="darkMagenta"/>
+          <w:u w:val="single"/>
+          <w:lang w:val="en-IN"/>
+          <w14:textFill>
+            <w14:solidFill>
+              <w14:schemeClr w14:val="bg1"/>
+            </w14:solidFill>
+          </w14:textFill>
+        </w:rPr>
+        <w:t>ate the Pod</w:t>
       </w:r>
       <w:r>
         <w:rPr>
@@ -26129,8 +26148,8 @@
         </w:rPr>
         <w:drawing>
           <wp:inline distT="0" distB="0" distL="114300" distR="114300">
-            <wp:extent cx="3620770" cy="3113405"/>
-            <wp:effectExtent l="0" t="0" r="11430" b="10795"/>
+            <wp:extent cx="3006725" cy="2585720"/>
+            <wp:effectExtent l="0" t="0" r="3175" b="5080"/>
             <wp:docPr id="143" name="Picture 142"/>
             <wp:cNvGraphicFramePr>
               <a:graphicFrameLocks xmlns:a="http://schemas.openxmlformats.org/drawingml/2006/main" noChangeAspect="1"/>
@@ -26153,7 +26172,7 @@
                   <pic:spPr>
                     <a:xfrm>
                       <a:off x="0" y="0"/>
-                      <a:ext cx="3620770" cy="3113405"/>
+                      <a:ext cx="3006725" cy="2585720"/>
                     </a:xfrm>
                     <a:prstGeom prst="rect">
                       <a:avLst/>
@@ -27172,8 +27191,8 @@
         </w:rPr>
         <w:drawing>
           <wp:inline distT="0" distB="0" distL="114300" distR="114300">
-            <wp:extent cx="2606675" cy="3604260"/>
-            <wp:effectExtent l="0" t="0" r="9525" b="2540"/>
+            <wp:extent cx="2228850" cy="3082290"/>
+            <wp:effectExtent l="0" t="0" r="6350" b="3810"/>
             <wp:docPr id="144" name="Picture 143"/>
             <wp:cNvGraphicFramePr>
               <a:graphicFrameLocks xmlns:a="http://schemas.openxmlformats.org/drawingml/2006/main" noChangeAspect="1"/>
@@ -27196,7 +27215,7 @@
                   <pic:spPr>
                     <a:xfrm>
                       <a:off x="0" y="0"/>
-                      <a:ext cx="2606675" cy="3604260"/>
+                      <a:ext cx="2228850" cy="3082290"/>
                     </a:xfrm>
                     <a:prstGeom prst="rect">
                       <a:avLst/>
@@ -27276,6 +27295,7 @@
         <w:keepLines w:val="0"/>
         <w:widowControl/>
         <w:numPr>
+          <w:ilvl w:val="0"/>
           <w:numId w:val="0"/>
         </w:numPr>
         <w:suppressLineNumbers w:val="0"/>
@@ -29011,6 +29031,7 @@
         <w:keepLines w:val="0"/>
         <w:widowControl/>
         <w:numPr>
+          <w:ilvl w:val="0"/>
           <w:numId w:val="0"/>
         </w:numPr>
         <w:suppressLineNumbers w:val="0"/>
@@ -29186,7 +29207,7 @@
       </w:r>
       <w:r>
         <w:rPr>
-          <w:rFonts w:hint="default" w:ascii="Calibri" w:hAnsi="Calibri" w:eastAsia="SimSun" w:cs="Bodoni MT"/>
+          <w:rFonts w:hint="default" w:ascii="Bodoni MT" w:hAnsi="Bodoni MT" w:eastAsia="SimSun" w:cs="Bodoni MT"/>
           <w:color w:val="3B5F21" w:themeColor="accent4" w:themeShade="80"/>
           <w:kern w:val="0"/>
           <w:sz w:val="22"/>
@@ -29386,6 +29407,7 @@
         <w:keepLines w:val="0"/>
         <w:widowControl/>
         <w:numPr>
+          <w:ilvl w:val="0"/>
           <w:numId w:val="0"/>
         </w:numPr>
         <w:suppressLineNumbers w:val="0"/>
@@ -29418,6 +29440,7 @@
         <w:keepLines w:val="0"/>
         <w:widowControl/>
         <w:numPr>
+          <w:ilvl w:val="0"/>
           <w:numId w:val="0"/>
         </w:numPr>
         <w:suppressLineNumbers w:val="0"/>
@@ -32058,6 +32081,9 @@
         <w:br w:type="textWrapping"/>
       </w:r>
       <w:r>
+        <w:rPr>
+          <w:rFonts w:hint="default" w:ascii="Bodoni MT" w:hAnsi="Bodoni MT" w:cs="Bodoni MT"/>
+        </w:rPr>
         <w:drawing>
           <wp:inline distT="0" distB="0" distL="114300" distR="114300">
             <wp:extent cx="5272405" cy="636905"/>
@@ -32120,14 +32146,14 @@
       </w:pPr>
       <w:r>
         <w:rPr>
-          <w:rFonts w:hint="default" w:ascii="Bodoni MT"/>
+          <w:rFonts w:hint="default" w:ascii="Bodoni MT" w:hAnsi="Bodoni MT" w:cs="Bodoni MT"/>
           <w:lang w:val="en-IN"/>
         </w:rPr>
         <w:t xml:space="preserve">The below is the </w:t>
       </w:r>
       <w:r>
         <w:rPr>
-          <w:rFonts w:hint="default" w:ascii="Bodoni MT"/>
+          <w:rFonts w:hint="default" w:ascii="Bodoni MT" w:hAnsi="Bodoni MT" w:cs="Bodoni MT"/>
           <w:i/>
           <w:iCs/>
           <w:lang w:val="en-IN"/>
@@ -32136,7 +32162,7 @@
       </w:r>
       <w:r>
         <w:rPr>
-          <w:rFonts w:hint="default" w:ascii="Bodoni MT"/>
+          <w:rFonts w:hint="default" w:ascii="Bodoni MT" w:hAnsi="Bodoni MT" w:cs="Bodoni MT"/>
           <w:i w:val="0"/>
           <w:iCs w:val="0"/>
           <w:lang w:val="en-IN"/>
@@ -32145,7 +32171,7 @@
       </w:r>
       <w:r>
         <w:rPr>
-          <w:rFonts w:hint="default" w:ascii="Bodoni MT"/>
+          <w:rFonts w:hint="default" w:ascii="Bodoni MT" w:hAnsi="Bodoni MT" w:cs="Bodoni MT"/>
           <w:b/>
           <w:bCs/>
           <w:i/>
@@ -32156,7 +32182,7 @@
       </w:r>
       <w:r>
         <w:rPr>
-          <w:rFonts w:hint="default" w:ascii="Bodoni MT"/>
+          <w:rFonts w:hint="default" w:ascii="Bodoni MT" w:hAnsi="Bodoni MT" w:cs="Bodoni MT"/>
           <w:b w:val="0"/>
           <w:bCs w:val="0"/>
           <w:i w:val="0"/>
@@ -32167,7 +32193,7 @@
       </w:r>
       <w:r>
         <w:rPr>
-          <w:rFonts w:hint="default" w:ascii="Bodoni MT"/>
+          <w:rFonts w:hint="default" w:ascii="Bodoni MT" w:hAnsi="Bodoni MT" w:cs="Bodoni MT"/>
           <w:b w:val="0"/>
           <w:bCs w:val="0"/>
           <w:i w:val="0"/>
@@ -32177,6 +32203,9 @@
         <w:br w:type="textWrapping"/>
       </w:r>
       <w:r>
+        <w:rPr>
+          <w:rFonts w:hint="default" w:ascii="Bodoni MT" w:hAnsi="Bodoni MT" w:cs="Bodoni MT"/>
+        </w:rPr>
         <w:drawing>
           <wp:inline distT="0" distB="0" distL="114300" distR="114300">
             <wp:extent cx="5272405" cy="1162685"/>
@@ -32239,21 +32268,21 @@
       </w:pPr>
       <w:r>
         <w:rPr>
-          <w:rFonts w:hint="default" w:ascii="Bodoni MT"/>
+          <w:rFonts w:hint="default" w:ascii="Bodoni MT" w:hAnsi="Bodoni MT" w:cs="Bodoni MT"/>
           <w:lang w:val="en-IN"/>
         </w:rPr>
         <w:t>You can see 2 key value pairs:</w:t>
       </w:r>
       <w:r>
         <w:rPr>
-          <w:rFonts w:hint="default" w:ascii="Bodoni MT"/>
+          <w:rFonts w:hint="default" w:ascii="Bodoni MT" w:hAnsi="Bodoni MT" w:cs="Bodoni MT"/>
           <w:lang w:val="en-IN"/>
         </w:rPr>
         <w:br w:type="textWrapping"/>
       </w:r>
       <w:r>
         <w:rPr>
-          <w:rFonts w:hint="default" w:ascii="Bodoni MT"/>
+          <w:rFonts w:hint="default" w:ascii="Bodoni MT" w:hAnsi="Bodoni MT" w:cs="Bodoni MT"/>
           <w:b/>
           <w:bCs/>
           <w:lang w:val="en-IN"/>
@@ -32262,7 +32291,7 @@
       </w:r>
       <w:r>
         <w:rPr>
-          <w:rFonts w:hint="default" w:ascii="Bodoni MT"/>
+          <w:rFonts w:hint="default" w:ascii="Bodoni MT" w:hAnsi="Bodoni MT" w:cs="Bodoni MT"/>
           <w:b w:val="0"/>
           <w:bCs w:val="0"/>
           <w:lang w:val="en-IN"/>
@@ -32271,7 +32300,7 @@
       </w:r>
       <w:r>
         <w:rPr>
-          <w:rFonts w:hint="default" w:ascii="Bodoni MT"/>
+          <w:rFonts w:hint="default" w:ascii="Bodoni MT" w:hAnsi="Bodoni MT" w:cs="Bodoni MT"/>
           <w:b/>
           <w:bCs/>
           <w:lang w:val="en-IN"/>
@@ -32280,7 +32309,7 @@
       </w:r>
       <w:r>
         <w:rPr>
-          <w:rFonts w:hint="default" w:ascii="Bodoni MT"/>
+          <w:rFonts w:hint="default" w:ascii="Bodoni MT" w:hAnsi="Bodoni MT" w:cs="Bodoni MT"/>
           <w:b/>
           <w:bCs/>
           <w:lang w:val="en-IN"/>
@@ -32289,7 +32318,7 @@
       </w:r>
       <w:r>
         <w:rPr>
-          <w:rFonts w:hint="default" w:ascii="Bodoni MT"/>
+          <w:rFonts w:hint="default" w:ascii="Bodoni MT" w:hAnsi="Bodoni MT" w:cs="Bodoni MT"/>
           <w:b/>
           <w:bCs/>
           <w:lang w:val="en-IN"/>
@@ -32298,7 +32327,7 @@
       </w:r>
       <w:r>
         <w:rPr>
-          <w:rFonts w:hint="default" w:ascii="Bodoni MT"/>
+          <w:rFonts w:hint="default" w:ascii="Bodoni MT" w:hAnsi="Bodoni MT" w:cs="Bodoni MT"/>
           <w:b/>
           <w:bCs/>
           <w:lang w:val="en-IN"/>
@@ -32307,7 +32336,7 @@
       </w:r>
       <w:r>
         <w:rPr>
-          <w:rFonts w:hint="default" w:ascii="Bodoni MT"/>
+          <w:rFonts w:hint="default" w:ascii="Bodoni MT" w:hAnsi="Bodoni MT" w:cs="Bodoni MT"/>
           <w:b w:val="0"/>
           <w:bCs w:val="0"/>
           <w:lang w:val="en-IN"/>
@@ -32316,7 +32345,7 @@
       </w:r>
       <w:r>
         <w:rPr>
-          <w:rFonts w:hint="default" w:ascii="Bodoni MT"/>
+          <w:rFonts w:hint="default" w:ascii="Bodoni MT" w:hAnsi="Bodoni MT" w:cs="Bodoni MT"/>
           <w:b w:val="0"/>
           <w:bCs w:val="0"/>
           <w:color w:val="18605A" w:themeColor="accent5" w:themeShade="80"/>
@@ -32327,7 +32356,7 @@
       </w:r>
       <w:r>
         <w:rPr>
-          <w:rFonts w:hint="default" w:ascii="Bodoni MT"/>
+          <w:rFonts w:hint="default" w:ascii="Bodoni MT" w:hAnsi="Bodoni MT" w:cs="Bodoni MT"/>
           <w:b w:val="0"/>
           <w:bCs w:val="0"/>
           <w:i/>
@@ -32340,7 +32369,7 @@
       </w:r>
       <w:r>
         <w:rPr>
-          <w:rFonts w:hint="default" w:ascii="Bodoni MT"/>
+          <w:rFonts w:hint="default" w:ascii="Bodoni MT" w:hAnsi="Bodoni MT" w:cs="Bodoni MT"/>
           <w:b w:val="0"/>
           <w:bCs w:val="0"/>
           <w:i w:val="0"/>
@@ -32645,18 +32674,25 @@
           <w:rFonts w:hint="default" w:ascii="Bodoni MT" w:hAnsi="Bodoni MT" w:cs="Bodoni MT"/>
         </w:rPr>
       </w:pPr>
-      <w:r>
-        <w:rPr>
-          <w:rFonts w:hint="default" w:ascii="Bodoni MT" w:hAnsi="Bodoni MT" w:cs="Bodoni MT"/>
-          <w:lang w:val="en-IN"/>
-        </w:rPr>
-        <w:t>F</w:t>
-      </w:r>
     </w:p>
     <w:p>
       <w:pPr>
         <w:rPr>
           <w:rFonts w:hint="default" w:ascii="Bodoni MT" w:hAnsi="Bodoni MT" w:cs="Bodoni MT"/>
+          <w:b/>
+          <w:bCs/>
+          <w:i/>
+          <w:iCs/>
+          <w:color w:val="EE822F" w:themeColor="accent2"/>
+          <w:highlight w:val="darkBlue"/>
+          <w:u w:val="single"/>
+          <w:shd w:val="clear" w:color="FFFFFF" w:fill="D9D9D9"/>
+          <w:lang w:val="en-IN"/>
+          <w14:textFill>
+            <w14:solidFill>
+              <w14:schemeClr w14:val="accent2"/>
+            </w14:solidFill>
+          </w14:textFill>
         </w:rPr>
       </w:pPr>
       <w:r>
@@ -32673,6 +32709,7 @@
         <w:keepLines w:val="0"/>
         <w:widowControl/>
         <w:numPr>
+          <w:ilvl w:val="0"/>
           <w:numId w:val="0"/>
         </w:numPr>
         <w:suppressLineNumbers w:val="0"/>
@@ -32685,29 +32722,80 @@
           <w:bCs/>
           <w:i/>
           <w:iCs/>
-          <w:color w:val="002060"/>
-          <w:sz w:val="40"/>
-          <w:szCs w:val="40"/>
-          <w:highlight w:val="lightGray"/>
+          <w:color w:val="EE822F" w:themeColor="accent2"/>
+          <w:sz w:val="28"/>
+          <w:szCs w:val="28"/>
+          <w:highlight w:val="none"/>
           <w:u w:val="single"/>
-          <w:lang w:val="en-IN"/>
-        </w:rPr>
-      </w:pPr>
-      <w:r>
-        <w:rPr>
-          <w:rFonts w:hint="default" w:ascii="Bodoni MT" w:hAnsi="Bodoni MT" w:cs="Bodoni MT"/>
-          <w:b/>
-          <w:bCs/>
-          <w:i/>
-          <w:iCs/>
-          <w:color w:val="002060"/>
-          <w:sz w:val="40"/>
-          <w:szCs w:val="40"/>
-          <w:highlight w:val="lightGray"/>
+          <w:shd w:val="clear" w:color="FFFFFF" w:fill="D9D9D9"/>
+          <w:lang w:val="en-IN"/>
+          <w14:textFill>
+            <w14:solidFill>
+              <w14:schemeClr w14:val="accent2"/>
+            </w14:solidFill>
+          </w14:textFill>
+        </w:rPr>
+      </w:pPr>
+      <w:r>
+        <w:rPr>
+          <w:rFonts w:hint="default" w:ascii="Bodoni MT" w:hAnsi="Bodoni MT" w:cs="Bodoni MT"/>
+          <w:b/>
+          <w:bCs/>
+          <w:i/>
+          <w:iCs/>
+          <w:color w:val="EE822F" w:themeColor="accent2"/>
+          <w:sz w:val="28"/>
+          <w:szCs w:val="28"/>
+          <w:highlight w:val="none"/>
           <w:u w:val="single"/>
-          <w:lang w:val="en-IN"/>
-        </w:rPr>
-        <w:t>-----     Multiple Schedulers     -----</w:t>
+          <w:shd w:val="clear" w:color="FFFFFF" w:fill="D9D9D9"/>
+          <w:lang w:val="en-IN"/>
+          <w14:textFill>
+            <w14:solidFill>
+              <w14:schemeClr w14:val="accent2"/>
+            </w14:solidFill>
+          </w14:textFill>
+        </w:rPr>
+        <w:t xml:space="preserve">___Resources inside Pods </w:t>
+      </w:r>
+      <w:r>
+        <w:rPr>
+          <w:rFonts w:hint="default" w:ascii="Bodoni MT" w:hAnsi="Bodoni MT" w:cs="Bodoni MT"/>
+          <w:b/>
+          <w:bCs/>
+          <w:i/>
+          <w:iCs/>
+          <w:color w:val="auto"/>
+          <w:sz w:val="28"/>
+          <w:szCs w:val="28"/>
+          <w:highlight w:val="none"/>
+          <w:u w:val="single"/>
+          <w:shd w:val="clear" w:color="FFFFFF" w:fill="D9D9D9"/>
+          <w:lang w:val="en-IN"/>
+        </w:rPr>
+        <w:t>vs</w:t>
+      </w:r>
+      <w:r>
+        <w:rPr>
+          <w:rFonts w:hint="default" w:ascii="Bodoni MT" w:hAnsi="Bodoni MT" w:cs="Bodoni MT"/>
+          <w:b/>
+          <w:bCs/>
+          <w:i/>
+          <w:iCs/>
+          <w:color w:val="EE822F" w:themeColor="accent2"/>
+          <w:sz w:val="28"/>
+          <w:szCs w:val="28"/>
+          <w:highlight w:val="none"/>
+          <w:u w:val="single"/>
+          <w:shd w:val="clear" w:color="FFFFFF" w:fill="D9D9D9"/>
+          <w:lang w:val="en-IN"/>
+          <w14:textFill>
+            <w14:solidFill>
+              <w14:schemeClr w14:val="accent2"/>
+            </w14:solidFill>
+          </w14:textFill>
+        </w:rPr>
+        <w:t xml:space="preserve"> Resources as normal Processes___</w:t>
       </w:r>
     </w:p>
     <w:p>
@@ -32732,7 +32820,121 @@
           <w:rFonts w:hint="default" w:ascii="Bodoni MT" w:hAnsi="Bodoni MT" w:cs="Bodoni MT"/>
           <w:lang w:val="en-IN"/>
         </w:rPr>
-        <w:t>F</w:t>
+        <w:t xml:space="preserve">As we saw the control plane processes run in </w:t>
+      </w:r>
+      <w:r>
+        <w:rPr>
+          <w:rFonts w:hint="default" w:ascii="Bodoni MT" w:hAnsi="Bodoni MT" w:cs="Bodoni MT"/>
+          <w:b/>
+          <w:bCs/>
+          <w:i/>
+          <w:iCs/>
+          <w:lang w:val="en-IN"/>
+        </w:rPr>
+        <w:t>static pods</w:t>
+      </w:r>
+      <w:r>
+        <w:rPr>
+          <w:rFonts w:hint="default" w:ascii="Bodoni MT" w:hAnsi="Bodoni MT" w:cs="Bodoni MT"/>
+          <w:b w:val="0"/>
+          <w:bCs w:val="0"/>
+          <w:i w:val="0"/>
+          <w:iCs w:val="0"/>
+          <w:lang w:val="en-IN"/>
+        </w:rPr>
+        <w:t xml:space="preserve"> in the control plane node when you configure the cluster via </w:t>
+      </w:r>
+      <w:r>
+        <w:rPr>
+          <w:rFonts w:hint="default" w:ascii="Bodoni MT" w:hAnsi="Bodoni MT" w:cs="Bodoni MT"/>
+          <w:b/>
+          <w:bCs/>
+          <w:i/>
+          <w:iCs/>
+          <w:lang w:val="en-IN"/>
+        </w:rPr>
+        <w:t>kubeadm</w:t>
+      </w:r>
+      <w:r>
+        <w:rPr>
+          <w:rFonts w:hint="default" w:ascii="Bodoni MT" w:hAnsi="Bodoni MT" w:cs="Bodoni MT"/>
+          <w:b w:val="0"/>
+          <w:bCs w:val="0"/>
+          <w:i w:val="0"/>
+          <w:iCs w:val="0"/>
+          <w:lang w:val="en-IN"/>
+        </w:rPr>
+        <w:t xml:space="preserve">, </w:t>
+      </w:r>
+      <w:r>
+        <w:rPr>
+          <w:rFonts w:hint="default" w:ascii="Bodoni MT" w:hAnsi="Bodoni MT" w:cs="Bodoni MT"/>
+          <w:b w:val="0"/>
+          <w:bCs w:val="0"/>
+          <w:i w:val="0"/>
+          <w:iCs w:val="0"/>
+          <w:color w:val="C81D31" w:themeColor="accent6" w:themeShade="BF"/>
+          <w:lang w:val="en-IN"/>
+        </w:rPr>
+        <w:t>how the things communicate with eachother then?</w:t>
+      </w:r>
+      <w:r>
+        <w:rPr>
+          <w:rFonts w:hint="default" w:ascii="Bodoni MT" w:hAnsi="Bodoni MT" w:cs="Bodoni MT"/>
+          <w:b w:val="0"/>
+          <w:bCs w:val="0"/>
+          <w:i w:val="0"/>
+          <w:iCs w:val="0"/>
+          <w:lang w:val="en-IN"/>
+        </w:rPr>
+        <w:br w:type="textWrapping"/>
+      </w:r>
+      <w:r>
+        <w:rPr>
+          <w:rFonts w:hint="default" w:ascii="Bodoni MT" w:hAnsi="Bodoni MT" w:cs="Bodoni MT"/>
+          <w:b w:val="0"/>
+          <w:bCs w:val="0"/>
+          <w:i w:val="0"/>
+          <w:iCs w:val="0"/>
+          <w:lang w:val="en-IN"/>
+        </w:rPr>
+        <w:t xml:space="preserve">And, </w:t>
+      </w:r>
+      <w:r>
+        <w:rPr>
+          <w:rFonts w:hint="default" w:ascii="Bodoni MT" w:hAnsi="Bodoni MT" w:cs="Bodoni MT"/>
+          <w:b w:val="0"/>
+          <w:bCs w:val="0"/>
+          <w:i w:val="0"/>
+          <w:iCs w:val="0"/>
+          <w:color w:val="C81D31" w:themeColor="accent6" w:themeShade="BF"/>
+          <w:lang w:val="en-IN"/>
+        </w:rPr>
+        <w:t xml:space="preserve">how the resources communicates with each other when they are not running inside any </w:t>
+      </w:r>
+      <w:r>
+        <w:rPr>
+          <w:rFonts w:hint="default" w:ascii="Bodoni MT" w:hAnsi="Bodoni MT" w:cs="Bodoni MT"/>
+          <w:b w:val="0"/>
+          <w:bCs w:val="0"/>
+          <w:i/>
+          <w:iCs/>
+          <w:color w:val="C81D31" w:themeColor="accent6" w:themeShade="BF"/>
+          <w:lang w:val="en-IN"/>
+        </w:rPr>
+        <w:t>pod</w:t>
+      </w:r>
+      <w:r>
+        <w:rPr>
+          <w:rFonts w:hint="default" w:ascii="Bodoni MT" w:hAnsi="Bodoni MT" w:cs="Bodoni MT"/>
+          <w:b w:val="0"/>
+          <w:bCs w:val="0"/>
+          <w:i w:val="0"/>
+          <w:iCs w:val="0"/>
+          <w:color w:val="C81D31" w:themeColor="accent6" w:themeShade="BF"/>
+          <w:lang w:val="en-IN"/>
+        </w:rPr>
+        <w:t xml:space="preserve"> rather running outside normally as a process?</w:t>
       </w:r>
     </w:p>
     <w:p>
@@ -32750,14 +32952,1089 @@
         <w:jc w:val="left"/>
         <w:rPr>
           <w:rFonts w:hint="default" w:ascii="Bodoni MT" w:hAnsi="Bodoni MT" w:cs="Bodoni MT"/>
-        </w:rPr>
-      </w:pPr>
-      <w:r>
-        <w:rPr>
-          <w:rFonts w:hint="default" w:ascii="Bodoni MT" w:hAnsi="Bodoni MT" w:cs="Bodoni MT"/>
-          <w:lang w:val="en-IN"/>
-        </w:rPr>
-        <w:t>F</w:t>
+          <w:b/>
+          <w:bCs/>
+          <w:u w:val="single"/>
+        </w:rPr>
+      </w:pPr>
+      <w:r>
+        <w:rPr>
+          <w:rFonts w:hint="default" w:ascii="Bodoni MT" w:hAnsi="Bodoni MT" w:cs="Bodoni MT"/>
+          <w:b/>
+          <w:bCs/>
+          <w:u w:val="single"/>
+          <w:lang w:val="en-IN"/>
+        </w:rPr>
+        <w:t>First lets see, how they work when run as normal processes.</w:t>
+      </w:r>
+    </w:p>
+    <w:p>
+      <w:pPr>
+        <w:keepNext w:val="0"/>
+        <w:keepLines w:val="0"/>
+        <w:widowControl/>
+        <w:numPr>
+          <w:ilvl w:val="1"/>
+          <w:numId w:val="11"/>
+        </w:numPr>
+        <w:suppressLineNumbers w:val="0"/>
+        <w:spacing w:before="0" w:beforeAutospacing="0" w:after="0" w:afterAutospacing="0" w:line="360" w:lineRule="auto"/>
+        <w:ind w:left="840" w:leftChars="0" w:right="0" w:hanging="420" w:firstLineChars="0"/>
+        <w:jc w:val="left"/>
+        <w:rPr>
+          <w:rFonts w:hint="default" w:ascii="Bodoni MT" w:hAnsi="Bodoni MT" w:cs="Bodoni MT"/>
+        </w:rPr>
+      </w:pPr>
+      <w:r>
+        <w:rPr>
+          <w:rFonts w:hint="default" w:ascii="Bodoni MT" w:hAnsi="Bodoni MT" w:cs="Bodoni MT"/>
+          <w:lang w:val="en-IN"/>
+        </w:rPr>
+        <w:t xml:space="preserve">There are multiple </w:t>
+      </w:r>
+      <w:r>
+        <w:rPr>
+          <w:rFonts w:hint="default" w:ascii="Bodoni MT" w:hAnsi="Bodoni MT" w:cs="Bodoni MT"/>
+          <w:b/>
+          <w:bCs/>
+          <w:i/>
+          <w:iCs/>
+          <w:lang w:val="en-IN"/>
+        </w:rPr>
+        <w:t>configuration</w:t>
+      </w:r>
+      <w:r>
+        <w:rPr>
+          <w:rFonts w:hint="default" w:ascii="Bodoni MT" w:hAnsi="Bodoni MT" w:cs="Bodoni MT"/>
+          <w:b w:val="0"/>
+          <w:bCs w:val="0"/>
+          <w:i w:val="0"/>
+          <w:iCs w:val="0"/>
+          <w:lang w:val="en-IN"/>
+        </w:rPr>
+        <w:t xml:space="preserve"> files inside </w:t>
+      </w:r>
+      <w:r>
+        <w:rPr>
+          <w:rFonts w:hint="default" w:ascii="Bodoni MT" w:hAnsi="Bodoni MT" w:cs="Bodoni MT"/>
+          <w:b/>
+          <w:bCs/>
+          <w:i/>
+          <w:iCs/>
+          <w:lang w:val="en-IN"/>
+        </w:rPr>
+        <w:t>/etc/kubernetes</w:t>
+      </w:r>
+      <w:r>
+        <w:rPr>
+          <w:rFonts w:hint="default" w:ascii="Bodoni MT" w:hAnsi="Bodoni MT" w:cs="Bodoni MT"/>
+          <w:b w:val="0"/>
+          <w:bCs w:val="0"/>
+          <w:i w:val="0"/>
+          <w:iCs w:val="0"/>
+          <w:lang w:val="en-IN"/>
+        </w:rPr>
+        <w:t xml:space="preserve"> directory.</w:t>
+      </w:r>
+      <w:r>
+        <w:rPr>
+          <w:rFonts w:hint="default" w:ascii="Bodoni MT" w:hAnsi="Bodoni MT" w:cs="Bodoni MT"/>
+          <w:b w:val="0"/>
+          <w:bCs w:val="0"/>
+          <w:i w:val="0"/>
+          <w:iCs w:val="0"/>
+          <w:lang w:val="en-IN"/>
+        </w:rPr>
+        <w:br w:type="textWrapping"/>
+      </w:r>
+      <w:r>
+        <w:rPr>
+          <w:rFonts w:hint="default" w:ascii="Bodoni MT" w:hAnsi="Bodoni MT" w:cs="Bodoni MT"/>
+        </w:rPr>
+        <w:drawing>
+          <wp:inline distT="0" distB="0" distL="114300" distR="114300">
+            <wp:extent cx="5802630" cy="295910"/>
+            <wp:effectExtent l="0" t="0" r="1270" b="8890"/>
+            <wp:docPr id="25" name="Picture 3"/>
+            <wp:cNvGraphicFramePr>
+              <a:graphicFrameLocks xmlns:a="http://schemas.openxmlformats.org/drawingml/2006/main" noChangeAspect="1"/>
+            </wp:cNvGraphicFramePr>
+            <a:graphic xmlns:a="http://schemas.openxmlformats.org/drawingml/2006/main">
+              <a:graphicData uri="http://schemas.openxmlformats.org/drawingml/2006/picture">
+                <pic:pic xmlns:pic="http://schemas.openxmlformats.org/drawingml/2006/picture">
+                  <pic:nvPicPr>
+                    <pic:cNvPr id="25" name="Picture 3"/>
+                    <pic:cNvPicPr>
+                      <a:picLocks noChangeAspect="1"/>
+                    </pic:cNvPicPr>
+                  </pic:nvPicPr>
+                  <pic:blipFill>
+                    <a:blip r:embed="rId104"/>
+                    <a:stretch>
+                      <a:fillRect/>
+                    </a:stretch>
+                  </pic:blipFill>
+                  <pic:spPr>
+                    <a:xfrm>
+                      <a:off x="0" y="0"/>
+                      <a:ext cx="5802630" cy="295910"/>
+                    </a:xfrm>
+                    <a:prstGeom prst="rect">
+                      <a:avLst/>
+                    </a:prstGeom>
+                    <a:noFill/>
+                    <a:ln>
+                      <a:noFill/>
+                    </a:ln>
+                  </pic:spPr>
+                </pic:pic>
+              </a:graphicData>
+            </a:graphic>
+          </wp:inline>
+        </w:drawing>
+      </w:r>
+    </w:p>
+    <w:p>
+      <w:pPr>
+        <w:keepNext w:val="0"/>
+        <w:keepLines w:val="0"/>
+        <w:widowControl/>
+        <w:numPr>
+          <w:ilvl w:val="1"/>
+          <w:numId w:val="11"/>
+        </w:numPr>
+        <w:suppressLineNumbers w:val="0"/>
+        <w:spacing w:before="0" w:beforeAutospacing="0" w:after="0" w:afterAutospacing="0" w:line="360" w:lineRule="auto"/>
+        <w:ind w:left="840" w:leftChars="0" w:right="0" w:hanging="420" w:firstLineChars="0"/>
+        <w:jc w:val="left"/>
+        <w:rPr>
+          <w:rFonts w:hint="default" w:ascii="Bodoni MT" w:hAnsi="Bodoni MT" w:cs="Bodoni MT"/>
+        </w:rPr>
+      </w:pPr>
+      <w:r>
+        <w:rPr>
+          <w:rFonts w:hint="default" w:ascii="Bodoni MT" w:hAnsi="Bodoni MT" w:cs="Bodoni MT"/>
+          <w:lang w:val="en-IN"/>
+        </w:rPr>
+        <w:t xml:space="preserve">All these files contains the specific requirements of each processes like </w:t>
+      </w:r>
+      <w:r>
+        <w:rPr>
+          <w:rFonts w:hint="default" w:ascii="Bodoni MT" w:hAnsi="Bodoni MT" w:cs="Bodoni MT"/>
+          <w:i/>
+          <w:iCs/>
+          <w:lang w:val="en-IN"/>
+        </w:rPr>
+        <w:t xml:space="preserve">scheduler, controller manager </w:t>
+      </w:r>
+      <w:r>
+        <w:rPr>
+          <w:rFonts w:hint="default" w:ascii="Bodoni MT" w:hAnsi="Bodoni MT" w:cs="Bodoni MT"/>
+          <w:i w:val="0"/>
+          <w:iCs w:val="0"/>
+          <w:lang w:val="en-IN"/>
+        </w:rPr>
+        <w:t>…etc.</w:t>
+      </w:r>
+    </w:p>
+    <w:p>
+      <w:pPr>
+        <w:keepNext w:val="0"/>
+        <w:keepLines w:val="0"/>
+        <w:widowControl/>
+        <w:numPr>
+          <w:ilvl w:val="1"/>
+          <w:numId w:val="15"/>
+        </w:numPr>
+        <w:suppressLineNumbers w:val="0"/>
+        <w:spacing w:before="0" w:beforeAutospacing="0" w:after="0" w:afterAutospacing="0" w:line="360" w:lineRule="auto"/>
+        <w:ind w:left="840" w:leftChars="0" w:right="0" w:hanging="420" w:firstLineChars="0"/>
+        <w:jc w:val="left"/>
+        <w:rPr>
+          <w:rFonts w:hint="default" w:ascii="Bodoni MT" w:hAnsi="Bodoni MT" w:eastAsia="SimSun" w:cs="Bodoni MT"/>
+          <w:sz w:val="22"/>
+          <w:szCs w:val="22"/>
+        </w:rPr>
+      </w:pPr>
+      <w:r>
+        <w:rPr>
+          <w:rFonts w:hint="default" w:ascii="Bodoni MT" w:hAnsi="Bodoni MT" w:eastAsia="SimSun" w:cs="Bodoni MT"/>
+          <w:color w:val="auto"/>
+          <w:kern w:val="0"/>
+          <w:sz w:val="22"/>
+          <w:szCs w:val="22"/>
+          <w:lang w:val="en-US" w:eastAsia="zh-CN" w:bidi="ar"/>
+        </w:rPr>
+        <w:t xml:space="preserve">All the </w:t>
+      </w:r>
+      <w:r>
+        <w:rPr>
+          <w:rFonts w:hint="default" w:ascii="Bodoni MT" w:hAnsi="Bodoni MT" w:eastAsia="SimSun" w:cs="Bodoni MT"/>
+          <w:b/>
+          <w:bCs/>
+          <w:i/>
+          <w:iCs/>
+          <w:color w:val="auto"/>
+          <w:kern w:val="0"/>
+          <w:sz w:val="22"/>
+          <w:szCs w:val="22"/>
+          <w:lang w:val="en-US" w:eastAsia="zh-CN" w:bidi="ar"/>
+        </w:rPr>
+        <w:t>.conf</w:t>
+      </w:r>
+      <w:r>
+        <w:rPr>
+          <w:rFonts w:hint="default" w:ascii="Bodoni MT" w:hAnsi="Bodoni MT" w:eastAsia="SimSun" w:cs="Bodoni MT"/>
+          <w:b w:val="0"/>
+          <w:bCs w:val="0"/>
+          <w:i w:val="0"/>
+          <w:iCs w:val="0"/>
+          <w:color w:val="auto"/>
+          <w:kern w:val="0"/>
+          <w:sz w:val="22"/>
+          <w:szCs w:val="22"/>
+          <w:lang w:val="en-US" w:eastAsia="zh-CN" w:bidi="ar"/>
+        </w:rPr>
+        <w:t xml:space="preserve"> files are having same structure as the </w:t>
+      </w:r>
+      <w:r>
+        <w:rPr>
+          <w:rFonts w:hint="default" w:ascii="Bodoni MT" w:hAnsi="Bodoni MT" w:eastAsia="SimSun" w:cs="Bodoni MT"/>
+          <w:b/>
+          <w:bCs/>
+          <w:i/>
+          <w:iCs/>
+          <w:color w:val="auto"/>
+          <w:kern w:val="0"/>
+          <w:sz w:val="22"/>
+          <w:szCs w:val="22"/>
+          <w:lang w:val="en-US" w:eastAsia="zh-CN" w:bidi="ar"/>
+        </w:rPr>
+        <w:t>~/.kube/config</w:t>
+      </w:r>
+      <w:r>
+        <w:rPr>
+          <w:rFonts w:hint="default" w:ascii="Bodoni MT" w:hAnsi="Bodoni MT" w:eastAsia="SimSun" w:cs="Bodoni MT"/>
+          <w:b w:val="0"/>
+          <w:bCs w:val="0"/>
+          <w:i w:val="0"/>
+          <w:iCs w:val="0"/>
+          <w:color w:val="auto"/>
+          <w:kern w:val="0"/>
+          <w:sz w:val="22"/>
+          <w:szCs w:val="22"/>
+          <w:lang w:val="en-US" w:eastAsia="zh-CN" w:bidi="ar"/>
+        </w:rPr>
+        <w:t xml:space="preserve"> file, but </w:t>
+      </w:r>
+      <w:r>
+        <w:rPr>
+          <w:rFonts w:hint="default" w:ascii="Bodoni MT" w:hAnsi="Bodoni MT" w:eastAsia="SimSun" w:cs="Bodoni MT"/>
+          <w:b w:val="0"/>
+          <w:bCs w:val="0"/>
+          <w:i w:val="0"/>
+          <w:iCs w:val="0"/>
+          <w:color w:val="auto"/>
+          <w:kern w:val="0"/>
+          <w:sz w:val="22"/>
+          <w:szCs w:val="22"/>
+          <w:lang w:val="en-US" w:eastAsia="zh-CN" w:bidi="ar"/>
+        </w:rPr>
+        <w:br w:type="textWrapping"/>
+      </w:r>
+      <w:r>
+        <w:rPr>
+          <w:rFonts w:hint="default" w:ascii="Bodoni MT" w:hAnsi="Bodoni MT" w:eastAsia="SimSun" w:cs="Bodoni MT"/>
+          <w:b/>
+          <w:bCs/>
+          <w:i w:val="0"/>
+          <w:iCs w:val="0"/>
+          <w:color w:val="auto"/>
+          <w:kern w:val="0"/>
+          <w:sz w:val="22"/>
+          <w:szCs w:val="22"/>
+          <w:lang w:val="en-US" w:eastAsia="zh-CN" w:bidi="ar"/>
+        </w:rPr>
+        <w:t>user, certificates, permissions</w:t>
+      </w:r>
+      <w:r>
+        <w:rPr>
+          <w:rFonts w:hint="default" w:ascii="Bodoni MT" w:hAnsi="Bodoni MT" w:eastAsia="SimSun" w:cs="Bodoni MT"/>
+          <w:b w:val="0"/>
+          <w:bCs w:val="0"/>
+          <w:i w:val="0"/>
+          <w:iCs w:val="0"/>
+          <w:color w:val="auto"/>
+          <w:kern w:val="0"/>
+          <w:sz w:val="22"/>
+          <w:szCs w:val="22"/>
+          <w:lang w:val="en-US" w:eastAsia="zh-CN" w:bidi="ar"/>
+        </w:rPr>
+        <w:t xml:space="preserve"> are different.</w:t>
+      </w:r>
+    </w:p>
+    <w:p>
+      <w:pPr>
+        <w:keepNext w:val="0"/>
+        <w:keepLines w:val="0"/>
+        <w:widowControl/>
+        <w:numPr>
+          <w:ilvl w:val="1"/>
+          <w:numId w:val="15"/>
+        </w:numPr>
+        <w:suppressLineNumbers w:val="0"/>
+        <w:spacing w:before="0" w:beforeAutospacing="0" w:after="0" w:afterAutospacing="0" w:line="360" w:lineRule="auto"/>
+        <w:ind w:left="840" w:leftChars="0" w:right="0" w:hanging="420" w:firstLineChars="0"/>
+        <w:jc w:val="left"/>
+        <w:rPr>
+          <w:rFonts w:hint="default" w:ascii="Bodoni MT" w:hAnsi="Bodoni MT" w:cs="Bodoni MT"/>
+        </w:rPr>
+      </w:pPr>
+      <w:r>
+        <w:rPr>
+          <w:rFonts w:hint="default" w:ascii="Bodoni MT" w:hAnsi="Bodoni MT" w:eastAsia="SimSun" w:cs="Bodoni MT"/>
+          <w:b w:val="0"/>
+          <w:bCs w:val="0"/>
+          <w:i w:val="0"/>
+          <w:iCs w:val="0"/>
+          <w:color w:val="auto"/>
+          <w:kern w:val="0"/>
+          <w:sz w:val="22"/>
+          <w:szCs w:val="22"/>
+          <w:lang w:val="en-US" w:eastAsia="zh-CN" w:bidi="ar"/>
+        </w:rPr>
+        <w:t xml:space="preserve">In the </w:t>
+      </w:r>
+      <w:r>
+        <w:rPr>
+          <w:rFonts w:hint="default" w:ascii="Bodoni MT" w:hAnsi="Bodoni MT" w:eastAsia="SimSun" w:cs="Bodoni MT"/>
+          <w:b/>
+          <w:bCs/>
+          <w:i/>
+          <w:iCs/>
+          <w:color w:val="auto"/>
+          <w:kern w:val="0"/>
+          <w:sz w:val="22"/>
+          <w:szCs w:val="22"/>
+          <w:lang w:val="en-US" w:eastAsia="zh-CN" w:bidi="ar"/>
+        </w:rPr>
+        <w:t>scheduler.conf</w:t>
+      </w:r>
+      <w:r>
+        <w:rPr>
+          <w:rFonts w:hint="default" w:ascii="Bodoni MT" w:hAnsi="Bodoni MT" w:eastAsia="SimSun" w:cs="Bodoni MT"/>
+          <w:b w:val="0"/>
+          <w:bCs w:val="0"/>
+          <w:i w:val="0"/>
+          <w:iCs w:val="0"/>
+          <w:color w:val="auto"/>
+          <w:kern w:val="0"/>
+          <w:sz w:val="22"/>
+          <w:szCs w:val="22"/>
+          <w:lang w:val="en-US" w:eastAsia="zh-CN" w:bidi="ar"/>
+        </w:rPr>
+        <w:t xml:space="preserve"> the user is </w:t>
+      </w:r>
+      <w:r>
+        <w:rPr>
+          <w:rFonts w:hint="default" w:ascii="Bodoni MT" w:hAnsi="Bodoni MT" w:eastAsia="SimSun" w:cs="Bodoni MT"/>
+          <w:b w:val="0"/>
+          <w:bCs w:val="0"/>
+          <w:i w:val="0"/>
+          <w:iCs w:val="0"/>
+          <w:color w:val="C71C31"/>
+          <w:kern w:val="0"/>
+          <w:sz w:val="22"/>
+          <w:szCs w:val="22"/>
+          <w:lang w:val="en-US" w:eastAsia="zh-CN" w:bidi="ar"/>
+        </w:rPr>
+        <w:t>system:kube-scheduler</w:t>
+      </w:r>
+      <w:r>
+        <w:rPr>
+          <w:rFonts w:hint="default" w:ascii="Bodoni MT" w:hAnsi="Bodoni MT" w:eastAsia="SimSun" w:cs="Bodoni MT"/>
+          <w:b w:val="0"/>
+          <w:bCs w:val="0"/>
+          <w:i w:val="0"/>
+          <w:iCs w:val="0"/>
+          <w:color w:val="auto"/>
+          <w:kern w:val="0"/>
+          <w:sz w:val="22"/>
+          <w:szCs w:val="22"/>
+          <w:lang w:val="en-US" w:eastAsia="zh-CN" w:bidi="ar"/>
+        </w:rPr>
+        <w:br w:type="textWrapping"/>
+      </w:r>
+      <w:r>
+        <w:rPr>
+          <w:rFonts w:hint="default" w:ascii="Bodoni MT" w:hAnsi="Bodoni MT" w:eastAsia="SimSun" w:cs="Bodoni MT"/>
+          <w:color w:val="auto"/>
+          <w:kern w:val="0"/>
+          <w:sz w:val="22"/>
+          <w:szCs w:val="22"/>
+          <w:lang w:val="en-US" w:eastAsia="zh-CN" w:bidi="ar"/>
+        </w:rPr>
+        <w:drawing>
+          <wp:inline distT="0" distB="0" distL="114300" distR="114300">
+            <wp:extent cx="2162175" cy="609600"/>
+            <wp:effectExtent l="0" t="0" r="9525" b="0"/>
+            <wp:docPr id="37" name="Picture 9" descr="IMG_256"/>
+            <wp:cNvGraphicFramePr>
+              <a:graphicFrameLocks xmlns:a="http://schemas.openxmlformats.org/drawingml/2006/main" noChangeAspect="1"/>
+            </wp:cNvGraphicFramePr>
+            <a:graphic xmlns:a="http://schemas.openxmlformats.org/drawingml/2006/main">
+              <a:graphicData uri="http://schemas.openxmlformats.org/drawingml/2006/picture">
+                <pic:pic xmlns:pic="http://schemas.openxmlformats.org/drawingml/2006/picture">
+                  <pic:nvPicPr>
+                    <pic:cNvPr id="37" name="Picture 9" descr="IMG_256"/>
+                    <pic:cNvPicPr>
+                      <a:picLocks noChangeAspect="1"/>
+                    </pic:cNvPicPr>
+                  </pic:nvPicPr>
+                  <pic:blipFill>
+                    <a:blip r:embed="rId105"/>
+                    <a:stretch>
+                      <a:fillRect/>
+                    </a:stretch>
+                  </pic:blipFill>
+                  <pic:spPr>
+                    <a:xfrm>
+                      <a:off x="0" y="0"/>
+                      <a:ext cx="2162175" cy="609600"/>
+                    </a:xfrm>
+                    <a:prstGeom prst="rect">
+                      <a:avLst/>
+                    </a:prstGeom>
+                    <a:noFill/>
+                    <a:ln w="9525">
+                      <a:noFill/>
+                    </a:ln>
+                  </pic:spPr>
+                </pic:pic>
+              </a:graphicData>
+            </a:graphic>
+          </wp:inline>
+        </w:drawing>
+      </w:r>
+    </w:p>
+    <w:p>
+      <w:pPr>
+        <w:keepNext w:val="0"/>
+        <w:keepLines w:val="0"/>
+        <w:widowControl/>
+        <w:numPr>
+          <w:ilvl w:val="1"/>
+          <w:numId w:val="11"/>
+        </w:numPr>
+        <w:suppressLineNumbers w:val="0"/>
+        <w:spacing w:before="0" w:beforeAutospacing="0" w:after="0" w:afterAutospacing="0" w:line="360" w:lineRule="auto"/>
+        <w:ind w:left="840" w:leftChars="0" w:right="0" w:hanging="420" w:firstLineChars="0"/>
+        <w:jc w:val="left"/>
+        <w:rPr>
+          <w:rFonts w:hint="default" w:ascii="Bodoni MT" w:hAnsi="Bodoni MT" w:cs="Bodoni MT"/>
+        </w:rPr>
+      </w:pPr>
+      <w:r>
+        <w:rPr>
+          <w:rFonts w:hint="default" w:ascii="Bodoni MT" w:hAnsi="Bodoni MT" w:cs="Bodoni MT"/>
+          <w:i/>
+          <w:iCs/>
+          <w:lang w:val="en-IN"/>
+        </w:rPr>
+        <w:t>kube</w:t>
+      </w:r>
+      <w:r>
+        <w:rPr>
+          <w:rFonts w:hint="default" w:ascii="Bodoni MT" w:hAnsi="Bodoni MT" w:cs="Bodoni MT"/>
+          <w:b/>
+          <w:bCs/>
+          <w:i/>
+          <w:iCs/>
+          <w:color w:val="7030A0"/>
+          <w:lang w:val="en-IN"/>
+        </w:rPr>
+        <w:t>let</w:t>
+      </w:r>
+      <w:r>
+        <w:rPr>
+          <w:rFonts w:hint="default" w:ascii="Bodoni MT" w:hAnsi="Bodoni MT" w:cs="Bodoni MT"/>
+          <w:i/>
+          <w:iCs/>
+          <w:lang w:val="en-IN"/>
+        </w:rPr>
+        <w:t>, kube</w:t>
+      </w:r>
+      <w:r>
+        <w:rPr>
+          <w:rFonts w:hint="default" w:ascii="Bodoni MT" w:hAnsi="Bodoni MT" w:cs="Bodoni MT"/>
+          <w:b/>
+          <w:bCs/>
+          <w:i/>
+          <w:iCs/>
+          <w:color w:val="7030A0"/>
+          <w:lang w:val="en-IN"/>
+        </w:rPr>
+        <w:t>ctl</w:t>
+      </w:r>
+      <w:r>
+        <w:rPr>
+          <w:rFonts w:hint="default" w:ascii="Bodoni MT" w:hAnsi="Bodoni MT" w:cs="Bodoni MT"/>
+          <w:b w:val="0"/>
+          <w:bCs w:val="0"/>
+          <w:i/>
+          <w:iCs/>
+          <w:lang w:val="en-IN"/>
+        </w:rPr>
+        <w:t>, controller, scheduler</w:t>
+      </w:r>
+      <w:r>
+        <w:rPr>
+          <w:rFonts w:hint="default" w:ascii="Bodoni MT" w:hAnsi="Bodoni MT" w:cs="Bodoni MT"/>
+          <w:b w:val="0"/>
+          <w:bCs w:val="0"/>
+          <w:i w:val="0"/>
+          <w:iCs w:val="0"/>
+          <w:lang w:val="en-IN"/>
+        </w:rPr>
+        <w:t xml:space="preserve"> all talks to API Server.</w:t>
+      </w:r>
+      <w:r>
+        <w:rPr>
+          <w:rFonts w:hint="default" w:ascii="Bodoni MT" w:hAnsi="Bodoni MT" w:cs="Bodoni MT"/>
+          <w:b w:val="0"/>
+          <w:bCs w:val="0"/>
+          <w:i w:val="0"/>
+          <w:iCs w:val="0"/>
+          <w:lang w:val="en-IN"/>
+        </w:rPr>
+        <w:br w:type="textWrapping"/>
+      </w:r>
+      <w:r>
+        <w:rPr>
+          <w:rFonts w:hint="default" w:ascii="Bodoni MT" w:hAnsi="Bodoni MT" w:cs="Bodoni MT"/>
+          <w:b w:val="0"/>
+          <w:bCs w:val="0"/>
+          <w:i w:val="0"/>
+          <w:iCs w:val="0"/>
+          <w:lang w:val="en-IN"/>
+        </w:rPr>
+        <w:t xml:space="preserve">API Server only directly talks to </w:t>
+      </w:r>
+      <w:r>
+        <w:rPr>
+          <w:rFonts w:hint="default" w:ascii="Bodoni MT" w:hAnsi="Bodoni MT" w:cs="Bodoni MT"/>
+          <w:b/>
+          <w:bCs/>
+          <w:i/>
+          <w:iCs/>
+          <w:lang w:val="en-IN"/>
+        </w:rPr>
+        <w:t>etcd</w:t>
+      </w:r>
+      <w:r>
+        <w:rPr>
+          <w:rFonts w:hint="default" w:ascii="Bodoni MT" w:hAnsi="Bodoni MT" w:cs="Bodoni MT"/>
+          <w:b w:val="0"/>
+          <w:bCs w:val="0"/>
+          <w:i w:val="0"/>
+          <w:iCs w:val="0"/>
+          <w:lang w:val="en-IN"/>
+        </w:rPr>
+        <w:t>.</w:t>
+      </w:r>
+      <w:r>
+        <w:rPr>
+          <w:rFonts w:hint="default" w:ascii="Bodoni MT" w:hAnsi="Bodoni MT" w:cs="Bodoni MT"/>
+          <w:b w:val="0"/>
+          <w:bCs w:val="0"/>
+          <w:i w:val="0"/>
+          <w:iCs w:val="0"/>
+          <w:lang w:val="en-IN"/>
+        </w:rPr>
+        <w:br w:type="textWrapping"/>
+      </w:r>
+      <w:r>
+        <w:rPr>
+          <w:rFonts w:hint="default" w:ascii="Bodoni MT" w:hAnsi="Bodoni MT" w:cs="Bodoni MT"/>
+        </w:rPr>
+        <w:drawing>
+          <wp:inline distT="0" distB="0" distL="114300" distR="114300">
+            <wp:extent cx="2676525" cy="836295"/>
+            <wp:effectExtent l="0" t="0" r="3175" b="1905"/>
+            <wp:docPr id="31" name="Picture 4"/>
+            <wp:cNvGraphicFramePr>
+              <a:graphicFrameLocks xmlns:a="http://schemas.openxmlformats.org/drawingml/2006/main" noChangeAspect="1"/>
+            </wp:cNvGraphicFramePr>
+            <a:graphic xmlns:a="http://schemas.openxmlformats.org/drawingml/2006/main">
+              <a:graphicData uri="http://schemas.openxmlformats.org/drawingml/2006/picture">
+                <pic:pic xmlns:pic="http://schemas.openxmlformats.org/drawingml/2006/picture">
+                  <pic:nvPicPr>
+                    <pic:cNvPr id="31" name="Picture 4"/>
+                    <pic:cNvPicPr>
+                      <a:picLocks noChangeAspect="1"/>
+                    </pic:cNvPicPr>
+                  </pic:nvPicPr>
+                  <pic:blipFill>
+                    <a:blip r:embed="rId106"/>
+                    <a:stretch>
+                      <a:fillRect/>
+                    </a:stretch>
+                  </pic:blipFill>
+                  <pic:spPr>
+                    <a:xfrm>
+                      <a:off x="0" y="0"/>
+                      <a:ext cx="2676525" cy="836295"/>
+                    </a:xfrm>
+                    <a:prstGeom prst="rect">
+                      <a:avLst/>
+                    </a:prstGeom>
+                    <a:noFill/>
+                    <a:ln>
+                      <a:noFill/>
+                    </a:ln>
+                  </pic:spPr>
+                </pic:pic>
+              </a:graphicData>
+            </a:graphic>
+          </wp:inline>
+        </w:drawing>
+      </w:r>
+      <w:r>
+        <w:rPr>
+          <w:rFonts w:hint="default" w:ascii="Bodoni MT" w:hAnsi="Bodoni MT" w:cs="Bodoni MT"/>
+        </w:rPr>
+        <w:br w:type="textWrapping"/>
+      </w:r>
+      <w:r>
+        <w:rPr>
+          <w:rFonts w:hint="default" w:ascii="Bodoni MT" w:hAnsi="Bodoni MT" w:cs="Bodoni MT"/>
+          <w:color w:val="C65F10" w:themeColor="accent2" w:themeShade="BF"/>
+          <w:shd w:val="clear" w:color="FFFFFF" w:fill="D9D9D9"/>
+          <w:lang w:val="en-IN"/>
+        </w:rPr>
+        <w:t xml:space="preserve">[ No component talks to </w:t>
+      </w:r>
+      <w:r>
+        <w:rPr>
+          <w:rFonts w:hint="default" w:ascii="Bodoni MT" w:hAnsi="Bodoni MT" w:cs="Bodoni MT"/>
+          <w:b/>
+          <w:bCs/>
+          <w:i/>
+          <w:iCs/>
+          <w:color w:val="C65F10" w:themeColor="accent2" w:themeShade="BF"/>
+          <w:shd w:val="clear" w:color="FFFFFF" w:fill="D9D9D9"/>
+          <w:lang w:val="en-IN"/>
+        </w:rPr>
+        <w:t>etcd</w:t>
+      </w:r>
+      <w:r>
+        <w:rPr>
+          <w:rFonts w:hint="default" w:ascii="Bodoni MT" w:hAnsi="Bodoni MT" w:cs="Bodoni MT"/>
+          <w:b w:val="0"/>
+          <w:bCs w:val="0"/>
+          <w:i w:val="0"/>
+          <w:iCs w:val="0"/>
+          <w:color w:val="C65F10" w:themeColor="accent2" w:themeShade="BF"/>
+          <w:shd w:val="clear" w:color="FFFFFF" w:fill="D9D9D9"/>
+          <w:lang w:val="en-IN"/>
+        </w:rPr>
+        <w:t xml:space="preserve"> directly except </w:t>
+      </w:r>
+      <w:r>
+        <w:rPr>
+          <w:rFonts w:hint="default" w:ascii="Bodoni MT" w:hAnsi="Bodoni MT" w:cs="Bodoni MT"/>
+          <w:b w:val="0"/>
+          <w:bCs w:val="0"/>
+          <w:i/>
+          <w:iCs/>
+          <w:color w:val="C65F10" w:themeColor="accent2" w:themeShade="BF"/>
+          <w:shd w:val="clear" w:color="FFFFFF" w:fill="D9D9D9"/>
+          <w:lang w:val="en-IN"/>
+        </w:rPr>
+        <w:t xml:space="preserve">API Server </w:t>
+      </w:r>
+      <w:r>
+        <w:rPr>
+          <w:rFonts w:hint="default" w:ascii="Bodoni MT" w:hAnsi="Bodoni MT" w:cs="Bodoni MT"/>
+          <w:b w:val="0"/>
+          <w:bCs w:val="0"/>
+          <w:i w:val="0"/>
+          <w:iCs w:val="0"/>
+          <w:color w:val="C65F10" w:themeColor="accent2" w:themeShade="BF"/>
+          <w:shd w:val="clear" w:color="FFFFFF" w:fill="D9D9D9"/>
+          <w:lang w:val="en-IN"/>
+        </w:rPr>
+        <w:t>]</w:t>
+      </w:r>
+    </w:p>
+    <w:p>
+      <w:pPr>
+        <w:keepNext w:val="0"/>
+        <w:keepLines w:val="0"/>
+        <w:widowControl/>
+        <w:numPr>
+          <w:ilvl w:val="1"/>
+          <w:numId w:val="11"/>
+        </w:numPr>
+        <w:suppressLineNumbers w:val="0"/>
+        <w:spacing w:before="0" w:beforeAutospacing="0" w:after="0" w:afterAutospacing="0" w:line="360" w:lineRule="auto"/>
+        <w:ind w:left="840" w:leftChars="0" w:right="0" w:hanging="420" w:firstLineChars="0"/>
+        <w:jc w:val="left"/>
+        <w:rPr>
+          <w:rFonts w:hint="default" w:ascii="Bodoni MT" w:hAnsi="Bodoni MT" w:cs="Bodoni MT"/>
+        </w:rPr>
+      </w:pPr>
+      <w:r>
+        <w:rPr>
+          <w:rFonts w:hint="default" w:ascii="Bodoni MT" w:hAnsi="Bodoni MT" w:cs="Bodoni MT"/>
+          <w:lang w:val="en-IN"/>
+        </w:rPr>
+        <w:t xml:space="preserve">For example, if you see the </w:t>
+      </w:r>
+      <w:r>
+        <w:rPr>
+          <w:rFonts w:hint="default" w:ascii="Bodoni MT" w:hAnsi="Bodoni MT" w:cs="Bodoni MT"/>
+          <w:i/>
+          <w:iCs/>
+          <w:lang w:val="en-IN"/>
+        </w:rPr>
+        <w:t>config</w:t>
+      </w:r>
+      <w:r>
+        <w:rPr>
+          <w:rFonts w:hint="default" w:ascii="Bodoni MT" w:hAnsi="Bodoni MT" w:cs="Bodoni MT"/>
+          <w:i w:val="0"/>
+          <w:iCs w:val="0"/>
+          <w:lang w:val="en-IN"/>
+        </w:rPr>
+        <w:t xml:space="preserve"> files, the </w:t>
+      </w:r>
+      <w:r>
+        <w:rPr>
+          <w:rFonts w:hint="default" w:ascii="Bodoni MT" w:hAnsi="Bodoni MT" w:cs="Bodoni MT"/>
+          <w:b/>
+          <w:bCs/>
+          <w:i/>
+          <w:iCs/>
+          <w:lang w:val="en-IN"/>
+        </w:rPr>
+        <w:t>server</w:t>
+      </w:r>
+      <w:r>
+        <w:rPr>
+          <w:rFonts w:hint="default" w:ascii="Bodoni MT" w:hAnsi="Bodoni MT" w:cs="Bodoni MT"/>
+          <w:b w:val="0"/>
+          <w:bCs w:val="0"/>
+          <w:i w:val="0"/>
+          <w:iCs w:val="0"/>
+          <w:lang w:val="en-IN"/>
+        </w:rPr>
+        <w:t xml:space="preserve"> will be having</w:t>
+      </w:r>
+      <w:r>
+        <w:rPr>
+          <w:rFonts w:hint="default" w:ascii="Bodoni MT" w:hAnsi="Bodoni MT" w:cs="Bodoni MT"/>
+          <w:b w:val="0"/>
+          <w:bCs w:val="0"/>
+          <w:i w:val="0"/>
+          <w:iCs w:val="0"/>
+          <w:lang w:val="en-IN"/>
+        </w:rPr>
+        <w:br w:type="textWrapping"/>
+      </w:r>
+      <w:r>
+        <w:rPr>
+          <w:rFonts w:hint="default" w:ascii="Bodoni MT" w:hAnsi="Bodoni MT" w:cs="Bodoni MT"/>
+          <w:b/>
+          <w:bCs/>
+          <w:i w:val="0"/>
+          <w:iCs w:val="0"/>
+          <w:color w:val="7030A0"/>
+          <w:lang w:val="en-IN"/>
+        </w:rPr>
+        <w:t>&lt;</w:t>
+      </w:r>
+      <w:r>
+        <w:rPr>
+          <w:rFonts w:hint="default" w:ascii="Bodoni MT" w:hAnsi="Bodoni MT" w:cs="Bodoni MT"/>
+          <w:b w:val="0"/>
+          <w:bCs w:val="0"/>
+          <w:i w:val="0"/>
+          <w:iCs w:val="0"/>
+          <w:color w:val="7030A0"/>
+          <w:lang w:val="en-IN"/>
+        </w:rPr>
+        <w:t>control plane node’s IP</w:t>
+      </w:r>
+      <w:r>
+        <w:rPr>
+          <w:rFonts w:hint="default" w:ascii="Bodoni MT" w:hAnsi="Bodoni MT" w:cs="Bodoni MT"/>
+          <w:b/>
+          <w:bCs/>
+          <w:i w:val="0"/>
+          <w:iCs w:val="0"/>
+          <w:color w:val="7030A0"/>
+          <w:lang w:val="en-IN"/>
+        </w:rPr>
+        <w:t>&gt;:6443</w:t>
+      </w:r>
+      <w:r>
+        <w:rPr>
+          <w:rFonts w:hint="default" w:ascii="Bodoni MT" w:hAnsi="Bodoni MT" w:cs="Bodoni MT"/>
+          <w:b w:val="0"/>
+          <w:bCs w:val="0"/>
+          <w:i w:val="0"/>
+          <w:iCs w:val="0"/>
+          <w:lang w:val="en-IN"/>
+        </w:rPr>
+        <w:br w:type="textWrapping"/>
+      </w:r>
+      <w:r>
+        <w:rPr>
+          <w:rFonts w:hint="default" w:ascii="Bodoni MT" w:hAnsi="Bodoni MT" w:cs="Bodoni MT"/>
+          <w:b w:val="0"/>
+          <w:bCs w:val="0"/>
+          <w:i w:val="0"/>
+          <w:iCs w:val="0"/>
+          <w:lang w:val="en-IN"/>
+        </w:rPr>
+        <w:t xml:space="preserve">because, API Server listens on port </w:t>
+      </w:r>
+      <w:r>
+        <w:rPr>
+          <w:rFonts w:hint="default" w:ascii="Bodoni MT" w:hAnsi="Bodoni MT" w:cs="Bodoni MT"/>
+          <w:b w:val="0"/>
+          <w:bCs w:val="0"/>
+          <w:i/>
+          <w:iCs/>
+          <w:lang w:val="en-IN"/>
+        </w:rPr>
+        <w:t>6443</w:t>
+      </w:r>
+      <w:r>
+        <w:rPr>
+          <w:rFonts w:hint="default" w:ascii="Bodoni MT" w:hAnsi="Bodoni MT" w:cs="Bodoni MT"/>
+          <w:b w:val="0"/>
+          <w:bCs w:val="0"/>
+          <w:i w:val="0"/>
+          <w:iCs w:val="0"/>
+          <w:lang w:val="en-IN"/>
+        </w:rPr>
+        <w:t>.</w:t>
+      </w:r>
+      <w:r>
+        <w:rPr>
+          <w:rFonts w:hint="default" w:ascii="Bodoni MT" w:hAnsi="Bodoni MT" w:cs="Bodoni MT"/>
+          <w:b w:val="0"/>
+          <w:bCs w:val="0"/>
+          <w:i w:val="0"/>
+          <w:iCs w:val="0"/>
+          <w:lang w:val="en-IN"/>
+        </w:rPr>
+        <w:br w:type="textWrapping"/>
+      </w:r>
+      <w:r>
+        <w:rPr>
+          <w:rFonts w:hint="default" w:ascii="Bodoni MT" w:hAnsi="Bodoni MT" w:cs="Bodoni MT"/>
+        </w:rPr>
+        <w:drawing>
+          <wp:inline distT="0" distB="0" distL="114300" distR="114300">
+            <wp:extent cx="5271770" cy="1023620"/>
+            <wp:effectExtent l="0" t="0" r="11430" b="5080"/>
+            <wp:docPr id="33" name="Picture 5"/>
+            <wp:cNvGraphicFramePr>
+              <a:graphicFrameLocks xmlns:a="http://schemas.openxmlformats.org/drawingml/2006/main" noChangeAspect="1"/>
+            </wp:cNvGraphicFramePr>
+            <a:graphic xmlns:a="http://schemas.openxmlformats.org/drawingml/2006/main">
+              <a:graphicData uri="http://schemas.openxmlformats.org/drawingml/2006/picture">
+                <pic:pic xmlns:pic="http://schemas.openxmlformats.org/drawingml/2006/picture">
+                  <pic:nvPicPr>
+                    <pic:cNvPr id="33" name="Picture 5"/>
+                    <pic:cNvPicPr>
+                      <a:picLocks noChangeAspect="1"/>
+                    </pic:cNvPicPr>
+                  </pic:nvPicPr>
+                  <pic:blipFill>
+                    <a:blip r:embed="rId107"/>
+                    <a:stretch>
+                      <a:fillRect/>
+                    </a:stretch>
+                  </pic:blipFill>
+                  <pic:spPr>
+                    <a:xfrm>
+                      <a:off x="0" y="0"/>
+                      <a:ext cx="5271770" cy="1023620"/>
+                    </a:xfrm>
+                    <a:prstGeom prst="rect">
+                      <a:avLst/>
+                    </a:prstGeom>
+                    <a:noFill/>
+                    <a:ln>
+                      <a:noFill/>
+                    </a:ln>
+                  </pic:spPr>
+                </pic:pic>
+              </a:graphicData>
+            </a:graphic>
+          </wp:inline>
+        </w:drawing>
+      </w:r>
+    </w:p>
+    <w:p>
+      <w:pPr>
+        <w:keepNext w:val="0"/>
+        <w:keepLines w:val="0"/>
+        <w:widowControl/>
+        <w:numPr>
+          <w:ilvl w:val="1"/>
+          <w:numId w:val="11"/>
+        </w:numPr>
+        <w:suppressLineNumbers w:val="0"/>
+        <w:spacing w:before="0" w:beforeAutospacing="0" w:after="0" w:afterAutospacing="0" w:line="360" w:lineRule="auto"/>
+        <w:ind w:left="840" w:leftChars="0" w:right="0" w:hanging="420" w:firstLineChars="0"/>
+        <w:jc w:val="left"/>
+        <w:rPr>
+          <w:rFonts w:hint="default" w:ascii="Bodoni MT" w:hAnsi="Bodoni MT" w:cs="Bodoni MT"/>
+        </w:rPr>
+      </w:pPr>
+      <w:r>
+        <w:rPr>
+          <w:rFonts w:hint="default" w:ascii="Bodoni MT" w:hAnsi="Bodoni MT" w:cs="Bodoni MT"/>
+          <w:b w:val="0"/>
+          <w:bCs w:val="0"/>
+          <w:i w:val="0"/>
+          <w:iCs w:val="0"/>
+          <w:lang w:val="en-IN"/>
+        </w:rPr>
+        <w:t xml:space="preserve">All the server contains this end-point to talk to [because all talk to </w:t>
+      </w:r>
+      <w:r>
+        <w:rPr>
+          <w:rFonts w:hint="default" w:ascii="Bodoni MT" w:hAnsi="Bodoni MT" w:cs="Bodoni MT"/>
+          <w:b w:val="0"/>
+          <w:bCs w:val="0"/>
+          <w:i/>
+          <w:iCs/>
+          <w:lang w:val="en-IN"/>
+        </w:rPr>
+        <w:t>API Server</w:t>
+      </w:r>
+      <w:r>
+        <w:rPr>
+          <w:rFonts w:hint="default" w:ascii="Bodoni MT" w:hAnsi="Bodoni MT" w:cs="Bodoni MT"/>
+          <w:b w:val="0"/>
+          <w:bCs w:val="0"/>
+          <w:i w:val="0"/>
+          <w:iCs w:val="0"/>
+          <w:lang w:val="en-IN"/>
+        </w:rPr>
+        <w:t xml:space="preserve"> only]</w:t>
+      </w:r>
+      <w:r>
+        <w:rPr>
+          <w:rFonts w:hint="default" w:ascii="Bodoni MT" w:hAnsi="Bodoni MT" w:cs="Bodoni MT"/>
+          <w:b w:val="0"/>
+          <w:bCs w:val="0"/>
+          <w:i w:val="0"/>
+          <w:iCs w:val="0"/>
+          <w:lang w:val="en-IN"/>
+        </w:rPr>
+        <w:br w:type="textWrapping"/>
+      </w:r>
+      <w:r>
+        <w:rPr>
+          <w:rFonts w:hint="default" w:ascii="Bodoni MT" w:hAnsi="Bodoni MT" w:cs="Bodoni MT"/>
+          <w:b w:val="0"/>
+          <w:bCs w:val="0"/>
+          <w:i w:val="0"/>
+          <w:iCs w:val="0"/>
+          <w:lang w:val="en-IN"/>
+        </w:rPr>
+        <w:t xml:space="preserve">And, all the communication happens </w:t>
+      </w:r>
+      <w:r>
+        <w:rPr>
+          <w:rFonts w:hint="default" w:ascii="Bodoni MT" w:hAnsi="Bodoni MT" w:cs="Bodoni MT"/>
+          <w:b w:val="0"/>
+          <w:bCs w:val="0"/>
+          <w:i w:val="0"/>
+          <w:iCs w:val="0"/>
+          <w:color w:val="7030A0"/>
+          <w:shd w:val="clear" w:color="FFFFFF" w:fill="D9D9D9"/>
+          <w:lang w:val="en-IN"/>
+        </w:rPr>
+        <w:t xml:space="preserve">via </w:t>
+      </w:r>
+      <w:r>
+        <w:rPr>
+          <w:rFonts w:hint="default" w:ascii="Bodoni MT" w:hAnsi="Bodoni MT" w:cs="Bodoni MT"/>
+          <w:b w:val="0"/>
+          <w:bCs w:val="0"/>
+          <w:i/>
+          <w:iCs/>
+          <w:color w:val="7030A0"/>
+          <w:shd w:val="clear" w:color="FFFFFF" w:fill="D9D9D9"/>
+          <w:lang w:val="en-IN"/>
+        </w:rPr>
+        <w:t>HTTP Calls</w:t>
+      </w:r>
+      <w:r>
+        <w:rPr>
+          <w:rFonts w:hint="default" w:ascii="Bodoni MT" w:hAnsi="Bodoni MT" w:cs="Bodoni MT"/>
+          <w:b w:val="0"/>
+          <w:bCs w:val="0"/>
+          <w:i w:val="0"/>
+          <w:iCs w:val="0"/>
+          <w:lang w:val="en-IN"/>
+        </w:rPr>
+        <w:t>.</w:t>
+      </w:r>
+    </w:p>
+    <w:p>
+      <w:pPr>
+        <w:keepNext w:val="0"/>
+        <w:keepLines w:val="0"/>
+        <w:widowControl/>
+        <w:numPr>
+          <w:ilvl w:val="1"/>
+          <w:numId w:val="11"/>
+        </w:numPr>
+        <w:suppressLineNumbers w:val="0"/>
+        <w:spacing w:before="0" w:beforeAutospacing="0" w:after="0" w:afterAutospacing="0" w:line="360" w:lineRule="auto"/>
+        <w:ind w:left="840" w:leftChars="0" w:right="0" w:hanging="420" w:firstLineChars="0"/>
+        <w:jc w:val="left"/>
+        <w:rPr>
+          <w:rFonts w:hint="default" w:ascii="Bodoni MT" w:hAnsi="Bodoni MT" w:cs="Bodoni MT"/>
+        </w:rPr>
+      </w:pPr>
+      <w:r>
+        <w:rPr>
+          <w:rFonts w:hint="default" w:ascii="Bodoni MT" w:hAnsi="Bodoni MT" w:cs="Bodoni MT"/>
+          <w:lang w:val="en-IN"/>
+        </w:rPr>
+        <w:t xml:space="preserve">This is how the communication and work happens in </w:t>
+      </w:r>
+      <w:r>
+        <w:rPr>
+          <w:rFonts w:hint="default" w:ascii="Bodoni MT" w:hAnsi="Bodoni MT" w:cs="Bodoni MT"/>
+          <w:b/>
+          <w:bCs/>
+          <w:i/>
+          <w:iCs/>
+          <w:lang w:val="en-IN"/>
+        </w:rPr>
+        <w:t>control plane</w:t>
+      </w:r>
+      <w:r>
+        <w:rPr>
+          <w:rFonts w:hint="default" w:ascii="Bodoni MT" w:hAnsi="Bodoni MT" w:cs="Bodoni MT"/>
+          <w:b w:val="0"/>
+          <w:bCs w:val="0"/>
+          <w:i w:val="0"/>
+          <w:iCs w:val="0"/>
+          <w:lang w:val="en-IN"/>
+        </w:rPr>
+        <w:t xml:space="preserve"> nodes.</w:t>
       </w:r>
     </w:p>
     <w:p>
@@ -32775,14 +34052,961 @@
         <w:jc w:val="left"/>
         <w:rPr>
           <w:rFonts w:hint="default" w:ascii="Bodoni MT" w:hAnsi="Bodoni MT" w:cs="Bodoni MT"/>
-        </w:rPr>
-      </w:pPr>
-      <w:r>
-        <w:rPr>
-          <w:rFonts w:hint="default" w:ascii="Bodoni MT" w:hAnsi="Bodoni MT" w:cs="Bodoni MT"/>
-          <w:lang w:val="en-IN"/>
-        </w:rPr>
-        <w:t>F</w:t>
+          <w:b/>
+          <w:bCs/>
+          <w:u w:val="single"/>
+        </w:rPr>
+      </w:pPr>
+      <w:r>
+        <w:rPr>
+          <w:rFonts w:hint="default" w:ascii="Bodoni MT" w:hAnsi="Bodoni MT" w:cs="Bodoni MT"/>
+          <w:b/>
+          <w:bCs/>
+          <w:i w:val="0"/>
+          <w:iCs w:val="0"/>
+          <w:u w:val="single"/>
+          <w:lang w:val="en-IN"/>
+        </w:rPr>
+        <w:t>Now, how the resources behaves when all are present inside Pods</w:t>
+      </w:r>
+    </w:p>
+    <w:p>
+      <w:pPr>
+        <w:keepNext w:val="0"/>
+        <w:keepLines w:val="0"/>
+        <w:widowControl/>
+        <w:numPr>
+          <w:ilvl w:val="1"/>
+          <w:numId w:val="11"/>
+        </w:numPr>
+        <w:suppressLineNumbers w:val="0"/>
+        <w:spacing w:before="0" w:beforeAutospacing="0" w:after="0" w:afterAutospacing="0" w:line="360" w:lineRule="auto"/>
+        <w:ind w:left="840" w:leftChars="0" w:right="0" w:hanging="420" w:firstLineChars="0"/>
+        <w:jc w:val="left"/>
+        <w:rPr>
+          <w:rFonts w:hint="default" w:ascii="Bodoni MT" w:hAnsi="Bodoni MT" w:cs="Bodoni MT"/>
+        </w:rPr>
+      </w:pPr>
+      <w:r>
+        <w:rPr>
+          <w:rFonts w:hint="default" w:ascii="Bodoni MT" w:hAnsi="Bodoni MT" w:cs="Bodoni MT"/>
+          <w:lang w:val="en-IN"/>
+        </w:rPr>
+        <w:t xml:space="preserve">As we saw, all the resources communication happens via </w:t>
+      </w:r>
+      <w:r>
+        <w:rPr>
+          <w:rFonts w:hint="default" w:ascii="Bodoni MT" w:hAnsi="Bodoni MT" w:cs="Bodoni MT"/>
+          <w:i/>
+          <w:iCs/>
+          <w:lang w:val="en-IN"/>
+        </w:rPr>
+        <w:t>HTTP Calls</w:t>
+      </w:r>
+      <w:r>
+        <w:rPr>
+          <w:rFonts w:hint="default" w:ascii="Bodoni MT" w:hAnsi="Bodoni MT" w:cs="Bodoni MT"/>
+          <w:i w:val="0"/>
+          <w:iCs w:val="0"/>
+          <w:lang w:val="en-IN"/>
+        </w:rPr>
+        <w:t xml:space="preserve"> only.</w:t>
+      </w:r>
+      <w:r>
+        <w:rPr>
+          <w:rFonts w:hint="default" w:ascii="Bodoni MT" w:hAnsi="Bodoni MT" w:cs="Bodoni MT"/>
+          <w:i w:val="0"/>
+          <w:iCs w:val="0"/>
+          <w:lang w:val="en-IN"/>
+        </w:rPr>
+        <w:br w:type="textWrapping"/>
+      </w:r>
+      <w:r>
+        <w:rPr>
+          <w:rFonts w:hint="default" w:ascii="Bodoni MT" w:hAnsi="Bodoni MT" w:cs="Bodoni MT"/>
+          <w:i w:val="0"/>
+          <w:iCs w:val="0"/>
+          <w:lang w:val="en-IN"/>
+        </w:rPr>
+        <w:t>So, even if they are present inside the pods, there will some port mapping like</w:t>
+      </w:r>
+      <w:r>
+        <w:rPr>
+          <w:rFonts w:hint="default" w:ascii="Bodoni MT" w:hAnsi="Bodoni MT" w:cs="Bodoni MT"/>
+          <w:i w:val="0"/>
+          <w:iCs w:val="0"/>
+          <w:lang w:val="en-IN"/>
+        </w:rPr>
+        <w:br w:type="textWrapping"/>
+      </w:r>
+      <w:r>
+        <w:rPr>
+          <w:rFonts w:hint="default" w:ascii="Bodoni MT" w:hAnsi="Bodoni MT" w:cs="Bodoni MT"/>
+          <w:i/>
+          <w:iCs/>
+          <w:lang w:val="en-IN"/>
+        </w:rPr>
+        <w:t>6443:6443</w:t>
+      </w:r>
+      <w:r>
+        <w:rPr>
+          <w:rFonts w:hint="default" w:ascii="Bodoni MT" w:hAnsi="Bodoni MT" w:cs="Bodoni MT"/>
+          <w:i w:val="0"/>
+          <w:iCs w:val="0"/>
+          <w:lang w:val="en-IN"/>
+        </w:rPr>
+        <w:t xml:space="preserve">   (just example)</w:t>
+      </w:r>
+    </w:p>
+    <w:p>
+      <w:pPr>
+        <w:keepNext w:val="0"/>
+        <w:keepLines w:val="0"/>
+        <w:widowControl/>
+        <w:numPr>
+          <w:ilvl w:val="1"/>
+          <w:numId w:val="11"/>
+        </w:numPr>
+        <w:suppressLineNumbers w:val="0"/>
+        <w:spacing w:before="0" w:beforeAutospacing="0" w:after="0" w:afterAutospacing="0" w:line="360" w:lineRule="auto"/>
+        <w:ind w:left="840" w:leftChars="0" w:right="0" w:hanging="420" w:firstLineChars="0"/>
+        <w:jc w:val="left"/>
+        <w:rPr>
+          <w:rFonts w:hint="default" w:ascii="Bodoni MT" w:hAnsi="Bodoni MT" w:cs="Bodoni MT"/>
+        </w:rPr>
+      </w:pPr>
+      <w:r>
+        <w:rPr>
+          <w:rFonts w:hint="default" w:ascii="Bodoni MT" w:hAnsi="Bodoni MT" w:cs="Bodoni MT"/>
+          <w:i w:val="0"/>
+          <w:iCs w:val="0"/>
+          <w:lang w:val="en-IN"/>
+        </w:rPr>
+        <w:t>So, nothing changes. All the end-points remains same.</w:t>
+      </w:r>
+    </w:p>
+    <w:p>
+      <w:pPr>
+        <w:keepNext w:val="0"/>
+        <w:keepLines w:val="0"/>
+        <w:widowControl/>
+        <w:numPr>
+          <w:ilvl w:val="1"/>
+          <w:numId w:val="11"/>
+        </w:numPr>
+        <w:suppressLineNumbers w:val="0"/>
+        <w:spacing w:before="0" w:beforeAutospacing="0" w:after="0" w:afterAutospacing="0" w:line="360" w:lineRule="auto"/>
+        <w:ind w:left="840" w:leftChars="0" w:right="0" w:hanging="420" w:firstLineChars="0"/>
+        <w:jc w:val="left"/>
+        <w:rPr>
+          <w:rFonts w:hint="default" w:ascii="Bodoni MT" w:hAnsi="Bodoni MT" w:cs="Bodoni MT"/>
+        </w:rPr>
+      </w:pPr>
+      <w:r>
+        <w:rPr>
+          <w:rFonts w:hint="default" w:ascii="Bodoni MT" w:hAnsi="Bodoni MT" w:cs="Bodoni MT"/>
+          <w:b/>
+          <w:bCs/>
+          <w:i/>
+          <w:iCs/>
+          <w:lang w:val="en-IN"/>
+        </w:rPr>
+        <w:t>kubeadm</w:t>
+      </w:r>
+      <w:r>
+        <w:rPr>
+          <w:rFonts w:hint="default" w:ascii="Bodoni MT" w:hAnsi="Bodoni MT" w:cs="Bodoni MT"/>
+          <w:b w:val="0"/>
+          <w:bCs w:val="0"/>
+          <w:i w:val="0"/>
+          <w:iCs w:val="0"/>
+          <w:lang w:val="en-IN"/>
+        </w:rPr>
+        <w:t xml:space="preserve"> keeps the same port mapping from host to pods, so the end-points doesn’t change.</w:t>
+      </w:r>
+      <w:r>
+        <w:rPr>
+          <w:rFonts w:hint="default" w:ascii="Bodoni MT" w:hAnsi="Bodoni MT" w:cs="Bodoni MT"/>
+          <w:b w:val="0"/>
+          <w:bCs w:val="0"/>
+          <w:i w:val="0"/>
+          <w:iCs w:val="0"/>
+          <w:lang w:val="en-IN"/>
+        </w:rPr>
+        <w:br w:type="textWrapping"/>
+      </w:r>
+      <w:r>
+        <w:rPr>
+          <w:rFonts w:hint="default" w:ascii="Bodoni MT" w:hAnsi="Bodoni MT" w:cs="Bodoni MT"/>
+          <w:b w:val="0"/>
+          <w:bCs w:val="0"/>
+          <w:i w:val="0"/>
+          <w:iCs w:val="0"/>
+          <w:lang w:val="en-IN"/>
+        </w:rPr>
+        <w:t xml:space="preserve">In case if you want to bind different host port to the pod, then </w:t>
+      </w:r>
+      <w:r>
+        <w:rPr>
+          <w:rFonts w:hint="default" w:ascii="Bodoni MT" w:hAnsi="Bodoni MT" w:cs="Bodoni MT"/>
+          <w:b/>
+          <w:bCs/>
+          <w:i/>
+          <w:iCs/>
+          <w:lang w:val="en-IN"/>
+        </w:rPr>
+        <w:t xml:space="preserve">configuration </w:t>
+      </w:r>
+      <w:r>
+        <w:rPr>
+          <w:rFonts w:hint="default" w:ascii="Bodoni MT" w:hAnsi="Bodoni MT" w:cs="Bodoni MT"/>
+          <w:b w:val="0"/>
+          <w:bCs w:val="0"/>
+          <w:i/>
+          <w:iCs/>
+          <w:lang w:val="en-IN"/>
+        </w:rPr>
+        <w:t>files needs to be updated with this</w:t>
+      </w:r>
+      <w:r>
+        <w:rPr>
+          <w:rFonts w:hint="default" w:ascii="Bodoni MT" w:hAnsi="Bodoni MT" w:cs="Bodoni MT"/>
+          <w:b w:val="0"/>
+          <w:bCs w:val="0"/>
+          <w:i w:val="0"/>
+          <w:iCs w:val="0"/>
+          <w:lang w:val="en-IN"/>
+        </w:rPr>
+        <w:t>.</w:t>
+      </w:r>
+      <w:r>
+        <w:rPr>
+          <w:rFonts w:hint="default" w:ascii="Bodoni MT" w:hAnsi="Bodoni MT" w:cs="Bodoni MT"/>
+          <w:b w:val="0"/>
+          <w:bCs w:val="0"/>
+          <w:i w:val="0"/>
+          <w:iCs w:val="0"/>
+          <w:lang w:val="en-IN"/>
+        </w:rPr>
+        <w:br w:type="textWrapping"/>
+      </w:r>
+      <w:r>
+        <w:rPr>
+          <w:rFonts w:hint="default" w:ascii="Bodoni MT" w:hAnsi="Bodoni MT" w:cs="Bodoni MT"/>
+          <w:b w:val="0"/>
+          <w:bCs w:val="0"/>
+          <w:i w:val="0"/>
+          <w:iCs w:val="0"/>
+          <w:lang w:val="en-IN"/>
+        </w:rPr>
+        <w:t>And, all of the things will work now.</w:t>
+      </w:r>
+    </w:p>
+    <w:p>
+      <w:pPr>
+        <w:keepNext w:val="0"/>
+        <w:keepLines w:val="0"/>
+        <w:widowControl/>
+        <w:numPr>
+          <w:ilvl w:val="1"/>
+          <w:numId w:val="11"/>
+        </w:numPr>
+        <w:suppressLineNumbers w:val="0"/>
+        <w:spacing w:before="0" w:beforeAutospacing="0" w:after="0" w:afterAutospacing="0" w:line="360" w:lineRule="auto"/>
+        <w:ind w:left="840" w:leftChars="0" w:right="0" w:hanging="420" w:firstLineChars="0"/>
+        <w:jc w:val="left"/>
+        <w:rPr>
+          <w:rFonts w:hint="default" w:ascii="Bodoni MT" w:hAnsi="Bodoni MT" w:cs="Bodoni MT"/>
+        </w:rPr>
+      </w:pPr>
+      <w:r>
+        <w:rPr>
+          <w:rFonts w:hint="default" w:ascii="Bodoni MT" w:hAnsi="Bodoni MT" w:cs="Bodoni MT"/>
+          <w:b/>
+          <w:bCs/>
+          <w:i/>
+          <w:iCs/>
+          <w:lang w:val="en-IN"/>
+        </w:rPr>
+        <w:t>kubeadm</w:t>
+      </w:r>
+      <w:r>
+        <w:rPr>
+          <w:rFonts w:hint="default" w:ascii="Bodoni MT" w:hAnsi="Bodoni MT" w:cs="Bodoni MT"/>
+          <w:b w:val="0"/>
+          <w:bCs w:val="0"/>
+          <w:i w:val="0"/>
+          <w:iCs w:val="0"/>
+          <w:lang w:val="en-IN"/>
+        </w:rPr>
+        <w:t xml:space="preserve"> runs all the resources in </w:t>
+      </w:r>
+      <w:r>
+        <w:rPr>
+          <w:rFonts w:hint="default" w:ascii="Bodoni MT" w:hAnsi="Bodoni MT" w:cs="Bodoni MT"/>
+          <w:b/>
+          <w:bCs/>
+          <w:i/>
+          <w:iCs/>
+          <w:lang w:val="en-IN"/>
+        </w:rPr>
+        <w:t>static pods</w:t>
+      </w:r>
+      <w:r>
+        <w:rPr>
+          <w:rFonts w:hint="default" w:ascii="Bodoni MT" w:hAnsi="Bodoni MT" w:cs="Bodoni MT"/>
+          <w:b w:val="0"/>
+          <w:bCs w:val="0"/>
+          <w:i w:val="0"/>
+          <w:iCs w:val="0"/>
+          <w:lang w:val="en-IN"/>
+        </w:rPr>
+        <w:t xml:space="preserve"> (not normal pods).</w:t>
+      </w:r>
+      <w:r>
+        <w:rPr>
+          <w:rFonts w:hint="default" w:ascii="Bodoni MT" w:hAnsi="Bodoni MT" w:cs="Bodoni MT"/>
+          <w:b w:val="0"/>
+          <w:bCs w:val="0"/>
+          <w:i w:val="0"/>
+          <w:iCs w:val="0"/>
+          <w:lang w:val="en-IN"/>
+        </w:rPr>
+        <w:br w:type="textWrapping"/>
+      </w:r>
+      <w:r>
+        <w:rPr>
+          <w:rFonts w:hint="default" w:ascii="Bodoni MT" w:hAnsi="Bodoni MT" w:cs="Bodoni MT"/>
+          <w:b w:val="0"/>
+          <w:bCs w:val="0"/>
+          <w:i w:val="0"/>
+          <w:iCs w:val="0"/>
+          <w:lang w:val="en-IN"/>
+        </w:rPr>
+        <w:t xml:space="preserve">So, </w:t>
+      </w:r>
+      <w:r>
+        <w:rPr>
+          <w:rFonts w:hint="default" w:ascii="Bodoni MT" w:hAnsi="Bodoni MT" w:cs="Bodoni MT"/>
+          <w:b w:val="0"/>
+          <w:bCs w:val="0"/>
+          <w:i/>
+          <w:iCs/>
+          <w:lang w:val="en-IN"/>
+        </w:rPr>
+        <w:t>API Server</w:t>
+      </w:r>
+      <w:r>
+        <w:rPr>
+          <w:rFonts w:hint="default" w:ascii="Bodoni MT" w:hAnsi="Bodoni MT" w:cs="Bodoni MT"/>
+          <w:b w:val="0"/>
+          <w:bCs w:val="0"/>
+          <w:i w:val="0"/>
+          <w:iCs w:val="0"/>
+          <w:lang w:val="en-IN"/>
+        </w:rPr>
+        <w:t xml:space="preserve"> or </w:t>
+      </w:r>
+      <w:r>
+        <w:rPr>
+          <w:rFonts w:hint="default" w:ascii="Bodoni MT" w:hAnsi="Bodoni MT" w:cs="Bodoni MT"/>
+          <w:b w:val="0"/>
+          <w:bCs w:val="0"/>
+          <w:i/>
+          <w:iCs/>
+          <w:lang w:val="en-IN"/>
+        </w:rPr>
+        <w:t>etcd</w:t>
+      </w:r>
+      <w:r>
+        <w:rPr>
+          <w:rFonts w:hint="default" w:ascii="Bodoni MT" w:hAnsi="Bodoni MT" w:cs="Bodoni MT"/>
+          <w:b w:val="0"/>
+          <w:bCs w:val="0"/>
+          <w:i w:val="0"/>
+          <w:iCs w:val="0"/>
+          <w:lang w:val="en-IN"/>
+        </w:rPr>
+        <w:t xml:space="preserve"> has nothing to do with this.</w:t>
+      </w:r>
+      <w:r>
+        <w:rPr>
+          <w:rFonts w:hint="default" w:ascii="Bodoni MT" w:hAnsi="Bodoni MT" w:cs="Bodoni MT"/>
+          <w:b w:val="0"/>
+          <w:bCs w:val="0"/>
+          <w:i w:val="0"/>
+          <w:iCs w:val="0"/>
+          <w:lang w:val="en-IN"/>
+        </w:rPr>
+        <w:br w:type="textWrapping"/>
+      </w:r>
+      <w:r>
+        <w:rPr>
+          <w:rFonts w:hint="default" w:ascii="Bodoni MT" w:hAnsi="Bodoni MT" w:cs="Bodoni MT"/>
+          <w:b/>
+          <w:bCs/>
+          <w:i w:val="0"/>
+          <w:iCs w:val="0"/>
+          <w:lang w:val="en-IN"/>
+        </w:rPr>
+        <w:t>[[[</w:t>
+      </w:r>
+      <w:r>
+        <w:rPr>
+          <w:rFonts w:hint="default" w:ascii="Bodoni MT" w:hAnsi="Bodoni MT" w:cs="Bodoni MT"/>
+          <w:b w:val="0"/>
+          <w:bCs w:val="0"/>
+          <w:i w:val="0"/>
+          <w:iCs w:val="0"/>
+          <w:lang w:val="en-IN"/>
+        </w:rPr>
+        <w:t xml:space="preserve"> as we know, even if the pods are static, when you execute </w:t>
+      </w:r>
+      <w:r>
+        <w:rPr>
+          <w:rFonts w:hint="default" w:ascii="Bodoni MT" w:hAnsi="Bodoni MT" w:cs="Bodoni MT"/>
+          <w:b/>
+          <w:bCs/>
+          <w:i/>
+          <w:iCs/>
+          <w:lang w:val="en-IN"/>
+        </w:rPr>
+        <w:t>kubectl get pods</w:t>
+      </w:r>
+      <w:r>
+        <w:rPr>
+          <w:rFonts w:hint="default" w:ascii="Bodoni MT" w:hAnsi="Bodoni MT" w:cs="Bodoni MT"/>
+          <w:b w:val="0"/>
+          <w:bCs w:val="0"/>
+          <w:i w:val="0"/>
+          <w:iCs w:val="0"/>
+          <w:lang w:val="en-IN"/>
+        </w:rPr>
+        <w:t xml:space="preserve"> command you’ll be able to see the static pods because </w:t>
+      </w:r>
+      <w:r>
+        <w:rPr>
+          <w:rFonts w:hint="default" w:ascii="Bodoni MT" w:hAnsi="Bodoni MT" w:cs="Bodoni MT"/>
+          <w:b/>
+          <w:bCs/>
+          <w:i/>
+          <w:iCs/>
+          <w:lang w:val="en-IN"/>
+        </w:rPr>
+        <w:t>kubelet</w:t>
+      </w:r>
+      <w:r>
+        <w:rPr>
+          <w:rFonts w:hint="default" w:ascii="Bodoni MT" w:hAnsi="Bodoni MT" w:cs="Bodoni MT"/>
+          <w:b w:val="0"/>
+          <w:bCs w:val="0"/>
+          <w:i w:val="0"/>
+          <w:iCs w:val="0"/>
+          <w:lang w:val="en-IN"/>
+        </w:rPr>
+        <w:t xml:space="preserve"> informs </w:t>
+      </w:r>
+      <w:r>
+        <w:rPr>
+          <w:rFonts w:hint="default" w:ascii="Bodoni MT" w:hAnsi="Bodoni MT" w:cs="Bodoni MT"/>
+          <w:b w:val="0"/>
+          <w:bCs w:val="0"/>
+          <w:i/>
+          <w:iCs/>
+          <w:lang w:val="en-IN"/>
+        </w:rPr>
+        <w:t>API Server</w:t>
+      </w:r>
+      <w:r>
+        <w:rPr>
+          <w:rFonts w:hint="default" w:ascii="Bodoni MT" w:hAnsi="Bodoni MT" w:cs="Bodoni MT"/>
+          <w:b w:val="0"/>
+          <w:bCs w:val="0"/>
+          <w:i w:val="0"/>
+          <w:iCs w:val="0"/>
+          <w:lang w:val="en-IN"/>
+        </w:rPr>
+        <w:t xml:space="preserve"> about the static servers as well and </w:t>
+      </w:r>
+      <w:r>
+        <w:rPr>
+          <w:rFonts w:hint="default" w:ascii="Bodoni MT" w:hAnsi="Bodoni MT" w:cs="Bodoni MT"/>
+          <w:b w:val="0"/>
+          <w:bCs w:val="0"/>
+          <w:i/>
+          <w:iCs/>
+          <w:lang w:val="en-IN"/>
+        </w:rPr>
+        <w:t>API Server</w:t>
+      </w:r>
+      <w:r>
+        <w:rPr>
+          <w:rFonts w:hint="default" w:ascii="Bodoni MT" w:hAnsi="Bodoni MT" w:cs="Bodoni MT"/>
+          <w:b w:val="0"/>
+          <w:bCs w:val="0"/>
+          <w:i w:val="0"/>
+          <w:iCs w:val="0"/>
+          <w:lang w:val="en-IN"/>
+        </w:rPr>
+        <w:t xml:space="preserve"> stores the details about the </w:t>
+      </w:r>
+      <w:r>
+        <w:rPr>
+          <w:rFonts w:hint="default" w:ascii="Bodoni MT" w:hAnsi="Bodoni MT" w:cs="Bodoni MT"/>
+          <w:b w:val="0"/>
+          <w:bCs w:val="0"/>
+          <w:i/>
+          <w:iCs/>
+          <w:lang w:val="en-IN"/>
+        </w:rPr>
+        <w:t>static pods</w:t>
+      </w:r>
+      <w:r>
+        <w:rPr>
+          <w:rFonts w:hint="default" w:ascii="Bodoni MT" w:hAnsi="Bodoni MT" w:cs="Bodoni MT"/>
+          <w:b w:val="0"/>
+          <w:bCs w:val="0"/>
+          <w:i w:val="0"/>
+          <w:iCs w:val="0"/>
+          <w:lang w:val="en-IN"/>
+        </w:rPr>
+        <w:t xml:space="preserve"> inside </w:t>
+      </w:r>
+      <w:r>
+        <w:rPr>
+          <w:rFonts w:hint="default" w:ascii="Bodoni MT" w:hAnsi="Bodoni MT" w:cs="Bodoni MT"/>
+          <w:b/>
+          <w:bCs/>
+          <w:i/>
+          <w:iCs/>
+          <w:lang w:val="en-IN"/>
+        </w:rPr>
+        <w:t>etcd</w:t>
+      </w:r>
+      <w:r>
+        <w:rPr>
+          <w:rFonts w:hint="default" w:ascii="Bodoni MT" w:hAnsi="Bodoni MT" w:cs="Bodoni MT"/>
+          <w:b w:val="0"/>
+          <w:bCs w:val="0"/>
+          <w:i w:val="0"/>
+          <w:iCs w:val="0"/>
+          <w:lang w:val="en-IN"/>
+        </w:rPr>
+        <w:t xml:space="preserve">; but the </w:t>
+      </w:r>
+      <w:r>
+        <w:rPr>
+          <w:rFonts w:hint="default" w:ascii="Bodoni MT" w:hAnsi="Bodoni MT" w:cs="Bodoni MT"/>
+          <w:b w:val="0"/>
+          <w:bCs w:val="0"/>
+          <w:i/>
+          <w:iCs/>
+          <w:lang w:val="en-IN"/>
+        </w:rPr>
+        <w:t>static pods</w:t>
+      </w:r>
+      <w:r>
+        <w:rPr>
+          <w:rFonts w:hint="default" w:ascii="Bodoni MT" w:hAnsi="Bodoni MT" w:cs="Bodoni MT"/>
+          <w:b w:val="0"/>
+          <w:bCs w:val="0"/>
+          <w:i w:val="0"/>
+          <w:iCs w:val="0"/>
+          <w:lang w:val="en-IN"/>
+        </w:rPr>
+        <w:t xml:space="preserve"> are having 2 extra fields inside </w:t>
+      </w:r>
+      <w:r>
+        <w:rPr>
+          <w:rFonts w:hint="default" w:ascii="Bodoni MT" w:hAnsi="Bodoni MT" w:cs="Bodoni MT"/>
+          <w:b/>
+          <w:bCs/>
+          <w:i/>
+          <w:iCs/>
+          <w:lang w:val="en-IN"/>
+        </w:rPr>
+        <w:t>annotations</w:t>
+      </w:r>
+      <w:r>
+        <w:rPr>
+          <w:rFonts w:hint="default" w:ascii="Bodoni MT" w:hAnsi="Bodoni MT" w:cs="Bodoni MT"/>
+          <w:b w:val="0"/>
+          <w:bCs w:val="0"/>
+          <w:i w:val="0"/>
+          <w:iCs w:val="0"/>
+          <w:lang w:val="en-IN"/>
+        </w:rPr>
+        <w:t xml:space="preserve"> which are </w:t>
+      </w:r>
+      <w:r>
+        <w:rPr>
+          <w:rFonts w:hint="default" w:ascii="Bodoni MT" w:hAnsi="Bodoni MT" w:cs="Bodoni MT"/>
+          <w:b w:val="0"/>
+          <w:bCs w:val="0"/>
+          <w:i/>
+          <w:iCs/>
+          <w:u w:val="single"/>
+          <w:lang w:val="en-IN"/>
+        </w:rPr>
+        <w:t>config.mirror: &lt;hash&gt;</w:t>
+      </w:r>
+      <w:r>
+        <w:rPr>
+          <w:rFonts w:hint="default" w:ascii="Bodoni MT" w:hAnsi="Bodoni MT" w:cs="Bodoni MT"/>
+          <w:b w:val="0"/>
+          <w:bCs w:val="0"/>
+          <w:i w:val="0"/>
+          <w:iCs w:val="0"/>
+          <w:lang w:val="en-IN"/>
+        </w:rPr>
+        <w:t xml:space="preserve"> and </w:t>
+      </w:r>
+      <w:r>
+        <w:rPr>
+          <w:rFonts w:hint="default" w:ascii="Bodoni MT" w:hAnsi="Bodoni MT" w:cs="Bodoni MT"/>
+          <w:b w:val="0"/>
+          <w:bCs w:val="0"/>
+          <w:i/>
+          <w:iCs/>
+          <w:u w:val="single"/>
+          <w:lang w:val="en-IN"/>
+        </w:rPr>
+        <w:t>config.source: file</w:t>
+      </w:r>
+      <w:r>
+        <w:rPr>
+          <w:rFonts w:hint="default" w:ascii="Bodoni MT" w:hAnsi="Bodoni MT" w:cs="Bodoni MT"/>
+          <w:b w:val="0"/>
+          <w:bCs w:val="0"/>
+          <w:i w:val="0"/>
+          <w:iCs w:val="0"/>
+          <w:lang w:val="en-IN"/>
+        </w:rPr>
+        <w:t xml:space="preserve"> </w:t>
+      </w:r>
+      <w:r>
+        <w:rPr>
+          <w:rFonts w:hint="default" w:ascii="Bodoni MT" w:hAnsi="Bodoni MT" w:cs="Bodoni MT"/>
+          <w:b/>
+          <w:bCs/>
+          <w:i w:val="0"/>
+          <w:iCs w:val="0"/>
+          <w:lang w:val="en-IN"/>
+        </w:rPr>
+        <w:t>]]]</w:t>
+      </w:r>
+      <w:r>
+        <w:rPr>
+          <w:rFonts w:hint="default" w:ascii="Bodoni MT" w:hAnsi="Bodoni MT" w:cs="Bodoni MT"/>
+          <w:b w:val="0"/>
+          <w:bCs w:val="0"/>
+          <w:i w:val="0"/>
+          <w:iCs w:val="0"/>
+          <w:lang w:val="en-IN"/>
+        </w:rPr>
+        <w:br w:type="textWrapping"/>
+      </w:r>
+      <w:r>
+        <w:rPr>
+          <w:rFonts w:hint="default" w:ascii="Bodoni MT" w:hAnsi="Bodoni MT" w:cs="Bodoni MT"/>
+          <w:b w:val="0"/>
+          <w:bCs w:val="0"/>
+          <w:i w:val="0"/>
+          <w:iCs w:val="0"/>
+          <w:lang w:val="en-IN"/>
+        </w:rPr>
+        <w:t xml:space="preserve">when you see the details about the </w:t>
+      </w:r>
+      <w:r>
+        <w:rPr>
+          <w:rFonts w:hint="default" w:ascii="Bodoni MT" w:hAnsi="Bodoni MT" w:cs="Bodoni MT"/>
+          <w:b w:val="0"/>
+          <w:bCs w:val="0"/>
+          <w:i/>
+          <w:iCs/>
+          <w:lang w:val="en-IN"/>
+        </w:rPr>
+        <w:t>resources pods</w:t>
+      </w:r>
+      <w:r>
+        <w:rPr>
+          <w:rFonts w:hint="default" w:ascii="Bodoni MT" w:hAnsi="Bodoni MT" w:cs="Bodoni MT"/>
+          <w:b w:val="0"/>
+          <w:bCs w:val="0"/>
+          <w:i w:val="0"/>
+          <w:iCs w:val="0"/>
+          <w:lang w:val="en-IN"/>
+        </w:rPr>
+        <w:t xml:space="preserve">, you’ll find the fields inside </w:t>
+      </w:r>
+      <w:r>
+        <w:rPr>
+          <w:rFonts w:hint="default" w:ascii="Bodoni MT" w:hAnsi="Bodoni MT" w:cs="Bodoni MT"/>
+          <w:b w:val="0"/>
+          <w:bCs w:val="0"/>
+          <w:i/>
+          <w:iCs/>
+          <w:lang w:val="en-IN"/>
+        </w:rPr>
+        <w:t>annotations</w:t>
+      </w:r>
+      <w:r>
+        <w:rPr>
+          <w:rFonts w:hint="default" w:ascii="Bodoni MT" w:hAnsi="Bodoni MT" w:cs="Bodoni MT"/>
+          <w:b w:val="0"/>
+          <w:bCs w:val="0"/>
+          <w:i w:val="0"/>
+          <w:iCs w:val="0"/>
+          <w:lang w:val="en-IN"/>
+        </w:rPr>
+        <w:t>.</w:t>
+      </w:r>
+      <w:r>
+        <w:rPr>
+          <w:rFonts w:hint="default" w:ascii="Bodoni MT" w:hAnsi="Bodoni MT" w:cs="Bodoni MT"/>
+          <w:b w:val="0"/>
+          <w:bCs w:val="0"/>
+          <w:i w:val="0"/>
+          <w:iCs w:val="0"/>
+          <w:lang w:val="en-IN"/>
+        </w:rPr>
+        <w:br w:type="textWrapping"/>
+      </w:r>
+      <w:r>
+        <w:rPr>
+          <w:rFonts w:hint="default" w:ascii="Bodoni MT" w:hAnsi="Bodoni MT" w:cs="Bodoni MT"/>
+        </w:rPr>
+        <w:drawing>
+          <wp:inline distT="0" distB="0" distL="114300" distR="114300">
+            <wp:extent cx="4531995" cy="996315"/>
+            <wp:effectExtent l="0" t="0" r="1905" b="6985"/>
+            <wp:docPr id="34" name="Picture 6"/>
+            <wp:cNvGraphicFramePr>
+              <a:graphicFrameLocks xmlns:a="http://schemas.openxmlformats.org/drawingml/2006/main" noChangeAspect="1"/>
+            </wp:cNvGraphicFramePr>
+            <a:graphic xmlns:a="http://schemas.openxmlformats.org/drawingml/2006/main">
+              <a:graphicData uri="http://schemas.openxmlformats.org/drawingml/2006/picture">
+                <pic:pic xmlns:pic="http://schemas.openxmlformats.org/drawingml/2006/picture">
+                  <pic:nvPicPr>
+                    <pic:cNvPr id="34" name="Picture 6"/>
+                    <pic:cNvPicPr>
+                      <a:picLocks noChangeAspect="1"/>
+                    </pic:cNvPicPr>
+                  </pic:nvPicPr>
+                  <pic:blipFill>
+                    <a:blip r:embed="rId108"/>
+                    <a:stretch>
+                      <a:fillRect/>
+                    </a:stretch>
+                  </pic:blipFill>
+                  <pic:spPr>
+                    <a:xfrm>
+                      <a:off x="0" y="0"/>
+                      <a:ext cx="4531995" cy="996315"/>
+                    </a:xfrm>
+                    <a:prstGeom prst="rect">
+                      <a:avLst/>
+                    </a:prstGeom>
+                    <a:noFill/>
+                    <a:ln>
+                      <a:noFill/>
+                    </a:ln>
+                  </pic:spPr>
+                </pic:pic>
+              </a:graphicData>
+            </a:graphic>
+          </wp:inline>
+        </w:drawing>
+      </w:r>
+      <w:r>
+        <w:rPr>
+          <w:rFonts w:hint="default" w:ascii="Bodoni MT" w:hAnsi="Bodoni MT" w:cs="Bodoni MT"/>
+        </w:rPr>
+        <w:br w:type="textWrapping"/>
+      </w:r>
+      <w:r>
+        <w:rPr>
+          <w:rFonts w:hint="default" w:ascii="Bodoni MT" w:hAnsi="Bodoni MT" w:cs="Bodoni MT"/>
+          <w:lang w:val="en-IN"/>
+        </w:rPr>
+        <w:t>(kube-scheduler pod)</w:t>
+      </w:r>
+    </w:p>
+    <w:p>
+      <w:pPr>
+        <w:keepNext w:val="0"/>
+        <w:keepLines w:val="0"/>
+        <w:widowControl/>
+        <w:numPr>
+          <w:ilvl w:val="1"/>
+          <w:numId w:val="11"/>
+        </w:numPr>
+        <w:suppressLineNumbers w:val="0"/>
+        <w:spacing w:before="0" w:beforeAutospacing="0" w:after="0" w:afterAutospacing="0" w:line="360" w:lineRule="auto"/>
+        <w:ind w:left="840" w:leftChars="0" w:right="0" w:hanging="420" w:firstLineChars="0"/>
+        <w:jc w:val="left"/>
+        <w:rPr>
+          <w:rFonts w:hint="default" w:ascii="Bodoni MT" w:hAnsi="Bodoni MT" w:cs="Bodoni MT"/>
+        </w:rPr>
+      </w:pPr>
+      <w:r>
+        <w:rPr>
+          <w:rFonts w:hint="default" w:ascii="Bodoni MT" w:hAnsi="Bodoni MT" w:cs="Bodoni MT"/>
+          <w:lang w:val="en-IN"/>
+        </w:rPr>
+        <w:t xml:space="preserve">So, API Server cannot update these pods because </w:t>
+      </w:r>
+      <w:r>
+        <w:rPr>
+          <w:rFonts w:hint="default" w:ascii="Bodoni MT" w:hAnsi="Bodoni MT" w:cs="Bodoni MT"/>
+          <w:i/>
+          <w:iCs/>
+          <w:lang w:val="en-IN"/>
+        </w:rPr>
+        <w:t>static pod</w:t>
+      </w:r>
+      <w:r>
+        <w:rPr>
+          <w:rFonts w:hint="default" w:ascii="Bodoni MT" w:hAnsi="Bodoni MT" w:cs="Bodoni MT"/>
+          <w:i w:val="0"/>
+          <w:iCs w:val="0"/>
+          <w:lang w:val="en-IN"/>
+        </w:rPr>
+        <w:t xml:space="preserve"> can only be updated if you change the </w:t>
+      </w:r>
+      <w:r>
+        <w:rPr>
+          <w:rFonts w:hint="default" w:ascii="Bodoni MT" w:hAnsi="Bodoni MT" w:cs="Bodoni MT"/>
+          <w:b/>
+          <w:bCs/>
+          <w:i/>
+          <w:iCs/>
+          <w:lang w:val="en-IN"/>
+        </w:rPr>
+        <w:t xml:space="preserve">yaml </w:t>
+      </w:r>
+      <w:r>
+        <w:rPr>
+          <w:rFonts w:hint="default" w:ascii="Bodoni MT" w:hAnsi="Bodoni MT" w:cs="Bodoni MT"/>
+          <w:b w:val="0"/>
+          <w:bCs w:val="0"/>
+          <w:i w:val="0"/>
+          <w:iCs w:val="0"/>
+          <w:lang w:val="en-IN"/>
+        </w:rPr>
+        <w:t xml:space="preserve">files directly inside </w:t>
+      </w:r>
+      <w:r>
+        <w:rPr>
+          <w:rFonts w:hint="default" w:ascii="Bodoni MT" w:hAnsi="Bodoni MT" w:cs="Bodoni MT"/>
+          <w:b w:val="0"/>
+          <w:bCs w:val="0"/>
+          <w:i/>
+          <w:iCs/>
+          <w:lang w:val="en-IN"/>
+        </w:rPr>
+        <w:t>manifest</w:t>
+      </w:r>
+      <w:r>
+        <w:rPr>
+          <w:rFonts w:hint="default" w:ascii="Bodoni MT" w:hAnsi="Bodoni MT" w:cs="Bodoni MT"/>
+          <w:b w:val="0"/>
+          <w:bCs w:val="0"/>
+          <w:i w:val="0"/>
+          <w:iCs w:val="0"/>
+          <w:lang w:val="en-IN"/>
+        </w:rPr>
+        <w:t xml:space="preserve"> (or any directory configured) directory.</w:t>
+      </w:r>
+    </w:p>
+    <w:p>
+      <w:pPr>
+        <w:keepNext w:val="0"/>
+        <w:keepLines w:val="0"/>
+        <w:widowControl/>
+        <w:numPr>
+          <w:ilvl w:val="1"/>
+          <w:numId w:val="11"/>
+        </w:numPr>
+        <w:suppressLineNumbers w:val="0"/>
+        <w:spacing w:before="0" w:beforeAutospacing="0" w:after="0" w:afterAutospacing="0" w:line="360" w:lineRule="auto"/>
+        <w:ind w:left="840" w:leftChars="0" w:right="0" w:hanging="420" w:firstLineChars="0"/>
+        <w:jc w:val="left"/>
+        <w:rPr>
+          <w:rFonts w:hint="default" w:ascii="Bodoni MT" w:hAnsi="Bodoni MT" w:cs="Bodoni MT"/>
+          <w:color w:val="3B5F21" w:themeColor="accent4" w:themeShade="80"/>
+          <w:shd w:val="clear" w:color="FFFFFF" w:fill="D9D9D9"/>
+        </w:rPr>
+      </w:pPr>
+      <w:r>
+        <w:rPr>
+          <w:rFonts w:hint="default" w:ascii="Bodoni MT" w:hAnsi="Bodoni MT" w:cs="Bodoni MT"/>
+          <w:color w:val="3B5F21" w:themeColor="accent4" w:themeShade="80"/>
+          <w:shd w:val="clear" w:color="FFFFFF" w:fill="D9D9D9"/>
+          <w:lang w:val="en-IN"/>
+        </w:rPr>
+        <w:t xml:space="preserve">The main advantage of running the resources inside </w:t>
+      </w:r>
+      <w:r>
+        <w:rPr>
+          <w:rFonts w:hint="default" w:ascii="Bodoni MT" w:hAnsi="Bodoni MT" w:cs="Bodoni MT"/>
+          <w:i/>
+          <w:iCs/>
+          <w:color w:val="3B5F21" w:themeColor="accent4" w:themeShade="80"/>
+          <w:shd w:val="clear" w:color="FFFFFF" w:fill="D9D9D9"/>
+          <w:lang w:val="en-IN"/>
+        </w:rPr>
+        <w:t>static pods</w:t>
+      </w:r>
+      <w:r>
+        <w:rPr>
+          <w:rFonts w:hint="default" w:ascii="Bodoni MT" w:hAnsi="Bodoni MT" w:cs="Bodoni MT"/>
+          <w:i w:val="0"/>
+          <w:iCs w:val="0"/>
+          <w:color w:val="3B5F21" w:themeColor="accent4" w:themeShade="80"/>
+          <w:shd w:val="clear" w:color="FFFFFF" w:fill="D9D9D9"/>
+          <w:lang w:val="en-IN"/>
+        </w:rPr>
+        <w:t xml:space="preserve"> is if the pods crashes or the resources fails, </w:t>
+      </w:r>
+      <w:r>
+        <w:rPr>
+          <w:rFonts w:hint="default" w:ascii="Bodoni MT" w:hAnsi="Bodoni MT" w:cs="Bodoni MT"/>
+          <w:b w:val="0"/>
+          <w:bCs w:val="0"/>
+          <w:i w:val="0"/>
+          <w:iCs w:val="0"/>
+          <w:color w:val="3B5F21" w:themeColor="accent4" w:themeShade="80"/>
+          <w:shd w:val="clear" w:color="FFFFFF" w:fill="D9D9D9"/>
+          <w:lang w:val="en-IN"/>
+        </w:rPr>
+        <w:t xml:space="preserve">kubelet will </w:t>
+      </w:r>
+      <w:r>
+        <w:rPr>
+          <w:rFonts w:hint="default" w:ascii="Bodoni MT" w:hAnsi="Bodoni MT" w:cs="Bodoni MT"/>
+          <w:b/>
+          <w:bCs/>
+          <w:i w:val="0"/>
+          <w:iCs w:val="0"/>
+          <w:color w:val="3B5F21" w:themeColor="accent4" w:themeShade="80"/>
+          <w:shd w:val="clear" w:color="FFFFFF" w:fill="D9D9D9"/>
+          <w:lang w:val="en-IN"/>
+        </w:rPr>
+        <w:t>automatically restarts</w:t>
+      </w:r>
+      <w:r>
+        <w:rPr>
+          <w:rFonts w:hint="default" w:ascii="Bodoni MT" w:hAnsi="Bodoni MT" w:cs="Bodoni MT"/>
+          <w:b w:val="0"/>
+          <w:bCs w:val="0"/>
+          <w:i w:val="0"/>
+          <w:iCs w:val="0"/>
+          <w:color w:val="3B5F21" w:themeColor="accent4" w:themeShade="80"/>
+          <w:shd w:val="clear" w:color="FFFFFF" w:fill="D9D9D9"/>
+          <w:lang w:val="en-IN"/>
+        </w:rPr>
+        <w:t xml:space="preserve"> the pods by itself.</w:t>
       </w:r>
     </w:p>
     <w:p>
@@ -32837,6 +35061,60 @@
     </w:p>
     <w:p>
       <w:pPr>
+        <w:rPr>
+          <w:rFonts w:hint="default" w:ascii="Bodoni MT" w:hAnsi="Bodoni MT" w:cs="Bodoni MT"/>
+        </w:rPr>
+      </w:pPr>
+      <w:r>
+        <w:rPr>
+          <w:rFonts w:hint="default" w:ascii="Bodoni MT" w:hAnsi="Bodoni MT" w:cs="Bodoni MT"/>
+          <w:lang w:val="en-IN"/>
+        </w:rPr>
+        <w:br w:type="page"/>
+      </w:r>
+    </w:p>
+    <w:p>
+      <w:pPr>
+        <w:keepNext w:val="0"/>
+        <w:keepLines w:val="0"/>
+        <w:widowControl/>
+        <w:suppressLineNumbers w:val="0"/>
+        <w:spacing w:before="0" w:beforeAutospacing="0" w:after="0" w:afterAutospacing="0" w:line="360" w:lineRule="auto"/>
+        <w:ind w:left="0" w:leftChars="0" w:right="0" w:rightChars="0"/>
+        <w:jc w:val="center"/>
+        <w:rPr>
+          <w:rFonts w:hint="default" w:ascii="Bodoni MT" w:hAnsi="Bodoni MT" w:eastAsia="SimSun" w:cs="Bodoni MT"/>
+          <w:b/>
+          <w:bCs/>
+          <w:i/>
+          <w:iCs/>
+          <w:color w:val="002060"/>
+          <w:sz w:val="40"/>
+          <w:szCs w:val="40"/>
+          <w:highlight w:val="lightGray"/>
+          <w:u w:val="single"/>
+        </w:rPr>
+      </w:pPr>
+      <w:r>
+        <w:rPr>
+          <w:rFonts w:hint="default" w:ascii="Bodoni MT" w:hAnsi="Bodoni MT" w:eastAsia="SimSun" w:cs="Bodoni MT"/>
+          <w:b/>
+          <w:bCs/>
+          <w:i/>
+          <w:iCs/>
+          <w:color w:val="002060"/>
+          <w:kern w:val="0"/>
+          <w:sz w:val="40"/>
+          <w:szCs w:val="40"/>
+          <w:highlight w:val="lightGray"/>
+          <w:u w:val="single"/>
+          <w:lang w:val="en-US" w:eastAsia="zh-CN" w:bidi="ar"/>
+        </w:rPr>
+        <w:t>-----     Multiple Schedulers     -----</w:t>
+      </w:r>
+    </w:p>
+    <w:p>
+      <w:pPr>
         <w:keepNext w:val="0"/>
         <w:keepLines w:val="0"/>
         <w:widowControl/>
@@ -32857,7 +35135,462 @@
           <w:rFonts w:hint="default" w:ascii="Bodoni MT" w:hAnsi="Bodoni MT" w:cs="Bodoni MT"/>
           <w:lang w:val="en-IN"/>
         </w:rPr>
-        <w:t>F</w:t>
+        <w:t>There are 3 different files, that might be confusing but they are different.</w:t>
+      </w:r>
+    </w:p>
+    <w:p>
+      <w:pPr>
+        <w:keepNext w:val="0"/>
+        <w:keepLines w:val="0"/>
+        <w:widowControl/>
+        <w:numPr>
+          <w:ilvl w:val="1"/>
+          <w:numId w:val="11"/>
+        </w:numPr>
+        <w:suppressLineNumbers w:val="0"/>
+        <w:spacing w:before="0" w:beforeAutospacing="0" w:after="0" w:afterAutospacing="0" w:line="360" w:lineRule="auto"/>
+        <w:ind w:left="840" w:leftChars="0" w:right="0" w:hanging="420" w:firstLineChars="0"/>
+        <w:jc w:val="left"/>
+        <w:rPr>
+          <w:rFonts w:hint="default" w:ascii="Bodoni MT" w:hAnsi="Bodoni MT" w:cs="Bodoni MT"/>
+        </w:rPr>
+      </w:pPr>
+      <w:r>
+        <w:rPr>
+          <w:rFonts w:hint="default" w:ascii="Bodoni MT" w:hAnsi="Bodoni MT" w:cs="Bodoni MT"/>
+          <w:b/>
+          <w:bCs/>
+          <w:lang w:val="en-IN"/>
+        </w:rPr>
+        <w:t>kube-scheduler.yaml</w:t>
+      </w:r>
+      <w:r>
+        <w:rPr>
+          <w:rFonts w:hint="default" w:ascii="Bodoni MT" w:hAnsi="Bodoni MT" w:cs="Bodoni MT"/>
+          <w:b w:val="0"/>
+          <w:bCs w:val="0"/>
+          <w:lang w:val="en-IN"/>
+        </w:rPr>
+        <w:t xml:space="preserve"> </w:t>
+      </w:r>
+      <w:r>
+        <w:rPr>
+          <w:rFonts w:hint="default" w:ascii="Bodoni MT" w:hAnsi="Bodoni MT" w:cs="Bodoni MT"/>
+          <w:b w:val="0"/>
+          <w:bCs w:val="0"/>
+          <w:lang w:val="en-IN"/>
+        </w:rPr>
+        <w:br w:type="textWrapping"/>
+      </w:r>
+      <w:r>
+        <w:rPr>
+          <w:rFonts w:hint="default" w:ascii="Bodoni MT" w:hAnsi="Bodoni MT" w:cs="Bodoni MT"/>
+          <w:b w:val="0"/>
+          <w:bCs w:val="0"/>
+          <w:lang w:val="en-IN"/>
+        </w:rPr>
+        <w:t xml:space="preserve">present inside </w:t>
+      </w:r>
+      <w:r>
+        <w:rPr>
+          <w:rFonts w:hint="default" w:ascii="Bodoni MT" w:hAnsi="Bodoni MT" w:cs="Bodoni MT"/>
+          <w:b w:val="0"/>
+          <w:bCs w:val="0"/>
+          <w:i/>
+          <w:iCs/>
+          <w:lang w:val="en-IN"/>
+        </w:rPr>
+        <w:t>/etc/kubernetes/manifest</w:t>
+      </w:r>
+      <w:r>
+        <w:rPr>
+          <w:rFonts w:hint="default" w:ascii="Bodoni MT" w:hAnsi="Bodoni MT" w:cs="Bodoni MT"/>
+          <w:b w:val="0"/>
+          <w:bCs w:val="0"/>
+          <w:i w:val="0"/>
+          <w:iCs w:val="0"/>
+          <w:lang w:val="en-IN"/>
+        </w:rPr>
+        <w:t xml:space="preserve">   (Static Pod’s yaml)</w:t>
+      </w:r>
+    </w:p>
+    <w:p>
+      <w:pPr>
+        <w:keepNext w:val="0"/>
+        <w:keepLines w:val="0"/>
+        <w:widowControl/>
+        <w:numPr>
+          <w:ilvl w:val="1"/>
+          <w:numId w:val="11"/>
+        </w:numPr>
+        <w:suppressLineNumbers w:val="0"/>
+        <w:spacing w:before="0" w:beforeAutospacing="0" w:after="0" w:afterAutospacing="0" w:line="360" w:lineRule="auto"/>
+        <w:ind w:left="840" w:leftChars="0" w:right="0" w:hanging="420" w:firstLineChars="0"/>
+        <w:jc w:val="left"/>
+        <w:rPr>
+          <w:rFonts w:hint="default" w:ascii="Bodoni MT" w:hAnsi="Bodoni MT" w:cs="Bodoni MT"/>
+        </w:rPr>
+      </w:pPr>
+      <w:r>
+        <w:rPr>
+          <w:rFonts w:hint="default" w:ascii="Bodoni MT" w:hAnsi="Bodoni MT" w:cs="Bodoni MT"/>
+          <w:b/>
+          <w:bCs/>
+          <w:i w:val="0"/>
+          <w:iCs w:val="0"/>
+          <w:lang w:val="en-IN"/>
+        </w:rPr>
+        <w:t>scheduler.conf</w:t>
+      </w:r>
+      <w:r>
+        <w:rPr>
+          <w:rFonts w:hint="default" w:ascii="Bodoni MT" w:hAnsi="Bodoni MT" w:cs="Bodoni MT"/>
+          <w:b w:val="0"/>
+          <w:bCs w:val="0"/>
+          <w:i w:val="0"/>
+          <w:iCs w:val="0"/>
+          <w:lang w:val="en-IN"/>
+        </w:rPr>
+        <w:t xml:space="preserve"> </w:t>
+      </w:r>
+      <w:r>
+        <w:rPr>
+          <w:rFonts w:hint="default" w:ascii="Bodoni MT" w:hAnsi="Bodoni MT" w:cs="Bodoni MT"/>
+          <w:b w:val="0"/>
+          <w:bCs w:val="0"/>
+          <w:i w:val="0"/>
+          <w:iCs w:val="0"/>
+          <w:lang w:val="en-IN"/>
+        </w:rPr>
+        <w:br w:type="textWrapping"/>
+      </w:r>
+      <w:r>
+        <w:rPr>
+          <w:rFonts w:hint="default" w:ascii="Bodoni MT" w:hAnsi="Bodoni MT" w:cs="Bodoni MT"/>
+          <w:b w:val="0"/>
+          <w:bCs w:val="0"/>
+          <w:i w:val="0"/>
+          <w:iCs w:val="0"/>
+          <w:lang w:val="en-IN"/>
+        </w:rPr>
+        <w:t xml:space="preserve">kube-scheduler config file  (same structure as of </w:t>
+      </w:r>
+      <w:r>
+        <w:rPr>
+          <w:rFonts w:hint="default" w:ascii="Bodoni MT" w:hAnsi="Bodoni MT" w:cs="Bodoni MT"/>
+          <w:b w:val="0"/>
+          <w:bCs w:val="0"/>
+          <w:i w:val="0"/>
+          <w:iCs w:val="0"/>
+          <w:u w:val="single"/>
+          <w:lang w:val="en-IN"/>
+        </w:rPr>
+        <w:t>~/.kube/config</w:t>
+      </w:r>
+      <w:r>
+        <w:rPr>
+          <w:rFonts w:hint="default" w:ascii="Bodoni MT" w:hAnsi="Bodoni MT" w:cs="Bodoni MT"/>
+          <w:b w:val="0"/>
+          <w:bCs w:val="0"/>
+          <w:i w:val="0"/>
+          <w:iCs w:val="0"/>
+          <w:lang w:val="en-IN"/>
+        </w:rPr>
+        <w:t xml:space="preserve"> file)</w:t>
+      </w:r>
+    </w:p>
+    <w:p>
+      <w:pPr>
+        <w:keepNext w:val="0"/>
+        <w:keepLines w:val="0"/>
+        <w:widowControl/>
+        <w:numPr>
+          <w:ilvl w:val="1"/>
+          <w:numId w:val="11"/>
+        </w:numPr>
+        <w:suppressLineNumbers w:val="0"/>
+        <w:spacing w:before="0" w:beforeAutospacing="0" w:after="0" w:afterAutospacing="0" w:line="360" w:lineRule="auto"/>
+        <w:ind w:left="840" w:leftChars="0" w:right="0" w:hanging="420" w:firstLineChars="0"/>
+        <w:jc w:val="left"/>
+        <w:rPr>
+          <w:rFonts w:hint="default" w:ascii="Bodoni MT" w:hAnsi="Bodoni MT" w:cs="Bodoni MT"/>
+        </w:rPr>
+      </w:pPr>
+      <w:r>
+        <w:rPr>
+          <w:rFonts w:hint="default" w:ascii="Bodoni MT" w:hAnsi="Bodoni MT" w:cs="Bodoni MT"/>
+          <w:b/>
+          <w:bCs/>
+          <w:i w:val="0"/>
+          <w:iCs w:val="0"/>
+          <w:lang w:val="en-IN"/>
+        </w:rPr>
+        <w:t>scheduler-config.yaml</w:t>
+      </w:r>
+      <w:r>
+        <w:rPr>
+          <w:rFonts w:hint="default" w:ascii="Bodoni MT" w:hAnsi="Bodoni MT" w:cs="Bodoni MT"/>
+          <w:b w:val="0"/>
+          <w:bCs w:val="0"/>
+          <w:i w:val="0"/>
+          <w:iCs w:val="0"/>
+          <w:lang w:val="en-IN"/>
+        </w:rPr>
+        <w:t xml:space="preserve"> </w:t>
+      </w:r>
+      <w:r>
+        <w:rPr>
+          <w:rFonts w:hint="default" w:ascii="Bodoni MT" w:hAnsi="Bodoni MT" w:cs="Bodoni MT"/>
+          <w:b w:val="0"/>
+          <w:bCs w:val="0"/>
+          <w:i w:val="0"/>
+          <w:iCs w:val="0"/>
+          <w:lang w:val="en-IN"/>
+        </w:rPr>
+        <w:br w:type="textWrapping"/>
+      </w:r>
+      <w:r>
+        <w:rPr>
+          <w:rFonts w:hint="default" w:ascii="Bodoni MT" w:hAnsi="Bodoni MT" w:cs="Bodoni MT"/>
+          <w:b w:val="0"/>
+          <w:bCs w:val="0"/>
+          <w:i w:val="0"/>
+          <w:iCs w:val="0"/>
+          <w:lang w:val="en-IN"/>
+        </w:rPr>
+        <w:t xml:space="preserve">[ not same as </w:t>
+      </w:r>
+      <w:r>
+        <w:rPr>
+          <w:rFonts w:hint="default" w:ascii="Bodoni MT" w:hAnsi="Bodoni MT" w:cs="Bodoni MT"/>
+          <w:b w:val="0"/>
+          <w:bCs w:val="0"/>
+          <w:i/>
+          <w:iCs/>
+          <w:lang w:val="en-IN"/>
+        </w:rPr>
+        <w:t>scheduler.conf</w:t>
+      </w:r>
+      <w:r>
+        <w:rPr>
+          <w:rFonts w:hint="default" w:ascii="Bodoni MT" w:hAnsi="Bodoni MT" w:cs="Bodoni MT"/>
+          <w:b w:val="0"/>
+          <w:bCs w:val="0"/>
+          <w:i w:val="0"/>
+          <w:iCs w:val="0"/>
+          <w:lang w:val="en-IN"/>
+        </w:rPr>
+        <w:t xml:space="preserve"> ]</w:t>
+      </w:r>
+      <w:r>
+        <w:rPr>
+          <w:rFonts w:hint="default" w:ascii="Bodoni MT" w:hAnsi="Bodoni MT" w:cs="Bodoni MT"/>
+          <w:b w:val="0"/>
+          <w:bCs w:val="0"/>
+          <w:i w:val="0"/>
+          <w:iCs w:val="0"/>
+          <w:lang w:val="en-IN"/>
+        </w:rPr>
+        <w:br w:type="textWrapping"/>
+      </w:r>
+      <w:r>
+        <w:rPr>
+          <w:rFonts w:hint="default" w:ascii="Bodoni MT" w:hAnsi="Bodoni MT" w:cs="Bodoni MT"/>
+          <w:b w:val="0"/>
+          <w:bCs w:val="0"/>
+          <w:i w:val="0"/>
+          <w:iCs w:val="0"/>
+          <w:lang w:val="en-IN"/>
+        </w:rPr>
+        <w:t xml:space="preserve">it is the yaml file to create </w:t>
+      </w:r>
+      <w:r>
+        <w:rPr>
+          <w:rFonts w:hint="default" w:ascii="Bodoni MT" w:hAnsi="Bodoni MT" w:cs="Bodoni MT"/>
+          <w:b/>
+          <w:bCs/>
+          <w:i/>
+          <w:iCs/>
+          <w:color w:val="C65F10" w:themeColor="accent2" w:themeShade="BF"/>
+          <w:shd w:val="clear" w:color="FFFFFF" w:fill="D9D9D9"/>
+          <w:lang w:val="en-IN"/>
+        </w:rPr>
+        <w:t>KubeSchedulerConfiguration</w:t>
+      </w:r>
+      <w:r>
+        <w:rPr>
+          <w:rFonts w:hint="default" w:ascii="Bodoni MT" w:hAnsi="Bodoni MT" w:cs="Bodoni MT"/>
+          <w:b w:val="0"/>
+          <w:bCs w:val="0"/>
+          <w:i w:val="0"/>
+          <w:iCs w:val="0"/>
+          <w:lang w:val="en-IN"/>
+        </w:rPr>
+        <w:t xml:space="preserve"> resource.</w:t>
+      </w:r>
+      <w:r>
+        <w:rPr>
+          <w:rFonts w:hint="default" w:ascii="Bodoni MT" w:hAnsi="Bodoni MT" w:cs="Bodoni MT"/>
+          <w:b w:val="0"/>
+          <w:bCs w:val="0"/>
+          <w:i w:val="0"/>
+          <w:iCs w:val="0"/>
+          <w:lang w:val="en-IN"/>
+        </w:rPr>
+        <w:br w:type="textWrapping"/>
+      </w:r>
+      <w:r>
+        <w:rPr>
+          <w:rFonts w:hint="default" w:ascii="Bodoni MT" w:hAnsi="Bodoni MT" w:cs="Bodoni MT"/>
+        </w:rPr>
+        <w:drawing>
+          <wp:inline distT="0" distB="0" distL="114300" distR="114300">
+            <wp:extent cx="3155315" cy="829945"/>
+            <wp:effectExtent l="0" t="0" r="6985" b="8255"/>
+            <wp:docPr id="38" name="Picture 10"/>
+            <wp:cNvGraphicFramePr>
+              <a:graphicFrameLocks xmlns:a="http://schemas.openxmlformats.org/drawingml/2006/main" noChangeAspect="1"/>
+            </wp:cNvGraphicFramePr>
+            <a:graphic xmlns:a="http://schemas.openxmlformats.org/drawingml/2006/main">
+              <a:graphicData uri="http://schemas.openxmlformats.org/drawingml/2006/picture">
+                <pic:pic xmlns:pic="http://schemas.openxmlformats.org/drawingml/2006/picture">
+                  <pic:nvPicPr>
+                    <pic:cNvPr id="38" name="Picture 10"/>
+                    <pic:cNvPicPr>
+                      <a:picLocks noChangeAspect="1"/>
+                    </pic:cNvPicPr>
+                  </pic:nvPicPr>
+                  <pic:blipFill>
+                    <a:blip r:embed="rId109"/>
+                    <a:stretch>
+                      <a:fillRect/>
+                    </a:stretch>
+                  </pic:blipFill>
+                  <pic:spPr>
+                    <a:xfrm>
+                      <a:off x="0" y="0"/>
+                      <a:ext cx="3155315" cy="829945"/>
+                    </a:xfrm>
+                    <a:prstGeom prst="rect">
+                      <a:avLst/>
+                    </a:prstGeom>
+                    <a:noFill/>
+                    <a:ln>
+                      <a:noFill/>
+                    </a:ln>
+                  </pic:spPr>
+                </pic:pic>
+              </a:graphicData>
+            </a:graphic>
+          </wp:inline>
+        </w:drawing>
+      </w:r>
+    </w:p>
+    <w:p>
+      <w:pPr>
+        <w:keepNext w:val="0"/>
+        <w:keepLines w:val="0"/>
+        <w:widowControl/>
+        <w:numPr>
+          <w:ilvl w:val="1"/>
+          <w:numId w:val="11"/>
+        </w:numPr>
+        <w:suppressLineNumbers w:val="0"/>
+        <w:spacing w:before="0" w:beforeAutospacing="0" w:after="0" w:afterAutospacing="0" w:line="360" w:lineRule="auto"/>
+        <w:ind w:left="840" w:leftChars="0" w:right="0" w:hanging="420" w:firstLineChars="0"/>
+        <w:jc w:val="left"/>
+        <w:rPr>
+          <w:rFonts w:hint="default" w:ascii="Bodoni MT" w:hAnsi="Bodoni MT" w:cs="Bodoni MT"/>
+        </w:rPr>
+      </w:pPr>
+      <w:r>
+        <w:rPr>
+          <w:rFonts w:hint="default" w:ascii="Bodoni MT" w:hAnsi="Bodoni MT" w:cs="Bodoni MT"/>
+          <w:lang w:val="en-IN"/>
+        </w:rPr>
+        <w:t>In simple words:</w:t>
+      </w:r>
+      <w:r>
+        <w:rPr>
+          <w:rFonts w:hint="default" w:ascii="Bodoni MT" w:hAnsi="Bodoni MT" w:cs="Bodoni MT"/>
+          <w:lang w:val="en-IN"/>
+        </w:rPr>
+        <w:br w:type="textWrapping"/>
+      </w:r>
+      <w:r>
+        <w:rPr>
+          <w:rFonts w:hint="default" w:ascii="Bodoni MT" w:hAnsi="Bodoni MT" w:cs="Bodoni MT"/>
+          <w:i/>
+          <w:iCs/>
+          <w:u w:val="single"/>
+          <w:lang w:val="en-IN"/>
+        </w:rPr>
+        <w:t>kube-scheduler.yaml</w:t>
+      </w:r>
+      <w:r>
+        <w:rPr>
+          <w:rFonts w:hint="default" w:ascii="Bodoni MT" w:hAnsi="Bodoni MT" w:cs="Bodoni MT"/>
+          <w:i w:val="0"/>
+          <w:iCs w:val="0"/>
+          <w:lang w:val="en-IN"/>
+        </w:rPr>
+        <w:t xml:space="preserve"> creates the pod to run scheduler within it.</w:t>
+      </w:r>
+      <w:r>
+        <w:rPr>
+          <w:rFonts w:hint="default" w:ascii="Bodoni MT" w:hAnsi="Bodoni MT" w:cs="Bodoni MT"/>
+          <w:i w:val="0"/>
+          <w:iCs w:val="0"/>
+          <w:lang w:val="en-IN"/>
+        </w:rPr>
+        <w:br w:type="textWrapping"/>
+      </w:r>
+      <w:r>
+        <w:rPr>
+          <w:rFonts w:hint="default" w:ascii="Bodoni MT" w:hAnsi="Bodoni MT" w:cs="Bodoni MT"/>
+          <w:i/>
+          <w:iCs/>
+          <w:u w:val="single"/>
+          <w:lang w:val="en-IN"/>
+        </w:rPr>
+        <w:t>scheduler.conf</w:t>
+      </w:r>
+      <w:r>
+        <w:rPr>
+          <w:rFonts w:hint="default" w:ascii="Bodoni MT" w:hAnsi="Bodoni MT" w:cs="Bodoni MT"/>
+          <w:i w:val="0"/>
+          <w:iCs w:val="0"/>
+          <w:lang w:val="en-IN"/>
+        </w:rPr>
+        <w:t xml:space="preserve"> is the configuration file (details and certificates) for that scheduler.</w:t>
+      </w:r>
+      <w:r>
+        <w:rPr>
+          <w:rFonts w:hint="default" w:ascii="Bodoni MT" w:hAnsi="Bodoni MT" w:cs="Bodoni MT"/>
+          <w:i w:val="0"/>
+          <w:iCs w:val="0"/>
+          <w:lang w:val="en-IN"/>
+        </w:rPr>
+        <w:br w:type="textWrapping"/>
+      </w:r>
+      <w:r>
+        <w:rPr>
+          <w:rFonts w:hint="default" w:ascii="Bodoni MT" w:hAnsi="Bodoni MT" w:cs="Bodoni MT"/>
+          <w:i/>
+          <w:iCs/>
+          <w:u w:val="single"/>
+          <w:lang w:val="en-IN"/>
+        </w:rPr>
+        <w:t>scheduler-config.yaml</w:t>
+      </w:r>
+      <w:r>
+        <w:rPr>
+          <w:rFonts w:hint="default" w:ascii="Bodoni MT" w:hAnsi="Bodoni MT" w:cs="Bodoni MT"/>
+          <w:i w:val="0"/>
+          <w:iCs w:val="0"/>
+          <w:lang w:val="en-IN"/>
+        </w:rPr>
+        <w:t xml:space="preserve"> is the extra configuration plugins etc.</w:t>
       </w:r>
     </w:p>
     <w:p>
@@ -32882,8 +35615,611 @@
           <w:rFonts w:hint="default" w:ascii="Bodoni MT" w:hAnsi="Bodoni MT" w:cs="Bodoni MT"/>
           <w:lang w:val="en-IN"/>
         </w:rPr>
+        <w:t xml:space="preserve">When you open the </w:t>
+      </w:r>
+      <w:r>
+        <w:rPr>
+          <w:rFonts w:hint="default" w:ascii="Bodoni MT" w:hAnsi="Bodoni MT" w:cs="Bodoni MT"/>
+          <w:b/>
+          <w:bCs/>
+          <w:i/>
+          <w:iCs/>
+          <w:lang w:val="en-IN"/>
+        </w:rPr>
+        <w:t>kube-scheduler.yaml</w:t>
+      </w:r>
+      <w:r>
+        <w:rPr>
+          <w:rFonts w:hint="default" w:ascii="Bodoni MT" w:hAnsi="Bodoni MT" w:cs="Bodoni MT"/>
+          <w:b w:val="0"/>
+          <w:bCs w:val="0"/>
+          <w:i w:val="0"/>
+          <w:iCs w:val="0"/>
+          <w:lang w:val="en-IN"/>
+        </w:rPr>
+        <w:t xml:space="preserve">  (kind: Pod, where kube-scheduler runs), you’ll see a </w:t>
+      </w:r>
+      <w:r>
+        <w:rPr>
+          <w:rFonts w:hint="default" w:ascii="Bodoni MT" w:hAnsi="Bodoni MT" w:cs="Bodoni MT"/>
+          <w:b/>
+          <w:bCs/>
+          <w:i/>
+          <w:iCs/>
+          <w:lang w:val="en-IN"/>
+        </w:rPr>
+        <w:t>command</w:t>
+      </w:r>
+      <w:r>
+        <w:rPr>
+          <w:rFonts w:hint="default" w:ascii="Bodoni MT" w:hAnsi="Bodoni MT" w:cs="Bodoni MT"/>
+          <w:b w:val="0"/>
+          <w:bCs w:val="0"/>
+          <w:i w:val="0"/>
+          <w:iCs w:val="0"/>
+          <w:lang w:val="en-IN"/>
+        </w:rPr>
+        <w:t xml:space="preserve"> field (which is run inside the container).</w:t>
+      </w:r>
+    </w:p>
+    <w:p>
+      <w:pPr>
+        <w:keepNext w:val="0"/>
+        <w:keepLines w:val="0"/>
+        <w:widowControl/>
+        <w:numPr>
+          <w:ilvl w:val="1"/>
+          <w:numId w:val="11"/>
+        </w:numPr>
+        <w:suppressLineNumbers w:val="0"/>
+        <w:spacing w:before="0" w:beforeAutospacing="0" w:after="0" w:afterAutospacing="0" w:line="360" w:lineRule="auto"/>
+        <w:ind w:left="840" w:leftChars="0" w:right="0" w:hanging="420" w:firstLineChars="0"/>
+        <w:jc w:val="left"/>
+        <w:rPr>
+          <w:rFonts w:hint="default" w:ascii="Bodoni MT" w:hAnsi="Bodoni MT" w:cs="Bodoni MT"/>
+        </w:rPr>
+      </w:pPr>
+      <w:r>
+        <w:rPr>
+          <w:rFonts w:hint="default" w:ascii="Bodoni MT" w:hAnsi="Bodoni MT" w:cs="Bodoni MT"/>
+        </w:rPr>
+        <w:drawing>
+          <wp:inline distT="0" distB="0" distL="114300" distR="114300">
+            <wp:extent cx="3940810" cy="1504950"/>
+            <wp:effectExtent l="0" t="0" r="8890" b="6350"/>
+            <wp:docPr id="39" name="Picture 11"/>
+            <wp:cNvGraphicFramePr>
+              <a:graphicFrameLocks xmlns:a="http://schemas.openxmlformats.org/drawingml/2006/main" noChangeAspect="1"/>
+            </wp:cNvGraphicFramePr>
+            <a:graphic xmlns:a="http://schemas.openxmlformats.org/drawingml/2006/main">
+              <a:graphicData uri="http://schemas.openxmlformats.org/drawingml/2006/picture">
+                <pic:pic xmlns:pic="http://schemas.openxmlformats.org/drawingml/2006/picture">
+                  <pic:nvPicPr>
+                    <pic:cNvPr id="39" name="Picture 11"/>
+                    <pic:cNvPicPr>
+                      <a:picLocks noChangeAspect="1"/>
+                    </pic:cNvPicPr>
+                  </pic:nvPicPr>
+                  <pic:blipFill>
+                    <a:blip r:embed="rId110"/>
+                    <a:stretch>
+                      <a:fillRect/>
+                    </a:stretch>
+                  </pic:blipFill>
+                  <pic:spPr>
+                    <a:xfrm>
+                      <a:off x="0" y="0"/>
+                      <a:ext cx="3940810" cy="1504950"/>
+                    </a:xfrm>
+                    <a:prstGeom prst="rect">
+                      <a:avLst/>
+                    </a:prstGeom>
+                    <a:noFill/>
+                    <a:ln>
+                      <a:noFill/>
+                    </a:ln>
+                  </pic:spPr>
+                </pic:pic>
+              </a:graphicData>
+            </a:graphic>
+          </wp:inline>
+        </w:drawing>
+      </w:r>
+      <w:r>
+        <w:rPr>
+          <w:rFonts w:hint="default" w:ascii="Bodoni MT" w:hAnsi="Bodoni MT" w:cs="Bodoni MT"/>
+        </w:rPr>
+        <w:br w:type="textWrapping"/>
+      </w:r>
+      <w:r>
+        <w:rPr>
+          <w:rFonts w:hint="default" w:ascii="Bodoni MT" w:hAnsi="Bodoni MT" w:cs="Bodoni MT"/>
+          <w:lang w:val="en-IN"/>
+        </w:rPr>
+        <w:t xml:space="preserve">[ </w:t>
+      </w:r>
+      <w:r>
+        <w:rPr>
+          <w:rFonts w:hint="default" w:ascii="Bodoni MT" w:hAnsi="Bodoni MT" w:cs="Bodoni MT"/>
+          <w:b/>
+          <w:bCs/>
+          <w:lang w:val="en-IN"/>
+        </w:rPr>
+        <w:t>kube-scheduler</w:t>
+      </w:r>
+      <w:r>
+        <w:rPr>
+          <w:rFonts w:hint="default" w:ascii="Bodoni MT" w:hAnsi="Bodoni MT" w:cs="Bodoni MT"/>
+          <w:b w:val="0"/>
+          <w:bCs w:val="0"/>
+          <w:lang w:val="en-IN"/>
+        </w:rPr>
+        <w:t xml:space="preserve"> commands comes with that </w:t>
+      </w:r>
+      <w:r>
+        <w:rPr>
+          <w:rFonts w:hint="default" w:ascii="Bodoni MT" w:hAnsi="Bodoni MT" w:cs="Bodoni MT"/>
+          <w:b w:val="0"/>
+          <w:bCs w:val="0"/>
+          <w:i/>
+          <w:iCs/>
+          <w:lang w:val="en-IN"/>
+        </w:rPr>
+        <w:t>image</w:t>
+      </w:r>
+      <w:r>
+        <w:rPr>
+          <w:rFonts w:hint="default" w:ascii="Bodoni MT" w:hAnsi="Bodoni MT" w:cs="Bodoni MT"/>
+          <w:b w:val="0"/>
+          <w:bCs w:val="0"/>
+          <w:i w:val="0"/>
+          <w:iCs w:val="0"/>
+          <w:lang w:val="en-IN"/>
+        </w:rPr>
+        <w:t xml:space="preserve"> mentioned here ]</w:t>
+      </w:r>
+    </w:p>
+    <w:p>
+      <w:pPr>
+        <w:keepNext w:val="0"/>
+        <w:keepLines w:val="0"/>
+        <w:widowControl/>
+        <w:numPr>
+          <w:ilvl w:val="1"/>
+          <w:numId w:val="11"/>
+        </w:numPr>
+        <w:suppressLineNumbers w:val="0"/>
+        <w:spacing w:before="0" w:beforeAutospacing="0" w:after="0" w:afterAutospacing="0" w:line="360" w:lineRule="auto"/>
+        <w:ind w:left="840" w:leftChars="0" w:right="0" w:hanging="420" w:firstLineChars="0"/>
+        <w:jc w:val="left"/>
+        <w:rPr>
+          <w:rFonts w:hint="default" w:ascii="Bodoni MT" w:hAnsi="Bodoni MT" w:cs="Bodoni MT"/>
+        </w:rPr>
+      </w:pPr>
+      <w:r>
+        <w:rPr>
+          <w:rFonts w:hint="default" w:ascii="Bodoni MT" w:hAnsi="Bodoni MT" w:cs="Bodoni MT"/>
+          <w:lang w:val="en-IN"/>
+        </w:rPr>
+        <w:t xml:space="preserve">Here, the </w:t>
+      </w:r>
+      <w:r>
+        <w:rPr>
+          <w:rFonts w:hint="default" w:ascii="Bodoni MT" w:hAnsi="Bodoni MT" w:cs="Bodoni MT"/>
+          <w:b/>
+          <w:bCs/>
+          <w:i/>
+          <w:iCs/>
+          <w:lang w:val="en-IN"/>
+        </w:rPr>
+        <w:t>scheduler-config.yaml</w:t>
+      </w:r>
+      <w:r>
+        <w:rPr>
+          <w:rFonts w:hint="default" w:ascii="Bodoni MT" w:hAnsi="Bodoni MT" w:cs="Bodoni MT"/>
+          <w:b w:val="0"/>
+          <w:bCs w:val="0"/>
+          <w:i w:val="0"/>
+          <w:iCs w:val="0"/>
+          <w:lang w:val="en-IN"/>
+        </w:rPr>
+        <w:t xml:space="preserve"> is not mentioned, rather directly all the things are written here.</w:t>
+      </w:r>
+    </w:p>
+    <w:p>
+      <w:pPr>
+        <w:keepNext w:val="0"/>
+        <w:keepLines w:val="0"/>
+        <w:widowControl/>
+        <w:numPr>
+          <w:ilvl w:val="1"/>
+          <w:numId w:val="11"/>
+        </w:numPr>
+        <w:suppressLineNumbers w:val="0"/>
+        <w:spacing w:before="0" w:beforeAutospacing="0" w:after="0" w:afterAutospacing="0" w:line="360" w:lineRule="auto"/>
+        <w:ind w:left="840" w:leftChars="0" w:right="0" w:hanging="420" w:firstLineChars="0"/>
+        <w:jc w:val="left"/>
+        <w:rPr>
+          <w:rFonts w:hint="default" w:ascii="Bodoni MT" w:hAnsi="Bodoni MT" w:cs="Bodoni MT"/>
+        </w:rPr>
+      </w:pPr>
+      <w:r>
+        <w:rPr>
+          <w:rFonts w:hint="default" w:ascii="Bodoni MT" w:hAnsi="Bodoni MT" w:cs="Bodoni MT"/>
+          <w:b w:val="0"/>
+          <w:bCs w:val="0"/>
+          <w:i w:val="0"/>
+          <w:iCs w:val="0"/>
+          <w:lang w:val="en-IN"/>
+        </w:rPr>
+        <w:t xml:space="preserve">In modern way, </w:t>
+      </w:r>
+      <w:r>
+        <w:rPr>
+          <w:rFonts w:hint="default" w:ascii="Bodoni MT" w:hAnsi="Bodoni MT" w:cs="Bodoni MT"/>
+          <w:b/>
+          <w:bCs/>
+          <w:i/>
+          <w:iCs/>
+          <w:lang w:val="en-IN"/>
+        </w:rPr>
+        <w:t>scheduler-config.yaml</w:t>
+      </w:r>
+      <w:r>
+        <w:rPr>
+          <w:rFonts w:hint="default" w:ascii="Bodoni MT" w:hAnsi="Bodoni MT" w:cs="Bodoni MT"/>
+          <w:b w:val="0"/>
+          <w:bCs w:val="0"/>
+          <w:i w:val="0"/>
+          <w:iCs w:val="0"/>
+          <w:lang w:val="en-IN"/>
+        </w:rPr>
+        <w:t xml:space="preserve"> is present which is more proper.</w:t>
+      </w:r>
+      <w:r>
+        <w:rPr>
+          <w:rFonts w:hint="default" w:ascii="Bodoni MT" w:hAnsi="Bodoni MT" w:cs="Bodoni MT"/>
+          <w:b w:val="0"/>
+          <w:bCs w:val="0"/>
+          <w:i w:val="0"/>
+          <w:iCs w:val="0"/>
+          <w:lang w:val="en-IN"/>
+        </w:rPr>
+        <w:br w:type="textWrapping"/>
+      </w:r>
+      <w:r>
+        <w:rPr>
+          <w:rFonts w:hint="default" w:ascii="Bodoni MT" w:hAnsi="Bodoni MT" w:cs="Bodoni MT"/>
+        </w:rPr>
+        <w:drawing>
+          <wp:inline distT="0" distB="0" distL="114300" distR="114300">
+            <wp:extent cx="4069080" cy="1729105"/>
+            <wp:effectExtent l="0" t="0" r="7620" b="10795"/>
+            <wp:docPr id="41" name="Picture 13"/>
+            <wp:cNvGraphicFramePr>
+              <a:graphicFrameLocks xmlns:a="http://schemas.openxmlformats.org/drawingml/2006/main" noChangeAspect="1"/>
+            </wp:cNvGraphicFramePr>
+            <a:graphic xmlns:a="http://schemas.openxmlformats.org/drawingml/2006/main">
+              <a:graphicData uri="http://schemas.openxmlformats.org/drawingml/2006/picture">
+                <pic:pic xmlns:pic="http://schemas.openxmlformats.org/drawingml/2006/picture">
+                  <pic:nvPicPr>
+                    <pic:cNvPr id="41" name="Picture 13"/>
+                    <pic:cNvPicPr>
+                      <a:picLocks noChangeAspect="1"/>
+                    </pic:cNvPicPr>
+                  </pic:nvPicPr>
+                  <pic:blipFill>
+                    <a:blip r:embed="rId111"/>
+                    <a:stretch>
+                      <a:fillRect/>
+                    </a:stretch>
+                  </pic:blipFill>
+                  <pic:spPr>
+                    <a:xfrm>
+                      <a:off x="0" y="0"/>
+                      <a:ext cx="4069080" cy="1729105"/>
+                    </a:xfrm>
+                    <a:prstGeom prst="rect">
+                      <a:avLst/>
+                    </a:prstGeom>
+                    <a:noFill/>
+                    <a:ln>
+                      <a:noFill/>
+                    </a:ln>
+                  </pic:spPr>
+                </pic:pic>
+              </a:graphicData>
+            </a:graphic>
+          </wp:inline>
+        </w:drawing>
+      </w:r>
+      <w:r>
+        <w:rPr>
+          <w:rFonts w:hint="default" w:ascii="Bodoni MT" w:hAnsi="Bodoni MT" w:cs="Bodoni MT"/>
+        </w:rPr>
+        <w:br w:type="textWrapping"/>
+      </w:r>
+      <w:r>
+        <w:rPr>
+          <w:rFonts w:hint="default" w:ascii="Bodoni MT" w:hAnsi="Bodoni MT" w:cs="Bodoni MT"/>
+          <w:lang w:val="en-IN"/>
+        </w:rPr>
+        <w:t xml:space="preserve">[ the name would be </w:t>
+      </w:r>
+      <w:r>
+        <w:rPr>
+          <w:rFonts w:hint="default" w:ascii="Bodoni MT" w:hAnsi="Bodoni MT" w:cs="Bodoni MT"/>
+          <w:i/>
+          <w:iCs/>
+          <w:lang w:val="en-IN"/>
+        </w:rPr>
+        <w:t>scheduler-config.yaml</w:t>
+      </w:r>
+      <w:r>
+        <w:rPr>
+          <w:rFonts w:hint="default" w:ascii="Bodoni MT" w:hAnsi="Bodoni MT" w:cs="Bodoni MT"/>
+          <w:i w:val="0"/>
+          <w:iCs w:val="0"/>
+          <w:lang w:val="en-IN"/>
+        </w:rPr>
+        <w:t xml:space="preserve"> in case of default one ]</w:t>
+      </w:r>
+    </w:p>
+    <w:p>
+      <w:pPr>
+        <w:keepNext w:val="0"/>
+        <w:keepLines w:val="0"/>
+        <w:widowControl/>
+        <w:numPr>
+          <w:ilvl w:val="0"/>
+          <w:numId w:val="11"/>
+        </w:numPr>
+        <w:suppressLineNumbers w:val="0"/>
+        <w:spacing w:before="0" w:beforeAutospacing="0" w:after="0" w:afterAutospacing="0" w:line="360" w:lineRule="auto"/>
+        <w:ind w:left="420" w:leftChars="0" w:right="0" w:hanging="420" w:firstLineChars="0"/>
+        <w:jc w:val="left"/>
+        <w:rPr>
+          <w:rFonts w:hint="default" w:ascii="Bodoni MT" w:hAnsi="Bodoni MT" w:cs="Bodoni MT"/>
+        </w:rPr>
+      </w:pPr>
+      <w:r>
+        <w:rPr>
+          <w:rFonts w:hint="default" w:ascii="Bodoni MT" w:hAnsi="Bodoni MT" w:cs="Bodoni MT"/>
+          <w:lang w:val="en-IN"/>
+        </w:rPr>
+        <w:t xml:space="preserve">After creating your custom scheduler, you need to mention this explicitly inside Pod’s yaml file to choose the </w:t>
+      </w:r>
+      <w:r>
+        <w:rPr>
+          <w:rFonts w:hint="default" w:ascii="Bodoni MT" w:hAnsi="Bodoni MT" w:cs="Bodoni MT"/>
+          <w:i/>
+          <w:iCs/>
+          <w:lang w:val="en-IN"/>
+        </w:rPr>
+        <w:t>custom scheduler</w:t>
+      </w:r>
+      <w:r>
+        <w:rPr>
+          <w:rFonts w:hint="default" w:ascii="Bodoni MT" w:hAnsi="Bodoni MT" w:cs="Bodoni MT"/>
+          <w:i w:val="0"/>
+          <w:iCs w:val="0"/>
+          <w:lang w:val="en-IN"/>
+        </w:rPr>
+        <w:t xml:space="preserve"> instead of the default one.</w:t>
+      </w:r>
+      <w:r>
+        <w:rPr>
+          <w:rFonts w:hint="default" w:ascii="Bodoni MT" w:hAnsi="Bodoni MT" w:cs="Bodoni MT"/>
+          <w:i w:val="0"/>
+          <w:iCs w:val="0"/>
+          <w:lang w:val="en-IN"/>
+        </w:rPr>
+        <w:br w:type="textWrapping"/>
+      </w:r>
+      <w:r>
+        <w:drawing>
+          <wp:inline distT="0" distB="0" distL="114300" distR="114300">
+            <wp:extent cx="2760980" cy="1938655"/>
+            <wp:effectExtent l="0" t="0" r="7620" b="4445"/>
+            <wp:docPr id="22" name="Picture 1"/>
+            <wp:cNvGraphicFramePr>
+              <a:graphicFrameLocks xmlns:a="http://schemas.openxmlformats.org/drawingml/2006/main" noChangeAspect="1"/>
+            </wp:cNvGraphicFramePr>
+            <a:graphic xmlns:a="http://schemas.openxmlformats.org/drawingml/2006/main">
+              <a:graphicData uri="http://schemas.openxmlformats.org/drawingml/2006/picture">
+                <pic:pic xmlns:pic="http://schemas.openxmlformats.org/drawingml/2006/picture">
+                  <pic:nvPicPr>
+                    <pic:cNvPr id="22" name="Picture 1"/>
+                    <pic:cNvPicPr>
+                      <a:picLocks noChangeAspect="1"/>
+                    </pic:cNvPicPr>
+                  </pic:nvPicPr>
+                  <pic:blipFill>
+                    <a:blip r:embed="rId112"/>
+                    <a:stretch>
+                      <a:fillRect/>
+                    </a:stretch>
+                  </pic:blipFill>
+                  <pic:spPr>
+                    <a:xfrm>
+                      <a:off x="0" y="0"/>
+                      <a:ext cx="2760980" cy="1938655"/>
+                    </a:xfrm>
+                    <a:prstGeom prst="rect">
+                      <a:avLst/>
+                    </a:prstGeom>
+                    <a:noFill/>
+                    <a:ln>
+                      <a:noFill/>
+                    </a:ln>
+                  </pic:spPr>
+                </pic:pic>
+              </a:graphicData>
+            </a:graphic>
+          </wp:inline>
+        </w:drawing>
+      </w:r>
+    </w:p>
+    <w:p>
+      <w:pPr>
+        <w:keepNext w:val="0"/>
+        <w:keepLines w:val="0"/>
+        <w:widowControl/>
+        <w:numPr>
+          <w:ilvl w:val="0"/>
+          <w:numId w:val="11"/>
+        </w:numPr>
+        <w:suppressLineNumbers w:val="0"/>
+        <w:spacing w:before="0" w:beforeAutospacing="0" w:after="0" w:afterAutospacing="0" w:line="360" w:lineRule="auto"/>
+        <w:ind w:left="420" w:leftChars="0" w:right="0" w:hanging="420" w:firstLineChars="0"/>
+        <w:jc w:val="left"/>
+        <w:rPr>
+          <w:rFonts w:hint="default" w:ascii="Bodoni MT" w:hAnsi="Bodoni MT" w:cs="Bodoni MT"/>
+        </w:rPr>
+      </w:pPr>
+      <w:r>
+        <w:rPr>
+          <w:rFonts w:hint="default" w:ascii="Bodoni MT" w:hAnsi="Bodoni MT" w:cs="Bodoni MT"/>
+          <w:lang w:val="en-IN"/>
+        </w:rPr>
         <w:t>F</w:t>
       </w:r>
+    </w:p>
+    <w:p>
+      <w:pPr>
+        <w:keepNext w:val="0"/>
+        <w:keepLines w:val="0"/>
+        <w:widowControl/>
+        <w:numPr>
+          <w:ilvl w:val="0"/>
+          <w:numId w:val="11"/>
+        </w:numPr>
+        <w:suppressLineNumbers w:val="0"/>
+        <w:spacing w:before="0" w:beforeAutospacing="0" w:after="0" w:afterAutospacing="0" w:line="360" w:lineRule="auto"/>
+        <w:ind w:left="420" w:leftChars="0" w:right="0" w:hanging="420" w:firstLineChars="0"/>
+        <w:jc w:val="left"/>
+        <w:rPr>
+          <w:rFonts w:hint="default" w:ascii="Bodoni MT" w:hAnsi="Bodoni MT" w:cs="Bodoni MT"/>
+        </w:rPr>
+      </w:pPr>
+      <w:r>
+        <w:rPr>
+          <w:rFonts w:hint="default" w:ascii="Bodoni MT" w:hAnsi="Bodoni MT" w:cs="Bodoni MT"/>
+          <w:lang w:val="en-IN"/>
+        </w:rPr>
+        <w:t>F</w:t>
+      </w:r>
+    </w:p>
+    <w:p>
+      <w:pPr>
+        <w:keepNext w:val="0"/>
+        <w:keepLines w:val="0"/>
+        <w:widowControl/>
+        <w:numPr>
+          <w:ilvl w:val="0"/>
+          <w:numId w:val="11"/>
+        </w:numPr>
+        <w:suppressLineNumbers w:val="0"/>
+        <w:spacing w:before="0" w:beforeAutospacing="0" w:after="0" w:afterAutospacing="0" w:line="360" w:lineRule="auto"/>
+        <w:ind w:left="420" w:leftChars="0" w:right="0" w:hanging="420" w:firstLineChars="0"/>
+        <w:jc w:val="left"/>
+        <w:rPr>
+          <w:rFonts w:hint="default" w:ascii="Bodoni MT" w:hAnsi="Bodoni MT" w:cs="Bodoni MT"/>
+        </w:rPr>
+      </w:pPr>
+      <w:r>
+        <w:rPr>
+          <w:rFonts w:hint="default" w:ascii="Bodoni MT" w:hAnsi="Bodoni MT" w:cs="Bodoni MT"/>
+          <w:lang w:val="en-IN"/>
+        </w:rPr>
+        <w:t>F</w:t>
+      </w:r>
+    </w:p>
+    <w:p>
+      <w:pPr>
+        <w:keepNext w:val="0"/>
+        <w:keepLines w:val="0"/>
+        <w:widowControl/>
+        <w:numPr>
+          <w:ilvl w:val="0"/>
+          <w:numId w:val="11"/>
+        </w:numPr>
+        <w:suppressLineNumbers w:val="0"/>
+        <w:spacing w:before="0" w:beforeAutospacing="0" w:after="0" w:afterAutospacing="0" w:line="360" w:lineRule="auto"/>
+        <w:ind w:left="420" w:leftChars="0" w:right="0" w:hanging="420" w:firstLineChars="0"/>
+        <w:jc w:val="left"/>
+        <w:rPr>
+          <w:rFonts w:hint="default" w:ascii="Bodoni MT" w:hAnsi="Bodoni MT" w:cs="Bodoni MT"/>
+        </w:rPr>
+      </w:pPr>
+      <w:r>
+        <w:rPr>
+          <w:rFonts w:hint="default" w:ascii="Bodoni MT" w:hAnsi="Bodoni MT" w:cs="Bodoni MT"/>
+          <w:lang w:val="en-IN"/>
+        </w:rPr>
+        <w:t>F</w:t>
+      </w:r>
+    </w:p>
+    <w:p>
+      <w:pPr>
+        <w:keepNext w:val="0"/>
+        <w:keepLines w:val="0"/>
+        <w:widowControl/>
+        <w:numPr>
+          <w:ilvl w:val="0"/>
+          <w:numId w:val="11"/>
+        </w:numPr>
+        <w:suppressLineNumbers w:val="0"/>
+        <w:spacing w:before="0" w:beforeAutospacing="0" w:after="0" w:afterAutospacing="0" w:line="360" w:lineRule="auto"/>
+        <w:ind w:left="420" w:leftChars="0" w:right="0" w:hanging="420" w:firstLineChars="0"/>
+        <w:jc w:val="left"/>
+        <w:rPr>
+          <w:rFonts w:hint="default" w:ascii="Bodoni MT" w:hAnsi="Bodoni MT" w:cs="Bodoni MT"/>
+        </w:rPr>
+      </w:pPr>
+      <w:r>
+        <w:rPr>
+          <w:rFonts w:hint="default" w:ascii="Bodoni MT" w:hAnsi="Bodoni MT" w:cs="Bodoni MT"/>
+          <w:lang w:val="en-IN"/>
+        </w:rPr>
+        <w:t>F</w:t>
+      </w:r>
+    </w:p>
+    <w:p>
+      <w:pPr>
+        <w:keepNext w:val="0"/>
+        <w:keepLines w:val="0"/>
+        <w:widowControl/>
+        <w:numPr>
+          <w:ilvl w:val="0"/>
+          <w:numId w:val="11"/>
+        </w:numPr>
+        <w:suppressLineNumbers w:val="0"/>
+        <w:spacing w:before="0" w:beforeAutospacing="0" w:after="0" w:afterAutospacing="0" w:line="360" w:lineRule="auto"/>
+        <w:ind w:left="420" w:leftChars="0" w:right="0" w:hanging="420" w:firstLineChars="0"/>
+        <w:jc w:val="left"/>
+        <w:rPr>
+          <w:rFonts w:hint="default" w:ascii="Bodoni MT" w:hAnsi="Bodoni MT" w:cs="Bodoni MT"/>
+        </w:rPr>
+      </w:pPr>
+    </w:p>
+    <w:p>
+      <w:pPr>
+        <w:keepNext w:val="0"/>
+        <w:keepLines w:val="0"/>
+        <w:widowControl/>
+        <w:numPr>
+          <w:ilvl w:val="0"/>
+          <w:numId w:val="11"/>
+        </w:numPr>
+        <w:suppressLineNumbers w:val="0"/>
+        <w:spacing w:before="0" w:beforeAutospacing="0" w:after="0" w:afterAutospacing="0" w:line="360" w:lineRule="auto"/>
+        <w:ind w:left="420" w:leftChars="0" w:right="0" w:hanging="420" w:firstLineChars="0"/>
+        <w:jc w:val="left"/>
+        <w:rPr>
+          <w:rFonts w:hint="default" w:ascii="Bodoni MT" w:hAnsi="Bodoni MT" w:cs="Bodoni MT"/>
+        </w:rPr>
+      </w:pPr>
     </w:p>
     <w:p>
       <w:pPr>
@@ -33146,7 +36482,7 @@
                     </pic:cNvPicPr>
                   </pic:nvPicPr>
                   <pic:blipFill>
-                    <a:blip r:embed="rId104"/>
+                    <a:blip r:embed="rId113"/>
                     <a:stretch>
                       <a:fillRect/>
                     </a:stretch>
@@ -33353,7 +36689,7 @@
                     </pic:cNvPicPr>
                   </pic:nvPicPr>
                   <pic:blipFill>
-                    <a:blip r:embed="rId105"/>
+                    <a:blip r:embed="rId114"/>
                     <a:stretch>
                       <a:fillRect/>
                     </a:stretch>
@@ -33586,7 +36922,7 @@
                     </pic:cNvPicPr>
                   </pic:nvPicPr>
                   <pic:blipFill>
-                    <a:blip r:embed="rId106"/>
+                    <a:blip r:embed="rId115"/>
                     <a:stretch>
                       <a:fillRect/>
                     </a:stretch>
@@ -33694,7 +37030,7 @@
                     </pic:cNvPicPr>
                   </pic:nvPicPr>
                   <pic:blipFill>
-                    <a:blip r:embed="rId107"/>
+                    <a:blip r:embed="rId116"/>
                     <a:srcRect b="42801"/>
                     <a:stretch>
                       <a:fillRect/>
@@ -33935,7 +37271,7 @@
                     </pic:cNvPicPr>
                   </pic:nvPicPr>
                   <pic:blipFill>
-                    <a:blip r:embed="rId108"/>
+                    <a:blip r:embed="rId117"/>
                     <a:srcRect b="7377"/>
                     <a:stretch>
                       <a:fillRect/>
@@ -34000,7 +37336,7 @@
                     </pic:cNvPicPr>
                   </pic:nvPicPr>
                   <pic:blipFill>
-                    <a:blip r:embed="rId109"/>
+                    <a:blip r:embed="rId118"/>
                     <a:srcRect b="4847"/>
                     <a:stretch>
                       <a:fillRect/>
@@ -35838,8 +39174,6 @@
         </w:rPr>
         <w:t xml:space="preserve"> creates new container and the container ID is changed.</w:t>
       </w:r>
-      <w:bookmarkStart w:id="0" w:name="_GoBack"/>
-      <w:bookmarkEnd w:id="0"/>
     </w:p>
     <w:p>
       <w:pPr>
@@ -35986,12 +39320,48 @@
         <w:keepLines w:val="0"/>
         <w:widowControl/>
         <w:numPr>
-          <w:ilvl w:val="1"/>
+          <w:ilvl w:val="0"/>
           <w:numId w:val="11"/>
         </w:numPr>
         <w:suppressLineNumbers w:val="0"/>
         <w:spacing w:before="0" w:beforeAutospacing="0" w:after="0" w:afterAutospacing="0" w:line="360" w:lineRule="auto"/>
-        <w:ind w:left="840" w:leftChars="0" w:right="0" w:hanging="420" w:firstLineChars="0"/>
+        <w:ind w:left="420" w:leftChars="0" w:right="0" w:hanging="420" w:firstLineChars="0"/>
+        <w:jc w:val="left"/>
+        <w:rPr>
+          <w:rFonts w:hint="default" w:ascii="Bodoni MT" w:hAnsi="Bodoni MT" w:cs="Bodoni MT"/>
+        </w:rPr>
+      </w:pPr>
+      <w:r>
+        <w:rPr>
+          <w:rFonts w:hint="default" w:ascii="Bodoni MT" w:hAnsi="Bodoni MT" w:cs="Bodoni MT"/>
+          <w:i/>
+          <w:iCs/>
+          <w:lang w:val="en-IN"/>
+        </w:rPr>
+        <w:t>READ THE THEORY HAVING HEADING “Resources inside Pods vs Resources as normal Processes”</w:t>
+      </w:r>
+      <w:r>
+        <w:rPr>
+          <w:rFonts w:hint="default" w:ascii="Bodoni MT" w:hAnsi="Bodoni MT" w:cs="Bodoni MT"/>
+          <w:i w:val="0"/>
+          <w:iCs w:val="0"/>
+          <w:lang w:val="en-IN"/>
+        </w:rPr>
+        <w:t>; DON’T SKIP IT.</w:t>
+      </w:r>
+    </w:p>
+    <w:p>
+      <w:pPr>
+        <w:keepNext w:val="0"/>
+        <w:keepLines w:val="0"/>
+        <w:widowControl/>
+        <w:numPr>
+          <w:ilvl w:val="0"/>
+          <w:numId w:val="11"/>
+        </w:numPr>
+        <w:suppressLineNumbers w:val="0"/>
+        <w:spacing w:before="0" w:beforeAutospacing="0" w:after="0" w:afterAutospacing="0" w:line="360" w:lineRule="auto"/>
+        <w:ind w:left="420" w:leftChars="0" w:right="0" w:hanging="420" w:firstLineChars="0"/>
         <w:jc w:val="left"/>
         <w:rPr>
           <w:rFonts w:hint="default" w:ascii="Bodoni MT" w:hAnsi="Bodoni MT" w:cs="Bodoni MT"/>
@@ -36513,6 +39883,146 @@
     </w:lvl>
   </w:abstractNum>
   <w:abstractNum w:abstractNumId="3">
+    <w:nsid w:val="F3283FF0"/>
+    <w:multiLevelType w:val="multilevel"/>
+    <w:tmpl w:val="F3283FF0"/>
+    <w:lvl w:ilvl="0" w:tentative="0">
+      <w:start w:val="1"/>
+      <w:numFmt w:val="bullet"/>
+      <w:lvlText w:val=""/>
+      <w:lvlJc w:val="left"/>
+      <w:pPr>
+        <w:tabs>
+          <w:tab w:val="left" w:pos="420"/>
+        </w:tabs>
+        <w:ind w:left="420" w:hanging="420"/>
+      </w:pPr>
+      <w:rPr>
+        <w:rFonts w:hint="default" w:ascii="Wingdings" w:hAnsi="Wingdings" w:cs="Wingdings"/>
+      </w:rPr>
+    </w:lvl>
+    <w:lvl w:ilvl="1" w:tentative="0">
+      <w:start w:val="1"/>
+      <w:numFmt w:val="bullet"/>
+      <w:lvlText w:val="ﻤ"/>
+      <w:lvlJc w:val="left"/>
+      <w:pPr>
+        <w:tabs>
+          <w:tab w:val="left" w:pos="840"/>
+        </w:tabs>
+        <w:ind w:left="840" w:hanging="420"/>
+      </w:pPr>
+      <w:rPr>
+        <w:rFonts w:hint="default" w:ascii="Arial" w:hAnsi="Arial" w:cs="Arial"/>
+      </w:rPr>
+    </w:lvl>
+    <w:lvl w:ilvl="2" w:tentative="0">
+      <w:start w:val="1"/>
+      <w:numFmt w:val="bullet"/>
+      <w:lvlText w:val="ﺀ"/>
+      <w:lvlJc w:val="left"/>
+      <w:pPr>
+        <w:tabs>
+          <w:tab w:val="left" w:pos="1260"/>
+        </w:tabs>
+        <w:ind w:left="1260" w:hanging="420"/>
+      </w:pPr>
+      <w:rPr>
+        <w:rFonts w:hint="default" w:ascii="Arial" w:hAnsi="Arial" w:cs="Arial"/>
+      </w:rPr>
+    </w:lvl>
+    <w:lvl w:ilvl="3" w:tentative="0">
+      <w:start w:val="1"/>
+      <w:numFmt w:val="bullet"/>
+      <w:lvlText w:val="﮺"/>
+      <w:lvlJc w:val="left"/>
+      <w:pPr>
+        <w:tabs>
+          <w:tab w:val="left" w:pos="1680"/>
+        </w:tabs>
+        <w:ind w:left="1680" w:hanging="420"/>
+      </w:pPr>
+      <w:rPr>
+        <w:rFonts w:hint="default" w:ascii="Arial" w:hAnsi="Arial" w:cs="Arial"/>
+      </w:rPr>
+    </w:lvl>
+    <w:lvl w:ilvl="4" w:tentative="0">
+      <w:start w:val="1"/>
+      <w:numFmt w:val="bullet"/>
+      <w:lvlText w:val="꜠"/>
+      <w:lvlJc w:val="left"/>
+      <w:pPr>
+        <w:tabs>
+          <w:tab w:val="left" w:pos="2100"/>
+        </w:tabs>
+        <w:ind w:left="2100" w:hanging="420"/>
+      </w:pPr>
+      <w:rPr>
+        <w:rFonts w:hint="default" w:ascii="Arial" w:hAnsi="Arial" w:cs="Arial"/>
+      </w:rPr>
+    </w:lvl>
+    <w:lvl w:ilvl="5" w:tentative="0">
+      <w:start w:val="1"/>
+      <w:numFmt w:val="bullet"/>
+      <w:lvlText w:val="﯀"/>
+      <w:lvlJc w:val="left"/>
+      <w:pPr>
+        <w:tabs>
+          <w:tab w:val="left" w:pos="2520"/>
+        </w:tabs>
+        <w:ind w:left="2520" w:hanging="420"/>
+      </w:pPr>
+      <w:rPr>
+        <w:rFonts w:hint="default" w:ascii="Arial" w:hAnsi="Arial" w:cs="Arial"/>
+      </w:rPr>
+    </w:lvl>
+    <w:lvl w:ilvl="6" w:tentative="0">
+      <w:start w:val="1"/>
+      <w:numFmt w:val="bullet"/>
+      <w:lvlText w:val="͋"/>
+      <w:lvlJc w:val="left"/>
+      <w:pPr>
+        <w:tabs>
+          <w:tab w:val="left" w:pos="2940"/>
+        </w:tabs>
+        <w:ind w:left="2940" w:hanging="420"/>
+      </w:pPr>
+      <w:rPr>
+        <w:rFonts w:hint="default" w:ascii="Arial" w:hAnsi="Arial" w:cs="Arial"/>
+      </w:rPr>
+    </w:lvl>
+    <w:lvl w:ilvl="7" w:tentative="0">
+      <w:start w:val="1"/>
+      <w:numFmt w:val="bullet"/>
+      <w:lvlText w:val=""/>
+      <w:lvlJc w:val="left"/>
+      <w:pPr>
+        <w:tabs>
+          <w:tab w:val="left" w:pos="3360"/>
+        </w:tabs>
+        <w:ind w:left="3360" w:hanging="420"/>
+      </w:pPr>
+      <w:rPr>
+        <w:rFonts w:hint="default" w:ascii="Wingdings" w:hAnsi="Wingdings" w:cs="Wingdings"/>
+      </w:rPr>
+    </w:lvl>
+    <w:lvl w:ilvl="8" w:tentative="0">
+      <w:start w:val="1"/>
+      <w:numFmt w:val="bullet"/>
+      <w:lvlText w:val=""/>
+      <w:lvlJc w:val="left"/>
+      <w:pPr>
+        <w:tabs>
+          <w:tab w:val="left" w:pos="3780"/>
+        </w:tabs>
+        <w:ind w:left="3780" w:hanging="420"/>
+      </w:pPr>
+      <w:rPr>
+        <w:rFonts w:hint="default" w:ascii="Wingdings" w:hAnsi="Wingdings" w:cs="Wingdings"/>
+      </w:rPr>
+    </w:lvl>
+  </w:abstractNum>
+  <w:abstractNum w:abstractNumId="4">
     <w:nsid w:val="FFFFFF7C"/>
     <w:multiLevelType w:val="singleLevel"/>
     <w:tmpl w:val="FFFFFF7C"/>
@@ -36530,7 +40040,7 @@
       </w:pPr>
     </w:lvl>
   </w:abstractNum>
-  <w:abstractNum w:abstractNumId="4">
+  <w:abstractNum w:abstractNumId="5">
     <w:nsid w:val="FFFFFF7D"/>
     <w:multiLevelType w:val="singleLevel"/>
     <w:tmpl w:val="FFFFFF7D"/>
@@ -36548,7 +40058,7 @@
       </w:pPr>
     </w:lvl>
   </w:abstractNum>
-  <w:abstractNum w:abstractNumId="5">
+  <w:abstractNum w:abstractNumId="6">
     <w:nsid w:val="FFFFFF7E"/>
     <w:multiLevelType w:val="singleLevel"/>
     <w:tmpl w:val="FFFFFF7E"/>
@@ -36566,7 +40076,7 @@
       </w:pPr>
     </w:lvl>
   </w:abstractNum>
-  <w:abstractNum w:abstractNumId="6">
+  <w:abstractNum w:abstractNumId="7">
     <w:nsid w:val="FFFFFF7F"/>
     <w:multiLevelType w:val="singleLevel"/>
     <w:tmpl w:val="FFFFFF7F"/>
@@ -36584,7 +40094,7 @@
       </w:pPr>
     </w:lvl>
   </w:abstractNum>
-  <w:abstractNum w:abstractNumId="7">
+  <w:abstractNum w:abstractNumId="8">
     <w:nsid w:val="FFFFFF80"/>
     <w:multiLevelType w:val="singleLevel"/>
     <w:tmpl w:val="FFFFFF80"/>
@@ -36605,7 +40115,7 @@
       </w:rPr>
     </w:lvl>
   </w:abstractNum>
-  <w:abstractNum w:abstractNumId="8">
+  <w:abstractNum w:abstractNumId="9">
     <w:nsid w:val="FFFFFF81"/>
     <w:multiLevelType w:val="singleLevel"/>
     <w:tmpl w:val="FFFFFF81"/>
@@ -36626,7 +40136,7 @@
       </w:rPr>
     </w:lvl>
   </w:abstractNum>
-  <w:abstractNum w:abstractNumId="9">
+  <w:abstractNum w:abstractNumId="10">
     <w:nsid w:val="FFFFFF82"/>
     <w:multiLevelType w:val="singleLevel"/>
     <w:tmpl w:val="FFFFFF82"/>
@@ -36647,7 +40157,7 @@
       </w:rPr>
     </w:lvl>
   </w:abstractNum>
-  <w:abstractNum w:abstractNumId="10">
+  <w:abstractNum w:abstractNumId="11">
     <w:nsid w:val="FFFFFF83"/>
     <w:multiLevelType w:val="singleLevel"/>
     <w:tmpl w:val="FFFFFF83"/>
@@ -36668,7 +40178,7 @@
       </w:rPr>
     </w:lvl>
   </w:abstractNum>
-  <w:abstractNum w:abstractNumId="11">
+  <w:abstractNum w:abstractNumId="12">
     <w:nsid w:val="FFFFFF88"/>
     <w:multiLevelType w:val="singleLevel"/>
     <w:tmpl w:val="FFFFFF88"/>
@@ -36686,7 +40196,7 @@
       </w:pPr>
     </w:lvl>
   </w:abstractNum>
-  <w:abstractNum w:abstractNumId="12">
+  <w:abstractNum w:abstractNumId="13">
     <w:nsid w:val="FFFFFF89"/>
     <w:multiLevelType w:val="singleLevel"/>
     <w:tmpl w:val="FFFFFF89"/>
@@ -36707,7 +40217,7 @@
       </w:rPr>
     </w:lvl>
   </w:abstractNum>
-  <w:abstractNum w:abstractNumId="13">
+  <w:abstractNum w:abstractNumId="14">
     <w:nsid w:val="2C70F900"/>
     <w:multiLevelType w:val="multilevel"/>
     <w:tmpl w:val="2C70F900"/>
@@ -36848,34 +40358,34 @@
     </w:lvl>
   </w:abstractNum>
   <w:num w:numId="1">
+    <w:abstractNumId w:val="13"/>
+  </w:num>
+  <w:num w:numId="2">
+    <w:abstractNumId w:val="11"/>
+  </w:num>
+  <w:num w:numId="3">
+    <w:abstractNumId w:val="10"/>
+  </w:num>
+  <w:num w:numId="4">
+    <w:abstractNumId w:val="9"/>
+  </w:num>
+  <w:num w:numId="5">
+    <w:abstractNumId w:val="8"/>
+  </w:num>
+  <w:num w:numId="6">
     <w:abstractNumId w:val="12"/>
   </w:num>
-  <w:num w:numId="2">
-    <w:abstractNumId w:val="10"/>
-  </w:num>
-  <w:num w:numId="3">
-    <w:abstractNumId w:val="9"/>
-  </w:num>
-  <w:num w:numId="4">
-    <w:abstractNumId w:val="8"/>
-  </w:num>
-  <w:num w:numId="5">
+  <w:num w:numId="7">
     <w:abstractNumId w:val="7"/>
   </w:num>
-  <w:num w:numId="6">
-    <w:abstractNumId w:val="11"/>
-  </w:num>
-  <w:num w:numId="7">
+  <w:num w:numId="8">
     <w:abstractNumId w:val="6"/>
   </w:num>
-  <w:num w:numId="8">
+  <w:num w:numId="9">
     <w:abstractNumId w:val="5"/>
   </w:num>
-  <w:num w:numId="9">
+  <w:num w:numId="10">
     <w:abstractNumId w:val="4"/>
-  </w:num>
-  <w:num w:numId="10">
-    <w:abstractNumId w:val="3"/>
   </w:num>
   <w:num w:numId="11">
     <w:abstractNumId w:val="1"/>
@@ -36887,7 +40397,10 @@
     <w:abstractNumId w:val="0"/>
   </w:num>
   <w:num w:numId="14">
-    <w:abstractNumId w:val="13"/>
+    <w:abstractNumId w:val="14"/>
+  </w:num>
+  <w:num w:numId="15">
+    <w:abstractNumId w:val="3"/>
   </w:num>
 </w:numbering>
 </file>

--- a/docs (kubernetes)/kcna_kodekloud.docx
+++ b/docs (kubernetes)/kcna_kodekloud.docx
@@ -18986,26 +18986,7 @@
             </w14:solidFill>
           </w14:textFill>
         </w:rPr>
-        <w:t>Toler</w:t>
-      </w:r>
-      <w:bookmarkStart w:id="0" w:name="_GoBack"/>
-      <w:bookmarkEnd w:id="0"/>
-      <w:r>
-        <w:rPr>
-          <w:rFonts w:hint="default" w:ascii="Bodoni MT" w:hAnsi="Bodoni MT" w:cs="Bodoni MT"/>
-          <w:b/>
-          <w:bCs/>
-          <w:color w:val="FFFFFF" w:themeColor="background1"/>
-          <w:highlight w:val="darkMagenta"/>
-          <w:u w:val="single"/>
-          <w:lang w:val="en-IN"/>
-          <w14:textFill>
-            <w14:solidFill>
-              <w14:schemeClr w14:val="bg1"/>
-            </w14:solidFill>
-          </w14:textFill>
-        </w:rPr>
-        <w:t>ate the Pod</w:t>
+        <w:t>Tolerate the Pod</w:t>
       </w:r>
       <w:r>
         <w:rPr>
@@ -35024,39 +35005,172 @@
         <w:jc w:val="left"/>
         <w:rPr>
           <w:rFonts w:hint="default" w:ascii="Bodoni MT" w:hAnsi="Bodoni MT" w:cs="Bodoni MT"/>
-        </w:rPr>
-      </w:pPr>
-      <w:r>
-        <w:rPr>
-          <w:rFonts w:hint="default" w:ascii="Bodoni MT" w:hAnsi="Bodoni MT" w:cs="Bodoni MT"/>
-          <w:lang w:val="en-IN"/>
-        </w:rPr>
-        <w:t>F</w:t>
-      </w:r>
-    </w:p>
-    <w:p>
-      <w:pPr>
-        <w:keepNext w:val="0"/>
-        <w:keepLines w:val="0"/>
-        <w:widowControl/>
-        <w:numPr>
-          <w:ilvl w:val="0"/>
-          <w:numId w:val="11"/>
-        </w:numPr>
-        <w:suppressLineNumbers w:val="0"/>
-        <w:spacing w:before="0" w:beforeAutospacing="0" w:after="0" w:afterAutospacing="0" w:line="360" w:lineRule="auto"/>
-        <w:ind w:left="420" w:leftChars="0" w:right="0" w:hanging="420" w:firstLineChars="0"/>
-        <w:jc w:val="left"/>
-        <w:rPr>
-          <w:rFonts w:hint="default" w:ascii="Bodoni MT" w:hAnsi="Bodoni MT" w:cs="Bodoni MT"/>
-        </w:rPr>
-      </w:pPr>
-      <w:r>
-        <w:rPr>
-          <w:rFonts w:hint="default" w:ascii="Bodoni MT" w:hAnsi="Bodoni MT" w:cs="Bodoni MT"/>
-          <w:lang w:val="en-IN"/>
-        </w:rPr>
-        <w:t>F</w:t>
+          <w:shd w:val="clear" w:color="FFFFFF" w:fill="D9D9D9"/>
+        </w:rPr>
+      </w:pPr>
+      <w:r>
+        <w:rPr>
+          <w:rFonts w:hint="default" w:ascii="Bodoni MT" w:hAnsi="Bodoni MT" w:cs="Bodoni MT"/>
+          <w:b/>
+          <w:bCs/>
+          <w:color w:val="C00000"/>
+          <w:highlight w:val="yellow"/>
+          <w:shd w:val="clear" w:color="FFFFFF" w:fill="D9D9D9"/>
+          <w:lang w:val="en-IN"/>
+        </w:rPr>
+        <w:t xml:space="preserve">NOTE :::: </w:t>
+      </w:r>
+      <w:r>
+        <w:rPr>
+          <w:rFonts w:hint="default" w:ascii="Bodoni MT" w:hAnsi="Bodoni MT" w:cs="Bodoni MT"/>
+          <w:shd w:val="clear" w:color="FFFFFF" w:fill="D9D9D9"/>
+          <w:lang w:val="en-IN"/>
+        </w:rPr>
+        <w:t xml:space="preserve"> </w:t>
+      </w:r>
+      <w:r>
+        <w:rPr>
+          <w:rFonts w:hint="default" w:ascii="Bodoni MT" w:hAnsi="Bodoni MT" w:cs="Bodoni MT"/>
+          <w:b/>
+          <w:bCs/>
+          <w:i/>
+          <w:iCs/>
+          <w:shd w:val="clear" w:color="FFFFFF" w:fill="D9D9D9"/>
+          <w:lang w:val="en-IN"/>
+        </w:rPr>
+        <w:t>kubelet</w:t>
+      </w:r>
+      <w:r>
+        <w:rPr>
+          <w:rFonts w:hint="default" w:ascii="Bodoni MT" w:hAnsi="Bodoni MT" w:cs="Bodoni MT"/>
+          <w:b w:val="0"/>
+          <w:bCs w:val="0"/>
+          <w:i w:val="0"/>
+          <w:iCs w:val="0"/>
+          <w:shd w:val="clear" w:color="FFFFFF" w:fill="D9D9D9"/>
+          <w:lang w:val="en-IN"/>
+        </w:rPr>
+        <w:t xml:space="preserve"> doesn’t run inside any pod, it is a </w:t>
+      </w:r>
+      <w:r>
+        <w:rPr>
+          <w:rFonts w:hint="default" w:ascii="Bodoni MT" w:hAnsi="Bodoni MT" w:cs="Bodoni MT"/>
+          <w:b/>
+          <w:bCs/>
+          <w:i/>
+          <w:iCs/>
+          <w:shd w:val="clear" w:color="FFFFFF" w:fill="D9D9D9"/>
+          <w:lang w:val="en-IN"/>
+        </w:rPr>
+        <w:t>systemd</w:t>
+      </w:r>
+      <w:r>
+        <w:rPr>
+          <w:rFonts w:hint="default" w:ascii="Bodoni MT" w:hAnsi="Bodoni MT" w:cs="Bodoni MT"/>
+          <w:b w:val="0"/>
+          <w:bCs w:val="0"/>
+          <w:i w:val="0"/>
+          <w:iCs w:val="0"/>
+          <w:shd w:val="clear" w:color="FFFFFF" w:fill="D9D9D9"/>
+          <w:lang w:val="en-IN"/>
+        </w:rPr>
+        <w:t xml:space="preserve"> service;</w:t>
+      </w:r>
+      <w:r>
+        <w:rPr>
+          <w:rFonts w:hint="default" w:ascii="Bodoni MT" w:hAnsi="Bodoni MT" w:cs="Bodoni MT"/>
+          <w:b w:val="0"/>
+          <w:bCs w:val="0"/>
+          <w:i w:val="0"/>
+          <w:iCs w:val="0"/>
+          <w:shd w:val="clear" w:color="FFFFFF" w:fill="D9D9D9"/>
+          <w:lang w:val="en-IN"/>
+        </w:rPr>
+        <w:br w:type="textWrapping"/>
+      </w:r>
+      <w:r>
+        <w:rPr>
+          <w:rFonts w:hint="default" w:ascii="Bodoni MT" w:hAnsi="Bodoni MT" w:cs="Bodoni MT"/>
+          <w:b w:val="0"/>
+          <w:bCs w:val="0"/>
+          <w:i w:val="0"/>
+          <w:iCs w:val="0"/>
+          <w:shd w:val="clear" w:color="FFFFFF" w:fill="D9D9D9"/>
+          <w:lang w:val="en-IN"/>
+        </w:rPr>
+        <w:t xml:space="preserve">So, when you execute </w:t>
+      </w:r>
+      <w:r>
+        <w:rPr>
+          <w:rFonts w:hint="default" w:ascii="Bodoni MT" w:hAnsi="Bodoni MT" w:cs="Bodoni MT"/>
+          <w:b/>
+          <w:bCs/>
+          <w:i/>
+          <w:iCs/>
+          <w:shd w:val="clear" w:color="FFFFFF" w:fill="D9D9D9"/>
+          <w:lang w:val="en-IN"/>
+        </w:rPr>
+        <w:t>systemctl cat kubelet</w:t>
+      </w:r>
+      <w:r>
+        <w:rPr>
+          <w:rFonts w:hint="default" w:ascii="Bodoni MT" w:hAnsi="Bodoni MT" w:cs="Bodoni MT"/>
+          <w:b w:val="0"/>
+          <w:bCs w:val="0"/>
+          <w:i w:val="0"/>
+          <w:iCs w:val="0"/>
+          <w:shd w:val="clear" w:color="FFFFFF" w:fill="D9D9D9"/>
+          <w:lang w:val="en-IN"/>
+        </w:rPr>
+        <w:t xml:space="preserve"> you get the </w:t>
+      </w:r>
+      <w:r>
+        <w:rPr>
+          <w:rFonts w:hint="default" w:ascii="Bodoni MT" w:hAnsi="Bodoni MT" w:cs="Bodoni MT"/>
+          <w:b w:val="0"/>
+          <w:bCs w:val="0"/>
+          <w:i/>
+          <w:iCs/>
+          <w:shd w:val="clear" w:color="FFFFFF" w:fill="D9D9D9"/>
+          <w:lang w:val="en-IN"/>
+        </w:rPr>
+        <w:t>kubelet.service</w:t>
+      </w:r>
+      <w:r>
+        <w:rPr>
+          <w:rFonts w:hint="default" w:ascii="Bodoni MT" w:hAnsi="Bodoni MT" w:cs="Bodoni MT"/>
+          <w:b w:val="0"/>
+          <w:bCs w:val="0"/>
+          <w:i w:val="0"/>
+          <w:iCs w:val="0"/>
+          <w:shd w:val="clear" w:color="FFFFFF" w:fill="D9D9D9"/>
+          <w:lang w:val="en-IN"/>
+        </w:rPr>
+        <w:t xml:space="preserve"> file content.</w:t>
+      </w:r>
+      <w:r>
+        <w:rPr>
+          <w:rFonts w:hint="default" w:ascii="Bodoni MT" w:hAnsi="Bodoni MT" w:cs="Bodoni MT"/>
+          <w:b w:val="0"/>
+          <w:bCs w:val="0"/>
+          <w:i w:val="0"/>
+          <w:iCs w:val="0"/>
+          <w:shd w:val="clear" w:color="FFFFFF" w:fill="D9D9D9"/>
+          <w:lang w:val="en-IN"/>
+        </w:rPr>
+        <w:br w:type="textWrapping"/>
+      </w:r>
+      <w:r>
+        <w:rPr>
+          <w:rFonts w:hint="default" w:ascii="Bodoni MT" w:hAnsi="Bodoni MT" w:cs="Bodoni MT"/>
+          <w:b w:val="0"/>
+          <w:bCs w:val="0"/>
+          <w:i w:val="0"/>
+          <w:iCs w:val="0"/>
+          <w:shd w:val="clear" w:color="FFFFFF" w:fill="D9D9D9"/>
+          <w:lang w:val="en-IN"/>
+        </w:rPr>
+        <w:t>But, it’ll not work for kube-apiserver, etcd, kube-scheduler ..etc because they run inside Pods.</w:t>
       </w:r>
     </w:p>
     <w:p>
@@ -36017,6 +36131,9 @@
         <w:br w:type="textWrapping"/>
       </w:r>
       <w:r>
+        <w:rPr>
+          <w:rFonts w:hint="default" w:ascii="Bodoni MT" w:hAnsi="Bodoni MT" w:cs="Bodoni MT"/>
+        </w:rPr>
         <w:drawing>
           <wp:inline distT="0" distB="0" distL="114300" distR="114300">
             <wp:extent cx="2760980" cy="1938655"/>
@@ -36087,6 +36204,60 @@
     </w:p>
     <w:p>
       <w:pPr>
+        <w:rPr>
+          <w:rFonts w:hint="default" w:ascii="Bodoni MT" w:hAnsi="Bodoni MT" w:cs="Bodoni MT"/>
+        </w:rPr>
+      </w:pPr>
+      <w:r>
+        <w:rPr>
+          <w:rFonts w:hint="default" w:ascii="Bodoni MT" w:hAnsi="Bodoni MT" w:cs="Bodoni MT"/>
+          <w:lang w:val="en-IN"/>
+        </w:rPr>
+        <w:br w:type="page"/>
+      </w:r>
+    </w:p>
+    <w:p>
+      <w:pPr>
+        <w:keepNext w:val="0"/>
+        <w:keepLines w:val="0"/>
+        <w:widowControl/>
+        <w:numPr>
+          <w:ilvl w:val="0"/>
+          <w:numId w:val="0"/>
+        </w:numPr>
+        <w:suppressLineNumbers w:val="0"/>
+        <w:spacing w:before="0" w:beforeAutospacing="0" w:after="0" w:afterAutospacing="0" w:line="360" w:lineRule="auto"/>
+        <w:ind w:leftChars="0" w:right="0" w:rightChars="0"/>
+        <w:jc w:val="center"/>
+        <w:rPr>
+          <w:rFonts w:hint="default" w:ascii="Bodoni MT" w:hAnsi="Bodoni MT" w:cs="Bodoni MT"/>
+          <w:b/>
+          <w:bCs/>
+          <w:color w:val="002060"/>
+          <w:sz w:val="40"/>
+          <w:szCs w:val="40"/>
+          <w:highlight w:val="lightGray"/>
+          <w:u w:val="single"/>
+          <w:lang w:val="en-IN"/>
+        </w:rPr>
+      </w:pPr>
+      <w:r>
+        <w:rPr>
+          <w:rFonts w:hint="default" w:ascii="Bodoni MT" w:hAnsi="Bodoni MT" w:cs="Bodoni MT"/>
+          <w:b/>
+          <w:bCs/>
+          <w:color w:val="002060"/>
+          <w:sz w:val="40"/>
+          <w:szCs w:val="40"/>
+          <w:highlight w:val="lightGray"/>
+          <w:u w:val="single"/>
+          <w:lang w:val="en-IN"/>
+        </w:rPr>
+        <w:t>_   Scheduler Profiles   _</w:t>
+      </w:r>
+    </w:p>
+    <w:p>
+      <w:pPr>
         <w:keepNext w:val="0"/>
         <w:keepLines w:val="0"/>
         <w:widowControl/>
@@ -36107,7 +36278,458 @@
           <w:rFonts w:hint="default" w:ascii="Bodoni MT" w:hAnsi="Bodoni MT" w:cs="Bodoni MT"/>
           <w:lang w:val="en-IN"/>
         </w:rPr>
-        <w:t>F</w:t>
+        <w:t>Till now we saw the below things:</w:t>
+      </w:r>
+    </w:p>
+    <w:p>
+      <w:pPr>
+        <w:keepNext w:val="0"/>
+        <w:keepLines w:val="0"/>
+        <w:widowControl/>
+        <w:numPr>
+          <w:ilvl w:val="1"/>
+          <w:numId w:val="11"/>
+        </w:numPr>
+        <w:suppressLineNumbers w:val="0"/>
+        <w:spacing w:before="0" w:beforeAutospacing="0" w:after="0" w:afterAutospacing="0" w:line="360" w:lineRule="auto"/>
+        <w:ind w:left="840" w:leftChars="0" w:right="0" w:hanging="420" w:firstLineChars="0"/>
+        <w:jc w:val="left"/>
+        <w:rPr>
+          <w:rFonts w:hint="default" w:ascii="Bodoni MT" w:hAnsi="Bodoni MT" w:cs="Bodoni MT"/>
+        </w:rPr>
+      </w:pPr>
+      <w:r>
+        <w:rPr>
+          <w:rFonts w:hint="default" w:ascii="Bodoni MT" w:hAnsi="Bodoni MT" w:cs="Bodoni MT"/>
+          <w:lang w:val="en-IN"/>
+        </w:rPr>
+        <w:t xml:space="preserve">One </w:t>
+      </w:r>
+      <w:r>
+        <w:rPr>
+          <w:rFonts w:hint="default" w:ascii="Bodoni MT" w:hAnsi="Bodoni MT" w:cs="Bodoni MT"/>
+          <w:b/>
+          <w:bCs/>
+          <w:i/>
+          <w:iCs/>
+          <w:lang w:val="en-IN"/>
+        </w:rPr>
+        <w:t>yaml</w:t>
+      </w:r>
+      <w:r>
+        <w:rPr>
+          <w:rFonts w:hint="default" w:ascii="Bodoni MT" w:hAnsi="Bodoni MT" w:cs="Bodoni MT"/>
+          <w:b w:val="0"/>
+          <w:bCs w:val="0"/>
+          <w:i w:val="0"/>
+          <w:iCs w:val="0"/>
+          <w:lang w:val="en-IN"/>
+        </w:rPr>
+        <w:t xml:space="preserve"> file is there to create the Pod containing </w:t>
+      </w:r>
+      <w:r>
+        <w:rPr>
+          <w:rFonts w:hint="default" w:ascii="Bodoni MT" w:hAnsi="Bodoni MT" w:cs="Bodoni MT"/>
+          <w:b w:val="0"/>
+          <w:bCs w:val="0"/>
+          <w:i/>
+          <w:iCs/>
+          <w:lang w:val="en-IN"/>
+        </w:rPr>
+        <w:t>scheduler</w:t>
+      </w:r>
+      <w:r>
+        <w:rPr>
+          <w:rFonts w:hint="default" w:ascii="Bodoni MT" w:hAnsi="Bodoni MT" w:cs="Bodoni MT"/>
+          <w:b w:val="0"/>
+          <w:bCs w:val="0"/>
+          <w:i w:val="0"/>
+          <w:iCs w:val="0"/>
+          <w:lang w:val="en-IN"/>
+        </w:rPr>
+        <w:t xml:space="preserve"> process (running scheduler binaries)  [ </w:t>
+      </w:r>
+      <w:r>
+        <w:rPr>
+          <w:rFonts w:hint="default" w:ascii="Bodoni MT" w:hAnsi="Bodoni MT" w:cs="Bodoni MT"/>
+          <w:b w:val="0"/>
+          <w:bCs w:val="0"/>
+          <w:i/>
+          <w:iCs/>
+          <w:lang w:val="en-IN"/>
+        </w:rPr>
+        <w:t>/etc/kubernetes/manifest/</w:t>
+      </w:r>
+      <w:r>
+        <w:rPr>
+          <w:rFonts w:hint="default" w:ascii="Bodoni MT" w:hAnsi="Bodoni MT" w:cs="Bodoni MT"/>
+          <w:b/>
+          <w:bCs/>
+          <w:i/>
+          <w:iCs/>
+          <w:lang w:val="en-IN"/>
+        </w:rPr>
+        <w:t xml:space="preserve">kube-scheduler.yaml </w:t>
+      </w:r>
+      <w:r>
+        <w:rPr>
+          <w:rFonts w:hint="default" w:ascii="Bodoni MT" w:hAnsi="Bodoni MT" w:cs="Bodoni MT"/>
+          <w:b w:val="0"/>
+          <w:bCs w:val="0"/>
+          <w:i w:val="0"/>
+          <w:iCs w:val="0"/>
+          <w:lang w:val="en-IN"/>
+        </w:rPr>
+        <w:t>]</w:t>
+      </w:r>
+    </w:p>
+    <w:p>
+      <w:pPr>
+        <w:keepNext w:val="0"/>
+        <w:keepLines w:val="0"/>
+        <w:widowControl/>
+        <w:numPr>
+          <w:ilvl w:val="1"/>
+          <w:numId w:val="11"/>
+        </w:numPr>
+        <w:suppressLineNumbers w:val="0"/>
+        <w:spacing w:before="0" w:beforeAutospacing="0" w:after="0" w:afterAutospacing="0" w:line="360" w:lineRule="auto"/>
+        <w:ind w:left="840" w:leftChars="0" w:right="0" w:hanging="420" w:firstLineChars="0"/>
+        <w:jc w:val="left"/>
+        <w:rPr>
+          <w:rFonts w:hint="default" w:ascii="Bodoni MT" w:hAnsi="Bodoni MT" w:cs="Bodoni MT"/>
+        </w:rPr>
+      </w:pPr>
+      <w:r>
+        <w:rPr>
+          <w:rFonts w:hint="default" w:ascii="Bodoni MT" w:hAnsi="Bodoni MT" w:cs="Bodoni MT"/>
+          <w:lang w:val="en-IN"/>
+        </w:rPr>
+        <w:t xml:space="preserve">One </w:t>
+      </w:r>
+      <w:r>
+        <w:rPr>
+          <w:rFonts w:hint="default" w:ascii="Bodoni MT" w:hAnsi="Bodoni MT" w:cs="Bodoni MT"/>
+          <w:b/>
+          <w:bCs/>
+          <w:i/>
+          <w:iCs/>
+          <w:lang w:val="en-IN"/>
+        </w:rPr>
+        <w:t>config</w:t>
+      </w:r>
+      <w:r>
+        <w:rPr>
+          <w:rFonts w:hint="default" w:ascii="Bodoni MT" w:hAnsi="Bodoni MT" w:cs="Bodoni MT"/>
+          <w:b w:val="0"/>
+          <w:bCs w:val="0"/>
+          <w:i w:val="0"/>
+          <w:iCs w:val="0"/>
+          <w:lang w:val="en-IN"/>
+        </w:rPr>
+        <w:t xml:space="preserve"> file is there which contains the details about </w:t>
+      </w:r>
+      <w:r>
+        <w:rPr>
+          <w:rFonts w:hint="default" w:ascii="Bodoni MT" w:hAnsi="Bodoni MT" w:cs="Bodoni MT"/>
+          <w:b w:val="0"/>
+          <w:bCs w:val="0"/>
+          <w:i/>
+          <w:iCs/>
+          <w:lang w:val="en-IN"/>
+        </w:rPr>
+        <w:t>cluster, user, context</w:t>
+      </w:r>
+      <w:r>
+        <w:rPr>
+          <w:rFonts w:hint="default" w:ascii="Bodoni MT" w:hAnsi="Bodoni MT" w:cs="Bodoni MT"/>
+          <w:b w:val="0"/>
+          <w:bCs w:val="0"/>
+          <w:i w:val="0"/>
+          <w:iCs w:val="0"/>
+          <w:lang w:val="en-IN"/>
+        </w:rPr>
+        <w:t xml:space="preserve"> to authenticate and authorize kube-scheduler. [ </w:t>
+      </w:r>
+      <w:r>
+        <w:rPr>
+          <w:rFonts w:hint="default" w:ascii="Bodoni MT" w:hAnsi="Bodoni MT" w:cs="Bodoni MT"/>
+          <w:b w:val="0"/>
+          <w:bCs w:val="0"/>
+          <w:i/>
+          <w:iCs/>
+          <w:lang w:val="en-IN"/>
+        </w:rPr>
+        <w:t>/etc/kubernetes/</w:t>
+      </w:r>
+      <w:r>
+        <w:rPr>
+          <w:rFonts w:hint="default" w:ascii="Bodoni MT" w:hAnsi="Bodoni MT" w:cs="Bodoni MT"/>
+          <w:b/>
+          <w:bCs/>
+          <w:i/>
+          <w:iCs/>
+          <w:lang w:val="en-IN"/>
+        </w:rPr>
+        <w:t>scheduler.conf</w:t>
+      </w:r>
+      <w:r>
+        <w:rPr>
+          <w:rFonts w:hint="default" w:ascii="Bodoni MT" w:hAnsi="Bodoni MT" w:cs="Bodoni MT"/>
+          <w:b w:val="0"/>
+          <w:bCs w:val="0"/>
+          <w:i w:val="0"/>
+          <w:iCs w:val="0"/>
+          <w:lang w:val="en-IN"/>
+        </w:rPr>
+        <w:t xml:space="preserve"> ]</w:t>
+      </w:r>
+    </w:p>
+    <w:p>
+      <w:pPr>
+        <w:keepNext w:val="0"/>
+        <w:keepLines w:val="0"/>
+        <w:widowControl/>
+        <w:numPr>
+          <w:ilvl w:val="1"/>
+          <w:numId w:val="11"/>
+        </w:numPr>
+        <w:suppressLineNumbers w:val="0"/>
+        <w:spacing w:before="0" w:beforeAutospacing="0" w:after="0" w:afterAutospacing="0" w:line="360" w:lineRule="auto"/>
+        <w:ind w:left="840" w:leftChars="0" w:right="0" w:hanging="420" w:firstLineChars="0"/>
+        <w:jc w:val="left"/>
+        <w:rPr>
+          <w:rFonts w:hint="default" w:ascii="Bodoni MT" w:hAnsi="Bodoni MT" w:cs="Bodoni MT"/>
+        </w:rPr>
+      </w:pPr>
+      <w:r>
+        <w:rPr>
+          <w:rFonts w:hint="default" w:ascii="Bodoni MT" w:hAnsi="Bodoni MT" w:cs="Bodoni MT"/>
+          <w:b w:val="0"/>
+          <w:bCs w:val="0"/>
+          <w:i w:val="0"/>
+          <w:iCs w:val="0"/>
+          <w:lang w:val="en-IN"/>
+        </w:rPr>
+        <w:t xml:space="preserve">One </w:t>
+      </w:r>
+      <w:r>
+        <w:rPr>
+          <w:rFonts w:hint="default" w:ascii="Bodoni MT" w:hAnsi="Bodoni MT" w:cs="Bodoni MT"/>
+          <w:b/>
+          <w:bCs/>
+          <w:i/>
+          <w:iCs/>
+          <w:lang w:val="en-IN"/>
+        </w:rPr>
+        <w:t>yaml</w:t>
+      </w:r>
+      <w:r>
+        <w:rPr>
+          <w:rFonts w:hint="default" w:ascii="Bodoni MT" w:hAnsi="Bodoni MT" w:cs="Bodoni MT"/>
+          <w:b w:val="0"/>
+          <w:bCs w:val="0"/>
+          <w:i w:val="0"/>
+          <w:iCs w:val="0"/>
+          <w:lang w:val="en-IN"/>
+        </w:rPr>
+        <w:t xml:space="preserve"> file is there which contains the </w:t>
+      </w:r>
+      <w:r>
+        <w:rPr>
+          <w:rFonts w:hint="default" w:ascii="Bodoni MT" w:hAnsi="Bodoni MT" w:cs="Bodoni MT"/>
+          <w:b w:val="0"/>
+          <w:bCs w:val="0"/>
+          <w:i/>
+          <w:iCs/>
+          <w:lang w:val="en-IN"/>
+        </w:rPr>
+        <w:t>configurations</w:t>
+      </w:r>
+      <w:r>
+        <w:rPr>
+          <w:rFonts w:hint="default" w:ascii="Bodoni MT" w:hAnsi="Bodoni MT" w:cs="Bodoni MT"/>
+          <w:b w:val="0"/>
+          <w:bCs w:val="0"/>
+          <w:i w:val="0"/>
+          <w:iCs w:val="0"/>
+          <w:lang w:val="en-IN"/>
+        </w:rPr>
+        <w:t xml:space="preserve"> of the </w:t>
+      </w:r>
+      <w:r>
+        <w:rPr>
+          <w:rFonts w:hint="default" w:ascii="Bodoni MT" w:hAnsi="Bodoni MT" w:cs="Bodoni MT"/>
+          <w:b w:val="0"/>
+          <w:bCs w:val="0"/>
+          <w:i/>
+          <w:iCs/>
+          <w:lang w:val="en-IN"/>
+        </w:rPr>
+        <w:t>scheduler</w:t>
+      </w:r>
+      <w:r>
+        <w:rPr>
+          <w:rFonts w:hint="default" w:ascii="Bodoni MT" w:hAnsi="Bodoni MT" w:cs="Bodoni MT"/>
+          <w:b w:val="0"/>
+          <w:bCs w:val="0"/>
+          <w:i w:val="0"/>
+          <w:iCs w:val="0"/>
+          <w:lang w:val="en-IN"/>
+        </w:rPr>
+        <w:t xml:space="preserve"> [ </w:t>
+      </w:r>
+      <w:r>
+        <w:rPr>
+          <w:rFonts w:hint="default" w:ascii="Bodoni MT" w:hAnsi="Bodoni MT" w:cs="Bodoni MT"/>
+          <w:b/>
+          <w:bCs/>
+          <w:i/>
+          <w:iCs/>
+          <w:lang w:val="en-IN"/>
+        </w:rPr>
+        <w:t>scheduler-config.yaml</w:t>
+      </w:r>
+      <w:r>
+        <w:rPr>
+          <w:rFonts w:hint="default" w:ascii="Bodoni MT" w:hAnsi="Bodoni MT" w:cs="Bodoni MT"/>
+          <w:b w:val="0"/>
+          <w:bCs w:val="0"/>
+          <w:i w:val="0"/>
+          <w:iCs w:val="0"/>
+          <w:lang w:val="en-IN"/>
+        </w:rPr>
+        <w:t xml:space="preserve"> ]</w:t>
+      </w:r>
+      <w:r>
+        <w:rPr>
+          <w:rFonts w:hint="default" w:ascii="Bodoni MT" w:hAnsi="Bodoni MT" w:cs="Bodoni MT"/>
+          <w:b w:val="0"/>
+          <w:bCs w:val="0"/>
+          <w:i w:val="0"/>
+          <w:iCs w:val="0"/>
+          <w:lang w:val="en-IN"/>
+        </w:rPr>
+        <w:br w:type="textWrapping"/>
+      </w:r>
+      <w:r>
+        <w:rPr>
+          <w:rFonts w:hint="default" w:ascii="Bodoni MT" w:hAnsi="Bodoni MT" w:cs="Bodoni MT"/>
+        </w:rPr>
+        <w:drawing>
+          <wp:inline distT="0" distB="0" distL="114300" distR="114300">
+            <wp:extent cx="3503930" cy="1159510"/>
+            <wp:effectExtent l="0" t="0" r="1270" b="8890"/>
+            <wp:docPr id="36" name="Picture 3"/>
+            <wp:cNvGraphicFramePr>
+              <a:graphicFrameLocks xmlns:a="http://schemas.openxmlformats.org/drawingml/2006/main" noChangeAspect="1"/>
+            </wp:cNvGraphicFramePr>
+            <a:graphic xmlns:a="http://schemas.openxmlformats.org/drawingml/2006/main">
+              <a:graphicData uri="http://schemas.openxmlformats.org/drawingml/2006/picture">
+                <pic:pic xmlns:pic="http://schemas.openxmlformats.org/drawingml/2006/picture">
+                  <pic:nvPicPr>
+                    <pic:cNvPr id="36" name="Picture 3"/>
+                    <pic:cNvPicPr>
+                      <a:picLocks noChangeAspect="1"/>
+                    </pic:cNvPicPr>
+                  </pic:nvPicPr>
+                  <pic:blipFill>
+                    <a:blip r:embed="rId113"/>
+                    <a:stretch>
+                      <a:fillRect/>
+                    </a:stretch>
+                  </pic:blipFill>
+                  <pic:spPr>
+                    <a:xfrm>
+                      <a:off x="0" y="0"/>
+                      <a:ext cx="3503930" cy="1159510"/>
+                    </a:xfrm>
+                    <a:prstGeom prst="rect">
+                      <a:avLst/>
+                    </a:prstGeom>
+                    <a:noFill/>
+                    <a:ln>
+                      <a:noFill/>
+                    </a:ln>
+                  </pic:spPr>
+                </pic:pic>
+              </a:graphicData>
+            </a:graphic>
+          </wp:inline>
+        </w:drawing>
+      </w:r>
+      <w:r>
+        <w:rPr>
+          <w:rFonts w:hint="default" w:ascii="Bodoni MT" w:hAnsi="Bodoni MT" w:cs="Bodoni MT"/>
+          <w:lang w:val="en-IN"/>
+        </w:rPr>
+        <w:t xml:space="preserve"> [ for example ]</w:t>
+      </w:r>
+      <w:r>
+        <w:rPr>
+          <w:rFonts w:hint="default" w:ascii="Bodoni MT" w:hAnsi="Bodoni MT" w:cs="Bodoni MT"/>
+          <w:b w:val="0"/>
+          <w:bCs w:val="0"/>
+          <w:i w:val="0"/>
+          <w:iCs w:val="0"/>
+          <w:lang w:val="en-IN"/>
+        </w:rPr>
+        <w:br w:type="textWrapping"/>
+      </w:r>
+      <w:r>
+        <w:rPr>
+          <w:rFonts w:hint="default" w:ascii="Bodoni MT" w:hAnsi="Bodoni MT" w:cs="Bodoni MT"/>
+          <w:b w:val="0"/>
+          <w:bCs w:val="0"/>
+          <w:i w:val="0"/>
+          <w:iCs w:val="0"/>
+          <w:lang w:val="en-IN"/>
+        </w:rPr>
+        <w:t xml:space="preserve">it’s reference will be there in the </w:t>
+      </w:r>
+      <w:r>
+        <w:rPr>
+          <w:rFonts w:hint="default" w:ascii="Bodoni MT" w:hAnsi="Bodoni MT" w:cs="Bodoni MT"/>
+          <w:b w:val="0"/>
+          <w:bCs w:val="0"/>
+          <w:i/>
+          <w:iCs/>
+          <w:lang w:val="en-IN"/>
+        </w:rPr>
+        <w:t>command</w:t>
+      </w:r>
+      <w:r>
+        <w:rPr>
+          <w:rFonts w:hint="default" w:ascii="Bodoni MT" w:hAnsi="Bodoni MT" w:cs="Bodoni MT"/>
+          <w:b w:val="0"/>
+          <w:bCs w:val="0"/>
+          <w:i w:val="0"/>
+          <w:iCs w:val="0"/>
+          <w:lang w:val="en-IN"/>
+        </w:rPr>
+        <w:t xml:space="preserve"> section of </w:t>
+      </w:r>
+      <w:r>
+        <w:rPr>
+          <w:rFonts w:hint="default" w:ascii="Bodoni MT" w:hAnsi="Bodoni MT" w:cs="Bodoni MT"/>
+          <w:b w:val="0"/>
+          <w:bCs w:val="0"/>
+          <w:i/>
+          <w:iCs/>
+          <w:lang w:val="en-IN"/>
+        </w:rPr>
+        <w:t>kube-scheduler.yaml</w:t>
+      </w:r>
+      <w:r>
+        <w:rPr>
+          <w:rFonts w:hint="default" w:ascii="Bodoni MT" w:hAnsi="Bodoni MT" w:cs="Bodoni MT"/>
+          <w:b w:val="0"/>
+          <w:bCs w:val="0"/>
+          <w:i w:val="0"/>
+          <w:iCs w:val="0"/>
+          <w:lang w:val="en-IN"/>
+        </w:rPr>
+        <w:t xml:space="preserve"> (in modern systems) or it’ll not be present (in older systems the configs are directly given in that command section)</w:t>
       </w:r>
     </w:p>
     <w:p>
@@ -36132,7 +36754,275 @@
           <w:rFonts w:hint="default" w:ascii="Bodoni MT" w:hAnsi="Bodoni MT" w:cs="Bodoni MT"/>
           <w:lang w:val="en-IN"/>
         </w:rPr>
-        <w:t>F</w:t>
+        <w:t xml:space="preserve">The Pod scheduling process comprises of mainly </w:t>
+      </w:r>
+      <w:r>
+        <w:rPr>
+          <w:rFonts w:hint="default" w:ascii="Bodoni MT" w:hAnsi="Bodoni MT" w:cs="Bodoni MT"/>
+          <w:i w:val="0"/>
+          <w:iCs w:val="0"/>
+          <w:lang w:val="en-IN"/>
+        </w:rPr>
+        <w:t>below phases:</w:t>
+      </w:r>
+    </w:p>
+    <w:p>
+      <w:pPr>
+        <w:keepNext w:val="0"/>
+        <w:keepLines w:val="0"/>
+        <w:widowControl/>
+        <w:numPr>
+          <w:ilvl w:val="1"/>
+          <w:numId w:val="11"/>
+        </w:numPr>
+        <w:suppressLineNumbers w:val="0"/>
+        <w:spacing w:before="0" w:beforeAutospacing="0" w:after="0" w:afterAutospacing="0" w:line="360" w:lineRule="auto"/>
+        <w:ind w:left="840" w:leftChars="0" w:right="0" w:hanging="420" w:firstLineChars="0"/>
+        <w:jc w:val="left"/>
+        <w:rPr>
+          <w:rFonts w:hint="default" w:ascii="Bodoni MT" w:hAnsi="Bodoni MT" w:cs="Bodoni MT"/>
+        </w:rPr>
+      </w:pPr>
+      <w:r>
+        <w:rPr>
+          <w:rFonts w:hint="default" w:ascii="Bodoni MT" w:hAnsi="Bodoni MT" w:cs="Bodoni MT"/>
+          <w:b/>
+          <w:bCs/>
+          <w:i/>
+          <w:iCs/>
+          <w:lang w:val="en-IN"/>
+        </w:rPr>
+        <w:t>Scheduling queue</w:t>
+      </w:r>
+      <w:r>
+        <w:rPr>
+          <w:rFonts w:hint="default" w:ascii="Bodoni MT" w:hAnsi="Bodoni MT" w:cs="Bodoni MT"/>
+          <w:b w:val="0"/>
+          <w:bCs w:val="0"/>
+          <w:i w:val="0"/>
+          <w:iCs w:val="0"/>
+          <w:lang w:val="en-IN"/>
+        </w:rPr>
+        <w:t xml:space="preserve"> </w:t>
+      </w:r>
+      <w:r>
+        <w:rPr>
+          <w:rFonts w:hint="default" w:ascii="Bodoni MT" w:hAnsi="Bodoni MT" w:cs="Bodoni MT"/>
+          <w:b w:val="0"/>
+          <w:bCs w:val="0"/>
+          <w:i w:val="0"/>
+          <w:iCs w:val="0"/>
+          <w:lang w:val="en-IN"/>
+        </w:rPr>
+        <w:br w:type="textWrapping"/>
+      </w:r>
+      <w:r>
+        <w:rPr>
+          <w:rFonts w:hint="default" w:ascii="Bodoni MT" w:hAnsi="Bodoni MT" w:cs="Bodoni MT"/>
+          <w:b w:val="0"/>
+          <w:bCs w:val="0"/>
+          <w:i w:val="0"/>
+          <w:iCs w:val="0"/>
+          <w:lang w:val="en-IN"/>
+        </w:rPr>
+        <w:t>all the unscheduled pods will be kept in a queue according to their priority.</w:t>
+      </w:r>
+    </w:p>
+    <w:p>
+      <w:pPr>
+        <w:keepNext w:val="0"/>
+        <w:keepLines w:val="0"/>
+        <w:widowControl/>
+        <w:numPr>
+          <w:ilvl w:val="1"/>
+          <w:numId w:val="11"/>
+        </w:numPr>
+        <w:suppressLineNumbers w:val="0"/>
+        <w:spacing w:before="0" w:beforeAutospacing="0" w:after="0" w:afterAutospacing="0" w:line="360" w:lineRule="auto"/>
+        <w:ind w:left="840" w:leftChars="0" w:right="0" w:hanging="420" w:firstLineChars="0"/>
+        <w:jc w:val="left"/>
+        <w:rPr>
+          <w:rFonts w:hint="default" w:ascii="Bodoni MT" w:hAnsi="Bodoni MT" w:cs="Bodoni MT"/>
+        </w:rPr>
+      </w:pPr>
+      <w:r>
+        <w:rPr>
+          <w:rFonts w:hint="default" w:ascii="Bodoni MT" w:hAnsi="Bodoni MT" w:cs="Bodoni MT"/>
+          <w:b/>
+          <w:bCs/>
+          <w:i/>
+          <w:iCs/>
+          <w:lang w:val="en-IN"/>
+        </w:rPr>
+        <w:t>Filter phase</w:t>
+      </w:r>
+      <w:r>
+        <w:rPr>
+          <w:rFonts w:hint="default" w:ascii="Bodoni MT" w:hAnsi="Bodoni MT" w:cs="Bodoni MT"/>
+          <w:b/>
+          <w:bCs/>
+          <w:i/>
+          <w:iCs/>
+          <w:lang w:val="en-IN"/>
+        </w:rPr>
+        <w:br w:type="textWrapping"/>
+      </w:r>
+      <w:r>
+        <w:rPr>
+          <w:rFonts w:hint="default" w:ascii="Bodoni MT" w:hAnsi="Bodoni MT" w:cs="Bodoni MT"/>
+          <w:b w:val="0"/>
+          <w:bCs w:val="0"/>
+          <w:i w:val="0"/>
+          <w:iCs w:val="0"/>
+          <w:lang w:val="en-IN"/>
+        </w:rPr>
+        <w:t>scheduler eliminates the nodes which do not satisfy the requirement of the Pod’s resource requirement.</w:t>
+      </w:r>
+    </w:p>
+    <w:p>
+      <w:pPr>
+        <w:keepNext w:val="0"/>
+        <w:keepLines w:val="0"/>
+        <w:widowControl/>
+        <w:numPr>
+          <w:ilvl w:val="1"/>
+          <w:numId w:val="11"/>
+        </w:numPr>
+        <w:suppressLineNumbers w:val="0"/>
+        <w:spacing w:before="0" w:beforeAutospacing="0" w:after="0" w:afterAutospacing="0" w:line="360" w:lineRule="auto"/>
+        <w:ind w:left="840" w:leftChars="0" w:right="0" w:hanging="420" w:firstLineChars="0"/>
+        <w:jc w:val="left"/>
+        <w:rPr>
+          <w:rFonts w:hint="default" w:ascii="Bodoni MT" w:hAnsi="Bodoni MT" w:cs="Bodoni MT"/>
+        </w:rPr>
+      </w:pPr>
+      <w:r>
+        <w:rPr>
+          <w:rFonts w:hint="default" w:ascii="Bodoni MT" w:hAnsi="Bodoni MT" w:cs="Bodoni MT"/>
+          <w:b/>
+          <w:bCs/>
+          <w:i/>
+          <w:iCs/>
+          <w:lang w:val="en-IN"/>
+        </w:rPr>
+        <w:t>Scoring phase</w:t>
+      </w:r>
+      <w:r>
+        <w:rPr>
+          <w:rFonts w:hint="default" w:ascii="Bodoni MT" w:hAnsi="Bodoni MT" w:cs="Bodoni MT"/>
+          <w:b w:val="0"/>
+          <w:bCs w:val="0"/>
+          <w:i w:val="0"/>
+          <w:iCs w:val="0"/>
+          <w:lang w:val="en-IN"/>
+        </w:rPr>
+        <w:t xml:space="preserve"> </w:t>
+      </w:r>
+      <w:r>
+        <w:rPr>
+          <w:rFonts w:hint="default" w:ascii="Bodoni MT" w:hAnsi="Bodoni MT" w:cs="Bodoni MT"/>
+          <w:b w:val="0"/>
+          <w:bCs w:val="0"/>
+          <w:i w:val="0"/>
+          <w:iCs w:val="0"/>
+          <w:lang w:val="en-IN"/>
+        </w:rPr>
+        <w:br w:type="textWrapping"/>
+      </w:r>
+      <w:r>
+        <w:rPr>
+          <w:rFonts w:hint="default" w:ascii="Bodoni MT" w:hAnsi="Bodoni MT" w:cs="Bodoni MT"/>
+          <w:b w:val="0"/>
+          <w:bCs w:val="0"/>
+          <w:i w:val="0"/>
+          <w:iCs w:val="0"/>
+          <w:lang w:val="en-IN"/>
+        </w:rPr>
+        <w:t xml:space="preserve">nodes that pass </w:t>
+      </w:r>
+      <w:r>
+        <w:rPr>
+          <w:rFonts w:hint="default" w:ascii="Bodoni MT" w:hAnsi="Bodoni MT" w:cs="Bodoni MT"/>
+          <w:b w:val="0"/>
+          <w:bCs w:val="0"/>
+          <w:i/>
+          <w:iCs/>
+          <w:lang w:val="en-IN"/>
+        </w:rPr>
+        <w:t>filter phase</w:t>
+      </w:r>
+      <w:r>
+        <w:rPr>
+          <w:rFonts w:hint="default" w:ascii="Bodoni MT" w:hAnsi="Bodoni MT" w:cs="Bodoni MT"/>
+          <w:b w:val="0"/>
+          <w:bCs w:val="0"/>
+          <w:i w:val="0"/>
+          <w:iCs w:val="0"/>
+          <w:lang w:val="en-IN"/>
+        </w:rPr>
+        <w:t xml:space="preserve"> are now scored. The node that is scored more will be scheduler.</w:t>
+      </w:r>
+    </w:p>
+    <w:p>
+      <w:pPr>
+        <w:keepNext w:val="0"/>
+        <w:keepLines w:val="0"/>
+        <w:widowControl/>
+        <w:numPr>
+          <w:ilvl w:val="1"/>
+          <w:numId w:val="11"/>
+        </w:numPr>
+        <w:suppressLineNumbers w:val="0"/>
+        <w:spacing w:before="0" w:beforeAutospacing="0" w:after="0" w:afterAutospacing="0" w:line="360" w:lineRule="auto"/>
+        <w:ind w:left="840" w:leftChars="0" w:right="0" w:hanging="420" w:firstLineChars="0"/>
+        <w:jc w:val="left"/>
+        <w:rPr>
+          <w:rFonts w:hint="default" w:ascii="Bodoni MT" w:hAnsi="Bodoni MT" w:cs="Bodoni MT"/>
+        </w:rPr>
+      </w:pPr>
+      <w:r>
+        <w:rPr>
+          <w:rFonts w:hint="default" w:ascii="Bodoni MT" w:hAnsi="Bodoni MT" w:cs="Bodoni MT"/>
+          <w:b/>
+          <w:bCs/>
+          <w:i/>
+          <w:iCs/>
+          <w:lang w:val="en-IN"/>
+        </w:rPr>
+        <w:t>Binding phase</w:t>
+      </w:r>
+      <w:r>
+        <w:rPr>
+          <w:rFonts w:hint="default" w:ascii="Bodoni MT" w:hAnsi="Bodoni MT" w:cs="Bodoni MT"/>
+          <w:b w:val="0"/>
+          <w:bCs w:val="0"/>
+          <w:i w:val="0"/>
+          <w:iCs w:val="0"/>
+          <w:lang w:val="en-IN"/>
+        </w:rPr>
+        <w:t xml:space="preserve"> </w:t>
+      </w:r>
+      <w:r>
+        <w:rPr>
+          <w:rFonts w:hint="default" w:ascii="Bodoni MT" w:hAnsi="Bodoni MT" w:cs="Bodoni MT"/>
+          <w:b w:val="0"/>
+          <w:bCs w:val="0"/>
+          <w:i w:val="0"/>
+          <w:iCs w:val="0"/>
+          <w:lang w:val="en-IN"/>
+        </w:rPr>
+        <w:br w:type="textWrapping"/>
+      </w:r>
+      <w:r>
+        <w:rPr>
+          <w:rFonts w:hint="default" w:ascii="Bodoni MT" w:hAnsi="Bodoni MT" w:cs="Bodoni MT"/>
+          <w:b w:val="0"/>
+          <w:bCs w:val="0"/>
+          <w:i w:val="0"/>
+          <w:iCs w:val="0"/>
+          <w:lang w:val="en-IN"/>
+        </w:rPr>
+        <w:t>the node who got scored more score will be binded to the pod.</w:t>
       </w:r>
     </w:p>
     <w:p>
@@ -36157,7 +37047,688 @@
           <w:rFonts w:hint="default" w:ascii="Bodoni MT" w:hAnsi="Bodoni MT" w:cs="Bodoni MT"/>
           <w:lang w:val="en-IN"/>
         </w:rPr>
-        <w:t>F</w:t>
+        <w:t xml:space="preserve">There are different </w:t>
+      </w:r>
+      <w:r>
+        <w:rPr>
+          <w:rFonts w:hint="default" w:ascii="Bodoni MT" w:hAnsi="Bodoni MT" w:cs="Bodoni MT"/>
+          <w:b/>
+          <w:bCs/>
+          <w:i/>
+          <w:iCs/>
+          <w:lang w:val="en-IN"/>
+        </w:rPr>
+        <w:t>plugins</w:t>
+      </w:r>
+      <w:r>
+        <w:rPr>
+          <w:rFonts w:hint="default" w:ascii="Bodoni MT" w:hAnsi="Bodoni MT" w:cs="Bodoni MT"/>
+          <w:b w:val="0"/>
+          <w:bCs w:val="0"/>
+          <w:i w:val="0"/>
+          <w:iCs w:val="0"/>
+          <w:lang w:val="en-IN"/>
+        </w:rPr>
+        <w:t xml:space="preserve"> being used during this scheduling process.</w:t>
+      </w:r>
+      <w:r>
+        <w:rPr>
+          <w:rFonts w:hint="default" w:ascii="Bodoni MT" w:hAnsi="Bodoni MT" w:cs="Bodoni MT"/>
+          <w:b w:val="0"/>
+          <w:bCs w:val="0"/>
+          <w:i w:val="0"/>
+          <w:iCs w:val="0"/>
+          <w:lang w:val="en-IN"/>
+        </w:rPr>
+        <w:br w:type="textWrapping"/>
+      </w:r>
+      <w:r>
+        <w:rPr>
+          <w:rFonts w:hint="default" w:ascii="Bodoni MT" w:hAnsi="Bodoni MT" w:eastAsia="SimSun" w:cs="Bodoni MT"/>
+          <w:sz w:val="24"/>
+          <w:szCs w:val="24"/>
+        </w:rPr>
+        <w:drawing>
+          <wp:inline distT="0" distB="0" distL="114300" distR="114300">
+            <wp:extent cx="6085840" cy="2326005"/>
+            <wp:effectExtent l="0" t="0" r="10160" b="10795"/>
+            <wp:docPr id="23" name="Picture 1" descr="IMG_256"/>
+            <wp:cNvGraphicFramePr>
+              <a:graphicFrameLocks xmlns:a="http://schemas.openxmlformats.org/drawingml/2006/main" noChangeAspect="1"/>
+            </wp:cNvGraphicFramePr>
+            <a:graphic xmlns:a="http://schemas.openxmlformats.org/drawingml/2006/main">
+              <a:graphicData uri="http://schemas.openxmlformats.org/drawingml/2006/picture">
+                <pic:pic xmlns:pic="http://schemas.openxmlformats.org/drawingml/2006/picture">
+                  <pic:nvPicPr>
+                    <pic:cNvPr id="23" name="Picture 1" descr="IMG_256"/>
+                    <pic:cNvPicPr>
+                      <a:picLocks noChangeAspect="1"/>
+                    </pic:cNvPicPr>
+                  </pic:nvPicPr>
+                  <pic:blipFill>
+                    <a:blip r:embed="rId114"/>
+                    <a:srcRect l="2231" t="23553" b="10030"/>
+                    <a:stretch>
+                      <a:fillRect/>
+                    </a:stretch>
+                  </pic:blipFill>
+                  <pic:spPr>
+                    <a:xfrm>
+                      <a:off x="0" y="0"/>
+                      <a:ext cx="6085840" cy="2326005"/>
+                    </a:xfrm>
+                    <a:prstGeom prst="rect">
+                      <a:avLst/>
+                    </a:prstGeom>
+                    <a:noFill/>
+                    <a:ln w="9525">
+                      <a:noFill/>
+                    </a:ln>
+                  </pic:spPr>
+                </pic:pic>
+              </a:graphicData>
+            </a:graphic>
+          </wp:inline>
+        </w:drawing>
+      </w:r>
+    </w:p>
+    <w:p>
+      <w:pPr>
+        <w:keepNext w:val="0"/>
+        <w:keepLines w:val="0"/>
+        <w:widowControl/>
+        <w:numPr>
+          <w:ilvl w:val="1"/>
+          <w:numId w:val="11"/>
+        </w:numPr>
+        <w:suppressLineNumbers w:val="0"/>
+        <w:spacing w:before="0" w:beforeAutospacing="0" w:after="0" w:afterAutospacing="0" w:line="360" w:lineRule="auto"/>
+        <w:ind w:left="840" w:leftChars="0" w:right="0" w:hanging="420" w:firstLineChars="0"/>
+        <w:jc w:val="left"/>
+        <w:rPr>
+          <w:rFonts w:hint="default" w:ascii="Bodoni MT" w:hAnsi="Bodoni MT" w:cs="Bodoni MT"/>
+        </w:rPr>
+      </w:pPr>
+      <w:r>
+        <w:rPr>
+          <w:rFonts w:hint="default" w:ascii="Bodoni MT" w:hAnsi="Bodoni MT" w:cs="Bodoni MT"/>
+          <w:b/>
+          <w:bCs/>
+          <w:i/>
+          <w:iCs/>
+          <w:lang w:val="en-IN"/>
+        </w:rPr>
+        <w:t>PrioritySort</w:t>
+      </w:r>
+      <w:r>
+        <w:rPr>
+          <w:rFonts w:hint="default" w:ascii="Bodoni MT" w:hAnsi="Bodoni MT" w:cs="Bodoni MT"/>
+          <w:b w:val="0"/>
+          <w:bCs w:val="0"/>
+          <w:i w:val="0"/>
+          <w:iCs w:val="0"/>
+          <w:lang w:val="en-IN"/>
+        </w:rPr>
+        <w:t xml:space="preserve"> </w:t>
+      </w:r>
+      <w:r>
+        <w:rPr>
+          <w:rFonts w:hint="default" w:ascii="Bodoni MT" w:hAnsi="Bodoni MT" w:cs="Bodoni MT"/>
+          <w:b w:val="0"/>
+          <w:bCs w:val="0"/>
+          <w:i/>
+          <w:iCs/>
+          <w:lang w:val="en-IN"/>
+        </w:rPr>
+        <w:t>plugin</w:t>
+      </w:r>
+      <w:r>
+        <w:rPr>
+          <w:rFonts w:hint="default" w:ascii="Bodoni MT" w:hAnsi="Bodoni MT" w:cs="Bodoni MT"/>
+          <w:b w:val="0"/>
+          <w:bCs w:val="0"/>
+          <w:i w:val="0"/>
+          <w:iCs w:val="0"/>
+          <w:lang w:val="en-IN"/>
+        </w:rPr>
+        <w:t xml:space="preserve"> </w:t>
+      </w:r>
+      <w:r>
+        <w:rPr>
+          <w:rFonts w:hint="default" w:ascii="Bodoni MT" w:hAnsi="Bodoni MT" w:cs="Bodoni MT"/>
+          <w:b w:val="0"/>
+          <w:bCs w:val="0"/>
+          <w:i w:val="0"/>
+          <w:iCs w:val="0"/>
+          <w:lang w:val="en-IN"/>
+        </w:rPr>
+        <w:br w:type="textWrapping"/>
+      </w:r>
+      <w:r>
+        <w:rPr>
+          <w:rFonts w:hint="default" w:ascii="Bodoni MT" w:hAnsi="Bodoni MT" w:cs="Bodoni MT"/>
+          <w:b w:val="0"/>
+          <w:bCs w:val="0"/>
+          <w:i w:val="0"/>
+          <w:iCs w:val="0"/>
+          <w:lang w:val="en-IN"/>
+        </w:rPr>
+        <w:t>during the scheduling queue phase, this plugin orders the Pods based on their priorities.</w:t>
+      </w:r>
+    </w:p>
+    <w:p>
+      <w:pPr>
+        <w:keepNext w:val="0"/>
+        <w:keepLines w:val="0"/>
+        <w:widowControl/>
+        <w:numPr>
+          <w:ilvl w:val="1"/>
+          <w:numId w:val="11"/>
+        </w:numPr>
+        <w:suppressLineNumbers w:val="0"/>
+        <w:spacing w:before="0" w:beforeAutospacing="0" w:after="0" w:afterAutospacing="0" w:line="360" w:lineRule="auto"/>
+        <w:ind w:left="840" w:leftChars="0" w:right="0" w:hanging="420" w:firstLineChars="0"/>
+        <w:jc w:val="left"/>
+        <w:rPr>
+          <w:rFonts w:hint="default" w:ascii="Bodoni MT" w:hAnsi="Bodoni MT" w:cs="Bodoni MT"/>
+        </w:rPr>
+      </w:pPr>
+      <w:r>
+        <w:rPr>
+          <w:rFonts w:hint="default" w:ascii="Bodoni MT" w:hAnsi="Bodoni MT" w:cs="Bodoni MT"/>
+          <w:b/>
+          <w:bCs/>
+          <w:i/>
+          <w:iCs/>
+          <w:lang w:val="en-IN"/>
+        </w:rPr>
+        <w:t>NodeResourceFit</w:t>
+      </w:r>
+      <w:r>
+        <w:rPr>
+          <w:rFonts w:hint="default" w:ascii="Bodoni MT" w:hAnsi="Bodoni MT" w:cs="Bodoni MT"/>
+          <w:b w:val="0"/>
+          <w:bCs w:val="0"/>
+          <w:i w:val="0"/>
+          <w:iCs w:val="0"/>
+          <w:lang w:val="en-IN"/>
+        </w:rPr>
+        <w:t xml:space="preserve"> </w:t>
+      </w:r>
+      <w:r>
+        <w:rPr>
+          <w:rFonts w:hint="default" w:ascii="Bodoni MT" w:hAnsi="Bodoni MT" w:cs="Bodoni MT"/>
+          <w:b w:val="0"/>
+          <w:bCs w:val="0"/>
+          <w:i/>
+          <w:iCs/>
+          <w:lang w:val="en-IN"/>
+        </w:rPr>
+        <w:t>plugin</w:t>
+      </w:r>
+      <w:r>
+        <w:rPr>
+          <w:rFonts w:hint="default" w:ascii="Bodoni MT" w:hAnsi="Bodoni MT" w:cs="Bodoni MT"/>
+          <w:b w:val="0"/>
+          <w:bCs w:val="0"/>
+          <w:i w:val="0"/>
+          <w:iCs w:val="0"/>
+          <w:lang w:val="en-IN"/>
+        </w:rPr>
+        <w:t xml:space="preserve"> </w:t>
+      </w:r>
+      <w:r>
+        <w:rPr>
+          <w:rFonts w:hint="default" w:ascii="Bodoni MT" w:hAnsi="Bodoni MT" w:cs="Bodoni MT"/>
+          <w:b w:val="0"/>
+          <w:bCs w:val="0"/>
+          <w:i w:val="0"/>
+          <w:iCs w:val="0"/>
+          <w:lang w:val="en-IN"/>
+        </w:rPr>
+        <w:br w:type="textWrapping"/>
+      </w:r>
+      <w:r>
+        <w:rPr>
+          <w:rFonts w:hint="default" w:ascii="Bodoni MT" w:hAnsi="Bodoni MT" w:cs="Bodoni MT"/>
+          <w:b w:val="0"/>
+          <w:bCs w:val="0"/>
+          <w:i w:val="0"/>
+          <w:iCs w:val="0"/>
+          <w:lang w:val="en-IN"/>
+        </w:rPr>
+        <w:t xml:space="preserve">it is used during </w:t>
+      </w:r>
+      <w:r>
+        <w:rPr>
+          <w:rFonts w:hint="default" w:ascii="Bodoni MT" w:hAnsi="Bodoni MT" w:cs="Bodoni MT"/>
+          <w:b w:val="0"/>
+          <w:bCs w:val="0"/>
+          <w:i/>
+          <w:iCs/>
+          <w:lang w:val="en-IN"/>
+        </w:rPr>
+        <w:t>filter phase</w:t>
+      </w:r>
+      <w:r>
+        <w:rPr>
+          <w:rFonts w:hint="default" w:ascii="Bodoni MT" w:hAnsi="Bodoni MT" w:cs="Bodoni MT"/>
+          <w:b w:val="0"/>
+          <w:bCs w:val="0"/>
+          <w:i w:val="0"/>
+          <w:iCs w:val="0"/>
+          <w:lang w:val="en-IN"/>
+        </w:rPr>
+        <w:t xml:space="preserve"> to exclude nodes.</w:t>
+      </w:r>
+      <w:r>
+        <w:rPr>
+          <w:rFonts w:hint="default" w:ascii="Bodoni MT" w:hAnsi="Bodoni MT" w:cs="Bodoni MT"/>
+          <w:b w:val="0"/>
+          <w:bCs w:val="0"/>
+          <w:i w:val="0"/>
+          <w:iCs w:val="0"/>
+          <w:lang w:val="en-IN"/>
+        </w:rPr>
+        <w:br w:type="textWrapping"/>
+      </w:r>
+      <w:r>
+        <w:rPr>
+          <w:rFonts w:hint="default" w:ascii="Bodoni MT" w:hAnsi="Bodoni MT" w:cs="Bodoni MT"/>
+          <w:b w:val="0"/>
+          <w:bCs w:val="0"/>
+          <w:i w:val="0"/>
+          <w:iCs w:val="0"/>
+          <w:lang w:val="en-IN"/>
+        </w:rPr>
+        <w:t xml:space="preserve">Also, during </w:t>
+      </w:r>
+      <w:r>
+        <w:rPr>
+          <w:rFonts w:hint="default" w:ascii="Bodoni MT" w:hAnsi="Bodoni MT" w:cs="Bodoni MT"/>
+          <w:b w:val="0"/>
+          <w:bCs w:val="0"/>
+          <w:i/>
+          <w:iCs/>
+          <w:lang w:val="en-IN"/>
+        </w:rPr>
+        <w:t>scoring phase</w:t>
+      </w:r>
+      <w:r>
+        <w:rPr>
+          <w:rFonts w:hint="default" w:ascii="Bodoni MT" w:hAnsi="Bodoni MT" w:cs="Bodoni MT"/>
+          <w:b w:val="0"/>
+          <w:bCs w:val="0"/>
+          <w:i w:val="0"/>
+          <w:iCs w:val="0"/>
+          <w:lang w:val="en-IN"/>
+        </w:rPr>
+        <w:t xml:space="preserve"> it score the nodes that pass in </w:t>
+      </w:r>
+      <w:r>
+        <w:rPr>
+          <w:rFonts w:hint="default" w:ascii="Bodoni MT" w:hAnsi="Bodoni MT" w:cs="Bodoni MT"/>
+          <w:b w:val="0"/>
+          <w:bCs w:val="0"/>
+          <w:i/>
+          <w:iCs/>
+          <w:lang w:val="en-IN"/>
+        </w:rPr>
+        <w:t>filter phase</w:t>
+      </w:r>
+      <w:r>
+        <w:rPr>
+          <w:rFonts w:hint="default" w:ascii="Bodoni MT" w:hAnsi="Bodoni MT" w:cs="Bodoni MT"/>
+          <w:b w:val="0"/>
+          <w:bCs w:val="0"/>
+          <w:i w:val="0"/>
+          <w:iCs w:val="0"/>
+          <w:lang w:val="en-IN"/>
+        </w:rPr>
+        <w:t>.</w:t>
+      </w:r>
+    </w:p>
+    <w:p>
+      <w:pPr>
+        <w:keepNext w:val="0"/>
+        <w:keepLines w:val="0"/>
+        <w:widowControl/>
+        <w:numPr>
+          <w:ilvl w:val="1"/>
+          <w:numId w:val="11"/>
+        </w:numPr>
+        <w:suppressLineNumbers w:val="0"/>
+        <w:spacing w:before="0" w:beforeAutospacing="0" w:after="0" w:afterAutospacing="0" w:line="360" w:lineRule="auto"/>
+        <w:ind w:left="840" w:leftChars="0" w:right="0" w:hanging="420" w:firstLineChars="0"/>
+        <w:jc w:val="left"/>
+        <w:rPr>
+          <w:rFonts w:hint="default" w:ascii="Bodoni MT" w:hAnsi="Bodoni MT" w:cs="Bodoni MT"/>
+        </w:rPr>
+      </w:pPr>
+      <w:r>
+        <w:rPr>
+          <w:rFonts w:hint="default" w:ascii="Bodoni MT" w:hAnsi="Bodoni MT" w:cs="Bodoni MT"/>
+          <w:b/>
+          <w:bCs/>
+          <w:i/>
+          <w:iCs/>
+          <w:lang w:val="en-IN"/>
+        </w:rPr>
+        <w:t>NodeUnschedulable</w:t>
+      </w:r>
+      <w:r>
+        <w:rPr>
+          <w:rFonts w:hint="default" w:ascii="Bodoni MT" w:hAnsi="Bodoni MT" w:cs="Bodoni MT"/>
+          <w:b w:val="0"/>
+          <w:bCs w:val="0"/>
+          <w:i/>
+          <w:iCs/>
+          <w:lang w:val="en-IN"/>
+        </w:rPr>
+        <w:t xml:space="preserve"> plugin</w:t>
+      </w:r>
+      <w:r>
+        <w:rPr>
+          <w:rFonts w:hint="default" w:ascii="Bodoni MT" w:hAnsi="Bodoni MT" w:cs="Bodoni MT"/>
+          <w:b w:val="0"/>
+          <w:bCs w:val="0"/>
+          <w:i w:val="0"/>
+          <w:iCs w:val="0"/>
+          <w:lang w:val="en-IN"/>
+        </w:rPr>
+        <w:t xml:space="preserve"> </w:t>
+      </w:r>
+      <w:r>
+        <w:rPr>
+          <w:rFonts w:hint="default" w:ascii="Bodoni MT" w:hAnsi="Bodoni MT" w:cs="Bodoni MT"/>
+          <w:b w:val="0"/>
+          <w:bCs w:val="0"/>
+          <w:i w:val="0"/>
+          <w:iCs w:val="0"/>
+          <w:lang w:val="en-IN"/>
+        </w:rPr>
+        <w:br w:type="textWrapping"/>
+      </w:r>
+      <w:r>
+        <w:rPr>
+          <w:rFonts w:hint="default" w:ascii="Bodoni MT" w:hAnsi="Bodoni MT" w:cs="Bodoni MT"/>
+          <w:b w:val="0"/>
+          <w:bCs w:val="0"/>
+          <w:i w:val="0"/>
+          <w:iCs w:val="0"/>
+          <w:lang w:val="en-IN"/>
+        </w:rPr>
+        <w:t xml:space="preserve">it makes sure that the nodes marked as </w:t>
+      </w:r>
+      <w:r>
+        <w:rPr>
+          <w:rFonts w:hint="default" w:ascii="Bodoni MT" w:hAnsi="Bodoni MT" w:cs="Bodoni MT"/>
+          <w:b w:val="0"/>
+          <w:bCs w:val="0"/>
+          <w:i/>
+          <w:iCs/>
+          <w:u w:val="single"/>
+          <w:lang w:val="en-IN"/>
+        </w:rPr>
+        <w:t>Unschedulable: true</w:t>
+      </w:r>
+      <w:r>
+        <w:rPr>
+          <w:rFonts w:hint="default" w:ascii="Bodoni MT" w:hAnsi="Bodoni MT" w:cs="Bodoni MT"/>
+          <w:b w:val="0"/>
+          <w:bCs w:val="0"/>
+          <w:i w:val="0"/>
+          <w:iCs w:val="0"/>
+          <w:lang w:val="en-IN"/>
+        </w:rPr>
+        <w:t xml:space="preserve"> will not get the pod assigned.</w:t>
+      </w:r>
+      <w:r>
+        <w:rPr>
+          <w:rFonts w:hint="default" w:ascii="Bodoni MT" w:hAnsi="Bodoni MT" w:cs="Bodoni MT"/>
+          <w:b w:val="0"/>
+          <w:bCs w:val="0"/>
+          <w:i w:val="0"/>
+          <w:iCs w:val="0"/>
+          <w:lang w:val="en-IN"/>
+        </w:rPr>
+        <w:br w:type="textWrapping"/>
+      </w:r>
+      <w:r>
+        <w:rPr>
+          <w:rFonts w:hint="default" w:ascii="Bodoni MT" w:hAnsi="Bodoni MT" w:cs="Bodoni MT"/>
+        </w:rPr>
+        <w:drawing>
+          <wp:inline distT="0" distB="0" distL="114300" distR="114300">
+            <wp:extent cx="4342130" cy="2700655"/>
+            <wp:effectExtent l="0" t="0" r="1270" b="4445"/>
+            <wp:docPr id="35" name="Picture 2"/>
+            <wp:cNvGraphicFramePr>
+              <a:graphicFrameLocks xmlns:a="http://schemas.openxmlformats.org/drawingml/2006/main" noChangeAspect="1"/>
+            </wp:cNvGraphicFramePr>
+            <a:graphic xmlns:a="http://schemas.openxmlformats.org/drawingml/2006/main">
+              <a:graphicData uri="http://schemas.openxmlformats.org/drawingml/2006/picture">
+                <pic:pic xmlns:pic="http://schemas.openxmlformats.org/drawingml/2006/picture">
+                  <pic:nvPicPr>
+                    <pic:cNvPr id="35" name="Picture 2"/>
+                    <pic:cNvPicPr>
+                      <a:picLocks noChangeAspect="1"/>
+                    </pic:cNvPicPr>
+                  </pic:nvPicPr>
+                  <pic:blipFill>
+                    <a:blip r:embed="rId115"/>
+                    <a:stretch>
+                      <a:fillRect/>
+                    </a:stretch>
+                  </pic:blipFill>
+                  <pic:spPr>
+                    <a:xfrm>
+                      <a:off x="0" y="0"/>
+                      <a:ext cx="4342130" cy="2700655"/>
+                    </a:xfrm>
+                    <a:prstGeom prst="rect">
+                      <a:avLst/>
+                    </a:prstGeom>
+                    <a:noFill/>
+                    <a:ln>
+                      <a:noFill/>
+                    </a:ln>
+                  </pic:spPr>
+                </pic:pic>
+              </a:graphicData>
+            </a:graphic>
+          </wp:inline>
+        </w:drawing>
+      </w:r>
+    </w:p>
+    <w:p>
+      <w:pPr>
+        <w:keepNext w:val="0"/>
+        <w:keepLines w:val="0"/>
+        <w:widowControl/>
+        <w:numPr>
+          <w:ilvl w:val="1"/>
+          <w:numId w:val="11"/>
+        </w:numPr>
+        <w:suppressLineNumbers w:val="0"/>
+        <w:spacing w:before="0" w:beforeAutospacing="0" w:after="0" w:afterAutospacing="0" w:line="360" w:lineRule="auto"/>
+        <w:ind w:left="840" w:leftChars="0" w:right="0" w:hanging="420" w:firstLineChars="0"/>
+        <w:jc w:val="left"/>
+        <w:rPr>
+          <w:rFonts w:hint="default" w:ascii="Bodoni MT" w:hAnsi="Bodoni MT" w:cs="Bodoni MT"/>
+        </w:rPr>
+      </w:pPr>
+      <w:r>
+        <w:rPr>
+          <w:rFonts w:hint="default" w:ascii="Bodoni MT" w:hAnsi="Bodoni MT" w:cs="Bodoni MT"/>
+          <w:b/>
+          <w:bCs/>
+          <w:i/>
+          <w:iCs/>
+          <w:lang w:val="en-IN"/>
+        </w:rPr>
+        <w:t>ImageLocality</w:t>
+      </w:r>
+      <w:r>
+        <w:rPr>
+          <w:rFonts w:hint="default" w:ascii="Bodoni MT" w:hAnsi="Bodoni MT" w:cs="Bodoni MT"/>
+          <w:b w:val="0"/>
+          <w:bCs w:val="0"/>
+          <w:i/>
+          <w:iCs/>
+          <w:lang w:val="en-IN"/>
+        </w:rPr>
+        <w:t xml:space="preserve"> plugin</w:t>
+      </w:r>
+      <w:r>
+        <w:rPr>
+          <w:rFonts w:hint="default" w:ascii="Bodoni MT" w:hAnsi="Bodoni MT" w:cs="Bodoni MT"/>
+          <w:b w:val="0"/>
+          <w:bCs w:val="0"/>
+          <w:i w:val="0"/>
+          <w:iCs w:val="0"/>
+          <w:lang w:val="en-IN"/>
+        </w:rPr>
+        <w:t xml:space="preserve"> </w:t>
+      </w:r>
+      <w:r>
+        <w:rPr>
+          <w:rFonts w:hint="default" w:ascii="Bodoni MT" w:hAnsi="Bodoni MT" w:cs="Bodoni MT"/>
+          <w:b w:val="0"/>
+          <w:bCs w:val="0"/>
+          <w:i w:val="0"/>
+          <w:iCs w:val="0"/>
+          <w:lang w:val="en-IN"/>
+        </w:rPr>
+        <w:br w:type="textWrapping"/>
+      </w:r>
+      <w:r>
+        <w:rPr>
+          <w:rFonts w:hint="default" w:ascii="Bodoni MT" w:hAnsi="Bodoni MT" w:cs="Bodoni MT"/>
+          <w:b w:val="0"/>
+          <w:bCs w:val="0"/>
+          <w:i w:val="0"/>
+          <w:iCs w:val="0"/>
+          <w:lang w:val="en-IN"/>
+        </w:rPr>
+        <w:t xml:space="preserve">this just gives a </w:t>
+      </w:r>
+      <w:r>
+        <w:rPr>
+          <w:rFonts w:hint="default" w:ascii="Bodoni MT" w:hAnsi="Bodoni MT" w:cs="Bodoni MT"/>
+          <w:b w:val="0"/>
+          <w:bCs w:val="0"/>
+          <w:i/>
+          <w:iCs/>
+          <w:lang w:val="en-IN"/>
+        </w:rPr>
+        <w:t>soft preference</w:t>
+      </w:r>
+      <w:r>
+        <w:rPr>
+          <w:rFonts w:hint="default" w:ascii="Bodoni MT" w:hAnsi="Bodoni MT" w:cs="Bodoni MT"/>
+          <w:b w:val="0"/>
+          <w:bCs w:val="0"/>
+          <w:i w:val="0"/>
+          <w:iCs w:val="0"/>
+          <w:lang w:val="en-IN"/>
+        </w:rPr>
+        <w:t xml:space="preserve"> if the node already contains the </w:t>
+      </w:r>
+      <w:r>
+        <w:rPr>
+          <w:rFonts w:hint="default" w:ascii="Bodoni MT" w:hAnsi="Bodoni MT" w:cs="Bodoni MT"/>
+          <w:b w:val="0"/>
+          <w:bCs w:val="0"/>
+          <w:i/>
+          <w:iCs/>
+          <w:lang w:val="en-IN"/>
+        </w:rPr>
+        <w:t>required container image</w:t>
+      </w:r>
+      <w:r>
+        <w:rPr>
+          <w:rFonts w:hint="default" w:ascii="Bodoni MT" w:hAnsi="Bodoni MT" w:cs="Bodoni MT"/>
+          <w:b w:val="0"/>
+          <w:bCs w:val="0"/>
+          <w:i w:val="0"/>
+          <w:iCs w:val="0"/>
+          <w:lang w:val="en-IN"/>
+        </w:rPr>
+        <w:t>.</w:t>
+      </w:r>
+    </w:p>
+    <w:p>
+      <w:pPr>
+        <w:keepNext w:val="0"/>
+        <w:keepLines w:val="0"/>
+        <w:widowControl/>
+        <w:numPr>
+          <w:ilvl w:val="1"/>
+          <w:numId w:val="11"/>
+        </w:numPr>
+        <w:suppressLineNumbers w:val="0"/>
+        <w:spacing w:before="0" w:beforeAutospacing="0" w:after="0" w:afterAutospacing="0" w:line="360" w:lineRule="auto"/>
+        <w:ind w:left="840" w:leftChars="0" w:right="0" w:hanging="420" w:firstLineChars="0"/>
+        <w:jc w:val="left"/>
+        <w:rPr>
+          <w:rFonts w:hint="default" w:ascii="Bodoni MT" w:hAnsi="Bodoni MT" w:cs="Bodoni MT"/>
+        </w:rPr>
+      </w:pPr>
+      <w:r>
+        <w:rPr>
+          <w:rFonts w:hint="default" w:ascii="Bodoni MT" w:hAnsi="Bodoni MT" w:cs="Bodoni MT"/>
+          <w:b/>
+          <w:bCs/>
+          <w:i/>
+          <w:iCs/>
+          <w:lang w:val="en-IN"/>
+        </w:rPr>
+        <w:t>DefaultBinder</w:t>
+      </w:r>
+      <w:r>
+        <w:rPr>
+          <w:rFonts w:hint="default" w:ascii="Bodoni MT" w:hAnsi="Bodoni MT" w:cs="Bodoni MT"/>
+          <w:b w:val="0"/>
+          <w:bCs w:val="0"/>
+          <w:i/>
+          <w:iCs/>
+          <w:lang w:val="en-IN"/>
+        </w:rPr>
+        <w:t xml:space="preserve"> plugin</w:t>
+      </w:r>
+      <w:r>
+        <w:rPr>
+          <w:rFonts w:hint="default" w:ascii="Bodoni MT" w:hAnsi="Bodoni MT" w:cs="Bodoni MT"/>
+          <w:b w:val="0"/>
+          <w:bCs w:val="0"/>
+          <w:i w:val="0"/>
+          <w:iCs w:val="0"/>
+          <w:lang w:val="en-IN"/>
+        </w:rPr>
+        <w:t xml:space="preserve"> </w:t>
+      </w:r>
+      <w:r>
+        <w:rPr>
+          <w:rFonts w:hint="default" w:ascii="Bodoni MT" w:hAnsi="Bodoni MT" w:cs="Bodoni MT"/>
+          <w:b w:val="0"/>
+          <w:bCs w:val="0"/>
+          <w:i w:val="0"/>
+          <w:iCs w:val="0"/>
+          <w:lang w:val="en-IN"/>
+        </w:rPr>
+        <w:br w:type="textWrapping"/>
+      </w:r>
+      <w:r>
+        <w:rPr>
+          <w:rFonts w:hint="default" w:ascii="Bodoni MT" w:hAnsi="Bodoni MT" w:cs="Bodoni MT"/>
+          <w:b w:val="0"/>
+          <w:bCs w:val="0"/>
+          <w:i w:val="0"/>
+          <w:iCs w:val="0"/>
+          <w:lang w:val="en-IN"/>
+        </w:rPr>
+        <w:t>in the binding phase, this plugin finalize the Pod-to-Node assignment.</w:t>
       </w:r>
     </w:p>
     <w:p>
@@ -36180,9 +37751,262 @@
       <w:r>
         <w:rPr>
           <w:rFonts w:hint="default" w:ascii="Bodoni MT" w:hAnsi="Bodoni MT" w:cs="Bodoni MT"/>
-          <w:lang w:val="en-IN"/>
-        </w:rPr>
-        <w:t>F</w:t>
+          <w:b w:val="0"/>
+          <w:bCs w:val="0"/>
+          <w:i w:val="0"/>
+          <w:iCs w:val="0"/>
+          <w:lang w:val="en-IN"/>
+        </w:rPr>
+        <w:t xml:space="preserve">In the above image, each stages are further divided into sub-stages like </w:t>
+      </w:r>
+      <w:r>
+        <w:rPr>
+          <w:rFonts w:hint="default" w:ascii="Bodoni MT" w:hAnsi="Bodoni MT" w:cs="Bodoni MT"/>
+          <w:b w:val="0"/>
+          <w:bCs w:val="0"/>
+          <w:i w:val="0"/>
+          <w:iCs w:val="0"/>
+          <w:lang w:val="en-IN"/>
+        </w:rPr>
+        <w:br w:type="textWrapping"/>
+      </w:r>
+      <w:r>
+        <w:rPr>
+          <w:rFonts w:hint="default" w:ascii="Bodoni MT" w:hAnsi="Bodoni MT" w:cs="Bodoni MT"/>
+          <w:b w:val="0"/>
+          <w:bCs w:val="0"/>
+          <w:i w:val="0"/>
+          <w:iCs w:val="0"/>
+          <w:lang w:val="en-IN"/>
+        </w:rPr>
+        <w:t>queueSort</w:t>
+      </w:r>
+      <w:r>
+        <w:rPr>
+          <w:rFonts w:hint="default" w:ascii="Bodoni MT" w:hAnsi="Bodoni MT" w:cs="Bodoni MT"/>
+          <w:b w:val="0"/>
+          <w:bCs w:val="0"/>
+          <w:i w:val="0"/>
+          <w:iCs w:val="0"/>
+          <w:lang w:val="en-IN"/>
+        </w:rPr>
+        <w:br w:type="textWrapping"/>
+      </w:r>
+      <w:r>
+        <w:rPr>
+          <w:rFonts w:hint="default" w:ascii="Bodoni MT" w:hAnsi="Bodoni MT" w:cs="Bodoni MT"/>
+          <w:b w:val="0"/>
+          <w:bCs w:val="0"/>
+          <w:i w:val="0"/>
+          <w:iCs w:val="0"/>
+          <w:lang w:val="en-IN"/>
+        </w:rPr>
+        <w:t>preFilter, filter, postFilter</w:t>
+      </w:r>
+      <w:r>
+        <w:rPr>
+          <w:rFonts w:hint="default" w:ascii="Bodoni MT" w:hAnsi="Bodoni MT" w:cs="Bodoni MT"/>
+          <w:b w:val="0"/>
+          <w:bCs w:val="0"/>
+          <w:i w:val="0"/>
+          <w:iCs w:val="0"/>
+          <w:lang w:val="en-IN"/>
+        </w:rPr>
+        <w:br w:type="textWrapping"/>
+      </w:r>
+      <w:r>
+        <w:rPr>
+          <w:rFonts w:hint="default" w:ascii="Bodoni MT" w:hAnsi="Bodoni MT" w:cs="Bodoni MT"/>
+          <w:b w:val="0"/>
+          <w:bCs w:val="0"/>
+          <w:i w:val="0"/>
+          <w:iCs w:val="0"/>
+          <w:lang w:val="en-IN"/>
+        </w:rPr>
+        <w:t>preScore, score, reserve</w:t>
+      </w:r>
+      <w:r>
+        <w:rPr>
+          <w:rFonts w:hint="default" w:ascii="Bodoni MT" w:hAnsi="Bodoni MT" w:cs="Bodoni MT"/>
+          <w:b w:val="0"/>
+          <w:bCs w:val="0"/>
+          <w:i w:val="0"/>
+          <w:iCs w:val="0"/>
+          <w:lang w:val="en-IN"/>
+        </w:rPr>
+        <w:br w:type="textWrapping"/>
+      </w:r>
+      <w:r>
+        <w:rPr>
+          <w:rFonts w:hint="default" w:ascii="Bodoni MT" w:hAnsi="Bodoni MT" w:cs="Bodoni MT"/>
+          <w:b w:val="0"/>
+          <w:bCs w:val="0"/>
+          <w:i w:val="0"/>
+          <w:iCs w:val="0"/>
+          <w:lang w:val="en-IN"/>
+        </w:rPr>
+        <w:t>permit, preBind, bind, postBind</w:t>
+      </w:r>
+    </w:p>
+    <w:p>
+      <w:pPr>
+        <w:keepNext w:val="0"/>
+        <w:keepLines w:val="0"/>
+        <w:widowControl/>
+        <w:numPr>
+          <w:ilvl w:val="1"/>
+          <w:numId w:val="11"/>
+        </w:numPr>
+        <w:suppressLineNumbers w:val="0"/>
+        <w:spacing w:before="0" w:beforeAutospacing="0" w:after="0" w:afterAutospacing="0" w:line="360" w:lineRule="auto"/>
+        <w:ind w:left="840" w:leftChars="0" w:right="0" w:hanging="420" w:firstLineChars="0"/>
+        <w:jc w:val="left"/>
+        <w:rPr>
+          <w:rFonts w:hint="default" w:ascii="Bodoni MT" w:hAnsi="Bodoni MT" w:cs="Bodoni MT"/>
+          <w:shd w:val="clear" w:color="FFFFFF" w:fill="D9D9D9"/>
+        </w:rPr>
+      </w:pPr>
+      <w:r>
+        <w:rPr>
+          <w:rFonts w:hint="default" w:ascii="Bodoni MT" w:hAnsi="Bodoni MT" w:cs="Bodoni MT"/>
+          <w:b w:val="0"/>
+          <w:bCs w:val="0"/>
+          <w:i w:val="0"/>
+          <w:iCs w:val="0"/>
+          <w:shd w:val="clear" w:color="FFFFFF" w:fill="D9D9D9"/>
+          <w:lang w:val="en-IN"/>
+        </w:rPr>
+        <w:t>All these are called</w:t>
+      </w:r>
+      <w:r>
+        <w:rPr>
+          <w:rFonts w:hint="default" w:ascii="Bodoni MT" w:hAnsi="Bodoni MT" w:cs="Bodoni MT"/>
+          <w:b w:val="0"/>
+          <w:bCs w:val="0"/>
+          <w:i w:val="0"/>
+          <w:iCs w:val="0"/>
+          <w:highlight w:val="yellow"/>
+          <w:shd w:val="clear" w:color="FFFFFF" w:fill="D9D9D9"/>
+          <w:lang w:val="en-IN"/>
+        </w:rPr>
+        <w:t xml:space="preserve"> </w:t>
+      </w:r>
+      <w:r>
+        <w:rPr>
+          <w:rFonts w:hint="default" w:ascii="Bodoni MT" w:hAnsi="Bodoni MT" w:cs="Bodoni MT"/>
+          <w:b/>
+          <w:bCs/>
+          <w:i/>
+          <w:iCs/>
+          <w:color w:val="851321" w:themeColor="accent6" w:themeShade="80"/>
+          <w:highlight w:val="yellow"/>
+          <w:shd w:val="clear" w:color="FFFFFF" w:fill="D9D9D9"/>
+          <w:lang w:val="en-IN"/>
+        </w:rPr>
+        <w:t>extension points</w:t>
+      </w:r>
+      <w:r>
+        <w:rPr>
+          <w:rFonts w:hint="default" w:ascii="Bodoni MT" w:hAnsi="Bodoni MT" w:cs="Bodoni MT"/>
+          <w:b w:val="0"/>
+          <w:bCs w:val="0"/>
+          <w:i w:val="0"/>
+          <w:iCs w:val="0"/>
+          <w:shd w:val="clear" w:color="FFFFFF" w:fill="D9D9D9"/>
+          <w:lang w:val="en-IN"/>
+        </w:rPr>
+        <w:t>.</w:t>
+      </w:r>
+    </w:p>
+    <w:p>
+      <w:pPr>
+        <w:keepNext w:val="0"/>
+        <w:keepLines w:val="0"/>
+        <w:widowControl/>
+        <w:numPr>
+          <w:ilvl w:val="1"/>
+          <w:numId w:val="11"/>
+        </w:numPr>
+        <w:suppressLineNumbers w:val="0"/>
+        <w:spacing w:before="0" w:beforeAutospacing="0" w:after="0" w:afterAutospacing="0" w:line="360" w:lineRule="auto"/>
+        <w:ind w:left="840" w:leftChars="0" w:right="0" w:hanging="420" w:firstLineChars="0"/>
+        <w:jc w:val="left"/>
+        <w:rPr>
+          <w:rFonts w:hint="default" w:ascii="Bodoni MT" w:hAnsi="Bodoni MT" w:cs="Bodoni MT"/>
+          <w:shd w:val="clear" w:color="FFFFFF" w:fill="D9D9D9"/>
+        </w:rPr>
+      </w:pPr>
+      <w:r>
+        <w:rPr>
+          <w:rFonts w:hint="default" w:ascii="Bodoni MT" w:hAnsi="Bodoni MT" w:cs="Bodoni MT"/>
+          <w:b w:val="0"/>
+          <w:bCs w:val="0"/>
+          <w:i w:val="0"/>
+          <w:iCs w:val="0"/>
+          <w:shd w:val="clear" w:color="FFFFFF" w:fill="D9D9D9"/>
+          <w:lang w:val="en-IN"/>
+        </w:rPr>
+        <w:t xml:space="preserve">With the </w:t>
+      </w:r>
+      <w:r>
+        <w:rPr>
+          <w:rFonts w:hint="default" w:ascii="Bodoni MT" w:hAnsi="Bodoni MT" w:cs="Bodoni MT"/>
+          <w:b w:val="0"/>
+          <w:bCs w:val="0"/>
+          <w:i/>
+          <w:iCs/>
+          <w:shd w:val="clear" w:color="FFFFFF" w:fill="D9D9D9"/>
+          <w:lang w:val="en-IN"/>
+        </w:rPr>
+        <w:t>extension points</w:t>
+      </w:r>
+      <w:r>
+        <w:rPr>
+          <w:rFonts w:hint="default" w:ascii="Bodoni MT" w:hAnsi="Bodoni MT" w:cs="Bodoni MT"/>
+          <w:b w:val="0"/>
+          <w:bCs w:val="0"/>
+          <w:i w:val="0"/>
+          <w:iCs w:val="0"/>
+          <w:shd w:val="clear" w:color="FFFFFF" w:fill="D9D9D9"/>
+          <w:lang w:val="en-IN"/>
+        </w:rPr>
+        <w:t xml:space="preserve">, the </w:t>
+      </w:r>
+      <w:r>
+        <w:rPr>
+          <w:rFonts w:hint="default" w:ascii="Bodoni MT" w:hAnsi="Bodoni MT" w:cs="Bodoni MT"/>
+          <w:b/>
+          <w:bCs/>
+          <w:i/>
+          <w:iCs/>
+          <w:shd w:val="clear" w:color="FFFFFF" w:fill="D9D9D9"/>
+          <w:lang w:val="en-IN"/>
+        </w:rPr>
+        <w:t>plugins</w:t>
+      </w:r>
+      <w:r>
+        <w:rPr>
+          <w:rFonts w:hint="default" w:ascii="Bodoni MT" w:hAnsi="Bodoni MT" w:cs="Bodoni MT"/>
+          <w:b w:val="0"/>
+          <w:bCs w:val="0"/>
+          <w:i/>
+          <w:iCs/>
+          <w:shd w:val="clear" w:color="FFFFFF" w:fill="D9D9D9"/>
+          <w:lang w:val="en-IN"/>
+        </w:rPr>
+        <w:t xml:space="preserve"> are binded</w:t>
+      </w:r>
+      <w:r>
+        <w:rPr>
+          <w:rFonts w:hint="default" w:ascii="Bodoni MT" w:hAnsi="Bodoni MT" w:cs="Bodoni MT"/>
+          <w:b w:val="0"/>
+          <w:bCs w:val="0"/>
+          <w:i w:val="0"/>
+          <w:iCs w:val="0"/>
+          <w:shd w:val="clear" w:color="FFFFFF" w:fill="D9D9D9"/>
+          <w:lang w:val="en-IN"/>
+        </w:rPr>
+        <w:t>.</w:t>
       </w:r>
     </w:p>
     <w:p>
@@ -36202,6 +38026,1012 @@
           <w:rFonts w:hint="default" w:ascii="Bodoni MT" w:hAnsi="Bodoni MT" w:cs="Bodoni MT"/>
         </w:rPr>
       </w:pPr>
+      <w:r>
+        <w:rPr>
+          <w:rFonts w:hint="default" w:ascii="Bodoni MT" w:hAnsi="Bodoni MT" w:cs="Bodoni MT"/>
+          <w:lang w:val="en-IN"/>
+        </w:rPr>
+        <w:t xml:space="preserve">We can create multiple </w:t>
+      </w:r>
+      <w:r>
+        <w:rPr>
+          <w:rFonts w:hint="default" w:ascii="Bodoni MT" w:hAnsi="Bodoni MT" w:cs="Bodoni MT"/>
+          <w:b/>
+          <w:bCs/>
+          <w:i/>
+          <w:iCs/>
+          <w:lang w:val="en-IN"/>
+        </w:rPr>
+        <w:t xml:space="preserve">scheduler </w:t>
+      </w:r>
+      <w:r>
+        <w:rPr>
+          <w:rFonts w:hint="default" w:ascii="Bodoni MT" w:hAnsi="Bodoni MT" w:cs="Bodoni MT"/>
+          <w:b/>
+          <w:bCs/>
+          <w:i/>
+          <w:iCs/>
+          <w:u w:val="single"/>
+          <w:lang w:val="en-IN"/>
+        </w:rPr>
+        <w:t>pods</w:t>
+      </w:r>
+      <w:r>
+        <w:rPr>
+          <w:rFonts w:hint="default" w:ascii="Bodoni MT" w:hAnsi="Bodoni MT" w:cs="Bodoni MT"/>
+          <w:b w:val="0"/>
+          <w:bCs w:val="0"/>
+          <w:i w:val="0"/>
+          <w:iCs w:val="0"/>
+          <w:u w:val="none"/>
+          <w:lang w:val="en-IN"/>
+        </w:rPr>
+        <w:t xml:space="preserve"> and run as many scheduler as we want.</w:t>
+      </w:r>
+      <w:r>
+        <w:rPr>
+          <w:rFonts w:hint="default" w:ascii="Bodoni MT" w:hAnsi="Bodoni MT" w:cs="Bodoni MT"/>
+          <w:b w:val="0"/>
+          <w:bCs w:val="0"/>
+          <w:i w:val="0"/>
+          <w:iCs w:val="0"/>
+          <w:u w:val="none"/>
+          <w:lang w:val="en-IN"/>
+        </w:rPr>
+        <w:br w:type="textWrapping"/>
+      </w:r>
+      <w:r>
+        <w:rPr>
+          <w:rFonts w:hint="default" w:ascii="Bodoni MT" w:hAnsi="Bodoni MT" w:cs="Bodoni MT"/>
+          <w:b w:val="0"/>
+          <w:bCs w:val="0"/>
+          <w:i w:val="0"/>
+          <w:iCs w:val="0"/>
+          <w:u w:val="none"/>
+          <w:lang w:val="en-IN"/>
+        </w:rPr>
+        <w:t xml:space="preserve">And for each scheduler, we can create a </w:t>
+      </w:r>
+      <w:r>
+        <w:rPr>
+          <w:rFonts w:hint="default" w:ascii="Bodoni MT" w:hAnsi="Bodoni MT" w:cs="Bodoni MT"/>
+          <w:b/>
+          <w:bCs/>
+          <w:i/>
+          <w:iCs/>
+          <w:u w:val="none"/>
+          <w:lang w:val="en-IN"/>
+        </w:rPr>
+        <w:t>scheduler configuration</w:t>
+      </w:r>
+      <w:r>
+        <w:rPr>
+          <w:rFonts w:hint="default" w:ascii="Bodoni MT" w:hAnsi="Bodoni MT" w:cs="Bodoni MT"/>
+          <w:b w:val="0"/>
+          <w:bCs w:val="0"/>
+          <w:i w:val="0"/>
+          <w:iCs w:val="0"/>
+          <w:u w:val="none"/>
+          <w:lang w:val="en-IN"/>
+        </w:rPr>
+        <w:t xml:space="preserve"> file (yaml) </w:t>
+      </w:r>
+      <w:r>
+        <w:rPr>
+          <w:rFonts w:hint="default" w:ascii="Bodoni MT" w:hAnsi="Bodoni MT" w:cs="Bodoni MT"/>
+          <w:b w:val="0"/>
+          <w:bCs w:val="0"/>
+          <w:i w:val="0"/>
+          <w:iCs w:val="0"/>
+          <w:u w:val="none"/>
+          <w:lang w:val="en-IN"/>
+        </w:rPr>
+        <w:br w:type="textWrapping"/>
+      </w:r>
+      <w:r>
+        <w:rPr>
+          <w:rFonts w:hint="default" w:ascii="Bodoni MT" w:hAnsi="Bodoni MT" w:cs="Bodoni MT"/>
+          <w:b w:val="0"/>
+          <w:bCs w:val="0"/>
+          <w:i w:val="0"/>
+          <w:iCs w:val="0"/>
+          <w:u w:val="none"/>
+          <w:lang w:val="en-IN"/>
+        </w:rPr>
+        <w:t>(</w:t>
+      </w:r>
+      <w:r>
+        <w:rPr>
+          <w:rFonts w:hint="default" w:ascii="Bodoni MT" w:hAnsi="Bodoni MT" w:cs="Bodoni MT"/>
+          <w:b w:val="0"/>
+          <w:bCs w:val="0"/>
+          <w:i w:val="0"/>
+          <w:iCs w:val="0"/>
+          <w:color w:val="C81D31" w:themeColor="accent6" w:themeShade="BF"/>
+          <w:u w:val="none"/>
+          <w:lang w:val="en-IN"/>
+        </w:rPr>
+        <w:t>kind: KubeSchedulerConfiguration</w:t>
+      </w:r>
+      <w:r>
+        <w:rPr>
+          <w:rFonts w:hint="default" w:ascii="Bodoni MT" w:hAnsi="Bodoni MT" w:cs="Bodoni MT"/>
+          <w:b w:val="0"/>
+          <w:bCs w:val="0"/>
+          <w:i w:val="0"/>
+          <w:iCs w:val="0"/>
+          <w:u w:val="none"/>
+          <w:lang w:val="en-IN"/>
+        </w:rPr>
+        <w:t>).</w:t>
+      </w:r>
+    </w:p>
+    <w:p>
+      <w:pPr>
+        <w:keepNext w:val="0"/>
+        <w:keepLines w:val="0"/>
+        <w:widowControl/>
+        <w:numPr>
+          <w:ilvl w:val="1"/>
+          <w:numId w:val="11"/>
+        </w:numPr>
+        <w:suppressLineNumbers w:val="0"/>
+        <w:spacing w:before="0" w:beforeAutospacing="0" w:after="0" w:afterAutospacing="0" w:line="360" w:lineRule="auto"/>
+        <w:ind w:left="840" w:leftChars="0" w:right="0" w:hanging="420" w:firstLineChars="0"/>
+        <w:jc w:val="left"/>
+        <w:rPr>
+          <w:rFonts w:hint="default" w:ascii="Bodoni MT" w:hAnsi="Bodoni MT" w:cs="Bodoni MT"/>
+        </w:rPr>
+      </w:pPr>
+      <w:r>
+        <w:rPr>
+          <w:rFonts w:hint="default" w:ascii="Bodoni MT" w:hAnsi="Bodoni MT" w:cs="Bodoni MT"/>
+          <w:lang w:val="en-IN"/>
+        </w:rPr>
+        <w:t xml:space="preserve">In this </w:t>
+      </w:r>
+      <w:r>
+        <w:rPr>
+          <w:rFonts w:hint="default" w:ascii="Bodoni MT" w:hAnsi="Bodoni MT" w:cs="Bodoni MT"/>
+          <w:i/>
+          <w:iCs/>
+          <w:lang w:val="en-IN"/>
+        </w:rPr>
+        <w:t>KubeSchedulerConfiguration</w:t>
+      </w:r>
+      <w:r>
+        <w:rPr>
+          <w:rFonts w:hint="default" w:ascii="Bodoni MT" w:hAnsi="Bodoni MT" w:cs="Bodoni MT"/>
+          <w:i w:val="0"/>
+          <w:iCs w:val="0"/>
+          <w:lang w:val="en-IN"/>
+        </w:rPr>
+        <w:t xml:space="preserve">, we can choose </w:t>
+      </w:r>
+      <w:r>
+        <w:rPr>
+          <w:rFonts w:hint="default" w:ascii="Bodoni MT" w:hAnsi="Bodoni MT" w:cs="Bodoni MT"/>
+          <w:i w:val="0"/>
+          <w:iCs w:val="0"/>
+          <w:highlight w:val="black"/>
+          <w:lang w:val="en-IN"/>
+        </w:rPr>
+        <w:t xml:space="preserve"> </w:t>
+      </w:r>
+      <w:r>
+        <w:rPr>
+          <w:rFonts w:hint="default" w:ascii="Bodoni MT" w:hAnsi="Bodoni MT" w:cs="Bodoni MT"/>
+          <w:i w:val="0"/>
+          <w:iCs w:val="0"/>
+          <w:color w:val="FADBDF" w:themeColor="accent6" w:themeTint="33"/>
+          <w:highlight w:val="black"/>
+          <w:lang w:val="en-IN"/>
+          <w14:textFill>
+            <w14:solidFill>
+              <w14:schemeClr w14:val="accent6">
+                <w14:lumMod w14:val="20000"/>
+                <w14:lumOff w14:val="80000"/>
+              </w14:schemeClr>
+            </w14:solidFill>
+          </w14:textFill>
+        </w:rPr>
+        <w:t xml:space="preserve">which </w:t>
+      </w:r>
+      <w:r>
+        <w:rPr>
+          <w:rFonts w:hint="default" w:ascii="Bodoni MT" w:hAnsi="Bodoni MT" w:cs="Bodoni MT"/>
+          <w:b/>
+          <w:bCs/>
+          <w:i/>
+          <w:iCs/>
+          <w:color w:val="FADBDF" w:themeColor="accent6" w:themeTint="33"/>
+          <w:highlight w:val="black"/>
+          <w:lang w:val="en-IN"/>
+          <w14:textFill>
+            <w14:solidFill>
+              <w14:schemeClr w14:val="accent6">
+                <w14:lumMod w14:val="20000"/>
+                <w14:lumOff w14:val="80000"/>
+              </w14:schemeClr>
+            </w14:solidFill>
+          </w14:textFill>
+        </w:rPr>
+        <w:t>plugins</w:t>
+      </w:r>
+      <w:r>
+        <w:rPr>
+          <w:rFonts w:hint="default" w:ascii="Bodoni MT" w:hAnsi="Bodoni MT" w:cs="Bodoni MT"/>
+          <w:b w:val="0"/>
+          <w:bCs w:val="0"/>
+          <w:i/>
+          <w:iCs/>
+          <w:color w:val="FADBDF" w:themeColor="accent6" w:themeTint="33"/>
+          <w:highlight w:val="black"/>
+          <w:lang w:val="en-IN"/>
+          <w14:textFill>
+            <w14:solidFill>
+              <w14:schemeClr w14:val="accent6">
+                <w14:lumMod w14:val="20000"/>
+                <w14:lumOff w14:val="80000"/>
+              </w14:schemeClr>
+            </w14:solidFill>
+          </w14:textFill>
+        </w:rPr>
+        <w:t xml:space="preserve"> we want to </w:t>
+      </w:r>
+      <w:r>
+        <w:rPr>
+          <w:rFonts w:hint="default" w:ascii="Bodoni MT" w:hAnsi="Bodoni MT" w:cs="Bodoni MT"/>
+          <w:b/>
+          <w:bCs/>
+          <w:i/>
+          <w:iCs/>
+          <w:color w:val="FADBDF" w:themeColor="accent6" w:themeTint="33"/>
+          <w:highlight w:val="black"/>
+          <w:lang w:val="en-IN"/>
+          <w14:textFill>
+            <w14:solidFill>
+              <w14:schemeClr w14:val="accent6">
+                <w14:lumMod w14:val="20000"/>
+                <w14:lumOff w14:val="80000"/>
+              </w14:schemeClr>
+            </w14:solidFill>
+          </w14:textFill>
+        </w:rPr>
+        <w:t>enable/disable</w:t>
+      </w:r>
+      <w:r>
+        <w:rPr>
+          <w:rFonts w:hint="default" w:ascii="Bodoni MT" w:hAnsi="Bodoni MT" w:cs="Bodoni MT"/>
+          <w:b w:val="0"/>
+          <w:bCs w:val="0"/>
+          <w:i/>
+          <w:iCs/>
+          <w:color w:val="FADBDF" w:themeColor="accent6" w:themeTint="33"/>
+          <w:highlight w:val="black"/>
+          <w:lang w:val="en-IN"/>
+          <w14:textFill>
+            <w14:solidFill>
+              <w14:schemeClr w14:val="accent6">
+                <w14:lumMod w14:val="20000"/>
+                <w14:lumOff w14:val="80000"/>
+              </w14:schemeClr>
+            </w14:solidFill>
+          </w14:textFill>
+        </w:rPr>
+        <w:t xml:space="preserve"> for the </w:t>
+      </w:r>
+      <w:r>
+        <w:rPr>
+          <w:rFonts w:hint="default" w:ascii="Bodoni MT" w:hAnsi="Bodoni MT" w:cs="Bodoni MT"/>
+          <w:b/>
+          <w:bCs/>
+          <w:i/>
+          <w:iCs/>
+          <w:color w:val="FADBDF" w:themeColor="accent6" w:themeTint="33"/>
+          <w:highlight w:val="black"/>
+          <w:lang w:val="en-IN"/>
+          <w14:textFill>
+            <w14:solidFill>
+              <w14:schemeClr w14:val="accent6">
+                <w14:lumMod w14:val="20000"/>
+                <w14:lumOff w14:val="80000"/>
+              </w14:schemeClr>
+            </w14:solidFill>
+          </w14:textFill>
+        </w:rPr>
+        <w:t xml:space="preserve">extension points </w:t>
+      </w:r>
+      <w:r>
+        <w:rPr>
+          <w:rFonts w:hint="default" w:ascii="Bodoni MT" w:hAnsi="Bodoni MT" w:cs="Bodoni MT"/>
+          <w:b w:val="0"/>
+          <w:bCs w:val="0"/>
+          <w:i w:val="0"/>
+          <w:iCs w:val="0"/>
+          <w:lang w:val="en-IN"/>
+        </w:rPr>
+        <w:t>.</w:t>
+      </w:r>
+    </w:p>
+    <w:p>
+      <w:pPr>
+        <w:keepNext w:val="0"/>
+        <w:keepLines w:val="0"/>
+        <w:widowControl/>
+        <w:numPr>
+          <w:ilvl w:val="1"/>
+          <w:numId w:val="11"/>
+        </w:numPr>
+        <w:suppressLineNumbers w:val="0"/>
+        <w:spacing w:before="0" w:beforeAutospacing="0" w:after="0" w:afterAutospacing="0" w:line="360" w:lineRule="auto"/>
+        <w:ind w:left="840" w:leftChars="0" w:right="0" w:hanging="420" w:firstLineChars="0"/>
+        <w:jc w:val="left"/>
+        <w:rPr>
+          <w:rFonts w:hint="default" w:ascii="Bodoni MT" w:hAnsi="Bodoni MT" w:cs="Bodoni MT"/>
+        </w:rPr>
+      </w:pPr>
+      <w:r>
+        <w:rPr>
+          <w:rFonts w:hint="default" w:ascii="Bodoni MT" w:hAnsi="Bodoni MT" w:cs="Bodoni MT"/>
+          <w:lang w:val="en-IN"/>
+        </w:rPr>
+        <w:t xml:space="preserve">Lets say you have 2 pods to be scheduled, and you want different types of </w:t>
+      </w:r>
+      <w:r>
+        <w:rPr>
+          <w:rFonts w:hint="default" w:ascii="Bodoni MT" w:hAnsi="Bodoni MT" w:cs="Bodoni MT"/>
+          <w:i/>
+          <w:iCs/>
+          <w:lang w:val="en-IN"/>
+        </w:rPr>
+        <w:t xml:space="preserve">plugins </w:t>
+      </w:r>
+      <w:r>
+        <w:rPr>
+          <w:rFonts w:hint="default" w:ascii="Bodoni MT" w:hAnsi="Bodoni MT" w:cs="Bodoni MT"/>
+          <w:lang w:val="en-IN"/>
+        </w:rPr>
+        <w:t xml:space="preserve">will be used in different </w:t>
+      </w:r>
+      <w:r>
+        <w:rPr>
+          <w:rFonts w:hint="default" w:ascii="Bodoni MT" w:hAnsi="Bodoni MT" w:cs="Bodoni MT"/>
+          <w:i/>
+          <w:iCs/>
+          <w:lang w:val="en-IN"/>
+        </w:rPr>
+        <w:t>extension points</w:t>
+      </w:r>
+      <w:r>
+        <w:rPr>
+          <w:rFonts w:hint="default" w:ascii="Bodoni MT" w:hAnsi="Bodoni MT" w:cs="Bodoni MT"/>
+          <w:i w:val="0"/>
+          <w:iCs w:val="0"/>
+          <w:lang w:val="en-IN"/>
+        </w:rPr>
+        <w:t xml:space="preserve"> in those.</w:t>
+      </w:r>
+      <w:r>
+        <w:rPr>
+          <w:rFonts w:hint="default" w:ascii="Bodoni MT" w:hAnsi="Bodoni MT" w:cs="Bodoni MT"/>
+          <w:i w:val="0"/>
+          <w:iCs w:val="0"/>
+          <w:lang w:val="en-IN"/>
+        </w:rPr>
+        <w:br w:type="textWrapping"/>
+      </w:r>
+      <w:r>
+        <w:rPr>
+          <w:rFonts w:hint="default" w:ascii="Bodoni MT" w:hAnsi="Bodoni MT" w:cs="Bodoni MT"/>
+          <w:i w:val="0"/>
+          <w:iCs w:val="0"/>
+          <w:lang w:val="en-IN"/>
+        </w:rPr>
+        <w:t xml:space="preserve">Then, you can create 2 </w:t>
+      </w:r>
+      <w:r>
+        <w:rPr>
+          <w:rFonts w:hint="default" w:ascii="Bodoni MT" w:hAnsi="Bodoni MT" w:cs="Bodoni MT"/>
+          <w:i/>
+          <w:iCs/>
+          <w:lang w:val="en-IN"/>
+        </w:rPr>
+        <w:t>scheduler pods</w:t>
+      </w:r>
+      <w:r>
+        <w:rPr>
+          <w:rFonts w:hint="default" w:ascii="Bodoni MT" w:hAnsi="Bodoni MT" w:cs="Bodoni MT"/>
+          <w:i w:val="0"/>
+          <w:iCs w:val="0"/>
+          <w:lang w:val="en-IN"/>
+        </w:rPr>
+        <w:t xml:space="preserve"> and write </w:t>
+      </w:r>
+      <w:r>
+        <w:rPr>
+          <w:rFonts w:hint="default" w:ascii="Bodoni MT" w:hAnsi="Bodoni MT" w:cs="Bodoni MT"/>
+          <w:i/>
+          <w:iCs/>
+          <w:lang w:val="en-IN"/>
+        </w:rPr>
+        <w:t>2 kube scheduler configuration</w:t>
+      </w:r>
+      <w:r>
+        <w:rPr>
+          <w:rFonts w:hint="default" w:ascii="Bodoni MT" w:hAnsi="Bodoni MT" w:cs="Bodoni MT"/>
+          <w:i w:val="0"/>
+          <w:iCs w:val="0"/>
+          <w:lang w:val="en-IN"/>
+        </w:rPr>
+        <w:t xml:space="preserve"> each having specific plugins enabled/disabled.</w:t>
+      </w:r>
+      <w:r>
+        <w:rPr>
+          <w:rFonts w:hint="default" w:ascii="Bodoni MT" w:hAnsi="Bodoni MT" w:cs="Bodoni MT"/>
+          <w:i w:val="0"/>
+          <w:iCs w:val="0"/>
+          <w:lang w:val="en-IN"/>
+        </w:rPr>
+        <w:br w:type="textWrapping"/>
+      </w:r>
+      <w:r>
+        <w:rPr>
+          <w:rFonts w:hint="default" w:ascii="Bodoni MT" w:hAnsi="Bodoni MT" w:cs="Bodoni MT"/>
+        </w:rPr>
+        <w:drawing>
+          <wp:inline distT="0" distB="0" distL="114300" distR="114300">
+            <wp:extent cx="3321685" cy="1117600"/>
+            <wp:effectExtent l="0" t="0" r="5715" b="0"/>
+            <wp:docPr id="40" name="Picture 4"/>
+            <wp:cNvGraphicFramePr>
+              <a:graphicFrameLocks xmlns:a="http://schemas.openxmlformats.org/drawingml/2006/main" noChangeAspect="1"/>
+            </wp:cNvGraphicFramePr>
+            <a:graphic xmlns:a="http://schemas.openxmlformats.org/drawingml/2006/main">
+              <a:graphicData uri="http://schemas.openxmlformats.org/drawingml/2006/picture">
+                <pic:pic xmlns:pic="http://schemas.openxmlformats.org/drawingml/2006/picture">
+                  <pic:nvPicPr>
+                    <pic:cNvPr id="40" name="Picture 4"/>
+                    <pic:cNvPicPr>
+                      <a:picLocks noChangeAspect="1"/>
+                    </pic:cNvPicPr>
+                  </pic:nvPicPr>
+                  <pic:blipFill>
+                    <a:blip r:embed="rId116"/>
+                    <a:stretch>
+                      <a:fillRect/>
+                    </a:stretch>
+                  </pic:blipFill>
+                  <pic:spPr>
+                    <a:xfrm>
+                      <a:off x="0" y="0"/>
+                      <a:ext cx="3321685" cy="1117600"/>
+                    </a:xfrm>
+                    <a:prstGeom prst="rect">
+                      <a:avLst/>
+                    </a:prstGeom>
+                    <a:noFill/>
+                    <a:ln>
+                      <a:noFill/>
+                    </a:ln>
+                  </pic:spPr>
+                </pic:pic>
+              </a:graphicData>
+            </a:graphic>
+          </wp:inline>
+        </w:drawing>
+      </w:r>
+      <w:r>
+        <w:rPr>
+          <w:rFonts w:hint="default" w:ascii="Bodoni MT" w:hAnsi="Bodoni MT" w:cs="Bodoni MT"/>
+        </w:rPr>
+        <w:br w:type="textWrapping"/>
+      </w:r>
+      <w:r>
+        <w:rPr>
+          <w:rFonts w:hint="default" w:ascii="Bodoni MT" w:hAnsi="Bodoni MT" w:cs="Bodoni MT"/>
+        </w:rPr>
+        <w:drawing>
+          <wp:inline distT="0" distB="0" distL="114300" distR="114300">
+            <wp:extent cx="3343910" cy="1116965"/>
+            <wp:effectExtent l="0" t="0" r="8890" b="635"/>
+            <wp:docPr id="42" name="Picture 5"/>
+            <wp:cNvGraphicFramePr>
+              <a:graphicFrameLocks xmlns:a="http://schemas.openxmlformats.org/drawingml/2006/main" noChangeAspect="1"/>
+            </wp:cNvGraphicFramePr>
+            <a:graphic xmlns:a="http://schemas.openxmlformats.org/drawingml/2006/main">
+              <a:graphicData uri="http://schemas.openxmlformats.org/drawingml/2006/picture">
+                <pic:pic xmlns:pic="http://schemas.openxmlformats.org/drawingml/2006/picture">
+                  <pic:nvPicPr>
+                    <pic:cNvPr id="42" name="Picture 5"/>
+                    <pic:cNvPicPr>
+                      <a:picLocks noChangeAspect="1"/>
+                    </pic:cNvPicPr>
+                  </pic:nvPicPr>
+                  <pic:blipFill>
+                    <a:blip r:embed="rId117"/>
+                    <a:stretch>
+                      <a:fillRect/>
+                    </a:stretch>
+                  </pic:blipFill>
+                  <pic:spPr>
+                    <a:xfrm>
+                      <a:off x="0" y="0"/>
+                      <a:ext cx="3343910" cy="1116965"/>
+                    </a:xfrm>
+                    <a:prstGeom prst="rect">
+                      <a:avLst/>
+                    </a:prstGeom>
+                    <a:noFill/>
+                    <a:ln>
+                      <a:noFill/>
+                    </a:ln>
+                  </pic:spPr>
+                </pic:pic>
+              </a:graphicData>
+            </a:graphic>
+          </wp:inline>
+        </w:drawing>
+      </w:r>
+    </w:p>
+    <w:p>
+      <w:pPr>
+        <w:keepNext w:val="0"/>
+        <w:keepLines w:val="0"/>
+        <w:widowControl/>
+        <w:numPr>
+          <w:ilvl w:val="1"/>
+          <w:numId w:val="11"/>
+        </w:numPr>
+        <w:suppressLineNumbers w:val="0"/>
+        <w:spacing w:before="0" w:beforeAutospacing="0" w:after="0" w:afterAutospacing="0" w:line="360" w:lineRule="auto"/>
+        <w:ind w:left="840" w:leftChars="0" w:right="0" w:hanging="420" w:firstLineChars="0"/>
+        <w:jc w:val="left"/>
+        <w:rPr>
+          <w:rFonts w:hint="default" w:ascii="Bodoni MT" w:hAnsi="Bodoni MT" w:cs="Bodoni MT"/>
+        </w:rPr>
+      </w:pPr>
+      <w:r>
+        <w:rPr>
+          <w:rFonts w:hint="default" w:ascii="Bodoni MT" w:hAnsi="Bodoni MT" w:cs="Bodoni MT"/>
+          <w:lang w:val="en-IN"/>
+        </w:rPr>
+        <w:t>But instead of doing this, we can just create one scheduler and attach multiple profiles to it.</w:t>
+      </w:r>
+      <w:r>
+        <w:rPr>
+          <w:rFonts w:hint="default" w:ascii="Bodoni MT" w:hAnsi="Bodoni MT" w:cs="Bodoni MT"/>
+          <w:lang w:val="en-IN"/>
+        </w:rPr>
+        <w:br w:type="textWrapping"/>
+      </w:r>
+      <w:r>
+        <w:rPr>
+          <w:rFonts w:hint="default" w:ascii="Bodoni MT" w:hAnsi="Bodoni MT" w:cs="Bodoni MT"/>
+          <w:color w:val="181717" w:themeColor="background2" w:themeShade="1A"/>
+          <w:highlight w:val="lightGray"/>
+          <w:u w:val="none"/>
+          <w:lang w:val="en-IN"/>
+        </w:rPr>
+        <w:t xml:space="preserve">[ </w:t>
+      </w:r>
+      <w:r>
+        <w:rPr>
+          <w:rFonts w:hint="default" w:ascii="Bodoni MT" w:hAnsi="Bodoni MT" w:cs="Bodoni MT"/>
+          <w:b/>
+          <w:bCs/>
+          <w:i/>
+          <w:iCs/>
+          <w:color w:val="181717" w:themeColor="background2" w:themeShade="1A"/>
+          <w:highlight w:val="lightGray"/>
+          <w:u w:val="none"/>
+          <w:lang w:val="en-IN"/>
+        </w:rPr>
+        <w:t xml:space="preserve">scheduler </w:t>
+      </w:r>
+      <w:r>
+        <w:rPr>
+          <w:rFonts w:hint="default" w:ascii="Bodoni MT" w:hAnsi="Bodoni MT" w:cs="Bodoni MT"/>
+          <w:color w:val="181717" w:themeColor="background2" w:themeShade="1A"/>
+          <w:highlight w:val="lightGray"/>
+          <w:u w:val="none"/>
+          <w:lang w:val="en-IN"/>
+        </w:rPr>
+        <w:t xml:space="preserve">is the </w:t>
+      </w:r>
+      <w:r>
+        <w:rPr>
+          <w:rFonts w:hint="default" w:ascii="Bodoni MT" w:hAnsi="Bodoni MT" w:cs="Bodoni MT"/>
+          <w:b/>
+          <w:bCs/>
+          <w:color w:val="181717" w:themeColor="background2" w:themeShade="1A"/>
+          <w:highlight w:val="lightGray"/>
+          <w:u w:val="none"/>
+          <w:lang w:val="en-IN"/>
+        </w:rPr>
+        <w:t xml:space="preserve">process </w:t>
+      </w:r>
+      <w:r>
+        <w:rPr>
+          <w:rFonts w:hint="default" w:ascii="Bodoni MT" w:hAnsi="Bodoni MT" w:cs="Bodoni MT"/>
+          <w:color w:val="181717" w:themeColor="background2" w:themeShade="1A"/>
+          <w:highlight w:val="lightGray"/>
+          <w:u w:val="none"/>
+          <w:lang w:val="en-IN"/>
+        </w:rPr>
+        <w:t>that is running inside the Pod.</w:t>
+      </w:r>
+      <w:r>
+        <w:rPr>
+          <w:rFonts w:hint="default" w:ascii="Bodoni MT" w:hAnsi="Bodoni MT" w:cs="Bodoni MT"/>
+          <w:color w:val="181717" w:themeColor="background2" w:themeShade="1A"/>
+          <w:highlight w:val="lightGray"/>
+          <w:u w:val="none"/>
+          <w:lang w:val="en-IN"/>
+        </w:rPr>
+        <w:br w:type="textWrapping"/>
+      </w:r>
+      <w:r>
+        <w:rPr>
+          <w:rFonts w:hint="default" w:ascii="Bodoni MT" w:hAnsi="Bodoni MT" w:cs="Bodoni MT"/>
+          <w:b/>
+          <w:bCs/>
+          <w:i/>
+          <w:iCs/>
+          <w:color w:val="181717" w:themeColor="background2" w:themeShade="1A"/>
+          <w:highlight w:val="lightGray"/>
+          <w:u w:val="none"/>
+          <w:lang w:val="en-IN"/>
+        </w:rPr>
+        <w:t xml:space="preserve">Profiles </w:t>
+      </w:r>
+      <w:r>
+        <w:rPr>
+          <w:rFonts w:hint="default" w:ascii="Bodoni MT" w:hAnsi="Bodoni MT" w:cs="Bodoni MT"/>
+          <w:color w:val="181717" w:themeColor="background2" w:themeShade="1A"/>
+          <w:highlight w:val="lightGray"/>
+          <w:u w:val="none"/>
+          <w:lang w:val="en-IN"/>
+        </w:rPr>
+        <w:t xml:space="preserve">are the </w:t>
+      </w:r>
+      <w:r>
+        <w:rPr>
+          <w:rFonts w:hint="default" w:ascii="Bodoni MT" w:hAnsi="Bodoni MT" w:cs="Bodoni MT"/>
+          <w:b/>
+          <w:bCs/>
+          <w:color w:val="181717" w:themeColor="background2" w:themeShade="1A"/>
+          <w:highlight w:val="lightGray"/>
+          <w:u w:val="none"/>
+          <w:lang w:val="en-IN"/>
+        </w:rPr>
+        <w:t>configurations having specific modules enabled/disabled</w:t>
+      </w:r>
+      <w:r>
+        <w:rPr>
+          <w:rFonts w:hint="default" w:ascii="Bodoni MT" w:hAnsi="Bodoni MT" w:cs="Bodoni MT"/>
+          <w:color w:val="181717" w:themeColor="background2" w:themeShade="1A"/>
+          <w:highlight w:val="lightGray"/>
+          <w:u w:val="none"/>
+          <w:lang w:val="en-IN"/>
+        </w:rPr>
+        <w:t xml:space="preserve"> at the extension points ]</w:t>
+      </w:r>
+    </w:p>
+    <w:p>
+      <w:pPr>
+        <w:keepNext w:val="0"/>
+        <w:keepLines w:val="0"/>
+        <w:widowControl/>
+        <w:numPr>
+          <w:ilvl w:val="0"/>
+          <w:numId w:val="0"/>
+        </w:numPr>
+        <w:suppressLineNumbers w:val="0"/>
+        <w:spacing w:before="0" w:beforeAutospacing="0" w:after="0" w:afterAutospacing="0" w:line="360" w:lineRule="auto"/>
+        <w:ind w:left="840" w:leftChars="0" w:right="0" w:rightChars="0"/>
+        <w:jc w:val="left"/>
+        <w:rPr>
+          <w:rFonts w:hint="default" w:ascii="Bodoni MT" w:hAnsi="Bodoni MT" w:cs="Bodoni MT"/>
+          <w:lang w:val="en-IN"/>
+        </w:rPr>
+      </w:pPr>
+      <w:r>
+        <w:rPr>
+          <w:rFonts w:hint="default" w:ascii="Bodoni MT" w:hAnsi="Bodoni MT" w:cs="Bodoni MT"/>
+          <w:lang w:val="en-IN"/>
+        </w:rPr>
+        <w:t>So, instead of creating multiple scheduling processes (pods), just create one scheduling process and attach multiple profiles to it.</w:t>
+      </w:r>
+    </w:p>
+    <w:p>
+      <w:pPr>
+        <w:keepNext w:val="0"/>
+        <w:keepLines w:val="0"/>
+        <w:widowControl/>
+        <w:numPr>
+          <w:ilvl w:val="1"/>
+          <w:numId w:val="11"/>
+        </w:numPr>
+        <w:suppressLineNumbers w:val="0"/>
+        <w:spacing w:before="0" w:beforeAutospacing="0" w:after="0" w:afterAutospacing="0" w:line="360" w:lineRule="auto"/>
+        <w:ind w:left="840" w:leftChars="0" w:right="0" w:hanging="420" w:firstLineChars="0"/>
+        <w:jc w:val="left"/>
+        <w:rPr>
+          <w:rFonts w:hint="default" w:ascii="Bodoni MT" w:hAnsi="Bodoni MT" w:cs="Bodoni MT"/>
+        </w:rPr>
+      </w:pPr>
+      <w:r>
+        <w:rPr>
+          <w:rFonts w:hint="default" w:ascii="Bodoni MT" w:hAnsi="Bodoni MT" w:cs="Bodoni MT"/>
+        </w:rPr>
+        <w:drawing>
+          <wp:inline distT="0" distB="0" distL="114300" distR="114300">
+            <wp:extent cx="3036570" cy="3973195"/>
+            <wp:effectExtent l="0" t="0" r="0" b="0"/>
+            <wp:docPr id="43" name="Picture 6"/>
+            <wp:cNvGraphicFramePr>
+              <a:graphicFrameLocks xmlns:a="http://schemas.openxmlformats.org/drawingml/2006/main" noChangeAspect="1"/>
+            </wp:cNvGraphicFramePr>
+            <a:graphic xmlns:a="http://schemas.openxmlformats.org/drawingml/2006/main">
+              <a:graphicData uri="http://schemas.openxmlformats.org/drawingml/2006/picture">
+                <pic:pic xmlns:pic="http://schemas.openxmlformats.org/drawingml/2006/picture">
+                  <pic:nvPicPr>
+                    <pic:cNvPr id="43" name="Picture 6"/>
+                    <pic:cNvPicPr>
+                      <a:picLocks noChangeAspect="1"/>
+                    </pic:cNvPicPr>
+                  </pic:nvPicPr>
+                  <pic:blipFill>
+                    <a:blip r:embed="rId118"/>
+                    <a:srcRect b="9055"/>
+                    <a:stretch>
+                      <a:fillRect/>
+                    </a:stretch>
+                  </pic:blipFill>
+                  <pic:spPr>
+                    <a:xfrm>
+                      <a:off x="0" y="0"/>
+                      <a:ext cx="3036570" cy="3973195"/>
+                    </a:xfrm>
+                    <a:prstGeom prst="rect">
+                      <a:avLst/>
+                    </a:prstGeom>
+                    <a:noFill/>
+                    <a:ln>
+                      <a:noFill/>
+                    </a:ln>
+                  </pic:spPr>
+                </pic:pic>
+              </a:graphicData>
+            </a:graphic>
+          </wp:inline>
+        </w:drawing>
+      </w:r>
+      <w:r>
+        <w:rPr>
+          <w:rFonts w:hint="default" w:ascii="Bodoni MT" w:hAnsi="Bodoni MT" w:cs="Bodoni MT"/>
+          <w:lang w:val="en-IN"/>
+        </w:rPr>
+        <w:t xml:space="preserve"> [ 2 scheduler profiles are there ]</w:t>
+      </w:r>
+    </w:p>
+    <w:p>
+      <w:pPr>
+        <w:keepNext w:val="0"/>
+        <w:keepLines w:val="0"/>
+        <w:widowControl/>
+        <w:numPr>
+          <w:ilvl w:val="1"/>
+          <w:numId w:val="11"/>
+        </w:numPr>
+        <w:suppressLineNumbers w:val="0"/>
+        <w:spacing w:before="0" w:beforeAutospacing="0" w:after="0" w:afterAutospacing="0" w:line="360" w:lineRule="auto"/>
+        <w:ind w:left="840" w:leftChars="0" w:right="0" w:hanging="420" w:firstLineChars="0"/>
+        <w:jc w:val="left"/>
+        <w:rPr>
+          <w:rFonts w:hint="default" w:ascii="Bodoni MT" w:hAnsi="Bodoni MT" w:cs="Bodoni MT"/>
+        </w:rPr>
+      </w:pPr>
+      <w:r>
+        <w:rPr>
+          <w:rFonts w:hint="default" w:ascii="Bodoni MT" w:hAnsi="Bodoni MT" w:cs="Bodoni MT"/>
+          <w:lang w:val="en-IN"/>
+        </w:rPr>
+        <w:t>The question arises, if we have multiple pods then we’ll have concurrency if the pods chooses different profiles, but in this case there will not be having concurrency.</w:t>
+      </w:r>
+      <w:r>
+        <w:rPr>
+          <w:rFonts w:hint="default" w:ascii="Bodoni MT" w:hAnsi="Bodoni MT" w:cs="Bodoni MT"/>
+          <w:lang w:val="en-IN"/>
+        </w:rPr>
+        <w:br w:type="textWrapping"/>
+      </w:r>
+      <w:r>
+        <w:rPr>
+          <w:rFonts w:hint="default" w:ascii="Bodoni MT" w:hAnsi="Bodoni MT" w:cs="Bodoni MT"/>
+          <w:shd w:val="clear" w:color="FFFFFF" w:fill="D9D9D9"/>
+          <w:lang w:val="en-IN"/>
+        </w:rPr>
+        <w:t xml:space="preserve">ALL THE PROFILES ATTACHED TO A SCHEDULER RUNS IN </w:t>
+      </w:r>
+      <w:r>
+        <w:rPr>
+          <w:rFonts w:hint="default" w:ascii="Bodoni MT" w:hAnsi="Bodoni MT" w:cs="Bodoni MT"/>
+          <w:b/>
+          <w:bCs/>
+          <w:shd w:val="clear" w:color="FFFFFF" w:fill="D9D9D9"/>
+          <w:lang w:val="en-IN"/>
+        </w:rPr>
+        <w:t>MULTIPLE THREADS</w:t>
+      </w:r>
+      <w:r>
+        <w:rPr>
+          <w:rFonts w:hint="default" w:ascii="Bodoni MT" w:hAnsi="Bodoni MT" w:cs="Bodoni MT"/>
+          <w:b w:val="0"/>
+          <w:bCs w:val="0"/>
+          <w:shd w:val="clear" w:color="FFFFFF" w:fill="D9D9D9"/>
+          <w:lang w:val="en-IN"/>
+        </w:rPr>
+        <w:t>.</w:t>
+      </w:r>
+    </w:p>
+    <w:p>
+      <w:pPr>
+        <w:keepNext w:val="0"/>
+        <w:keepLines w:val="0"/>
+        <w:widowControl/>
+        <w:numPr>
+          <w:ilvl w:val="1"/>
+          <w:numId w:val="11"/>
+        </w:numPr>
+        <w:suppressLineNumbers w:val="0"/>
+        <w:spacing w:before="0" w:beforeAutospacing="0" w:after="0" w:afterAutospacing="0" w:line="360" w:lineRule="auto"/>
+        <w:ind w:left="840" w:leftChars="0" w:right="0" w:hanging="420" w:firstLineChars="0"/>
+        <w:jc w:val="left"/>
+        <w:rPr>
+          <w:rFonts w:hint="default" w:ascii="Bodoni MT" w:hAnsi="Bodoni MT" w:cs="Bodoni MT"/>
+          <w:color w:val="C00000"/>
+          <w:shd w:val="clear" w:color="FFFFFF" w:fill="D9D9D9"/>
+          <w:lang w:val="en-US"/>
+        </w:rPr>
+      </w:pPr>
+      <w:r>
+        <w:rPr>
+          <w:rFonts w:hint="default" w:ascii="Bodoni MT" w:hAnsi="Bodoni MT" w:cs="Bodoni MT"/>
+          <w:lang w:val="en-IN"/>
+        </w:rPr>
+        <w:t>The nesting are like the below:</w:t>
+      </w:r>
+      <w:r>
+        <w:rPr>
+          <w:rFonts w:hint="default" w:ascii="Bodoni MT" w:hAnsi="Bodoni MT" w:cs="Bodoni MT"/>
+          <w:lang w:val="en-IN"/>
+        </w:rPr>
+        <w:br w:type="textWrapping"/>
+      </w:r>
+      <w:r>
+        <w:rPr>
+          <w:rFonts w:hint="default" w:ascii="Bodoni MT" w:hAnsi="Bodoni MT" w:cs="Bodoni MT"/>
+          <w:b/>
+          <w:bCs/>
+          <w:color w:val="C00000"/>
+          <w:shd w:val="clear" w:color="FFFFFF" w:fill="D9D9D9"/>
+          <w:lang w:val="en-IN"/>
+        </w:rPr>
+        <w:t>plugins</w:t>
+      </w:r>
+      <w:r>
+        <w:rPr>
+          <w:rFonts w:hint="default" w:ascii="Bodoni MT" w:hAnsi="Bodoni MT" w:cs="Bodoni MT"/>
+          <w:b w:val="0"/>
+          <w:bCs w:val="0"/>
+          <w:color w:val="C00000"/>
+          <w:shd w:val="clear" w:color="FFFFFF" w:fill="D9D9D9"/>
+          <w:lang w:val="en-IN"/>
+        </w:rPr>
+        <w:t xml:space="preserve">  &gt;&gt;  </w:t>
+      </w:r>
+      <w:r>
+        <w:rPr>
+          <w:rFonts w:hint="default" w:ascii="Bodoni MT" w:hAnsi="Bodoni MT" w:cs="Bodoni MT"/>
+          <w:b/>
+          <w:bCs/>
+          <w:color w:val="C00000"/>
+          <w:shd w:val="clear" w:color="FFFFFF" w:fill="D9D9D9"/>
+          <w:lang w:val="en-IN"/>
+        </w:rPr>
+        <w:t xml:space="preserve">extension point </w:t>
+      </w:r>
+      <w:r>
+        <w:rPr>
+          <w:rFonts w:hint="default" w:ascii="Bodoni MT" w:hAnsi="Bodoni MT" w:cs="Bodoni MT"/>
+          <w:b w:val="0"/>
+          <w:bCs w:val="0"/>
+          <w:color w:val="C00000"/>
+          <w:shd w:val="clear" w:color="FFFFFF" w:fill="D9D9D9"/>
+          <w:lang w:val="en-IN"/>
+        </w:rPr>
+        <w:t xml:space="preserve"> &gt;&gt;  </w:t>
+      </w:r>
+      <w:r>
+        <w:rPr>
+          <w:rFonts w:hint="default" w:ascii="Bodoni MT" w:hAnsi="Bodoni MT" w:cs="Bodoni MT"/>
+          <w:b/>
+          <w:bCs/>
+          <w:color w:val="C00000"/>
+          <w:shd w:val="clear" w:color="FFFFFF" w:fill="D9D9D9"/>
+          <w:lang w:val="en-IN"/>
+        </w:rPr>
+        <w:t>disabled/enabled</w:t>
+      </w:r>
+      <w:r>
+        <w:rPr>
+          <w:rFonts w:hint="default" w:ascii="Bodoni MT" w:hAnsi="Bodoni MT" w:cs="Bodoni MT"/>
+          <w:b w:val="0"/>
+          <w:bCs w:val="0"/>
+          <w:color w:val="C00000"/>
+          <w:shd w:val="clear" w:color="FFFFFF" w:fill="D9D9D9"/>
+          <w:lang w:val="en-IN"/>
+        </w:rPr>
+        <w:t xml:space="preserve">  &gt;&gt;  </w:t>
+      </w:r>
+      <w:r>
+        <w:rPr>
+          <w:rFonts w:hint="default" w:ascii="Bodoni MT" w:hAnsi="Bodoni MT" w:cs="Bodoni MT"/>
+          <w:b w:val="0"/>
+          <w:bCs w:val="0"/>
+          <w:i/>
+          <w:iCs/>
+          <w:color w:val="C00000"/>
+          <w:shd w:val="clear" w:color="FFFFFF" w:fill="D9D9D9"/>
+          <w:lang w:val="en-IN"/>
+        </w:rPr>
+        <w:t xml:space="preserve">list of </w:t>
+      </w:r>
+      <w:r>
+        <w:rPr>
+          <w:rFonts w:hint="default" w:ascii="Bodoni MT" w:hAnsi="Bodoni MT" w:cs="Bodoni MT"/>
+          <w:b/>
+          <w:bCs/>
+          <w:i w:val="0"/>
+          <w:iCs w:val="0"/>
+          <w:color w:val="C00000"/>
+          <w:shd w:val="clear" w:color="FFFFFF" w:fill="D9D9D9"/>
+          <w:lang w:val="en-IN"/>
+        </w:rPr>
+        <w:t>name</w:t>
+      </w:r>
+      <w:r>
+        <w:rPr>
+          <w:rFonts w:hint="default" w:ascii="Bodoni MT" w:hAnsi="Bodoni MT" w:cs="Bodoni MT"/>
+          <w:b w:val="0"/>
+          <w:bCs w:val="0"/>
+          <w:i w:val="0"/>
+          <w:iCs w:val="0"/>
+          <w:color w:val="C00000"/>
+          <w:shd w:val="clear" w:color="FFFFFF" w:fill="D9D9D9"/>
+          <w:lang w:val="en-IN"/>
+        </w:rPr>
+        <w:t xml:space="preserve"> (of plugins)</w:t>
+      </w:r>
+    </w:p>
+    <w:p>
+      <w:pPr>
+        <w:rPr>
+          <w:rFonts w:hint="default" w:ascii="Bodoni MT" w:hAnsi="Bodoni MT" w:cs="Bodoni MT"/>
+          <w:lang w:val="en-US"/>
+        </w:rPr>
+      </w:pPr>
+      <w:r>
+        <w:rPr>
+          <w:rFonts w:hint="default" w:ascii="Bodoni MT" w:hAnsi="Bodoni MT" w:cs="Bodoni MT"/>
+          <w:b/>
+          <w:bCs/>
+          <w:lang w:val="en-IN"/>
+        </w:rPr>
+        <w:br w:type="page"/>
+      </w:r>
     </w:p>
     <w:p>
       <w:pPr>
@@ -36218,8 +39048,5806 @@
         <w:jc w:val="left"/>
         <w:rPr>
           <w:rFonts w:hint="default" w:ascii="Bodoni MT" w:hAnsi="Bodoni MT" w:cs="Bodoni MT"/>
-        </w:rPr>
-      </w:pPr>
+          <w:lang w:val="en-US"/>
+        </w:rPr>
+      </w:pPr>
+      <w:r>
+        <w:rPr>
+          <w:rFonts w:hint="default" w:ascii="Bodoni MT" w:hAnsi="Bodoni MT" w:cs="Bodoni MT"/>
+          <w:b/>
+          <w:bCs/>
+          <w:lang w:val="en-IN"/>
+        </w:rPr>
+        <w:t>Leader Selection</w:t>
+      </w:r>
+      <w:r>
+        <w:rPr>
+          <w:rFonts w:hint="default" w:ascii="Bodoni MT" w:hAnsi="Bodoni MT" w:cs="Bodoni MT"/>
+          <w:b/>
+          <w:bCs/>
+          <w:lang w:val="en-IN"/>
+        </w:rPr>
+        <w:br w:type="textWrapping"/>
+      </w:r>
+      <w:r>
+        <w:rPr>
+          <w:rFonts w:hint="default" w:ascii="Bodoni MT" w:hAnsi="Bodoni MT" w:cs="Bodoni MT"/>
+        </w:rPr>
+        <w:drawing>
+          <wp:inline distT="0" distB="0" distL="114300" distR="114300">
+            <wp:extent cx="3792220" cy="2014855"/>
+            <wp:effectExtent l="0" t="0" r="5080" b="4445"/>
+            <wp:docPr id="45" name="Picture 8"/>
+            <wp:cNvGraphicFramePr>
+              <a:graphicFrameLocks xmlns:a="http://schemas.openxmlformats.org/drawingml/2006/main" noChangeAspect="1"/>
+            </wp:cNvGraphicFramePr>
+            <a:graphic xmlns:a="http://schemas.openxmlformats.org/drawingml/2006/main">
+              <a:graphicData uri="http://schemas.openxmlformats.org/drawingml/2006/picture">
+                <pic:pic xmlns:pic="http://schemas.openxmlformats.org/drawingml/2006/picture">
+                  <pic:nvPicPr>
+                    <pic:cNvPr id="45" name="Picture 8"/>
+                    <pic:cNvPicPr>
+                      <a:picLocks noChangeAspect="1"/>
+                    </pic:cNvPicPr>
+                  </pic:nvPicPr>
+                  <pic:blipFill>
+                    <a:blip r:embed="rId119"/>
+                    <a:stretch>
+                      <a:fillRect/>
+                    </a:stretch>
+                  </pic:blipFill>
+                  <pic:spPr>
+                    <a:xfrm>
+                      <a:off x="0" y="0"/>
+                      <a:ext cx="3792220" cy="2014855"/>
+                    </a:xfrm>
+                    <a:prstGeom prst="rect">
+                      <a:avLst/>
+                    </a:prstGeom>
+                    <a:noFill/>
+                    <a:ln>
+                      <a:noFill/>
+                    </a:ln>
+                  </pic:spPr>
+                </pic:pic>
+              </a:graphicData>
+            </a:graphic>
+          </wp:inline>
+        </w:drawing>
+      </w:r>
+      <w:r>
+        <w:rPr>
+          <w:rFonts w:hint="default" w:ascii="Bodoni MT" w:hAnsi="Bodoni MT" w:cs="Bodoni MT"/>
+        </w:rPr>
+        <w:br w:type="textWrapping"/>
+      </w:r>
+      <w:r>
+        <w:rPr>
+          <w:rFonts w:hint="default" w:ascii="Bodoni MT" w:hAnsi="Bodoni MT" w:cs="Bodoni MT"/>
+        </w:rPr>
+        <w:drawing>
+          <wp:inline distT="0" distB="0" distL="114300" distR="114300">
+            <wp:extent cx="3425190" cy="1329055"/>
+            <wp:effectExtent l="0" t="0" r="3810" b="4445"/>
+            <wp:docPr id="46" name="Picture 9"/>
+            <wp:cNvGraphicFramePr>
+              <a:graphicFrameLocks xmlns:a="http://schemas.openxmlformats.org/drawingml/2006/main" noChangeAspect="1"/>
+            </wp:cNvGraphicFramePr>
+            <a:graphic xmlns:a="http://schemas.openxmlformats.org/drawingml/2006/main">
+              <a:graphicData uri="http://schemas.openxmlformats.org/drawingml/2006/picture">
+                <pic:pic xmlns:pic="http://schemas.openxmlformats.org/drawingml/2006/picture">
+                  <pic:nvPicPr>
+                    <pic:cNvPr id="46" name="Picture 9"/>
+                    <pic:cNvPicPr>
+                      <a:picLocks noChangeAspect="1"/>
+                    </pic:cNvPicPr>
+                  </pic:nvPicPr>
+                  <pic:blipFill>
+                    <a:blip r:embed="rId120"/>
+                    <a:stretch>
+                      <a:fillRect/>
+                    </a:stretch>
+                  </pic:blipFill>
+                  <pic:spPr>
+                    <a:xfrm>
+                      <a:off x="0" y="0"/>
+                      <a:ext cx="3425190" cy="1329055"/>
+                    </a:xfrm>
+                    <a:prstGeom prst="rect">
+                      <a:avLst/>
+                    </a:prstGeom>
+                    <a:noFill/>
+                    <a:ln>
+                      <a:noFill/>
+                    </a:ln>
+                  </pic:spPr>
+                </pic:pic>
+              </a:graphicData>
+            </a:graphic>
+          </wp:inline>
+        </w:drawing>
+      </w:r>
+      <w:r>
+        <w:rPr>
+          <w:rFonts w:hint="default" w:ascii="Bodoni MT" w:hAnsi="Bodoni MT" w:cs="Bodoni MT"/>
+          <w:lang w:val="en-IN"/>
+        </w:rPr>
+        <w:t xml:space="preserve"> </w:t>
+      </w:r>
+      <w:r>
+        <w:rPr>
+          <w:rFonts w:hint="default" w:ascii="Bodoni MT" w:hAnsi="Bodoni MT" w:cs="Bodoni MT"/>
+          <w:b/>
+          <w:bCs/>
+          <w:color w:val="FFFFFF" w:themeColor="background1"/>
+          <w:highlight w:val="blue"/>
+          <w:lang w:val="en-IN"/>
+          <w14:textFill>
+            <w14:solidFill>
+              <w14:schemeClr w14:val="bg1"/>
+            </w14:solidFill>
+          </w14:textFill>
+        </w:rPr>
+        <w:t xml:space="preserve">[ have to check if </w:t>
+      </w:r>
+      <w:r>
+        <w:rPr>
+          <w:rFonts w:hint="default" w:ascii="Bodoni MT" w:hAnsi="Bodoni MT" w:cs="Bodoni MT"/>
+          <w:b/>
+          <w:bCs/>
+          <w:i/>
+          <w:iCs/>
+          <w:color w:val="FFFFFF" w:themeColor="background1"/>
+          <w:highlight w:val="blue"/>
+          <w:lang w:val="en-IN"/>
+          <w14:textFill>
+            <w14:solidFill>
+              <w14:schemeClr w14:val="bg1"/>
+            </w14:solidFill>
+          </w14:textFill>
+        </w:rPr>
+        <w:t>leaderElection</w:t>
+      </w:r>
+      <w:r>
+        <w:rPr>
+          <w:rFonts w:hint="default" w:ascii="Bodoni MT" w:hAnsi="Bodoni MT" w:cs="Bodoni MT"/>
+          <w:b/>
+          <w:bCs/>
+          <w:i w:val="0"/>
+          <w:iCs w:val="0"/>
+          <w:color w:val="FFFFFF" w:themeColor="background1"/>
+          <w:highlight w:val="blue"/>
+          <w:lang w:val="en-IN"/>
+          <w14:textFill>
+            <w14:solidFill>
+              <w14:schemeClr w14:val="bg1"/>
+            </w14:solidFill>
+          </w14:textFill>
+        </w:rPr>
+        <w:t xml:space="preserve"> is scheduler level or profile level ]</w:t>
+      </w:r>
+    </w:p>
+    <w:p>
+      <w:pPr>
+        <w:keepNext w:val="0"/>
+        <w:keepLines w:val="0"/>
+        <w:widowControl/>
+        <w:numPr>
+          <w:ilvl w:val="1"/>
+          <w:numId w:val="11"/>
+        </w:numPr>
+        <w:suppressLineNumbers w:val="0"/>
+        <w:spacing w:before="0" w:beforeAutospacing="0" w:after="0" w:afterAutospacing="0" w:line="360" w:lineRule="auto"/>
+        <w:ind w:left="840" w:leftChars="0" w:right="0" w:hanging="420" w:firstLineChars="0"/>
+        <w:jc w:val="left"/>
+        <w:rPr>
+          <w:rFonts w:hint="default" w:ascii="Bodoni MT" w:hAnsi="Bodoni MT" w:cs="Bodoni MT"/>
+          <w:shd w:val="clear" w:color="FFFFFF" w:fill="D9D9D9"/>
+        </w:rPr>
+      </w:pPr>
+      <w:r>
+        <w:rPr>
+          <w:rFonts w:hint="default" w:ascii="Bodoni MT" w:hAnsi="Bodoni MT" w:cs="Bodoni MT"/>
+          <w:lang w:val="en-IN"/>
+        </w:rPr>
+        <w:t>If you enable the leader selection in all schedulers,</w:t>
+      </w:r>
+      <w:r>
+        <w:rPr>
+          <w:rFonts w:hint="default" w:ascii="Bodoni MT" w:hAnsi="Bodoni MT" w:cs="Bodoni MT"/>
+          <w:b/>
+          <w:bCs/>
+          <w:lang w:val="en-IN"/>
+        </w:rPr>
+        <w:t xml:space="preserve"> </w:t>
+      </w:r>
+      <w:r>
+        <w:rPr>
+          <w:rFonts w:hint="default" w:ascii="Bodoni MT" w:hAnsi="Bodoni MT" w:cs="Bodoni MT"/>
+          <w:b/>
+          <w:bCs/>
+          <w:shd w:val="clear" w:color="FFFFFF" w:fill="D9D9D9"/>
+          <w:lang w:val="en-IN"/>
+        </w:rPr>
+        <w:t xml:space="preserve">only one scheduler </w:t>
+      </w:r>
+      <w:r>
+        <w:rPr>
+          <w:rFonts w:hint="default" w:ascii="Bodoni MT" w:hAnsi="Bodoni MT" w:cs="Bodoni MT"/>
+          <w:shd w:val="clear" w:color="FFFFFF" w:fill="D9D9D9"/>
+          <w:lang w:val="en-IN"/>
+        </w:rPr>
+        <w:t>will be active at a time.</w:t>
+      </w:r>
+    </w:p>
+    <w:p>
+      <w:pPr>
+        <w:keepNext w:val="0"/>
+        <w:keepLines w:val="0"/>
+        <w:widowControl/>
+        <w:numPr>
+          <w:ilvl w:val="1"/>
+          <w:numId w:val="11"/>
+        </w:numPr>
+        <w:suppressLineNumbers w:val="0"/>
+        <w:spacing w:before="0" w:beforeAutospacing="0" w:after="0" w:afterAutospacing="0" w:line="360" w:lineRule="auto"/>
+        <w:ind w:left="840" w:leftChars="0" w:right="0" w:hanging="420" w:firstLineChars="0"/>
+        <w:jc w:val="left"/>
+        <w:rPr>
+          <w:rFonts w:hint="default" w:ascii="Bodoni MT" w:hAnsi="Bodoni MT" w:cs="Bodoni MT"/>
+        </w:rPr>
+      </w:pPr>
+      <w:r>
+        <w:rPr>
+          <w:rFonts w:hint="default" w:ascii="Bodoni MT" w:hAnsi="Bodoni MT" w:cs="Bodoni MT"/>
+          <w:lang w:val="en-IN"/>
+        </w:rPr>
+        <w:t xml:space="preserve">If you disable the leader selection then </w:t>
+      </w:r>
+      <w:r>
+        <w:rPr>
+          <w:rFonts w:hint="default" w:ascii="Bodoni MT" w:hAnsi="Bodoni MT" w:cs="Bodoni MT"/>
+          <w:b/>
+          <w:bCs/>
+          <w:shd w:val="clear" w:color="FFFFFF" w:fill="D9D9D9"/>
+          <w:lang w:val="en-IN"/>
+        </w:rPr>
+        <w:t xml:space="preserve">all the schedulers </w:t>
+      </w:r>
+      <w:r>
+        <w:rPr>
+          <w:rFonts w:hint="default" w:ascii="Bodoni MT" w:hAnsi="Bodoni MT" w:cs="Bodoni MT"/>
+          <w:shd w:val="clear" w:color="FFFFFF" w:fill="D9D9D9"/>
+          <w:lang w:val="en-IN"/>
+        </w:rPr>
+        <w:t>can be active at same time.</w:t>
+      </w:r>
+    </w:p>
+    <w:p>
+      <w:pPr>
+        <w:keepNext w:val="0"/>
+        <w:keepLines w:val="0"/>
+        <w:widowControl/>
+        <w:numPr>
+          <w:ilvl w:val="1"/>
+          <w:numId w:val="11"/>
+        </w:numPr>
+        <w:suppressLineNumbers w:val="0"/>
+        <w:spacing w:before="0" w:beforeAutospacing="0" w:after="0" w:afterAutospacing="0" w:line="360" w:lineRule="auto"/>
+        <w:ind w:left="840" w:leftChars="0" w:right="0" w:hanging="420" w:firstLineChars="0"/>
+        <w:jc w:val="left"/>
+        <w:rPr>
+          <w:rFonts w:hint="default" w:ascii="Bodoni MT" w:hAnsi="Bodoni MT" w:cs="Bodoni MT"/>
+        </w:rPr>
+      </w:pPr>
+      <w:r>
+        <w:rPr>
+          <w:rFonts w:hint="default" w:ascii="Bodoni MT" w:hAnsi="Bodoni MT" w:cs="Bodoni MT"/>
+          <w:lang w:val="en-IN"/>
+        </w:rPr>
+        <w:t>Lets say you have 2 schedulers and 4 profiles</w:t>
+      </w:r>
+      <w:r>
+        <w:rPr>
+          <w:rFonts w:hint="default" w:ascii="Bodoni MT" w:hAnsi="Bodoni MT" w:cs="Bodoni MT"/>
+          <w:lang w:val="en-IN"/>
+        </w:rPr>
+        <w:br w:type="textWrapping"/>
+      </w:r>
+      <w:r>
+        <w:rPr>
+          <w:rFonts w:hint="default" w:ascii="Bodoni MT" w:hAnsi="Bodoni MT" w:cs="Bodoni MT"/>
+          <w:lang w:val="en-IN"/>
+        </w:rPr>
+        <w:t>s1: p1 p2</w:t>
+      </w:r>
+      <w:r>
+        <w:rPr>
+          <w:rFonts w:hint="default" w:ascii="Bodoni MT" w:hAnsi="Bodoni MT" w:cs="Bodoni MT"/>
+          <w:lang w:val="en-IN"/>
+        </w:rPr>
+        <w:br w:type="textWrapping"/>
+      </w:r>
+      <w:r>
+        <w:rPr>
+          <w:rFonts w:hint="default" w:ascii="Bodoni MT" w:hAnsi="Bodoni MT" w:cs="Bodoni MT"/>
+          <w:lang w:val="en-IN"/>
+        </w:rPr>
+        <w:t>s2: p3 p4</w:t>
+      </w:r>
+      <w:r>
+        <w:rPr>
+          <w:rFonts w:hint="default" w:ascii="Bodoni MT" w:hAnsi="Bodoni MT" w:cs="Bodoni MT"/>
+          <w:lang w:val="en-IN"/>
+        </w:rPr>
+        <w:br w:type="textWrapping"/>
+      </w:r>
+      <w:r>
+        <w:rPr>
+          <w:rFonts w:hint="default" w:ascii="Bodoni MT" w:hAnsi="Bodoni MT" w:cs="Bodoni MT"/>
+          <w:lang w:val="en-IN"/>
+        </w:rPr>
+        <w:t xml:space="preserve">and all the profiles are different (i.e. the </w:t>
+      </w:r>
+      <w:r>
+        <w:rPr>
+          <w:rFonts w:hint="default" w:ascii="Bodoni MT" w:hAnsi="Bodoni MT" w:cs="Bodoni MT"/>
+          <w:i/>
+          <w:iCs/>
+          <w:lang w:val="en-IN"/>
+        </w:rPr>
+        <w:t xml:space="preserve">schedulerName </w:t>
+      </w:r>
+      <w:r>
+        <w:rPr>
+          <w:rFonts w:hint="default" w:ascii="Bodoni MT" w:hAnsi="Bodoni MT" w:cs="Bodoni MT"/>
+          <w:lang w:val="en-IN"/>
+        </w:rPr>
+        <w:t>are different)</w:t>
+      </w:r>
+    </w:p>
+    <w:p>
+      <w:pPr>
+        <w:keepNext w:val="0"/>
+        <w:keepLines w:val="0"/>
+        <w:widowControl/>
+        <w:numPr>
+          <w:ilvl w:val="2"/>
+          <w:numId w:val="11"/>
+        </w:numPr>
+        <w:suppressLineNumbers w:val="0"/>
+        <w:spacing w:before="0" w:beforeAutospacing="0" w:after="0" w:afterAutospacing="0" w:line="360" w:lineRule="auto"/>
+        <w:ind w:left="1260" w:leftChars="0" w:right="0" w:hanging="420" w:firstLineChars="0"/>
+        <w:jc w:val="left"/>
+        <w:rPr>
+          <w:rFonts w:hint="default" w:ascii="Bodoni MT" w:hAnsi="Bodoni MT" w:cs="Bodoni MT"/>
+        </w:rPr>
+      </w:pPr>
+      <w:r>
+        <w:rPr>
+          <w:rFonts w:hint="default" w:ascii="Bodoni MT" w:hAnsi="Bodoni MT" w:cs="Bodoni MT"/>
+          <w:b/>
+          <w:bCs/>
+          <w:lang w:val="en-IN"/>
+        </w:rPr>
+        <w:t>leaderElect: true</w:t>
+      </w:r>
+      <w:r>
+        <w:rPr>
+          <w:rFonts w:hint="default" w:ascii="Bodoni MT" w:hAnsi="Bodoni MT" w:cs="Bodoni MT"/>
+          <w:b/>
+          <w:bCs/>
+          <w:lang w:val="en-IN"/>
+        </w:rPr>
+        <w:br w:type="textWrapping"/>
+      </w:r>
+      <w:r>
+        <w:rPr>
+          <w:rFonts w:hint="default" w:ascii="Bodoni MT" w:hAnsi="Bodoni MT" w:cs="Bodoni MT"/>
+          <w:b w:val="0"/>
+          <w:bCs w:val="0"/>
+          <w:lang w:val="en-IN"/>
+        </w:rPr>
+        <w:t xml:space="preserve">in this case lets say your pod wants p4 (scheduler profile) and the leader got selected is </w:t>
+      </w:r>
+      <w:r>
+        <w:rPr>
+          <w:rFonts w:hint="default" w:ascii="Bodoni MT" w:hAnsi="Bodoni MT" w:cs="Bodoni MT"/>
+          <w:b/>
+          <w:bCs/>
+          <w:i/>
+          <w:iCs/>
+          <w:lang w:val="en-IN"/>
+        </w:rPr>
+        <w:t>s1</w:t>
+      </w:r>
+      <w:r>
+        <w:rPr>
+          <w:rFonts w:hint="default" w:ascii="Bodoni MT" w:hAnsi="Bodoni MT" w:cs="Bodoni MT"/>
+          <w:b w:val="0"/>
+          <w:bCs w:val="0"/>
+          <w:i w:val="0"/>
+          <w:iCs w:val="0"/>
+          <w:lang w:val="en-IN"/>
+        </w:rPr>
+        <w:t>.</w:t>
+      </w:r>
+      <w:r>
+        <w:rPr>
+          <w:rFonts w:hint="default" w:ascii="Bodoni MT" w:hAnsi="Bodoni MT" w:cs="Bodoni MT"/>
+          <w:b w:val="0"/>
+          <w:bCs w:val="0"/>
+          <w:i w:val="0"/>
+          <w:iCs w:val="0"/>
+          <w:lang w:val="en-IN"/>
+        </w:rPr>
+        <w:br w:type="textWrapping"/>
+      </w:r>
+      <w:r>
+        <w:rPr>
+          <w:rFonts w:hint="default" w:ascii="Bodoni MT" w:hAnsi="Bodoni MT" w:cs="Bodoni MT"/>
+          <w:b w:val="0"/>
+          <w:bCs w:val="0"/>
+          <w:i w:val="0"/>
+          <w:iCs w:val="0"/>
+          <w:lang w:val="en-IN"/>
+        </w:rPr>
+        <w:t xml:space="preserve">as </w:t>
+      </w:r>
+      <w:r>
+        <w:rPr>
+          <w:rFonts w:hint="default" w:ascii="Bodoni MT" w:hAnsi="Bodoni MT" w:cs="Bodoni MT"/>
+          <w:b/>
+          <w:bCs/>
+          <w:i/>
+          <w:iCs/>
+          <w:lang w:val="en-IN"/>
+        </w:rPr>
+        <w:t>s1</w:t>
+      </w:r>
+      <w:r>
+        <w:rPr>
+          <w:rFonts w:hint="default" w:ascii="Bodoni MT" w:hAnsi="Bodoni MT" w:cs="Bodoni MT"/>
+          <w:b w:val="0"/>
+          <w:bCs w:val="0"/>
+          <w:i w:val="0"/>
+          <w:iCs w:val="0"/>
+          <w:lang w:val="en-IN"/>
+        </w:rPr>
+        <w:t xml:space="preserve"> doesn’t contain the required profile i.e. </w:t>
+      </w:r>
+      <w:r>
+        <w:rPr>
+          <w:rFonts w:hint="default" w:ascii="Bodoni MT" w:hAnsi="Bodoni MT" w:cs="Bodoni MT"/>
+          <w:b w:val="0"/>
+          <w:bCs w:val="0"/>
+          <w:i/>
+          <w:iCs/>
+          <w:lang w:val="en-IN"/>
+        </w:rPr>
+        <w:t>p4</w:t>
+      </w:r>
+      <w:r>
+        <w:rPr>
+          <w:rFonts w:hint="default" w:ascii="Bodoni MT" w:hAnsi="Bodoni MT" w:cs="Bodoni MT"/>
+          <w:b w:val="0"/>
+          <w:bCs w:val="0"/>
+          <w:i w:val="0"/>
+          <w:iCs w:val="0"/>
+          <w:lang w:val="en-IN"/>
+        </w:rPr>
+        <w:t xml:space="preserve"> the pod will remain pending because the selected leader can’t schedule the pod.</w:t>
+      </w:r>
+    </w:p>
+    <w:p>
+      <w:pPr>
+        <w:keepNext w:val="0"/>
+        <w:keepLines w:val="0"/>
+        <w:widowControl/>
+        <w:numPr>
+          <w:ilvl w:val="2"/>
+          <w:numId w:val="11"/>
+        </w:numPr>
+        <w:suppressLineNumbers w:val="0"/>
+        <w:spacing w:before="0" w:beforeAutospacing="0" w:after="0" w:afterAutospacing="0" w:line="360" w:lineRule="auto"/>
+        <w:ind w:left="1260" w:leftChars="0" w:right="0" w:hanging="420" w:firstLineChars="0"/>
+        <w:jc w:val="left"/>
+        <w:rPr>
+          <w:rFonts w:hint="default" w:ascii="Bodoni MT" w:hAnsi="Bodoni MT" w:cs="Bodoni MT"/>
+        </w:rPr>
+      </w:pPr>
+      <w:r>
+        <w:rPr>
+          <w:rFonts w:hint="default" w:ascii="Bodoni MT" w:hAnsi="Bodoni MT" w:cs="Bodoni MT"/>
+          <w:b/>
+          <w:bCs/>
+          <w:i w:val="0"/>
+          <w:iCs w:val="0"/>
+          <w:lang w:val="en-IN"/>
+        </w:rPr>
+        <w:t>leaderElect: false</w:t>
+      </w:r>
+      <w:r>
+        <w:rPr>
+          <w:rFonts w:hint="default" w:ascii="Bodoni MT" w:hAnsi="Bodoni MT" w:cs="Bodoni MT"/>
+          <w:b w:val="0"/>
+          <w:bCs w:val="0"/>
+          <w:i w:val="0"/>
+          <w:iCs w:val="0"/>
+          <w:lang w:val="en-IN"/>
+        </w:rPr>
+        <w:t xml:space="preserve"> </w:t>
+      </w:r>
+      <w:r>
+        <w:rPr>
+          <w:rFonts w:hint="default" w:ascii="Bodoni MT" w:hAnsi="Bodoni MT" w:cs="Bodoni MT"/>
+          <w:b w:val="0"/>
+          <w:bCs w:val="0"/>
+          <w:i w:val="0"/>
+          <w:iCs w:val="0"/>
+          <w:lang w:val="en-IN"/>
+        </w:rPr>
+        <w:br w:type="textWrapping"/>
+      </w:r>
+      <w:r>
+        <w:rPr>
+          <w:rFonts w:hint="default" w:ascii="Bodoni MT" w:hAnsi="Bodoni MT" w:cs="Bodoni MT"/>
+          <w:b w:val="0"/>
+          <w:bCs w:val="0"/>
+          <w:i w:val="0"/>
+          <w:iCs w:val="0"/>
+          <w:lang w:val="en-IN"/>
+        </w:rPr>
+        <w:t xml:space="preserve">in this case, both </w:t>
+      </w:r>
+      <w:r>
+        <w:rPr>
+          <w:rFonts w:hint="default" w:ascii="Bodoni MT" w:hAnsi="Bodoni MT" w:cs="Bodoni MT"/>
+          <w:b w:val="0"/>
+          <w:bCs w:val="0"/>
+          <w:i/>
+          <w:iCs/>
+          <w:lang w:val="en-IN"/>
+        </w:rPr>
+        <w:t xml:space="preserve">s1 </w:t>
+      </w:r>
+      <w:r>
+        <w:rPr>
+          <w:rFonts w:hint="default" w:ascii="Bodoni MT" w:hAnsi="Bodoni MT" w:cs="Bodoni MT"/>
+          <w:b w:val="0"/>
+          <w:bCs w:val="0"/>
+          <w:i w:val="0"/>
+          <w:iCs w:val="0"/>
+          <w:lang w:val="en-IN"/>
+        </w:rPr>
+        <w:t xml:space="preserve">and </w:t>
+      </w:r>
+      <w:r>
+        <w:rPr>
+          <w:rFonts w:hint="default" w:ascii="Bodoni MT" w:hAnsi="Bodoni MT" w:cs="Bodoni MT"/>
+          <w:b w:val="0"/>
+          <w:bCs w:val="0"/>
+          <w:i/>
+          <w:iCs/>
+          <w:lang w:val="en-IN"/>
+        </w:rPr>
+        <w:t>s2</w:t>
+      </w:r>
+      <w:r>
+        <w:rPr>
+          <w:rFonts w:hint="default" w:ascii="Bodoni MT" w:hAnsi="Bodoni MT" w:cs="Bodoni MT"/>
+          <w:b w:val="0"/>
+          <w:bCs w:val="0"/>
+          <w:i w:val="0"/>
+          <w:iCs w:val="0"/>
+          <w:lang w:val="en-IN"/>
+        </w:rPr>
+        <w:t xml:space="preserve"> will be active and in this case s2 (p4) will schedule the pod to specific node.</w:t>
+      </w:r>
+    </w:p>
+    <w:p>
+      <w:pPr>
+        <w:keepNext w:val="0"/>
+        <w:keepLines w:val="0"/>
+        <w:widowControl/>
+        <w:numPr>
+          <w:ilvl w:val="1"/>
+          <w:numId w:val="11"/>
+        </w:numPr>
+        <w:suppressLineNumbers w:val="0"/>
+        <w:spacing w:before="0" w:beforeAutospacing="0" w:after="0" w:afterAutospacing="0" w:line="360" w:lineRule="auto"/>
+        <w:ind w:left="840" w:leftChars="0" w:right="0" w:hanging="420" w:firstLineChars="0"/>
+        <w:jc w:val="left"/>
+        <w:rPr>
+          <w:rFonts w:hint="default" w:ascii="Bodoni MT" w:hAnsi="Bodoni MT" w:cs="Bodoni MT"/>
+        </w:rPr>
+      </w:pPr>
+      <w:r>
+        <w:rPr>
+          <w:rFonts w:hint="default" w:ascii="Bodoni MT" w:hAnsi="Bodoni MT" w:cs="Bodoni MT"/>
+          <w:lang w:val="en-IN"/>
+        </w:rPr>
+        <w:t xml:space="preserve">If you keep </w:t>
+      </w:r>
+      <w:r>
+        <w:rPr>
+          <w:rFonts w:hint="default" w:ascii="Bodoni MT" w:hAnsi="Bodoni MT" w:cs="Bodoni MT"/>
+          <w:b/>
+          <w:bCs/>
+          <w:i/>
+          <w:iCs/>
+          <w:lang w:val="en-IN"/>
+        </w:rPr>
+        <w:t>leaderElect: false</w:t>
+      </w:r>
+      <w:r>
+        <w:rPr>
+          <w:rFonts w:hint="default" w:ascii="Bodoni MT" w:hAnsi="Bodoni MT" w:cs="Bodoni MT"/>
+          <w:b w:val="0"/>
+          <w:bCs w:val="0"/>
+          <w:i w:val="0"/>
+          <w:iCs w:val="0"/>
+          <w:lang w:val="en-IN"/>
+        </w:rPr>
+        <w:t xml:space="preserve">, its obvious race condition will occur (if duplicate </w:t>
+      </w:r>
+      <w:r>
+        <w:rPr>
+          <w:rFonts w:hint="default" w:ascii="Bodoni MT" w:hAnsi="Bodoni MT" w:cs="Bodoni MT"/>
+          <w:b w:val="0"/>
+          <w:bCs w:val="0"/>
+          <w:i/>
+          <w:iCs/>
+          <w:lang w:val="en-IN"/>
+        </w:rPr>
+        <w:t>schedulerName</w:t>
+      </w:r>
+      <w:r>
+        <w:rPr>
+          <w:rFonts w:hint="default" w:ascii="Bodoni MT" w:hAnsi="Bodoni MT" w:cs="Bodoni MT"/>
+          <w:b w:val="0"/>
+          <w:bCs w:val="0"/>
+          <w:i w:val="0"/>
+          <w:iCs w:val="0"/>
+          <w:lang w:val="en-IN"/>
+        </w:rPr>
+        <w:t xml:space="preserve"> are present across the schedulers),</w:t>
+      </w:r>
+      <w:r>
+        <w:rPr>
+          <w:rFonts w:hint="default" w:ascii="Bodoni MT" w:hAnsi="Bodoni MT" w:cs="Bodoni MT"/>
+          <w:b w:val="0"/>
+          <w:bCs w:val="0"/>
+          <w:i w:val="0"/>
+          <w:iCs w:val="0"/>
+          <w:lang w:val="en-IN"/>
+        </w:rPr>
+        <w:br w:type="textWrapping"/>
+      </w:r>
+      <w:r>
+        <w:rPr>
+          <w:rFonts w:hint="default" w:ascii="Bodoni MT" w:hAnsi="Bodoni MT" w:cs="Bodoni MT"/>
+          <w:b w:val="0"/>
+          <w:bCs w:val="0"/>
+          <w:i w:val="0"/>
+          <w:iCs w:val="0"/>
+          <w:lang w:val="en-IN"/>
+        </w:rPr>
+        <w:t xml:space="preserve">even in that case, </w:t>
+      </w:r>
+      <w:r>
+        <w:rPr>
+          <w:rFonts w:hint="default" w:ascii="Bodoni MT" w:hAnsi="Bodoni MT" w:cs="Bodoni MT"/>
+          <w:b/>
+          <w:bCs/>
+          <w:i w:val="0"/>
+          <w:iCs w:val="0"/>
+          <w:color w:val="C81D31" w:themeColor="accent6" w:themeShade="BF"/>
+          <w:shd w:val="clear" w:color="FFFFFF" w:fill="D9D9D9"/>
+          <w:lang w:val="en-IN"/>
+        </w:rPr>
+        <w:t>multiple scheduling doesn’t happen in kubernetes</w:t>
+      </w:r>
+      <w:r>
+        <w:rPr>
+          <w:rFonts w:hint="default" w:ascii="Bodoni MT" w:hAnsi="Bodoni MT" w:cs="Bodoni MT"/>
+          <w:b w:val="0"/>
+          <w:bCs w:val="0"/>
+          <w:i w:val="0"/>
+          <w:iCs w:val="0"/>
+          <w:lang w:val="en-IN"/>
+        </w:rPr>
+        <w:t>. If one scheduler schedule the node, then another scheduler will not be able to do.</w:t>
+      </w:r>
+    </w:p>
+    <w:p>
+      <w:pPr>
+        <w:keepNext w:val="0"/>
+        <w:keepLines w:val="0"/>
+        <w:widowControl/>
+        <w:numPr>
+          <w:ilvl w:val="0"/>
+          <w:numId w:val="11"/>
+        </w:numPr>
+        <w:suppressLineNumbers w:val="0"/>
+        <w:spacing w:before="0" w:beforeAutospacing="0" w:after="0" w:afterAutospacing="0" w:line="360" w:lineRule="auto"/>
+        <w:ind w:left="420" w:leftChars="0" w:right="0" w:hanging="420" w:firstLineChars="0"/>
+        <w:jc w:val="left"/>
+        <w:rPr>
+          <w:rFonts w:hint="default" w:ascii="Bodoni MT" w:hAnsi="Bodoni MT" w:cs="Bodoni MT"/>
+        </w:rPr>
+      </w:pPr>
+    </w:p>
+    <w:p>
+      <w:pPr>
+        <w:rPr>
+          <w:rFonts w:hint="default" w:ascii="Bodoni MT" w:hAnsi="Bodoni MT" w:cs="Bodoni MT"/>
+        </w:rPr>
+      </w:pPr>
+      <w:r>
+        <w:rPr>
+          <w:rFonts w:hint="default" w:ascii="Bodoni MT" w:hAnsi="Bodoni MT" w:cs="Bodoni MT"/>
+        </w:rPr>
+        <w:br w:type="page"/>
+      </w:r>
+    </w:p>
+    <w:p>
+      <w:pPr>
+        <w:keepNext w:val="0"/>
+        <w:keepLines w:val="0"/>
+        <w:widowControl/>
+        <w:numPr>
+          <w:ilvl w:val="0"/>
+          <w:numId w:val="0"/>
+        </w:numPr>
+        <w:suppressLineNumbers w:val="0"/>
+        <w:spacing w:before="0" w:beforeAutospacing="0" w:after="0" w:afterAutospacing="0" w:line="360" w:lineRule="auto"/>
+        <w:ind w:leftChars="0" w:right="0" w:rightChars="0"/>
+        <w:jc w:val="center"/>
+        <w:rPr>
+          <w:rFonts w:hint="default" w:ascii="Bodoni MT" w:hAnsi="Bodoni MT" w:cs="Bodoni MT"/>
+          <w:b/>
+          <w:bCs/>
+          <w:i/>
+          <w:iCs/>
+          <w:color w:val="002060"/>
+          <w:sz w:val="40"/>
+          <w:szCs w:val="40"/>
+          <w:highlight w:val="lightGray"/>
+          <w:u w:val="single"/>
+          <w:lang w:val="en-IN"/>
+        </w:rPr>
+      </w:pPr>
+      <w:r>
+        <w:rPr>
+          <w:rFonts w:hint="default" w:ascii="Bodoni MT" w:hAnsi="Bodoni MT" w:cs="Bodoni MT"/>
+          <w:b/>
+          <w:bCs/>
+          <w:i/>
+          <w:iCs/>
+          <w:color w:val="002060"/>
+          <w:sz w:val="40"/>
+          <w:szCs w:val="40"/>
+          <w:highlight w:val="lightGray"/>
+          <w:u w:val="single"/>
+          <w:lang w:val="en-IN"/>
+        </w:rPr>
+        <w:t>_____Security Primitives_____</w:t>
+      </w:r>
+    </w:p>
+    <w:p>
+      <w:pPr>
+        <w:keepNext w:val="0"/>
+        <w:keepLines w:val="0"/>
+        <w:widowControl/>
+        <w:numPr>
+          <w:ilvl w:val="0"/>
+          <w:numId w:val="11"/>
+        </w:numPr>
+        <w:suppressLineNumbers w:val="0"/>
+        <w:spacing w:before="0" w:beforeAutospacing="0" w:after="0" w:afterAutospacing="0" w:line="360" w:lineRule="auto"/>
+        <w:ind w:left="420" w:leftChars="0" w:right="0" w:hanging="420" w:firstLineChars="0"/>
+        <w:jc w:val="left"/>
+        <w:rPr>
+          <w:rFonts w:hint="default" w:ascii="Bodoni MT" w:hAnsi="Bodoni MT" w:cs="Bodoni MT"/>
+        </w:rPr>
+      </w:pPr>
+      <w:r>
+        <w:rPr>
+          <w:rFonts w:hint="default" w:ascii="Bodoni MT" w:hAnsi="Bodoni MT" w:cs="Bodoni MT"/>
+          <w:lang w:val="en-IN"/>
+        </w:rPr>
+        <w:t>RBAC: Roll Based Access Control</w:t>
+      </w:r>
+      <w:r>
+        <w:rPr>
+          <w:rFonts w:hint="default" w:ascii="Bodoni MT" w:hAnsi="Bodoni MT" w:cs="Bodoni MT"/>
+          <w:lang w:val="en-IN"/>
+        </w:rPr>
+        <w:br w:type="textWrapping"/>
+      </w:r>
+      <w:r>
+        <w:rPr>
+          <w:rFonts w:hint="default" w:ascii="Bodoni MT" w:hAnsi="Bodoni MT" w:cs="Bodoni MT"/>
+          <w:lang w:val="en-IN"/>
+        </w:rPr>
+        <w:t>ABAC: Attribute Based Access Control</w:t>
+      </w:r>
+      <w:r>
+        <w:rPr>
+          <w:rFonts w:hint="default" w:ascii="Bodoni MT" w:hAnsi="Bodoni MT" w:cs="Bodoni MT"/>
+          <w:lang w:val="en-IN"/>
+        </w:rPr>
+        <w:br w:type="textWrapping"/>
+      </w:r>
+      <w:r>
+        <w:rPr>
+          <w:rFonts w:hint="default" w:ascii="Bodoni MT" w:hAnsi="Bodoni MT" w:cs="Bodoni MT"/>
+          <w:lang w:val="en-IN"/>
+        </w:rPr>
+        <w:t>Node Authorization</w:t>
+      </w:r>
+      <w:r>
+        <w:rPr>
+          <w:rFonts w:hint="default" w:ascii="Bodoni MT" w:hAnsi="Bodoni MT" w:cs="Bodoni MT"/>
+          <w:lang w:val="en-IN"/>
+        </w:rPr>
+        <w:br w:type="textWrapping"/>
+      </w:r>
+      <w:r>
+        <w:rPr>
+          <w:rFonts w:hint="default" w:ascii="Bodoni MT" w:hAnsi="Bodoni MT" w:cs="Bodoni MT"/>
+          <w:lang w:val="en-IN"/>
+        </w:rPr>
+        <w:t>Webhook Mode</w:t>
+      </w:r>
+    </w:p>
+    <w:p>
+      <w:pPr>
+        <w:keepNext w:val="0"/>
+        <w:keepLines w:val="0"/>
+        <w:widowControl/>
+        <w:numPr>
+          <w:ilvl w:val="0"/>
+          <w:numId w:val="11"/>
+        </w:numPr>
+        <w:suppressLineNumbers w:val="0"/>
+        <w:spacing w:before="0" w:beforeAutospacing="0" w:after="0" w:afterAutospacing="0" w:line="360" w:lineRule="auto"/>
+        <w:ind w:left="420" w:leftChars="0" w:right="0" w:hanging="420" w:firstLineChars="0"/>
+        <w:jc w:val="left"/>
+        <w:rPr>
+          <w:rFonts w:hint="default" w:ascii="Bodoni MT" w:hAnsi="Bodoni MT" w:cs="Bodoni MT"/>
+        </w:rPr>
+      </w:pPr>
+      <w:r>
+        <w:rPr>
+          <w:rFonts w:hint="default" w:ascii="Bodoni MT" w:hAnsi="Bodoni MT" w:cs="Bodoni MT"/>
+          <w:lang w:val="en-IN"/>
+        </w:rPr>
+        <w:t>How to secure the cluster?</w:t>
+      </w:r>
+    </w:p>
+    <w:p>
+      <w:pPr>
+        <w:keepNext w:val="0"/>
+        <w:keepLines w:val="0"/>
+        <w:widowControl/>
+        <w:numPr>
+          <w:ilvl w:val="1"/>
+          <w:numId w:val="11"/>
+        </w:numPr>
+        <w:suppressLineNumbers w:val="0"/>
+        <w:spacing w:before="0" w:beforeAutospacing="0" w:after="0" w:afterAutospacing="0" w:line="360" w:lineRule="auto"/>
+        <w:ind w:left="840" w:leftChars="0" w:right="0" w:hanging="420" w:firstLineChars="0"/>
+        <w:jc w:val="left"/>
+        <w:rPr>
+          <w:rFonts w:hint="default" w:ascii="Bodoni MT" w:hAnsi="Bodoni MT" w:cs="Bodoni MT"/>
+        </w:rPr>
+      </w:pPr>
+      <w:r>
+        <w:rPr>
+          <w:rFonts w:hint="default" w:ascii="Bodoni MT" w:hAnsi="Bodoni MT" w:cs="Bodoni MT"/>
+          <w:lang w:val="en-IN"/>
+        </w:rPr>
+        <w:t xml:space="preserve">The core component is API Server. It is the single point of contact for all operations, whether it is via </w:t>
+      </w:r>
+      <w:r>
+        <w:rPr>
+          <w:rFonts w:hint="default" w:ascii="Bodoni MT" w:hAnsi="Bodoni MT" w:cs="Bodoni MT"/>
+          <w:b/>
+          <w:bCs/>
+          <w:i/>
+          <w:iCs/>
+          <w:lang w:val="en-IN"/>
+        </w:rPr>
+        <w:t>kubectl</w:t>
+      </w:r>
+      <w:r>
+        <w:rPr>
+          <w:rFonts w:hint="default" w:ascii="Bodoni MT" w:hAnsi="Bodoni MT" w:cs="Bodoni MT"/>
+          <w:b w:val="0"/>
+          <w:bCs w:val="0"/>
+          <w:i w:val="0"/>
+          <w:iCs w:val="0"/>
+          <w:lang w:val="en-IN"/>
+        </w:rPr>
+        <w:t xml:space="preserve"> or through </w:t>
+      </w:r>
+      <w:r>
+        <w:rPr>
+          <w:rFonts w:hint="default" w:ascii="Bodoni MT" w:hAnsi="Bodoni MT" w:cs="Bodoni MT"/>
+          <w:b/>
+          <w:bCs/>
+          <w:i/>
+          <w:iCs/>
+          <w:lang w:val="en-IN"/>
+        </w:rPr>
+        <w:t>API</w:t>
+      </w:r>
+      <w:r>
+        <w:rPr>
+          <w:rFonts w:hint="default" w:ascii="Bodoni MT" w:hAnsi="Bodoni MT" w:cs="Bodoni MT"/>
+          <w:b w:val="0"/>
+          <w:bCs w:val="0"/>
+          <w:i w:val="0"/>
+          <w:iCs w:val="0"/>
+          <w:lang w:val="en-IN"/>
+        </w:rPr>
+        <w:t xml:space="preserve"> </w:t>
+      </w:r>
+    </w:p>
+    <w:p>
+      <w:pPr>
+        <w:keepNext w:val="0"/>
+        <w:keepLines w:val="0"/>
+        <w:widowControl/>
+        <w:numPr>
+          <w:ilvl w:val="2"/>
+          <w:numId w:val="11"/>
+        </w:numPr>
+        <w:suppressLineNumbers w:val="0"/>
+        <w:spacing w:before="0" w:beforeAutospacing="0" w:after="0" w:afterAutospacing="0" w:line="360" w:lineRule="auto"/>
+        <w:ind w:left="1260" w:leftChars="0" w:right="0" w:hanging="420" w:firstLineChars="0"/>
+        <w:jc w:val="left"/>
+        <w:rPr>
+          <w:rFonts w:hint="default" w:ascii="Bodoni MT" w:hAnsi="Bodoni MT" w:cs="Bodoni MT"/>
+        </w:rPr>
+      </w:pPr>
+      <w:r>
+        <w:rPr>
+          <w:rFonts w:hint="default" w:ascii="Bodoni MT" w:hAnsi="Bodoni MT" w:cs="Bodoni MT"/>
+          <w:b w:val="0"/>
+          <w:bCs w:val="0"/>
+          <w:i w:val="0"/>
+          <w:iCs w:val="0"/>
+          <w:lang w:val="en-IN"/>
+        </w:rPr>
+        <w:t>Who can access the cluster?</w:t>
+      </w:r>
+    </w:p>
+    <w:p>
+      <w:pPr>
+        <w:keepNext w:val="0"/>
+        <w:keepLines w:val="0"/>
+        <w:widowControl/>
+        <w:numPr>
+          <w:ilvl w:val="2"/>
+          <w:numId w:val="11"/>
+        </w:numPr>
+        <w:suppressLineNumbers w:val="0"/>
+        <w:spacing w:before="0" w:beforeAutospacing="0" w:after="0" w:afterAutospacing="0" w:line="360" w:lineRule="auto"/>
+        <w:ind w:left="1260" w:leftChars="0" w:right="0" w:hanging="420" w:firstLineChars="0"/>
+        <w:jc w:val="left"/>
+        <w:rPr>
+          <w:rFonts w:hint="default" w:ascii="Bodoni MT" w:hAnsi="Bodoni MT" w:cs="Bodoni MT"/>
+        </w:rPr>
+      </w:pPr>
+      <w:r>
+        <w:rPr>
+          <w:rFonts w:hint="default" w:ascii="Bodoni MT" w:hAnsi="Bodoni MT" w:cs="Bodoni MT"/>
+          <w:b w:val="0"/>
+          <w:bCs w:val="0"/>
+          <w:i w:val="0"/>
+          <w:iCs w:val="0"/>
+          <w:lang w:val="en-IN"/>
+        </w:rPr>
+        <w:t>Which actions can they perform once access is granted?</w:t>
+      </w:r>
+    </w:p>
+    <w:p>
+      <w:pPr>
+        <w:keepNext w:val="0"/>
+        <w:keepLines w:val="0"/>
+        <w:widowControl/>
+        <w:numPr>
+          <w:ilvl w:val="2"/>
+          <w:numId w:val="11"/>
+        </w:numPr>
+        <w:suppressLineNumbers w:val="0"/>
+        <w:spacing w:before="0" w:beforeAutospacing="0" w:after="0" w:afterAutospacing="0" w:line="360" w:lineRule="auto"/>
+        <w:ind w:left="1260" w:leftChars="0" w:right="0" w:hanging="420" w:firstLineChars="0"/>
+        <w:jc w:val="left"/>
+        <w:rPr>
+          <w:rFonts w:hint="default" w:ascii="Bodoni MT" w:hAnsi="Bodoni MT" w:cs="Bodoni MT"/>
+        </w:rPr>
+      </w:pPr>
+      <w:r>
+        <w:rPr>
+          <w:rFonts w:hint="default" w:ascii="Bodoni MT" w:hAnsi="Bodoni MT" w:cs="Bodoni MT"/>
+          <w:b w:val="0"/>
+          <w:bCs w:val="0"/>
+          <w:i w:val="0"/>
+          <w:iCs w:val="0"/>
+          <w:lang w:val="en-IN"/>
+        </w:rPr>
+        <w:t>4</w:t>
+      </w:r>
+    </w:p>
+    <w:p>
+      <w:pPr>
+        <w:keepNext w:val="0"/>
+        <w:keepLines w:val="0"/>
+        <w:widowControl/>
+        <w:numPr>
+          <w:ilvl w:val="0"/>
+          <w:numId w:val="0"/>
+        </w:numPr>
+        <w:suppressLineNumbers w:val="0"/>
+        <w:spacing w:before="0" w:beforeAutospacing="0" w:after="0" w:afterAutospacing="0" w:line="360" w:lineRule="auto"/>
+        <w:ind w:leftChars="0" w:right="0" w:rightChars="0"/>
+        <w:jc w:val="center"/>
+        <w:rPr>
+          <w:rFonts w:hint="default" w:ascii="Bodoni MT" w:hAnsi="Bodoni MT" w:cs="Bodoni MT"/>
+          <w:b/>
+          <w:bCs/>
+          <w:sz w:val="30"/>
+          <w:szCs w:val="30"/>
+          <w:highlight w:val="lightGray"/>
+          <w:lang w:val="en-IN"/>
+        </w:rPr>
+      </w:pPr>
+      <w:r>
+        <w:rPr>
+          <w:rFonts w:hint="default" w:ascii="Bodoni MT" w:hAnsi="Bodoni MT" w:cs="Bodoni MT"/>
+          <w:b/>
+          <w:bCs/>
+          <w:sz w:val="30"/>
+          <w:szCs w:val="30"/>
+          <w:highlight w:val="lightGray"/>
+          <w:lang w:val="en-IN"/>
+        </w:rPr>
+        <w:t>___Authentication___</w:t>
+      </w:r>
+    </w:p>
+    <w:p>
+      <w:pPr>
+        <w:keepNext w:val="0"/>
+        <w:keepLines w:val="0"/>
+        <w:widowControl/>
+        <w:numPr>
+          <w:ilvl w:val="0"/>
+          <w:numId w:val="11"/>
+        </w:numPr>
+        <w:suppressLineNumbers w:val="0"/>
+        <w:spacing w:before="0" w:beforeAutospacing="0" w:after="0" w:afterAutospacing="0" w:line="360" w:lineRule="auto"/>
+        <w:ind w:left="420" w:leftChars="0" w:right="0" w:hanging="420" w:firstLineChars="0"/>
+        <w:jc w:val="left"/>
+        <w:rPr>
+          <w:rFonts w:hint="default" w:ascii="Bodoni MT" w:hAnsi="Bodoni MT" w:cs="Bodoni MT"/>
+        </w:rPr>
+      </w:pPr>
+      <w:r>
+        <w:rPr>
+          <w:rFonts w:hint="default" w:ascii="Bodoni MT" w:hAnsi="Bodoni MT" w:cs="Bodoni MT"/>
+          <w:lang w:val="en-IN"/>
+        </w:rPr>
+        <w:t xml:space="preserve">In a normal web application backend (what we usually build), the username and password are stored in database and using </w:t>
+      </w:r>
+      <w:r>
+        <w:rPr>
+          <w:rFonts w:hint="default" w:ascii="Bodoni MT" w:hAnsi="Bodoni MT" w:cs="Bodoni MT"/>
+          <w:b w:val="0"/>
+          <w:bCs w:val="0"/>
+          <w:i/>
+          <w:iCs/>
+          <w:lang w:val="en-IN"/>
+        </w:rPr>
+        <w:t>JWT</w:t>
+      </w:r>
+      <w:r>
+        <w:rPr>
+          <w:rFonts w:hint="default" w:ascii="Bodoni MT" w:hAnsi="Bodoni MT" w:cs="Bodoni MT"/>
+          <w:b w:val="0"/>
+          <w:bCs w:val="0"/>
+          <w:i w:val="0"/>
+          <w:iCs w:val="0"/>
+          <w:lang w:val="en-IN"/>
+        </w:rPr>
+        <w:t xml:space="preserve"> token we verify the user.</w:t>
+      </w:r>
+      <w:r>
+        <w:rPr>
+          <w:rFonts w:hint="default" w:ascii="Bodoni MT" w:hAnsi="Bodoni MT" w:cs="Bodoni MT"/>
+          <w:b w:val="0"/>
+          <w:bCs w:val="0"/>
+          <w:i w:val="0"/>
+          <w:iCs w:val="0"/>
+          <w:lang w:val="en-IN"/>
+        </w:rPr>
+        <w:br w:type="textWrapping"/>
+      </w:r>
+      <w:r>
+        <w:rPr>
+          <w:rFonts w:hint="default" w:ascii="Bodoni MT" w:hAnsi="Bodoni MT" w:cs="Bodoni MT"/>
+          <w:b w:val="0"/>
+          <w:bCs w:val="0"/>
+          <w:i w:val="0"/>
+          <w:iCs w:val="0"/>
+          <w:lang w:val="en-IN"/>
+        </w:rPr>
+        <w:t xml:space="preserve">But, Kubernetes doesn’t have any database to store the user details. So it depends on a external provider like </w:t>
+      </w:r>
+      <w:r>
+        <w:rPr>
+          <w:rFonts w:hint="default" w:ascii="Bodoni MT" w:hAnsi="Bodoni MT" w:cs="Bodoni MT"/>
+          <w:b w:val="0"/>
+          <w:bCs w:val="0"/>
+          <w:i/>
+          <w:iCs/>
+          <w:lang w:val="en-IN"/>
+        </w:rPr>
+        <w:t xml:space="preserve">static files, certificate authorities, third party identity provider like </w:t>
+      </w:r>
+      <w:r>
+        <w:rPr>
+          <w:rFonts w:hint="default" w:ascii="Bodoni MT" w:hAnsi="Bodoni MT" w:cs="Bodoni MT"/>
+          <w:b/>
+          <w:bCs/>
+          <w:i/>
+          <w:iCs/>
+          <w:lang w:val="en-IN"/>
+        </w:rPr>
+        <w:t>LDAP</w:t>
+      </w:r>
+      <w:r>
+        <w:rPr>
+          <w:rFonts w:hint="default" w:ascii="Bodoni MT" w:hAnsi="Bodoni MT" w:cs="Bodoni MT"/>
+          <w:b w:val="0"/>
+          <w:bCs w:val="0"/>
+          <w:i/>
+          <w:iCs/>
+          <w:lang w:val="en-IN"/>
+        </w:rPr>
+        <w:t xml:space="preserve"> </w:t>
+      </w:r>
+      <w:r>
+        <w:rPr>
+          <w:rFonts w:hint="default" w:ascii="Bodoni MT" w:hAnsi="Bodoni MT" w:cs="Bodoni MT"/>
+          <w:b w:val="0"/>
+          <w:bCs w:val="0"/>
+          <w:i w:val="0"/>
+          <w:iCs w:val="0"/>
+          <w:lang w:val="en-IN"/>
+        </w:rPr>
+        <w:t xml:space="preserve">.  ---- for authentication </w:t>
+      </w:r>
+      <w:r>
+        <w:rPr>
+          <w:rFonts w:hint="default" w:ascii="Bodoni MT" w:hAnsi="Bodoni MT" w:cs="Bodoni MT"/>
+          <w:b/>
+          <w:bCs/>
+          <w:i w:val="0"/>
+          <w:iCs w:val="0"/>
+          <w:lang w:val="en-IN"/>
+        </w:rPr>
+        <w:t>human users</w:t>
+      </w:r>
+      <w:r>
+        <w:rPr>
+          <w:rFonts w:hint="default" w:ascii="Bodoni MT" w:hAnsi="Bodoni MT" w:cs="Bodoni MT"/>
+          <w:b w:val="0"/>
+          <w:bCs w:val="0"/>
+          <w:i w:val="0"/>
+          <w:iCs w:val="0"/>
+          <w:lang w:val="en-IN"/>
+        </w:rPr>
+        <w:t>.</w:t>
+      </w:r>
+      <w:r>
+        <w:rPr>
+          <w:rFonts w:hint="default" w:ascii="Bodoni MT" w:hAnsi="Bodoni MT" w:cs="Bodoni MT"/>
+          <w:b w:val="0"/>
+          <w:bCs w:val="0"/>
+          <w:i w:val="0"/>
+          <w:iCs w:val="0"/>
+          <w:lang w:val="en-IN"/>
+        </w:rPr>
+        <w:br w:type="textWrapping"/>
+      </w:r>
+      <w:r>
+        <w:rPr>
+          <w:rFonts w:hint="default" w:ascii="Bodoni MT" w:hAnsi="Bodoni MT" w:cs="Bodoni MT"/>
+          <w:b w:val="0"/>
+          <w:bCs w:val="0"/>
+          <w:i w:val="0"/>
+          <w:iCs w:val="0"/>
+          <w:lang w:val="en-IN"/>
+        </w:rPr>
+        <w:t>[ Application level user security is managed within the application itself ]</w:t>
+      </w:r>
+    </w:p>
+    <w:p>
+      <w:pPr>
+        <w:keepNext w:val="0"/>
+        <w:keepLines w:val="0"/>
+        <w:widowControl/>
+        <w:numPr>
+          <w:ilvl w:val="0"/>
+          <w:numId w:val="11"/>
+        </w:numPr>
+        <w:suppressLineNumbers w:val="0"/>
+        <w:spacing w:before="0" w:beforeAutospacing="0" w:after="0" w:afterAutospacing="0" w:line="360" w:lineRule="auto"/>
+        <w:ind w:left="420" w:leftChars="0" w:right="0" w:hanging="420" w:firstLineChars="0"/>
+        <w:jc w:val="left"/>
+        <w:rPr>
+          <w:rFonts w:hint="default" w:ascii="Bodoni MT" w:hAnsi="Bodoni MT" w:cs="Bodoni MT"/>
+        </w:rPr>
+      </w:pPr>
+      <w:r>
+        <w:rPr>
+          <w:rFonts w:hint="default" w:ascii="Bodoni MT" w:hAnsi="Bodoni MT" w:cs="Bodoni MT"/>
+          <w:b/>
+          <w:bCs/>
+          <w:lang w:val="en-IN"/>
+        </w:rPr>
+        <w:t>Static file</w:t>
+      </w:r>
+      <w:r>
+        <w:rPr>
+          <w:rFonts w:hint="default" w:ascii="Bodoni MT" w:hAnsi="Bodoni MT" w:cs="Bodoni MT"/>
+          <w:b w:val="0"/>
+          <w:bCs w:val="0"/>
+          <w:lang w:val="en-IN"/>
+        </w:rPr>
+        <w:t xml:space="preserve"> </w:t>
+      </w:r>
+    </w:p>
+    <w:p>
+      <w:pPr>
+        <w:keepNext w:val="0"/>
+        <w:keepLines w:val="0"/>
+        <w:widowControl/>
+        <w:numPr>
+          <w:ilvl w:val="1"/>
+          <w:numId w:val="11"/>
+        </w:numPr>
+        <w:suppressLineNumbers w:val="0"/>
+        <w:spacing w:before="0" w:beforeAutospacing="0" w:after="0" w:afterAutospacing="0" w:line="360" w:lineRule="auto"/>
+        <w:ind w:left="840" w:leftChars="0" w:right="0" w:hanging="420" w:firstLineChars="0"/>
+        <w:jc w:val="left"/>
+        <w:rPr>
+          <w:rFonts w:hint="default" w:ascii="Bodoni MT" w:hAnsi="Bodoni MT" w:cs="Bodoni MT"/>
+        </w:rPr>
+      </w:pPr>
+      <w:r>
+        <w:rPr>
+          <w:rFonts w:hint="default" w:ascii="Bodoni MT" w:hAnsi="Bodoni MT" w:cs="Bodoni MT"/>
+          <w:b w:val="0"/>
+          <w:bCs w:val="0"/>
+          <w:lang w:val="en-IN"/>
+        </w:rPr>
+        <w:t xml:space="preserve">You can create a </w:t>
+      </w:r>
+      <w:r>
+        <w:rPr>
+          <w:rFonts w:hint="default" w:ascii="Bodoni MT" w:hAnsi="Bodoni MT" w:cs="Bodoni MT"/>
+          <w:b/>
+          <w:bCs/>
+          <w:i/>
+          <w:iCs/>
+          <w:lang w:val="en-IN"/>
+        </w:rPr>
+        <w:t>csv</w:t>
+      </w:r>
+      <w:r>
+        <w:rPr>
+          <w:rFonts w:hint="default" w:ascii="Bodoni MT" w:hAnsi="Bodoni MT" w:cs="Bodoni MT"/>
+          <w:b w:val="0"/>
+          <w:bCs w:val="0"/>
+          <w:i w:val="0"/>
+          <w:iCs w:val="0"/>
+          <w:lang w:val="en-IN"/>
+        </w:rPr>
+        <w:t xml:space="preserve"> file and write the user details there.</w:t>
+      </w:r>
+      <w:r>
+        <w:rPr>
+          <w:rFonts w:hint="default" w:ascii="Bodoni MT" w:hAnsi="Bodoni MT" w:cs="Bodoni MT"/>
+          <w:b w:val="0"/>
+          <w:bCs w:val="0"/>
+          <w:i w:val="0"/>
+          <w:iCs w:val="0"/>
+          <w:lang w:val="en-IN"/>
+        </w:rPr>
+        <w:br w:type="textWrapping"/>
+      </w:r>
+      <w:r>
+        <w:rPr>
+          <w:rFonts w:hint="default" w:ascii="Bodoni MT" w:hAnsi="Bodoni MT" w:cs="Bodoni MT"/>
+        </w:rPr>
+        <w:drawing>
+          <wp:inline distT="0" distB="0" distL="114300" distR="114300">
+            <wp:extent cx="2327275" cy="613410"/>
+            <wp:effectExtent l="0" t="0" r="9525" b="8890"/>
+            <wp:docPr id="47" name="Picture 10"/>
+            <wp:cNvGraphicFramePr>
+              <a:graphicFrameLocks xmlns:a="http://schemas.openxmlformats.org/drawingml/2006/main" noChangeAspect="1"/>
+            </wp:cNvGraphicFramePr>
+            <a:graphic xmlns:a="http://schemas.openxmlformats.org/drawingml/2006/main">
+              <a:graphicData uri="http://schemas.openxmlformats.org/drawingml/2006/picture">
+                <pic:pic xmlns:pic="http://schemas.openxmlformats.org/drawingml/2006/picture">
+                  <pic:nvPicPr>
+                    <pic:cNvPr id="47" name="Picture 10"/>
+                    <pic:cNvPicPr>
+                      <a:picLocks noChangeAspect="1"/>
+                    </pic:cNvPicPr>
+                  </pic:nvPicPr>
+                  <pic:blipFill>
+                    <a:blip r:embed="rId121"/>
+                    <a:stretch>
+                      <a:fillRect/>
+                    </a:stretch>
+                  </pic:blipFill>
+                  <pic:spPr>
+                    <a:xfrm>
+                      <a:off x="0" y="0"/>
+                      <a:ext cx="2327275" cy="613410"/>
+                    </a:xfrm>
+                    <a:prstGeom prst="rect">
+                      <a:avLst/>
+                    </a:prstGeom>
+                    <a:noFill/>
+                    <a:ln>
+                      <a:noFill/>
+                    </a:ln>
+                  </pic:spPr>
+                </pic:pic>
+              </a:graphicData>
+            </a:graphic>
+          </wp:inline>
+        </w:drawing>
+      </w:r>
+      <w:r>
+        <w:rPr>
+          <w:rFonts w:hint="default" w:ascii="Bodoni MT" w:hAnsi="Bodoni MT" w:cs="Bodoni MT"/>
+        </w:rPr>
+        <w:br w:type="textWrapping"/>
+      </w:r>
+      <w:r>
+        <w:rPr>
+          <w:rFonts w:hint="default" w:ascii="Bodoni MT" w:hAnsi="Bodoni MT" w:cs="Bodoni MT"/>
+          <w:lang w:val="en-IN"/>
+        </w:rPr>
+        <w:t xml:space="preserve">If you want </w:t>
+      </w:r>
+      <w:r>
+        <w:rPr>
+          <w:rFonts w:hint="default" w:ascii="Bodoni MT" w:hAnsi="Bodoni MT" w:cs="Bodoni MT"/>
+          <w:b/>
+          <w:bCs/>
+          <w:i/>
+          <w:iCs/>
+          <w:lang w:val="en-IN"/>
+        </w:rPr>
+        <w:t>tokens</w:t>
+      </w:r>
+      <w:r>
+        <w:rPr>
+          <w:rFonts w:hint="default" w:ascii="Bodoni MT" w:hAnsi="Bodoni MT" w:cs="Bodoni MT"/>
+          <w:b w:val="0"/>
+          <w:bCs w:val="0"/>
+          <w:i w:val="0"/>
+          <w:iCs w:val="0"/>
+          <w:lang w:val="en-IN"/>
+        </w:rPr>
+        <w:t>, you can write the same (write token in place of password column)</w:t>
+      </w:r>
+      <w:r>
+        <w:rPr>
+          <w:rFonts w:hint="default" w:ascii="Bodoni MT" w:hAnsi="Bodoni MT" w:cs="Bodoni MT"/>
+          <w:b w:val="0"/>
+          <w:bCs w:val="0"/>
+          <w:i w:val="0"/>
+          <w:iCs w:val="0"/>
+          <w:lang w:val="en-IN"/>
+        </w:rPr>
+        <w:br w:type="textWrapping"/>
+      </w:r>
+      <w:r>
+        <w:rPr>
+          <w:rFonts w:hint="default" w:ascii="Bodoni MT" w:hAnsi="Bodoni MT" w:cs="Bodoni MT"/>
+        </w:rPr>
+        <w:drawing>
+          <wp:inline distT="0" distB="0" distL="114300" distR="114300">
+            <wp:extent cx="3805555" cy="617855"/>
+            <wp:effectExtent l="0" t="0" r="4445" b="4445"/>
+            <wp:docPr id="48" name="Picture 11"/>
+            <wp:cNvGraphicFramePr>
+              <a:graphicFrameLocks xmlns:a="http://schemas.openxmlformats.org/drawingml/2006/main" noChangeAspect="1"/>
+            </wp:cNvGraphicFramePr>
+            <a:graphic xmlns:a="http://schemas.openxmlformats.org/drawingml/2006/main">
+              <a:graphicData uri="http://schemas.openxmlformats.org/drawingml/2006/picture">
+                <pic:pic xmlns:pic="http://schemas.openxmlformats.org/drawingml/2006/picture">
+                  <pic:nvPicPr>
+                    <pic:cNvPr id="48" name="Picture 11"/>
+                    <pic:cNvPicPr>
+                      <a:picLocks noChangeAspect="1"/>
+                    </pic:cNvPicPr>
+                  </pic:nvPicPr>
+                  <pic:blipFill>
+                    <a:blip r:embed="rId122"/>
+                    <a:stretch>
+                      <a:fillRect/>
+                    </a:stretch>
+                  </pic:blipFill>
+                  <pic:spPr>
+                    <a:xfrm>
+                      <a:off x="0" y="0"/>
+                      <a:ext cx="3805555" cy="617855"/>
+                    </a:xfrm>
+                    <a:prstGeom prst="rect">
+                      <a:avLst/>
+                    </a:prstGeom>
+                    <a:noFill/>
+                    <a:ln>
+                      <a:noFill/>
+                    </a:ln>
+                  </pic:spPr>
+                </pic:pic>
+              </a:graphicData>
+            </a:graphic>
+          </wp:inline>
+        </w:drawing>
+      </w:r>
+      <w:r>
+        <w:rPr>
+          <w:rFonts w:hint="default" w:ascii="Bodoni MT" w:hAnsi="Bodoni MT" w:cs="Bodoni MT"/>
+        </w:rPr>
+        <w:br w:type="textWrapping"/>
+      </w:r>
+      <w:r>
+        <w:rPr>
+          <w:rFonts w:hint="default" w:ascii="Bodoni MT" w:hAnsi="Bodoni MT" w:cs="Bodoni MT"/>
+          <w:lang w:val="en-IN"/>
+        </w:rPr>
+        <w:t>[ 4</w:t>
+      </w:r>
+      <w:r>
+        <w:rPr>
+          <w:rFonts w:hint="default" w:ascii="Bodoni MT" w:hAnsi="Bodoni MT" w:cs="Bodoni MT"/>
+          <w:vertAlign w:val="superscript"/>
+          <w:lang w:val="en-IN"/>
+        </w:rPr>
+        <w:t>th</w:t>
+      </w:r>
+      <w:r>
+        <w:rPr>
+          <w:rFonts w:hint="default" w:ascii="Bodoni MT" w:hAnsi="Bodoni MT" w:cs="Bodoni MT"/>
+          <w:lang w:val="en-IN"/>
+        </w:rPr>
+        <w:t xml:space="preserve"> column (group) is completely </w:t>
+      </w:r>
+      <w:r>
+        <w:rPr>
+          <w:rFonts w:hint="default" w:ascii="Bodoni MT" w:hAnsi="Bodoni MT" w:cs="Bodoni MT"/>
+          <w:b/>
+          <w:bCs/>
+          <w:color w:val="C00000"/>
+          <w:u w:val="single"/>
+          <w:lang w:val="en-IN"/>
+        </w:rPr>
+        <w:t xml:space="preserve">optional </w:t>
+      </w:r>
+      <w:r>
+        <w:rPr>
+          <w:rFonts w:hint="default" w:ascii="Bodoni MT" w:hAnsi="Bodoni MT" w:cs="Bodoni MT"/>
+          <w:lang w:val="en-IN"/>
+        </w:rPr>
+        <w:t>]</w:t>
+      </w:r>
+    </w:p>
+    <w:p>
+      <w:pPr>
+        <w:keepNext w:val="0"/>
+        <w:keepLines w:val="0"/>
+        <w:widowControl/>
+        <w:numPr>
+          <w:ilvl w:val="1"/>
+          <w:numId w:val="11"/>
+        </w:numPr>
+        <w:suppressLineNumbers w:val="0"/>
+        <w:spacing w:before="0" w:beforeAutospacing="0" w:after="0" w:afterAutospacing="0" w:line="360" w:lineRule="auto"/>
+        <w:ind w:left="840" w:leftChars="0" w:right="0" w:hanging="420" w:firstLineChars="0"/>
+        <w:jc w:val="left"/>
+        <w:rPr>
+          <w:rFonts w:hint="default" w:ascii="Bodoni MT" w:hAnsi="Bodoni MT" w:cs="Bodoni MT"/>
+        </w:rPr>
+      </w:pPr>
+      <w:r>
+        <w:rPr>
+          <w:rFonts w:hint="default" w:ascii="Bodoni MT" w:hAnsi="Bodoni MT" w:cs="Bodoni MT"/>
+          <w:lang w:val="en-IN"/>
+        </w:rPr>
+        <w:t>Then you can mention this file inside the config.</w:t>
+      </w:r>
+      <w:r>
+        <w:rPr>
+          <w:rFonts w:hint="default" w:ascii="Bodoni MT" w:hAnsi="Bodoni MT" w:cs="Bodoni MT"/>
+          <w:lang w:val="en-IN"/>
+        </w:rPr>
+        <w:br w:type="textWrapping"/>
+      </w:r>
+      <w:r>
+        <w:rPr>
+          <w:rFonts w:hint="default" w:ascii="Bodoni MT" w:hAnsi="Bodoni MT" w:cs="Bodoni MT"/>
+          <w:u w:val="single"/>
+          <w:lang w:val="en-IN"/>
+        </w:rPr>
+        <w:t xml:space="preserve">If </w:t>
+      </w:r>
+      <w:r>
+        <w:rPr>
+          <w:rFonts w:hint="default" w:ascii="Bodoni MT" w:hAnsi="Bodoni MT" w:cs="Bodoni MT"/>
+          <w:b w:val="0"/>
+          <w:bCs w:val="0"/>
+          <w:i/>
+          <w:iCs/>
+          <w:u w:val="single"/>
+          <w:lang w:val="en-IN"/>
+        </w:rPr>
+        <w:t>kube-apiserver</w:t>
+      </w:r>
+      <w:r>
+        <w:rPr>
+          <w:rFonts w:hint="default" w:ascii="Bodoni MT" w:hAnsi="Bodoni MT" w:cs="Bodoni MT"/>
+          <w:b w:val="0"/>
+          <w:bCs w:val="0"/>
+          <w:i w:val="0"/>
+          <w:iCs w:val="0"/>
+          <w:u w:val="single"/>
+          <w:lang w:val="en-IN"/>
+        </w:rPr>
+        <w:t xml:space="preserve"> is running as a </w:t>
+      </w:r>
+      <w:r>
+        <w:rPr>
+          <w:rFonts w:hint="default" w:ascii="Bodoni MT" w:hAnsi="Bodoni MT" w:cs="Bodoni MT"/>
+          <w:b/>
+          <w:bCs/>
+          <w:i/>
+          <w:iCs/>
+          <w:u w:val="single"/>
+          <w:lang w:val="en-IN"/>
+        </w:rPr>
+        <w:t>systemd</w:t>
+      </w:r>
+      <w:r>
+        <w:rPr>
+          <w:rFonts w:hint="default" w:ascii="Bodoni MT" w:hAnsi="Bodoni MT" w:cs="Bodoni MT"/>
+          <w:b w:val="0"/>
+          <w:bCs w:val="0"/>
+          <w:i w:val="0"/>
+          <w:iCs w:val="0"/>
+          <w:u w:val="single"/>
+          <w:lang w:val="en-IN"/>
+        </w:rPr>
+        <w:t xml:space="preserve"> service (not running inside Pod)</w:t>
+      </w:r>
+      <w:r>
+        <w:rPr>
+          <w:rFonts w:hint="default" w:ascii="Bodoni MT" w:hAnsi="Bodoni MT" w:cs="Bodoni MT"/>
+          <w:b w:val="0"/>
+          <w:bCs w:val="0"/>
+          <w:i w:val="0"/>
+          <w:iCs w:val="0"/>
+          <w:lang w:val="en-IN"/>
+        </w:rPr>
+        <w:br w:type="textWrapping"/>
+      </w:r>
+      <w:r>
+        <w:rPr>
+          <w:rFonts w:hint="default" w:ascii="Bodoni MT" w:hAnsi="Bodoni MT" w:cs="Bodoni MT"/>
+        </w:rPr>
+        <w:drawing>
+          <wp:inline distT="0" distB="0" distL="114300" distR="114300">
+            <wp:extent cx="2752090" cy="792480"/>
+            <wp:effectExtent l="0" t="0" r="3810" b="7620"/>
+            <wp:docPr id="44" name="Picture 1"/>
+            <wp:cNvGraphicFramePr>
+              <a:graphicFrameLocks xmlns:a="http://schemas.openxmlformats.org/drawingml/2006/main" noChangeAspect="1"/>
+            </wp:cNvGraphicFramePr>
+            <a:graphic xmlns:a="http://schemas.openxmlformats.org/drawingml/2006/main">
+              <a:graphicData uri="http://schemas.openxmlformats.org/drawingml/2006/picture">
+                <pic:pic xmlns:pic="http://schemas.openxmlformats.org/drawingml/2006/picture">
+                  <pic:nvPicPr>
+                    <pic:cNvPr id="44" name="Picture 1"/>
+                    <pic:cNvPicPr>
+                      <a:picLocks noChangeAspect="1"/>
+                    </pic:cNvPicPr>
+                  </pic:nvPicPr>
+                  <pic:blipFill>
+                    <a:blip r:embed="rId123"/>
+                    <a:stretch>
+                      <a:fillRect/>
+                    </a:stretch>
+                  </pic:blipFill>
+                  <pic:spPr>
+                    <a:xfrm>
+                      <a:off x="0" y="0"/>
+                      <a:ext cx="2752090" cy="792480"/>
+                    </a:xfrm>
+                    <a:prstGeom prst="rect">
+                      <a:avLst/>
+                    </a:prstGeom>
+                    <a:noFill/>
+                    <a:ln>
+                      <a:noFill/>
+                    </a:ln>
+                  </pic:spPr>
+                </pic:pic>
+              </a:graphicData>
+            </a:graphic>
+          </wp:inline>
+        </w:drawing>
+      </w:r>
+      <w:r>
+        <w:rPr>
+          <w:rFonts w:hint="default" w:ascii="Bodoni MT" w:hAnsi="Bodoni MT" w:cs="Bodoni MT"/>
+        </w:rPr>
+        <w:br w:type="textWrapping"/>
+      </w:r>
+      <w:r>
+        <w:rPr>
+          <w:rFonts w:hint="default" w:ascii="Bodoni MT" w:hAnsi="Bodoni MT" w:cs="Bodoni MT"/>
+          <w:u w:val="single"/>
+          <w:lang w:val="en-IN"/>
+        </w:rPr>
+        <w:t xml:space="preserve">if </w:t>
+      </w:r>
+      <w:r>
+        <w:rPr>
+          <w:rFonts w:hint="default" w:ascii="Bodoni MT" w:hAnsi="Bodoni MT" w:cs="Bodoni MT"/>
+          <w:i/>
+          <w:iCs/>
+          <w:u w:val="single"/>
+          <w:lang w:val="en-IN"/>
+        </w:rPr>
+        <w:t>kube-apiserver</w:t>
+      </w:r>
+      <w:r>
+        <w:rPr>
+          <w:rFonts w:hint="default" w:ascii="Bodoni MT" w:hAnsi="Bodoni MT" w:cs="Bodoni MT"/>
+          <w:i w:val="0"/>
+          <w:iCs w:val="0"/>
+          <w:u w:val="single"/>
+          <w:lang w:val="en-IN"/>
+        </w:rPr>
+        <w:t xml:space="preserve"> is running inside </w:t>
+      </w:r>
+      <w:r>
+        <w:rPr>
+          <w:rFonts w:hint="default" w:ascii="Bodoni MT" w:hAnsi="Bodoni MT" w:cs="Bodoni MT"/>
+          <w:b/>
+          <w:bCs/>
+          <w:i/>
+          <w:iCs/>
+          <w:u w:val="single"/>
+          <w:lang w:val="en-IN"/>
+        </w:rPr>
+        <w:t>Pod</w:t>
+      </w:r>
+      <w:r>
+        <w:rPr>
+          <w:rFonts w:hint="default" w:ascii="Bodoni MT" w:hAnsi="Bodoni MT" w:cs="Bodoni MT"/>
+          <w:b w:val="0"/>
+          <w:bCs w:val="0"/>
+          <w:i w:val="0"/>
+          <w:iCs w:val="0"/>
+          <w:u w:val="single"/>
+          <w:lang w:val="en-IN"/>
+        </w:rPr>
+        <w:t xml:space="preserve"> then write inside the configuration </w:t>
+      </w:r>
+      <w:r>
+        <w:rPr>
+          <w:rFonts w:hint="default" w:ascii="Bodoni MT" w:hAnsi="Bodoni MT" w:cs="Bodoni MT"/>
+          <w:b/>
+          <w:bCs/>
+          <w:i/>
+          <w:iCs/>
+          <w:u w:val="single"/>
+          <w:lang w:val="en-IN"/>
+        </w:rPr>
+        <w:t>yaml</w:t>
+      </w:r>
+      <w:r>
+        <w:rPr>
+          <w:rFonts w:hint="default" w:ascii="Bodoni MT" w:hAnsi="Bodoni MT" w:cs="Bodoni MT"/>
+          <w:b w:val="0"/>
+          <w:bCs w:val="0"/>
+          <w:i w:val="0"/>
+          <w:iCs w:val="0"/>
+          <w:u w:val="single"/>
+          <w:lang w:val="en-IN"/>
+        </w:rPr>
+        <w:t xml:space="preserve"> file</w:t>
+      </w:r>
+      <w:r>
+        <w:rPr>
+          <w:rFonts w:hint="default" w:ascii="Bodoni MT" w:hAnsi="Bodoni MT" w:cs="Bodoni MT"/>
+          <w:b w:val="0"/>
+          <w:bCs w:val="0"/>
+          <w:i w:val="0"/>
+          <w:iCs w:val="0"/>
+          <w:lang w:val="en-IN"/>
+        </w:rPr>
+        <w:br w:type="textWrapping"/>
+      </w:r>
+      <w:r>
+        <w:rPr>
+          <w:rFonts w:hint="default" w:ascii="Bodoni MT" w:hAnsi="Bodoni MT" w:cs="Bodoni MT"/>
+        </w:rPr>
+        <w:drawing>
+          <wp:inline distT="0" distB="0" distL="114300" distR="114300">
+            <wp:extent cx="3693160" cy="1937385"/>
+            <wp:effectExtent l="0" t="0" r="2540" b="5715"/>
+            <wp:docPr id="49" name="Picture 2"/>
+            <wp:cNvGraphicFramePr>
+              <a:graphicFrameLocks xmlns:a="http://schemas.openxmlformats.org/drawingml/2006/main" noChangeAspect="1"/>
+            </wp:cNvGraphicFramePr>
+            <a:graphic xmlns:a="http://schemas.openxmlformats.org/drawingml/2006/main">
+              <a:graphicData uri="http://schemas.openxmlformats.org/drawingml/2006/picture">
+                <pic:pic xmlns:pic="http://schemas.openxmlformats.org/drawingml/2006/picture">
+                  <pic:nvPicPr>
+                    <pic:cNvPr id="49" name="Picture 2"/>
+                    <pic:cNvPicPr>
+                      <a:picLocks noChangeAspect="1"/>
+                    </pic:cNvPicPr>
+                  </pic:nvPicPr>
+                  <pic:blipFill>
+                    <a:blip r:embed="rId124"/>
+                    <a:stretch>
+                      <a:fillRect/>
+                    </a:stretch>
+                  </pic:blipFill>
+                  <pic:spPr>
+                    <a:xfrm>
+                      <a:off x="0" y="0"/>
+                      <a:ext cx="3693160" cy="1937385"/>
+                    </a:xfrm>
+                    <a:prstGeom prst="rect">
+                      <a:avLst/>
+                    </a:prstGeom>
+                    <a:noFill/>
+                    <a:ln>
+                      <a:noFill/>
+                    </a:ln>
+                  </pic:spPr>
+                </pic:pic>
+              </a:graphicData>
+            </a:graphic>
+          </wp:inline>
+        </w:drawing>
+      </w:r>
+    </w:p>
+    <w:p>
+      <w:pPr>
+        <w:keepNext w:val="0"/>
+        <w:keepLines w:val="0"/>
+        <w:widowControl/>
+        <w:numPr>
+          <w:ilvl w:val="1"/>
+          <w:numId w:val="11"/>
+        </w:numPr>
+        <w:suppressLineNumbers w:val="0"/>
+        <w:spacing w:before="0" w:beforeAutospacing="0" w:after="0" w:afterAutospacing="0" w:line="360" w:lineRule="auto"/>
+        <w:ind w:left="840" w:leftChars="0" w:right="0" w:hanging="420" w:firstLineChars="0"/>
+        <w:jc w:val="left"/>
+        <w:rPr>
+          <w:rFonts w:hint="default" w:ascii="Bodoni MT" w:hAnsi="Bodoni MT" w:cs="Bodoni MT"/>
+        </w:rPr>
+      </w:pPr>
+      <w:r>
+        <w:rPr>
+          <w:rFonts w:hint="default" w:ascii="Bodoni MT" w:hAnsi="Bodoni MT" w:cs="Bodoni MT"/>
+          <w:lang w:val="en-IN"/>
+        </w:rPr>
+        <w:t xml:space="preserve">In case of </w:t>
+      </w:r>
+      <w:r>
+        <w:rPr>
+          <w:rFonts w:hint="default" w:ascii="Bodoni MT" w:hAnsi="Bodoni MT" w:cs="Bodoni MT"/>
+          <w:b/>
+          <w:bCs/>
+          <w:i/>
+          <w:iCs/>
+          <w:lang w:val="en-IN"/>
+        </w:rPr>
+        <w:t>username password</w:t>
+      </w:r>
+      <w:r>
+        <w:rPr>
+          <w:rFonts w:hint="default" w:ascii="Bodoni MT" w:hAnsi="Bodoni MT" w:cs="Bodoni MT"/>
+          <w:b w:val="0"/>
+          <w:bCs w:val="0"/>
+          <w:i w:val="0"/>
+          <w:iCs w:val="0"/>
+          <w:lang w:val="en-IN"/>
+        </w:rPr>
+        <w:t xml:space="preserve"> the request will be like the below</w:t>
+      </w:r>
+      <w:r>
+        <w:rPr>
+          <w:rFonts w:hint="default" w:ascii="Bodoni MT" w:hAnsi="Bodoni MT" w:cs="Bodoni MT"/>
+          <w:b w:val="0"/>
+          <w:bCs w:val="0"/>
+          <w:i w:val="0"/>
+          <w:iCs w:val="0"/>
+          <w:lang w:val="en-IN"/>
+        </w:rPr>
+        <w:br w:type="textWrapping"/>
+      </w:r>
+      <w:r>
+        <w:rPr>
+          <w:rFonts w:hint="default" w:ascii="Bodoni MT" w:hAnsi="Bodoni MT" w:cs="Bodoni MT"/>
+          <w:b w:val="0"/>
+          <w:bCs w:val="0"/>
+          <w:i w:val="0"/>
+          <w:iCs w:val="0"/>
+          <w:color w:val="0070C0"/>
+          <w:shd w:val="clear" w:color="FFFFFF" w:fill="D9D9D9"/>
+          <w:lang w:val="en-IN"/>
+        </w:rPr>
+        <w:t xml:space="preserve">curl -v -k https://master-node-ip:6443/api/v1/pods </w:t>
+      </w:r>
+      <w:r>
+        <w:rPr>
+          <w:rFonts w:hint="default" w:ascii="Bodoni MT" w:hAnsi="Bodoni MT" w:cs="Bodoni MT"/>
+          <w:b/>
+          <w:bCs/>
+          <w:i w:val="0"/>
+          <w:iCs w:val="0"/>
+          <w:color w:val="0070C0"/>
+          <w:shd w:val="clear" w:color="FFFFFF" w:fill="D9D9D9"/>
+          <w:lang w:val="en-IN"/>
+        </w:rPr>
+        <w:t>-u "user1:password123"</w:t>
+      </w:r>
+      <w:r>
+        <w:rPr>
+          <w:rFonts w:hint="default" w:ascii="Bodoni MT" w:hAnsi="Bodoni MT" w:cs="Bodoni MT"/>
+          <w:b/>
+          <w:bCs/>
+          <w:i w:val="0"/>
+          <w:iCs w:val="0"/>
+          <w:color w:val="auto"/>
+          <w:shd w:val="clear" w:color="auto" w:fill="auto"/>
+          <w:lang w:val="en-IN"/>
+        </w:rPr>
+        <w:t xml:space="preserve"> </w:t>
+      </w:r>
+      <w:r>
+        <w:rPr>
+          <w:rFonts w:hint="default" w:ascii="Bodoni MT" w:hAnsi="Bodoni MT" w:cs="Bodoni MT"/>
+          <w:b/>
+          <w:bCs/>
+          <w:i w:val="0"/>
+          <w:iCs w:val="0"/>
+          <w:color w:val="auto"/>
+          <w:shd w:val="clear" w:color="auto" w:fill="auto"/>
+          <w:lang w:val="en-IN"/>
+        </w:rPr>
+        <w:br w:type="textWrapping"/>
+      </w:r>
+      <w:r>
+        <w:rPr>
+          <w:rFonts w:hint="default" w:ascii="Bodoni MT" w:hAnsi="Bodoni MT" w:cs="Bodoni MT"/>
+          <w:b w:val="0"/>
+          <w:bCs w:val="0"/>
+          <w:i w:val="0"/>
+          <w:iCs w:val="0"/>
+          <w:color w:val="auto"/>
+          <w:shd w:val="clear" w:color="auto" w:fill="auto"/>
+          <w:lang w:val="en-IN"/>
+        </w:rPr>
+        <w:t xml:space="preserve">in case of </w:t>
+      </w:r>
+      <w:r>
+        <w:rPr>
+          <w:rFonts w:hint="default" w:ascii="Bodoni MT" w:hAnsi="Bodoni MT" w:cs="Bodoni MT"/>
+          <w:b/>
+          <w:bCs/>
+          <w:i/>
+          <w:iCs/>
+          <w:color w:val="auto"/>
+          <w:shd w:val="clear" w:color="auto" w:fill="auto"/>
+          <w:lang w:val="en-IN"/>
+        </w:rPr>
+        <w:t>username token</w:t>
+      </w:r>
+      <w:r>
+        <w:rPr>
+          <w:rFonts w:hint="default" w:ascii="Bodoni MT" w:hAnsi="Bodoni MT" w:cs="Bodoni MT"/>
+          <w:b w:val="0"/>
+          <w:bCs w:val="0"/>
+          <w:i w:val="0"/>
+          <w:iCs w:val="0"/>
+          <w:color w:val="auto"/>
+          <w:shd w:val="clear" w:color="auto" w:fill="auto"/>
+          <w:lang w:val="en-IN"/>
+        </w:rPr>
+        <w:t xml:space="preserve"> the request will be like below</w:t>
+      </w:r>
+      <w:r>
+        <w:rPr>
+          <w:rFonts w:hint="default" w:ascii="Bodoni MT" w:hAnsi="Bodoni MT" w:cs="Bodoni MT"/>
+          <w:b w:val="0"/>
+          <w:bCs w:val="0"/>
+          <w:i w:val="0"/>
+          <w:iCs w:val="0"/>
+          <w:color w:val="auto"/>
+          <w:shd w:val="clear" w:color="auto" w:fill="auto"/>
+          <w:lang w:val="en-IN"/>
+        </w:rPr>
+        <w:br w:type="textWrapping"/>
+      </w:r>
+      <w:r>
+        <w:rPr>
+          <w:rFonts w:hint="default" w:ascii="Bodoni MT" w:hAnsi="Bodoni MT" w:cs="Bodoni MT"/>
+          <w:b w:val="0"/>
+          <w:bCs w:val="0"/>
+          <w:i w:val="0"/>
+          <w:iCs w:val="0"/>
+          <w:color w:val="0070C0"/>
+          <w:shd w:val="clear" w:color="FFFFFF" w:fill="D9D9D9"/>
+          <w:lang w:val="en-IN"/>
+        </w:rPr>
+        <w:t xml:space="preserve">curl -v -k https://master-node-ip:6443/api/v1/pods </w:t>
+      </w:r>
+      <w:r>
+        <w:rPr>
+          <w:rFonts w:hint="default" w:ascii="Bodoni MT" w:hAnsi="Bodoni MT" w:cs="Bodoni MT"/>
+          <w:b/>
+          <w:bCs/>
+          <w:i w:val="0"/>
+          <w:iCs w:val="0"/>
+          <w:color w:val="0070C0"/>
+          <w:shd w:val="clear" w:color="FFFFFF" w:fill="D9D9D9"/>
+          <w:lang w:val="en-IN"/>
+        </w:rPr>
+        <w:t>--header "Authorization: Bearer df897ejkhefrt"</w:t>
+      </w:r>
+      <w:r>
+        <w:rPr>
+          <w:rFonts w:hint="default" w:ascii="Bodoni MT" w:hAnsi="Bodoni MT" w:cs="Bodoni MT"/>
+          <w:b w:val="0"/>
+          <w:bCs w:val="0"/>
+          <w:i w:val="0"/>
+          <w:iCs w:val="0"/>
+          <w:color w:val="auto"/>
+          <w:shd w:val="clear" w:color="auto" w:fill="auto"/>
+          <w:lang w:val="en-IN"/>
+        </w:rPr>
+        <w:t xml:space="preserve">   </w:t>
+      </w:r>
+    </w:p>
+    <w:p>
+      <w:pPr>
+        <w:keepNext w:val="0"/>
+        <w:keepLines w:val="0"/>
+        <w:widowControl/>
+        <w:numPr>
+          <w:ilvl w:val="0"/>
+          <w:numId w:val="11"/>
+        </w:numPr>
+        <w:suppressLineNumbers w:val="0"/>
+        <w:spacing w:before="0" w:beforeAutospacing="0" w:after="0" w:afterAutospacing="0" w:line="360" w:lineRule="auto"/>
+        <w:ind w:left="420" w:leftChars="0" w:right="0" w:hanging="420" w:firstLineChars="0"/>
+        <w:jc w:val="left"/>
+        <w:rPr>
+          <w:rFonts w:hint="default" w:ascii="Bodoni MT" w:hAnsi="Bodoni MT" w:cs="Bodoni MT"/>
+        </w:rPr>
+      </w:pPr>
+    </w:p>
+    <w:p>
+      <w:pPr>
+        <w:keepNext w:val="0"/>
+        <w:keepLines w:val="0"/>
+        <w:widowControl/>
+        <w:numPr>
+          <w:numId w:val="0"/>
+        </w:numPr>
+        <w:suppressLineNumbers w:val="0"/>
+        <w:spacing w:before="0" w:beforeAutospacing="0" w:after="0" w:afterAutospacing="0" w:line="360" w:lineRule="auto"/>
+        <w:ind w:leftChars="0" w:right="0" w:rightChars="0"/>
+        <w:jc w:val="center"/>
+        <w:rPr>
+          <w:rFonts w:hint="default" w:ascii="Bodoni MT" w:hAnsi="Bodoni MT" w:cs="Bodoni MT"/>
+          <w:b/>
+          <w:bCs/>
+          <w:color w:val="002060"/>
+          <w:sz w:val="30"/>
+          <w:szCs w:val="30"/>
+          <w:highlight w:val="lightGray"/>
+          <w:u w:val="none"/>
+        </w:rPr>
+      </w:pPr>
+      <w:r>
+        <w:rPr>
+          <w:rFonts w:hint="default" w:ascii="Bodoni MT" w:hAnsi="Bodoni MT" w:cs="Bodoni MT"/>
+          <w:b/>
+          <w:bCs/>
+          <w:color w:val="002060"/>
+          <w:sz w:val="30"/>
+          <w:szCs w:val="30"/>
+          <w:highlight w:val="lightGray"/>
+          <w:u w:val="none"/>
+          <w:lang w:val="en-IN"/>
+        </w:rPr>
+        <w:t>___Generate Certificates for Cluster___</w:t>
+      </w:r>
+    </w:p>
+    <w:p>
+      <w:pPr>
+        <w:keepNext w:val="0"/>
+        <w:keepLines w:val="0"/>
+        <w:widowControl/>
+        <w:numPr>
+          <w:ilvl w:val="0"/>
+          <w:numId w:val="16"/>
+        </w:numPr>
+        <w:suppressLineNumbers w:val="0"/>
+        <w:spacing w:before="0" w:beforeAutospacing="0" w:after="0" w:afterAutospacing="0" w:line="360" w:lineRule="auto"/>
+        <w:ind w:left="420" w:leftChars="0" w:right="0" w:hanging="420" w:firstLineChars="0"/>
+        <w:jc w:val="left"/>
+        <w:rPr>
+          <w:rFonts w:hint="default" w:ascii="Bodoni MT" w:hAnsi="Bodoni MT" w:eastAsia="SimSun" w:cs="Bodoni MT"/>
+          <w:color w:val="FFFF00"/>
+          <w:sz w:val="22"/>
+          <w:szCs w:val="22"/>
+          <w:highlight w:val="darkRed"/>
+        </w:rPr>
+      </w:pPr>
+      <w:r>
+        <w:rPr>
+          <w:rFonts w:hint="default" w:ascii="Bodoni MT" w:hAnsi="Bodoni MT" w:eastAsia="SimSun" w:cs="Bodoni MT"/>
+          <w:b/>
+          <w:bCs/>
+          <w:color w:val="FFFF00"/>
+          <w:kern w:val="0"/>
+          <w:sz w:val="22"/>
+          <w:szCs w:val="22"/>
+          <w:highlight w:val="darkRed"/>
+          <w:lang w:val="en-US" w:eastAsia="zh-CN" w:bidi="ar"/>
+        </w:rPr>
+        <w:t>One small Analogy about CA                 ----------- IMPORTANT -------------</w:t>
+      </w:r>
+    </w:p>
+    <w:p>
+      <w:pPr>
+        <w:keepNext w:val="0"/>
+        <w:keepLines w:val="0"/>
+        <w:widowControl/>
+        <w:numPr>
+          <w:ilvl w:val="1"/>
+          <w:numId w:val="16"/>
+        </w:numPr>
+        <w:suppressLineNumbers w:val="0"/>
+        <w:spacing w:before="0" w:beforeAutospacing="0" w:after="0" w:afterAutospacing="0" w:line="360" w:lineRule="auto"/>
+        <w:ind w:left="840" w:leftChars="0" w:right="0" w:hanging="420" w:firstLineChars="0"/>
+        <w:jc w:val="left"/>
+        <w:rPr>
+          <w:rFonts w:hint="default" w:ascii="Bodoni MT" w:hAnsi="Bodoni MT" w:eastAsia="SimSun" w:cs="Bodoni MT"/>
+          <w:sz w:val="22"/>
+          <w:szCs w:val="22"/>
+        </w:rPr>
+      </w:pPr>
+      <w:r>
+        <w:rPr>
+          <w:rFonts w:hint="default" w:ascii="Bodoni MT" w:hAnsi="Bodoni MT" w:eastAsia="SimSun" w:cs="Bodoni MT"/>
+          <w:color w:val="auto"/>
+          <w:kern w:val="0"/>
+          <w:sz w:val="22"/>
+          <w:szCs w:val="22"/>
+          <w:lang w:val="en-US" w:eastAsia="zh-CN" w:bidi="ar"/>
+        </w:rPr>
+        <w:t>Lets assume CA as Government Authority.</w:t>
+      </w:r>
+    </w:p>
+    <w:p>
+      <w:pPr>
+        <w:keepNext w:val="0"/>
+        <w:keepLines w:val="0"/>
+        <w:widowControl/>
+        <w:numPr>
+          <w:ilvl w:val="2"/>
+          <w:numId w:val="16"/>
+        </w:numPr>
+        <w:suppressLineNumbers w:val="0"/>
+        <w:spacing w:before="0" w:beforeAutospacing="0" w:after="0" w:afterAutospacing="0" w:line="360" w:lineRule="auto"/>
+        <w:ind w:left="1260" w:leftChars="0" w:right="0" w:hanging="420" w:firstLineChars="0"/>
+        <w:jc w:val="left"/>
+        <w:rPr>
+          <w:rFonts w:hint="default" w:ascii="Bodoni MT" w:hAnsi="Bodoni MT" w:eastAsia="SimSun" w:cs="Bodoni MT"/>
+          <w:sz w:val="22"/>
+          <w:szCs w:val="22"/>
+        </w:rPr>
+      </w:pPr>
+      <w:r>
+        <w:rPr>
+          <w:rFonts w:hint="default" w:ascii="Bodoni MT" w:hAnsi="Bodoni MT" w:eastAsia="SimSun" w:cs="Bodoni MT"/>
+          <w:color w:val="auto"/>
+          <w:kern w:val="0"/>
+          <w:sz w:val="22"/>
+          <w:szCs w:val="22"/>
+          <w:lang w:val="en-US" w:eastAsia="zh-CN" w:bidi="ar"/>
+        </w:rPr>
+        <w:t xml:space="preserve">It first finds its own identity key  [ government stamp | </w:t>
+      </w:r>
+      <w:r>
+        <w:rPr>
+          <w:rFonts w:hint="default" w:ascii="Bodoni MT" w:hAnsi="Bodoni MT" w:eastAsia="SimSun" w:cs="Bodoni MT"/>
+          <w:i/>
+          <w:iCs/>
+          <w:color w:val="auto"/>
+          <w:kern w:val="0"/>
+          <w:sz w:val="22"/>
+          <w:szCs w:val="22"/>
+          <w:lang w:val="en-US" w:eastAsia="zh-CN" w:bidi="ar"/>
+        </w:rPr>
+        <w:t>ca.key</w:t>
+      </w:r>
+      <w:r>
+        <w:rPr>
+          <w:rFonts w:hint="default" w:ascii="Bodoni MT" w:hAnsi="Bodoni MT" w:eastAsia="SimSun" w:cs="Bodoni MT"/>
+          <w:color w:val="auto"/>
+          <w:kern w:val="0"/>
+          <w:sz w:val="22"/>
+          <w:szCs w:val="22"/>
+          <w:lang w:val="en-US" w:eastAsia="zh-CN" w:bidi="ar"/>
+        </w:rPr>
+        <w:t xml:space="preserve"> ]</w:t>
+      </w:r>
+    </w:p>
+    <w:p>
+      <w:pPr>
+        <w:keepNext w:val="0"/>
+        <w:keepLines w:val="0"/>
+        <w:widowControl/>
+        <w:numPr>
+          <w:ilvl w:val="2"/>
+          <w:numId w:val="16"/>
+        </w:numPr>
+        <w:suppressLineNumbers w:val="0"/>
+        <w:spacing w:before="0" w:beforeAutospacing="0" w:after="0" w:afterAutospacing="0" w:line="360" w:lineRule="auto"/>
+        <w:ind w:left="1260" w:leftChars="0" w:right="0" w:hanging="420" w:firstLineChars="0"/>
+        <w:jc w:val="left"/>
+        <w:rPr>
+          <w:rFonts w:hint="default" w:ascii="Bodoni MT" w:hAnsi="Bodoni MT" w:eastAsia="SimSun" w:cs="Bodoni MT"/>
+          <w:sz w:val="22"/>
+          <w:szCs w:val="22"/>
+        </w:rPr>
+      </w:pPr>
+      <w:r>
+        <w:rPr>
+          <w:rFonts w:hint="default" w:ascii="Bodoni MT" w:hAnsi="Bodoni MT" w:eastAsia="SimSun" w:cs="Bodoni MT"/>
+          <w:color w:val="auto"/>
+          <w:kern w:val="0"/>
+          <w:sz w:val="22"/>
+          <w:szCs w:val="22"/>
+          <w:lang w:val="en-US" w:eastAsia="zh-CN" w:bidi="ar"/>
+        </w:rPr>
+        <w:t xml:space="preserve">then it creates its own registration form  [ </w:t>
+      </w:r>
+      <w:r>
+        <w:rPr>
+          <w:rFonts w:hint="default" w:ascii="Bodoni MT" w:hAnsi="Bodoni MT" w:eastAsia="SimSun" w:cs="Bodoni MT"/>
+          <w:i/>
+          <w:iCs/>
+          <w:color w:val="auto"/>
+          <w:kern w:val="0"/>
+          <w:sz w:val="22"/>
+          <w:szCs w:val="22"/>
+          <w:lang w:val="en-US" w:eastAsia="zh-CN" w:bidi="ar"/>
+        </w:rPr>
+        <w:t>ca.csr</w:t>
+      </w:r>
+      <w:r>
+        <w:rPr>
+          <w:rFonts w:hint="default" w:ascii="Bodoni MT" w:hAnsi="Bodoni MT" w:eastAsia="SimSun" w:cs="Bodoni MT"/>
+          <w:color w:val="auto"/>
+          <w:kern w:val="0"/>
+          <w:sz w:val="22"/>
+          <w:szCs w:val="22"/>
+          <w:lang w:val="en-US" w:eastAsia="zh-CN" w:bidi="ar"/>
+        </w:rPr>
+        <w:t xml:space="preserve"> ]</w:t>
+      </w:r>
+    </w:p>
+    <w:p>
+      <w:pPr>
+        <w:keepNext w:val="0"/>
+        <w:keepLines w:val="0"/>
+        <w:widowControl/>
+        <w:numPr>
+          <w:ilvl w:val="2"/>
+          <w:numId w:val="16"/>
+        </w:numPr>
+        <w:suppressLineNumbers w:val="0"/>
+        <w:spacing w:before="0" w:beforeAutospacing="0" w:after="0" w:afterAutospacing="0" w:line="360" w:lineRule="auto"/>
+        <w:ind w:left="1260" w:leftChars="0" w:right="0" w:hanging="420" w:firstLineChars="0"/>
+        <w:jc w:val="left"/>
+        <w:rPr>
+          <w:rFonts w:hint="default" w:ascii="Bodoni MT" w:hAnsi="Bodoni MT" w:eastAsia="SimSun" w:cs="Bodoni MT"/>
+          <w:sz w:val="22"/>
+          <w:szCs w:val="22"/>
+        </w:rPr>
+      </w:pPr>
+      <w:r>
+        <w:rPr>
+          <w:rFonts w:hint="default" w:ascii="Bodoni MT" w:hAnsi="Bodoni MT" w:eastAsia="SimSun" w:cs="Bodoni MT"/>
+          <w:color w:val="auto"/>
+          <w:kern w:val="0"/>
+          <w:sz w:val="22"/>
+          <w:szCs w:val="22"/>
+          <w:lang w:val="en-US" w:eastAsia="zh-CN" w:bidi="ar"/>
+        </w:rPr>
+        <w:t>then, it sign that by itself using that stamp [</w:t>
+      </w:r>
+      <w:r>
+        <w:rPr>
+          <w:rFonts w:hint="default" w:ascii="Bodoni MT" w:hAnsi="Bodoni MT" w:eastAsia="SimSun" w:cs="Bodoni MT"/>
+          <w:i/>
+          <w:iCs/>
+          <w:color w:val="auto"/>
+          <w:kern w:val="0"/>
+          <w:sz w:val="22"/>
+          <w:szCs w:val="22"/>
+          <w:lang w:val="en-US" w:eastAsia="zh-CN" w:bidi="ar"/>
+        </w:rPr>
+        <w:t xml:space="preserve"> ca.crt</w:t>
+      </w:r>
+      <w:r>
+        <w:rPr>
+          <w:rFonts w:hint="default" w:ascii="Bodoni MT" w:hAnsi="Bodoni MT" w:eastAsia="SimSun" w:cs="Bodoni MT"/>
+          <w:color w:val="auto"/>
+          <w:kern w:val="0"/>
+          <w:sz w:val="22"/>
+          <w:szCs w:val="22"/>
+          <w:lang w:val="en-US" w:eastAsia="zh-CN" w:bidi="ar"/>
+        </w:rPr>
+        <w:t xml:space="preserve"> ]</w:t>
+      </w:r>
+    </w:p>
+    <w:p>
+      <w:pPr>
+        <w:keepNext w:val="0"/>
+        <w:keepLines w:val="0"/>
+        <w:widowControl/>
+        <w:numPr>
+          <w:ilvl w:val="2"/>
+          <w:numId w:val="16"/>
+        </w:numPr>
+        <w:suppressLineNumbers w:val="0"/>
+        <w:spacing w:before="0" w:beforeAutospacing="0" w:after="0" w:afterAutospacing="0" w:line="360" w:lineRule="auto"/>
+        <w:ind w:left="1260" w:leftChars="0" w:right="0" w:hanging="420" w:firstLineChars="0"/>
+        <w:jc w:val="left"/>
+        <w:rPr>
+          <w:rFonts w:hint="default" w:ascii="Bodoni MT" w:hAnsi="Bodoni MT" w:eastAsia="SimSun" w:cs="Bodoni MT"/>
+          <w:sz w:val="22"/>
+          <w:szCs w:val="22"/>
+        </w:rPr>
+      </w:pPr>
+      <w:r>
+        <w:rPr>
+          <w:rFonts w:hint="default" w:ascii="Bodoni MT" w:hAnsi="Bodoni MT" w:eastAsia="SimSun" w:cs="Bodoni MT"/>
+          <w:color w:val="auto"/>
+          <w:kern w:val="0"/>
+          <w:sz w:val="22"/>
+          <w:szCs w:val="22"/>
+          <w:lang w:val="en-US" w:eastAsia="zh-CN" w:bidi="ar"/>
+        </w:rPr>
+        <w:t>[ because, the authority has to self sign its own document ]</w:t>
+      </w:r>
+    </w:p>
+    <w:p>
+      <w:pPr>
+        <w:keepNext w:val="0"/>
+        <w:keepLines w:val="0"/>
+        <w:widowControl/>
+        <w:numPr>
+          <w:ilvl w:val="1"/>
+          <w:numId w:val="16"/>
+        </w:numPr>
+        <w:suppressLineNumbers w:val="0"/>
+        <w:spacing w:before="0" w:beforeAutospacing="0" w:after="0" w:afterAutospacing="0" w:line="360" w:lineRule="auto"/>
+        <w:ind w:left="840" w:leftChars="0" w:right="0" w:hanging="420" w:firstLineChars="0"/>
+        <w:jc w:val="left"/>
+        <w:rPr>
+          <w:rFonts w:hint="default" w:ascii="Bodoni MT" w:hAnsi="Bodoni MT" w:eastAsia="SimSun" w:cs="Bodoni MT"/>
+          <w:color w:val="7030A0"/>
+          <w:sz w:val="22"/>
+          <w:szCs w:val="22"/>
+          <w:shd w:val="clear" w:fill="D9D9D9"/>
+        </w:rPr>
+      </w:pPr>
+      <w:r>
+        <w:rPr>
+          <w:rFonts w:hint="default" w:ascii="Bodoni MT" w:hAnsi="Bodoni MT" w:eastAsia="SimSun" w:cs="Bodoni MT"/>
+          <w:color w:val="7030A0"/>
+          <w:kern w:val="0"/>
+          <w:sz w:val="22"/>
+          <w:szCs w:val="22"/>
+          <w:shd w:val="clear" w:fill="D9D9D9"/>
+          <w:lang w:val="en-US" w:eastAsia="zh-CN" w:bidi="ar"/>
+        </w:rPr>
+        <w:t>Now, this government certificate has to be made the source of TRUST so that whatever signed by this will be also a source of TRUST.</w:t>
+      </w:r>
+    </w:p>
+    <w:p>
+      <w:pPr>
+        <w:keepNext w:val="0"/>
+        <w:keepLines w:val="0"/>
+        <w:widowControl/>
+        <w:numPr>
+          <w:ilvl w:val="1"/>
+          <w:numId w:val="16"/>
+        </w:numPr>
+        <w:suppressLineNumbers w:val="0"/>
+        <w:spacing w:before="0" w:beforeAutospacing="0" w:after="0" w:afterAutospacing="0" w:line="360" w:lineRule="auto"/>
+        <w:ind w:left="840" w:leftChars="0" w:right="0" w:hanging="420" w:firstLineChars="0"/>
+        <w:jc w:val="left"/>
+        <w:rPr>
+          <w:rFonts w:hint="default" w:ascii="Bodoni MT" w:hAnsi="Bodoni MT" w:eastAsia="SimSun" w:cs="Bodoni MT"/>
+          <w:sz w:val="22"/>
+          <w:szCs w:val="22"/>
+        </w:rPr>
+      </w:pPr>
+      <w:r>
+        <w:rPr>
+          <w:rFonts w:hint="default" w:ascii="Bodoni MT" w:hAnsi="Bodoni MT" w:eastAsia="SimSun" w:cs="Bodoni MT"/>
+          <w:color w:val="auto"/>
+          <w:kern w:val="0"/>
+          <w:sz w:val="22"/>
+          <w:szCs w:val="22"/>
+          <w:lang w:val="en-US" w:eastAsia="zh-CN" w:bidi="ar"/>
+        </w:rPr>
+        <w:t>Then, one user came with its details to make it verified.</w:t>
+      </w:r>
+    </w:p>
+    <w:p>
+      <w:pPr>
+        <w:keepNext w:val="0"/>
+        <w:keepLines w:val="0"/>
+        <w:widowControl/>
+        <w:numPr>
+          <w:ilvl w:val="2"/>
+          <w:numId w:val="16"/>
+        </w:numPr>
+        <w:suppressLineNumbers w:val="0"/>
+        <w:spacing w:before="0" w:beforeAutospacing="0" w:after="0" w:afterAutospacing="0" w:line="360" w:lineRule="auto"/>
+        <w:ind w:left="1260" w:leftChars="0" w:right="0" w:hanging="420" w:firstLineChars="0"/>
+        <w:jc w:val="left"/>
+        <w:rPr>
+          <w:rFonts w:hint="default" w:ascii="Bodoni MT" w:hAnsi="Bodoni MT" w:eastAsia="SimSun" w:cs="Bodoni MT"/>
+          <w:sz w:val="22"/>
+          <w:szCs w:val="22"/>
+        </w:rPr>
+      </w:pPr>
+      <w:r>
+        <w:rPr>
+          <w:rFonts w:hint="default" w:ascii="Bodoni MT" w:hAnsi="Bodoni MT" w:eastAsia="SimSun" w:cs="Bodoni MT"/>
+          <w:color w:val="auto"/>
+          <w:kern w:val="0"/>
+          <w:sz w:val="22"/>
+          <w:szCs w:val="22"/>
+          <w:lang w:val="en-US" w:eastAsia="zh-CN" w:bidi="ar"/>
+        </w:rPr>
+        <w:t xml:space="preserve">Admin user has its own signature [ signature | </w:t>
+      </w:r>
+      <w:r>
+        <w:rPr>
+          <w:rFonts w:hint="default" w:ascii="Bodoni MT" w:hAnsi="Bodoni MT" w:eastAsia="SimSun" w:cs="Bodoni MT"/>
+          <w:i/>
+          <w:iCs/>
+          <w:color w:val="auto"/>
+          <w:kern w:val="0"/>
+          <w:sz w:val="22"/>
+          <w:szCs w:val="22"/>
+          <w:lang w:val="en-US" w:eastAsia="zh-CN" w:bidi="ar"/>
+        </w:rPr>
+        <w:t>admin.key</w:t>
+      </w:r>
+      <w:r>
+        <w:rPr>
+          <w:rFonts w:hint="default" w:ascii="Bodoni MT" w:hAnsi="Bodoni MT" w:eastAsia="SimSun" w:cs="Bodoni MT"/>
+          <w:i w:val="0"/>
+          <w:iCs w:val="0"/>
+          <w:color w:val="auto"/>
+          <w:kern w:val="0"/>
+          <w:sz w:val="22"/>
+          <w:szCs w:val="22"/>
+          <w:lang w:val="en-US" w:eastAsia="zh-CN" w:bidi="ar"/>
+        </w:rPr>
+        <w:t xml:space="preserve"> ]</w:t>
+      </w:r>
+    </w:p>
+    <w:p>
+      <w:pPr>
+        <w:keepNext w:val="0"/>
+        <w:keepLines w:val="0"/>
+        <w:widowControl/>
+        <w:numPr>
+          <w:ilvl w:val="2"/>
+          <w:numId w:val="16"/>
+        </w:numPr>
+        <w:suppressLineNumbers w:val="0"/>
+        <w:spacing w:before="0" w:beforeAutospacing="0" w:after="0" w:afterAutospacing="0" w:line="360" w:lineRule="auto"/>
+        <w:ind w:left="1260" w:leftChars="0" w:right="0" w:hanging="420" w:firstLineChars="0"/>
+        <w:jc w:val="left"/>
+        <w:rPr>
+          <w:rFonts w:hint="default" w:ascii="Bodoni MT" w:hAnsi="Bodoni MT" w:eastAsia="SimSun" w:cs="Bodoni MT"/>
+          <w:sz w:val="22"/>
+          <w:szCs w:val="22"/>
+        </w:rPr>
+      </w:pPr>
+      <w:r>
+        <w:rPr>
+          <w:rFonts w:hint="default" w:ascii="Bodoni MT" w:hAnsi="Bodoni MT" w:eastAsia="SimSun" w:cs="Bodoni MT"/>
+          <w:i w:val="0"/>
+          <w:iCs w:val="0"/>
+          <w:color w:val="auto"/>
+          <w:kern w:val="0"/>
+          <w:sz w:val="22"/>
+          <w:szCs w:val="22"/>
+          <w:lang w:val="en-US" w:eastAsia="zh-CN" w:bidi="ar"/>
+        </w:rPr>
+        <w:t xml:space="preserve">it creates a application form like aadhar card details [ </w:t>
+      </w:r>
+      <w:r>
+        <w:rPr>
+          <w:rFonts w:hint="default" w:ascii="Bodoni MT" w:hAnsi="Bodoni MT" w:eastAsia="SimSun" w:cs="Bodoni MT"/>
+          <w:i/>
+          <w:iCs/>
+          <w:color w:val="auto"/>
+          <w:kern w:val="0"/>
+          <w:sz w:val="22"/>
+          <w:szCs w:val="22"/>
+          <w:lang w:val="en-US" w:eastAsia="zh-CN" w:bidi="ar"/>
+        </w:rPr>
+        <w:t>admin.csr</w:t>
+      </w:r>
+      <w:r>
+        <w:rPr>
+          <w:rFonts w:hint="default" w:ascii="Bodoni MT" w:hAnsi="Bodoni MT" w:eastAsia="SimSun" w:cs="Bodoni MT"/>
+          <w:i w:val="0"/>
+          <w:iCs w:val="0"/>
+          <w:color w:val="auto"/>
+          <w:kern w:val="0"/>
+          <w:sz w:val="22"/>
+          <w:szCs w:val="22"/>
+          <w:lang w:val="en-US" w:eastAsia="zh-CN" w:bidi="ar"/>
+        </w:rPr>
+        <w:t xml:space="preserve"> ]</w:t>
+      </w:r>
+    </w:p>
+    <w:p>
+      <w:pPr>
+        <w:keepNext w:val="0"/>
+        <w:keepLines w:val="0"/>
+        <w:widowControl/>
+        <w:numPr>
+          <w:ilvl w:val="2"/>
+          <w:numId w:val="16"/>
+        </w:numPr>
+        <w:suppressLineNumbers w:val="0"/>
+        <w:spacing w:before="0" w:beforeAutospacing="0" w:after="0" w:afterAutospacing="0" w:line="360" w:lineRule="auto"/>
+        <w:ind w:left="1260" w:leftChars="0" w:right="0" w:hanging="420" w:firstLineChars="0"/>
+        <w:jc w:val="left"/>
+        <w:rPr>
+          <w:rFonts w:hint="default" w:ascii="Bodoni MT" w:hAnsi="Bodoni MT" w:eastAsia="SimSun" w:cs="Bodoni MT"/>
+          <w:sz w:val="22"/>
+          <w:szCs w:val="22"/>
+        </w:rPr>
+      </w:pPr>
+      <w:r>
+        <w:rPr>
+          <w:rFonts w:hint="default" w:ascii="Bodoni MT" w:hAnsi="Bodoni MT" w:eastAsia="SimSun" w:cs="Bodoni MT"/>
+          <w:i w:val="0"/>
+          <w:iCs w:val="0"/>
+          <w:color w:val="auto"/>
+          <w:kern w:val="0"/>
+          <w:sz w:val="22"/>
+          <w:szCs w:val="22"/>
+          <w:lang w:val="en-US" w:eastAsia="zh-CN" w:bidi="ar"/>
+        </w:rPr>
+        <w:t>Government authority has to approve it with their own stamp [</w:t>
+      </w:r>
+      <w:r>
+        <w:rPr>
+          <w:rFonts w:hint="default" w:ascii="Bodoni MT" w:hAnsi="Bodoni MT" w:eastAsia="SimSun" w:cs="Bodoni MT"/>
+          <w:i/>
+          <w:iCs/>
+          <w:color w:val="auto"/>
+          <w:kern w:val="0"/>
+          <w:sz w:val="22"/>
+          <w:szCs w:val="22"/>
+          <w:lang w:val="en-US" w:eastAsia="zh-CN" w:bidi="ar"/>
+        </w:rPr>
+        <w:t xml:space="preserve"> admin.crt</w:t>
+      </w:r>
+      <w:r>
+        <w:rPr>
+          <w:rFonts w:hint="default" w:ascii="Bodoni MT" w:hAnsi="Bodoni MT" w:eastAsia="SimSun" w:cs="Bodoni MT"/>
+          <w:i w:val="0"/>
+          <w:iCs w:val="0"/>
+          <w:color w:val="auto"/>
+          <w:kern w:val="0"/>
+          <w:sz w:val="22"/>
+          <w:szCs w:val="22"/>
+          <w:lang w:val="en-US" w:eastAsia="zh-CN" w:bidi="ar"/>
+        </w:rPr>
+        <w:t xml:space="preserve"> ]</w:t>
+      </w:r>
+      <w:r>
+        <w:rPr>
+          <w:rFonts w:hint="default" w:ascii="Bodoni MT" w:hAnsi="Bodoni MT" w:eastAsia="SimSun" w:cs="Bodoni MT"/>
+          <w:i w:val="0"/>
+          <w:iCs w:val="0"/>
+          <w:color w:val="auto"/>
+          <w:kern w:val="0"/>
+          <w:sz w:val="22"/>
+          <w:szCs w:val="22"/>
+          <w:lang w:val="en-US" w:eastAsia="zh-CN" w:bidi="ar"/>
+        </w:rPr>
+        <w:br w:type="textWrapping"/>
+      </w:r>
+      <w:r>
+        <w:rPr>
+          <w:rFonts w:hint="default" w:ascii="Bodoni MT" w:hAnsi="Bodoni MT" w:eastAsia="SimSun" w:cs="Bodoni MT"/>
+          <w:i w:val="0"/>
+          <w:iCs w:val="0"/>
+          <w:color w:val="auto"/>
+          <w:kern w:val="0"/>
+          <w:sz w:val="22"/>
+          <w:szCs w:val="22"/>
+          <w:lang w:val="en-US" w:eastAsia="zh-CN" w:bidi="ar"/>
+        </w:rPr>
+        <w:t xml:space="preserve">[ here, </w:t>
+      </w:r>
+      <w:r>
+        <w:rPr>
+          <w:rFonts w:hint="default" w:ascii="Bodoni MT" w:hAnsi="Bodoni MT" w:eastAsia="SimSun" w:cs="Bodoni MT"/>
+          <w:b/>
+          <w:bCs/>
+          <w:i/>
+          <w:iCs/>
+          <w:color w:val="auto"/>
+          <w:kern w:val="0"/>
+          <w:sz w:val="22"/>
+          <w:szCs w:val="22"/>
+          <w:lang w:val="en-US" w:eastAsia="zh-CN" w:bidi="ar"/>
+        </w:rPr>
+        <w:t>ca.key</w:t>
+      </w:r>
+      <w:r>
+        <w:rPr>
+          <w:rFonts w:hint="default" w:ascii="Bodoni MT" w:hAnsi="Bodoni MT" w:eastAsia="SimSun" w:cs="Bodoni MT"/>
+          <w:b w:val="0"/>
+          <w:bCs w:val="0"/>
+          <w:i w:val="0"/>
+          <w:iCs w:val="0"/>
+          <w:color w:val="auto"/>
+          <w:kern w:val="0"/>
+          <w:sz w:val="22"/>
+          <w:szCs w:val="22"/>
+          <w:lang w:val="en-US" w:eastAsia="zh-CN" w:bidi="ar"/>
+        </w:rPr>
+        <w:t xml:space="preserve"> was used to sign </w:t>
+      </w:r>
+      <w:r>
+        <w:rPr>
+          <w:rFonts w:hint="default" w:ascii="Bodoni MT" w:hAnsi="Bodoni MT" w:eastAsia="SimSun" w:cs="Bodoni MT"/>
+          <w:b/>
+          <w:bCs/>
+          <w:i/>
+          <w:iCs/>
+          <w:color w:val="auto"/>
+          <w:kern w:val="0"/>
+          <w:sz w:val="22"/>
+          <w:szCs w:val="22"/>
+          <w:lang w:val="en-US" w:eastAsia="zh-CN" w:bidi="ar"/>
+        </w:rPr>
+        <w:t xml:space="preserve">admin.csr </w:t>
+      </w:r>
+      <w:r>
+        <w:rPr>
+          <w:rFonts w:hint="default" w:ascii="Bodoni MT" w:hAnsi="Bodoni MT" w:eastAsia="SimSun" w:cs="Bodoni MT"/>
+          <w:b w:val="0"/>
+          <w:bCs w:val="0"/>
+          <w:i w:val="0"/>
+          <w:iCs w:val="0"/>
+          <w:color w:val="auto"/>
+          <w:kern w:val="0"/>
+          <w:sz w:val="22"/>
+          <w:szCs w:val="22"/>
+          <w:lang w:val="en-US" w:eastAsia="zh-CN" w:bidi="ar"/>
+        </w:rPr>
+        <w:t xml:space="preserve">; </w:t>
+      </w:r>
+      <w:r>
+        <w:rPr>
+          <w:rFonts w:hint="default" w:ascii="Bodoni MT" w:hAnsi="Bodoni MT" w:eastAsia="SimSun" w:cs="Bodoni MT"/>
+          <w:b/>
+          <w:bCs/>
+          <w:i/>
+          <w:iCs/>
+          <w:color w:val="auto"/>
+          <w:kern w:val="0"/>
+          <w:sz w:val="22"/>
+          <w:szCs w:val="22"/>
+          <w:lang w:val="en-US" w:eastAsia="zh-CN" w:bidi="ar"/>
+        </w:rPr>
+        <w:t>ca.crt</w:t>
+      </w:r>
+      <w:r>
+        <w:rPr>
+          <w:rFonts w:hint="default" w:ascii="Bodoni MT" w:hAnsi="Bodoni MT" w:eastAsia="SimSun" w:cs="Bodoni MT"/>
+          <w:b w:val="0"/>
+          <w:bCs w:val="0"/>
+          <w:i w:val="0"/>
+          <w:iCs w:val="0"/>
+          <w:color w:val="auto"/>
+          <w:kern w:val="0"/>
+          <w:sz w:val="22"/>
+          <w:szCs w:val="22"/>
+          <w:lang w:val="en-US" w:eastAsia="zh-CN" w:bidi="ar"/>
+        </w:rPr>
+        <w:t xml:space="preserve"> didn’t sign but it is the </w:t>
+      </w:r>
+      <w:r>
+        <w:rPr>
+          <w:rFonts w:hint="default" w:ascii="Bodoni MT" w:hAnsi="Bodoni MT" w:eastAsia="SimSun" w:cs="Bodoni MT"/>
+          <w:b/>
+          <w:bCs/>
+          <w:i w:val="0"/>
+          <w:iCs w:val="0"/>
+          <w:color w:val="auto"/>
+          <w:kern w:val="0"/>
+          <w:sz w:val="22"/>
+          <w:szCs w:val="22"/>
+          <w:lang w:val="en-US" w:eastAsia="zh-CN" w:bidi="ar"/>
+        </w:rPr>
+        <w:t xml:space="preserve">TRUST </w:t>
+      </w:r>
+      <w:r>
+        <w:rPr>
+          <w:rFonts w:hint="default" w:ascii="Bodoni MT" w:hAnsi="Bodoni MT" w:eastAsia="SimSun" w:cs="Bodoni MT"/>
+          <w:b w:val="0"/>
+          <w:bCs w:val="0"/>
+          <w:i w:val="0"/>
+          <w:iCs w:val="0"/>
+          <w:color w:val="auto"/>
+          <w:kern w:val="0"/>
+          <w:sz w:val="22"/>
+          <w:szCs w:val="22"/>
+          <w:lang w:val="en-US" w:eastAsia="zh-CN" w:bidi="ar"/>
+        </w:rPr>
+        <w:t>that this certificate belongs to a trusted authority ]</w:t>
+      </w:r>
+    </w:p>
+    <w:p>
+      <w:pPr>
+        <w:keepNext w:val="0"/>
+        <w:keepLines w:val="0"/>
+        <w:widowControl/>
+        <w:numPr>
+          <w:ilvl w:val="1"/>
+          <w:numId w:val="16"/>
+        </w:numPr>
+        <w:suppressLineNumbers w:val="0"/>
+        <w:spacing w:before="0" w:beforeAutospacing="0" w:after="0" w:afterAutospacing="0" w:line="360" w:lineRule="auto"/>
+        <w:ind w:left="840" w:leftChars="0" w:right="0" w:hanging="420" w:firstLineChars="0"/>
+        <w:jc w:val="left"/>
+        <w:rPr>
+          <w:rFonts w:hint="default" w:ascii="Bodoni MT" w:hAnsi="Bodoni MT" w:eastAsia="SimSun" w:cs="Bodoni MT"/>
+          <w:color w:val="FFFF00"/>
+          <w:sz w:val="22"/>
+          <w:szCs w:val="22"/>
+          <w:highlight w:val="darkRed"/>
+        </w:rPr>
+      </w:pPr>
+      <w:r>
+        <w:rPr>
+          <w:rFonts w:hint="default" w:ascii="Bodoni MT" w:hAnsi="Bodoni MT" w:eastAsia="SimSun" w:cs="Bodoni MT"/>
+          <w:b w:val="0"/>
+          <w:bCs w:val="0"/>
+          <w:i w:val="0"/>
+          <w:iCs w:val="0"/>
+          <w:color w:val="FFFF00"/>
+          <w:kern w:val="0"/>
+          <w:sz w:val="22"/>
+          <w:szCs w:val="22"/>
+          <w:highlight w:val="darkRed"/>
+          <w:lang w:val="en-US" w:eastAsia="zh-CN" w:bidi="ar"/>
+        </w:rPr>
+        <w:t xml:space="preserve">       ----------------------------------------------------------------------------------------------</w:t>
+      </w:r>
+    </w:p>
+    <w:p>
+      <w:pPr>
+        <w:keepNext w:val="0"/>
+        <w:keepLines w:val="0"/>
+        <w:widowControl/>
+        <w:numPr>
+          <w:ilvl w:val="0"/>
+          <w:numId w:val="11"/>
+        </w:numPr>
+        <w:suppressLineNumbers w:val="0"/>
+        <w:spacing w:before="0" w:beforeAutospacing="0" w:after="0" w:afterAutospacing="0" w:line="360" w:lineRule="auto"/>
+        <w:ind w:left="420" w:leftChars="0" w:right="0" w:hanging="420" w:firstLineChars="0"/>
+        <w:jc w:val="left"/>
+        <w:rPr>
+          <w:rFonts w:hint="default" w:ascii="Bodoni MT" w:hAnsi="Bodoni MT" w:cs="Bodoni MT"/>
+        </w:rPr>
+      </w:pPr>
+      <w:r>
+        <w:rPr>
+          <w:rFonts w:hint="default" w:ascii="Bodoni MT" w:hAnsi="Bodoni MT" w:cs="Bodoni MT"/>
+          <w:lang w:val="en-IN"/>
+        </w:rPr>
+        <w:t xml:space="preserve">There are multiple tools that provides certificates like OPENSSL, EASYRSA, CFSSL. We’ll use </w:t>
+      </w:r>
+      <w:r>
+        <w:rPr>
+          <w:rFonts w:hint="default" w:ascii="Bodoni MT" w:hAnsi="Bodoni MT" w:cs="Bodoni MT"/>
+          <w:b/>
+          <w:bCs/>
+          <w:lang w:val="en-IN"/>
+        </w:rPr>
+        <w:t>OpenSSL</w:t>
+      </w:r>
+      <w:r>
+        <w:rPr>
+          <w:rFonts w:hint="default" w:ascii="Bodoni MT" w:hAnsi="Bodoni MT" w:cs="Bodoni MT"/>
+          <w:b w:val="0"/>
+          <w:bCs w:val="0"/>
+          <w:lang w:val="en-IN"/>
+        </w:rPr>
+        <w:t xml:space="preserve"> here.</w:t>
+      </w:r>
+    </w:p>
+    <w:p>
+      <w:pPr>
+        <w:keepNext w:val="0"/>
+        <w:keepLines w:val="0"/>
+        <w:widowControl/>
+        <w:numPr>
+          <w:ilvl w:val="0"/>
+          <w:numId w:val="11"/>
+        </w:numPr>
+        <w:suppressLineNumbers w:val="0"/>
+        <w:spacing w:before="0" w:beforeAutospacing="0" w:after="0" w:afterAutospacing="0" w:line="360" w:lineRule="auto"/>
+        <w:ind w:left="420" w:leftChars="0" w:right="0" w:hanging="420" w:firstLineChars="0"/>
+        <w:jc w:val="left"/>
+        <w:rPr>
+          <w:rFonts w:hint="default" w:ascii="Bodoni MT" w:hAnsi="Bodoni MT" w:cs="Bodoni MT"/>
+        </w:rPr>
+      </w:pPr>
+      <w:r>
+        <w:rPr>
+          <w:rFonts w:hint="default" w:ascii="Bodoni MT" w:hAnsi="Bodoni MT" w:cs="Bodoni MT"/>
+          <w:lang w:val="en-IN"/>
+        </w:rPr>
+        <w:t xml:space="preserve">Will start with </w:t>
+      </w:r>
+      <w:r>
+        <w:rPr>
+          <w:rFonts w:hint="default" w:ascii="Bodoni MT" w:hAnsi="Bodoni MT" w:cs="Bodoni MT"/>
+          <w:b/>
+          <w:bCs/>
+          <w:lang w:val="en-IN"/>
+        </w:rPr>
+        <w:t>CA</w:t>
+      </w:r>
+      <w:r>
+        <w:rPr>
+          <w:rFonts w:hint="default" w:ascii="Bodoni MT" w:hAnsi="Bodoni MT" w:cs="Bodoni MT"/>
+          <w:b w:val="0"/>
+          <w:bCs w:val="0"/>
+          <w:lang w:val="en-IN"/>
+        </w:rPr>
+        <w:t xml:space="preserve"> (Certificate Authority) certificate  [ SELF SIGNED ]</w:t>
+      </w:r>
+    </w:p>
+    <w:p>
+      <w:pPr>
+        <w:keepNext w:val="0"/>
+        <w:keepLines w:val="0"/>
+        <w:widowControl/>
+        <w:numPr>
+          <w:ilvl w:val="1"/>
+          <w:numId w:val="11"/>
+        </w:numPr>
+        <w:suppressLineNumbers w:val="0"/>
+        <w:spacing w:before="0" w:beforeAutospacing="0" w:after="0" w:afterAutospacing="0" w:line="360" w:lineRule="auto"/>
+        <w:ind w:left="840" w:leftChars="0" w:right="0" w:hanging="420" w:firstLineChars="0"/>
+        <w:jc w:val="left"/>
+        <w:rPr>
+          <w:rFonts w:hint="default" w:ascii="Bodoni MT" w:hAnsi="Bodoni MT" w:cs="Bodoni MT"/>
+        </w:rPr>
+      </w:pPr>
+      <w:r>
+        <w:rPr>
+          <w:rFonts w:hint="default" w:ascii="Bodoni MT" w:hAnsi="Bodoni MT" w:cs="Bodoni MT"/>
+          <w:b w:val="0"/>
+          <w:bCs w:val="0"/>
+          <w:lang w:val="en-IN"/>
+        </w:rPr>
+        <w:t>First we’ll generate the private key for the CA</w:t>
+      </w:r>
+      <w:r>
+        <w:rPr>
+          <w:rFonts w:hint="default" w:ascii="Bodoni MT" w:hAnsi="Bodoni MT" w:cs="Bodoni MT"/>
+          <w:b w:val="0"/>
+          <w:bCs w:val="0"/>
+          <w:lang w:val="en-IN"/>
+        </w:rPr>
+        <w:br w:type="textWrapping"/>
+      </w:r>
+      <w:r>
+        <w:rPr>
+          <w:rFonts w:hint="default" w:ascii="Bodoni MT" w:hAnsi="Bodoni MT" w:cs="Bodoni MT"/>
+        </w:rPr>
+        <w:drawing>
+          <wp:inline distT="0" distB="0" distL="114300" distR="114300">
+            <wp:extent cx="3074670" cy="275590"/>
+            <wp:effectExtent l="0" t="0" r="11430" b="3810"/>
+            <wp:docPr id="50" name="Picture 3"/>
+            <wp:cNvGraphicFramePr>
+              <a:graphicFrameLocks xmlns:a="http://schemas.openxmlformats.org/drawingml/2006/main" noChangeAspect="1"/>
+            </wp:cNvGraphicFramePr>
+            <a:graphic xmlns:a="http://schemas.openxmlformats.org/drawingml/2006/main">
+              <a:graphicData uri="http://schemas.openxmlformats.org/drawingml/2006/picture">
+                <pic:pic xmlns:pic="http://schemas.openxmlformats.org/drawingml/2006/picture">
+                  <pic:nvPicPr>
+                    <pic:cNvPr id="50" name="Picture 3"/>
+                    <pic:cNvPicPr>
+                      <a:picLocks noChangeAspect="1"/>
+                    </pic:cNvPicPr>
+                  </pic:nvPicPr>
+                  <pic:blipFill>
+                    <a:blip r:embed="rId125"/>
+                    <a:stretch>
+                      <a:fillRect/>
+                    </a:stretch>
+                  </pic:blipFill>
+                  <pic:spPr>
+                    <a:xfrm>
+                      <a:off x="0" y="0"/>
+                      <a:ext cx="3074670" cy="275590"/>
+                    </a:xfrm>
+                    <a:prstGeom prst="rect">
+                      <a:avLst/>
+                    </a:prstGeom>
+                    <a:noFill/>
+                    <a:ln>
+                      <a:noFill/>
+                    </a:ln>
+                  </pic:spPr>
+                </pic:pic>
+              </a:graphicData>
+            </a:graphic>
+          </wp:inline>
+        </w:drawing>
+      </w:r>
+      <w:r>
+        <w:rPr>
+          <w:rFonts w:hint="default" w:ascii="Bodoni MT" w:hAnsi="Bodoni MT" w:cs="Bodoni MT"/>
+        </w:rPr>
+        <w:br w:type="textWrapping"/>
+      </w:r>
+      <w:r>
+        <w:rPr>
+          <w:rFonts w:hint="default" w:ascii="Bodoni MT" w:hAnsi="Bodoni MT" w:cs="Bodoni MT"/>
+          <w:lang w:val="en-IN"/>
+        </w:rPr>
+        <w:t xml:space="preserve">[ it’ll create </w:t>
+      </w:r>
+      <w:r>
+        <w:rPr>
+          <w:rFonts w:hint="default" w:ascii="Bodoni MT" w:hAnsi="Bodoni MT" w:cs="Bodoni MT"/>
+          <w:b/>
+          <w:bCs/>
+          <w:lang w:val="en-IN"/>
+        </w:rPr>
+        <w:t>ca.key</w:t>
+      </w:r>
+      <w:r>
+        <w:rPr>
+          <w:rFonts w:hint="default" w:ascii="Bodoni MT" w:hAnsi="Bodoni MT" w:cs="Bodoni MT"/>
+          <w:b w:val="0"/>
+          <w:bCs w:val="0"/>
+          <w:lang w:val="en-IN"/>
+        </w:rPr>
+        <w:t xml:space="preserve"> which is the private key and will be used to sign the </w:t>
+      </w:r>
+      <w:r>
+        <w:rPr>
+          <w:rFonts w:hint="default" w:ascii="Bodoni MT" w:hAnsi="Bodoni MT" w:cs="Bodoni MT"/>
+          <w:b/>
+          <w:bCs/>
+          <w:i/>
+          <w:iCs/>
+          <w:lang w:val="en-IN"/>
+        </w:rPr>
+        <w:t>ca.csr</w:t>
+      </w:r>
+      <w:r>
+        <w:rPr>
+          <w:rFonts w:hint="default" w:ascii="Bodoni MT" w:hAnsi="Bodoni MT" w:cs="Bodoni MT"/>
+          <w:b w:val="0"/>
+          <w:bCs w:val="0"/>
+          <w:i w:val="0"/>
+          <w:iCs w:val="0"/>
+          <w:lang w:val="en-IN"/>
+        </w:rPr>
+        <w:t xml:space="preserve"> (certificate signing request) ]</w:t>
+      </w:r>
+      <w:r>
+        <w:rPr>
+          <w:rFonts w:hint="default" w:ascii="Bodoni MT" w:hAnsi="Bodoni MT" w:cs="Bodoni MT"/>
+          <w:b w:val="0"/>
+          <w:bCs w:val="0"/>
+          <w:i w:val="0"/>
+          <w:iCs w:val="0"/>
+          <w:lang w:val="en-IN"/>
+        </w:rPr>
+        <w:br w:type="textWrapping"/>
+      </w:r>
+      <w:r>
+        <w:rPr>
+          <w:rFonts w:hint="default" w:ascii="Bodoni MT" w:hAnsi="Bodoni MT" w:cs="Bodoni MT"/>
+        </w:rPr>
+        <w:drawing>
+          <wp:inline distT="0" distB="0" distL="114300" distR="114300">
+            <wp:extent cx="4230370" cy="667385"/>
+            <wp:effectExtent l="0" t="0" r="11430" b="5715"/>
+            <wp:docPr id="72" name="Picture 6"/>
+            <wp:cNvGraphicFramePr>
+              <a:graphicFrameLocks xmlns:a="http://schemas.openxmlformats.org/drawingml/2006/main" noChangeAspect="1"/>
+            </wp:cNvGraphicFramePr>
+            <a:graphic xmlns:a="http://schemas.openxmlformats.org/drawingml/2006/main">
+              <a:graphicData uri="http://schemas.openxmlformats.org/drawingml/2006/picture">
+                <pic:pic xmlns:pic="http://schemas.openxmlformats.org/drawingml/2006/picture">
+                  <pic:nvPicPr>
+                    <pic:cNvPr id="72" name="Picture 6"/>
+                    <pic:cNvPicPr>
+                      <a:picLocks noChangeAspect="1"/>
+                    </pic:cNvPicPr>
+                  </pic:nvPicPr>
+                  <pic:blipFill>
+                    <a:blip r:embed="rId126"/>
+                    <a:stretch>
+                      <a:fillRect/>
+                    </a:stretch>
+                  </pic:blipFill>
+                  <pic:spPr>
+                    <a:xfrm>
+                      <a:off x="0" y="0"/>
+                      <a:ext cx="4230370" cy="667385"/>
+                    </a:xfrm>
+                    <a:prstGeom prst="rect">
+                      <a:avLst/>
+                    </a:prstGeom>
+                    <a:noFill/>
+                    <a:ln>
+                      <a:noFill/>
+                    </a:ln>
+                  </pic:spPr>
+                </pic:pic>
+              </a:graphicData>
+            </a:graphic>
+          </wp:inline>
+        </w:drawing>
+      </w:r>
+    </w:p>
+    <w:p>
+      <w:pPr>
+        <w:keepNext w:val="0"/>
+        <w:keepLines w:val="0"/>
+        <w:widowControl/>
+        <w:numPr>
+          <w:ilvl w:val="1"/>
+          <w:numId w:val="11"/>
+        </w:numPr>
+        <w:suppressLineNumbers w:val="0"/>
+        <w:spacing w:before="0" w:beforeAutospacing="0" w:after="0" w:afterAutospacing="0" w:line="360" w:lineRule="auto"/>
+        <w:ind w:left="840" w:leftChars="0" w:right="0" w:hanging="420" w:firstLineChars="0"/>
+        <w:jc w:val="left"/>
+        <w:rPr>
+          <w:rFonts w:hint="default" w:ascii="Bodoni MT" w:hAnsi="Bodoni MT" w:cs="Bodoni MT"/>
+        </w:rPr>
+      </w:pPr>
+      <w:r>
+        <w:rPr>
+          <w:rFonts w:hint="default" w:ascii="Bodoni MT" w:hAnsi="Bodoni MT" w:cs="Bodoni MT"/>
+          <w:b w:val="0"/>
+          <w:bCs w:val="0"/>
+          <w:i w:val="0"/>
+          <w:iCs w:val="0"/>
+          <w:lang w:val="en-IN"/>
+        </w:rPr>
+        <w:t xml:space="preserve">Now create the </w:t>
+      </w:r>
+      <w:r>
+        <w:rPr>
+          <w:rFonts w:hint="default" w:ascii="Bodoni MT" w:hAnsi="Bodoni MT" w:cs="Bodoni MT"/>
+          <w:b/>
+          <w:bCs/>
+          <w:i w:val="0"/>
+          <w:iCs w:val="0"/>
+          <w:lang w:val="en-IN"/>
+        </w:rPr>
+        <w:t>csr</w:t>
+      </w:r>
+      <w:r>
+        <w:rPr>
+          <w:rFonts w:hint="default" w:ascii="Bodoni MT" w:hAnsi="Bodoni MT" w:cs="Bodoni MT"/>
+          <w:b w:val="0"/>
+          <w:bCs w:val="0"/>
+          <w:i w:val="0"/>
+          <w:iCs w:val="0"/>
+          <w:lang w:val="en-IN"/>
+        </w:rPr>
+        <w:t xml:space="preserve"> (certificate signing request)</w:t>
+      </w:r>
+      <w:r>
+        <w:rPr>
+          <w:rFonts w:hint="default" w:ascii="Bodoni MT" w:hAnsi="Bodoni MT" w:cs="Bodoni MT"/>
+          <w:b w:val="0"/>
+          <w:bCs w:val="0"/>
+          <w:i w:val="0"/>
+          <w:iCs w:val="0"/>
+          <w:lang w:val="en-IN"/>
+        </w:rPr>
+        <w:br w:type="textWrapping"/>
+      </w:r>
+      <w:r>
+        <w:rPr>
+          <w:rFonts w:hint="default" w:ascii="Bodoni MT" w:hAnsi="Bodoni MT" w:cs="Bodoni MT"/>
+        </w:rPr>
+        <w:drawing>
+          <wp:inline distT="0" distB="0" distL="114300" distR="114300">
+            <wp:extent cx="5269230" cy="248920"/>
+            <wp:effectExtent l="0" t="0" r="1270" b="5080"/>
+            <wp:docPr id="67" name="Picture 4"/>
+            <wp:cNvGraphicFramePr>
+              <a:graphicFrameLocks xmlns:a="http://schemas.openxmlformats.org/drawingml/2006/main" noChangeAspect="1"/>
+            </wp:cNvGraphicFramePr>
+            <a:graphic xmlns:a="http://schemas.openxmlformats.org/drawingml/2006/main">
+              <a:graphicData uri="http://schemas.openxmlformats.org/drawingml/2006/picture">
+                <pic:pic xmlns:pic="http://schemas.openxmlformats.org/drawingml/2006/picture">
+                  <pic:nvPicPr>
+                    <pic:cNvPr id="67" name="Picture 4"/>
+                    <pic:cNvPicPr>
+                      <a:picLocks noChangeAspect="1"/>
+                    </pic:cNvPicPr>
+                  </pic:nvPicPr>
+                  <pic:blipFill>
+                    <a:blip r:embed="rId127"/>
+                    <a:stretch>
+                      <a:fillRect/>
+                    </a:stretch>
+                  </pic:blipFill>
+                  <pic:spPr>
+                    <a:xfrm>
+                      <a:off x="0" y="0"/>
+                      <a:ext cx="5269230" cy="248920"/>
+                    </a:xfrm>
+                    <a:prstGeom prst="rect">
+                      <a:avLst/>
+                    </a:prstGeom>
+                    <a:noFill/>
+                    <a:ln>
+                      <a:noFill/>
+                    </a:ln>
+                  </pic:spPr>
+                </pic:pic>
+              </a:graphicData>
+            </a:graphic>
+          </wp:inline>
+        </w:drawing>
+      </w:r>
+      <w:r>
+        <w:rPr>
+          <w:rFonts w:hint="default" w:ascii="Bodoni MT" w:hAnsi="Bodoni MT" w:cs="Bodoni MT"/>
+        </w:rPr>
+        <w:br w:type="textWrapping"/>
+      </w:r>
+      <w:r>
+        <w:rPr>
+          <w:rFonts w:hint="default" w:ascii="Bodoni MT" w:hAnsi="Bodoni MT" w:cs="Bodoni MT"/>
+          <w:lang w:val="en-IN"/>
+        </w:rPr>
+        <w:t xml:space="preserve">[ </w:t>
+      </w:r>
+      <w:r>
+        <w:rPr>
+          <w:rFonts w:hint="default" w:ascii="Bodoni MT" w:hAnsi="Bodoni MT" w:cs="Bodoni MT"/>
+          <w:b/>
+          <w:bCs/>
+          <w:lang w:val="en-IN"/>
+        </w:rPr>
+        <w:t>/CN</w:t>
+      </w:r>
+      <w:r>
+        <w:rPr>
+          <w:rFonts w:hint="default" w:ascii="Bodoni MT" w:hAnsi="Bodoni MT" w:cs="Bodoni MT"/>
+          <w:lang w:val="en-IN"/>
+        </w:rPr>
+        <w:t xml:space="preserve"> means </w:t>
+      </w:r>
+      <w:r>
+        <w:rPr>
+          <w:rFonts w:hint="default" w:ascii="Bodoni MT" w:hAnsi="Bodoni MT" w:cs="Bodoni MT"/>
+          <w:i/>
+          <w:iCs/>
+          <w:lang w:val="en-IN"/>
+        </w:rPr>
+        <w:t>common name</w:t>
+      </w:r>
+      <w:r>
+        <w:rPr>
+          <w:rFonts w:hint="default" w:ascii="Bodoni MT" w:hAnsi="Bodoni MT" w:cs="Bodoni MT"/>
+          <w:i w:val="0"/>
+          <w:iCs w:val="0"/>
+          <w:lang w:val="en-IN"/>
+        </w:rPr>
+        <w:t>. Here the name of the certificate is KUBERNETES-CS. You can give anything here but it should be meaningful ]</w:t>
+      </w:r>
+      <w:r>
+        <w:rPr>
+          <w:rFonts w:hint="default" w:ascii="Bodoni MT" w:hAnsi="Bodoni MT" w:cs="Bodoni MT"/>
+          <w:i w:val="0"/>
+          <w:iCs w:val="0"/>
+          <w:lang w:val="en-IN"/>
+        </w:rPr>
+        <w:br w:type="textWrapping"/>
+      </w:r>
+      <w:r>
+        <w:rPr>
+          <w:rFonts w:hint="default" w:ascii="Bodoni MT" w:hAnsi="Bodoni MT" w:cs="Bodoni MT"/>
+        </w:rPr>
+        <w:drawing>
+          <wp:inline distT="0" distB="0" distL="114300" distR="114300">
+            <wp:extent cx="4210685" cy="626110"/>
+            <wp:effectExtent l="0" t="0" r="5715" b="8890"/>
+            <wp:docPr id="84" name="Picture 7"/>
+            <wp:cNvGraphicFramePr>
+              <a:graphicFrameLocks xmlns:a="http://schemas.openxmlformats.org/drawingml/2006/main" noChangeAspect="1"/>
+            </wp:cNvGraphicFramePr>
+            <a:graphic xmlns:a="http://schemas.openxmlformats.org/drawingml/2006/main">
+              <a:graphicData uri="http://schemas.openxmlformats.org/drawingml/2006/picture">
+                <pic:pic xmlns:pic="http://schemas.openxmlformats.org/drawingml/2006/picture">
+                  <pic:nvPicPr>
+                    <pic:cNvPr id="84" name="Picture 7"/>
+                    <pic:cNvPicPr>
+                      <a:picLocks noChangeAspect="1"/>
+                    </pic:cNvPicPr>
+                  </pic:nvPicPr>
+                  <pic:blipFill>
+                    <a:blip r:embed="rId128"/>
+                    <a:stretch>
+                      <a:fillRect/>
+                    </a:stretch>
+                  </pic:blipFill>
+                  <pic:spPr>
+                    <a:xfrm>
+                      <a:off x="0" y="0"/>
+                      <a:ext cx="4210685" cy="626110"/>
+                    </a:xfrm>
+                    <a:prstGeom prst="rect">
+                      <a:avLst/>
+                    </a:prstGeom>
+                    <a:noFill/>
+                    <a:ln>
+                      <a:noFill/>
+                    </a:ln>
+                  </pic:spPr>
+                </pic:pic>
+              </a:graphicData>
+            </a:graphic>
+          </wp:inline>
+        </w:drawing>
+      </w:r>
+    </w:p>
+    <w:p>
+      <w:pPr>
+        <w:keepNext w:val="0"/>
+        <w:keepLines w:val="0"/>
+        <w:widowControl/>
+        <w:numPr>
+          <w:ilvl w:val="1"/>
+          <w:numId w:val="11"/>
+        </w:numPr>
+        <w:suppressLineNumbers w:val="0"/>
+        <w:spacing w:before="0" w:beforeAutospacing="0" w:after="0" w:afterAutospacing="0" w:line="360" w:lineRule="auto"/>
+        <w:ind w:left="840" w:leftChars="0" w:right="0" w:hanging="420" w:firstLineChars="0"/>
+        <w:jc w:val="left"/>
+        <w:rPr>
+          <w:rFonts w:hint="default" w:ascii="Bodoni MT" w:hAnsi="Bodoni MT" w:cs="Bodoni MT"/>
+        </w:rPr>
+      </w:pPr>
+      <w:r>
+        <w:rPr>
+          <w:rFonts w:hint="default" w:ascii="Bodoni MT" w:hAnsi="Bodoni MT" w:cs="Bodoni MT"/>
+          <w:lang w:val="en-IN"/>
+        </w:rPr>
+        <w:t xml:space="preserve">Now, with that </w:t>
+      </w:r>
+      <w:r>
+        <w:rPr>
+          <w:rFonts w:hint="default" w:ascii="Bodoni MT" w:hAnsi="Bodoni MT" w:cs="Bodoni MT"/>
+          <w:b/>
+          <w:bCs/>
+          <w:i/>
+          <w:iCs/>
+          <w:lang w:val="en-IN"/>
+        </w:rPr>
+        <w:t>ca.key</w:t>
+      </w:r>
+      <w:r>
+        <w:rPr>
+          <w:rFonts w:hint="default" w:ascii="Bodoni MT" w:hAnsi="Bodoni MT" w:cs="Bodoni MT"/>
+          <w:b w:val="0"/>
+          <w:bCs w:val="0"/>
+          <w:i w:val="0"/>
+          <w:iCs w:val="0"/>
+          <w:lang w:val="en-IN"/>
+        </w:rPr>
+        <w:t xml:space="preserve"> (first command) sign the </w:t>
+      </w:r>
+      <w:r>
+        <w:rPr>
+          <w:rFonts w:hint="default" w:ascii="Bodoni MT" w:hAnsi="Bodoni MT" w:cs="Bodoni MT"/>
+          <w:b/>
+          <w:bCs/>
+          <w:i/>
+          <w:iCs/>
+          <w:lang w:val="en-IN"/>
+        </w:rPr>
+        <w:t>ca.csr</w:t>
+      </w:r>
+      <w:r>
+        <w:rPr>
+          <w:rFonts w:hint="default" w:ascii="Bodoni MT" w:hAnsi="Bodoni MT" w:cs="Bodoni MT"/>
+          <w:b w:val="0"/>
+          <w:bCs w:val="0"/>
+          <w:i w:val="0"/>
+          <w:iCs w:val="0"/>
+          <w:lang w:val="en-IN"/>
+        </w:rPr>
+        <w:t xml:space="preserve"> to generate the certificate </w:t>
+      </w:r>
+      <w:r>
+        <w:rPr>
+          <w:rFonts w:hint="default" w:ascii="Bodoni MT" w:hAnsi="Bodoni MT" w:cs="Bodoni MT"/>
+          <w:b/>
+          <w:bCs/>
+          <w:i/>
+          <w:iCs/>
+          <w:lang w:val="en-IN"/>
+        </w:rPr>
+        <w:t>ca.crt</w:t>
+      </w:r>
+      <w:r>
+        <w:rPr>
+          <w:rFonts w:hint="default" w:ascii="Bodoni MT" w:hAnsi="Bodoni MT" w:cs="Bodoni MT"/>
+          <w:b w:val="0"/>
+          <w:bCs w:val="0"/>
+          <w:i w:val="0"/>
+          <w:iCs w:val="0"/>
+          <w:lang w:val="en-IN"/>
+        </w:rPr>
+        <w:t xml:space="preserve"> </w:t>
+      </w:r>
+      <w:r>
+        <w:rPr>
+          <w:rFonts w:hint="default" w:ascii="Bodoni MT" w:hAnsi="Bodoni MT" w:cs="Bodoni MT"/>
+          <w:b w:val="0"/>
+          <w:bCs w:val="0"/>
+          <w:i w:val="0"/>
+          <w:iCs w:val="0"/>
+          <w:lang w:val="en-IN"/>
+        </w:rPr>
+        <w:br w:type="textWrapping"/>
+      </w:r>
+      <w:r>
+        <w:rPr>
+          <w:rFonts w:hint="default" w:ascii="Bodoni MT" w:hAnsi="Bodoni MT" w:cs="Bodoni MT"/>
+        </w:rPr>
+        <w:drawing>
+          <wp:inline distT="0" distB="0" distL="114300" distR="114300">
+            <wp:extent cx="4675505" cy="656590"/>
+            <wp:effectExtent l="0" t="0" r="10795" b="3810"/>
+            <wp:docPr id="85" name="Picture 8"/>
+            <wp:cNvGraphicFramePr>
+              <a:graphicFrameLocks xmlns:a="http://schemas.openxmlformats.org/drawingml/2006/main" noChangeAspect="1"/>
+            </wp:cNvGraphicFramePr>
+            <a:graphic xmlns:a="http://schemas.openxmlformats.org/drawingml/2006/main">
+              <a:graphicData uri="http://schemas.openxmlformats.org/drawingml/2006/picture">
+                <pic:pic xmlns:pic="http://schemas.openxmlformats.org/drawingml/2006/picture">
+                  <pic:nvPicPr>
+                    <pic:cNvPr id="85" name="Picture 8"/>
+                    <pic:cNvPicPr>
+                      <a:picLocks noChangeAspect="1"/>
+                    </pic:cNvPicPr>
+                  </pic:nvPicPr>
+                  <pic:blipFill>
+                    <a:blip r:embed="rId129"/>
+                    <a:stretch>
+                      <a:fillRect/>
+                    </a:stretch>
+                  </pic:blipFill>
+                  <pic:spPr>
+                    <a:xfrm>
+                      <a:off x="0" y="0"/>
+                      <a:ext cx="4675505" cy="656590"/>
+                    </a:xfrm>
+                    <a:prstGeom prst="rect">
+                      <a:avLst/>
+                    </a:prstGeom>
+                    <a:noFill/>
+                    <a:ln>
+                      <a:noFill/>
+                    </a:ln>
+                  </pic:spPr>
+                </pic:pic>
+              </a:graphicData>
+            </a:graphic>
+          </wp:inline>
+        </w:drawing>
+      </w:r>
+    </w:p>
+    <w:p>
+      <w:pPr>
+        <w:keepNext w:val="0"/>
+        <w:keepLines w:val="0"/>
+        <w:widowControl/>
+        <w:numPr>
+          <w:ilvl w:val="0"/>
+          <w:numId w:val="11"/>
+        </w:numPr>
+        <w:suppressLineNumbers w:val="0"/>
+        <w:spacing w:before="0" w:beforeAutospacing="0" w:after="0" w:afterAutospacing="0" w:line="360" w:lineRule="auto"/>
+        <w:ind w:left="420" w:leftChars="0" w:right="0" w:hanging="420" w:firstLineChars="0"/>
+        <w:jc w:val="left"/>
+        <w:rPr>
+          <w:rFonts w:hint="default" w:ascii="Bodoni MT" w:hAnsi="Bodoni MT" w:cs="Bodoni MT"/>
+          <w:b/>
+          <w:bCs/>
+          <w:u w:val="single"/>
+        </w:rPr>
+      </w:pPr>
+      <w:r>
+        <w:rPr>
+          <w:rFonts w:hint="default" w:ascii="Bodoni MT" w:hAnsi="Bodoni MT" w:cs="Bodoni MT"/>
+          <w:b/>
+          <w:bCs/>
+          <w:u w:val="single"/>
+          <w:lang w:val="en-IN"/>
+        </w:rPr>
+        <w:t>Now, we’ll generate the client certificates.</w:t>
+      </w:r>
+    </w:p>
+    <w:p>
+      <w:pPr>
+        <w:keepNext w:val="0"/>
+        <w:keepLines w:val="0"/>
+        <w:widowControl/>
+        <w:numPr>
+          <w:ilvl w:val="0"/>
+          <w:numId w:val="11"/>
+        </w:numPr>
+        <w:suppressLineNumbers w:val="0"/>
+        <w:spacing w:before="0" w:beforeAutospacing="0" w:after="0" w:afterAutospacing="0" w:line="360" w:lineRule="auto"/>
+        <w:ind w:left="420" w:leftChars="0" w:right="0" w:hanging="420" w:firstLineChars="0"/>
+        <w:jc w:val="left"/>
+        <w:rPr>
+          <w:rFonts w:hint="default" w:ascii="Bodoni MT" w:hAnsi="Bodoni MT" w:cs="Bodoni MT"/>
+        </w:rPr>
+      </w:pPr>
+      <w:r>
+        <w:rPr>
+          <w:rFonts w:hint="default" w:ascii="Bodoni MT" w:hAnsi="Bodoni MT" w:cs="Bodoni MT"/>
+          <w:lang w:val="en-IN"/>
+        </w:rPr>
+        <w:t>Admin User  (kubectl)     [ client certificate ]</w:t>
+      </w:r>
+    </w:p>
+    <w:p>
+      <w:pPr>
+        <w:keepNext w:val="0"/>
+        <w:keepLines w:val="0"/>
+        <w:widowControl/>
+        <w:numPr>
+          <w:ilvl w:val="1"/>
+          <w:numId w:val="11"/>
+        </w:numPr>
+        <w:suppressLineNumbers w:val="0"/>
+        <w:spacing w:before="0" w:beforeAutospacing="0" w:after="0" w:afterAutospacing="0" w:line="360" w:lineRule="auto"/>
+        <w:ind w:left="840" w:leftChars="0" w:right="0" w:hanging="420" w:firstLineChars="0"/>
+        <w:jc w:val="left"/>
+        <w:rPr>
+          <w:rFonts w:hint="default" w:ascii="Bodoni MT" w:hAnsi="Bodoni MT" w:cs="Bodoni MT"/>
+        </w:rPr>
+      </w:pPr>
+      <w:r>
+        <w:rPr>
+          <w:rFonts w:hint="default" w:ascii="Bodoni MT" w:hAnsi="Bodoni MT" w:cs="Bodoni MT"/>
+          <w:lang w:val="en-IN"/>
+        </w:rPr>
+        <w:t>Generate admin.key using the below command.</w:t>
+      </w:r>
+      <w:r>
+        <w:rPr>
+          <w:rFonts w:hint="default" w:ascii="Bodoni MT" w:hAnsi="Bodoni MT" w:cs="Bodoni MT"/>
+          <w:lang w:val="en-IN"/>
+        </w:rPr>
+        <w:br w:type="textWrapping"/>
+      </w:r>
+      <w:r>
+        <w:rPr>
+          <w:rFonts w:hint="default" w:ascii="Bodoni MT" w:hAnsi="Bodoni MT" w:cs="Bodoni MT"/>
+        </w:rPr>
+        <w:drawing>
+          <wp:inline distT="0" distB="0" distL="114300" distR="114300">
+            <wp:extent cx="3268345" cy="232410"/>
+            <wp:effectExtent l="0" t="0" r="8255" b="8890"/>
+            <wp:docPr id="89" name="Picture 9"/>
+            <wp:cNvGraphicFramePr>
+              <a:graphicFrameLocks xmlns:a="http://schemas.openxmlformats.org/drawingml/2006/main" noChangeAspect="1"/>
+            </wp:cNvGraphicFramePr>
+            <a:graphic xmlns:a="http://schemas.openxmlformats.org/drawingml/2006/main">
+              <a:graphicData uri="http://schemas.openxmlformats.org/drawingml/2006/picture">
+                <pic:pic xmlns:pic="http://schemas.openxmlformats.org/drawingml/2006/picture">
+                  <pic:nvPicPr>
+                    <pic:cNvPr id="89" name="Picture 9"/>
+                    <pic:cNvPicPr>
+                      <a:picLocks noChangeAspect="1"/>
+                    </pic:cNvPicPr>
+                  </pic:nvPicPr>
+                  <pic:blipFill>
+                    <a:blip r:embed="rId130"/>
+                    <a:stretch>
+                      <a:fillRect/>
+                    </a:stretch>
+                  </pic:blipFill>
+                  <pic:spPr>
+                    <a:xfrm>
+                      <a:off x="0" y="0"/>
+                      <a:ext cx="3268345" cy="232410"/>
+                    </a:xfrm>
+                    <a:prstGeom prst="rect">
+                      <a:avLst/>
+                    </a:prstGeom>
+                    <a:noFill/>
+                    <a:ln>
+                      <a:noFill/>
+                    </a:ln>
+                  </pic:spPr>
+                </pic:pic>
+              </a:graphicData>
+            </a:graphic>
+          </wp:inline>
+        </w:drawing>
+      </w:r>
+    </w:p>
+    <w:p>
+      <w:pPr>
+        <w:keepNext w:val="0"/>
+        <w:keepLines w:val="0"/>
+        <w:widowControl/>
+        <w:numPr>
+          <w:ilvl w:val="1"/>
+          <w:numId w:val="11"/>
+        </w:numPr>
+        <w:suppressLineNumbers w:val="0"/>
+        <w:spacing w:before="0" w:beforeAutospacing="0" w:after="0" w:afterAutospacing="0" w:line="360" w:lineRule="auto"/>
+        <w:ind w:left="840" w:leftChars="0" w:right="0" w:hanging="420" w:firstLineChars="0"/>
+        <w:jc w:val="left"/>
+        <w:rPr>
+          <w:rFonts w:hint="default" w:ascii="Bodoni MT" w:hAnsi="Bodoni MT" w:cs="Bodoni MT"/>
+        </w:rPr>
+      </w:pPr>
+      <w:r>
+        <w:rPr>
+          <w:rFonts w:hint="default" w:ascii="Bodoni MT" w:hAnsi="Bodoni MT" w:cs="Bodoni MT"/>
+          <w:lang w:val="en-IN"/>
+        </w:rPr>
+        <w:t>Generate admin.csr using the below command</w:t>
+      </w:r>
+      <w:r>
+        <w:rPr>
+          <w:rFonts w:hint="default" w:ascii="Bodoni MT" w:hAnsi="Bodoni MT" w:cs="Bodoni MT"/>
+          <w:lang w:val="en-IN"/>
+        </w:rPr>
+        <w:br w:type="textWrapping"/>
+      </w:r>
+      <w:r>
+        <w:rPr>
+          <w:rFonts w:hint="default" w:ascii="Bodoni MT" w:hAnsi="Bodoni MT" w:cs="Bodoni MT"/>
+        </w:rPr>
+        <w:drawing>
+          <wp:inline distT="0" distB="0" distL="114300" distR="114300">
+            <wp:extent cx="5814060" cy="231140"/>
+            <wp:effectExtent l="0" t="0" r="2540" b="10160"/>
+            <wp:docPr id="99" name="Picture 10"/>
+            <wp:cNvGraphicFramePr>
+              <a:graphicFrameLocks xmlns:a="http://schemas.openxmlformats.org/drawingml/2006/main" noChangeAspect="1"/>
+            </wp:cNvGraphicFramePr>
+            <a:graphic xmlns:a="http://schemas.openxmlformats.org/drawingml/2006/main">
+              <a:graphicData uri="http://schemas.openxmlformats.org/drawingml/2006/picture">
+                <pic:pic xmlns:pic="http://schemas.openxmlformats.org/drawingml/2006/picture">
+                  <pic:nvPicPr>
+                    <pic:cNvPr id="99" name="Picture 10"/>
+                    <pic:cNvPicPr>
+                      <a:picLocks noChangeAspect="1"/>
+                    </pic:cNvPicPr>
+                  </pic:nvPicPr>
+                  <pic:blipFill>
+                    <a:blip r:embed="rId131"/>
+                    <a:stretch>
+                      <a:fillRect/>
+                    </a:stretch>
+                  </pic:blipFill>
+                  <pic:spPr>
+                    <a:xfrm>
+                      <a:off x="0" y="0"/>
+                      <a:ext cx="5814060" cy="231140"/>
+                    </a:xfrm>
+                    <a:prstGeom prst="rect">
+                      <a:avLst/>
+                    </a:prstGeom>
+                    <a:noFill/>
+                    <a:ln>
+                      <a:noFill/>
+                    </a:ln>
+                  </pic:spPr>
+                </pic:pic>
+              </a:graphicData>
+            </a:graphic>
+          </wp:inline>
+        </w:drawing>
+      </w:r>
+      <w:r>
+        <w:rPr>
+          <w:rFonts w:hint="default" w:ascii="Bodoni MT" w:hAnsi="Bodoni MT" w:cs="Bodoni MT"/>
+        </w:rPr>
+        <w:br w:type="textWrapping"/>
+      </w:r>
+      <w:r>
+        <w:rPr>
+          <w:rFonts w:hint="default" w:ascii="Bodoni MT" w:hAnsi="Bodoni MT" w:cs="Bodoni MT"/>
+          <w:lang w:val="en-IN"/>
+        </w:rPr>
+        <w:t>[ the name can be anything, but</w:t>
+      </w:r>
+      <w:r>
+        <w:rPr>
+          <w:rFonts w:hint="default" w:ascii="Bodoni MT" w:hAnsi="Bodoni MT" w:cs="Bodoni MT"/>
+          <w:color w:val="0070C0"/>
+          <w:shd w:val="clear" w:color="FFFFFF" w:fill="D9D9D9"/>
+          <w:lang w:val="en-IN"/>
+        </w:rPr>
+        <w:t xml:space="preserve"> </w:t>
+      </w:r>
+      <w:r>
+        <w:rPr>
+          <w:rFonts w:hint="default" w:ascii="Bodoni MT" w:hAnsi="Bodoni MT" w:cs="Bodoni MT"/>
+          <w:b/>
+          <w:bCs/>
+          <w:i/>
+          <w:iCs/>
+          <w:color w:val="0070C0"/>
+          <w:shd w:val="clear" w:color="FFFFFF" w:fill="D9D9D9"/>
+          <w:lang w:val="en-IN"/>
+        </w:rPr>
+        <w:t>kube-admin</w:t>
+      </w:r>
+      <w:r>
+        <w:rPr>
+          <w:rFonts w:hint="default" w:ascii="Bodoni MT" w:hAnsi="Bodoni MT" w:cs="Bodoni MT"/>
+          <w:b w:val="0"/>
+          <w:bCs w:val="0"/>
+          <w:i w:val="0"/>
+          <w:iCs w:val="0"/>
+          <w:color w:val="0070C0"/>
+          <w:shd w:val="clear" w:color="FFFFFF" w:fill="D9D9D9"/>
+          <w:lang w:val="en-IN"/>
+        </w:rPr>
+        <w:t xml:space="preserve"> is the name </w:t>
+      </w:r>
+      <w:r>
+        <w:rPr>
+          <w:rFonts w:hint="default" w:ascii="Bodoni MT" w:hAnsi="Bodoni MT" w:cs="Bodoni MT"/>
+          <w:b/>
+          <w:bCs/>
+          <w:i/>
+          <w:iCs/>
+          <w:color w:val="0070C0"/>
+          <w:shd w:val="clear" w:color="FFFFFF" w:fill="D9D9D9"/>
+          <w:lang w:val="en-IN"/>
+        </w:rPr>
+        <w:t>kubectl</w:t>
+      </w:r>
+      <w:r>
+        <w:rPr>
+          <w:rFonts w:hint="default" w:ascii="Bodoni MT" w:hAnsi="Bodoni MT" w:cs="Bodoni MT"/>
+          <w:b w:val="0"/>
+          <w:bCs w:val="0"/>
+          <w:i w:val="0"/>
+          <w:iCs w:val="0"/>
+          <w:color w:val="0070C0"/>
+          <w:shd w:val="clear" w:color="FFFFFF" w:fill="D9D9D9"/>
+          <w:lang w:val="en-IN"/>
+        </w:rPr>
+        <w:t xml:space="preserve"> </w:t>
+      </w:r>
+      <w:r>
+        <w:rPr>
+          <w:rFonts w:hint="default" w:ascii="Bodoni MT" w:hAnsi="Bodoni MT" w:cs="Bodoni MT"/>
+          <w:b w:val="0"/>
+          <w:bCs w:val="0"/>
+          <w:i/>
+          <w:iCs/>
+          <w:color w:val="0070C0"/>
+          <w:shd w:val="clear" w:color="FFFFFF" w:fill="D9D9D9"/>
+          <w:lang w:val="en-IN"/>
+        </w:rPr>
+        <w:t xml:space="preserve">client </w:t>
+      </w:r>
+      <w:r>
+        <w:rPr>
+          <w:rFonts w:hint="default" w:ascii="Bodoni MT" w:hAnsi="Bodoni MT" w:cs="Bodoni MT"/>
+          <w:b w:val="0"/>
+          <w:bCs w:val="0"/>
+          <w:i w:val="0"/>
+          <w:iCs w:val="0"/>
+          <w:color w:val="0070C0"/>
+          <w:shd w:val="clear" w:color="FFFFFF" w:fill="D9D9D9"/>
+          <w:lang w:val="en-IN"/>
+        </w:rPr>
+        <w:t>authenticates with</w:t>
+      </w:r>
+      <w:r>
+        <w:rPr>
+          <w:rFonts w:hint="default" w:ascii="Bodoni MT" w:hAnsi="Bodoni MT" w:cs="Bodoni MT"/>
+          <w:b w:val="0"/>
+          <w:bCs w:val="0"/>
+          <w:i w:val="0"/>
+          <w:iCs w:val="0"/>
+          <w:lang w:val="en-IN"/>
+        </w:rPr>
+        <w:t xml:space="preserve"> ]</w:t>
+      </w:r>
+      <w:r>
+        <w:rPr>
+          <w:rFonts w:hint="default" w:ascii="Bodoni MT" w:hAnsi="Bodoni MT" w:cs="Bodoni MT"/>
+          <w:b w:val="0"/>
+          <w:bCs w:val="0"/>
+          <w:i w:val="0"/>
+          <w:iCs w:val="0"/>
+          <w:lang w:val="en-IN"/>
+        </w:rPr>
+        <w:br w:type="textWrapping"/>
+      </w:r>
+      <w:r>
+        <w:rPr>
+          <w:rFonts w:hint="default" w:ascii="Bodoni MT" w:hAnsi="Bodoni MT" w:cs="Bodoni MT"/>
+          <w:b w:val="0"/>
+          <w:bCs w:val="0"/>
+          <w:i w:val="0"/>
+          <w:iCs w:val="0"/>
+          <w:color w:val="C81D31" w:themeColor="accent6" w:themeShade="BF"/>
+          <w:u w:val="single"/>
+          <w:shd w:val="clear" w:color="FFFFFF" w:fill="D9D9D9"/>
+          <w:lang w:val="en-IN"/>
+        </w:rPr>
+        <w:t>if you want to group the keys and certificates (system, server …etc)</w:t>
+      </w:r>
+      <w:r>
+        <w:rPr>
+          <w:rFonts w:hint="default" w:ascii="Bodoni MT" w:hAnsi="Bodoni MT" w:cs="Bodoni MT"/>
+          <w:b w:val="0"/>
+          <w:bCs w:val="0"/>
+          <w:i w:val="0"/>
+          <w:iCs w:val="0"/>
+          <w:lang w:val="en-IN"/>
+        </w:rPr>
+        <w:br w:type="textWrapping"/>
+      </w:r>
+      <w:r>
+        <w:rPr>
+          <w:rFonts w:hint="default" w:ascii="Bodoni MT" w:hAnsi="Bodoni MT" w:cs="Bodoni MT"/>
+        </w:rPr>
+        <w:drawing>
+          <wp:inline distT="0" distB="0" distL="114300" distR="114300">
+            <wp:extent cx="5853430" cy="243840"/>
+            <wp:effectExtent l="0" t="0" r="1270" b="10160"/>
+            <wp:docPr id="106" name="Picture 13"/>
+            <wp:cNvGraphicFramePr>
+              <a:graphicFrameLocks xmlns:a="http://schemas.openxmlformats.org/drawingml/2006/main" noChangeAspect="1"/>
+            </wp:cNvGraphicFramePr>
+            <a:graphic xmlns:a="http://schemas.openxmlformats.org/drawingml/2006/main">
+              <a:graphicData uri="http://schemas.openxmlformats.org/drawingml/2006/picture">
+                <pic:pic xmlns:pic="http://schemas.openxmlformats.org/drawingml/2006/picture">
+                  <pic:nvPicPr>
+                    <pic:cNvPr id="106" name="Picture 13"/>
+                    <pic:cNvPicPr>
+                      <a:picLocks noChangeAspect="1"/>
+                    </pic:cNvPicPr>
+                  </pic:nvPicPr>
+                  <pic:blipFill>
+                    <a:blip r:embed="rId132"/>
+                    <a:stretch>
+                      <a:fillRect/>
+                    </a:stretch>
+                  </pic:blipFill>
+                  <pic:spPr>
+                    <a:xfrm>
+                      <a:off x="0" y="0"/>
+                      <a:ext cx="5853430" cy="243840"/>
+                    </a:xfrm>
+                    <a:prstGeom prst="rect">
+                      <a:avLst/>
+                    </a:prstGeom>
+                    <a:noFill/>
+                    <a:ln>
+                      <a:noFill/>
+                    </a:ln>
+                  </pic:spPr>
+                </pic:pic>
+              </a:graphicData>
+            </a:graphic>
+          </wp:inline>
+        </w:drawing>
+      </w:r>
+      <w:r>
+        <w:rPr>
+          <w:rFonts w:hint="default" w:ascii="Bodoni MT" w:hAnsi="Bodoni MT" w:cs="Bodoni MT"/>
+        </w:rPr>
+        <w:br w:type="textWrapping"/>
+      </w:r>
+      <w:r>
+        <w:rPr>
+          <w:rFonts w:hint="default" w:ascii="Bodoni MT" w:hAnsi="Bodoni MT" w:cs="Bodoni MT"/>
+          <w:shd w:val="clear" w:color="FFFFFF" w:fill="D9D9D9"/>
+          <w:lang w:val="en-IN"/>
+        </w:rPr>
+        <w:t xml:space="preserve">[ </w:t>
+      </w:r>
+      <w:r>
+        <w:rPr>
+          <w:rFonts w:hint="default" w:ascii="Bodoni MT" w:hAnsi="Bodoni MT" w:cs="Bodoni MT"/>
+          <w:b/>
+          <w:bCs/>
+          <w:i w:val="0"/>
+          <w:iCs w:val="0"/>
+          <w:color w:val="C00000"/>
+          <w:shd w:val="clear" w:color="FFFFFF" w:fill="D9D9D9"/>
+          <w:lang w:val="en-IN"/>
+        </w:rPr>
+        <w:t>/O</w:t>
+      </w:r>
+      <w:r>
+        <w:rPr>
+          <w:rFonts w:hint="default" w:ascii="Bodoni MT" w:hAnsi="Bodoni MT" w:cs="Bodoni MT"/>
+          <w:b w:val="0"/>
+          <w:bCs w:val="0"/>
+          <w:i w:val="0"/>
+          <w:iCs w:val="0"/>
+          <w:shd w:val="clear" w:color="FFFFFF" w:fill="D9D9D9"/>
+          <w:lang w:val="en-IN"/>
+        </w:rPr>
+        <w:t xml:space="preserve"> means </w:t>
+      </w:r>
+      <w:r>
+        <w:rPr>
+          <w:rFonts w:hint="default" w:ascii="Bodoni MT" w:hAnsi="Bodoni MT" w:cs="Bodoni MT"/>
+          <w:b w:val="0"/>
+          <w:bCs w:val="0"/>
+          <w:i/>
+          <w:iCs/>
+          <w:shd w:val="clear" w:color="FFFFFF" w:fill="D9D9D9"/>
+          <w:lang w:val="en-IN"/>
+        </w:rPr>
+        <w:t xml:space="preserve">Organization </w:t>
+      </w:r>
+      <w:r>
+        <w:rPr>
+          <w:rFonts w:hint="default" w:ascii="Bodoni MT" w:hAnsi="Bodoni MT" w:cs="Bodoni MT"/>
+          <w:b w:val="0"/>
+          <w:bCs w:val="0"/>
+          <w:i w:val="0"/>
+          <w:iCs w:val="0"/>
+          <w:shd w:val="clear" w:color="FFFFFF" w:fill="D9D9D9"/>
+          <w:lang w:val="en-IN"/>
+        </w:rPr>
+        <w:t>(</w:t>
+      </w:r>
+      <w:r>
+        <w:rPr>
+          <w:rFonts w:hint="default" w:ascii="Bodoni MT" w:hAnsi="Bodoni MT" w:cs="Bodoni MT"/>
+          <w:b/>
+          <w:bCs/>
+          <w:i/>
+          <w:iCs/>
+          <w:color w:val="7030A0"/>
+          <w:shd w:val="clear" w:color="FFFFFF" w:fill="D9D9D9"/>
+          <w:lang w:val="en-IN"/>
+        </w:rPr>
+        <w:t>group</w:t>
+      </w:r>
+      <w:r>
+        <w:rPr>
+          <w:rFonts w:hint="default" w:ascii="Bodoni MT" w:hAnsi="Bodoni MT" w:cs="Bodoni MT"/>
+          <w:b/>
+          <w:bCs/>
+          <w:i w:val="0"/>
+          <w:iCs w:val="0"/>
+          <w:color w:val="7030A0"/>
+          <w:shd w:val="clear" w:color="FFFFFF" w:fill="D9D9D9"/>
+          <w:lang w:val="en-IN"/>
+        </w:rPr>
+        <w:t xml:space="preserve"> </w:t>
+      </w:r>
+      <w:r>
+        <w:rPr>
+          <w:rFonts w:hint="default" w:ascii="Bodoni MT" w:hAnsi="Bodoni MT" w:cs="Bodoni MT"/>
+          <w:b w:val="0"/>
+          <w:bCs w:val="0"/>
+          <w:i w:val="0"/>
+          <w:iCs w:val="0"/>
+          <w:shd w:val="clear" w:color="FFFFFF" w:fill="D9D9D9"/>
+          <w:lang w:val="en-IN"/>
+        </w:rPr>
+        <w:t>in Kubernetes) ]</w:t>
+      </w:r>
+    </w:p>
+    <w:p>
+      <w:pPr>
+        <w:keepNext w:val="0"/>
+        <w:keepLines w:val="0"/>
+        <w:widowControl/>
+        <w:numPr>
+          <w:ilvl w:val="1"/>
+          <w:numId w:val="11"/>
+        </w:numPr>
+        <w:suppressLineNumbers w:val="0"/>
+        <w:spacing w:before="0" w:beforeAutospacing="0" w:after="0" w:afterAutospacing="0" w:line="360" w:lineRule="auto"/>
+        <w:ind w:left="840" w:leftChars="0" w:right="0" w:hanging="420" w:firstLineChars="0"/>
+        <w:jc w:val="left"/>
+        <w:rPr>
+          <w:rFonts w:hint="default" w:ascii="Bodoni MT" w:hAnsi="Bodoni MT" w:cs="Bodoni MT"/>
+        </w:rPr>
+      </w:pPr>
+      <w:r>
+        <w:rPr>
+          <w:rFonts w:hint="default" w:ascii="Bodoni MT" w:hAnsi="Bodoni MT" w:cs="Bodoni MT"/>
+          <w:lang w:val="en-IN"/>
+        </w:rPr>
+        <w:t xml:space="preserve">Sign this </w:t>
+      </w:r>
+      <w:r>
+        <w:rPr>
+          <w:rFonts w:hint="default" w:ascii="Bodoni MT" w:hAnsi="Bodoni MT" w:cs="Bodoni MT"/>
+          <w:color w:val="C00000"/>
+          <w:u w:val="none"/>
+          <w:shd w:val="clear" w:color="FFFFFF" w:fill="D9D9D9"/>
+          <w:lang w:val="en-IN"/>
+        </w:rPr>
+        <w:t xml:space="preserve">using </w:t>
+      </w:r>
+      <w:r>
+        <w:rPr>
+          <w:rFonts w:hint="default" w:ascii="Bodoni MT" w:hAnsi="Bodoni MT" w:cs="Bodoni MT"/>
+          <w:b/>
+          <w:bCs/>
+          <w:color w:val="C00000"/>
+          <w:u w:val="single"/>
+          <w:shd w:val="clear" w:color="FFFFFF" w:fill="D9D9D9"/>
+          <w:lang w:val="en-IN"/>
+        </w:rPr>
+        <w:t>ca.key</w:t>
+      </w:r>
+      <w:r>
+        <w:rPr>
+          <w:rFonts w:hint="default" w:ascii="Bodoni MT" w:hAnsi="Bodoni MT" w:cs="Bodoni MT"/>
+          <w:b w:val="0"/>
+          <w:bCs w:val="0"/>
+          <w:lang w:val="en-IN"/>
+        </w:rPr>
+        <w:t xml:space="preserve"> [ it’ll be trusted because of </w:t>
+      </w:r>
+      <w:r>
+        <w:rPr>
+          <w:rFonts w:hint="default" w:ascii="Bodoni MT" w:hAnsi="Bodoni MT" w:cs="Bodoni MT"/>
+          <w:b/>
+          <w:bCs/>
+          <w:lang w:val="en-IN"/>
+        </w:rPr>
+        <w:t>ca.crt</w:t>
+      </w:r>
+      <w:r>
+        <w:rPr>
+          <w:rFonts w:hint="default" w:ascii="Bodoni MT" w:hAnsi="Bodoni MT" w:cs="Bodoni MT"/>
+          <w:b w:val="0"/>
+          <w:bCs w:val="0"/>
+          <w:lang w:val="en-IN"/>
+        </w:rPr>
+        <w:t xml:space="preserve"> ]</w:t>
+      </w:r>
+      <w:r>
+        <w:rPr>
+          <w:rFonts w:hint="default" w:ascii="Bodoni MT" w:hAnsi="Bodoni MT" w:cs="Bodoni MT"/>
+          <w:b w:val="0"/>
+          <w:bCs w:val="0"/>
+          <w:lang w:val="en-IN"/>
+        </w:rPr>
+        <w:br w:type="textWrapping"/>
+      </w:r>
+      <w:r>
+        <w:rPr>
+          <w:rFonts w:hint="default" w:ascii="Bodoni MT" w:hAnsi="Bodoni MT" w:cs="Bodoni MT"/>
+        </w:rPr>
+        <w:drawing>
+          <wp:inline distT="0" distB="0" distL="114300" distR="114300">
+            <wp:extent cx="5271135" cy="219075"/>
+            <wp:effectExtent l="0" t="0" r="12065" b="9525"/>
+            <wp:docPr id="100" name="Picture 11"/>
+            <wp:cNvGraphicFramePr>
+              <a:graphicFrameLocks xmlns:a="http://schemas.openxmlformats.org/drawingml/2006/main" noChangeAspect="1"/>
+            </wp:cNvGraphicFramePr>
+            <a:graphic xmlns:a="http://schemas.openxmlformats.org/drawingml/2006/main">
+              <a:graphicData uri="http://schemas.openxmlformats.org/drawingml/2006/picture">
+                <pic:pic xmlns:pic="http://schemas.openxmlformats.org/drawingml/2006/picture">
+                  <pic:nvPicPr>
+                    <pic:cNvPr id="100" name="Picture 11"/>
+                    <pic:cNvPicPr>
+                      <a:picLocks noChangeAspect="1"/>
+                    </pic:cNvPicPr>
+                  </pic:nvPicPr>
+                  <pic:blipFill>
+                    <a:blip r:embed="rId133"/>
+                    <a:stretch>
+                      <a:fillRect/>
+                    </a:stretch>
+                  </pic:blipFill>
+                  <pic:spPr>
+                    <a:xfrm>
+                      <a:off x="0" y="0"/>
+                      <a:ext cx="5271135" cy="219075"/>
+                    </a:xfrm>
+                    <a:prstGeom prst="rect">
+                      <a:avLst/>
+                    </a:prstGeom>
+                    <a:noFill/>
+                    <a:ln>
+                      <a:noFill/>
+                    </a:ln>
+                  </pic:spPr>
+                </pic:pic>
+              </a:graphicData>
+            </a:graphic>
+          </wp:inline>
+        </w:drawing>
+      </w:r>
+      <w:r>
+        <w:rPr>
+          <w:rFonts w:hint="default" w:ascii="Bodoni MT" w:hAnsi="Bodoni MT" w:cs="Bodoni MT"/>
+        </w:rPr>
+        <w:br w:type="textWrapping"/>
+      </w:r>
+      <w:r>
+        <w:rPr>
+          <w:rFonts w:hint="default" w:ascii="Bodoni MT" w:hAnsi="Bodoni MT" w:cs="Bodoni MT"/>
+          <w:lang w:val="en-IN"/>
+        </w:rPr>
+        <w:t>[ because the trusted authority should sign it; if the admin generates keys and sign that itself then there is no point of trust or authenticity ]</w:t>
+      </w:r>
+    </w:p>
+    <w:p>
+      <w:pPr>
+        <w:keepNext w:val="0"/>
+        <w:keepLines w:val="0"/>
+        <w:widowControl/>
+        <w:numPr>
+          <w:ilvl w:val="1"/>
+          <w:numId w:val="11"/>
+        </w:numPr>
+        <w:suppressLineNumbers w:val="0"/>
+        <w:spacing w:before="0" w:beforeAutospacing="0" w:after="0" w:afterAutospacing="0" w:line="360" w:lineRule="auto"/>
+        <w:ind w:left="840" w:leftChars="0" w:right="0" w:hanging="420" w:firstLineChars="0"/>
+        <w:jc w:val="left"/>
+        <w:rPr>
+          <w:rFonts w:hint="default" w:ascii="Bodoni MT" w:hAnsi="Bodoni MT" w:cs="Bodoni MT"/>
+        </w:rPr>
+      </w:pPr>
+      <w:r>
+        <w:rPr>
+          <w:rFonts w:hint="default" w:ascii="Bodoni MT" w:hAnsi="Bodoni MT" w:cs="Bodoni MT"/>
+          <w:lang w:val="en-IN"/>
+        </w:rPr>
+        <w:t xml:space="preserve">You can directly CURL the </w:t>
+      </w:r>
+      <w:r>
+        <w:rPr>
+          <w:rFonts w:hint="default" w:ascii="Bodoni MT" w:hAnsi="Bodoni MT" w:cs="Bodoni MT"/>
+          <w:i/>
+          <w:iCs/>
+          <w:lang w:val="en-IN"/>
+        </w:rPr>
+        <w:t>api-server</w:t>
+      </w:r>
+      <w:r>
+        <w:rPr>
+          <w:rFonts w:hint="default" w:ascii="Bodoni MT" w:hAnsi="Bodoni MT" w:cs="Bodoni MT"/>
+          <w:i w:val="0"/>
+          <w:iCs w:val="0"/>
+          <w:lang w:val="en-IN"/>
+        </w:rPr>
+        <w:t xml:space="preserve"> using these </w:t>
+      </w:r>
+      <w:r>
+        <w:rPr>
+          <w:rFonts w:hint="default" w:ascii="Bodoni MT" w:hAnsi="Bodoni MT" w:cs="Bodoni MT"/>
+          <w:i/>
+          <w:iCs/>
+          <w:lang w:val="en-IN"/>
+        </w:rPr>
+        <w:t>key</w:t>
+      </w:r>
+      <w:r>
+        <w:rPr>
+          <w:rFonts w:hint="default" w:ascii="Bodoni MT" w:hAnsi="Bodoni MT" w:cs="Bodoni MT"/>
+          <w:i w:val="0"/>
+          <w:iCs w:val="0"/>
+          <w:lang w:val="en-IN"/>
+        </w:rPr>
+        <w:t xml:space="preserve"> and </w:t>
+      </w:r>
+      <w:r>
+        <w:rPr>
+          <w:rFonts w:hint="default" w:ascii="Bodoni MT" w:hAnsi="Bodoni MT" w:cs="Bodoni MT"/>
+          <w:i/>
+          <w:iCs/>
+          <w:lang w:val="en-IN"/>
+        </w:rPr>
+        <w:t>certificate</w:t>
+      </w:r>
+      <w:r>
+        <w:rPr>
+          <w:rFonts w:hint="default" w:ascii="Bodoni MT" w:hAnsi="Bodoni MT" w:cs="Bodoni MT"/>
+          <w:i w:val="0"/>
+          <w:iCs w:val="0"/>
+          <w:lang w:val="en-IN"/>
+        </w:rPr>
+        <w:t xml:space="preserve"> like the below</w:t>
+      </w:r>
+      <w:r>
+        <w:rPr>
+          <w:rFonts w:hint="default" w:ascii="Bodoni MT" w:hAnsi="Bodoni MT" w:cs="Bodoni MT"/>
+          <w:i w:val="0"/>
+          <w:iCs w:val="0"/>
+          <w:lang w:val="en-IN"/>
+        </w:rPr>
+        <w:br w:type="textWrapping"/>
+      </w:r>
+      <w:r>
+        <w:rPr>
+          <w:rFonts w:hint="default" w:ascii="Bodoni MT" w:hAnsi="Bodoni MT" w:cs="Bodoni MT"/>
+        </w:rPr>
+        <w:drawing>
+          <wp:inline distT="0" distB="0" distL="114300" distR="114300">
+            <wp:extent cx="3835400" cy="701040"/>
+            <wp:effectExtent l="0" t="0" r="0" b="10160"/>
+            <wp:docPr id="107" name="Picture 14"/>
+            <wp:cNvGraphicFramePr>
+              <a:graphicFrameLocks xmlns:a="http://schemas.openxmlformats.org/drawingml/2006/main" noChangeAspect="1"/>
+            </wp:cNvGraphicFramePr>
+            <a:graphic xmlns:a="http://schemas.openxmlformats.org/drawingml/2006/main">
+              <a:graphicData uri="http://schemas.openxmlformats.org/drawingml/2006/picture">
+                <pic:pic xmlns:pic="http://schemas.openxmlformats.org/drawingml/2006/picture">
+                  <pic:nvPicPr>
+                    <pic:cNvPr id="107" name="Picture 14"/>
+                    <pic:cNvPicPr>
+                      <a:picLocks noChangeAspect="1"/>
+                    </pic:cNvPicPr>
+                  </pic:nvPicPr>
+                  <pic:blipFill>
+                    <a:blip r:embed="rId134"/>
+                    <a:stretch>
+                      <a:fillRect/>
+                    </a:stretch>
+                  </pic:blipFill>
+                  <pic:spPr>
+                    <a:xfrm>
+                      <a:off x="0" y="0"/>
+                      <a:ext cx="3835400" cy="701040"/>
+                    </a:xfrm>
+                    <a:prstGeom prst="rect">
+                      <a:avLst/>
+                    </a:prstGeom>
+                    <a:noFill/>
+                    <a:ln>
+                      <a:noFill/>
+                    </a:ln>
+                  </pic:spPr>
+                </pic:pic>
+              </a:graphicData>
+            </a:graphic>
+          </wp:inline>
+        </w:drawing>
+      </w:r>
+      <w:r>
+        <w:rPr>
+          <w:rFonts w:hint="default" w:ascii="Bodoni MT" w:hAnsi="Bodoni MT" w:cs="Bodoni MT"/>
+        </w:rPr>
+        <w:br w:type="textWrapping"/>
+      </w:r>
+      <w:r>
+        <w:rPr>
+          <w:rFonts w:hint="default" w:ascii="Bodoni MT" w:hAnsi="Bodoni MT" w:cs="Bodoni MT"/>
+          <w:lang w:val="en-IN"/>
+        </w:rPr>
+        <w:t xml:space="preserve">or, you can write these things in the </w:t>
+      </w:r>
+      <w:r>
+        <w:rPr>
+          <w:rFonts w:hint="default" w:ascii="Bodoni MT" w:hAnsi="Bodoni MT" w:cs="Bodoni MT"/>
+          <w:b/>
+          <w:bCs/>
+          <w:i/>
+          <w:iCs/>
+          <w:lang w:val="en-IN"/>
+        </w:rPr>
+        <w:t>kubeconfig</w:t>
+      </w:r>
+      <w:r>
+        <w:rPr>
+          <w:rFonts w:hint="default" w:ascii="Bodoni MT" w:hAnsi="Bodoni MT" w:cs="Bodoni MT"/>
+          <w:b w:val="0"/>
+          <w:bCs w:val="0"/>
+          <w:i w:val="0"/>
+          <w:iCs w:val="0"/>
+          <w:lang w:val="en-IN"/>
+        </w:rPr>
+        <w:t xml:space="preserve"> file (</w:t>
+      </w:r>
+      <w:r>
+        <w:rPr>
+          <w:rFonts w:hint="default" w:ascii="Bodoni MT" w:hAnsi="Bodoni MT" w:cs="Bodoni MT"/>
+          <w:b/>
+          <w:bCs/>
+          <w:i/>
+          <w:iCs/>
+          <w:lang w:val="en-IN"/>
+        </w:rPr>
+        <w:t>~/.kube/config</w:t>
+      </w:r>
+      <w:r>
+        <w:rPr>
+          <w:rFonts w:hint="default" w:ascii="Bodoni MT" w:hAnsi="Bodoni MT" w:cs="Bodoni MT"/>
+          <w:b w:val="0"/>
+          <w:bCs w:val="0"/>
+          <w:i w:val="0"/>
+          <w:iCs w:val="0"/>
+          <w:lang w:val="en-IN"/>
+        </w:rPr>
+        <w:t>)</w:t>
+      </w:r>
+      <w:r>
+        <w:rPr>
+          <w:rFonts w:hint="default" w:ascii="Bodoni MT" w:hAnsi="Bodoni MT" w:cs="Bodoni MT"/>
+          <w:b w:val="0"/>
+          <w:bCs w:val="0"/>
+          <w:i w:val="0"/>
+          <w:iCs w:val="0"/>
+          <w:lang w:val="en-IN"/>
+        </w:rPr>
+        <w:br w:type="textWrapping"/>
+      </w:r>
+      <w:r>
+        <w:rPr>
+          <w:rFonts w:hint="default" w:ascii="Bodoni MT" w:hAnsi="Bodoni MT" w:cs="Bodoni MT"/>
+        </w:rPr>
+        <w:drawing>
+          <wp:inline distT="0" distB="0" distL="114300" distR="114300">
+            <wp:extent cx="3058795" cy="2609215"/>
+            <wp:effectExtent l="0" t="0" r="1905" b="6985"/>
+            <wp:docPr id="108" name="Picture 15"/>
+            <wp:cNvGraphicFramePr>
+              <a:graphicFrameLocks xmlns:a="http://schemas.openxmlformats.org/drawingml/2006/main" noChangeAspect="1"/>
+            </wp:cNvGraphicFramePr>
+            <a:graphic xmlns:a="http://schemas.openxmlformats.org/drawingml/2006/main">
+              <a:graphicData uri="http://schemas.openxmlformats.org/drawingml/2006/picture">
+                <pic:pic xmlns:pic="http://schemas.openxmlformats.org/drawingml/2006/picture">
+                  <pic:nvPicPr>
+                    <pic:cNvPr id="108" name="Picture 15"/>
+                    <pic:cNvPicPr>
+                      <a:picLocks noChangeAspect="1"/>
+                    </pic:cNvPicPr>
+                  </pic:nvPicPr>
+                  <pic:blipFill>
+                    <a:blip r:embed="rId135"/>
+                    <a:stretch>
+                      <a:fillRect/>
+                    </a:stretch>
+                  </pic:blipFill>
+                  <pic:spPr>
+                    <a:xfrm>
+                      <a:off x="0" y="0"/>
+                      <a:ext cx="3058795" cy="2609215"/>
+                    </a:xfrm>
+                    <a:prstGeom prst="rect">
+                      <a:avLst/>
+                    </a:prstGeom>
+                    <a:noFill/>
+                    <a:ln>
+                      <a:noFill/>
+                    </a:ln>
+                  </pic:spPr>
+                </pic:pic>
+              </a:graphicData>
+            </a:graphic>
+          </wp:inline>
+        </w:drawing>
+      </w:r>
+    </w:p>
+    <w:p>
+      <w:pPr>
+        <w:keepNext w:val="0"/>
+        <w:keepLines w:val="0"/>
+        <w:widowControl/>
+        <w:numPr>
+          <w:ilvl w:val="0"/>
+          <w:numId w:val="11"/>
+        </w:numPr>
+        <w:suppressLineNumbers w:val="0"/>
+        <w:spacing w:before="0" w:beforeAutospacing="0" w:after="0" w:afterAutospacing="0" w:line="360" w:lineRule="auto"/>
+        <w:ind w:left="420" w:leftChars="0" w:right="0" w:hanging="420" w:firstLineChars="0"/>
+        <w:jc w:val="left"/>
+        <w:rPr>
+          <w:rFonts w:hint="default" w:ascii="Bodoni MT" w:hAnsi="Bodoni MT" w:cs="Bodoni MT"/>
+        </w:rPr>
+      </w:pPr>
+      <w:r>
+        <w:rPr>
+          <w:rFonts w:hint="default" w:ascii="Bodoni MT" w:hAnsi="Bodoni MT" w:cs="Bodoni MT"/>
+          <w:lang w:val="en-IN"/>
+        </w:rPr>
+        <w:t xml:space="preserve">Just like this, create all the client certificates for </w:t>
+      </w:r>
+      <w:r>
+        <w:rPr>
+          <w:rFonts w:hint="default" w:ascii="Bodoni MT" w:hAnsi="Bodoni MT" w:cs="Bodoni MT"/>
+          <w:i/>
+          <w:iCs/>
+          <w:lang w:val="en-IN"/>
+        </w:rPr>
+        <w:t xml:space="preserve">kube-scheduler, kube-proxy, kube-controller-manager. </w:t>
+      </w:r>
+      <w:r>
+        <w:rPr>
+          <w:rFonts w:hint="default" w:ascii="Bodoni MT" w:hAnsi="Bodoni MT" w:cs="Bodoni MT"/>
+          <w:i w:val="0"/>
+          <w:iCs w:val="0"/>
+          <w:lang w:val="en-IN"/>
+        </w:rPr>
+        <w:t xml:space="preserve">Also for </w:t>
+      </w:r>
+      <w:r>
+        <w:rPr>
+          <w:rFonts w:hint="default" w:ascii="Bodoni MT" w:hAnsi="Bodoni MT" w:cs="Bodoni MT"/>
+          <w:i/>
+          <w:iCs/>
+          <w:lang w:val="en-IN"/>
+        </w:rPr>
+        <w:t xml:space="preserve">kube-api-server, kubelet, etcd  </w:t>
+      </w:r>
+      <w:r>
+        <w:rPr>
+          <w:rFonts w:hint="default" w:ascii="Bodoni MT" w:hAnsi="Bodoni MT" w:cs="Bodoni MT"/>
+          <w:i w:val="0"/>
+          <w:iCs w:val="0"/>
+          <w:lang w:val="en-IN"/>
+        </w:rPr>
+        <w:t>[ these 3 needs both client and server certificates ]</w:t>
+      </w:r>
+      <w:r>
+        <w:rPr>
+          <w:rFonts w:hint="default" w:ascii="Bodoni MT" w:hAnsi="Bodoni MT" w:cs="Bodoni MT"/>
+          <w:i/>
+          <w:iCs/>
+          <w:lang w:val="en-IN"/>
+        </w:rPr>
+        <w:br w:type="textWrapping"/>
+      </w:r>
+      <w:r>
+        <w:rPr>
+          <w:rFonts w:hint="default" w:ascii="Bodoni MT" w:hAnsi="Bodoni MT" w:cs="Bodoni MT"/>
+          <w:i w:val="0"/>
+          <w:iCs w:val="0"/>
+          <w:lang w:val="en-IN"/>
+        </w:rPr>
+        <w:t xml:space="preserve">[ NOTE: Give </w:t>
+      </w:r>
+      <w:r>
+        <w:rPr>
+          <w:rFonts w:hint="default" w:ascii="Bodoni MT" w:hAnsi="Bodoni MT" w:cs="Bodoni MT"/>
+          <w:b/>
+          <w:bCs/>
+          <w:i w:val="0"/>
+          <w:iCs w:val="0"/>
+          <w:lang w:val="en-IN"/>
+        </w:rPr>
+        <w:t>system</w:t>
+      </w:r>
+      <w:r>
+        <w:rPr>
+          <w:rFonts w:hint="default" w:ascii="Bodoni MT" w:hAnsi="Bodoni MT" w:cs="Bodoni MT"/>
+          <w:b w:val="0"/>
+          <w:bCs w:val="0"/>
+          <w:i w:val="0"/>
+          <w:iCs w:val="0"/>
+          <w:lang w:val="en-IN"/>
+        </w:rPr>
+        <w:t xml:space="preserve"> as the group for all the keys because these all are system components ]</w:t>
+      </w:r>
+    </w:p>
+    <w:p>
+      <w:pPr>
+        <w:keepNext w:val="0"/>
+        <w:keepLines w:val="0"/>
+        <w:widowControl/>
+        <w:numPr>
+          <w:ilvl w:val="1"/>
+          <w:numId w:val="11"/>
+        </w:numPr>
+        <w:suppressLineNumbers w:val="0"/>
+        <w:spacing w:before="0" w:beforeAutospacing="0" w:after="0" w:afterAutospacing="0" w:line="360" w:lineRule="auto"/>
+        <w:ind w:left="840" w:leftChars="0" w:right="0" w:hanging="420" w:firstLineChars="0"/>
+        <w:jc w:val="left"/>
+        <w:rPr>
+          <w:rFonts w:hint="default" w:ascii="Bodoni MT" w:hAnsi="Bodoni MT" w:cs="Bodoni MT"/>
+        </w:rPr>
+      </w:pPr>
+      <w:r>
+        <w:rPr>
+          <w:rFonts w:hint="default" w:ascii="Bodoni MT" w:hAnsi="Bodoni MT" w:cs="Bodoni MT"/>
+          <w:lang w:val="en-IN"/>
+        </w:rPr>
+        <w:t xml:space="preserve">For api-server you have to mention alternate names as well because some people says it </w:t>
+      </w:r>
+      <w:r>
+        <w:rPr>
+          <w:rFonts w:hint="default" w:ascii="Bodoni MT" w:hAnsi="Bodoni MT" w:cs="Bodoni MT"/>
+          <w:i/>
+          <w:iCs/>
+          <w:lang w:val="en-IN"/>
+        </w:rPr>
+        <w:t>kubernetes</w:t>
+      </w:r>
+      <w:r>
+        <w:rPr>
+          <w:rFonts w:hint="default" w:ascii="Bodoni MT" w:hAnsi="Bodoni MT" w:cs="Bodoni MT"/>
+          <w:i w:val="0"/>
+          <w:iCs w:val="0"/>
+          <w:lang w:val="en-IN"/>
+        </w:rPr>
+        <w:t xml:space="preserve">, some says </w:t>
+      </w:r>
+      <w:r>
+        <w:rPr>
+          <w:rFonts w:hint="default" w:ascii="Bodoni MT" w:hAnsi="Bodoni MT" w:cs="Bodoni MT"/>
+          <w:i/>
+          <w:iCs/>
+          <w:u w:val="single"/>
+          <w:lang w:val="en-IN"/>
+        </w:rPr>
+        <w:t>kubernetes.default</w:t>
+      </w:r>
+      <w:r>
+        <w:rPr>
+          <w:rFonts w:hint="default" w:ascii="Bodoni MT" w:hAnsi="Bodoni MT" w:cs="Bodoni MT"/>
+          <w:i w:val="0"/>
+          <w:iCs w:val="0"/>
+          <w:lang w:val="en-IN"/>
+        </w:rPr>
+        <w:t xml:space="preserve">, </w:t>
+      </w:r>
+      <w:r>
+        <w:rPr>
+          <w:rFonts w:hint="default" w:ascii="Bodoni MT" w:hAnsi="Bodoni MT" w:cs="Bodoni MT"/>
+          <w:i/>
+          <w:iCs/>
+          <w:u w:val="single"/>
+          <w:lang w:val="en-IN"/>
+        </w:rPr>
+        <w:t>kubernetes.default.svc</w:t>
+      </w:r>
+      <w:r>
+        <w:rPr>
+          <w:rFonts w:hint="default" w:ascii="Bodoni MT" w:hAnsi="Bodoni MT" w:cs="Bodoni MT"/>
+          <w:i/>
+          <w:iCs/>
+          <w:lang w:val="en-IN"/>
+        </w:rPr>
+        <w:t xml:space="preserve">, </w:t>
+      </w:r>
+      <w:r>
+        <w:rPr>
+          <w:rFonts w:hint="default" w:ascii="Bodoni MT" w:hAnsi="Bodoni MT" w:cs="Bodoni MT"/>
+          <w:i/>
+          <w:iCs/>
+          <w:u w:val="single"/>
+          <w:lang w:val="en-IN"/>
+        </w:rPr>
+        <w:t>kubernetes.default.svc.cluster.local</w:t>
+      </w:r>
+      <w:r>
+        <w:rPr>
+          <w:rFonts w:hint="default" w:ascii="Bodoni MT" w:hAnsi="Bodoni MT" w:cs="Bodoni MT"/>
+          <w:i w:val="0"/>
+          <w:iCs w:val="0"/>
+          <w:lang w:val="en-IN"/>
+        </w:rPr>
+        <w:t>, and</w:t>
+      </w:r>
+      <w:bookmarkStart w:id="0" w:name="_GoBack"/>
+      <w:r>
+        <w:rPr>
+          <w:rFonts w:hint="default" w:ascii="Bodoni MT" w:hAnsi="Bodoni MT" w:cs="Bodoni MT"/>
+          <w:i w:val="0"/>
+          <w:iCs w:val="0"/>
+          <w:u w:val="single"/>
+          <w:lang w:val="en-IN"/>
+        </w:rPr>
+        <w:t xml:space="preserve"> IPs</w:t>
+      </w:r>
+      <w:bookmarkEnd w:id="0"/>
+      <w:r>
+        <w:rPr>
+          <w:rFonts w:hint="default" w:ascii="Bodoni MT" w:hAnsi="Bodoni MT" w:cs="Bodoni MT"/>
+          <w:i w:val="0"/>
+          <w:iCs w:val="0"/>
+          <w:lang w:val="en-IN"/>
+        </w:rPr>
+        <w:t xml:space="preserve"> as well.</w:t>
+      </w:r>
+    </w:p>
+    <w:p>
+      <w:pPr>
+        <w:keepNext w:val="0"/>
+        <w:keepLines w:val="0"/>
+        <w:widowControl/>
+        <w:numPr>
+          <w:ilvl w:val="1"/>
+          <w:numId w:val="11"/>
+        </w:numPr>
+        <w:suppressLineNumbers w:val="0"/>
+        <w:spacing w:before="0" w:beforeAutospacing="0" w:after="0" w:afterAutospacing="0" w:line="360" w:lineRule="auto"/>
+        <w:ind w:left="840" w:leftChars="0" w:right="0" w:hanging="420" w:firstLineChars="0"/>
+        <w:jc w:val="left"/>
+        <w:rPr>
+          <w:rFonts w:hint="default" w:ascii="Bodoni MT" w:hAnsi="Bodoni MT" w:cs="Bodoni MT"/>
+        </w:rPr>
+      </w:pPr>
+      <w:r>
+        <w:rPr>
+          <w:rFonts w:hint="default" w:ascii="Bodoni MT" w:hAnsi="Bodoni MT" w:cs="Bodoni MT"/>
+          <w:i w:val="0"/>
+          <w:iCs w:val="0"/>
+          <w:lang w:val="en-IN"/>
+        </w:rPr>
+        <w:t xml:space="preserve">You need to write a </w:t>
+      </w:r>
+      <w:r>
+        <w:rPr>
+          <w:rFonts w:hint="default" w:ascii="Bodoni MT" w:hAnsi="Bodoni MT" w:cs="Bodoni MT"/>
+          <w:b/>
+          <w:bCs/>
+          <w:i/>
+          <w:iCs/>
+          <w:lang w:val="en-IN"/>
+        </w:rPr>
+        <w:t>openssl.cnf</w:t>
+      </w:r>
+      <w:r>
+        <w:rPr>
+          <w:rFonts w:hint="default" w:ascii="Bodoni MT" w:hAnsi="Bodoni MT" w:cs="Bodoni MT"/>
+          <w:b w:val="0"/>
+          <w:bCs w:val="0"/>
+          <w:i/>
+          <w:iCs/>
+          <w:lang w:val="en-IN"/>
+        </w:rPr>
+        <w:t xml:space="preserve"> </w:t>
+      </w:r>
+      <w:r>
+        <w:rPr>
+          <w:rFonts w:hint="default" w:ascii="Bodoni MT" w:hAnsi="Bodoni MT" w:cs="Bodoni MT"/>
+          <w:b w:val="0"/>
+          <w:bCs w:val="0"/>
+          <w:i w:val="0"/>
+          <w:iCs w:val="0"/>
+          <w:lang w:val="en-IN"/>
+        </w:rPr>
+        <w:t xml:space="preserve">mentioning the alternate names and pass that file in the </w:t>
+      </w:r>
+      <w:r>
+        <w:rPr>
+          <w:rFonts w:hint="default" w:ascii="Bodoni MT" w:hAnsi="Bodoni MT" w:cs="Bodoni MT"/>
+          <w:b w:val="0"/>
+          <w:bCs w:val="0"/>
+          <w:i/>
+          <w:iCs/>
+          <w:lang w:val="en-IN"/>
+        </w:rPr>
+        <w:t>csr</w:t>
+      </w:r>
+      <w:r>
+        <w:rPr>
+          <w:rFonts w:hint="default" w:ascii="Bodoni MT" w:hAnsi="Bodoni MT" w:cs="Bodoni MT"/>
+          <w:b w:val="0"/>
+          <w:bCs w:val="0"/>
+          <w:i w:val="0"/>
+          <w:iCs w:val="0"/>
+          <w:lang w:val="en-IN"/>
+        </w:rPr>
+        <w:t xml:space="preserve"> key generation command.</w:t>
+      </w:r>
+      <w:r>
+        <w:rPr>
+          <w:rFonts w:hint="default" w:ascii="Bodoni MT" w:hAnsi="Bodoni MT" w:cs="Bodoni MT"/>
+          <w:b w:val="0"/>
+          <w:bCs w:val="0"/>
+          <w:i w:val="0"/>
+          <w:iCs w:val="0"/>
+          <w:lang w:val="en-IN"/>
+        </w:rPr>
+        <w:br w:type="textWrapping"/>
+      </w:r>
+      <w:r>
+        <w:drawing>
+          <wp:inline distT="0" distB="0" distL="114300" distR="114300">
+            <wp:extent cx="3476625" cy="1133475"/>
+            <wp:effectExtent l="0" t="0" r="3175" b="9525"/>
+            <wp:docPr id="123" name="Picture 17"/>
+            <wp:cNvGraphicFramePr>
+              <a:graphicFrameLocks xmlns:a="http://schemas.openxmlformats.org/drawingml/2006/main" noChangeAspect="1"/>
+            </wp:cNvGraphicFramePr>
+            <a:graphic xmlns:a="http://schemas.openxmlformats.org/drawingml/2006/main">
+              <a:graphicData uri="http://schemas.openxmlformats.org/drawingml/2006/picture">
+                <pic:pic xmlns:pic="http://schemas.openxmlformats.org/drawingml/2006/picture">
+                  <pic:nvPicPr>
+                    <pic:cNvPr id="123" name="Picture 17"/>
+                    <pic:cNvPicPr>
+                      <a:picLocks noChangeAspect="1"/>
+                    </pic:cNvPicPr>
+                  </pic:nvPicPr>
+                  <pic:blipFill>
+                    <a:blip r:embed="rId136"/>
+                    <a:stretch>
+                      <a:fillRect/>
+                    </a:stretch>
+                  </pic:blipFill>
+                  <pic:spPr>
+                    <a:xfrm>
+                      <a:off x="0" y="0"/>
+                      <a:ext cx="3476625" cy="1133475"/>
+                    </a:xfrm>
+                    <a:prstGeom prst="rect">
+                      <a:avLst/>
+                    </a:prstGeom>
+                    <a:noFill/>
+                    <a:ln>
+                      <a:noFill/>
+                    </a:ln>
+                  </pic:spPr>
+                </pic:pic>
+              </a:graphicData>
+            </a:graphic>
+          </wp:inline>
+        </w:drawing>
+      </w:r>
+    </w:p>
+    <w:p>
+      <w:pPr>
+        <w:keepNext w:val="0"/>
+        <w:keepLines w:val="0"/>
+        <w:widowControl/>
+        <w:numPr>
+          <w:ilvl w:val="1"/>
+          <w:numId w:val="11"/>
+        </w:numPr>
+        <w:suppressLineNumbers w:val="0"/>
+        <w:spacing w:before="0" w:beforeAutospacing="0" w:after="0" w:afterAutospacing="0" w:line="360" w:lineRule="auto"/>
+        <w:ind w:left="840" w:leftChars="0" w:right="0" w:hanging="420" w:firstLineChars="0"/>
+        <w:jc w:val="left"/>
+        <w:rPr>
+          <w:rFonts w:hint="default" w:ascii="Bodoni MT" w:hAnsi="Bodoni MT" w:cs="Bodoni MT"/>
+        </w:rPr>
+      </w:pPr>
+      <w:r>
+        <w:drawing>
+          <wp:inline distT="0" distB="0" distL="114300" distR="114300">
+            <wp:extent cx="4036695" cy="3082925"/>
+            <wp:effectExtent l="0" t="0" r="1905" b="3175"/>
+            <wp:docPr id="113" name="Picture 16"/>
+            <wp:cNvGraphicFramePr>
+              <a:graphicFrameLocks xmlns:a="http://schemas.openxmlformats.org/drawingml/2006/main" noChangeAspect="1"/>
+            </wp:cNvGraphicFramePr>
+            <a:graphic xmlns:a="http://schemas.openxmlformats.org/drawingml/2006/main">
+              <a:graphicData uri="http://schemas.openxmlformats.org/drawingml/2006/picture">
+                <pic:pic xmlns:pic="http://schemas.openxmlformats.org/drawingml/2006/picture">
+                  <pic:nvPicPr>
+                    <pic:cNvPr id="113" name="Picture 16"/>
+                    <pic:cNvPicPr>
+                      <a:picLocks noChangeAspect="1"/>
+                    </pic:cNvPicPr>
+                  </pic:nvPicPr>
+                  <pic:blipFill>
+                    <a:blip r:embed="rId137"/>
+                    <a:stretch>
+                      <a:fillRect/>
+                    </a:stretch>
+                  </pic:blipFill>
+                  <pic:spPr>
+                    <a:xfrm>
+                      <a:off x="0" y="0"/>
+                      <a:ext cx="4036695" cy="3082925"/>
+                    </a:xfrm>
+                    <a:prstGeom prst="rect">
+                      <a:avLst/>
+                    </a:prstGeom>
+                    <a:noFill/>
+                    <a:ln>
+                      <a:noFill/>
+                    </a:ln>
+                  </pic:spPr>
+                </pic:pic>
+              </a:graphicData>
+            </a:graphic>
+          </wp:inline>
+        </w:drawing>
+      </w:r>
+    </w:p>
+    <w:p>
+      <w:pPr>
+        <w:keepNext w:val="0"/>
+        <w:keepLines w:val="0"/>
+        <w:widowControl/>
+        <w:numPr>
+          <w:ilvl w:val="0"/>
+          <w:numId w:val="11"/>
+        </w:numPr>
+        <w:suppressLineNumbers w:val="0"/>
+        <w:spacing w:before="0" w:beforeAutospacing="0" w:after="0" w:afterAutospacing="0" w:line="360" w:lineRule="auto"/>
+        <w:ind w:left="420" w:leftChars="0" w:right="0" w:hanging="420" w:firstLineChars="0"/>
+        <w:jc w:val="left"/>
+        <w:rPr>
+          <w:rFonts w:hint="default" w:ascii="Bodoni MT" w:hAnsi="Bodoni MT" w:cs="Bodoni MT"/>
+        </w:rPr>
+      </w:pPr>
+      <w:r>
+        <w:rPr>
+          <w:rFonts w:hint="default" w:ascii="Bodoni MT" w:hAnsi="Bodoni MT" w:cs="Bodoni MT"/>
+          <w:b w:val="0"/>
+          <w:bCs w:val="0"/>
+          <w:i w:val="0"/>
+          <w:iCs w:val="0"/>
+          <w:lang w:val="en-IN"/>
+        </w:rPr>
+        <w:t xml:space="preserve">Now, create server certificates for </w:t>
+      </w:r>
+      <w:r>
+        <w:rPr>
+          <w:rFonts w:hint="default" w:ascii="Bodoni MT" w:hAnsi="Bodoni MT" w:cs="Bodoni MT"/>
+          <w:b w:val="0"/>
+          <w:bCs w:val="0"/>
+          <w:i/>
+          <w:iCs/>
+          <w:lang w:val="en-IN"/>
+        </w:rPr>
+        <w:t>kube-api-server, kubelet, etcd</w:t>
+      </w:r>
+      <w:r>
+        <w:rPr>
+          <w:rFonts w:hint="default" w:ascii="Bodoni MT" w:hAnsi="Bodoni MT" w:cs="Bodoni MT"/>
+          <w:b w:val="0"/>
+          <w:bCs w:val="0"/>
+          <w:i w:val="0"/>
+          <w:iCs w:val="0"/>
+          <w:lang w:val="en-IN"/>
+        </w:rPr>
+        <w:t>.</w:t>
+      </w:r>
+    </w:p>
+    <w:p>
+      <w:pPr>
+        <w:keepNext w:val="0"/>
+        <w:keepLines w:val="0"/>
+        <w:widowControl/>
+        <w:numPr>
+          <w:ilvl w:val="0"/>
+          <w:numId w:val="11"/>
+        </w:numPr>
+        <w:suppressLineNumbers w:val="0"/>
+        <w:spacing w:before="0" w:beforeAutospacing="0" w:after="0" w:afterAutospacing="0" w:line="360" w:lineRule="auto"/>
+        <w:ind w:left="420" w:leftChars="0" w:right="0" w:hanging="420" w:firstLineChars="0"/>
+        <w:jc w:val="left"/>
+        <w:rPr>
+          <w:rFonts w:hint="default" w:ascii="Bodoni MT" w:hAnsi="Bodoni MT" w:cs="Bodoni MT"/>
+          <w:color w:val="FFFFFF" w:themeColor="background1"/>
+          <w:highlight w:val="darkGreen"/>
+          <w14:textFill>
+            <w14:solidFill>
+              <w14:schemeClr w14:val="bg1"/>
+            </w14:solidFill>
+          </w14:textFill>
+        </w:rPr>
+      </w:pPr>
+      <w:r>
+        <w:rPr>
+          <w:rFonts w:hint="default" w:ascii="Bodoni MT" w:hAnsi="Bodoni MT" w:cs="Bodoni MT"/>
+          <w:color w:val="FADBDF" w:themeColor="accent6" w:themeTint="33"/>
+          <w:highlight w:val="darkGreen"/>
+          <w:lang w:val="en-IN"/>
+          <w14:textFill>
+            <w14:solidFill>
+              <w14:schemeClr w14:val="accent6">
+                <w14:lumMod w14:val="20000"/>
+                <w14:lumOff w14:val="80000"/>
+              </w14:schemeClr>
+            </w14:solidFill>
+          </w14:textFill>
+        </w:rPr>
+        <w:t xml:space="preserve">All the components that needs Client or Server or Both certificates. </w:t>
+      </w:r>
+      <w:r>
+        <w:rPr>
+          <w:rFonts w:hint="default" w:ascii="Bodoni MT" w:hAnsi="Bodoni MT" w:cs="Bodoni MT"/>
+          <w:color w:val="FFFFFF" w:themeColor="background1"/>
+          <w:highlight w:val="darkGreen"/>
+          <w:lang w:val="en-IN"/>
+          <w14:textFill>
+            <w14:solidFill>
+              <w14:schemeClr w14:val="bg1"/>
+            </w14:solidFill>
+          </w14:textFill>
+        </w:rPr>
+        <w:t xml:space="preserve">              </w:t>
+      </w:r>
+    </w:p>
+    <w:p>
+      <w:pPr>
+        <w:keepNext w:val="0"/>
+        <w:keepLines w:val="0"/>
+        <w:widowControl/>
+        <w:numPr>
+          <w:ilvl w:val="1"/>
+          <w:numId w:val="11"/>
+        </w:numPr>
+        <w:suppressLineNumbers w:val="0"/>
+        <w:spacing w:before="0" w:beforeAutospacing="0" w:after="0" w:afterAutospacing="0" w:line="360" w:lineRule="auto"/>
+        <w:ind w:left="840" w:leftChars="0" w:right="0" w:hanging="420" w:firstLineChars="0"/>
+        <w:jc w:val="left"/>
+        <w:rPr>
+          <w:rFonts w:hint="default" w:ascii="Bodoni MT" w:hAnsi="Bodoni MT" w:cs="Bodoni MT"/>
+        </w:rPr>
+      </w:pPr>
+      <w:r>
+        <w:rPr>
+          <w:rFonts w:hint="default" w:ascii="Bodoni MT" w:hAnsi="Bodoni MT" w:cs="Bodoni MT"/>
+          <w:lang w:val="en-IN"/>
+        </w:rPr>
+        <w:t xml:space="preserve">Components that acts as </w:t>
+      </w:r>
+      <w:r>
+        <w:rPr>
+          <w:rFonts w:hint="default" w:ascii="Bodoni MT" w:hAnsi="Bodoni MT" w:cs="Bodoni MT"/>
+          <w:i/>
+          <w:iCs/>
+          <w:lang w:val="en-IN"/>
+        </w:rPr>
+        <w:t>ONLY</w:t>
+      </w:r>
+      <w:r>
+        <w:rPr>
+          <w:rFonts w:hint="default" w:ascii="Bodoni MT" w:hAnsi="Bodoni MT" w:cs="Bodoni MT"/>
+          <w:lang w:val="en-IN"/>
+        </w:rPr>
+        <w:t xml:space="preserve"> Client</w:t>
+      </w:r>
+      <w:r>
+        <w:rPr>
+          <w:rFonts w:hint="default" w:ascii="Bodoni MT" w:hAnsi="Bodoni MT" w:cs="Bodoni MT"/>
+          <w:lang w:val="en-IN"/>
+        </w:rPr>
+        <w:br w:type="textWrapping"/>
+      </w:r>
+      <w:r>
+        <w:rPr>
+          <w:rFonts w:hint="default" w:ascii="Bodoni MT" w:hAnsi="Bodoni MT" w:cs="Bodoni MT"/>
+          <w:lang w:val="en-IN"/>
+        </w:rPr>
+        <w:t xml:space="preserve">[ these all calls the API Server → needs </w:t>
+      </w:r>
+      <w:r>
+        <w:rPr>
+          <w:rFonts w:hint="default" w:ascii="Bodoni MT" w:hAnsi="Bodoni MT" w:cs="Bodoni MT"/>
+          <w:i/>
+          <w:iCs/>
+          <w:lang w:val="en-IN"/>
+        </w:rPr>
+        <w:t>Client certificate</w:t>
+      </w:r>
+      <w:r>
+        <w:rPr>
+          <w:rFonts w:hint="default" w:ascii="Bodoni MT" w:hAnsi="Bodoni MT" w:cs="Bodoni MT"/>
+          <w:i w:val="0"/>
+          <w:iCs w:val="0"/>
+          <w:lang w:val="en-IN"/>
+        </w:rPr>
+        <w:t xml:space="preserve"> ]</w:t>
+      </w:r>
+    </w:p>
+    <w:p>
+      <w:pPr>
+        <w:keepNext w:val="0"/>
+        <w:keepLines w:val="0"/>
+        <w:widowControl/>
+        <w:numPr>
+          <w:ilvl w:val="2"/>
+          <w:numId w:val="11"/>
+        </w:numPr>
+        <w:suppressLineNumbers w:val="0"/>
+        <w:spacing w:before="0" w:beforeAutospacing="0" w:after="0" w:afterAutospacing="0" w:line="360" w:lineRule="auto"/>
+        <w:ind w:left="1260" w:leftChars="0" w:right="0" w:hanging="420" w:firstLineChars="0"/>
+        <w:jc w:val="left"/>
+        <w:rPr>
+          <w:rFonts w:hint="default" w:ascii="Bodoni MT" w:hAnsi="Bodoni MT" w:cs="Bodoni MT"/>
+        </w:rPr>
+      </w:pPr>
+      <w:r>
+        <w:rPr>
+          <w:rFonts w:hint="default" w:ascii="Bodoni MT" w:hAnsi="Bodoni MT" w:cs="Bodoni MT"/>
+        </w:rPr>
+        <w:t>kubectl (admin users)</w:t>
+      </w:r>
+    </w:p>
+    <w:p>
+      <w:pPr>
+        <w:keepNext w:val="0"/>
+        <w:keepLines w:val="0"/>
+        <w:widowControl/>
+        <w:numPr>
+          <w:ilvl w:val="2"/>
+          <w:numId w:val="11"/>
+        </w:numPr>
+        <w:suppressLineNumbers w:val="0"/>
+        <w:spacing w:before="0" w:beforeAutospacing="0" w:after="0" w:afterAutospacing="0" w:line="360" w:lineRule="auto"/>
+        <w:ind w:left="1260" w:leftChars="0" w:right="0" w:hanging="420" w:firstLineChars="0"/>
+        <w:jc w:val="left"/>
+        <w:rPr>
+          <w:rFonts w:hint="default" w:ascii="Bodoni MT" w:hAnsi="Bodoni MT" w:cs="Bodoni MT"/>
+        </w:rPr>
+      </w:pPr>
+      <w:r>
+        <w:rPr>
+          <w:rFonts w:hint="default" w:ascii="Bodoni MT" w:hAnsi="Bodoni MT" w:cs="Bodoni MT"/>
+        </w:rPr>
+        <w:t>kube-scheduler</w:t>
+      </w:r>
+    </w:p>
+    <w:p>
+      <w:pPr>
+        <w:keepNext w:val="0"/>
+        <w:keepLines w:val="0"/>
+        <w:widowControl/>
+        <w:numPr>
+          <w:ilvl w:val="2"/>
+          <w:numId w:val="11"/>
+        </w:numPr>
+        <w:suppressLineNumbers w:val="0"/>
+        <w:spacing w:before="0" w:beforeAutospacing="0" w:after="0" w:afterAutospacing="0" w:line="360" w:lineRule="auto"/>
+        <w:ind w:left="1260" w:leftChars="0" w:right="0" w:hanging="420" w:firstLineChars="0"/>
+        <w:jc w:val="left"/>
+        <w:rPr>
+          <w:rFonts w:hint="default" w:ascii="Bodoni MT" w:hAnsi="Bodoni MT" w:cs="Bodoni MT"/>
+        </w:rPr>
+      </w:pPr>
+      <w:r>
+        <w:rPr>
+          <w:rFonts w:hint="default" w:ascii="Bodoni MT" w:hAnsi="Bodoni MT" w:cs="Bodoni MT"/>
+        </w:rPr>
+        <w:t>kube-controller-manager</w:t>
+      </w:r>
+    </w:p>
+    <w:p>
+      <w:pPr>
+        <w:keepNext w:val="0"/>
+        <w:keepLines w:val="0"/>
+        <w:widowControl/>
+        <w:numPr>
+          <w:ilvl w:val="2"/>
+          <w:numId w:val="11"/>
+        </w:numPr>
+        <w:suppressLineNumbers w:val="0"/>
+        <w:spacing w:before="0" w:beforeAutospacing="0" w:after="0" w:afterAutospacing="0" w:line="360" w:lineRule="auto"/>
+        <w:ind w:left="1260" w:leftChars="0" w:right="0" w:hanging="420" w:firstLineChars="0"/>
+        <w:jc w:val="left"/>
+        <w:rPr>
+          <w:rFonts w:hint="default" w:ascii="Bodoni MT" w:hAnsi="Bodoni MT" w:cs="Bodoni MT"/>
+        </w:rPr>
+      </w:pPr>
+      <w:r>
+        <w:rPr>
+          <w:rFonts w:hint="default" w:ascii="Bodoni MT" w:hAnsi="Bodoni MT" w:cs="Bodoni MT"/>
+        </w:rPr>
+        <w:t>kube-proxy</w:t>
+      </w:r>
+    </w:p>
+    <w:p>
+      <w:pPr>
+        <w:keepNext w:val="0"/>
+        <w:keepLines w:val="0"/>
+        <w:widowControl/>
+        <w:numPr>
+          <w:ilvl w:val="1"/>
+          <w:numId w:val="11"/>
+        </w:numPr>
+        <w:suppressLineNumbers w:val="0"/>
+        <w:spacing w:before="0" w:beforeAutospacing="0" w:after="0" w:afterAutospacing="0" w:line="360" w:lineRule="auto"/>
+        <w:ind w:left="840" w:leftChars="0" w:right="0" w:hanging="420" w:firstLineChars="0"/>
+        <w:jc w:val="left"/>
+        <w:rPr>
+          <w:rFonts w:hint="default" w:ascii="Bodoni MT" w:hAnsi="Bodoni MT" w:cs="Bodoni MT"/>
+        </w:rPr>
+      </w:pPr>
+      <w:r>
+        <w:rPr>
+          <w:rFonts w:hint="default" w:ascii="Bodoni MT" w:hAnsi="Bodoni MT" w:cs="Bodoni MT"/>
+          <w:lang w:val="en-IN"/>
+        </w:rPr>
+        <w:t xml:space="preserve">Components that acts as </w:t>
+      </w:r>
+      <w:r>
+        <w:rPr>
+          <w:rFonts w:hint="default" w:ascii="Bodoni MT" w:hAnsi="Bodoni MT" w:cs="Bodoni MT"/>
+          <w:i/>
+          <w:iCs/>
+          <w:lang w:val="en-IN"/>
+        </w:rPr>
+        <w:t xml:space="preserve">BOTH </w:t>
+      </w:r>
+      <w:r>
+        <w:rPr>
+          <w:rFonts w:hint="default" w:ascii="Bodoni MT" w:hAnsi="Bodoni MT" w:cs="Bodoni MT"/>
+          <w:lang w:val="en-IN"/>
+        </w:rPr>
+        <w:t>Client and Server</w:t>
+      </w:r>
+    </w:p>
+    <w:p>
+      <w:pPr>
+        <w:keepNext w:val="0"/>
+        <w:keepLines w:val="0"/>
+        <w:widowControl/>
+        <w:numPr>
+          <w:ilvl w:val="2"/>
+          <w:numId w:val="11"/>
+        </w:numPr>
+        <w:suppressLineNumbers w:val="0"/>
+        <w:spacing w:before="0" w:beforeAutospacing="0" w:after="0" w:afterAutospacing="0" w:line="360" w:lineRule="auto"/>
+        <w:ind w:left="1260" w:leftChars="0" w:right="0" w:hanging="420" w:firstLineChars="0"/>
+        <w:jc w:val="left"/>
+        <w:rPr>
+          <w:rFonts w:hint="default" w:ascii="Bodoni MT" w:hAnsi="Bodoni MT" w:cs="Bodoni MT"/>
+          <w:b/>
+          <w:bCs/>
+        </w:rPr>
+      </w:pPr>
+      <w:r>
+        <w:rPr>
+          <w:rFonts w:hint="default" w:ascii="Bodoni MT" w:hAnsi="Bodoni MT" w:cs="Bodoni MT"/>
+          <w:b/>
+          <w:bCs/>
+        </w:rPr>
+        <w:t>kube-apiserver</w:t>
+      </w:r>
+    </w:p>
+    <w:p>
+      <w:pPr>
+        <w:keepNext w:val="0"/>
+        <w:keepLines w:val="0"/>
+        <w:widowControl/>
+        <w:numPr>
+          <w:numId w:val="0"/>
+        </w:numPr>
+        <w:suppressLineNumbers w:val="0"/>
+        <w:spacing w:before="0" w:beforeAutospacing="0" w:after="0" w:afterAutospacing="0" w:line="360" w:lineRule="auto"/>
+        <w:ind w:left="1260" w:leftChars="0" w:right="0" w:rightChars="0"/>
+        <w:jc w:val="left"/>
+        <w:rPr>
+          <w:rFonts w:hint="default" w:ascii="Bodoni MT" w:hAnsi="Bodoni MT" w:cs="Bodoni MT"/>
+        </w:rPr>
+      </w:pPr>
+      <w:r>
+        <w:rPr>
+          <w:rFonts w:hint="default" w:ascii="Bodoni MT" w:hAnsi="Bodoni MT" w:cs="Bodoni MT"/>
+        </w:rPr>
+        <w:t>client cert → talks to etcd, kubelet</w:t>
+      </w:r>
+    </w:p>
+    <w:p>
+      <w:pPr>
+        <w:keepNext w:val="0"/>
+        <w:keepLines w:val="0"/>
+        <w:widowControl/>
+        <w:numPr>
+          <w:numId w:val="0"/>
+        </w:numPr>
+        <w:suppressLineNumbers w:val="0"/>
+        <w:spacing w:before="0" w:beforeAutospacing="0" w:after="0" w:afterAutospacing="0" w:line="360" w:lineRule="auto"/>
+        <w:ind w:left="1260" w:leftChars="0" w:right="0" w:rightChars="0"/>
+        <w:jc w:val="left"/>
+        <w:rPr>
+          <w:rFonts w:hint="default" w:ascii="Bodoni MT" w:hAnsi="Bodoni MT" w:cs="Bodoni MT"/>
+        </w:rPr>
+      </w:pPr>
+      <w:r>
+        <w:rPr>
+          <w:rFonts w:hint="default" w:ascii="Bodoni MT" w:hAnsi="Bodoni MT" w:cs="Bodoni MT"/>
+        </w:rPr>
+        <w:t>server cert → serves kubectl / components</w:t>
+      </w:r>
+    </w:p>
+    <w:p>
+      <w:pPr>
+        <w:keepNext w:val="0"/>
+        <w:keepLines w:val="0"/>
+        <w:widowControl/>
+        <w:numPr>
+          <w:ilvl w:val="2"/>
+          <w:numId w:val="11"/>
+        </w:numPr>
+        <w:suppressLineNumbers w:val="0"/>
+        <w:spacing w:before="0" w:beforeAutospacing="0" w:after="0" w:afterAutospacing="0" w:line="360" w:lineRule="auto"/>
+        <w:ind w:left="1260" w:leftChars="0" w:right="0" w:hanging="420" w:firstLineChars="0"/>
+        <w:jc w:val="left"/>
+        <w:rPr>
+          <w:rFonts w:hint="default" w:ascii="Bodoni MT" w:hAnsi="Bodoni MT" w:cs="Bodoni MT"/>
+          <w:b/>
+          <w:bCs/>
+        </w:rPr>
+      </w:pPr>
+      <w:r>
+        <w:rPr>
+          <w:rFonts w:hint="default" w:ascii="Bodoni MT" w:hAnsi="Bodoni MT" w:cs="Bodoni MT"/>
+          <w:b/>
+          <w:bCs/>
+        </w:rPr>
+        <w:t>kubelet</w:t>
+      </w:r>
+    </w:p>
+    <w:p>
+      <w:pPr>
+        <w:keepNext w:val="0"/>
+        <w:keepLines w:val="0"/>
+        <w:widowControl/>
+        <w:numPr>
+          <w:numId w:val="0"/>
+        </w:numPr>
+        <w:suppressLineNumbers w:val="0"/>
+        <w:spacing w:before="0" w:beforeAutospacing="0" w:after="0" w:afterAutospacing="0" w:line="360" w:lineRule="auto"/>
+        <w:ind w:left="1260" w:leftChars="0" w:right="0" w:rightChars="0"/>
+        <w:jc w:val="left"/>
+        <w:rPr>
+          <w:rFonts w:hint="default" w:ascii="Bodoni MT" w:hAnsi="Bodoni MT" w:cs="Bodoni MT"/>
+        </w:rPr>
+      </w:pPr>
+      <w:r>
+        <w:rPr>
+          <w:rFonts w:hint="default" w:ascii="Bodoni MT" w:hAnsi="Bodoni MT" w:cs="Bodoni MT"/>
+        </w:rPr>
+        <w:t>client cert → talks to API server</w:t>
+      </w:r>
+    </w:p>
+    <w:p>
+      <w:pPr>
+        <w:keepNext w:val="0"/>
+        <w:keepLines w:val="0"/>
+        <w:widowControl/>
+        <w:numPr>
+          <w:numId w:val="0"/>
+        </w:numPr>
+        <w:suppressLineNumbers w:val="0"/>
+        <w:spacing w:before="0" w:beforeAutospacing="0" w:after="0" w:afterAutospacing="0" w:line="360" w:lineRule="auto"/>
+        <w:ind w:left="1260" w:leftChars="0" w:right="0" w:rightChars="0"/>
+        <w:jc w:val="left"/>
+        <w:rPr>
+          <w:rFonts w:hint="default" w:ascii="Bodoni MT" w:hAnsi="Bodoni MT" w:cs="Bodoni MT"/>
+        </w:rPr>
+      </w:pPr>
+      <w:r>
+        <w:rPr>
+          <w:rFonts w:hint="default" w:ascii="Bodoni MT" w:hAnsi="Bodoni MT" w:cs="Bodoni MT"/>
+        </w:rPr>
+        <w:t>server cert → API server calls it (exec/logs)</w:t>
+      </w:r>
+    </w:p>
+    <w:p>
+      <w:pPr>
+        <w:keepNext w:val="0"/>
+        <w:keepLines w:val="0"/>
+        <w:widowControl/>
+        <w:numPr>
+          <w:ilvl w:val="2"/>
+          <w:numId w:val="11"/>
+        </w:numPr>
+        <w:suppressLineNumbers w:val="0"/>
+        <w:spacing w:before="0" w:beforeAutospacing="0" w:after="0" w:afterAutospacing="0" w:line="360" w:lineRule="auto"/>
+        <w:ind w:left="1260" w:leftChars="0" w:right="0" w:hanging="420" w:firstLineChars="0"/>
+        <w:jc w:val="left"/>
+        <w:rPr>
+          <w:rFonts w:hint="default" w:ascii="Bodoni MT" w:hAnsi="Bodoni MT" w:cs="Bodoni MT"/>
+          <w:b/>
+          <w:bCs/>
+        </w:rPr>
+      </w:pPr>
+      <w:r>
+        <w:rPr>
+          <w:rFonts w:hint="default" w:ascii="Bodoni MT" w:hAnsi="Bodoni MT" w:cs="Bodoni MT"/>
+          <w:b/>
+          <w:bCs/>
+        </w:rPr>
+        <w:t>etcd</w:t>
+      </w:r>
+    </w:p>
+    <w:p>
+      <w:pPr>
+        <w:keepNext w:val="0"/>
+        <w:keepLines w:val="0"/>
+        <w:widowControl/>
+        <w:numPr>
+          <w:numId w:val="0"/>
+        </w:numPr>
+        <w:suppressLineNumbers w:val="0"/>
+        <w:spacing w:before="0" w:beforeAutospacing="0" w:after="0" w:afterAutospacing="0" w:line="360" w:lineRule="auto"/>
+        <w:ind w:left="1260" w:leftChars="0" w:right="0" w:rightChars="0"/>
+        <w:jc w:val="left"/>
+        <w:rPr>
+          <w:rFonts w:hint="default" w:ascii="Bodoni MT" w:hAnsi="Bodoni MT" w:cs="Bodoni MT"/>
+        </w:rPr>
+      </w:pPr>
+      <w:r>
+        <w:rPr>
+          <w:rFonts w:hint="default" w:ascii="Bodoni MT" w:hAnsi="Bodoni MT" w:cs="Bodoni MT"/>
+        </w:rPr>
+        <w:t>server cert → serves API server</w:t>
+      </w:r>
+    </w:p>
+    <w:p>
+      <w:pPr>
+        <w:keepNext w:val="0"/>
+        <w:keepLines w:val="0"/>
+        <w:widowControl/>
+        <w:numPr>
+          <w:numId w:val="0"/>
+        </w:numPr>
+        <w:suppressLineNumbers w:val="0"/>
+        <w:spacing w:before="0" w:beforeAutospacing="0" w:after="0" w:afterAutospacing="0" w:line="360" w:lineRule="auto"/>
+        <w:ind w:left="1260" w:leftChars="0" w:right="0" w:rightChars="0"/>
+        <w:jc w:val="left"/>
+        <w:rPr>
+          <w:rFonts w:hint="default" w:ascii="Bodoni MT" w:hAnsi="Bodoni MT" w:cs="Bodoni MT"/>
+        </w:rPr>
+      </w:pPr>
+      <w:r>
+        <w:rPr>
+          <w:rFonts w:hint="default" w:ascii="Bodoni MT" w:hAnsi="Bodoni MT" w:cs="Bodoni MT"/>
+        </w:rPr>
+        <w:t>client cert → when it talks peer-to-peer (clustered etcd)</w:t>
+      </w:r>
+    </w:p>
+    <w:p>
+      <w:pPr>
+        <w:keepNext w:val="0"/>
+        <w:keepLines w:val="0"/>
+        <w:widowControl/>
+        <w:numPr>
+          <w:ilvl w:val="0"/>
+          <w:numId w:val="11"/>
+        </w:numPr>
+        <w:suppressLineNumbers w:val="0"/>
+        <w:spacing w:before="0" w:beforeAutospacing="0" w:after="0" w:afterAutospacing="0" w:line="360" w:lineRule="auto"/>
+        <w:ind w:left="420" w:leftChars="0" w:right="0" w:hanging="420" w:firstLineChars="0"/>
+        <w:jc w:val="left"/>
+        <w:rPr>
+          <w:rFonts w:hint="default" w:ascii="Bodoni MT" w:hAnsi="Bodoni MT" w:cs="Bodoni MT"/>
+        </w:rPr>
+      </w:pPr>
+      <w:r>
+        <w:rPr>
+          <w:rFonts w:hint="default" w:ascii="Bodoni MT" w:hAnsi="Bodoni MT" w:cs="Bodoni MT"/>
+          <w:lang w:val="en-IN"/>
+        </w:rPr>
+        <w:t>F</w:t>
+      </w:r>
+    </w:p>
+    <w:p>
+      <w:pPr>
+        <w:keepNext w:val="0"/>
+        <w:keepLines w:val="0"/>
+        <w:widowControl/>
+        <w:numPr>
+          <w:ilvl w:val="0"/>
+          <w:numId w:val="11"/>
+        </w:numPr>
+        <w:suppressLineNumbers w:val="0"/>
+        <w:spacing w:before="0" w:beforeAutospacing="0" w:after="0" w:afterAutospacing="0" w:line="360" w:lineRule="auto"/>
+        <w:ind w:left="420" w:leftChars="0" w:right="0" w:hanging="420" w:firstLineChars="0"/>
+        <w:jc w:val="left"/>
+        <w:rPr>
+          <w:rFonts w:hint="default" w:ascii="Bodoni MT" w:hAnsi="Bodoni MT" w:cs="Bodoni MT"/>
+        </w:rPr>
+      </w:pPr>
+      <w:r>
+        <w:rPr>
+          <w:rFonts w:hint="default" w:ascii="Bodoni MT" w:hAnsi="Bodoni MT" w:cs="Bodoni MT"/>
+          <w:lang w:val="en-IN"/>
+        </w:rPr>
+        <w:t>F</w:t>
+      </w:r>
+    </w:p>
+    <w:p>
+      <w:pPr>
+        <w:keepNext w:val="0"/>
+        <w:keepLines w:val="0"/>
+        <w:widowControl/>
+        <w:numPr>
+          <w:ilvl w:val="0"/>
+          <w:numId w:val="11"/>
+        </w:numPr>
+        <w:suppressLineNumbers w:val="0"/>
+        <w:spacing w:before="0" w:beforeAutospacing="0" w:after="0" w:afterAutospacing="0" w:line="360" w:lineRule="auto"/>
+        <w:ind w:left="420" w:leftChars="0" w:right="0" w:hanging="420" w:firstLineChars="0"/>
+        <w:jc w:val="left"/>
+        <w:rPr>
+          <w:rFonts w:hint="default" w:ascii="Bodoni MT" w:hAnsi="Bodoni MT" w:cs="Bodoni MT"/>
+        </w:rPr>
+      </w:pPr>
+      <w:r>
+        <w:rPr>
+          <w:rFonts w:hint="default" w:ascii="Bodoni MT" w:hAnsi="Bodoni MT" w:cs="Bodoni MT"/>
+          <w:lang w:val="en-IN"/>
+        </w:rPr>
+        <w:t>F</w:t>
+      </w:r>
+    </w:p>
+    <w:p>
+      <w:pPr>
+        <w:keepNext w:val="0"/>
+        <w:keepLines w:val="0"/>
+        <w:widowControl/>
+        <w:numPr>
+          <w:ilvl w:val="0"/>
+          <w:numId w:val="11"/>
+        </w:numPr>
+        <w:suppressLineNumbers w:val="0"/>
+        <w:spacing w:before="0" w:beforeAutospacing="0" w:after="0" w:afterAutospacing="0" w:line="360" w:lineRule="auto"/>
+        <w:ind w:left="420" w:leftChars="0" w:right="0" w:hanging="420" w:firstLineChars="0"/>
+        <w:jc w:val="left"/>
+        <w:rPr>
+          <w:rFonts w:hint="default" w:ascii="Bodoni MT" w:hAnsi="Bodoni MT" w:cs="Bodoni MT"/>
+        </w:rPr>
+      </w:pPr>
+      <w:r>
+        <w:rPr>
+          <w:rFonts w:hint="default" w:ascii="Bodoni MT" w:hAnsi="Bodoni MT" w:cs="Bodoni MT"/>
+          <w:lang w:val="en-IN"/>
+        </w:rPr>
+        <w:t>F</w:t>
+      </w:r>
+    </w:p>
+    <w:p>
+      <w:pPr>
+        <w:keepNext w:val="0"/>
+        <w:keepLines w:val="0"/>
+        <w:widowControl/>
+        <w:numPr>
+          <w:ilvl w:val="0"/>
+          <w:numId w:val="11"/>
+        </w:numPr>
+        <w:suppressLineNumbers w:val="0"/>
+        <w:spacing w:before="0" w:beforeAutospacing="0" w:after="0" w:afterAutospacing="0" w:line="360" w:lineRule="auto"/>
+        <w:ind w:left="420" w:leftChars="0" w:right="0" w:hanging="420" w:firstLineChars="0"/>
+        <w:jc w:val="left"/>
+        <w:rPr>
+          <w:rFonts w:hint="default" w:ascii="Bodoni MT" w:hAnsi="Bodoni MT" w:cs="Bodoni MT"/>
+        </w:rPr>
+      </w:pPr>
+      <w:r>
+        <w:rPr>
+          <w:rFonts w:hint="default" w:ascii="Bodoni MT" w:hAnsi="Bodoni MT" w:cs="Bodoni MT"/>
+          <w:lang w:val="en-IN"/>
+        </w:rPr>
+        <w:t>F</w:t>
+      </w:r>
+    </w:p>
+    <w:p>
+      <w:pPr>
+        <w:keepNext w:val="0"/>
+        <w:keepLines w:val="0"/>
+        <w:widowControl/>
+        <w:numPr>
+          <w:ilvl w:val="0"/>
+          <w:numId w:val="11"/>
+        </w:numPr>
+        <w:suppressLineNumbers w:val="0"/>
+        <w:spacing w:before="0" w:beforeAutospacing="0" w:after="0" w:afterAutospacing="0" w:line="360" w:lineRule="auto"/>
+        <w:ind w:left="420" w:leftChars="0" w:right="0" w:hanging="420" w:firstLineChars="0"/>
+        <w:jc w:val="left"/>
+        <w:rPr>
+          <w:rFonts w:hint="default" w:ascii="Bodoni MT" w:hAnsi="Bodoni MT" w:cs="Bodoni MT"/>
+        </w:rPr>
+      </w:pPr>
+      <w:r>
+        <w:rPr>
+          <w:rFonts w:hint="default" w:ascii="Bodoni MT" w:hAnsi="Bodoni MT" w:cs="Bodoni MT"/>
+          <w:lang w:val="en-IN"/>
+        </w:rPr>
+        <w:t>F</w:t>
+      </w:r>
+    </w:p>
+    <w:p>
+      <w:pPr>
+        <w:keepNext w:val="0"/>
+        <w:keepLines w:val="0"/>
+        <w:widowControl/>
+        <w:numPr>
+          <w:ilvl w:val="0"/>
+          <w:numId w:val="11"/>
+        </w:numPr>
+        <w:suppressLineNumbers w:val="0"/>
+        <w:spacing w:before="0" w:beforeAutospacing="0" w:after="0" w:afterAutospacing="0" w:line="360" w:lineRule="auto"/>
+        <w:ind w:left="420" w:leftChars="0" w:right="0" w:hanging="420" w:firstLineChars="0"/>
+        <w:jc w:val="left"/>
+        <w:rPr>
+          <w:rFonts w:hint="default" w:ascii="Bodoni MT" w:hAnsi="Bodoni MT" w:cs="Bodoni MT"/>
+        </w:rPr>
+      </w:pPr>
+      <w:r>
+        <w:rPr>
+          <w:rFonts w:hint="default" w:ascii="Bodoni MT" w:hAnsi="Bodoni MT" w:cs="Bodoni MT"/>
+          <w:lang w:val="en-IN"/>
+        </w:rPr>
+        <w:t>F</w:t>
+      </w:r>
+    </w:p>
+    <w:p>
+      <w:pPr>
+        <w:keepNext w:val="0"/>
+        <w:keepLines w:val="0"/>
+        <w:widowControl/>
+        <w:numPr>
+          <w:ilvl w:val="0"/>
+          <w:numId w:val="11"/>
+        </w:numPr>
+        <w:suppressLineNumbers w:val="0"/>
+        <w:spacing w:before="0" w:beforeAutospacing="0" w:after="0" w:afterAutospacing="0" w:line="360" w:lineRule="auto"/>
+        <w:ind w:left="420" w:leftChars="0" w:right="0" w:hanging="420" w:firstLineChars="0"/>
+        <w:jc w:val="left"/>
+        <w:rPr>
+          <w:rFonts w:hint="default" w:ascii="Bodoni MT" w:hAnsi="Bodoni MT" w:cs="Bodoni MT"/>
+        </w:rPr>
+      </w:pPr>
+      <w:r>
+        <w:rPr>
+          <w:rFonts w:hint="default" w:ascii="Bodoni MT" w:hAnsi="Bodoni MT" w:cs="Bodoni MT"/>
+          <w:lang w:val="en-IN"/>
+        </w:rPr>
+        <w:t>F</w:t>
+      </w:r>
+    </w:p>
+    <w:p>
+      <w:pPr>
+        <w:keepNext w:val="0"/>
+        <w:keepLines w:val="0"/>
+        <w:widowControl/>
+        <w:numPr>
+          <w:ilvl w:val="0"/>
+          <w:numId w:val="11"/>
+        </w:numPr>
+        <w:suppressLineNumbers w:val="0"/>
+        <w:spacing w:before="0" w:beforeAutospacing="0" w:after="0" w:afterAutospacing="0" w:line="360" w:lineRule="auto"/>
+        <w:ind w:left="420" w:leftChars="0" w:right="0" w:hanging="420" w:firstLineChars="0"/>
+        <w:jc w:val="left"/>
+        <w:rPr>
+          <w:rFonts w:hint="default" w:ascii="Bodoni MT" w:hAnsi="Bodoni MT" w:cs="Bodoni MT"/>
+        </w:rPr>
+      </w:pPr>
+      <w:r>
+        <w:rPr>
+          <w:rFonts w:hint="default" w:ascii="Bodoni MT" w:hAnsi="Bodoni MT" w:cs="Bodoni MT"/>
+          <w:lang w:val="en-IN"/>
+        </w:rPr>
+        <w:t>F</w:t>
+      </w:r>
+    </w:p>
+    <w:p>
+      <w:pPr>
+        <w:keepNext w:val="0"/>
+        <w:keepLines w:val="0"/>
+        <w:widowControl/>
+        <w:numPr>
+          <w:ilvl w:val="0"/>
+          <w:numId w:val="11"/>
+        </w:numPr>
+        <w:suppressLineNumbers w:val="0"/>
+        <w:spacing w:before="0" w:beforeAutospacing="0" w:after="0" w:afterAutospacing="0" w:line="360" w:lineRule="auto"/>
+        <w:ind w:left="420" w:leftChars="0" w:right="0" w:hanging="420" w:firstLineChars="0"/>
+        <w:jc w:val="left"/>
+        <w:rPr>
+          <w:rFonts w:hint="default" w:ascii="Bodoni MT" w:hAnsi="Bodoni MT" w:cs="Bodoni MT"/>
+        </w:rPr>
+      </w:pPr>
+      <w:r>
+        <w:rPr>
+          <w:rFonts w:hint="default" w:ascii="Bodoni MT" w:hAnsi="Bodoni MT" w:cs="Bodoni MT"/>
+          <w:lang w:val="en-IN"/>
+        </w:rPr>
+        <w:t>F</w:t>
+      </w:r>
+    </w:p>
+    <w:p>
+      <w:pPr>
+        <w:keepNext w:val="0"/>
+        <w:keepLines w:val="0"/>
+        <w:widowControl/>
+        <w:numPr>
+          <w:ilvl w:val="0"/>
+          <w:numId w:val="11"/>
+        </w:numPr>
+        <w:suppressLineNumbers w:val="0"/>
+        <w:spacing w:before="0" w:beforeAutospacing="0" w:after="0" w:afterAutospacing="0" w:line="360" w:lineRule="auto"/>
+        <w:ind w:left="420" w:leftChars="0" w:right="0" w:hanging="420" w:firstLineChars="0"/>
+        <w:jc w:val="left"/>
+        <w:rPr>
+          <w:rFonts w:hint="default" w:ascii="Bodoni MT" w:hAnsi="Bodoni MT" w:cs="Bodoni MT"/>
+        </w:rPr>
+      </w:pPr>
+      <w:r>
+        <w:rPr>
+          <w:rFonts w:hint="default" w:ascii="Bodoni MT" w:hAnsi="Bodoni MT" w:cs="Bodoni MT"/>
+          <w:lang w:val="en-IN"/>
+        </w:rPr>
+        <w:t>F</w:t>
+      </w:r>
+    </w:p>
+    <w:p>
+      <w:pPr>
+        <w:keepNext w:val="0"/>
+        <w:keepLines w:val="0"/>
+        <w:widowControl/>
+        <w:numPr>
+          <w:ilvl w:val="0"/>
+          <w:numId w:val="11"/>
+        </w:numPr>
+        <w:suppressLineNumbers w:val="0"/>
+        <w:spacing w:before="0" w:beforeAutospacing="0" w:after="0" w:afterAutospacing="0" w:line="360" w:lineRule="auto"/>
+        <w:ind w:left="420" w:leftChars="0" w:right="0" w:hanging="420" w:firstLineChars="0"/>
+        <w:jc w:val="left"/>
+        <w:rPr>
+          <w:rFonts w:hint="default" w:ascii="Bodoni MT" w:hAnsi="Bodoni MT" w:cs="Bodoni MT"/>
+        </w:rPr>
+      </w:pPr>
+      <w:r>
+        <w:rPr>
+          <w:rFonts w:hint="default" w:ascii="Bodoni MT" w:hAnsi="Bodoni MT" w:cs="Bodoni MT"/>
+          <w:lang w:val="en-IN"/>
+        </w:rPr>
+        <w:t>F</w:t>
+      </w:r>
+    </w:p>
+    <w:p>
+      <w:pPr>
+        <w:keepNext w:val="0"/>
+        <w:keepLines w:val="0"/>
+        <w:widowControl/>
+        <w:numPr>
+          <w:ilvl w:val="0"/>
+          <w:numId w:val="11"/>
+        </w:numPr>
+        <w:suppressLineNumbers w:val="0"/>
+        <w:spacing w:before="0" w:beforeAutospacing="0" w:after="0" w:afterAutospacing="0" w:line="360" w:lineRule="auto"/>
+        <w:ind w:left="420" w:leftChars="0" w:right="0" w:hanging="420" w:firstLineChars="0"/>
+        <w:jc w:val="left"/>
+        <w:rPr>
+          <w:rFonts w:hint="default" w:ascii="Bodoni MT" w:hAnsi="Bodoni MT" w:cs="Bodoni MT"/>
+        </w:rPr>
+      </w:pPr>
+      <w:r>
+        <w:rPr>
+          <w:rFonts w:hint="default" w:ascii="Bodoni MT" w:hAnsi="Bodoni MT" w:cs="Bodoni MT"/>
+          <w:lang w:val="en-IN"/>
+        </w:rPr>
+        <w:t>F</w:t>
+      </w:r>
+    </w:p>
+    <w:p>
+      <w:pPr>
+        <w:keepNext w:val="0"/>
+        <w:keepLines w:val="0"/>
+        <w:widowControl/>
+        <w:numPr>
+          <w:ilvl w:val="0"/>
+          <w:numId w:val="11"/>
+        </w:numPr>
+        <w:suppressLineNumbers w:val="0"/>
+        <w:spacing w:before="0" w:beforeAutospacing="0" w:after="0" w:afterAutospacing="0" w:line="360" w:lineRule="auto"/>
+        <w:ind w:left="420" w:leftChars="0" w:right="0" w:hanging="420" w:firstLineChars="0"/>
+        <w:jc w:val="left"/>
+        <w:rPr>
+          <w:rFonts w:hint="default" w:ascii="Bodoni MT" w:hAnsi="Bodoni MT" w:cs="Bodoni MT"/>
+        </w:rPr>
+      </w:pPr>
+      <w:r>
+        <w:rPr>
+          <w:rFonts w:hint="default" w:ascii="Bodoni MT" w:hAnsi="Bodoni MT" w:cs="Bodoni MT"/>
+          <w:lang w:val="en-IN"/>
+        </w:rPr>
+        <w:t>Fff</w:t>
+      </w:r>
+    </w:p>
+    <w:p>
+      <w:pPr>
+        <w:keepNext w:val="0"/>
+        <w:keepLines w:val="0"/>
+        <w:widowControl/>
+        <w:numPr>
+          <w:ilvl w:val="0"/>
+          <w:numId w:val="11"/>
+        </w:numPr>
+        <w:suppressLineNumbers w:val="0"/>
+        <w:spacing w:before="0" w:beforeAutospacing="0" w:after="0" w:afterAutospacing="0" w:line="360" w:lineRule="auto"/>
+        <w:ind w:left="420" w:leftChars="0" w:right="0" w:hanging="420" w:firstLineChars="0"/>
+        <w:jc w:val="left"/>
+        <w:rPr>
+          <w:rFonts w:hint="default" w:ascii="Bodoni MT" w:hAnsi="Bodoni MT" w:cs="Bodoni MT"/>
+        </w:rPr>
+      </w:pPr>
+      <w:r>
+        <w:rPr>
+          <w:rFonts w:hint="default" w:ascii="Bodoni MT" w:hAnsi="Bodoni MT" w:cs="Bodoni MT"/>
+          <w:lang w:val="en-IN"/>
+        </w:rPr>
+        <w:t>F</w:t>
+      </w:r>
+    </w:p>
+    <w:p>
+      <w:pPr>
+        <w:keepNext w:val="0"/>
+        <w:keepLines w:val="0"/>
+        <w:widowControl/>
+        <w:numPr>
+          <w:ilvl w:val="0"/>
+          <w:numId w:val="11"/>
+        </w:numPr>
+        <w:suppressLineNumbers w:val="0"/>
+        <w:spacing w:before="0" w:beforeAutospacing="0" w:after="0" w:afterAutospacing="0" w:line="360" w:lineRule="auto"/>
+        <w:ind w:left="420" w:leftChars="0" w:right="0" w:hanging="420" w:firstLineChars="0"/>
+        <w:jc w:val="left"/>
+        <w:rPr>
+          <w:rFonts w:hint="default" w:ascii="Bodoni MT" w:hAnsi="Bodoni MT" w:cs="Bodoni MT"/>
+        </w:rPr>
+      </w:pPr>
+      <w:r>
+        <w:rPr>
+          <w:rFonts w:hint="default" w:ascii="Bodoni MT" w:hAnsi="Bodoni MT" w:cs="Bodoni MT"/>
+          <w:lang w:val="en-IN"/>
+        </w:rPr>
+        <w:t>F</w:t>
+      </w:r>
+    </w:p>
+    <w:p>
+      <w:pPr>
+        <w:keepNext w:val="0"/>
+        <w:keepLines w:val="0"/>
+        <w:widowControl/>
+        <w:numPr>
+          <w:ilvl w:val="0"/>
+          <w:numId w:val="11"/>
+        </w:numPr>
+        <w:suppressLineNumbers w:val="0"/>
+        <w:spacing w:before="0" w:beforeAutospacing="0" w:after="0" w:afterAutospacing="0" w:line="360" w:lineRule="auto"/>
+        <w:ind w:left="420" w:leftChars="0" w:right="0" w:hanging="420" w:firstLineChars="0"/>
+        <w:jc w:val="left"/>
+        <w:rPr>
+          <w:rFonts w:hint="default" w:ascii="Bodoni MT" w:hAnsi="Bodoni MT" w:cs="Bodoni MT"/>
+        </w:rPr>
+      </w:pPr>
+      <w:r>
+        <w:rPr>
+          <w:rFonts w:hint="default" w:ascii="Bodoni MT" w:hAnsi="Bodoni MT" w:cs="Bodoni MT"/>
+          <w:lang w:val="en-IN"/>
+        </w:rPr>
+        <w:t>F</w:t>
+      </w:r>
+    </w:p>
+    <w:p>
+      <w:pPr>
+        <w:keepNext w:val="0"/>
+        <w:keepLines w:val="0"/>
+        <w:widowControl/>
+        <w:numPr>
+          <w:ilvl w:val="0"/>
+          <w:numId w:val="11"/>
+        </w:numPr>
+        <w:suppressLineNumbers w:val="0"/>
+        <w:spacing w:before="0" w:beforeAutospacing="0" w:after="0" w:afterAutospacing="0" w:line="360" w:lineRule="auto"/>
+        <w:ind w:left="420" w:leftChars="0" w:right="0" w:hanging="420" w:firstLineChars="0"/>
+        <w:jc w:val="left"/>
+        <w:rPr>
+          <w:rFonts w:hint="default" w:ascii="Bodoni MT" w:hAnsi="Bodoni MT" w:cs="Bodoni MT"/>
+        </w:rPr>
+      </w:pPr>
+      <w:r>
+        <w:rPr>
+          <w:rFonts w:hint="default" w:ascii="Bodoni MT" w:hAnsi="Bodoni MT" w:cs="Bodoni MT"/>
+          <w:lang w:val="en-IN"/>
+        </w:rPr>
+        <w:t>F</w:t>
+      </w:r>
+    </w:p>
+    <w:p>
+      <w:pPr>
+        <w:keepNext w:val="0"/>
+        <w:keepLines w:val="0"/>
+        <w:widowControl/>
+        <w:numPr>
+          <w:ilvl w:val="0"/>
+          <w:numId w:val="11"/>
+        </w:numPr>
+        <w:suppressLineNumbers w:val="0"/>
+        <w:spacing w:before="0" w:beforeAutospacing="0" w:after="0" w:afterAutospacing="0" w:line="360" w:lineRule="auto"/>
+        <w:ind w:left="420" w:leftChars="0" w:right="0" w:hanging="420" w:firstLineChars="0"/>
+        <w:jc w:val="left"/>
+        <w:rPr>
+          <w:rFonts w:hint="default" w:ascii="Bodoni MT" w:hAnsi="Bodoni MT" w:cs="Bodoni MT"/>
+        </w:rPr>
+      </w:pPr>
+      <w:r>
+        <w:rPr>
+          <w:rFonts w:hint="default" w:ascii="Bodoni MT" w:hAnsi="Bodoni MT" w:cs="Bodoni MT"/>
+          <w:lang w:val="en-IN"/>
+        </w:rPr>
+        <w:t>F</w:t>
+      </w:r>
+    </w:p>
+    <w:p>
+      <w:pPr>
+        <w:keepNext w:val="0"/>
+        <w:keepLines w:val="0"/>
+        <w:widowControl/>
+        <w:numPr>
+          <w:ilvl w:val="0"/>
+          <w:numId w:val="11"/>
+        </w:numPr>
+        <w:suppressLineNumbers w:val="0"/>
+        <w:spacing w:before="0" w:beforeAutospacing="0" w:after="0" w:afterAutospacing="0" w:line="360" w:lineRule="auto"/>
+        <w:ind w:left="420" w:leftChars="0" w:right="0" w:hanging="420" w:firstLineChars="0"/>
+        <w:jc w:val="left"/>
+        <w:rPr>
+          <w:rFonts w:hint="default" w:ascii="Bodoni MT" w:hAnsi="Bodoni MT" w:cs="Bodoni MT"/>
+        </w:rPr>
+      </w:pPr>
+      <w:r>
+        <w:rPr>
+          <w:rFonts w:hint="default" w:ascii="Bodoni MT" w:hAnsi="Bodoni MT" w:cs="Bodoni MT"/>
+          <w:lang w:val="en-IN"/>
+        </w:rPr>
+        <w:t>F</w:t>
+      </w:r>
+    </w:p>
+    <w:p>
+      <w:pPr>
+        <w:keepNext w:val="0"/>
+        <w:keepLines w:val="0"/>
+        <w:widowControl/>
+        <w:numPr>
+          <w:ilvl w:val="0"/>
+          <w:numId w:val="11"/>
+        </w:numPr>
+        <w:suppressLineNumbers w:val="0"/>
+        <w:spacing w:before="0" w:beforeAutospacing="0" w:after="0" w:afterAutospacing="0" w:line="360" w:lineRule="auto"/>
+        <w:ind w:left="420" w:leftChars="0" w:right="0" w:hanging="420" w:firstLineChars="0"/>
+        <w:jc w:val="left"/>
+        <w:rPr>
+          <w:rFonts w:hint="default" w:ascii="Bodoni MT" w:hAnsi="Bodoni MT" w:cs="Bodoni MT"/>
+        </w:rPr>
+      </w:pPr>
+      <w:r>
+        <w:rPr>
+          <w:rFonts w:hint="default" w:ascii="Bodoni MT" w:hAnsi="Bodoni MT" w:cs="Bodoni MT"/>
+          <w:lang w:val="en-IN"/>
+        </w:rPr>
+        <w:t>F</w:t>
+      </w:r>
+    </w:p>
+    <w:p>
+      <w:pPr>
+        <w:keepNext w:val="0"/>
+        <w:keepLines w:val="0"/>
+        <w:widowControl/>
+        <w:numPr>
+          <w:ilvl w:val="0"/>
+          <w:numId w:val="11"/>
+        </w:numPr>
+        <w:suppressLineNumbers w:val="0"/>
+        <w:spacing w:before="0" w:beforeAutospacing="0" w:after="0" w:afterAutospacing="0" w:line="360" w:lineRule="auto"/>
+        <w:ind w:left="420" w:leftChars="0" w:right="0" w:hanging="420" w:firstLineChars="0"/>
+        <w:jc w:val="left"/>
+        <w:rPr>
+          <w:rFonts w:hint="default" w:ascii="Bodoni MT" w:hAnsi="Bodoni MT" w:cs="Bodoni MT"/>
+        </w:rPr>
+      </w:pPr>
+      <w:r>
+        <w:rPr>
+          <w:rFonts w:hint="default" w:ascii="Bodoni MT" w:hAnsi="Bodoni MT" w:cs="Bodoni MT"/>
+          <w:lang w:val="en-IN"/>
+        </w:rPr>
+        <w:t>F</w:t>
+      </w:r>
+    </w:p>
+    <w:p>
+      <w:pPr>
+        <w:keepNext w:val="0"/>
+        <w:keepLines w:val="0"/>
+        <w:widowControl/>
+        <w:numPr>
+          <w:ilvl w:val="0"/>
+          <w:numId w:val="11"/>
+        </w:numPr>
+        <w:suppressLineNumbers w:val="0"/>
+        <w:spacing w:before="0" w:beforeAutospacing="0" w:after="0" w:afterAutospacing="0" w:line="360" w:lineRule="auto"/>
+        <w:ind w:left="420" w:leftChars="0" w:right="0" w:hanging="420" w:firstLineChars="0"/>
+        <w:jc w:val="left"/>
+        <w:rPr>
+          <w:rFonts w:hint="default" w:ascii="Bodoni MT" w:hAnsi="Bodoni MT" w:cs="Bodoni MT"/>
+        </w:rPr>
+      </w:pPr>
+      <w:r>
+        <w:rPr>
+          <w:rFonts w:hint="default" w:ascii="Bodoni MT" w:hAnsi="Bodoni MT" w:cs="Bodoni MT"/>
+          <w:lang w:val="en-IN"/>
+        </w:rPr>
+        <w:t>F</w:t>
+      </w:r>
     </w:p>
     <w:p>
       <w:pPr>
@@ -36482,7 +45110,7 @@
                     </pic:cNvPicPr>
                   </pic:nvPicPr>
                   <pic:blipFill>
-                    <a:blip r:embed="rId113"/>
+                    <a:blip r:embed="rId138"/>
                     <a:stretch>
                       <a:fillRect/>
                     </a:stretch>
@@ -36689,7 +45317,7 @@
                     </pic:cNvPicPr>
                   </pic:nvPicPr>
                   <pic:blipFill>
-                    <a:blip r:embed="rId114"/>
+                    <a:blip r:embed="rId139"/>
                     <a:stretch>
                       <a:fillRect/>
                     </a:stretch>
@@ -36922,7 +45550,7 @@
                     </pic:cNvPicPr>
                   </pic:nvPicPr>
                   <pic:blipFill>
-                    <a:blip r:embed="rId115"/>
+                    <a:blip r:embed="rId140"/>
                     <a:stretch>
                       <a:fillRect/>
                     </a:stretch>
@@ -37030,7 +45658,7 @@
                     </pic:cNvPicPr>
                   </pic:nvPicPr>
                   <pic:blipFill>
-                    <a:blip r:embed="rId116"/>
+                    <a:blip r:embed="rId141"/>
                     <a:srcRect b="42801"/>
                     <a:stretch>
                       <a:fillRect/>
@@ -37271,7 +45899,7 @@
                     </pic:cNvPicPr>
                   </pic:nvPicPr>
                   <pic:blipFill>
-                    <a:blip r:embed="rId117"/>
+                    <a:blip r:embed="rId142"/>
                     <a:srcRect b="7377"/>
                     <a:stretch>
                       <a:fillRect/>
@@ -37336,7 +45964,7 @@
                     </pic:cNvPicPr>
                   </pic:nvPicPr>
                   <pic:blipFill>
-                    <a:blip r:embed="rId118"/>
+                    <a:blip r:embed="rId143"/>
                     <a:srcRect b="4847"/>
                     <a:stretch>
                       <a:fillRect/>
@@ -39743,9 +48371,9 @@
     </w:lvl>
   </w:abstractNum>
   <w:abstractNum w:abstractNumId="2">
-    <w:nsid w:val="ECF5C44E"/>
+    <w:nsid w:val="AA1C0B7C"/>
     <w:multiLevelType w:val="multilevel"/>
-    <w:tmpl w:val="ECF5C44E"/>
+    <w:tmpl w:val="AA1C0B7C"/>
     <w:lvl w:ilvl="0" w:tentative="0">
       <w:start w:val="1"/>
       <w:numFmt w:val="bullet"/>
@@ -39883,9 +48511,9 @@
     </w:lvl>
   </w:abstractNum>
   <w:abstractNum w:abstractNumId="3">
-    <w:nsid w:val="F3283FF0"/>
+    <w:nsid w:val="ECF5C44E"/>
     <w:multiLevelType w:val="multilevel"/>
-    <w:tmpl w:val="F3283FF0"/>
+    <w:tmpl w:val="ECF5C44E"/>
     <w:lvl w:ilvl="0" w:tentative="0">
       <w:start w:val="1"/>
       <w:numFmt w:val="bullet"/>
@@ -40023,6 +48651,146 @@
     </w:lvl>
   </w:abstractNum>
   <w:abstractNum w:abstractNumId="4">
+    <w:nsid w:val="F3283FF0"/>
+    <w:multiLevelType w:val="multilevel"/>
+    <w:tmpl w:val="F3283FF0"/>
+    <w:lvl w:ilvl="0" w:tentative="0">
+      <w:start w:val="1"/>
+      <w:numFmt w:val="bullet"/>
+      <w:lvlText w:val=""/>
+      <w:lvlJc w:val="left"/>
+      <w:pPr>
+        <w:tabs>
+          <w:tab w:val="left" w:pos="420"/>
+        </w:tabs>
+        <w:ind w:left="420" w:hanging="420"/>
+      </w:pPr>
+      <w:rPr>
+        <w:rFonts w:hint="default" w:ascii="Wingdings" w:hAnsi="Wingdings" w:cs="Wingdings"/>
+      </w:rPr>
+    </w:lvl>
+    <w:lvl w:ilvl="1" w:tentative="0">
+      <w:start w:val="1"/>
+      <w:numFmt w:val="bullet"/>
+      <w:lvlText w:val="ﻤ"/>
+      <w:lvlJc w:val="left"/>
+      <w:pPr>
+        <w:tabs>
+          <w:tab w:val="left" w:pos="840"/>
+        </w:tabs>
+        <w:ind w:left="840" w:hanging="420"/>
+      </w:pPr>
+      <w:rPr>
+        <w:rFonts w:hint="default" w:ascii="Arial" w:hAnsi="Arial" w:cs="Arial"/>
+      </w:rPr>
+    </w:lvl>
+    <w:lvl w:ilvl="2" w:tentative="0">
+      <w:start w:val="1"/>
+      <w:numFmt w:val="bullet"/>
+      <w:lvlText w:val="ﺀ"/>
+      <w:lvlJc w:val="left"/>
+      <w:pPr>
+        <w:tabs>
+          <w:tab w:val="left" w:pos="1260"/>
+        </w:tabs>
+        <w:ind w:left="1260" w:hanging="420"/>
+      </w:pPr>
+      <w:rPr>
+        <w:rFonts w:hint="default" w:ascii="Arial" w:hAnsi="Arial" w:cs="Arial"/>
+      </w:rPr>
+    </w:lvl>
+    <w:lvl w:ilvl="3" w:tentative="0">
+      <w:start w:val="1"/>
+      <w:numFmt w:val="bullet"/>
+      <w:lvlText w:val="﮺"/>
+      <w:lvlJc w:val="left"/>
+      <w:pPr>
+        <w:tabs>
+          <w:tab w:val="left" w:pos="1680"/>
+        </w:tabs>
+        <w:ind w:left="1680" w:hanging="420"/>
+      </w:pPr>
+      <w:rPr>
+        <w:rFonts w:hint="default" w:ascii="Arial" w:hAnsi="Arial" w:cs="Arial"/>
+      </w:rPr>
+    </w:lvl>
+    <w:lvl w:ilvl="4" w:tentative="0">
+      <w:start w:val="1"/>
+      <w:numFmt w:val="bullet"/>
+      <w:lvlText w:val="꜠"/>
+      <w:lvlJc w:val="left"/>
+      <w:pPr>
+        <w:tabs>
+          <w:tab w:val="left" w:pos="2100"/>
+        </w:tabs>
+        <w:ind w:left="2100" w:hanging="420"/>
+      </w:pPr>
+      <w:rPr>
+        <w:rFonts w:hint="default" w:ascii="Arial" w:hAnsi="Arial" w:cs="Arial"/>
+      </w:rPr>
+    </w:lvl>
+    <w:lvl w:ilvl="5" w:tentative="0">
+      <w:start w:val="1"/>
+      <w:numFmt w:val="bullet"/>
+      <w:lvlText w:val="﯀"/>
+      <w:lvlJc w:val="left"/>
+      <w:pPr>
+        <w:tabs>
+          <w:tab w:val="left" w:pos="2520"/>
+        </w:tabs>
+        <w:ind w:left="2520" w:hanging="420"/>
+      </w:pPr>
+      <w:rPr>
+        <w:rFonts w:hint="default" w:ascii="Arial" w:hAnsi="Arial" w:cs="Arial"/>
+      </w:rPr>
+    </w:lvl>
+    <w:lvl w:ilvl="6" w:tentative="0">
+      <w:start w:val="1"/>
+      <w:numFmt w:val="bullet"/>
+      <w:lvlText w:val="͋"/>
+      <w:lvlJc w:val="left"/>
+      <w:pPr>
+        <w:tabs>
+          <w:tab w:val="left" w:pos="2940"/>
+        </w:tabs>
+        <w:ind w:left="2940" w:hanging="420"/>
+      </w:pPr>
+      <w:rPr>
+        <w:rFonts w:hint="default" w:ascii="Arial" w:hAnsi="Arial" w:cs="Arial"/>
+      </w:rPr>
+    </w:lvl>
+    <w:lvl w:ilvl="7" w:tentative="0">
+      <w:start w:val="1"/>
+      <w:numFmt w:val="bullet"/>
+      <w:lvlText w:val=""/>
+      <w:lvlJc w:val="left"/>
+      <w:pPr>
+        <w:tabs>
+          <w:tab w:val="left" w:pos="3360"/>
+        </w:tabs>
+        <w:ind w:left="3360" w:hanging="420"/>
+      </w:pPr>
+      <w:rPr>
+        <w:rFonts w:hint="default" w:ascii="Wingdings" w:hAnsi="Wingdings" w:cs="Wingdings"/>
+      </w:rPr>
+    </w:lvl>
+    <w:lvl w:ilvl="8" w:tentative="0">
+      <w:start w:val="1"/>
+      <w:numFmt w:val="bullet"/>
+      <w:lvlText w:val=""/>
+      <w:lvlJc w:val="left"/>
+      <w:pPr>
+        <w:tabs>
+          <w:tab w:val="left" w:pos="3780"/>
+        </w:tabs>
+        <w:ind w:left="3780" w:hanging="420"/>
+      </w:pPr>
+      <w:rPr>
+        <w:rFonts w:hint="default" w:ascii="Wingdings" w:hAnsi="Wingdings" w:cs="Wingdings"/>
+      </w:rPr>
+    </w:lvl>
+  </w:abstractNum>
+  <w:abstractNum w:abstractNumId="5">
     <w:nsid w:val="FFFFFF7C"/>
     <w:multiLevelType w:val="singleLevel"/>
     <w:tmpl w:val="FFFFFF7C"/>
@@ -40040,7 +48808,7 @@
       </w:pPr>
     </w:lvl>
   </w:abstractNum>
-  <w:abstractNum w:abstractNumId="5">
+  <w:abstractNum w:abstractNumId="6">
     <w:nsid w:val="FFFFFF7D"/>
     <w:multiLevelType w:val="singleLevel"/>
     <w:tmpl w:val="FFFFFF7D"/>
@@ -40058,7 +48826,7 @@
       </w:pPr>
     </w:lvl>
   </w:abstractNum>
-  <w:abstractNum w:abstractNumId="6">
+  <w:abstractNum w:abstractNumId="7">
     <w:nsid w:val="FFFFFF7E"/>
     <w:multiLevelType w:val="singleLevel"/>
     <w:tmpl w:val="FFFFFF7E"/>
@@ -40076,7 +48844,7 @@
       </w:pPr>
     </w:lvl>
   </w:abstractNum>
-  <w:abstractNum w:abstractNumId="7">
+  <w:abstractNum w:abstractNumId="8">
     <w:nsid w:val="FFFFFF7F"/>
     <w:multiLevelType w:val="singleLevel"/>
     <w:tmpl w:val="FFFFFF7F"/>
@@ -40094,7 +48862,7 @@
       </w:pPr>
     </w:lvl>
   </w:abstractNum>
-  <w:abstractNum w:abstractNumId="8">
+  <w:abstractNum w:abstractNumId="9">
     <w:nsid w:val="FFFFFF80"/>
     <w:multiLevelType w:val="singleLevel"/>
     <w:tmpl w:val="FFFFFF80"/>
@@ -40115,7 +48883,7 @@
       </w:rPr>
     </w:lvl>
   </w:abstractNum>
-  <w:abstractNum w:abstractNumId="9">
+  <w:abstractNum w:abstractNumId="10">
     <w:nsid w:val="FFFFFF81"/>
     <w:multiLevelType w:val="singleLevel"/>
     <w:tmpl w:val="FFFFFF81"/>
@@ -40136,7 +48904,7 @@
       </w:rPr>
     </w:lvl>
   </w:abstractNum>
-  <w:abstractNum w:abstractNumId="10">
+  <w:abstractNum w:abstractNumId="11">
     <w:nsid w:val="FFFFFF82"/>
     <w:multiLevelType w:val="singleLevel"/>
     <w:tmpl w:val="FFFFFF82"/>
@@ -40157,7 +48925,7 @@
       </w:rPr>
     </w:lvl>
   </w:abstractNum>
-  <w:abstractNum w:abstractNumId="11">
+  <w:abstractNum w:abstractNumId="12">
     <w:nsid w:val="FFFFFF83"/>
     <w:multiLevelType w:val="singleLevel"/>
     <w:tmpl w:val="FFFFFF83"/>
@@ -40178,7 +48946,7 @@
       </w:rPr>
     </w:lvl>
   </w:abstractNum>
-  <w:abstractNum w:abstractNumId="12">
+  <w:abstractNum w:abstractNumId="13">
     <w:nsid w:val="FFFFFF88"/>
     <w:multiLevelType w:val="singleLevel"/>
     <w:tmpl w:val="FFFFFF88"/>
@@ -40196,7 +48964,7 @@
       </w:pPr>
     </w:lvl>
   </w:abstractNum>
-  <w:abstractNum w:abstractNumId="13">
+  <w:abstractNum w:abstractNumId="14">
     <w:nsid w:val="FFFFFF89"/>
     <w:multiLevelType w:val="singleLevel"/>
     <w:tmpl w:val="FFFFFF89"/>
@@ -40217,7 +48985,7 @@
       </w:rPr>
     </w:lvl>
   </w:abstractNum>
-  <w:abstractNum w:abstractNumId="14">
+  <w:abstractNum w:abstractNumId="15">
     <w:nsid w:val="2C70F900"/>
     <w:multiLevelType w:val="multilevel"/>
     <w:tmpl w:val="2C70F900"/>
@@ -40358,49 +49126,52 @@
     </w:lvl>
   </w:abstractNum>
   <w:num w:numId="1">
+    <w:abstractNumId w:val="14"/>
+  </w:num>
+  <w:num w:numId="2">
+    <w:abstractNumId w:val="12"/>
+  </w:num>
+  <w:num w:numId="3">
+    <w:abstractNumId w:val="11"/>
+  </w:num>
+  <w:num w:numId="4">
+    <w:abstractNumId w:val="10"/>
+  </w:num>
+  <w:num w:numId="5">
+    <w:abstractNumId w:val="9"/>
+  </w:num>
+  <w:num w:numId="6">
     <w:abstractNumId w:val="13"/>
   </w:num>
-  <w:num w:numId="2">
-    <w:abstractNumId w:val="11"/>
-  </w:num>
-  <w:num w:numId="3">
-    <w:abstractNumId w:val="10"/>
-  </w:num>
-  <w:num w:numId="4">
-    <w:abstractNumId w:val="9"/>
-  </w:num>
-  <w:num w:numId="5">
+  <w:num w:numId="7">
     <w:abstractNumId w:val="8"/>
   </w:num>
-  <w:num w:numId="6">
-    <w:abstractNumId w:val="12"/>
-  </w:num>
-  <w:num w:numId="7">
+  <w:num w:numId="8">
     <w:abstractNumId w:val="7"/>
   </w:num>
-  <w:num w:numId="8">
+  <w:num w:numId="9">
     <w:abstractNumId w:val="6"/>
   </w:num>
-  <w:num w:numId="9">
+  <w:num w:numId="10">
     <w:abstractNumId w:val="5"/>
-  </w:num>
-  <w:num w:numId="10">
-    <w:abstractNumId w:val="4"/>
   </w:num>
   <w:num w:numId="11">
     <w:abstractNumId w:val="1"/>
   </w:num>
   <w:num w:numId="12">
-    <w:abstractNumId w:val="2"/>
+    <w:abstractNumId w:val="3"/>
   </w:num>
   <w:num w:numId="13">
     <w:abstractNumId w:val="0"/>
   </w:num>
   <w:num w:numId="14">
-    <w:abstractNumId w:val="14"/>
+    <w:abstractNumId w:val="15"/>
   </w:num>
   <w:num w:numId="15">
-    <w:abstractNumId w:val="3"/>
+    <w:abstractNumId w:val="4"/>
+  </w:num>
+  <w:num w:numId="16">
+    <w:abstractNumId w:val="2"/>
   </w:num>
 </w:numbering>
 </file>
